--- a/supporto/documentazione/Guide_ANTHEA/ANTHEA_Guida_pratica_ITEC_Rev62.docx
+++ b/supporto/documentazione/Guide_ANTHEA/ANTHEA_Guida_pratica_ITEC_Rev62.docx
@@ -2334,7 +2334,7 @@
       <w:r>
         <w:fldChar w:fldCharType="separate"/>
       </w:r>
-      <w:hyperlink w:anchor="_Toc244130565" w:history="1">
+      <w:hyperlink w:anchor="_Toc244131008" w:history="1">
         <w:r>
           <w:rPr>
             <w:rStyle w:val="Collegamentoipertestuale"/>
@@ -2382,7 +2382,7 @@
             <w:noProof/>
             <w:webHidden/>
           </w:rPr>
-          <w:instrText xml:space="preserve"> PAGEREF _Toc244130565 \h </w:instrText>
+          <w:instrText xml:space="preserve"> PAGEREF _Toc244131008 \h </w:instrText>
         </w:r>
         <w:r>
           <w:rPr>
@@ -2429,7 +2429,7 @@
           <w14:ligatures w14:val="standardContextual"/>
         </w:rPr>
       </w:pPr>
-      <w:hyperlink w:anchor="_Toc244130566" w:history="1">
+      <w:hyperlink w:anchor="_Toc244131009" w:history="1">
         <w:r>
           <w:rPr>
             <w:rStyle w:val="Collegamentoipertestuale"/>
@@ -2474,7 +2474,7 @@
             <w:noProof/>
             <w:webHidden/>
           </w:rPr>
-          <w:instrText xml:space="preserve"> PAGEREF _Toc244130566 \h </w:instrText>
+          <w:instrText xml:space="preserve"> PAGEREF _Toc244131009 \h </w:instrText>
         </w:r>
         <w:r>
           <w:rPr>
@@ -2521,7 +2521,7 @@
           <w14:ligatures w14:val="standardContextual"/>
         </w:rPr>
       </w:pPr>
-      <w:hyperlink w:anchor="_Toc244130567" w:history="1">
+      <w:hyperlink w:anchor="_Toc244131010" w:history="1">
         <w:r>
           <w:rPr>
             <w:rStyle w:val="Collegamentoipertestuale"/>
@@ -2566,7 +2566,7 @@
             <w:noProof/>
             <w:webHidden/>
           </w:rPr>
-          <w:instrText xml:space="preserve"> PAGEREF _Toc244130567 \h </w:instrText>
+          <w:instrText xml:space="preserve"> PAGEREF _Toc244131010 \h </w:instrText>
         </w:r>
         <w:r>
           <w:rPr>
@@ -2613,7 +2613,7 @@
           <w14:ligatures w14:val="standardContextual"/>
         </w:rPr>
       </w:pPr>
-      <w:hyperlink w:anchor="_Toc244130568" w:history="1">
+      <w:hyperlink w:anchor="_Toc244131011" w:history="1">
         <w:r>
           <w:rPr>
             <w:rStyle w:val="Collegamentoipertestuale"/>
@@ -2658,7 +2658,7 @@
             <w:noProof/>
             <w:webHidden/>
           </w:rPr>
-          <w:instrText xml:space="preserve"> PAGEREF _Toc244130568 \h </w:instrText>
+          <w:instrText xml:space="preserve"> PAGEREF _Toc244131011 \h </w:instrText>
         </w:r>
         <w:r>
           <w:rPr>
@@ -2705,7 +2705,7 @@
           <w14:ligatures w14:val="standardContextual"/>
         </w:rPr>
       </w:pPr>
-      <w:hyperlink w:anchor="_Toc244130569" w:history="1">
+      <w:hyperlink w:anchor="_Toc244131012" w:history="1">
         <w:r>
           <w:rPr>
             <w:rStyle w:val="Collegamentoipertestuale"/>
@@ -2750,7 +2750,7 @@
             <w:noProof/>
             <w:webHidden/>
           </w:rPr>
-          <w:instrText xml:space="preserve"> PAGEREF _Toc244130569 \h </w:instrText>
+          <w:instrText xml:space="preserve"> PAGEREF _Toc244131012 \h </w:instrText>
         </w:r>
         <w:r>
           <w:rPr>
@@ -2796,7 +2796,7 @@
           <w14:ligatures w14:val="standardContextual"/>
         </w:rPr>
       </w:pPr>
-      <w:hyperlink w:anchor="_Toc244130570" w:history="1">
+      <w:hyperlink w:anchor="_Toc244131013" w:history="1">
         <w:r>
           <w:rPr>
             <w:rStyle w:val="Collegamentoipertestuale"/>
@@ -2844,7 +2844,7 @@
             <w:noProof/>
             <w:webHidden/>
           </w:rPr>
-          <w:instrText xml:space="preserve"> PAGEREF _Toc244130570 \h </w:instrText>
+          <w:instrText xml:space="preserve"> PAGEREF _Toc244131013 \h </w:instrText>
         </w:r>
         <w:r>
           <w:rPr>
@@ -2891,7 +2891,7 @@
           <w14:ligatures w14:val="standardContextual"/>
         </w:rPr>
       </w:pPr>
-      <w:hyperlink w:anchor="_Toc244130571" w:history="1">
+      <w:hyperlink w:anchor="_Toc244131014" w:history="1">
         <w:r>
           <w:rPr>
             <w:rStyle w:val="Collegamentoipertestuale"/>
@@ -2936,7 +2936,7 @@
             <w:noProof/>
             <w:webHidden/>
           </w:rPr>
-          <w:instrText xml:space="preserve"> PAGEREF _Toc244130571 \h </w:instrText>
+          <w:instrText xml:space="preserve"> PAGEREF _Toc244131014 \h </w:instrText>
         </w:r>
         <w:r>
           <w:rPr>
@@ -2983,7 +2983,7 @@
           <w14:ligatures w14:val="standardContextual"/>
         </w:rPr>
       </w:pPr>
-      <w:hyperlink w:anchor="_Toc244130572" w:history="1">
+      <w:hyperlink w:anchor="_Toc244131015" w:history="1">
         <w:r>
           <w:rPr>
             <w:rStyle w:val="Collegamentoipertestuale"/>
@@ -3028,7 +3028,7 @@
             <w:noProof/>
             <w:webHidden/>
           </w:rPr>
-          <w:instrText xml:space="preserve"> PAGEREF _Toc244130572 \h </w:instrText>
+          <w:instrText xml:space="preserve"> PAGEREF _Toc244131015 \h </w:instrText>
         </w:r>
         <w:r>
           <w:rPr>
@@ -3075,7 +3075,7 @@
           <w14:ligatures w14:val="standardContextual"/>
         </w:rPr>
       </w:pPr>
-      <w:hyperlink w:anchor="_Toc244130573" w:history="1">
+      <w:hyperlink w:anchor="_Toc244131016" w:history="1">
         <w:r>
           <w:rPr>
             <w:rStyle w:val="Collegamentoipertestuale"/>
@@ -3120,7 +3120,7 @@
             <w:noProof/>
             <w:webHidden/>
           </w:rPr>
-          <w:instrText xml:space="preserve"> PAGEREF _Toc244130573 \h </w:instrText>
+          <w:instrText xml:space="preserve"> PAGEREF _Toc244131016 \h </w:instrText>
         </w:r>
         <w:r>
           <w:rPr>
@@ -3167,7 +3167,7 @@
           <w14:ligatures w14:val="standardContextual"/>
         </w:rPr>
       </w:pPr>
-      <w:hyperlink w:anchor="_Toc244130574" w:history="1">
+      <w:hyperlink w:anchor="_Toc244131017" w:history="1">
         <w:r>
           <w:rPr>
             <w:rStyle w:val="Collegamentoipertestuale"/>
@@ -3212,7 +3212,7 @@
             <w:noProof/>
             <w:webHidden/>
           </w:rPr>
-          <w:instrText xml:space="preserve"> PAGEREF _Toc244130574 \h </w:instrText>
+          <w:instrText xml:space="preserve"> PAGEREF _Toc244131017 \h </w:instrText>
         </w:r>
         <w:r>
           <w:rPr>
@@ -3258,7 +3258,7 @@
           <w14:ligatures w14:val="standardContextual"/>
         </w:rPr>
       </w:pPr>
-      <w:hyperlink w:anchor="_Toc244130575" w:history="1">
+      <w:hyperlink w:anchor="_Toc244131018" w:history="1">
         <w:r>
           <w:rPr>
             <w:rStyle w:val="Collegamentoipertestuale"/>
@@ -3306,7 +3306,7 @@
             <w:noProof/>
             <w:webHidden/>
           </w:rPr>
-          <w:instrText xml:space="preserve"> PAGEREF _Toc244130575 \h </w:instrText>
+          <w:instrText xml:space="preserve"> PAGEREF _Toc244131018 \h </w:instrText>
         </w:r>
         <w:r>
           <w:rPr>
@@ -3353,7 +3353,7 @@
           <w14:ligatures w14:val="standardContextual"/>
         </w:rPr>
       </w:pPr>
-      <w:hyperlink w:anchor="_Toc244130576" w:history="1">
+      <w:hyperlink w:anchor="_Toc244131019" w:history="1">
         <w:r>
           <w:rPr>
             <w:rStyle w:val="Collegamentoipertestuale"/>
@@ -3398,7 +3398,7 @@
             <w:noProof/>
             <w:webHidden/>
           </w:rPr>
-          <w:instrText xml:space="preserve"> PAGEREF _Toc244130576 \h </w:instrText>
+          <w:instrText xml:space="preserve"> PAGEREF _Toc244131019 \h </w:instrText>
         </w:r>
         <w:r>
           <w:rPr>
@@ -3445,7 +3445,7 @@
           <w14:ligatures w14:val="standardContextual"/>
         </w:rPr>
       </w:pPr>
-      <w:hyperlink w:anchor="_Toc244130577" w:history="1">
+      <w:hyperlink w:anchor="_Toc244131020" w:history="1">
         <w:r>
           <w:rPr>
             <w:rStyle w:val="Collegamentoipertestuale"/>
@@ -3490,7 +3490,7 @@
             <w:noProof/>
             <w:webHidden/>
           </w:rPr>
-          <w:instrText xml:space="preserve"> PAGEREF _Toc244130577 \h </w:instrText>
+          <w:instrText xml:space="preserve"> PAGEREF _Toc244131020 \h </w:instrText>
         </w:r>
         <w:r>
           <w:rPr>
@@ -3537,7 +3537,7 @@
           <w14:ligatures w14:val="standardContextual"/>
         </w:rPr>
       </w:pPr>
-      <w:hyperlink w:anchor="_Toc244130578" w:history="1">
+      <w:hyperlink w:anchor="_Toc244131021" w:history="1">
         <w:r>
           <w:rPr>
             <w:rStyle w:val="Collegamentoipertestuale"/>
@@ -3582,7 +3582,7 @@
             <w:noProof/>
             <w:webHidden/>
           </w:rPr>
-          <w:instrText xml:space="preserve"> PAGEREF _Toc244130578 \h </w:instrText>
+          <w:instrText xml:space="preserve"> PAGEREF _Toc244131021 \h </w:instrText>
         </w:r>
         <w:r>
           <w:rPr>
@@ -3629,7 +3629,7 @@
           <w14:ligatures w14:val="standardContextual"/>
         </w:rPr>
       </w:pPr>
-      <w:hyperlink w:anchor="_Toc244130579" w:history="1">
+      <w:hyperlink w:anchor="_Toc244131022" w:history="1">
         <w:r>
           <w:rPr>
             <w:rStyle w:val="Collegamentoipertestuale"/>
@@ -3674,7 +3674,7 @@
             <w:noProof/>
             <w:webHidden/>
           </w:rPr>
-          <w:instrText xml:space="preserve"> PAGEREF _Toc244130579 \h </w:instrText>
+          <w:instrText xml:space="preserve"> PAGEREF _Toc244131022 \h </w:instrText>
         </w:r>
         <w:r>
           <w:rPr>
@@ -3721,7 +3721,7 @@
           <w14:ligatures w14:val="standardContextual"/>
         </w:rPr>
       </w:pPr>
-      <w:hyperlink w:anchor="_Toc244130580" w:history="1">
+      <w:hyperlink w:anchor="_Toc244131023" w:history="1">
         <w:r>
           <w:rPr>
             <w:rStyle w:val="Collegamentoipertestuale"/>
@@ -3766,7 +3766,7 @@
             <w:noProof/>
             <w:webHidden/>
           </w:rPr>
-          <w:instrText xml:space="preserve"> PAGEREF _Toc244130580 \h </w:instrText>
+          <w:instrText xml:space="preserve"> PAGEREF _Toc244131023 \h </w:instrText>
         </w:r>
         <w:r>
           <w:rPr>
@@ -3812,7 +3812,7 @@
           <w14:ligatures w14:val="standardContextual"/>
         </w:rPr>
       </w:pPr>
-      <w:hyperlink w:anchor="_Toc244130581" w:history="1">
+      <w:hyperlink w:anchor="_Toc244131024" w:history="1">
         <w:r>
           <w:rPr>
             <w:rStyle w:val="Collegamentoipertestuale"/>
@@ -3860,7 +3860,7 @@
             <w:noProof/>
             <w:webHidden/>
           </w:rPr>
-          <w:instrText xml:space="preserve"> PAGEREF _Toc244130581 \h </w:instrText>
+          <w:instrText xml:space="preserve"> PAGEREF _Toc244131024 \h </w:instrText>
         </w:r>
         <w:r>
           <w:rPr>
@@ -3907,7 +3907,7 @@
           <w14:ligatures w14:val="standardContextual"/>
         </w:rPr>
       </w:pPr>
-      <w:hyperlink w:anchor="_Toc244130582" w:history="1">
+      <w:hyperlink w:anchor="_Toc244131025" w:history="1">
         <w:r>
           <w:rPr>
             <w:rStyle w:val="Collegamentoipertestuale"/>
@@ -3952,7 +3952,7 @@
             <w:noProof/>
             <w:webHidden/>
           </w:rPr>
-          <w:instrText xml:space="preserve"> PAGEREF _Toc244130582 \h </w:instrText>
+          <w:instrText xml:space="preserve"> PAGEREF _Toc244131025 \h </w:instrText>
         </w:r>
         <w:r>
           <w:rPr>
@@ -3999,7 +3999,7 @@
           <w14:ligatures w14:val="standardContextual"/>
         </w:rPr>
       </w:pPr>
-      <w:hyperlink w:anchor="_Toc244130583" w:history="1">
+      <w:hyperlink w:anchor="_Toc244131026" w:history="1">
         <w:r>
           <w:rPr>
             <w:rStyle w:val="Collegamentoipertestuale"/>
@@ -4044,7 +4044,7 @@
             <w:noProof/>
             <w:webHidden/>
           </w:rPr>
-          <w:instrText xml:space="preserve"> PAGEREF _Toc244130583 \h </w:instrText>
+          <w:instrText xml:space="preserve"> PAGEREF _Toc244131026 \h </w:instrText>
         </w:r>
         <w:r>
           <w:rPr>
@@ -4091,7 +4091,7 @@
           <w14:ligatures w14:val="standardContextual"/>
         </w:rPr>
       </w:pPr>
-      <w:hyperlink w:anchor="_Toc244130584" w:history="1">
+      <w:hyperlink w:anchor="_Toc244131027" w:history="1">
         <w:r>
           <w:rPr>
             <w:rStyle w:val="Collegamentoipertestuale"/>
@@ -4136,7 +4136,7 @@
             <w:noProof/>
             <w:webHidden/>
           </w:rPr>
-          <w:instrText xml:space="preserve"> PAGEREF _Toc244130584 \h </w:instrText>
+          <w:instrText xml:space="preserve"> PAGEREF _Toc244131027 \h </w:instrText>
         </w:r>
         <w:r>
           <w:rPr>
@@ -4183,7 +4183,7 @@
           <w14:ligatures w14:val="standardContextual"/>
         </w:rPr>
       </w:pPr>
-      <w:hyperlink w:anchor="_Toc244130585" w:history="1">
+      <w:hyperlink w:anchor="_Toc244131028" w:history="1">
         <w:r>
           <w:rPr>
             <w:rStyle w:val="Collegamentoipertestuale"/>
@@ -4228,7 +4228,7 @@
             <w:noProof/>
             <w:webHidden/>
           </w:rPr>
-          <w:instrText xml:space="preserve"> PAGEREF _Toc244130585 \h </w:instrText>
+          <w:instrText xml:space="preserve"> PAGEREF _Toc244131028 \h </w:instrText>
         </w:r>
         <w:r>
           <w:rPr>
@@ -4275,7 +4275,7 @@
           <w14:ligatures w14:val="standardContextual"/>
         </w:rPr>
       </w:pPr>
-      <w:hyperlink w:anchor="_Toc244130586" w:history="1">
+      <w:hyperlink w:anchor="_Toc244131029" w:history="1">
         <w:r>
           <w:rPr>
             <w:rStyle w:val="Collegamentoipertestuale"/>
@@ -4320,7 +4320,7 @@
             <w:noProof/>
             <w:webHidden/>
           </w:rPr>
-          <w:instrText xml:space="preserve"> PAGEREF _Toc244130586 \h </w:instrText>
+          <w:instrText xml:space="preserve"> PAGEREF _Toc244131029 \h </w:instrText>
         </w:r>
         <w:r>
           <w:rPr>
@@ -4367,7 +4367,7 @@
           <w14:ligatures w14:val="standardContextual"/>
         </w:rPr>
       </w:pPr>
-      <w:hyperlink w:anchor="_Toc244130587" w:history="1">
+      <w:hyperlink w:anchor="_Toc244131030" w:history="1">
         <w:r>
           <w:rPr>
             <w:rStyle w:val="Collegamentoipertestuale"/>
@@ -4412,7 +4412,7 @@
             <w:noProof/>
             <w:webHidden/>
           </w:rPr>
-          <w:instrText xml:space="preserve"> PAGEREF _Toc244130587 \h </w:instrText>
+          <w:instrText xml:space="preserve"> PAGEREF _Toc244131030 \h </w:instrText>
         </w:r>
         <w:r>
           <w:rPr>
@@ -4458,7 +4458,7 @@
           <w14:ligatures w14:val="standardContextual"/>
         </w:rPr>
       </w:pPr>
-      <w:hyperlink w:anchor="_Toc244130588" w:history="1">
+      <w:hyperlink w:anchor="_Toc244131031" w:history="1">
         <w:r>
           <w:rPr>
             <w:rStyle w:val="Collegamentoipertestuale"/>
@@ -4506,7 +4506,7 @@
             <w:noProof/>
             <w:webHidden/>
           </w:rPr>
-          <w:instrText xml:space="preserve"> PAGEREF _Toc244130588 \h </w:instrText>
+          <w:instrText xml:space="preserve"> PAGEREF _Toc244131031 \h </w:instrText>
         </w:r>
         <w:r>
           <w:rPr>
@@ -4553,7 +4553,7 @@
           <w14:ligatures w14:val="standardContextual"/>
         </w:rPr>
       </w:pPr>
-      <w:hyperlink w:anchor="_Toc244130589" w:history="1">
+      <w:hyperlink w:anchor="_Toc244131032" w:history="1">
         <w:r>
           <w:rPr>
             <w:rStyle w:val="Collegamentoipertestuale"/>
@@ -4598,7 +4598,7 @@
             <w:noProof/>
             <w:webHidden/>
           </w:rPr>
-          <w:instrText xml:space="preserve"> PAGEREF _Toc244130589 \h </w:instrText>
+          <w:instrText xml:space="preserve"> PAGEREF _Toc244131032 \h </w:instrText>
         </w:r>
         <w:r>
           <w:rPr>
@@ -4645,7 +4645,7 @@
           <w14:ligatures w14:val="standardContextual"/>
         </w:rPr>
       </w:pPr>
-      <w:hyperlink w:anchor="_Toc244130590" w:history="1">
+      <w:hyperlink w:anchor="_Toc244131033" w:history="1">
         <w:r>
           <w:rPr>
             <w:rStyle w:val="Collegamentoipertestuale"/>
@@ -4690,7 +4690,7 @@
             <w:noProof/>
             <w:webHidden/>
           </w:rPr>
-          <w:instrText xml:space="preserve"> PAGEREF _Toc244130590 \h </w:instrText>
+          <w:instrText xml:space="preserve"> PAGEREF _Toc244131033 \h </w:instrText>
         </w:r>
         <w:r>
           <w:rPr>
@@ -4736,7 +4736,7 @@
           <w14:ligatures w14:val="standardContextual"/>
         </w:rPr>
       </w:pPr>
-      <w:hyperlink w:anchor="_Toc244130591" w:history="1">
+      <w:hyperlink w:anchor="_Toc244131034" w:history="1">
         <w:r>
           <w:rPr>
             <w:rStyle w:val="Collegamentoipertestuale"/>
@@ -4784,7 +4784,7 @@
             <w:noProof/>
             <w:webHidden/>
           </w:rPr>
-          <w:instrText xml:space="preserve"> PAGEREF _Toc244130591 \h </w:instrText>
+          <w:instrText xml:space="preserve"> PAGEREF _Toc244131034 \h </w:instrText>
         </w:r>
         <w:r>
           <w:rPr>
@@ -4831,7 +4831,7 @@
           <w14:ligatures w14:val="standardContextual"/>
         </w:rPr>
       </w:pPr>
-      <w:hyperlink w:anchor="_Toc244130592" w:history="1">
+      <w:hyperlink w:anchor="_Toc244131035" w:history="1">
         <w:r>
           <w:rPr>
             <w:rStyle w:val="Collegamentoipertestuale"/>
@@ -4876,7 +4876,7 @@
             <w:noProof/>
             <w:webHidden/>
           </w:rPr>
-          <w:instrText xml:space="preserve"> PAGEREF _Toc244130592 \h </w:instrText>
+          <w:instrText xml:space="preserve"> PAGEREF _Toc244131035 \h </w:instrText>
         </w:r>
         <w:r>
           <w:rPr>
@@ -4923,7 +4923,7 @@
           <w14:ligatures w14:val="standardContextual"/>
         </w:rPr>
       </w:pPr>
-      <w:hyperlink w:anchor="_Toc244130593" w:history="1">
+      <w:hyperlink w:anchor="_Toc244131036" w:history="1">
         <w:r>
           <w:rPr>
             <w:rStyle w:val="Collegamentoipertestuale"/>
@@ -4968,7 +4968,7 @@
             <w:noProof/>
             <w:webHidden/>
           </w:rPr>
-          <w:instrText xml:space="preserve"> PAGEREF _Toc244130593 \h </w:instrText>
+          <w:instrText xml:space="preserve"> PAGEREF _Toc244131036 \h </w:instrText>
         </w:r>
         <w:r>
           <w:rPr>
@@ -5015,7 +5015,7 @@
           <w14:ligatures w14:val="standardContextual"/>
         </w:rPr>
       </w:pPr>
-      <w:hyperlink w:anchor="_Toc244130594" w:history="1">
+      <w:hyperlink w:anchor="_Toc244131037" w:history="1">
         <w:r>
           <w:rPr>
             <w:rStyle w:val="Collegamentoipertestuale"/>
@@ -5060,7 +5060,7 @@
             <w:noProof/>
             <w:webHidden/>
           </w:rPr>
-          <w:instrText xml:space="preserve"> PAGEREF _Toc244130594 \h </w:instrText>
+          <w:instrText xml:space="preserve"> PAGEREF _Toc244131037 \h </w:instrText>
         </w:r>
         <w:r>
           <w:rPr>
@@ -5107,7 +5107,7 @@
           <w14:ligatures w14:val="standardContextual"/>
         </w:rPr>
       </w:pPr>
-      <w:hyperlink w:anchor="_Toc244130595" w:history="1">
+      <w:hyperlink w:anchor="_Toc244131038" w:history="1">
         <w:r>
           <w:rPr>
             <w:rStyle w:val="Collegamentoipertestuale"/>
@@ -5152,7 +5152,7 @@
             <w:noProof/>
             <w:webHidden/>
           </w:rPr>
-          <w:instrText xml:space="preserve"> PAGEREF _Toc244130595 \h </w:instrText>
+          <w:instrText xml:space="preserve"> PAGEREF _Toc244131038 \h </w:instrText>
         </w:r>
         <w:r>
           <w:rPr>
@@ -5198,7 +5198,7 @@
           <w14:ligatures w14:val="standardContextual"/>
         </w:rPr>
       </w:pPr>
-      <w:hyperlink w:anchor="_Toc244130596" w:history="1">
+      <w:hyperlink w:anchor="_Toc244131039" w:history="1">
         <w:r>
           <w:rPr>
             <w:rStyle w:val="Collegamentoipertestuale"/>
@@ -5246,7 +5246,7 @@
             <w:noProof/>
             <w:webHidden/>
           </w:rPr>
-          <w:instrText xml:space="preserve"> PAGEREF _Toc244130596 \h </w:instrText>
+          <w:instrText xml:space="preserve"> PAGEREF _Toc244131039 \h </w:instrText>
         </w:r>
         <w:r>
           <w:rPr>
@@ -5293,7 +5293,7 @@
           <w14:ligatures w14:val="standardContextual"/>
         </w:rPr>
       </w:pPr>
-      <w:hyperlink w:anchor="_Toc244130597" w:history="1">
+      <w:hyperlink w:anchor="_Toc244131040" w:history="1">
         <w:r>
           <w:rPr>
             <w:rStyle w:val="Collegamentoipertestuale"/>
@@ -5338,7 +5338,7 @@
             <w:noProof/>
             <w:webHidden/>
           </w:rPr>
-          <w:instrText xml:space="preserve"> PAGEREF _Toc244130597 \h </w:instrText>
+          <w:instrText xml:space="preserve"> PAGEREF _Toc244131040 \h </w:instrText>
         </w:r>
         <w:r>
           <w:rPr>
@@ -5385,7 +5385,7 @@
           <w14:ligatures w14:val="standardContextual"/>
         </w:rPr>
       </w:pPr>
-      <w:hyperlink w:anchor="_Toc244130598" w:history="1">
+      <w:hyperlink w:anchor="_Toc244131041" w:history="1">
         <w:r>
           <w:rPr>
             <w:rStyle w:val="Collegamentoipertestuale"/>
@@ -5430,7 +5430,7 @@
             <w:noProof/>
             <w:webHidden/>
           </w:rPr>
-          <w:instrText xml:space="preserve"> PAGEREF _Toc244130598 \h </w:instrText>
+          <w:instrText xml:space="preserve"> PAGEREF _Toc244131041 \h </w:instrText>
         </w:r>
         <w:r>
           <w:rPr>
@@ -5476,7 +5476,7 @@
           <w14:ligatures w14:val="standardContextual"/>
         </w:rPr>
       </w:pPr>
-      <w:hyperlink w:anchor="_Toc244130599" w:history="1">
+      <w:hyperlink w:anchor="_Toc244131042" w:history="1">
         <w:r>
           <w:rPr>
             <w:rStyle w:val="Collegamentoipertestuale"/>
@@ -5524,7 +5524,7 @@
             <w:noProof/>
             <w:webHidden/>
           </w:rPr>
-          <w:instrText xml:space="preserve"> PAGEREF _Toc244130599 \h </w:instrText>
+          <w:instrText xml:space="preserve"> PAGEREF _Toc244131042 \h </w:instrText>
         </w:r>
         <w:r>
           <w:rPr>
@@ -5571,7 +5571,7 @@
           <w14:ligatures w14:val="standardContextual"/>
         </w:rPr>
       </w:pPr>
-      <w:hyperlink w:anchor="_Toc244130600" w:history="1">
+      <w:hyperlink w:anchor="_Toc244131043" w:history="1">
         <w:r>
           <w:rPr>
             <w:rStyle w:val="Collegamentoipertestuale"/>
@@ -5616,7 +5616,7 @@
             <w:noProof/>
             <w:webHidden/>
           </w:rPr>
-          <w:instrText xml:space="preserve"> PAGEREF _Toc244130600 \h </w:instrText>
+          <w:instrText xml:space="preserve"> PAGEREF _Toc244131043 \h </w:instrText>
         </w:r>
         <w:r>
           <w:rPr>
@@ -5663,7 +5663,7 @@
           <w14:ligatures w14:val="standardContextual"/>
         </w:rPr>
       </w:pPr>
-      <w:hyperlink w:anchor="_Toc244130601" w:history="1">
+      <w:hyperlink w:anchor="_Toc244131044" w:history="1">
         <w:r>
           <w:rPr>
             <w:rStyle w:val="Collegamentoipertestuale"/>
@@ -5708,7 +5708,7 @@
             <w:noProof/>
             <w:webHidden/>
           </w:rPr>
-          <w:instrText xml:space="preserve"> PAGEREF _Toc244130601 \h </w:instrText>
+          <w:instrText xml:space="preserve"> PAGEREF _Toc244131044 \h </w:instrText>
         </w:r>
         <w:r>
           <w:rPr>
@@ -5755,7 +5755,7 @@
           <w14:ligatures w14:val="standardContextual"/>
         </w:rPr>
       </w:pPr>
-      <w:hyperlink w:anchor="_Toc244130602" w:history="1">
+      <w:hyperlink w:anchor="_Toc244131045" w:history="1">
         <w:r>
           <w:rPr>
             <w:rStyle w:val="Collegamentoipertestuale"/>
@@ -5800,7 +5800,7 @@
             <w:noProof/>
             <w:webHidden/>
           </w:rPr>
-          <w:instrText xml:space="preserve"> PAGEREF _Toc244130602 \h </w:instrText>
+          <w:instrText xml:space="preserve"> PAGEREF _Toc244131045 \h </w:instrText>
         </w:r>
         <w:r>
           <w:rPr>
@@ -5847,7 +5847,7 @@
           <w14:ligatures w14:val="standardContextual"/>
         </w:rPr>
       </w:pPr>
-      <w:hyperlink w:anchor="_Toc244130603" w:history="1">
+      <w:hyperlink w:anchor="_Toc244131046" w:history="1">
         <w:r>
           <w:rPr>
             <w:rStyle w:val="Collegamentoipertestuale"/>
@@ -5892,7 +5892,7 @@
             <w:noProof/>
             <w:webHidden/>
           </w:rPr>
-          <w:instrText xml:space="preserve"> PAGEREF _Toc244130603 \h </w:instrText>
+          <w:instrText xml:space="preserve"> PAGEREF _Toc244131046 \h </w:instrText>
         </w:r>
         <w:r>
           <w:rPr>
@@ -5939,7 +5939,7 @@
           <w14:ligatures w14:val="standardContextual"/>
         </w:rPr>
       </w:pPr>
-      <w:hyperlink w:anchor="_Toc244130604" w:history="1">
+      <w:hyperlink w:anchor="_Toc244131047" w:history="1">
         <w:r>
           <w:rPr>
             <w:rStyle w:val="Collegamentoipertestuale"/>
@@ -5984,7 +5984,7 @@
             <w:noProof/>
             <w:webHidden/>
           </w:rPr>
-          <w:instrText xml:space="preserve"> PAGEREF _Toc244130604 \h </w:instrText>
+          <w:instrText xml:space="preserve"> PAGEREF _Toc244131047 \h </w:instrText>
         </w:r>
         <w:r>
           <w:rPr>
@@ -6030,7 +6030,7 @@
           <w14:ligatures w14:val="standardContextual"/>
         </w:rPr>
       </w:pPr>
-      <w:hyperlink w:anchor="_Toc244130605" w:history="1">
+      <w:hyperlink w:anchor="_Toc244131048" w:history="1">
         <w:r>
           <w:rPr>
             <w:rStyle w:val="Collegamentoipertestuale"/>
@@ -6078,7 +6078,7 @@
             <w:noProof/>
             <w:webHidden/>
           </w:rPr>
-          <w:instrText xml:space="preserve"> PAGEREF _Toc244130605 \h </w:instrText>
+          <w:instrText xml:space="preserve"> PAGEREF _Toc244131048 \h </w:instrText>
         </w:r>
         <w:r>
           <w:rPr>
@@ -6125,7 +6125,7 @@
           <w14:ligatures w14:val="standardContextual"/>
         </w:rPr>
       </w:pPr>
-      <w:hyperlink w:anchor="_Toc244130606" w:history="1">
+      <w:hyperlink w:anchor="_Toc244131049" w:history="1">
         <w:r>
           <w:rPr>
             <w:rStyle w:val="Collegamentoipertestuale"/>
@@ -6170,7 +6170,7 @@
             <w:noProof/>
             <w:webHidden/>
           </w:rPr>
-          <w:instrText xml:space="preserve"> PAGEREF _Toc244130606 \h </w:instrText>
+          <w:instrText xml:space="preserve"> PAGEREF _Toc244131049 \h </w:instrText>
         </w:r>
         <w:r>
           <w:rPr>
@@ -6217,7 +6217,7 @@
           <w14:ligatures w14:val="standardContextual"/>
         </w:rPr>
       </w:pPr>
-      <w:hyperlink w:anchor="_Toc244130607" w:history="1">
+      <w:hyperlink w:anchor="_Toc244131050" w:history="1">
         <w:r>
           <w:rPr>
             <w:rStyle w:val="Collegamentoipertestuale"/>
@@ -6262,7 +6262,7 @@
             <w:noProof/>
             <w:webHidden/>
           </w:rPr>
-          <w:instrText xml:space="preserve"> PAGEREF _Toc244130607 \h </w:instrText>
+          <w:instrText xml:space="preserve"> PAGEREF _Toc244131050 \h </w:instrText>
         </w:r>
         <w:r>
           <w:rPr>
@@ -6309,7 +6309,7 @@
           <w14:ligatures w14:val="standardContextual"/>
         </w:rPr>
       </w:pPr>
-      <w:hyperlink w:anchor="_Toc244130608" w:history="1">
+      <w:hyperlink w:anchor="_Toc244131051" w:history="1">
         <w:r>
           <w:rPr>
             <w:rStyle w:val="Collegamentoipertestuale"/>
@@ -6354,7 +6354,7 @@
             <w:noProof/>
             <w:webHidden/>
           </w:rPr>
-          <w:instrText xml:space="preserve"> PAGEREF _Toc244130608 \h </w:instrText>
+          <w:instrText xml:space="preserve"> PAGEREF _Toc244131051 \h </w:instrText>
         </w:r>
         <w:r>
           <w:rPr>
@@ -6401,7 +6401,7 @@
           <w14:ligatures w14:val="standardContextual"/>
         </w:rPr>
       </w:pPr>
-      <w:hyperlink w:anchor="_Toc244130609" w:history="1">
+      <w:hyperlink w:anchor="_Toc244131052" w:history="1">
         <w:r>
           <w:rPr>
             <w:rStyle w:val="Collegamentoipertestuale"/>
@@ -6446,7 +6446,7 @@
             <w:noProof/>
             <w:webHidden/>
           </w:rPr>
-          <w:instrText xml:space="preserve"> PAGEREF _Toc244130609 \h </w:instrText>
+          <w:instrText xml:space="preserve"> PAGEREF _Toc244131052 \h </w:instrText>
         </w:r>
         <w:r>
           <w:rPr>
@@ -6493,7 +6493,7 @@
           <w14:ligatures w14:val="standardContextual"/>
         </w:rPr>
       </w:pPr>
-      <w:hyperlink w:anchor="_Toc244130610" w:history="1">
+      <w:hyperlink w:anchor="_Toc244131053" w:history="1">
         <w:r>
           <w:rPr>
             <w:rStyle w:val="Collegamentoipertestuale"/>
@@ -6538,7 +6538,7 @@
             <w:noProof/>
             <w:webHidden/>
           </w:rPr>
-          <w:instrText xml:space="preserve"> PAGEREF _Toc244130610 \h </w:instrText>
+          <w:instrText xml:space="preserve"> PAGEREF _Toc244131053 \h </w:instrText>
         </w:r>
         <w:r>
           <w:rPr>
@@ -6585,7 +6585,7 @@
           <w14:ligatures w14:val="standardContextual"/>
         </w:rPr>
       </w:pPr>
-      <w:hyperlink w:anchor="_Toc244130611" w:history="1">
+      <w:hyperlink w:anchor="_Toc244131054" w:history="1">
         <w:r>
           <w:rPr>
             <w:rStyle w:val="Collegamentoipertestuale"/>
@@ -6630,7 +6630,7 @@
             <w:noProof/>
             <w:webHidden/>
           </w:rPr>
-          <w:instrText xml:space="preserve"> PAGEREF _Toc244130611 \h </w:instrText>
+          <w:instrText xml:space="preserve"> PAGEREF _Toc244131054 \h </w:instrText>
         </w:r>
         <w:r>
           <w:rPr>
@@ -6677,7 +6677,7 @@
           <w14:ligatures w14:val="standardContextual"/>
         </w:rPr>
       </w:pPr>
-      <w:hyperlink w:anchor="_Toc244130612" w:history="1">
+      <w:hyperlink w:anchor="_Toc244131055" w:history="1">
         <w:r>
           <w:rPr>
             <w:rStyle w:val="Collegamentoipertestuale"/>
@@ -6722,7 +6722,7 @@
             <w:noProof/>
             <w:webHidden/>
           </w:rPr>
-          <w:instrText xml:space="preserve"> PAGEREF _Toc244130612 \h </w:instrText>
+          <w:instrText xml:space="preserve"> PAGEREF _Toc244131055 \h </w:instrText>
         </w:r>
         <w:r>
           <w:rPr>
@@ -6769,7 +6769,7 @@
           <w14:ligatures w14:val="standardContextual"/>
         </w:rPr>
       </w:pPr>
-      <w:hyperlink w:anchor="_Toc244130613" w:history="1">
+      <w:hyperlink w:anchor="_Toc244131056" w:history="1">
         <w:r>
           <w:rPr>
             <w:rStyle w:val="Collegamentoipertestuale"/>
@@ -6814,7 +6814,7 @@
             <w:noProof/>
             <w:webHidden/>
           </w:rPr>
-          <w:instrText xml:space="preserve"> PAGEREF _Toc244130613 \h </w:instrText>
+          <w:instrText xml:space="preserve"> PAGEREF _Toc244131056 \h </w:instrText>
         </w:r>
         <w:r>
           <w:rPr>
@@ -6861,7 +6861,7 @@
           <w14:ligatures w14:val="standardContextual"/>
         </w:rPr>
       </w:pPr>
-      <w:hyperlink w:anchor="_Toc244130614" w:history="1">
+      <w:hyperlink w:anchor="_Toc244131057" w:history="1">
         <w:r>
           <w:rPr>
             <w:rStyle w:val="Collegamentoipertestuale"/>
@@ -6906,7 +6906,7 @@
             <w:noProof/>
             <w:webHidden/>
           </w:rPr>
-          <w:instrText xml:space="preserve"> PAGEREF _Toc244130614 \h </w:instrText>
+          <w:instrText xml:space="preserve"> PAGEREF _Toc244131057 \h </w:instrText>
         </w:r>
         <w:r>
           <w:rPr>
@@ -6952,7 +6952,7 @@
           <w14:ligatures w14:val="standardContextual"/>
         </w:rPr>
       </w:pPr>
-      <w:hyperlink w:anchor="_Toc244130615" w:history="1">
+      <w:hyperlink w:anchor="_Toc244131058" w:history="1">
         <w:r>
           <w:rPr>
             <w:rStyle w:val="Collegamentoipertestuale"/>
@@ -7000,7 +7000,7 @@
             <w:noProof/>
             <w:webHidden/>
           </w:rPr>
-          <w:instrText xml:space="preserve"> PAGEREF _Toc244130615 \h </w:instrText>
+          <w:instrText xml:space="preserve"> PAGEREF _Toc244131058 \h </w:instrText>
         </w:r>
         <w:r>
           <w:rPr>
@@ -7047,7 +7047,7 @@
           <w14:ligatures w14:val="standardContextual"/>
         </w:rPr>
       </w:pPr>
-      <w:hyperlink w:anchor="_Toc244130616" w:history="1">
+      <w:hyperlink w:anchor="_Toc244131059" w:history="1">
         <w:r>
           <w:rPr>
             <w:rStyle w:val="Collegamentoipertestuale"/>
@@ -7092,7 +7092,7 @@
             <w:noProof/>
             <w:webHidden/>
           </w:rPr>
-          <w:instrText xml:space="preserve"> PAGEREF _Toc244130616 \h </w:instrText>
+          <w:instrText xml:space="preserve"> PAGEREF _Toc244131059 \h </w:instrText>
         </w:r>
         <w:r>
           <w:rPr>
@@ -7139,7 +7139,7 @@
           <w14:ligatures w14:val="standardContextual"/>
         </w:rPr>
       </w:pPr>
-      <w:hyperlink w:anchor="_Toc244130617" w:history="1">
+      <w:hyperlink w:anchor="_Toc244131060" w:history="1">
         <w:r>
           <w:rPr>
             <w:rStyle w:val="Collegamentoipertestuale"/>
@@ -7184,7 +7184,7 @@
             <w:noProof/>
             <w:webHidden/>
           </w:rPr>
-          <w:instrText xml:space="preserve"> PAGEREF _Toc244130617 \h </w:instrText>
+          <w:instrText xml:space="preserve"> PAGEREF _Toc244131060 \h </w:instrText>
         </w:r>
         <w:r>
           <w:rPr>
@@ -7231,7 +7231,7 @@
           <w14:ligatures w14:val="standardContextual"/>
         </w:rPr>
       </w:pPr>
-      <w:hyperlink w:anchor="_Toc244130618" w:history="1">
+      <w:hyperlink w:anchor="_Toc244131061" w:history="1">
         <w:r>
           <w:rPr>
             <w:rStyle w:val="Collegamentoipertestuale"/>
@@ -7276,7 +7276,7 @@
             <w:noProof/>
             <w:webHidden/>
           </w:rPr>
-          <w:instrText xml:space="preserve"> PAGEREF _Toc244130618 \h </w:instrText>
+          <w:instrText xml:space="preserve"> PAGEREF _Toc244131061 \h </w:instrText>
         </w:r>
         <w:r>
           <w:rPr>
@@ -7323,7 +7323,7 @@
           <w14:ligatures w14:val="standardContextual"/>
         </w:rPr>
       </w:pPr>
-      <w:hyperlink w:anchor="_Toc244130619" w:history="1">
+      <w:hyperlink w:anchor="_Toc244131062" w:history="1">
         <w:r>
           <w:rPr>
             <w:rStyle w:val="Collegamentoipertestuale"/>
@@ -7368,7 +7368,7 @@
             <w:noProof/>
             <w:webHidden/>
           </w:rPr>
-          <w:instrText xml:space="preserve"> PAGEREF _Toc244130619 \h </w:instrText>
+          <w:instrText xml:space="preserve"> PAGEREF _Toc244131062 \h </w:instrText>
         </w:r>
         <w:r>
           <w:rPr>
@@ -7415,7 +7415,7 @@
           <w14:ligatures w14:val="standardContextual"/>
         </w:rPr>
       </w:pPr>
-      <w:hyperlink w:anchor="_Toc244130620" w:history="1">
+      <w:hyperlink w:anchor="_Toc244131063" w:history="1">
         <w:r>
           <w:rPr>
             <w:rStyle w:val="Collegamentoipertestuale"/>
@@ -7460,7 +7460,7 @@
             <w:noProof/>
             <w:webHidden/>
           </w:rPr>
-          <w:instrText xml:space="preserve"> PAGEREF _Toc244130620 \h </w:instrText>
+          <w:instrText xml:space="preserve"> PAGEREF _Toc244131063 \h </w:instrText>
         </w:r>
         <w:r>
           <w:rPr>
@@ -7507,7 +7507,7 @@
           <w14:ligatures w14:val="standardContextual"/>
         </w:rPr>
       </w:pPr>
-      <w:hyperlink w:anchor="_Toc244130621" w:history="1">
+      <w:hyperlink w:anchor="_Toc244131064" w:history="1">
         <w:r>
           <w:rPr>
             <w:rStyle w:val="Collegamentoipertestuale"/>
@@ -7552,7 +7552,7 @@
             <w:noProof/>
             <w:webHidden/>
           </w:rPr>
-          <w:instrText xml:space="preserve"> PAGEREF _Toc244130621 \h </w:instrText>
+          <w:instrText xml:space="preserve"> PAGEREF _Toc244131064 \h </w:instrText>
         </w:r>
         <w:r>
           <w:rPr>
@@ -7599,7 +7599,7 @@
           <w14:ligatures w14:val="standardContextual"/>
         </w:rPr>
       </w:pPr>
-      <w:hyperlink w:anchor="_Toc244130622" w:history="1">
+      <w:hyperlink w:anchor="_Toc244131065" w:history="1">
         <w:r>
           <w:rPr>
             <w:rStyle w:val="Collegamentoipertestuale"/>
@@ -7644,7 +7644,7 @@
             <w:noProof/>
             <w:webHidden/>
           </w:rPr>
-          <w:instrText xml:space="preserve"> PAGEREF _Toc244130622 \h </w:instrText>
+          <w:instrText xml:space="preserve"> PAGEREF _Toc244131065 \h </w:instrText>
         </w:r>
         <w:r>
           <w:rPr>
@@ -7691,7 +7691,7 @@
           <w14:ligatures w14:val="standardContextual"/>
         </w:rPr>
       </w:pPr>
-      <w:hyperlink w:anchor="_Toc244130623" w:history="1">
+      <w:hyperlink w:anchor="_Toc244131066" w:history="1">
         <w:r>
           <w:rPr>
             <w:rStyle w:val="Collegamentoipertestuale"/>
@@ -7736,7 +7736,7 @@
             <w:noProof/>
             <w:webHidden/>
           </w:rPr>
-          <w:instrText xml:space="preserve"> PAGEREF _Toc244130623 \h </w:instrText>
+          <w:instrText xml:space="preserve"> PAGEREF _Toc244131066 \h </w:instrText>
         </w:r>
         <w:r>
           <w:rPr>
@@ -7783,7 +7783,7 @@
           <w14:ligatures w14:val="standardContextual"/>
         </w:rPr>
       </w:pPr>
-      <w:hyperlink w:anchor="_Toc244130624" w:history="1">
+      <w:hyperlink w:anchor="_Toc244131067" w:history="1">
         <w:r>
           <w:rPr>
             <w:rStyle w:val="Collegamentoipertestuale"/>
@@ -7828,7 +7828,7 @@
             <w:noProof/>
             <w:webHidden/>
           </w:rPr>
-          <w:instrText xml:space="preserve"> PAGEREF _Toc244130624 \h </w:instrText>
+          <w:instrText xml:space="preserve"> PAGEREF _Toc244131067 \h </w:instrText>
         </w:r>
         <w:r>
           <w:rPr>
@@ -7875,7 +7875,7 @@
           <w14:ligatures w14:val="standardContextual"/>
         </w:rPr>
       </w:pPr>
-      <w:hyperlink w:anchor="_Toc244130625" w:history="1">
+      <w:hyperlink w:anchor="_Toc244131068" w:history="1">
         <w:r>
           <w:rPr>
             <w:rStyle w:val="Collegamentoipertestuale"/>
@@ -7920,7 +7920,7 @@
             <w:noProof/>
             <w:webHidden/>
           </w:rPr>
-          <w:instrText xml:space="preserve"> PAGEREF _Toc244130625 \h </w:instrText>
+          <w:instrText xml:space="preserve"> PAGEREF _Toc244131068 \h </w:instrText>
         </w:r>
         <w:r>
           <w:rPr>
@@ -7967,7 +7967,7 @@
           <w14:ligatures w14:val="standardContextual"/>
         </w:rPr>
       </w:pPr>
-      <w:hyperlink w:anchor="_Toc244130626" w:history="1">
+      <w:hyperlink w:anchor="_Toc244131069" w:history="1">
         <w:r>
           <w:rPr>
             <w:rStyle w:val="Collegamentoipertestuale"/>
@@ -8012,7 +8012,7 @@
             <w:noProof/>
             <w:webHidden/>
           </w:rPr>
-          <w:instrText xml:space="preserve"> PAGEREF _Toc244130626 \h </w:instrText>
+          <w:instrText xml:space="preserve"> PAGEREF _Toc244131069 \h </w:instrText>
         </w:r>
         <w:r>
           <w:rPr>
@@ -8059,7 +8059,7 @@
           <w14:ligatures w14:val="standardContextual"/>
         </w:rPr>
       </w:pPr>
-      <w:hyperlink w:anchor="_Toc244130627" w:history="1">
+      <w:hyperlink w:anchor="_Toc244131070" w:history="1">
         <w:r>
           <w:rPr>
             <w:rStyle w:val="Collegamentoipertestuale"/>
@@ -8104,7 +8104,7 @@
             <w:noProof/>
             <w:webHidden/>
           </w:rPr>
-          <w:instrText xml:space="preserve"> PAGEREF _Toc244130627 \h </w:instrText>
+          <w:instrText xml:space="preserve"> PAGEREF _Toc244131070 \h </w:instrText>
         </w:r>
         <w:r>
           <w:rPr>
@@ -8151,7 +8151,7 @@
           <w14:ligatures w14:val="standardContextual"/>
         </w:rPr>
       </w:pPr>
-      <w:hyperlink w:anchor="_Toc244130628" w:history="1">
+      <w:hyperlink w:anchor="_Toc244131071" w:history="1">
         <w:r>
           <w:rPr>
             <w:rStyle w:val="Collegamentoipertestuale"/>
@@ -8196,7 +8196,7 @@
             <w:noProof/>
             <w:webHidden/>
           </w:rPr>
-          <w:instrText xml:space="preserve"> PAGEREF _Toc244130628 \h </w:instrText>
+          <w:instrText xml:space="preserve"> PAGEREF _Toc244131071 \h </w:instrText>
         </w:r>
         <w:r>
           <w:rPr>
@@ -8243,7 +8243,7 @@
           <w14:ligatures w14:val="standardContextual"/>
         </w:rPr>
       </w:pPr>
-      <w:hyperlink w:anchor="_Toc244130629" w:history="1">
+      <w:hyperlink w:anchor="_Toc244131072" w:history="1">
         <w:r>
           <w:rPr>
             <w:rStyle w:val="Collegamentoipertestuale"/>
@@ -8288,7 +8288,7 @@
             <w:noProof/>
             <w:webHidden/>
           </w:rPr>
-          <w:instrText xml:space="preserve"> PAGEREF _Toc244130629 \h </w:instrText>
+          <w:instrText xml:space="preserve"> PAGEREF _Toc244131072 \h </w:instrText>
         </w:r>
         <w:r>
           <w:rPr>
@@ -8335,7 +8335,7 @@
           <w14:ligatures w14:val="standardContextual"/>
         </w:rPr>
       </w:pPr>
-      <w:hyperlink w:anchor="_Toc244130630" w:history="1">
+      <w:hyperlink w:anchor="_Toc244131073" w:history="1">
         <w:r>
           <w:rPr>
             <w:rStyle w:val="Collegamentoipertestuale"/>
@@ -8380,7 +8380,7 @@
             <w:noProof/>
             <w:webHidden/>
           </w:rPr>
-          <w:instrText xml:space="preserve"> PAGEREF _Toc244130630 \h </w:instrText>
+          <w:instrText xml:space="preserve"> PAGEREF _Toc244131073 \h </w:instrText>
         </w:r>
         <w:r>
           <w:rPr>
@@ -8427,7 +8427,7 @@
           <w14:ligatures w14:val="standardContextual"/>
         </w:rPr>
       </w:pPr>
-      <w:hyperlink w:anchor="_Toc244130631" w:history="1">
+      <w:hyperlink w:anchor="_Toc244131074" w:history="1">
         <w:r>
           <w:rPr>
             <w:rStyle w:val="Collegamentoipertestuale"/>
@@ -8472,7 +8472,7 @@
             <w:noProof/>
             <w:webHidden/>
           </w:rPr>
-          <w:instrText xml:space="preserve"> PAGEREF _Toc244130631 \h </w:instrText>
+          <w:instrText xml:space="preserve"> PAGEREF _Toc244131074 \h </w:instrText>
         </w:r>
         <w:r>
           <w:rPr>
@@ -8518,7 +8518,7 @@
           <w14:ligatures w14:val="standardContextual"/>
         </w:rPr>
       </w:pPr>
-      <w:hyperlink w:anchor="_Toc244130632" w:history="1">
+      <w:hyperlink w:anchor="_Toc244131075" w:history="1">
         <w:r>
           <w:rPr>
             <w:rStyle w:val="Collegamentoipertestuale"/>
@@ -8566,7 +8566,7 @@
             <w:noProof/>
             <w:webHidden/>
           </w:rPr>
-          <w:instrText xml:space="preserve"> PAGEREF _Toc244130632 \h </w:instrText>
+          <w:instrText xml:space="preserve"> PAGEREF _Toc244131075 \h </w:instrText>
         </w:r>
         <w:r>
           <w:rPr>
@@ -8613,7 +8613,7 @@
           <w14:ligatures w14:val="standardContextual"/>
         </w:rPr>
       </w:pPr>
-      <w:hyperlink w:anchor="_Toc244130633" w:history="1">
+      <w:hyperlink w:anchor="_Toc244131076" w:history="1">
         <w:r>
           <w:rPr>
             <w:rStyle w:val="Collegamentoipertestuale"/>
@@ -8658,7 +8658,7 @@
             <w:noProof/>
             <w:webHidden/>
           </w:rPr>
-          <w:instrText xml:space="preserve"> PAGEREF _Toc244130633 \h </w:instrText>
+          <w:instrText xml:space="preserve"> PAGEREF _Toc244131076 \h </w:instrText>
         </w:r>
         <w:r>
           <w:rPr>
@@ -8705,7 +8705,7 @@
           <w14:ligatures w14:val="standardContextual"/>
         </w:rPr>
       </w:pPr>
-      <w:hyperlink w:anchor="_Toc244130634" w:history="1">
+      <w:hyperlink w:anchor="_Toc244131077" w:history="1">
         <w:r>
           <w:rPr>
             <w:rStyle w:val="Collegamentoipertestuale"/>
@@ -8750,7 +8750,7 @@
             <w:noProof/>
             <w:webHidden/>
           </w:rPr>
-          <w:instrText xml:space="preserve"> PAGEREF _Toc244130634 \h </w:instrText>
+          <w:instrText xml:space="preserve"> PAGEREF _Toc244131077 \h </w:instrText>
         </w:r>
         <w:r>
           <w:rPr>
@@ -8797,7 +8797,7 @@
           <w14:ligatures w14:val="standardContextual"/>
         </w:rPr>
       </w:pPr>
-      <w:hyperlink w:anchor="_Toc244130635" w:history="1">
+      <w:hyperlink w:anchor="_Toc244131078" w:history="1">
         <w:r>
           <w:rPr>
             <w:rStyle w:val="Collegamentoipertestuale"/>
@@ -8842,7 +8842,7 @@
             <w:noProof/>
             <w:webHidden/>
           </w:rPr>
-          <w:instrText xml:space="preserve"> PAGEREF _Toc244130635 \h </w:instrText>
+          <w:instrText xml:space="preserve"> PAGEREF _Toc244131078 \h </w:instrText>
         </w:r>
         <w:r>
           <w:rPr>
@@ -8889,7 +8889,7 @@
           <w14:ligatures w14:val="standardContextual"/>
         </w:rPr>
       </w:pPr>
-      <w:hyperlink w:anchor="_Toc244130636" w:history="1">
+      <w:hyperlink w:anchor="_Toc244131079" w:history="1">
         <w:r>
           <w:rPr>
             <w:rStyle w:val="Collegamentoipertestuale"/>
@@ -8934,7 +8934,7 @@
             <w:noProof/>
             <w:webHidden/>
           </w:rPr>
-          <w:instrText xml:space="preserve"> PAGEREF _Toc244130636 \h </w:instrText>
+          <w:instrText xml:space="preserve"> PAGEREF _Toc244131079 \h </w:instrText>
         </w:r>
         <w:r>
           <w:rPr>
@@ -8980,7 +8980,7 @@
           <w14:ligatures w14:val="standardContextual"/>
         </w:rPr>
       </w:pPr>
-      <w:hyperlink w:anchor="_Toc244130637" w:history="1">
+      <w:hyperlink w:anchor="_Toc244131080" w:history="1">
         <w:r>
           <w:rPr>
             <w:rStyle w:val="Collegamentoipertestuale"/>
@@ -9028,7 +9028,7 @@
             <w:noProof/>
             <w:webHidden/>
           </w:rPr>
-          <w:instrText xml:space="preserve"> PAGEREF _Toc244130637 \h </w:instrText>
+          <w:instrText xml:space="preserve"> PAGEREF _Toc244131080 \h </w:instrText>
         </w:r>
         <w:r>
           <w:rPr>
@@ -9074,7 +9074,7 @@
           <w14:ligatures w14:val="standardContextual"/>
         </w:rPr>
       </w:pPr>
-      <w:hyperlink w:anchor="_Toc244130638" w:history="1">
+      <w:hyperlink w:anchor="_Toc244131081" w:history="1">
         <w:r>
           <w:rPr>
             <w:rStyle w:val="Collegamentoipertestuale"/>
@@ -9122,7 +9122,7 @@
             <w:noProof/>
             <w:webHidden/>
           </w:rPr>
-          <w:instrText xml:space="preserve"> PAGEREF _Toc244130638 \h </w:instrText>
+          <w:instrText xml:space="preserve"> PAGEREF _Toc244131081 \h </w:instrText>
         </w:r>
         <w:r>
           <w:rPr>
@@ -9169,7 +9169,7 @@
           <w14:ligatures w14:val="standardContextual"/>
         </w:rPr>
       </w:pPr>
-      <w:hyperlink w:anchor="_Toc244130639" w:history="1">
+      <w:hyperlink w:anchor="_Toc244131082" w:history="1">
         <w:r>
           <w:rPr>
             <w:rStyle w:val="Collegamentoipertestuale"/>
@@ -9214,7 +9214,7 @@
             <w:noProof/>
             <w:webHidden/>
           </w:rPr>
-          <w:instrText xml:space="preserve"> PAGEREF _Toc244130639 \h </w:instrText>
+          <w:instrText xml:space="preserve"> PAGEREF _Toc244131082 \h </w:instrText>
         </w:r>
         <w:r>
           <w:rPr>
@@ -9260,7 +9260,7 @@
           <w14:ligatures w14:val="standardContextual"/>
         </w:rPr>
       </w:pPr>
-      <w:hyperlink w:anchor="_Toc244130640" w:history="1">
+      <w:hyperlink w:anchor="_Toc244131083" w:history="1">
         <w:r>
           <w:rPr>
             <w:rStyle w:val="Collegamentoipertestuale"/>
@@ -9308,7 +9308,7 @@
             <w:noProof/>
             <w:webHidden/>
           </w:rPr>
-          <w:instrText xml:space="preserve"> PAGEREF _Toc244130640 \h </w:instrText>
+          <w:instrText xml:space="preserve"> PAGEREF _Toc244131083 \h </w:instrText>
         </w:r>
         <w:r>
           <w:rPr>
@@ -9355,7 +9355,7 @@
           <w14:ligatures w14:val="standardContextual"/>
         </w:rPr>
       </w:pPr>
-      <w:hyperlink w:anchor="_Toc244130641" w:history="1">
+      <w:hyperlink w:anchor="_Toc244131084" w:history="1">
         <w:r>
           <w:rPr>
             <w:rStyle w:val="Collegamentoipertestuale"/>
@@ -9400,7 +9400,7 @@
             <w:noProof/>
             <w:webHidden/>
           </w:rPr>
-          <w:instrText xml:space="preserve"> PAGEREF _Toc244130641 \h </w:instrText>
+          <w:instrText xml:space="preserve"> PAGEREF _Toc244131084 \h </w:instrText>
         </w:r>
         <w:r>
           <w:rPr>
@@ -9447,7 +9447,7 @@
           <w14:ligatures w14:val="standardContextual"/>
         </w:rPr>
       </w:pPr>
-      <w:hyperlink w:anchor="_Toc244130642" w:history="1">
+      <w:hyperlink w:anchor="_Toc244131085" w:history="1">
         <w:r>
           <w:rPr>
             <w:rStyle w:val="Collegamentoipertestuale"/>
@@ -9492,7 +9492,7 @@
             <w:noProof/>
             <w:webHidden/>
           </w:rPr>
-          <w:instrText xml:space="preserve"> PAGEREF _Toc244130642 \h </w:instrText>
+          <w:instrText xml:space="preserve"> PAGEREF _Toc244131085 \h </w:instrText>
         </w:r>
         <w:r>
           <w:rPr>
@@ -9539,7 +9539,7 @@
           <w14:ligatures w14:val="standardContextual"/>
         </w:rPr>
       </w:pPr>
-      <w:hyperlink w:anchor="_Toc244130643" w:history="1">
+      <w:hyperlink w:anchor="_Toc244131086" w:history="1">
         <w:r>
           <w:rPr>
             <w:rStyle w:val="Collegamentoipertestuale"/>
@@ -9584,7 +9584,7 @@
             <w:noProof/>
             <w:webHidden/>
           </w:rPr>
-          <w:instrText xml:space="preserve"> PAGEREF _Toc244130643 \h </w:instrText>
+          <w:instrText xml:space="preserve"> PAGEREF _Toc244131086 \h </w:instrText>
         </w:r>
         <w:r>
           <w:rPr>
@@ -9631,7 +9631,7 @@
           <w14:ligatures w14:val="standardContextual"/>
         </w:rPr>
       </w:pPr>
-      <w:hyperlink w:anchor="_Toc244130644" w:history="1">
+      <w:hyperlink w:anchor="_Toc244131087" w:history="1">
         <w:r>
           <w:rPr>
             <w:rStyle w:val="Collegamentoipertestuale"/>
@@ -9676,7 +9676,7 @@
             <w:noProof/>
             <w:webHidden/>
           </w:rPr>
-          <w:instrText xml:space="preserve"> PAGEREF _Toc244130644 \h </w:instrText>
+          <w:instrText xml:space="preserve"> PAGEREF _Toc244131087 \h </w:instrText>
         </w:r>
         <w:r>
           <w:rPr>
@@ -9723,7 +9723,7 @@
           <w14:ligatures w14:val="standardContextual"/>
         </w:rPr>
       </w:pPr>
-      <w:hyperlink w:anchor="_Toc244130645" w:history="1">
+      <w:hyperlink w:anchor="_Toc244131088" w:history="1">
         <w:r>
           <w:rPr>
             <w:rStyle w:val="Collegamentoipertestuale"/>
@@ -9768,7 +9768,7 @@
             <w:noProof/>
             <w:webHidden/>
           </w:rPr>
-          <w:instrText xml:space="preserve"> PAGEREF _Toc244130645 \h </w:instrText>
+          <w:instrText xml:space="preserve"> PAGEREF _Toc244131088 \h </w:instrText>
         </w:r>
         <w:r>
           <w:rPr>
@@ -9815,7 +9815,7 @@
           <w14:ligatures w14:val="standardContextual"/>
         </w:rPr>
       </w:pPr>
-      <w:hyperlink w:anchor="_Toc244130646" w:history="1">
+      <w:hyperlink w:anchor="_Toc244131089" w:history="1">
         <w:r>
           <w:rPr>
             <w:rStyle w:val="Collegamentoipertestuale"/>
@@ -9860,7 +9860,7 @@
             <w:noProof/>
             <w:webHidden/>
           </w:rPr>
-          <w:instrText xml:space="preserve"> PAGEREF _Toc244130646 \h </w:instrText>
+          <w:instrText xml:space="preserve"> PAGEREF _Toc244131089 \h </w:instrText>
         </w:r>
         <w:r>
           <w:rPr>
@@ -9906,7 +9906,7 @@
           <w14:ligatures w14:val="standardContextual"/>
         </w:rPr>
       </w:pPr>
-      <w:hyperlink w:anchor="_Toc244130647" w:history="1">
+      <w:hyperlink w:anchor="_Toc244131090" w:history="1">
         <w:r>
           <w:rPr>
             <w:rStyle w:val="Collegamentoipertestuale"/>
@@ -9954,7 +9954,7 @@
             <w:noProof/>
             <w:webHidden/>
           </w:rPr>
-          <w:instrText xml:space="preserve"> PAGEREF _Toc244130647 \h </w:instrText>
+          <w:instrText xml:space="preserve"> PAGEREF _Toc244131090 \h </w:instrText>
         </w:r>
         <w:r>
           <w:rPr>
@@ -10001,7 +10001,7 @@
           <w14:ligatures w14:val="standardContextual"/>
         </w:rPr>
       </w:pPr>
-      <w:hyperlink w:anchor="_Toc244130648" w:history="1">
+      <w:hyperlink w:anchor="_Toc244131091" w:history="1">
         <w:r>
           <w:rPr>
             <w:rStyle w:val="Collegamentoipertestuale"/>
@@ -10046,7 +10046,7 @@
             <w:noProof/>
             <w:webHidden/>
           </w:rPr>
-          <w:instrText xml:space="preserve"> PAGEREF _Toc244130648 \h </w:instrText>
+          <w:instrText xml:space="preserve"> PAGEREF _Toc244131091 \h </w:instrText>
         </w:r>
         <w:r>
           <w:rPr>
@@ -10093,7 +10093,7 @@
           <w14:ligatures w14:val="standardContextual"/>
         </w:rPr>
       </w:pPr>
-      <w:hyperlink w:anchor="_Toc244130649" w:history="1">
+      <w:hyperlink w:anchor="_Toc244131092" w:history="1">
         <w:r>
           <w:rPr>
             <w:rStyle w:val="Collegamentoipertestuale"/>
@@ -10138,7 +10138,7 @@
             <w:noProof/>
             <w:webHidden/>
           </w:rPr>
-          <w:instrText xml:space="preserve"> PAGEREF _Toc244130649 \h </w:instrText>
+          <w:instrText xml:space="preserve"> PAGEREF _Toc244131092 \h </w:instrText>
         </w:r>
         <w:r>
           <w:rPr>
@@ -10185,7 +10185,7 @@
           <w14:ligatures w14:val="standardContextual"/>
         </w:rPr>
       </w:pPr>
-      <w:hyperlink w:anchor="_Toc244130650" w:history="1">
+      <w:hyperlink w:anchor="_Toc244131093" w:history="1">
         <w:r>
           <w:rPr>
             <w:rStyle w:val="Collegamentoipertestuale"/>
@@ -10230,7 +10230,7 @@
             <w:noProof/>
             <w:webHidden/>
           </w:rPr>
-          <w:instrText xml:space="preserve"> PAGEREF _Toc244130650 \h </w:instrText>
+          <w:instrText xml:space="preserve"> PAGEREF _Toc244131093 \h </w:instrText>
         </w:r>
         <w:r>
           <w:rPr>
@@ -10277,7 +10277,7 @@
           <w14:ligatures w14:val="standardContextual"/>
         </w:rPr>
       </w:pPr>
-      <w:hyperlink w:anchor="_Toc244130651" w:history="1">
+      <w:hyperlink w:anchor="_Toc244131094" w:history="1">
         <w:r>
           <w:rPr>
             <w:rStyle w:val="Collegamentoipertestuale"/>
@@ -10322,7 +10322,7 @@
             <w:noProof/>
             <w:webHidden/>
           </w:rPr>
-          <w:instrText xml:space="preserve"> PAGEREF _Toc244130651 \h </w:instrText>
+          <w:instrText xml:space="preserve"> PAGEREF _Toc244131094 \h </w:instrText>
         </w:r>
         <w:r>
           <w:rPr>
@@ -10369,7 +10369,7 @@
           <w14:ligatures w14:val="standardContextual"/>
         </w:rPr>
       </w:pPr>
-      <w:hyperlink w:anchor="_Toc244130652" w:history="1">
+      <w:hyperlink w:anchor="_Toc244131095" w:history="1">
         <w:r>
           <w:rPr>
             <w:rStyle w:val="Collegamentoipertestuale"/>
@@ -10414,7 +10414,7 @@
             <w:noProof/>
             <w:webHidden/>
           </w:rPr>
-          <w:instrText xml:space="preserve"> PAGEREF _Toc244130652 \h </w:instrText>
+          <w:instrText xml:space="preserve"> PAGEREF _Toc244131095 \h </w:instrText>
         </w:r>
         <w:r>
           <w:rPr>
@@ -10461,7 +10461,7 @@
           <w14:ligatures w14:val="standardContextual"/>
         </w:rPr>
       </w:pPr>
-      <w:hyperlink w:anchor="_Toc244130653" w:history="1">
+      <w:hyperlink w:anchor="_Toc244131096" w:history="1">
         <w:r>
           <w:rPr>
             <w:rStyle w:val="Collegamentoipertestuale"/>
@@ -10506,7 +10506,7 @@
             <w:noProof/>
             <w:webHidden/>
           </w:rPr>
-          <w:instrText xml:space="preserve"> PAGEREF _Toc244130653 \h </w:instrText>
+          <w:instrText xml:space="preserve"> PAGEREF _Toc244131096 \h </w:instrText>
         </w:r>
         <w:r>
           <w:rPr>
@@ -10553,7 +10553,7 @@
           <w14:ligatures w14:val="standardContextual"/>
         </w:rPr>
       </w:pPr>
-      <w:hyperlink w:anchor="_Toc244130654" w:history="1">
+      <w:hyperlink w:anchor="_Toc244131097" w:history="1">
         <w:r>
           <w:rPr>
             <w:rStyle w:val="Collegamentoipertestuale"/>
@@ -10598,7 +10598,7 @@
             <w:noProof/>
             <w:webHidden/>
           </w:rPr>
-          <w:instrText xml:space="preserve"> PAGEREF _Toc244130654 \h </w:instrText>
+          <w:instrText xml:space="preserve"> PAGEREF _Toc244131097 \h </w:instrText>
         </w:r>
         <w:r>
           <w:rPr>
@@ -10644,7 +10644,7 @@
           <w14:ligatures w14:val="standardContextual"/>
         </w:rPr>
       </w:pPr>
-      <w:hyperlink w:anchor="_Toc244130655" w:history="1">
+      <w:hyperlink w:anchor="_Toc244131098" w:history="1">
         <w:r>
           <w:rPr>
             <w:rStyle w:val="Collegamentoipertestuale"/>
@@ -10692,7 +10692,7 @@
             <w:noProof/>
             <w:webHidden/>
           </w:rPr>
-          <w:instrText xml:space="preserve"> PAGEREF _Toc244130655 \h </w:instrText>
+          <w:instrText xml:space="preserve"> PAGEREF _Toc244131098 \h </w:instrText>
         </w:r>
         <w:r>
           <w:rPr>
@@ -10739,7 +10739,7 @@
           <w14:ligatures w14:val="standardContextual"/>
         </w:rPr>
       </w:pPr>
-      <w:hyperlink w:anchor="_Toc244130656" w:history="1">
+      <w:hyperlink w:anchor="_Toc244131099" w:history="1">
         <w:r>
           <w:rPr>
             <w:rStyle w:val="Collegamentoipertestuale"/>
@@ -10784,7 +10784,7 @@
             <w:noProof/>
             <w:webHidden/>
           </w:rPr>
-          <w:instrText xml:space="preserve"> PAGEREF _Toc244130656 \h </w:instrText>
+          <w:instrText xml:space="preserve"> PAGEREF _Toc244131099 \h </w:instrText>
         </w:r>
         <w:r>
           <w:rPr>
@@ -10831,7 +10831,7 @@
           <w14:ligatures w14:val="standardContextual"/>
         </w:rPr>
       </w:pPr>
-      <w:hyperlink w:anchor="_Toc244130657" w:history="1">
+      <w:hyperlink w:anchor="_Toc244131100" w:history="1">
         <w:r>
           <w:rPr>
             <w:rStyle w:val="Collegamentoipertestuale"/>
@@ -10876,7 +10876,7 @@
             <w:noProof/>
             <w:webHidden/>
           </w:rPr>
-          <w:instrText xml:space="preserve"> PAGEREF _Toc244130657 \h </w:instrText>
+          <w:instrText xml:space="preserve"> PAGEREF _Toc244131100 \h </w:instrText>
         </w:r>
         <w:r>
           <w:rPr>
@@ -10923,7 +10923,7 @@
           <w14:ligatures w14:val="standardContextual"/>
         </w:rPr>
       </w:pPr>
-      <w:hyperlink w:anchor="_Toc244130658" w:history="1">
+      <w:hyperlink w:anchor="_Toc244131101" w:history="1">
         <w:r>
           <w:rPr>
             <w:rStyle w:val="Collegamentoipertestuale"/>
@@ -10968,7 +10968,7 @@
             <w:noProof/>
             <w:webHidden/>
           </w:rPr>
-          <w:instrText xml:space="preserve"> PAGEREF _Toc244130658 \h </w:instrText>
+          <w:instrText xml:space="preserve"> PAGEREF _Toc244131101 \h </w:instrText>
         </w:r>
         <w:r>
           <w:rPr>
@@ -11014,7 +11014,7 @@
           <w14:ligatures w14:val="standardContextual"/>
         </w:rPr>
       </w:pPr>
-      <w:hyperlink w:anchor="_Toc244130659" w:history="1">
+      <w:hyperlink w:anchor="_Toc244131102" w:history="1">
         <w:r>
           <w:rPr>
             <w:rStyle w:val="Collegamentoipertestuale"/>
@@ -11062,7 +11062,7 @@
             <w:noProof/>
             <w:webHidden/>
           </w:rPr>
-          <w:instrText xml:space="preserve"> PAGEREF _Toc244130659 \h </w:instrText>
+          <w:instrText xml:space="preserve"> PAGEREF _Toc244131102 \h </w:instrText>
         </w:r>
         <w:r>
           <w:rPr>
@@ -11109,7 +11109,7 @@
           <w14:ligatures w14:val="standardContextual"/>
         </w:rPr>
       </w:pPr>
-      <w:hyperlink w:anchor="_Toc244130660" w:history="1">
+      <w:hyperlink w:anchor="_Toc244131103" w:history="1">
         <w:r>
           <w:rPr>
             <w:rStyle w:val="Collegamentoipertestuale"/>
@@ -11154,7 +11154,7 @@
             <w:noProof/>
             <w:webHidden/>
           </w:rPr>
-          <w:instrText xml:space="preserve"> PAGEREF _Toc244130660 \h </w:instrText>
+          <w:instrText xml:space="preserve"> PAGEREF _Toc244131103 \h </w:instrText>
         </w:r>
         <w:r>
           <w:rPr>
@@ -11201,7 +11201,7 @@
           <w14:ligatures w14:val="standardContextual"/>
         </w:rPr>
       </w:pPr>
-      <w:hyperlink w:anchor="_Toc244130661" w:history="1">
+      <w:hyperlink w:anchor="_Toc244131104" w:history="1">
         <w:r>
           <w:rPr>
             <w:rStyle w:val="Collegamentoipertestuale"/>
@@ -11246,7 +11246,7 @@
             <w:noProof/>
             <w:webHidden/>
           </w:rPr>
-          <w:instrText xml:space="preserve"> PAGEREF _Toc244130661 \h </w:instrText>
+          <w:instrText xml:space="preserve"> PAGEREF _Toc244131104 \h </w:instrText>
         </w:r>
         <w:r>
           <w:rPr>
@@ -11293,7 +11293,7 @@
           <w14:ligatures w14:val="standardContextual"/>
         </w:rPr>
       </w:pPr>
-      <w:hyperlink w:anchor="_Toc244130662" w:history="1">
+      <w:hyperlink w:anchor="_Toc244131105" w:history="1">
         <w:r>
           <w:rPr>
             <w:rStyle w:val="Collegamentoipertestuale"/>
@@ -11338,7 +11338,7 @@
             <w:noProof/>
             <w:webHidden/>
           </w:rPr>
-          <w:instrText xml:space="preserve"> PAGEREF _Toc244130662 \h </w:instrText>
+          <w:instrText xml:space="preserve"> PAGEREF _Toc244131105 \h </w:instrText>
         </w:r>
         <w:r>
           <w:rPr>
@@ -11385,7 +11385,7 @@
           <w14:ligatures w14:val="standardContextual"/>
         </w:rPr>
       </w:pPr>
-      <w:hyperlink w:anchor="_Toc244130663" w:history="1">
+      <w:hyperlink w:anchor="_Toc244131106" w:history="1">
         <w:r>
           <w:rPr>
             <w:rStyle w:val="Collegamentoipertestuale"/>
@@ -11430,7 +11430,7 @@
             <w:noProof/>
             <w:webHidden/>
           </w:rPr>
-          <w:instrText xml:space="preserve"> PAGEREF _Toc244130663 \h </w:instrText>
+          <w:instrText xml:space="preserve"> PAGEREF _Toc244131106 \h </w:instrText>
         </w:r>
         <w:r>
           <w:rPr>
@@ -11477,7 +11477,7 @@
           <w14:ligatures w14:val="standardContextual"/>
         </w:rPr>
       </w:pPr>
-      <w:hyperlink w:anchor="_Toc244130664" w:history="1">
+      <w:hyperlink w:anchor="_Toc244131107" w:history="1">
         <w:r>
           <w:rPr>
             <w:rStyle w:val="Collegamentoipertestuale"/>
@@ -11522,7 +11522,7 @@
             <w:noProof/>
             <w:webHidden/>
           </w:rPr>
-          <w:instrText xml:space="preserve"> PAGEREF _Toc244130664 \h </w:instrText>
+          <w:instrText xml:space="preserve"> PAGEREF _Toc244131107 \h </w:instrText>
         </w:r>
         <w:r>
           <w:rPr>
@@ -11569,7 +11569,7 @@
           <w14:ligatures w14:val="standardContextual"/>
         </w:rPr>
       </w:pPr>
-      <w:hyperlink w:anchor="_Toc244130665" w:history="1">
+      <w:hyperlink w:anchor="_Toc244131108" w:history="1">
         <w:r>
           <w:rPr>
             <w:rStyle w:val="Collegamentoipertestuale"/>
@@ -11614,7 +11614,7 @@
             <w:noProof/>
             <w:webHidden/>
           </w:rPr>
-          <w:instrText xml:space="preserve"> PAGEREF _Toc244130665 \h </w:instrText>
+          <w:instrText xml:space="preserve"> PAGEREF _Toc244131108 \h </w:instrText>
         </w:r>
         <w:r>
           <w:rPr>
@@ -11661,7 +11661,7 @@
           <w14:ligatures w14:val="standardContextual"/>
         </w:rPr>
       </w:pPr>
-      <w:hyperlink w:anchor="_Toc244130666" w:history="1">
+      <w:hyperlink w:anchor="_Toc244131109" w:history="1">
         <w:r>
           <w:rPr>
             <w:rStyle w:val="Collegamentoipertestuale"/>
@@ -11706,7 +11706,7 @@
             <w:noProof/>
             <w:webHidden/>
           </w:rPr>
-          <w:instrText xml:space="preserve"> PAGEREF _Toc244130666 \h </w:instrText>
+          <w:instrText xml:space="preserve"> PAGEREF _Toc244131109 \h </w:instrText>
         </w:r>
         <w:r>
           <w:rPr>
@@ -11753,7 +11753,7 @@
           <w14:ligatures w14:val="standardContextual"/>
         </w:rPr>
       </w:pPr>
-      <w:hyperlink w:anchor="_Toc244130667" w:history="1">
+      <w:hyperlink w:anchor="_Toc244131110" w:history="1">
         <w:r>
           <w:rPr>
             <w:rStyle w:val="Collegamentoipertestuale"/>
@@ -11798,7 +11798,7 @@
             <w:noProof/>
             <w:webHidden/>
           </w:rPr>
-          <w:instrText xml:space="preserve"> PAGEREF _Toc244130667 \h </w:instrText>
+          <w:instrText xml:space="preserve"> PAGEREF _Toc244131110 \h </w:instrText>
         </w:r>
         <w:r>
           <w:rPr>
@@ -11845,7 +11845,7 @@
           <w14:ligatures w14:val="standardContextual"/>
         </w:rPr>
       </w:pPr>
-      <w:hyperlink w:anchor="_Toc244130668" w:history="1">
+      <w:hyperlink w:anchor="_Toc244131111" w:history="1">
         <w:r>
           <w:rPr>
             <w:rStyle w:val="Collegamentoipertestuale"/>
@@ -11890,7 +11890,7 @@
             <w:noProof/>
             <w:webHidden/>
           </w:rPr>
-          <w:instrText xml:space="preserve"> PAGEREF _Toc244130668 \h </w:instrText>
+          <w:instrText xml:space="preserve"> PAGEREF _Toc244131111 \h </w:instrText>
         </w:r>
         <w:r>
           <w:rPr>
@@ -11937,7 +11937,7 @@
           <w14:ligatures w14:val="standardContextual"/>
         </w:rPr>
       </w:pPr>
-      <w:hyperlink w:anchor="_Toc244130669" w:history="1">
+      <w:hyperlink w:anchor="_Toc244131112" w:history="1">
         <w:r>
           <w:rPr>
             <w:rStyle w:val="Collegamentoipertestuale"/>
@@ -11982,7 +11982,7 @@
             <w:noProof/>
             <w:webHidden/>
           </w:rPr>
-          <w:instrText xml:space="preserve"> PAGEREF _Toc244130669 \h </w:instrText>
+          <w:instrText xml:space="preserve"> PAGEREF _Toc244131112 \h </w:instrText>
         </w:r>
         <w:r>
           <w:rPr>
@@ -12029,7 +12029,7 @@
           <w14:ligatures w14:val="standardContextual"/>
         </w:rPr>
       </w:pPr>
-      <w:hyperlink w:anchor="_Toc244130670" w:history="1">
+      <w:hyperlink w:anchor="_Toc244131113" w:history="1">
         <w:r>
           <w:rPr>
             <w:rStyle w:val="Collegamentoipertestuale"/>
@@ -12074,7 +12074,7 @@
             <w:noProof/>
             <w:webHidden/>
           </w:rPr>
-          <w:instrText xml:space="preserve"> PAGEREF _Toc244130670 \h </w:instrText>
+          <w:instrText xml:space="preserve"> PAGEREF _Toc244131113 \h </w:instrText>
         </w:r>
         <w:r>
           <w:rPr>
@@ -12121,7 +12121,7 @@
           <w14:ligatures w14:val="standardContextual"/>
         </w:rPr>
       </w:pPr>
-      <w:hyperlink w:anchor="_Toc244130671" w:history="1">
+      <w:hyperlink w:anchor="_Toc244131114" w:history="1">
         <w:r>
           <w:rPr>
             <w:rStyle w:val="Collegamentoipertestuale"/>
@@ -12166,7 +12166,7 @@
             <w:noProof/>
             <w:webHidden/>
           </w:rPr>
-          <w:instrText xml:space="preserve"> PAGEREF _Toc244130671 \h </w:instrText>
+          <w:instrText xml:space="preserve"> PAGEREF _Toc244131114 \h </w:instrText>
         </w:r>
         <w:r>
           <w:rPr>
@@ -12212,7 +12212,7 @@
           <w14:ligatures w14:val="standardContextual"/>
         </w:rPr>
       </w:pPr>
-      <w:hyperlink w:anchor="_Toc244130672" w:history="1">
+      <w:hyperlink w:anchor="_Toc244131115" w:history="1">
         <w:r>
           <w:rPr>
             <w:rStyle w:val="Collegamentoipertestuale"/>
@@ -12260,7 +12260,7 @@
             <w:noProof/>
             <w:webHidden/>
           </w:rPr>
-          <w:instrText xml:space="preserve"> PAGEREF _Toc244130672 \h </w:instrText>
+          <w:instrText xml:space="preserve"> PAGEREF _Toc244131115 \h </w:instrText>
         </w:r>
         <w:r>
           <w:rPr>
@@ -12307,7 +12307,7 @@
           <w14:ligatures w14:val="standardContextual"/>
         </w:rPr>
       </w:pPr>
-      <w:hyperlink w:anchor="_Toc244130673" w:history="1">
+      <w:hyperlink w:anchor="_Toc244131116" w:history="1">
         <w:r>
           <w:rPr>
             <w:rStyle w:val="Collegamentoipertestuale"/>
@@ -12352,7 +12352,7 @@
             <w:noProof/>
             <w:webHidden/>
           </w:rPr>
-          <w:instrText xml:space="preserve"> PAGEREF _Toc244130673 \h </w:instrText>
+          <w:instrText xml:space="preserve"> PAGEREF _Toc244131116 \h </w:instrText>
         </w:r>
         <w:r>
           <w:rPr>
@@ -12399,7 +12399,7 @@
           <w14:ligatures w14:val="standardContextual"/>
         </w:rPr>
       </w:pPr>
-      <w:hyperlink w:anchor="_Toc244130674" w:history="1">
+      <w:hyperlink w:anchor="_Toc244131117" w:history="1">
         <w:r>
           <w:rPr>
             <w:rStyle w:val="Collegamentoipertestuale"/>
@@ -12444,7 +12444,7 @@
             <w:noProof/>
             <w:webHidden/>
           </w:rPr>
-          <w:instrText xml:space="preserve"> PAGEREF _Toc244130674 \h </w:instrText>
+          <w:instrText xml:space="preserve"> PAGEREF _Toc244131117 \h </w:instrText>
         </w:r>
         <w:r>
           <w:rPr>
@@ -12491,7 +12491,7 @@
           <w14:ligatures w14:val="standardContextual"/>
         </w:rPr>
       </w:pPr>
-      <w:hyperlink w:anchor="_Toc244130675" w:history="1">
+      <w:hyperlink w:anchor="_Toc244131118" w:history="1">
         <w:r>
           <w:rPr>
             <w:rStyle w:val="Collegamentoipertestuale"/>
@@ -12536,7 +12536,7 @@
             <w:noProof/>
             <w:webHidden/>
           </w:rPr>
-          <w:instrText xml:space="preserve"> PAGEREF _Toc244130675 \h </w:instrText>
+          <w:instrText xml:space="preserve"> PAGEREF _Toc244131118 \h </w:instrText>
         </w:r>
         <w:r>
           <w:rPr>
@@ -12583,7 +12583,7 @@
           <w14:ligatures w14:val="standardContextual"/>
         </w:rPr>
       </w:pPr>
-      <w:hyperlink w:anchor="_Toc244130676" w:history="1">
+      <w:hyperlink w:anchor="_Toc244131119" w:history="1">
         <w:r>
           <w:rPr>
             <w:rStyle w:val="Collegamentoipertestuale"/>
@@ -12628,7 +12628,7 @@
             <w:noProof/>
             <w:webHidden/>
           </w:rPr>
-          <w:instrText xml:space="preserve"> PAGEREF _Toc244130676 \h </w:instrText>
+          <w:instrText xml:space="preserve"> PAGEREF _Toc244131119 \h </w:instrText>
         </w:r>
         <w:r>
           <w:rPr>
@@ -12675,7 +12675,7 @@
           <w14:ligatures w14:val="standardContextual"/>
         </w:rPr>
       </w:pPr>
-      <w:hyperlink w:anchor="_Toc244130677" w:history="1">
+      <w:hyperlink w:anchor="_Toc244131120" w:history="1">
         <w:r>
           <w:rPr>
             <w:rStyle w:val="Collegamentoipertestuale"/>
@@ -12720,7 +12720,7 @@
             <w:noProof/>
             <w:webHidden/>
           </w:rPr>
-          <w:instrText xml:space="preserve"> PAGEREF _Toc244130677 \h </w:instrText>
+          <w:instrText xml:space="preserve"> PAGEREF _Toc244131120 \h </w:instrText>
         </w:r>
         <w:r>
           <w:rPr>
@@ -12767,7 +12767,7 @@
           <w14:ligatures w14:val="standardContextual"/>
         </w:rPr>
       </w:pPr>
-      <w:hyperlink w:anchor="_Toc244130678" w:history="1">
+      <w:hyperlink w:anchor="_Toc244131121" w:history="1">
         <w:r>
           <w:rPr>
             <w:rStyle w:val="Collegamentoipertestuale"/>
@@ -12812,7 +12812,7 @@
             <w:noProof/>
             <w:webHidden/>
           </w:rPr>
-          <w:instrText xml:space="preserve"> PAGEREF _Toc244130678 \h </w:instrText>
+          <w:instrText xml:space="preserve"> PAGEREF _Toc244131121 \h </w:instrText>
         </w:r>
         <w:r>
           <w:rPr>
@@ -12859,7 +12859,7 @@
           <w14:ligatures w14:val="standardContextual"/>
         </w:rPr>
       </w:pPr>
-      <w:hyperlink w:anchor="_Toc244130679" w:history="1">
+      <w:hyperlink w:anchor="_Toc244131122" w:history="1">
         <w:r>
           <w:rPr>
             <w:rStyle w:val="Collegamentoipertestuale"/>
@@ -12904,7 +12904,7 @@
             <w:noProof/>
             <w:webHidden/>
           </w:rPr>
-          <w:instrText xml:space="preserve"> PAGEREF _Toc244130679 \h </w:instrText>
+          <w:instrText xml:space="preserve"> PAGEREF _Toc244131122 \h </w:instrText>
         </w:r>
         <w:r>
           <w:rPr>
@@ -12950,7 +12950,7 @@
           <w14:ligatures w14:val="standardContextual"/>
         </w:rPr>
       </w:pPr>
-      <w:hyperlink w:anchor="_Toc244130680" w:history="1">
+      <w:hyperlink w:anchor="_Toc244131123" w:history="1">
         <w:r>
           <w:rPr>
             <w:rStyle w:val="Collegamentoipertestuale"/>
@@ -12998,7 +12998,7 @@
             <w:noProof/>
             <w:webHidden/>
           </w:rPr>
-          <w:instrText xml:space="preserve"> PAGEREF _Toc244130680 \h </w:instrText>
+          <w:instrText xml:space="preserve"> PAGEREF _Toc244131123 \h </w:instrText>
         </w:r>
         <w:r>
           <w:rPr>
@@ -13045,7 +13045,7 @@
           <w14:ligatures w14:val="standardContextual"/>
         </w:rPr>
       </w:pPr>
-      <w:hyperlink w:anchor="_Toc244130681" w:history="1">
+      <w:hyperlink w:anchor="_Toc244131124" w:history="1">
         <w:r>
           <w:rPr>
             <w:rStyle w:val="Collegamentoipertestuale"/>
@@ -13090,7 +13090,7 @@
             <w:noProof/>
             <w:webHidden/>
           </w:rPr>
-          <w:instrText xml:space="preserve"> PAGEREF _Toc244130681 \h </w:instrText>
+          <w:instrText xml:space="preserve"> PAGEREF _Toc244131124 \h </w:instrText>
         </w:r>
         <w:r>
           <w:rPr>
@@ -13137,7 +13137,7 @@
           <w14:ligatures w14:val="standardContextual"/>
         </w:rPr>
       </w:pPr>
-      <w:hyperlink w:anchor="_Toc244130682" w:history="1">
+      <w:hyperlink w:anchor="_Toc244131125" w:history="1">
         <w:r>
           <w:rPr>
             <w:rStyle w:val="Collegamentoipertestuale"/>
@@ -13182,7 +13182,7 @@
             <w:noProof/>
             <w:webHidden/>
           </w:rPr>
-          <w:instrText xml:space="preserve"> PAGEREF _Toc244130682 \h </w:instrText>
+          <w:instrText xml:space="preserve"> PAGEREF _Toc244131125 \h </w:instrText>
         </w:r>
         <w:r>
           <w:rPr>
@@ -13229,7 +13229,7 @@
           <w14:ligatures w14:val="standardContextual"/>
         </w:rPr>
       </w:pPr>
-      <w:hyperlink w:anchor="_Toc244130683" w:history="1">
+      <w:hyperlink w:anchor="_Toc244131126" w:history="1">
         <w:r>
           <w:rPr>
             <w:rStyle w:val="Collegamentoipertestuale"/>
@@ -13274,7 +13274,7 @@
             <w:noProof/>
             <w:webHidden/>
           </w:rPr>
-          <w:instrText xml:space="preserve"> PAGEREF _Toc244130683 \h </w:instrText>
+          <w:instrText xml:space="preserve"> PAGEREF _Toc244131126 \h </w:instrText>
         </w:r>
         <w:r>
           <w:rPr>
@@ -13321,7 +13321,7 @@
           <w14:ligatures w14:val="standardContextual"/>
         </w:rPr>
       </w:pPr>
-      <w:hyperlink w:anchor="_Toc244130684" w:history="1">
+      <w:hyperlink w:anchor="_Toc244131127" w:history="1">
         <w:r>
           <w:rPr>
             <w:rStyle w:val="Collegamentoipertestuale"/>
@@ -13366,7 +13366,7 @@
             <w:noProof/>
             <w:webHidden/>
           </w:rPr>
-          <w:instrText xml:space="preserve"> PAGEREF _Toc244130684 \h </w:instrText>
+          <w:instrText xml:space="preserve"> PAGEREF _Toc244131127 \h </w:instrText>
         </w:r>
         <w:r>
           <w:rPr>
@@ -13413,7 +13413,7 @@
           <w14:ligatures w14:val="standardContextual"/>
         </w:rPr>
       </w:pPr>
-      <w:hyperlink w:anchor="_Toc244130685" w:history="1">
+      <w:hyperlink w:anchor="_Toc244131128" w:history="1">
         <w:r>
           <w:rPr>
             <w:rStyle w:val="Collegamentoipertestuale"/>
@@ -13458,7 +13458,7 @@
             <w:noProof/>
             <w:webHidden/>
           </w:rPr>
-          <w:instrText xml:space="preserve"> PAGEREF _Toc244130685 \h </w:instrText>
+          <w:instrText xml:space="preserve"> PAGEREF _Toc244131128 \h </w:instrText>
         </w:r>
         <w:r>
           <w:rPr>
@@ -13505,7 +13505,7 @@
           <w14:ligatures w14:val="standardContextual"/>
         </w:rPr>
       </w:pPr>
-      <w:hyperlink w:anchor="_Toc244130686" w:history="1">
+      <w:hyperlink w:anchor="_Toc244131129" w:history="1">
         <w:r>
           <w:rPr>
             <w:rStyle w:val="Collegamentoipertestuale"/>
@@ -13550,7 +13550,7 @@
             <w:noProof/>
             <w:webHidden/>
           </w:rPr>
-          <w:instrText xml:space="preserve"> PAGEREF _Toc244130686 \h </w:instrText>
+          <w:instrText xml:space="preserve"> PAGEREF _Toc244131129 \h </w:instrText>
         </w:r>
         <w:r>
           <w:rPr>
@@ -13597,7 +13597,7 @@
           <w14:ligatures w14:val="standardContextual"/>
         </w:rPr>
       </w:pPr>
-      <w:hyperlink w:anchor="_Toc244130687" w:history="1">
+      <w:hyperlink w:anchor="_Toc244131130" w:history="1">
         <w:r>
           <w:rPr>
             <w:rStyle w:val="Collegamentoipertestuale"/>
@@ -13642,7 +13642,7 @@
             <w:noProof/>
             <w:webHidden/>
           </w:rPr>
-          <w:instrText xml:space="preserve"> PAGEREF _Toc244130687 \h </w:instrText>
+          <w:instrText xml:space="preserve"> PAGEREF _Toc244131130 \h </w:instrText>
         </w:r>
         <w:r>
           <w:rPr>
@@ -13689,7 +13689,7 @@
           <w14:ligatures w14:val="standardContextual"/>
         </w:rPr>
       </w:pPr>
-      <w:hyperlink w:anchor="_Toc244130688" w:history="1">
+      <w:hyperlink w:anchor="_Toc244131131" w:history="1">
         <w:r>
           <w:rPr>
             <w:rStyle w:val="Collegamentoipertestuale"/>
@@ -13734,7 +13734,7 @@
             <w:noProof/>
             <w:webHidden/>
           </w:rPr>
-          <w:instrText xml:space="preserve"> PAGEREF _Toc244130688 \h </w:instrText>
+          <w:instrText xml:space="preserve"> PAGEREF _Toc244131131 \h </w:instrText>
         </w:r>
         <w:r>
           <w:rPr>
@@ -13781,7 +13781,7 @@
           <w14:ligatures w14:val="standardContextual"/>
         </w:rPr>
       </w:pPr>
-      <w:hyperlink w:anchor="_Toc244130689" w:history="1">
+      <w:hyperlink w:anchor="_Toc244131132" w:history="1">
         <w:r>
           <w:rPr>
             <w:rStyle w:val="Collegamentoipertestuale"/>
@@ -13826,7 +13826,7 @@
             <w:noProof/>
             <w:webHidden/>
           </w:rPr>
-          <w:instrText xml:space="preserve"> PAGEREF _Toc244130689 \h </w:instrText>
+          <w:instrText xml:space="preserve"> PAGEREF _Toc244131132 \h </w:instrText>
         </w:r>
         <w:r>
           <w:rPr>
@@ -13873,7 +13873,7 @@
           <w14:ligatures w14:val="standardContextual"/>
         </w:rPr>
       </w:pPr>
-      <w:hyperlink w:anchor="_Toc244130690" w:history="1">
+      <w:hyperlink w:anchor="_Toc244131133" w:history="1">
         <w:r>
           <w:rPr>
             <w:rStyle w:val="Collegamentoipertestuale"/>
@@ -13918,7 +13918,7 @@
             <w:noProof/>
             <w:webHidden/>
           </w:rPr>
-          <w:instrText xml:space="preserve"> PAGEREF _Toc244130690 \h </w:instrText>
+          <w:instrText xml:space="preserve"> PAGEREF _Toc244131133 \h </w:instrText>
         </w:r>
         <w:r>
           <w:rPr>
@@ -13965,7 +13965,7 @@
           <w14:ligatures w14:val="standardContextual"/>
         </w:rPr>
       </w:pPr>
-      <w:hyperlink w:anchor="_Toc244130691" w:history="1">
+      <w:hyperlink w:anchor="_Toc244131134" w:history="1">
         <w:r>
           <w:rPr>
             <w:rStyle w:val="Collegamentoipertestuale"/>
@@ -14010,7 +14010,7 @@
             <w:noProof/>
             <w:webHidden/>
           </w:rPr>
-          <w:instrText xml:space="preserve"> PAGEREF _Toc244130691 \h </w:instrText>
+          <w:instrText xml:space="preserve"> PAGEREF _Toc244131134 \h </w:instrText>
         </w:r>
         <w:r>
           <w:rPr>
@@ -14057,7 +14057,7 @@
           <w14:ligatures w14:val="standardContextual"/>
         </w:rPr>
       </w:pPr>
-      <w:hyperlink w:anchor="_Toc244130692" w:history="1">
+      <w:hyperlink w:anchor="_Toc244131135" w:history="1">
         <w:r>
           <w:rPr>
             <w:rStyle w:val="Collegamentoipertestuale"/>
@@ -14102,7 +14102,7 @@
             <w:noProof/>
             <w:webHidden/>
           </w:rPr>
-          <w:instrText xml:space="preserve"> PAGEREF _Toc244130692 \h </w:instrText>
+          <w:instrText xml:space="preserve"> PAGEREF _Toc244131135 \h </w:instrText>
         </w:r>
         <w:r>
           <w:rPr>
@@ -14149,7 +14149,7 @@
           <w14:ligatures w14:val="standardContextual"/>
         </w:rPr>
       </w:pPr>
-      <w:hyperlink w:anchor="_Toc244130693" w:history="1">
+      <w:hyperlink w:anchor="_Toc244131136" w:history="1">
         <w:r>
           <w:rPr>
             <w:rStyle w:val="Collegamentoipertestuale"/>
@@ -14194,7 +14194,7 @@
             <w:noProof/>
             <w:webHidden/>
           </w:rPr>
-          <w:instrText xml:space="preserve"> PAGEREF _Toc244130693 \h </w:instrText>
+          <w:instrText xml:space="preserve"> PAGEREF _Toc244131136 \h </w:instrText>
         </w:r>
         <w:r>
           <w:rPr>
@@ -14241,7 +14241,7 @@
           <w14:ligatures w14:val="standardContextual"/>
         </w:rPr>
       </w:pPr>
-      <w:hyperlink w:anchor="_Toc244130694" w:history="1">
+      <w:hyperlink w:anchor="_Toc244131137" w:history="1">
         <w:r>
           <w:rPr>
             <w:rStyle w:val="Collegamentoipertestuale"/>
@@ -14286,7 +14286,7 @@
             <w:noProof/>
             <w:webHidden/>
           </w:rPr>
-          <w:instrText xml:space="preserve"> PAGEREF _Toc244130694 \h </w:instrText>
+          <w:instrText xml:space="preserve"> PAGEREF _Toc244131137 \h </w:instrText>
         </w:r>
         <w:r>
           <w:rPr>
@@ -14333,7 +14333,7 @@
           <w14:ligatures w14:val="standardContextual"/>
         </w:rPr>
       </w:pPr>
-      <w:hyperlink w:anchor="_Toc244130695" w:history="1">
+      <w:hyperlink w:anchor="_Toc244131138" w:history="1">
         <w:r>
           <w:rPr>
             <w:rStyle w:val="Collegamentoipertestuale"/>
@@ -14378,7 +14378,7 @@
             <w:noProof/>
             <w:webHidden/>
           </w:rPr>
-          <w:instrText xml:space="preserve"> PAGEREF _Toc244130695 \h </w:instrText>
+          <w:instrText xml:space="preserve"> PAGEREF _Toc244131138 \h </w:instrText>
         </w:r>
         <w:r>
           <w:rPr>
@@ -14425,7 +14425,7 @@
           <w14:ligatures w14:val="standardContextual"/>
         </w:rPr>
       </w:pPr>
-      <w:hyperlink w:anchor="_Toc244130696" w:history="1">
+      <w:hyperlink w:anchor="_Toc244131139" w:history="1">
         <w:r>
           <w:rPr>
             <w:rStyle w:val="Collegamentoipertestuale"/>
@@ -14470,7 +14470,7 @@
             <w:noProof/>
             <w:webHidden/>
           </w:rPr>
-          <w:instrText xml:space="preserve"> PAGEREF _Toc244130696 \h </w:instrText>
+          <w:instrText xml:space="preserve"> PAGEREF _Toc244131139 \h </w:instrText>
         </w:r>
         <w:r>
           <w:rPr>
@@ -14517,7 +14517,7 @@
           <w14:ligatures w14:val="standardContextual"/>
         </w:rPr>
       </w:pPr>
-      <w:hyperlink w:anchor="_Toc244130697" w:history="1">
+      <w:hyperlink w:anchor="_Toc244131140" w:history="1">
         <w:r>
           <w:rPr>
             <w:rStyle w:val="Collegamentoipertestuale"/>
@@ -14562,7 +14562,7 @@
             <w:noProof/>
             <w:webHidden/>
           </w:rPr>
-          <w:instrText xml:space="preserve"> PAGEREF _Toc244130697 \h </w:instrText>
+          <w:instrText xml:space="preserve"> PAGEREF _Toc244131140 \h </w:instrText>
         </w:r>
         <w:r>
           <w:rPr>
@@ -14609,7 +14609,7 @@
           <w14:ligatures w14:val="standardContextual"/>
         </w:rPr>
       </w:pPr>
-      <w:hyperlink w:anchor="_Toc244130698" w:history="1">
+      <w:hyperlink w:anchor="_Toc244131141" w:history="1">
         <w:r>
           <w:rPr>
             <w:rStyle w:val="Collegamentoipertestuale"/>
@@ -14654,7 +14654,7 @@
             <w:noProof/>
             <w:webHidden/>
           </w:rPr>
-          <w:instrText xml:space="preserve"> PAGEREF _Toc244130698 \h </w:instrText>
+          <w:instrText xml:space="preserve"> PAGEREF _Toc244131141 \h </w:instrText>
         </w:r>
         <w:r>
           <w:rPr>
@@ -14701,7 +14701,7 @@
           <w14:ligatures w14:val="standardContextual"/>
         </w:rPr>
       </w:pPr>
-      <w:hyperlink w:anchor="_Toc244130699" w:history="1">
+      <w:hyperlink w:anchor="_Toc244131142" w:history="1">
         <w:r>
           <w:rPr>
             <w:rStyle w:val="Collegamentoipertestuale"/>
@@ -14746,7 +14746,7 @@
             <w:noProof/>
             <w:webHidden/>
           </w:rPr>
-          <w:instrText xml:space="preserve"> PAGEREF _Toc244130699 \h </w:instrText>
+          <w:instrText xml:space="preserve"> PAGEREF _Toc244131142 \h </w:instrText>
         </w:r>
         <w:r>
           <w:rPr>
@@ -14793,7 +14793,7 @@
           <w14:ligatures w14:val="standardContextual"/>
         </w:rPr>
       </w:pPr>
-      <w:hyperlink w:anchor="_Toc244130700" w:history="1">
+      <w:hyperlink w:anchor="_Toc244131143" w:history="1">
         <w:r>
           <w:rPr>
             <w:rStyle w:val="Collegamentoipertestuale"/>
@@ -14838,7 +14838,7 @@
             <w:noProof/>
             <w:webHidden/>
           </w:rPr>
-          <w:instrText xml:space="preserve"> PAGEREF _Toc244130700 \h </w:instrText>
+          <w:instrText xml:space="preserve"> PAGEREF _Toc244131143 \h </w:instrText>
         </w:r>
         <w:r>
           <w:rPr>
@@ -14885,7 +14885,7 @@
           <w14:ligatures w14:val="standardContextual"/>
         </w:rPr>
       </w:pPr>
-      <w:hyperlink w:anchor="_Toc244130701" w:history="1">
+      <w:hyperlink w:anchor="_Toc244131144" w:history="1">
         <w:r>
           <w:rPr>
             <w:rStyle w:val="Collegamentoipertestuale"/>
@@ -14930,7 +14930,7 @@
             <w:noProof/>
             <w:webHidden/>
           </w:rPr>
-          <w:instrText xml:space="preserve"> PAGEREF _Toc244130701 \h </w:instrText>
+          <w:instrText xml:space="preserve"> PAGEREF _Toc244131144 \h </w:instrText>
         </w:r>
         <w:r>
           <w:rPr>
@@ -14977,7 +14977,7 @@
           <w14:ligatures w14:val="standardContextual"/>
         </w:rPr>
       </w:pPr>
-      <w:hyperlink w:anchor="_Toc244130702" w:history="1">
+      <w:hyperlink w:anchor="_Toc244131145" w:history="1">
         <w:r>
           <w:rPr>
             <w:rStyle w:val="Collegamentoipertestuale"/>
@@ -15022,7 +15022,7 @@
             <w:noProof/>
             <w:webHidden/>
           </w:rPr>
-          <w:instrText xml:space="preserve"> PAGEREF _Toc244130702 \h </w:instrText>
+          <w:instrText xml:space="preserve"> PAGEREF _Toc244131145 \h </w:instrText>
         </w:r>
         <w:r>
           <w:rPr>
@@ -15068,7 +15068,7 @@
           <w14:ligatures w14:val="standardContextual"/>
         </w:rPr>
       </w:pPr>
-      <w:hyperlink w:anchor="_Toc244130703" w:history="1">
+      <w:hyperlink w:anchor="_Toc244131146" w:history="1">
         <w:r>
           <w:rPr>
             <w:rStyle w:val="Collegamentoipertestuale"/>
@@ -15116,7 +15116,7 @@
             <w:noProof/>
             <w:webHidden/>
           </w:rPr>
-          <w:instrText xml:space="preserve"> PAGEREF _Toc244130703 \h </w:instrText>
+          <w:instrText xml:space="preserve"> PAGEREF _Toc244131146 \h </w:instrText>
         </w:r>
         <w:r>
           <w:rPr>
@@ -15163,7 +15163,7 @@
           <w14:ligatures w14:val="standardContextual"/>
         </w:rPr>
       </w:pPr>
-      <w:hyperlink w:anchor="_Toc244130704" w:history="1">
+      <w:hyperlink w:anchor="_Toc244131147" w:history="1">
         <w:r>
           <w:rPr>
             <w:rStyle w:val="Collegamentoipertestuale"/>
@@ -15208,7 +15208,7 @@
             <w:noProof/>
             <w:webHidden/>
           </w:rPr>
-          <w:instrText xml:space="preserve"> PAGEREF _Toc244130704 \h </w:instrText>
+          <w:instrText xml:space="preserve"> PAGEREF _Toc244131147 \h </w:instrText>
         </w:r>
         <w:r>
           <w:rPr>
@@ -15255,7 +15255,7 @@
           <w14:ligatures w14:val="standardContextual"/>
         </w:rPr>
       </w:pPr>
-      <w:hyperlink w:anchor="_Toc244130705" w:history="1">
+      <w:hyperlink w:anchor="_Toc244131148" w:history="1">
         <w:r>
           <w:rPr>
             <w:rStyle w:val="Collegamentoipertestuale"/>
@@ -15300,7 +15300,7 @@
             <w:noProof/>
             <w:webHidden/>
           </w:rPr>
-          <w:instrText xml:space="preserve"> PAGEREF _Toc244130705 \h </w:instrText>
+          <w:instrText xml:space="preserve"> PAGEREF _Toc244131148 \h </w:instrText>
         </w:r>
         <w:r>
           <w:rPr>
@@ -15347,7 +15347,7 @@
           <w14:ligatures w14:val="standardContextual"/>
         </w:rPr>
       </w:pPr>
-      <w:hyperlink w:anchor="_Toc244130706" w:history="1">
+      <w:hyperlink w:anchor="_Toc244131149" w:history="1">
         <w:r>
           <w:rPr>
             <w:rStyle w:val="Collegamentoipertestuale"/>
@@ -15392,7 +15392,7 @@
             <w:noProof/>
             <w:webHidden/>
           </w:rPr>
-          <w:instrText xml:space="preserve"> PAGEREF _Toc244130706 \h </w:instrText>
+          <w:instrText xml:space="preserve"> PAGEREF _Toc244131149 \h </w:instrText>
         </w:r>
         <w:r>
           <w:rPr>
@@ -15438,7 +15438,7 @@
           <w14:ligatures w14:val="standardContextual"/>
         </w:rPr>
       </w:pPr>
-      <w:hyperlink w:anchor="_Toc244130707" w:history="1">
+      <w:hyperlink w:anchor="_Toc244131150" w:history="1">
         <w:r>
           <w:rPr>
             <w:rStyle w:val="Collegamentoipertestuale"/>
@@ -15486,7 +15486,7 @@
             <w:noProof/>
             <w:webHidden/>
           </w:rPr>
-          <w:instrText xml:space="preserve"> PAGEREF _Toc244130707 \h </w:instrText>
+          <w:instrText xml:space="preserve"> PAGEREF _Toc244131150 \h </w:instrText>
         </w:r>
         <w:r>
           <w:rPr>
@@ -15533,7 +15533,7 @@
           <w14:ligatures w14:val="standardContextual"/>
         </w:rPr>
       </w:pPr>
-      <w:hyperlink w:anchor="_Toc244130708" w:history="1">
+      <w:hyperlink w:anchor="_Toc244131151" w:history="1">
         <w:r>
           <w:rPr>
             <w:rStyle w:val="Collegamentoipertestuale"/>
@@ -15578,7 +15578,7 @@
             <w:noProof/>
             <w:webHidden/>
           </w:rPr>
-          <w:instrText xml:space="preserve"> PAGEREF _Toc244130708 \h </w:instrText>
+          <w:instrText xml:space="preserve"> PAGEREF _Toc244131151 \h </w:instrText>
         </w:r>
         <w:r>
           <w:rPr>
@@ -15625,7 +15625,7 @@
           <w14:ligatures w14:val="standardContextual"/>
         </w:rPr>
       </w:pPr>
-      <w:hyperlink w:anchor="_Toc244130709" w:history="1">
+      <w:hyperlink w:anchor="_Toc244131152" w:history="1">
         <w:r>
           <w:rPr>
             <w:rStyle w:val="Collegamentoipertestuale"/>
@@ -15670,7 +15670,7 @@
             <w:noProof/>
             <w:webHidden/>
           </w:rPr>
-          <w:instrText xml:space="preserve"> PAGEREF _Toc244130709 \h </w:instrText>
+          <w:instrText xml:space="preserve"> PAGEREF _Toc244131152 \h </w:instrText>
         </w:r>
         <w:r>
           <w:rPr>
@@ -15717,7 +15717,7 @@
           <w14:ligatures w14:val="standardContextual"/>
         </w:rPr>
       </w:pPr>
-      <w:hyperlink w:anchor="_Toc244130710" w:history="1">
+      <w:hyperlink w:anchor="_Toc244131153" w:history="1">
         <w:r>
           <w:rPr>
             <w:rStyle w:val="Collegamentoipertestuale"/>
@@ -15762,7 +15762,7 @@
             <w:noProof/>
             <w:webHidden/>
           </w:rPr>
-          <w:instrText xml:space="preserve"> PAGEREF _Toc244130710 \h </w:instrText>
+          <w:instrText xml:space="preserve"> PAGEREF _Toc244131153 \h </w:instrText>
         </w:r>
         <w:r>
           <w:rPr>
@@ -15808,7 +15808,7 @@
           <w14:ligatures w14:val="standardContextual"/>
         </w:rPr>
       </w:pPr>
-      <w:hyperlink w:anchor="_Toc244130711" w:history="1">
+      <w:hyperlink w:anchor="_Toc244131154" w:history="1">
         <w:r>
           <w:rPr>
             <w:rStyle w:val="Collegamentoipertestuale"/>
@@ -15856,7 +15856,7 @@
             <w:noProof/>
             <w:webHidden/>
           </w:rPr>
-          <w:instrText xml:space="preserve"> PAGEREF _Toc244130711 \h </w:instrText>
+          <w:instrText xml:space="preserve"> PAGEREF _Toc244131154 \h </w:instrText>
         </w:r>
         <w:r>
           <w:rPr>
@@ -15903,7 +15903,7 @@
           <w14:ligatures w14:val="standardContextual"/>
         </w:rPr>
       </w:pPr>
-      <w:hyperlink w:anchor="_Toc244130712" w:history="1">
+      <w:hyperlink w:anchor="_Toc244131155" w:history="1">
         <w:r>
           <w:rPr>
             <w:rStyle w:val="Collegamentoipertestuale"/>
@@ -15948,7 +15948,7 @@
             <w:noProof/>
             <w:webHidden/>
           </w:rPr>
-          <w:instrText xml:space="preserve"> PAGEREF _Toc244130712 \h </w:instrText>
+          <w:instrText xml:space="preserve"> PAGEREF _Toc244131155 \h </w:instrText>
         </w:r>
         <w:r>
           <w:rPr>
@@ -15995,7 +15995,7 @@
           <w14:ligatures w14:val="standardContextual"/>
         </w:rPr>
       </w:pPr>
-      <w:hyperlink w:anchor="_Toc244130713" w:history="1">
+      <w:hyperlink w:anchor="_Toc244131156" w:history="1">
         <w:r>
           <w:rPr>
             <w:rStyle w:val="Collegamentoipertestuale"/>
@@ -16040,7 +16040,7 @@
             <w:noProof/>
             <w:webHidden/>
           </w:rPr>
-          <w:instrText xml:space="preserve"> PAGEREF _Toc244130713 \h </w:instrText>
+          <w:instrText xml:space="preserve"> PAGEREF _Toc244131156 \h </w:instrText>
         </w:r>
         <w:r>
           <w:rPr>
@@ -16087,7 +16087,7 @@
           <w14:ligatures w14:val="standardContextual"/>
         </w:rPr>
       </w:pPr>
-      <w:hyperlink w:anchor="_Toc244130714" w:history="1">
+      <w:hyperlink w:anchor="_Toc244131157" w:history="1">
         <w:r>
           <w:rPr>
             <w:rStyle w:val="Collegamentoipertestuale"/>
@@ -16132,7 +16132,7 @@
             <w:noProof/>
             <w:webHidden/>
           </w:rPr>
-          <w:instrText xml:space="preserve"> PAGEREF _Toc244130714 \h </w:instrText>
+          <w:instrText xml:space="preserve"> PAGEREF _Toc244131157 \h </w:instrText>
         </w:r>
         <w:r>
           <w:rPr>
@@ -16179,7 +16179,7 @@
           <w14:ligatures w14:val="standardContextual"/>
         </w:rPr>
       </w:pPr>
-      <w:hyperlink w:anchor="_Toc244130715" w:history="1">
+      <w:hyperlink w:anchor="_Toc244131158" w:history="1">
         <w:r>
           <w:rPr>
             <w:rStyle w:val="Collegamentoipertestuale"/>
@@ -16224,7 +16224,7 @@
             <w:noProof/>
             <w:webHidden/>
           </w:rPr>
-          <w:instrText xml:space="preserve"> PAGEREF _Toc244130715 \h </w:instrText>
+          <w:instrText xml:space="preserve"> PAGEREF _Toc244131158 \h </w:instrText>
         </w:r>
         <w:r>
           <w:rPr>
@@ -16271,7 +16271,7 @@
           <w14:ligatures w14:val="standardContextual"/>
         </w:rPr>
       </w:pPr>
-      <w:hyperlink w:anchor="_Toc244130716" w:history="1">
+      <w:hyperlink w:anchor="_Toc244131159" w:history="1">
         <w:r>
           <w:rPr>
             <w:rStyle w:val="Collegamentoipertestuale"/>
@@ -16316,7 +16316,7 @@
             <w:noProof/>
             <w:webHidden/>
           </w:rPr>
-          <w:instrText xml:space="preserve"> PAGEREF _Toc244130716 \h </w:instrText>
+          <w:instrText xml:space="preserve"> PAGEREF _Toc244131159 \h </w:instrText>
         </w:r>
         <w:r>
           <w:rPr>
@@ -16362,7 +16362,7 @@
           <w14:ligatures w14:val="standardContextual"/>
         </w:rPr>
       </w:pPr>
-      <w:hyperlink w:anchor="_Toc244130717" w:history="1">
+      <w:hyperlink w:anchor="_Toc244131160" w:history="1">
         <w:r>
           <w:rPr>
             <w:rStyle w:val="Collegamentoipertestuale"/>
@@ -16410,7 +16410,7 @@
             <w:noProof/>
             <w:webHidden/>
           </w:rPr>
-          <w:instrText xml:space="preserve"> PAGEREF _Toc244130717 \h </w:instrText>
+          <w:instrText xml:space="preserve"> PAGEREF _Toc244131160 \h </w:instrText>
         </w:r>
         <w:r>
           <w:rPr>
@@ -16457,7 +16457,7 @@
           <w14:ligatures w14:val="standardContextual"/>
         </w:rPr>
       </w:pPr>
-      <w:hyperlink w:anchor="_Toc244130718" w:history="1">
+      <w:hyperlink w:anchor="_Toc244131161" w:history="1">
         <w:r>
           <w:rPr>
             <w:rStyle w:val="Collegamentoipertestuale"/>
@@ -16502,7 +16502,7 @@
             <w:noProof/>
             <w:webHidden/>
           </w:rPr>
-          <w:instrText xml:space="preserve"> PAGEREF _Toc244130718 \h </w:instrText>
+          <w:instrText xml:space="preserve"> PAGEREF _Toc244131161 \h </w:instrText>
         </w:r>
         <w:r>
           <w:rPr>
@@ -16549,7 +16549,7 @@
           <w14:ligatures w14:val="standardContextual"/>
         </w:rPr>
       </w:pPr>
-      <w:hyperlink w:anchor="_Toc244130719" w:history="1">
+      <w:hyperlink w:anchor="_Toc244131162" w:history="1">
         <w:r>
           <w:rPr>
             <w:rStyle w:val="Collegamentoipertestuale"/>
@@ -16594,7 +16594,7 @@
             <w:noProof/>
             <w:webHidden/>
           </w:rPr>
-          <w:instrText xml:space="preserve"> PAGEREF _Toc244130719 \h </w:instrText>
+          <w:instrText xml:space="preserve"> PAGEREF _Toc244131162 \h </w:instrText>
         </w:r>
         <w:r>
           <w:rPr>
@@ -16641,7 +16641,7 @@
           <w14:ligatures w14:val="standardContextual"/>
         </w:rPr>
       </w:pPr>
-      <w:hyperlink w:anchor="_Toc244130720" w:history="1">
+      <w:hyperlink w:anchor="_Toc244131163" w:history="1">
         <w:r>
           <w:rPr>
             <w:rStyle w:val="Collegamentoipertestuale"/>
@@ -16686,7 +16686,7 @@
             <w:noProof/>
             <w:webHidden/>
           </w:rPr>
-          <w:instrText xml:space="preserve"> PAGEREF _Toc244130720 \h </w:instrText>
+          <w:instrText xml:space="preserve"> PAGEREF _Toc244131163 \h </w:instrText>
         </w:r>
         <w:r>
           <w:rPr>
@@ -16733,7 +16733,7 @@
           <w14:ligatures w14:val="standardContextual"/>
         </w:rPr>
       </w:pPr>
-      <w:hyperlink w:anchor="_Toc244130721" w:history="1">
+      <w:hyperlink w:anchor="_Toc244131164" w:history="1">
         <w:r>
           <w:rPr>
             <w:rStyle w:val="Collegamentoipertestuale"/>
@@ -16778,7 +16778,7 @@
             <w:noProof/>
             <w:webHidden/>
           </w:rPr>
-          <w:instrText xml:space="preserve"> PAGEREF _Toc244130721 \h </w:instrText>
+          <w:instrText xml:space="preserve"> PAGEREF _Toc244131164 \h </w:instrText>
         </w:r>
         <w:r>
           <w:rPr>
@@ -16825,7 +16825,7 @@
           <w14:ligatures w14:val="standardContextual"/>
         </w:rPr>
       </w:pPr>
-      <w:hyperlink w:anchor="_Toc244130722" w:history="1">
+      <w:hyperlink w:anchor="_Toc244131165" w:history="1">
         <w:r>
           <w:rPr>
             <w:rStyle w:val="Collegamentoipertestuale"/>
@@ -16870,7 +16870,7 @@
             <w:noProof/>
             <w:webHidden/>
           </w:rPr>
-          <w:instrText xml:space="preserve"> PAGEREF _Toc244130722 \h </w:instrText>
+          <w:instrText xml:space="preserve"> PAGEREF _Toc244131165 \h </w:instrText>
         </w:r>
         <w:r>
           <w:rPr>
@@ -16917,7 +16917,7 @@
           <w14:ligatures w14:val="standardContextual"/>
         </w:rPr>
       </w:pPr>
-      <w:hyperlink w:anchor="_Toc244130723" w:history="1">
+      <w:hyperlink w:anchor="_Toc244131166" w:history="1">
         <w:r>
           <w:rPr>
             <w:rStyle w:val="Collegamentoipertestuale"/>
@@ -16962,7 +16962,7 @@
             <w:noProof/>
             <w:webHidden/>
           </w:rPr>
-          <w:instrText xml:space="preserve"> PAGEREF _Toc244130723 \h </w:instrText>
+          <w:instrText xml:space="preserve"> PAGEREF _Toc244131166 \h </w:instrText>
         </w:r>
         <w:r>
           <w:rPr>
@@ -17009,7 +17009,7 @@
           <w14:ligatures w14:val="standardContextual"/>
         </w:rPr>
       </w:pPr>
-      <w:hyperlink w:anchor="_Toc244130724" w:history="1">
+      <w:hyperlink w:anchor="_Toc244131167" w:history="1">
         <w:r>
           <w:rPr>
             <w:rStyle w:val="Collegamentoipertestuale"/>
@@ -17054,7 +17054,7 @@
             <w:noProof/>
             <w:webHidden/>
           </w:rPr>
-          <w:instrText xml:space="preserve"> PAGEREF _Toc244130724 \h </w:instrText>
+          <w:instrText xml:space="preserve"> PAGEREF _Toc244131167 \h </w:instrText>
         </w:r>
         <w:r>
           <w:rPr>
@@ -17101,7 +17101,7 @@
           <w14:ligatures w14:val="standardContextual"/>
         </w:rPr>
       </w:pPr>
-      <w:hyperlink w:anchor="_Toc244130725" w:history="1">
+      <w:hyperlink w:anchor="_Toc244131168" w:history="1">
         <w:r>
           <w:rPr>
             <w:rStyle w:val="Collegamentoipertestuale"/>
@@ -17146,7 +17146,7 @@
             <w:noProof/>
             <w:webHidden/>
           </w:rPr>
-          <w:instrText xml:space="preserve"> PAGEREF _Toc244130725 \h </w:instrText>
+          <w:instrText xml:space="preserve"> PAGEREF _Toc244131168 \h </w:instrText>
         </w:r>
         <w:r>
           <w:rPr>
@@ -17193,7 +17193,7 @@
           <w14:ligatures w14:val="standardContextual"/>
         </w:rPr>
       </w:pPr>
-      <w:hyperlink w:anchor="_Toc244130726" w:history="1">
+      <w:hyperlink w:anchor="_Toc244131169" w:history="1">
         <w:r>
           <w:rPr>
             <w:rStyle w:val="Collegamentoipertestuale"/>
@@ -17238,7 +17238,7 @@
             <w:noProof/>
             <w:webHidden/>
           </w:rPr>
-          <w:instrText xml:space="preserve"> PAGEREF _Toc244130726 \h </w:instrText>
+          <w:instrText xml:space="preserve"> PAGEREF _Toc244131169 \h </w:instrText>
         </w:r>
         <w:r>
           <w:rPr>
@@ -17285,7 +17285,7 @@
           <w14:ligatures w14:val="standardContextual"/>
         </w:rPr>
       </w:pPr>
-      <w:hyperlink w:anchor="_Toc244130727" w:history="1">
+      <w:hyperlink w:anchor="_Toc244131170" w:history="1">
         <w:r>
           <w:rPr>
             <w:rStyle w:val="Collegamentoipertestuale"/>
@@ -17330,7 +17330,7 @@
             <w:noProof/>
             <w:webHidden/>
           </w:rPr>
-          <w:instrText xml:space="preserve"> PAGEREF _Toc244130727 \h </w:instrText>
+          <w:instrText xml:space="preserve"> PAGEREF _Toc244131170 \h </w:instrText>
         </w:r>
         <w:r>
           <w:rPr>
@@ -17376,7 +17376,7 @@
           <w14:ligatures w14:val="standardContextual"/>
         </w:rPr>
       </w:pPr>
-      <w:hyperlink w:anchor="_Toc244130728" w:history="1">
+      <w:hyperlink w:anchor="_Toc244131171" w:history="1">
         <w:r>
           <w:rPr>
             <w:rStyle w:val="Collegamentoipertestuale"/>
@@ -17424,7 +17424,7 @@
             <w:noProof/>
             <w:webHidden/>
           </w:rPr>
-          <w:instrText xml:space="preserve"> PAGEREF _Toc244130728 \h </w:instrText>
+          <w:instrText xml:space="preserve"> PAGEREF _Toc244131171 \h </w:instrText>
         </w:r>
         <w:r>
           <w:rPr>
@@ -17471,7 +17471,7 @@
           <w14:ligatures w14:val="standardContextual"/>
         </w:rPr>
       </w:pPr>
-      <w:hyperlink w:anchor="_Toc244130729" w:history="1">
+      <w:hyperlink w:anchor="_Toc244131172" w:history="1">
         <w:r>
           <w:rPr>
             <w:rStyle w:val="Collegamentoipertestuale"/>
@@ -17516,7 +17516,7 @@
             <w:noProof/>
             <w:webHidden/>
           </w:rPr>
-          <w:instrText xml:space="preserve"> PAGEREF _Toc244130729 \h </w:instrText>
+          <w:instrText xml:space="preserve"> PAGEREF _Toc244131172 \h </w:instrText>
         </w:r>
         <w:r>
           <w:rPr>
@@ -17563,7 +17563,7 @@
           <w14:ligatures w14:val="standardContextual"/>
         </w:rPr>
       </w:pPr>
-      <w:hyperlink w:anchor="_Toc244130730" w:history="1">
+      <w:hyperlink w:anchor="_Toc244131173" w:history="1">
         <w:r>
           <w:rPr>
             <w:rStyle w:val="Collegamentoipertestuale"/>
@@ -17608,7 +17608,7 @@
             <w:noProof/>
             <w:webHidden/>
           </w:rPr>
-          <w:instrText xml:space="preserve"> PAGEREF _Toc244130730 \h </w:instrText>
+          <w:instrText xml:space="preserve"> PAGEREF _Toc244131173 \h </w:instrText>
         </w:r>
         <w:r>
           <w:rPr>
@@ -17655,7 +17655,7 @@
           <w14:ligatures w14:val="standardContextual"/>
         </w:rPr>
       </w:pPr>
-      <w:hyperlink w:anchor="_Toc244130731" w:history="1">
+      <w:hyperlink w:anchor="_Toc244131174" w:history="1">
         <w:r>
           <w:rPr>
             <w:rStyle w:val="Collegamentoipertestuale"/>
@@ -17700,7 +17700,7 @@
             <w:noProof/>
             <w:webHidden/>
           </w:rPr>
-          <w:instrText xml:space="preserve"> PAGEREF _Toc244130731 \h </w:instrText>
+          <w:instrText xml:space="preserve"> PAGEREF _Toc244131174 \h </w:instrText>
         </w:r>
         <w:r>
           <w:rPr>
@@ -17746,7 +17746,7 @@
           <w14:ligatures w14:val="standardContextual"/>
         </w:rPr>
       </w:pPr>
-      <w:hyperlink w:anchor="_Toc244130732" w:history="1">
+      <w:hyperlink w:anchor="_Toc244131175" w:history="1">
         <w:r>
           <w:rPr>
             <w:rStyle w:val="Collegamentoipertestuale"/>
@@ -17794,7 +17794,7 @@
             <w:noProof/>
             <w:webHidden/>
           </w:rPr>
-          <w:instrText xml:space="preserve"> PAGEREF _Toc244130732 \h </w:instrText>
+          <w:instrText xml:space="preserve"> PAGEREF _Toc244131175 \h </w:instrText>
         </w:r>
         <w:r>
           <w:rPr>
@@ -17841,7 +17841,7 @@
           <w14:ligatures w14:val="standardContextual"/>
         </w:rPr>
       </w:pPr>
-      <w:hyperlink w:anchor="_Toc244130733" w:history="1">
+      <w:hyperlink w:anchor="_Toc244131176" w:history="1">
         <w:r>
           <w:rPr>
             <w:rStyle w:val="Collegamentoipertestuale"/>
@@ -17886,7 +17886,7 @@
             <w:noProof/>
             <w:webHidden/>
           </w:rPr>
-          <w:instrText xml:space="preserve"> PAGEREF _Toc244130733 \h </w:instrText>
+          <w:instrText xml:space="preserve"> PAGEREF _Toc244131176 \h </w:instrText>
         </w:r>
         <w:r>
           <w:rPr>
@@ -17933,7 +17933,7 @@
           <w14:ligatures w14:val="standardContextual"/>
         </w:rPr>
       </w:pPr>
-      <w:hyperlink w:anchor="_Toc244130734" w:history="1">
+      <w:hyperlink w:anchor="_Toc244131177" w:history="1">
         <w:r>
           <w:rPr>
             <w:rStyle w:val="Collegamentoipertestuale"/>
@@ -17978,7 +17978,7 @@
             <w:noProof/>
             <w:webHidden/>
           </w:rPr>
-          <w:instrText xml:space="preserve"> PAGEREF _Toc244130734 \h </w:instrText>
+          <w:instrText xml:space="preserve"> PAGEREF _Toc244131177 \h </w:instrText>
         </w:r>
         <w:r>
           <w:rPr>
@@ -18024,7 +18024,7 @@
           <w14:ligatures w14:val="standardContextual"/>
         </w:rPr>
       </w:pPr>
-      <w:hyperlink w:anchor="_Toc244130735" w:history="1">
+      <w:hyperlink w:anchor="_Toc244131178" w:history="1">
         <w:r>
           <w:rPr>
             <w:rStyle w:val="Collegamentoipertestuale"/>
@@ -18072,7 +18072,7 @@
             <w:noProof/>
             <w:webHidden/>
           </w:rPr>
-          <w:instrText xml:space="preserve"> PAGEREF _Toc244130735 \h </w:instrText>
+          <w:instrText xml:space="preserve"> PAGEREF _Toc244131178 \h </w:instrText>
         </w:r>
         <w:r>
           <w:rPr>
@@ -18119,7 +18119,7 @@
           <w14:ligatures w14:val="standardContextual"/>
         </w:rPr>
       </w:pPr>
-      <w:hyperlink w:anchor="_Toc244130736" w:history="1">
+      <w:hyperlink w:anchor="_Toc244131179" w:history="1">
         <w:r>
           <w:rPr>
             <w:rStyle w:val="Collegamentoipertestuale"/>
@@ -18164,7 +18164,7 @@
             <w:noProof/>
             <w:webHidden/>
           </w:rPr>
-          <w:instrText xml:space="preserve"> PAGEREF _Toc244130736 \h </w:instrText>
+          <w:instrText xml:space="preserve"> PAGEREF _Toc244131179 \h </w:instrText>
         </w:r>
         <w:r>
           <w:rPr>
@@ -18211,7 +18211,7 @@
           <w14:ligatures w14:val="standardContextual"/>
         </w:rPr>
       </w:pPr>
-      <w:hyperlink w:anchor="_Toc244130737" w:history="1">
+      <w:hyperlink w:anchor="_Toc244131180" w:history="1">
         <w:r>
           <w:rPr>
             <w:rStyle w:val="Collegamentoipertestuale"/>
@@ -18256,7 +18256,7 @@
             <w:noProof/>
             <w:webHidden/>
           </w:rPr>
-          <w:instrText xml:space="preserve"> PAGEREF _Toc244130737 \h </w:instrText>
+          <w:instrText xml:space="preserve"> PAGEREF _Toc244131180 \h </w:instrText>
         </w:r>
         <w:r>
           <w:rPr>
@@ -18303,7 +18303,7 @@
           <w14:ligatures w14:val="standardContextual"/>
         </w:rPr>
       </w:pPr>
-      <w:hyperlink w:anchor="_Toc244130738" w:history="1">
+      <w:hyperlink w:anchor="_Toc244131181" w:history="1">
         <w:r>
           <w:rPr>
             <w:rStyle w:val="Collegamentoipertestuale"/>
@@ -18348,7 +18348,7 @@
             <w:noProof/>
             <w:webHidden/>
           </w:rPr>
-          <w:instrText xml:space="preserve"> PAGEREF _Toc244130738 \h </w:instrText>
+          <w:instrText xml:space="preserve"> PAGEREF _Toc244131181 \h </w:instrText>
         </w:r>
         <w:r>
           <w:rPr>
@@ -18395,7 +18395,7 @@
           <w14:ligatures w14:val="standardContextual"/>
         </w:rPr>
       </w:pPr>
-      <w:hyperlink w:anchor="_Toc244130739" w:history="1">
+      <w:hyperlink w:anchor="_Toc244131182" w:history="1">
         <w:r>
           <w:rPr>
             <w:rStyle w:val="Collegamentoipertestuale"/>
@@ -18440,7 +18440,7 @@
             <w:noProof/>
             <w:webHidden/>
           </w:rPr>
-          <w:instrText xml:space="preserve"> PAGEREF _Toc244130739 \h </w:instrText>
+          <w:instrText xml:space="preserve"> PAGEREF _Toc244131182 \h </w:instrText>
         </w:r>
         <w:r>
           <w:rPr>
@@ -18487,7 +18487,7 @@
           <w14:ligatures w14:val="standardContextual"/>
         </w:rPr>
       </w:pPr>
-      <w:hyperlink w:anchor="_Toc244130740" w:history="1">
+      <w:hyperlink w:anchor="_Toc244131183" w:history="1">
         <w:r>
           <w:rPr>
             <w:rStyle w:val="Collegamentoipertestuale"/>
@@ -18532,7 +18532,7 @@
             <w:noProof/>
             <w:webHidden/>
           </w:rPr>
-          <w:instrText xml:space="preserve"> PAGEREF _Toc244130740 \h </w:instrText>
+          <w:instrText xml:space="preserve"> PAGEREF _Toc244131183 \h </w:instrText>
         </w:r>
         <w:r>
           <w:rPr>
@@ -18579,7 +18579,7 @@
           <w14:ligatures w14:val="standardContextual"/>
         </w:rPr>
       </w:pPr>
-      <w:hyperlink w:anchor="_Toc244130741" w:history="1">
+      <w:hyperlink w:anchor="_Toc244131184" w:history="1">
         <w:r>
           <w:rPr>
             <w:rStyle w:val="Collegamentoipertestuale"/>
@@ -18624,7 +18624,7 @@
             <w:noProof/>
             <w:webHidden/>
           </w:rPr>
-          <w:instrText xml:space="preserve"> PAGEREF _Toc244130741 \h </w:instrText>
+          <w:instrText xml:space="preserve"> PAGEREF _Toc244131184 \h </w:instrText>
         </w:r>
         <w:r>
           <w:rPr>
@@ -18671,7 +18671,7 @@
           <w14:ligatures w14:val="standardContextual"/>
         </w:rPr>
       </w:pPr>
-      <w:hyperlink w:anchor="_Toc244130742" w:history="1">
+      <w:hyperlink w:anchor="_Toc244131185" w:history="1">
         <w:r>
           <w:rPr>
             <w:rStyle w:val="Collegamentoipertestuale"/>
@@ -18716,7 +18716,7 @@
             <w:noProof/>
             <w:webHidden/>
           </w:rPr>
-          <w:instrText xml:space="preserve"> PAGEREF _Toc244130742 \h </w:instrText>
+          <w:instrText xml:space="preserve"> PAGEREF _Toc244131185 \h </w:instrText>
         </w:r>
         <w:r>
           <w:rPr>
@@ -18763,7 +18763,7 @@
           <w14:ligatures w14:val="standardContextual"/>
         </w:rPr>
       </w:pPr>
-      <w:hyperlink w:anchor="_Toc244130743" w:history="1">
+      <w:hyperlink w:anchor="_Toc244131186" w:history="1">
         <w:r>
           <w:rPr>
             <w:rStyle w:val="Collegamentoipertestuale"/>
@@ -18808,7 +18808,7 @@
             <w:noProof/>
             <w:webHidden/>
           </w:rPr>
-          <w:instrText xml:space="preserve"> PAGEREF _Toc244130743 \h </w:instrText>
+          <w:instrText xml:space="preserve"> PAGEREF _Toc244131186 \h </w:instrText>
         </w:r>
         <w:r>
           <w:rPr>
@@ -18855,7 +18855,7 @@
           <w14:ligatures w14:val="standardContextual"/>
         </w:rPr>
       </w:pPr>
-      <w:hyperlink w:anchor="_Toc244130744" w:history="1">
+      <w:hyperlink w:anchor="_Toc244131187" w:history="1">
         <w:r>
           <w:rPr>
             <w:rStyle w:val="Collegamentoipertestuale"/>
@@ -18900,7 +18900,7 @@
             <w:noProof/>
             <w:webHidden/>
           </w:rPr>
-          <w:instrText xml:space="preserve"> PAGEREF _Toc244130744 \h </w:instrText>
+          <w:instrText xml:space="preserve"> PAGEREF _Toc244131187 \h </w:instrText>
         </w:r>
         <w:r>
           <w:rPr>
@@ -18947,7 +18947,7 @@
           <w14:ligatures w14:val="standardContextual"/>
         </w:rPr>
       </w:pPr>
-      <w:hyperlink w:anchor="_Toc244130745" w:history="1">
+      <w:hyperlink w:anchor="_Toc244131188" w:history="1">
         <w:r>
           <w:rPr>
             <w:rStyle w:val="Collegamentoipertestuale"/>
@@ -18992,7 +18992,7 @@
             <w:noProof/>
             <w:webHidden/>
           </w:rPr>
-          <w:instrText xml:space="preserve"> PAGEREF _Toc244130745 \h </w:instrText>
+          <w:instrText xml:space="preserve"> PAGEREF _Toc244131188 \h </w:instrText>
         </w:r>
         <w:r>
           <w:rPr>
@@ -19039,7 +19039,7 @@
           <w14:ligatures w14:val="standardContextual"/>
         </w:rPr>
       </w:pPr>
-      <w:hyperlink w:anchor="_Toc244130746" w:history="1">
+      <w:hyperlink w:anchor="_Toc244131189" w:history="1">
         <w:r>
           <w:rPr>
             <w:rStyle w:val="Collegamentoipertestuale"/>
@@ -19084,7 +19084,7 @@
             <w:noProof/>
             <w:webHidden/>
           </w:rPr>
-          <w:instrText xml:space="preserve"> PAGEREF _Toc244130746 \h </w:instrText>
+          <w:instrText xml:space="preserve"> PAGEREF _Toc244131189 \h </w:instrText>
         </w:r>
         <w:r>
           <w:rPr>
@@ -19131,7 +19131,7 @@
           <w14:ligatures w14:val="standardContextual"/>
         </w:rPr>
       </w:pPr>
-      <w:hyperlink w:anchor="_Toc244130747" w:history="1">
+      <w:hyperlink w:anchor="_Toc244131190" w:history="1">
         <w:r>
           <w:rPr>
             <w:rStyle w:val="Collegamentoipertestuale"/>
@@ -19176,7 +19176,7 @@
             <w:noProof/>
             <w:webHidden/>
           </w:rPr>
-          <w:instrText xml:space="preserve"> PAGEREF _Toc244130747 \h </w:instrText>
+          <w:instrText xml:space="preserve"> PAGEREF _Toc244131190 \h </w:instrText>
         </w:r>
         <w:r>
           <w:rPr>
@@ -19257,7 +19257,7 @@
         <w:keepNext/>
         <w:spacing w:after="140"/>
       </w:pPr>
-      <w:bookmarkStart w:id="2" w:name="_Toc244130565"/>
+      <w:bookmarkStart w:id="2" w:name="_Toc244131008"/>
       <w:r>
         <w:t>Spettri NTC e isolamento sismico</w:t>
       </w:r>
@@ -19277,7 +19277,7 @@
         <w:keepNext/>
         <w:spacing w:after="140"/>
       </w:pPr>
-      <w:bookmarkStart w:id="3" w:name="_Toc244130566"/>
+      <w:bookmarkStart w:id="3" w:name="_Toc244131009"/>
       <w:r>
         <w:t>Sito e spettri</w:t>
       </w:r>
@@ -19635,7 +19635,7 @@
         <w:keepNext/>
         <w:spacing w:after="140"/>
       </w:pPr>
-      <w:bookmarkStart w:id="4" w:name="_Toc244130567"/>
+      <w:bookmarkStart w:id="4" w:name="_Toc244131010"/>
       <w:r>
         <w:t>Isolatori e modello equivalente</w:t>
       </w:r>
@@ -19693,7 +19693,7 @@
         <w:keepNext/>
         <w:spacing w:after="140"/>
       </w:pPr>
-      <w:bookmarkStart w:id="5" w:name="_Toc244130568"/>
+      <w:bookmarkStart w:id="5" w:name="_Toc244131011"/>
       <w:r>
         <w:t>Pendolo e parametri assegnati</w:t>
       </w:r>
@@ -19734,7 +19734,7 @@
         <w:keepNext/>
         <w:spacing w:after="140"/>
       </w:pPr>
-      <w:bookmarkStart w:id="6" w:name="_Toc244130569"/>
+      <w:bookmarkStart w:id="6" w:name="_Toc244131012"/>
       <w:r>
         <w:t>Salvataggio e report</w:t>
       </w:r>
@@ -19762,7 +19762,7 @@
         <w:keepNext/>
         <w:spacing w:after="140"/>
       </w:pPr>
-      <w:bookmarkStart w:id="7" w:name="_Toc244130570"/>
+      <w:bookmarkStart w:id="7" w:name="_Toc244131013"/>
       <w:r>
         <w:t>Stratigrafia del terreno</w:t>
       </w:r>
@@ -19862,7 +19862,7 @@
         <w:keepNext/>
         <w:spacing w:after="140"/>
       </w:pPr>
-      <w:bookmarkStart w:id="8" w:name="_Toc244130571"/>
+      <w:bookmarkStart w:id="8" w:name="_Toc244131014"/>
       <w:r>
         <w:t>Famiglie di terreno e retini</w:t>
       </w:r>
@@ -19901,7 +19901,7 @@
         <w:keepNext/>
         <w:spacing w:after="140"/>
       </w:pPr>
-      <w:bookmarkStart w:id="9" w:name="_Toc244130572"/>
+      <w:bookmarkStart w:id="9" w:name="_Toc244131015"/>
       <w:r>
         <w:t>Valori medi e minimi</w:t>
       </w:r>
@@ -19932,7 +19932,7 @@
         <w:keepNext/>
         <w:spacing w:after="140"/>
       </w:pPr>
-      <w:bookmarkStart w:id="10" w:name="_Toc244130573"/>
+      <w:bookmarkStart w:id="10" w:name="_Toc244131016"/>
       <w:r>
         <w:lastRenderedPageBreak/>
         <w:t>Scambio del terreno fra fogli ANTHEA</w:t>
@@ -19983,7 +19983,7 @@
         <w:keepNext/>
         <w:spacing w:after="140"/>
       </w:pPr>
-      <w:bookmarkStart w:id="11" w:name="_Toc244130574"/>
+      <w:bookmarkStart w:id="11" w:name="_Toc244131017"/>
       <w:r>
         <w:t>Importazione assistita della relazione</w:t>
       </w:r>
@@ -20042,7 +20042,7 @@
         <w:keepNext/>
         <w:spacing w:after="140"/>
       </w:pPr>
-      <w:bookmarkStart w:id="12" w:name="_Toc244130575"/>
+      <w:bookmarkStart w:id="12" w:name="_Toc244131018"/>
       <w:r>
         <w:t>Avvio e scelta del modulo</w:t>
       </w:r>
@@ -20054,7 +20054,7 @@
         <w:keepNext/>
         <w:spacing w:after="140"/>
       </w:pPr>
-      <w:bookmarkStart w:id="13" w:name="_Toc244130576"/>
+      <w:bookmarkStart w:id="13" w:name="_Toc244131019"/>
       <w:r>
         <w:t>Avviare la versione aggiornata</w:t>
       </w:r>
@@ -20105,7 +20105,7 @@
         <w:keepNext/>
         <w:spacing w:after="140"/>
       </w:pPr>
-      <w:bookmarkStart w:id="14" w:name="_Toc244130577"/>
+      <w:bookmarkStart w:id="14" w:name="_Toc244131020"/>
       <w:r>
         <w:t>Scegliere l’aspetto</w:t>
       </w:r>
@@ -20144,7 +20144,7 @@
         <w:keepNext/>
         <w:spacing w:after="140"/>
       </w:pPr>
-      <w:bookmarkStart w:id="15" w:name="_Toc244130578"/>
+      <w:bookmarkStart w:id="15" w:name="_Toc244131021"/>
       <w:r>
         <w:t>Scegliere il foglio adatto</w:t>
       </w:r>
@@ -21130,7 +21130,7 @@
         <w:keepNext/>
         <w:spacing w:after="140"/>
       </w:pPr>
-      <w:bookmarkStart w:id="16" w:name="_Toc244130579"/>
+      <w:bookmarkStart w:id="16" w:name="_Toc244131022"/>
       <w:r>
         <w:t>Esempi organizzati per modulo</w:t>
       </w:r>
@@ -21238,7 +21238,7 @@
         <w:keepNext/>
         <w:spacing w:after="140"/>
       </w:pPr>
-      <w:bookmarkStart w:id="17" w:name="_Toc244130580"/>
+      <w:bookmarkStart w:id="17" w:name="_Toc244131023"/>
       <w:r>
         <w:t>Leggere e compilare i campi</w:t>
       </w:r>
@@ -21285,7 +21285,7 @@
         <w:keepNext/>
         <w:spacing w:after="140"/>
       </w:pPr>
-      <w:bookmarkStart w:id="18" w:name="_Toc244130581"/>
+      <w:bookmarkStart w:id="18" w:name="_Toc244131024"/>
       <w:r>
         <w:lastRenderedPageBreak/>
         <w:t>Progetti e gestione del lavoro</w:t>
@@ -21298,7 +21298,7 @@
         <w:keepNext/>
         <w:spacing w:after="140"/>
       </w:pPr>
-      <w:bookmarkStart w:id="19" w:name="_Toc244130582"/>
+      <w:bookmarkStart w:id="19" w:name="_Toc244131025"/>
       <w:r>
         <w:t>Costruire una struttura leggibile</w:t>
       </w:r>
@@ -21337,7 +21337,7 @@
         <w:keepNext/>
         <w:spacing w:after="140"/>
       </w:pPr>
-      <w:bookmarkStart w:id="20" w:name="_Toc244130583"/>
+      <w:bookmarkStart w:id="20" w:name="_Toc244131026"/>
       <w:r>
         <w:t>Comprendere i dati comuni</w:t>
       </w:r>
@@ -21388,7 +21388,7 @@
         <w:keepNext/>
         <w:spacing w:after="140"/>
       </w:pPr>
-      <w:bookmarkStart w:id="21" w:name="_Toc244130584"/>
+      <w:bookmarkStart w:id="21" w:name="_Toc244131027"/>
       <w:r>
         <w:t>Spostare duplicare e annullare</w:t>
       </w:r>
@@ -21427,7 +21427,7 @@
         <w:keepNext/>
         <w:spacing w:after="140"/>
       </w:pPr>
-      <w:bookmarkStart w:id="22" w:name="_Toc244130585"/>
+      <w:bookmarkStart w:id="22" w:name="_Toc244131028"/>
       <w:r>
         <w:t>Usare le revisioni</w:t>
       </w:r>
@@ -21470,7 +21470,7 @@
         <w:keepNext/>
         <w:spacing w:after="140"/>
       </w:pPr>
-      <w:bookmarkStart w:id="23" w:name="_Toc244130586"/>
+      <w:bookmarkStart w:id="23" w:name="_Toc244131029"/>
       <w:r>
         <w:t>Report del ramo e compatibilità degli archivi</w:t>
       </w:r>
@@ -21509,7 +21509,7 @@
         <w:keepNext/>
         <w:spacing w:after="140"/>
       </w:pPr>
-      <w:bookmarkStart w:id="24" w:name="_Toc244130587"/>
+      <w:bookmarkStart w:id="24" w:name="_Toc244131030"/>
       <w:r>
         <w:t>Controllo della condivisione</w:t>
       </w:r>
@@ -21537,7 +21537,7 @@
         <w:keepNext/>
         <w:spacing w:after="140"/>
       </w:pPr>
-      <w:bookmarkStart w:id="25" w:name="_Toc244130588"/>
+      <w:bookmarkStart w:id="25" w:name="_Toc244131031"/>
       <w:r>
         <w:t>Materiali e durabilità</w:t>
       </w:r>
@@ -21549,7 +21549,7 @@
         <w:keepNext/>
         <w:spacing w:after="140"/>
       </w:pPr>
-      <w:bookmarkStart w:id="26" w:name="_Toc244130589"/>
+      <w:bookmarkStart w:id="26" w:name="_Toc244131032"/>
       <w:r>
         <w:t>Preparare il calcestruzzo</w:t>
       </w:r>
@@ -21594,7 +21594,7 @@
         <w:keepNext/>
         <w:spacing w:after="140"/>
       </w:pPr>
-      <w:bookmarkStart w:id="27" w:name="_Toc244130590"/>
+      <w:bookmarkStart w:id="27" w:name="_Toc244131033"/>
       <w:r>
         <w:t>Preparare l'acciaio per armature</w:t>
       </w:r>
@@ -21630,7 +21630,7 @@
         <w:keepNext/>
         <w:spacing w:after="140"/>
       </w:pPr>
-      <w:bookmarkStart w:id="28" w:name="_Toc244130591"/>
+      <w:bookmarkStart w:id="28" w:name="_Toc244131034"/>
       <w:r>
         <w:t>Palo verticale</w:t>
       </w:r>
@@ -21642,7 +21642,7 @@
         <w:keepNext/>
         <w:spacing w:after="140"/>
       </w:pPr>
-      <w:bookmarkStart w:id="29" w:name="_Toc244130592"/>
+      <w:bookmarkStart w:id="29" w:name="_Toc244131035"/>
       <w:r>
         <w:t>Compilazione ordinata</w:t>
       </w:r>
@@ -21739,7 +21739,7 @@
         <w:keepNext/>
         <w:spacing w:after="140"/>
       </w:pPr>
-      <w:bookmarkStart w:id="30" w:name="_Toc244130593"/>
+      <w:bookmarkStart w:id="30" w:name="_Toc244131036"/>
       <w:r>
         <w:t>Coefficienti e gruppo di pali</w:t>
       </w:r>
@@ -21789,7 +21789,7 @@
         <w:keepNext/>
         <w:spacing w:after="140"/>
       </w:pPr>
-      <w:bookmarkStart w:id="31" w:name="_Toc244130594"/>
+      <w:bookmarkStart w:id="31" w:name="_Toc244131037"/>
       <w:r>
         <w:t>Leggere i risultati</w:t>
       </w:r>
@@ -21825,7 +21825,7 @@
         <w:keepNext/>
         <w:spacing w:after="140"/>
       </w:pPr>
-      <w:bookmarkStart w:id="32" w:name="_Toc244130595"/>
+      <w:bookmarkStart w:id="32" w:name="_Toc244131038"/>
       <w:r>
         <w:t>Esempio di controllo manuale</w:t>
       </w:r>
@@ -21916,7 +21916,7 @@
         <w:keepNext/>
         <w:spacing w:after="140"/>
       </w:pPr>
-      <w:bookmarkStart w:id="33" w:name="_Toc244130596"/>
+      <w:bookmarkStart w:id="33" w:name="_Toc244131039"/>
       <w:r>
         <w:t>Micropalo verticale</w:t>
       </w:r>
@@ -21928,7 +21928,7 @@
         <w:keepNext/>
         <w:spacing w:after="140"/>
       </w:pPr>
-      <w:bookmarkStart w:id="34" w:name="_Toc244130597"/>
+      <w:bookmarkStart w:id="34" w:name="_Toc244131040"/>
       <w:r>
         <w:t>Dati del bulbo e dell'iniezione</w:t>
       </w:r>
@@ -21986,7 +21986,7 @@
         <w:keepNext/>
         <w:spacing w:after="140"/>
       </w:pPr>
-      <w:bookmarkStart w:id="35" w:name="_Toc244130598"/>
+      <w:bookmarkStart w:id="35" w:name="_Toc244131041"/>
       <w:r>
         <w:t>Tubo e peso</w:t>
       </w:r>
@@ -22023,7 +22023,7 @@
         <w:keepNext/>
         <w:spacing w:after="140"/>
       </w:pPr>
-      <w:bookmarkStart w:id="36" w:name="_Toc244130599"/>
+      <w:bookmarkStart w:id="36" w:name="_Toc244131042"/>
       <w:r>
         <w:t>Pali e micropali caricati orizzontalmente</w:t>
       </w:r>
@@ -22035,7 +22035,7 @@
         <w:keepNext/>
         <w:spacing w:after="140"/>
       </w:pPr>
-      <w:bookmarkStart w:id="37" w:name="_Toc244130600"/>
+      <w:bookmarkStart w:id="37" w:name="_Toc244131043"/>
       <w:r>
         <w:t>Preparare un modello coerente</w:t>
       </w:r>
@@ -22106,7 +22106,7 @@
         <w:keepNext/>
         <w:spacing w:after="140"/>
       </w:pPr>
-      <w:bookmarkStart w:id="38" w:name="_Toc244130601"/>
+      <w:bookmarkStart w:id="38" w:name="_Toc244131044"/>
       <w:r>
         <w:t>Momento resistente del palo in calcestruzzo</w:t>
       </w:r>
@@ -22145,7 +22145,7 @@
         <w:keepNext/>
         <w:spacing w:after="140"/>
       </w:pPr>
-      <w:bookmarkStart w:id="39" w:name="_Toc244130602"/>
+      <w:bookmarkStart w:id="39" w:name="_Toc244131045"/>
       <w:r>
         <w:lastRenderedPageBreak/>
         <w:t>Sezione CHS del micropalo</w:t>
@@ -22174,7 +22174,7 @@
         <w:keepNext/>
         <w:spacing w:after="140"/>
       </w:pPr>
-      <w:bookmarkStart w:id="40" w:name="_Toc244130603"/>
+      <w:bookmarkStart w:id="40" w:name="_Toc244131046"/>
       <w:r>
         <w:t>Interpretare diagrammi e capacità</w:t>
       </w:r>
@@ -22213,7 +22213,7 @@
         <w:keepNext/>
         <w:spacing w:after="140"/>
       </w:pPr>
-      <w:bookmarkStart w:id="41" w:name="_Toc244130604"/>
+      <w:bookmarkStart w:id="41" w:name="_Toc244131047"/>
       <w:r>
         <w:t>Separare tubo e diametro geotecnico</w:t>
       </w:r>
@@ -22250,7 +22250,7 @@
         <w:keepNext/>
         <w:spacing w:after="140"/>
       </w:pPr>
-      <w:bookmarkStart w:id="42" w:name="_Toc244130605"/>
+      <w:bookmarkStart w:id="42" w:name="_Toc244131048"/>
       <w:r>
         <w:t>Sezione composta da ponte</w:t>
       </w:r>
@@ -22262,7 +22262,7 @@
         <w:keepNext/>
         <w:spacing w:after="140"/>
       </w:pPr>
-      <w:bookmarkStart w:id="43" w:name="_Toc244130606"/>
+      <w:bookmarkStart w:id="43" w:name="_Toc244131049"/>
       <w:r>
         <w:t>Definire la sezione locale</w:t>
       </w:r>
@@ -22309,7 +22309,7 @@
         <w:keepNext/>
         <w:spacing w:after="140"/>
       </w:pPr>
-      <w:bookmarkStart w:id="44" w:name="_Toc244130607"/>
+      <w:bookmarkStart w:id="44" w:name="_Toc244131050"/>
       <w:r>
         <w:t>Compilare la sezione con anima inclinata</w:t>
       </w:r>
@@ -22345,7 +22345,7 @@
           <w:noProof/>
         </w:rPr>
         <w:drawing>
-          <wp:inline distT="0" distB="0" distL="0" distR="0" wp14:anchorId="23DE703D" wp14:editId="27848DA2">
+          <wp:inline distT="0" distB="0" distL="0" distR="0" wp14:anchorId="16FCEC25" wp14:editId="7FFBF85E">
             <wp:extent cx="6120000" cy="3677403"/>
             <wp:effectExtent l="0" t="0" r="0" b="0"/>
             <wp:docPr id="1" name="Picture 1" descr="H con anima inclinata e scostamento positivo di 300 mm"/>
@@ -22403,7 +22403,7 @@
         <w:keepNext/>
         <w:spacing w:after="140"/>
       </w:pPr>
-      <w:bookmarkStart w:id="45" w:name="_Toc244130608"/>
+      <w:bookmarkStart w:id="45" w:name="_Toc244131051"/>
       <w:r>
         <w:t>Compilare il cassoncino</w:t>
       </w:r>
@@ -22444,7 +22444,7 @@
           <w:noProof/>
         </w:rPr>
         <w:drawing>
-          <wp:inline distT="0" distB="0" distL="0" distR="0" wp14:anchorId="233A3F8B" wp14:editId="0CA47A1C">
+          <wp:inline distT="0" distB="0" distL="0" distR="0" wp14:anchorId="00741F72" wp14:editId="01E6FE1B">
             <wp:extent cx="6120000" cy="3677403"/>
             <wp:effectExtent l="0" t="0" r="0" b="0"/>
             <wp:docPr id="2" name="Picture 2" descr="Cassoncino con due anime inclinate e due piattabande superiori"/>
@@ -22505,7 +22505,7 @@
         <w:keepNext/>
         <w:spacing w:after="140"/>
       </w:pPr>
-      <w:bookmarkStart w:id="46" w:name="_Toc244130609"/>
+      <w:bookmarkStart w:id="46" w:name="_Toc244131052"/>
       <w:r>
         <w:t>Leggere le proprietà e riconoscere i limiti</w:t>
       </w:r>
@@ -22989,7 +22989,7 @@
         <w:keepNext/>
         <w:spacing w:after="140"/>
       </w:pPr>
-      <w:bookmarkStart w:id="47" w:name="_Toc244130610"/>
+      <w:bookmarkStart w:id="47" w:name="_Toc244131053"/>
       <w:r>
         <w:lastRenderedPageBreak/>
         <w:t>Scegliere consapevolmente il metodo</w:t>
@@ -23366,7 +23366,7 @@
         <w:keepNext/>
         <w:spacing w:after="140"/>
       </w:pPr>
-      <w:bookmarkStart w:id="48" w:name="_Toc244130611"/>
+      <w:bookmarkStart w:id="48" w:name="_Toc244131054"/>
       <w:r>
         <w:t>Costruire le fasi</w:t>
       </w:r>
@@ -23423,7 +23423,7 @@
         <w:keepNext/>
         <w:spacing w:after="140"/>
       </w:pPr>
-      <w:bookmarkStart w:id="49" w:name="_Toc244130612"/>
+      <w:bookmarkStart w:id="49" w:name="_Toc244131055"/>
       <w:r>
         <w:t>Leggere efficacia tensioni e controlli locali</w:t>
       </w:r>
@@ -23511,7 +23511,7 @@
         <w:keepNext/>
         <w:spacing w:after="140"/>
       </w:pPr>
-      <w:bookmarkStart w:id="50" w:name="_Toc244130613"/>
+      <w:bookmarkStart w:id="50" w:name="_Toc244131056"/>
       <w:r>
         <w:t>Torsione distorsione e diaframmi del cassoncino</w:t>
       </w:r>
@@ -23593,7 +23593,7 @@
           <w:noProof/>
         </w:rPr>
         <w:drawing>
-          <wp:inline distT="0" distB="0" distL="0" distR="0" wp14:anchorId="1CED4A02" wp14:editId="563CED4A">
+          <wp:inline distT="0" distB="0" distL="0" distR="0" wp14:anchorId="15AF134D" wp14:editId="78842681">
             <wp:extent cx="6120000" cy="3677403"/>
             <wp:effectExtent l="0" t="0" r="0" b="0"/>
             <wp:docPr id="3" name="Picture 3" descr="Riquadro delle verifiche a torsione del cassoncino"/>
@@ -23665,7 +23665,7 @@
         </w:rPr>
         <w:lastRenderedPageBreak/>
         <w:drawing>
-          <wp:inline distT="0" distB="0" distL="0" distR="0" wp14:anchorId="7A68236B" wp14:editId="0823C386">
+          <wp:inline distT="0" distB="0" distL="0" distR="0" wp14:anchorId="00C616E5" wp14:editId="4A68F9FA">
             <wp:extent cx="6120000" cy="3677403"/>
             <wp:effectExtent l="0" t="0" r="0" b="0"/>
             <wp:docPr id="4" name="Picture 4" descr="Flussi di torsione per fase nella scheda Verifiche"/>
@@ -23749,7 +23749,7 @@
         <w:keepNext/>
         <w:spacing w:after="140"/>
       </w:pPr>
-      <w:bookmarkStart w:id="51" w:name="_Toc244130614"/>
+      <w:bookmarkStart w:id="51" w:name="_Toc244131057"/>
       <w:r>
         <w:t>Curve di risposta</w:t>
       </w:r>
@@ -23804,7 +23804,7 @@
         <w:keepNext/>
         <w:spacing w:after="140"/>
       </w:pPr>
-      <w:bookmarkStart w:id="52" w:name="_Toc244130615"/>
+      <w:bookmarkStart w:id="52" w:name="_Toc244131058"/>
       <w:r>
         <w:t>Bridge Design</w:t>
       </w:r>
@@ -23832,7 +23832,7 @@
         <w:keepNext/>
         <w:spacing w:after="140"/>
       </w:pPr>
-      <w:bookmarkStart w:id="53" w:name="_Toc244130616"/>
+      <w:bookmarkStart w:id="53" w:name="_Toc244131059"/>
       <w:r>
         <w:t>Preparare i dati prima di aprire la ricerca</w:t>
       </w:r>
@@ -24513,7 +24513,7 @@
         <w:keepNext/>
         <w:spacing w:after="140"/>
       </w:pPr>
-      <w:bookmarkStart w:id="54" w:name="_Toc244130617"/>
+      <w:bookmarkStart w:id="54" w:name="_Toc244131060"/>
       <w:r>
         <w:t>Creare il progetto di riferimento</w:t>
       </w:r>
@@ -24613,7 +24613,7 @@
         <w:keepNext/>
         <w:spacing w:after="140"/>
       </w:pPr>
-      <w:bookmarkStart w:id="55" w:name="_Toc244130618"/>
+      <w:bookmarkStart w:id="55" w:name="_Toc244131061"/>
       <w:r>
         <w:t>Scegliere e cambiare prezzario</w:t>
       </w:r>
@@ -24703,7 +24703,7 @@
         <w:keepNext/>
         <w:spacing w:after="140"/>
       </w:pPr>
-      <w:bookmarkStart w:id="56" w:name="_Toc244130619"/>
+      <w:bookmarkStart w:id="56" w:name="_Toc244131062"/>
       <w:r>
         <w:t>Impostare il traffico del ponte</w:t>
       </w:r>
@@ -24740,7 +24740,7 @@
         <w:keepNext/>
         <w:spacing w:after="140"/>
       </w:pPr>
-      <w:bookmarkStart w:id="57" w:name="_Toc244130620"/>
+      <w:bookmarkStart w:id="57" w:name="_Toc244131063"/>
       <w:r>
         <w:t>Leggere sezioni spessori e lunghezze</w:t>
       </w:r>
@@ -24784,7 +24784,7 @@
         <w:keepNext/>
         <w:spacing w:after="140"/>
       </w:pPr>
-      <w:bookmarkStart w:id="58" w:name="_Toc244130621"/>
+      <w:bookmarkStart w:id="58" w:name="_Toc244131064"/>
       <w:r>
         <w:lastRenderedPageBreak/>
         <w:t>Scegliere obiettivo e costanti</w:t>
@@ -25474,7 +25474,7 @@
         <w:keepNext/>
         <w:spacing w:after="140"/>
       </w:pPr>
-      <w:bookmarkStart w:id="59" w:name="_Toc244130622"/>
+      <w:bookmarkStart w:id="59" w:name="_Toc244131065"/>
       <w:r>
         <w:t>Impostare range utili</w:t>
       </w:r>
@@ -25527,7 +25527,7 @@
         <w:keepNext/>
         <w:spacing w:after="140"/>
       </w:pPr>
-      <w:bookmarkStart w:id="60" w:name="_Toc244130623"/>
+      <w:bookmarkStart w:id="60" w:name="_Toc244131066"/>
       <w:r>
         <w:t>Avviare e leggere l’avanzamento</w:t>
       </w:r>
@@ -25563,7 +25563,7 @@
         <w:keepNext/>
         <w:spacing w:after="140"/>
       </w:pPr>
-      <w:bookmarkStart w:id="61" w:name="_Toc244130624"/>
+      <w:bookmarkStart w:id="61" w:name="_Toc244131067"/>
       <w:r>
         <w:t>Usare i grafici</w:t>
       </w:r>
@@ -25604,7 +25604,7 @@
           <w:noProof/>
         </w:rPr>
         <w:drawing>
-          <wp:inline distT="0" distB="0" distL="0" distR="0" wp14:anchorId="5F10A4B3" wp14:editId="1C8B49A3">
+          <wp:inline distT="0" distB="0" distL="0" distR="0" wp14:anchorId="384ABACC" wp14:editId="25ECF449">
             <wp:extent cx="6120000" cy="3519000"/>
             <wp:effectExtent l="0" t="0" r="0" b="0"/>
             <wp:docPr id="5" name="Picture 5" descr="Nuvola costo e CO₂ ricavata dai risultati riproducibili dell’esempio"/>
@@ -25667,7 +25667,7 @@
         </w:rPr>
         <w:lastRenderedPageBreak/>
         <w:drawing>
-          <wp:inline distT="0" distB="0" distL="0" distR="0" wp14:anchorId="2694A731" wp14:editId="2FDEC663">
+          <wp:inline distT="0" distB="0" distL="0" distR="0" wp14:anchorId="0E6455A3" wp14:editId="3A35FBC6">
             <wp:extent cx="6120000" cy="3519000"/>
             <wp:effectExtent l="0" t="0" r="0" b="0"/>
             <wp:docPr id="6" name="Picture 6" descr="Variazione di altezza e costo durante l’enumerazione dell’esempio"/>
@@ -25717,7 +25717,7 @@
         <w:keepNext/>
         <w:spacing w:after="140"/>
       </w:pPr>
-      <w:bookmarkStart w:id="62" w:name="_Toc244130625"/>
+      <w:bookmarkStart w:id="62" w:name="_Toc244131068"/>
       <w:r>
         <w:t>Esempio guidato da centoventi metri</w:t>
       </w:r>
@@ -26457,7 +26457,7 @@
           <w:noProof/>
         </w:rPr>
         <w:drawing>
-          <wp:inline distT="0" distB="0" distL="0" distR="0" wp14:anchorId="106D97AA" wp14:editId="5760041D">
+          <wp:inline distT="0" distB="0" distL="0" distR="0" wp14:anchorId="44089F30" wp14:editId="19CFE07D">
             <wp:extent cx="6120000" cy="2601000"/>
             <wp:effectExtent l="0" t="0" r="0" b="0"/>
             <wp:docPr id="7" name="Picture 7" descr="Differenze di costo fra il riferimento e alcuni scenari dell’esempio"/>
@@ -26527,7 +26527,7 @@
         <w:keepNext/>
         <w:spacing w:after="140"/>
       </w:pPr>
-      <w:bookmarkStart w:id="63" w:name="_Toc244130626"/>
+      <w:bookmarkStart w:id="63" w:name="_Toc244131069"/>
       <w:r>
         <w:t>Selezionare applicare e conservare le alternative</w:t>
       </w:r>
@@ -26571,7 +26571,7 @@
         <w:keepNext/>
         <w:spacing w:after="140"/>
       </w:pPr>
-      <w:bookmarkStart w:id="64" w:name="_Toc244130627"/>
+      <w:bookmarkStart w:id="64" w:name="_Toc244131070"/>
       <w:r>
         <w:t>Prezzi geotecnica e scenari da confrontare</w:t>
       </w:r>
@@ -26608,7 +26608,7 @@
         <w:keepNext/>
         <w:spacing w:after="140"/>
       </w:pPr>
-      <w:bookmarkStart w:id="65" w:name="_Toc244130628"/>
+      <w:bookmarkStart w:id="65" w:name="_Toc244131071"/>
       <w:r>
         <w:t>Usare le famiglie speciali</w:t>
       </w:r>
@@ -26652,7 +26652,7 @@
         <w:keepNext/>
         <w:spacing w:after="140"/>
       </w:pPr>
-      <w:bookmarkStart w:id="66" w:name="_Toc244130629"/>
+      <w:bookmarkStart w:id="66" w:name="_Toc244131072"/>
       <w:r>
         <w:t>Risolvere i messaggi più comuni</w:t>
       </w:r>
@@ -27560,7 +27560,7 @@
         <w:keepNext/>
         <w:spacing w:after="140"/>
       </w:pPr>
-      <w:bookmarkStart w:id="67" w:name="_Toc244130630"/>
+      <w:bookmarkStart w:id="67" w:name="_Toc244131073"/>
       <w:r>
         <w:t>Esportare un confronto leggibile</w:t>
       </w:r>
@@ -27588,7 +27588,7 @@
         <w:keepNext/>
         <w:spacing w:after="140"/>
       </w:pPr>
-      <w:bookmarkStart w:id="68" w:name="_Toc244130631"/>
+      <w:bookmarkStart w:id="68" w:name="_Toc244131074"/>
       <w:r>
         <w:t>Quanto fidarsi dei risultati</w:t>
       </w:r>
@@ -27625,7 +27625,7 @@
         <w:keepNext/>
         <w:spacing w:after="140"/>
       </w:pPr>
-      <w:bookmarkStart w:id="69" w:name="_Toc244130632"/>
+      <w:bookmarkStart w:id="69" w:name="_Toc244131075"/>
       <w:r>
         <w:t>Salvataggio e report</w:t>
       </w:r>
@@ -27637,7 +27637,7 @@
         <w:keepNext/>
         <w:spacing w:after="140"/>
       </w:pPr>
-      <w:bookmarkStart w:id="70" w:name="_Toc244130633"/>
+      <w:bookmarkStart w:id="70" w:name="_Toc244131076"/>
       <w:r>
         <w:t>Conservare dati modificabili</w:t>
       </w:r>
@@ -27665,7 +27665,7 @@
         <w:keepNext/>
         <w:spacing w:after="140"/>
       </w:pPr>
-      <w:bookmarkStart w:id="71" w:name="_Toc244130634"/>
+      <w:bookmarkStart w:id="71" w:name="_Toc244131077"/>
       <w:r>
         <w:t>Report del singolo foglio e del progetto</w:t>
       </w:r>
@@ -27709,7 +27709,7 @@
         <w:keepNext/>
         <w:spacing w:after="140"/>
       </w:pPr>
-      <w:bookmarkStart w:id="72" w:name="_Toc244130635"/>
+      <w:bookmarkStart w:id="72" w:name="_Toc244131078"/>
       <w:r>
         <w:t>Ricalcolo e proposte da applicare</w:t>
       </w:r>
@@ -27757,7 +27757,7 @@
         <w:keepNext/>
         <w:spacing w:after="140"/>
       </w:pPr>
-      <w:bookmarkStart w:id="73" w:name="_Toc244130636"/>
+      <w:bookmarkStart w:id="73" w:name="_Toc244131079"/>
       <w:r>
         <w:t>Conservare dati e risultati insieme</w:t>
       </w:r>
@@ -27785,7 +27785,7 @@
         <w:keepNext/>
         <w:spacing w:after="140"/>
       </w:pPr>
-      <w:bookmarkStart w:id="74" w:name="_Toc244130637"/>
+      <w:bookmarkStart w:id="74" w:name="_Toc244131080"/>
       <w:r>
         <w:t>Percorso completo per un primo progetto</w:t>
       </w:r>
@@ -27869,7 +27869,7 @@
         <w:keepNext/>
         <w:spacing w:after="140"/>
       </w:pPr>
-      <w:bookmarkStart w:id="75" w:name="_Toc244130638"/>
+      <w:bookmarkStart w:id="75" w:name="_Toc244131081"/>
       <w:r>
         <w:t>Problemi frequenti e controlli finali</w:t>
       </w:r>
@@ -28455,7 +28455,7 @@
         <w:keepNext/>
         <w:spacing w:after="140"/>
       </w:pPr>
-      <w:bookmarkStart w:id="76" w:name="_Toc244130639"/>
+      <w:bookmarkStart w:id="76" w:name="_Toc244131082"/>
       <w:r>
         <w:t>Riferimenti per approfondire</w:t>
       </w:r>
@@ -28479,7 +28479,7 @@
         <w:keepNext/>
         <w:spacing w:after="140"/>
       </w:pPr>
-      <w:bookmarkStart w:id="77" w:name="_Toc244130640"/>
+      <w:bookmarkStart w:id="77" w:name="_Toc244131083"/>
       <w:r>
         <w:t>Muri di sostegno con stratigrafie di monte e valle</w:t>
       </w:r>
@@ -28562,7 +28562,7 @@
         <w:keepNext/>
         <w:spacing w:after="140"/>
       </w:pPr>
-      <w:bookmarkStart w:id="78" w:name="_Toc244130641"/>
+      <w:bookmarkStart w:id="78" w:name="_Toc244131084"/>
       <w:r>
         <w:t>Materiali e copriferro del muro</w:t>
       </w:r>
@@ -28637,7 +28637,7 @@
         <w:keepNext/>
         <w:spacing w:after="140"/>
       </w:pPr>
-      <w:bookmarkStart w:id="79" w:name="_Toc244130642"/>
+      <w:bookmarkStart w:id="79" w:name="_Toc244131085"/>
       <w:r>
         <w:t>Avviare la verifica globale</w:t>
       </w:r>
@@ -28688,7 +28688,7 @@
         <w:keepNext/>
         <w:spacing w:after="140"/>
       </w:pPr>
-      <w:bookmarkStart w:id="80" w:name="_Toc244130643"/>
+      <w:bookmarkStart w:id="80" w:name="_Toc244131086"/>
       <w:r>
         <w:t>Inserire spessori e proprietà dei terreni</w:t>
       </w:r>
@@ -29409,7 +29409,7 @@
         </w:rPr>
         <w:lastRenderedPageBreak/>
         <w:drawing>
-          <wp:inline distT="0" distB="0" distL="0" distR="0" wp14:anchorId="198A9E96" wp14:editId="75F28FFE">
+          <wp:inline distT="0" distB="0" distL="0" distR="0" wp14:anchorId="56E3CC0A" wp14:editId="7C17710C">
             <wp:extent cx="6120000" cy="2570400"/>
             <wp:effectExtent l="0" t="0" r="0" b="0"/>
             <wp:docPr id="8" name="Picture 8" descr="Profilo dell’esempio stratificato con terreno sotto la fondazione e limiti di ricerca evidenziati in blu."/>
@@ -29467,7 +29467,7 @@
         <w:keepNext/>
         <w:spacing w:after="140"/>
       </w:pPr>
-      <w:bookmarkStart w:id="81" w:name="_Toc244130644"/>
+      <w:bookmarkStart w:id="81" w:name="_Toc244131087"/>
       <w:r>
         <w:t>Controllare rilievo falda sisma e ricerca</w:t>
       </w:r>
@@ -29512,7 +29512,7 @@
         <w:keepNext/>
         <w:spacing w:after="140"/>
       </w:pPr>
-      <w:bookmarkStart w:id="82" w:name="_Toc244130645"/>
+      <w:bookmarkStart w:id="82" w:name="_Toc244131088"/>
       <w:r>
         <w:t>Leggere il risultato e riprodurre l’esempio</w:t>
       </w:r>
@@ -29614,7 +29614,7 @@
         <w:keepNext/>
         <w:spacing w:after="140"/>
       </w:pPr>
-      <w:bookmarkStart w:id="83" w:name="_Toc244130646"/>
+      <w:bookmarkStart w:id="83" w:name="_Toc244131089"/>
       <w:r>
         <w:t>Esempio salvato e risultati ripercorribili</w:t>
       </w:r>
@@ -30070,7 +30070,7 @@
         </w:rPr>
         <w:lastRenderedPageBreak/>
         <w:drawing>
-          <wp:inline distT="0" distB="0" distL="0" distR="0" wp14:anchorId="758B099E" wp14:editId="71FCE676">
+          <wp:inline distT="0" distB="0" distL="0" distR="0" wp14:anchorId="2A58DC43" wp14:editId="2E06B668">
             <wp:extent cx="6120000" cy="2570400"/>
             <wp:effectExtent l="0" t="0" r="0" b="0"/>
             <wp:docPr id="9" name="Picture 9" descr="Superficie della seconda combinazione: il tasso supera 1 e il cerchio è rosso. L’esempio conserva l’esito sfavorevole per mostrare la lettura della verifica."/>
@@ -30137,7 +30137,7 @@
         <w:keepNext/>
         <w:spacing w:after="140"/>
       </w:pPr>
-      <w:bookmarkStart w:id="84" w:name="_Toc244130647"/>
+      <w:bookmarkStart w:id="84" w:name="_Toc244131090"/>
       <w:r>
         <w:t>Portanza, cedimenti e armature dei muri: procedura</w:t>
       </w:r>
@@ -30157,7 +30157,7 @@
         <w:keepNext/>
         <w:spacing w:after="140"/>
       </w:pPr>
-      <w:bookmarkStart w:id="85" w:name="_Toc244130648"/>
+      <w:bookmarkStart w:id="85" w:name="_Toc244131091"/>
       <w:r>
         <w:t>Scegliere il controllo</w:t>
       </w:r>
@@ -30666,7 +30666,7 @@
         <w:keepNext/>
         <w:spacing w:after="140"/>
       </w:pPr>
-      <w:bookmarkStart w:id="86" w:name="_Toc244130649"/>
+      <w:bookmarkStart w:id="86" w:name="_Toc244131092"/>
       <w:r>
         <w:t>Procedura e lettura</w:t>
       </w:r>
@@ -30702,7 +30702,7 @@
         <w:keepNext/>
         <w:spacing w:after="140"/>
       </w:pPr>
-      <w:bookmarkStart w:id="87" w:name="_Toc244130650"/>
+      <w:bookmarkStart w:id="87" w:name="_Toc244131093"/>
       <w:r>
         <w:t>Dati della portanza sismica</w:t>
       </w:r>
@@ -30775,7 +30775,7 @@
         <w:keepNext/>
         <w:spacing w:after="140"/>
       </w:pPr>
-      <w:bookmarkStart w:id="88" w:name="_Toc244130651"/>
+      <w:bookmarkStart w:id="88" w:name="_Toc244131094"/>
       <w:r>
         <w:t>Dati dei cedimenti</w:t>
       </w:r>
@@ -30812,7 +30812,7 @@
         <w:keepNext/>
         <w:spacing w:after="140"/>
       </w:pPr>
-      <w:bookmarkStart w:id="89" w:name="_Toc244130652"/>
+      <w:bookmarkStart w:id="89" w:name="_Toc244131095"/>
       <w:r>
         <w:t>Importare una storia Newmark</w:t>
       </w:r>
@@ -30844,7 +30844,7 @@
         <w:keepNext/>
         <w:spacing w:after="140"/>
       </w:pPr>
-      <w:bookmarkStart w:id="90" w:name="_Toc244130653"/>
+      <w:bookmarkStart w:id="90" w:name="_Toc244131096"/>
       <w:r>
         <w:t>Disporre e proporre le armature</w:t>
       </w:r>
@@ -30894,7 +30894,7 @@
         <w:keepNext/>
         <w:spacing w:after="140"/>
       </w:pPr>
-      <w:bookmarkStart w:id="91" w:name="_Toc244130654"/>
+      <w:bookmarkStart w:id="91" w:name="_Toc244131097"/>
       <w:r>
         <w:t>Tavola delle armature e distinta ferri del muro</w:t>
       </w:r>
@@ -30946,7 +30946,7 @@
           <w:noProof/>
         </w:rPr>
         <w:drawing>
-          <wp:inline distT="0" distB="0" distL="0" distR="0" wp14:anchorId="0E2224A5" wp14:editId="4EE49772">
+          <wp:inline distT="0" distB="0" distL="0" distR="0" wp14:anchorId="529072DF" wp14:editId="0A93AC9B">
             <wp:extent cx="6120000" cy="4316786"/>
             <wp:effectExtent l="0" t="0" r="0" b="0"/>
             <wp:docPr id="10" name="Picture 10" descr="Esempio di distinta del muro con due zone di armatura e tratto di quattro metri"/>
@@ -31008,7 +31008,7 @@
         <w:keepNext/>
         <w:spacing w:after="140"/>
       </w:pPr>
-      <w:bookmarkStart w:id="92" w:name="_Toc244130655"/>
+      <w:bookmarkStart w:id="92" w:name="_Toc244131098"/>
       <w:r>
         <w:t>Efficienza orizzontale della palificata</w:t>
       </w:r>
@@ -31028,7 +31028,7 @@
         <w:keepNext/>
         <w:spacing w:after="140"/>
       </w:pPr>
-      <w:bookmarkStart w:id="93" w:name="_Toc244130656"/>
+      <w:bookmarkStart w:id="93" w:name="_Toc244131099"/>
       <w:r>
         <w:t>Apertura e geometria</w:t>
       </w:r>
@@ -31067,7 +31067,7 @@
         <w:keepNext/>
         <w:spacing w:after="140"/>
       </w:pPr>
-      <w:bookmarkStart w:id="94" w:name="_Toc244130657"/>
+      <w:bookmarkStart w:id="94" w:name="_Toc244131100"/>
       <w:r>
         <w:t>Metodo e applicabilità</w:t>
       </w:r>
@@ -31685,7 +31685,7 @@
         <w:keepNext/>
         <w:spacing w:after="140"/>
       </w:pPr>
-      <w:bookmarkStart w:id="95" w:name="_Toc244130658"/>
+      <w:bookmarkStart w:id="95" w:name="_Toc244131101"/>
       <w:r>
         <w:t>Risultati e confronto</w:t>
       </w:r>
@@ -31733,7 +31733,7 @@
         <w:keepNext/>
         <w:spacing w:after="140"/>
       </w:pPr>
-      <w:bookmarkStart w:id="96" w:name="_Toc244130659"/>
+      <w:bookmarkStart w:id="96" w:name="_Toc244131102"/>
       <w:r>
         <w:t>Risposta elastica del palo orizzontale</w:t>
       </w:r>
@@ -31753,7 +31753,7 @@
         <w:keepNext/>
         <w:spacing w:after="140"/>
       </w:pPr>
-      <w:bookmarkStart w:id="97" w:name="_Toc244130660"/>
+      <w:bookmarkStart w:id="97" w:name="_Toc244131103"/>
       <w:r>
         <w:t>Dati iniziali condivisi</w:t>
       </w:r>
@@ -31810,7 +31810,7 @@
         <w:keepNext/>
         <w:spacing w:after="140"/>
       </w:pPr>
-      <w:bookmarkStart w:id="98" w:name="_Toc244130661"/>
+      <w:bookmarkStart w:id="98" w:name="_Toc244131104"/>
       <w:r>
         <w:t>Parametri nella riga dello strato</w:t>
       </w:r>
@@ -31858,7 +31858,7 @@
         <w:keepNext/>
         <w:spacing w:after="140"/>
       </w:pPr>
-      <w:bookmarkStart w:id="99" w:name="_Toc244130662"/>
+      <w:bookmarkStart w:id="99" w:name="_Toc244131105"/>
       <w:r>
         <w:t>Sforzo normale e lettura dei diagrammi</w:t>
       </w:r>
@@ -31899,7 +31899,7 @@
         <w:keepNext/>
         <w:spacing w:after="140"/>
       </w:pPr>
-      <w:bookmarkStart w:id="100" w:name="_Toc244130663"/>
+      <w:bookmarkStart w:id="100" w:name="_Toc244131106"/>
       <w:r>
         <w:t>Materiali e parametri per strato</w:t>
       </w:r>
@@ -31967,7 +31967,7 @@
         <w:keepNext/>
         <w:spacing w:after="140"/>
       </w:pPr>
-      <w:bookmarkStart w:id="101" w:name="_Toc244130664"/>
+      <w:bookmarkStart w:id="101" w:name="_Toc244131107"/>
       <w:r>
         <w:t>Avanzamento e controlli da completare</w:t>
       </w:r>
@@ -32021,7 +32021,7 @@
         <w:keepNext/>
         <w:spacing w:after="140"/>
       </w:pPr>
-      <w:bookmarkStart w:id="102" w:name="_Toc244130665"/>
+      <w:bookmarkStart w:id="102" w:name="_Toc244131108"/>
       <w:r>
         <w:t>Tratti colorati e verificatore della sezione</w:t>
       </w:r>
@@ -32104,7 +32104,7 @@
         <w:keepNext/>
         <w:spacing w:after="140"/>
       </w:pPr>
-      <w:bookmarkStart w:id="103" w:name="_Toc244130666"/>
+      <w:bookmarkStart w:id="103" w:name="_Toc244131109"/>
       <w:r>
         <w:t>Approvazione delle ipotesi ed esito delle armature</w:t>
       </w:r>
@@ -32169,7 +32169,7 @@
         <w:keepNext/>
         <w:spacing w:after="140"/>
       </w:pPr>
-      <w:bookmarkStart w:id="104" w:name="_Toc244130667"/>
+      <w:bookmarkStart w:id="104" w:name="_Toc244131110"/>
       <w:r>
         <w:t>Controlli sismici della testa del palo</w:t>
       </w:r>
@@ -32254,7 +32254,7 @@
         <w:keepNext/>
         <w:spacing w:after="140"/>
       </w:pPr>
-      <w:bookmarkStart w:id="105" w:name="_Toc244130668"/>
+      <w:bookmarkStart w:id="105" w:name="_Toc244131111"/>
       <w:r>
         <w:t>Ricalcolo delle sollecitazioni e delle resistenze</w:t>
       </w:r>
@@ -32277,7 +32277,7 @@
         <w:keepNext/>
         <w:spacing w:after="140"/>
       </w:pPr>
-      <w:bookmarkStart w:id="106" w:name="_Toc244130669"/>
+      <w:bookmarkStart w:id="106" w:name="_Toc244131112"/>
       <w:r>
         <w:t>Tratti e verifica delle sezioni</w:t>
       </w:r>
@@ -32326,7 +32326,7 @@
         <w:keepNext/>
         <w:spacing w:after="140"/>
       </w:pPr>
-      <w:bookmarkStart w:id="107" w:name="_Toc244130670"/>
+      <w:bookmarkStart w:id="107" w:name="_Toc244131113"/>
       <w:r>
         <w:t>Proposte e vista delle armature</w:t>
       </w:r>
@@ -32423,7 +32423,7 @@
         <w:keepNext/>
         <w:spacing w:after="140"/>
       </w:pPr>
-      <w:bookmarkStart w:id="108" w:name="_Toc244130671"/>
+      <w:bookmarkStart w:id="108" w:name="_Toc244131114"/>
       <w:r>
         <w:t>Esempio riproducibile e limiti</w:t>
       </w:r>
@@ -32455,7 +32455,7 @@
         <w:keepNext/>
         <w:spacing w:after="140"/>
       </w:pPr>
-      <w:bookmarkStart w:id="109" w:name="_Toc244130672"/>
+      <w:bookmarkStart w:id="109" w:name="_Toc244131115"/>
       <w:r>
         <w:t>Wiki e centro della conoscenza</w:t>
       </w:r>
@@ -32467,7 +32467,7 @@
         <w:keepNext/>
         <w:spacing w:after="140"/>
       </w:pPr>
-      <w:bookmarkStart w:id="110" w:name="_Toc244130673"/>
+      <w:bookmarkStart w:id="110" w:name="_Toc244131116"/>
       <w:r>
         <w:t>Wiki del modulo e aiuti sui singoli dati</w:t>
       </w:r>
@@ -32495,7 +32495,7 @@
         <w:keepNext/>
         <w:spacing w:after="140"/>
       </w:pPr>
-      <w:bookmarkStart w:id="111" w:name="_Toc244130674"/>
+      <w:bookmarkStart w:id="111" w:name="_Toc244131117"/>
       <w:r>
         <w:t>Consultare la nuova biblioteca tecnica</w:t>
       </w:r>
@@ -32515,7 +32515,7 @@
         <w:keepNext/>
         <w:spacing w:after="140"/>
       </w:pPr>
-      <w:bookmarkStart w:id="112" w:name="_Toc244130675"/>
+      <w:bookmarkStart w:id="112" w:name="_Toc244131118"/>
       <w:r>
         <w:t>Engineering Handbook</w:t>
       </w:r>
@@ -32574,7 +32574,7 @@
         <w:keepNext/>
         <w:spacing w:after="140"/>
       </w:pPr>
-      <w:bookmarkStart w:id="113" w:name="_Toc244130676"/>
+      <w:bookmarkStart w:id="113" w:name="_Toc244131119"/>
       <w:r>
         <w:t>Cercare e scegliere un percorso</w:t>
       </w:r>
@@ -32594,7 +32594,7 @@
         <w:keepNext/>
         <w:spacing w:after="140"/>
       </w:pPr>
-      <w:bookmarkStart w:id="114" w:name="_Toc244130677"/>
+      <w:bookmarkStart w:id="114" w:name="_Toc244131120"/>
       <w:r>
         <w:t>Leggere e riprendere</w:t>
       </w:r>
@@ -32622,7 +32622,7 @@
         <w:keepNext/>
         <w:spacing w:after="140"/>
       </w:pPr>
-      <w:bookmarkStart w:id="115" w:name="_Toc244130678"/>
+      <w:bookmarkStart w:id="115" w:name="_Toc244131121"/>
       <w:r>
         <w:t>Passare dalla teoria al calcolo</w:t>
       </w:r>
@@ -32659,7 +32659,7 @@
         <w:keepNext/>
         <w:spacing w:after="140"/>
       </w:pPr>
-      <w:bookmarkStart w:id="116" w:name="_Toc244130679"/>
+      <w:bookmarkStart w:id="116" w:name="_Toc244131122"/>
       <w:r>
         <w:t>Progetti e problemi frequenti</w:t>
       </w:r>
@@ -32679,7 +32679,7 @@
         <w:keepNext/>
         <w:spacing w:after="140"/>
       </w:pPr>
-      <w:bookmarkStart w:id="117" w:name="_Toc244130680"/>
+      <w:bookmarkStart w:id="117" w:name="_Toc244131123"/>
       <w:r>
         <w:t>Modulo Sezione in c.a.</w:t>
       </w:r>
@@ -32691,7 +32691,7 @@
         <w:keepNext/>
         <w:spacing w:after="140"/>
       </w:pPr>
-      <w:bookmarkStart w:id="118" w:name="_Toc244130681"/>
+      <w:bookmarkStart w:id="118" w:name="_Toc244131124"/>
       <w:r>
         <w:t>Controllare norma e dati ereditati</w:t>
       </w:r>
@@ -32730,7 +32730,7 @@
         <w:keepNext/>
         <w:spacing w:after="140"/>
       </w:pPr>
-      <w:bookmarkStart w:id="119" w:name="_Toc244130682"/>
+      <w:bookmarkStart w:id="119" w:name="_Toc244131125"/>
       <w:r>
         <w:t>A cosa serve e quando usarlo</w:t>
       </w:r>
@@ -32762,7 +32762,7 @@
         <w:keepNext/>
         <w:spacing w:after="140"/>
       </w:pPr>
-      <w:bookmarkStart w:id="120" w:name="_Toc244130683"/>
+      <w:bookmarkStart w:id="120" w:name="_Toc244131126"/>
       <w:r>
         <w:t>Salvataggio e riapertura della sezione</w:t>
       </w:r>
@@ -32790,7 +32790,7 @@
         <w:keepNext/>
         <w:spacing w:after="140"/>
       </w:pPr>
-      <w:bookmarkStart w:id="121" w:name="_Toc244130684"/>
+      <w:bookmarkStart w:id="121" w:name="_Toc244131127"/>
       <w:r>
         <w:t>Wizard delle tipologie e delle armature</w:t>
       </w:r>
@@ -33600,7 +33600,7 @@
         <w:keepNext/>
         <w:spacing w:after="140"/>
       </w:pPr>
-      <w:bookmarkStart w:id="122" w:name="_Toc244130685"/>
+      <w:bookmarkStart w:id="122" w:name="_Toc244131128"/>
       <w:r>
         <w:t>Armature della capsula</w:t>
       </w:r>
@@ -33679,7 +33679,7 @@
         <w:keepNext/>
         <w:spacing w:after="140"/>
       </w:pPr>
-      <w:bookmarkStart w:id="123" w:name="_Toc244130686"/>
+      <w:bookmarkStart w:id="123" w:name="_Toc244131129"/>
       <w:r>
         <w:t>Input geometria e unità</w:t>
       </w:r>
@@ -34274,7 +34274,7 @@
         <w:keepNext/>
         <w:spacing w:after="140"/>
       </w:pPr>
-      <w:bookmarkStart w:id="124" w:name="_Toc244130687"/>
+      <w:bookmarkStart w:id="124" w:name="_Toc244131130"/>
       <w:r>
         <w:t>Input materiali armature e default</w:t>
       </w:r>
@@ -34311,7 +34311,7 @@
         <w:keepNext/>
         <w:spacing w:after="140"/>
       </w:pPr>
-      <w:bookmarkStart w:id="125" w:name="_Toc244130688"/>
+      <w:bookmarkStart w:id="125" w:name="_Toc244131131"/>
       <w:r>
         <w:t>Input azioni e convenzioni</w:t>
       </w:r>
@@ -34339,7 +34339,7 @@
         <w:keepNext/>
         <w:spacing w:after="140"/>
       </w:pPr>
-      <w:bookmarkStart w:id="126" w:name="_Toc244130689"/>
+      <w:bookmarkStart w:id="126" w:name="_Toc244131132"/>
       <w:r>
         <w:t>Descrizione del calcolo</w:t>
       </w:r>
@@ -34367,7 +34367,7 @@
         <w:keepNext/>
         <w:spacing w:after="140"/>
       </w:pPr>
-      <w:bookmarkStart w:id="127" w:name="_Toc244130690"/>
+      <w:bookmarkStart w:id="127" w:name="_Toc244131133"/>
       <w:r>
         <w:t>Output e lettura dei risultati</w:t>
       </w:r>
@@ -34963,7 +34963,7 @@
         <w:keepNext/>
         <w:spacing w:after="140"/>
       </w:pPr>
-      <w:bookmarkStart w:id="128" w:name="_Toc244130691"/>
+      <w:bookmarkStart w:id="128" w:name="_Toc244131134"/>
       <w:r>
         <w:t>Warning e problemi frequenti</w:t>
       </w:r>
@@ -35001,7 +35001,7 @@
         <w:keepNext/>
         <w:spacing w:after="140"/>
       </w:pPr>
-      <w:bookmarkStart w:id="129" w:name="_Toc244130692"/>
+      <w:bookmarkStart w:id="129" w:name="_Toc244131135"/>
       <w:r>
         <w:t>Esempio completo dalla Wiki</w:t>
       </w:r>
@@ -35084,7 +35084,7 @@
         <w:keepNext/>
         <w:spacing w:after="140"/>
       </w:pPr>
-      <w:bookmarkStart w:id="130" w:name="_Toc244130693"/>
+      <w:bookmarkStart w:id="130" w:name="_Toc244131136"/>
       <w:r>
         <w:t>Teoria collegata e riepilogo</w:t>
       </w:r>
@@ -35112,7 +35112,7 @@
         <w:keepNext/>
         <w:spacing w:after="140"/>
       </w:pPr>
-      <w:bookmarkStart w:id="131" w:name="_Toc244130694"/>
+      <w:bookmarkStart w:id="131" w:name="_Toc244131137"/>
       <w:r>
         <w:t>Domini tridimensionali e bidimensionali</w:t>
       </w:r>
@@ -35183,7 +35183,7 @@
         <w:keepNext/>
         <w:spacing w:after="140"/>
       </w:pPr>
-      <w:bookmarkStart w:id="132" w:name="_Toc244130695"/>
+      <w:bookmarkStart w:id="132" w:name="_Toc244131138"/>
       <w:r>
         <w:t>Tensioni e fessurazione</w:t>
       </w:r>
@@ -35226,7 +35226,7 @@
         <w:keepNext/>
         <w:spacing w:after="140"/>
       </w:pPr>
-      <w:bookmarkStart w:id="133" w:name="_Toc244130696"/>
+      <w:bookmarkStart w:id="133" w:name="_Toc244131139"/>
       <w:r>
         <w:t>Taglio torsione e dettagli</w:t>
       </w:r>
@@ -35265,7 +35265,7 @@
         <w:keepNext/>
         <w:spacing w:after="140"/>
       </w:pPr>
-      <w:bookmarkStart w:id="134" w:name="_Toc244130697"/>
+      <w:bookmarkStart w:id="134" w:name="_Toc244131140"/>
       <w:r>
         <w:t>Curva momento curvatura e aggiornamento</w:t>
       </w:r>
@@ -35343,7 +35343,7 @@
         <w:keepNext/>
         <w:spacing w:after="140"/>
       </w:pPr>
-      <w:bookmarkStart w:id="135" w:name="_Toc244130698"/>
+      <w:bookmarkStart w:id="135" w:name="_Toc244131141"/>
       <w:r>
         <w:t>Colonna modello: dati e calcolo</w:t>
       </w:r>
@@ -35657,7 +35657,7 @@
         <w:keepNext/>
         <w:spacing w:after="140"/>
       </w:pPr>
-      <w:bookmarkStart w:id="136" w:name="_Toc244130699"/>
+      <w:bookmarkStart w:id="136" w:name="_Toc244131142"/>
       <w:r>
         <w:lastRenderedPageBreak/>
         <w:t>Colonna modello: risultati, CSV e relazione</w:t>
@@ -35819,7 +35819,7 @@
         <w:keepNext/>
         <w:spacing w:after="140"/>
       </w:pPr>
-      <w:bookmarkStart w:id="137" w:name="_Toc244130700"/>
+      <w:bookmarkStart w:id="137" w:name="_Toc244131143"/>
       <w:r>
         <w:t>Importare ed esportare le azioni</w:t>
       </w:r>
@@ -35899,7 +35899,7 @@
         <w:keepNext/>
         <w:spacing w:after="140"/>
       </w:pPr>
-      <w:bookmarkStart w:id="138" w:name="_Toc244130701"/>
+      <w:bookmarkStart w:id="138" w:name="_Toc244131144"/>
       <w:r>
         <w:t>Report short della sezione in calcestruzzo armato</w:t>
       </w:r>
@@ -35944,7 +35944,7 @@
         <w:keepNext/>
         <w:spacing w:after="140"/>
       </w:pPr>
-      <w:bookmarkStart w:id="139" w:name="_Toc244130702"/>
+      <w:bookmarkStart w:id="139" w:name="_Toc244131145"/>
       <w:r>
         <w:t>Leggere asse neutro, mappe e report</w:t>
       </w:r>
@@ -35997,7 +35997,7 @@
         <w:keepNext/>
         <w:spacing w:after="140"/>
       </w:pPr>
-      <w:bookmarkStart w:id="140" w:name="_Toc244130703"/>
+      <w:bookmarkStart w:id="140" w:name="_Toc244131146"/>
       <w:r>
         <w:t>Interpretazione dei risultati e controlli indipendenti</w:t>
       </w:r>
@@ -36017,7 +36017,7 @@
         <w:keepNext/>
         <w:spacing w:after="140"/>
       </w:pPr>
-      <w:bookmarkStart w:id="141" w:name="_Toc244130704"/>
+      <w:bookmarkStart w:id="141" w:name="_Toc244131147"/>
       <w:r>
         <w:lastRenderedPageBreak/>
         <w:t>Dalla domanda alla capacità</w:t>
@@ -36038,7 +36038,7 @@
         <w:keepNext/>
         <w:spacing w:after="140"/>
       </w:pPr>
-      <w:bookmarkStart w:id="142" w:name="_Toc244130705"/>
+      <w:bookmarkStart w:id="142" w:name="_Toc244131148"/>
       <w:r>
         <w:t>Controllo numerico e fisico</w:t>
       </w:r>
@@ -36058,7 +36058,7 @@
         <w:keepNext/>
         <w:spacing w:after="140"/>
       </w:pPr>
-      <w:bookmarkStart w:id="143" w:name="_Toc244130706"/>
+      <w:bookmarkStart w:id="143" w:name="_Toc244131149"/>
       <w:r>
         <w:t>Archiviazione</w:t>
       </w:r>
@@ -36078,7 +36078,7 @@
         <w:keepNext/>
         <w:spacing w:after="140"/>
       </w:pPr>
-      <w:bookmarkStart w:id="144" w:name="_Toc244130707"/>
+      <w:bookmarkStart w:id="144" w:name="_Toc244131150"/>
       <w:r>
         <w:t>Tutorial dal modello Beam alla verifica di sezione</w:t>
       </w:r>
@@ -36098,7 +36098,7 @@
         <w:keepNext/>
         <w:spacing w:after="140"/>
       </w:pPr>
-      <w:bookmarkStart w:id="145" w:name="_Toc244130708"/>
+      <w:bookmarkStart w:id="145" w:name="_Toc244131151"/>
       <w:r>
         <w:t>Capisci e controlla</w:t>
       </w:r>
@@ -36118,7 +36118,7 @@
         <w:keepNext/>
         <w:spacing w:after="140"/>
       </w:pPr>
-      <w:bookmarkStart w:id="146" w:name="_Toc244130709"/>
+      <w:bookmarkStart w:id="146" w:name="_Toc244131152"/>
       <w:r>
         <w:t>Calcola e modifica</w:t>
       </w:r>
@@ -36138,7 +36138,7 @@
         <w:keepNext/>
         <w:spacing w:after="140"/>
       </w:pPr>
-      <w:bookmarkStart w:id="147" w:name="_Toc244130710"/>
+      <w:bookmarkStart w:id="147" w:name="_Toc244131153"/>
       <w:r>
         <w:t>Osserva e archivia</w:t>
       </w:r>
@@ -36158,7 +36158,7 @@
         <w:keepNext/>
         <w:spacing w:after="140"/>
       </w:pPr>
-      <w:bookmarkStart w:id="148" w:name="_Toc244130711"/>
+      <w:bookmarkStart w:id="148" w:name="_Toc244131154"/>
       <w:r>
         <w:lastRenderedPageBreak/>
         <w:t>Fondazioni superficiali</w:t>
@@ -36190,7 +36190,7 @@
         <w:keepNext/>
         <w:spacing w:after="140"/>
       </w:pPr>
-      <w:bookmarkStart w:id="149" w:name="_Toc244130712"/>
+      <w:bookmarkStart w:id="149" w:name="_Toc244131155"/>
       <w:r>
         <w:t>Preparazione e scelta del metodo</w:t>
       </w:r>
@@ -36218,7 +36218,7 @@
         <w:keepNext/>
         <w:spacing w:after="140"/>
       </w:pPr>
-      <w:bookmarkStart w:id="150" w:name="_Toc244130713"/>
+      <w:bookmarkStart w:id="150" w:name="_Toc244131156"/>
       <w:r>
         <w:t>Geometria terreno falda e azioni</w:t>
       </w:r>
@@ -36381,7 +36381,7 @@
         <w:keepNext/>
         <w:spacing w:after="140"/>
       </w:pPr>
-      <w:bookmarkStart w:id="151" w:name="_Toc244130714"/>
+      <w:bookmarkStart w:id="151" w:name="_Toc244131157"/>
       <w:r>
         <w:t>Lettura delle viste grafiche</w:t>
       </w:r>
@@ -36480,7 +36480,7 @@
         <w:keepNext/>
         <w:spacing w:after="140"/>
       </w:pPr>
-      <w:bookmarkStart w:id="152" w:name="_Toc244130715"/>
+      <w:bookmarkStart w:id="152" w:name="_Toc244131158"/>
       <w:r>
         <w:t>Esempio verificato e lettura dei risultati</w:t>
       </w:r>
@@ -37176,7 +37176,7 @@
         <w:keepNext/>
         <w:spacing w:after="140"/>
       </w:pPr>
-      <w:bookmarkStart w:id="153" w:name="_Toc244130716"/>
+      <w:bookmarkStart w:id="153" w:name="_Toc244131159"/>
       <w:r>
         <w:t>Salvataggio errori e report</w:t>
       </w:r>
@@ -37216,7 +37216,7 @@
         <w:keepNext/>
         <w:spacing w:after="140"/>
       </w:pPr>
-      <w:bookmarkStart w:id="154" w:name="_Toc244130717"/>
+      <w:bookmarkStart w:id="154" w:name="_Toc244131160"/>
       <w:r>
         <w:lastRenderedPageBreak/>
         <w:t>Modelli e importazione da MIDAS</w:t>
@@ -37237,7 +37237,7 @@
         <w:keepNext/>
         <w:spacing w:after="140"/>
       </w:pPr>
-      <w:bookmarkStart w:id="155" w:name="_Toc244130718"/>
+      <w:bookmarkStart w:id="155" w:name="_Toc244131161"/>
       <w:r>
         <w:t>Entrare nel modulo</w:t>
       </w:r>
@@ -37337,7 +37337,7 @@
         <w:keepNext/>
         <w:spacing w:after="140"/>
       </w:pPr>
-      <w:bookmarkStart w:id="156" w:name="_Toc244130719"/>
+      <w:bookmarkStart w:id="156" w:name="_Toc244131162"/>
       <w:r>
         <w:t>Preparare la connessione</w:t>
       </w:r>
@@ -37383,7 +37383,7 @@
         <w:keepNext/>
         <w:spacing w:after="140"/>
       </w:pPr>
-      <w:bookmarkStart w:id="157" w:name="_Toc244130720"/>
+      <w:bookmarkStart w:id="157" w:name="_Toc244131163"/>
       <w:r>
         <w:t>Eseguire la prima importazione</w:t>
       </w:r>
@@ -37665,7 +37665,7 @@
         <w:keepNext/>
         <w:spacing w:after="140"/>
       </w:pPr>
-      <w:bookmarkStart w:id="158" w:name="_Toc244130721"/>
+      <w:bookmarkStart w:id="158" w:name="_Toc244131164"/>
       <w:r>
         <w:t>Scegliere il contenuto da acquisire</w:t>
       </w:r>
@@ -38015,7 +38015,7 @@
         <w:keepNext/>
         <w:spacing w:after="140"/>
       </w:pPr>
-      <w:bookmarkStart w:id="159" w:name="_Toc244130722"/>
+      <w:bookmarkStart w:id="159" w:name="_Toc244131165"/>
       <w:r>
         <w:lastRenderedPageBreak/>
         <w:t>Controllare il modello acquisito</w:t>
@@ -38151,7 +38151,7 @@
         <w:keepNext/>
         <w:spacing w:after="140"/>
       </w:pPr>
-      <w:bookmarkStart w:id="160" w:name="_Toc244130723"/>
+      <w:bookmarkStart w:id="160" w:name="_Toc244131166"/>
       <w:r>
         <w:t>Importare e visualizzare i risultati per fase</w:t>
       </w:r>
@@ -38302,7 +38302,7 @@
         <w:keepNext/>
         <w:spacing w:after="140"/>
       </w:pPr>
-      <w:bookmarkStart w:id="161" w:name="_Toc244130724"/>
+      <w:bookmarkStart w:id="161" w:name="_Toc244131167"/>
       <w:r>
         <w:t>Aggiornare una copia esistente</w:t>
       </w:r>
@@ -38366,7 +38366,7 @@
         <w:keepNext/>
         <w:spacing w:after="140"/>
       </w:pPr>
-      <w:bookmarkStart w:id="162" w:name="_Toc244130725"/>
+      <w:bookmarkStart w:id="162" w:name="_Toc244131168"/>
       <w:r>
         <w:t>Aprire un file di testo MIDAS Civil o Gen</w:t>
       </w:r>
@@ -38557,7 +38557,7 @@
         <w:keepNext/>
         <w:spacing w:after="140"/>
       </w:pPr>
-      <w:bookmarkStart w:id="163" w:name="_Toc244130726"/>
+      <w:bookmarkStart w:id="163" w:name="_Toc244131169"/>
       <w:r>
         <w:t>Importare un modello Straus7</w:t>
       </w:r>
@@ -38856,7 +38856,7 @@
         <w:keepNext/>
         <w:spacing w:after="140"/>
       </w:pPr>
-      <w:bookmarkStart w:id="164" w:name="_Toc244130727"/>
+      <w:bookmarkStart w:id="164" w:name="_Toc244131170"/>
       <w:r>
         <w:t>Risolvere le interruzioni e conoscere i limiti</w:t>
       </w:r>
@@ -39495,7 +39495,7 @@
         <w:keepNext/>
         <w:spacing w:after="140"/>
       </w:pPr>
-      <w:bookmarkStart w:id="165" w:name="_Toc244130728"/>
+      <w:bookmarkStart w:id="165" w:name="_Toc244131171"/>
       <w:r>
         <w:t>Reologia del calcestruzzo</w:t>
       </w:r>
@@ -39524,7 +39524,7 @@
         <w:keepNext/>
         <w:spacing w:after="140"/>
       </w:pPr>
-      <w:bookmarkStart w:id="166" w:name="_Toc244130729"/>
+      <w:bookmarkStart w:id="166" w:name="_Toc244131172"/>
       <w:r>
         <w:t>Impostare materiale ambiente ed età</w:t>
       </w:r>
@@ -39565,7 +39565,7 @@
         <w:keepNext/>
         <w:spacing w:after="140"/>
       </w:pPr>
-      <w:bookmarkStart w:id="167" w:name="_Toc244130730"/>
+      <w:bookmarkStart w:id="167" w:name="_Toc244131173"/>
       <w:r>
         <w:t>Leggere grafico tabella e limite a infinito</w:t>
       </w:r>
@@ -39697,7 +39697,7 @@
         <w:keepNext/>
         <w:spacing w:after="140"/>
       </w:pPr>
-      <w:bookmarkStart w:id="168" w:name="_Toc244130731"/>
+      <w:bookmarkStart w:id="168" w:name="_Toc244131174"/>
       <w:r>
         <w:t>Usare il risultato nel progetto</w:t>
       </w:r>
@@ -39779,7 +39779,7 @@
         <w:keepNext/>
         <w:spacing w:after="140"/>
       </w:pPr>
-      <w:bookmarkStart w:id="169" w:name="_Toc244130732"/>
+      <w:bookmarkStart w:id="169" w:name="_Toc244131175"/>
       <w:r>
         <w:t>Esaminare le sezioni del modello</w:t>
       </w:r>
@@ -39830,7 +39830,7 @@
           <w:noProof/>
         </w:rPr>
         <w:drawing>
-          <wp:inline distT="0" distB="0" distL="0" distR="0" wp14:anchorId="3292D186" wp14:editId="457CC4BE">
+          <wp:inline distT="0" distB="0" distL="0" distR="0" wp14:anchorId="5E5176BF" wp14:editId="76455F51">
             <wp:extent cx="6120000" cy="4267204"/>
             <wp:effectExtent l="0" t="0" r="0" b="0"/>
             <wp:docPr id="11" name="Picture 11" descr="Finestra di dettaglio con una sezione composta di esempio"/>
@@ -39880,7 +39880,7 @@
         <w:keepNext/>
         <w:spacing w:after="140"/>
       </w:pPr>
-      <w:bookmarkStart w:id="170" w:name="_Toc244130733"/>
+      <w:bookmarkStart w:id="170" w:name="_Toc244131176"/>
       <w:r>
         <w:t>Leggere geometria proprietà e attributi</w:t>
       </w:r>
@@ -39998,7 +39998,7 @@
         <w:keepNext/>
         <w:spacing w:after="140"/>
       </w:pPr>
-      <w:bookmarkStart w:id="171" w:name="_Toc244130734"/>
+      <w:bookmarkStart w:id="171" w:name="_Toc244131177"/>
       <w:r>
         <w:t>Individuare gli elementi e leggere i volumi</w:t>
       </w:r>
@@ -40084,7 +40084,7 @@
         <w:keepNext/>
         <w:spacing w:after="140"/>
       </w:pPr>
-      <w:bookmarkStart w:id="172" w:name="_Toc244130735"/>
+      <w:bookmarkStart w:id="172" w:name="_Toc244131178"/>
       <w:r>
         <w:t>Paratie e sostegni flessibili</w:t>
       </w:r>
@@ -40104,7 +40104,7 @@
         <w:keepNext/>
         <w:spacing w:after="140"/>
       </w:pPr>
-      <w:bookmarkStart w:id="173" w:name="_Toc244130736"/>
+      <w:bookmarkStart w:id="173" w:name="_Toc244131179"/>
       <w:r>
         <w:t>Navigare nell’albero di lavoro</w:t>
       </w:r>
@@ -40215,7 +40215,7 @@
         <w:keepNext/>
         <w:spacing w:after="140"/>
       </w:pPr>
-      <w:bookmarkStart w:id="174" w:name="_Toc244130737"/>
+      <w:bookmarkStart w:id="174" w:name="_Toc244131180"/>
       <w:r>
         <w:t>Definire il modello e le unità</w:t>
       </w:r>
@@ -40382,7 +40382,7 @@
         </w:rPr>
         <w:lastRenderedPageBreak/>
         <w:drawing>
-          <wp:inline distT="0" distB="0" distL="0" distR="0" wp14:anchorId="5E94764D" wp14:editId="008B5A8B">
+          <wp:inline distT="0" distB="0" distL="0" distR="0" wp14:anchorId="5E668FC6" wp14:editId="1FA687C2">
             <wp:extent cx="6120000" cy="3990564"/>
             <wp:effectExtent l="0" t="0" r="0" b="0"/>
             <wp:docPr id="12" name="Picture 12" descr="Modifica delle fasi con sezione grafica sempre visibile"/>
@@ -40539,7 +40539,7 @@
         <w:keepNext/>
         <w:spacing w:after="140"/>
       </w:pPr>
-      <w:bookmarkStart w:id="175" w:name="_Toc244130738"/>
+      <w:bookmarkStart w:id="175" w:name="_Toc244131181"/>
       <w:r>
         <w:t>Riutilizzare la stratigrafia</w:t>
       </w:r>
@@ -40603,7 +40603,7 @@
         <w:keepNext/>
         <w:spacing w:after="140"/>
       </w:pPr>
-      <w:bookmarkStart w:id="176" w:name="_Toc244130739"/>
+      <w:bookmarkStart w:id="176" w:name="_Toc244131182"/>
       <w:r>
         <w:t>Costruire la storia delle fasi</w:t>
       </w:r>
@@ -40702,7 +40702,7 @@
         <w:keepNext/>
         <w:spacing w:after="140"/>
       </w:pPr>
-      <w:bookmarkStart w:id="177" w:name="_Toc244130740"/>
+      <w:bookmarkStart w:id="177" w:name="_Toc244131183"/>
       <w:r>
         <w:t>Impostare falda e filtrazione</w:t>
       </w:r>
@@ -40783,7 +40783,7 @@
         <w:keepNext/>
         <w:spacing w:after="140"/>
       </w:pPr>
-      <w:bookmarkStart w:id="178" w:name="_Toc244130741"/>
+      <w:bookmarkStart w:id="178" w:name="_Toc244131184"/>
       <w:r>
         <w:t>Richiedere le verifiche</w:t>
       </w:r>
@@ -40915,7 +40915,7 @@
         <w:keepNext/>
         <w:spacing w:after="140"/>
       </w:pPr>
-      <w:bookmarkStart w:id="179" w:name="_Toc244130742"/>
+      <w:bookmarkStart w:id="179" w:name="_Toc244131185"/>
       <w:r>
         <w:t>Calcolare e leggere gli esiti</w:t>
       </w:r>
@@ -40984,7 +40984,7 @@
         </w:rPr>
         <w:lastRenderedPageBreak/>
         <w:drawing>
-          <wp:inline distT="0" distB="0" distL="0" distR="0" wp14:anchorId="7D1D2F8E" wp14:editId="63B6491B">
+          <wp:inline distT="0" distB="0" distL="0" distR="0" wp14:anchorId="52B2D55F" wp14:editId="31B08AAF">
             <wp:extent cx="6120000" cy="3990564"/>
             <wp:effectExtent l="0" t="0" r="0" b="0"/>
             <wp:docPr id="13" name="Picture 13" descr="Diagramma del carico trapezoidale e risultati della mensola di prova"/>
@@ -41042,7 +41042,7 @@
         <w:keepNext/>
         <w:spacing w:after="140"/>
       </w:pPr>
-      <w:bookmarkStart w:id="180" w:name="_Toc244130743"/>
+      <w:bookmarkStart w:id="180" w:name="_Toc244131186"/>
       <w:r>
         <w:t>Esempio riproducibile del carico trapezoidale</w:t>
       </w:r>
@@ -41070,7 +41070,7 @@
         <w:keepNext/>
         <w:spacing w:after="140"/>
       </w:pPr>
-      <w:bookmarkStart w:id="181" w:name="_Toc244130744"/>
+      <w:bookmarkStart w:id="181" w:name="_Toc244131187"/>
       <w:r>
         <w:t>Ricercare l'infissione sulla griglia assegnata</w:t>
       </w:r>
@@ -41202,7 +41202,7 @@
         </w:rPr>
         <w:lastRenderedPageBreak/>
         <w:drawing>
-          <wp:inline distT="0" distB="0" distL="0" distR="0" wp14:anchorId="631F7330" wp14:editId="4892E53C">
+          <wp:inline distT="0" distB="0" distL="0" distR="0" wp14:anchorId="5CC52800" wp14:editId="129C6C55">
             <wp:extent cx="6120000" cy="3990564"/>
             <wp:effectExtent l="0" t="0" r="0" b="0"/>
             <wp:docPr id="14" name="Picture 14" descr="Ricerca dell'infissione e criterio governante nel benchmark elastico"/>
@@ -41252,7 +41252,7 @@
         <w:keepNext/>
         <w:spacing w:after="140"/>
       </w:pPr>
-      <w:bookmarkStart w:id="182" w:name="_Toc244130745"/>
+      <w:bookmarkStart w:id="182" w:name="_Toc244131188"/>
       <w:r>
         <w:t>Leggere gli inviluppi delle fasi</w:t>
       </w:r>
@@ -41369,7 +41369,7 @@
           <w:noProof/>
         </w:rPr>
         <w:drawing>
-          <wp:inline distT="0" distB="0" distL="0" distR="0" wp14:anchorId="4670FEBF" wp14:editId="77E9B7F4">
+          <wp:inline distT="0" distB="0" distL="0" distR="0" wp14:anchorId="15F4B4AD" wp14:editId="67C40260">
             <wp:extent cx="6120000" cy="3990564"/>
             <wp:effectExtent l="0" t="0" r="0" b="0"/>
             <wp:docPr id="15" name="Picture 15" descr="Inviluppi di momento delle fasi nel benchmark su fondazione elastica"/>
@@ -41419,7 +41419,7 @@
         <w:keepNext/>
         <w:spacing w:after="140"/>
       </w:pPr>
-      <w:bookmarkStart w:id="183" w:name="_Toc244130746"/>
+      <w:bookmarkStart w:id="183" w:name="_Toc244131189"/>
       <w:r>
         <w:t>Gestire casi e combinazioni assegnate</w:t>
       </w:r>
@@ -41526,7 +41526,7 @@
         <w:keepNext/>
         <w:spacing w:after="140"/>
       </w:pPr>
-      <w:bookmarkStart w:id="184" w:name="_Toc244130747"/>
+      <w:bookmarkStart w:id="184" w:name="_Toc244131190"/>
       <w:r>
         <w:t>Funzioni ancora da completare</w:t>
       </w:r>

--- a/supporto/documentazione/Guide_ANTHEA/ANTHEA_Guida_pratica_ITEC_Rev62.docx
+++ b/supporto/documentazione/Guide_ANTHEA/ANTHEA_Guida_pratica_ITEC_Rev62.docx
@@ -2334,7 +2334,7 @@
       <w:r>
         <w:fldChar w:fldCharType="separate"/>
       </w:r>
-      <w:hyperlink w:anchor="_Toc244131008" w:history="1">
+      <w:hyperlink w:anchor="_Toc244134890" w:history="1">
         <w:r>
           <w:rPr>
             <w:rStyle w:val="Collegamentoipertestuale"/>
@@ -2382,7 +2382,7 @@
             <w:noProof/>
             <w:webHidden/>
           </w:rPr>
-          <w:instrText xml:space="preserve"> PAGEREF _Toc244131008 \h </w:instrText>
+          <w:instrText xml:space="preserve"> PAGEREF _Toc244134890 \h </w:instrText>
         </w:r>
         <w:r>
           <w:rPr>
@@ -2429,7 +2429,7 @@
           <w14:ligatures w14:val="standardContextual"/>
         </w:rPr>
       </w:pPr>
-      <w:hyperlink w:anchor="_Toc244131009" w:history="1">
+      <w:hyperlink w:anchor="_Toc244134891" w:history="1">
         <w:r>
           <w:rPr>
             <w:rStyle w:val="Collegamentoipertestuale"/>
@@ -2474,7 +2474,7 @@
             <w:noProof/>
             <w:webHidden/>
           </w:rPr>
-          <w:instrText xml:space="preserve"> PAGEREF _Toc244131009 \h </w:instrText>
+          <w:instrText xml:space="preserve"> PAGEREF _Toc244134891 \h </w:instrText>
         </w:r>
         <w:r>
           <w:rPr>
@@ -2521,7 +2521,7 @@
           <w14:ligatures w14:val="standardContextual"/>
         </w:rPr>
       </w:pPr>
-      <w:hyperlink w:anchor="_Toc244131010" w:history="1">
+      <w:hyperlink w:anchor="_Toc244134892" w:history="1">
         <w:r>
           <w:rPr>
             <w:rStyle w:val="Collegamentoipertestuale"/>
@@ -2566,7 +2566,7 @@
             <w:noProof/>
             <w:webHidden/>
           </w:rPr>
-          <w:instrText xml:space="preserve"> PAGEREF _Toc244131010 \h </w:instrText>
+          <w:instrText xml:space="preserve"> PAGEREF _Toc244134892 \h </w:instrText>
         </w:r>
         <w:r>
           <w:rPr>
@@ -2613,7 +2613,7 @@
           <w14:ligatures w14:val="standardContextual"/>
         </w:rPr>
       </w:pPr>
-      <w:hyperlink w:anchor="_Toc244131011" w:history="1">
+      <w:hyperlink w:anchor="_Toc244134893" w:history="1">
         <w:r>
           <w:rPr>
             <w:rStyle w:val="Collegamentoipertestuale"/>
@@ -2658,7 +2658,7 @@
             <w:noProof/>
             <w:webHidden/>
           </w:rPr>
-          <w:instrText xml:space="preserve"> PAGEREF _Toc244131011 \h </w:instrText>
+          <w:instrText xml:space="preserve"> PAGEREF _Toc244134893 \h </w:instrText>
         </w:r>
         <w:r>
           <w:rPr>
@@ -2705,7 +2705,7 @@
           <w14:ligatures w14:val="standardContextual"/>
         </w:rPr>
       </w:pPr>
-      <w:hyperlink w:anchor="_Toc244131012" w:history="1">
+      <w:hyperlink w:anchor="_Toc244134894" w:history="1">
         <w:r>
           <w:rPr>
             <w:rStyle w:val="Collegamentoipertestuale"/>
@@ -2750,7 +2750,7 @@
             <w:noProof/>
             <w:webHidden/>
           </w:rPr>
-          <w:instrText xml:space="preserve"> PAGEREF _Toc244131012 \h </w:instrText>
+          <w:instrText xml:space="preserve"> PAGEREF _Toc244134894 \h </w:instrText>
         </w:r>
         <w:r>
           <w:rPr>
@@ -2796,7 +2796,7 @@
           <w14:ligatures w14:val="standardContextual"/>
         </w:rPr>
       </w:pPr>
-      <w:hyperlink w:anchor="_Toc244131013" w:history="1">
+      <w:hyperlink w:anchor="_Toc244134895" w:history="1">
         <w:r>
           <w:rPr>
             <w:rStyle w:val="Collegamentoipertestuale"/>
@@ -2844,7 +2844,7 @@
             <w:noProof/>
             <w:webHidden/>
           </w:rPr>
-          <w:instrText xml:space="preserve"> PAGEREF _Toc244131013 \h </w:instrText>
+          <w:instrText xml:space="preserve"> PAGEREF _Toc244134895 \h </w:instrText>
         </w:r>
         <w:r>
           <w:rPr>
@@ -2891,7 +2891,7 @@
           <w14:ligatures w14:val="standardContextual"/>
         </w:rPr>
       </w:pPr>
-      <w:hyperlink w:anchor="_Toc244131014" w:history="1">
+      <w:hyperlink w:anchor="_Toc244134896" w:history="1">
         <w:r>
           <w:rPr>
             <w:rStyle w:val="Collegamentoipertestuale"/>
@@ -2936,7 +2936,7 @@
             <w:noProof/>
             <w:webHidden/>
           </w:rPr>
-          <w:instrText xml:space="preserve"> PAGEREF _Toc244131014 \h </w:instrText>
+          <w:instrText xml:space="preserve"> PAGEREF _Toc244134896 \h </w:instrText>
         </w:r>
         <w:r>
           <w:rPr>
@@ -2983,7 +2983,7 @@
           <w14:ligatures w14:val="standardContextual"/>
         </w:rPr>
       </w:pPr>
-      <w:hyperlink w:anchor="_Toc244131015" w:history="1">
+      <w:hyperlink w:anchor="_Toc244134897" w:history="1">
         <w:r>
           <w:rPr>
             <w:rStyle w:val="Collegamentoipertestuale"/>
@@ -3028,7 +3028,7 @@
             <w:noProof/>
             <w:webHidden/>
           </w:rPr>
-          <w:instrText xml:space="preserve"> PAGEREF _Toc244131015 \h </w:instrText>
+          <w:instrText xml:space="preserve"> PAGEREF _Toc244134897 \h </w:instrText>
         </w:r>
         <w:r>
           <w:rPr>
@@ -3075,7 +3075,7 @@
           <w14:ligatures w14:val="standardContextual"/>
         </w:rPr>
       </w:pPr>
-      <w:hyperlink w:anchor="_Toc244131016" w:history="1">
+      <w:hyperlink w:anchor="_Toc244134898" w:history="1">
         <w:r>
           <w:rPr>
             <w:rStyle w:val="Collegamentoipertestuale"/>
@@ -3120,7 +3120,7 @@
             <w:noProof/>
             <w:webHidden/>
           </w:rPr>
-          <w:instrText xml:space="preserve"> PAGEREF _Toc244131016 \h </w:instrText>
+          <w:instrText xml:space="preserve"> PAGEREF _Toc244134898 \h </w:instrText>
         </w:r>
         <w:r>
           <w:rPr>
@@ -3167,7 +3167,7 @@
           <w14:ligatures w14:val="standardContextual"/>
         </w:rPr>
       </w:pPr>
-      <w:hyperlink w:anchor="_Toc244131017" w:history="1">
+      <w:hyperlink w:anchor="_Toc244134899" w:history="1">
         <w:r>
           <w:rPr>
             <w:rStyle w:val="Collegamentoipertestuale"/>
@@ -3212,7 +3212,7 @@
             <w:noProof/>
             <w:webHidden/>
           </w:rPr>
-          <w:instrText xml:space="preserve"> PAGEREF _Toc244131017 \h </w:instrText>
+          <w:instrText xml:space="preserve"> PAGEREF _Toc244134899 \h </w:instrText>
         </w:r>
         <w:r>
           <w:rPr>
@@ -3258,7 +3258,7 @@
           <w14:ligatures w14:val="standardContextual"/>
         </w:rPr>
       </w:pPr>
-      <w:hyperlink w:anchor="_Toc244131018" w:history="1">
+      <w:hyperlink w:anchor="_Toc244134900" w:history="1">
         <w:r>
           <w:rPr>
             <w:rStyle w:val="Collegamentoipertestuale"/>
@@ -3306,7 +3306,7 @@
             <w:noProof/>
             <w:webHidden/>
           </w:rPr>
-          <w:instrText xml:space="preserve"> PAGEREF _Toc244131018 \h </w:instrText>
+          <w:instrText xml:space="preserve"> PAGEREF _Toc244134900 \h </w:instrText>
         </w:r>
         <w:r>
           <w:rPr>
@@ -3353,7 +3353,7 @@
           <w14:ligatures w14:val="standardContextual"/>
         </w:rPr>
       </w:pPr>
-      <w:hyperlink w:anchor="_Toc244131019" w:history="1">
+      <w:hyperlink w:anchor="_Toc244134901" w:history="1">
         <w:r>
           <w:rPr>
             <w:rStyle w:val="Collegamentoipertestuale"/>
@@ -3398,7 +3398,7 @@
             <w:noProof/>
             <w:webHidden/>
           </w:rPr>
-          <w:instrText xml:space="preserve"> PAGEREF _Toc244131019 \h </w:instrText>
+          <w:instrText xml:space="preserve"> PAGEREF _Toc244134901 \h </w:instrText>
         </w:r>
         <w:r>
           <w:rPr>
@@ -3445,7 +3445,7 @@
           <w14:ligatures w14:val="standardContextual"/>
         </w:rPr>
       </w:pPr>
-      <w:hyperlink w:anchor="_Toc244131020" w:history="1">
+      <w:hyperlink w:anchor="_Toc244134902" w:history="1">
         <w:r>
           <w:rPr>
             <w:rStyle w:val="Collegamentoipertestuale"/>
@@ -3490,7 +3490,7 @@
             <w:noProof/>
             <w:webHidden/>
           </w:rPr>
-          <w:instrText xml:space="preserve"> PAGEREF _Toc244131020 \h </w:instrText>
+          <w:instrText xml:space="preserve"> PAGEREF _Toc244134902 \h </w:instrText>
         </w:r>
         <w:r>
           <w:rPr>
@@ -3537,7 +3537,7 @@
           <w14:ligatures w14:val="standardContextual"/>
         </w:rPr>
       </w:pPr>
-      <w:hyperlink w:anchor="_Toc244131021" w:history="1">
+      <w:hyperlink w:anchor="_Toc244134903" w:history="1">
         <w:r>
           <w:rPr>
             <w:rStyle w:val="Collegamentoipertestuale"/>
@@ -3582,7 +3582,7 @@
             <w:noProof/>
             <w:webHidden/>
           </w:rPr>
-          <w:instrText xml:space="preserve"> PAGEREF _Toc244131021 \h </w:instrText>
+          <w:instrText xml:space="preserve"> PAGEREF _Toc244134903 \h </w:instrText>
         </w:r>
         <w:r>
           <w:rPr>
@@ -3629,7 +3629,7 @@
           <w14:ligatures w14:val="standardContextual"/>
         </w:rPr>
       </w:pPr>
-      <w:hyperlink w:anchor="_Toc244131022" w:history="1">
+      <w:hyperlink w:anchor="_Toc244134904" w:history="1">
         <w:r>
           <w:rPr>
             <w:rStyle w:val="Collegamentoipertestuale"/>
@@ -3674,7 +3674,7 @@
             <w:noProof/>
             <w:webHidden/>
           </w:rPr>
-          <w:instrText xml:space="preserve"> PAGEREF _Toc244131022 \h </w:instrText>
+          <w:instrText xml:space="preserve"> PAGEREF _Toc244134904 \h </w:instrText>
         </w:r>
         <w:r>
           <w:rPr>
@@ -3721,7 +3721,7 @@
           <w14:ligatures w14:val="standardContextual"/>
         </w:rPr>
       </w:pPr>
-      <w:hyperlink w:anchor="_Toc244131023" w:history="1">
+      <w:hyperlink w:anchor="_Toc244134905" w:history="1">
         <w:r>
           <w:rPr>
             <w:rStyle w:val="Collegamentoipertestuale"/>
@@ -3766,7 +3766,7 @@
             <w:noProof/>
             <w:webHidden/>
           </w:rPr>
-          <w:instrText xml:space="preserve"> PAGEREF _Toc244131023 \h </w:instrText>
+          <w:instrText xml:space="preserve"> PAGEREF _Toc244134905 \h </w:instrText>
         </w:r>
         <w:r>
           <w:rPr>
@@ -3812,7 +3812,7 @@
           <w14:ligatures w14:val="standardContextual"/>
         </w:rPr>
       </w:pPr>
-      <w:hyperlink w:anchor="_Toc244131024" w:history="1">
+      <w:hyperlink w:anchor="_Toc244134906" w:history="1">
         <w:r>
           <w:rPr>
             <w:rStyle w:val="Collegamentoipertestuale"/>
@@ -3860,7 +3860,7 @@
             <w:noProof/>
             <w:webHidden/>
           </w:rPr>
-          <w:instrText xml:space="preserve"> PAGEREF _Toc244131024 \h </w:instrText>
+          <w:instrText xml:space="preserve"> PAGEREF _Toc244134906 \h </w:instrText>
         </w:r>
         <w:r>
           <w:rPr>
@@ -3907,7 +3907,7 @@
           <w14:ligatures w14:val="standardContextual"/>
         </w:rPr>
       </w:pPr>
-      <w:hyperlink w:anchor="_Toc244131025" w:history="1">
+      <w:hyperlink w:anchor="_Toc244134907" w:history="1">
         <w:r>
           <w:rPr>
             <w:rStyle w:val="Collegamentoipertestuale"/>
@@ -3952,7 +3952,7 @@
             <w:noProof/>
             <w:webHidden/>
           </w:rPr>
-          <w:instrText xml:space="preserve"> PAGEREF _Toc244131025 \h </w:instrText>
+          <w:instrText xml:space="preserve"> PAGEREF _Toc244134907 \h </w:instrText>
         </w:r>
         <w:r>
           <w:rPr>
@@ -3999,7 +3999,7 @@
           <w14:ligatures w14:val="standardContextual"/>
         </w:rPr>
       </w:pPr>
-      <w:hyperlink w:anchor="_Toc244131026" w:history="1">
+      <w:hyperlink w:anchor="_Toc244134908" w:history="1">
         <w:r>
           <w:rPr>
             <w:rStyle w:val="Collegamentoipertestuale"/>
@@ -4044,7 +4044,7 @@
             <w:noProof/>
             <w:webHidden/>
           </w:rPr>
-          <w:instrText xml:space="preserve"> PAGEREF _Toc244131026 \h </w:instrText>
+          <w:instrText xml:space="preserve"> PAGEREF _Toc244134908 \h </w:instrText>
         </w:r>
         <w:r>
           <w:rPr>
@@ -4091,7 +4091,7 @@
           <w14:ligatures w14:val="standardContextual"/>
         </w:rPr>
       </w:pPr>
-      <w:hyperlink w:anchor="_Toc244131027" w:history="1">
+      <w:hyperlink w:anchor="_Toc244134909" w:history="1">
         <w:r>
           <w:rPr>
             <w:rStyle w:val="Collegamentoipertestuale"/>
@@ -4136,7 +4136,7 @@
             <w:noProof/>
             <w:webHidden/>
           </w:rPr>
-          <w:instrText xml:space="preserve"> PAGEREF _Toc244131027 \h </w:instrText>
+          <w:instrText xml:space="preserve"> PAGEREF _Toc244134909 \h </w:instrText>
         </w:r>
         <w:r>
           <w:rPr>
@@ -4183,7 +4183,7 @@
           <w14:ligatures w14:val="standardContextual"/>
         </w:rPr>
       </w:pPr>
-      <w:hyperlink w:anchor="_Toc244131028" w:history="1">
+      <w:hyperlink w:anchor="_Toc244134910" w:history="1">
         <w:r>
           <w:rPr>
             <w:rStyle w:val="Collegamentoipertestuale"/>
@@ -4228,7 +4228,7 @@
             <w:noProof/>
             <w:webHidden/>
           </w:rPr>
-          <w:instrText xml:space="preserve"> PAGEREF _Toc244131028 \h </w:instrText>
+          <w:instrText xml:space="preserve"> PAGEREF _Toc244134910 \h </w:instrText>
         </w:r>
         <w:r>
           <w:rPr>
@@ -4275,7 +4275,7 @@
           <w14:ligatures w14:val="standardContextual"/>
         </w:rPr>
       </w:pPr>
-      <w:hyperlink w:anchor="_Toc244131029" w:history="1">
+      <w:hyperlink w:anchor="_Toc244134911" w:history="1">
         <w:r>
           <w:rPr>
             <w:rStyle w:val="Collegamentoipertestuale"/>
@@ -4320,7 +4320,7 @@
             <w:noProof/>
             <w:webHidden/>
           </w:rPr>
-          <w:instrText xml:space="preserve"> PAGEREF _Toc244131029 \h </w:instrText>
+          <w:instrText xml:space="preserve"> PAGEREF _Toc244134911 \h </w:instrText>
         </w:r>
         <w:r>
           <w:rPr>
@@ -4367,7 +4367,7 @@
           <w14:ligatures w14:val="standardContextual"/>
         </w:rPr>
       </w:pPr>
-      <w:hyperlink w:anchor="_Toc244131030" w:history="1">
+      <w:hyperlink w:anchor="_Toc244134912" w:history="1">
         <w:r>
           <w:rPr>
             <w:rStyle w:val="Collegamentoipertestuale"/>
@@ -4412,7 +4412,7 @@
             <w:noProof/>
             <w:webHidden/>
           </w:rPr>
-          <w:instrText xml:space="preserve"> PAGEREF _Toc244131030 \h </w:instrText>
+          <w:instrText xml:space="preserve"> PAGEREF _Toc244134912 \h </w:instrText>
         </w:r>
         <w:r>
           <w:rPr>
@@ -4458,7 +4458,7 @@
           <w14:ligatures w14:val="standardContextual"/>
         </w:rPr>
       </w:pPr>
-      <w:hyperlink w:anchor="_Toc244131031" w:history="1">
+      <w:hyperlink w:anchor="_Toc244134913" w:history="1">
         <w:r>
           <w:rPr>
             <w:rStyle w:val="Collegamentoipertestuale"/>
@@ -4506,7 +4506,7 @@
             <w:noProof/>
             <w:webHidden/>
           </w:rPr>
-          <w:instrText xml:space="preserve"> PAGEREF _Toc244131031 \h </w:instrText>
+          <w:instrText xml:space="preserve"> PAGEREF _Toc244134913 \h </w:instrText>
         </w:r>
         <w:r>
           <w:rPr>
@@ -4553,7 +4553,7 @@
           <w14:ligatures w14:val="standardContextual"/>
         </w:rPr>
       </w:pPr>
-      <w:hyperlink w:anchor="_Toc244131032" w:history="1">
+      <w:hyperlink w:anchor="_Toc244134914" w:history="1">
         <w:r>
           <w:rPr>
             <w:rStyle w:val="Collegamentoipertestuale"/>
@@ -4598,7 +4598,7 @@
             <w:noProof/>
             <w:webHidden/>
           </w:rPr>
-          <w:instrText xml:space="preserve"> PAGEREF _Toc244131032 \h </w:instrText>
+          <w:instrText xml:space="preserve"> PAGEREF _Toc244134914 \h </w:instrText>
         </w:r>
         <w:r>
           <w:rPr>
@@ -4645,7 +4645,7 @@
           <w14:ligatures w14:val="standardContextual"/>
         </w:rPr>
       </w:pPr>
-      <w:hyperlink w:anchor="_Toc244131033" w:history="1">
+      <w:hyperlink w:anchor="_Toc244134915" w:history="1">
         <w:r>
           <w:rPr>
             <w:rStyle w:val="Collegamentoipertestuale"/>
@@ -4690,7 +4690,7 @@
             <w:noProof/>
             <w:webHidden/>
           </w:rPr>
-          <w:instrText xml:space="preserve"> PAGEREF _Toc244131033 \h </w:instrText>
+          <w:instrText xml:space="preserve"> PAGEREF _Toc244134915 \h </w:instrText>
         </w:r>
         <w:r>
           <w:rPr>
@@ -4736,7 +4736,7 @@
           <w14:ligatures w14:val="standardContextual"/>
         </w:rPr>
       </w:pPr>
-      <w:hyperlink w:anchor="_Toc244131034" w:history="1">
+      <w:hyperlink w:anchor="_Toc244134916" w:history="1">
         <w:r>
           <w:rPr>
             <w:rStyle w:val="Collegamentoipertestuale"/>
@@ -4784,7 +4784,7 @@
             <w:noProof/>
             <w:webHidden/>
           </w:rPr>
-          <w:instrText xml:space="preserve"> PAGEREF _Toc244131034 \h </w:instrText>
+          <w:instrText xml:space="preserve"> PAGEREF _Toc244134916 \h </w:instrText>
         </w:r>
         <w:r>
           <w:rPr>
@@ -4831,7 +4831,7 @@
           <w14:ligatures w14:val="standardContextual"/>
         </w:rPr>
       </w:pPr>
-      <w:hyperlink w:anchor="_Toc244131035" w:history="1">
+      <w:hyperlink w:anchor="_Toc244134917" w:history="1">
         <w:r>
           <w:rPr>
             <w:rStyle w:val="Collegamentoipertestuale"/>
@@ -4876,7 +4876,7 @@
             <w:noProof/>
             <w:webHidden/>
           </w:rPr>
-          <w:instrText xml:space="preserve"> PAGEREF _Toc244131035 \h </w:instrText>
+          <w:instrText xml:space="preserve"> PAGEREF _Toc244134917 \h </w:instrText>
         </w:r>
         <w:r>
           <w:rPr>
@@ -4923,7 +4923,7 @@
           <w14:ligatures w14:val="standardContextual"/>
         </w:rPr>
       </w:pPr>
-      <w:hyperlink w:anchor="_Toc244131036" w:history="1">
+      <w:hyperlink w:anchor="_Toc244134918" w:history="1">
         <w:r>
           <w:rPr>
             <w:rStyle w:val="Collegamentoipertestuale"/>
@@ -4968,7 +4968,7 @@
             <w:noProof/>
             <w:webHidden/>
           </w:rPr>
-          <w:instrText xml:space="preserve"> PAGEREF _Toc244131036 \h </w:instrText>
+          <w:instrText xml:space="preserve"> PAGEREF _Toc244134918 \h </w:instrText>
         </w:r>
         <w:r>
           <w:rPr>
@@ -5015,7 +5015,7 @@
           <w14:ligatures w14:val="standardContextual"/>
         </w:rPr>
       </w:pPr>
-      <w:hyperlink w:anchor="_Toc244131037" w:history="1">
+      <w:hyperlink w:anchor="_Toc244134919" w:history="1">
         <w:r>
           <w:rPr>
             <w:rStyle w:val="Collegamentoipertestuale"/>
@@ -5060,7 +5060,7 @@
             <w:noProof/>
             <w:webHidden/>
           </w:rPr>
-          <w:instrText xml:space="preserve"> PAGEREF _Toc244131037 \h </w:instrText>
+          <w:instrText xml:space="preserve"> PAGEREF _Toc244134919 \h </w:instrText>
         </w:r>
         <w:r>
           <w:rPr>
@@ -5107,7 +5107,7 @@
           <w14:ligatures w14:val="standardContextual"/>
         </w:rPr>
       </w:pPr>
-      <w:hyperlink w:anchor="_Toc244131038" w:history="1">
+      <w:hyperlink w:anchor="_Toc244134920" w:history="1">
         <w:r>
           <w:rPr>
             <w:rStyle w:val="Collegamentoipertestuale"/>
@@ -5152,7 +5152,7 @@
             <w:noProof/>
             <w:webHidden/>
           </w:rPr>
-          <w:instrText xml:space="preserve"> PAGEREF _Toc244131038 \h </w:instrText>
+          <w:instrText xml:space="preserve"> PAGEREF _Toc244134920 \h </w:instrText>
         </w:r>
         <w:r>
           <w:rPr>
@@ -5198,7 +5198,7 @@
           <w14:ligatures w14:val="standardContextual"/>
         </w:rPr>
       </w:pPr>
-      <w:hyperlink w:anchor="_Toc244131039" w:history="1">
+      <w:hyperlink w:anchor="_Toc244134921" w:history="1">
         <w:r>
           <w:rPr>
             <w:rStyle w:val="Collegamentoipertestuale"/>
@@ -5246,7 +5246,7 @@
             <w:noProof/>
             <w:webHidden/>
           </w:rPr>
-          <w:instrText xml:space="preserve"> PAGEREF _Toc244131039 \h </w:instrText>
+          <w:instrText xml:space="preserve"> PAGEREF _Toc244134921 \h </w:instrText>
         </w:r>
         <w:r>
           <w:rPr>
@@ -5293,7 +5293,7 @@
           <w14:ligatures w14:val="standardContextual"/>
         </w:rPr>
       </w:pPr>
-      <w:hyperlink w:anchor="_Toc244131040" w:history="1">
+      <w:hyperlink w:anchor="_Toc244134922" w:history="1">
         <w:r>
           <w:rPr>
             <w:rStyle w:val="Collegamentoipertestuale"/>
@@ -5338,7 +5338,7 @@
             <w:noProof/>
             <w:webHidden/>
           </w:rPr>
-          <w:instrText xml:space="preserve"> PAGEREF _Toc244131040 \h </w:instrText>
+          <w:instrText xml:space="preserve"> PAGEREF _Toc244134922 \h </w:instrText>
         </w:r>
         <w:r>
           <w:rPr>
@@ -5385,7 +5385,7 @@
           <w14:ligatures w14:val="standardContextual"/>
         </w:rPr>
       </w:pPr>
-      <w:hyperlink w:anchor="_Toc244131041" w:history="1">
+      <w:hyperlink w:anchor="_Toc244134923" w:history="1">
         <w:r>
           <w:rPr>
             <w:rStyle w:val="Collegamentoipertestuale"/>
@@ -5430,7 +5430,7 @@
             <w:noProof/>
             <w:webHidden/>
           </w:rPr>
-          <w:instrText xml:space="preserve"> PAGEREF _Toc244131041 \h </w:instrText>
+          <w:instrText xml:space="preserve"> PAGEREF _Toc244134923 \h </w:instrText>
         </w:r>
         <w:r>
           <w:rPr>
@@ -5476,7 +5476,7 @@
           <w14:ligatures w14:val="standardContextual"/>
         </w:rPr>
       </w:pPr>
-      <w:hyperlink w:anchor="_Toc244131042" w:history="1">
+      <w:hyperlink w:anchor="_Toc244134924" w:history="1">
         <w:r>
           <w:rPr>
             <w:rStyle w:val="Collegamentoipertestuale"/>
@@ -5524,7 +5524,7 @@
             <w:noProof/>
             <w:webHidden/>
           </w:rPr>
-          <w:instrText xml:space="preserve"> PAGEREF _Toc244131042 \h </w:instrText>
+          <w:instrText xml:space="preserve"> PAGEREF _Toc244134924 \h </w:instrText>
         </w:r>
         <w:r>
           <w:rPr>
@@ -5571,7 +5571,7 @@
           <w14:ligatures w14:val="standardContextual"/>
         </w:rPr>
       </w:pPr>
-      <w:hyperlink w:anchor="_Toc244131043" w:history="1">
+      <w:hyperlink w:anchor="_Toc244134925" w:history="1">
         <w:r>
           <w:rPr>
             <w:rStyle w:val="Collegamentoipertestuale"/>
@@ -5616,7 +5616,7 @@
             <w:noProof/>
             <w:webHidden/>
           </w:rPr>
-          <w:instrText xml:space="preserve"> PAGEREF _Toc244131043 \h </w:instrText>
+          <w:instrText xml:space="preserve"> PAGEREF _Toc244134925 \h </w:instrText>
         </w:r>
         <w:r>
           <w:rPr>
@@ -5663,7 +5663,7 @@
           <w14:ligatures w14:val="standardContextual"/>
         </w:rPr>
       </w:pPr>
-      <w:hyperlink w:anchor="_Toc244131044" w:history="1">
+      <w:hyperlink w:anchor="_Toc244134926" w:history="1">
         <w:r>
           <w:rPr>
             <w:rStyle w:val="Collegamentoipertestuale"/>
@@ -5708,7 +5708,7 @@
             <w:noProof/>
             <w:webHidden/>
           </w:rPr>
-          <w:instrText xml:space="preserve"> PAGEREF _Toc244131044 \h </w:instrText>
+          <w:instrText xml:space="preserve"> PAGEREF _Toc244134926 \h </w:instrText>
         </w:r>
         <w:r>
           <w:rPr>
@@ -5755,7 +5755,7 @@
           <w14:ligatures w14:val="standardContextual"/>
         </w:rPr>
       </w:pPr>
-      <w:hyperlink w:anchor="_Toc244131045" w:history="1">
+      <w:hyperlink w:anchor="_Toc244134927" w:history="1">
         <w:r>
           <w:rPr>
             <w:rStyle w:val="Collegamentoipertestuale"/>
@@ -5800,7 +5800,7 @@
             <w:noProof/>
             <w:webHidden/>
           </w:rPr>
-          <w:instrText xml:space="preserve"> PAGEREF _Toc244131045 \h </w:instrText>
+          <w:instrText xml:space="preserve"> PAGEREF _Toc244134927 \h </w:instrText>
         </w:r>
         <w:r>
           <w:rPr>
@@ -5847,7 +5847,7 @@
           <w14:ligatures w14:val="standardContextual"/>
         </w:rPr>
       </w:pPr>
-      <w:hyperlink w:anchor="_Toc244131046" w:history="1">
+      <w:hyperlink w:anchor="_Toc244134928" w:history="1">
         <w:r>
           <w:rPr>
             <w:rStyle w:val="Collegamentoipertestuale"/>
@@ -5892,7 +5892,7 @@
             <w:noProof/>
             <w:webHidden/>
           </w:rPr>
-          <w:instrText xml:space="preserve"> PAGEREF _Toc244131046 \h </w:instrText>
+          <w:instrText xml:space="preserve"> PAGEREF _Toc244134928 \h </w:instrText>
         </w:r>
         <w:r>
           <w:rPr>
@@ -5939,7 +5939,7 @@
           <w14:ligatures w14:val="standardContextual"/>
         </w:rPr>
       </w:pPr>
-      <w:hyperlink w:anchor="_Toc244131047" w:history="1">
+      <w:hyperlink w:anchor="_Toc244134929" w:history="1">
         <w:r>
           <w:rPr>
             <w:rStyle w:val="Collegamentoipertestuale"/>
@@ -5984,7 +5984,7 @@
             <w:noProof/>
             <w:webHidden/>
           </w:rPr>
-          <w:instrText xml:space="preserve"> PAGEREF _Toc244131047 \h </w:instrText>
+          <w:instrText xml:space="preserve"> PAGEREF _Toc244134929 \h </w:instrText>
         </w:r>
         <w:r>
           <w:rPr>
@@ -6030,7 +6030,7 @@
           <w14:ligatures w14:val="standardContextual"/>
         </w:rPr>
       </w:pPr>
-      <w:hyperlink w:anchor="_Toc244131048" w:history="1">
+      <w:hyperlink w:anchor="_Toc244134930" w:history="1">
         <w:r>
           <w:rPr>
             <w:rStyle w:val="Collegamentoipertestuale"/>
@@ -6078,7 +6078,7 @@
             <w:noProof/>
             <w:webHidden/>
           </w:rPr>
-          <w:instrText xml:space="preserve"> PAGEREF _Toc244131048 \h </w:instrText>
+          <w:instrText xml:space="preserve"> PAGEREF _Toc244134930 \h </w:instrText>
         </w:r>
         <w:r>
           <w:rPr>
@@ -6125,7 +6125,7 @@
           <w14:ligatures w14:val="standardContextual"/>
         </w:rPr>
       </w:pPr>
-      <w:hyperlink w:anchor="_Toc244131049" w:history="1">
+      <w:hyperlink w:anchor="_Toc244134931" w:history="1">
         <w:r>
           <w:rPr>
             <w:rStyle w:val="Collegamentoipertestuale"/>
@@ -6170,7 +6170,7 @@
             <w:noProof/>
             <w:webHidden/>
           </w:rPr>
-          <w:instrText xml:space="preserve"> PAGEREF _Toc244131049 \h </w:instrText>
+          <w:instrText xml:space="preserve"> PAGEREF _Toc244134931 \h </w:instrText>
         </w:r>
         <w:r>
           <w:rPr>
@@ -6217,7 +6217,7 @@
           <w14:ligatures w14:val="standardContextual"/>
         </w:rPr>
       </w:pPr>
-      <w:hyperlink w:anchor="_Toc244131050" w:history="1">
+      <w:hyperlink w:anchor="_Toc244134932" w:history="1">
         <w:r>
           <w:rPr>
             <w:rStyle w:val="Collegamentoipertestuale"/>
@@ -6262,7 +6262,7 @@
             <w:noProof/>
             <w:webHidden/>
           </w:rPr>
-          <w:instrText xml:space="preserve"> PAGEREF _Toc244131050 \h </w:instrText>
+          <w:instrText xml:space="preserve"> PAGEREF _Toc244134932 \h </w:instrText>
         </w:r>
         <w:r>
           <w:rPr>
@@ -6309,7 +6309,7 @@
           <w14:ligatures w14:val="standardContextual"/>
         </w:rPr>
       </w:pPr>
-      <w:hyperlink w:anchor="_Toc244131051" w:history="1">
+      <w:hyperlink w:anchor="_Toc244134933" w:history="1">
         <w:r>
           <w:rPr>
             <w:rStyle w:val="Collegamentoipertestuale"/>
@@ -6354,7 +6354,7 @@
             <w:noProof/>
             <w:webHidden/>
           </w:rPr>
-          <w:instrText xml:space="preserve"> PAGEREF _Toc244131051 \h </w:instrText>
+          <w:instrText xml:space="preserve"> PAGEREF _Toc244134933 \h </w:instrText>
         </w:r>
         <w:r>
           <w:rPr>
@@ -6401,7 +6401,7 @@
           <w14:ligatures w14:val="standardContextual"/>
         </w:rPr>
       </w:pPr>
-      <w:hyperlink w:anchor="_Toc244131052" w:history="1">
+      <w:hyperlink w:anchor="_Toc244134934" w:history="1">
         <w:r>
           <w:rPr>
             <w:rStyle w:val="Collegamentoipertestuale"/>
@@ -6446,7 +6446,7 @@
             <w:noProof/>
             <w:webHidden/>
           </w:rPr>
-          <w:instrText xml:space="preserve"> PAGEREF _Toc244131052 \h </w:instrText>
+          <w:instrText xml:space="preserve"> PAGEREF _Toc244134934 \h </w:instrText>
         </w:r>
         <w:r>
           <w:rPr>
@@ -6493,7 +6493,7 @@
           <w14:ligatures w14:val="standardContextual"/>
         </w:rPr>
       </w:pPr>
-      <w:hyperlink w:anchor="_Toc244131053" w:history="1">
+      <w:hyperlink w:anchor="_Toc244134935" w:history="1">
         <w:r>
           <w:rPr>
             <w:rStyle w:val="Collegamentoipertestuale"/>
@@ -6538,7 +6538,7 @@
             <w:noProof/>
             <w:webHidden/>
           </w:rPr>
-          <w:instrText xml:space="preserve"> PAGEREF _Toc244131053 \h </w:instrText>
+          <w:instrText xml:space="preserve"> PAGEREF _Toc244134935 \h </w:instrText>
         </w:r>
         <w:r>
           <w:rPr>
@@ -6585,7 +6585,7 @@
           <w14:ligatures w14:val="standardContextual"/>
         </w:rPr>
       </w:pPr>
-      <w:hyperlink w:anchor="_Toc244131054" w:history="1">
+      <w:hyperlink w:anchor="_Toc244134936" w:history="1">
         <w:r>
           <w:rPr>
             <w:rStyle w:val="Collegamentoipertestuale"/>
@@ -6630,7 +6630,7 @@
             <w:noProof/>
             <w:webHidden/>
           </w:rPr>
-          <w:instrText xml:space="preserve"> PAGEREF _Toc244131054 \h </w:instrText>
+          <w:instrText xml:space="preserve"> PAGEREF _Toc244134936 \h </w:instrText>
         </w:r>
         <w:r>
           <w:rPr>
@@ -6677,7 +6677,7 @@
           <w14:ligatures w14:val="standardContextual"/>
         </w:rPr>
       </w:pPr>
-      <w:hyperlink w:anchor="_Toc244131055" w:history="1">
+      <w:hyperlink w:anchor="_Toc244134937" w:history="1">
         <w:r>
           <w:rPr>
             <w:rStyle w:val="Collegamentoipertestuale"/>
@@ -6722,7 +6722,7 @@
             <w:noProof/>
             <w:webHidden/>
           </w:rPr>
-          <w:instrText xml:space="preserve"> PAGEREF _Toc244131055 \h </w:instrText>
+          <w:instrText xml:space="preserve"> PAGEREF _Toc244134937 \h </w:instrText>
         </w:r>
         <w:r>
           <w:rPr>
@@ -6769,7 +6769,7 @@
           <w14:ligatures w14:val="standardContextual"/>
         </w:rPr>
       </w:pPr>
-      <w:hyperlink w:anchor="_Toc244131056" w:history="1">
+      <w:hyperlink w:anchor="_Toc244134938" w:history="1">
         <w:r>
           <w:rPr>
             <w:rStyle w:val="Collegamentoipertestuale"/>
@@ -6814,7 +6814,7 @@
             <w:noProof/>
             <w:webHidden/>
           </w:rPr>
-          <w:instrText xml:space="preserve"> PAGEREF _Toc244131056 \h </w:instrText>
+          <w:instrText xml:space="preserve"> PAGEREF _Toc244134938 \h </w:instrText>
         </w:r>
         <w:r>
           <w:rPr>
@@ -6861,7 +6861,7 @@
           <w14:ligatures w14:val="standardContextual"/>
         </w:rPr>
       </w:pPr>
-      <w:hyperlink w:anchor="_Toc244131057" w:history="1">
+      <w:hyperlink w:anchor="_Toc244134939" w:history="1">
         <w:r>
           <w:rPr>
             <w:rStyle w:val="Collegamentoipertestuale"/>
@@ -6906,7 +6906,7 @@
             <w:noProof/>
             <w:webHidden/>
           </w:rPr>
-          <w:instrText xml:space="preserve"> PAGEREF _Toc244131057 \h </w:instrText>
+          <w:instrText xml:space="preserve"> PAGEREF _Toc244134939 \h </w:instrText>
         </w:r>
         <w:r>
           <w:rPr>
@@ -6952,7 +6952,7 @@
           <w14:ligatures w14:val="standardContextual"/>
         </w:rPr>
       </w:pPr>
-      <w:hyperlink w:anchor="_Toc244131058" w:history="1">
+      <w:hyperlink w:anchor="_Toc244134940" w:history="1">
         <w:r>
           <w:rPr>
             <w:rStyle w:val="Collegamentoipertestuale"/>
@@ -7000,7 +7000,7 @@
             <w:noProof/>
             <w:webHidden/>
           </w:rPr>
-          <w:instrText xml:space="preserve"> PAGEREF _Toc244131058 \h </w:instrText>
+          <w:instrText xml:space="preserve"> PAGEREF _Toc244134940 \h </w:instrText>
         </w:r>
         <w:r>
           <w:rPr>
@@ -7047,7 +7047,7 @@
           <w14:ligatures w14:val="standardContextual"/>
         </w:rPr>
       </w:pPr>
-      <w:hyperlink w:anchor="_Toc244131059" w:history="1">
+      <w:hyperlink w:anchor="_Toc244134941" w:history="1">
         <w:r>
           <w:rPr>
             <w:rStyle w:val="Collegamentoipertestuale"/>
@@ -7092,7 +7092,7 @@
             <w:noProof/>
             <w:webHidden/>
           </w:rPr>
-          <w:instrText xml:space="preserve"> PAGEREF _Toc244131059 \h </w:instrText>
+          <w:instrText xml:space="preserve"> PAGEREF _Toc244134941 \h </w:instrText>
         </w:r>
         <w:r>
           <w:rPr>
@@ -7139,7 +7139,7 @@
           <w14:ligatures w14:val="standardContextual"/>
         </w:rPr>
       </w:pPr>
-      <w:hyperlink w:anchor="_Toc244131060" w:history="1">
+      <w:hyperlink w:anchor="_Toc244134942" w:history="1">
         <w:r>
           <w:rPr>
             <w:rStyle w:val="Collegamentoipertestuale"/>
@@ -7184,7 +7184,7 @@
             <w:noProof/>
             <w:webHidden/>
           </w:rPr>
-          <w:instrText xml:space="preserve"> PAGEREF _Toc244131060 \h </w:instrText>
+          <w:instrText xml:space="preserve"> PAGEREF _Toc244134942 \h </w:instrText>
         </w:r>
         <w:r>
           <w:rPr>
@@ -7231,7 +7231,7 @@
           <w14:ligatures w14:val="standardContextual"/>
         </w:rPr>
       </w:pPr>
-      <w:hyperlink w:anchor="_Toc244131061" w:history="1">
+      <w:hyperlink w:anchor="_Toc244134943" w:history="1">
         <w:r>
           <w:rPr>
             <w:rStyle w:val="Collegamentoipertestuale"/>
@@ -7276,7 +7276,7 @@
             <w:noProof/>
             <w:webHidden/>
           </w:rPr>
-          <w:instrText xml:space="preserve"> PAGEREF _Toc244131061 \h </w:instrText>
+          <w:instrText xml:space="preserve"> PAGEREF _Toc244134943 \h </w:instrText>
         </w:r>
         <w:r>
           <w:rPr>
@@ -7323,7 +7323,7 @@
           <w14:ligatures w14:val="standardContextual"/>
         </w:rPr>
       </w:pPr>
-      <w:hyperlink w:anchor="_Toc244131062" w:history="1">
+      <w:hyperlink w:anchor="_Toc244134944" w:history="1">
         <w:r>
           <w:rPr>
             <w:rStyle w:val="Collegamentoipertestuale"/>
@@ -7368,7 +7368,7 @@
             <w:noProof/>
             <w:webHidden/>
           </w:rPr>
-          <w:instrText xml:space="preserve"> PAGEREF _Toc244131062 \h </w:instrText>
+          <w:instrText xml:space="preserve"> PAGEREF _Toc244134944 \h </w:instrText>
         </w:r>
         <w:r>
           <w:rPr>
@@ -7415,7 +7415,7 @@
           <w14:ligatures w14:val="standardContextual"/>
         </w:rPr>
       </w:pPr>
-      <w:hyperlink w:anchor="_Toc244131063" w:history="1">
+      <w:hyperlink w:anchor="_Toc244134945" w:history="1">
         <w:r>
           <w:rPr>
             <w:rStyle w:val="Collegamentoipertestuale"/>
@@ -7460,7 +7460,7 @@
             <w:noProof/>
             <w:webHidden/>
           </w:rPr>
-          <w:instrText xml:space="preserve"> PAGEREF _Toc244131063 \h </w:instrText>
+          <w:instrText xml:space="preserve"> PAGEREF _Toc244134945 \h </w:instrText>
         </w:r>
         <w:r>
           <w:rPr>
@@ -7507,7 +7507,7 @@
           <w14:ligatures w14:val="standardContextual"/>
         </w:rPr>
       </w:pPr>
-      <w:hyperlink w:anchor="_Toc244131064" w:history="1">
+      <w:hyperlink w:anchor="_Toc244134946" w:history="1">
         <w:r>
           <w:rPr>
             <w:rStyle w:val="Collegamentoipertestuale"/>
@@ -7552,7 +7552,7 @@
             <w:noProof/>
             <w:webHidden/>
           </w:rPr>
-          <w:instrText xml:space="preserve"> PAGEREF _Toc244131064 \h </w:instrText>
+          <w:instrText xml:space="preserve"> PAGEREF _Toc244134946 \h </w:instrText>
         </w:r>
         <w:r>
           <w:rPr>
@@ -7599,7 +7599,7 @@
           <w14:ligatures w14:val="standardContextual"/>
         </w:rPr>
       </w:pPr>
-      <w:hyperlink w:anchor="_Toc244131065" w:history="1">
+      <w:hyperlink w:anchor="_Toc244134947" w:history="1">
         <w:r>
           <w:rPr>
             <w:rStyle w:val="Collegamentoipertestuale"/>
@@ -7644,7 +7644,7 @@
             <w:noProof/>
             <w:webHidden/>
           </w:rPr>
-          <w:instrText xml:space="preserve"> PAGEREF _Toc244131065 \h </w:instrText>
+          <w:instrText xml:space="preserve"> PAGEREF _Toc244134947 \h </w:instrText>
         </w:r>
         <w:r>
           <w:rPr>
@@ -7691,7 +7691,7 @@
           <w14:ligatures w14:val="standardContextual"/>
         </w:rPr>
       </w:pPr>
-      <w:hyperlink w:anchor="_Toc244131066" w:history="1">
+      <w:hyperlink w:anchor="_Toc244134948" w:history="1">
         <w:r>
           <w:rPr>
             <w:rStyle w:val="Collegamentoipertestuale"/>
@@ -7736,7 +7736,7 @@
             <w:noProof/>
             <w:webHidden/>
           </w:rPr>
-          <w:instrText xml:space="preserve"> PAGEREF _Toc244131066 \h </w:instrText>
+          <w:instrText xml:space="preserve"> PAGEREF _Toc244134948 \h </w:instrText>
         </w:r>
         <w:r>
           <w:rPr>
@@ -7783,7 +7783,7 @@
           <w14:ligatures w14:val="standardContextual"/>
         </w:rPr>
       </w:pPr>
-      <w:hyperlink w:anchor="_Toc244131067" w:history="1">
+      <w:hyperlink w:anchor="_Toc244134949" w:history="1">
         <w:r>
           <w:rPr>
             <w:rStyle w:val="Collegamentoipertestuale"/>
@@ -7828,7 +7828,7 @@
             <w:noProof/>
             <w:webHidden/>
           </w:rPr>
-          <w:instrText xml:space="preserve"> PAGEREF _Toc244131067 \h </w:instrText>
+          <w:instrText xml:space="preserve"> PAGEREF _Toc244134949 \h </w:instrText>
         </w:r>
         <w:r>
           <w:rPr>
@@ -7875,7 +7875,7 @@
           <w14:ligatures w14:val="standardContextual"/>
         </w:rPr>
       </w:pPr>
-      <w:hyperlink w:anchor="_Toc244131068" w:history="1">
+      <w:hyperlink w:anchor="_Toc244134950" w:history="1">
         <w:r>
           <w:rPr>
             <w:rStyle w:val="Collegamentoipertestuale"/>
@@ -7920,7 +7920,7 @@
             <w:noProof/>
             <w:webHidden/>
           </w:rPr>
-          <w:instrText xml:space="preserve"> PAGEREF _Toc244131068 \h </w:instrText>
+          <w:instrText xml:space="preserve"> PAGEREF _Toc244134950 \h </w:instrText>
         </w:r>
         <w:r>
           <w:rPr>
@@ -7967,7 +7967,7 @@
           <w14:ligatures w14:val="standardContextual"/>
         </w:rPr>
       </w:pPr>
-      <w:hyperlink w:anchor="_Toc244131069" w:history="1">
+      <w:hyperlink w:anchor="_Toc244134951" w:history="1">
         <w:r>
           <w:rPr>
             <w:rStyle w:val="Collegamentoipertestuale"/>
@@ -8012,7 +8012,7 @@
             <w:noProof/>
             <w:webHidden/>
           </w:rPr>
-          <w:instrText xml:space="preserve"> PAGEREF _Toc244131069 \h </w:instrText>
+          <w:instrText xml:space="preserve"> PAGEREF _Toc244134951 \h </w:instrText>
         </w:r>
         <w:r>
           <w:rPr>
@@ -8059,7 +8059,7 @@
           <w14:ligatures w14:val="standardContextual"/>
         </w:rPr>
       </w:pPr>
-      <w:hyperlink w:anchor="_Toc244131070" w:history="1">
+      <w:hyperlink w:anchor="_Toc244134952" w:history="1">
         <w:r>
           <w:rPr>
             <w:rStyle w:val="Collegamentoipertestuale"/>
@@ -8104,7 +8104,7 @@
             <w:noProof/>
             <w:webHidden/>
           </w:rPr>
-          <w:instrText xml:space="preserve"> PAGEREF _Toc244131070 \h </w:instrText>
+          <w:instrText xml:space="preserve"> PAGEREF _Toc244134952 \h </w:instrText>
         </w:r>
         <w:r>
           <w:rPr>
@@ -8151,7 +8151,7 @@
           <w14:ligatures w14:val="standardContextual"/>
         </w:rPr>
       </w:pPr>
-      <w:hyperlink w:anchor="_Toc244131071" w:history="1">
+      <w:hyperlink w:anchor="_Toc244134953" w:history="1">
         <w:r>
           <w:rPr>
             <w:rStyle w:val="Collegamentoipertestuale"/>
@@ -8196,7 +8196,7 @@
             <w:noProof/>
             <w:webHidden/>
           </w:rPr>
-          <w:instrText xml:space="preserve"> PAGEREF _Toc244131071 \h </w:instrText>
+          <w:instrText xml:space="preserve"> PAGEREF _Toc244134953 \h </w:instrText>
         </w:r>
         <w:r>
           <w:rPr>
@@ -8243,7 +8243,7 @@
           <w14:ligatures w14:val="standardContextual"/>
         </w:rPr>
       </w:pPr>
-      <w:hyperlink w:anchor="_Toc244131072" w:history="1">
+      <w:hyperlink w:anchor="_Toc244134954" w:history="1">
         <w:r>
           <w:rPr>
             <w:rStyle w:val="Collegamentoipertestuale"/>
@@ -8288,7 +8288,7 @@
             <w:noProof/>
             <w:webHidden/>
           </w:rPr>
-          <w:instrText xml:space="preserve"> PAGEREF _Toc244131072 \h </w:instrText>
+          <w:instrText xml:space="preserve"> PAGEREF _Toc244134954 \h </w:instrText>
         </w:r>
         <w:r>
           <w:rPr>
@@ -8335,7 +8335,7 @@
           <w14:ligatures w14:val="standardContextual"/>
         </w:rPr>
       </w:pPr>
-      <w:hyperlink w:anchor="_Toc244131073" w:history="1">
+      <w:hyperlink w:anchor="_Toc244134955" w:history="1">
         <w:r>
           <w:rPr>
             <w:rStyle w:val="Collegamentoipertestuale"/>
@@ -8380,7 +8380,7 @@
             <w:noProof/>
             <w:webHidden/>
           </w:rPr>
-          <w:instrText xml:space="preserve"> PAGEREF _Toc244131073 \h </w:instrText>
+          <w:instrText xml:space="preserve"> PAGEREF _Toc244134955 \h </w:instrText>
         </w:r>
         <w:r>
           <w:rPr>
@@ -8427,7 +8427,7 @@
           <w14:ligatures w14:val="standardContextual"/>
         </w:rPr>
       </w:pPr>
-      <w:hyperlink w:anchor="_Toc244131074" w:history="1">
+      <w:hyperlink w:anchor="_Toc244134956" w:history="1">
         <w:r>
           <w:rPr>
             <w:rStyle w:val="Collegamentoipertestuale"/>
@@ -8472,7 +8472,7 @@
             <w:noProof/>
             <w:webHidden/>
           </w:rPr>
-          <w:instrText xml:space="preserve"> PAGEREF _Toc244131074 \h </w:instrText>
+          <w:instrText xml:space="preserve"> PAGEREF _Toc244134956 \h </w:instrText>
         </w:r>
         <w:r>
           <w:rPr>
@@ -8518,7 +8518,7 @@
           <w14:ligatures w14:val="standardContextual"/>
         </w:rPr>
       </w:pPr>
-      <w:hyperlink w:anchor="_Toc244131075" w:history="1">
+      <w:hyperlink w:anchor="_Toc244134957" w:history="1">
         <w:r>
           <w:rPr>
             <w:rStyle w:val="Collegamentoipertestuale"/>
@@ -8566,7 +8566,7 @@
             <w:noProof/>
             <w:webHidden/>
           </w:rPr>
-          <w:instrText xml:space="preserve"> PAGEREF _Toc244131075 \h </w:instrText>
+          <w:instrText xml:space="preserve"> PAGEREF _Toc244134957 \h </w:instrText>
         </w:r>
         <w:r>
           <w:rPr>
@@ -8613,7 +8613,7 @@
           <w14:ligatures w14:val="standardContextual"/>
         </w:rPr>
       </w:pPr>
-      <w:hyperlink w:anchor="_Toc244131076" w:history="1">
+      <w:hyperlink w:anchor="_Toc244134958" w:history="1">
         <w:r>
           <w:rPr>
             <w:rStyle w:val="Collegamentoipertestuale"/>
@@ -8658,7 +8658,7 @@
             <w:noProof/>
             <w:webHidden/>
           </w:rPr>
-          <w:instrText xml:space="preserve"> PAGEREF _Toc244131076 \h </w:instrText>
+          <w:instrText xml:space="preserve"> PAGEREF _Toc244134958 \h </w:instrText>
         </w:r>
         <w:r>
           <w:rPr>
@@ -8705,7 +8705,7 @@
           <w14:ligatures w14:val="standardContextual"/>
         </w:rPr>
       </w:pPr>
-      <w:hyperlink w:anchor="_Toc244131077" w:history="1">
+      <w:hyperlink w:anchor="_Toc244134959" w:history="1">
         <w:r>
           <w:rPr>
             <w:rStyle w:val="Collegamentoipertestuale"/>
@@ -8750,7 +8750,7 @@
             <w:noProof/>
             <w:webHidden/>
           </w:rPr>
-          <w:instrText xml:space="preserve"> PAGEREF _Toc244131077 \h </w:instrText>
+          <w:instrText xml:space="preserve"> PAGEREF _Toc244134959 \h </w:instrText>
         </w:r>
         <w:r>
           <w:rPr>
@@ -8797,7 +8797,7 @@
           <w14:ligatures w14:val="standardContextual"/>
         </w:rPr>
       </w:pPr>
-      <w:hyperlink w:anchor="_Toc244131078" w:history="1">
+      <w:hyperlink w:anchor="_Toc244134960" w:history="1">
         <w:r>
           <w:rPr>
             <w:rStyle w:val="Collegamentoipertestuale"/>
@@ -8842,7 +8842,7 @@
             <w:noProof/>
             <w:webHidden/>
           </w:rPr>
-          <w:instrText xml:space="preserve"> PAGEREF _Toc244131078 \h </w:instrText>
+          <w:instrText xml:space="preserve"> PAGEREF _Toc244134960 \h </w:instrText>
         </w:r>
         <w:r>
           <w:rPr>
@@ -8889,7 +8889,7 @@
           <w14:ligatures w14:val="standardContextual"/>
         </w:rPr>
       </w:pPr>
-      <w:hyperlink w:anchor="_Toc244131079" w:history="1">
+      <w:hyperlink w:anchor="_Toc244134961" w:history="1">
         <w:r>
           <w:rPr>
             <w:rStyle w:val="Collegamentoipertestuale"/>
@@ -8934,7 +8934,7 @@
             <w:noProof/>
             <w:webHidden/>
           </w:rPr>
-          <w:instrText xml:space="preserve"> PAGEREF _Toc244131079 \h </w:instrText>
+          <w:instrText xml:space="preserve"> PAGEREF _Toc244134961 \h </w:instrText>
         </w:r>
         <w:r>
           <w:rPr>
@@ -8980,7 +8980,7 @@
           <w14:ligatures w14:val="standardContextual"/>
         </w:rPr>
       </w:pPr>
-      <w:hyperlink w:anchor="_Toc244131080" w:history="1">
+      <w:hyperlink w:anchor="_Toc244134962" w:history="1">
         <w:r>
           <w:rPr>
             <w:rStyle w:val="Collegamentoipertestuale"/>
@@ -9028,7 +9028,7 @@
             <w:noProof/>
             <w:webHidden/>
           </w:rPr>
-          <w:instrText xml:space="preserve"> PAGEREF _Toc244131080 \h </w:instrText>
+          <w:instrText xml:space="preserve"> PAGEREF _Toc244134962 \h </w:instrText>
         </w:r>
         <w:r>
           <w:rPr>
@@ -9074,7 +9074,7 @@
           <w14:ligatures w14:val="standardContextual"/>
         </w:rPr>
       </w:pPr>
-      <w:hyperlink w:anchor="_Toc244131081" w:history="1">
+      <w:hyperlink w:anchor="_Toc244134963" w:history="1">
         <w:r>
           <w:rPr>
             <w:rStyle w:val="Collegamentoipertestuale"/>
@@ -9122,7 +9122,7 @@
             <w:noProof/>
             <w:webHidden/>
           </w:rPr>
-          <w:instrText xml:space="preserve"> PAGEREF _Toc244131081 \h </w:instrText>
+          <w:instrText xml:space="preserve"> PAGEREF _Toc244134963 \h </w:instrText>
         </w:r>
         <w:r>
           <w:rPr>
@@ -9169,7 +9169,7 @@
           <w14:ligatures w14:val="standardContextual"/>
         </w:rPr>
       </w:pPr>
-      <w:hyperlink w:anchor="_Toc244131082" w:history="1">
+      <w:hyperlink w:anchor="_Toc244134964" w:history="1">
         <w:r>
           <w:rPr>
             <w:rStyle w:val="Collegamentoipertestuale"/>
@@ -9214,7 +9214,7 @@
             <w:noProof/>
             <w:webHidden/>
           </w:rPr>
-          <w:instrText xml:space="preserve"> PAGEREF _Toc244131082 \h </w:instrText>
+          <w:instrText xml:space="preserve"> PAGEREF _Toc244134964 \h </w:instrText>
         </w:r>
         <w:r>
           <w:rPr>
@@ -9260,7 +9260,7 @@
           <w14:ligatures w14:val="standardContextual"/>
         </w:rPr>
       </w:pPr>
-      <w:hyperlink w:anchor="_Toc244131083" w:history="1">
+      <w:hyperlink w:anchor="_Toc244134965" w:history="1">
         <w:r>
           <w:rPr>
             <w:rStyle w:val="Collegamentoipertestuale"/>
@@ -9308,7 +9308,7 @@
             <w:noProof/>
             <w:webHidden/>
           </w:rPr>
-          <w:instrText xml:space="preserve"> PAGEREF _Toc244131083 \h </w:instrText>
+          <w:instrText xml:space="preserve"> PAGEREF _Toc244134965 \h </w:instrText>
         </w:r>
         <w:r>
           <w:rPr>
@@ -9355,7 +9355,7 @@
           <w14:ligatures w14:val="standardContextual"/>
         </w:rPr>
       </w:pPr>
-      <w:hyperlink w:anchor="_Toc244131084" w:history="1">
+      <w:hyperlink w:anchor="_Toc244134966" w:history="1">
         <w:r>
           <w:rPr>
             <w:rStyle w:val="Collegamentoipertestuale"/>
@@ -9400,7 +9400,7 @@
             <w:noProof/>
             <w:webHidden/>
           </w:rPr>
-          <w:instrText xml:space="preserve"> PAGEREF _Toc244131084 \h </w:instrText>
+          <w:instrText xml:space="preserve"> PAGEREF _Toc244134966 \h </w:instrText>
         </w:r>
         <w:r>
           <w:rPr>
@@ -9447,7 +9447,7 @@
           <w14:ligatures w14:val="standardContextual"/>
         </w:rPr>
       </w:pPr>
-      <w:hyperlink w:anchor="_Toc244131085" w:history="1">
+      <w:hyperlink w:anchor="_Toc244134967" w:history="1">
         <w:r>
           <w:rPr>
             <w:rStyle w:val="Collegamentoipertestuale"/>
@@ -9492,7 +9492,7 @@
             <w:noProof/>
             <w:webHidden/>
           </w:rPr>
-          <w:instrText xml:space="preserve"> PAGEREF _Toc244131085 \h </w:instrText>
+          <w:instrText xml:space="preserve"> PAGEREF _Toc244134967 \h </w:instrText>
         </w:r>
         <w:r>
           <w:rPr>
@@ -9539,7 +9539,7 @@
           <w14:ligatures w14:val="standardContextual"/>
         </w:rPr>
       </w:pPr>
-      <w:hyperlink w:anchor="_Toc244131086" w:history="1">
+      <w:hyperlink w:anchor="_Toc244134968" w:history="1">
         <w:r>
           <w:rPr>
             <w:rStyle w:val="Collegamentoipertestuale"/>
@@ -9584,7 +9584,7 @@
             <w:noProof/>
             <w:webHidden/>
           </w:rPr>
-          <w:instrText xml:space="preserve"> PAGEREF _Toc244131086 \h </w:instrText>
+          <w:instrText xml:space="preserve"> PAGEREF _Toc244134968 \h </w:instrText>
         </w:r>
         <w:r>
           <w:rPr>
@@ -9631,7 +9631,7 @@
           <w14:ligatures w14:val="standardContextual"/>
         </w:rPr>
       </w:pPr>
-      <w:hyperlink w:anchor="_Toc244131087" w:history="1">
+      <w:hyperlink w:anchor="_Toc244134969" w:history="1">
         <w:r>
           <w:rPr>
             <w:rStyle w:val="Collegamentoipertestuale"/>
@@ -9676,7 +9676,7 @@
             <w:noProof/>
             <w:webHidden/>
           </w:rPr>
-          <w:instrText xml:space="preserve"> PAGEREF _Toc244131087 \h </w:instrText>
+          <w:instrText xml:space="preserve"> PAGEREF _Toc244134969 \h </w:instrText>
         </w:r>
         <w:r>
           <w:rPr>
@@ -9723,7 +9723,7 @@
           <w14:ligatures w14:val="standardContextual"/>
         </w:rPr>
       </w:pPr>
-      <w:hyperlink w:anchor="_Toc244131088" w:history="1">
+      <w:hyperlink w:anchor="_Toc244134970" w:history="1">
         <w:r>
           <w:rPr>
             <w:rStyle w:val="Collegamentoipertestuale"/>
@@ -9768,7 +9768,7 @@
             <w:noProof/>
             <w:webHidden/>
           </w:rPr>
-          <w:instrText xml:space="preserve"> PAGEREF _Toc244131088 \h </w:instrText>
+          <w:instrText xml:space="preserve"> PAGEREF _Toc244134970 \h </w:instrText>
         </w:r>
         <w:r>
           <w:rPr>
@@ -9815,7 +9815,7 @@
           <w14:ligatures w14:val="standardContextual"/>
         </w:rPr>
       </w:pPr>
-      <w:hyperlink w:anchor="_Toc244131089" w:history="1">
+      <w:hyperlink w:anchor="_Toc244134971" w:history="1">
         <w:r>
           <w:rPr>
             <w:rStyle w:val="Collegamentoipertestuale"/>
@@ -9860,7 +9860,7 @@
             <w:noProof/>
             <w:webHidden/>
           </w:rPr>
-          <w:instrText xml:space="preserve"> PAGEREF _Toc244131089 \h </w:instrText>
+          <w:instrText xml:space="preserve"> PAGEREF _Toc244134971 \h </w:instrText>
         </w:r>
         <w:r>
           <w:rPr>
@@ -9906,7 +9906,7 @@
           <w14:ligatures w14:val="standardContextual"/>
         </w:rPr>
       </w:pPr>
-      <w:hyperlink w:anchor="_Toc244131090" w:history="1">
+      <w:hyperlink w:anchor="_Toc244134972" w:history="1">
         <w:r>
           <w:rPr>
             <w:rStyle w:val="Collegamentoipertestuale"/>
@@ -9954,7 +9954,7 @@
             <w:noProof/>
             <w:webHidden/>
           </w:rPr>
-          <w:instrText xml:space="preserve"> PAGEREF _Toc244131090 \h </w:instrText>
+          <w:instrText xml:space="preserve"> PAGEREF _Toc244134972 \h </w:instrText>
         </w:r>
         <w:r>
           <w:rPr>
@@ -10001,7 +10001,7 @@
           <w14:ligatures w14:val="standardContextual"/>
         </w:rPr>
       </w:pPr>
-      <w:hyperlink w:anchor="_Toc244131091" w:history="1">
+      <w:hyperlink w:anchor="_Toc244134973" w:history="1">
         <w:r>
           <w:rPr>
             <w:rStyle w:val="Collegamentoipertestuale"/>
@@ -10046,7 +10046,7 @@
             <w:noProof/>
             <w:webHidden/>
           </w:rPr>
-          <w:instrText xml:space="preserve"> PAGEREF _Toc244131091 \h </w:instrText>
+          <w:instrText xml:space="preserve"> PAGEREF _Toc244134973 \h </w:instrText>
         </w:r>
         <w:r>
           <w:rPr>
@@ -10093,7 +10093,7 @@
           <w14:ligatures w14:val="standardContextual"/>
         </w:rPr>
       </w:pPr>
-      <w:hyperlink w:anchor="_Toc244131092" w:history="1">
+      <w:hyperlink w:anchor="_Toc244134974" w:history="1">
         <w:r>
           <w:rPr>
             <w:rStyle w:val="Collegamentoipertestuale"/>
@@ -10138,7 +10138,7 @@
             <w:noProof/>
             <w:webHidden/>
           </w:rPr>
-          <w:instrText xml:space="preserve"> PAGEREF _Toc244131092 \h </w:instrText>
+          <w:instrText xml:space="preserve"> PAGEREF _Toc244134974 \h </w:instrText>
         </w:r>
         <w:r>
           <w:rPr>
@@ -10185,7 +10185,7 @@
           <w14:ligatures w14:val="standardContextual"/>
         </w:rPr>
       </w:pPr>
-      <w:hyperlink w:anchor="_Toc244131093" w:history="1">
+      <w:hyperlink w:anchor="_Toc244134975" w:history="1">
         <w:r>
           <w:rPr>
             <w:rStyle w:val="Collegamentoipertestuale"/>
@@ -10230,7 +10230,7 @@
             <w:noProof/>
             <w:webHidden/>
           </w:rPr>
-          <w:instrText xml:space="preserve"> PAGEREF _Toc244131093 \h </w:instrText>
+          <w:instrText xml:space="preserve"> PAGEREF _Toc244134975 \h </w:instrText>
         </w:r>
         <w:r>
           <w:rPr>
@@ -10277,7 +10277,7 @@
           <w14:ligatures w14:val="standardContextual"/>
         </w:rPr>
       </w:pPr>
-      <w:hyperlink w:anchor="_Toc244131094" w:history="1">
+      <w:hyperlink w:anchor="_Toc244134976" w:history="1">
         <w:r>
           <w:rPr>
             <w:rStyle w:val="Collegamentoipertestuale"/>
@@ -10322,7 +10322,7 @@
             <w:noProof/>
             <w:webHidden/>
           </w:rPr>
-          <w:instrText xml:space="preserve"> PAGEREF _Toc244131094 \h </w:instrText>
+          <w:instrText xml:space="preserve"> PAGEREF _Toc244134976 \h </w:instrText>
         </w:r>
         <w:r>
           <w:rPr>
@@ -10369,7 +10369,7 @@
           <w14:ligatures w14:val="standardContextual"/>
         </w:rPr>
       </w:pPr>
-      <w:hyperlink w:anchor="_Toc244131095" w:history="1">
+      <w:hyperlink w:anchor="_Toc244134977" w:history="1">
         <w:r>
           <w:rPr>
             <w:rStyle w:val="Collegamentoipertestuale"/>
@@ -10414,7 +10414,7 @@
             <w:noProof/>
             <w:webHidden/>
           </w:rPr>
-          <w:instrText xml:space="preserve"> PAGEREF _Toc244131095 \h </w:instrText>
+          <w:instrText xml:space="preserve"> PAGEREF _Toc244134977 \h </w:instrText>
         </w:r>
         <w:r>
           <w:rPr>
@@ -10461,7 +10461,7 @@
           <w14:ligatures w14:val="standardContextual"/>
         </w:rPr>
       </w:pPr>
-      <w:hyperlink w:anchor="_Toc244131096" w:history="1">
+      <w:hyperlink w:anchor="_Toc244134978" w:history="1">
         <w:r>
           <w:rPr>
             <w:rStyle w:val="Collegamentoipertestuale"/>
@@ -10506,7 +10506,7 @@
             <w:noProof/>
             <w:webHidden/>
           </w:rPr>
-          <w:instrText xml:space="preserve"> PAGEREF _Toc244131096 \h </w:instrText>
+          <w:instrText xml:space="preserve"> PAGEREF _Toc244134978 \h </w:instrText>
         </w:r>
         <w:r>
           <w:rPr>
@@ -10553,7 +10553,7 @@
           <w14:ligatures w14:val="standardContextual"/>
         </w:rPr>
       </w:pPr>
-      <w:hyperlink w:anchor="_Toc244131097" w:history="1">
+      <w:hyperlink w:anchor="_Toc244134979" w:history="1">
         <w:r>
           <w:rPr>
             <w:rStyle w:val="Collegamentoipertestuale"/>
@@ -10598,7 +10598,7 @@
             <w:noProof/>
             <w:webHidden/>
           </w:rPr>
-          <w:instrText xml:space="preserve"> PAGEREF _Toc244131097 \h </w:instrText>
+          <w:instrText xml:space="preserve"> PAGEREF _Toc244134979 \h </w:instrText>
         </w:r>
         <w:r>
           <w:rPr>
@@ -10644,7 +10644,7 @@
           <w14:ligatures w14:val="standardContextual"/>
         </w:rPr>
       </w:pPr>
-      <w:hyperlink w:anchor="_Toc244131098" w:history="1">
+      <w:hyperlink w:anchor="_Toc244134980" w:history="1">
         <w:r>
           <w:rPr>
             <w:rStyle w:val="Collegamentoipertestuale"/>
@@ -10692,7 +10692,7 @@
             <w:noProof/>
             <w:webHidden/>
           </w:rPr>
-          <w:instrText xml:space="preserve"> PAGEREF _Toc244131098 \h </w:instrText>
+          <w:instrText xml:space="preserve"> PAGEREF _Toc244134980 \h </w:instrText>
         </w:r>
         <w:r>
           <w:rPr>
@@ -10739,7 +10739,7 @@
           <w14:ligatures w14:val="standardContextual"/>
         </w:rPr>
       </w:pPr>
-      <w:hyperlink w:anchor="_Toc244131099" w:history="1">
+      <w:hyperlink w:anchor="_Toc244134981" w:history="1">
         <w:r>
           <w:rPr>
             <w:rStyle w:val="Collegamentoipertestuale"/>
@@ -10784,7 +10784,7 @@
             <w:noProof/>
             <w:webHidden/>
           </w:rPr>
-          <w:instrText xml:space="preserve"> PAGEREF _Toc244131099 \h </w:instrText>
+          <w:instrText xml:space="preserve"> PAGEREF _Toc244134981 \h </w:instrText>
         </w:r>
         <w:r>
           <w:rPr>
@@ -10831,7 +10831,7 @@
           <w14:ligatures w14:val="standardContextual"/>
         </w:rPr>
       </w:pPr>
-      <w:hyperlink w:anchor="_Toc244131100" w:history="1">
+      <w:hyperlink w:anchor="_Toc244134982" w:history="1">
         <w:r>
           <w:rPr>
             <w:rStyle w:val="Collegamentoipertestuale"/>
@@ -10876,7 +10876,7 @@
             <w:noProof/>
             <w:webHidden/>
           </w:rPr>
-          <w:instrText xml:space="preserve"> PAGEREF _Toc244131100 \h </w:instrText>
+          <w:instrText xml:space="preserve"> PAGEREF _Toc244134982 \h </w:instrText>
         </w:r>
         <w:r>
           <w:rPr>
@@ -10923,7 +10923,7 @@
           <w14:ligatures w14:val="standardContextual"/>
         </w:rPr>
       </w:pPr>
-      <w:hyperlink w:anchor="_Toc244131101" w:history="1">
+      <w:hyperlink w:anchor="_Toc244134983" w:history="1">
         <w:r>
           <w:rPr>
             <w:rStyle w:val="Collegamentoipertestuale"/>
@@ -10968,7 +10968,7 @@
             <w:noProof/>
             <w:webHidden/>
           </w:rPr>
-          <w:instrText xml:space="preserve"> PAGEREF _Toc244131101 \h </w:instrText>
+          <w:instrText xml:space="preserve"> PAGEREF _Toc244134983 \h </w:instrText>
         </w:r>
         <w:r>
           <w:rPr>
@@ -11014,7 +11014,7 @@
           <w14:ligatures w14:val="standardContextual"/>
         </w:rPr>
       </w:pPr>
-      <w:hyperlink w:anchor="_Toc244131102" w:history="1">
+      <w:hyperlink w:anchor="_Toc244134984" w:history="1">
         <w:r>
           <w:rPr>
             <w:rStyle w:val="Collegamentoipertestuale"/>
@@ -11062,7 +11062,7 @@
             <w:noProof/>
             <w:webHidden/>
           </w:rPr>
-          <w:instrText xml:space="preserve"> PAGEREF _Toc244131102 \h </w:instrText>
+          <w:instrText xml:space="preserve"> PAGEREF _Toc244134984 \h </w:instrText>
         </w:r>
         <w:r>
           <w:rPr>
@@ -11109,7 +11109,7 @@
           <w14:ligatures w14:val="standardContextual"/>
         </w:rPr>
       </w:pPr>
-      <w:hyperlink w:anchor="_Toc244131103" w:history="1">
+      <w:hyperlink w:anchor="_Toc244134985" w:history="1">
         <w:r>
           <w:rPr>
             <w:rStyle w:val="Collegamentoipertestuale"/>
@@ -11154,7 +11154,7 @@
             <w:noProof/>
             <w:webHidden/>
           </w:rPr>
-          <w:instrText xml:space="preserve"> PAGEREF _Toc244131103 \h </w:instrText>
+          <w:instrText xml:space="preserve"> PAGEREF _Toc244134985 \h </w:instrText>
         </w:r>
         <w:r>
           <w:rPr>
@@ -11201,7 +11201,7 @@
           <w14:ligatures w14:val="standardContextual"/>
         </w:rPr>
       </w:pPr>
-      <w:hyperlink w:anchor="_Toc244131104" w:history="1">
+      <w:hyperlink w:anchor="_Toc244134986" w:history="1">
         <w:r>
           <w:rPr>
             <w:rStyle w:val="Collegamentoipertestuale"/>
@@ -11246,7 +11246,7 @@
             <w:noProof/>
             <w:webHidden/>
           </w:rPr>
-          <w:instrText xml:space="preserve"> PAGEREF _Toc244131104 \h </w:instrText>
+          <w:instrText xml:space="preserve"> PAGEREF _Toc244134986 \h </w:instrText>
         </w:r>
         <w:r>
           <w:rPr>
@@ -11293,7 +11293,7 @@
           <w14:ligatures w14:val="standardContextual"/>
         </w:rPr>
       </w:pPr>
-      <w:hyperlink w:anchor="_Toc244131105" w:history="1">
+      <w:hyperlink w:anchor="_Toc244134987" w:history="1">
         <w:r>
           <w:rPr>
             <w:rStyle w:val="Collegamentoipertestuale"/>
@@ -11338,7 +11338,7 @@
             <w:noProof/>
             <w:webHidden/>
           </w:rPr>
-          <w:instrText xml:space="preserve"> PAGEREF _Toc244131105 \h </w:instrText>
+          <w:instrText xml:space="preserve"> PAGEREF _Toc244134987 \h </w:instrText>
         </w:r>
         <w:r>
           <w:rPr>
@@ -11385,7 +11385,7 @@
           <w14:ligatures w14:val="standardContextual"/>
         </w:rPr>
       </w:pPr>
-      <w:hyperlink w:anchor="_Toc244131106" w:history="1">
+      <w:hyperlink w:anchor="_Toc244134988" w:history="1">
         <w:r>
           <w:rPr>
             <w:rStyle w:val="Collegamentoipertestuale"/>
@@ -11430,7 +11430,7 @@
             <w:noProof/>
             <w:webHidden/>
           </w:rPr>
-          <w:instrText xml:space="preserve"> PAGEREF _Toc244131106 \h </w:instrText>
+          <w:instrText xml:space="preserve"> PAGEREF _Toc244134988 \h </w:instrText>
         </w:r>
         <w:r>
           <w:rPr>
@@ -11477,7 +11477,7 @@
           <w14:ligatures w14:val="standardContextual"/>
         </w:rPr>
       </w:pPr>
-      <w:hyperlink w:anchor="_Toc244131107" w:history="1">
+      <w:hyperlink w:anchor="_Toc244134989" w:history="1">
         <w:r>
           <w:rPr>
             <w:rStyle w:val="Collegamentoipertestuale"/>
@@ -11522,7 +11522,7 @@
             <w:noProof/>
             <w:webHidden/>
           </w:rPr>
-          <w:instrText xml:space="preserve"> PAGEREF _Toc244131107 \h </w:instrText>
+          <w:instrText xml:space="preserve"> PAGEREF _Toc244134989 \h </w:instrText>
         </w:r>
         <w:r>
           <w:rPr>
@@ -11569,7 +11569,7 @@
           <w14:ligatures w14:val="standardContextual"/>
         </w:rPr>
       </w:pPr>
-      <w:hyperlink w:anchor="_Toc244131108" w:history="1">
+      <w:hyperlink w:anchor="_Toc244134990" w:history="1">
         <w:r>
           <w:rPr>
             <w:rStyle w:val="Collegamentoipertestuale"/>
@@ -11614,7 +11614,7 @@
             <w:noProof/>
             <w:webHidden/>
           </w:rPr>
-          <w:instrText xml:space="preserve"> PAGEREF _Toc244131108 \h </w:instrText>
+          <w:instrText xml:space="preserve"> PAGEREF _Toc244134990 \h </w:instrText>
         </w:r>
         <w:r>
           <w:rPr>
@@ -11661,7 +11661,7 @@
           <w14:ligatures w14:val="standardContextual"/>
         </w:rPr>
       </w:pPr>
-      <w:hyperlink w:anchor="_Toc244131109" w:history="1">
+      <w:hyperlink w:anchor="_Toc244134991" w:history="1">
         <w:r>
           <w:rPr>
             <w:rStyle w:val="Collegamentoipertestuale"/>
@@ -11706,7 +11706,7 @@
             <w:noProof/>
             <w:webHidden/>
           </w:rPr>
-          <w:instrText xml:space="preserve"> PAGEREF _Toc244131109 \h </w:instrText>
+          <w:instrText xml:space="preserve"> PAGEREF _Toc244134991 \h </w:instrText>
         </w:r>
         <w:r>
           <w:rPr>
@@ -11753,7 +11753,7 @@
           <w14:ligatures w14:val="standardContextual"/>
         </w:rPr>
       </w:pPr>
-      <w:hyperlink w:anchor="_Toc244131110" w:history="1">
+      <w:hyperlink w:anchor="_Toc244134992" w:history="1">
         <w:r>
           <w:rPr>
             <w:rStyle w:val="Collegamentoipertestuale"/>
@@ -11798,7 +11798,7 @@
             <w:noProof/>
             <w:webHidden/>
           </w:rPr>
-          <w:instrText xml:space="preserve"> PAGEREF _Toc244131110 \h </w:instrText>
+          <w:instrText xml:space="preserve"> PAGEREF _Toc244134992 \h </w:instrText>
         </w:r>
         <w:r>
           <w:rPr>
@@ -11845,7 +11845,7 @@
           <w14:ligatures w14:val="standardContextual"/>
         </w:rPr>
       </w:pPr>
-      <w:hyperlink w:anchor="_Toc244131111" w:history="1">
+      <w:hyperlink w:anchor="_Toc244134993" w:history="1">
         <w:r>
           <w:rPr>
             <w:rStyle w:val="Collegamentoipertestuale"/>
@@ -11890,7 +11890,7 @@
             <w:noProof/>
             <w:webHidden/>
           </w:rPr>
-          <w:instrText xml:space="preserve"> PAGEREF _Toc244131111 \h </w:instrText>
+          <w:instrText xml:space="preserve"> PAGEREF _Toc244134993 \h </w:instrText>
         </w:r>
         <w:r>
           <w:rPr>
@@ -11937,7 +11937,7 @@
           <w14:ligatures w14:val="standardContextual"/>
         </w:rPr>
       </w:pPr>
-      <w:hyperlink w:anchor="_Toc244131112" w:history="1">
+      <w:hyperlink w:anchor="_Toc244134994" w:history="1">
         <w:r>
           <w:rPr>
             <w:rStyle w:val="Collegamentoipertestuale"/>
@@ -11982,7 +11982,7 @@
             <w:noProof/>
             <w:webHidden/>
           </w:rPr>
-          <w:instrText xml:space="preserve"> PAGEREF _Toc244131112 \h </w:instrText>
+          <w:instrText xml:space="preserve"> PAGEREF _Toc244134994 \h </w:instrText>
         </w:r>
         <w:r>
           <w:rPr>
@@ -12029,7 +12029,7 @@
           <w14:ligatures w14:val="standardContextual"/>
         </w:rPr>
       </w:pPr>
-      <w:hyperlink w:anchor="_Toc244131113" w:history="1">
+      <w:hyperlink w:anchor="_Toc244134995" w:history="1">
         <w:r>
           <w:rPr>
             <w:rStyle w:val="Collegamentoipertestuale"/>
@@ -12074,7 +12074,7 @@
             <w:noProof/>
             <w:webHidden/>
           </w:rPr>
-          <w:instrText xml:space="preserve"> PAGEREF _Toc244131113 \h </w:instrText>
+          <w:instrText xml:space="preserve"> PAGEREF _Toc244134995 \h </w:instrText>
         </w:r>
         <w:r>
           <w:rPr>
@@ -12121,7 +12121,7 @@
           <w14:ligatures w14:val="standardContextual"/>
         </w:rPr>
       </w:pPr>
-      <w:hyperlink w:anchor="_Toc244131114" w:history="1">
+      <w:hyperlink w:anchor="_Toc244134996" w:history="1">
         <w:r>
           <w:rPr>
             <w:rStyle w:val="Collegamentoipertestuale"/>
@@ -12166,7 +12166,7 @@
             <w:noProof/>
             <w:webHidden/>
           </w:rPr>
-          <w:instrText xml:space="preserve"> PAGEREF _Toc244131114 \h </w:instrText>
+          <w:instrText xml:space="preserve"> PAGEREF _Toc244134996 \h </w:instrText>
         </w:r>
         <w:r>
           <w:rPr>
@@ -12212,7 +12212,7 @@
           <w14:ligatures w14:val="standardContextual"/>
         </w:rPr>
       </w:pPr>
-      <w:hyperlink w:anchor="_Toc244131115" w:history="1">
+      <w:hyperlink w:anchor="_Toc244134997" w:history="1">
         <w:r>
           <w:rPr>
             <w:rStyle w:val="Collegamentoipertestuale"/>
@@ -12260,7 +12260,7 @@
             <w:noProof/>
             <w:webHidden/>
           </w:rPr>
-          <w:instrText xml:space="preserve"> PAGEREF _Toc244131115 \h </w:instrText>
+          <w:instrText xml:space="preserve"> PAGEREF _Toc244134997 \h </w:instrText>
         </w:r>
         <w:r>
           <w:rPr>
@@ -12307,7 +12307,7 @@
           <w14:ligatures w14:val="standardContextual"/>
         </w:rPr>
       </w:pPr>
-      <w:hyperlink w:anchor="_Toc244131116" w:history="1">
+      <w:hyperlink w:anchor="_Toc244134998" w:history="1">
         <w:r>
           <w:rPr>
             <w:rStyle w:val="Collegamentoipertestuale"/>
@@ -12352,7 +12352,7 @@
             <w:noProof/>
             <w:webHidden/>
           </w:rPr>
-          <w:instrText xml:space="preserve"> PAGEREF _Toc244131116 \h </w:instrText>
+          <w:instrText xml:space="preserve"> PAGEREF _Toc244134998 \h </w:instrText>
         </w:r>
         <w:r>
           <w:rPr>
@@ -12399,7 +12399,7 @@
           <w14:ligatures w14:val="standardContextual"/>
         </w:rPr>
       </w:pPr>
-      <w:hyperlink w:anchor="_Toc244131117" w:history="1">
+      <w:hyperlink w:anchor="_Toc244134999" w:history="1">
         <w:r>
           <w:rPr>
             <w:rStyle w:val="Collegamentoipertestuale"/>
@@ -12444,7 +12444,7 @@
             <w:noProof/>
             <w:webHidden/>
           </w:rPr>
-          <w:instrText xml:space="preserve"> PAGEREF _Toc244131117 \h </w:instrText>
+          <w:instrText xml:space="preserve"> PAGEREF _Toc244134999 \h </w:instrText>
         </w:r>
         <w:r>
           <w:rPr>
@@ -12491,7 +12491,7 @@
           <w14:ligatures w14:val="standardContextual"/>
         </w:rPr>
       </w:pPr>
-      <w:hyperlink w:anchor="_Toc244131118" w:history="1">
+      <w:hyperlink w:anchor="_Toc244135000" w:history="1">
         <w:r>
           <w:rPr>
             <w:rStyle w:val="Collegamentoipertestuale"/>
@@ -12536,7 +12536,7 @@
             <w:noProof/>
             <w:webHidden/>
           </w:rPr>
-          <w:instrText xml:space="preserve"> PAGEREF _Toc244131118 \h </w:instrText>
+          <w:instrText xml:space="preserve"> PAGEREF _Toc244135000 \h </w:instrText>
         </w:r>
         <w:r>
           <w:rPr>
@@ -12583,7 +12583,7 @@
           <w14:ligatures w14:val="standardContextual"/>
         </w:rPr>
       </w:pPr>
-      <w:hyperlink w:anchor="_Toc244131119" w:history="1">
+      <w:hyperlink w:anchor="_Toc244135001" w:history="1">
         <w:r>
           <w:rPr>
             <w:rStyle w:val="Collegamentoipertestuale"/>
@@ -12628,7 +12628,7 @@
             <w:noProof/>
             <w:webHidden/>
           </w:rPr>
-          <w:instrText xml:space="preserve"> PAGEREF _Toc244131119 \h </w:instrText>
+          <w:instrText xml:space="preserve"> PAGEREF _Toc244135001 \h </w:instrText>
         </w:r>
         <w:r>
           <w:rPr>
@@ -12675,7 +12675,7 @@
           <w14:ligatures w14:val="standardContextual"/>
         </w:rPr>
       </w:pPr>
-      <w:hyperlink w:anchor="_Toc244131120" w:history="1">
+      <w:hyperlink w:anchor="_Toc244135002" w:history="1">
         <w:r>
           <w:rPr>
             <w:rStyle w:val="Collegamentoipertestuale"/>
@@ -12720,7 +12720,7 @@
             <w:noProof/>
             <w:webHidden/>
           </w:rPr>
-          <w:instrText xml:space="preserve"> PAGEREF _Toc244131120 \h </w:instrText>
+          <w:instrText xml:space="preserve"> PAGEREF _Toc244135002 \h </w:instrText>
         </w:r>
         <w:r>
           <w:rPr>
@@ -12767,7 +12767,7 @@
           <w14:ligatures w14:val="standardContextual"/>
         </w:rPr>
       </w:pPr>
-      <w:hyperlink w:anchor="_Toc244131121" w:history="1">
+      <w:hyperlink w:anchor="_Toc244135003" w:history="1">
         <w:r>
           <w:rPr>
             <w:rStyle w:val="Collegamentoipertestuale"/>
@@ -12812,7 +12812,7 @@
             <w:noProof/>
             <w:webHidden/>
           </w:rPr>
-          <w:instrText xml:space="preserve"> PAGEREF _Toc244131121 \h </w:instrText>
+          <w:instrText xml:space="preserve"> PAGEREF _Toc244135003 \h </w:instrText>
         </w:r>
         <w:r>
           <w:rPr>
@@ -12859,7 +12859,7 @@
           <w14:ligatures w14:val="standardContextual"/>
         </w:rPr>
       </w:pPr>
-      <w:hyperlink w:anchor="_Toc244131122" w:history="1">
+      <w:hyperlink w:anchor="_Toc244135004" w:history="1">
         <w:r>
           <w:rPr>
             <w:rStyle w:val="Collegamentoipertestuale"/>
@@ -12904,7 +12904,7 @@
             <w:noProof/>
             <w:webHidden/>
           </w:rPr>
-          <w:instrText xml:space="preserve"> PAGEREF _Toc244131122 \h </w:instrText>
+          <w:instrText xml:space="preserve"> PAGEREF _Toc244135004 \h </w:instrText>
         </w:r>
         <w:r>
           <w:rPr>
@@ -12950,7 +12950,7 @@
           <w14:ligatures w14:val="standardContextual"/>
         </w:rPr>
       </w:pPr>
-      <w:hyperlink w:anchor="_Toc244131123" w:history="1">
+      <w:hyperlink w:anchor="_Toc244135005" w:history="1">
         <w:r>
           <w:rPr>
             <w:rStyle w:val="Collegamentoipertestuale"/>
@@ -12998,7 +12998,7 @@
             <w:noProof/>
             <w:webHidden/>
           </w:rPr>
-          <w:instrText xml:space="preserve"> PAGEREF _Toc244131123 \h </w:instrText>
+          <w:instrText xml:space="preserve"> PAGEREF _Toc244135005 \h </w:instrText>
         </w:r>
         <w:r>
           <w:rPr>
@@ -13045,7 +13045,7 @@
           <w14:ligatures w14:val="standardContextual"/>
         </w:rPr>
       </w:pPr>
-      <w:hyperlink w:anchor="_Toc244131124" w:history="1">
+      <w:hyperlink w:anchor="_Toc244135006" w:history="1">
         <w:r>
           <w:rPr>
             <w:rStyle w:val="Collegamentoipertestuale"/>
@@ -13090,7 +13090,7 @@
             <w:noProof/>
             <w:webHidden/>
           </w:rPr>
-          <w:instrText xml:space="preserve"> PAGEREF _Toc244131124 \h </w:instrText>
+          <w:instrText xml:space="preserve"> PAGEREF _Toc244135006 \h </w:instrText>
         </w:r>
         <w:r>
           <w:rPr>
@@ -13137,7 +13137,7 @@
           <w14:ligatures w14:val="standardContextual"/>
         </w:rPr>
       </w:pPr>
-      <w:hyperlink w:anchor="_Toc244131125" w:history="1">
+      <w:hyperlink w:anchor="_Toc244135007" w:history="1">
         <w:r>
           <w:rPr>
             <w:rStyle w:val="Collegamentoipertestuale"/>
@@ -13182,7 +13182,7 @@
             <w:noProof/>
             <w:webHidden/>
           </w:rPr>
-          <w:instrText xml:space="preserve"> PAGEREF _Toc244131125 \h </w:instrText>
+          <w:instrText xml:space="preserve"> PAGEREF _Toc244135007 \h </w:instrText>
         </w:r>
         <w:r>
           <w:rPr>
@@ -13229,7 +13229,7 @@
           <w14:ligatures w14:val="standardContextual"/>
         </w:rPr>
       </w:pPr>
-      <w:hyperlink w:anchor="_Toc244131126" w:history="1">
+      <w:hyperlink w:anchor="_Toc244135008" w:history="1">
         <w:r>
           <w:rPr>
             <w:rStyle w:val="Collegamentoipertestuale"/>
@@ -13274,7 +13274,7 @@
             <w:noProof/>
             <w:webHidden/>
           </w:rPr>
-          <w:instrText xml:space="preserve"> PAGEREF _Toc244131126 \h </w:instrText>
+          <w:instrText xml:space="preserve"> PAGEREF _Toc244135008 \h </w:instrText>
         </w:r>
         <w:r>
           <w:rPr>
@@ -13321,7 +13321,7 @@
           <w14:ligatures w14:val="standardContextual"/>
         </w:rPr>
       </w:pPr>
-      <w:hyperlink w:anchor="_Toc244131127" w:history="1">
+      <w:hyperlink w:anchor="_Toc244135009" w:history="1">
         <w:r>
           <w:rPr>
             <w:rStyle w:val="Collegamentoipertestuale"/>
@@ -13366,7 +13366,7 @@
             <w:noProof/>
             <w:webHidden/>
           </w:rPr>
-          <w:instrText xml:space="preserve"> PAGEREF _Toc244131127 \h </w:instrText>
+          <w:instrText xml:space="preserve"> PAGEREF _Toc244135009 \h </w:instrText>
         </w:r>
         <w:r>
           <w:rPr>
@@ -13413,7 +13413,7 @@
           <w14:ligatures w14:val="standardContextual"/>
         </w:rPr>
       </w:pPr>
-      <w:hyperlink w:anchor="_Toc244131128" w:history="1">
+      <w:hyperlink w:anchor="_Toc244135010" w:history="1">
         <w:r>
           <w:rPr>
             <w:rStyle w:val="Collegamentoipertestuale"/>
@@ -13458,7 +13458,7 @@
             <w:noProof/>
             <w:webHidden/>
           </w:rPr>
-          <w:instrText xml:space="preserve"> PAGEREF _Toc244131128 \h </w:instrText>
+          <w:instrText xml:space="preserve"> PAGEREF _Toc244135010 \h </w:instrText>
         </w:r>
         <w:r>
           <w:rPr>
@@ -13505,7 +13505,7 @@
           <w14:ligatures w14:val="standardContextual"/>
         </w:rPr>
       </w:pPr>
-      <w:hyperlink w:anchor="_Toc244131129" w:history="1">
+      <w:hyperlink w:anchor="_Toc244135011" w:history="1">
         <w:r>
           <w:rPr>
             <w:rStyle w:val="Collegamentoipertestuale"/>
@@ -13550,7 +13550,7 @@
             <w:noProof/>
             <w:webHidden/>
           </w:rPr>
-          <w:instrText xml:space="preserve"> PAGEREF _Toc244131129 \h </w:instrText>
+          <w:instrText xml:space="preserve"> PAGEREF _Toc244135011 \h </w:instrText>
         </w:r>
         <w:r>
           <w:rPr>
@@ -13597,7 +13597,7 @@
           <w14:ligatures w14:val="standardContextual"/>
         </w:rPr>
       </w:pPr>
-      <w:hyperlink w:anchor="_Toc244131130" w:history="1">
+      <w:hyperlink w:anchor="_Toc244135012" w:history="1">
         <w:r>
           <w:rPr>
             <w:rStyle w:val="Collegamentoipertestuale"/>
@@ -13642,7 +13642,7 @@
             <w:noProof/>
             <w:webHidden/>
           </w:rPr>
-          <w:instrText xml:space="preserve"> PAGEREF _Toc244131130 \h </w:instrText>
+          <w:instrText xml:space="preserve"> PAGEREF _Toc244135012 \h </w:instrText>
         </w:r>
         <w:r>
           <w:rPr>
@@ -13689,7 +13689,7 @@
           <w14:ligatures w14:val="standardContextual"/>
         </w:rPr>
       </w:pPr>
-      <w:hyperlink w:anchor="_Toc244131131" w:history="1">
+      <w:hyperlink w:anchor="_Toc244135013" w:history="1">
         <w:r>
           <w:rPr>
             <w:rStyle w:val="Collegamentoipertestuale"/>
@@ -13734,7 +13734,7 @@
             <w:noProof/>
             <w:webHidden/>
           </w:rPr>
-          <w:instrText xml:space="preserve"> PAGEREF _Toc244131131 \h </w:instrText>
+          <w:instrText xml:space="preserve"> PAGEREF _Toc244135013 \h </w:instrText>
         </w:r>
         <w:r>
           <w:rPr>
@@ -13781,7 +13781,7 @@
           <w14:ligatures w14:val="standardContextual"/>
         </w:rPr>
       </w:pPr>
-      <w:hyperlink w:anchor="_Toc244131132" w:history="1">
+      <w:hyperlink w:anchor="_Toc244135014" w:history="1">
         <w:r>
           <w:rPr>
             <w:rStyle w:val="Collegamentoipertestuale"/>
@@ -13826,7 +13826,7 @@
             <w:noProof/>
             <w:webHidden/>
           </w:rPr>
-          <w:instrText xml:space="preserve"> PAGEREF _Toc244131132 \h </w:instrText>
+          <w:instrText xml:space="preserve"> PAGEREF _Toc244135014 \h </w:instrText>
         </w:r>
         <w:r>
           <w:rPr>
@@ -13873,7 +13873,7 @@
           <w14:ligatures w14:val="standardContextual"/>
         </w:rPr>
       </w:pPr>
-      <w:hyperlink w:anchor="_Toc244131133" w:history="1">
+      <w:hyperlink w:anchor="_Toc244135015" w:history="1">
         <w:r>
           <w:rPr>
             <w:rStyle w:val="Collegamentoipertestuale"/>
@@ -13918,7 +13918,7 @@
             <w:noProof/>
             <w:webHidden/>
           </w:rPr>
-          <w:instrText xml:space="preserve"> PAGEREF _Toc244131133 \h </w:instrText>
+          <w:instrText xml:space="preserve"> PAGEREF _Toc244135015 \h </w:instrText>
         </w:r>
         <w:r>
           <w:rPr>
@@ -13965,7 +13965,7 @@
           <w14:ligatures w14:val="standardContextual"/>
         </w:rPr>
       </w:pPr>
-      <w:hyperlink w:anchor="_Toc244131134" w:history="1">
+      <w:hyperlink w:anchor="_Toc244135016" w:history="1">
         <w:r>
           <w:rPr>
             <w:rStyle w:val="Collegamentoipertestuale"/>
@@ -14010,7 +14010,7 @@
             <w:noProof/>
             <w:webHidden/>
           </w:rPr>
-          <w:instrText xml:space="preserve"> PAGEREF _Toc244131134 \h </w:instrText>
+          <w:instrText xml:space="preserve"> PAGEREF _Toc244135016 \h </w:instrText>
         </w:r>
         <w:r>
           <w:rPr>
@@ -14057,7 +14057,7 @@
           <w14:ligatures w14:val="standardContextual"/>
         </w:rPr>
       </w:pPr>
-      <w:hyperlink w:anchor="_Toc244131135" w:history="1">
+      <w:hyperlink w:anchor="_Toc244135017" w:history="1">
         <w:r>
           <w:rPr>
             <w:rStyle w:val="Collegamentoipertestuale"/>
@@ -14102,7 +14102,7 @@
             <w:noProof/>
             <w:webHidden/>
           </w:rPr>
-          <w:instrText xml:space="preserve"> PAGEREF _Toc244131135 \h </w:instrText>
+          <w:instrText xml:space="preserve"> PAGEREF _Toc244135017 \h </w:instrText>
         </w:r>
         <w:r>
           <w:rPr>
@@ -14149,7 +14149,7 @@
           <w14:ligatures w14:val="standardContextual"/>
         </w:rPr>
       </w:pPr>
-      <w:hyperlink w:anchor="_Toc244131136" w:history="1">
+      <w:hyperlink w:anchor="_Toc244135018" w:history="1">
         <w:r>
           <w:rPr>
             <w:rStyle w:val="Collegamentoipertestuale"/>
@@ -14194,7 +14194,7 @@
             <w:noProof/>
             <w:webHidden/>
           </w:rPr>
-          <w:instrText xml:space="preserve"> PAGEREF _Toc244131136 \h </w:instrText>
+          <w:instrText xml:space="preserve"> PAGEREF _Toc244135018 \h </w:instrText>
         </w:r>
         <w:r>
           <w:rPr>
@@ -14241,7 +14241,7 @@
           <w14:ligatures w14:val="standardContextual"/>
         </w:rPr>
       </w:pPr>
-      <w:hyperlink w:anchor="_Toc244131137" w:history="1">
+      <w:hyperlink w:anchor="_Toc244135019" w:history="1">
         <w:r>
           <w:rPr>
             <w:rStyle w:val="Collegamentoipertestuale"/>
@@ -14286,7 +14286,7 @@
             <w:noProof/>
             <w:webHidden/>
           </w:rPr>
-          <w:instrText xml:space="preserve"> PAGEREF _Toc244131137 \h </w:instrText>
+          <w:instrText xml:space="preserve"> PAGEREF _Toc244135019 \h </w:instrText>
         </w:r>
         <w:r>
           <w:rPr>
@@ -14333,7 +14333,7 @@
           <w14:ligatures w14:val="standardContextual"/>
         </w:rPr>
       </w:pPr>
-      <w:hyperlink w:anchor="_Toc244131138" w:history="1">
+      <w:hyperlink w:anchor="_Toc244135020" w:history="1">
         <w:r>
           <w:rPr>
             <w:rStyle w:val="Collegamentoipertestuale"/>
@@ -14378,7 +14378,7 @@
             <w:noProof/>
             <w:webHidden/>
           </w:rPr>
-          <w:instrText xml:space="preserve"> PAGEREF _Toc244131138 \h </w:instrText>
+          <w:instrText xml:space="preserve"> PAGEREF _Toc244135020 \h </w:instrText>
         </w:r>
         <w:r>
           <w:rPr>
@@ -14398,7 +14398,7 @@
             <w:noProof/>
             <w:webHidden/>
           </w:rPr>
-          <w:t>70</w:t>
+          <w:t>71</w:t>
         </w:r>
         <w:r>
           <w:rPr>
@@ -14425,7 +14425,7 @@
           <w14:ligatures w14:val="standardContextual"/>
         </w:rPr>
       </w:pPr>
-      <w:hyperlink w:anchor="_Toc244131139" w:history="1">
+      <w:hyperlink w:anchor="_Toc244135021" w:history="1">
         <w:r>
           <w:rPr>
             <w:rStyle w:val="Collegamentoipertestuale"/>
@@ -14470,7 +14470,7 @@
             <w:noProof/>
             <w:webHidden/>
           </w:rPr>
-          <w:instrText xml:space="preserve"> PAGEREF _Toc244131139 \h </w:instrText>
+          <w:instrText xml:space="preserve"> PAGEREF _Toc244135021 \h </w:instrText>
         </w:r>
         <w:r>
           <w:rPr>
@@ -14517,7 +14517,7 @@
           <w14:ligatures w14:val="standardContextual"/>
         </w:rPr>
       </w:pPr>
-      <w:hyperlink w:anchor="_Toc244131140" w:history="1">
+      <w:hyperlink w:anchor="_Toc244135022" w:history="1">
         <w:r>
           <w:rPr>
             <w:rStyle w:val="Collegamentoipertestuale"/>
@@ -14562,7 +14562,7 @@
             <w:noProof/>
             <w:webHidden/>
           </w:rPr>
-          <w:instrText xml:space="preserve"> PAGEREF _Toc244131140 \h </w:instrText>
+          <w:instrText xml:space="preserve"> PAGEREF _Toc244135022 \h </w:instrText>
         </w:r>
         <w:r>
           <w:rPr>
@@ -14582,7 +14582,7 @@
             <w:noProof/>
             <w:webHidden/>
           </w:rPr>
-          <w:t>71</w:t>
+          <w:t>72</w:t>
         </w:r>
         <w:r>
           <w:rPr>
@@ -14609,7 +14609,7 @@
           <w14:ligatures w14:val="standardContextual"/>
         </w:rPr>
       </w:pPr>
-      <w:hyperlink w:anchor="_Toc244131141" w:history="1">
+      <w:hyperlink w:anchor="_Toc244135023" w:history="1">
         <w:r>
           <w:rPr>
             <w:rStyle w:val="Collegamentoipertestuale"/>
@@ -14654,7 +14654,7 @@
             <w:noProof/>
             <w:webHidden/>
           </w:rPr>
-          <w:instrText xml:space="preserve"> PAGEREF _Toc244131141 \h </w:instrText>
+          <w:instrText xml:space="preserve"> PAGEREF _Toc244135023 \h </w:instrText>
         </w:r>
         <w:r>
           <w:rPr>
@@ -14701,7 +14701,7 @@
           <w14:ligatures w14:val="standardContextual"/>
         </w:rPr>
       </w:pPr>
-      <w:hyperlink w:anchor="_Toc244131142" w:history="1">
+      <w:hyperlink w:anchor="_Toc244135024" w:history="1">
         <w:r>
           <w:rPr>
             <w:rStyle w:val="Collegamentoipertestuale"/>
@@ -14746,7 +14746,7 @@
             <w:noProof/>
             <w:webHidden/>
           </w:rPr>
-          <w:instrText xml:space="preserve"> PAGEREF _Toc244131142 \h </w:instrText>
+          <w:instrText xml:space="preserve"> PAGEREF _Toc244135024 \h </w:instrText>
         </w:r>
         <w:r>
           <w:rPr>
@@ -14793,7 +14793,7 @@
           <w14:ligatures w14:val="standardContextual"/>
         </w:rPr>
       </w:pPr>
-      <w:hyperlink w:anchor="_Toc244131143" w:history="1">
+      <w:hyperlink w:anchor="_Toc244135025" w:history="1">
         <w:r>
           <w:rPr>
             <w:rStyle w:val="Collegamentoipertestuale"/>
@@ -14838,7 +14838,7 @@
             <w:noProof/>
             <w:webHidden/>
           </w:rPr>
-          <w:instrText xml:space="preserve"> PAGEREF _Toc244131143 \h </w:instrText>
+          <w:instrText xml:space="preserve"> PAGEREF _Toc244135025 \h </w:instrText>
         </w:r>
         <w:r>
           <w:rPr>
@@ -14885,7 +14885,7 @@
           <w14:ligatures w14:val="standardContextual"/>
         </w:rPr>
       </w:pPr>
-      <w:hyperlink w:anchor="_Toc244131144" w:history="1">
+      <w:hyperlink w:anchor="_Toc244135026" w:history="1">
         <w:r>
           <w:rPr>
             <w:rStyle w:val="Collegamentoipertestuale"/>
@@ -14930,7 +14930,7 @@
             <w:noProof/>
             <w:webHidden/>
           </w:rPr>
-          <w:instrText xml:space="preserve"> PAGEREF _Toc244131144 \h </w:instrText>
+          <w:instrText xml:space="preserve"> PAGEREF _Toc244135026 \h </w:instrText>
         </w:r>
         <w:r>
           <w:rPr>
@@ -14950,7 +14950,7 @@
             <w:noProof/>
             <w:webHidden/>
           </w:rPr>
-          <w:t>75</w:t>
+          <w:t>76</w:t>
         </w:r>
         <w:r>
           <w:rPr>
@@ -14977,7 +14977,7 @@
           <w14:ligatures w14:val="standardContextual"/>
         </w:rPr>
       </w:pPr>
-      <w:hyperlink w:anchor="_Toc244131145" w:history="1">
+      <w:hyperlink w:anchor="_Toc244135027" w:history="1">
         <w:r>
           <w:rPr>
             <w:rStyle w:val="Collegamentoipertestuale"/>
@@ -15022,7 +15022,7 @@
             <w:noProof/>
             <w:webHidden/>
           </w:rPr>
-          <w:instrText xml:space="preserve"> PAGEREF _Toc244131145 \h </w:instrText>
+          <w:instrText xml:space="preserve"> PAGEREF _Toc244135027 \h </w:instrText>
         </w:r>
         <w:r>
           <w:rPr>
@@ -15068,7 +15068,7 @@
           <w14:ligatures w14:val="standardContextual"/>
         </w:rPr>
       </w:pPr>
-      <w:hyperlink w:anchor="_Toc244131146" w:history="1">
+      <w:hyperlink w:anchor="_Toc244135028" w:history="1">
         <w:r>
           <w:rPr>
             <w:rStyle w:val="Collegamentoipertestuale"/>
@@ -15116,7 +15116,7 @@
             <w:noProof/>
             <w:webHidden/>
           </w:rPr>
-          <w:instrText xml:space="preserve"> PAGEREF _Toc244131146 \h </w:instrText>
+          <w:instrText xml:space="preserve"> PAGEREF _Toc244135028 \h </w:instrText>
         </w:r>
         <w:r>
           <w:rPr>
@@ -15136,7 +15136,7 @@
             <w:noProof/>
             <w:webHidden/>
           </w:rPr>
-          <w:t>76</w:t>
+          <w:t>77</w:t>
         </w:r>
         <w:r>
           <w:rPr>
@@ -15163,7 +15163,7 @@
           <w14:ligatures w14:val="standardContextual"/>
         </w:rPr>
       </w:pPr>
-      <w:hyperlink w:anchor="_Toc244131147" w:history="1">
+      <w:hyperlink w:anchor="_Toc244135029" w:history="1">
         <w:r>
           <w:rPr>
             <w:rStyle w:val="Collegamentoipertestuale"/>
@@ -15208,7 +15208,7 @@
             <w:noProof/>
             <w:webHidden/>
           </w:rPr>
-          <w:instrText xml:space="preserve"> PAGEREF _Toc244131147 \h </w:instrText>
+          <w:instrText xml:space="preserve"> PAGEREF _Toc244135029 \h </w:instrText>
         </w:r>
         <w:r>
           <w:rPr>
@@ -15255,7 +15255,7 @@
           <w14:ligatures w14:val="standardContextual"/>
         </w:rPr>
       </w:pPr>
-      <w:hyperlink w:anchor="_Toc244131148" w:history="1">
+      <w:hyperlink w:anchor="_Toc244135030" w:history="1">
         <w:r>
           <w:rPr>
             <w:rStyle w:val="Collegamentoipertestuale"/>
@@ -15300,7 +15300,7 @@
             <w:noProof/>
             <w:webHidden/>
           </w:rPr>
-          <w:instrText xml:space="preserve"> PAGEREF _Toc244131148 \h </w:instrText>
+          <w:instrText xml:space="preserve"> PAGEREF _Toc244135030 \h </w:instrText>
         </w:r>
         <w:r>
           <w:rPr>
@@ -15347,7 +15347,7 @@
           <w14:ligatures w14:val="standardContextual"/>
         </w:rPr>
       </w:pPr>
-      <w:hyperlink w:anchor="_Toc244131149" w:history="1">
+      <w:hyperlink w:anchor="_Toc244135031" w:history="1">
         <w:r>
           <w:rPr>
             <w:rStyle w:val="Collegamentoipertestuale"/>
@@ -15392,7 +15392,7 @@
             <w:noProof/>
             <w:webHidden/>
           </w:rPr>
-          <w:instrText xml:space="preserve"> PAGEREF _Toc244131149 \h </w:instrText>
+          <w:instrText xml:space="preserve"> PAGEREF _Toc244135031 \h </w:instrText>
         </w:r>
         <w:r>
           <w:rPr>
@@ -15438,7 +15438,7 @@
           <w14:ligatures w14:val="standardContextual"/>
         </w:rPr>
       </w:pPr>
-      <w:hyperlink w:anchor="_Toc244131150" w:history="1">
+      <w:hyperlink w:anchor="_Toc244135032" w:history="1">
         <w:r>
           <w:rPr>
             <w:rStyle w:val="Collegamentoipertestuale"/>
@@ -15486,7 +15486,7 @@
             <w:noProof/>
             <w:webHidden/>
           </w:rPr>
-          <w:instrText xml:space="preserve"> PAGEREF _Toc244131150 \h </w:instrText>
+          <w:instrText xml:space="preserve"> PAGEREF _Toc244135032 \h </w:instrText>
         </w:r>
         <w:r>
           <w:rPr>
@@ -15533,7 +15533,7 @@
           <w14:ligatures w14:val="standardContextual"/>
         </w:rPr>
       </w:pPr>
-      <w:hyperlink w:anchor="_Toc244131151" w:history="1">
+      <w:hyperlink w:anchor="_Toc244135033" w:history="1">
         <w:r>
           <w:rPr>
             <w:rStyle w:val="Collegamentoipertestuale"/>
@@ -15578,7 +15578,7 @@
             <w:noProof/>
             <w:webHidden/>
           </w:rPr>
-          <w:instrText xml:space="preserve"> PAGEREF _Toc244131151 \h </w:instrText>
+          <w:instrText xml:space="preserve"> PAGEREF _Toc244135033 \h </w:instrText>
         </w:r>
         <w:r>
           <w:rPr>
@@ -15625,7 +15625,7 @@
           <w14:ligatures w14:val="standardContextual"/>
         </w:rPr>
       </w:pPr>
-      <w:hyperlink w:anchor="_Toc244131152" w:history="1">
+      <w:hyperlink w:anchor="_Toc244135034" w:history="1">
         <w:r>
           <w:rPr>
             <w:rStyle w:val="Collegamentoipertestuale"/>
@@ -15670,7 +15670,7 @@
             <w:noProof/>
             <w:webHidden/>
           </w:rPr>
-          <w:instrText xml:space="preserve"> PAGEREF _Toc244131152 \h </w:instrText>
+          <w:instrText xml:space="preserve"> PAGEREF _Toc244135034 \h </w:instrText>
         </w:r>
         <w:r>
           <w:rPr>
@@ -15717,7 +15717,7 @@
           <w14:ligatures w14:val="standardContextual"/>
         </w:rPr>
       </w:pPr>
-      <w:hyperlink w:anchor="_Toc244131153" w:history="1">
+      <w:hyperlink w:anchor="_Toc244135035" w:history="1">
         <w:r>
           <w:rPr>
             <w:rStyle w:val="Collegamentoipertestuale"/>
@@ -15762,7 +15762,7 @@
             <w:noProof/>
             <w:webHidden/>
           </w:rPr>
-          <w:instrText xml:space="preserve"> PAGEREF _Toc244131153 \h </w:instrText>
+          <w:instrText xml:space="preserve"> PAGEREF _Toc244135035 \h </w:instrText>
         </w:r>
         <w:r>
           <w:rPr>
@@ -15782,7 +15782,7 @@
             <w:noProof/>
             <w:webHidden/>
           </w:rPr>
-          <w:t>77</w:t>
+          <w:t>78</w:t>
         </w:r>
         <w:r>
           <w:rPr>
@@ -15808,7 +15808,7 @@
           <w14:ligatures w14:val="standardContextual"/>
         </w:rPr>
       </w:pPr>
-      <w:hyperlink w:anchor="_Toc244131154" w:history="1">
+      <w:hyperlink w:anchor="_Toc244135036" w:history="1">
         <w:r>
           <w:rPr>
             <w:rStyle w:val="Collegamentoipertestuale"/>
@@ -15856,7 +15856,7 @@
             <w:noProof/>
             <w:webHidden/>
           </w:rPr>
-          <w:instrText xml:space="preserve"> PAGEREF _Toc244131154 \h </w:instrText>
+          <w:instrText xml:space="preserve"> PAGEREF _Toc244135036 \h </w:instrText>
         </w:r>
         <w:r>
           <w:rPr>
@@ -15903,7 +15903,7 @@
           <w14:ligatures w14:val="standardContextual"/>
         </w:rPr>
       </w:pPr>
-      <w:hyperlink w:anchor="_Toc244131155" w:history="1">
+      <w:hyperlink w:anchor="_Toc244135037" w:history="1">
         <w:r>
           <w:rPr>
             <w:rStyle w:val="Collegamentoipertestuale"/>
@@ -15948,7 +15948,7 @@
             <w:noProof/>
             <w:webHidden/>
           </w:rPr>
-          <w:instrText xml:space="preserve"> PAGEREF _Toc244131155 \h </w:instrText>
+          <w:instrText xml:space="preserve"> PAGEREF _Toc244135037 \h </w:instrText>
         </w:r>
         <w:r>
           <w:rPr>
@@ -15995,7 +15995,7 @@
           <w14:ligatures w14:val="standardContextual"/>
         </w:rPr>
       </w:pPr>
-      <w:hyperlink w:anchor="_Toc244131156" w:history="1">
+      <w:hyperlink w:anchor="_Toc244135038" w:history="1">
         <w:r>
           <w:rPr>
             <w:rStyle w:val="Collegamentoipertestuale"/>
@@ -16040,7 +16040,7 @@
             <w:noProof/>
             <w:webHidden/>
           </w:rPr>
-          <w:instrText xml:space="preserve"> PAGEREF _Toc244131156 \h </w:instrText>
+          <w:instrText xml:space="preserve"> PAGEREF _Toc244135038 \h </w:instrText>
         </w:r>
         <w:r>
           <w:rPr>
@@ -16087,7 +16087,7 @@
           <w14:ligatures w14:val="standardContextual"/>
         </w:rPr>
       </w:pPr>
-      <w:hyperlink w:anchor="_Toc244131157" w:history="1">
+      <w:hyperlink w:anchor="_Toc244135039" w:history="1">
         <w:r>
           <w:rPr>
             <w:rStyle w:val="Collegamentoipertestuale"/>
@@ -16132,7 +16132,7 @@
             <w:noProof/>
             <w:webHidden/>
           </w:rPr>
-          <w:instrText xml:space="preserve"> PAGEREF _Toc244131157 \h </w:instrText>
+          <w:instrText xml:space="preserve"> PAGEREF _Toc244135039 \h </w:instrText>
         </w:r>
         <w:r>
           <w:rPr>
@@ -16179,7 +16179,7 @@
           <w14:ligatures w14:val="standardContextual"/>
         </w:rPr>
       </w:pPr>
-      <w:hyperlink w:anchor="_Toc244131158" w:history="1">
+      <w:hyperlink w:anchor="_Toc244135040" w:history="1">
         <w:r>
           <w:rPr>
             <w:rStyle w:val="Collegamentoipertestuale"/>
@@ -16224,7 +16224,7 @@
             <w:noProof/>
             <w:webHidden/>
           </w:rPr>
-          <w:instrText xml:space="preserve"> PAGEREF _Toc244131158 \h </w:instrText>
+          <w:instrText xml:space="preserve"> PAGEREF _Toc244135040 \h </w:instrText>
         </w:r>
         <w:r>
           <w:rPr>
@@ -16271,7 +16271,7 @@
           <w14:ligatures w14:val="standardContextual"/>
         </w:rPr>
       </w:pPr>
-      <w:hyperlink w:anchor="_Toc244131159" w:history="1">
+      <w:hyperlink w:anchor="_Toc244135041" w:history="1">
         <w:r>
           <w:rPr>
             <w:rStyle w:val="Collegamentoipertestuale"/>
@@ -16316,7 +16316,7 @@
             <w:noProof/>
             <w:webHidden/>
           </w:rPr>
-          <w:instrText xml:space="preserve"> PAGEREF _Toc244131159 \h </w:instrText>
+          <w:instrText xml:space="preserve"> PAGEREF _Toc244135041 \h </w:instrText>
         </w:r>
         <w:r>
           <w:rPr>
@@ -16336,7 +16336,7 @@
             <w:noProof/>
             <w:webHidden/>
           </w:rPr>
-          <w:t>80</w:t>
+          <w:t>81</w:t>
         </w:r>
         <w:r>
           <w:rPr>
@@ -16362,7 +16362,7 @@
           <w14:ligatures w14:val="standardContextual"/>
         </w:rPr>
       </w:pPr>
-      <w:hyperlink w:anchor="_Toc244131160" w:history="1">
+      <w:hyperlink w:anchor="_Toc244135042" w:history="1">
         <w:r>
           <w:rPr>
             <w:rStyle w:val="Collegamentoipertestuale"/>
@@ -16410,7 +16410,7 @@
             <w:noProof/>
             <w:webHidden/>
           </w:rPr>
-          <w:instrText xml:space="preserve"> PAGEREF _Toc244131160 \h </w:instrText>
+          <w:instrText xml:space="preserve"> PAGEREF _Toc244135042 \h </w:instrText>
         </w:r>
         <w:r>
           <w:rPr>
@@ -16457,7 +16457,7 @@
           <w14:ligatures w14:val="standardContextual"/>
         </w:rPr>
       </w:pPr>
-      <w:hyperlink w:anchor="_Toc244131161" w:history="1">
+      <w:hyperlink w:anchor="_Toc244135043" w:history="1">
         <w:r>
           <w:rPr>
             <w:rStyle w:val="Collegamentoipertestuale"/>
@@ -16502,7 +16502,7 @@
             <w:noProof/>
             <w:webHidden/>
           </w:rPr>
-          <w:instrText xml:space="preserve"> PAGEREF _Toc244131161 \h </w:instrText>
+          <w:instrText xml:space="preserve"> PAGEREF _Toc244135043 \h </w:instrText>
         </w:r>
         <w:r>
           <w:rPr>
@@ -16549,7 +16549,7 @@
           <w14:ligatures w14:val="standardContextual"/>
         </w:rPr>
       </w:pPr>
-      <w:hyperlink w:anchor="_Toc244131162" w:history="1">
+      <w:hyperlink w:anchor="_Toc244135044" w:history="1">
         <w:r>
           <w:rPr>
             <w:rStyle w:val="Collegamentoipertestuale"/>
@@ -16594,7 +16594,7 @@
             <w:noProof/>
             <w:webHidden/>
           </w:rPr>
-          <w:instrText xml:space="preserve"> PAGEREF _Toc244131162 \h </w:instrText>
+          <w:instrText xml:space="preserve"> PAGEREF _Toc244135044 \h </w:instrText>
         </w:r>
         <w:r>
           <w:rPr>
@@ -16641,7 +16641,7 @@
           <w14:ligatures w14:val="standardContextual"/>
         </w:rPr>
       </w:pPr>
-      <w:hyperlink w:anchor="_Toc244131163" w:history="1">
+      <w:hyperlink w:anchor="_Toc244135045" w:history="1">
         <w:r>
           <w:rPr>
             <w:rStyle w:val="Collegamentoipertestuale"/>
@@ -16686,7 +16686,7 @@
             <w:noProof/>
             <w:webHidden/>
           </w:rPr>
-          <w:instrText xml:space="preserve"> PAGEREF _Toc244131163 \h </w:instrText>
+          <w:instrText xml:space="preserve"> PAGEREF _Toc244135045 \h </w:instrText>
         </w:r>
         <w:r>
           <w:rPr>
@@ -16733,7 +16733,7 @@
           <w14:ligatures w14:val="standardContextual"/>
         </w:rPr>
       </w:pPr>
-      <w:hyperlink w:anchor="_Toc244131164" w:history="1">
+      <w:hyperlink w:anchor="_Toc244135046" w:history="1">
         <w:r>
           <w:rPr>
             <w:rStyle w:val="Collegamentoipertestuale"/>
@@ -16778,7 +16778,7 @@
             <w:noProof/>
             <w:webHidden/>
           </w:rPr>
-          <w:instrText xml:space="preserve"> PAGEREF _Toc244131164 \h </w:instrText>
+          <w:instrText xml:space="preserve"> PAGEREF _Toc244135046 \h </w:instrText>
         </w:r>
         <w:r>
           <w:rPr>
@@ -16825,7 +16825,7 @@
           <w14:ligatures w14:val="standardContextual"/>
         </w:rPr>
       </w:pPr>
-      <w:hyperlink w:anchor="_Toc244131165" w:history="1">
+      <w:hyperlink w:anchor="_Toc244135047" w:history="1">
         <w:r>
           <w:rPr>
             <w:rStyle w:val="Collegamentoipertestuale"/>
@@ -16870,7 +16870,7 @@
             <w:noProof/>
             <w:webHidden/>
           </w:rPr>
-          <w:instrText xml:space="preserve"> PAGEREF _Toc244131165 \h </w:instrText>
+          <w:instrText xml:space="preserve"> PAGEREF _Toc244135047 \h </w:instrText>
         </w:r>
         <w:r>
           <w:rPr>
@@ -16917,7 +16917,7 @@
           <w14:ligatures w14:val="standardContextual"/>
         </w:rPr>
       </w:pPr>
-      <w:hyperlink w:anchor="_Toc244131166" w:history="1">
+      <w:hyperlink w:anchor="_Toc244135048" w:history="1">
         <w:r>
           <w:rPr>
             <w:rStyle w:val="Collegamentoipertestuale"/>
@@ -16962,7 +16962,7 @@
             <w:noProof/>
             <w:webHidden/>
           </w:rPr>
-          <w:instrText xml:space="preserve"> PAGEREF _Toc244131166 \h </w:instrText>
+          <w:instrText xml:space="preserve"> PAGEREF _Toc244135048 \h </w:instrText>
         </w:r>
         <w:r>
           <w:rPr>
@@ -17009,7 +17009,7 @@
           <w14:ligatures w14:val="standardContextual"/>
         </w:rPr>
       </w:pPr>
-      <w:hyperlink w:anchor="_Toc244131167" w:history="1">
+      <w:hyperlink w:anchor="_Toc244135049" w:history="1">
         <w:r>
           <w:rPr>
             <w:rStyle w:val="Collegamentoipertestuale"/>
@@ -17054,7 +17054,7 @@
             <w:noProof/>
             <w:webHidden/>
           </w:rPr>
-          <w:instrText xml:space="preserve"> PAGEREF _Toc244131167 \h </w:instrText>
+          <w:instrText xml:space="preserve"> PAGEREF _Toc244135049 \h </w:instrText>
         </w:r>
         <w:r>
           <w:rPr>
@@ -17101,7 +17101,7 @@
           <w14:ligatures w14:val="standardContextual"/>
         </w:rPr>
       </w:pPr>
-      <w:hyperlink w:anchor="_Toc244131168" w:history="1">
+      <w:hyperlink w:anchor="_Toc244135050" w:history="1">
         <w:r>
           <w:rPr>
             <w:rStyle w:val="Collegamentoipertestuale"/>
@@ -17146,7 +17146,7 @@
             <w:noProof/>
             <w:webHidden/>
           </w:rPr>
-          <w:instrText xml:space="preserve"> PAGEREF _Toc244131168 \h </w:instrText>
+          <w:instrText xml:space="preserve"> PAGEREF _Toc244135050 \h </w:instrText>
         </w:r>
         <w:r>
           <w:rPr>
@@ -17193,7 +17193,7 @@
           <w14:ligatures w14:val="standardContextual"/>
         </w:rPr>
       </w:pPr>
-      <w:hyperlink w:anchor="_Toc244131169" w:history="1">
+      <w:hyperlink w:anchor="_Toc244135051" w:history="1">
         <w:r>
           <w:rPr>
             <w:rStyle w:val="Collegamentoipertestuale"/>
@@ -17238,7 +17238,7 @@
             <w:noProof/>
             <w:webHidden/>
           </w:rPr>
-          <w:instrText xml:space="preserve"> PAGEREF _Toc244131169 \h </w:instrText>
+          <w:instrText xml:space="preserve"> PAGEREF _Toc244135051 \h </w:instrText>
         </w:r>
         <w:r>
           <w:rPr>
@@ -17285,7 +17285,7 @@
           <w14:ligatures w14:val="standardContextual"/>
         </w:rPr>
       </w:pPr>
-      <w:hyperlink w:anchor="_Toc244131170" w:history="1">
+      <w:hyperlink w:anchor="_Toc244135052" w:history="1">
         <w:r>
           <w:rPr>
             <w:rStyle w:val="Collegamentoipertestuale"/>
@@ -17330,7 +17330,7 @@
             <w:noProof/>
             <w:webHidden/>
           </w:rPr>
-          <w:instrText xml:space="preserve"> PAGEREF _Toc244131170 \h </w:instrText>
+          <w:instrText xml:space="preserve"> PAGEREF _Toc244135052 \h </w:instrText>
         </w:r>
         <w:r>
           <w:rPr>
@@ -17376,7 +17376,7 @@
           <w14:ligatures w14:val="standardContextual"/>
         </w:rPr>
       </w:pPr>
-      <w:hyperlink w:anchor="_Toc244131171" w:history="1">
+      <w:hyperlink w:anchor="_Toc244135053" w:history="1">
         <w:r>
           <w:rPr>
             <w:rStyle w:val="Collegamentoipertestuale"/>
@@ -17424,7 +17424,7 @@
             <w:noProof/>
             <w:webHidden/>
           </w:rPr>
-          <w:instrText xml:space="preserve"> PAGEREF _Toc244131171 \h </w:instrText>
+          <w:instrText xml:space="preserve"> PAGEREF _Toc244135053 \h </w:instrText>
         </w:r>
         <w:r>
           <w:rPr>
@@ -17444,7 +17444,7 @@
             <w:noProof/>
             <w:webHidden/>
           </w:rPr>
-          <w:t>88</w:t>
+          <w:t>89</w:t>
         </w:r>
         <w:r>
           <w:rPr>
@@ -17471,7 +17471,7 @@
           <w14:ligatures w14:val="standardContextual"/>
         </w:rPr>
       </w:pPr>
-      <w:hyperlink w:anchor="_Toc244131172" w:history="1">
+      <w:hyperlink w:anchor="_Toc244135054" w:history="1">
         <w:r>
           <w:rPr>
             <w:rStyle w:val="Collegamentoipertestuale"/>
@@ -17516,7 +17516,7 @@
             <w:noProof/>
             <w:webHidden/>
           </w:rPr>
-          <w:instrText xml:space="preserve"> PAGEREF _Toc244131172 \h </w:instrText>
+          <w:instrText xml:space="preserve"> PAGEREF _Toc244135054 \h </w:instrText>
         </w:r>
         <w:r>
           <w:rPr>
@@ -17536,7 +17536,7 @@
             <w:noProof/>
             <w:webHidden/>
           </w:rPr>
-          <w:t>88</w:t>
+          <w:t>89</w:t>
         </w:r>
         <w:r>
           <w:rPr>
@@ -17563,7 +17563,7 @@
           <w14:ligatures w14:val="standardContextual"/>
         </w:rPr>
       </w:pPr>
-      <w:hyperlink w:anchor="_Toc244131173" w:history="1">
+      <w:hyperlink w:anchor="_Toc244135055" w:history="1">
         <w:r>
           <w:rPr>
             <w:rStyle w:val="Collegamentoipertestuale"/>
@@ -17608,7 +17608,7 @@
             <w:noProof/>
             <w:webHidden/>
           </w:rPr>
-          <w:instrText xml:space="preserve"> PAGEREF _Toc244131173 \h </w:instrText>
+          <w:instrText xml:space="preserve"> PAGEREF _Toc244135055 \h </w:instrText>
         </w:r>
         <w:r>
           <w:rPr>
@@ -17655,7 +17655,7 @@
           <w14:ligatures w14:val="standardContextual"/>
         </w:rPr>
       </w:pPr>
-      <w:hyperlink w:anchor="_Toc244131174" w:history="1">
+      <w:hyperlink w:anchor="_Toc244135056" w:history="1">
         <w:r>
           <w:rPr>
             <w:rStyle w:val="Collegamentoipertestuale"/>
@@ -17700,7 +17700,7 @@
             <w:noProof/>
             <w:webHidden/>
           </w:rPr>
-          <w:instrText xml:space="preserve"> PAGEREF _Toc244131174 \h </w:instrText>
+          <w:instrText xml:space="preserve"> PAGEREF _Toc244135056 \h </w:instrText>
         </w:r>
         <w:r>
           <w:rPr>
@@ -17720,7 +17720,7 @@
             <w:noProof/>
             <w:webHidden/>
           </w:rPr>
-          <w:t>89</w:t>
+          <w:t>90</w:t>
         </w:r>
         <w:r>
           <w:rPr>
@@ -17746,7 +17746,7 @@
           <w14:ligatures w14:val="standardContextual"/>
         </w:rPr>
       </w:pPr>
-      <w:hyperlink w:anchor="_Toc244131175" w:history="1">
+      <w:hyperlink w:anchor="_Toc244135057" w:history="1">
         <w:r>
           <w:rPr>
             <w:rStyle w:val="Collegamentoipertestuale"/>
@@ -17794,7 +17794,7 @@
             <w:noProof/>
             <w:webHidden/>
           </w:rPr>
-          <w:instrText xml:space="preserve"> PAGEREF _Toc244131175 \h </w:instrText>
+          <w:instrText xml:space="preserve"> PAGEREF _Toc244135057 \h </w:instrText>
         </w:r>
         <w:r>
           <w:rPr>
@@ -17841,7 +17841,7 @@
           <w14:ligatures w14:val="standardContextual"/>
         </w:rPr>
       </w:pPr>
-      <w:hyperlink w:anchor="_Toc244131176" w:history="1">
+      <w:hyperlink w:anchor="_Toc244135058" w:history="1">
         <w:r>
           <w:rPr>
             <w:rStyle w:val="Collegamentoipertestuale"/>
@@ -17886,7 +17886,7 @@
             <w:noProof/>
             <w:webHidden/>
           </w:rPr>
-          <w:instrText xml:space="preserve"> PAGEREF _Toc244131176 \h </w:instrText>
+          <w:instrText xml:space="preserve"> PAGEREF _Toc244135058 \h </w:instrText>
         </w:r>
         <w:r>
           <w:rPr>
@@ -17906,7 +17906,7 @@
             <w:noProof/>
             <w:webHidden/>
           </w:rPr>
-          <w:t>90</w:t>
+          <w:t>91</w:t>
         </w:r>
         <w:r>
           <w:rPr>
@@ -17933,7 +17933,7 @@
           <w14:ligatures w14:val="standardContextual"/>
         </w:rPr>
       </w:pPr>
-      <w:hyperlink w:anchor="_Toc244131177" w:history="1">
+      <w:hyperlink w:anchor="_Toc244135059" w:history="1">
         <w:r>
           <w:rPr>
             <w:rStyle w:val="Collegamentoipertestuale"/>
@@ -17978,7 +17978,7 @@
             <w:noProof/>
             <w:webHidden/>
           </w:rPr>
-          <w:instrText xml:space="preserve"> PAGEREF _Toc244131177 \h </w:instrText>
+          <w:instrText xml:space="preserve"> PAGEREF _Toc244135059 \h </w:instrText>
         </w:r>
         <w:r>
           <w:rPr>
@@ -17998,7 +17998,7 @@
             <w:noProof/>
             <w:webHidden/>
           </w:rPr>
-          <w:t>91</w:t>
+          <w:t>92</w:t>
         </w:r>
         <w:r>
           <w:rPr>
@@ -18024,7 +18024,7 @@
           <w14:ligatures w14:val="standardContextual"/>
         </w:rPr>
       </w:pPr>
-      <w:hyperlink w:anchor="_Toc244131178" w:history="1">
+      <w:hyperlink w:anchor="_Toc244135060" w:history="1">
         <w:r>
           <w:rPr>
             <w:rStyle w:val="Collegamentoipertestuale"/>
@@ -18072,7 +18072,7 @@
             <w:noProof/>
             <w:webHidden/>
           </w:rPr>
-          <w:instrText xml:space="preserve"> PAGEREF _Toc244131178 \h </w:instrText>
+          <w:instrText xml:space="preserve"> PAGEREF _Toc244135060 \h </w:instrText>
         </w:r>
         <w:r>
           <w:rPr>
@@ -18092,7 +18092,7 @@
             <w:noProof/>
             <w:webHidden/>
           </w:rPr>
-          <w:t>91</w:t>
+          <w:t>92</w:t>
         </w:r>
         <w:r>
           <w:rPr>
@@ -18119,7 +18119,7 @@
           <w14:ligatures w14:val="standardContextual"/>
         </w:rPr>
       </w:pPr>
-      <w:hyperlink w:anchor="_Toc244131179" w:history="1">
+      <w:hyperlink w:anchor="_Toc244135061" w:history="1">
         <w:r>
           <w:rPr>
             <w:rStyle w:val="Collegamentoipertestuale"/>
@@ -18164,7 +18164,7 @@
             <w:noProof/>
             <w:webHidden/>
           </w:rPr>
-          <w:instrText xml:space="preserve"> PAGEREF _Toc244131179 \h </w:instrText>
+          <w:instrText xml:space="preserve"> PAGEREF _Toc244135061 \h </w:instrText>
         </w:r>
         <w:r>
           <w:rPr>
@@ -18184,7 +18184,7 @@
             <w:noProof/>
             <w:webHidden/>
           </w:rPr>
-          <w:t>91</w:t>
+          <w:t>92</w:t>
         </w:r>
         <w:r>
           <w:rPr>
@@ -18211,7 +18211,7 @@
           <w14:ligatures w14:val="standardContextual"/>
         </w:rPr>
       </w:pPr>
-      <w:hyperlink w:anchor="_Toc244131180" w:history="1">
+      <w:hyperlink w:anchor="_Toc244135062" w:history="1">
         <w:r>
           <w:rPr>
             <w:rStyle w:val="Collegamentoipertestuale"/>
@@ -18256,7 +18256,7 @@
             <w:noProof/>
             <w:webHidden/>
           </w:rPr>
-          <w:instrText xml:space="preserve"> PAGEREF _Toc244131180 \h </w:instrText>
+          <w:instrText xml:space="preserve"> PAGEREF _Toc244135062 \h </w:instrText>
         </w:r>
         <w:r>
           <w:rPr>
@@ -18276,7 +18276,7 @@
             <w:noProof/>
             <w:webHidden/>
           </w:rPr>
-          <w:t>92</w:t>
+          <w:t>93</w:t>
         </w:r>
         <w:r>
           <w:rPr>
@@ -18303,7 +18303,7 @@
           <w14:ligatures w14:val="standardContextual"/>
         </w:rPr>
       </w:pPr>
-      <w:hyperlink w:anchor="_Toc244131181" w:history="1">
+      <w:hyperlink w:anchor="_Toc244135063" w:history="1">
         <w:r>
           <w:rPr>
             <w:rStyle w:val="Collegamentoipertestuale"/>
@@ -18348,7 +18348,7 @@
             <w:noProof/>
             <w:webHidden/>
           </w:rPr>
-          <w:instrText xml:space="preserve"> PAGEREF _Toc244131181 \h </w:instrText>
+          <w:instrText xml:space="preserve"> PAGEREF _Toc244135063 \h </w:instrText>
         </w:r>
         <w:r>
           <w:rPr>
@@ -18368,7 +18368,7 @@
             <w:noProof/>
             <w:webHidden/>
           </w:rPr>
-          <w:t>94</w:t>
+          <w:t>95</w:t>
         </w:r>
         <w:r>
           <w:rPr>
@@ -18395,7 +18395,7 @@
           <w14:ligatures w14:val="standardContextual"/>
         </w:rPr>
       </w:pPr>
-      <w:hyperlink w:anchor="_Toc244131182" w:history="1">
+      <w:hyperlink w:anchor="_Toc244135064" w:history="1">
         <w:r>
           <w:rPr>
             <w:rStyle w:val="Collegamentoipertestuale"/>
@@ -18440,7 +18440,7 @@
             <w:noProof/>
             <w:webHidden/>
           </w:rPr>
-          <w:instrText xml:space="preserve"> PAGEREF _Toc244131182 \h </w:instrText>
+          <w:instrText xml:space="preserve"> PAGEREF _Toc244135064 \h </w:instrText>
         </w:r>
         <w:r>
           <w:rPr>
@@ -18460,7 +18460,7 @@
             <w:noProof/>
             <w:webHidden/>
           </w:rPr>
-          <w:t>94</w:t>
+          <w:t>95</w:t>
         </w:r>
         <w:r>
           <w:rPr>
@@ -18487,7 +18487,7 @@
           <w14:ligatures w14:val="standardContextual"/>
         </w:rPr>
       </w:pPr>
-      <w:hyperlink w:anchor="_Toc244131183" w:history="1">
+      <w:hyperlink w:anchor="_Toc244135065" w:history="1">
         <w:r>
           <w:rPr>
             <w:rStyle w:val="Collegamentoipertestuale"/>
@@ -18532,7 +18532,7 @@
             <w:noProof/>
             <w:webHidden/>
           </w:rPr>
-          <w:instrText xml:space="preserve"> PAGEREF _Toc244131183 \h </w:instrText>
+          <w:instrText xml:space="preserve"> PAGEREF _Toc244135065 \h </w:instrText>
         </w:r>
         <w:r>
           <w:rPr>
@@ -18552,7 +18552,7 @@
             <w:noProof/>
             <w:webHidden/>
           </w:rPr>
-          <w:t>95</w:t>
+          <w:t>96</w:t>
         </w:r>
         <w:r>
           <w:rPr>
@@ -18579,7 +18579,7 @@
           <w14:ligatures w14:val="standardContextual"/>
         </w:rPr>
       </w:pPr>
-      <w:hyperlink w:anchor="_Toc244131184" w:history="1">
+      <w:hyperlink w:anchor="_Toc244135066" w:history="1">
         <w:r>
           <w:rPr>
             <w:rStyle w:val="Collegamentoipertestuale"/>
@@ -18624,7 +18624,7 @@
             <w:noProof/>
             <w:webHidden/>
           </w:rPr>
-          <w:instrText xml:space="preserve"> PAGEREF _Toc244131184 \h </w:instrText>
+          <w:instrText xml:space="preserve"> PAGEREF _Toc244135066 \h </w:instrText>
         </w:r>
         <w:r>
           <w:rPr>
@@ -18644,7 +18644,7 @@
             <w:noProof/>
             <w:webHidden/>
           </w:rPr>
-          <w:t>95</w:t>
+          <w:t>96</w:t>
         </w:r>
         <w:r>
           <w:rPr>
@@ -18671,7 +18671,7 @@
           <w14:ligatures w14:val="standardContextual"/>
         </w:rPr>
       </w:pPr>
-      <w:hyperlink w:anchor="_Toc244131185" w:history="1">
+      <w:hyperlink w:anchor="_Toc244135067" w:history="1">
         <w:r>
           <w:rPr>
             <w:rStyle w:val="Collegamentoipertestuale"/>
@@ -18716,7 +18716,7 @@
             <w:noProof/>
             <w:webHidden/>
           </w:rPr>
-          <w:instrText xml:space="preserve"> PAGEREF _Toc244131185 \h </w:instrText>
+          <w:instrText xml:space="preserve"> PAGEREF _Toc244135067 \h </w:instrText>
         </w:r>
         <w:r>
           <w:rPr>
@@ -18736,7 +18736,7 @@
             <w:noProof/>
             <w:webHidden/>
           </w:rPr>
-          <w:t>96</w:t>
+          <w:t>97</w:t>
         </w:r>
         <w:r>
           <w:rPr>
@@ -18763,7 +18763,7 @@
           <w14:ligatures w14:val="standardContextual"/>
         </w:rPr>
       </w:pPr>
-      <w:hyperlink w:anchor="_Toc244131186" w:history="1">
+      <w:hyperlink w:anchor="_Toc244135068" w:history="1">
         <w:r>
           <w:rPr>
             <w:rStyle w:val="Collegamentoipertestuale"/>
@@ -18808,7 +18808,7 @@
             <w:noProof/>
             <w:webHidden/>
           </w:rPr>
-          <w:instrText xml:space="preserve"> PAGEREF _Toc244131186 \h </w:instrText>
+          <w:instrText xml:space="preserve"> PAGEREF _Toc244135068 \h </w:instrText>
         </w:r>
         <w:r>
           <w:rPr>
@@ -18828,7 +18828,7 @@
             <w:noProof/>
             <w:webHidden/>
           </w:rPr>
-          <w:t>97</w:t>
+          <w:t>98</w:t>
         </w:r>
         <w:r>
           <w:rPr>
@@ -18855,7 +18855,7 @@
           <w14:ligatures w14:val="standardContextual"/>
         </w:rPr>
       </w:pPr>
-      <w:hyperlink w:anchor="_Toc244131187" w:history="1">
+      <w:hyperlink w:anchor="_Toc244135069" w:history="1">
         <w:r>
           <w:rPr>
             <w:rStyle w:val="Collegamentoipertestuale"/>
@@ -18900,7 +18900,7 @@
             <w:noProof/>
             <w:webHidden/>
           </w:rPr>
-          <w:instrText xml:space="preserve"> PAGEREF _Toc244131187 \h </w:instrText>
+          <w:instrText xml:space="preserve"> PAGEREF _Toc244135069 \h </w:instrText>
         </w:r>
         <w:r>
           <w:rPr>
@@ -18920,7 +18920,7 @@
             <w:noProof/>
             <w:webHidden/>
           </w:rPr>
-          <w:t>97</w:t>
+          <w:t>98</w:t>
         </w:r>
         <w:r>
           <w:rPr>
@@ -18947,7 +18947,7 @@
           <w14:ligatures w14:val="standardContextual"/>
         </w:rPr>
       </w:pPr>
-      <w:hyperlink w:anchor="_Toc244131188" w:history="1">
+      <w:hyperlink w:anchor="_Toc244135070" w:history="1">
         <w:r>
           <w:rPr>
             <w:rStyle w:val="Collegamentoipertestuale"/>
@@ -18992,7 +18992,7 @@
             <w:noProof/>
             <w:webHidden/>
           </w:rPr>
-          <w:instrText xml:space="preserve"> PAGEREF _Toc244131188 \h </w:instrText>
+          <w:instrText xml:space="preserve"> PAGEREF _Toc244135070 \h </w:instrText>
         </w:r>
         <w:r>
           <w:rPr>
@@ -19012,7 +19012,7 @@
             <w:noProof/>
             <w:webHidden/>
           </w:rPr>
-          <w:t>99</w:t>
+          <w:t>100</w:t>
         </w:r>
         <w:r>
           <w:rPr>
@@ -19039,7 +19039,7 @@
           <w14:ligatures w14:val="standardContextual"/>
         </w:rPr>
       </w:pPr>
-      <w:hyperlink w:anchor="_Toc244131189" w:history="1">
+      <w:hyperlink w:anchor="_Toc244135071" w:history="1">
         <w:r>
           <w:rPr>
             <w:rStyle w:val="Collegamentoipertestuale"/>
@@ -19084,7 +19084,7 @@
             <w:noProof/>
             <w:webHidden/>
           </w:rPr>
-          <w:instrText xml:space="preserve"> PAGEREF _Toc244131189 \h </w:instrText>
+          <w:instrText xml:space="preserve"> PAGEREF _Toc244135071 \h </w:instrText>
         </w:r>
         <w:r>
           <w:rPr>
@@ -19104,7 +19104,7 @@
             <w:noProof/>
             <w:webHidden/>
           </w:rPr>
-          <w:t>100</w:t>
+          <w:t>101</w:t>
         </w:r>
         <w:r>
           <w:rPr>
@@ -19131,7 +19131,7 @@
           <w14:ligatures w14:val="standardContextual"/>
         </w:rPr>
       </w:pPr>
-      <w:hyperlink w:anchor="_Toc244131190" w:history="1">
+      <w:hyperlink w:anchor="_Toc244135072" w:history="1">
         <w:r>
           <w:rPr>
             <w:rStyle w:val="Collegamentoipertestuale"/>
@@ -19176,7 +19176,7 @@
             <w:noProof/>
             <w:webHidden/>
           </w:rPr>
-          <w:instrText xml:space="preserve"> PAGEREF _Toc244131190 \h </w:instrText>
+          <w:instrText xml:space="preserve"> PAGEREF _Toc244135072 \h </w:instrText>
         </w:r>
         <w:r>
           <w:rPr>
@@ -19196,7 +19196,7 @@
             <w:noProof/>
             <w:webHidden/>
           </w:rPr>
-          <w:t>101</w:t>
+          <w:t>102</w:t>
         </w:r>
         <w:r>
           <w:rPr>
@@ -19257,7 +19257,7 @@
         <w:keepNext/>
         <w:spacing w:after="140"/>
       </w:pPr>
-      <w:bookmarkStart w:id="2" w:name="_Toc244131008"/>
+      <w:bookmarkStart w:id="2" w:name="_Toc244134890"/>
       <w:r>
         <w:t>Spettri NTC e isolamento sismico</w:t>
       </w:r>
@@ -19277,7 +19277,7 @@
         <w:keepNext/>
         <w:spacing w:after="140"/>
       </w:pPr>
-      <w:bookmarkStart w:id="3" w:name="_Toc244131009"/>
+      <w:bookmarkStart w:id="3" w:name="_Toc244134891"/>
       <w:r>
         <w:t>Sito e spettri</w:t>
       </w:r>
@@ -19635,7 +19635,7 @@
         <w:keepNext/>
         <w:spacing w:after="140"/>
       </w:pPr>
-      <w:bookmarkStart w:id="4" w:name="_Toc244131010"/>
+      <w:bookmarkStart w:id="4" w:name="_Toc244134892"/>
       <w:r>
         <w:t>Isolatori e modello equivalente</w:t>
       </w:r>
@@ -19693,7 +19693,7 @@
         <w:keepNext/>
         <w:spacing w:after="140"/>
       </w:pPr>
-      <w:bookmarkStart w:id="5" w:name="_Toc244131011"/>
+      <w:bookmarkStart w:id="5" w:name="_Toc244134893"/>
       <w:r>
         <w:t>Pendolo e parametri assegnati</w:t>
       </w:r>
@@ -19734,7 +19734,7 @@
         <w:keepNext/>
         <w:spacing w:after="140"/>
       </w:pPr>
-      <w:bookmarkStart w:id="6" w:name="_Toc244131012"/>
+      <w:bookmarkStart w:id="6" w:name="_Toc244134894"/>
       <w:r>
         <w:t>Salvataggio e report</w:t>
       </w:r>
@@ -19762,7 +19762,7 @@
         <w:keepNext/>
         <w:spacing w:after="140"/>
       </w:pPr>
-      <w:bookmarkStart w:id="7" w:name="_Toc244131013"/>
+      <w:bookmarkStart w:id="7" w:name="_Toc244134895"/>
       <w:r>
         <w:t>Stratigrafia del terreno</w:t>
       </w:r>
@@ -19862,7 +19862,7 @@
         <w:keepNext/>
         <w:spacing w:after="140"/>
       </w:pPr>
-      <w:bookmarkStart w:id="8" w:name="_Toc244131014"/>
+      <w:bookmarkStart w:id="8" w:name="_Toc244134896"/>
       <w:r>
         <w:t>Famiglie di terreno e retini</w:t>
       </w:r>
@@ -19901,7 +19901,7 @@
         <w:keepNext/>
         <w:spacing w:after="140"/>
       </w:pPr>
-      <w:bookmarkStart w:id="9" w:name="_Toc244131015"/>
+      <w:bookmarkStart w:id="9" w:name="_Toc244134897"/>
       <w:r>
         <w:t>Valori medi e minimi</w:t>
       </w:r>
@@ -19932,7 +19932,7 @@
         <w:keepNext/>
         <w:spacing w:after="140"/>
       </w:pPr>
-      <w:bookmarkStart w:id="10" w:name="_Toc244131016"/>
+      <w:bookmarkStart w:id="10" w:name="_Toc244134898"/>
       <w:r>
         <w:lastRenderedPageBreak/>
         <w:t>Scambio del terreno fra fogli ANTHEA</w:t>
@@ -19983,7 +19983,7 @@
         <w:keepNext/>
         <w:spacing w:after="140"/>
       </w:pPr>
-      <w:bookmarkStart w:id="11" w:name="_Toc244131017"/>
+      <w:bookmarkStart w:id="11" w:name="_Toc244134899"/>
       <w:r>
         <w:t>Importazione assistita della relazione</w:t>
       </w:r>
@@ -20042,7 +20042,7 @@
         <w:keepNext/>
         <w:spacing w:after="140"/>
       </w:pPr>
-      <w:bookmarkStart w:id="12" w:name="_Toc244131018"/>
+      <w:bookmarkStart w:id="12" w:name="_Toc244134900"/>
       <w:r>
         <w:t>Avvio e scelta del modulo</w:t>
       </w:r>
@@ -20054,7 +20054,7 @@
         <w:keepNext/>
         <w:spacing w:after="140"/>
       </w:pPr>
-      <w:bookmarkStart w:id="13" w:name="_Toc244131019"/>
+      <w:bookmarkStart w:id="13" w:name="_Toc244134901"/>
       <w:r>
         <w:t>Avviare la versione aggiornata</w:t>
       </w:r>
@@ -20105,7 +20105,7 @@
         <w:keepNext/>
         <w:spacing w:after="140"/>
       </w:pPr>
-      <w:bookmarkStart w:id="14" w:name="_Toc244131020"/>
+      <w:bookmarkStart w:id="14" w:name="_Toc244134902"/>
       <w:r>
         <w:t>Scegliere l’aspetto</w:t>
       </w:r>
@@ -20144,7 +20144,7 @@
         <w:keepNext/>
         <w:spacing w:after="140"/>
       </w:pPr>
-      <w:bookmarkStart w:id="15" w:name="_Toc244131021"/>
+      <w:bookmarkStart w:id="15" w:name="_Toc244134903"/>
       <w:r>
         <w:t>Scegliere il foglio adatto</w:t>
       </w:r>
@@ -21130,7 +21130,7 @@
         <w:keepNext/>
         <w:spacing w:after="140"/>
       </w:pPr>
-      <w:bookmarkStart w:id="16" w:name="_Toc244131022"/>
+      <w:bookmarkStart w:id="16" w:name="_Toc244134904"/>
       <w:r>
         <w:t>Esempi organizzati per modulo</w:t>
       </w:r>
@@ -21238,7 +21238,7 @@
         <w:keepNext/>
         <w:spacing w:after="140"/>
       </w:pPr>
-      <w:bookmarkStart w:id="17" w:name="_Toc244131023"/>
+      <w:bookmarkStart w:id="17" w:name="_Toc244134905"/>
       <w:r>
         <w:t>Leggere e compilare i campi</w:t>
       </w:r>
@@ -21285,7 +21285,7 @@
         <w:keepNext/>
         <w:spacing w:after="140"/>
       </w:pPr>
-      <w:bookmarkStart w:id="18" w:name="_Toc244131024"/>
+      <w:bookmarkStart w:id="18" w:name="_Toc244134906"/>
       <w:r>
         <w:lastRenderedPageBreak/>
         <w:t>Progetti e gestione del lavoro</w:t>
@@ -21298,7 +21298,7 @@
         <w:keepNext/>
         <w:spacing w:after="140"/>
       </w:pPr>
-      <w:bookmarkStart w:id="19" w:name="_Toc244131025"/>
+      <w:bookmarkStart w:id="19" w:name="_Toc244134907"/>
       <w:r>
         <w:t>Costruire una struttura leggibile</w:t>
       </w:r>
@@ -21337,7 +21337,7 @@
         <w:keepNext/>
         <w:spacing w:after="140"/>
       </w:pPr>
-      <w:bookmarkStart w:id="20" w:name="_Toc244131026"/>
+      <w:bookmarkStart w:id="20" w:name="_Toc244134908"/>
       <w:r>
         <w:t>Comprendere i dati comuni</w:t>
       </w:r>
@@ -21388,7 +21388,7 @@
         <w:keepNext/>
         <w:spacing w:after="140"/>
       </w:pPr>
-      <w:bookmarkStart w:id="21" w:name="_Toc244131027"/>
+      <w:bookmarkStart w:id="21" w:name="_Toc244134909"/>
       <w:r>
         <w:t>Spostare duplicare e annullare</w:t>
       </w:r>
@@ -21427,7 +21427,7 @@
         <w:keepNext/>
         <w:spacing w:after="140"/>
       </w:pPr>
-      <w:bookmarkStart w:id="22" w:name="_Toc244131028"/>
+      <w:bookmarkStart w:id="22" w:name="_Toc244134910"/>
       <w:r>
         <w:t>Usare le revisioni</w:t>
       </w:r>
@@ -21470,7 +21470,7 @@
         <w:keepNext/>
         <w:spacing w:after="140"/>
       </w:pPr>
-      <w:bookmarkStart w:id="23" w:name="_Toc244131029"/>
+      <w:bookmarkStart w:id="23" w:name="_Toc244134911"/>
       <w:r>
         <w:t>Report del ramo e compatibilità degli archivi</w:t>
       </w:r>
@@ -21509,7 +21509,7 @@
         <w:keepNext/>
         <w:spacing w:after="140"/>
       </w:pPr>
-      <w:bookmarkStart w:id="24" w:name="_Toc244131030"/>
+      <w:bookmarkStart w:id="24" w:name="_Toc244134912"/>
       <w:r>
         <w:t>Controllo della condivisione</w:t>
       </w:r>
@@ -21537,7 +21537,7 @@
         <w:keepNext/>
         <w:spacing w:after="140"/>
       </w:pPr>
-      <w:bookmarkStart w:id="25" w:name="_Toc244131031"/>
+      <w:bookmarkStart w:id="25" w:name="_Toc244134913"/>
       <w:r>
         <w:t>Materiali e durabilità</w:t>
       </w:r>
@@ -21549,7 +21549,7 @@
         <w:keepNext/>
         <w:spacing w:after="140"/>
       </w:pPr>
-      <w:bookmarkStart w:id="26" w:name="_Toc244131032"/>
+      <w:bookmarkStart w:id="26" w:name="_Toc244134914"/>
       <w:r>
         <w:t>Preparare il calcestruzzo</w:t>
       </w:r>
@@ -21594,7 +21594,7 @@
         <w:keepNext/>
         <w:spacing w:after="140"/>
       </w:pPr>
-      <w:bookmarkStart w:id="27" w:name="_Toc244131033"/>
+      <w:bookmarkStart w:id="27" w:name="_Toc244134915"/>
       <w:r>
         <w:t>Preparare l'acciaio per armature</w:t>
       </w:r>
@@ -21630,7 +21630,7 @@
         <w:keepNext/>
         <w:spacing w:after="140"/>
       </w:pPr>
-      <w:bookmarkStart w:id="28" w:name="_Toc244131034"/>
+      <w:bookmarkStart w:id="28" w:name="_Toc244134916"/>
       <w:r>
         <w:t>Palo verticale</w:t>
       </w:r>
@@ -21642,7 +21642,7 @@
         <w:keepNext/>
         <w:spacing w:after="140"/>
       </w:pPr>
-      <w:bookmarkStart w:id="29" w:name="_Toc244131035"/>
+      <w:bookmarkStart w:id="29" w:name="_Toc244134917"/>
       <w:r>
         <w:t>Compilazione ordinata</w:t>
       </w:r>
@@ -21739,7 +21739,7 @@
         <w:keepNext/>
         <w:spacing w:after="140"/>
       </w:pPr>
-      <w:bookmarkStart w:id="30" w:name="_Toc244131036"/>
+      <w:bookmarkStart w:id="30" w:name="_Toc244134918"/>
       <w:r>
         <w:t>Coefficienti e gruppo di pali</w:t>
       </w:r>
@@ -21789,7 +21789,7 @@
         <w:keepNext/>
         <w:spacing w:after="140"/>
       </w:pPr>
-      <w:bookmarkStart w:id="31" w:name="_Toc244131037"/>
+      <w:bookmarkStart w:id="31" w:name="_Toc244134919"/>
       <w:r>
         <w:t>Leggere i risultati</w:t>
       </w:r>
@@ -21825,7 +21825,7 @@
         <w:keepNext/>
         <w:spacing w:after="140"/>
       </w:pPr>
-      <w:bookmarkStart w:id="32" w:name="_Toc244131038"/>
+      <w:bookmarkStart w:id="32" w:name="_Toc244134920"/>
       <w:r>
         <w:t>Esempio di controllo manuale</w:t>
       </w:r>
@@ -21916,7 +21916,7 @@
         <w:keepNext/>
         <w:spacing w:after="140"/>
       </w:pPr>
-      <w:bookmarkStart w:id="33" w:name="_Toc244131039"/>
+      <w:bookmarkStart w:id="33" w:name="_Toc244134921"/>
       <w:r>
         <w:t>Micropalo verticale</w:t>
       </w:r>
@@ -21928,7 +21928,7 @@
         <w:keepNext/>
         <w:spacing w:after="140"/>
       </w:pPr>
-      <w:bookmarkStart w:id="34" w:name="_Toc244131040"/>
+      <w:bookmarkStart w:id="34" w:name="_Toc244134922"/>
       <w:r>
         <w:t>Dati del bulbo e dell'iniezione</w:t>
       </w:r>
@@ -21986,7 +21986,7 @@
         <w:keepNext/>
         <w:spacing w:after="140"/>
       </w:pPr>
-      <w:bookmarkStart w:id="35" w:name="_Toc244131041"/>
+      <w:bookmarkStart w:id="35" w:name="_Toc244134923"/>
       <w:r>
         <w:t>Tubo e peso</w:t>
       </w:r>
@@ -22023,7 +22023,7 @@
         <w:keepNext/>
         <w:spacing w:after="140"/>
       </w:pPr>
-      <w:bookmarkStart w:id="36" w:name="_Toc244131042"/>
+      <w:bookmarkStart w:id="36" w:name="_Toc244134924"/>
       <w:r>
         <w:t>Pali e micropali caricati orizzontalmente</w:t>
       </w:r>
@@ -22035,7 +22035,7 @@
         <w:keepNext/>
         <w:spacing w:after="140"/>
       </w:pPr>
-      <w:bookmarkStart w:id="37" w:name="_Toc244131043"/>
+      <w:bookmarkStart w:id="37" w:name="_Toc244134925"/>
       <w:r>
         <w:t>Preparare un modello coerente</w:t>
       </w:r>
@@ -22106,7 +22106,7 @@
         <w:keepNext/>
         <w:spacing w:after="140"/>
       </w:pPr>
-      <w:bookmarkStart w:id="38" w:name="_Toc244131044"/>
+      <w:bookmarkStart w:id="38" w:name="_Toc244134926"/>
       <w:r>
         <w:t>Momento resistente del palo in calcestruzzo</w:t>
       </w:r>
@@ -22145,7 +22145,7 @@
         <w:keepNext/>
         <w:spacing w:after="140"/>
       </w:pPr>
-      <w:bookmarkStart w:id="39" w:name="_Toc244131045"/>
+      <w:bookmarkStart w:id="39" w:name="_Toc244134927"/>
       <w:r>
         <w:lastRenderedPageBreak/>
         <w:t>Sezione CHS del micropalo</w:t>
@@ -22174,7 +22174,7 @@
         <w:keepNext/>
         <w:spacing w:after="140"/>
       </w:pPr>
-      <w:bookmarkStart w:id="40" w:name="_Toc244131046"/>
+      <w:bookmarkStart w:id="40" w:name="_Toc244134928"/>
       <w:r>
         <w:t>Interpretare diagrammi e capacità</w:t>
       </w:r>
@@ -22213,7 +22213,7 @@
         <w:keepNext/>
         <w:spacing w:after="140"/>
       </w:pPr>
-      <w:bookmarkStart w:id="41" w:name="_Toc244131047"/>
+      <w:bookmarkStart w:id="41" w:name="_Toc244134929"/>
       <w:r>
         <w:t>Separare tubo e diametro geotecnico</w:t>
       </w:r>
@@ -22250,7 +22250,7 @@
         <w:keepNext/>
         <w:spacing w:after="140"/>
       </w:pPr>
-      <w:bookmarkStart w:id="42" w:name="_Toc244131048"/>
+      <w:bookmarkStart w:id="42" w:name="_Toc244134930"/>
       <w:r>
         <w:t>Sezione composta da ponte</w:t>
       </w:r>
@@ -22262,7 +22262,7 @@
         <w:keepNext/>
         <w:spacing w:after="140"/>
       </w:pPr>
-      <w:bookmarkStart w:id="43" w:name="_Toc244131049"/>
+      <w:bookmarkStart w:id="43" w:name="_Toc244134931"/>
       <w:r>
         <w:t>Definire la sezione locale</w:t>
       </w:r>
@@ -22309,7 +22309,7 @@
         <w:keepNext/>
         <w:spacing w:after="140"/>
       </w:pPr>
-      <w:bookmarkStart w:id="44" w:name="_Toc244131050"/>
+      <w:bookmarkStart w:id="44" w:name="_Toc244134932"/>
       <w:r>
         <w:t>Compilare la sezione con anima inclinata</w:t>
       </w:r>
@@ -22345,7 +22345,7 @@
           <w:noProof/>
         </w:rPr>
         <w:drawing>
-          <wp:inline distT="0" distB="0" distL="0" distR="0" wp14:anchorId="16FCEC25" wp14:editId="7FFBF85E">
+          <wp:inline distT="0" distB="0" distL="0" distR="0" wp14:anchorId="4C0A1776" wp14:editId="3A32F757">
             <wp:extent cx="6120000" cy="3677403"/>
             <wp:effectExtent l="0" t="0" r="0" b="0"/>
             <wp:docPr id="1" name="Picture 1" descr="H con anima inclinata e scostamento positivo di 300 mm"/>
@@ -22403,7 +22403,7 @@
         <w:keepNext/>
         <w:spacing w:after="140"/>
       </w:pPr>
-      <w:bookmarkStart w:id="45" w:name="_Toc244131051"/>
+      <w:bookmarkStart w:id="45" w:name="_Toc244134933"/>
       <w:r>
         <w:t>Compilare il cassoncino</w:t>
       </w:r>
@@ -22444,7 +22444,7 @@
           <w:noProof/>
         </w:rPr>
         <w:drawing>
-          <wp:inline distT="0" distB="0" distL="0" distR="0" wp14:anchorId="00741F72" wp14:editId="01E6FE1B">
+          <wp:inline distT="0" distB="0" distL="0" distR="0" wp14:anchorId="5047868B" wp14:editId="63015657">
             <wp:extent cx="6120000" cy="3677403"/>
             <wp:effectExtent l="0" t="0" r="0" b="0"/>
             <wp:docPr id="2" name="Picture 2" descr="Cassoncino con due anime inclinate e due piattabande superiori"/>
@@ -22505,7 +22505,7 @@
         <w:keepNext/>
         <w:spacing w:after="140"/>
       </w:pPr>
-      <w:bookmarkStart w:id="46" w:name="_Toc244131052"/>
+      <w:bookmarkStart w:id="46" w:name="_Toc244134934"/>
       <w:r>
         <w:t>Leggere le proprietà e riconoscere i limiti</w:t>
       </w:r>
@@ -22989,7 +22989,7 @@
         <w:keepNext/>
         <w:spacing w:after="140"/>
       </w:pPr>
-      <w:bookmarkStart w:id="47" w:name="_Toc244131053"/>
+      <w:bookmarkStart w:id="47" w:name="_Toc244134935"/>
       <w:r>
         <w:lastRenderedPageBreak/>
         <w:t>Scegliere consapevolmente il metodo</w:t>
@@ -23366,7 +23366,7 @@
         <w:keepNext/>
         <w:spacing w:after="140"/>
       </w:pPr>
-      <w:bookmarkStart w:id="48" w:name="_Toc244131054"/>
+      <w:bookmarkStart w:id="48" w:name="_Toc244134936"/>
       <w:r>
         <w:t>Costruire le fasi</w:t>
       </w:r>
@@ -23423,7 +23423,7 @@
         <w:keepNext/>
         <w:spacing w:after="140"/>
       </w:pPr>
-      <w:bookmarkStart w:id="49" w:name="_Toc244131055"/>
+      <w:bookmarkStart w:id="49" w:name="_Toc244134937"/>
       <w:r>
         <w:t>Leggere efficacia tensioni e controlli locali</w:t>
       </w:r>
@@ -23511,7 +23511,7 @@
         <w:keepNext/>
         <w:spacing w:after="140"/>
       </w:pPr>
-      <w:bookmarkStart w:id="50" w:name="_Toc244131056"/>
+      <w:bookmarkStart w:id="50" w:name="_Toc244134938"/>
       <w:r>
         <w:t>Torsione distorsione e diaframmi del cassoncino</w:t>
       </w:r>
@@ -23593,7 +23593,7 @@
           <w:noProof/>
         </w:rPr>
         <w:drawing>
-          <wp:inline distT="0" distB="0" distL="0" distR="0" wp14:anchorId="15AF134D" wp14:editId="78842681">
+          <wp:inline distT="0" distB="0" distL="0" distR="0" wp14:anchorId="455A2B43" wp14:editId="2F3A7325">
             <wp:extent cx="6120000" cy="3677403"/>
             <wp:effectExtent l="0" t="0" r="0" b="0"/>
             <wp:docPr id="3" name="Picture 3" descr="Riquadro delle verifiche a torsione del cassoncino"/>
@@ -23665,7 +23665,7 @@
         </w:rPr>
         <w:lastRenderedPageBreak/>
         <w:drawing>
-          <wp:inline distT="0" distB="0" distL="0" distR="0" wp14:anchorId="00C616E5" wp14:editId="4A68F9FA">
+          <wp:inline distT="0" distB="0" distL="0" distR="0" wp14:anchorId="7060290E" wp14:editId="3413FD64">
             <wp:extent cx="6120000" cy="3677403"/>
             <wp:effectExtent l="0" t="0" r="0" b="0"/>
             <wp:docPr id="4" name="Picture 4" descr="Flussi di torsione per fase nella scheda Verifiche"/>
@@ -23749,7 +23749,7 @@
         <w:keepNext/>
         <w:spacing w:after="140"/>
       </w:pPr>
-      <w:bookmarkStart w:id="51" w:name="_Toc244131057"/>
+      <w:bookmarkStart w:id="51" w:name="_Toc244134939"/>
       <w:r>
         <w:t>Curve di risposta</w:t>
       </w:r>
@@ -23804,7 +23804,7 @@
         <w:keepNext/>
         <w:spacing w:after="140"/>
       </w:pPr>
-      <w:bookmarkStart w:id="52" w:name="_Toc244131058"/>
+      <w:bookmarkStart w:id="52" w:name="_Toc244134940"/>
       <w:r>
         <w:t>Bridge Design</w:t>
       </w:r>
@@ -23832,7 +23832,7 @@
         <w:keepNext/>
         <w:spacing w:after="140"/>
       </w:pPr>
-      <w:bookmarkStart w:id="53" w:name="_Toc244131059"/>
+      <w:bookmarkStart w:id="53" w:name="_Toc244134941"/>
       <w:r>
         <w:t>Preparare i dati prima di aprire la ricerca</w:t>
       </w:r>
@@ -24513,7 +24513,7 @@
         <w:keepNext/>
         <w:spacing w:after="140"/>
       </w:pPr>
-      <w:bookmarkStart w:id="54" w:name="_Toc244131060"/>
+      <w:bookmarkStart w:id="54" w:name="_Toc244134942"/>
       <w:r>
         <w:t>Creare il progetto di riferimento</w:t>
       </w:r>
@@ -24613,7 +24613,7 @@
         <w:keepNext/>
         <w:spacing w:after="140"/>
       </w:pPr>
-      <w:bookmarkStart w:id="55" w:name="_Toc244131061"/>
+      <w:bookmarkStart w:id="55" w:name="_Toc244134943"/>
       <w:r>
         <w:t>Scegliere e cambiare prezzario</w:t>
       </w:r>
@@ -24703,7 +24703,7 @@
         <w:keepNext/>
         <w:spacing w:after="140"/>
       </w:pPr>
-      <w:bookmarkStart w:id="56" w:name="_Toc244131062"/>
+      <w:bookmarkStart w:id="56" w:name="_Toc244134944"/>
       <w:r>
         <w:t>Impostare il traffico del ponte</w:t>
       </w:r>
@@ -24740,7 +24740,7 @@
         <w:keepNext/>
         <w:spacing w:after="140"/>
       </w:pPr>
-      <w:bookmarkStart w:id="57" w:name="_Toc244131063"/>
+      <w:bookmarkStart w:id="57" w:name="_Toc244134945"/>
       <w:r>
         <w:t>Leggere sezioni spessori e lunghezze</w:t>
       </w:r>
@@ -24784,7 +24784,7 @@
         <w:keepNext/>
         <w:spacing w:after="140"/>
       </w:pPr>
-      <w:bookmarkStart w:id="58" w:name="_Toc244131064"/>
+      <w:bookmarkStart w:id="58" w:name="_Toc244134946"/>
       <w:r>
         <w:lastRenderedPageBreak/>
         <w:t>Scegliere obiettivo e costanti</w:t>
@@ -25474,7 +25474,7 @@
         <w:keepNext/>
         <w:spacing w:after="140"/>
       </w:pPr>
-      <w:bookmarkStart w:id="59" w:name="_Toc244131065"/>
+      <w:bookmarkStart w:id="59" w:name="_Toc244134947"/>
       <w:r>
         <w:t>Impostare range utili</w:t>
       </w:r>
@@ -25527,7 +25527,7 @@
         <w:keepNext/>
         <w:spacing w:after="140"/>
       </w:pPr>
-      <w:bookmarkStart w:id="60" w:name="_Toc244131066"/>
+      <w:bookmarkStart w:id="60" w:name="_Toc244134948"/>
       <w:r>
         <w:t>Avviare e leggere l’avanzamento</w:t>
       </w:r>
@@ -25563,7 +25563,7 @@
         <w:keepNext/>
         <w:spacing w:after="140"/>
       </w:pPr>
-      <w:bookmarkStart w:id="61" w:name="_Toc244131067"/>
+      <w:bookmarkStart w:id="61" w:name="_Toc244134949"/>
       <w:r>
         <w:t>Usare i grafici</w:t>
       </w:r>
@@ -25604,7 +25604,7 @@
           <w:noProof/>
         </w:rPr>
         <w:drawing>
-          <wp:inline distT="0" distB="0" distL="0" distR="0" wp14:anchorId="384ABACC" wp14:editId="25ECF449">
+          <wp:inline distT="0" distB="0" distL="0" distR="0" wp14:anchorId="7DECB02E" wp14:editId="7C2FC028">
             <wp:extent cx="6120000" cy="3519000"/>
             <wp:effectExtent l="0" t="0" r="0" b="0"/>
             <wp:docPr id="5" name="Picture 5" descr="Nuvola costo e CO₂ ricavata dai risultati riproducibili dell’esempio"/>
@@ -25667,7 +25667,7 @@
         </w:rPr>
         <w:lastRenderedPageBreak/>
         <w:drawing>
-          <wp:inline distT="0" distB="0" distL="0" distR="0" wp14:anchorId="0E6455A3" wp14:editId="3A35FBC6">
+          <wp:inline distT="0" distB="0" distL="0" distR="0" wp14:anchorId="4EEBAAA7" wp14:editId="41FEA6B4">
             <wp:extent cx="6120000" cy="3519000"/>
             <wp:effectExtent l="0" t="0" r="0" b="0"/>
             <wp:docPr id="6" name="Picture 6" descr="Variazione di altezza e costo durante l’enumerazione dell’esempio"/>
@@ -25717,7 +25717,7 @@
         <w:keepNext/>
         <w:spacing w:after="140"/>
       </w:pPr>
-      <w:bookmarkStart w:id="62" w:name="_Toc244131068"/>
+      <w:bookmarkStart w:id="62" w:name="_Toc244134950"/>
       <w:r>
         <w:t>Esempio guidato da centoventi metri</w:t>
       </w:r>
@@ -26457,7 +26457,7 @@
           <w:noProof/>
         </w:rPr>
         <w:drawing>
-          <wp:inline distT="0" distB="0" distL="0" distR="0" wp14:anchorId="44089F30" wp14:editId="19CFE07D">
+          <wp:inline distT="0" distB="0" distL="0" distR="0" wp14:anchorId="614E1FA8" wp14:editId="0D2148D3">
             <wp:extent cx="6120000" cy="2601000"/>
             <wp:effectExtent l="0" t="0" r="0" b="0"/>
             <wp:docPr id="7" name="Picture 7" descr="Differenze di costo fra il riferimento e alcuni scenari dell’esempio"/>
@@ -26527,7 +26527,7 @@
         <w:keepNext/>
         <w:spacing w:after="140"/>
       </w:pPr>
-      <w:bookmarkStart w:id="63" w:name="_Toc244131069"/>
+      <w:bookmarkStart w:id="63" w:name="_Toc244134951"/>
       <w:r>
         <w:t>Selezionare applicare e conservare le alternative</w:t>
       </w:r>
@@ -26571,7 +26571,7 @@
         <w:keepNext/>
         <w:spacing w:after="140"/>
       </w:pPr>
-      <w:bookmarkStart w:id="64" w:name="_Toc244131070"/>
+      <w:bookmarkStart w:id="64" w:name="_Toc244134952"/>
       <w:r>
         <w:t>Prezzi geotecnica e scenari da confrontare</w:t>
       </w:r>
@@ -26608,7 +26608,7 @@
         <w:keepNext/>
         <w:spacing w:after="140"/>
       </w:pPr>
-      <w:bookmarkStart w:id="65" w:name="_Toc244131071"/>
+      <w:bookmarkStart w:id="65" w:name="_Toc244134953"/>
       <w:r>
         <w:t>Usare le famiglie speciali</w:t>
       </w:r>
@@ -26652,7 +26652,7 @@
         <w:keepNext/>
         <w:spacing w:after="140"/>
       </w:pPr>
-      <w:bookmarkStart w:id="66" w:name="_Toc244131072"/>
+      <w:bookmarkStart w:id="66" w:name="_Toc244134954"/>
       <w:r>
         <w:t>Risolvere i messaggi più comuni</w:t>
       </w:r>
@@ -27560,7 +27560,7 @@
         <w:keepNext/>
         <w:spacing w:after="140"/>
       </w:pPr>
-      <w:bookmarkStart w:id="67" w:name="_Toc244131073"/>
+      <w:bookmarkStart w:id="67" w:name="_Toc244134955"/>
       <w:r>
         <w:t>Esportare un confronto leggibile</w:t>
       </w:r>
@@ -27588,7 +27588,7 @@
         <w:keepNext/>
         <w:spacing w:after="140"/>
       </w:pPr>
-      <w:bookmarkStart w:id="68" w:name="_Toc244131074"/>
+      <w:bookmarkStart w:id="68" w:name="_Toc244134956"/>
       <w:r>
         <w:t>Quanto fidarsi dei risultati</w:t>
       </w:r>
@@ -27625,7 +27625,7 @@
         <w:keepNext/>
         <w:spacing w:after="140"/>
       </w:pPr>
-      <w:bookmarkStart w:id="69" w:name="_Toc244131075"/>
+      <w:bookmarkStart w:id="69" w:name="_Toc244134957"/>
       <w:r>
         <w:t>Salvataggio e report</w:t>
       </w:r>
@@ -27637,7 +27637,7 @@
         <w:keepNext/>
         <w:spacing w:after="140"/>
       </w:pPr>
-      <w:bookmarkStart w:id="70" w:name="_Toc244131076"/>
+      <w:bookmarkStart w:id="70" w:name="_Toc244134958"/>
       <w:r>
         <w:t>Conservare dati modificabili</w:t>
       </w:r>
@@ -27665,7 +27665,7 @@
         <w:keepNext/>
         <w:spacing w:after="140"/>
       </w:pPr>
-      <w:bookmarkStart w:id="71" w:name="_Toc244131077"/>
+      <w:bookmarkStart w:id="71" w:name="_Toc244134959"/>
       <w:r>
         <w:t>Report del singolo foglio e del progetto</w:t>
       </w:r>
@@ -27709,7 +27709,7 @@
         <w:keepNext/>
         <w:spacing w:after="140"/>
       </w:pPr>
-      <w:bookmarkStart w:id="72" w:name="_Toc244131078"/>
+      <w:bookmarkStart w:id="72" w:name="_Toc244134960"/>
       <w:r>
         <w:t>Ricalcolo e proposte da applicare</w:t>
       </w:r>
@@ -27757,7 +27757,7 @@
         <w:keepNext/>
         <w:spacing w:after="140"/>
       </w:pPr>
-      <w:bookmarkStart w:id="73" w:name="_Toc244131079"/>
+      <w:bookmarkStart w:id="73" w:name="_Toc244134961"/>
       <w:r>
         <w:t>Conservare dati e risultati insieme</w:t>
       </w:r>
@@ -27785,7 +27785,7 @@
         <w:keepNext/>
         <w:spacing w:after="140"/>
       </w:pPr>
-      <w:bookmarkStart w:id="74" w:name="_Toc244131080"/>
+      <w:bookmarkStart w:id="74" w:name="_Toc244134962"/>
       <w:r>
         <w:t>Percorso completo per un primo progetto</w:t>
       </w:r>
@@ -27869,7 +27869,7 @@
         <w:keepNext/>
         <w:spacing w:after="140"/>
       </w:pPr>
-      <w:bookmarkStart w:id="75" w:name="_Toc244131081"/>
+      <w:bookmarkStart w:id="75" w:name="_Toc244134963"/>
       <w:r>
         <w:t>Problemi frequenti e controlli finali</w:t>
       </w:r>
@@ -28455,7 +28455,7 @@
         <w:keepNext/>
         <w:spacing w:after="140"/>
       </w:pPr>
-      <w:bookmarkStart w:id="76" w:name="_Toc244131082"/>
+      <w:bookmarkStart w:id="76" w:name="_Toc244134964"/>
       <w:r>
         <w:t>Riferimenti per approfondire</w:t>
       </w:r>
@@ -28479,7 +28479,7 @@
         <w:keepNext/>
         <w:spacing w:after="140"/>
       </w:pPr>
-      <w:bookmarkStart w:id="77" w:name="_Toc244131083"/>
+      <w:bookmarkStart w:id="77" w:name="_Toc244134965"/>
       <w:r>
         <w:t>Muri di sostegno con stratigrafie di monte e valle</w:t>
       </w:r>
@@ -28562,7 +28562,7 @@
         <w:keepNext/>
         <w:spacing w:after="140"/>
       </w:pPr>
-      <w:bookmarkStart w:id="78" w:name="_Toc244131084"/>
+      <w:bookmarkStart w:id="78" w:name="_Toc244134966"/>
       <w:r>
         <w:t>Materiali e copriferro del muro</w:t>
       </w:r>
@@ -28637,7 +28637,7 @@
         <w:keepNext/>
         <w:spacing w:after="140"/>
       </w:pPr>
-      <w:bookmarkStart w:id="79" w:name="_Toc244131085"/>
+      <w:bookmarkStart w:id="79" w:name="_Toc244134967"/>
       <w:r>
         <w:t>Avviare la verifica globale</w:t>
       </w:r>
@@ -28688,7 +28688,7 @@
         <w:keepNext/>
         <w:spacing w:after="140"/>
       </w:pPr>
-      <w:bookmarkStart w:id="80" w:name="_Toc244131086"/>
+      <w:bookmarkStart w:id="80" w:name="_Toc244134968"/>
       <w:r>
         <w:t>Inserire spessori e proprietà dei terreni</w:t>
       </w:r>
@@ -29409,7 +29409,7 @@
         </w:rPr>
         <w:lastRenderedPageBreak/>
         <w:drawing>
-          <wp:inline distT="0" distB="0" distL="0" distR="0" wp14:anchorId="56E3CC0A" wp14:editId="7C17710C">
+          <wp:inline distT="0" distB="0" distL="0" distR="0" wp14:anchorId="50F3837E" wp14:editId="2908657F">
             <wp:extent cx="6120000" cy="2570400"/>
             <wp:effectExtent l="0" t="0" r="0" b="0"/>
             <wp:docPr id="8" name="Picture 8" descr="Profilo dell’esempio stratificato con terreno sotto la fondazione e limiti di ricerca evidenziati in blu."/>
@@ -29467,7 +29467,7 @@
         <w:keepNext/>
         <w:spacing w:after="140"/>
       </w:pPr>
-      <w:bookmarkStart w:id="81" w:name="_Toc244131087"/>
+      <w:bookmarkStart w:id="81" w:name="_Toc244134969"/>
       <w:r>
         <w:t>Controllare rilievo falda sisma e ricerca</w:t>
       </w:r>
@@ -29512,7 +29512,7 @@
         <w:keepNext/>
         <w:spacing w:after="140"/>
       </w:pPr>
-      <w:bookmarkStart w:id="82" w:name="_Toc244131088"/>
+      <w:bookmarkStart w:id="82" w:name="_Toc244134970"/>
       <w:r>
         <w:t>Leggere il risultato e riprodurre l’esempio</w:t>
       </w:r>
@@ -29614,7 +29614,7 @@
         <w:keepNext/>
         <w:spacing w:after="140"/>
       </w:pPr>
-      <w:bookmarkStart w:id="83" w:name="_Toc244131089"/>
+      <w:bookmarkStart w:id="83" w:name="_Toc244134971"/>
       <w:r>
         <w:t>Esempio salvato e risultati ripercorribili</w:t>
       </w:r>
@@ -30070,7 +30070,7 @@
         </w:rPr>
         <w:lastRenderedPageBreak/>
         <w:drawing>
-          <wp:inline distT="0" distB="0" distL="0" distR="0" wp14:anchorId="2A58DC43" wp14:editId="2E06B668">
+          <wp:inline distT="0" distB="0" distL="0" distR="0" wp14:anchorId="422A821E" wp14:editId="73CE8F96">
             <wp:extent cx="6120000" cy="2570400"/>
             <wp:effectExtent l="0" t="0" r="0" b="0"/>
             <wp:docPr id="9" name="Picture 9" descr="Superficie della seconda combinazione: il tasso supera 1 e il cerchio è rosso. L’esempio conserva l’esito sfavorevole per mostrare la lettura della verifica."/>
@@ -30137,7 +30137,7 @@
         <w:keepNext/>
         <w:spacing w:after="140"/>
       </w:pPr>
-      <w:bookmarkStart w:id="84" w:name="_Toc244131090"/>
+      <w:bookmarkStart w:id="84" w:name="_Toc244134972"/>
       <w:r>
         <w:t>Portanza, cedimenti e armature dei muri: procedura</w:t>
       </w:r>
@@ -30157,7 +30157,7 @@
         <w:keepNext/>
         <w:spacing w:after="140"/>
       </w:pPr>
-      <w:bookmarkStart w:id="85" w:name="_Toc244131091"/>
+      <w:bookmarkStart w:id="85" w:name="_Toc244134973"/>
       <w:r>
         <w:t>Scegliere il controllo</w:t>
       </w:r>
@@ -30666,7 +30666,7 @@
         <w:keepNext/>
         <w:spacing w:after="140"/>
       </w:pPr>
-      <w:bookmarkStart w:id="86" w:name="_Toc244131092"/>
+      <w:bookmarkStart w:id="86" w:name="_Toc244134974"/>
       <w:r>
         <w:t>Procedura e lettura</w:t>
       </w:r>
@@ -30702,7 +30702,7 @@
         <w:keepNext/>
         <w:spacing w:after="140"/>
       </w:pPr>
-      <w:bookmarkStart w:id="87" w:name="_Toc244131093"/>
+      <w:bookmarkStart w:id="87" w:name="_Toc244134975"/>
       <w:r>
         <w:t>Dati della portanza sismica</w:t>
       </w:r>
@@ -30775,7 +30775,7 @@
         <w:keepNext/>
         <w:spacing w:after="140"/>
       </w:pPr>
-      <w:bookmarkStart w:id="88" w:name="_Toc244131094"/>
+      <w:bookmarkStart w:id="88" w:name="_Toc244134976"/>
       <w:r>
         <w:t>Dati dei cedimenti</w:t>
       </w:r>
@@ -30812,7 +30812,7 @@
         <w:keepNext/>
         <w:spacing w:after="140"/>
       </w:pPr>
-      <w:bookmarkStart w:id="89" w:name="_Toc244131095"/>
+      <w:bookmarkStart w:id="89" w:name="_Toc244134977"/>
       <w:r>
         <w:t>Importare una storia Newmark</w:t>
       </w:r>
@@ -30844,7 +30844,7 @@
         <w:keepNext/>
         <w:spacing w:after="140"/>
       </w:pPr>
-      <w:bookmarkStart w:id="90" w:name="_Toc244131096"/>
+      <w:bookmarkStart w:id="90" w:name="_Toc244134978"/>
       <w:r>
         <w:t>Disporre e proporre le armature</w:t>
       </w:r>
@@ -30894,7 +30894,7 @@
         <w:keepNext/>
         <w:spacing w:after="140"/>
       </w:pPr>
-      <w:bookmarkStart w:id="91" w:name="_Toc244131097"/>
+      <w:bookmarkStart w:id="91" w:name="_Toc244134979"/>
       <w:r>
         <w:t>Tavola delle armature e distinta ferri del muro</w:t>
       </w:r>
@@ -30946,7 +30946,7 @@
           <w:noProof/>
         </w:rPr>
         <w:drawing>
-          <wp:inline distT="0" distB="0" distL="0" distR="0" wp14:anchorId="529072DF" wp14:editId="0A93AC9B">
+          <wp:inline distT="0" distB="0" distL="0" distR="0" wp14:anchorId="566773C3" wp14:editId="59D0ECDC">
             <wp:extent cx="6120000" cy="4316786"/>
             <wp:effectExtent l="0" t="0" r="0" b="0"/>
             <wp:docPr id="10" name="Picture 10" descr="Esempio di distinta del muro con due zone di armatura e tratto di quattro metri"/>
@@ -31008,7 +31008,7 @@
         <w:keepNext/>
         <w:spacing w:after="140"/>
       </w:pPr>
-      <w:bookmarkStart w:id="92" w:name="_Toc244131098"/>
+      <w:bookmarkStart w:id="92" w:name="_Toc244134980"/>
       <w:r>
         <w:t>Efficienza orizzontale della palificata</w:t>
       </w:r>
@@ -31028,7 +31028,7 @@
         <w:keepNext/>
         <w:spacing w:after="140"/>
       </w:pPr>
-      <w:bookmarkStart w:id="93" w:name="_Toc244131099"/>
+      <w:bookmarkStart w:id="93" w:name="_Toc244134981"/>
       <w:r>
         <w:t>Apertura e geometria</w:t>
       </w:r>
@@ -31067,7 +31067,7 @@
         <w:keepNext/>
         <w:spacing w:after="140"/>
       </w:pPr>
-      <w:bookmarkStart w:id="94" w:name="_Toc244131100"/>
+      <w:bookmarkStart w:id="94" w:name="_Toc244134982"/>
       <w:r>
         <w:t>Metodo e applicabilità</w:t>
       </w:r>
@@ -31685,7 +31685,7 @@
         <w:keepNext/>
         <w:spacing w:after="140"/>
       </w:pPr>
-      <w:bookmarkStart w:id="95" w:name="_Toc244131101"/>
+      <w:bookmarkStart w:id="95" w:name="_Toc244134983"/>
       <w:r>
         <w:t>Risultati e confronto</w:t>
       </w:r>
@@ -31733,7 +31733,7 @@
         <w:keepNext/>
         <w:spacing w:after="140"/>
       </w:pPr>
-      <w:bookmarkStart w:id="96" w:name="_Toc244131102"/>
+      <w:bookmarkStart w:id="96" w:name="_Toc244134984"/>
       <w:r>
         <w:t>Risposta elastica del palo orizzontale</w:t>
       </w:r>
@@ -31753,7 +31753,7 @@
         <w:keepNext/>
         <w:spacing w:after="140"/>
       </w:pPr>
-      <w:bookmarkStart w:id="97" w:name="_Toc244131103"/>
+      <w:bookmarkStart w:id="97" w:name="_Toc244134985"/>
       <w:r>
         <w:t>Dati iniziali condivisi</w:t>
       </w:r>
@@ -31810,7 +31810,7 @@
         <w:keepNext/>
         <w:spacing w:after="140"/>
       </w:pPr>
-      <w:bookmarkStart w:id="98" w:name="_Toc244131104"/>
+      <w:bookmarkStart w:id="98" w:name="_Toc244134986"/>
       <w:r>
         <w:t>Parametri nella riga dello strato</w:t>
       </w:r>
@@ -31858,7 +31858,7 @@
         <w:keepNext/>
         <w:spacing w:after="140"/>
       </w:pPr>
-      <w:bookmarkStart w:id="99" w:name="_Toc244131105"/>
+      <w:bookmarkStart w:id="99" w:name="_Toc244134987"/>
       <w:r>
         <w:t>Sforzo normale e lettura dei diagrammi</w:t>
       </w:r>
@@ -31899,7 +31899,7 @@
         <w:keepNext/>
         <w:spacing w:after="140"/>
       </w:pPr>
-      <w:bookmarkStart w:id="100" w:name="_Toc244131106"/>
+      <w:bookmarkStart w:id="100" w:name="_Toc244134988"/>
       <w:r>
         <w:t>Materiali e parametri per strato</w:t>
       </w:r>
@@ -31967,7 +31967,7 @@
         <w:keepNext/>
         <w:spacing w:after="140"/>
       </w:pPr>
-      <w:bookmarkStart w:id="101" w:name="_Toc244131107"/>
+      <w:bookmarkStart w:id="101" w:name="_Toc244134989"/>
       <w:r>
         <w:t>Avanzamento e controlli da completare</w:t>
       </w:r>
@@ -32021,7 +32021,7 @@
         <w:keepNext/>
         <w:spacing w:after="140"/>
       </w:pPr>
-      <w:bookmarkStart w:id="102" w:name="_Toc244131108"/>
+      <w:bookmarkStart w:id="102" w:name="_Toc244134990"/>
       <w:r>
         <w:t>Tratti colorati e verificatore della sezione</w:t>
       </w:r>
@@ -32104,7 +32104,7 @@
         <w:keepNext/>
         <w:spacing w:after="140"/>
       </w:pPr>
-      <w:bookmarkStart w:id="103" w:name="_Toc244131109"/>
+      <w:bookmarkStart w:id="103" w:name="_Toc244134991"/>
       <w:r>
         <w:t>Approvazione delle ipotesi ed esito delle armature</w:t>
       </w:r>
@@ -32169,7 +32169,7 @@
         <w:keepNext/>
         <w:spacing w:after="140"/>
       </w:pPr>
-      <w:bookmarkStart w:id="104" w:name="_Toc244131110"/>
+      <w:bookmarkStart w:id="104" w:name="_Toc244134992"/>
       <w:r>
         <w:t>Controlli sismici della testa del palo</w:t>
       </w:r>
@@ -32254,7 +32254,7 @@
         <w:keepNext/>
         <w:spacing w:after="140"/>
       </w:pPr>
-      <w:bookmarkStart w:id="105" w:name="_Toc244131111"/>
+      <w:bookmarkStart w:id="105" w:name="_Toc244134993"/>
       <w:r>
         <w:t>Ricalcolo delle sollecitazioni e delle resistenze</w:t>
       </w:r>
@@ -32277,7 +32277,7 @@
         <w:keepNext/>
         <w:spacing w:after="140"/>
       </w:pPr>
-      <w:bookmarkStart w:id="106" w:name="_Toc244131112"/>
+      <w:bookmarkStart w:id="106" w:name="_Toc244134994"/>
       <w:r>
         <w:t>Tratti e verifica delle sezioni</w:t>
       </w:r>
@@ -32326,7 +32326,7 @@
         <w:keepNext/>
         <w:spacing w:after="140"/>
       </w:pPr>
-      <w:bookmarkStart w:id="107" w:name="_Toc244131113"/>
+      <w:bookmarkStart w:id="107" w:name="_Toc244134995"/>
       <w:r>
         <w:t>Proposte e vista delle armature</w:t>
       </w:r>
@@ -32423,7 +32423,7 @@
         <w:keepNext/>
         <w:spacing w:after="140"/>
       </w:pPr>
-      <w:bookmarkStart w:id="108" w:name="_Toc244131114"/>
+      <w:bookmarkStart w:id="108" w:name="_Toc244134996"/>
       <w:r>
         <w:t>Esempio riproducibile e limiti</w:t>
       </w:r>
@@ -32455,7 +32455,7 @@
         <w:keepNext/>
         <w:spacing w:after="140"/>
       </w:pPr>
-      <w:bookmarkStart w:id="109" w:name="_Toc244131115"/>
+      <w:bookmarkStart w:id="109" w:name="_Toc244134997"/>
       <w:r>
         <w:t>Wiki e centro della conoscenza</w:t>
       </w:r>
@@ -32467,7 +32467,7 @@
         <w:keepNext/>
         <w:spacing w:after="140"/>
       </w:pPr>
-      <w:bookmarkStart w:id="110" w:name="_Toc244131116"/>
+      <w:bookmarkStart w:id="110" w:name="_Toc244134998"/>
       <w:r>
         <w:t>Wiki del modulo e aiuti sui singoli dati</w:t>
       </w:r>
@@ -32495,7 +32495,7 @@
         <w:keepNext/>
         <w:spacing w:after="140"/>
       </w:pPr>
-      <w:bookmarkStart w:id="111" w:name="_Toc244131117"/>
+      <w:bookmarkStart w:id="111" w:name="_Toc244134999"/>
       <w:r>
         <w:t>Consultare la nuova biblioteca tecnica</w:t>
       </w:r>
@@ -32515,7 +32515,7 @@
         <w:keepNext/>
         <w:spacing w:after="140"/>
       </w:pPr>
-      <w:bookmarkStart w:id="112" w:name="_Toc244131118"/>
+      <w:bookmarkStart w:id="112" w:name="_Toc244135000"/>
       <w:r>
         <w:t>Engineering Handbook</w:t>
       </w:r>
@@ -32574,7 +32574,7 @@
         <w:keepNext/>
         <w:spacing w:after="140"/>
       </w:pPr>
-      <w:bookmarkStart w:id="113" w:name="_Toc244131119"/>
+      <w:bookmarkStart w:id="113" w:name="_Toc244135001"/>
       <w:r>
         <w:t>Cercare e scegliere un percorso</w:t>
       </w:r>
@@ -32594,7 +32594,7 @@
         <w:keepNext/>
         <w:spacing w:after="140"/>
       </w:pPr>
-      <w:bookmarkStart w:id="114" w:name="_Toc244131120"/>
+      <w:bookmarkStart w:id="114" w:name="_Toc244135002"/>
       <w:r>
         <w:t>Leggere e riprendere</w:t>
       </w:r>
@@ -32622,7 +32622,7 @@
         <w:keepNext/>
         <w:spacing w:after="140"/>
       </w:pPr>
-      <w:bookmarkStart w:id="115" w:name="_Toc244131121"/>
+      <w:bookmarkStart w:id="115" w:name="_Toc244135003"/>
       <w:r>
         <w:t>Passare dalla teoria al calcolo</w:t>
       </w:r>
@@ -32659,7 +32659,7 @@
         <w:keepNext/>
         <w:spacing w:after="140"/>
       </w:pPr>
-      <w:bookmarkStart w:id="116" w:name="_Toc244131122"/>
+      <w:bookmarkStart w:id="116" w:name="_Toc244135004"/>
       <w:r>
         <w:t>Progetti e problemi frequenti</w:t>
       </w:r>
@@ -32679,7 +32679,7 @@
         <w:keepNext/>
         <w:spacing w:after="140"/>
       </w:pPr>
-      <w:bookmarkStart w:id="117" w:name="_Toc244131123"/>
+      <w:bookmarkStart w:id="117" w:name="_Toc244135005"/>
       <w:r>
         <w:t>Modulo Sezione in c.a.</w:t>
       </w:r>
@@ -32691,7 +32691,7 @@
         <w:keepNext/>
         <w:spacing w:after="140"/>
       </w:pPr>
-      <w:bookmarkStart w:id="118" w:name="_Toc244131124"/>
+      <w:bookmarkStart w:id="118" w:name="_Toc244135006"/>
       <w:r>
         <w:t>Controllare norma e dati ereditati</w:t>
       </w:r>
@@ -32730,7 +32730,7 @@
         <w:keepNext/>
         <w:spacing w:after="140"/>
       </w:pPr>
-      <w:bookmarkStart w:id="119" w:name="_Toc244131125"/>
+      <w:bookmarkStart w:id="119" w:name="_Toc244135007"/>
       <w:r>
         <w:t>A cosa serve e quando usarlo</w:t>
       </w:r>
@@ -32762,7 +32762,7 @@
         <w:keepNext/>
         <w:spacing w:after="140"/>
       </w:pPr>
-      <w:bookmarkStart w:id="120" w:name="_Toc244131126"/>
+      <w:bookmarkStart w:id="120" w:name="_Toc244135008"/>
       <w:r>
         <w:t>Salvataggio e riapertura della sezione</w:t>
       </w:r>
@@ -32790,7 +32790,7 @@
         <w:keepNext/>
         <w:spacing w:after="140"/>
       </w:pPr>
-      <w:bookmarkStart w:id="121" w:name="_Toc244131127"/>
+      <w:bookmarkStart w:id="121" w:name="_Toc244135009"/>
       <w:r>
         <w:t>Wizard delle tipologie e delle armature</w:t>
       </w:r>
@@ -33600,7 +33600,7 @@
         <w:keepNext/>
         <w:spacing w:after="140"/>
       </w:pPr>
-      <w:bookmarkStart w:id="122" w:name="_Toc244131128"/>
+      <w:bookmarkStart w:id="122" w:name="_Toc244135010"/>
       <w:r>
         <w:t>Armature della capsula</w:t>
       </w:r>
@@ -33679,7 +33679,7 @@
         <w:keepNext/>
         <w:spacing w:after="140"/>
       </w:pPr>
-      <w:bookmarkStart w:id="123" w:name="_Toc244131129"/>
+      <w:bookmarkStart w:id="123" w:name="_Toc244135011"/>
       <w:r>
         <w:t>Input geometria e unità</w:t>
       </w:r>
@@ -34274,7 +34274,7 @@
         <w:keepNext/>
         <w:spacing w:after="140"/>
       </w:pPr>
-      <w:bookmarkStart w:id="124" w:name="_Toc244131130"/>
+      <w:bookmarkStart w:id="124" w:name="_Toc244135012"/>
       <w:r>
         <w:t>Input materiali armature e default</w:t>
       </w:r>
@@ -34311,7 +34311,7 @@
         <w:keepNext/>
         <w:spacing w:after="140"/>
       </w:pPr>
-      <w:bookmarkStart w:id="125" w:name="_Toc244131131"/>
+      <w:bookmarkStart w:id="125" w:name="_Toc244135013"/>
       <w:r>
         <w:t>Input azioni e convenzioni</w:t>
       </w:r>
@@ -34339,7 +34339,7 @@
         <w:keepNext/>
         <w:spacing w:after="140"/>
       </w:pPr>
-      <w:bookmarkStart w:id="126" w:name="_Toc244131132"/>
+      <w:bookmarkStart w:id="126" w:name="_Toc244135014"/>
       <w:r>
         <w:t>Descrizione del calcolo</w:t>
       </w:r>
@@ -34367,7 +34367,7 @@
         <w:keepNext/>
         <w:spacing w:after="140"/>
       </w:pPr>
-      <w:bookmarkStart w:id="127" w:name="_Toc244131133"/>
+      <w:bookmarkStart w:id="127" w:name="_Toc244135015"/>
       <w:r>
         <w:t>Output e lettura dei risultati</w:t>
       </w:r>
@@ -34963,7 +34963,7 @@
         <w:keepNext/>
         <w:spacing w:after="140"/>
       </w:pPr>
-      <w:bookmarkStart w:id="128" w:name="_Toc244131134"/>
+      <w:bookmarkStart w:id="128" w:name="_Toc244135016"/>
       <w:r>
         <w:t>Warning e problemi frequenti</w:t>
       </w:r>
@@ -35001,7 +35001,7 @@
         <w:keepNext/>
         <w:spacing w:after="140"/>
       </w:pPr>
-      <w:bookmarkStart w:id="129" w:name="_Toc244131135"/>
+      <w:bookmarkStart w:id="129" w:name="_Toc244135017"/>
       <w:r>
         <w:t>Esempio completo dalla Wiki</w:t>
       </w:r>
@@ -35084,7 +35084,7 @@
         <w:keepNext/>
         <w:spacing w:after="140"/>
       </w:pPr>
-      <w:bookmarkStart w:id="130" w:name="_Toc244131136"/>
+      <w:bookmarkStart w:id="130" w:name="_Toc244135018"/>
       <w:r>
         <w:t>Teoria collegata e riepilogo</w:t>
       </w:r>
@@ -35112,7 +35112,7 @@
         <w:keepNext/>
         <w:spacing w:after="140"/>
       </w:pPr>
-      <w:bookmarkStart w:id="131" w:name="_Toc244131137"/>
+      <w:bookmarkStart w:id="131" w:name="_Toc244135019"/>
       <w:r>
         <w:t>Domini tridimensionali e bidimensionali</w:t>
       </w:r>
@@ -35175,6 +35175,23 @@
       </w:pPr>
       <w:r>
         <w:t>I documenti precedenti mantengono i gruppi Plastico ed Elastico fino alla conversione esplicita delle sollecitazioni. In quei documenti le chiavi interne SLU e SLV indicavano tali gruppi: non assegnavano automaticamente uno stato limite sismico.</w:t>
+      </w:r>
+    </w:p>
+    <w:p>
+      <w:pPr>
+        <w:spacing w:after="140"/>
+      </w:pPr>
+      <w:r>
+        <w:t xml:space="preserve">Nella </w:t>
+      </w:r>
+      <w:r>
+        <w:rPr>
+          <w:b/>
+        </w:rPr>
+        <w:t>Scala del dominio 3D</w:t>
+      </w:r>
+      <w:r>
+        <w:t xml:space="preserve"> i fattori N, MX e MY sono adimensionali e hanno l'unità «−», come gli altri fattori adimensionali del foglio; il cambiamento riguarda solo la presentazione.</w:t>
       </w:r>
     </w:p>
     <w:p>
@@ -35183,8 +35200,9 @@
         <w:keepNext/>
         <w:spacing w:after="140"/>
       </w:pPr>
-      <w:bookmarkStart w:id="132" w:name="_Toc244131138"/>
-      <w:r>
+      <w:bookmarkStart w:id="132" w:name="_Toc244135020"/>
+      <w:r>
+        <w:lastRenderedPageBreak/>
         <w:t>Tensioni e fessurazione</w:t>
       </w:r>
       <w:bookmarkEnd w:id="132"/>
@@ -35194,11 +35212,7 @@
         <w:spacing w:after="140"/>
       </w:pPr>
       <w:r>
-        <w:t xml:space="preserve">Aprire la scheda dedicata, scegliere la combinazione e leggere prima lo stato tensionale: zona compressa, barre tese, tensione massima, asse neutro e deformazioni. Le </w:t>
-      </w:r>
-      <w:r>
-        <w:lastRenderedPageBreak/>
-        <w:t>deformazioni a video possono essere in per mille; i coefficienti di curvatura hanno un'altra dimensione. Non confrontare i due numeri senza conversione.</w:t>
+        <w:t>Aprire la scheda dedicata, scegliere la combinazione e leggere prima lo stato tensionale: zona compressa, barre tese, tensione massima, asse neutro e deformazioni. Le deformazioni a video possono essere in per mille; i coefficienti di curvatura hanno un'altra dimensione. Non confrontare i due numeri senza conversione.</w:t>
       </w:r>
     </w:p>
     <w:p>
@@ -35226,7 +35240,7 @@
         <w:keepNext/>
         <w:spacing w:after="140"/>
       </w:pPr>
-      <w:bookmarkStart w:id="133" w:name="_Toc244131139"/>
+      <w:bookmarkStart w:id="133" w:name="_Toc244135021"/>
       <w:r>
         <w:t>Taglio torsione e dettagli</w:t>
       </w:r>
@@ -35265,8 +35279,9 @@
         <w:keepNext/>
         <w:spacing w:after="140"/>
       </w:pPr>
-      <w:bookmarkStart w:id="134" w:name="_Toc244131140"/>
-      <w:r>
+      <w:bookmarkStart w:id="134" w:name="_Toc244135022"/>
+      <w:r>
+        <w:lastRenderedPageBreak/>
         <w:t>Curva momento curvatura e aggiornamento</w:t>
       </w:r>
       <w:bookmarkEnd w:id="134"/>
@@ -35285,11 +35300,7 @@
         <w:t>χ</w:t>
       </w:r>
       <w:r>
-        <w:t xml:space="preserve"> si avvia con il proprio comando. Assegnare N, direzione del momento, numero di passi e distribuzione dei punti. Il campo «CLS teso nelle risposte», Trascurato </w:t>
-      </w:r>
-      <w:r>
-        <w:lastRenderedPageBreak/>
-        <w:t xml:space="preserve">oppure Tension stiffening, riguarda solo i punti della curva: punto limite e verifiche non lo usano. Con Tension stiffening la sezione resta interamente reagente finché il calcestruzzo non si fessura; dopo, il calcestruzzo teso non lavora e le barre tese dell'area efficace di fessurazione seguono il modello del tirante, con </w:t>
+        <w:t xml:space="preserve"> si avvia con il proprio comando. Assegnare N, direzione del momento, numero di passi e distribuzione dei punti. Il campo «CLS teso nelle risposte», Trascurato oppure Tension stiffening, riguarda solo i punti della curva: punto limite e verifiche non lo usano. Con Tension stiffening la sezione resta interamente reagente finché il calcestruzzo non si fessura; dopo, il calcestruzzo teso non lavora e le barre tese dell'area efficace di fessurazione seguono il modello del tirante, con </w:t>
       </w:r>
       <w:r>
         <w:rPr>
@@ -35343,7 +35354,7 @@
         <w:keepNext/>
         <w:spacing w:after="140"/>
       </w:pPr>
-      <w:bookmarkStart w:id="135" w:name="_Toc244131141"/>
+      <w:bookmarkStart w:id="135" w:name="_Toc244135023"/>
       <w:r>
         <w:t>Colonna modello: dati e calcolo</w:t>
       </w:r>
@@ -35362,6 +35373,7 @@
         <w:spacing w:after="140"/>
       </w:pPr>
       <w:r>
+        <w:lastRenderedPageBreak/>
         <w:t xml:space="preserve">Nel riquadro Dati della colonna assegnare </w:t>
       </w:r>
       <w:r>
@@ -35423,11 +35435,7 @@
         <w:t>θ</w:t>
       </w:r>
       <w:r>
-        <w:t xml:space="preserve"> e senza </w:t>
-      </w:r>
-      <w:r>
-        <w:lastRenderedPageBreak/>
-        <w:t xml:space="preserve">imperfezione; per un elemento controventato con momenti d'estremità diversi assegnare il momento equivalente M0e di EN 1992-1-1 (5.32) e verificare a parte M02 all'estremità. Con il campo vuoto la scheda calcola la sola capacità. </w:t>
+        <w:t xml:space="preserve"> e senza imperfezione; per un elemento controventato con momenti d'estremità diversi assegnare il momento equivalente M0e di EN 1992-1-1 (5.32) e verificare a parte M02 all'estremità. Con il campo vuoto la scheda calcola la sola capacità. </w:t>
       </w:r>
       <w:r>
         <w:rPr>
@@ -35648,7 +35656,11 @@
         <w:t xml:space="preserve"> abbandona il calcolo in corso senza pubblicare risultati parziali. Ogni modifica dei dati del foglio o della scheda cancella il risultato e chiede di ricalcolare la colonna. La scheda usa sempre il dominio plastico con il calcestruzzo teso trascurato, qualunque sia il criterio scelto nelle verifiche, e non tratta i trefoli. È disponibile con NTC 2018, CNR-DT 200, EN 1992-1-1 con i valori raccomandati e UNI EN 1992-1-1 con l'appendice nazionale del DM 31/07/2012, per sezioni di calcestruzzo ordinario con ba</w:t>
       </w:r>
       <w:r>
-        <w:t>rre. Sono rifiutati N di trazione, una compressione oltre la resistenza a compressione centrata NRd,c e un momento trasversale oltre il limite ammesso, che compare quando la sezione non è simmetrica rispetto al piano di flessione: scegliere allora una direzione principale. Nelle revisioni in sola lettura i dati si consultano, ma il calcolo non è disponibile.</w:t>
+        <w:t xml:space="preserve">rre. Sono rifiutati N di trazione, una compressione oltre la resistenza a compressione centrata NRd,c e un momento trasversale oltre il limite ammesso, che compare quando la sezione non è simmetrica rispetto al piano di flessione: scegliere </w:t>
+      </w:r>
+      <w:r>
+        <w:lastRenderedPageBreak/>
+        <w:t>allora una direzione principale. Nelle revisioni in sola lettura i dati si consultano, ma il calcolo non è disponibile.</w:t>
       </w:r>
     </w:p>
     <w:p>
@@ -35657,9 +35669,8 @@
         <w:keepNext/>
         <w:spacing w:after="140"/>
       </w:pPr>
-      <w:bookmarkStart w:id="136" w:name="_Toc244131142"/>
-      <w:r>
-        <w:lastRenderedPageBreak/>
+      <w:bookmarkStart w:id="136" w:name="_Toc244135024"/>
+      <w:r>
         <w:t>Colonna modello: risultati, CSV e relazione</w:t>
       </w:r>
       <w:bookmarkEnd w:id="136"/>
@@ -35819,7 +35830,7 @@
         <w:keepNext/>
         <w:spacing w:after="140"/>
       </w:pPr>
-      <w:bookmarkStart w:id="137" w:name="_Toc244131143"/>
+      <w:bookmarkStart w:id="137" w:name="_Toc244135025"/>
       <w:r>
         <w:t>Importare ed esportare le azioni</w:t>
       </w:r>
@@ -35838,11 +35849,11 @@
         <w:spacing w:after="140"/>
       </w:pPr>
       <w:r>
-        <w:t xml:space="preserve">Il comando Template Excel salva una cartella con il foglio Azioni. Le intestazioni sono, nell’ordine: Elemento, Nome combo, Stato limite, N [kN], Vx [kN], Vy [kN], T [kNm], Mx [kNm], My [kNm]. Elemento è facoltativo: vuoto significa il contesto del foglio corrente. Se indicato, conserva il riferimento dell’elemento nelle tabelle e nei report; non cambia </w:t>
-      </w:r>
-      <w:r>
         <w:lastRenderedPageBreak/>
-        <w:t>automaticamente geometria o sezione. Tutte le righe dell’elenco sono verificate con la sezione del foglio. Combinazioni con lo stesso nome e riferimenti elemento diversi restano righe distinte.</w:t>
+        <w:t>Il comando Template Excel salva una cartella con il foglio Azioni. Le intestazioni sono, nell’ordine: Elemento, Nome combo, Stato limite, N [kN], Vx [kN], Vy [kN], T [kNm], Mx [kNm], My [kNm]. Elemento è facoltativo: vuoto significa il contesto del foglio corrente. Se indicato, conserva il riferimento dell’elemento nelle tabelle e nei report; non cambia automaticamente geometria o sezione. Tutte le righe dell’elenco sono verificate con la sezione del foglio. Combinazioni con lo stesso nome e riferimenti ele</w:t>
+      </w:r>
+      <w:r>
+        <w:t>mento diversi restano righe distinte.</w:t>
       </w:r>
     </w:p>
     <w:p>
@@ -35899,8 +35910,9 @@
         <w:keepNext/>
         <w:spacing w:after="140"/>
       </w:pPr>
-      <w:bookmarkStart w:id="138" w:name="_Toc244131144"/>
-      <w:r>
+      <w:bookmarkStart w:id="138" w:name="_Toc244135026"/>
+      <w:r>
+        <w:lastRenderedPageBreak/>
         <w:t>Report short della sezione in calcestruzzo armato</w:t>
       </w:r>
       <w:bookmarkEnd w:id="138"/>
@@ -35918,7 +35930,6 @@
         <w:spacing w:after="140"/>
       </w:pPr>
       <w:r>
-        <w:lastRenderedPageBreak/>
         <w:t>La prima pagina raccoglie geometria, coordinate delle armature o definizione degli anelli regolari, staffe, materiali, coefficienti e opzioni di calcolo. La seconda contiene una combinazione governante per ciascuna verifica: SLU N–Mx–My, SLV N–Mx–My, taglio, tensioni rara, fessurazione frequente, tensioni quasi permanente e fessurazione quasi permanente. Azioni, resistenze o limiti, tasso ed esito sono racchiusi in due tabelle.</w:t>
       </w:r>
     </w:p>
@@ -35944,7 +35955,7 @@
         <w:keepNext/>
         <w:spacing w:after="140"/>
       </w:pPr>
-      <w:bookmarkStart w:id="139" w:name="_Toc244131145"/>
+      <w:bookmarkStart w:id="139" w:name="_Toc244135027"/>
       <w:r>
         <w:t>Leggere asse neutro, mappe e report</w:t>
       </w:r>
@@ -35997,8 +36008,9 @@
         <w:keepNext/>
         <w:spacing w:after="140"/>
       </w:pPr>
-      <w:bookmarkStart w:id="140" w:name="_Toc244131146"/>
-      <w:r>
+      <w:bookmarkStart w:id="140" w:name="_Toc244135028"/>
+      <w:r>
+        <w:lastRenderedPageBreak/>
         <w:t>Interpretazione dei risultati e controlli indipendenti</w:t>
       </w:r>
       <w:bookmarkEnd w:id="140"/>
@@ -36017,9 +36029,8 @@
         <w:keepNext/>
         <w:spacing w:after="140"/>
       </w:pPr>
-      <w:bookmarkStart w:id="141" w:name="_Toc244131147"/>
-      <w:r>
-        <w:lastRenderedPageBreak/>
+      <w:bookmarkStart w:id="141" w:name="_Toc244135029"/>
+      <w:r>
         <w:t>Dalla domanda alla capacità</w:t>
       </w:r>
       <w:bookmarkEnd w:id="141"/>
@@ -36038,7 +36049,7 @@
         <w:keepNext/>
         <w:spacing w:after="140"/>
       </w:pPr>
-      <w:bookmarkStart w:id="142" w:name="_Toc244131148"/>
+      <w:bookmarkStart w:id="142" w:name="_Toc244135030"/>
       <w:r>
         <w:t>Controllo numerico e fisico</w:t>
       </w:r>
@@ -36058,7 +36069,7 @@
         <w:keepNext/>
         <w:spacing w:after="140"/>
       </w:pPr>
-      <w:bookmarkStart w:id="143" w:name="_Toc244131149"/>
+      <w:bookmarkStart w:id="143" w:name="_Toc244135031"/>
       <w:r>
         <w:t>Archiviazione</w:t>
       </w:r>
@@ -36078,7 +36089,7 @@
         <w:keepNext/>
         <w:spacing w:after="140"/>
       </w:pPr>
-      <w:bookmarkStart w:id="144" w:name="_Toc244131150"/>
+      <w:bookmarkStart w:id="144" w:name="_Toc244135032"/>
       <w:r>
         <w:t>Tutorial dal modello Beam alla verifica di sezione</w:t>
       </w:r>
@@ -36098,7 +36109,7 @@
         <w:keepNext/>
         <w:spacing w:after="140"/>
       </w:pPr>
-      <w:bookmarkStart w:id="145" w:name="_Toc244131151"/>
+      <w:bookmarkStart w:id="145" w:name="_Toc244135033"/>
       <w:r>
         <w:t>Capisci e controlla</w:t>
       </w:r>
@@ -36118,7 +36129,7 @@
         <w:keepNext/>
         <w:spacing w:after="140"/>
       </w:pPr>
-      <w:bookmarkStart w:id="146" w:name="_Toc244131152"/>
+      <w:bookmarkStart w:id="146" w:name="_Toc244135034"/>
       <w:r>
         <w:t>Calcola e modifica</w:t>
       </w:r>
@@ -36138,8 +36149,9 @@
         <w:keepNext/>
         <w:spacing w:after="140"/>
       </w:pPr>
-      <w:bookmarkStart w:id="147" w:name="_Toc244131153"/>
-      <w:r>
+      <w:bookmarkStart w:id="147" w:name="_Toc244135035"/>
+      <w:r>
+        <w:lastRenderedPageBreak/>
         <w:t>Osserva e archivia</w:t>
       </w:r>
       <w:bookmarkEnd w:id="147"/>
@@ -36158,9 +36170,8 @@
         <w:keepNext/>
         <w:spacing w:after="140"/>
       </w:pPr>
-      <w:bookmarkStart w:id="148" w:name="_Toc244131154"/>
-      <w:r>
-        <w:lastRenderedPageBreak/>
+      <w:bookmarkStart w:id="148" w:name="_Toc244135036"/>
+      <w:r>
         <w:t>Fondazioni superficiali</w:t>
       </w:r>
       <w:bookmarkEnd w:id="148"/>
@@ -36190,7 +36201,7 @@
         <w:keepNext/>
         <w:spacing w:after="140"/>
       </w:pPr>
-      <w:bookmarkStart w:id="149" w:name="_Toc244131155"/>
+      <w:bookmarkStart w:id="149" w:name="_Toc244135037"/>
       <w:r>
         <w:t>Preparazione e scelta del metodo</w:t>
       </w:r>
@@ -36218,7 +36229,7 @@
         <w:keepNext/>
         <w:spacing w:after="140"/>
       </w:pPr>
-      <w:bookmarkStart w:id="150" w:name="_Toc244131156"/>
+      <w:bookmarkStart w:id="150" w:name="_Toc244135038"/>
       <w:r>
         <w:t>Geometria terreno falda e azioni</w:t>
       </w:r>
@@ -36255,6 +36266,7 @@
         <w:spacing w:after="140"/>
       </w:pPr>
       <w:r>
+        <w:lastRenderedPageBreak/>
         <w:t xml:space="preserve">La tabella usa la gestione degli strati del palo a portanza verticale: sondaggi selezionabili, aggiunta e rimozione degli strati, colori, spessore in metri, tipologia Granulare o Coesivo, </w:t>
       </w:r>
       <w:r>
@@ -36309,11 +36321,7 @@
         <w:t>γ</w:t>
       </w:r>
       <w:r>
-        <w:t xml:space="preserve"> dello stesso strato, come nel palo verticale; non equivale a un valore saturo misurato. Assegnarlo quando disponibile. La tipologia non </w:t>
-      </w:r>
-      <w:r>
-        <w:lastRenderedPageBreak/>
-        <w:t>converte automaticamente c</w:t>
+        <w:t xml:space="preserve"> dello stesso strato, come nel palo verticale; non equivale a un valore saturo misurato. Assegnarlo quando disponibile. La tipologia non converte automaticamente c</w:t>
       </w:r>
       <w:r>
         <w:rPr>
@@ -36381,7 +36389,7 @@
         <w:keepNext/>
         <w:spacing w:after="140"/>
       </w:pPr>
-      <w:bookmarkStart w:id="151" w:name="_Toc244131157"/>
+      <w:bookmarkStart w:id="151" w:name="_Toc244135039"/>
       <w:r>
         <w:t>Lettura delle viste grafiche</w:t>
       </w:r>
@@ -36427,6 +36435,7 @@
         <w:spacing w:after="140"/>
       </w:pPr>
       <w:r>
+        <w:lastRenderedPageBreak/>
         <w:t>Tensioni mostra la mappa in kPa, i valori ai vertici, minimo e massimo; il puntatore legge il campione più vicino. Andamenti presenta due tagli passanti per la risultante. Sono pressioni efficaci nel drenato e totali nel non drenato, coerenti con N assegnato. Il modello convenzionale è affine senza trazione: rappresenta l'equilibrio del contatto, non calcola cedimenti. Il confronto di portanza usa N/A</w:t>
       </w:r>
       <w:r>
@@ -36444,7 +36453,6 @@
         <w:spacing w:after="140"/>
       </w:pPr>
       <w:r>
-        <w:lastRenderedPageBreak/>
         <w:t>Rottura mostra un riferimento di Prandtl per striscia su terreno privo di peso, con cuneo e ventagli logaritmici nelle sezioni X e Y. È uno schema illustrativo; non è la superficie critica calcolata per il metodo selezionato, non descrive una rottura tridimensionale e non determina profondità o estensione dell'indagine.</w:t>
       </w:r>
     </w:p>
@@ -36480,7 +36488,7 @@
         <w:keepNext/>
         <w:spacing w:after="140"/>
       </w:pPr>
-      <w:bookmarkStart w:id="152" w:name="_Toc244131158"/>
+      <w:bookmarkStart w:id="152" w:name="_Toc244135040"/>
       <w:r>
         <w:t>Esempio verificato e lettura dei risultati</w:t>
       </w:r>
@@ -37176,8 +37184,9 @@
         <w:keepNext/>
         <w:spacing w:after="140"/>
       </w:pPr>
-      <w:bookmarkStart w:id="153" w:name="_Toc244131159"/>
-      <w:r>
+      <w:bookmarkStart w:id="153" w:name="_Toc244135041"/>
+      <w:r>
+        <w:lastRenderedPageBreak/>
         <w:t>Salvataggio errori e report</w:t>
       </w:r>
       <w:bookmarkEnd w:id="153"/>
@@ -37187,11 +37196,7 @@
         <w:spacing w:after="140"/>
       </w:pPr>
       <w:r>
-        <w:t xml:space="preserve">Il salvataggio del foglio o del progetto conserva scelte, azioni e nome della combinazione. Dopo una modifica i risultati precedenti sono invalidati; alla riapertura premere Calcola. Report Word e PDF produce le due edizioni affiancate, con dati, </w:t>
-      </w:r>
-      <w:r>
-        <w:lastRenderedPageBreak/>
-        <w:t>coefficienti, esito, campo di applicazione e versione della libreria. F1 o Guida apre questa pagina; la teoria della portanza (Wiki: Fondazioni superficiali) descrive le formule.</w:t>
+        <w:t>Il salvataggio del foglio o del progetto conserva scelte, azioni e nome della combinazione. Dopo una modifica i risultati precedenti sono invalidati; alla riapertura premere Calcola. Report Word e PDF produce le due edizioni affiancate, con dati, coefficienti, esito, campo di applicazione e versione della libreria. F1 o Guida apre questa pagina; la teoria della portanza (Wiki: Fondazioni superficiali) descrive le formule.</w:t>
       </w:r>
     </w:p>
     <w:p>
@@ -37216,7 +37221,7 @@
         <w:keepNext/>
         <w:spacing w:after="140"/>
       </w:pPr>
-      <w:bookmarkStart w:id="154" w:name="_Toc244131160"/>
+      <w:bookmarkStart w:id="154" w:name="_Toc244135042"/>
       <w:r>
         <w:lastRenderedPageBreak/>
         <w:t>Modelli e importazione da MIDAS</w:t>
@@ -37237,7 +37242,7 @@
         <w:keepNext/>
         <w:spacing w:after="140"/>
       </w:pPr>
-      <w:bookmarkStart w:id="155" w:name="_Toc244131161"/>
+      <w:bookmarkStart w:id="155" w:name="_Toc244135043"/>
       <w:r>
         <w:t>Entrare nel modulo</w:t>
       </w:r>
@@ -37337,7 +37342,7 @@
         <w:keepNext/>
         <w:spacing w:after="140"/>
       </w:pPr>
-      <w:bookmarkStart w:id="156" w:name="_Toc244131162"/>
+      <w:bookmarkStart w:id="156" w:name="_Toc244135044"/>
       <w:r>
         <w:t>Preparare la connessione</w:t>
       </w:r>
@@ -37383,7 +37388,7 @@
         <w:keepNext/>
         <w:spacing w:after="140"/>
       </w:pPr>
-      <w:bookmarkStart w:id="157" w:name="_Toc244131163"/>
+      <w:bookmarkStart w:id="157" w:name="_Toc244135045"/>
       <w:r>
         <w:t>Eseguire la prima importazione</w:t>
       </w:r>
@@ -37665,7 +37670,7 @@
         <w:keepNext/>
         <w:spacing w:after="140"/>
       </w:pPr>
-      <w:bookmarkStart w:id="158" w:name="_Toc244131164"/>
+      <w:bookmarkStart w:id="158" w:name="_Toc244135046"/>
       <w:r>
         <w:t>Scegliere il contenuto da acquisire</w:t>
       </w:r>
@@ -38015,7 +38020,7 @@
         <w:keepNext/>
         <w:spacing w:after="140"/>
       </w:pPr>
-      <w:bookmarkStart w:id="159" w:name="_Toc244131165"/>
+      <w:bookmarkStart w:id="159" w:name="_Toc244135047"/>
       <w:r>
         <w:lastRenderedPageBreak/>
         <w:t>Controllare il modello acquisito</w:t>
@@ -38151,7 +38156,7 @@
         <w:keepNext/>
         <w:spacing w:after="140"/>
       </w:pPr>
-      <w:bookmarkStart w:id="160" w:name="_Toc244131166"/>
+      <w:bookmarkStart w:id="160" w:name="_Toc244135048"/>
       <w:r>
         <w:t>Importare e visualizzare i risultati per fase</w:t>
       </w:r>
@@ -38302,7 +38307,7 @@
         <w:keepNext/>
         <w:spacing w:after="140"/>
       </w:pPr>
-      <w:bookmarkStart w:id="161" w:name="_Toc244131167"/>
+      <w:bookmarkStart w:id="161" w:name="_Toc244135049"/>
       <w:r>
         <w:t>Aggiornare una copia esistente</w:t>
       </w:r>
@@ -38366,7 +38371,7 @@
         <w:keepNext/>
         <w:spacing w:after="140"/>
       </w:pPr>
-      <w:bookmarkStart w:id="162" w:name="_Toc244131168"/>
+      <w:bookmarkStart w:id="162" w:name="_Toc244135050"/>
       <w:r>
         <w:t>Aprire un file di testo MIDAS Civil o Gen</w:t>
       </w:r>
@@ -38557,7 +38562,7 @@
         <w:keepNext/>
         <w:spacing w:after="140"/>
       </w:pPr>
-      <w:bookmarkStart w:id="163" w:name="_Toc244131169"/>
+      <w:bookmarkStart w:id="163" w:name="_Toc244135051"/>
       <w:r>
         <w:t>Importare un modello Straus7</w:t>
       </w:r>
@@ -38667,7 +38672,7 @@
         <w:t>Risultati statici lineari .lsa</w:t>
       </w:r>
       <w:r>
-        <w:t xml:space="preserve"> dello stesso modello. </w:t>
+        <w:t xml:space="preserve"> dello stesso modello oppure, per un'analisi costruttiva per fasi, il file dei risultati statici non lineari .nla. </w:t>
       </w:r>
       <w:r>
         <w:rPr>
@@ -38810,11 +38815,11 @@
         <w:spacing w:after="140"/>
       </w:pPr>
       <w:r>
-        <w:t xml:space="preserve">La copia contiene geometria, proprietà con numero e nome di Straus7, terne locali e nodali, vincoli, molle, link e rilasci. Dei casi scelti acquisisce i risultati statici lineari: piastre ai nodi di ogni elemento, senza media fra elementi; aste alle stazioni restituite da Straus7; spostamenti e rotazioni globali dei nodi. I casi hanno i nomi dei casi di risultato di Straus7, per esempio «1: Dead». Nodi e piastre conservano i numeri di Straus7; le aste </w:t>
+        <w:t xml:space="preserve">La copia contiene geometria, proprietà con numero e nome di Straus7, terne locali e nodali, vincoli, molle, link e rilasci. Dei casi scelti acquisisce i risultati statici lineari: piastre ai nodi di ogni elemento, senza media fra elementi; aste alle stazioni restituite da Straus7; spostamenti e rotazioni globali dei nodi. I casi hanno i nomi dei casi di risultato </w:t>
       </w:r>
       <w:r>
         <w:lastRenderedPageBreak/>
-        <w:t>diventano 1 000 000 + il numero di Straus7, perché Straus7 numera aste e piastre separatamente. Una proprietà di piastra usata con un altro spessore o offset riceve una proprietà in più, numerata da 1 000 001, con l'offset nel nome. Le sezioni diverse dal rettangolo pieno non hanno volume nella vista.</w:t>
+        <w:t>di Straus7, per esempio «1: Dead». Nodi e piastre conservano i numeri di Straus7; le aste diventano 1 000 000 + il numero di Straus7, perché Straus7 numera aste e piastre separatamente. Una proprietà di piastra usata con un altro spessore o offset riceve una proprietà in più, numerata da 1 000 001, con l'offset nel nome. Le sezioni diverse dal rettangolo pieno non hanno volume nella vista.</w:t>
       </w:r>
     </w:p>
     <w:p>
@@ -38839,15 +38844,97 @@
         <w:t>Combinazioni</w:t>
       </w:r>
       <w:r>
-        <w:t xml:space="preserve"> come definizioni della sorgente, non modificabili; si escludono o si ridefiniscono come quelle MIDAS. I loro risultati non sono letti dal file: li costruisce ANTHEA con la libreria GPC dai casi importati, che devono quindi comprendere tutti i casi richiamati. Aste reticolari e cavi non entrano ancora nelle combinazioni ricostruite. Le combinazioni definite su più insiemi di vincoli o su altre combinazioni restano con un avviso.</w:t>
-      </w:r>
-    </w:p>
-    <w:p>
-      <w:pPr>
-        <w:spacing w:after="140"/>
-      </w:pPr>
-      <w:r>
-        <w:t>La lettura riguarda l'analisi statica lineare dei casi primari, senza fasi. Restano nel file, con un avviso del convertitore, elementi brick, link diversi da quelli rigidi, master-slave e a cerniera, elementi cut-off, contatti, aste di tipo definito dall'utente, temperature, masse e fasi; le reazioni vincolari non sono mostrate. Le combinazioni della sorgente sono un dato nuovo del progetto: una versione precedente di ANTHEA può non riaprire un progetto che contiene una copia Straus7.</w:t>
+        <w:t xml:space="preserve"> come definizioni della sorgente, non modificabili; si escludono o si ridefiniscono come quelle MIDAS. I loro risultati non sono letti dal file: li costruisce ANTHEA con la libreria GPC dai casi importati, che devono quindi comprendere tutti i casi richiamati. Le combinazioni ricostruite comprendono lo sforzo normale delle aste reticolari e dei cavi e le reazioni vincolari. Le combinazioni definite su più insiemi di vincoli o su altre combinazioni restano con un avviso.</w:t>
+      </w:r>
+    </w:p>
+    <w:p>
+      <w:pPr>
+        <w:spacing w:after="140"/>
+      </w:pPr>
+      <w:r>
+        <w:t xml:space="preserve">Controlla file e casi riporta anche il numero delle fasi del modello. Con un file .lsa risolto su una fase attiva il riepilogo lo segnala: i casi sono quelli di quella configurazione e gli elementi non attivi non hanno risultati. Con un file .nla l'elenco mostra uno stato per ogni fase e incremento, con il nome «NLA · fase · incremento». I risultati di un file .nla sono risultati per fase: in </w:t>
+      </w:r>
+      <w:r>
+        <w:rPr>
+          <w:b/>
+        </w:rPr>
+        <w:t>Risultati</w:t>
+      </w:r>
+      <w:r>
+        <w:t xml:space="preserve"> si scelgono con </w:t>
+      </w:r>
+      <w:r>
+        <w:rPr>
+          <w:b/>
+        </w:rPr>
+        <w:t>Fasi costruttive</w:t>
+      </w:r>
+      <w:r>
+        <w:t xml:space="preserve"> e i selettori di fase e passo, come le fasi MIDAS, e non entrano nelle combinazioni.</w:t>
+      </w:r>
+    </w:p>
+    <w:p>
+      <w:pPr>
+        <w:spacing w:after="140"/>
+      </w:pPr>
+      <w:r>
+        <w:t xml:space="preserve">Il pulsante </w:t>
+      </w:r>
+      <w:r>
+        <w:rPr>
+          <w:b/>
+        </w:rPr>
+        <w:t>Tabella</w:t>
+      </w:r>
+      <w:r>
+        <w:t xml:space="preserve"> offre anche </w:t>
+      </w:r>
+      <w:r>
+        <w:rPr>
+          <w:b/>
+        </w:rPr>
+        <w:t>Reazioni vincolari</w:t>
+      </w:r>
+      <w:r>
+        <w:t xml:space="preserve"> del caso corrente, con nel riepilogo la risultante delle reazioni, quella dei carichi e l'esito del controllo di equilibrio, </w:t>
+      </w:r>
+      <w:r>
+        <w:rPr>
+          <w:b/>
+        </w:rPr>
+        <w:t>Masse</w:t>
+      </w:r>
+      <w:r>
+        <w:t xml:space="preserve">, </w:t>
+      </w:r>
+      <w:r>
+        <w:rPr>
+          <w:b/>
+        </w:rPr>
+        <w:t>Temperature</w:t>
+      </w:r>
+      <w:r>
+        <w:t xml:space="preserve"> e </w:t>
+      </w:r>
+      <w:r>
+        <w:rPr>
+          <w:b/>
+        </w:rPr>
+        <w:t>Fasi</w:t>
+      </w:r>
+      <w:r>
+        <w:t>, con i gruppi e gli elementi attivi di ogni fase. Masse e temperature sono dati del modello: ANTHEA non ne ricava carichi. Le colonne delle tabelle riportano l'unità nell'intestazione.</w:t>
+      </w:r>
+    </w:p>
+    <w:p>
+      <w:pPr>
+        <w:spacing w:after="140"/>
+      </w:pPr>
+      <w:r>
+        <w:t>La lettura riguarda l'analisi statica lineare dei casi primari, anche su una fase attiva, e l'analisi statica non lineare per fasi del file .nla, del quale si legge solo questa. Restano nel file, con un avviso del convertitore, elementi brick, link diversi da quelli rigidi, master-slave e a cerniera, elementi cut-off, contatti e aste di tipo definito dall'utente; la geometria trasformata delle fasi «morphed» non è mostrata e si vede quella iniziale. Le combinazioni della sorgente sono un dato nuovo del prog</w:t>
+      </w:r>
+      <w:r>
+        <w:t>etto: una versione precedente di ANTHEA può non riaprire un progetto che contiene una copia Straus7.</w:t>
       </w:r>
     </w:p>
     <w:p>
@@ -38856,7 +38943,7 @@
         <w:keepNext/>
         <w:spacing w:after="140"/>
       </w:pPr>
-      <w:bookmarkStart w:id="164" w:name="_Toc244131170"/>
+      <w:bookmarkStart w:id="164" w:name="_Toc244135052"/>
       <w:r>
         <w:t>Risolvere le interruzioni e conoscere i limiti</w:t>
       </w:r>
@@ -39019,6 +39106,7 @@
               <w:rPr>
                 <w:sz w:val="21"/>
               </w:rPr>
+              <w:lastRenderedPageBreak/>
               <w:t>Nessun modello aperto in MIDAS</w:t>
             </w:r>
           </w:p>
@@ -39289,7 +39377,6 @@
               <w:rPr>
                 <w:sz w:val="21"/>
               </w:rPr>
-              <w:lastRenderedPageBreak/>
               <w:t>Processo di lettura Straus7 non trovato</w:t>
             </w:r>
           </w:p>
@@ -39486,7 +39573,11 @@
         <w:t>NODE.json</w:t>
       </w:r>
       <w:r>
-        <w:t xml:space="preserve"> della cartella di acquisizione MIDAS completa. La stessa scelta apre i file di testo MIDAS descritti sopra. Il file nativo del modello MIDAS non si apre direttamente: esporta il modello come testo .mct o .mgt, oppure usa il collegamento al modello aperto.</w:t>
+        <w:t xml:space="preserve"> della cartella di acquisizione MIDAS completa. La stessa scelta apre i file di testo MIDAS descritti sopra. </w:t>
+      </w:r>
+      <w:r>
+        <w:lastRenderedPageBreak/>
+        <w:t>Il file nativo del modello MIDAS non si apre direttamente: esporta il modello come testo .mct o .mgt, oppure usa il collegamento al modello aperto.</w:t>
       </w:r>
     </w:p>
     <w:p>
@@ -39495,7 +39586,7 @@
         <w:keepNext/>
         <w:spacing w:after="140"/>
       </w:pPr>
-      <w:bookmarkStart w:id="165" w:name="_Toc244131171"/>
+      <w:bookmarkStart w:id="165" w:name="_Toc244135053"/>
       <w:r>
         <w:t>Reologia del calcestruzzo</w:t>
       </w:r>
@@ -39524,7 +39615,7 @@
         <w:keepNext/>
         <w:spacing w:after="140"/>
       </w:pPr>
-      <w:bookmarkStart w:id="166" w:name="_Toc244131172"/>
+      <w:bookmarkStart w:id="166" w:name="_Toc244135054"/>
       <w:r>
         <w:t>Impostare materiale ambiente ed età</w:t>
       </w:r>
@@ -39535,11 +39626,7 @@
         <w:spacing w:after="140"/>
       </w:pPr>
       <w:r>
-        <w:t xml:space="preserve">Inserisci fck in MPa, classe di cemento S, N o R, umidità relativa in percentuale, dimensione nominale h₀ in mm ed età di applicazione del carico t₀ in giorni. La dimensione </w:t>
-      </w:r>
-      <w:r>
-        <w:lastRenderedPageBreak/>
-        <w:t>nominale è h₀ = 2 Ac / u, dove Ac è l'area di calcestruzzo e u il solo perimetro esposto all'essiccamento. La finestra non ricava automaticamente questo perimetro dalla sezione.</w:t>
+        <w:t>Inserisci fck in MPa, classe di cemento S, N o R, umidità relativa in percentuale, dimensione nominale h₀ in mm ed età di applicazione del carico t₀ in giorni. La dimensione nominale è h₀ = 2 Ac / u, dove Ac è l'area di calcestruzzo e u il solo perimetro esposto all'essiccamento. La finestra non ricava automaticamente questo perimetro dalla sezione.</w:t>
       </w:r>
     </w:p>
     <w:p>
@@ -39565,7 +39652,7 @@
         <w:keepNext/>
         <w:spacing w:after="140"/>
       </w:pPr>
-      <w:bookmarkStart w:id="167" w:name="_Toc244131173"/>
+      <w:bookmarkStart w:id="167" w:name="_Toc244135055"/>
       <w:r>
         <w:t>Leggere grafico tabella e limite a infinito</w:t>
       </w:r>
@@ -39688,7 +39775,11 @@
         <w:spacing w:after="140"/>
       </w:pPr>
       <w:r>
-        <w:t>Una modifica a materiale, ambiente, età o campionamento svuota i risultati precedenti finché non si aggiornano le curve. Un'età di lettura errata svuota soltanto la lettura puntuale. I messaggi indicano il campo da correggere; nessun valore non valido è trasformato implicitamente in zero.</w:t>
+        <w:t xml:space="preserve">Una modifica a materiale, ambiente, età o campionamento svuota i risultati precedenti finché non si aggiornano le curve. Un'età di lettura errata svuota soltanto la lettura </w:t>
+      </w:r>
+      <w:r>
+        <w:lastRenderedPageBreak/>
+        <w:t>puntuale. I messaggi indicano il campo da correggere; nessun valore non valido è trasformato implicitamente in zero.</w:t>
       </w:r>
     </w:p>
     <w:p>
@@ -39697,7 +39788,7 @@
         <w:keepNext/>
         <w:spacing w:after="140"/>
       </w:pPr>
-      <w:bookmarkStart w:id="168" w:name="_Toc244131174"/>
+      <w:bookmarkStart w:id="168" w:name="_Toc244135056"/>
       <w:r>
         <w:t>Usare il risultato nel progetto</w:t>
       </w:r>
@@ -39760,7 +39851,6 @@
         <w:spacing w:after="140"/>
       </w:pPr>
       <w:r>
-        <w:lastRenderedPageBreak/>
         <w:t xml:space="preserve">Nei verificatori SLE, </w:t>
       </w:r>
       <w:r>
@@ -39779,7 +39869,7 @@
         <w:keepNext/>
         <w:spacing w:after="140"/>
       </w:pPr>
-      <w:bookmarkStart w:id="169" w:name="_Toc244131175"/>
+      <w:bookmarkStart w:id="169" w:name="_Toc244135057"/>
       <w:r>
         <w:t>Esaminare le sezioni del modello</w:t>
       </w:r>
@@ -39829,8 +39919,9 @@
         <w:rPr>
           <w:noProof/>
         </w:rPr>
+        <w:lastRenderedPageBreak/>
         <w:drawing>
-          <wp:inline distT="0" distB="0" distL="0" distR="0" wp14:anchorId="5E5176BF" wp14:editId="76455F51">
+          <wp:inline distT="0" distB="0" distL="0" distR="0" wp14:anchorId="3F1B98C7" wp14:editId="20C0D081">
             <wp:extent cx="6120000" cy="4267204"/>
             <wp:effectExtent l="0" t="0" r="0" b="0"/>
             <wp:docPr id="11" name="Picture 11" descr="Finestra di dettaglio con una sezione composta di esempio"/>
@@ -39880,7 +39971,7 @@
         <w:keepNext/>
         <w:spacing w:after="140"/>
       </w:pPr>
-      <w:bookmarkStart w:id="170" w:name="_Toc244131176"/>
+      <w:bookmarkStart w:id="170" w:name="_Toc244135058"/>
       <w:r>
         <w:t>Leggere geometria proprietà e attributi</w:t>
       </w:r>
@@ -39962,11 +40053,7 @@
         <w:t>Origine</w:t>
       </w:r>
       <w:r>
-        <w:t xml:space="preserve"> distingue valori calcolati, assegnati, approssimati o non disponibili. Il trattino non equivale a zero. I calcoli numerici differiti, come alcune proprietà di torsione, non </w:t>
-      </w:r>
-      <w:r>
-        <w:lastRenderedPageBreak/>
-        <w:t>vengono avviati per aprire la finestra. Sono indicati anche G e O nel sistema di coordinate dell'anteprima e le dimensioni delle parti riconosciute.</w:t>
+        <w:t xml:space="preserve"> distingue valori calcolati, assegnati, approssimati o non disponibili. Il trattino non equivale a zero. I calcoli numerici differiti, come alcune proprietà di torsione, non vengono avviati per aprire la finestra. Sono indicati anche G e O nel sistema di coordinate dell'anteprima e le dimensioni delle parti riconosciute.</w:t>
       </w:r>
     </w:p>
     <w:p>
@@ -39998,8 +40085,9 @@
         <w:keepNext/>
         <w:spacing w:after="140"/>
       </w:pPr>
-      <w:bookmarkStart w:id="171" w:name="_Toc244131177"/>
-      <w:r>
+      <w:bookmarkStart w:id="171" w:name="_Toc244135059"/>
+      <w:r>
+        <w:lastRenderedPageBreak/>
         <w:t>Individuare gli elementi e leggere i volumi</w:t>
       </w:r>
       <w:bookmarkEnd w:id="171"/>
@@ -40084,7 +40172,7 @@
         <w:keepNext/>
         <w:spacing w:after="140"/>
       </w:pPr>
-      <w:bookmarkStart w:id="172" w:name="_Toc244131178"/>
+      <w:bookmarkStart w:id="172" w:name="_Toc244135060"/>
       <w:r>
         <w:t>Paratie e sostegni flessibili</w:t>
       </w:r>
@@ -40104,7 +40192,7 @@
         <w:keepNext/>
         <w:spacing w:after="140"/>
       </w:pPr>
-      <w:bookmarkStart w:id="173" w:name="_Toc244131179"/>
+      <w:bookmarkStart w:id="173" w:name="_Toc244135061"/>
       <w:r>
         <w:t>Navigare nell’albero di lavoro</w:t>
       </w:r>
@@ -40132,55 +40220,55 @@
         <w:spacing w:after="140"/>
       </w:pPr>
       <w:r>
-        <w:t xml:space="preserve">Selezionare una riga per aprirla nell’editor. Se la riga appartiene a una fase, si aggiornano anche il caso e la fase del disegno. Le fasi con lo stesso nome in casi diversi rimangono </w:t>
+        <w:t xml:space="preserve">Selezionare una riga per aprirla nell’editor. Se la riga appartiene a una fase, si aggiornano anche il caso e la fase del disegno. Le fasi con lo stesso nome in casi diversi rimangono separate. Sotto ciascuna fase compaiono sostegni presenti, carichi e verifiche riferiti a quella fase. Le righe con fase mancante, inesistente o duplicata sono raccolte in </w:t>
+      </w:r>
+      <w:r>
+        <w:rPr>
+          <w:b/>
+        </w:rPr>
+        <w:t>Riferimenti di fase da completare</w:t>
+      </w:r>
+      <w:r>
+        <w:t xml:space="preserve">: selezionarle per correggere i dati. Un caso citato dalle righe ma assente dalle definizioni è indicato come </w:t>
+      </w:r>
+      <w:r>
+        <w:rPr>
+          <w:b/>
+        </w:rPr>
+        <w:t>non definito</w:t>
+      </w:r>
+      <w:r>
+        <w:t>.</w:t>
+      </w:r>
+    </w:p>
+    <w:p>
+      <w:pPr>
+        <w:spacing w:after="140"/>
+      </w:pPr>
+      <w:r>
+        <w:t xml:space="preserve">Il pulsante </w:t>
+      </w:r>
+      <w:r>
+        <w:rPr>
+          <w:b/>
+        </w:rPr>
+        <w:t>‹</w:t>
+      </w:r>
+      <w:r>
+        <w:t xml:space="preserve"> richiude il pannello in una barra sottile; </w:t>
+      </w:r>
+      <w:r>
+        <w:rPr>
+          <w:b/>
+        </w:rPr>
+        <w:t>›</w:t>
+      </w:r>
+      <w:r>
+        <w:t xml:space="preserve"> lo riapre. Trascinare il separatore per cambiarne la larghezza. I rami si possono espandere o richiudere singolarmente; modificare o riordinare una riga conserva il ramo e la sua apertura. L’albero si aggiorna </w:t>
       </w:r>
       <w:r>
         <w:lastRenderedPageBreak/>
-        <w:t xml:space="preserve">separate. Sotto ciascuna fase compaiono sostegni presenti, carichi e verifiche riferiti a quella fase. Le righe con fase mancante, inesistente o duplicata sono raccolte in </w:t>
-      </w:r>
-      <w:r>
-        <w:rPr>
-          <w:b/>
-        </w:rPr>
-        <w:t>Riferimenti di fase da completare</w:t>
-      </w:r>
-      <w:r>
-        <w:t xml:space="preserve">: selezionarle per correggere i dati. Un caso citato dalle righe ma assente dalle definizioni è indicato come </w:t>
-      </w:r>
-      <w:r>
-        <w:rPr>
-          <w:b/>
-        </w:rPr>
-        <w:t>non definito</w:t>
-      </w:r>
-      <w:r>
-        <w:t>.</w:t>
-      </w:r>
-    </w:p>
-    <w:p>
-      <w:pPr>
-        <w:spacing w:after="140"/>
-      </w:pPr>
-      <w:r>
-        <w:t xml:space="preserve">Il pulsante </w:t>
-      </w:r>
-      <w:r>
-        <w:rPr>
-          <w:b/>
-        </w:rPr>
-        <w:t>‹</w:t>
-      </w:r>
-      <w:r>
-        <w:t xml:space="preserve"> richiude il pannello in una barra sottile; </w:t>
-      </w:r>
-      <w:r>
-        <w:rPr>
-          <w:b/>
-        </w:rPr>
-        <w:t>›</w:t>
-      </w:r>
-      <w:r>
-        <w:t xml:space="preserve"> lo riapre. Trascinare il separatore per cambiarne la larghezza. I rami si possono espandere o richiudere singolarmente; modificare o riordinare una riga conserva il ramo e la sua apertura. L’albero si aggiorna anche dopo aggiunte, eliminazioni e riapertura dei dati. La navigazione non modifica gli input né avvia il calcolo.</w:t>
+        <w:t>anche dopo aggiunte, eliminazioni e riapertura dei dati. La navigazione non modifica gli input né avvia il calcolo.</w:t>
       </w:r>
     </w:p>
     <w:p>
@@ -40215,7 +40303,7 @@
         <w:keepNext/>
         <w:spacing w:after="140"/>
       </w:pPr>
-      <w:bookmarkStart w:id="174" w:name="_Toc244131180"/>
+      <w:bookmarkStart w:id="174" w:name="_Toc244135062"/>
       <w:r>
         <w:t>Definire il modello e le unità</w:t>
       </w:r>
@@ -40382,7 +40470,7 @@
         </w:rPr>
         <w:lastRenderedPageBreak/>
         <w:drawing>
-          <wp:inline distT="0" distB="0" distL="0" distR="0" wp14:anchorId="5E668FC6" wp14:editId="1FA687C2">
+          <wp:inline distT="0" distB="0" distL="0" distR="0" wp14:anchorId="200B9FE9" wp14:editId="79026636">
             <wp:extent cx="6120000" cy="3990564"/>
             <wp:effectExtent l="0" t="0" r="0" b="0"/>
             <wp:docPr id="12" name="Picture 12" descr="Modifica delle fasi con sezione grafica sempre visibile"/>
@@ -40539,7 +40627,7 @@
         <w:keepNext/>
         <w:spacing w:after="140"/>
       </w:pPr>
-      <w:bookmarkStart w:id="175" w:name="_Toc244131181"/>
+      <w:bookmarkStart w:id="175" w:name="_Toc244135063"/>
       <w:r>
         <w:t>Riutilizzare la stratigrafia</w:t>
       </w:r>
@@ -40603,7 +40691,7 @@
         <w:keepNext/>
         <w:spacing w:after="140"/>
       </w:pPr>
-      <w:bookmarkStart w:id="176" w:name="_Toc244131182"/>
+      <w:bookmarkStart w:id="176" w:name="_Toc244135064"/>
       <w:r>
         <w:t>Costruire la storia delle fasi</w:t>
       </w:r>
@@ -40702,7 +40790,7 @@
         <w:keepNext/>
         <w:spacing w:after="140"/>
       </w:pPr>
-      <w:bookmarkStart w:id="177" w:name="_Toc244131183"/>
+      <w:bookmarkStart w:id="177" w:name="_Toc244135065"/>
       <w:r>
         <w:t>Impostare falda e filtrazione</w:t>
       </w:r>
@@ -40783,7 +40871,7 @@
         <w:keepNext/>
         <w:spacing w:after="140"/>
       </w:pPr>
-      <w:bookmarkStart w:id="178" w:name="_Toc244131184"/>
+      <w:bookmarkStart w:id="178" w:name="_Toc244135066"/>
       <w:r>
         <w:t>Richiedere le verifiche</w:t>
       </w:r>
@@ -40915,7 +41003,7 @@
         <w:keepNext/>
         <w:spacing w:after="140"/>
       </w:pPr>
-      <w:bookmarkStart w:id="179" w:name="_Toc244131185"/>
+      <w:bookmarkStart w:id="179" w:name="_Toc244135067"/>
       <w:r>
         <w:t>Calcolare e leggere gli esiti</w:t>
       </w:r>
@@ -40984,7 +41072,7 @@
         </w:rPr>
         <w:lastRenderedPageBreak/>
         <w:drawing>
-          <wp:inline distT="0" distB="0" distL="0" distR="0" wp14:anchorId="52B2D55F" wp14:editId="31B08AAF">
+          <wp:inline distT="0" distB="0" distL="0" distR="0" wp14:anchorId="6C182B23" wp14:editId="763BD1ED">
             <wp:extent cx="6120000" cy="3990564"/>
             <wp:effectExtent l="0" t="0" r="0" b="0"/>
             <wp:docPr id="13" name="Picture 13" descr="Diagramma del carico trapezoidale e risultati della mensola di prova"/>
@@ -41042,7 +41130,7 @@
         <w:keepNext/>
         <w:spacing w:after="140"/>
       </w:pPr>
-      <w:bookmarkStart w:id="180" w:name="_Toc244131186"/>
+      <w:bookmarkStart w:id="180" w:name="_Toc244135068"/>
       <w:r>
         <w:t>Esempio riproducibile del carico trapezoidale</w:t>
       </w:r>
@@ -41070,7 +41158,7 @@
         <w:keepNext/>
         <w:spacing w:after="140"/>
       </w:pPr>
-      <w:bookmarkStart w:id="181" w:name="_Toc244131187"/>
+      <w:bookmarkStart w:id="181" w:name="_Toc244135069"/>
       <w:r>
         <w:t>Ricercare l'infissione sulla griglia assegnata</w:t>
       </w:r>
@@ -41202,7 +41290,7 @@
         </w:rPr>
         <w:lastRenderedPageBreak/>
         <w:drawing>
-          <wp:inline distT="0" distB="0" distL="0" distR="0" wp14:anchorId="5CC52800" wp14:editId="129C6C55">
+          <wp:inline distT="0" distB="0" distL="0" distR="0" wp14:anchorId="6FF166CF" wp14:editId="1B01FAD4">
             <wp:extent cx="6120000" cy="3990564"/>
             <wp:effectExtent l="0" t="0" r="0" b="0"/>
             <wp:docPr id="14" name="Picture 14" descr="Ricerca dell'infissione e criterio governante nel benchmark elastico"/>
@@ -41252,7 +41340,7 @@
         <w:keepNext/>
         <w:spacing w:after="140"/>
       </w:pPr>
-      <w:bookmarkStart w:id="182" w:name="_Toc244131188"/>
+      <w:bookmarkStart w:id="182" w:name="_Toc244135070"/>
       <w:r>
         <w:t>Leggere gli inviluppi delle fasi</w:t>
       </w:r>
@@ -41369,7 +41457,7 @@
           <w:noProof/>
         </w:rPr>
         <w:drawing>
-          <wp:inline distT="0" distB="0" distL="0" distR="0" wp14:anchorId="15F4B4AD" wp14:editId="67C40260">
+          <wp:inline distT="0" distB="0" distL="0" distR="0" wp14:anchorId="36005296" wp14:editId="456D077A">
             <wp:extent cx="6120000" cy="3990564"/>
             <wp:effectExtent l="0" t="0" r="0" b="0"/>
             <wp:docPr id="15" name="Picture 15" descr="Inviluppi di momento delle fasi nel benchmark su fondazione elastica"/>
@@ -41419,7 +41507,7 @@
         <w:keepNext/>
         <w:spacing w:after="140"/>
       </w:pPr>
-      <w:bookmarkStart w:id="183" w:name="_Toc244131189"/>
+      <w:bookmarkStart w:id="183" w:name="_Toc244135071"/>
       <w:r>
         <w:t>Gestire casi e combinazioni assegnate</w:t>
       </w:r>
@@ -41526,7 +41614,7 @@
         <w:keepNext/>
         <w:spacing w:after="140"/>
       </w:pPr>
-      <w:bookmarkStart w:id="184" w:name="_Toc244131190"/>
+      <w:bookmarkStart w:id="184" w:name="_Toc244135072"/>
       <w:r>
         <w:t>Funzioni ancora da completare</w:t>
       </w:r>
@@ -41858,7 +41946,7 @@
         <w:noProof/>
         <w:sz w:val="20"/>
       </w:rPr>
-      <w:t>101</w:t>
+      <w:t>102</w:t>
     </w:r>
     <w:r>
       <w:rPr>

--- a/supporto/documentazione/Guide_ANTHEA/ANTHEA_Guida_pratica_ITEC_Rev62.docx
+++ b/supporto/documentazione/Guide_ANTHEA/ANTHEA_Guida_pratica_ITEC_Rev62.docx
@@ -2334,7 +2334,7 @@
       <w:r>
         <w:fldChar w:fldCharType="separate"/>
       </w:r>
-      <w:hyperlink w:anchor="_Toc244134890" w:history="1">
+      <w:hyperlink w:anchor="_Toc244135971" w:history="1">
         <w:r>
           <w:rPr>
             <w:rStyle w:val="Collegamentoipertestuale"/>
@@ -2382,7 +2382,7 @@
             <w:noProof/>
             <w:webHidden/>
           </w:rPr>
-          <w:instrText xml:space="preserve"> PAGEREF _Toc244134890 \h </w:instrText>
+          <w:instrText xml:space="preserve"> PAGEREF _Toc244135971 \h </w:instrText>
         </w:r>
         <w:r>
           <w:rPr>
@@ -2429,7 +2429,7 @@
           <w14:ligatures w14:val="standardContextual"/>
         </w:rPr>
       </w:pPr>
-      <w:hyperlink w:anchor="_Toc244134891" w:history="1">
+      <w:hyperlink w:anchor="_Toc244135972" w:history="1">
         <w:r>
           <w:rPr>
             <w:rStyle w:val="Collegamentoipertestuale"/>
@@ -2474,7 +2474,7 @@
             <w:noProof/>
             <w:webHidden/>
           </w:rPr>
-          <w:instrText xml:space="preserve"> PAGEREF _Toc244134891 \h </w:instrText>
+          <w:instrText xml:space="preserve"> PAGEREF _Toc244135972 \h </w:instrText>
         </w:r>
         <w:r>
           <w:rPr>
@@ -2521,7 +2521,7 @@
           <w14:ligatures w14:val="standardContextual"/>
         </w:rPr>
       </w:pPr>
-      <w:hyperlink w:anchor="_Toc244134892" w:history="1">
+      <w:hyperlink w:anchor="_Toc244135973" w:history="1">
         <w:r>
           <w:rPr>
             <w:rStyle w:val="Collegamentoipertestuale"/>
@@ -2566,7 +2566,7 @@
             <w:noProof/>
             <w:webHidden/>
           </w:rPr>
-          <w:instrText xml:space="preserve"> PAGEREF _Toc244134892 \h </w:instrText>
+          <w:instrText xml:space="preserve"> PAGEREF _Toc244135973 \h </w:instrText>
         </w:r>
         <w:r>
           <w:rPr>
@@ -2613,7 +2613,7 @@
           <w14:ligatures w14:val="standardContextual"/>
         </w:rPr>
       </w:pPr>
-      <w:hyperlink w:anchor="_Toc244134893" w:history="1">
+      <w:hyperlink w:anchor="_Toc244135974" w:history="1">
         <w:r>
           <w:rPr>
             <w:rStyle w:val="Collegamentoipertestuale"/>
@@ -2658,7 +2658,7 @@
             <w:noProof/>
             <w:webHidden/>
           </w:rPr>
-          <w:instrText xml:space="preserve"> PAGEREF _Toc244134893 \h </w:instrText>
+          <w:instrText xml:space="preserve"> PAGEREF _Toc244135974 \h </w:instrText>
         </w:r>
         <w:r>
           <w:rPr>
@@ -2705,7 +2705,7 @@
           <w14:ligatures w14:val="standardContextual"/>
         </w:rPr>
       </w:pPr>
-      <w:hyperlink w:anchor="_Toc244134894" w:history="1">
+      <w:hyperlink w:anchor="_Toc244135975" w:history="1">
         <w:r>
           <w:rPr>
             <w:rStyle w:val="Collegamentoipertestuale"/>
@@ -2750,7 +2750,7 @@
             <w:noProof/>
             <w:webHidden/>
           </w:rPr>
-          <w:instrText xml:space="preserve"> PAGEREF _Toc244134894 \h </w:instrText>
+          <w:instrText xml:space="preserve"> PAGEREF _Toc244135975 \h </w:instrText>
         </w:r>
         <w:r>
           <w:rPr>
@@ -2796,7 +2796,7 @@
           <w14:ligatures w14:val="standardContextual"/>
         </w:rPr>
       </w:pPr>
-      <w:hyperlink w:anchor="_Toc244134895" w:history="1">
+      <w:hyperlink w:anchor="_Toc244135976" w:history="1">
         <w:r>
           <w:rPr>
             <w:rStyle w:val="Collegamentoipertestuale"/>
@@ -2844,7 +2844,7 @@
             <w:noProof/>
             <w:webHidden/>
           </w:rPr>
-          <w:instrText xml:space="preserve"> PAGEREF _Toc244134895 \h </w:instrText>
+          <w:instrText xml:space="preserve"> PAGEREF _Toc244135976 \h </w:instrText>
         </w:r>
         <w:r>
           <w:rPr>
@@ -2891,7 +2891,7 @@
           <w14:ligatures w14:val="standardContextual"/>
         </w:rPr>
       </w:pPr>
-      <w:hyperlink w:anchor="_Toc244134896" w:history="1">
+      <w:hyperlink w:anchor="_Toc244135977" w:history="1">
         <w:r>
           <w:rPr>
             <w:rStyle w:val="Collegamentoipertestuale"/>
@@ -2936,7 +2936,7 @@
             <w:noProof/>
             <w:webHidden/>
           </w:rPr>
-          <w:instrText xml:space="preserve"> PAGEREF _Toc244134896 \h </w:instrText>
+          <w:instrText xml:space="preserve"> PAGEREF _Toc244135977 \h </w:instrText>
         </w:r>
         <w:r>
           <w:rPr>
@@ -2983,7 +2983,7 @@
           <w14:ligatures w14:val="standardContextual"/>
         </w:rPr>
       </w:pPr>
-      <w:hyperlink w:anchor="_Toc244134897" w:history="1">
+      <w:hyperlink w:anchor="_Toc244135978" w:history="1">
         <w:r>
           <w:rPr>
             <w:rStyle w:val="Collegamentoipertestuale"/>
@@ -3028,7 +3028,7 @@
             <w:noProof/>
             <w:webHidden/>
           </w:rPr>
-          <w:instrText xml:space="preserve"> PAGEREF _Toc244134897 \h </w:instrText>
+          <w:instrText xml:space="preserve"> PAGEREF _Toc244135978 \h </w:instrText>
         </w:r>
         <w:r>
           <w:rPr>
@@ -3075,7 +3075,7 @@
           <w14:ligatures w14:val="standardContextual"/>
         </w:rPr>
       </w:pPr>
-      <w:hyperlink w:anchor="_Toc244134898" w:history="1">
+      <w:hyperlink w:anchor="_Toc244135979" w:history="1">
         <w:r>
           <w:rPr>
             <w:rStyle w:val="Collegamentoipertestuale"/>
@@ -3120,7 +3120,7 @@
             <w:noProof/>
             <w:webHidden/>
           </w:rPr>
-          <w:instrText xml:space="preserve"> PAGEREF _Toc244134898 \h </w:instrText>
+          <w:instrText xml:space="preserve"> PAGEREF _Toc244135979 \h </w:instrText>
         </w:r>
         <w:r>
           <w:rPr>
@@ -3167,7 +3167,7 @@
           <w14:ligatures w14:val="standardContextual"/>
         </w:rPr>
       </w:pPr>
-      <w:hyperlink w:anchor="_Toc244134899" w:history="1">
+      <w:hyperlink w:anchor="_Toc244135980" w:history="1">
         <w:r>
           <w:rPr>
             <w:rStyle w:val="Collegamentoipertestuale"/>
@@ -3212,7 +3212,7 @@
             <w:noProof/>
             <w:webHidden/>
           </w:rPr>
-          <w:instrText xml:space="preserve"> PAGEREF _Toc244134899 \h </w:instrText>
+          <w:instrText xml:space="preserve"> PAGEREF _Toc244135980 \h </w:instrText>
         </w:r>
         <w:r>
           <w:rPr>
@@ -3258,7 +3258,7 @@
           <w14:ligatures w14:val="standardContextual"/>
         </w:rPr>
       </w:pPr>
-      <w:hyperlink w:anchor="_Toc244134900" w:history="1">
+      <w:hyperlink w:anchor="_Toc244135981" w:history="1">
         <w:r>
           <w:rPr>
             <w:rStyle w:val="Collegamentoipertestuale"/>
@@ -3306,7 +3306,7 @@
             <w:noProof/>
             <w:webHidden/>
           </w:rPr>
-          <w:instrText xml:space="preserve"> PAGEREF _Toc244134900 \h </w:instrText>
+          <w:instrText xml:space="preserve"> PAGEREF _Toc244135981 \h </w:instrText>
         </w:r>
         <w:r>
           <w:rPr>
@@ -3353,7 +3353,7 @@
           <w14:ligatures w14:val="standardContextual"/>
         </w:rPr>
       </w:pPr>
-      <w:hyperlink w:anchor="_Toc244134901" w:history="1">
+      <w:hyperlink w:anchor="_Toc244135982" w:history="1">
         <w:r>
           <w:rPr>
             <w:rStyle w:val="Collegamentoipertestuale"/>
@@ -3398,7 +3398,7 @@
             <w:noProof/>
             <w:webHidden/>
           </w:rPr>
-          <w:instrText xml:space="preserve"> PAGEREF _Toc244134901 \h </w:instrText>
+          <w:instrText xml:space="preserve"> PAGEREF _Toc244135982 \h </w:instrText>
         </w:r>
         <w:r>
           <w:rPr>
@@ -3445,7 +3445,7 @@
           <w14:ligatures w14:val="standardContextual"/>
         </w:rPr>
       </w:pPr>
-      <w:hyperlink w:anchor="_Toc244134902" w:history="1">
+      <w:hyperlink w:anchor="_Toc244135983" w:history="1">
         <w:r>
           <w:rPr>
             <w:rStyle w:val="Collegamentoipertestuale"/>
@@ -3490,7 +3490,7 @@
             <w:noProof/>
             <w:webHidden/>
           </w:rPr>
-          <w:instrText xml:space="preserve"> PAGEREF _Toc244134902 \h </w:instrText>
+          <w:instrText xml:space="preserve"> PAGEREF _Toc244135983 \h </w:instrText>
         </w:r>
         <w:r>
           <w:rPr>
@@ -3537,7 +3537,7 @@
           <w14:ligatures w14:val="standardContextual"/>
         </w:rPr>
       </w:pPr>
-      <w:hyperlink w:anchor="_Toc244134903" w:history="1">
+      <w:hyperlink w:anchor="_Toc244135984" w:history="1">
         <w:r>
           <w:rPr>
             <w:rStyle w:val="Collegamentoipertestuale"/>
@@ -3582,7 +3582,7 @@
             <w:noProof/>
             <w:webHidden/>
           </w:rPr>
-          <w:instrText xml:space="preserve"> PAGEREF _Toc244134903 \h </w:instrText>
+          <w:instrText xml:space="preserve"> PAGEREF _Toc244135984 \h </w:instrText>
         </w:r>
         <w:r>
           <w:rPr>
@@ -3629,7 +3629,7 @@
           <w14:ligatures w14:val="standardContextual"/>
         </w:rPr>
       </w:pPr>
-      <w:hyperlink w:anchor="_Toc244134904" w:history="1">
+      <w:hyperlink w:anchor="_Toc244135985" w:history="1">
         <w:r>
           <w:rPr>
             <w:rStyle w:val="Collegamentoipertestuale"/>
@@ -3674,7 +3674,7 @@
             <w:noProof/>
             <w:webHidden/>
           </w:rPr>
-          <w:instrText xml:space="preserve"> PAGEREF _Toc244134904 \h </w:instrText>
+          <w:instrText xml:space="preserve"> PAGEREF _Toc244135985 \h </w:instrText>
         </w:r>
         <w:r>
           <w:rPr>
@@ -3721,7 +3721,7 @@
           <w14:ligatures w14:val="standardContextual"/>
         </w:rPr>
       </w:pPr>
-      <w:hyperlink w:anchor="_Toc244134905" w:history="1">
+      <w:hyperlink w:anchor="_Toc244135986" w:history="1">
         <w:r>
           <w:rPr>
             <w:rStyle w:val="Collegamentoipertestuale"/>
@@ -3766,7 +3766,7 @@
             <w:noProof/>
             <w:webHidden/>
           </w:rPr>
-          <w:instrText xml:space="preserve"> PAGEREF _Toc244134905 \h </w:instrText>
+          <w:instrText xml:space="preserve"> PAGEREF _Toc244135986 \h </w:instrText>
         </w:r>
         <w:r>
           <w:rPr>
@@ -3812,7 +3812,7 @@
           <w14:ligatures w14:val="standardContextual"/>
         </w:rPr>
       </w:pPr>
-      <w:hyperlink w:anchor="_Toc244134906" w:history="1">
+      <w:hyperlink w:anchor="_Toc244135987" w:history="1">
         <w:r>
           <w:rPr>
             <w:rStyle w:val="Collegamentoipertestuale"/>
@@ -3860,7 +3860,7 @@
             <w:noProof/>
             <w:webHidden/>
           </w:rPr>
-          <w:instrText xml:space="preserve"> PAGEREF _Toc244134906 \h </w:instrText>
+          <w:instrText xml:space="preserve"> PAGEREF _Toc244135987 \h </w:instrText>
         </w:r>
         <w:r>
           <w:rPr>
@@ -3907,7 +3907,7 @@
           <w14:ligatures w14:val="standardContextual"/>
         </w:rPr>
       </w:pPr>
-      <w:hyperlink w:anchor="_Toc244134907" w:history="1">
+      <w:hyperlink w:anchor="_Toc244135988" w:history="1">
         <w:r>
           <w:rPr>
             <w:rStyle w:val="Collegamentoipertestuale"/>
@@ -3952,7 +3952,7 @@
             <w:noProof/>
             <w:webHidden/>
           </w:rPr>
-          <w:instrText xml:space="preserve"> PAGEREF _Toc244134907 \h </w:instrText>
+          <w:instrText xml:space="preserve"> PAGEREF _Toc244135988 \h </w:instrText>
         </w:r>
         <w:r>
           <w:rPr>
@@ -3999,7 +3999,7 @@
           <w14:ligatures w14:val="standardContextual"/>
         </w:rPr>
       </w:pPr>
-      <w:hyperlink w:anchor="_Toc244134908" w:history="1">
+      <w:hyperlink w:anchor="_Toc244135989" w:history="1">
         <w:r>
           <w:rPr>
             <w:rStyle w:val="Collegamentoipertestuale"/>
@@ -4044,7 +4044,7 @@
             <w:noProof/>
             <w:webHidden/>
           </w:rPr>
-          <w:instrText xml:space="preserve"> PAGEREF _Toc244134908 \h </w:instrText>
+          <w:instrText xml:space="preserve"> PAGEREF _Toc244135989 \h </w:instrText>
         </w:r>
         <w:r>
           <w:rPr>
@@ -4091,7 +4091,7 @@
           <w14:ligatures w14:val="standardContextual"/>
         </w:rPr>
       </w:pPr>
-      <w:hyperlink w:anchor="_Toc244134909" w:history="1">
+      <w:hyperlink w:anchor="_Toc244135990" w:history="1">
         <w:r>
           <w:rPr>
             <w:rStyle w:val="Collegamentoipertestuale"/>
@@ -4136,7 +4136,7 @@
             <w:noProof/>
             <w:webHidden/>
           </w:rPr>
-          <w:instrText xml:space="preserve"> PAGEREF _Toc244134909 \h </w:instrText>
+          <w:instrText xml:space="preserve"> PAGEREF _Toc244135990 \h </w:instrText>
         </w:r>
         <w:r>
           <w:rPr>
@@ -4183,7 +4183,7 @@
           <w14:ligatures w14:val="standardContextual"/>
         </w:rPr>
       </w:pPr>
-      <w:hyperlink w:anchor="_Toc244134910" w:history="1">
+      <w:hyperlink w:anchor="_Toc244135991" w:history="1">
         <w:r>
           <w:rPr>
             <w:rStyle w:val="Collegamentoipertestuale"/>
@@ -4228,7 +4228,7 @@
             <w:noProof/>
             <w:webHidden/>
           </w:rPr>
-          <w:instrText xml:space="preserve"> PAGEREF _Toc244134910 \h </w:instrText>
+          <w:instrText xml:space="preserve"> PAGEREF _Toc244135991 \h </w:instrText>
         </w:r>
         <w:r>
           <w:rPr>
@@ -4275,7 +4275,7 @@
           <w14:ligatures w14:val="standardContextual"/>
         </w:rPr>
       </w:pPr>
-      <w:hyperlink w:anchor="_Toc244134911" w:history="1">
+      <w:hyperlink w:anchor="_Toc244135992" w:history="1">
         <w:r>
           <w:rPr>
             <w:rStyle w:val="Collegamentoipertestuale"/>
@@ -4320,7 +4320,7 @@
             <w:noProof/>
             <w:webHidden/>
           </w:rPr>
-          <w:instrText xml:space="preserve"> PAGEREF _Toc244134911 \h </w:instrText>
+          <w:instrText xml:space="preserve"> PAGEREF _Toc244135992 \h </w:instrText>
         </w:r>
         <w:r>
           <w:rPr>
@@ -4367,7 +4367,7 @@
           <w14:ligatures w14:val="standardContextual"/>
         </w:rPr>
       </w:pPr>
-      <w:hyperlink w:anchor="_Toc244134912" w:history="1">
+      <w:hyperlink w:anchor="_Toc244135993" w:history="1">
         <w:r>
           <w:rPr>
             <w:rStyle w:val="Collegamentoipertestuale"/>
@@ -4412,7 +4412,7 @@
             <w:noProof/>
             <w:webHidden/>
           </w:rPr>
-          <w:instrText xml:space="preserve"> PAGEREF _Toc244134912 \h </w:instrText>
+          <w:instrText xml:space="preserve"> PAGEREF _Toc244135993 \h </w:instrText>
         </w:r>
         <w:r>
           <w:rPr>
@@ -4458,7 +4458,7 @@
           <w14:ligatures w14:val="standardContextual"/>
         </w:rPr>
       </w:pPr>
-      <w:hyperlink w:anchor="_Toc244134913" w:history="1">
+      <w:hyperlink w:anchor="_Toc244135994" w:history="1">
         <w:r>
           <w:rPr>
             <w:rStyle w:val="Collegamentoipertestuale"/>
@@ -4506,7 +4506,7 @@
             <w:noProof/>
             <w:webHidden/>
           </w:rPr>
-          <w:instrText xml:space="preserve"> PAGEREF _Toc244134913 \h </w:instrText>
+          <w:instrText xml:space="preserve"> PAGEREF _Toc244135994 \h </w:instrText>
         </w:r>
         <w:r>
           <w:rPr>
@@ -4553,7 +4553,7 @@
           <w14:ligatures w14:val="standardContextual"/>
         </w:rPr>
       </w:pPr>
-      <w:hyperlink w:anchor="_Toc244134914" w:history="1">
+      <w:hyperlink w:anchor="_Toc244135995" w:history="1">
         <w:r>
           <w:rPr>
             <w:rStyle w:val="Collegamentoipertestuale"/>
@@ -4598,7 +4598,7 @@
             <w:noProof/>
             <w:webHidden/>
           </w:rPr>
-          <w:instrText xml:space="preserve"> PAGEREF _Toc244134914 \h </w:instrText>
+          <w:instrText xml:space="preserve"> PAGEREF _Toc244135995 \h </w:instrText>
         </w:r>
         <w:r>
           <w:rPr>
@@ -4645,7 +4645,7 @@
           <w14:ligatures w14:val="standardContextual"/>
         </w:rPr>
       </w:pPr>
-      <w:hyperlink w:anchor="_Toc244134915" w:history="1">
+      <w:hyperlink w:anchor="_Toc244135996" w:history="1">
         <w:r>
           <w:rPr>
             <w:rStyle w:val="Collegamentoipertestuale"/>
@@ -4690,7 +4690,7 @@
             <w:noProof/>
             <w:webHidden/>
           </w:rPr>
-          <w:instrText xml:space="preserve"> PAGEREF _Toc244134915 \h </w:instrText>
+          <w:instrText xml:space="preserve"> PAGEREF _Toc244135996 \h </w:instrText>
         </w:r>
         <w:r>
           <w:rPr>
@@ -4736,7 +4736,7 @@
           <w14:ligatures w14:val="standardContextual"/>
         </w:rPr>
       </w:pPr>
-      <w:hyperlink w:anchor="_Toc244134916" w:history="1">
+      <w:hyperlink w:anchor="_Toc244135997" w:history="1">
         <w:r>
           <w:rPr>
             <w:rStyle w:val="Collegamentoipertestuale"/>
@@ -4784,7 +4784,7 @@
             <w:noProof/>
             <w:webHidden/>
           </w:rPr>
-          <w:instrText xml:space="preserve"> PAGEREF _Toc244134916 \h </w:instrText>
+          <w:instrText xml:space="preserve"> PAGEREF _Toc244135997 \h </w:instrText>
         </w:r>
         <w:r>
           <w:rPr>
@@ -4831,7 +4831,7 @@
           <w14:ligatures w14:val="standardContextual"/>
         </w:rPr>
       </w:pPr>
-      <w:hyperlink w:anchor="_Toc244134917" w:history="1">
+      <w:hyperlink w:anchor="_Toc244135998" w:history="1">
         <w:r>
           <w:rPr>
             <w:rStyle w:val="Collegamentoipertestuale"/>
@@ -4876,7 +4876,7 @@
             <w:noProof/>
             <w:webHidden/>
           </w:rPr>
-          <w:instrText xml:space="preserve"> PAGEREF _Toc244134917 \h </w:instrText>
+          <w:instrText xml:space="preserve"> PAGEREF _Toc244135998 \h </w:instrText>
         </w:r>
         <w:r>
           <w:rPr>
@@ -4923,7 +4923,7 @@
           <w14:ligatures w14:val="standardContextual"/>
         </w:rPr>
       </w:pPr>
-      <w:hyperlink w:anchor="_Toc244134918" w:history="1">
+      <w:hyperlink w:anchor="_Toc244135999" w:history="1">
         <w:r>
           <w:rPr>
             <w:rStyle w:val="Collegamentoipertestuale"/>
@@ -4968,7 +4968,7 @@
             <w:noProof/>
             <w:webHidden/>
           </w:rPr>
-          <w:instrText xml:space="preserve"> PAGEREF _Toc244134918 \h </w:instrText>
+          <w:instrText xml:space="preserve"> PAGEREF _Toc244135999 \h </w:instrText>
         </w:r>
         <w:r>
           <w:rPr>
@@ -5015,7 +5015,7 @@
           <w14:ligatures w14:val="standardContextual"/>
         </w:rPr>
       </w:pPr>
-      <w:hyperlink w:anchor="_Toc244134919" w:history="1">
+      <w:hyperlink w:anchor="_Toc244136000" w:history="1">
         <w:r>
           <w:rPr>
             <w:rStyle w:val="Collegamentoipertestuale"/>
@@ -5060,7 +5060,7 @@
             <w:noProof/>
             <w:webHidden/>
           </w:rPr>
-          <w:instrText xml:space="preserve"> PAGEREF _Toc244134919 \h </w:instrText>
+          <w:instrText xml:space="preserve"> PAGEREF _Toc244136000 \h </w:instrText>
         </w:r>
         <w:r>
           <w:rPr>
@@ -5107,7 +5107,7 @@
           <w14:ligatures w14:val="standardContextual"/>
         </w:rPr>
       </w:pPr>
-      <w:hyperlink w:anchor="_Toc244134920" w:history="1">
+      <w:hyperlink w:anchor="_Toc244136001" w:history="1">
         <w:r>
           <w:rPr>
             <w:rStyle w:val="Collegamentoipertestuale"/>
@@ -5152,7 +5152,7 @@
             <w:noProof/>
             <w:webHidden/>
           </w:rPr>
-          <w:instrText xml:space="preserve"> PAGEREF _Toc244134920 \h </w:instrText>
+          <w:instrText xml:space="preserve"> PAGEREF _Toc244136001 \h </w:instrText>
         </w:r>
         <w:r>
           <w:rPr>
@@ -5198,7 +5198,7 @@
           <w14:ligatures w14:val="standardContextual"/>
         </w:rPr>
       </w:pPr>
-      <w:hyperlink w:anchor="_Toc244134921" w:history="1">
+      <w:hyperlink w:anchor="_Toc244136002" w:history="1">
         <w:r>
           <w:rPr>
             <w:rStyle w:val="Collegamentoipertestuale"/>
@@ -5246,7 +5246,7 @@
             <w:noProof/>
             <w:webHidden/>
           </w:rPr>
-          <w:instrText xml:space="preserve"> PAGEREF _Toc244134921 \h </w:instrText>
+          <w:instrText xml:space="preserve"> PAGEREF _Toc244136002 \h </w:instrText>
         </w:r>
         <w:r>
           <w:rPr>
@@ -5293,7 +5293,7 @@
           <w14:ligatures w14:val="standardContextual"/>
         </w:rPr>
       </w:pPr>
-      <w:hyperlink w:anchor="_Toc244134922" w:history="1">
+      <w:hyperlink w:anchor="_Toc244136003" w:history="1">
         <w:r>
           <w:rPr>
             <w:rStyle w:val="Collegamentoipertestuale"/>
@@ -5338,7 +5338,7 @@
             <w:noProof/>
             <w:webHidden/>
           </w:rPr>
-          <w:instrText xml:space="preserve"> PAGEREF _Toc244134922 \h </w:instrText>
+          <w:instrText xml:space="preserve"> PAGEREF _Toc244136003 \h </w:instrText>
         </w:r>
         <w:r>
           <w:rPr>
@@ -5385,7 +5385,7 @@
           <w14:ligatures w14:val="standardContextual"/>
         </w:rPr>
       </w:pPr>
-      <w:hyperlink w:anchor="_Toc244134923" w:history="1">
+      <w:hyperlink w:anchor="_Toc244136004" w:history="1">
         <w:r>
           <w:rPr>
             <w:rStyle w:val="Collegamentoipertestuale"/>
@@ -5430,7 +5430,7 @@
             <w:noProof/>
             <w:webHidden/>
           </w:rPr>
-          <w:instrText xml:space="preserve"> PAGEREF _Toc244134923 \h </w:instrText>
+          <w:instrText xml:space="preserve"> PAGEREF _Toc244136004 \h </w:instrText>
         </w:r>
         <w:r>
           <w:rPr>
@@ -5476,7 +5476,7 @@
           <w14:ligatures w14:val="standardContextual"/>
         </w:rPr>
       </w:pPr>
-      <w:hyperlink w:anchor="_Toc244134924" w:history="1">
+      <w:hyperlink w:anchor="_Toc244136005" w:history="1">
         <w:r>
           <w:rPr>
             <w:rStyle w:val="Collegamentoipertestuale"/>
@@ -5524,7 +5524,7 @@
             <w:noProof/>
             <w:webHidden/>
           </w:rPr>
-          <w:instrText xml:space="preserve"> PAGEREF _Toc244134924 \h </w:instrText>
+          <w:instrText xml:space="preserve"> PAGEREF _Toc244136005 \h </w:instrText>
         </w:r>
         <w:r>
           <w:rPr>
@@ -5571,7 +5571,7 @@
           <w14:ligatures w14:val="standardContextual"/>
         </w:rPr>
       </w:pPr>
-      <w:hyperlink w:anchor="_Toc244134925" w:history="1">
+      <w:hyperlink w:anchor="_Toc244136006" w:history="1">
         <w:r>
           <w:rPr>
             <w:rStyle w:val="Collegamentoipertestuale"/>
@@ -5616,7 +5616,7 @@
             <w:noProof/>
             <w:webHidden/>
           </w:rPr>
-          <w:instrText xml:space="preserve"> PAGEREF _Toc244134925 \h </w:instrText>
+          <w:instrText xml:space="preserve"> PAGEREF _Toc244136006 \h </w:instrText>
         </w:r>
         <w:r>
           <w:rPr>
@@ -5663,7 +5663,7 @@
           <w14:ligatures w14:val="standardContextual"/>
         </w:rPr>
       </w:pPr>
-      <w:hyperlink w:anchor="_Toc244134926" w:history="1">
+      <w:hyperlink w:anchor="_Toc244136007" w:history="1">
         <w:r>
           <w:rPr>
             <w:rStyle w:val="Collegamentoipertestuale"/>
@@ -5708,7 +5708,7 @@
             <w:noProof/>
             <w:webHidden/>
           </w:rPr>
-          <w:instrText xml:space="preserve"> PAGEREF _Toc244134926 \h </w:instrText>
+          <w:instrText xml:space="preserve"> PAGEREF _Toc244136007 \h </w:instrText>
         </w:r>
         <w:r>
           <w:rPr>
@@ -5755,7 +5755,7 @@
           <w14:ligatures w14:val="standardContextual"/>
         </w:rPr>
       </w:pPr>
-      <w:hyperlink w:anchor="_Toc244134927" w:history="1">
+      <w:hyperlink w:anchor="_Toc244136008" w:history="1">
         <w:r>
           <w:rPr>
             <w:rStyle w:val="Collegamentoipertestuale"/>
@@ -5800,7 +5800,7 @@
             <w:noProof/>
             <w:webHidden/>
           </w:rPr>
-          <w:instrText xml:space="preserve"> PAGEREF _Toc244134927 \h </w:instrText>
+          <w:instrText xml:space="preserve"> PAGEREF _Toc244136008 \h </w:instrText>
         </w:r>
         <w:r>
           <w:rPr>
@@ -5847,7 +5847,7 @@
           <w14:ligatures w14:val="standardContextual"/>
         </w:rPr>
       </w:pPr>
-      <w:hyperlink w:anchor="_Toc244134928" w:history="1">
+      <w:hyperlink w:anchor="_Toc244136009" w:history="1">
         <w:r>
           <w:rPr>
             <w:rStyle w:val="Collegamentoipertestuale"/>
@@ -5892,7 +5892,7 @@
             <w:noProof/>
             <w:webHidden/>
           </w:rPr>
-          <w:instrText xml:space="preserve"> PAGEREF _Toc244134928 \h </w:instrText>
+          <w:instrText xml:space="preserve"> PAGEREF _Toc244136009 \h </w:instrText>
         </w:r>
         <w:r>
           <w:rPr>
@@ -5939,7 +5939,7 @@
           <w14:ligatures w14:val="standardContextual"/>
         </w:rPr>
       </w:pPr>
-      <w:hyperlink w:anchor="_Toc244134929" w:history="1">
+      <w:hyperlink w:anchor="_Toc244136010" w:history="1">
         <w:r>
           <w:rPr>
             <w:rStyle w:val="Collegamentoipertestuale"/>
@@ -5984,7 +5984,7 @@
             <w:noProof/>
             <w:webHidden/>
           </w:rPr>
-          <w:instrText xml:space="preserve"> PAGEREF _Toc244134929 \h </w:instrText>
+          <w:instrText xml:space="preserve"> PAGEREF _Toc244136010 \h </w:instrText>
         </w:r>
         <w:r>
           <w:rPr>
@@ -6030,7 +6030,7 @@
           <w14:ligatures w14:val="standardContextual"/>
         </w:rPr>
       </w:pPr>
-      <w:hyperlink w:anchor="_Toc244134930" w:history="1">
+      <w:hyperlink w:anchor="_Toc244136011" w:history="1">
         <w:r>
           <w:rPr>
             <w:rStyle w:val="Collegamentoipertestuale"/>
@@ -6078,7 +6078,7 @@
             <w:noProof/>
             <w:webHidden/>
           </w:rPr>
-          <w:instrText xml:space="preserve"> PAGEREF _Toc244134930 \h </w:instrText>
+          <w:instrText xml:space="preserve"> PAGEREF _Toc244136011 \h </w:instrText>
         </w:r>
         <w:r>
           <w:rPr>
@@ -6125,7 +6125,7 @@
           <w14:ligatures w14:val="standardContextual"/>
         </w:rPr>
       </w:pPr>
-      <w:hyperlink w:anchor="_Toc244134931" w:history="1">
+      <w:hyperlink w:anchor="_Toc244136012" w:history="1">
         <w:r>
           <w:rPr>
             <w:rStyle w:val="Collegamentoipertestuale"/>
@@ -6170,7 +6170,7 @@
             <w:noProof/>
             <w:webHidden/>
           </w:rPr>
-          <w:instrText xml:space="preserve"> PAGEREF _Toc244134931 \h </w:instrText>
+          <w:instrText xml:space="preserve"> PAGEREF _Toc244136012 \h </w:instrText>
         </w:r>
         <w:r>
           <w:rPr>
@@ -6217,7 +6217,7 @@
           <w14:ligatures w14:val="standardContextual"/>
         </w:rPr>
       </w:pPr>
-      <w:hyperlink w:anchor="_Toc244134932" w:history="1">
+      <w:hyperlink w:anchor="_Toc244136013" w:history="1">
         <w:r>
           <w:rPr>
             <w:rStyle w:val="Collegamentoipertestuale"/>
@@ -6262,7 +6262,7 @@
             <w:noProof/>
             <w:webHidden/>
           </w:rPr>
-          <w:instrText xml:space="preserve"> PAGEREF _Toc244134932 \h </w:instrText>
+          <w:instrText xml:space="preserve"> PAGEREF _Toc244136013 \h </w:instrText>
         </w:r>
         <w:r>
           <w:rPr>
@@ -6309,7 +6309,7 @@
           <w14:ligatures w14:val="standardContextual"/>
         </w:rPr>
       </w:pPr>
-      <w:hyperlink w:anchor="_Toc244134933" w:history="1">
+      <w:hyperlink w:anchor="_Toc244136014" w:history="1">
         <w:r>
           <w:rPr>
             <w:rStyle w:val="Collegamentoipertestuale"/>
@@ -6354,7 +6354,7 @@
             <w:noProof/>
             <w:webHidden/>
           </w:rPr>
-          <w:instrText xml:space="preserve"> PAGEREF _Toc244134933 \h </w:instrText>
+          <w:instrText xml:space="preserve"> PAGEREF _Toc244136014 \h </w:instrText>
         </w:r>
         <w:r>
           <w:rPr>
@@ -6401,7 +6401,7 @@
           <w14:ligatures w14:val="standardContextual"/>
         </w:rPr>
       </w:pPr>
-      <w:hyperlink w:anchor="_Toc244134934" w:history="1">
+      <w:hyperlink w:anchor="_Toc244136015" w:history="1">
         <w:r>
           <w:rPr>
             <w:rStyle w:val="Collegamentoipertestuale"/>
@@ -6446,7 +6446,7 @@
             <w:noProof/>
             <w:webHidden/>
           </w:rPr>
-          <w:instrText xml:space="preserve"> PAGEREF _Toc244134934 \h </w:instrText>
+          <w:instrText xml:space="preserve"> PAGEREF _Toc244136015 \h </w:instrText>
         </w:r>
         <w:r>
           <w:rPr>
@@ -6493,7 +6493,7 @@
           <w14:ligatures w14:val="standardContextual"/>
         </w:rPr>
       </w:pPr>
-      <w:hyperlink w:anchor="_Toc244134935" w:history="1">
+      <w:hyperlink w:anchor="_Toc244136016" w:history="1">
         <w:r>
           <w:rPr>
             <w:rStyle w:val="Collegamentoipertestuale"/>
@@ -6538,7 +6538,7 @@
             <w:noProof/>
             <w:webHidden/>
           </w:rPr>
-          <w:instrText xml:space="preserve"> PAGEREF _Toc244134935 \h </w:instrText>
+          <w:instrText xml:space="preserve"> PAGEREF _Toc244136016 \h </w:instrText>
         </w:r>
         <w:r>
           <w:rPr>
@@ -6585,7 +6585,7 @@
           <w14:ligatures w14:val="standardContextual"/>
         </w:rPr>
       </w:pPr>
-      <w:hyperlink w:anchor="_Toc244134936" w:history="1">
+      <w:hyperlink w:anchor="_Toc244136017" w:history="1">
         <w:r>
           <w:rPr>
             <w:rStyle w:val="Collegamentoipertestuale"/>
@@ -6630,7 +6630,7 @@
             <w:noProof/>
             <w:webHidden/>
           </w:rPr>
-          <w:instrText xml:space="preserve"> PAGEREF _Toc244134936 \h </w:instrText>
+          <w:instrText xml:space="preserve"> PAGEREF _Toc244136017 \h </w:instrText>
         </w:r>
         <w:r>
           <w:rPr>
@@ -6677,7 +6677,7 @@
           <w14:ligatures w14:val="standardContextual"/>
         </w:rPr>
       </w:pPr>
-      <w:hyperlink w:anchor="_Toc244134937" w:history="1">
+      <w:hyperlink w:anchor="_Toc244136018" w:history="1">
         <w:r>
           <w:rPr>
             <w:rStyle w:val="Collegamentoipertestuale"/>
@@ -6722,7 +6722,7 @@
             <w:noProof/>
             <w:webHidden/>
           </w:rPr>
-          <w:instrText xml:space="preserve"> PAGEREF _Toc244134937 \h </w:instrText>
+          <w:instrText xml:space="preserve"> PAGEREF _Toc244136018 \h </w:instrText>
         </w:r>
         <w:r>
           <w:rPr>
@@ -6769,7 +6769,7 @@
           <w14:ligatures w14:val="standardContextual"/>
         </w:rPr>
       </w:pPr>
-      <w:hyperlink w:anchor="_Toc244134938" w:history="1">
+      <w:hyperlink w:anchor="_Toc244136019" w:history="1">
         <w:r>
           <w:rPr>
             <w:rStyle w:val="Collegamentoipertestuale"/>
@@ -6814,7 +6814,7 @@
             <w:noProof/>
             <w:webHidden/>
           </w:rPr>
-          <w:instrText xml:space="preserve"> PAGEREF _Toc244134938 \h </w:instrText>
+          <w:instrText xml:space="preserve"> PAGEREF _Toc244136019 \h </w:instrText>
         </w:r>
         <w:r>
           <w:rPr>
@@ -6861,7 +6861,7 @@
           <w14:ligatures w14:val="standardContextual"/>
         </w:rPr>
       </w:pPr>
-      <w:hyperlink w:anchor="_Toc244134939" w:history="1">
+      <w:hyperlink w:anchor="_Toc244136020" w:history="1">
         <w:r>
           <w:rPr>
             <w:rStyle w:val="Collegamentoipertestuale"/>
@@ -6906,7 +6906,7 @@
             <w:noProof/>
             <w:webHidden/>
           </w:rPr>
-          <w:instrText xml:space="preserve"> PAGEREF _Toc244134939 \h </w:instrText>
+          <w:instrText xml:space="preserve"> PAGEREF _Toc244136020 \h </w:instrText>
         </w:r>
         <w:r>
           <w:rPr>
@@ -6952,7 +6952,7 @@
           <w14:ligatures w14:val="standardContextual"/>
         </w:rPr>
       </w:pPr>
-      <w:hyperlink w:anchor="_Toc244134940" w:history="1">
+      <w:hyperlink w:anchor="_Toc244136021" w:history="1">
         <w:r>
           <w:rPr>
             <w:rStyle w:val="Collegamentoipertestuale"/>
@@ -7000,7 +7000,7 @@
             <w:noProof/>
             <w:webHidden/>
           </w:rPr>
-          <w:instrText xml:space="preserve"> PAGEREF _Toc244134940 \h </w:instrText>
+          <w:instrText xml:space="preserve"> PAGEREF _Toc244136021 \h </w:instrText>
         </w:r>
         <w:r>
           <w:rPr>
@@ -7047,7 +7047,7 @@
           <w14:ligatures w14:val="standardContextual"/>
         </w:rPr>
       </w:pPr>
-      <w:hyperlink w:anchor="_Toc244134941" w:history="1">
+      <w:hyperlink w:anchor="_Toc244136022" w:history="1">
         <w:r>
           <w:rPr>
             <w:rStyle w:val="Collegamentoipertestuale"/>
@@ -7092,7 +7092,7 @@
             <w:noProof/>
             <w:webHidden/>
           </w:rPr>
-          <w:instrText xml:space="preserve"> PAGEREF _Toc244134941 \h </w:instrText>
+          <w:instrText xml:space="preserve"> PAGEREF _Toc244136022 \h </w:instrText>
         </w:r>
         <w:r>
           <w:rPr>
@@ -7139,7 +7139,7 @@
           <w14:ligatures w14:val="standardContextual"/>
         </w:rPr>
       </w:pPr>
-      <w:hyperlink w:anchor="_Toc244134942" w:history="1">
+      <w:hyperlink w:anchor="_Toc244136023" w:history="1">
         <w:r>
           <w:rPr>
             <w:rStyle w:val="Collegamentoipertestuale"/>
@@ -7184,7 +7184,7 @@
             <w:noProof/>
             <w:webHidden/>
           </w:rPr>
-          <w:instrText xml:space="preserve"> PAGEREF _Toc244134942 \h </w:instrText>
+          <w:instrText xml:space="preserve"> PAGEREF _Toc244136023 \h </w:instrText>
         </w:r>
         <w:r>
           <w:rPr>
@@ -7231,7 +7231,7 @@
           <w14:ligatures w14:val="standardContextual"/>
         </w:rPr>
       </w:pPr>
-      <w:hyperlink w:anchor="_Toc244134943" w:history="1">
+      <w:hyperlink w:anchor="_Toc244136024" w:history="1">
         <w:r>
           <w:rPr>
             <w:rStyle w:val="Collegamentoipertestuale"/>
@@ -7276,7 +7276,7 @@
             <w:noProof/>
             <w:webHidden/>
           </w:rPr>
-          <w:instrText xml:space="preserve"> PAGEREF _Toc244134943 \h </w:instrText>
+          <w:instrText xml:space="preserve"> PAGEREF _Toc244136024 \h </w:instrText>
         </w:r>
         <w:r>
           <w:rPr>
@@ -7323,7 +7323,7 @@
           <w14:ligatures w14:val="standardContextual"/>
         </w:rPr>
       </w:pPr>
-      <w:hyperlink w:anchor="_Toc244134944" w:history="1">
+      <w:hyperlink w:anchor="_Toc244136025" w:history="1">
         <w:r>
           <w:rPr>
             <w:rStyle w:val="Collegamentoipertestuale"/>
@@ -7368,7 +7368,7 @@
             <w:noProof/>
             <w:webHidden/>
           </w:rPr>
-          <w:instrText xml:space="preserve"> PAGEREF _Toc244134944 \h </w:instrText>
+          <w:instrText xml:space="preserve"> PAGEREF _Toc244136025 \h </w:instrText>
         </w:r>
         <w:r>
           <w:rPr>
@@ -7415,7 +7415,7 @@
           <w14:ligatures w14:val="standardContextual"/>
         </w:rPr>
       </w:pPr>
-      <w:hyperlink w:anchor="_Toc244134945" w:history="1">
+      <w:hyperlink w:anchor="_Toc244136026" w:history="1">
         <w:r>
           <w:rPr>
             <w:rStyle w:val="Collegamentoipertestuale"/>
@@ -7460,7 +7460,7 @@
             <w:noProof/>
             <w:webHidden/>
           </w:rPr>
-          <w:instrText xml:space="preserve"> PAGEREF _Toc244134945 \h </w:instrText>
+          <w:instrText xml:space="preserve"> PAGEREF _Toc244136026 \h </w:instrText>
         </w:r>
         <w:r>
           <w:rPr>
@@ -7507,7 +7507,7 @@
           <w14:ligatures w14:val="standardContextual"/>
         </w:rPr>
       </w:pPr>
-      <w:hyperlink w:anchor="_Toc244134946" w:history="1">
+      <w:hyperlink w:anchor="_Toc244136027" w:history="1">
         <w:r>
           <w:rPr>
             <w:rStyle w:val="Collegamentoipertestuale"/>
@@ -7552,7 +7552,7 @@
             <w:noProof/>
             <w:webHidden/>
           </w:rPr>
-          <w:instrText xml:space="preserve"> PAGEREF _Toc244134946 \h </w:instrText>
+          <w:instrText xml:space="preserve"> PAGEREF _Toc244136027 \h </w:instrText>
         </w:r>
         <w:r>
           <w:rPr>
@@ -7599,7 +7599,7 @@
           <w14:ligatures w14:val="standardContextual"/>
         </w:rPr>
       </w:pPr>
-      <w:hyperlink w:anchor="_Toc244134947" w:history="1">
+      <w:hyperlink w:anchor="_Toc244136028" w:history="1">
         <w:r>
           <w:rPr>
             <w:rStyle w:val="Collegamentoipertestuale"/>
@@ -7644,7 +7644,7 @@
             <w:noProof/>
             <w:webHidden/>
           </w:rPr>
-          <w:instrText xml:space="preserve"> PAGEREF _Toc244134947 \h </w:instrText>
+          <w:instrText xml:space="preserve"> PAGEREF _Toc244136028 \h </w:instrText>
         </w:r>
         <w:r>
           <w:rPr>
@@ -7691,7 +7691,7 @@
           <w14:ligatures w14:val="standardContextual"/>
         </w:rPr>
       </w:pPr>
-      <w:hyperlink w:anchor="_Toc244134948" w:history="1">
+      <w:hyperlink w:anchor="_Toc244136029" w:history="1">
         <w:r>
           <w:rPr>
             <w:rStyle w:val="Collegamentoipertestuale"/>
@@ -7736,7 +7736,7 @@
             <w:noProof/>
             <w:webHidden/>
           </w:rPr>
-          <w:instrText xml:space="preserve"> PAGEREF _Toc244134948 \h </w:instrText>
+          <w:instrText xml:space="preserve"> PAGEREF _Toc244136029 \h </w:instrText>
         </w:r>
         <w:r>
           <w:rPr>
@@ -7783,7 +7783,7 @@
           <w14:ligatures w14:val="standardContextual"/>
         </w:rPr>
       </w:pPr>
-      <w:hyperlink w:anchor="_Toc244134949" w:history="1">
+      <w:hyperlink w:anchor="_Toc244136030" w:history="1">
         <w:r>
           <w:rPr>
             <w:rStyle w:val="Collegamentoipertestuale"/>
@@ -7828,7 +7828,7 @@
             <w:noProof/>
             <w:webHidden/>
           </w:rPr>
-          <w:instrText xml:space="preserve"> PAGEREF _Toc244134949 \h </w:instrText>
+          <w:instrText xml:space="preserve"> PAGEREF _Toc244136030 \h </w:instrText>
         </w:r>
         <w:r>
           <w:rPr>
@@ -7875,7 +7875,7 @@
           <w14:ligatures w14:val="standardContextual"/>
         </w:rPr>
       </w:pPr>
-      <w:hyperlink w:anchor="_Toc244134950" w:history="1">
+      <w:hyperlink w:anchor="_Toc244136031" w:history="1">
         <w:r>
           <w:rPr>
             <w:rStyle w:val="Collegamentoipertestuale"/>
@@ -7920,7 +7920,7 @@
             <w:noProof/>
             <w:webHidden/>
           </w:rPr>
-          <w:instrText xml:space="preserve"> PAGEREF _Toc244134950 \h </w:instrText>
+          <w:instrText xml:space="preserve"> PAGEREF _Toc244136031 \h </w:instrText>
         </w:r>
         <w:r>
           <w:rPr>
@@ -7967,7 +7967,7 @@
           <w14:ligatures w14:val="standardContextual"/>
         </w:rPr>
       </w:pPr>
-      <w:hyperlink w:anchor="_Toc244134951" w:history="1">
+      <w:hyperlink w:anchor="_Toc244136032" w:history="1">
         <w:r>
           <w:rPr>
             <w:rStyle w:val="Collegamentoipertestuale"/>
@@ -8012,7 +8012,7 @@
             <w:noProof/>
             <w:webHidden/>
           </w:rPr>
-          <w:instrText xml:space="preserve"> PAGEREF _Toc244134951 \h </w:instrText>
+          <w:instrText xml:space="preserve"> PAGEREF _Toc244136032 \h </w:instrText>
         </w:r>
         <w:r>
           <w:rPr>
@@ -8059,7 +8059,7 @@
           <w14:ligatures w14:val="standardContextual"/>
         </w:rPr>
       </w:pPr>
-      <w:hyperlink w:anchor="_Toc244134952" w:history="1">
+      <w:hyperlink w:anchor="_Toc244136033" w:history="1">
         <w:r>
           <w:rPr>
             <w:rStyle w:val="Collegamentoipertestuale"/>
@@ -8104,7 +8104,7 @@
             <w:noProof/>
             <w:webHidden/>
           </w:rPr>
-          <w:instrText xml:space="preserve"> PAGEREF _Toc244134952 \h </w:instrText>
+          <w:instrText xml:space="preserve"> PAGEREF _Toc244136033 \h </w:instrText>
         </w:r>
         <w:r>
           <w:rPr>
@@ -8151,7 +8151,7 @@
           <w14:ligatures w14:val="standardContextual"/>
         </w:rPr>
       </w:pPr>
-      <w:hyperlink w:anchor="_Toc244134953" w:history="1">
+      <w:hyperlink w:anchor="_Toc244136034" w:history="1">
         <w:r>
           <w:rPr>
             <w:rStyle w:val="Collegamentoipertestuale"/>
@@ -8196,7 +8196,7 @@
             <w:noProof/>
             <w:webHidden/>
           </w:rPr>
-          <w:instrText xml:space="preserve"> PAGEREF _Toc244134953 \h </w:instrText>
+          <w:instrText xml:space="preserve"> PAGEREF _Toc244136034 \h </w:instrText>
         </w:r>
         <w:r>
           <w:rPr>
@@ -8243,7 +8243,7 @@
           <w14:ligatures w14:val="standardContextual"/>
         </w:rPr>
       </w:pPr>
-      <w:hyperlink w:anchor="_Toc244134954" w:history="1">
+      <w:hyperlink w:anchor="_Toc244136035" w:history="1">
         <w:r>
           <w:rPr>
             <w:rStyle w:val="Collegamentoipertestuale"/>
@@ -8288,7 +8288,7 @@
             <w:noProof/>
             <w:webHidden/>
           </w:rPr>
-          <w:instrText xml:space="preserve"> PAGEREF _Toc244134954 \h </w:instrText>
+          <w:instrText xml:space="preserve"> PAGEREF _Toc244136035 \h </w:instrText>
         </w:r>
         <w:r>
           <w:rPr>
@@ -8335,7 +8335,7 @@
           <w14:ligatures w14:val="standardContextual"/>
         </w:rPr>
       </w:pPr>
-      <w:hyperlink w:anchor="_Toc244134955" w:history="1">
+      <w:hyperlink w:anchor="_Toc244136036" w:history="1">
         <w:r>
           <w:rPr>
             <w:rStyle w:val="Collegamentoipertestuale"/>
@@ -8380,7 +8380,7 @@
             <w:noProof/>
             <w:webHidden/>
           </w:rPr>
-          <w:instrText xml:space="preserve"> PAGEREF _Toc244134955 \h </w:instrText>
+          <w:instrText xml:space="preserve"> PAGEREF _Toc244136036 \h </w:instrText>
         </w:r>
         <w:r>
           <w:rPr>
@@ -8427,7 +8427,7 @@
           <w14:ligatures w14:val="standardContextual"/>
         </w:rPr>
       </w:pPr>
-      <w:hyperlink w:anchor="_Toc244134956" w:history="1">
+      <w:hyperlink w:anchor="_Toc244136037" w:history="1">
         <w:r>
           <w:rPr>
             <w:rStyle w:val="Collegamentoipertestuale"/>
@@ -8472,7 +8472,7 @@
             <w:noProof/>
             <w:webHidden/>
           </w:rPr>
-          <w:instrText xml:space="preserve"> PAGEREF _Toc244134956 \h </w:instrText>
+          <w:instrText xml:space="preserve"> PAGEREF _Toc244136037 \h </w:instrText>
         </w:r>
         <w:r>
           <w:rPr>
@@ -8518,7 +8518,7 @@
           <w14:ligatures w14:val="standardContextual"/>
         </w:rPr>
       </w:pPr>
-      <w:hyperlink w:anchor="_Toc244134957" w:history="1">
+      <w:hyperlink w:anchor="_Toc244136038" w:history="1">
         <w:r>
           <w:rPr>
             <w:rStyle w:val="Collegamentoipertestuale"/>
@@ -8566,7 +8566,7 @@
             <w:noProof/>
             <w:webHidden/>
           </w:rPr>
-          <w:instrText xml:space="preserve"> PAGEREF _Toc244134957 \h </w:instrText>
+          <w:instrText xml:space="preserve"> PAGEREF _Toc244136038 \h </w:instrText>
         </w:r>
         <w:r>
           <w:rPr>
@@ -8613,7 +8613,7 @@
           <w14:ligatures w14:val="standardContextual"/>
         </w:rPr>
       </w:pPr>
-      <w:hyperlink w:anchor="_Toc244134958" w:history="1">
+      <w:hyperlink w:anchor="_Toc244136039" w:history="1">
         <w:r>
           <w:rPr>
             <w:rStyle w:val="Collegamentoipertestuale"/>
@@ -8658,7 +8658,7 @@
             <w:noProof/>
             <w:webHidden/>
           </w:rPr>
-          <w:instrText xml:space="preserve"> PAGEREF _Toc244134958 \h </w:instrText>
+          <w:instrText xml:space="preserve"> PAGEREF _Toc244136039 \h </w:instrText>
         </w:r>
         <w:r>
           <w:rPr>
@@ -8705,7 +8705,7 @@
           <w14:ligatures w14:val="standardContextual"/>
         </w:rPr>
       </w:pPr>
-      <w:hyperlink w:anchor="_Toc244134959" w:history="1">
+      <w:hyperlink w:anchor="_Toc244136040" w:history="1">
         <w:r>
           <w:rPr>
             <w:rStyle w:val="Collegamentoipertestuale"/>
@@ -8750,7 +8750,7 @@
             <w:noProof/>
             <w:webHidden/>
           </w:rPr>
-          <w:instrText xml:space="preserve"> PAGEREF _Toc244134959 \h </w:instrText>
+          <w:instrText xml:space="preserve"> PAGEREF _Toc244136040 \h </w:instrText>
         </w:r>
         <w:r>
           <w:rPr>
@@ -8797,7 +8797,7 @@
           <w14:ligatures w14:val="standardContextual"/>
         </w:rPr>
       </w:pPr>
-      <w:hyperlink w:anchor="_Toc244134960" w:history="1">
+      <w:hyperlink w:anchor="_Toc244136041" w:history="1">
         <w:r>
           <w:rPr>
             <w:rStyle w:val="Collegamentoipertestuale"/>
@@ -8842,7 +8842,7 @@
             <w:noProof/>
             <w:webHidden/>
           </w:rPr>
-          <w:instrText xml:space="preserve"> PAGEREF _Toc244134960 \h </w:instrText>
+          <w:instrText xml:space="preserve"> PAGEREF _Toc244136041 \h </w:instrText>
         </w:r>
         <w:r>
           <w:rPr>
@@ -8889,7 +8889,7 @@
           <w14:ligatures w14:val="standardContextual"/>
         </w:rPr>
       </w:pPr>
-      <w:hyperlink w:anchor="_Toc244134961" w:history="1">
+      <w:hyperlink w:anchor="_Toc244136042" w:history="1">
         <w:r>
           <w:rPr>
             <w:rStyle w:val="Collegamentoipertestuale"/>
@@ -8934,7 +8934,7 @@
             <w:noProof/>
             <w:webHidden/>
           </w:rPr>
-          <w:instrText xml:space="preserve"> PAGEREF _Toc244134961 \h </w:instrText>
+          <w:instrText xml:space="preserve"> PAGEREF _Toc244136042 \h </w:instrText>
         </w:r>
         <w:r>
           <w:rPr>
@@ -8980,7 +8980,7 @@
           <w14:ligatures w14:val="standardContextual"/>
         </w:rPr>
       </w:pPr>
-      <w:hyperlink w:anchor="_Toc244134962" w:history="1">
+      <w:hyperlink w:anchor="_Toc244136043" w:history="1">
         <w:r>
           <w:rPr>
             <w:rStyle w:val="Collegamentoipertestuale"/>
@@ -9028,7 +9028,7 @@
             <w:noProof/>
             <w:webHidden/>
           </w:rPr>
-          <w:instrText xml:space="preserve"> PAGEREF _Toc244134962 \h </w:instrText>
+          <w:instrText xml:space="preserve"> PAGEREF _Toc244136043 \h </w:instrText>
         </w:r>
         <w:r>
           <w:rPr>
@@ -9074,7 +9074,7 @@
           <w14:ligatures w14:val="standardContextual"/>
         </w:rPr>
       </w:pPr>
-      <w:hyperlink w:anchor="_Toc244134963" w:history="1">
+      <w:hyperlink w:anchor="_Toc244136044" w:history="1">
         <w:r>
           <w:rPr>
             <w:rStyle w:val="Collegamentoipertestuale"/>
@@ -9122,7 +9122,7 @@
             <w:noProof/>
             <w:webHidden/>
           </w:rPr>
-          <w:instrText xml:space="preserve"> PAGEREF _Toc244134963 \h </w:instrText>
+          <w:instrText xml:space="preserve"> PAGEREF _Toc244136044 \h </w:instrText>
         </w:r>
         <w:r>
           <w:rPr>
@@ -9169,7 +9169,7 @@
           <w14:ligatures w14:val="standardContextual"/>
         </w:rPr>
       </w:pPr>
-      <w:hyperlink w:anchor="_Toc244134964" w:history="1">
+      <w:hyperlink w:anchor="_Toc244136045" w:history="1">
         <w:r>
           <w:rPr>
             <w:rStyle w:val="Collegamentoipertestuale"/>
@@ -9214,7 +9214,7 @@
             <w:noProof/>
             <w:webHidden/>
           </w:rPr>
-          <w:instrText xml:space="preserve"> PAGEREF _Toc244134964 \h </w:instrText>
+          <w:instrText xml:space="preserve"> PAGEREF _Toc244136045 \h </w:instrText>
         </w:r>
         <w:r>
           <w:rPr>
@@ -9260,7 +9260,7 @@
           <w14:ligatures w14:val="standardContextual"/>
         </w:rPr>
       </w:pPr>
-      <w:hyperlink w:anchor="_Toc244134965" w:history="1">
+      <w:hyperlink w:anchor="_Toc244136046" w:history="1">
         <w:r>
           <w:rPr>
             <w:rStyle w:val="Collegamentoipertestuale"/>
@@ -9308,7 +9308,7 @@
             <w:noProof/>
             <w:webHidden/>
           </w:rPr>
-          <w:instrText xml:space="preserve"> PAGEREF _Toc244134965 \h </w:instrText>
+          <w:instrText xml:space="preserve"> PAGEREF _Toc244136046 \h </w:instrText>
         </w:r>
         <w:r>
           <w:rPr>
@@ -9355,7 +9355,7 @@
           <w14:ligatures w14:val="standardContextual"/>
         </w:rPr>
       </w:pPr>
-      <w:hyperlink w:anchor="_Toc244134966" w:history="1">
+      <w:hyperlink w:anchor="_Toc244136047" w:history="1">
         <w:r>
           <w:rPr>
             <w:rStyle w:val="Collegamentoipertestuale"/>
@@ -9400,7 +9400,7 @@
             <w:noProof/>
             <w:webHidden/>
           </w:rPr>
-          <w:instrText xml:space="preserve"> PAGEREF _Toc244134966 \h </w:instrText>
+          <w:instrText xml:space="preserve"> PAGEREF _Toc244136047 \h </w:instrText>
         </w:r>
         <w:r>
           <w:rPr>
@@ -9447,7 +9447,7 @@
           <w14:ligatures w14:val="standardContextual"/>
         </w:rPr>
       </w:pPr>
-      <w:hyperlink w:anchor="_Toc244134967" w:history="1">
+      <w:hyperlink w:anchor="_Toc244136048" w:history="1">
         <w:r>
           <w:rPr>
             <w:rStyle w:val="Collegamentoipertestuale"/>
@@ -9492,7 +9492,7 @@
             <w:noProof/>
             <w:webHidden/>
           </w:rPr>
-          <w:instrText xml:space="preserve"> PAGEREF _Toc244134967 \h </w:instrText>
+          <w:instrText xml:space="preserve"> PAGEREF _Toc244136048 \h </w:instrText>
         </w:r>
         <w:r>
           <w:rPr>
@@ -9539,7 +9539,7 @@
           <w14:ligatures w14:val="standardContextual"/>
         </w:rPr>
       </w:pPr>
-      <w:hyperlink w:anchor="_Toc244134968" w:history="1">
+      <w:hyperlink w:anchor="_Toc244136049" w:history="1">
         <w:r>
           <w:rPr>
             <w:rStyle w:val="Collegamentoipertestuale"/>
@@ -9584,7 +9584,7 @@
             <w:noProof/>
             <w:webHidden/>
           </w:rPr>
-          <w:instrText xml:space="preserve"> PAGEREF _Toc244134968 \h </w:instrText>
+          <w:instrText xml:space="preserve"> PAGEREF _Toc244136049 \h </w:instrText>
         </w:r>
         <w:r>
           <w:rPr>
@@ -9631,7 +9631,7 @@
           <w14:ligatures w14:val="standardContextual"/>
         </w:rPr>
       </w:pPr>
-      <w:hyperlink w:anchor="_Toc244134969" w:history="1">
+      <w:hyperlink w:anchor="_Toc244136050" w:history="1">
         <w:r>
           <w:rPr>
             <w:rStyle w:val="Collegamentoipertestuale"/>
@@ -9676,7 +9676,7 @@
             <w:noProof/>
             <w:webHidden/>
           </w:rPr>
-          <w:instrText xml:space="preserve"> PAGEREF _Toc244134969 \h </w:instrText>
+          <w:instrText xml:space="preserve"> PAGEREF _Toc244136050 \h </w:instrText>
         </w:r>
         <w:r>
           <w:rPr>
@@ -9723,7 +9723,7 @@
           <w14:ligatures w14:val="standardContextual"/>
         </w:rPr>
       </w:pPr>
-      <w:hyperlink w:anchor="_Toc244134970" w:history="1">
+      <w:hyperlink w:anchor="_Toc244136051" w:history="1">
         <w:r>
           <w:rPr>
             <w:rStyle w:val="Collegamentoipertestuale"/>
@@ -9768,7 +9768,7 @@
             <w:noProof/>
             <w:webHidden/>
           </w:rPr>
-          <w:instrText xml:space="preserve"> PAGEREF _Toc244134970 \h </w:instrText>
+          <w:instrText xml:space="preserve"> PAGEREF _Toc244136051 \h </w:instrText>
         </w:r>
         <w:r>
           <w:rPr>
@@ -9815,7 +9815,7 @@
           <w14:ligatures w14:val="standardContextual"/>
         </w:rPr>
       </w:pPr>
-      <w:hyperlink w:anchor="_Toc244134971" w:history="1">
+      <w:hyperlink w:anchor="_Toc244136052" w:history="1">
         <w:r>
           <w:rPr>
             <w:rStyle w:val="Collegamentoipertestuale"/>
@@ -9860,7 +9860,7 @@
             <w:noProof/>
             <w:webHidden/>
           </w:rPr>
-          <w:instrText xml:space="preserve"> PAGEREF _Toc244134971 \h </w:instrText>
+          <w:instrText xml:space="preserve"> PAGEREF _Toc244136052 \h </w:instrText>
         </w:r>
         <w:r>
           <w:rPr>
@@ -9906,7 +9906,7 @@
           <w14:ligatures w14:val="standardContextual"/>
         </w:rPr>
       </w:pPr>
-      <w:hyperlink w:anchor="_Toc244134972" w:history="1">
+      <w:hyperlink w:anchor="_Toc244136053" w:history="1">
         <w:r>
           <w:rPr>
             <w:rStyle w:val="Collegamentoipertestuale"/>
@@ -9954,7 +9954,7 @@
             <w:noProof/>
             <w:webHidden/>
           </w:rPr>
-          <w:instrText xml:space="preserve"> PAGEREF _Toc244134972 \h </w:instrText>
+          <w:instrText xml:space="preserve"> PAGEREF _Toc244136053 \h </w:instrText>
         </w:r>
         <w:r>
           <w:rPr>
@@ -10001,7 +10001,7 @@
           <w14:ligatures w14:val="standardContextual"/>
         </w:rPr>
       </w:pPr>
-      <w:hyperlink w:anchor="_Toc244134973" w:history="1">
+      <w:hyperlink w:anchor="_Toc244136054" w:history="1">
         <w:r>
           <w:rPr>
             <w:rStyle w:val="Collegamentoipertestuale"/>
@@ -10046,7 +10046,7 @@
             <w:noProof/>
             <w:webHidden/>
           </w:rPr>
-          <w:instrText xml:space="preserve"> PAGEREF _Toc244134973 \h </w:instrText>
+          <w:instrText xml:space="preserve"> PAGEREF _Toc244136054 \h </w:instrText>
         </w:r>
         <w:r>
           <w:rPr>
@@ -10093,7 +10093,7 @@
           <w14:ligatures w14:val="standardContextual"/>
         </w:rPr>
       </w:pPr>
-      <w:hyperlink w:anchor="_Toc244134974" w:history="1">
+      <w:hyperlink w:anchor="_Toc244136055" w:history="1">
         <w:r>
           <w:rPr>
             <w:rStyle w:val="Collegamentoipertestuale"/>
@@ -10138,7 +10138,7 @@
             <w:noProof/>
             <w:webHidden/>
           </w:rPr>
-          <w:instrText xml:space="preserve"> PAGEREF _Toc244134974 \h </w:instrText>
+          <w:instrText xml:space="preserve"> PAGEREF _Toc244136055 \h </w:instrText>
         </w:r>
         <w:r>
           <w:rPr>
@@ -10185,7 +10185,7 @@
           <w14:ligatures w14:val="standardContextual"/>
         </w:rPr>
       </w:pPr>
-      <w:hyperlink w:anchor="_Toc244134975" w:history="1">
+      <w:hyperlink w:anchor="_Toc244136056" w:history="1">
         <w:r>
           <w:rPr>
             <w:rStyle w:val="Collegamentoipertestuale"/>
@@ -10230,7 +10230,7 @@
             <w:noProof/>
             <w:webHidden/>
           </w:rPr>
-          <w:instrText xml:space="preserve"> PAGEREF _Toc244134975 \h </w:instrText>
+          <w:instrText xml:space="preserve"> PAGEREF _Toc244136056 \h </w:instrText>
         </w:r>
         <w:r>
           <w:rPr>
@@ -10277,7 +10277,7 @@
           <w14:ligatures w14:val="standardContextual"/>
         </w:rPr>
       </w:pPr>
-      <w:hyperlink w:anchor="_Toc244134976" w:history="1">
+      <w:hyperlink w:anchor="_Toc244136057" w:history="1">
         <w:r>
           <w:rPr>
             <w:rStyle w:val="Collegamentoipertestuale"/>
@@ -10322,7 +10322,7 @@
             <w:noProof/>
             <w:webHidden/>
           </w:rPr>
-          <w:instrText xml:space="preserve"> PAGEREF _Toc244134976 \h </w:instrText>
+          <w:instrText xml:space="preserve"> PAGEREF _Toc244136057 \h </w:instrText>
         </w:r>
         <w:r>
           <w:rPr>
@@ -10369,7 +10369,7 @@
           <w14:ligatures w14:val="standardContextual"/>
         </w:rPr>
       </w:pPr>
-      <w:hyperlink w:anchor="_Toc244134977" w:history="1">
+      <w:hyperlink w:anchor="_Toc244136058" w:history="1">
         <w:r>
           <w:rPr>
             <w:rStyle w:val="Collegamentoipertestuale"/>
@@ -10414,7 +10414,7 @@
             <w:noProof/>
             <w:webHidden/>
           </w:rPr>
-          <w:instrText xml:space="preserve"> PAGEREF _Toc244134977 \h </w:instrText>
+          <w:instrText xml:space="preserve"> PAGEREF _Toc244136058 \h </w:instrText>
         </w:r>
         <w:r>
           <w:rPr>
@@ -10461,7 +10461,7 @@
           <w14:ligatures w14:val="standardContextual"/>
         </w:rPr>
       </w:pPr>
-      <w:hyperlink w:anchor="_Toc244134978" w:history="1">
+      <w:hyperlink w:anchor="_Toc244136059" w:history="1">
         <w:r>
           <w:rPr>
             <w:rStyle w:val="Collegamentoipertestuale"/>
@@ -10506,7 +10506,7 @@
             <w:noProof/>
             <w:webHidden/>
           </w:rPr>
-          <w:instrText xml:space="preserve"> PAGEREF _Toc244134978 \h </w:instrText>
+          <w:instrText xml:space="preserve"> PAGEREF _Toc244136059 \h </w:instrText>
         </w:r>
         <w:r>
           <w:rPr>
@@ -10553,7 +10553,7 @@
           <w14:ligatures w14:val="standardContextual"/>
         </w:rPr>
       </w:pPr>
-      <w:hyperlink w:anchor="_Toc244134979" w:history="1">
+      <w:hyperlink w:anchor="_Toc244136060" w:history="1">
         <w:r>
           <w:rPr>
             <w:rStyle w:val="Collegamentoipertestuale"/>
@@ -10598,7 +10598,7 @@
             <w:noProof/>
             <w:webHidden/>
           </w:rPr>
-          <w:instrText xml:space="preserve"> PAGEREF _Toc244134979 \h </w:instrText>
+          <w:instrText xml:space="preserve"> PAGEREF _Toc244136060 \h </w:instrText>
         </w:r>
         <w:r>
           <w:rPr>
@@ -10644,7 +10644,7 @@
           <w14:ligatures w14:val="standardContextual"/>
         </w:rPr>
       </w:pPr>
-      <w:hyperlink w:anchor="_Toc244134980" w:history="1">
+      <w:hyperlink w:anchor="_Toc244136061" w:history="1">
         <w:r>
           <w:rPr>
             <w:rStyle w:val="Collegamentoipertestuale"/>
@@ -10692,7 +10692,7 @@
             <w:noProof/>
             <w:webHidden/>
           </w:rPr>
-          <w:instrText xml:space="preserve"> PAGEREF _Toc244134980 \h </w:instrText>
+          <w:instrText xml:space="preserve"> PAGEREF _Toc244136061 \h </w:instrText>
         </w:r>
         <w:r>
           <w:rPr>
@@ -10739,7 +10739,7 @@
           <w14:ligatures w14:val="standardContextual"/>
         </w:rPr>
       </w:pPr>
-      <w:hyperlink w:anchor="_Toc244134981" w:history="1">
+      <w:hyperlink w:anchor="_Toc244136062" w:history="1">
         <w:r>
           <w:rPr>
             <w:rStyle w:val="Collegamentoipertestuale"/>
@@ -10784,7 +10784,7 @@
             <w:noProof/>
             <w:webHidden/>
           </w:rPr>
-          <w:instrText xml:space="preserve"> PAGEREF _Toc244134981 \h </w:instrText>
+          <w:instrText xml:space="preserve"> PAGEREF _Toc244136062 \h </w:instrText>
         </w:r>
         <w:r>
           <w:rPr>
@@ -10831,7 +10831,7 @@
           <w14:ligatures w14:val="standardContextual"/>
         </w:rPr>
       </w:pPr>
-      <w:hyperlink w:anchor="_Toc244134982" w:history="1">
+      <w:hyperlink w:anchor="_Toc244136063" w:history="1">
         <w:r>
           <w:rPr>
             <w:rStyle w:val="Collegamentoipertestuale"/>
@@ -10876,7 +10876,7 @@
             <w:noProof/>
             <w:webHidden/>
           </w:rPr>
-          <w:instrText xml:space="preserve"> PAGEREF _Toc244134982 \h </w:instrText>
+          <w:instrText xml:space="preserve"> PAGEREF _Toc244136063 \h </w:instrText>
         </w:r>
         <w:r>
           <w:rPr>
@@ -10923,7 +10923,7 @@
           <w14:ligatures w14:val="standardContextual"/>
         </w:rPr>
       </w:pPr>
-      <w:hyperlink w:anchor="_Toc244134983" w:history="1">
+      <w:hyperlink w:anchor="_Toc244136064" w:history="1">
         <w:r>
           <w:rPr>
             <w:rStyle w:val="Collegamentoipertestuale"/>
@@ -10968,7 +10968,7 @@
             <w:noProof/>
             <w:webHidden/>
           </w:rPr>
-          <w:instrText xml:space="preserve"> PAGEREF _Toc244134983 \h </w:instrText>
+          <w:instrText xml:space="preserve"> PAGEREF _Toc244136064 \h </w:instrText>
         </w:r>
         <w:r>
           <w:rPr>
@@ -11014,7 +11014,7 @@
           <w14:ligatures w14:val="standardContextual"/>
         </w:rPr>
       </w:pPr>
-      <w:hyperlink w:anchor="_Toc244134984" w:history="1">
+      <w:hyperlink w:anchor="_Toc244136065" w:history="1">
         <w:r>
           <w:rPr>
             <w:rStyle w:val="Collegamentoipertestuale"/>
@@ -11062,7 +11062,7 @@
             <w:noProof/>
             <w:webHidden/>
           </w:rPr>
-          <w:instrText xml:space="preserve"> PAGEREF _Toc244134984 \h </w:instrText>
+          <w:instrText xml:space="preserve"> PAGEREF _Toc244136065 \h </w:instrText>
         </w:r>
         <w:r>
           <w:rPr>
@@ -11109,7 +11109,7 @@
           <w14:ligatures w14:val="standardContextual"/>
         </w:rPr>
       </w:pPr>
-      <w:hyperlink w:anchor="_Toc244134985" w:history="1">
+      <w:hyperlink w:anchor="_Toc244136066" w:history="1">
         <w:r>
           <w:rPr>
             <w:rStyle w:val="Collegamentoipertestuale"/>
@@ -11154,7 +11154,7 @@
             <w:noProof/>
             <w:webHidden/>
           </w:rPr>
-          <w:instrText xml:space="preserve"> PAGEREF _Toc244134985 \h </w:instrText>
+          <w:instrText xml:space="preserve"> PAGEREF _Toc244136066 \h </w:instrText>
         </w:r>
         <w:r>
           <w:rPr>
@@ -11201,7 +11201,7 @@
           <w14:ligatures w14:val="standardContextual"/>
         </w:rPr>
       </w:pPr>
-      <w:hyperlink w:anchor="_Toc244134986" w:history="1">
+      <w:hyperlink w:anchor="_Toc244136067" w:history="1">
         <w:r>
           <w:rPr>
             <w:rStyle w:val="Collegamentoipertestuale"/>
@@ -11246,7 +11246,7 @@
             <w:noProof/>
             <w:webHidden/>
           </w:rPr>
-          <w:instrText xml:space="preserve"> PAGEREF _Toc244134986 \h </w:instrText>
+          <w:instrText xml:space="preserve"> PAGEREF _Toc244136067 \h </w:instrText>
         </w:r>
         <w:r>
           <w:rPr>
@@ -11293,7 +11293,7 @@
           <w14:ligatures w14:val="standardContextual"/>
         </w:rPr>
       </w:pPr>
-      <w:hyperlink w:anchor="_Toc244134987" w:history="1">
+      <w:hyperlink w:anchor="_Toc244136068" w:history="1">
         <w:r>
           <w:rPr>
             <w:rStyle w:val="Collegamentoipertestuale"/>
@@ -11338,7 +11338,7 @@
             <w:noProof/>
             <w:webHidden/>
           </w:rPr>
-          <w:instrText xml:space="preserve"> PAGEREF _Toc244134987 \h </w:instrText>
+          <w:instrText xml:space="preserve"> PAGEREF _Toc244136068 \h </w:instrText>
         </w:r>
         <w:r>
           <w:rPr>
@@ -11385,7 +11385,7 @@
           <w14:ligatures w14:val="standardContextual"/>
         </w:rPr>
       </w:pPr>
-      <w:hyperlink w:anchor="_Toc244134988" w:history="1">
+      <w:hyperlink w:anchor="_Toc244136069" w:history="1">
         <w:r>
           <w:rPr>
             <w:rStyle w:val="Collegamentoipertestuale"/>
@@ -11430,7 +11430,7 @@
             <w:noProof/>
             <w:webHidden/>
           </w:rPr>
-          <w:instrText xml:space="preserve"> PAGEREF _Toc244134988 \h </w:instrText>
+          <w:instrText xml:space="preserve"> PAGEREF _Toc244136069 \h </w:instrText>
         </w:r>
         <w:r>
           <w:rPr>
@@ -11477,7 +11477,7 @@
           <w14:ligatures w14:val="standardContextual"/>
         </w:rPr>
       </w:pPr>
-      <w:hyperlink w:anchor="_Toc244134989" w:history="1">
+      <w:hyperlink w:anchor="_Toc244136070" w:history="1">
         <w:r>
           <w:rPr>
             <w:rStyle w:val="Collegamentoipertestuale"/>
@@ -11522,7 +11522,7 @@
             <w:noProof/>
             <w:webHidden/>
           </w:rPr>
-          <w:instrText xml:space="preserve"> PAGEREF _Toc244134989 \h </w:instrText>
+          <w:instrText xml:space="preserve"> PAGEREF _Toc244136070 \h </w:instrText>
         </w:r>
         <w:r>
           <w:rPr>
@@ -11569,7 +11569,7 @@
           <w14:ligatures w14:val="standardContextual"/>
         </w:rPr>
       </w:pPr>
-      <w:hyperlink w:anchor="_Toc244134990" w:history="1">
+      <w:hyperlink w:anchor="_Toc244136071" w:history="1">
         <w:r>
           <w:rPr>
             <w:rStyle w:val="Collegamentoipertestuale"/>
@@ -11614,7 +11614,7 @@
             <w:noProof/>
             <w:webHidden/>
           </w:rPr>
-          <w:instrText xml:space="preserve"> PAGEREF _Toc244134990 \h </w:instrText>
+          <w:instrText xml:space="preserve"> PAGEREF _Toc244136071 \h </w:instrText>
         </w:r>
         <w:r>
           <w:rPr>
@@ -11661,7 +11661,7 @@
           <w14:ligatures w14:val="standardContextual"/>
         </w:rPr>
       </w:pPr>
-      <w:hyperlink w:anchor="_Toc244134991" w:history="1">
+      <w:hyperlink w:anchor="_Toc244136072" w:history="1">
         <w:r>
           <w:rPr>
             <w:rStyle w:val="Collegamentoipertestuale"/>
@@ -11706,7 +11706,7 @@
             <w:noProof/>
             <w:webHidden/>
           </w:rPr>
-          <w:instrText xml:space="preserve"> PAGEREF _Toc244134991 \h </w:instrText>
+          <w:instrText xml:space="preserve"> PAGEREF _Toc244136072 \h </w:instrText>
         </w:r>
         <w:r>
           <w:rPr>
@@ -11753,7 +11753,7 @@
           <w14:ligatures w14:val="standardContextual"/>
         </w:rPr>
       </w:pPr>
-      <w:hyperlink w:anchor="_Toc244134992" w:history="1">
+      <w:hyperlink w:anchor="_Toc244136073" w:history="1">
         <w:r>
           <w:rPr>
             <w:rStyle w:val="Collegamentoipertestuale"/>
@@ -11798,7 +11798,7 @@
             <w:noProof/>
             <w:webHidden/>
           </w:rPr>
-          <w:instrText xml:space="preserve"> PAGEREF _Toc244134992 \h </w:instrText>
+          <w:instrText xml:space="preserve"> PAGEREF _Toc244136073 \h </w:instrText>
         </w:r>
         <w:r>
           <w:rPr>
@@ -11845,7 +11845,7 @@
           <w14:ligatures w14:val="standardContextual"/>
         </w:rPr>
       </w:pPr>
-      <w:hyperlink w:anchor="_Toc244134993" w:history="1">
+      <w:hyperlink w:anchor="_Toc244136074" w:history="1">
         <w:r>
           <w:rPr>
             <w:rStyle w:val="Collegamentoipertestuale"/>
@@ -11890,7 +11890,7 @@
             <w:noProof/>
             <w:webHidden/>
           </w:rPr>
-          <w:instrText xml:space="preserve"> PAGEREF _Toc244134993 \h </w:instrText>
+          <w:instrText xml:space="preserve"> PAGEREF _Toc244136074 \h </w:instrText>
         </w:r>
         <w:r>
           <w:rPr>
@@ -11937,7 +11937,7 @@
           <w14:ligatures w14:val="standardContextual"/>
         </w:rPr>
       </w:pPr>
-      <w:hyperlink w:anchor="_Toc244134994" w:history="1">
+      <w:hyperlink w:anchor="_Toc244136075" w:history="1">
         <w:r>
           <w:rPr>
             <w:rStyle w:val="Collegamentoipertestuale"/>
@@ -11982,7 +11982,7 @@
             <w:noProof/>
             <w:webHidden/>
           </w:rPr>
-          <w:instrText xml:space="preserve"> PAGEREF _Toc244134994 \h </w:instrText>
+          <w:instrText xml:space="preserve"> PAGEREF _Toc244136075 \h </w:instrText>
         </w:r>
         <w:r>
           <w:rPr>
@@ -12029,7 +12029,7 @@
           <w14:ligatures w14:val="standardContextual"/>
         </w:rPr>
       </w:pPr>
-      <w:hyperlink w:anchor="_Toc244134995" w:history="1">
+      <w:hyperlink w:anchor="_Toc244136076" w:history="1">
         <w:r>
           <w:rPr>
             <w:rStyle w:val="Collegamentoipertestuale"/>
@@ -12074,7 +12074,7 @@
             <w:noProof/>
             <w:webHidden/>
           </w:rPr>
-          <w:instrText xml:space="preserve"> PAGEREF _Toc244134995 \h </w:instrText>
+          <w:instrText xml:space="preserve"> PAGEREF _Toc244136076 \h </w:instrText>
         </w:r>
         <w:r>
           <w:rPr>
@@ -12121,7 +12121,7 @@
           <w14:ligatures w14:val="standardContextual"/>
         </w:rPr>
       </w:pPr>
-      <w:hyperlink w:anchor="_Toc244134996" w:history="1">
+      <w:hyperlink w:anchor="_Toc244136077" w:history="1">
         <w:r>
           <w:rPr>
             <w:rStyle w:val="Collegamentoipertestuale"/>
@@ -12166,7 +12166,7 @@
             <w:noProof/>
             <w:webHidden/>
           </w:rPr>
-          <w:instrText xml:space="preserve"> PAGEREF _Toc244134996 \h </w:instrText>
+          <w:instrText xml:space="preserve"> PAGEREF _Toc244136077 \h </w:instrText>
         </w:r>
         <w:r>
           <w:rPr>
@@ -12212,7 +12212,7 @@
           <w14:ligatures w14:val="standardContextual"/>
         </w:rPr>
       </w:pPr>
-      <w:hyperlink w:anchor="_Toc244134997" w:history="1">
+      <w:hyperlink w:anchor="_Toc244136078" w:history="1">
         <w:r>
           <w:rPr>
             <w:rStyle w:val="Collegamentoipertestuale"/>
@@ -12260,7 +12260,7 @@
             <w:noProof/>
             <w:webHidden/>
           </w:rPr>
-          <w:instrText xml:space="preserve"> PAGEREF _Toc244134997 \h </w:instrText>
+          <w:instrText xml:space="preserve"> PAGEREF _Toc244136078 \h </w:instrText>
         </w:r>
         <w:r>
           <w:rPr>
@@ -12307,7 +12307,7 @@
           <w14:ligatures w14:val="standardContextual"/>
         </w:rPr>
       </w:pPr>
-      <w:hyperlink w:anchor="_Toc244134998" w:history="1">
+      <w:hyperlink w:anchor="_Toc244136079" w:history="1">
         <w:r>
           <w:rPr>
             <w:rStyle w:val="Collegamentoipertestuale"/>
@@ -12352,7 +12352,7 @@
             <w:noProof/>
             <w:webHidden/>
           </w:rPr>
-          <w:instrText xml:space="preserve"> PAGEREF _Toc244134998 \h </w:instrText>
+          <w:instrText xml:space="preserve"> PAGEREF _Toc244136079 \h </w:instrText>
         </w:r>
         <w:r>
           <w:rPr>
@@ -12399,7 +12399,7 @@
           <w14:ligatures w14:val="standardContextual"/>
         </w:rPr>
       </w:pPr>
-      <w:hyperlink w:anchor="_Toc244134999" w:history="1">
+      <w:hyperlink w:anchor="_Toc244136080" w:history="1">
         <w:r>
           <w:rPr>
             <w:rStyle w:val="Collegamentoipertestuale"/>
@@ -12444,7 +12444,7 @@
             <w:noProof/>
             <w:webHidden/>
           </w:rPr>
-          <w:instrText xml:space="preserve"> PAGEREF _Toc244134999 \h </w:instrText>
+          <w:instrText xml:space="preserve"> PAGEREF _Toc244136080 \h </w:instrText>
         </w:r>
         <w:r>
           <w:rPr>
@@ -12491,7 +12491,7 @@
           <w14:ligatures w14:val="standardContextual"/>
         </w:rPr>
       </w:pPr>
-      <w:hyperlink w:anchor="_Toc244135000" w:history="1">
+      <w:hyperlink w:anchor="_Toc244136081" w:history="1">
         <w:r>
           <w:rPr>
             <w:rStyle w:val="Collegamentoipertestuale"/>
@@ -12536,7 +12536,7 @@
             <w:noProof/>
             <w:webHidden/>
           </w:rPr>
-          <w:instrText xml:space="preserve"> PAGEREF _Toc244135000 \h </w:instrText>
+          <w:instrText xml:space="preserve"> PAGEREF _Toc244136081 \h </w:instrText>
         </w:r>
         <w:r>
           <w:rPr>
@@ -12583,7 +12583,7 @@
           <w14:ligatures w14:val="standardContextual"/>
         </w:rPr>
       </w:pPr>
-      <w:hyperlink w:anchor="_Toc244135001" w:history="1">
+      <w:hyperlink w:anchor="_Toc244136082" w:history="1">
         <w:r>
           <w:rPr>
             <w:rStyle w:val="Collegamentoipertestuale"/>
@@ -12628,7 +12628,7 @@
             <w:noProof/>
             <w:webHidden/>
           </w:rPr>
-          <w:instrText xml:space="preserve"> PAGEREF _Toc244135001 \h </w:instrText>
+          <w:instrText xml:space="preserve"> PAGEREF _Toc244136082 \h </w:instrText>
         </w:r>
         <w:r>
           <w:rPr>
@@ -12675,7 +12675,7 @@
           <w14:ligatures w14:val="standardContextual"/>
         </w:rPr>
       </w:pPr>
-      <w:hyperlink w:anchor="_Toc244135002" w:history="1">
+      <w:hyperlink w:anchor="_Toc244136083" w:history="1">
         <w:r>
           <w:rPr>
             <w:rStyle w:val="Collegamentoipertestuale"/>
@@ -12720,7 +12720,7 @@
             <w:noProof/>
             <w:webHidden/>
           </w:rPr>
-          <w:instrText xml:space="preserve"> PAGEREF _Toc244135002 \h </w:instrText>
+          <w:instrText xml:space="preserve"> PAGEREF _Toc244136083 \h </w:instrText>
         </w:r>
         <w:r>
           <w:rPr>
@@ -12767,7 +12767,7 @@
           <w14:ligatures w14:val="standardContextual"/>
         </w:rPr>
       </w:pPr>
-      <w:hyperlink w:anchor="_Toc244135003" w:history="1">
+      <w:hyperlink w:anchor="_Toc244136084" w:history="1">
         <w:r>
           <w:rPr>
             <w:rStyle w:val="Collegamentoipertestuale"/>
@@ -12812,7 +12812,7 @@
             <w:noProof/>
             <w:webHidden/>
           </w:rPr>
-          <w:instrText xml:space="preserve"> PAGEREF _Toc244135003 \h </w:instrText>
+          <w:instrText xml:space="preserve"> PAGEREF _Toc244136084 \h </w:instrText>
         </w:r>
         <w:r>
           <w:rPr>
@@ -12859,7 +12859,7 @@
           <w14:ligatures w14:val="standardContextual"/>
         </w:rPr>
       </w:pPr>
-      <w:hyperlink w:anchor="_Toc244135004" w:history="1">
+      <w:hyperlink w:anchor="_Toc244136085" w:history="1">
         <w:r>
           <w:rPr>
             <w:rStyle w:val="Collegamentoipertestuale"/>
@@ -12904,7 +12904,7 @@
             <w:noProof/>
             <w:webHidden/>
           </w:rPr>
-          <w:instrText xml:space="preserve"> PAGEREF _Toc244135004 \h </w:instrText>
+          <w:instrText xml:space="preserve"> PAGEREF _Toc244136085 \h </w:instrText>
         </w:r>
         <w:r>
           <w:rPr>
@@ -12950,7 +12950,7 @@
           <w14:ligatures w14:val="standardContextual"/>
         </w:rPr>
       </w:pPr>
-      <w:hyperlink w:anchor="_Toc244135005" w:history="1">
+      <w:hyperlink w:anchor="_Toc244136086" w:history="1">
         <w:r>
           <w:rPr>
             <w:rStyle w:val="Collegamentoipertestuale"/>
@@ -12998,7 +12998,7 @@
             <w:noProof/>
             <w:webHidden/>
           </w:rPr>
-          <w:instrText xml:space="preserve"> PAGEREF _Toc244135005 \h </w:instrText>
+          <w:instrText xml:space="preserve"> PAGEREF _Toc244136086 \h </w:instrText>
         </w:r>
         <w:r>
           <w:rPr>
@@ -13045,7 +13045,7 @@
           <w14:ligatures w14:val="standardContextual"/>
         </w:rPr>
       </w:pPr>
-      <w:hyperlink w:anchor="_Toc244135006" w:history="1">
+      <w:hyperlink w:anchor="_Toc244136087" w:history="1">
         <w:r>
           <w:rPr>
             <w:rStyle w:val="Collegamentoipertestuale"/>
@@ -13090,7 +13090,7 @@
             <w:noProof/>
             <w:webHidden/>
           </w:rPr>
-          <w:instrText xml:space="preserve"> PAGEREF _Toc244135006 \h </w:instrText>
+          <w:instrText xml:space="preserve"> PAGEREF _Toc244136087 \h </w:instrText>
         </w:r>
         <w:r>
           <w:rPr>
@@ -13137,7 +13137,7 @@
           <w14:ligatures w14:val="standardContextual"/>
         </w:rPr>
       </w:pPr>
-      <w:hyperlink w:anchor="_Toc244135007" w:history="1">
+      <w:hyperlink w:anchor="_Toc244136088" w:history="1">
         <w:r>
           <w:rPr>
             <w:rStyle w:val="Collegamentoipertestuale"/>
@@ -13182,7 +13182,7 @@
             <w:noProof/>
             <w:webHidden/>
           </w:rPr>
-          <w:instrText xml:space="preserve"> PAGEREF _Toc244135007 \h </w:instrText>
+          <w:instrText xml:space="preserve"> PAGEREF _Toc244136088 \h </w:instrText>
         </w:r>
         <w:r>
           <w:rPr>
@@ -13229,7 +13229,7 @@
           <w14:ligatures w14:val="standardContextual"/>
         </w:rPr>
       </w:pPr>
-      <w:hyperlink w:anchor="_Toc244135008" w:history="1">
+      <w:hyperlink w:anchor="_Toc244136089" w:history="1">
         <w:r>
           <w:rPr>
             <w:rStyle w:val="Collegamentoipertestuale"/>
@@ -13274,7 +13274,7 @@
             <w:noProof/>
             <w:webHidden/>
           </w:rPr>
-          <w:instrText xml:space="preserve"> PAGEREF _Toc244135008 \h </w:instrText>
+          <w:instrText xml:space="preserve"> PAGEREF _Toc244136089 \h </w:instrText>
         </w:r>
         <w:r>
           <w:rPr>
@@ -13321,7 +13321,7 @@
           <w14:ligatures w14:val="standardContextual"/>
         </w:rPr>
       </w:pPr>
-      <w:hyperlink w:anchor="_Toc244135009" w:history="1">
+      <w:hyperlink w:anchor="_Toc244136090" w:history="1">
         <w:r>
           <w:rPr>
             <w:rStyle w:val="Collegamentoipertestuale"/>
@@ -13366,7 +13366,7 @@
             <w:noProof/>
             <w:webHidden/>
           </w:rPr>
-          <w:instrText xml:space="preserve"> PAGEREF _Toc244135009 \h </w:instrText>
+          <w:instrText xml:space="preserve"> PAGEREF _Toc244136090 \h </w:instrText>
         </w:r>
         <w:r>
           <w:rPr>
@@ -13413,7 +13413,7 @@
           <w14:ligatures w14:val="standardContextual"/>
         </w:rPr>
       </w:pPr>
-      <w:hyperlink w:anchor="_Toc244135010" w:history="1">
+      <w:hyperlink w:anchor="_Toc244136091" w:history="1">
         <w:r>
           <w:rPr>
             <w:rStyle w:val="Collegamentoipertestuale"/>
@@ -13458,7 +13458,7 @@
             <w:noProof/>
             <w:webHidden/>
           </w:rPr>
-          <w:instrText xml:space="preserve"> PAGEREF _Toc244135010 \h </w:instrText>
+          <w:instrText xml:space="preserve"> PAGEREF _Toc244136091 \h </w:instrText>
         </w:r>
         <w:r>
           <w:rPr>
@@ -13505,7 +13505,7 @@
           <w14:ligatures w14:val="standardContextual"/>
         </w:rPr>
       </w:pPr>
-      <w:hyperlink w:anchor="_Toc244135011" w:history="1">
+      <w:hyperlink w:anchor="_Toc244136092" w:history="1">
         <w:r>
           <w:rPr>
             <w:rStyle w:val="Collegamentoipertestuale"/>
@@ -13550,7 +13550,7 @@
             <w:noProof/>
             <w:webHidden/>
           </w:rPr>
-          <w:instrText xml:space="preserve"> PAGEREF _Toc244135011 \h </w:instrText>
+          <w:instrText xml:space="preserve"> PAGEREF _Toc244136092 \h </w:instrText>
         </w:r>
         <w:r>
           <w:rPr>
@@ -13597,7 +13597,7 @@
           <w14:ligatures w14:val="standardContextual"/>
         </w:rPr>
       </w:pPr>
-      <w:hyperlink w:anchor="_Toc244135012" w:history="1">
+      <w:hyperlink w:anchor="_Toc244136093" w:history="1">
         <w:r>
           <w:rPr>
             <w:rStyle w:val="Collegamentoipertestuale"/>
@@ -13642,7 +13642,7 @@
             <w:noProof/>
             <w:webHidden/>
           </w:rPr>
-          <w:instrText xml:space="preserve"> PAGEREF _Toc244135012 \h </w:instrText>
+          <w:instrText xml:space="preserve"> PAGEREF _Toc244136093 \h </w:instrText>
         </w:r>
         <w:r>
           <w:rPr>
@@ -13689,7 +13689,7 @@
           <w14:ligatures w14:val="standardContextual"/>
         </w:rPr>
       </w:pPr>
-      <w:hyperlink w:anchor="_Toc244135013" w:history="1">
+      <w:hyperlink w:anchor="_Toc244136094" w:history="1">
         <w:r>
           <w:rPr>
             <w:rStyle w:val="Collegamentoipertestuale"/>
@@ -13734,7 +13734,7 @@
             <w:noProof/>
             <w:webHidden/>
           </w:rPr>
-          <w:instrText xml:space="preserve"> PAGEREF _Toc244135013 \h </w:instrText>
+          <w:instrText xml:space="preserve"> PAGEREF _Toc244136094 \h </w:instrText>
         </w:r>
         <w:r>
           <w:rPr>
@@ -13781,7 +13781,7 @@
           <w14:ligatures w14:val="standardContextual"/>
         </w:rPr>
       </w:pPr>
-      <w:hyperlink w:anchor="_Toc244135014" w:history="1">
+      <w:hyperlink w:anchor="_Toc244136095" w:history="1">
         <w:r>
           <w:rPr>
             <w:rStyle w:val="Collegamentoipertestuale"/>
@@ -13826,7 +13826,7 @@
             <w:noProof/>
             <w:webHidden/>
           </w:rPr>
-          <w:instrText xml:space="preserve"> PAGEREF _Toc244135014 \h </w:instrText>
+          <w:instrText xml:space="preserve"> PAGEREF _Toc244136095 \h </w:instrText>
         </w:r>
         <w:r>
           <w:rPr>
@@ -13873,7 +13873,7 @@
           <w14:ligatures w14:val="standardContextual"/>
         </w:rPr>
       </w:pPr>
-      <w:hyperlink w:anchor="_Toc244135015" w:history="1">
+      <w:hyperlink w:anchor="_Toc244136096" w:history="1">
         <w:r>
           <w:rPr>
             <w:rStyle w:val="Collegamentoipertestuale"/>
@@ -13918,7 +13918,7 @@
             <w:noProof/>
             <w:webHidden/>
           </w:rPr>
-          <w:instrText xml:space="preserve"> PAGEREF _Toc244135015 \h </w:instrText>
+          <w:instrText xml:space="preserve"> PAGEREF _Toc244136096 \h </w:instrText>
         </w:r>
         <w:r>
           <w:rPr>
@@ -13965,7 +13965,7 @@
           <w14:ligatures w14:val="standardContextual"/>
         </w:rPr>
       </w:pPr>
-      <w:hyperlink w:anchor="_Toc244135016" w:history="1">
+      <w:hyperlink w:anchor="_Toc244136097" w:history="1">
         <w:r>
           <w:rPr>
             <w:rStyle w:val="Collegamentoipertestuale"/>
@@ -14010,7 +14010,7 @@
             <w:noProof/>
             <w:webHidden/>
           </w:rPr>
-          <w:instrText xml:space="preserve"> PAGEREF _Toc244135016 \h </w:instrText>
+          <w:instrText xml:space="preserve"> PAGEREF _Toc244136097 \h </w:instrText>
         </w:r>
         <w:r>
           <w:rPr>
@@ -14057,7 +14057,7 @@
           <w14:ligatures w14:val="standardContextual"/>
         </w:rPr>
       </w:pPr>
-      <w:hyperlink w:anchor="_Toc244135017" w:history="1">
+      <w:hyperlink w:anchor="_Toc244136098" w:history="1">
         <w:r>
           <w:rPr>
             <w:rStyle w:val="Collegamentoipertestuale"/>
@@ -14102,7 +14102,7 @@
             <w:noProof/>
             <w:webHidden/>
           </w:rPr>
-          <w:instrText xml:space="preserve"> PAGEREF _Toc244135017 \h </w:instrText>
+          <w:instrText xml:space="preserve"> PAGEREF _Toc244136098 \h </w:instrText>
         </w:r>
         <w:r>
           <w:rPr>
@@ -14149,7 +14149,7 @@
           <w14:ligatures w14:val="standardContextual"/>
         </w:rPr>
       </w:pPr>
-      <w:hyperlink w:anchor="_Toc244135018" w:history="1">
+      <w:hyperlink w:anchor="_Toc244136099" w:history="1">
         <w:r>
           <w:rPr>
             <w:rStyle w:val="Collegamentoipertestuale"/>
@@ -14194,7 +14194,7 @@
             <w:noProof/>
             <w:webHidden/>
           </w:rPr>
-          <w:instrText xml:space="preserve"> PAGEREF _Toc244135018 \h </w:instrText>
+          <w:instrText xml:space="preserve"> PAGEREF _Toc244136099 \h </w:instrText>
         </w:r>
         <w:r>
           <w:rPr>
@@ -14241,7 +14241,7 @@
           <w14:ligatures w14:val="standardContextual"/>
         </w:rPr>
       </w:pPr>
-      <w:hyperlink w:anchor="_Toc244135019" w:history="1">
+      <w:hyperlink w:anchor="_Toc244136100" w:history="1">
         <w:r>
           <w:rPr>
             <w:rStyle w:val="Collegamentoipertestuale"/>
@@ -14286,7 +14286,7 @@
             <w:noProof/>
             <w:webHidden/>
           </w:rPr>
-          <w:instrText xml:space="preserve"> PAGEREF _Toc244135019 \h </w:instrText>
+          <w:instrText xml:space="preserve"> PAGEREF _Toc244136100 \h </w:instrText>
         </w:r>
         <w:r>
           <w:rPr>
@@ -14333,7 +14333,7 @@
           <w14:ligatures w14:val="standardContextual"/>
         </w:rPr>
       </w:pPr>
-      <w:hyperlink w:anchor="_Toc244135020" w:history="1">
+      <w:hyperlink w:anchor="_Toc244136101" w:history="1">
         <w:r>
           <w:rPr>
             <w:rStyle w:val="Collegamentoipertestuale"/>
@@ -14378,7 +14378,7 @@
             <w:noProof/>
             <w:webHidden/>
           </w:rPr>
-          <w:instrText xml:space="preserve"> PAGEREF _Toc244135020 \h </w:instrText>
+          <w:instrText xml:space="preserve"> PAGEREF _Toc244136101 \h </w:instrText>
         </w:r>
         <w:r>
           <w:rPr>
@@ -14425,7 +14425,7 @@
           <w14:ligatures w14:val="standardContextual"/>
         </w:rPr>
       </w:pPr>
-      <w:hyperlink w:anchor="_Toc244135021" w:history="1">
+      <w:hyperlink w:anchor="_Toc244136102" w:history="1">
         <w:r>
           <w:rPr>
             <w:rStyle w:val="Collegamentoipertestuale"/>
@@ -14470,7 +14470,7 @@
             <w:noProof/>
             <w:webHidden/>
           </w:rPr>
-          <w:instrText xml:space="preserve"> PAGEREF _Toc244135021 \h </w:instrText>
+          <w:instrText xml:space="preserve"> PAGEREF _Toc244136102 \h </w:instrText>
         </w:r>
         <w:r>
           <w:rPr>
@@ -14517,7 +14517,7 @@
           <w14:ligatures w14:val="standardContextual"/>
         </w:rPr>
       </w:pPr>
-      <w:hyperlink w:anchor="_Toc244135022" w:history="1">
+      <w:hyperlink w:anchor="_Toc244136103" w:history="1">
         <w:r>
           <w:rPr>
             <w:rStyle w:val="Collegamentoipertestuale"/>
@@ -14562,7 +14562,7 @@
             <w:noProof/>
             <w:webHidden/>
           </w:rPr>
-          <w:instrText xml:space="preserve"> PAGEREF _Toc244135022 \h </w:instrText>
+          <w:instrText xml:space="preserve"> PAGEREF _Toc244136103 \h </w:instrText>
         </w:r>
         <w:r>
           <w:rPr>
@@ -14609,7 +14609,7 @@
           <w14:ligatures w14:val="standardContextual"/>
         </w:rPr>
       </w:pPr>
-      <w:hyperlink w:anchor="_Toc244135023" w:history="1">
+      <w:hyperlink w:anchor="_Toc244136104" w:history="1">
         <w:r>
           <w:rPr>
             <w:rStyle w:val="Collegamentoipertestuale"/>
@@ -14654,7 +14654,7 @@
             <w:noProof/>
             <w:webHidden/>
           </w:rPr>
-          <w:instrText xml:space="preserve"> PAGEREF _Toc244135023 \h </w:instrText>
+          <w:instrText xml:space="preserve"> PAGEREF _Toc244136104 \h </w:instrText>
         </w:r>
         <w:r>
           <w:rPr>
@@ -14701,7 +14701,7 @@
           <w14:ligatures w14:val="standardContextual"/>
         </w:rPr>
       </w:pPr>
-      <w:hyperlink w:anchor="_Toc244135024" w:history="1">
+      <w:hyperlink w:anchor="_Toc244136105" w:history="1">
         <w:r>
           <w:rPr>
             <w:rStyle w:val="Collegamentoipertestuale"/>
@@ -14746,7 +14746,7 @@
             <w:noProof/>
             <w:webHidden/>
           </w:rPr>
-          <w:instrText xml:space="preserve"> PAGEREF _Toc244135024 \h </w:instrText>
+          <w:instrText xml:space="preserve"> PAGEREF _Toc244136105 \h </w:instrText>
         </w:r>
         <w:r>
           <w:rPr>
@@ -14793,7 +14793,7 @@
           <w14:ligatures w14:val="standardContextual"/>
         </w:rPr>
       </w:pPr>
-      <w:hyperlink w:anchor="_Toc244135025" w:history="1">
+      <w:hyperlink w:anchor="_Toc244136106" w:history="1">
         <w:r>
           <w:rPr>
             <w:rStyle w:val="Collegamentoipertestuale"/>
@@ -14838,7 +14838,7 @@
             <w:noProof/>
             <w:webHidden/>
           </w:rPr>
-          <w:instrText xml:space="preserve"> PAGEREF _Toc244135025 \h </w:instrText>
+          <w:instrText xml:space="preserve"> PAGEREF _Toc244136106 \h </w:instrText>
         </w:r>
         <w:r>
           <w:rPr>
@@ -14885,7 +14885,7 @@
           <w14:ligatures w14:val="standardContextual"/>
         </w:rPr>
       </w:pPr>
-      <w:hyperlink w:anchor="_Toc244135026" w:history="1">
+      <w:hyperlink w:anchor="_Toc244136107" w:history="1">
         <w:r>
           <w:rPr>
             <w:rStyle w:val="Collegamentoipertestuale"/>
@@ -14930,7 +14930,7 @@
             <w:noProof/>
             <w:webHidden/>
           </w:rPr>
-          <w:instrText xml:space="preserve"> PAGEREF _Toc244135026 \h </w:instrText>
+          <w:instrText xml:space="preserve"> PAGEREF _Toc244136107 \h </w:instrText>
         </w:r>
         <w:r>
           <w:rPr>
@@ -14977,7 +14977,7 @@
           <w14:ligatures w14:val="standardContextual"/>
         </w:rPr>
       </w:pPr>
-      <w:hyperlink w:anchor="_Toc244135027" w:history="1">
+      <w:hyperlink w:anchor="_Toc244136108" w:history="1">
         <w:r>
           <w:rPr>
             <w:rStyle w:val="Collegamentoipertestuale"/>
@@ -15022,7 +15022,7 @@
             <w:noProof/>
             <w:webHidden/>
           </w:rPr>
-          <w:instrText xml:space="preserve"> PAGEREF _Toc244135027 \h </w:instrText>
+          <w:instrText xml:space="preserve"> PAGEREF _Toc244136108 \h </w:instrText>
         </w:r>
         <w:r>
           <w:rPr>
@@ -15068,7 +15068,7 @@
           <w14:ligatures w14:val="standardContextual"/>
         </w:rPr>
       </w:pPr>
-      <w:hyperlink w:anchor="_Toc244135028" w:history="1">
+      <w:hyperlink w:anchor="_Toc244136109" w:history="1">
         <w:r>
           <w:rPr>
             <w:rStyle w:val="Collegamentoipertestuale"/>
@@ -15116,7 +15116,7 @@
             <w:noProof/>
             <w:webHidden/>
           </w:rPr>
-          <w:instrText xml:space="preserve"> PAGEREF _Toc244135028 \h </w:instrText>
+          <w:instrText xml:space="preserve"> PAGEREF _Toc244136109 \h </w:instrText>
         </w:r>
         <w:r>
           <w:rPr>
@@ -15163,7 +15163,7 @@
           <w14:ligatures w14:val="standardContextual"/>
         </w:rPr>
       </w:pPr>
-      <w:hyperlink w:anchor="_Toc244135029" w:history="1">
+      <w:hyperlink w:anchor="_Toc244136110" w:history="1">
         <w:r>
           <w:rPr>
             <w:rStyle w:val="Collegamentoipertestuale"/>
@@ -15208,7 +15208,7 @@
             <w:noProof/>
             <w:webHidden/>
           </w:rPr>
-          <w:instrText xml:space="preserve"> PAGEREF _Toc244135029 \h </w:instrText>
+          <w:instrText xml:space="preserve"> PAGEREF _Toc244136110 \h </w:instrText>
         </w:r>
         <w:r>
           <w:rPr>
@@ -15255,7 +15255,7 @@
           <w14:ligatures w14:val="standardContextual"/>
         </w:rPr>
       </w:pPr>
-      <w:hyperlink w:anchor="_Toc244135030" w:history="1">
+      <w:hyperlink w:anchor="_Toc244136111" w:history="1">
         <w:r>
           <w:rPr>
             <w:rStyle w:val="Collegamentoipertestuale"/>
@@ -15300,7 +15300,7 @@
             <w:noProof/>
             <w:webHidden/>
           </w:rPr>
-          <w:instrText xml:space="preserve"> PAGEREF _Toc244135030 \h </w:instrText>
+          <w:instrText xml:space="preserve"> PAGEREF _Toc244136111 \h </w:instrText>
         </w:r>
         <w:r>
           <w:rPr>
@@ -15347,7 +15347,7 @@
           <w14:ligatures w14:val="standardContextual"/>
         </w:rPr>
       </w:pPr>
-      <w:hyperlink w:anchor="_Toc244135031" w:history="1">
+      <w:hyperlink w:anchor="_Toc244136112" w:history="1">
         <w:r>
           <w:rPr>
             <w:rStyle w:val="Collegamentoipertestuale"/>
@@ -15392,7 +15392,7 @@
             <w:noProof/>
             <w:webHidden/>
           </w:rPr>
-          <w:instrText xml:space="preserve"> PAGEREF _Toc244135031 \h </w:instrText>
+          <w:instrText xml:space="preserve"> PAGEREF _Toc244136112 \h </w:instrText>
         </w:r>
         <w:r>
           <w:rPr>
@@ -15438,7 +15438,7 @@
           <w14:ligatures w14:val="standardContextual"/>
         </w:rPr>
       </w:pPr>
-      <w:hyperlink w:anchor="_Toc244135032" w:history="1">
+      <w:hyperlink w:anchor="_Toc244136113" w:history="1">
         <w:r>
           <w:rPr>
             <w:rStyle w:val="Collegamentoipertestuale"/>
@@ -15486,7 +15486,7 @@
             <w:noProof/>
             <w:webHidden/>
           </w:rPr>
-          <w:instrText xml:space="preserve"> PAGEREF _Toc244135032 \h </w:instrText>
+          <w:instrText xml:space="preserve"> PAGEREF _Toc244136113 \h </w:instrText>
         </w:r>
         <w:r>
           <w:rPr>
@@ -15533,7 +15533,7 @@
           <w14:ligatures w14:val="standardContextual"/>
         </w:rPr>
       </w:pPr>
-      <w:hyperlink w:anchor="_Toc244135033" w:history="1">
+      <w:hyperlink w:anchor="_Toc244136114" w:history="1">
         <w:r>
           <w:rPr>
             <w:rStyle w:val="Collegamentoipertestuale"/>
@@ -15578,7 +15578,7 @@
             <w:noProof/>
             <w:webHidden/>
           </w:rPr>
-          <w:instrText xml:space="preserve"> PAGEREF _Toc244135033 \h </w:instrText>
+          <w:instrText xml:space="preserve"> PAGEREF _Toc244136114 \h </w:instrText>
         </w:r>
         <w:r>
           <w:rPr>
@@ -15625,7 +15625,7 @@
           <w14:ligatures w14:val="standardContextual"/>
         </w:rPr>
       </w:pPr>
-      <w:hyperlink w:anchor="_Toc244135034" w:history="1">
+      <w:hyperlink w:anchor="_Toc244136115" w:history="1">
         <w:r>
           <w:rPr>
             <w:rStyle w:val="Collegamentoipertestuale"/>
@@ -15670,7 +15670,7 @@
             <w:noProof/>
             <w:webHidden/>
           </w:rPr>
-          <w:instrText xml:space="preserve"> PAGEREF _Toc244135034 \h </w:instrText>
+          <w:instrText xml:space="preserve"> PAGEREF _Toc244136115 \h </w:instrText>
         </w:r>
         <w:r>
           <w:rPr>
@@ -15717,7 +15717,7 @@
           <w14:ligatures w14:val="standardContextual"/>
         </w:rPr>
       </w:pPr>
-      <w:hyperlink w:anchor="_Toc244135035" w:history="1">
+      <w:hyperlink w:anchor="_Toc244136116" w:history="1">
         <w:r>
           <w:rPr>
             <w:rStyle w:val="Collegamentoipertestuale"/>
@@ -15762,7 +15762,7 @@
             <w:noProof/>
             <w:webHidden/>
           </w:rPr>
-          <w:instrText xml:space="preserve"> PAGEREF _Toc244135035 \h </w:instrText>
+          <w:instrText xml:space="preserve"> PAGEREF _Toc244136116 \h </w:instrText>
         </w:r>
         <w:r>
           <w:rPr>
@@ -15808,7 +15808,7 @@
           <w14:ligatures w14:val="standardContextual"/>
         </w:rPr>
       </w:pPr>
-      <w:hyperlink w:anchor="_Toc244135036" w:history="1">
+      <w:hyperlink w:anchor="_Toc244136117" w:history="1">
         <w:r>
           <w:rPr>
             <w:rStyle w:val="Collegamentoipertestuale"/>
@@ -15856,7 +15856,7 @@
             <w:noProof/>
             <w:webHidden/>
           </w:rPr>
-          <w:instrText xml:space="preserve"> PAGEREF _Toc244135036 \h </w:instrText>
+          <w:instrText xml:space="preserve"> PAGEREF _Toc244136117 \h </w:instrText>
         </w:r>
         <w:r>
           <w:rPr>
@@ -15903,7 +15903,7 @@
           <w14:ligatures w14:val="standardContextual"/>
         </w:rPr>
       </w:pPr>
-      <w:hyperlink w:anchor="_Toc244135037" w:history="1">
+      <w:hyperlink w:anchor="_Toc244136118" w:history="1">
         <w:r>
           <w:rPr>
             <w:rStyle w:val="Collegamentoipertestuale"/>
@@ -15948,7 +15948,7 @@
             <w:noProof/>
             <w:webHidden/>
           </w:rPr>
-          <w:instrText xml:space="preserve"> PAGEREF _Toc244135037 \h </w:instrText>
+          <w:instrText xml:space="preserve"> PAGEREF _Toc244136118 \h </w:instrText>
         </w:r>
         <w:r>
           <w:rPr>
@@ -15995,7 +15995,7 @@
           <w14:ligatures w14:val="standardContextual"/>
         </w:rPr>
       </w:pPr>
-      <w:hyperlink w:anchor="_Toc244135038" w:history="1">
+      <w:hyperlink w:anchor="_Toc244136119" w:history="1">
         <w:r>
           <w:rPr>
             <w:rStyle w:val="Collegamentoipertestuale"/>
@@ -16040,7 +16040,7 @@
             <w:noProof/>
             <w:webHidden/>
           </w:rPr>
-          <w:instrText xml:space="preserve"> PAGEREF _Toc244135038 \h </w:instrText>
+          <w:instrText xml:space="preserve"> PAGEREF _Toc244136119 \h </w:instrText>
         </w:r>
         <w:r>
           <w:rPr>
@@ -16087,7 +16087,7 @@
           <w14:ligatures w14:val="standardContextual"/>
         </w:rPr>
       </w:pPr>
-      <w:hyperlink w:anchor="_Toc244135039" w:history="1">
+      <w:hyperlink w:anchor="_Toc244136120" w:history="1">
         <w:r>
           <w:rPr>
             <w:rStyle w:val="Collegamentoipertestuale"/>
@@ -16132,7 +16132,7 @@
             <w:noProof/>
             <w:webHidden/>
           </w:rPr>
-          <w:instrText xml:space="preserve"> PAGEREF _Toc244135039 \h </w:instrText>
+          <w:instrText xml:space="preserve"> PAGEREF _Toc244136120 \h </w:instrText>
         </w:r>
         <w:r>
           <w:rPr>
@@ -16179,7 +16179,7 @@
           <w14:ligatures w14:val="standardContextual"/>
         </w:rPr>
       </w:pPr>
-      <w:hyperlink w:anchor="_Toc244135040" w:history="1">
+      <w:hyperlink w:anchor="_Toc244136121" w:history="1">
         <w:r>
           <w:rPr>
             <w:rStyle w:val="Collegamentoipertestuale"/>
@@ -16224,7 +16224,7 @@
             <w:noProof/>
             <w:webHidden/>
           </w:rPr>
-          <w:instrText xml:space="preserve"> PAGEREF _Toc244135040 \h </w:instrText>
+          <w:instrText xml:space="preserve"> PAGEREF _Toc244136121 \h </w:instrText>
         </w:r>
         <w:r>
           <w:rPr>
@@ -16271,7 +16271,7 @@
           <w14:ligatures w14:val="standardContextual"/>
         </w:rPr>
       </w:pPr>
-      <w:hyperlink w:anchor="_Toc244135041" w:history="1">
+      <w:hyperlink w:anchor="_Toc244136122" w:history="1">
         <w:r>
           <w:rPr>
             <w:rStyle w:val="Collegamentoipertestuale"/>
@@ -16316,7 +16316,7 @@
             <w:noProof/>
             <w:webHidden/>
           </w:rPr>
-          <w:instrText xml:space="preserve"> PAGEREF _Toc244135041 \h </w:instrText>
+          <w:instrText xml:space="preserve"> PAGEREF _Toc244136122 \h </w:instrText>
         </w:r>
         <w:r>
           <w:rPr>
@@ -16362,7 +16362,7 @@
           <w14:ligatures w14:val="standardContextual"/>
         </w:rPr>
       </w:pPr>
-      <w:hyperlink w:anchor="_Toc244135042" w:history="1">
+      <w:hyperlink w:anchor="_Toc244136123" w:history="1">
         <w:r>
           <w:rPr>
             <w:rStyle w:val="Collegamentoipertestuale"/>
@@ -16410,7 +16410,7 @@
             <w:noProof/>
             <w:webHidden/>
           </w:rPr>
-          <w:instrText xml:space="preserve"> PAGEREF _Toc244135042 \h </w:instrText>
+          <w:instrText xml:space="preserve"> PAGEREF _Toc244136123 \h </w:instrText>
         </w:r>
         <w:r>
           <w:rPr>
@@ -16457,7 +16457,7 @@
           <w14:ligatures w14:val="standardContextual"/>
         </w:rPr>
       </w:pPr>
-      <w:hyperlink w:anchor="_Toc244135043" w:history="1">
+      <w:hyperlink w:anchor="_Toc244136124" w:history="1">
         <w:r>
           <w:rPr>
             <w:rStyle w:val="Collegamentoipertestuale"/>
@@ -16502,7 +16502,7 @@
             <w:noProof/>
             <w:webHidden/>
           </w:rPr>
-          <w:instrText xml:space="preserve"> PAGEREF _Toc244135043 \h </w:instrText>
+          <w:instrText xml:space="preserve"> PAGEREF _Toc244136124 \h </w:instrText>
         </w:r>
         <w:r>
           <w:rPr>
@@ -16549,7 +16549,7 @@
           <w14:ligatures w14:val="standardContextual"/>
         </w:rPr>
       </w:pPr>
-      <w:hyperlink w:anchor="_Toc244135044" w:history="1">
+      <w:hyperlink w:anchor="_Toc244136125" w:history="1">
         <w:r>
           <w:rPr>
             <w:rStyle w:val="Collegamentoipertestuale"/>
@@ -16594,7 +16594,7 @@
             <w:noProof/>
             <w:webHidden/>
           </w:rPr>
-          <w:instrText xml:space="preserve"> PAGEREF _Toc244135044 \h </w:instrText>
+          <w:instrText xml:space="preserve"> PAGEREF _Toc244136125 \h </w:instrText>
         </w:r>
         <w:r>
           <w:rPr>
@@ -16641,7 +16641,7 @@
           <w14:ligatures w14:val="standardContextual"/>
         </w:rPr>
       </w:pPr>
-      <w:hyperlink w:anchor="_Toc244135045" w:history="1">
+      <w:hyperlink w:anchor="_Toc244136126" w:history="1">
         <w:r>
           <w:rPr>
             <w:rStyle w:val="Collegamentoipertestuale"/>
@@ -16686,7 +16686,7 @@
             <w:noProof/>
             <w:webHidden/>
           </w:rPr>
-          <w:instrText xml:space="preserve"> PAGEREF _Toc244135045 \h </w:instrText>
+          <w:instrText xml:space="preserve"> PAGEREF _Toc244136126 \h </w:instrText>
         </w:r>
         <w:r>
           <w:rPr>
@@ -16733,7 +16733,7 @@
           <w14:ligatures w14:val="standardContextual"/>
         </w:rPr>
       </w:pPr>
-      <w:hyperlink w:anchor="_Toc244135046" w:history="1">
+      <w:hyperlink w:anchor="_Toc244136127" w:history="1">
         <w:r>
           <w:rPr>
             <w:rStyle w:val="Collegamentoipertestuale"/>
@@ -16778,7 +16778,7 @@
             <w:noProof/>
             <w:webHidden/>
           </w:rPr>
-          <w:instrText xml:space="preserve"> PAGEREF _Toc244135046 \h </w:instrText>
+          <w:instrText xml:space="preserve"> PAGEREF _Toc244136127 \h </w:instrText>
         </w:r>
         <w:r>
           <w:rPr>
@@ -16825,7 +16825,7 @@
           <w14:ligatures w14:val="standardContextual"/>
         </w:rPr>
       </w:pPr>
-      <w:hyperlink w:anchor="_Toc244135047" w:history="1">
+      <w:hyperlink w:anchor="_Toc244136128" w:history="1">
         <w:r>
           <w:rPr>
             <w:rStyle w:val="Collegamentoipertestuale"/>
@@ -16870,7 +16870,7 @@
             <w:noProof/>
             <w:webHidden/>
           </w:rPr>
-          <w:instrText xml:space="preserve"> PAGEREF _Toc244135047 \h </w:instrText>
+          <w:instrText xml:space="preserve"> PAGEREF _Toc244136128 \h </w:instrText>
         </w:r>
         <w:r>
           <w:rPr>
@@ -16917,7 +16917,7 @@
           <w14:ligatures w14:val="standardContextual"/>
         </w:rPr>
       </w:pPr>
-      <w:hyperlink w:anchor="_Toc244135048" w:history="1">
+      <w:hyperlink w:anchor="_Toc244136129" w:history="1">
         <w:r>
           <w:rPr>
             <w:rStyle w:val="Collegamentoipertestuale"/>
@@ -16962,7 +16962,7 @@
             <w:noProof/>
             <w:webHidden/>
           </w:rPr>
-          <w:instrText xml:space="preserve"> PAGEREF _Toc244135048 \h </w:instrText>
+          <w:instrText xml:space="preserve"> PAGEREF _Toc244136129 \h </w:instrText>
         </w:r>
         <w:r>
           <w:rPr>
@@ -17009,7 +17009,7 @@
           <w14:ligatures w14:val="standardContextual"/>
         </w:rPr>
       </w:pPr>
-      <w:hyperlink w:anchor="_Toc244135049" w:history="1">
+      <w:hyperlink w:anchor="_Toc244136130" w:history="1">
         <w:r>
           <w:rPr>
             <w:rStyle w:val="Collegamentoipertestuale"/>
@@ -17054,7 +17054,7 @@
             <w:noProof/>
             <w:webHidden/>
           </w:rPr>
-          <w:instrText xml:space="preserve"> PAGEREF _Toc244135049 \h </w:instrText>
+          <w:instrText xml:space="preserve"> PAGEREF _Toc244136130 \h </w:instrText>
         </w:r>
         <w:r>
           <w:rPr>
@@ -17101,7 +17101,7 @@
           <w14:ligatures w14:val="standardContextual"/>
         </w:rPr>
       </w:pPr>
-      <w:hyperlink w:anchor="_Toc244135050" w:history="1">
+      <w:hyperlink w:anchor="_Toc244136131" w:history="1">
         <w:r>
           <w:rPr>
             <w:rStyle w:val="Collegamentoipertestuale"/>
@@ -17146,7 +17146,7 @@
             <w:noProof/>
             <w:webHidden/>
           </w:rPr>
-          <w:instrText xml:space="preserve"> PAGEREF _Toc244135050 \h </w:instrText>
+          <w:instrText xml:space="preserve"> PAGEREF _Toc244136131 \h </w:instrText>
         </w:r>
         <w:r>
           <w:rPr>
@@ -17193,7 +17193,7 @@
           <w14:ligatures w14:val="standardContextual"/>
         </w:rPr>
       </w:pPr>
-      <w:hyperlink w:anchor="_Toc244135051" w:history="1">
+      <w:hyperlink w:anchor="_Toc244136132" w:history="1">
         <w:r>
           <w:rPr>
             <w:rStyle w:val="Collegamentoipertestuale"/>
@@ -17238,7 +17238,7 @@
             <w:noProof/>
             <w:webHidden/>
           </w:rPr>
-          <w:instrText xml:space="preserve"> PAGEREF _Toc244135051 \h </w:instrText>
+          <w:instrText xml:space="preserve"> PAGEREF _Toc244136132 \h </w:instrText>
         </w:r>
         <w:r>
           <w:rPr>
@@ -17285,7 +17285,7 @@
           <w14:ligatures w14:val="standardContextual"/>
         </w:rPr>
       </w:pPr>
-      <w:hyperlink w:anchor="_Toc244135052" w:history="1">
+      <w:hyperlink w:anchor="_Toc244136133" w:history="1">
         <w:r>
           <w:rPr>
             <w:rStyle w:val="Collegamentoipertestuale"/>
@@ -17330,7 +17330,7 @@
             <w:noProof/>
             <w:webHidden/>
           </w:rPr>
-          <w:instrText xml:space="preserve"> PAGEREF _Toc244135052 \h </w:instrText>
+          <w:instrText xml:space="preserve"> PAGEREF _Toc244136133 \h </w:instrText>
         </w:r>
         <w:r>
           <w:rPr>
@@ -17376,7 +17376,7 @@
           <w14:ligatures w14:val="standardContextual"/>
         </w:rPr>
       </w:pPr>
-      <w:hyperlink w:anchor="_Toc244135053" w:history="1">
+      <w:hyperlink w:anchor="_Toc244136134" w:history="1">
         <w:r>
           <w:rPr>
             <w:rStyle w:val="Collegamentoipertestuale"/>
@@ -17424,7 +17424,7 @@
             <w:noProof/>
             <w:webHidden/>
           </w:rPr>
-          <w:instrText xml:space="preserve"> PAGEREF _Toc244135053 \h </w:instrText>
+          <w:instrText xml:space="preserve"> PAGEREF _Toc244136134 \h </w:instrText>
         </w:r>
         <w:r>
           <w:rPr>
@@ -17471,7 +17471,7 @@
           <w14:ligatures w14:val="standardContextual"/>
         </w:rPr>
       </w:pPr>
-      <w:hyperlink w:anchor="_Toc244135054" w:history="1">
+      <w:hyperlink w:anchor="_Toc244136135" w:history="1">
         <w:r>
           <w:rPr>
             <w:rStyle w:val="Collegamentoipertestuale"/>
@@ -17516,7 +17516,7 @@
             <w:noProof/>
             <w:webHidden/>
           </w:rPr>
-          <w:instrText xml:space="preserve"> PAGEREF _Toc244135054 \h </w:instrText>
+          <w:instrText xml:space="preserve"> PAGEREF _Toc244136135 \h </w:instrText>
         </w:r>
         <w:r>
           <w:rPr>
@@ -17563,7 +17563,7 @@
           <w14:ligatures w14:val="standardContextual"/>
         </w:rPr>
       </w:pPr>
-      <w:hyperlink w:anchor="_Toc244135055" w:history="1">
+      <w:hyperlink w:anchor="_Toc244136136" w:history="1">
         <w:r>
           <w:rPr>
             <w:rStyle w:val="Collegamentoipertestuale"/>
@@ -17608,7 +17608,7 @@
             <w:noProof/>
             <w:webHidden/>
           </w:rPr>
-          <w:instrText xml:space="preserve"> PAGEREF _Toc244135055 \h </w:instrText>
+          <w:instrText xml:space="preserve"> PAGEREF _Toc244136136 \h </w:instrText>
         </w:r>
         <w:r>
           <w:rPr>
@@ -17655,7 +17655,7 @@
           <w14:ligatures w14:val="standardContextual"/>
         </w:rPr>
       </w:pPr>
-      <w:hyperlink w:anchor="_Toc244135056" w:history="1">
+      <w:hyperlink w:anchor="_Toc244136137" w:history="1">
         <w:r>
           <w:rPr>
             <w:rStyle w:val="Collegamentoipertestuale"/>
@@ -17700,7 +17700,7 @@
             <w:noProof/>
             <w:webHidden/>
           </w:rPr>
-          <w:instrText xml:space="preserve"> PAGEREF _Toc244135056 \h </w:instrText>
+          <w:instrText xml:space="preserve"> PAGEREF _Toc244136137 \h </w:instrText>
         </w:r>
         <w:r>
           <w:rPr>
@@ -17746,7 +17746,7 @@
           <w14:ligatures w14:val="standardContextual"/>
         </w:rPr>
       </w:pPr>
-      <w:hyperlink w:anchor="_Toc244135057" w:history="1">
+      <w:hyperlink w:anchor="_Toc244136138" w:history="1">
         <w:r>
           <w:rPr>
             <w:rStyle w:val="Collegamentoipertestuale"/>
@@ -17794,7 +17794,7 @@
             <w:noProof/>
             <w:webHidden/>
           </w:rPr>
-          <w:instrText xml:space="preserve"> PAGEREF _Toc244135057 \h </w:instrText>
+          <w:instrText xml:space="preserve"> PAGEREF _Toc244136138 \h </w:instrText>
         </w:r>
         <w:r>
           <w:rPr>
@@ -17841,7 +17841,7 @@
           <w14:ligatures w14:val="standardContextual"/>
         </w:rPr>
       </w:pPr>
-      <w:hyperlink w:anchor="_Toc244135058" w:history="1">
+      <w:hyperlink w:anchor="_Toc244136139" w:history="1">
         <w:r>
           <w:rPr>
             <w:rStyle w:val="Collegamentoipertestuale"/>
@@ -17886,7 +17886,7 @@
             <w:noProof/>
             <w:webHidden/>
           </w:rPr>
-          <w:instrText xml:space="preserve"> PAGEREF _Toc244135058 \h </w:instrText>
+          <w:instrText xml:space="preserve"> PAGEREF _Toc244136139 \h </w:instrText>
         </w:r>
         <w:r>
           <w:rPr>
@@ -17933,7 +17933,7 @@
           <w14:ligatures w14:val="standardContextual"/>
         </w:rPr>
       </w:pPr>
-      <w:hyperlink w:anchor="_Toc244135059" w:history="1">
+      <w:hyperlink w:anchor="_Toc244136140" w:history="1">
         <w:r>
           <w:rPr>
             <w:rStyle w:val="Collegamentoipertestuale"/>
@@ -17978,7 +17978,7 @@
             <w:noProof/>
             <w:webHidden/>
           </w:rPr>
-          <w:instrText xml:space="preserve"> PAGEREF _Toc244135059 \h </w:instrText>
+          <w:instrText xml:space="preserve"> PAGEREF _Toc244136140 \h </w:instrText>
         </w:r>
         <w:r>
           <w:rPr>
@@ -18024,7 +18024,7 @@
           <w14:ligatures w14:val="standardContextual"/>
         </w:rPr>
       </w:pPr>
-      <w:hyperlink w:anchor="_Toc244135060" w:history="1">
+      <w:hyperlink w:anchor="_Toc244136141" w:history="1">
         <w:r>
           <w:rPr>
             <w:rStyle w:val="Collegamentoipertestuale"/>
@@ -18072,7 +18072,7 @@
             <w:noProof/>
             <w:webHidden/>
           </w:rPr>
-          <w:instrText xml:space="preserve"> PAGEREF _Toc244135060 \h </w:instrText>
+          <w:instrText xml:space="preserve"> PAGEREF _Toc244136141 \h </w:instrText>
         </w:r>
         <w:r>
           <w:rPr>
@@ -18119,7 +18119,7 @@
           <w14:ligatures w14:val="standardContextual"/>
         </w:rPr>
       </w:pPr>
-      <w:hyperlink w:anchor="_Toc244135061" w:history="1">
+      <w:hyperlink w:anchor="_Toc244136142" w:history="1">
         <w:r>
           <w:rPr>
             <w:rStyle w:val="Collegamentoipertestuale"/>
@@ -18164,7 +18164,7 @@
             <w:noProof/>
             <w:webHidden/>
           </w:rPr>
-          <w:instrText xml:space="preserve"> PAGEREF _Toc244135061 \h </w:instrText>
+          <w:instrText xml:space="preserve"> PAGEREF _Toc244136142 \h </w:instrText>
         </w:r>
         <w:r>
           <w:rPr>
@@ -18211,7 +18211,7 @@
           <w14:ligatures w14:val="standardContextual"/>
         </w:rPr>
       </w:pPr>
-      <w:hyperlink w:anchor="_Toc244135062" w:history="1">
+      <w:hyperlink w:anchor="_Toc244136143" w:history="1">
         <w:r>
           <w:rPr>
             <w:rStyle w:val="Collegamentoipertestuale"/>
@@ -18256,7 +18256,7 @@
             <w:noProof/>
             <w:webHidden/>
           </w:rPr>
-          <w:instrText xml:space="preserve"> PAGEREF _Toc244135062 \h </w:instrText>
+          <w:instrText xml:space="preserve"> PAGEREF _Toc244136143 \h </w:instrText>
         </w:r>
         <w:r>
           <w:rPr>
@@ -18303,7 +18303,7 @@
           <w14:ligatures w14:val="standardContextual"/>
         </w:rPr>
       </w:pPr>
-      <w:hyperlink w:anchor="_Toc244135063" w:history="1">
+      <w:hyperlink w:anchor="_Toc244136144" w:history="1">
         <w:r>
           <w:rPr>
             <w:rStyle w:val="Collegamentoipertestuale"/>
@@ -18348,7 +18348,7 @@
             <w:noProof/>
             <w:webHidden/>
           </w:rPr>
-          <w:instrText xml:space="preserve"> PAGEREF _Toc244135063 \h </w:instrText>
+          <w:instrText xml:space="preserve"> PAGEREF _Toc244136144 \h </w:instrText>
         </w:r>
         <w:r>
           <w:rPr>
@@ -18395,7 +18395,7 @@
           <w14:ligatures w14:val="standardContextual"/>
         </w:rPr>
       </w:pPr>
-      <w:hyperlink w:anchor="_Toc244135064" w:history="1">
+      <w:hyperlink w:anchor="_Toc244136145" w:history="1">
         <w:r>
           <w:rPr>
             <w:rStyle w:val="Collegamentoipertestuale"/>
@@ -18440,7 +18440,7 @@
             <w:noProof/>
             <w:webHidden/>
           </w:rPr>
-          <w:instrText xml:space="preserve"> PAGEREF _Toc244135064 \h </w:instrText>
+          <w:instrText xml:space="preserve"> PAGEREF _Toc244136145 \h </w:instrText>
         </w:r>
         <w:r>
           <w:rPr>
@@ -18487,7 +18487,7 @@
           <w14:ligatures w14:val="standardContextual"/>
         </w:rPr>
       </w:pPr>
-      <w:hyperlink w:anchor="_Toc244135065" w:history="1">
+      <w:hyperlink w:anchor="_Toc244136146" w:history="1">
         <w:r>
           <w:rPr>
             <w:rStyle w:val="Collegamentoipertestuale"/>
@@ -18532,7 +18532,7 @@
             <w:noProof/>
             <w:webHidden/>
           </w:rPr>
-          <w:instrText xml:space="preserve"> PAGEREF _Toc244135065 \h </w:instrText>
+          <w:instrText xml:space="preserve"> PAGEREF _Toc244136146 \h </w:instrText>
         </w:r>
         <w:r>
           <w:rPr>
@@ -18579,7 +18579,7 @@
           <w14:ligatures w14:val="standardContextual"/>
         </w:rPr>
       </w:pPr>
-      <w:hyperlink w:anchor="_Toc244135066" w:history="1">
+      <w:hyperlink w:anchor="_Toc244136147" w:history="1">
         <w:r>
           <w:rPr>
             <w:rStyle w:val="Collegamentoipertestuale"/>
@@ -18624,7 +18624,7 @@
             <w:noProof/>
             <w:webHidden/>
           </w:rPr>
-          <w:instrText xml:space="preserve"> PAGEREF _Toc244135066 \h </w:instrText>
+          <w:instrText xml:space="preserve"> PAGEREF _Toc244136147 \h </w:instrText>
         </w:r>
         <w:r>
           <w:rPr>
@@ -18671,7 +18671,7 @@
           <w14:ligatures w14:val="standardContextual"/>
         </w:rPr>
       </w:pPr>
-      <w:hyperlink w:anchor="_Toc244135067" w:history="1">
+      <w:hyperlink w:anchor="_Toc244136148" w:history="1">
         <w:r>
           <w:rPr>
             <w:rStyle w:val="Collegamentoipertestuale"/>
@@ -18716,7 +18716,7 @@
             <w:noProof/>
             <w:webHidden/>
           </w:rPr>
-          <w:instrText xml:space="preserve"> PAGEREF _Toc244135067 \h </w:instrText>
+          <w:instrText xml:space="preserve"> PAGEREF _Toc244136148 \h </w:instrText>
         </w:r>
         <w:r>
           <w:rPr>
@@ -18763,7 +18763,7 @@
           <w14:ligatures w14:val="standardContextual"/>
         </w:rPr>
       </w:pPr>
-      <w:hyperlink w:anchor="_Toc244135068" w:history="1">
+      <w:hyperlink w:anchor="_Toc244136149" w:history="1">
         <w:r>
           <w:rPr>
             <w:rStyle w:val="Collegamentoipertestuale"/>
@@ -18808,7 +18808,7 @@
             <w:noProof/>
             <w:webHidden/>
           </w:rPr>
-          <w:instrText xml:space="preserve"> PAGEREF _Toc244135068 \h </w:instrText>
+          <w:instrText xml:space="preserve"> PAGEREF _Toc244136149 \h </w:instrText>
         </w:r>
         <w:r>
           <w:rPr>
@@ -18855,7 +18855,7 @@
           <w14:ligatures w14:val="standardContextual"/>
         </w:rPr>
       </w:pPr>
-      <w:hyperlink w:anchor="_Toc244135069" w:history="1">
+      <w:hyperlink w:anchor="_Toc244136150" w:history="1">
         <w:r>
           <w:rPr>
             <w:rStyle w:val="Collegamentoipertestuale"/>
@@ -18900,7 +18900,7 @@
             <w:noProof/>
             <w:webHidden/>
           </w:rPr>
-          <w:instrText xml:space="preserve"> PAGEREF _Toc244135069 \h </w:instrText>
+          <w:instrText xml:space="preserve"> PAGEREF _Toc244136150 \h </w:instrText>
         </w:r>
         <w:r>
           <w:rPr>
@@ -18947,7 +18947,7 @@
           <w14:ligatures w14:val="standardContextual"/>
         </w:rPr>
       </w:pPr>
-      <w:hyperlink w:anchor="_Toc244135070" w:history="1">
+      <w:hyperlink w:anchor="_Toc244136151" w:history="1">
         <w:r>
           <w:rPr>
             <w:rStyle w:val="Collegamentoipertestuale"/>
@@ -18992,7 +18992,7 @@
             <w:noProof/>
             <w:webHidden/>
           </w:rPr>
-          <w:instrText xml:space="preserve"> PAGEREF _Toc244135070 \h </w:instrText>
+          <w:instrText xml:space="preserve"> PAGEREF _Toc244136151 \h </w:instrText>
         </w:r>
         <w:r>
           <w:rPr>
@@ -19039,7 +19039,7 @@
           <w14:ligatures w14:val="standardContextual"/>
         </w:rPr>
       </w:pPr>
-      <w:hyperlink w:anchor="_Toc244135071" w:history="1">
+      <w:hyperlink w:anchor="_Toc244136152" w:history="1">
         <w:r>
           <w:rPr>
             <w:rStyle w:val="Collegamentoipertestuale"/>
@@ -19084,7 +19084,7 @@
             <w:noProof/>
             <w:webHidden/>
           </w:rPr>
-          <w:instrText xml:space="preserve"> PAGEREF _Toc244135071 \h </w:instrText>
+          <w:instrText xml:space="preserve"> PAGEREF _Toc244136152 \h </w:instrText>
         </w:r>
         <w:r>
           <w:rPr>
@@ -19131,7 +19131,7 @@
           <w14:ligatures w14:val="standardContextual"/>
         </w:rPr>
       </w:pPr>
-      <w:hyperlink w:anchor="_Toc244135072" w:history="1">
+      <w:hyperlink w:anchor="_Toc244136153" w:history="1">
         <w:r>
           <w:rPr>
             <w:rStyle w:val="Collegamentoipertestuale"/>
@@ -19176,7 +19176,7 @@
             <w:noProof/>
             <w:webHidden/>
           </w:rPr>
-          <w:instrText xml:space="preserve"> PAGEREF _Toc244135072 \h </w:instrText>
+          <w:instrText xml:space="preserve"> PAGEREF _Toc244136153 \h </w:instrText>
         </w:r>
         <w:r>
           <w:rPr>
@@ -19257,7 +19257,7 @@
         <w:keepNext/>
         <w:spacing w:after="140"/>
       </w:pPr>
-      <w:bookmarkStart w:id="2" w:name="_Toc244134890"/>
+      <w:bookmarkStart w:id="2" w:name="_Toc244135971"/>
       <w:r>
         <w:t>Spettri NTC e isolamento sismico</w:t>
       </w:r>
@@ -19277,7 +19277,7 @@
         <w:keepNext/>
         <w:spacing w:after="140"/>
       </w:pPr>
-      <w:bookmarkStart w:id="3" w:name="_Toc244134891"/>
+      <w:bookmarkStart w:id="3" w:name="_Toc244135972"/>
       <w:r>
         <w:t>Sito e spettri</w:t>
       </w:r>
@@ -19635,7 +19635,7 @@
         <w:keepNext/>
         <w:spacing w:after="140"/>
       </w:pPr>
-      <w:bookmarkStart w:id="4" w:name="_Toc244134892"/>
+      <w:bookmarkStart w:id="4" w:name="_Toc244135973"/>
       <w:r>
         <w:t>Isolatori e modello equivalente</w:t>
       </w:r>
@@ -19693,7 +19693,7 @@
         <w:keepNext/>
         <w:spacing w:after="140"/>
       </w:pPr>
-      <w:bookmarkStart w:id="5" w:name="_Toc244134893"/>
+      <w:bookmarkStart w:id="5" w:name="_Toc244135974"/>
       <w:r>
         <w:t>Pendolo e parametri assegnati</w:t>
       </w:r>
@@ -19734,7 +19734,7 @@
         <w:keepNext/>
         <w:spacing w:after="140"/>
       </w:pPr>
-      <w:bookmarkStart w:id="6" w:name="_Toc244134894"/>
+      <w:bookmarkStart w:id="6" w:name="_Toc244135975"/>
       <w:r>
         <w:t>Salvataggio e report</w:t>
       </w:r>
@@ -19762,7 +19762,7 @@
         <w:keepNext/>
         <w:spacing w:after="140"/>
       </w:pPr>
-      <w:bookmarkStart w:id="7" w:name="_Toc244134895"/>
+      <w:bookmarkStart w:id="7" w:name="_Toc244135976"/>
       <w:r>
         <w:t>Stratigrafia del terreno</w:t>
       </w:r>
@@ -19862,7 +19862,7 @@
         <w:keepNext/>
         <w:spacing w:after="140"/>
       </w:pPr>
-      <w:bookmarkStart w:id="8" w:name="_Toc244134896"/>
+      <w:bookmarkStart w:id="8" w:name="_Toc244135977"/>
       <w:r>
         <w:t>Famiglie di terreno e retini</w:t>
       </w:r>
@@ -19901,7 +19901,7 @@
         <w:keepNext/>
         <w:spacing w:after="140"/>
       </w:pPr>
-      <w:bookmarkStart w:id="9" w:name="_Toc244134897"/>
+      <w:bookmarkStart w:id="9" w:name="_Toc244135978"/>
       <w:r>
         <w:t>Valori medi e minimi</w:t>
       </w:r>
@@ -19932,7 +19932,7 @@
         <w:keepNext/>
         <w:spacing w:after="140"/>
       </w:pPr>
-      <w:bookmarkStart w:id="10" w:name="_Toc244134898"/>
+      <w:bookmarkStart w:id="10" w:name="_Toc244135979"/>
       <w:r>
         <w:lastRenderedPageBreak/>
         <w:t>Scambio del terreno fra fogli ANTHEA</w:t>
@@ -19983,7 +19983,7 @@
         <w:keepNext/>
         <w:spacing w:after="140"/>
       </w:pPr>
-      <w:bookmarkStart w:id="11" w:name="_Toc244134899"/>
+      <w:bookmarkStart w:id="11" w:name="_Toc244135980"/>
       <w:r>
         <w:t>Importazione assistita della relazione</w:t>
       </w:r>
@@ -20042,7 +20042,7 @@
         <w:keepNext/>
         <w:spacing w:after="140"/>
       </w:pPr>
-      <w:bookmarkStart w:id="12" w:name="_Toc244134900"/>
+      <w:bookmarkStart w:id="12" w:name="_Toc244135981"/>
       <w:r>
         <w:t>Avvio e scelta del modulo</w:t>
       </w:r>
@@ -20054,7 +20054,7 @@
         <w:keepNext/>
         <w:spacing w:after="140"/>
       </w:pPr>
-      <w:bookmarkStart w:id="13" w:name="_Toc244134901"/>
+      <w:bookmarkStart w:id="13" w:name="_Toc244135982"/>
       <w:r>
         <w:t>Avviare la versione aggiornata</w:t>
       </w:r>
@@ -20105,7 +20105,7 @@
         <w:keepNext/>
         <w:spacing w:after="140"/>
       </w:pPr>
-      <w:bookmarkStart w:id="14" w:name="_Toc244134902"/>
+      <w:bookmarkStart w:id="14" w:name="_Toc244135983"/>
       <w:r>
         <w:t>Scegliere l’aspetto</w:t>
       </w:r>
@@ -20144,7 +20144,7 @@
         <w:keepNext/>
         <w:spacing w:after="140"/>
       </w:pPr>
-      <w:bookmarkStart w:id="15" w:name="_Toc244134903"/>
+      <w:bookmarkStart w:id="15" w:name="_Toc244135984"/>
       <w:r>
         <w:t>Scegliere il foglio adatto</w:t>
       </w:r>
@@ -21130,7 +21130,7 @@
         <w:keepNext/>
         <w:spacing w:after="140"/>
       </w:pPr>
-      <w:bookmarkStart w:id="16" w:name="_Toc244134904"/>
+      <w:bookmarkStart w:id="16" w:name="_Toc244135985"/>
       <w:r>
         <w:t>Esempi organizzati per modulo</w:t>
       </w:r>
@@ -21238,7 +21238,7 @@
         <w:keepNext/>
         <w:spacing w:after="140"/>
       </w:pPr>
-      <w:bookmarkStart w:id="17" w:name="_Toc244134905"/>
+      <w:bookmarkStart w:id="17" w:name="_Toc244135986"/>
       <w:r>
         <w:t>Leggere e compilare i campi</w:t>
       </w:r>
@@ -21285,7 +21285,7 @@
         <w:keepNext/>
         <w:spacing w:after="140"/>
       </w:pPr>
-      <w:bookmarkStart w:id="18" w:name="_Toc244134906"/>
+      <w:bookmarkStart w:id="18" w:name="_Toc244135987"/>
       <w:r>
         <w:lastRenderedPageBreak/>
         <w:t>Progetti e gestione del lavoro</w:t>
@@ -21298,7 +21298,7 @@
         <w:keepNext/>
         <w:spacing w:after="140"/>
       </w:pPr>
-      <w:bookmarkStart w:id="19" w:name="_Toc244134907"/>
+      <w:bookmarkStart w:id="19" w:name="_Toc244135988"/>
       <w:r>
         <w:t>Costruire una struttura leggibile</w:t>
       </w:r>
@@ -21337,7 +21337,7 @@
         <w:keepNext/>
         <w:spacing w:after="140"/>
       </w:pPr>
-      <w:bookmarkStart w:id="20" w:name="_Toc244134908"/>
+      <w:bookmarkStart w:id="20" w:name="_Toc244135989"/>
       <w:r>
         <w:t>Comprendere i dati comuni</w:t>
       </w:r>
@@ -21388,7 +21388,7 @@
         <w:keepNext/>
         <w:spacing w:after="140"/>
       </w:pPr>
-      <w:bookmarkStart w:id="21" w:name="_Toc244134909"/>
+      <w:bookmarkStart w:id="21" w:name="_Toc244135990"/>
       <w:r>
         <w:t>Spostare duplicare e annullare</w:t>
       </w:r>
@@ -21427,7 +21427,7 @@
         <w:keepNext/>
         <w:spacing w:after="140"/>
       </w:pPr>
-      <w:bookmarkStart w:id="22" w:name="_Toc244134910"/>
+      <w:bookmarkStart w:id="22" w:name="_Toc244135991"/>
       <w:r>
         <w:t>Usare le revisioni</w:t>
       </w:r>
@@ -21470,7 +21470,7 @@
         <w:keepNext/>
         <w:spacing w:after="140"/>
       </w:pPr>
-      <w:bookmarkStart w:id="23" w:name="_Toc244134911"/>
+      <w:bookmarkStart w:id="23" w:name="_Toc244135992"/>
       <w:r>
         <w:t>Report del ramo e compatibilità degli archivi</w:t>
       </w:r>
@@ -21509,7 +21509,7 @@
         <w:keepNext/>
         <w:spacing w:after="140"/>
       </w:pPr>
-      <w:bookmarkStart w:id="24" w:name="_Toc244134912"/>
+      <w:bookmarkStart w:id="24" w:name="_Toc244135993"/>
       <w:r>
         <w:t>Controllo della condivisione</w:t>
       </w:r>
@@ -21537,7 +21537,7 @@
         <w:keepNext/>
         <w:spacing w:after="140"/>
       </w:pPr>
-      <w:bookmarkStart w:id="25" w:name="_Toc244134913"/>
+      <w:bookmarkStart w:id="25" w:name="_Toc244135994"/>
       <w:r>
         <w:t>Materiali e durabilità</w:t>
       </w:r>
@@ -21549,7 +21549,7 @@
         <w:keepNext/>
         <w:spacing w:after="140"/>
       </w:pPr>
-      <w:bookmarkStart w:id="26" w:name="_Toc244134914"/>
+      <w:bookmarkStart w:id="26" w:name="_Toc244135995"/>
       <w:r>
         <w:t>Preparare il calcestruzzo</w:t>
       </w:r>
@@ -21594,7 +21594,7 @@
         <w:keepNext/>
         <w:spacing w:after="140"/>
       </w:pPr>
-      <w:bookmarkStart w:id="27" w:name="_Toc244134915"/>
+      <w:bookmarkStart w:id="27" w:name="_Toc244135996"/>
       <w:r>
         <w:t>Preparare l'acciaio per armature</w:t>
       </w:r>
@@ -21630,7 +21630,7 @@
         <w:keepNext/>
         <w:spacing w:after="140"/>
       </w:pPr>
-      <w:bookmarkStart w:id="28" w:name="_Toc244134916"/>
+      <w:bookmarkStart w:id="28" w:name="_Toc244135997"/>
       <w:r>
         <w:t>Palo verticale</w:t>
       </w:r>
@@ -21642,7 +21642,7 @@
         <w:keepNext/>
         <w:spacing w:after="140"/>
       </w:pPr>
-      <w:bookmarkStart w:id="29" w:name="_Toc244134917"/>
+      <w:bookmarkStart w:id="29" w:name="_Toc244135998"/>
       <w:r>
         <w:t>Compilazione ordinata</w:t>
       </w:r>
@@ -21739,7 +21739,7 @@
         <w:keepNext/>
         <w:spacing w:after="140"/>
       </w:pPr>
-      <w:bookmarkStart w:id="30" w:name="_Toc244134918"/>
+      <w:bookmarkStart w:id="30" w:name="_Toc244135999"/>
       <w:r>
         <w:t>Coefficienti e gruppo di pali</w:t>
       </w:r>
@@ -21789,7 +21789,7 @@
         <w:keepNext/>
         <w:spacing w:after="140"/>
       </w:pPr>
-      <w:bookmarkStart w:id="31" w:name="_Toc244134919"/>
+      <w:bookmarkStart w:id="31" w:name="_Toc244136000"/>
       <w:r>
         <w:t>Leggere i risultati</w:t>
       </w:r>
@@ -21825,7 +21825,7 @@
         <w:keepNext/>
         <w:spacing w:after="140"/>
       </w:pPr>
-      <w:bookmarkStart w:id="32" w:name="_Toc244134920"/>
+      <w:bookmarkStart w:id="32" w:name="_Toc244136001"/>
       <w:r>
         <w:t>Esempio di controllo manuale</w:t>
       </w:r>
@@ -21916,7 +21916,7 @@
         <w:keepNext/>
         <w:spacing w:after="140"/>
       </w:pPr>
-      <w:bookmarkStart w:id="33" w:name="_Toc244134921"/>
+      <w:bookmarkStart w:id="33" w:name="_Toc244136002"/>
       <w:r>
         <w:t>Micropalo verticale</w:t>
       </w:r>
@@ -21928,7 +21928,7 @@
         <w:keepNext/>
         <w:spacing w:after="140"/>
       </w:pPr>
-      <w:bookmarkStart w:id="34" w:name="_Toc244134922"/>
+      <w:bookmarkStart w:id="34" w:name="_Toc244136003"/>
       <w:r>
         <w:t>Dati del bulbo e dell'iniezione</w:t>
       </w:r>
@@ -21986,7 +21986,7 @@
         <w:keepNext/>
         <w:spacing w:after="140"/>
       </w:pPr>
-      <w:bookmarkStart w:id="35" w:name="_Toc244134923"/>
+      <w:bookmarkStart w:id="35" w:name="_Toc244136004"/>
       <w:r>
         <w:t>Tubo e peso</w:t>
       </w:r>
@@ -22023,7 +22023,7 @@
         <w:keepNext/>
         <w:spacing w:after="140"/>
       </w:pPr>
-      <w:bookmarkStart w:id="36" w:name="_Toc244134924"/>
+      <w:bookmarkStart w:id="36" w:name="_Toc244136005"/>
       <w:r>
         <w:t>Pali e micropali caricati orizzontalmente</w:t>
       </w:r>
@@ -22035,7 +22035,7 @@
         <w:keepNext/>
         <w:spacing w:after="140"/>
       </w:pPr>
-      <w:bookmarkStart w:id="37" w:name="_Toc244134925"/>
+      <w:bookmarkStart w:id="37" w:name="_Toc244136006"/>
       <w:r>
         <w:t>Preparare un modello coerente</w:t>
       </w:r>
@@ -22106,7 +22106,7 @@
         <w:keepNext/>
         <w:spacing w:after="140"/>
       </w:pPr>
-      <w:bookmarkStart w:id="38" w:name="_Toc244134926"/>
+      <w:bookmarkStart w:id="38" w:name="_Toc244136007"/>
       <w:r>
         <w:t>Momento resistente del palo in calcestruzzo</w:t>
       </w:r>
@@ -22145,7 +22145,7 @@
         <w:keepNext/>
         <w:spacing w:after="140"/>
       </w:pPr>
-      <w:bookmarkStart w:id="39" w:name="_Toc244134927"/>
+      <w:bookmarkStart w:id="39" w:name="_Toc244136008"/>
       <w:r>
         <w:lastRenderedPageBreak/>
         <w:t>Sezione CHS del micropalo</w:t>
@@ -22174,7 +22174,7 @@
         <w:keepNext/>
         <w:spacing w:after="140"/>
       </w:pPr>
-      <w:bookmarkStart w:id="40" w:name="_Toc244134928"/>
+      <w:bookmarkStart w:id="40" w:name="_Toc244136009"/>
       <w:r>
         <w:t>Interpretare diagrammi e capacità</w:t>
       </w:r>
@@ -22213,7 +22213,7 @@
         <w:keepNext/>
         <w:spacing w:after="140"/>
       </w:pPr>
-      <w:bookmarkStart w:id="41" w:name="_Toc244134929"/>
+      <w:bookmarkStart w:id="41" w:name="_Toc244136010"/>
       <w:r>
         <w:t>Separare tubo e diametro geotecnico</w:t>
       </w:r>
@@ -22250,7 +22250,7 @@
         <w:keepNext/>
         <w:spacing w:after="140"/>
       </w:pPr>
-      <w:bookmarkStart w:id="42" w:name="_Toc244134930"/>
+      <w:bookmarkStart w:id="42" w:name="_Toc244136011"/>
       <w:r>
         <w:t>Sezione composta da ponte</w:t>
       </w:r>
@@ -22262,7 +22262,7 @@
         <w:keepNext/>
         <w:spacing w:after="140"/>
       </w:pPr>
-      <w:bookmarkStart w:id="43" w:name="_Toc244134931"/>
+      <w:bookmarkStart w:id="43" w:name="_Toc244136012"/>
       <w:r>
         <w:t>Definire la sezione locale</w:t>
       </w:r>
@@ -22309,7 +22309,7 @@
         <w:keepNext/>
         <w:spacing w:after="140"/>
       </w:pPr>
-      <w:bookmarkStart w:id="44" w:name="_Toc244134932"/>
+      <w:bookmarkStart w:id="44" w:name="_Toc244136013"/>
       <w:r>
         <w:t>Compilare la sezione con anima inclinata</w:t>
       </w:r>
@@ -22345,7 +22345,7 @@
           <w:noProof/>
         </w:rPr>
         <w:drawing>
-          <wp:inline distT="0" distB="0" distL="0" distR="0" wp14:anchorId="4C0A1776" wp14:editId="3A32F757">
+          <wp:inline distT="0" distB="0" distL="0" distR="0" wp14:anchorId="7A05D75C" wp14:editId="4D23D710">
             <wp:extent cx="6120000" cy="3677403"/>
             <wp:effectExtent l="0" t="0" r="0" b="0"/>
             <wp:docPr id="1" name="Picture 1" descr="H con anima inclinata e scostamento positivo di 300 mm"/>
@@ -22403,7 +22403,7 @@
         <w:keepNext/>
         <w:spacing w:after="140"/>
       </w:pPr>
-      <w:bookmarkStart w:id="45" w:name="_Toc244134933"/>
+      <w:bookmarkStart w:id="45" w:name="_Toc244136014"/>
       <w:r>
         <w:t>Compilare il cassoncino</w:t>
       </w:r>
@@ -22444,7 +22444,7 @@
           <w:noProof/>
         </w:rPr>
         <w:drawing>
-          <wp:inline distT="0" distB="0" distL="0" distR="0" wp14:anchorId="5047868B" wp14:editId="63015657">
+          <wp:inline distT="0" distB="0" distL="0" distR="0" wp14:anchorId="72FE575A" wp14:editId="226A1008">
             <wp:extent cx="6120000" cy="3677403"/>
             <wp:effectExtent l="0" t="0" r="0" b="0"/>
             <wp:docPr id="2" name="Picture 2" descr="Cassoncino con due anime inclinate e due piattabande superiori"/>
@@ -22505,7 +22505,7 @@
         <w:keepNext/>
         <w:spacing w:after="140"/>
       </w:pPr>
-      <w:bookmarkStart w:id="46" w:name="_Toc244134934"/>
+      <w:bookmarkStart w:id="46" w:name="_Toc244136015"/>
       <w:r>
         <w:t>Leggere le proprietà e riconoscere i limiti</w:t>
       </w:r>
@@ -22989,7 +22989,7 @@
         <w:keepNext/>
         <w:spacing w:after="140"/>
       </w:pPr>
-      <w:bookmarkStart w:id="47" w:name="_Toc244134935"/>
+      <w:bookmarkStart w:id="47" w:name="_Toc244136016"/>
       <w:r>
         <w:lastRenderedPageBreak/>
         <w:t>Scegliere consapevolmente il metodo</w:t>
@@ -23366,7 +23366,7 @@
         <w:keepNext/>
         <w:spacing w:after="140"/>
       </w:pPr>
-      <w:bookmarkStart w:id="48" w:name="_Toc244134936"/>
+      <w:bookmarkStart w:id="48" w:name="_Toc244136017"/>
       <w:r>
         <w:t>Costruire le fasi</w:t>
       </w:r>
@@ -23423,7 +23423,7 @@
         <w:keepNext/>
         <w:spacing w:after="140"/>
       </w:pPr>
-      <w:bookmarkStart w:id="49" w:name="_Toc244134937"/>
+      <w:bookmarkStart w:id="49" w:name="_Toc244136018"/>
       <w:r>
         <w:t>Leggere efficacia tensioni e controlli locali</w:t>
       </w:r>
@@ -23511,7 +23511,7 @@
         <w:keepNext/>
         <w:spacing w:after="140"/>
       </w:pPr>
-      <w:bookmarkStart w:id="50" w:name="_Toc244134938"/>
+      <w:bookmarkStart w:id="50" w:name="_Toc244136019"/>
       <w:r>
         <w:t>Torsione distorsione e diaframmi del cassoncino</w:t>
       </w:r>
@@ -23593,7 +23593,7 @@
           <w:noProof/>
         </w:rPr>
         <w:drawing>
-          <wp:inline distT="0" distB="0" distL="0" distR="0" wp14:anchorId="455A2B43" wp14:editId="2F3A7325">
+          <wp:inline distT="0" distB="0" distL="0" distR="0" wp14:anchorId="59F5D1F4" wp14:editId="46846FAE">
             <wp:extent cx="6120000" cy="3677403"/>
             <wp:effectExtent l="0" t="0" r="0" b="0"/>
             <wp:docPr id="3" name="Picture 3" descr="Riquadro delle verifiche a torsione del cassoncino"/>
@@ -23665,7 +23665,7 @@
         </w:rPr>
         <w:lastRenderedPageBreak/>
         <w:drawing>
-          <wp:inline distT="0" distB="0" distL="0" distR="0" wp14:anchorId="7060290E" wp14:editId="3413FD64">
+          <wp:inline distT="0" distB="0" distL="0" distR="0" wp14:anchorId="61BD5195" wp14:editId="36EFA622">
             <wp:extent cx="6120000" cy="3677403"/>
             <wp:effectExtent l="0" t="0" r="0" b="0"/>
             <wp:docPr id="4" name="Picture 4" descr="Flussi di torsione per fase nella scheda Verifiche"/>
@@ -23749,7 +23749,7 @@
         <w:keepNext/>
         <w:spacing w:after="140"/>
       </w:pPr>
-      <w:bookmarkStart w:id="51" w:name="_Toc244134939"/>
+      <w:bookmarkStart w:id="51" w:name="_Toc244136020"/>
       <w:r>
         <w:t>Curve di risposta</w:t>
       </w:r>
@@ -23804,7 +23804,7 @@
         <w:keepNext/>
         <w:spacing w:after="140"/>
       </w:pPr>
-      <w:bookmarkStart w:id="52" w:name="_Toc244134940"/>
+      <w:bookmarkStart w:id="52" w:name="_Toc244136021"/>
       <w:r>
         <w:t>Bridge Design</w:t>
       </w:r>
@@ -23832,7 +23832,7 @@
         <w:keepNext/>
         <w:spacing w:after="140"/>
       </w:pPr>
-      <w:bookmarkStart w:id="53" w:name="_Toc244134941"/>
+      <w:bookmarkStart w:id="53" w:name="_Toc244136022"/>
       <w:r>
         <w:t>Preparare i dati prima di aprire la ricerca</w:t>
       </w:r>
@@ -24513,7 +24513,7 @@
         <w:keepNext/>
         <w:spacing w:after="140"/>
       </w:pPr>
-      <w:bookmarkStart w:id="54" w:name="_Toc244134942"/>
+      <w:bookmarkStart w:id="54" w:name="_Toc244136023"/>
       <w:r>
         <w:t>Creare il progetto di riferimento</w:t>
       </w:r>
@@ -24613,7 +24613,7 @@
         <w:keepNext/>
         <w:spacing w:after="140"/>
       </w:pPr>
-      <w:bookmarkStart w:id="55" w:name="_Toc244134943"/>
+      <w:bookmarkStart w:id="55" w:name="_Toc244136024"/>
       <w:r>
         <w:t>Scegliere e cambiare prezzario</w:t>
       </w:r>
@@ -24703,7 +24703,7 @@
         <w:keepNext/>
         <w:spacing w:after="140"/>
       </w:pPr>
-      <w:bookmarkStart w:id="56" w:name="_Toc244134944"/>
+      <w:bookmarkStart w:id="56" w:name="_Toc244136025"/>
       <w:r>
         <w:t>Impostare il traffico del ponte</w:t>
       </w:r>
@@ -24740,7 +24740,7 @@
         <w:keepNext/>
         <w:spacing w:after="140"/>
       </w:pPr>
-      <w:bookmarkStart w:id="57" w:name="_Toc244134945"/>
+      <w:bookmarkStart w:id="57" w:name="_Toc244136026"/>
       <w:r>
         <w:t>Leggere sezioni spessori e lunghezze</w:t>
       </w:r>
@@ -24784,7 +24784,7 @@
         <w:keepNext/>
         <w:spacing w:after="140"/>
       </w:pPr>
-      <w:bookmarkStart w:id="58" w:name="_Toc244134946"/>
+      <w:bookmarkStart w:id="58" w:name="_Toc244136027"/>
       <w:r>
         <w:lastRenderedPageBreak/>
         <w:t>Scegliere obiettivo e costanti</w:t>
@@ -25474,7 +25474,7 @@
         <w:keepNext/>
         <w:spacing w:after="140"/>
       </w:pPr>
-      <w:bookmarkStart w:id="59" w:name="_Toc244134947"/>
+      <w:bookmarkStart w:id="59" w:name="_Toc244136028"/>
       <w:r>
         <w:t>Impostare range utili</w:t>
       </w:r>
@@ -25527,7 +25527,7 @@
         <w:keepNext/>
         <w:spacing w:after="140"/>
       </w:pPr>
-      <w:bookmarkStart w:id="60" w:name="_Toc244134948"/>
+      <w:bookmarkStart w:id="60" w:name="_Toc244136029"/>
       <w:r>
         <w:t>Avviare e leggere l’avanzamento</w:t>
       </w:r>
@@ -25563,7 +25563,7 @@
         <w:keepNext/>
         <w:spacing w:after="140"/>
       </w:pPr>
-      <w:bookmarkStart w:id="61" w:name="_Toc244134949"/>
+      <w:bookmarkStart w:id="61" w:name="_Toc244136030"/>
       <w:r>
         <w:t>Usare i grafici</w:t>
       </w:r>
@@ -25604,7 +25604,7 @@
           <w:noProof/>
         </w:rPr>
         <w:drawing>
-          <wp:inline distT="0" distB="0" distL="0" distR="0" wp14:anchorId="7DECB02E" wp14:editId="7C2FC028">
+          <wp:inline distT="0" distB="0" distL="0" distR="0" wp14:anchorId="22C53A80" wp14:editId="0361F34E">
             <wp:extent cx="6120000" cy="3519000"/>
             <wp:effectExtent l="0" t="0" r="0" b="0"/>
             <wp:docPr id="5" name="Picture 5" descr="Nuvola costo e CO₂ ricavata dai risultati riproducibili dell’esempio"/>
@@ -25667,7 +25667,7 @@
         </w:rPr>
         <w:lastRenderedPageBreak/>
         <w:drawing>
-          <wp:inline distT="0" distB="0" distL="0" distR="0" wp14:anchorId="4EEBAAA7" wp14:editId="41FEA6B4">
+          <wp:inline distT="0" distB="0" distL="0" distR="0" wp14:anchorId="5FBFB0A8" wp14:editId="57E8F525">
             <wp:extent cx="6120000" cy="3519000"/>
             <wp:effectExtent l="0" t="0" r="0" b="0"/>
             <wp:docPr id="6" name="Picture 6" descr="Variazione di altezza e costo durante l’enumerazione dell’esempio"/>
@@ -25717,7 +25717,7 @@
         <w:keepNext/>
         <w:spacing w:after="140"/>
       </w:pPr>
-      <w:bookmarkStart w:id="62" w:name="_Toc244134950"/>
+      <w:bookmarkStart w:id="62" w:name="_Toc244136031"/>
       <w:r>
         <w:t>Esempio guidato da centoventi metri</w:t>
       </w:r>
@@ -26457,7 +26457,7 @@
           <w:noProof/>
         </w:rPr>
         <w:drawing>
-          <wp:inline distT="0" distB="0" distL="0" distR="0" wp14:anchorId="614E1FA8" wp14:editId="0D2148D3">
+          <wp:inline distT="0" distB="0" distL="0" distR="0" wp14:anchorId="1F117DA9" wp14:editId="7D0E817A">
             <wp:extent cx="6120000" cy="2601000"/>
             <wp:effectExtent l="0" t="0" r="0" b="0"/>
             <wp:docPr id="7" name="Picture 7" descr="Differenze di costo fra il riferimento e alcuni scenari dell’esempio"/>
@@ -26527,7 +26527,7 @@
         <w:keepNext/>
         <w:spacing w:after="140"/>
       </w:pPr>
-      <w:bookmarkStart w:id="63" w:name="_Toc244134951"/>
+      <w:bookmarkStart w:id="63" w:name="_Toc244136032"/>
       <w:r>
         <w:t>Selezionare applicare e conservare le alternative</w:t>
       </w:r>
@@ -26571,7 +26571,7 @@
         <w:keepNext/>
         <w:spacing w:after="140"/>
       </w:pPr>
-      <w:bookmarkStart w:id="64" w:name="_Toc244134952"/>
+      <w:bookmarkStart w:id="64" w:name="_Toc244136033"/>
       <w:r>
         <w:t>Prezzi geotecnica e scenari da confrontare</w:t>
       </w:r>
@@ -26608,7 +26608,7 @@
         <w:keepNext/>
         <w:spacing w:after="140"/>
       </w:pPr>
-      <w:bookmarkStart w:id="65" w:name="_Toc244134953"/>
+      <w:bookmarkStart w:id="65" w:name="_Toc244136034"/>
       <w:r>
         <w:t>Usare le famiglie speciali</w:t>
       </w:r>
@@ -26652,7 +26652,7 @@
         <w:keepNext/>
         <w:spacing w:after="140"/>
       </w:pPr>
-      <w:bookmarkStart w:id="66" w:name="_Toc244134954"/>
+      <w:bookmarkStart w:id="66" w:name="_Toc244136035"/>
       <w:r>
         <w:t>Risolvere i messaggi più comuni</w:t>
       </w:r>
@@ -27560,7 +27560,7 @@
         <w:keepNext/>
         <w:spacing w:after="140"/>
       </w:pPr>
-      <w:bookmarkStart w:id="67" w:name="_Toc244134955"/>
+      <w:bookmarkStart w:id="67" w:name="_Toc244136036"/>
       <w:r>
         <w:t>Esportare un confronto leggibile</w:t>
       </w:r>
@@ -27588,7 +27588,7 @@
         <w:keepNext/>
         <w:spacing w:after="140"/>
       </w:pPr>
-      <w:bookmarkStart w:id="68" w:name="_Toc244134956"/>
+      <w:bookmarkStart w:id="68" w:name="_Toc244136037"/>
       <w:r>
         <w:t>Quanto fidarsi dei risultati</w:t>
       </w:r>
@@ -27625,7 +27625,7 @@
         <w:keepNext/>
         <w:spacing w:after="140"/>
       </w:pPr>
-      <w:bookmarkStart w:id="69" w:name="_Toc244134957"/>
+      <w:bookmarkStart w:id="69" w:name="_Toc244136038"/>
       <w:r>
         <w:t>Salvataggio e report</w:t>
       </w:r>
@@ -27637,7 +27637,7 @@
         <w:keepNext/>
         <w:spacing w:after="140"/>
       </w:pPr>
-      <w:bookmarkStart w:id="70" w:name="_Toc244134958"/>
+      <w:bookmarkStart w:id="70" w:name="_Toc244136039"/>
       <w:r>
         <w:t>Conservare dati modificabili</w:t>
       </w:r>
@@ -27665,7 +27665,7 @@
         <w:keepNext/>
         <w:spacing w:after="140"/>
       </w:pPr>
-      <w:bookmarkStart w:id="71" w:name="_Toc244134959"/>
+      <w:bookmarkStart w:id="71" w:name="_Toc244136040"/>
       <w:r>
         <w:t>Report del singolo foglio e del progetto</w:t>
       </w:r>
@@ -27709,7 +27709,7 @@
         <w:keepNext/>
         <w:spacing w:after="140"/>
       </w:pPr>
-      <w:bookmarkStart w:id="72" w:name="_Toc244134960"/>
+      <w:bookmarkStart w:id="72" w:name="_Toc244136041"/>
       <w:r>
         <w:t>Ricalcolo e proposte da applicare</w:t>
       </w:r>
@@ -27757,7 +27757,7 @@
         <w:keepNext/>
         <w:spacing w:after="140"/>
       </w:pPr>
-      <w:bookmarkStart w:id="73" w:name="_Toc244134961"/>
+      <w:bookmarkStart w:id="73" w:name="_Toc244136042"/>
       <w:r>
         <w:t>Conservare dati e risultati insieme</w:t>
       </w:r>
@@ -27785,7 +27785,7 @@
         <w:keepNext/>
         <w:spacing w:after="140"/>
       </w:pPr>
-      <w:bookmarkStart w:id="74" w:name="_Toc244134962"/>
+      <w:bookmarkStart w:id="74" w:name="_Toc244136043"/>
       <w:r>
         <w:t>Percorso completo per un primo progetto</w:t>
       </w:r>
@@ -27869,7 +27869,7 @@
         <w:keepNext/>
         <w:spacing w:after="140"/>
       </w:pPr>
-      <w:bookmarkStart w:id="75" w:name="_Toc244134963"/>
+      <w:bookmarkStart w:id="75" w:name="_Toc244136044"/>
       <w:r>
         <w:t>Problemi frequenti e controlli finali</w:t>
       </w:r>
@@ -28455,7 +28455,7 @@
         <w:keepNext/>
         <w:spacing w:after="140"/>
       </w:pPr>
-      <w:bookmarkStart w:id="76" w:name="_Toc244134964"/>
+      <w:bookmarkStart w:id="76" w:name="_Toc244136045"/>
       <w:r>
         <w:t>Riferimenti per approfondire</w:t>
       </w:r>
@@ -28479,7 +28479,7 @@
         <w:keepNext/>
         <w:spacing w:after="140"/>
       </w:pPr>
-      <w:bookmarkStart w:id="77" w:name="_Toc244134965"/>
+      <w:bookmarkStart w:id="77" w:name="_Toc244136046"/>
       <w:r>
         <w:t>Muri di sostegno con stratigrafie di monte e valle</w:t>
       </w:r>
@@ -28541,18 +28541,35 @@
         <w:spacing w:after="140"/>
       </w:pPr>
       <w:r>
-        <w:t>La stabilità globale Bishop ha un motore separato e un proprio profilo esteso, anche con due colonne profonde e confine verticale assegnato. Il pulsante Stabilità globale apre il percorso; al primo accesso a un profilo vuoto ne prepara i dati e attiva la verifica. In una revisione in sola lettura apre la pagina e le schede senza preparare il profilo. Gli strati si inseriscono per spessore, con quota del fondo calcolata automaticamente. La precompilazione non prolunga le indagini: rilievo, terreni profondi e</w:t>
-      </w:r>
-      <w:r>
-        <w:t xml:space="preserve"> falda del sito vanno controllati e confermati. Il disegno rappresenta anche il terreno sotto il piano di posa. Parametri, dominio e combinazioni restano interrogabili e modificabili.</w:t>
-      </w:r>
-    </w:p>
-    <w:p>
-      <w:pPr>
-        <w:spacing w:after="140"/>
-      </w:pPr>
+        <w:t xml:space="preserve">Le combinazioni generate per il muro comprendono righe sismiche ed eccezionali a gruppi: una con le azioni variabili e le altre senza uno o più gruppi variabili, perché nel sisma e nelle eccezionali le variabili entrano con </w:t>
+      </w:r>
+      <w:r>
+        <w:rPr>
+          <w:rFonts w:ascii="Calibri" w:eastAsia="Calibri" w:hAnsi="Calibri" w:cs="Calibri"/>
+        </w:rPr>
+        <w:t>ψ</w:t>
+      </w:r>
+      <w:r>
+        <w:t>2·Qk solo se sfavorevoli. Il numero delle combinazioni cresce di conseguenza e la numerazione delle righe dopo la prima cambia rispetto alle versioni precedenti; i rapporti governanti si leggono come sempre nella tabella delle verifiche.</w:t>
+      </w:r>
+    </w:p>
+    <w:p>
+      <w:pPr>
+        <w:spacing w:after="140"/>
+      </w:pPr>
+      <w:r>
+        <w:t xml:space="preserve">La stabilità globale Bishop ha un motore separato e un proprio profilo esteso, anche con due colonne profonde e confine verticale assegnato. Il pulsante Stabilità globale apre il percorso; al primo accesso a un profilo vuoto ne prepara i dati e attiva la verifica. In una revisione in sola lettura apre la pagina e le schede senza preparare il profilo. Gli strati si </w:t>
+      </w:r>
       <w:r>
         <w:lastRenderedPageBreak/>
+        <w:t>inseriscono per spessore, con quota del fondo calcolata automaticamente. La precompilazione non prolunga le indagini: rilievo, terreni profondi e falda del sito vanno controllati e confermati. Il disegno rappresenta anche il terreno sotto il piano di posa. Parametri, dominio e combinazioni restano interrogabili e modificabili.</w:t>
+      </w:r>
+    </w:p>
+    <w:p>
+      <w:pPr>
+        <w:spacing w:after="140"/>
+      </w:pPr>
+      <w:r>
         <w:t>Conserva nel report le due stratigrafie e i coefficienti effettivi. Per le verifiche aggiuntive consulta Portanza, cedimenti e armature (Wiki: Portanza, cedimenti e armature dei muri: procedura).</w:t>
       </w:r>
     </w:p>
@@ -28562,7 +28579,7 @@
         <w:keepNext/>
         <w:spacing w:after="140"/>
       </w:pPr>
-      <w:bookmarkStart w:id="78" w:name="_Toc244134966"/>
+      <w:bookmarkStart w:id="78" w:name="_Toc244136047"/>
       <w:r>
         <w:t>Materiali e copriferro del muro</w:t>
       </w:r>
@@ -28637,7 +28654,7 @@
         <w:keepNext/>
         <w:spacing w:after="140"/>
       </w:pPr>
-      <w:bookmarkStart w:id="79" w:name="_Toc244134967"/>
+      <w:bookmarkStart w:id="79" w:name="_Toc244136048"/>
       <w:r>
         <w:t>Avviare la verifica globale</w:t>
       </w:r>
@@ -28666,11 +28683,8 @@
         <w:ind w:left="283" w:hanging="283"/>
       </w:pPr>
       <w:r>
-        <w:t xml:space="preserve">2. Controllare gli strati di monte e valle, anche sotto la fondazione. Selezionare una riga per completare le proprietà; correggere il rilievo e la linea di falda se diversi dalla proposta. Controllare anche la condizione Drenata o Non drenata e l’opzione Includi il </w:t>
-      </w:r>
-      <w:r>
         <w:lastRenderedPageBreak/>
-        <w:t>sisma SLV. Il messaggio in alto indica il primo dato mancante; il suggerimento sul messaggio elenca gli altri.</w:t>
+        <w:t>2. Controllare gli strati di monte e valle, anche sotto la fondazione. Selezionare una riga per completare le proprietà; correggere il rilievo e la linea di falda se diversi dalla proposta. Controllare anche la condizione Drenata o Non drenata e l’opzione Includi il sisma SLV. Il messaggio in alto indica il primo dato mancante; il suggerimento sul messaggio elenca gli altri.</w:t>
       </w:r>
     </w:p>
     <w:p>
@@ -28688,7 +28702,7 @@
         <w:keepNext/>
         <w:spacing w:after="140"/>
       </w:pPr>
-      <w:bookmarkStart w:id="80" w:name="_Toc244134968"/>
+      <w:bookmarkStart w:id="80" w:name="_Toc244136049"/>
       <w:r>
         <w:t>Inserire spessori e proprietà dei terreni</w:t>
       </w:r>
@@ -29409,7 +29423,7 @@
         </w:rPr>
         <w:lastRenderedPageBreak/>
         <w:drawing>
-          <wp:inline distT="0" distB="0" distL="0" distR="0" wp14:anchorId="50F3837E" wp14:editId="2908657F">
+          <wp:inline distT="0" distB="0" distL="0" distR="0" wp14:anchorId="308A114B" wp14:editId="3BC63A58">
             <wp:extent cx="6120000" cy="2570400"/>
             <wp:effectExtent l="0" t="0" r="0" b="0"/>
             <wp:docPr id="8" name="Picture 8" descr="Profilo dell’esempio stratificato con terreno sotto la fondazione e limiti di ricerca evidenziati in blu."/>
@@ -29467,7 +29481,7 @@
         <w:keepNext/>
         <w:spacing w:after="140"/>
       </w:pPr>
-      <w:bookmarkStart w:id="81" w:name="_Toc244134969"/>
+      <w:bookmarkStart w:id="81" w:name="_Toc244136050"/>
       <w:r>
         <w:t>Controllare rilievo falda sisma e ricerca</w:t>
       </w:r>
@@ -29512,7 +29526,7 @@
         <w:keepNext/>
         <w:spacing w:after="140"/>
       </w:pPr>
-      <w:bookmarkStart w:id="82" w:name="_Toc244134970"/>
+      <w:bookmarkStart w:id="82" w:name="_Toc244136051"/>
       <w:r>
         <w:t>Leggere il risultato e riprodurre l’esempio</w:t>
       </w:r>
@@ -29614,7 +29628,7 @@
         <w:keepNext/>
         <w:spacing w:after="140"/>
       </w:pPr>
-      <w:bookmarkStart w:id="83" w:name="_Toc244134971"/>
+      <w:bookmarkStart w:id="83" w:name="_Toc244136052"/>
       <w:r>
         <w:t>Esempio salvato e risultati ripercorribili</w:t>
       </w:r>
@@ -30070,7 +30084,7 @@
         </w:rPr>
         <w:lastRenderedPageBreak/>
         <w:drawing>
-          <wp:inline distT="0" distB="0" distL="0" distR="0" wp14:anchorId="422A821E" wp14:editId="73CE8F96">
+          <wp:inline distT="0" distB="0" distL="0" distR="0" wp14:anchorId="3EB9227A" wp14:editId="5F6C7A5C">
             <wp:extent cx="6120000" cy="2570400"/>
             <wp:effectExtent l="0" t="0" r="0" b="0"/>
             <wp:docPr id="9" name="Picture 9" descr="Superficie della seconda combinazione: il tasso supera 1 e il cerchio è rosso. L’esempio conserva l’esito sfavorevole per mostrare la lettura della verifica."/>
@@ -30137,7 +30151,7 @@
         <w:keepNext/>
         <w:spacing w:after="140"/>
       </w:pPr>
-      <w:bookmarkStart w:id="84" w:name="_Toc244134972"/>
+      <w:bookmarkStart w:id="84" w:name="_Toc244136053"/>
       <w:r>
         <w:t>Portanza, cedimenti e armature dei muri: procedura</w:t>
       </w:r>
@@ -30157,7 +30171,7 @@
         <w:keepNext/>
         <w:spacing w:after="140"/>
       </w:pPr>
-      <w:bookmarkStart w:id="85" w:name="_Toc244134973"/>
+      <w:bookmarkStart w:id="85" w:name="_Toc244136054"/>
       <w:r>
         <w:t>Scegliere il controllo</w:t>
       </w:r>
@@ -30666,7 +30680,7 @@
         <w:keepNext/>
         <w:spacing w:after="140"/>
       </w:pPr>
-      <w:bookmarkStart w:id="86" w:name="_Toc244134974"/>
+      <w:bookmarkStart w:id="86" w:name="_Toc244136055"/>
       <w:r>
         <w:t>Procedura e lettura</w:t>
       </w:r>
@@ -30702,7 +30716,7 @@
         <w:keepNext/>
         <w:spacing w:after="140"/>
       </w:pPr>
-      <w:bookmarkStart w:id="87" w:name="_Toc244134975"/>
+      <w:bookmarkStart w:id="87" w:name="_Toc244136056"/>
       <w:r>
         <w:t>Dati della portanza sismica</w:t>
       </w:r>
@@ -30775,7 +30789,7 @@
         <w:keepNext/>
         <w:spacing w:after="140"/>
       </w:pPr>
-      <w:bookmarkStart w:id="88" w:name="_Toc244134976"/>
+      <w:bookmarkStart w:id="88" w:name="_Toc244136057"/>
       <w:r>
         <w:t>Dati dei cedimenti</w:t>
       </w:r>
@@ -30812,7 +30826,7 @@
         <w:keepNext/>
         <w:spacing w:after="140"/>
       </w:pPr>
-      <w:bookmarkStart w:id="89" w:name="_Toc244134977"/>
+      <w:bookmarkStart w:id="89" w:name="_Toc244136058"/>
       <w:r>
         <w:t>Importare una storia Newmark</w:t>
       </w:r>
@@ -30844,7 +30858,7 @@
         <w:keepNext/>
         <w:spacing w:after="140"/>
       </w:pPr>
-      <w:bookmarkStart w:id="90" w:name="_Toc244134978"/>
+      <w:bookmarkStart w:id="90" w:name="_Toc244136059"/>
       <w:r>
         <w:t>Disporre e proporre le armature</w:t>
       </w:r>
@@ -30894,7 +30908,7 @@
         <w:keepNext/>
         <w:spacing w:after="140"/>
       </w:pPr>
-      <w:bookmarkStart w:id="91" w:name="_Toc244134979"/>
+      <w:bookmarkStart w:id="91" w:name="_Toc244136060"/>
       <w:r>
         <w:t>Tavola delle armature e distinta ferri del muro</w:t>
       </w:r>
@@ -30946,7 +30960,7 @@
           <w:noProof/>
         </w:rPr>
         <w:drawing>
-          <wp:inline distT="0" distB="0" distL="0" distR="0" wp14:anchorId="566773C3" wp14:editId="59D0ECDC">
+          <wp:inline distT="0" distB="0" distL="0" distR="0" wp14:anchorId="5F9F05AB" wp14:editId="72A960B0">
             <wp:extent cx="6120000" cy="4316786"/>
             <wp:effectExtent l="0" t="0" r="0" b="0"/>
             <wp:docPr id="10" name="Picture 10" descr="Esempio di distinta del muro con due zone di armatura e tratto di quattro metri"/>
@@ -31008,7 +31022,7 @@
         <w:keepNext/>
         <w:spacing w:after="140"/>
       </w:pPr>
-      <w:bookmarkStart w:id="92" w:name="_Toc244134980"/>
+      <w:bookmarkStart w:id="92" w:name="_Toc244136061"/>
       <w:r>
         <w:t>Efficienza orizzontale della palificata</w:t>
       </w:r>
@@ -31028,7 +31042,7 @@
         <w:keepNext/>
         <w:spacing w:after="140"/>
       </w:pPr>
-      <w:bookmarkStart w:id="93" w:name="_Toc244134981"/>
+      <w:bookmarkStart w:id="93" w:name="_Toc244136062"/>
       <w:r>
         <w:t>Apertura e geometria</w:t>
       </w:r>
@@ -31067,7 +31081,7 @@
         <w:keepNext/>
         <w:spacing w:after="140"/>
       </w:pPr>
-      <w:bookmarkStart w:id="94" w:name="_Toc244134982"/>
+      <w:bookmarkStart w:id="94" w:name="_Toc244136063"/>
       <w:r>
         <w:t>Metodo e applicabilità</w:t>
       </w:r>
@@ -31685,7 +31699,7 @@
         <w:keepNext/>
         <w:spacing w:after="140"/>
       </w:pPr>
-      <w:bookmarkStart w:id="95" w:name="_Toc244134983"/>
+      <w:bookmarkStart w:id="95" w:name="_Toc244136064"/>
       <w:r>
         <w:t>Risultati e confronto</w:t>
       </w:r>
@@ -31733,7 +31747,7 @@
         <w:keepNext/>
         <w:spacing w:after="140"/>
       </w:pPr>
-      <w:bookmarkStart w:id="96" w:name="_Toc244134984"/>
+      <w:bookmarkStart w:id="96" w:name="_Toc244136065"/>
       <w:r>
         <w:t>Risposta elastica del palo orizzontale</w:t>
       </w:r>
@@ -31753,7 +31767,7 @@
         <w:keepNext/>
         <w:spacing w:after="140"/>
       </w:pPr>
-      <w:bookmarkStart w:id="97" w:name="_Toc244134985"/>
+      <w:bookmarkStart w:id="97" w:name="_Toc244136066"/>
       <w:r>
         <w:t>Dati iniziali condivisi</w:t>
       </w:r>
@@ -31810,7 +31824,7 @@
         <w:keepNext/>
         <w:spacing w:after="140"/>
       </w:pPr>
-      <w:bookmarkStart w:id="98" w:name="_Toc244134986"/>
+      <w:bookmarkStart w:id="98" w:name="_Toc244136067"/>
       <w:r>
         <w:t>Parametri nella riga dello strato</w:t>
       </w:r>
@@ -31858,7 +31872,7 @@
         <w:keepNext/>
         <w:spacing w:after="140"/>
       </w:pPr>
-      <w:bookmarkStart w:id="99" w:name="_Toc244134987"/>
+      <w:bookmarkStart w:id="99" w:name="_Toc244136068"/>
       <w:r>
         <w:t>Sforzo normale e lettura dei diagrammi</w:t>
       </w:r>
@@ -31899,7 +31913,7 @@
         <w:keepNext/>
         <w:spacing w:after="140"/>
       </w:pPr>
-      <w:bookmarkStart w:id="100" w:name="_Toc244134988"/>
+      <w:bookmarkStart w:id="100" w:name="_Toc244136069"/>
       <w:r>
         <w:t>Materiali e parametri per strato</w:t>
       </w:r>
@@ -31967,7 +31981,7 @@
         <w:keepNext/>
         <w:spacing w:after="140"/>
       </w:pPr>
-      <w:bookmarkStart w:id="101" w:name="_Toc244134989"/>
+      <w:bookmarkStart w:id="101" w:name="_Toc244136070"/>
       <w:r>
         <w:t>Avanzamento e controlli da completare</w:t>
       </w:r>
@@ -32021,7 +32035,7 @@
         <w:keepNext/>
         <w:spacing w:after="140"/>
       </w:pPr>
-      <w:bookmarkStart w:id="102" w:name="_Toc244134990"/>
+      <w:bookmarkStart w:id="102" w:name="_Toc244136071"/>
       <w:r>
         <w:t>Tratti colorati e verificatore della sezione</w:t>
       </w:r>
@@ -32104,7 +32118,7 @@
         <w:keepNext/>
         <w:spacing w:after="140"/>
       </w:pPr>
-      <w:bookmarkStart w:id="103" w:name="_Toc244134991"/>
+      <w:bookmarkStart w:id="103" w:name="_Toc244136072"/>
       <w:r>
         <w:t>Approvazione delle ipotesi ed esito delle armature</w:t>
       </w:r>
@@ -32169,7 +32183,7 @@
         <w:keepNext/>
         <w:spacing w:after="140"/>
       </w:pPr>
-      <w:bookmarkStart w:id="104" w:name="_Toc244134992"/>
+      <w:bookmarkStart w:id="104" w:name="_Toc244136073"/>
       <w:r>
         <w:t>Controlli sismici della testa del palo</w:t>
       </w:r>
@@ -32254,7 +32268,7 @@
         <w:keepNext/>
         <w:spacing w:after="140"/>
       </w:pPr>
-      <w:bookmarkStart w:id="105" w:name="_Toc244134993"/>
+      <w:bookmarkStart w:id="105" w:name="_Toc244136074"/>
       <w:r>
         <w:t>Ricalcolo delle sollecitazioni e delle resistenze</w:t>
       </w:r>
@@ -32277,7 +32291,7 @@
         <w:keepNext/>
         <w:spacing w:after="140"/>
       </w:pPr>
-      <w:bookmarkStart w:id="106" w:name="_Toc244134994"/>
+      <w:bookmarkStart w:id="106" w:name="_Toc244136075"/>
       <w:r>
         <w:t>Tratti e verifica delle sezioni</w:t>
       </w:r>
@@ -32326,7 +32340,7 @@
         <w:keepNext/>
         <w:spacing w:after="140"/>
       </w:pPr>
-      <w:bookmarkStart w:id="107" w:name="_Toc244134995"/>
+      <w:bookmarkStart w:id="107" w:name="_Toc244136076"/>
       <w:r>
         <w:t>Proposte e vista delle armature</w:t>
       </w:r>
@@ -32423,7 +32437,7 @@
         <w:keepNext/>
         <w:spacing w:after="140"/>
       </w:pPr>
-      <w:bookmarkStart w:id="108" w:name="_Toc244134996"/>
+      <w:bookmarkStart w:id="108" w:name="_Toc244136077"/>
       <w:r>
         <w:t>Esempio riproducibile e limiti</w:t>
       </w:r>
@@ -32455,7 +32469,7 @@
         <w:keepNext/>
         <w:spacing w:after="140"/>
       </w:pPr>
-      <w:bookmarkStart w:id="109" w:name="_Toc244134997"/>
+      <w:bookmarkStart w:id="109" w:name="_Toc244136078"/>
       <w:r>
         <w:t>Wiki e centro della conoscenza</w:t>
       </w:r>
@@ -32467,7 +32481,7 @@
         <w:keepNext/>
         <w:spacing w:after="140"/>
       </w:pPr>
-      <w:bookmarkStart w:id="110" w:name="_Toc244134998"/>
+      <w:bookmarkStart w:id="110" w:name="_Toc244136079"/>
       <w:r>
         <w:t>Wiki del modulo e aiuti sui singoli dati</w:t>
       </w:r>
@@ -32495,7 +32509,7 @@
         <w:keepNext/>
         <w:spacing w:after="140"/>
       </w:pPr>
-      <w:bookmarkStart w:id="111" w:name="_Toc244134999"/>
+      <w:bookmarkStart w:id="111" w:name="_Toc244136080"/>
       <w:r>
         <w:t>Consultare la nuova biblioteca tecnica</w:t>
       </w:r>
@@ -32515,7 +32529,7 @@
         <w:keepNext/>
         <w:spacing w:after="140"/>
       </w:pPr>
-      <w:bookmarkStart w:id="112" w:name="_Toc244135000"/>
+      <w:bookmarkStart w:id="112" w:name="_Toc244136081"/>
       <w:r>
         <w:t>Engineering Handbook</w:t>
       </w:r>
@@ -32574,7 +32588,7 @@
         <w:keepNext/>
         <w:spacing w:after="140"/>
       </w:pPr>
-      <w:bookmarkStart w:id="113" w:name="_Toc244135001"/>
+      <w:bookmarkStart w:id="113" w:name="_Toc244136082"/>
       <w:r>
         <w:t>Cercare e scegliere un percorso</w:t>
       </w:r>
@@ -32594,7 +32608,7 @@
         <w:keepNext/>
         <w:spacing w:after="140"/>
       </w:pPr>
-      <w:bookmarkStart w:id="114" w:name="_Toc244135002"/>
+      <w:bookmarkStart w:id="114" w:name="_Toc244136083"/>
       <w:r>
         <w:t>Leggere e riprendere</w:t>
       </w:r>
@@ -32622,7 +32636,7 @@
         <w:keepNext/>
         <w:spacing w:after="140"/>
       </w:pPr>
-      <w:bookmarkStart w:id="115" w:name="_Toc244135003"/>
+      <w:bookmarkStart w:id="115" w:name="_Toc244136084"/>
       <w:r>
         <w:t>Passare dalla teoria al calcolo</w:t>
       </w:r>
@@ -32659,7 +32673,7 @@
         <w:keepNext/>
         <w:spacing w:after="140"/>
       </w:pPr>
-      <w:bookmarkStart w:id="116" w:name="_Toc244135004"/>
+      <w:bookmarkStart w:id="116" w:name="_Toc244136085"/>
       <w:r>
         <w:t>Progetti e problemi frequenti</w:t>
       </w:r>
@@ -32679,7 +32693,7 @@
         <w:keepNext/>
         <w:spacing w:after="140"/>
       </w:pPr>
-      <w:bookmarkStart w:id="117" w:name="_Toc244135005"/>
+      <w:bookmarkStart w:id="117" w:name="_Toc244136086"/>
       <w:r>
         <w:t>Modulo Sezione in c.a.</w:t>
       </w:r>
@@ -32691,7 +32705,7 @@
         <w:keepNext/>
         <w:spacing w:after="140"/>
       </w:pPr>
-      <w:bookmarkStart w:id="118" w:name="_Toc244135006"/>
+      <w:bookmarkStart w:id="118" w:name="_Toc244136087"/>
       <w:r>
         <w:t>Controllare norma e dati ereditati</w:t>
       </w:r>
@@ -32730,7 +32744,7 @@
         <w:keepNext/>
         <w:spacing w:after="140"/>
       </w:pPr>
-      <w:bookmarkStart w:id="119" w:name="_Toc244135007"/>
+      <w:bookmarkStart w:id="119" w:name="_Toc244136088"/>
       <w:r>
         <w:t>A cosa serve e quando usarlo</w:t>
       </w:r>
@@ -32762,7 +32776,7 @@
         <w:keepNext/>
         <w:spacing w:after="140"/>
       </w:pPr>
-      <w:bookmarkStart w:id="120" w:name="_Toc244135008"/>
+      <w:bookmarkStart w:id="120" w:name="_Toc244136089"/>
       <w:r>
         <w:t>Salvataggio e riapertura della sezione</w:t>
       </w:r>
@@ -32790,7 +32804,7 @@
         <w:keepNext/>
         <w:spacing w:after="140"/>
       </w:pPr>
-      <w:bookmarkStart w:id="121" w:name="_Toc244135009"/>
+      <w:bookmarkStart w:id="121" w:name="_Toc244136090"/>
       <w:r>
         <w:t>Wizard delle tipologie e delle armature</w:t>
       </w:r>
@@ -33600,7 +33614,7 @@
         <w:keepNext/>
         <w:spacing w:after="140"/>
       </w:pPr>
-      <w:bookmarkStart w:id="122" w:name="_Toc244135010"/>
+      <w:bookmarkStart w:id="122" w:name="_Toc244136091"/>
       <w:r>
         <w:t>Armature della capsula</w:t>
       </w:r>
@@ -33679,7 +33693,7 @@
         <w:keepNext/>
         <w:spacing w:after="140"/>
       </w:pPr>
-      <w:bookmarkStart w:id="123" w:name="_Toc244135011"/>
+      <w:bookmarkStart w:id="123" w:name="_Toc244136092"/>
       <w:r>
         <w:t>Input geometria e unità</w:t>
       </w:r>
@@ -34274,7 +34288,7 @@
         <w:keepNext/>
         <w:spacing w:after="140"/>
       </w:pPr>
-      <w:bookmarkStart w:id="124" w:name="_Toc244135012"/>
+      <w:bookmarkStart w:id="124" w:name="_Toc244136093"/>
       <w:r>
         <w:t>Input materiali armature e default</w:t>
       </w:r>
@@ -34311,7 +34325,7 @@
         <w:keepNext/>
         <w:spacing w:after="140"/>
       </w:pPr>
-      <w:bookmarkStart w:id="125" w:name="_Toc244135013"/>
+      <w:bookmarkStart w:id="125" w:name="_Toc244136094"/>
       <w:r>
         <w:t>Input azioni e convenzioni</w:t>
       </w:r>
@@ -34339,7 +34353,7 @@
         <w:keepNext/>
         <w:spacing w:after="140"/>
       </w:pPr>
-      <w:bookmarkStart w:id="126" w:name="_Toc244135014"/>
+      <w:bookmarkStart w:id="126" w:name="_Toc244136095"/>
       <w:r>
         <w:t>Descrizione del calcolo</w:t>
       </w:r>
@@ -34367,7 +34381,7 @@
         <w:keepNext/>
         <w:spacing w:after="140"/>
       </w:pPr>
-      <w:bookmarkStart w:id="127" w:name="_Toc244135015"/>
+      <w:bookmarkStart w:id="127" w:name="_Toc244136096"/>
       <w:r>
         <w:t>Output e lettura dei risultati</w:t>
       </w:r>
@@ -34963,7 +34977,7 @@
         <w:keepNext/>
         <w:spacing w:after="140"/>
       </w:pPr>
-      <w:bookmarkStart w:id="128" w:name="_Toc244135016"/>
+      <w:bookmarkStart w:id="128" w:name="_Toc244136097"/>
       <w:r>
         <w:t>Warning e problemi frequenti</w:t>
       </w:r>
@@ -35001,7 +35015,7 @@
         <w:keepNext/>
         <w:spacing w:after="140"/>
       </w:pPr>
-      <w:bookmarkStart w:id="129" w:name="_Toc244135017"/>
+      <w:bookmarkStart w:id="129" w:name="_Toc244136098"/>
       <w:r>
         <w:t>Esempio completo dalla Wiki</w:t>
       </w:r>
@@ -35084,7 +35098,7 @@
         <w:keepNext/>
         <w:spacing w:after="140"/>
       </w:pPr>
-      <w:bookmarkStart w:id="130" w:name="_Toc244135018"/>
+      <w:bookmarkStart w:id="130" w:name="_Toc244136099"/>
       <w:r>
         <w:t>Teoria collegata e riepilogo</w:t>
       </w:r>
@@ -35112,7 +35126,7 @@
         <w:keepNext/>
         <w:spacing w:after="140"/>
       </w:pPr>
-      <w:bookmarkStart w:id="131" w:name="_Toc244135019"/>
+      <w:bookmarkStart w:id="131" w:name="_Toc244136100"/>
       <w:r>
         <w:t>Domini tridimensionali e bidimensionali</w:t>
       </w:r>
@@ -35200,7 +35214,7 @@
         <w:keepNext/>
         <w:spacing w:after="140"/>
       </w:pPr>
-      <w:bookmarkStart w:id="132" w:name="_Toc244135020"/>
+      <w:bookmarkStart w:id="132" w:name="_Toc244136101"/>
       <w:r>
         <w:lastRenderedPageBreak/>
         <w:t>Tensioni e fessurazione</w:t>
@@ -35240,7 +35254,7 @@
         <w:keepNext/>
         <w:spacing w:after="140"/>
       </w:pPr>
-      <w:bookmarkStart w:id="133" w:name="_Toc244135021"/>
+      <w:bookmarkStart w:id="133" w:name="_Toc244136102"/>
       <w:r>
         <w:t>Taglio torsione e dettagli</w:t>
       </w:r>
@@ -35279,7 +35293,7 @@
         <w:keepNext/>
         <w:spacing w:after="140"/>
       </w:pPr>
-      <w:bookmarkStart w:id="134" w:name="_Toc244135022"/>
+      <w:bookmarkStart w:id="134" w:name="_Toc244136103"/>
       <w:r>
         <w:lastRenderedPageBreak/>
         <w:t>Curva momento curvatura e aggiornamento</w:t>
@@ -35354,7 +35368,7 @@
         <w:keepNext/>
         <w:spacing w:after="140"/>
       </w:pPr>
-      <w:bookmarkStart w:id="135" w:name="_Toc244135023"/>
+      <w:bookmarkStart w:id="135" w:name="_Toc244136104"/>
       <w:r>
         <w:t>Colonna modello: dati e calcolo</w:t>
       </w:r>
@@ -35669,7 +35683,7 @@
         <w:keepNext/>
         <w:spacing w:after="140"/>
       </w:pPr>
-      <w:bookmarkStart w:id="136" w:name="_Toc244135024"/>
+      <w:bookmarkStart w:id="136" w:name="_Toc244136105"/>
       <w:r>
         <w:t>Colonna modello: risultati, CSV e relazione</w:t>
       </w:r>
@@ -35830,7 +35844,7 @@
         <w:keepNext/>
         <w:spacing w:after="140"/>
       </w:pPr>
-      <w:bookmarkStart w:id="137" w:name="_Toc244135025"/>
+      <w:bookmarkStart w:id="137" w:name="_Toc244136106"/>
       <w:r>
         <w:t>Importare ed esportare le azioni</w:t>
       </w:r>
@@ -35910,7 +35924,7 @@
         <w:keepNext/>
         <w:spacing w:after="140"/>
       </w:pPr>
-      <w:bookmarkStart w:id="138" w:name="_Toc244135026"/>
+      <w:bookmarkStart w:id="138" w:name="_Toc244136107"/>
       <w:r>
         <w:lastRenderedPageBreak/>
         <w:t>Report short della sezione in calcestruzzo armato</w:t>
@@ -35955,7 +35969,7 @@
         <w:keepNext/>
         <w:spacing w:after="140"/>
       </w:pPr>
-      <w:bookmarkStart w:id="139" w:name="_Toc244135027"/>
+      <w:bookmarkStart w:id="139" w:name="_Toc244136108"/>
       <w:r>
         <w:t>Leggere asse neutro, mappe e report</w:t>
       </w:r>
@@ -36008,7 +36022,7 @@
         <w:keepNext/>
         <w:spacing w:after="140"/>
       </w:pPr>
-      <w:bookmarkStart w:id="140" w:name="_Toc244135028"/>
+      <w:bookmarkStart w:id="140" w:name="_Toc244136109"/>
       <w:r>
         <w:lastRenderedPageBreak/>
         <w:t>Interpretazione dei risultati e controlli indipendenti</w:t>
@@ -36029,7 +36043,7 @@
         <w:keepNext/>
         <w:spacing w:after="140"/>
       </w:pPr>
-      <w:bookmarkStart w:id="141" w:name="_Toc244135029"/>
+      <w:bookmarkStart w:id="141" w:name="_Toc244136110"/>
       <w:r>
         <w:t>Dalla domanda alla capacità</w:t>
       </w:r>
@@ -36049,7 +36063,7 @@
         <w:keepNext/>
         <w:spacing w:after="140"/>
       </w:pPr>
-      <w:bookmarkStart w:id="142" w:name="_Toc244135030"/>
+      <w:bookmarkStart w:id="142" w:name="_Toc244136111"/>
       <w:r>
         <w:t>Controllo numerico e fisico</w:t>
       </w:r>
@@ -36069,7 +36083,7 @@
         <w:keepNext/>
         <w:spacing w:after="140"/>
       </w:pPr>
-      <w:bookmarkStart w:id="143" w:name="_Toc244135031"/>
+      <w:bookmarkStart w:id="143" w:name="_Toc244136112"/>
       <w:r>
         <w:t>Archiviazione</w:t>
       </w:r>
@@ -36089,7 +36103,7 @@
         <w:keepNext/>
         <w:spacing w:after="140"/>
       </w:pPr>
-      <w:bookmarkStart w:id="144" w:name="_Toc244135032"/>
+      <w:bookmarkStart w:id="144" w:name="_Toc244136113"/>
       <w:r>
         <w:t>Tutorial dal modello Beam alla verifica di sezione</w:t>
       </w:r>
@@ -36109,7 +36123,7 @@
         <w:keepNext/>
         <w:spacing w:after="140"/>
       </w:pPr>
-      <w:bookmarkStart w:id="145" w:name="_Toc244135033"/>
+      <w:bookmarkStart w:id="145" w:name="_Toc244136114"/>
       <w:r>
         <w:t>Capisci e controlla</w:t>
       </w:r>
@@ -36129,7 +36143,7 @@
         <w:keepNext/>
         <w:spacing w:after="140"/>
       </w:pPr>
-      <w:bookmarkStart w:id="146" w:name="_Toc244135034"/>
+      <w:bookmarkStart w:id="146" w:name="_Toc244136115"/>
       <w:r>
         <w:t>Calcola e modifica</w:t>
       </w:r>
@@ -36149,7 +36163,7 @@
         <w:keepNext/>
         <w:spacing w:after="140"/>
       </w:pPr>
-      <w:bookmarkStart w:id="147" w:name="_Toc244135035"/>
+      <w:bookmarkStart w:id="147" w:name="_Toc244136116"/>
       <w:r>
         <w:lastRenderedPageBreak/>
         <w:t>Osserva e archivia</w:t>
@@ -36170,7 +36184,7 @@
         <w:keepNext/>
         <w:spacing w:after="140"/>
       </w:pPr>
-      <w:bookmarkStart w:id="148" w:name="_Toc244135036"/>
+      <w:bookmarkStart w:id="148" w:name="_Toc244136117"/>
       <w:r>
         <w:t>Fondazioni superficiali</w:t>
       </w:r>
@@ -36201,7 +36215,7 @@
         <w:keepNext/>
         <w:spacing w:after="140"/>
       </w:pPr>
-      <w:bookmarkStart w:id="149" w:name="_Toc244135037"/>
+      <w:bookmarkStart w:id="149" w:name="_Toc244136118"/>
       <w:r>
         <w:t>Preparazione e scelta del metodo</w:t>
       </w:r>
@@ -36229,7 +36243,7 @@
         <w:keepNext/>
         <w:spacing w:after="140"/>
       </w:pPr>
-      <w:bookmarkStart w:id="150" w:name="_Toc244135038"/>
+      <w:bookmarkStart w:id="150" w:name="_Toc244136119"/>
       <w:r>
         <w:t>Geometria terreno falda e azioni</w:t>
       </w:r>
@@ -36389,7 +36403,7 @@
         <w:keepNext/>
         <w:spacing w:after="140"/>
       </w:pPr>
-      <w:bookmarkStart w:id="151" w:name="_Toc244135039"/>
+      <w:bookmarkStart w:id="151" w:name="_Toc244136120"/>
       <w:r>
         <w:t>Lettura delle viste grafiche</w:t>
       </w:r>
@@ -36488,7 +36502,7 @@
         <w:keepNext/>
         <w:spacing w:after="140"/>
       </w:pPr>
-      <w:bookmarkStart w:id="152" w:name="_Toc244135040"/>
+      <w:bookmarkStart w:id="152" w:name="_Toc244136121"/>
       <w:r>
         <w:t>Esempio verificato e lettura dei risultati</w:t>
       </w:r>
@@ -37184,7 +37198,7 @@
         <w:keepNext/>
         <w:spacing w:after="140"/>
       </w:pPr>
-      <w:bookmarkStart w:id="153" w:name="_Toc244135041"/>
+      <w:bookmarkStart w:id="153" w:name="_Toc244136122"/>
       <w:r>
         <w:lastRenderedPageBreak/>
         <w:t>Salvataggio errori e report</w:t>
@@ -37221,7 +37235,7 @@
         <w:keepNext/>
         <w:spacing w:after="140"/>
       </w:pPr>
-      <w:bookmarkStart w:id="154" w:name="_Toc244135042"/>
+      <w:bookmarkStart w:id="154" w:name="_Toc244136123"/>
       <w:r>
         <w:lastRenderedPageBreak/>
         <w:t>Modelli e importazione da MIDAS</w:t>
@@ -37242,7 +37256,7 @@
         <w:keepNext/>
         <w:spacing w:after="140"/>
       </w:pPr>
-      <w:bookmarkStart w:id="155" w:name="_Toc244135043"/>
+      <w:bookmarkStart w:id="155" w:name="_Toc244136124"/>
       <w:r>
         <w:t>Entrare nel modulo</w:t>
       </w:r>
@@ -37342,7 +37356,7 @@
         <w:keepNext/>
         <w:spacing w:after="140"/>
       </w:pPr>
-      <w:bookmarkStart w:id="156" w:name="_Toc244135044"/>
+      <w:bookmarkStart w:id="156" w:name="_Toc244136125"/>
       <w:r>
         <w:t>Preparare la connessione</w:t>
       </w:r>
@@ -37388,7 +37402,7 @@
         <w:keepNext/>
         <w:spacing w:after="140"/>
       </w:pPr>
-      <w:bookmarkStart w:id="157" w:name="_Toc244135045"/>
+      <w:bookmarkStart w:id="157" w:name="_Toc244136126"/>
       <w:r>
         <w:t>Eseguire la prima importazione</w:t>
       </w:r>
@@ -37670,7 +37684,7 @@
         <w:keepNext/>
         <w:spacing w:after="140"/>
       </w:pPr>
-      <w:bookmarkStart w:id="158" w:name="_Toc244135046"/>
+      <w:bookmarkStart w:id="158" w:name="_Toc244136127"/>
       <w:r>
         <w:t>Scegliere il contenuto da acquisire</w:t>
       </w:r>
@@ -38020,7 +38034,7 @@
         <w:keepNext/>
         <w:spacing w:after="140"/>
       </w:pPr>
-      <w:bookmarkStart w:id="159" w:name="_Toc244135047"/>
+      <w:bookmarkStart w:id="159" w:name="_Toc244136128"/>
       <w:r>
         <w:lastRenderedPageBreak/>
         <w:t>Controllare il modello acquisito</w:t>
@@ -38156,7 +38170,7 @@
         <w:keepNext/>
         <w:spacing w:after="140"/>
       </w:pPr>
-      <w:bookmarkStart w:id="160" w:name="_Toc244135048"/>
+      <w:bookmarkStart w:id="160" w:name="_Toc244136129"/>
       <w:r>
         <w:t>Importare e visualizzare i risultati per fase</w:t>
       </w:r>
@@ -38307,7 +38321,7 @@
         <w:keepNext/>
         <w:spacing w:after="140"/>
       </w:pPr>
-      <w:bookmarkStart w:id="161" w:name="_Toc244135049"/>
+      <w:bookmarkStart w:id="161" w:name="_Toc244136130"/>
       <w:r>
         <w:t>Aggiornare una copia esistente</w:t>
       </w:r>
@@ -38371,7 +38385,7 @@
         <w:keepNext/>
         <w:spacing w:after="140"/>
       </w:pPr>
-      <w:bookmarkStart w:id="162" w:name="_Toc244135050"/>
+      <w:bookmarkStart w:id="162" w:name="_Toc244136131"/>
       <w:r>
         <w:t>Aprire un file di testo MIDAS Civil o Gen</w:t>
       </w:r>
@@ -38562,7 +38576,7 @@
         <w:keepNext/>
         <w:spacing w:after="140"/>
       </w:pPr>
-      <w:bookmarkStart w:id="163" w:name="_Toc244135051"/>
+      <w:bookmarkStart w:id="163" w:name="_Toc244136132"/>
       <w:r>
         <w:t>Importare un modello Straus7</w:t>
       </w:r>
@@ -38943,7 +38957,7 @@
         <w:keepNext/>
         <w:spacing w:after="140"/>
       </w:pPr>
-      <w:bookmarkStart w:id="164" w:name="_Toc244135052"/>
+      <w:bookmarkStart w:id="164" w:name="_Toc244136133"/>
       <w:r>
         <w:t>Risolvere le interruzioni e conoscere i limiti</w:t>
       </w:r>
@@ -39586,7 +39600,7 @@
         <w:keepNext/>
         <w:spacing w:after="140"/>
       </w:pPr>
-      <w:bookmarkStart w:id="165" w:name="_Toc244135053"/>
+      <w:bookmarkStart w:id="165" w:name="_Toc244136134"/>
       <w:r>
         <w:t>Reologia del calcestruzzo</w:t>
       </w:r>
@@ -39615,7 +39629,7 @@
         <w:keepNext/>
         <w:spacing w:after="140"/>
       </w:pPr>
-      <w:bookmarkStart w:id="166" w:name="_Toc244135054"/>
+      <w:bookmarkStart w:id="166" w:name="_Toc244136135"/>
       <w:r>
         <w:t>Impostare materiale ambiente ed età</w:t>
       </w:r>
@@ -39652,7 +39666,7 @@
         <w:keepNext/>
         <w:spacing w:after="140"/>
       </w:pPr>
-      <w:bookmarkStart w:id="167" w:name="_Toc244135055"/>
+      <w:bookmarkStart w:id="167" w:name="_Toc244136136"/>
       <w:r>
         <w:t>Leggere grafico tabella e limite a infinito</w:t>
       </w:r>
@@ -39788,7 +39802,7 @@
         <w:keepNext/>
         <w:spacing w:after="140"/>
       </w:pPr>
-      <w:bookmarkStart w:id="168" w:name="_Toc244135056"/>
+      <w:bookmarkStart w:id="168" w:name="_Toc244136137"/>
       <w:r>
         <w:t>Usare il risultato nel progetto</w:t>
       </w:r>
@@ -39869,7 +39883,7 @@
         <w:keepNext/>
         <w:spacing w:after="140"/>
       </w:pPr>
-      <w:bookmarkStart w:id="169" w:name="_Toc244135057"/>
+      <w:bookmarkStart w:id="169" w:name="_Toc244136138"/>
       <w:r>
         <w:t>Esaminare le sezioni del modello</w:t>
       </w:r>
@@ -39921,7 +39935,7 @@
         </w:rPr>
         <w:lastRenderedPageBreak/>
         <w:drawing>
-          <wp:inline distT="0" distB="0" distL="0" distR="0" wp14:anchorId="3F1B98C7" wp14:editId="20C0D081">
+          <wp:inline distT="0" distB="0" distL="0" distR="0" wp14:anchorId="66EF2B88" wp14:editId="0065FA52">
             <wp:extent cx="6120000" cy="4267204"/>
             <wp:effectExtent l="0" t="0" r="0" b="0"/>
             <wp:docPr id="11" name="Picture 11" descr="Finestra di dettaglio con una sezione composta di esempio"/>
@@ -39971,7 +39985,7 @@
         <w:keepNext/>
         <w:spacing w:after="140"/>
       </w:pPr>
-      <w:bookmarkStart w:id="170" w:name="_Toc244135058"/>
+      <w:bookmarkStart w:id="170" w:name="_Toc244136139"/>
       <w:r>
         <w:t>Leggere geometria proprietà e attributi</w:t>
       </w:r>
@@ -40085,7 +40099,7 @@
         <w:keepNext/>
         <w:spacing w:after="140"/>
       </w:pPr>
-      <w:bookmarkStart w:id="171" w:name="_Toc244135059"/>
+      <w:bookmarkStart w:id="171" w:name="_Toc244136140"/>
       <w:r>
         <w:lastRenderedPageBreak/>
         <w:t>Individuare gli elementi e leggere i volumi</w:t>
@@ -40172,7 +40186,7 @@
         <w:keepNext/>
         <w:spacing w:after="140"/>
       </w:pPr>
-      <w:bookmarkStart w:id="172" w:name="_Toc244135060"/>
+      <w:bookmarkStart w:id="172" w:name="_Toc244136141"/>
       <w:r>
         <w:t>Paratie e sostegni flessibili</w:t>
       </w:r>
@@ -40192,7 +40206,7 @@
         <w:keepNext/>
         <w:spacing w:after="140"/>
       </w:pPr>
-      <w:bookmarkStart w:id="173" w:name="_Toc244135061"/>
+      <w:bookmarkStart w:id="173" w:name="_Toc244136142"/>
       <w:r>
         <w:t>Navigare nell’albero di lavoro</w:t>
       </w:r>
@@ -40303,7 +40317,7 @@
         <w:keepNext/>
         <w:spacing w:after="140"/>
       </w:pPr>
-      <w:bookmarkStart w:id="174" w:name="_Toc244135062"/>
+      <w:bookmarkStart w:id="174" w:name="_Toc244136143"/>
       <w:r>
         <w:t>Definire il modello e le unità</w:t>
       </w:r>
@@ -40470,7 +40484,7 @@
         </w:rPr>
         <w:lastRenderedPageBreak/>
         <w:drawing>
-          <wp:inline distT="0" distB="0" distL="0" distR="0" wp14:anchorId="200B9FE9" wp14:editId="79026636">
+          <wp:inline distT="0" distB="0" distL="0" distR="0" wp14:anchorId="6340BD35" wp14:editId="45A7748B">
             <wp:extent cx="6120000" cy="3990564"/>
             <wp:effectExtent l="0" t="0" r="0" b="0"/>
             <wp:docPr id="12" name="Picture 12" descr="Modifica delle fasi con sezione grafica sempre visibile"/>
@@ -40627,7 +40641,7 @@
         <w:keepNext/>
         <w:spacing w:after="140"/>
       </w:pPr>
-      <w:bookmarkStart w:id="175" w:name="_Toc244135063"/>
+      <w:bookmarkStart w:id="175" w:name="_Toc244136144"/>
       <w:r>
         <w:t>Riutilizzare la stratigrafia</w:t>
       </w:r>
@@ -40691,7 +40705,7 @@
         <w:keepNext/>
         <w:spacing w:after="140"/>
       </w:pPr>
-      <w:bookmarkStart w:id="176" w:name="_Toc244135064"/>
+      <w:bookmarkStart w:id="176" w:name="_Toc244136145"/>
       <w:r>
         <w:t>Costruire la storia delle fasi</w:t>
       </w:r>
@@ -40790,7 +40804,7 @@
         <w:keepNext/>
         <w:spacing w:after="140"/>
       </w:pPr>
-      <w:bookmarkStart w:id="177" w:name="_Toc244135065"/>
+      <w:bookmarkStart w:id="177" w:name="_Toc244136146"/>
       <w:r>
         <w:t>Impostare falda e filtrazione</w:t>
       </w:r>
@@ -40871,7 +40885,7 @@
         <w:keepNext/>
         <w:spacing w:after="140"/>
       </w:pPr>
-      <w:bookmarkStart w:id="178" w:name="_Toc244135066"/>
+      <w:bookmarkStart w:id="178" w:name="_Toc244136147"/>
       <w:r>
         <w:t>Richiedere le verifiche</w:t>
       </w:r>
@@ -41003,7 +41017,7 @@
         <w:keepNext/>
         <w:spacing w:after="140"/>
       </w:pPr>
-      <w:bookmarkStart w:id="179" w:name="_Toc244135067"/>
+      <w:bookmarkStart w:id="179" w:name="_Toc244136148"/>
       <w:r>
         <w:t>Calcolare e leggere gli esiti</w:t>
       </w:r>
@@ -41072,7 +41086,7 @@
         </w:rPr>
         <w:lastRenderedPageBreak/>
         <w:drawing>
-          <wp:inline distT="0" distB="0" distL="0" distR="0" wp14:anchorId="6C182B23" wp14:editId="763BD1ED">
+          <wp:inline distT="0" distB="0" distL="0" distR="0" wp14:anchorId="442EDC00" wp14:editId="54BACE3B">
             <wp:extent cx="6120000" cy="3990564"/>
             <wp:effectExtent l="0" t="0" r="0" b="0"/>
             <wp:docPr id="13" name="Picture 13" descr="Diagramma del carico trapezoidale e risultati della mensola di prova"/>
@@ -41130,7 +41144,7 @@
         <w:keepNext/>
         <w:spacing w:after="140"/>
       </w:pPr>
-      <w:bookmarkStart w:id="180" w:name="_Toc244135068"/>
+      <w:bookmarkStart w:id="180" w:name="_Toc244136149"/>
       <w:r>
         <w:t>Esempio riproducibile del carico trapezoidale</w:t>
       </w:r>
@@ -41158,7 +41172,7 @@
         <w:keepNext/>
         <w:spacing w:after="140"/>
       </w:pPr>
-      <w:bookmarkStart w:id="181" w:name="_Toc244135069"/>
+      <w:bookmarkStart w:id="181" w:name="_Toc244136150"/>
       <w:r>
         <w:t>Ricercare l'infissione sulla griglia assegnata</w:t>
       </w:r>
@@ -41290,7 +41304,7 @@
         </w:rPr>
         <w:lastRenderedPageBreak/>
         <w:drawing>
-          <wp:inline distT="0" distB="0" distL="0" distR="0" wp14:anchorId="6FF166CF" wp14:editId="1B01FAD4">
+          <wp:inline distT="0" distB="0" distL="0" distR="0" wp14:anchorId="1D868C4C" wp14:editId="4DC0F170">
             <wp:extent cx="6120000" cy="3990564"/>
             <wp:effectExtent l="0" t="0" r="0" b="0"/>
             <wp:docPr id="14" name="Picture 14" descr="Ricerca dell'infissione e criterio governante nel benchmark elastico"/>
@@ -41340,7 +41354,7 @@
         <w:keepNext/>
         <w:spacing w:after="140"/>
       </w:pPr>
-      <w:bookmarkStart w:id="182" w:name="_Toc244135070"/>
+      <w:bookmarkStart w:id="182" w:name="_Toc244136151"/>
       <w:r>
         <w:t>Leggere gli inviluppi delle fasi</w:t>
       </w:r>
@@ -41457,7 +41471,7 @@
           <w:noProof/>
         </w:rPr>
         <w:drawing>
-          <wp:inline distT="0" distB="0" distL="0" distR="0" wp14:anchorId="36005296" wp14:editId="456D077A">
+          <wp:inline distT="0" distB="0" distL="0" distR="0" wp14:anchorId="7DFB2781" wp14:editId="27278D8E">
             <wp:extent cx="6120000" cy="3990564"/>
             <wp:effectExtent l="0" t="0" r="0" b="0"/>
             <wp:docPr id="15" name="Picture 15" descr="Inviluppi di momento delle fasi nel benchmark su fondazione elastica"/>
@@ -41507,7 +41521,7 @@
         <w:keepNext/>
         <w:spacing w:after="140"/>
       </w:pPr>
-      <w:bookmarkStart w:id="183" w:name="_Toc244135071"/>
+      <w:bookmarkStart w:id="183" w:name="_Toc244136152"/>
       <w:r>
         <w:t>Gestire casi e combinazioni assegnate</w:t>
       </w:r>
@@ -41614,7 +41628,7 @@
         <w:keepNext/>
         <w:spacing w:after="140"/>
       </w:pPr>
-      <w:bookmarkStart w:id="184" w:name="_Toc244135072"/>
+      <w:bookmarkStart w:id="184" w:name="_Toc244136153"/>
       <w:r>
         <w:t>Funzioni ancora da completare</w:t>
       </w:r>

--- a/supporto/documentazione/Guide_ANTHEA/ANTHEA_Guida_pratica_ITEC_Rev62.docx
+++ b/supporto/documentazione/Guide_ANTHEA/ANTHEA_Guida_pratica_ITEC_Rev62.docx
@@ -2334,7 +2334,7 @@
       <w:r>
         <w:fldChar w:fldCharType="separate"/>
       </w:r>
-      <w:hyperlink w:anchor="_Toc244135971" w:history="1">
+      <w:hyperlink w:anchor="_Toc244138005" w:history="1">
         <w:r>
           <w:rPr>
             <w:rStyle w:val="Collegamentoipertestuale"/>
@@ -2382,7 +2382,7 @@
             <w:noProof/>
             <w:webHidden/>
           </w:rPr>
-          <w:instrText xml:space="preserve"> PAGEREF _Toc244135971 \h </w:instrText>
+          <w:instrText xml:space="preserve"> PAGEREF _Toc244138005 \h </w:instrText>
         </w:r>
         <w:r>
           <w:rPr>
@@ -2429,7 +2429,7 @@
           <w14:ligatures w14:val="standardContextual"/>
         </w:rPr>
       </w:pPr>
-      <w:hyperlink w:anchor="_Toc244135972" w:history="1">
+      <w:hyperlink w:anchor="_Toc244138006" w:history="1">
         <w:r>
           <w:rPr>
             <w:rStyle w:val="Collegamentoipertestuale"/>
@@ -2474,7 +2474,7 @@
             <w:noProof/>
             <w:webHidden/>
           </w:rPr>
-          <w:instrText xml:space="preserve"> PAGEREF _Toc244135972 \h </w:instrText>
+          <w:instrText xml:space="preserve"> PAGEREF _Toc244138006 \h </w:instrText>
         </w:r>
         <w:r>
           <w:rPr>
@@ -2521,7 +2521,7 @@
           <w14:ligatures w14:val="standardContextual"/>
         </w:rPr>
       </w:pPr>
-      <w:hyperlink w:anchor="_Toc244135973" w:history="1">
+      <w:hyperlink w:anchor="_Toc244138007" w:history="1">
         <w:r>
           <w:rPr>
             <w:rStyle w:val="Collegamentoipertestuale"/>
@@ -2566,7 +2566,7 @@
             <w:noProof/>
             <w:webHidden/>
           </w:rPr>
-          <w:instrText xml:space="preserve"> PAGEREF _Toc244135973 \h </w:instrText>
+          <w:instrText xml:space="preserve"> PAGEREF _Toc244138007 \h </w:instrText>
         </w:r>
         <w:r>
           <w:rPr>
@@ -2613,7 +2613,7 @@
           <w14:ligatures w14:val="standardContextual"/>
         </w:rPr>
       </w:pPr>
-      <w:hyperlink w:anchor="_Toc244135974" w:history="1">
+      <w:hyperlink w:anchor="_Toc244138008" w:history="1">
         <w:r>
           <w:rPr>
             <w:rStyle w:val="Collegamentoipertestuale"/>
@@ -2658,7 +2658,7 @@
             <w:noProof/>
             <w:webHidden/>
           </w:rPr>
-          <w:instrText xml:space="preserve"> PAGEREF _Toc244135974 \h </w:instrText>
+          <w:instrText xml:space="preserve"> PAGEREF _Toc244138008 \h </w:instrText>
         </w:r>
         <w:r>
           <w:rPr>
@@ -2705,7 +2705,7 @@
           <w14:ligatures w14:val="standardContextual"/>
         </w:rPr>
       </w:pPr>
-      <w:hyperlink w:anchor="_Toc244135975" w:history="1">
+      <w:hyperlink w:anchor="_Toc244138009" w:history="1">
         <w:r>
           <w:rPr>
             <w:rStyle w:val="Collegamentoipertestuale"/>
@@ -2750,7 +2750,7 @@
             <w:noProof/>
             <w:webHidden/>
           </w:rPr>
-          <w:instrText xml:space="preserve"> PAGEREF _Toc244135975 \h </w:instrText>
+          <w:instrText xml:space="preserve"> PAGEREF _Toc244138009 \h </w:instrText>
         </w:r>
         <w:r>
           <w:rPr>
@@ -2796,7 +2796,7 @@
           <w14:ligatures w14:val="standardContextual"/>
         </w:rPr>
       </w:pPr>
-      <w:hyperlink w:anchor="_Toc244135976" w:history="1">
+      <w:hyperlink w:anchor="_Toc244138010" w:history="1">
         <w:r>
           <w:rPr>
             <w:rStyle w:val="Collegamentoipertestuale"/>
@@ -2844,7 +2844,7 @@
             <w:noProof/>
             <w:webHidden/>
           </w:rPr>
-          <w:instrText xml:space="preserve"> PAGEREF _Toc244135976 \h </w:instrText>
+          <w:instrText xml:space="preserve"> PAGEREF _Toc244138010 \h </w:instrText>
         </w:r>
         <w:r>
           <w:rPr>
@@ -2891,7 +2891,7 @@
           <w14:ligatures w14:val="standardContextual"/>
         </w:rPr>
       </w:pPr>
-      <w:hyperlink w:anchor="_Toc244135977" w:history="1">
+      <w:hyperlink w:anchor="_Toc244138011" w:history="1">
         <w:r>
           <w:rPr>
             <w:rStyle w:val="Collegamentoipertestuale"/>
@@ -2936,7 +2936,7 @@
             <w:noProof/>
             <w:webHidden/>
           </w:rPr>
-          <w:instrText xml:space="preserve"> PAGEREF _Toc244135977 \h </w:instrText>
+          <w:instrText xml:space="preserve"> PAGEREF _Toc244138011 \h </w:instrText>
         </w:r>
         <w:r>
           <w:rPr>
@@ -2983,7 +2983,7 @@
           <w14:ligatures w14:val="standardContextual"/>
         </w:rPr>
       </w:pPr>
-      <w:hyperlink w:anchor="_Toc244135978" w:history="1">
+      <w:hyperlink w:anchor="_Toc244138012" w:history="1">
         <w:r>
           <w:rPr>
             <w:rStyle w:val="Collegamentoipertestuale"/>
@@ -3028,7 +3028,7 @@
             <w:noProof/>
             <w:webHidden/>
           </w:rPr>
-          <w:instrText xml:space="preserve"> PAGEREF _Toc244135978 \h </w:instrText>
+          <w:instrText xml:space="preserve"> PAGEREF _Toc244138012 \h </w:instrText>
         </w:r>
         <w:r>
           <w:rPr>
@@ -3075,7 +3075,7 @@
           <w14:ligatures w14:val="standardContextual"/>
         </w:rPr>
       </w:pPr>
-      <w:hyperlink w:anchor="_Toc244135979" w:history="1">
+      <w:hyperlink w:anchor="_Toc244138013" w:history="1">
         <w:r>
           <w:rPr>
             <w:rStyle w:val="Collegamentoipertestuale"/>
@@ -3120,7 +3120,7 @@
             <w:noProof/>
             <w:webHidden/>
           </w:rPr>
-          <w:instrText xml:space="preserve"> PAGEREF _Toc244135979 \h </w:instrText>
+          <w:instrText xml:space="preserve"> PAGEREF _Toc244138013 \h </w:instrText>
         </w:r>
         <w:r>
           <w:rPr>
@@ -3167,7 +3167,7 @@
           <w14:ligatures w14:val="standardContextual"/>
         </w:rPr>
       </w:pPr>
-      <w:hyperlink w:anchor="_Toc244135980" w:history="1">
+      <w:hyperlink w:anchor="_Toc244138014" w:history="1">
         <w:r>
           <w:rPr>
             <w:rStyle w:val="Collegamentoipertestuale"/>
@@ -3212,7 +3212,7 @@
             <w:noProof/>
             <w:webHidden/>
           </w:rPr>
-          <w:instrText xml:space="preserve"> PAGEREF _Toc244135980 \h </w:instrText>
+          <w:instrText xml:space="preserve"> PAGEREF _Toc244138014 \h </w:instrText>
         </w:r>
         <w:r>
           <w:rPr>
@@ -3258,7 +3258,7 @@
           <w14:ligatures w14:val="standardContextual"/>
         </w:rPr>
       </w:pPr>
-      <w:hyperlink w:anchor="_Toc244135981" w:history="1">
+      <w:hyperlink w:anchor="_Toc244138015" w:history="1">
         <w:r>
           <w:rPr>
             <w:rStyle w:val="Collegamentoipertestuale"/>
@@ -3306,7 +3306,7 @@
             <w:noProof/>
             <w:webHidden/>
           </w:rPr>
-          <w:instrText xml:space="preserve"> PAGEREF _Toc244135981 \h </w:instrText>
+          <w:instrText xml:space="preserve"> PAGEREF _Toc244138015 \h </w:instrText>
         </w:r>
         <w:r>
           <w:rPr>
@@ -3353,7 +3353,7 @@
           <w14:ligatures w14:val="standardContextual"/>
         </w:rPr>
       </w:pPr>
-      <w:hyperlink w:anchor="_Toc244135982" w:history="1">
+      <w:hyperlink w:anchor="_Toc244138016" w:history="1">
         <w:r>
           <w:rPr>
             <w:rStyle w:val="Collegamentoipertestuale"/>
@@ -3398,7 +3398,7 @@
             <w:noProof/>
             <w:webHidden/>
           </w:rPr>
-          <w:instrText xml:space="preserve"> PAGEREF _Toc244135982 \h </w:instrText>
+          <w:instrText xml:space="preserve"> PAGEREF _Toc244138016 \h </w:instrText>
         </w:r>
         <w:r>
           <w:rPr>
@@ -3445,7 +3445,7 @@
           <w14:ligatures w14:val="standardContextual"/>
         </w:rPr>
       </w:pPr>
-      <w:hyperlink w:anchor="_Toc244135983" w:history="1">
+      <w:hyperlink w:anchor="_Toc244138017" w:history="1">
         <w:r>
           <w:rPr>
             <w:rStyle w:val="Collegamentoipertestuale"/>
@@ -3490,7 +3490,7 @@
             <w:noProof/>
             <w:webHidden/>
           </w:rPr>
-          <w:instrText xml:space="preserve"> PAGEREF _Toc244135983 \h </w:instrText>
+          <w:instrText xml:space="preserve"> PAGEREF _Toc244138017 \h </w:instrText>
         </w:r>
         <w:r>
           <w:rPr>
@@ -3537,7 +3537,7 @@
           <w14:ligatures w14:val="standardContextual"/>
         </w:rPr>
       </w:pPr>
-      <w:hyperlink w:anchor="_Toc244135984" w:history="1">
+      <w:hyperlink w:anchor="_Toc244138018" w:history="1">
         <w:r>
           <w:rPr>
             <w:rStyle w:val="Collegamentoipertestuale"/>
@@ -3582,7 +3582,7 @@
             <w:noProof/>
             <w:webHidden/>
           </w:rPr>
-          <w:instrText xml:space="preserve"> PAGEREF _Toc244135984 \h </w:instrText>
+          <w:instrText xml:space="preserve"> PAGEREF _Toc244138018 \h </w:instrText>
         </w:r>
         <w:r>
           <w:rPr>
@@ -3629,7 +3629,7 @@
           <w14:ligatures w14:val="standardContextual"/>
         </w:rPr>
       </w:pPr>
-      <w:hyperlink w:anchor="_Toc244135985" w:history="1">
+      <w:hyperlink w:anchor="_Toc244138019" w:history="1">
         <w:r>
           <w:rPr>
             <w:rStyle w:val="Collegamentoipertestuale"/>
@@ -3674,7 +3674,7 @@
             <w:noProof/>
             <w:webHidden/>
           </w:rPr>
-          <w:instrText xml:space="preserve"> PAGEREF _Toc244135985 \h </w:instrText>
+          <w:instrText xml:space="preserve"> PAGEREF _Toc244138019 \h </w:instrText>
         </w:r>
         <w:r>
           <w:rPr>
@@ -3721,7 +3721,7 @@
           <w14:ligatures w14:val="standardContextual"/>
         </w:rPr>
       </w:pPr>
-      <w:hyperlink w:anchor="_Toc244135986" w:history="1">
+      <w:hyperlink w:anchor="_Toc244138020" w:history="1">
         <w:r>
           <w:rPr>
             <w:rStyle w:val="Collegamentoipertestuale"/>
@@ -3766,7 +3766,7 @@
             <w:noProof/>
             <w:webHidden/>
           </w:rPr>
-          <w:instrText xml:space="preserve"> PAGEREF _Toc244135986 \h </w:instrText>
+          <w:instrText xml:space="preserve"> PAGEREF _Toc244138020 \h </w:instrText>
         </w:r>
         <w:r>
           <w:rPr>
@@ -3812,7 +3812,7 @@
           <w14:ligatures w14:val="standardContextual"/>
         </w:rPr>
       </w:pPr>
-      <w:hyperlink w:anchor="_Toc244135987" w:history="1">
+      <w:hyperlink w:anchor="_Toc244138021" w:history="1">
         <w:r>
           <w:rPr>
             <w:rStyle w:val="Collegamentoipertestuale"/>
@@ -3860,7 +3860,7 @@
             <w:noProof/>
             <w:webHidden/>
           </w:rPr>
-          <w:instrText xml:space="preserve"> PAGEREF _Toc244135987 \h </w:instrText>
+          <w:instrText xml:space="preserve"> PAGEREF _Toc244138021 \h </w:instrText>
         </w:r>
         <w:r>
           <w:rPr>
@@ -3907,7 +3907,7 @@
           <w14:ligatures w14:val="standardContextual"/>
         </w:rPr>
       </w:pPr>
-      <w:hyperlink w:anchor="_Toc244135988" w:history="1">
+      <w:hyperlink w:anchor="_Toc244138022" w:history="1">
         <w:r>
           <w:rPr>
             <w:rStyle w:val="Collegamentoipertestuale"/>
@@ -3952,7 +3952,7 @@
             <w:noProof/>
             <w:webHidden/>
           </w:rPr>
-          <w:instrText xml:space="preserve"> PAGEREF _Toc244135988 \h </w:instrText>
+          <w:instrText xml:space="preserve"> PAGEREF _Toc244138022 \h </w:instrText>
         </w:r>
         <w:r>
           <w:rPr>
@@ -3999,7 +3999,7 @@
           <w14:ligatures w14:val="standardContextual"/>
         </w:rPr>
       </w:pPr>
-      <w:hyperlink w:anchor="_Toc244135989" w:history="1">
+      <w:hyperlink w:anchor="_Toc244138023" w:history="1">
         <w:r>
           <w:rPr>
             <w:rStyle w:val="Collegamentoipertestuale"/>
@@ -4044,7 +4044,7 @@
             <w:noProof/>
             <w:webHidden/>
           </w:rPr>
-          <w:instrText xml:space="preserve"> PAGEREF _Toc244135989 \h </w:instrText>
+          <w:instrText xml:space="preserve"> PAGEREF _Toc244138023 \h </w:instrText>
         </w:r>
         <w:r>
           <w:rPr>
@@ -4091,7 +4091,7 @@
           <w14:ligatures w14:val="standardContextual"/>
         </w:rPr>
       </w:pPr>
-      <w:hyperlink w:anchor="_Toc244135990" w:history="1">
+      <w:hyperlink w:anchor="_Toc244138024" w:history="1">
         <w:r>
           <w:rPr>
             <w:rStyle w:val="Collegamentoipertestuale"/>
@@ -4136,7 +4136,7 @@
             <w:noProof/>
             <w:webHidden/>
           </w:rPr>
-          <w:instrText xml:space="preserve"> PAGEREF _Toc244135990 \h </w:instrText>
+          <w:instrText xml:space="preserve"> PAGEREF _Toc244138024 \h </w:instrText>
         </w:r>
         <w:r>
           <w:rPr>
@@ -4183,7 +4183,7 @@
           <w14:ligatures w14:val="standardContextual"/>
         </w:rPr>
       </w:pPr>
-      <w:hyperlink w:anchor="_Toc244135991" w:history="1">
+      <w:hyperlink w:anchor="_Toc244138025" w:history="1">
         <w:r>
           <w:rPr>
             <w:rStyle w:val="Collegamentoipertestuale"/>
@@ -4228,7 +4228,7 @@
             <w:noProof/>
             <w:webHidden/>
           </w:rPr>
-          <w:instrText xml:space="preserve"> PAGEREF _Toc244135991 \h </w:instrText>
+          <w:instrText xml:space="preserve"> PAGEREF _Toc244138025 \h </w:instrText>
         </w:r>
         <w:r>
           <w:rPr>
@@ -4275,7 +4275,7 @@
           <w14:ligatures w14:val="standardContextual"/>
         </w:rPr>
       </w:pPr>
-      <w:hyperlink w:anchor="_Toc244135992" w:history="1">
+      <w:hyperlink w:anchor="_Toc244138026" w:history="1">
         <w:r>
           <w:rPr>
             <w:rStyle w:val="Collegamentoipertestuale"/>
@@ -4320,7 +4320,7 @@
             <w:noProof/>
             <w:webHidden/>
           </w:rPr>
-          <w:instrText xml:space="preserve"> PAGEREF _Toc244135992 \h </w:instrText>
+          <w:instrText xml:space="preserve"> PAGEREF _Toc244138026 \h </w:instrText>
         </w:r>
         <w:r>
           <w:rPr>
@@ -4367,7 +4367,7 @@
           <w14:ligatures w14:val="standardContextual"/>
         </w:rPr>
       </w:pPr>
-      <w:hyperlink w:anchor="_Toc244135993" w:history="1">
+      <w:hyperlink w:anchor="_Toc244138027" w:history="1">
         <w:r>
           <w:rPr>
             <w:rStyle w:val="Collegamentoipertestuale"/>
@@ -4412,7 +4412,7 @@
             <w:noProof/>
             <w:webHidden/>
           </w:rPr>
-          <w:instrText xml:space="preserve"> PAGEREF _Toc244135993 \h </w:instrText>
+          <w:instrText xml:space="preserve"> PAGEREF _Toc244138027 \h </w:instrText>
         </w:r>
         <w:r>
           <w:rPr>
@@ -4458,7 +4458,7 @@
           <w14:ligatures w14:val="standardContextual"/>
         </w:rPr>
       </w:pPr>
-      <w:hyperlink w:anchor="_Toc244135994" w:history="1">
+      <w:hyperlink w:anchor="_Toc244138028" w:history="1">
         <w:r>
           <w:rPr>
             <w:rStyle w:val="Collegamentoipertestuale"/>
@@ -4506,7 +4506,7 @@
             <w:noProof/>
             <w:webHidden/>
           </w:rPr>
-          <w:instrText xml:space="preserve"> PAGEREF _Toc244135994 \h </w:instrText>
+          <w:instrText xml:space="preserve"> PAGEREF _Toc244138028 \h </w:instrText>
         </w:r>
         <w:r>
           <w:rPr>
@@ -4553,7 +4553,7 @@
           <w14:ligatures w14:val="standardContextual"/>
         </w:rPr>
       </w:pPr>
-      <w:hyperlink w:anchor="_Toc244135995" w:history="1">
+      <w:hyperlink w:anchor="_Toc244138029" w:history="1">
         <w:r>
           <w:rPr>
             <w:rStyle w:val="Collegamentoipertestuale"/>
@@ -4598,7 +4598,7 @@
             <w:noProof/>
             <w:webHidden/>
           </w:rPr>
-          <w:instrText xml:space="preserve"> PAGEREF _Toc244135995 \h </w:instrText>
+          <w:instrText xml:space="preserve"> PAGEREF _Toc244138029 \h </w:instrText>
         </w:r>
         <w:r>
           <w:rPr>
@@ -4645,7 +4645,7 @@
           <w14:ligatures w14:val="standardContextual"/>
         </w:rPr>
       </w:pPr>
-      <w:hyperlink w:anchor="_Toc244135996" w:history="1">
+      <w:hyperlink w:anchor="_Toc244138030" w:history="1">
         <w:r>
           <w:rPr>
             <w:rStyle w:val="Collegamentoipertestuale"/>
@@ -4690,7 +4690,7 @@
             <w:noProof/>
             <w:webHidden/>
           </w:rPr>
-          <w:instrText xml:space="preserve"> PAGEREF _Toc244135996 \h </w:instrText>
+          <w:instrText xml:space="preserve"> PAGEREF _Toc244138030 \h </w:instrText>
         </w:r>
         <w:r>
           <w:rPr>
@@ -4736,7 +4736,7 @@
           <w14:ligatures w14:val="standardContextual"/>
         </w:rPr>
       </w:pPr>
-      <w:hyperlink w:anchor="_Toc244135997" w:history="1">
+      <w:hyperlink w:anchor="_Toc244138031" w:history="1">
         <w:r>
           <w:rPr>
             <w:rStyle w:val="Collegamentoipertestuale"/>
@@ -4784,7 +4784,7 @@
             <w:noProof/>
             <w:webHidden/>
           </w:rPr>
-          <w:instrText xml:space="preserve"> PAGEREF _Toc244135997 \h </w:instrText>
+          <w:instrText xml:space="preserve"> PAGEREF _Toc244138031 \h </w:instrText>
         </w:r>
         <w:r>
           <w:rPr>
@@ -4831,7 +4831,7 @@
           <w14:ligatures w14:val="standardContextual"/>
         </w:rPr>
       </w:pPr>
-      <w:hyperlink w:anchor="_Toc244135998" w:history="1">
+      <w:hyperlink w:anchor="_Toc244138032" w:history="1">
         <w:r>
           <w:rPr>
             <w:rStyle w:val="Collegamentoipertestuale"/>
@@ -4876,7 +4876,7 @@
             <w:noProof/>
             <w:webHidden/>
           </w:rPr>
-          <w:instrText xml:space="preserve"> PAGEREF _Toc244135998 \h </w:instrText>
+          <w:instrText xml:space="preserve"> PAGEREF _Toc244138032 \h </w:instrText>
         </w:r>
         <w:r>
           <w:rPr>
@@ -4923,7 +4923,7 @@
           <w14:ligatures w14:val="standardContextual"/>
         </w:rPr>
       </w:pPr>
-      <w:hyperlink w:anchor="_Toc244135999" w:history="1">
+      <w:hyperlink w:anchor="_Toc244138033" w:history="1">
         <w:r>
           <w:rPr>
             <w:rStyle w:val="Collegamentoipertestuale"/>
@@ -4968,7 +4968,7 @@
             <w:noProof/>
             <w:webHidden/>
           </w:rPr>
-          <w:instrText xml:space="preserve"> PAGEREF _Toc244135999 \h </w:instrText>
+          <w:instrText xml:space="preserve"> PAGEREF _Toc244138033 \h </w:instrText>
         </w:r>
         <w:r>
           <w:rPr>
@@ -5015,7 +5015,7 @@
           <w14:ligatures w14:val="standardContextual"/>
         </w:rPr>
       </w:pPr>
-      <w:hyperlink w:anchor="_Toc244136000" w:history="1">
+      <w:hyperlink w:anchor="_Toc244138034" w:history="1">
         <w:r>
           <w:rPr>
             <w:rStyle w:val="Collegamentoipertestuale"/>
@@ -5060,7 +5060,7 @@
             <w:noProof/>
             <w:webHidden/>
           </w:rPr>
-          <w:instrText xml:space="preserve"> PAGEREF _Toc244136000 \h </w:instrText>
+          <w:instrText xml:space="preserve"> PAGEREF _Toc244138034 \h </w:instrText>
         </w:r>
         <w:r>
           <w:rPr>
@@ -5107,7 +5107,7 @@
           <w14:ligatures w14:val="standardContextual"/>
         </w:rPr>
       </w:pPr>
-      <w:hyperlink w:anchor="_Toc244136001" w:history="1">
+      <w:hyperlink w:anchor="_Toc244138035" w:history="1">
         <w:r>
           <w:rPr>
             <w:rStyle w:val="Collegamentoipertestuale"/>
@@ -5152,7 +5152,7 @@
             <w:noProof/>
             <w:webHidden/>
           </w:rPr>
-          <w:instrText xml:space="preserve"> PAGEREF _Toc244136001 \h </w:instrText>
+          <w:instrText xml:space="preserve"> PAGEREF _Toc244138035 \h </w:instrText>
         </w:r>
         <w:r>
           <w:rPr>
@@ -5198,7 +5198,7 @@
           <w14:ligatures w14:val="standardContextual"/>
         </w:rPr>
       </w:pPr>
-      <w:hyperlink w:anchor="_Toc244136002" w:history="1">
+      <w:hyperlink w:anchor="_Toc244138036" w:history="1">
         <w:r>
           <w:rPr>
             <w:rStyle w:val="Collegamentoipertestuale"/>
@@ -5246,7 +5246,7 @@
             <w:noProof/>
             <w:webHidden/>
           </w:rPr>
-          <w:instrText xml:space="preserve"> PAGEREF _Toc244136002 \h </w:instrText>
+          <w:instrText xml:space="preserve"> PAGEREF _Toc244138036 \h </w:instrText>
         </w:r>
         <w:r>
           <w:rPr>
@@ -5293,7 +5293,7 @@
           <w14:ligatures w14:val="standardContextual"/>
         </w:rPr>
       </w:pPr>
-      <w:hyperlink w:anchor="_Toc244136003" w:history="1">
+      <w:hyperlink w:anchor="_Toc244138037" w:history="1">
         <w:r>
           <w:rPr>
             <w:rStyle w:val="Collegamentoipertestuale"/>
@@ -5338,7 +5338,7 @@
             <w:noProof/>
             <w:webHidden/>
           </w:rPr>
-          <w:instrText xml:space="preserve"> PAGEREF _Toc244136003 \h </w:instrText>
+          <w:instrText xml:space="preserve"> PAGEREF _Toc244138037 \h </w:instrText>
         </w:r>
         <w:r>
           <w:rPr>
@@ -5385,7 +5385,7 @@
           <w14:ligatures w14:val="standardContextual"/>
         </w:rPr>
       </w:pPr>
-      <w:hyperlink w:anchor="_Toc244136004" w:history="1">
+      <w:hyperlink w:anchor="_Toc244138038" w:history="1">
         <w:r>
           <w:rPr>
             <w:rStyle w:val="Collegamentoipertestuale"/>
@@ -5430,7 +5430,7 @@
             <w:noProof/>
             <w:webHidden/>
           </w:rPr>
-          <w:instrText xml:space="preserve"> PAGEREF _Toc244136004 \h </w:instrText>
+          <w:instrText xml:space="preserve"> PAGEREF _Toc244138038 \h </w:instrText>
         </w:r>
         <w:r>
           <w:rPr>
@@ -5476,7 +5476,7 @@
           <w14:ligatures w14:val="standardContextual"/>
         </w:rPr>
       </w:pPr>
-      <w:hyperlink w:anchor="_Toc244136005" w:history="1">
+      <w:hyperlink w:anchor="_Toc244138039" w:history="1">
         <w:r>
           <w:rPr>
             <w:rStyle w:val="Collegamentoipertestuale"/>
@@ -5524,7 +5524,7 @@
             <w:noProof/>
             <w:webHidden/>
           </w:rPr>
-          <w:instrText xml:space="preserve"> PAGEREF _Toc244136005 \h </w:instrText>
+          <w:instrText xml:space="preserve"> PAGEREF _Toc244138039 \h </w:instrText>
         </w:r>
         <w:r>
           <w:rPr>
@@ -5571,7 +5571,7 @@
           <w14:ligatures w14:val="standardContextual"/>
         </w:rPr>
       </w:pPr>
-      <w:hyperlink w:anchor="_Toc244136006" w:history="1">
+      <w:hyperlink w:anchor="_Toc244138040" w:history="1">
         <w:r>
           <w:rPr>
             <w:rStyle w:val="Collegamentoipertestuale"/>
@@ -5616,7 +5616,7 @@
             <w:noProof/>
             <w:webHidden/>
           </w:rPr>
-          <w:instrText xml:space="preserve"> PAGEREF _Toc244136006 \h </w:instrText>
+          <w:instrText xml:space="preserve"> PAGEREF _Toc244138040 \h </w:instrText>
         </w:r>
         <w:r>
           <w:rPr>
@@ -5663,7 +5663,7 @@
           <w14:ligatures w14:val="standardContextual"/>
         </w:rPr>
       </w:pPr>
-      <w:hyperlink w:anchor="_Toc244136007" w:history="1">
+      <w:hyperlink w:anchor="_Toc244138041" w:history="1">
         <w:r>
           <w:rPr>
             <w:rStyle w:val="Collegamentoipertestuale"/>
@@ -5708,7 +5708,7 @@
             <w:noProof/>
             <w:webHidden/>
           </w:rPr>
-          <w:instrText xml:space="preserve"> PAGEREF _Toc244136007 \h </w:instrText>
+          <w:instrText xml:space="preserve"> PAGEREF _Toc244138041 \h </w:instrText>
         </w:r>
         <w:r>
           <w:rPr>
@@ -5755,7 +5755,7 @@
           <w14:ligatures w14:val="standardContextual"/>
         </w:rPr>
       </w:pPr>
-      <w:hyperlink w:anchor="_Toc244136008" w:history="1">
+      <w:hyperlink w:anchor="_Toc244138042" w:history="1">
         <w:r>
           <w:rPr>
             <w:rStyle w:val="Collegamentoipertestuale"/>
@@ -5800,7 +5800,7 @@
             <w:noProof/>
             <w:webHidden/>
           </w:rPr>
-          <w:instrText xml:space="preserve"> PAGEREF _Toc244136008 \h </w:instrText>
+          <w:instrText xml:space="preserve"> PAGEREF _Toc244138042 \h </w:instrText>
         </w:r>
         <w:r>
           <w:rPr>
@@ -5847,7 +5847,7 @@
           <w14:ligatures w14:val="standardContextual"/>
         </w:rPr>
       </w:pPr>
-      <w:hyperlink w:anchor="_Toc244136009" w:history="1">
+      <w:hyperlink w:anchor="_Toc244138043" w:history="1">
         <w:r>
           <w:rPr>
             <w:rStyle w:val="Collegamentoipertestuale"/>
@@ -5892,7 +5892,7 @@
             <w:noProof/>
             <w:webHidden/>
           </w:rPr>
-          <w:instrText xml:space="preserve"> PAGEREF _Toc244136009 \h </w:instrText>
+          <w:instrText xml:space="preserve"> PAGEREF _Toc244138043 \h </w:instrText>
         </w:r>
         <w:r>
           <w:rPr>
@@ -5939,7 +5939,7 @@
           <w14:ligatures w14:val="standardContextual"/>
         </w:rPr>
       </w:pPr>
-      <w:hyperlink w:anchor="_Toc244136010" w:history="1">
+      <w:hyperlink w:anchor="_Toc244138044" w:history="1">
         <w:r>
           <w:rPr>
             <w:rStyle w:val="Collegamentoipertestuale"/>
@@ -5984,7 +5984,7 @@
             <w:noProof/>
             <w:webHidden/>
           </w:rPr>
-          <w:instrText xml:space="preserve"> PAGEREF _Toc244136010 \h </w:instrText>
+          <w:instrText xml:space="preserve"> PAGEREF _Toc244138044 \h </w:instrText>
         </w:r>
         <w:r>
           <w:rPr>
@@ -6030,7 +6030,7 @@
           <w14:ligatures w14:val="standardContextual"/>
         </w:rPr>
       </w:pPr>
-      <w:hyperlink w:anchor="_Toc244136011" w:history="1">
+      <w:hyperlink w:anchor="_Toc244138045" w:history="1">
         <w:r>
           <w:rPr>
             <w:rStyle w:val="Collegamentoipertestuale"/>
@@ -6078,7 +6078,7 @@
             <w:noProof/>
             <w:webHidden/>
           </w:rPr>
-          <w:instrText xml:space="preserve"> PAGEREF _Toc244136011 \h </w:instrText>
+          <w:instrText xml:space="preserve"> PAGEREF _Toc244138045 \h </w:instrText>
         </w:r>
         <w:r>
           <w:rPr>
@@ -6125,7 +6125,7 @@
           <w14:ligatures w14:val="standardContextual"/>
         </w:rPr>
       </w:pPr>
-      <w:hyperlink w:anchor="_Toc244136012" w:history="1">
+      <w:hyperlink w:anchor="_Toc244138046" w:history="1">
         <w:r>
           <w:rPr>
             <w:rStyle w:val="Collegamentoipertestuale"/>
@@ -6170,7 +6170,7 @@
             <w:noProof/>
             <w:webHidden/>
           </w:rPr>
-          <w:instrText xml:space="preserve"> PAGEREF _Toc244136012 \h </w:instrText>
+          <w:instrText xml:space="preserve"> PAGEREF _Toc244138046 \h </w:instrText>
         </w:r>
         <w:r>
           <w:rPr>
@@ -6217,7 +6217,7 @@
           <w14:ligatures w14:val="standardContextual"/>
         </w:rPr>
       </w:pPr>
-      <w:hyperlink w:anchor="_Toc244136013" w:history="1">
+      <w:hyperlink w:anchor="_Toc244138047" w:history="1">
         <w:r>
           <w:rPr>
             <w:rStyle w:val="Collegamentoipertestuale"/>
@@ -6262,7 +6262,7 @@
             <w:noProof/>
             <w:webHidden/>
           </w:rPr>
-          <w:instrText xml:space="preserve"> PAGEREF _Toc244136013 \h </w:instrText>
+          <w:instrText xml:space="preserve"> PAGEREF _Toc244138047 \h </w:instrText>
         </w:r>
         <w:r>
           <w:rPr>
@@ -6309,7 +6309,7 @@
           <w14:ligatures w14:val="standardContextual"/>
         </w:rPr>
       </w:pPr>
-      <w:hyperlink w:anchor="_Toc244136014" w:history="1">
+      <w:hyperlink w:anchor="_Toc244138048" w:history="1">
         <w:r>
           <w:rPr>
             <w:rStyle w:val="Collegamentoipertestuale"/>
@@ -6354,7 +6354,7 @@
             <w:noProof/>
             <w:webHidden/>
           </w:rPr>
-          <w:instrText xml:space="preserve"> PAGEREF _Toc244136014 \h </w:instrText>
+          <w:instrText xml:space="preserve"> PAGEREF _Toc244138048 \h </w:instrText>
         </w:r>
         <w:r>
           <w:rPr>
@@ -6401,7 +6401,7 @@
           <w14:ligatures w14:val="standardContextual"/>
         </w:rPr>
       </w:pPr>
-      <w:hyperlink w:anchor="_Toc244136015" w:history="1">
+      <w:hyperlink w:anchor="_Toc244138049" w:history="1">
         <w:r>
           <w:rPr>
             <w:rStyle w:val="Collegamentoipertestuale"/>
@@ -6446,7 +6446,7 @@
             <w:noProof/>
             <w:webHidden/>
           </w:rPr>
-          <w:instrText xml:space="preserve"> PAGEREF _Toc244136015 \h </w:instrText>
+          <w:instrText xml:space="preserve"> PAGEREF _Toc244138049 \h </w:instrText>
         </w:r>
         <w:r>
           <w:rPr>
@@ -6493,7 +6493,7 @@
           <w14:ligatures w14:val="standardContextual"/>
         </w:rPr>
       </w:pPr>
-      <w:hyperlink w:anchor="_Toc244136016" w:history="1">
+      <w:hyperlink w:anchor="_Toc244138050" w:history="1">
         <w:r>
           <w:rPr>
             <w:rStyle w:val="Collegamentoipertestuale"/>
@@ -6538,7 +6538,7 @@
             <w:noProof/>
             <w:webHidden/>
           </w:rPr>
-          <w:instrText xml:space="preserve"> PAGEREF _Toc244136016 \h </w:instrText>
+          <w:instrText xml:space="preserve"> PAGEREF _Toc244138050 \h </w:instrText>
         </w:r>
         <w:r>
           <w:rPr>
@@ -6585,7 +6585,7 @@
           <w14:ligatures w14:val="standardContextual"/>
         </w:rPr>
       </w:pPr>
-      <w:hyperlink w:anchor="_Toc244136017" w:history="1">
+      <w:hyperlink w:anchor="_Toc244138051" w:history="1">
         <w:r>
           <w:rPr>
             <w:rStyle w:val="Collegamentoipertestuale"/>
@@ -6630,7 +6630,7 @@
             <w:noProof/>
             <w:webHidden/>
           </w:rPr>
-          <w:instrText xml:space="preserve"> PAGEREF _Toc244136017 \h </w:instrText>
+          <w:instrText xml:space="preserve"> PAGEREF _Toc244138051 \h </w:instrText>
         </w:r>
         <w:r>
           <w:rPr>
@@ -6677,7 +6677,7 @@
           <w14:ligatures w14:val="standardContextual"/>
         </w:rPr>
       </w:pPr>
-      <w:hyperlink w:anchor="_Toc244136018" w:history="1">
+      <w:hyperlink w:anchor="_Toc244138052" w:history="1">
         <w:r>
           <w:rPr>
             <w:rStyle w:val="Collegamentoipertestuale"/>
@@ -6722,7 +6722,7 @@
             <w:noProof/>
             <w:webHidden/>
           </w:rPr>
-          <w:instrText xml:space="preserve"> PAGEREF _Toc244136018 \h </w:instrText>
+          <w:instrText xml:space="preserve"> PAGEREF _Toc244138052 \h </w:instrText>
         </w:r>
         <w:r>
           <w:rPr>
@@ -6769,7 +6769,7 @@
           <w14:ligatures w14:val="standardContextual"/>
         </w:rPr>
       </w:pPr>
-      <w:hyperlink w:anchor="_Toc244136019" w:history="1">
+      <w:hyperlink w:anchor="_Toc244138053" w:history="1">
         <w:r>
           <w:rPr>
             <w:rStyle w:val="Collegamentoipertestuale"/>
@@ -6814,7 +6814,7 @@
             <w:noProof/>
             <w:webHidden/>
           </w:rPr>
-          <w:instrText xml:space="preserve"> PAGEREF _Toc244136019 \h </w:instrText>
+          <w:instrText xml:space="preserve"> PAGEREF _Toc244138053 \h </w:instrText>
         </w:r>
         <w:r>
           <w:rPr>
@@ -6861,7 +6861,7 @@
           <w14:ligatures w14:val="standardContextual"/>
         </w:rPr>
       </w:pPr>
-      <w:hyperlink w:anchor="_Toc244136020" w:history="1">
+      <w:hyperlink w:anchor="_Toc244138054" w:history="1">
         <w:r>
           <w:rPr>
             <w:rStyle w:val="Collegamentoipertestuale"/>
@@ -6906,7 +6906,7 @@
             <w:noProof/>
             <w:webHidden/>
           </w:rPr>
-          <w:instrText xml:space="preserve"> PAGEREF _Toc244136020 \h </w:instrText>
+          <w:instrText xml:space="preserve"> PAGEREF _Toc244138054 \h </w:instrText>
         </w:r>
         <w:r>
           <w:rPr>
@@ -6952,7 +6952,7 @@
           <w14:ligatures w14:val="standardContextual"/>
         </w:rPr>
       </w:pPr>
-      <w:hyperlink w:anchor="_Toc244136021" w:history="1">
+      <w:hyperlink w:anchor="_Toc244138055" w:history="1">
         <w:r>
           <w:rPr>
             <w:rStyle w:val="Collegamentoipertestuale"/>
@@ -7000,7 +7000,7 @@
             <w:noProof/>
             <w:webHidden/>
           </w:rPr>
-          <w:instrText xml:space="preserve"> PAGEREF _Toc244136021 \h </w:instrText>
+          <w:instrText xml:space="preserve"> PAGEREF _Toc244138055 \h </w:instrText>
         </w:r>
         <w:r>
           <w:rPr>
@@ -7047,7 +7047,7 @@
           <w14:ligatures w14:val="standardContextual"/>
         </w:rPr>
       </w:pPr>
-      <w:hyperlink w:anchor="_Toc244136022" w:history="1">
+      <w:hyperlink w:anchor="_Toc244138056" w:history="1">
         <w:r>
           <w:rPr>
             <w:rStyle w:val="Collegamentoipertestuale"/>
@@ -7092,7 +7092,7 @@
             <w:noProof/>
             <w:webHidden/>
           </w:rPr>
-          <w:instrText xml:space="preserve"> PAGEREF _Toc244136022 \h </w:instrText>
+          <w:instrText xml:space="preserve"> PAGEREF _Toc244138056 \h </w:instrText>
         </w:r>
         <w:r>
           <w:rPr>
@@ -7139,7 +7139,7 @@
           <w14:ligatures w14:val="standardContextual"/>
         </w:rPr>
       </w:pPr>
-      <w:hyperlink w:anchor="_Toc244136023" w:history="1">
+      <w:hyperlink w:anchor="_Toc244138057" w:history="1">
         <w:r>
           <w:rPr>
             <w:rStyle w:val="Collegamentoipertestuale"/>
@@ -7184,7 +7184,7 @@
             <w:noProof/>
             <w:webHidden/>
           </w:rPr>
-          <w:instrText xml:space="preserve"> PAGEREF _Toc244136023 \h </w:instrText>
+          <w:instrText xml:space="preserve"> PAGEREF _Toc244138057 \h </w:instrText>
         </w:r>
         <w:r>
           <w:rPr>
@@ -7231,7 +7231,7 @@
           <w14:ligatures w14:val="standardContextual"/>
         </w:rPr>
       </w:pPr>
-      <w:hyperlink w:anchor="_Toc244136024" w:history="1">
+      <w:hyperlink w:anchor="_Toc244138058" w:history="1">
         <w:r>
           <w:rPr>
             <w:rStyle w:val="Collegamentoipertestuale"/>
@@ -7276,7 +7276,7 @@
             <w:noProof/>
             <w:webHidden/>
           </w:rPr>
-          <w:instrText xml:space="preserve"> PAGEREF _Toc244136024 \h </w:instrText>
+          <w:instrText xml:space="preserve"> PAGEREF _Toc244138058 \h </w:instrText>
         </w:r>
         <w:r>
           <w:rPr>
@@ -7323,7 +7323,7 @@
           <w14:ligatures w14:val="standardContextual"/>
         </w:rPr>
       </w:pPr>
-      <w:hyperlink w:anchor="_Toc244136025" w:history="1">
+      <w:hyperlink w:anchor="_Toc244138059" w:history="1">
         <w:r>
           <w:rPr>
             <w:rStyle w:val="Collegamentoipertestuale"/>
@@ -7368,7 +7368,7 @@
             <w:noProof/>
             <w:webHidden/>
           </w:rPr>
-          <w:instrText xml:space="preserve"> PAGEREF _Toc244136025 \h </w:instrText>
+          <w:instrText xml:space="preserve"> PAGEREF _Toc244138059 \h </w:instrText>
         </w:r>
         <w:r>
           <w:rPr>
@@ -7415,7 +7415,7 @@
           <w14:ligatures w14:val="standardContextual"/>
         </w:rPr>
       </w:pPr>
-      <w:hyperlink w:anchor="_Toc244136026" w:history="1">
+      <w:hyperlink w:anchor="_Toc244138060" w:history="1">
         <w:r>
           <w:rPr>
             <w:rStyle w:val="Collegamentoipertestuale"/>
@@ -7460,7 +7460,7 @@
             <w:noProof/>
             <w:webHidden/>
           </w:rPr>
-          <w:instrText xml:space="preserve"> PAGEREF _Toc244136026 \h </w:instrText>
+          <w:instrText xml:space="preserve"> PAGEREF _Toc244138060 \h </w:instrText>
         </w:r>
         <w:r>
           <w:rPr>
@@ -7507,7 +7507,7 @@
           <w14:ligatures w14:val="standardContextual"/>
         </w:rPr>
       </w:pPr>
-      <w:hyperlink w:anchor="_Toc244136027" w:history="1">
+      <w:hyperlink w:anchor="_Toc244138061" w:history="1">
         <w:r>
           <w:rPr>
             <w:rStyle w:val="Collegamentoipertestuale"/>
@@ -7552,7 +7552,7 @@
             <w:noProof/>
             <w:webHidden/>
           </w:rPr>
-          <w:instrText xml:space="preserve"> PAGEREF _Toc244136027 \h </w:instrText>
+          <w:instrText xml:space="preserve"> PAGEREF _Toc244138061 \h </w:instrText>
         </w:r>
         <w:r>
           <w:rPr>
@@ -7599,7 +7599,7 @@
           <w14:ligatures w14:val="standardContextual"/>
         </w:rPr>
       </w:pPr>
-      <w:hyperlink w:anchor="_Toc244136028" w:history="1">
+      <w:hyperlink w:anchor="_Toc244138062" w:history="1">
         <w:r>
           <w:rPr>
             <w:rStyle w:val="Collegamentoipertestuale"/>
@@ -7644,7 +7644,7 @@
             <w:noProof/>
             <w:webHidden/>
           </w:rPr>
-          <w:instrText xml:space="preserve"> PAGEREF _Toc244136028 \h </w:instrText>
+          <w:instrText xml:space="preserve"> PAGEREF _Toc244138062 \h </w:instrText>
         </w:r>
         <w:r>
           <w:rPr>
@@ -7691,7 +7691,7 @@
           <w14:ligatures w14:val="standardContextual"/>
         </w:rPr>
       </w:pPr>
-      <w:hyperlink w:anchor="_Toc244136029" w:history="1">
+      <w:hyperlink w:anchor="_Toc244138063" w:history="1">
         <w:r>
           <w:rPr>
             <w:rStyle w:val="Collegamentoipertestuale"/>
@@ -7736,7 +7736,7 @@
             <w:noProof/>
             <w:webHidden/>
           </w:rPr>
-          <w:instrText xml:space="preserve"> PAGEREF _Toc244136029 \h </w:instrText>
+          <w:instrText xml:space="preserve"> PAGEREF _Toc244138063 \h </w:instrText>
         </w:r>
         <w:r>
           <w:rPr>
@@ -7783,7 +7783,7 @@
           <w14:ligatures w14:val="standardContextual"/>
         </w:rPr>
       </w:pPr>
-      <w:hyperlink w:anchor="_Toc244136030" w:history="1">
+      <w:hyperlink w:anchor="_Toc244138064" w:history="1">
         <w:r>
           <w:rPr>
             <w:rStyle w:val="Collegamentoipertestuale"/>
@@ -7828,7 +7828,7 @@
             <w:noProof/>
             <w:webHidden/>
           </w:rPr>
-          <w:instrText xml:space="preserve"> PAGEREF _Toc244136030 \h </w:instrText>
+          <w:instrText xml:space="preserve"> PAGEREF _Toc244138064 \h </w:instrText>
         </w:r>
         <w:r>
           <w:rPr>
@@ -7875,7 +7875,7 @@
           <w14:ligatures w14:val="standardContextual"/>
         </w:rPr>
       </w:pPr>
-      <w:hyperlink w:anchor="_Toc244136031" w:history="1">
+      <w:hyperlink w:anchor="_Toc244138065" w:history="1">
         <w:r>
           <w:rPr>
             <w:rStyle w:val="Collegamentoipertestuale"/>
@@ -7920,7 +7920,7 @@
             <w:noProof/>
             <w:webHidden/>
           </w:rPr>
-          <w:instrText xml:space="preserve"> PAGEREF _Toc244136031 \h </w:instrText>
+          <w:instrText xml:space="preserve"> PAGEREF _Toc244138065 \h </w:instrText>
         </w:r>
         <w:r>
           <w:rPr>
@@ -7967,7 +7967,7 @@
           <w14:ligatures w14:val="standardContextual"/>
         </w:rPr>
       </w:pPr>
-      <w:hyperlink w:anchor="_Toc244136032" w:history="1">
+      <w:hyperlink w:anchor="_Toc244138066" w:history="1">
         <w:r>
           <w:rPr>
             <w:rStyle w:val="Collegamentoipertestuale"/>
@@ -8012,7 +8012,7 @@
             <w:noProof/>
             <w:webHidden/>
           </w:rPr>
-          <w:instrText xml:space="preserve"> PAGEREF _Toc244136032 \h </w:instrText>
+          <w:instrText xml:space="preserve"> PAGEREF _Toc244138066 \h </w:instrText>
         </w:r>
         <w:r>
           <w:rPr>
@@ -8059,7 +8059,7 @@
           <w14:ligatures w14:val="standardContextual"/>
         </w:rPr>
       </w:pPr>
-      <w:hyperlink w:anchor="_Toc244136033" w:history="1">
+      <w:hyperlink w:anchor="_Toc244138067" w:history="1">
         <w:r>
           <w:rPr>
             <w:rStyle w:val="Collegamentoipertestuale"/>
@@ -8104,7 +8104,7 @@
             <w:noProof/>
             <w:webHidden/>
           </w:rPr>
-          <w:instrText xml:space="preserve"> PAGEREF _Toc244136033 \h </w:instrText>
+          <w:instrText xml:space="preserve"> PAGEREF _Toc244138067 \h </w:instrText>
         </w:r>
         <w:r>
           <w:rPr>
@@ -8151,7 +8151,7 @@
           <w14:ligatures w14:val="standardContextual"/>
         </w:rPr>
       </w:pPr>
-      <w:hyperlink w:anchor="_Toc244136034" w:history="1">
+      <w:hyperlink w:anchor="_Toc244138068" w:history="1">
         <w:r>
           <w:rPr>
             <w:rStyle w:val="Collegamentoipertestuale"/>
@@ -8196,7 +8196,7 @@
             <w:noProof/>
             <w:webHidden/>
           </w:rPr>
-          <w:instrText xml:space="preserve"> PAGEREF _Toc244136034 \h </w:instrText>
+          <w:instrText xml:space="preserve"> PAGEREF _Toc244138068 \h </w:instrText>
         </w:r>
         <w:r>
           <w:rPr>
@@ -8243,7 +8243,7 @@
           <w14:ligatures w14:val="standardContextual"/>
         </w:rPr>
       </w:pPr>
-      <w:hyperlink w:anchor="_Toc244136035" w:history="1">
+      <w:hyperlink w:anchor="_Toc244138069" w:history="1">
         <w:r>
           <w:rPr>
             <w:rStyle w:val="Collegamentoipertestuale"/>
@@ -8288,7 +8288,7 @@
             <w:noProof/>
             <w:webHidden/>
           </w:rPr>
-          <w:instrText xml:space="preserve"> PAGEREF _Toc244136035 \h </w:instrText>
+          <w:instrText xml:space="preserve"> PAGEREF _Toc244138069 \h </w:instrText>
         </w:r>
         <w:r>
           <w:rPr>
@@ -8335,7 +8335,7 @@
           <w14:ligatures w14:val="standardContextual"/>
         </w:rPr>
       </w:pPr>
-      <w:hyperlink w:anchor="_Toc244136036" w:history="1">
+      <w:hyperlink w:anchor="_Toc244138070" w:history="1">
         <w:r>
           <w:rPr>
             <w:rStyle w:val="Collegamentoipertestuale"/>
@@ -8380,7 +8380,7 @@
             <w:noProof/>
             <w:webHidden/>
           </w:rPr>
-          <w:instrText xml:space="preserve"> PAGEREF _Toc244136036 \h </w:instrText>
+          <w:instrText xml:space="preserve"> PAGEREF _Toc244138070 \h </w:instrText>
         </w:r>
         <w:r>
           <w:rPr>
@@ -8427,7 +8427,7 @@
           <w14:ligatures w14:val="standardContextual"/>
         </w:rPr>
       </w:pPr>
-      <w:hyperlink w:anchor="_Toc244136037" w:history="1">
+      <w:hyperlink w:anchor="_Toc244138071" w:history="1">
         <w:r>
           <w:rPr>
             <w:rStyle w:val="Collegamentoipertestuale"/>
@@ -8472,7 +8472,7 @@
             <w:noProof/>
             <w:webHidden/>
           </w:rPr>
-          <w:instrText xml:space="preserve"> PAGEREF _Toc244136037 \h </w:instrText>
+          <w:instrText xml:space="preserve"> PAGEREF _Toc244138071 \h </w:instrText>
         </w:r>
         <w:r>
           <w:rPr>
@@ -8518,7 +8518,7 @@
           <w14:ligatures w14:val="standardContextual"/>
         </w:rPr>
       </w:pPr>
-      <w:hyperlink w:anchor="_Toc244136038" w:history="1">
+      <w:hyperlink w:anchor="_Toc244138072" w:history="1">
         <w:r>
           <w:rPr>
             <w:rStyle w:val="Collegamentoipertestuale"/>
@@ -8566,7 +8566,7 @@
             <w:noProof/>
             <w:webHidden/>
           </w:rPr>
-          <w:instrText xml:space="preserve"> PAGEREF _Toc244136038 \h </w:instrText>
+          <w:instrText xml:space="preserve"> PAGEREF _Toc244138072 \h </w:instrText>
         </w:r>
         <w:r>
           <w:rPr>
@@ -8613,7 +8613,7 @@
           <w14:ligatures w14:val="standardContextual"/>
         </w:rPr>
       </w:pPr>
-      <w:hyperlink w:anchor="_Toc244136039" w:history="1">
+      <w:hyperlink w:anchor="_Toc244138073" w:history="1">
         <w:r>
           <w:rPr>
             <w:rStyle w:val="Collegamentoipertestuale"/>
@@ -8658,7 +8658,7 @@
             <w:noProof/>
             <w:webHidden/>
           </w:rPr>
-          <w:instrText xml:space="preserve"> PAGEREF _Toc244136039 \h </w:instrText>
+          <w:instrText xml:space="preserve"> PAGEREF _Toc244138073 \h </w:instrText>
         </w:r>
         <w:r>
           <w:rPr>
@@ -8705,7 +8705,7 @@
           <w14:ligatures w14:val="standardContextual"/>
         </w:rPr>
       </w:pPr>
-      <w:hyperlink w:anchor="_Toc244136040" w:history="1">
+      <w:hyperlink w:anchor="_Toc244138074" w:history="1">
         <w:r>
           <w:rPr>
             <w:rStyle w:val="Collegamentoipertestuale"/>
@@ -8750,7 +8750,7 @@
             <w:noProof/>
             <w:webHidden/>
           </w:rPr>
-          <w:instrText xml:space="preserve"> PAGEREF _Toc244136040 \h </w:instrText>
+          <w:instrText xml:space="preserve"> PAGEREF _Toc244138074 \h </w:instrText>
         </w:r>
         <w:r>
           <w:rPr>
@@ -8797,7 +8797,7 @@
           <w14:ligatures w14:val="standardContextual"/>
         </w:rPr>
       </w:pPr>
-      <w:hyperlink w:anchor="_Toc244136041" w:history="1">
+      <w:hyperlink w:anchor="_Toc244138075" w:history="1">
         <w:r>
           <w:rPr>
             <w:rStyle w:val="Collegamentoipertestuale"/>
@@ -8842,7 +8842,7 @@
             <w:noProof/>
             <w:webHidden/>
           </w:rPr>
-          <w:instrText xml:space="preserve"> PAGEREF _Toc244136041 \h </w:instrText>
+          <w:instrText xml:space="preserve"> PAGEREF _Toc244138075 \h </w:instrText>
         </w:r>
         <w:r>
           <w:rPr>
@@ -8889,7 +8889,7 @@
           <w14:ligatures w14:val="standardContextual"/>
         </w:rPr>
       </w:pPr>
-      <w:hyperlink w:anchor="_Toc244136042" w:history="1">
+      <w:hyperlink w:anchor="_Toc244138076" w:history="1">
         <w:r>
           <w:rPr>
             <w:rStyle w:val="Collegamentoipertestuale"/>
@@ -8934,7 +8934,7 @@
             <w:noProof/>
             <w:webHidden/>
           </w:rPr>
-          <w:instrText xml:space="preserve"> PAGEREF _Toc244136042 \h </w:instrText>
+          <w:instrText xml:space="preserve"> PAGEREF _Toc244138076 \h </w:instrText>
         </w:r>
         <w:r>
           <w:rPr>
@@ -8980,7 +8980,7 @@
           <w14:ligatures w14:val="standardContextual"/>
         </w:rPr>
       </w:pPr>
-      <w:hyperlink w:anchor="_Toc244136043" w:history="1">
+      <w:hyperlink w:anchor="_Toc244138077" w:history="1">
         <w:r>
           <w:rPr>
             <w:rStyle w:val="Collegamentoipertestuale"/>
@@ -9028,7 +9028,7 @@
             <w:noProof/>
             <w:webHidden/>
           </w:rPr>
-          <w:instrText xml:space="preserve"> PAGEREF _Toc244136043 \h </w:instrText>
+          <w:instrText xml:space="preserve"> PAGEREF _Toc244138077 \h </w:instrText>
         </w:r>
         <w:r>
           <w:rPr>
@@ -9074,7 +9074,7 @@
           <w14:ligatures w14:val="standardContextual"/>
         </w:rPr>
       </w:pPr>
-      <w:hyperlink w:anchor="_Toc244136044" w:history="1">
+      <w:hyperlink w:anchor="_Toc244138078" w:history="1">
         <w:r>
           <w:rPr>
             <w:rStyle w:val="Collegamentoipertestuale"/>
@@ -9122,7 +9122,7 @@
             <w:noProof/>
             <w:webHidden/>
           </w:rPr>
-          <w:instrText xml:space="preserve"> PAGEREF _Toc244136044 \h </w:instrText>
+          <w:instrText xml:space="preserve"> PAGEREF _Toc244138078 \h </w:instrText>
         </w:r>
         <w:r>
           <w:rPr>
@@ -9169,7 +9169,7 @@
           <w14:ligatures w14:val="standardContextual"/>
         </w:rPr>
       </w:pPr>
-      <w:hyperlink w:anchor="_Toc244136045" w:history="1">
+      <w:hyperlink w:anchor="_Toc244138079" w:history="1">
         <w:r>
           <w:rPr>
             <w:rStyle w:val="Collegamentoipertestuale"/>
@@ -9214,7 +9214,7 @@
             <w:noProof/>
             <w:webHidden/>
           </w:rPr>
-          <w:instrText xml:space="preserve"> PAGEREF _Toc244136045 \h </w:instrText>
+          <w:instrText xml:space="preserve"> PAGEREF _Toc244138079 \h </w:instrText>
         </w:r>
         <w:r>
           <w:rPr>
@@ -9260,7 +9260,7 @@
           <w14:ligatures w14:val="standardContextual"/>
         </w:rPr>
       </w:pPr>
-      <w:hyperlink w:anchor="_Toc244136046" w:history="1">
+      <w:hyperlink w:anchor="_Toc244138080" w:history="1">
         <w:r>
           <w:rPr>
             <w:rStyle w:val="Collegamentoipertestuale"/>
@@ -9308,7 +9308,7 @@
             <w:noProof/>
             <w:webHidden/>
           </w:rPr>
-          <w:instrText xml:space="preserve"> PAGEREF _Toc244136046 \h </w:instrText>
+          <w:instrText xml:space="preserve"> PAGEREF _Toc244138080 \h </w:instrText>
         </w:r>
         <w:r>
           <w:rPr>
@@ -9355,7 +9355,7 @@
           <w14:ligatures w14:val="standardContextual"/>
         </w:rPr>
       </w:pPr>
-      <w:hyperlink w:anchor="_Toc244136047" w:history="1">
+      <w:hyperlink w:anchor="_Toc244138081" w:history="1">
         <w:r>
           <w:rPr>
             <w:rStyle w:val="Collegamentoipertestuale"/>
@@ -9400,7 +9400,7 @@
             <w:noProof/>
             <w:webHidden/>
           </w:rPr>
-          <w:instrText xml:space="preserve"> PAGEREF _Toc244136047 \h </w:instrText>
+          <w:instrText xml:space="preserve"> PAGEREF _Toc244138081 \h </w:instrText>
         </w:r>
         <w:r>
           <w:rPr>
@@ -9447,7 +9447,7 @@
           <w14:ligatures w14:val="standardContextual"/>
         </w:rPr>
       </w:pPr>
-      <w:hyperlink w:anchor="_Toc244136048" w:history="1">
+      <w:hyperlink w:anchor="_Toc244138082" w:history="1">
         <w:r>
           <w:rPr>
             <w:rStyle w:val="Collegamentoipertestuale"/>
@@ -9492,7 +9492,7 @@
             <w:noProof/>
             <w:webHidden/>
           </w:rPr>
-          <w:instrText xml:space="preserve"> PAGEREF _Toc244136048 \h </w:instrText>
+          <w:instrText xml:space="preserve"> PAGEREF _Toc244138082 \h </w:instrText>
         </w:r>
         <w:r>
           <w:rPr>
@@ -9539,7 +9539,7 @@
           <w14:ligatures w14:val="standardContextual"/>
         </w:rPr>
       </w:pPr>
-      <w:hyperlink w:anchor="_Toc244136049" w:history="1">
+      <w:hyperlink w:anchor="_Toc244138083" w:history="1">
         <w:r>
           <w:rPr>
             <w:rStyle w:val="Collegamentoipertestuale"/>
@@ -9584,7 +9584,7 @@
             <w:noProof/>
             <w:webHidden/>
           </w:rPr>
-          <w:instrText xml:space="preserve"> PAGEREF _Toc244136049 \h </w:instrText>
+          <w:instrText xml:space="preserve"> PAGEREF _Toc244138083 \h </w:instrText>
         </w:r>
         <w:r>
           <w:rPr>
@@ -9631,7 +9631,7 @@
           <w14:ligatures w14:val="standardContextual"/>
         </w:rPr>
       </w:pPr>
-      <w:hyperlink w:anchor="_Toc244136050" w:history="1">
+      <w:hyperlink w:anchor="_Toc244138084" w:history="1">
         <w:r>
           <w:rPr>
             <w:rStyle w:val="Collegamentoipertestuale"/>
@@ -9676,7 +9676,7 @@
             <w:noProof/>
             <w:webHidden/>
           </w:rPr>
-          <w:instrText xml:space="preserve"> PAGEREF _Toc244136050 \h </w:instrText>
+          <w:instrText xml:space="preserve"> PAGEREF _Toc244138084 \h </w:instrText>
         </w:r>
         <w:r>
           <w:rPr>
@@ -9723,7 +9723,7 @@
           <w14:ligatures w14:val="standardContextual"/>
         </w:rPr>
       </w:pPr>
-      <w:hyperlink w:anchor="_Toc244136051" w:history="1">
+      <w:hyperlink w:anchor="_Toc244138085" w:history="1">
         <w:r>
           <w:rPr>
             <w:rStyle w:val="Collegamentoipertestuale"/>
@@ -9768,7 +9768,7 @@
             <w:noProof/>
             <w:webHidden/>
           </w:rPr>
-          <w:instrText xml:space="preserve"> PAGEREF _Toc244136051 \h </w:instrText>
+          <w:instrText xml:space="preserve"> PAGEREF _Toc244138085 \h </w:instrText>
         </w:r>
         <w:r>
           <w:rPr>
@@ -9815,7 +9815,7 @@
           <w14:ligatures w14:val="standardContextual"/>
         </w:rPr>
       </w:pPr>
-      <w:hyperlink w:anchor="_Toc244136052" w:history="1">
+      <w:hyperlink w:anchor="_Toc244138086" w:history="1">
         <w:r>
           <w:rPr>
             <w:rStyle w:val="Collegamentoipertestuale"/>
@@ -9860,7 +9860,7 @@
             <w:noProof/>
             <w:webHidden/>
           </w:rPr>
-          <w:instrText xml:space="preserve"> PAGEREF _Toc244136052 \h </w:instrText>
+          <w:instrText xml:space="preserve"> PAGEREF _Toc244138086 \h </w:instrText>
         </w:r>
         <w:r>
           <w:rPr>
@@ -9906,7 +9906,7 @@
           <w14:ligatures w14:val="standardContextual"/>
         </w:rPr>
       </w:pPr>
-      <w:hyperlink w:anchor="_Toc244136053" w:history="1">
+      <w:hyperlink w:anchor="_Toc244138087" w:history="1">
         <w:r>
           <w:rPr>
             <w:rStyle w:val="Collegamentoipertestuale"/>
@@ -9954,7 +9954,7 @@
             <w:noProof/>
             <w:webHidden/>
           </w:rPr>
-          <w:instrText xml:space="preserve"> PAGEREF _Toc244136053 \h </w:instrText>
+          <w:instrText xml:space="preserve"> PAGEREF _Toc244138087 \h </w:instrText>
         </w:r>
         <w:r>
           <w:rPr>
@@ -10001,7 +10001,7 @@
           <w14:ligatures w14:val="standardContextual"/>
         </w:rPr>
       </w:pPr>
-      <w:hyperlink w:anchor="_Toc244136054" w:history="1">
+      <w:hyperlink w:anchor="_Toc244138088" w:history="1">
         <w:r>
           <w:rPr>
             <w:rStyle w:val="Collegamentoipertestuale"/>
@@ -10046,7 +10046,7 @@
             <w:noProof/>
             <w:webHidden/>
           </w:rPr>
-          <w:instrText xml:space="preserve"> PAGEREF _Toc244136054 \h </w:instrText>
+          <w:instrText xml:space="preserve"> PAGEREF _Toc244138088 \h </w:instrText>
         </w:r>
         <w:r>
           <w:rPr>
@@ -10093,7 +10093,7 @@
           <w14:ligatures w14:val="standardContextual"/>
         </w:rPr>
       </w:pPr>
-      <w:hyperlink w:anchor="_Toc244136055" w:history="1">
+      <w:hyperlink w:anchor="_Toc244138089" w:history="1">
         <w:r>
           <w:rPr>
             <w:rStyle w:val="Collegamentoipertestuale"/>
@@ -10138,7 +10138,7 @@
             <w:noProof/>
             <w:webHidden/>
           </w:rPr>
-          <w:instrText xml:space="preserve"> PAGEREF _Toc244136055 \h </w:instrText>
+          <w:instrText xml:space="preserve"> PAGEREF _Toc244138089 \h </w:instrText>
         </w:r>
         <w:r>
           <w:rPr>
@@ -10185,7 +10185,7 @@
           <w14:ligatures w14:val="standardContextual"/>
         </w:rPr>
       </w:pPr>
-      <w:hyperlink w:anchor="_Toc244136056" w:history="1">
+      <w:hyperlink w:anchor="_Toc244138090" w:history="1">
         <w:r>
           <w:rPr>
             <w:rStyle w:val="Collegamentoipertestuale"/>
@@ -10230,7 +10230,7 @@
             <w:noProof/>
             <w:webHidden/>
           </w:rPr>
-          <w:instrText xml:space="preserve"> PAGEREF _Toc244136056 \h </w:instrText>
+          <w:instrText xml:space="preserve"> PAGEREF _Toc244138090 \h </w:instrText>
         </w:r>
         <w:r>
           <w:rPr>
@@ -10277,7 +10277,7 @@
           <w14:ligatures w14:val="standardContextual"/>
         </w:rPr>
       </w:pPr>
-      <w:hyperlink w:anchor="_Toc244136057" w:history="1">
+      <w:hyperlink w:anchor="_Toc244138091" w:history="1">
         <w:r>
           <w:rPr>
             <w:rStyle w:val="Collegamentoipertestuale"/>
@@ -10322,7 +10322,7 @@
             <w:noProof/>
             <w:webHidden/>
           </w:rPr>
-          <w:instrText xml:space="preserve"> PAGEREF _Toc244136057 \h </w:instrText>
+          <w:instrText xml:space="preserve"> PAGEREF _Toc244138091 \h </w:instrText>
         </w:r>
         <w:r>
           <w:rPr>
@@ -10369,7 +10369,7 @@
           <w14:ligatures w14:val="standardContextual"/>
         </w:rPr>
       </w:pPr>
-      <w:hyperlink w:anchor="_Toc244136058" w:history="1">
+      <w:hyperlink w:anchor="_Toc244138092" w:history="1">
         <w:r>
           <w:rPr>
             <w:rStyle w:val="Collegamentoipertestuale"/>
@@ -10414,7 +10414,7 @@
             <w:noProof/>
             <w:webHidden/>
           </w:rPr>
-          <w:instrText xml:space="preserve"> PAGEREF _Toc244136058 \h </w:instrText>
+          <w:instrText xml:space="preserve"> PAGEREF _Toc244138092 \h </w:instrText>
         </w:r>
         <w:r>
           <w:rPr>
@@ -10461,7 +10461,7 @@
           <w14:ligatures w14:val="standardContextual"/>
         </w:rPr>
       </w:pPr>
-      <w:hyperlink w:anchor="_Toc244136059" w:history="1">
+      <w:hyperlink w:anchor="_Toc244138093" w:history="1">
         <w:r>
           <w:rPr>
             <w:rStyle w:val="Collegamentoipertestuale"/>
@@ -10506,7 +10506,7 @@
             <w:noProof/>
             <w:webHidden/>
           </w:rPr>
-          <w:instrText xml:space="preserve"> PAGEREF _Toc244136059 \h </w:instrText>
+          <w:instrText xml:space="preserve"> PAGEREF _Toc244138093 \h </w:instrText>
         </w:r>
         <w:r>
           <w:rPr>
@@ -10553,7 +10553,7 @@
           <w14:ligatures w14:val="standardContextual"/>
         </w:rPr>
       </w:pPr>
-      <w:hyperlink w:anchor="_Toc244136060" w:history="1">
+      <w:hyperlink w:anchor="_Toc244138094" w:history="1">
         <w:r>
           <w:rPr>
             <w:rStyle w:val="Collegamentoipertestuale"/>
@@ -10598,7 +10598,7 @@
             <w:noProof/>
             <w:webHidden/>
           </w:rPr>
-          <w:instrText xml:space="preserve"> PAGEREF _Toc244136060 \h </w:instrText>
+          <w:instrText xml:space="preserve"> PAGEREF _Toc244138094 \h </w:instrText>
         </w:r>
         <w:r>
           <w:rPr>
@@ -10644,7 +10644,7 @@
           <w14:ligatures w14:val="standardContextual"/>
         </w:rPr>
       </w:pPr>
-      <w:hyperlink w:anchor="_Toc244136061" w:history="1">
+      <w:hyperlink w:anchor="_Toc244138095" w:history="1">
         <w:r>
           <w:rPr>
             <w:rStyle w:val="Collegamentoipertestuale"/>
@@ -10692,7 +10692,7 @@
             <w:noProof/>
             <w:webHidden/>
           </w:rPr>
-          <w:instrText xml:space="preserve"> PAGEREF _Toc244136061 \h </w:instrText>
+          <w:instrText xml:space="preserve"> PAGEREF _Toc244138095 \h </w:instrText>
         </w:r>
         <w:r>
           <w:rPr>
@@ -10739,7 +10739,7 @@
           <w14:ligatures w14:val="standardContextual"/>
         </w:rPr>
       </w:pPr>
-      <w:hyperlink w:anchor="_Toc244136062" w:history="1">
+      <w:hyperlink w:anchor="_Toc244138096" w:history="1">
         <w:r>
           <w:rPr>
             <w:rStyle w:val="Collegamentoipertestuale"/>
@@ -10784,7 +10784,7 @@
             <w:noProof/>
             <w:webHidden/>
           </w:rPr>
-          <w:instrText xml:space="preserve"> PAGEREF _Toc244136062 \h </w:instrText>
+          <w:instrText xml:space="preserve"> PAGEREF _Toc244138096 \h </w:instrText>
         </w:r>
         <w:r>
           <w:rPr>
@@ -10831,7 +10831,7 @@
           <w14:ligatures w14:val="standardContextual"/>
         </w:rPr>
       </w:pPr>
-      <w:hyperlink w:anchor="_Toc244136063" w:history="1">
+      <w:hyperlink w:anchor="_Toc244138097" w:history="1">
         <w:r>
           <w:rPr>
             <w:rStyle w:val="Collegamentoipertestuale"/>
@@ -10876,7 +10876,7 @@
             <w:noProof/>
             <w:webHidden/>
           </w:rPr>
-          <w:instrText xml:space="preserve"> PAGEREF _Toc244136063 \h </w:instrText>
+          <w:instrText xml:space="preserve"> PAGEREF _Toc244138097 \h </w:instrText>
         </w:r>
         <w:r>
           <w:rPr>
@@ -10923,7 +10923,7 @@
           <w14:ligatures w14:val="standardContextual"/>
         </w:rPr>
       </w:pPr>
-      <w:hyperlink w:anchor="_Toc244136064" w:history="1">
+      <w:hyperlink w:anchor="_Toc244138098" w:history="1">
         <w:r>
           <w:rPr>
             <w:rStyle w:val="Collegamentoipertestuale"/>
@@ -10968,7 +10968,7 @@
             <w:noProof/>
             <w:webHidden/>
           </w:rPr>
-          <w:instrText xml:space="preserve"> PAGEREF _Toc244136064 \h </w:instrText>
+          <w:instrText xml:space="preserve"> PAGEREF _Toc244138098 \h </w:instrText>
         </w:r>
         <w:r>
           <w:rPr>
@@ -11014,7 +11014,7 @@
           <w14:ligatures w14:val="standardContextual"/>
         </w:rPr>
       </w:pPr>
-      <w:hyperlink w:anchor="_Toc244136065" w:history="1">
+      <w:hyperlink w:anchor="_Toc244138099" w:history="1">
         <w:r>
           <w:rPr>
             <w:rStyle w:val="Collegamentoipertestuale"/>
@@ -11062,7 +11062,7 @@
             <w:noProof/>
             <w:webHidden/>
           </w:rPr>
-          <w:instrText xml:space="preserve"> PAGEREF _Toc244136065 \h </w:instrText>
+          <w:instrText xml:space="preserve"> PAGEREF _Toc244138099 \h </w:instrText>
         </w:r>
         <w:r>
           <w:rPr>
@@ -11109,7 +11109,7 @@
           <w14:ligatures w14:val="standardContextual"/>
         </w:rPr>
       </w:pPr>
-      <w:hyperlink w:anchor="_Toc244136066" w:history="1">
+      <w:hyperlink w:anchor="_Toc244138100" w:history="1">
         <w:r>
           <w:rPr>
             <w:rStyle w:val="Collegamentoipertestuale"/>
@@ -11154,7 +11154,7 @@
             <w:noProof/>
             <w:webHidden/>
           </w:rPr>
-          <w:instrText xml:space="preserve"> PAGEREF _Toc244136066 \h </w:instrText>
+          <w:instrText xml:space="preserve"> PAGEREF _Toc244138100 \h </w:instrText>
         </w:r>
         <w:r>
           <w:rPr>
@@ -11201,7 +11201,7 @@
           <w14:ligatures w14:val="standardContextual"/>
         </w:rPr>
       </w:pPr>
-      <w:hyperlink w:anchor="_Toc244136067" w:history="1">
+      <w:hyperlink w:anchor="_Toc244138101" w:history="1">
         <w:r>
           <w:rPr>
             <w:rStyle w:val="Collegamentoipertestuale"/>
@@ -11246,7 +11246,7 @@
             <w:noProof/>
             <w:webHidden/>
           </w:rPr>
-          <w:instrText xml:space="preserve"> PAGEREF _Toc244136067 \h </w:instrText>
+          <w:instrText xml:space="preserve"> PAGEREF _Toc244138101 \h </w:instrText>
         </w:r>
         <w:r>
           <w:rPr>
@@ -11293,7 +11293,7 @@
           <w14:ligatures w14:val="standardContextual"/>
         </w:rPr>
       </w:pPr>
-      <w:hyperlink w:anchor="_Toc244136068" w:history="1">
+      <w:hyperlink w:anchor="_Toc244138102" w:history="1">
         <w:r>
           <w:rPr>
             <w:rStyle w:val="Collegamentoipertestuale"/>
@@ -11338,7 +11338,7 @@
             <w:noProof/>
             <w:webHidden/>
           </w:rPr>
-          <w:instrText xml:space="preserve"> PAGEREF _Toc244136068 \h </w:instrText>
+          <w:instrText xml:space="preserve"> PAGEREF _Toc244138102 \h </w:instrText>
         </w:r>
         <w:r>
           <w:rPr>
@@ -11385,7 +11385,7 @@
           <w14:ligatures w14:val="standardContextual"/>
         </w:rPr>
       </w:pPr>
-      <w:hyperlink w:anchor="_Toc244136069" w:history="1">
+      <w:hyperlink w:anchor="_Toc244138103" w:history="1">
         <w:r>
           <w:rPr>
             <w:rStyle w:val="Collegamentoipertestuale"/>
@@ -11430,7 +11430,7 @@
             <w:noProof/>
             <w:webHidden/>
           </w:rPr>
-          <w:instrText xml:space="preserve"> PAGEREF _Toc244136069 \h </w:instrText>
+          <w:instrText xml:space="preserve"> PAGEREF _Toc244138103 \h </w:instrText>
         </w:r>
         <w:r>
           <w:rPr>
@@ -11477,7 +11477,7 @@
           <w14:ligatures w14:val="standardContextual"/>
         </w:rPr>
       </w:pPr>
-      <w:hyperlink w:anchor="_Toc244136070" w:history="1">
+      <w:hyperlink w:anchor="_Toc244138104" w:history="1">
         <w:r>
           <w:rPr>
             <w:rStyle w:val="Collegamentoipertestuale"/>
@@ -11522,7 +11522,7 @@
             <w:noProof/>
             <w:webHidden/>
           </w:rPr>
-          <w:instrText xml:space="preserve"> PAGEREF _Toc244136070 \h </w:instrText>
+          <w:instrText xml:space="preserve"> PAGEREF _Toc244138104 \h </w:instrText>
         </w:r>
         <w:r>
           <w:rPr>
@@ -11569,7 +11569,7 @@
           <w14:ligatures w14:val="standardContextual"/>
         </w:rPr>
       </w:pPr>
-      <w:hyperlink w:anchor="_Toc244136071" w:history="1">
+      <w:hyperlink w:anchor="_Toc244138105" w:history="1">
         <w:r>
           <w:rPr>
             <w:rStyle w:val="Collegamentoipertestuale"/>
@@ -11614,7 +11614,7 @@
             <w:noProof/>
             <w:webHidden/>
           </w:rPr>
-          <w:instrText xml:space="preserve"> PAGEREF _Toc244136071 \h </w:instrText>
+          <w:instrText xml:space="preserve"> PAGEREF _Toc244138105 \h </w:instrText>
         </w:r>
         <w:r>
           <w:rPr>
@@ -11661,7 +11661,7 @@
           <w14:ligatures w14:val="standardContextual"/>
         </w:rPr>
       </w:pPr>
-      <w:hyperlink w:anchor="_Toc244136072" w:history="1">
+      <w:hyperlink w:anchor="_Toc244138106" w:history="1">
         <w:r>
           <w:rPr>
             <w:rStyle w:val="Collegamentoipertestuale"/>
@@ -11706,7 +11706,7 @@
             <w:noProof/>
             <w:webHidden/>
           </w:rPr>
-          <w:instrText xml:space="preserve"> PAGEREF _Toc244136072 \h </w:instrText>
+          <w:instrText xml:space="preserve"> PAGEREF _Toc244138106 \h </w:instrText>
         </w:r>
         <w:r>
           <w:rPr>
@@ -11753,7 +11753,7 @@
           <w14:ligatures w14:val="standardContextual"/>
         </w:rPr>
       </w:pPr>
-      <w:hyperlink w:anchor="_Toc244136073" w:history="1">
+      <w:hyperlink w:anchor="_Toc244138107" w:history="1">
         <w:r>
           <w:rPr>
             <w:rStyle w:val="Collegamentoipertestuale"/>
@@ -11798,7 +11798,7 @@
             <w:noProof/>
             <w:webHidden/>
           </w:rPr>
-          <w:instrText xml:space="preserve"> PAGEREF _Toc244136073 \h </w:instrText>
+          <w:instrText xml:space="preserve"> PAGEREF _Toc244138107 \h </w:instrText>
         </w:r>
         <w:r>
           <w:rPr>
@@ -11845,7 +11845,7 @@
           <w14:ligatures w14:val="standardContextual"/>
         </w:rPr>
       </w:pPr>
-      <w:hyperlink w:anchor="_Toc244136074" w:history="1">
+      <w:hyperlink w:anchor="_Toc244138108" w:history="1">
         <w:r>
           <w:rPr>
             <w:rStyle w:val="Collegamentoipertestuale"/>
@@ -11890,7 +11890,7 @@
             <w:noProof/>
             <w:webHidden/>
           </w:rPr>
-          <w:instrText xml:space="preserve"> PAGEREF _Toc244136074 \h </w:instrText>
+          <w:instrText xml:space="preserve"> PAGEREF _Toc244138108 \h </w:instrText>
         </w:r>
         <w:r>
           <w:rPr>
@@ -11937,7 +11937,7 @@
           <w14:ligatures w14:val="standardContextual"/>
         </w:rPr>
       </w:pPr>
-      <w:hyperlink w:anchor="_Toc244136075" w:history="1">
+      <w:hyperlink w:anchor="_Toc244138109" w:history="1">
         <w:r>
           <w:rPr>
             <w:rStyle w:val="Collegamentoipertestuale"/>
@@ -11982,7 +11982,7 @@
             <w:noProof/>
             <w:webHidden/>
           </w:rPr>
-          <w:instrText xml:space="preserve"> PAGEREF _Toc244136075 \h </w:instrText>
+          <w:instrText xml:space="preserve"> PAGEREF _Toc244138109 \h </w:instrText>
         </w:r>
         <w:r>
           <w:rPr>
@@ -12029,7 +12029,7 @@
           <w14:ligatures w14:val="standardContextual"/>
         </w:rPr>
       </w:pPr>
-      <w:hyperlink w:anchor="_Toc244136076" w:history="1">
+      <w:hyperlink w:anchor="_Toc244138110" w:history="1">
         <w:r>
           <w:rPr>
             <w:rStyle w:val="Collegamentoipertestuale"/>
@@ -12074,7 +12074,7 @@
             <w:noProof/>
             <w:webHidden/>
           </w:rPr>
-          <w:instrText xml:space="preserve"> PAGEREF _Toc244136076 \h </w:instrText>
+          <w:instrText xml:space="preserve"> PAGEREF _Toc244138110 \h </w:instrText>
         </w:r>
         <w:r>
           <w:rPr>
@@ -12121,7 +12121,7 @@
           <w14:ligatures w14:val="standardContextual"/>
         </w:rPr>
       </w:pPr>
-      <w:hyperlink w:anchor="_Toc244136077" w:history="1">
+      <w:hyperlink w:anchor="_Toc244138111" w:history="1">
         <w:r>
           <w:rPr>
             <w:rStyle w:val="Collegamentoipertestuale"/>
@@ -12166,7 +12166,7 @@
             <w:noProof/>
             <w:webHidden/>
           </w:rPr>
-          <w:instrText xml:space="preserve"> PAGEREF _Toc244136077 \h </w:instrText>
+          <w:instrText xml:space="preserve"> PAGEREF _Toc244138111 \h </w:instrText>
         </w:r>
         <w:r>
           <w:rPr>
@@ -12212,7 +12212,7 @@
           <w14:ligatures w14:val="standardContextual"/>
         </w:rPr>
       </w:pPr>
-      <w:hyperlink w:anchor="_Toc244136078" w:history="1">
+      <w:hyperlink w:anchor="_Toc244138112" w:history="1">
         <w:r>
           <w:rPr>
             <w:rStyle w:val="Collegamentoipertestuale"/>
@@ -12260,7 +12260,7 @@
             <w:noProof/>
             <w:webHidden/>
           </w:rPr>
-          <w:instrText xml:space="preserve"> PAGEREF _Toc244136078 \h </w:instrText>
+          <w:instrText xml:space="preserve"> PAGEREF _Toc244138112 \h </w:instrText>
         </w:r>
         <w:r>
           <w:rPr>
@@ -12307,7 +12307,7 @@
           <w14:ligatures w14:val="standardContextual"/>
         </w:rPr>
       </w:pPr>
-      <w:hyperlink w:anchor="_Toc244136079" w:history="1">
+      <w:hyperlink w:anchor="_Toc244138113" w:history="1">
         <w:r>
           <w:rPr>
             <w:rStyle w:val="Collegamentoipertestuale"/>
@@ -12352,7 +12352,7 @@
             <w:noProof/>
             <w:webHidden/>
           </w:rPr>
-          <w:instrText xml:space="preserve"> PAGEREF _Toc244136079 \h </w:instrText>
+          <w:instrText xml:space="preserve"> PAGEREF _Toc244138113 \h </w:instrText>
         </w:r>
         <w:r>
           <w:rPr>
@@ -12399,7 +12399,7 @@
           <w14:ligatures w14:val="standardContextual"/>
         </w:rPr>
       </w:pPr>
-      <w:hyperlink w:anchor="_Toc244136080" w:history="1">
+      <w:hyperlink w:anchor="_Toc244138114" w:history="1">
         <w:r>
           <w:rPr>
             <w:rStyle w:val="Collegamentoipertestuale"/>
@@ -12444,7 +12444,7 @@
             <w:noProof/>
             <w:webHidden/>
           </w:rPr>
-          <w:instrText xml:space="preserve"> PAGEREF _Toc244136080 \h </w:instrText>
+          <w:instrText xml:space="preserve"> PAGEREF _Toc244138114 \h </w:instrText>
         </w:r>
         <w:r>
           <w:rPr>
@@ -12491,7 +12491,7 @@
           <w14:ligatures w14:val="standardContextual"/>
         </w:rPr>
       </w:pPr>
-      <w:hyperlink w:anchor="_Toc244136081" w:history="1">
+      <w:hyperlink w:anchor="_Toc244138115" w:history="1">
         <w:r>
           <w:rPr>
             <w:rStyle w:val="Collegamentoipertestuale"/>
@@ -12536,7 +12536,7 @@
             <w:noProof/>
             <w:webHidden/>
           </w:rPr>
-          <w:instrText xml:space="preserve"> PAGEREF _Toc244136081 \h </w:instrText>
+          <w:instrText xml:space="preserve"> PAGEREF _Toc244138115 \h </w:instrText>
         </w:r>
         <w:r>
           <w:rPr>
@@ -12583,7 +12583,7 @@
           <w14:ligatures w14:val="standardContextual"/>
         </w:rPr>
       </w:pPr>
-      <w:hyperlink w:anchor="_Toc244136082" w:history="1">
+      <w:hyperlink w:anchor="_Toc244138116" w:history="1">
         <w:r>
           <w:rPr>
             <w:rStyle w:val="Collegamentoipertestuale"/>
@@ -12628,7 +12628,7 @@
             <w:noProof/>
             <w:webHidden/>
           </w:rPr>
-          <w:instrText xml:space="preserve"> PAGEREF _Toc244136082 \h </w:instrText>
+          <w:instrText xml:space="preserve"> PAGEREF _Toc244138116 \h </w:instrText>
         </w:r>
         <w:r>
           <w:rPr>
@@ -12675,7 +12675,7 @@
           <w14:ligatures w14:val="standardContextual"/>
         </w:rPr>
       </w:pPr>
-      <w:hyperlink w:anchor="_Toc244136083" w:history="1">
+      <w:hyperlink w:anchor="_Toc244138117" w:history="1">
         <w:r>
           <w:rPr>
             <w:rStyle w:val="Collegamentoipertestuale"/>
@@ -12720,7 +12720,7 @@
             <w:noProof/>
             <w:webHidden/>
           </w:rPr>
-          <w:instrText xml:space="preserve"> PAGEREF _Toc244136083 \h </w:instrText>
+          <w:instrText xml:space="preserve"> PAGEREF _Toc244138117 \h </w:instrText>
         </w:r>
         <w:r>
           <w:rPr>
@@ -12767,7 +12767,7 @@
           <w14:ligatures w14:val="standardContextual"/>
         </w:rPr>
       </w:pPr>
-      <w:hyperlink w:anchor="_Toc244136084" w:history="1">
+      <w:hyperlink w:anchor="_Toc244138118" w:history="1">
         <w:r>
           <w:rPr>
             <w:rStyle w:val="Collegamentoipertestuale"/>
@@ -12812,7 +12812,7 @@
             <w:noProof/>
             <w:webHidden/>
           </w:rPr>
-          <w:instrText xml:space="preserve"> PAGEREF _Toc244136084 \h </w:instrText>
+          <w:instrText xml:space="preserve"> PAGEREF _Toc244138118 \h </w:instrText>
         </w:r>
         <w:r>
           <w:rPr>
@@ -12859,7 +12859,7 @@
           <w14:ligatures w14:val="standardContextual"/>
         </w:rPr>
       </w:pPr>
-      <w:hyperlink w:anchor="_Toc244136085" w:history="1">
+      <w:hyperlink w:anchor="_Toc244138119" w:history="1">
         <w:r>
           <w:rPr>
             <w:rStyle w:val="Collegamentoipertestuale"/>
@@ -12904,7 +12904,7 @@
             <w:noProof/>
             <w:webHidden/>
           </w:rPr>
-          <w:instrText xml:space="preserve"> PAGEREF _Toc244136085 \h </w:instrText>
+          <w:instrText xml:space="preserve"> PAGEREF _Toc244138119 \h </w:instrText>
         </w:r>
         <w:r>
           <w:rPr>
@@ -12950,7 +12950,7 @@
           <w14:ligatures w14:val="standardContextual"/>
         </w:rPr>
       </w:pPr>
-      <w:hyperlink w:anchor="_Toc244136086" w:history="1">
+      <w:hyperlink w:anchor="_Toc244138120" w:history="1">
         <w:r>
           <w:rPr>
             <w:rStyle w:val="Collegamentoipertestuale"/>
@@ -12998,7 +12998,7 @@
             <w:noProof/>
             <w:webHidden/>
           </w:rPr>
-          <w:instrText xml:space="preserve"> PAGEREF _Toc244136086 \h </w:instrText>
+          <w:instrText xml:space="preserve"> PAGEREF _Toc244138120 \h </w:instrText>
         </w:r>
         <w:r>
           <w:rPr>
@@ -13045,7 +13045,7 @@
           <w14:ligatures w14:val="standardContextual"/>
         </w:rPr>
       </w:pPr>
-      <w:hyperlink w:anchor="_Toc244136087" w:history="1">
+      <w:hyperlink w:anchor="_Toc244138121" w:history="1">
         <w:r>
           <w:rPr>
             <w:rStyle w:val="Collegamentoipertestuale"/>
@@ -13090,7 +13090,7 @@
             <w:noProof/>
             <w:webHidden/>
           </w:rPr>
-          <w:instrText xml:space="preserve"> PAGEREF _Toc244136087 \h </w:instrText>
+          <w:instrText xml:space="preserve"> PAGEREF _Toc244138121 \h </w:instrText>
         </w:r>
         <w:r>
           <w:rPr>
@@ -13137,7 +13137,7 @@
           <w14:ligatures w14:val="standardContextual"/>
         </w:rPr>
       </w:pPr>
-      <w:hyperlink w:anchor="_Toc244136088" w:history="1">
+      <w:hyperlink w:anchor="_Toc244138122" w:history="1">
         <w:r>
           <w:rPr>
             <w:rStyle w:val="Collegamentoipertestuale"/>
@@ -13182,7 +13182,7 @@
             <w:noProof/>
             <w:webHidden/>
           </w:rPr>
-          <w:instrText xml:space="preserve"> PAGEREF _Toc244136088 \h </w:instrText>
+          <w:instrText xml:space="preserve"> PAGEREF _Toc244138122 \h </w:instrText>
         </w:r>
         <w:r>
           <w:rPr>
@@ -13229,7 +13229,7 @@
           <w14:ligatures w14:val="standardContextual"/>
         </w:rPr>
       </w:pPr>
-      <w:hyperlink w:anchor="_Toc244136089" w:history="1">
+      <w:hyperlink w:anchor="_Toc244138123" w:history="1">
         <w:r>
           <w:rPr>
             <w:rStyle w:val="Collegamentoipertestuale"/>
@@ -13274,7 +13274,7 @@
             <w:noProof/>
             <w:webHidden/>
           </w:rPr>
-          <w:instrText xml:space="preserve"> PAGEREF _Toc244136089 \h </w:instrText>
+          <w:instrText xml:space="preserve"> PAGEREF _Toc244138123 \h </w:instrText>
         </w:r>
         <w:r>
           <w:rPr>
@@ -13321,7 +13321,7 @@
           <w14:ligatures w14:val="standardContextual"/>
         </w:rPr>
       </w:pPr>
-      <w:hyperlink w:anchor="_Toc244136090" w:history="1">
+      <w:hyperlink w:anchor="_Toc244138124" w:history="1">
         <w:r>
           <w:rPr>
             <w:rStyle w:val="Collegamentoipertestuale"/>
@@ -13366,7 +13366,7 @@
             <w:noProof/>
             <w:webHidden/>
           </w:rPr>
-          <w:instrText xml:space="preserve"> PAGEREF _Toc244136090 \h </w:instrText>
+          <w:instrText xml:space="preserve"> PAGEREF _Toc244138124 \h </w:instrText>
         </w:r>
         <w:r>
           <w:rPr>
@@ -13413,7 +13413,7 @@
           <w14:ligatures w14:val="standardContextual"/>
         </w:rPr>
       </w:pPr>
-      <w:hyperlink w:anchor="_Toc244136091" w:history="1">
+      <w:hyperlink w:anchor="_Toc244138125" w:history="1">
         <w:r>
           <w:rPr>
             <w:rStyle w:val="Collegamentoipertestuale"/>
@@ -13458,7 +13458,7 @@
             <w:noProof/>
             <w:webHidden/>
           </w:rPr>
-          <w:instrText xml:space="preserve"> PAGEREF _Toc244136091 \h </w:instrText>
+          <w:instrText xml:space="preserve"> PAGEREF _Toc244138125 \h </w:instrText>
         </w:r>
         <w:r>
           <w:rPr>
@@ -13505,7 +13505,7 @@
           <w14:ligatures w14:val="standardContextual"/>
         </w:rPr>
       </w:pPr>
-      <w:hyperlink w:anchor="_Toc244136092" w:history="1">
+      <w:hyperlink w:anchor="_Toc244138126" w:history="1">
         <w:r>
           <w:rPr>
             <w:rStyle w:val="Collegamentoipertestuale"/>
@@ -13550,7 +13550,7 @@
             <w:noProof/>
             <w:webHidden/>
           </w:rPr>
-          <w:instrText xml:space="preserve"> PAGEREF _Toc244136092 \h </w:instrText>
+          <w:instrText xml:space="preserve"> PAGEREF _Toc244138126 \h </w:instrText>
         </w:r>
         <w:r>
           <w:rPr>
@@ -13597,7 +13597,7 @@
           <w14:ligatures w14:val="standardContextual"/>
         </w:rPr>
       </w:pPr>
-      <w:hyperlink w:anchor="_Toc244136093" w:history="1">
+      <w:hyperlink w:anchor="_Toc244138127" w:history="1">
         <w:r>
           <w:rPr>
             <w:rStyle w:val="Collegamentoipertestuale"/>
@@ -13642,7 +13642,7 @@
             <w:noProof/>
             <w:webHidden/>
           </w:rPr>
-          <w:instrText xml:space="preserve"> PAGEREF _Toc244136093 \h </w:instrText>
+          <w:instrText xml:space="preserve"> PAGEREF _Toc244138127 \h </w:instrText>
         </w:r>
         <w:r>
           <w:rPr>
@@ -13689,7 +13689,7 @@
           <w14:ligatures w14:val="standardContextual"/>
         </w:rPr>
       </w:pPr>
-      <w:hyperlink w:anchor="_Toc244136094" w:history="1">
+      <w:hyperlink w:anchor="_Toc244138128" w:history="1">
         <w:r>
           <w:rPr>
             <w:rStyle w:val="Collegamentoipertestuale"/>
@@ -13734,7 +13734,7 @@
             <w:noProof/>
             <w:webHidden/>
           </w:rPr>
-          <w:instrText xml:space="preserve"> PAGEREF _Toc244136094 \h </w:instrText>
+          <w:instrText xml:space="preserve"> PAGEREF _Toc244138128 \h </w:instrText>
         </w:r>
         <w:r>
           <w:rPr>
@@ -13781,7 +13781,7 @@
           <w14:ligatures w14:val="standardContextual"/>
         </w:rPr>
       </w:pPr>
-      <w:hyperlink w:anchor="_Toc244136095" w:history="1">
+      <w:hyperlink w:anchor="_Toc244138129" w:history="1">
         <w:r>
           <w:rPr>
             <w:rStyle w:val="Collegamentoipertestuale"/>
@@ -13826,7 +13826,7 @@
             <w:noProof/>
             <w:webHidden/>
           </w:rPr>
-          <w:instrText xml:space="preserve"> PAGEREF _Toc244136095 \h </w:instrText>
+          <w:instrText xml:space="preserve"> PAGEREF _Toc244138129 \h </w:instrText>
         </w:r>
         <w:r>
           <w:rPr>
@@ -13873,7 +13873,7 @@
           <w14:ligatures w14:val="standardContextual"/>
         </w:rPr>
       </w:pPr>
-      <w:hyperlink w:anchor="_Toc244136096" w:history="1">
+      <w:hyperlink w:anchor="_Toc244138130" w:history="1">
         <w:r>
           <w:rPr>
             <w:rStyle w:val="Collegamentoipertestuale"/>
@@ -13918,7 +13918,7 @@
             <w:noProof/>
             <w:webHidden/>
           </w:rPr>
-          <w:instrText xml:space="preserve"> PAGEREF _Toc244136096 \h </w:instrText>
+          <w:instrText xml:space="preserve"> PAGEREF _Toc244138130 \h </w:instrText>
         </w:r>
         <w:r>
           <w:rPr>
@@ -13965,7 +13965,7 @@
           <w14:ligatures w14:val="standardContextual"/>
         </w:rPr>
       </w:pPr>
-      <w:hyperlink w:anchor="_Toc244136097" w:history="1">
+      <w:hyperlink w:anchor="_Toc244138131" w:history="1">
         <w:r>
           <w:rPr>
             <w:rStyle w:val="Collegamentoipertestuale"/>
@@ -14010,7 +14010,7 @@
             <w:noProof/>
             <w:webHidden/>
           </w:rPr>
-          <w:instrText xml:space="preserve"> PAGEREF _Toc244136097 \h </w:instrText>
+          <w:instrText xml:space="preserve"> PAGEREF _Toc244138131 \h </w:instrText>
         </w:r>
         <w:r>
           <w:rPr>
@@ -14057,7 +14057,7 @@
           <w14:ligatures w14:val="standardContextual"/>
         </w:rPr>
       </w:pPr>
-      <w:hyperlink w:anchor="_Toc244136098" w:history="1">
+      <w:hyperlink w:anchor="_Toc244138132" w:history="1">
         <w:r>
           <w:rPr>
             <w:rStyle w:val="Collegamentoipertestuale"/>
@@ -14102,7 +14102,7 @@
             <w:noProof/>
             <w:webHidden/>
           </w:rPr>
-          <w:instrText xml:space="preserve"> PAGEREF _Toc244136098 \h </w:instrText>
+          <w:instrText xml:space="preserve"> PAGEREF _Toc244138132 \h </w:instrText>
         </w:r>
         <w:r>
           <w:rPr>
@@ -14149,7 +14149,7 @@
           <w14:ligatures w14:val="standardContextual"/>
         </w:rPr>
       </w:pPr>
-      <w:hyperlink w:anchor="_Toc244136099" w:history="1">
+      <w:hyperlink w:anchor="_Toc244138133" w:history="1">
         <w:r>
           <w:rPr>
             <w:rStyle w:val="Collegamentoipertestuale"/>
@@ -14194,7 +14194,7 @@
             <w:noProof/>
             <w:webHidden/>
           </w:rPr>
-          <w:instrText xml:space="preserve"> PAGEREF _Toc244136099 \h </w:instrText>
+          <w:instrText xml:space="preserve"> PAGEREF _Toc244138133 \h </w:instrText>
         </w:r>
         <w:r>
           <w:rPr>
@@ -14241,7 +14241,7 @@
           <w14:ligatures w14:val="standardContextual"/>
         </w:rPr>
       </w:pPr>
-      <w:hyperlink w:anchor="_Toc244136100" w:history="1">
+      <w:hyperlink w:anchor="_Toc244138134" w:history="1">
         <w:r>
           <w:rPr>
             <w:rStyle w:val="Collegamentoipertestuale"/>
@@ -14286,7 +14286,7 @@
             <w:noProof/>
             <w:webHidden/>
           </w:rPr>
-          <w:instrText xml:space="preserve"> PAGEREF _Toc244136100 \h </w:instrText>
+          <w:instrText xml:space="preserve"> PAGEREF _Toc244138134 \h </w:instrText>
         </w:r>
         <w:r>
           <w:rPr>
@@ -14333,7 +14333,7 @@
           <w14:ligatures w14:val="standardContextual"/>
         </w:rPr>
       </w:pPr>
-      <w:hyperlink w:anchor="_Toc244136101" w:history="1">
+      <w:hyperlink w:anchor="_Toc244138135" w:history="1">
         <w:r>
           <w:rPr>
             <w:rStyle w:val="Collegamentoipertestuale"/>
@@ -14378,7 +14378,7 @@
             <w:noProof/>
             <w:webHidden/>
           </w:rPr>
-          <w:instrText xml:space="preserve"> PAGEREF _Toc244136101 \h </w:instrText>
+          <w:instrText xml:space="preserve"> PAGEREF _Toc244138135 \h </w:instrText>
         </w:r>
         <w:r>
           <w:rPr>
@@ -14425,7 +14425,7 @@
           <w14:ligatures w14:val="standardContextual"/>
         </w:rPr>
       </w:pPr>
-      <w:hyperlink w:anchor="_Toc244136102" w:history="1">
+      <w:hyperlink w:anchor="_Toc244138136" w:history="1">
         <w:r>
           <w:rPr>
             <w:rStyle w:val="Collegamentoipertestuale"/>
@@ -14470,7 +14470,7 @@
             <w:noProof/>
             <w:webHidden/>
           </w:rPr>
-          <w:instrText xml:space="preserve"> PAGEREF _Toc244136102 \h </w:instrText>
+          <w:instrText xml:space="preserve"> PAGEREF _Toc244138136 \h </w:instrText>
         </w:r>
         <w:r>
           <w:rPr>
@@ -14517,7 +14517,7 @@
           <w14:ligatures w14:val="standardContextual"/>
         </w:rPr>
       </w:pPr>
-      <w:hyperlink w:anchor="_Toc244136103" w:history="1">
+      <w:hyperlink w:anchor="_Toc244138137" w:history="1">
         <w:r>
           <w:rPr>
             <w:rStyle w:val="Collegamentoipertestuale"/>
@@ -14562,7 +14562,7 @@
             <w:noProof/>
             <w:webHidden/>
           </w:rPr>
-          <w:instrText xml:space="preserve"> PAGEREF _Toc244136103 \h </w:instrText>
+          <w:instrText xml:space="preserve"> PAGEREF _Toc244138137 \h </w:instrText>
         </w:r>
         <w:r>
           <w:rPr>
@@ -14609,7 +14609,7 @@
           <w14:ligatures w14:val="standardContextual"/>
         </w:rPr>
       </w:pPr>
-      <w:hyperlink w:anchor="_Toc244136104" w:history="1">
+      <w:hyperlink w:anchor="_Toc244138138" w:history="1">
         <w:r>
           <w:rPr>
             <w:rStyle w:val="Collegamentoipertestuale"/>
@@ -14654,7 +14654,7 @@
             <w:noProof/>
             <w:webHidden/>
           </w:rPr>
-          <w:instrText xml:space="preserve"> PAGEREF _Toc244136104 \h </w:instrText>
+          <w:instrText xml:space="preserve"> PAGEREF _Toc244138138 \h </w:instrText>
         </w:r>
         <w:r>
           <w:rPr>
@@ -14701,7 +14701,7 @@
           <w14:ligatures w14:val="standardContextual"/>
         </w:rPr>
       </w:pPr>
-      <w:hyperlink w:anchor="_Toc244136105" w:history="1">
+      <w:hyperlink w:anchor="_Toc244138139" w:history="1">
         <w:r>
           <w:rPr>
             <w:rStyle w:val="Collegamentoipertestuale"/>
@@ -14746,7 +14746,7 @@
             <w:noProof/>
             <w:webHidden/>
           </w:rPr>
-          <w:instrText xml:space="preserve"> PAGEREF _Toc244136105 \h </w:instrText>
+          <w:instrText xml:space="preserve"> PAGEREF _Toc244138139 \h </w:instrText>
         </w:r>
         <w:r>
           <w:rPr>
@@ -14793,7 +14793,7 @@
           <w14:ligatures w14:val="standardContextual"/>
         </w:rPr>
       </w:pPr>
-      <w:hyperlink w:anchor="_Toc244136106" w:history="1">
+      <w:hyperlink w:anchor="_Toc244138140" w:history="1">
         <w:r>
           <w:rPr>
             <w:rStyle w:val="Collegamentoipertestuale"/>
@@ -14838,7 +14838,7 @@
             <w:noProof/>
             <w:webHidden/>
           </w:rPr>
-          <w:instrText xml:space="preserve"> PAGEREF _Toc244136106 \h </w:instrText>
+          <w:instrText xml:space="preserve"> PAGEREF _Toc244138140 \h </w:instrText>
         </w:r>
         <w:r>
           <w:rPr>
@@ -14858,7 +14858,7 @@
             <w:noProof/>
             <w:webHidden/>
           </w:rPr>
-          <w:t>74</w:t>
+          <w:t>76</w:t>
         </w:r>
         <w:r>
           <w:rPr>
@@ -14885,7 +14885,7 @@
           <w14:ligatures w14:val="standardContextual"/>
         </w:rPr>
       </w:pPr>
-      <w:hyperlink w:anchor="_Toc244136107" w:history="1">
+      <w:hyperlink w:anchor="_Toc244138141" w:history="1">
         <w:r>
           <w:rPr>
             <w:rStyle w:val="Collegamentoipertestuale"/>
@@ -14930,7 +14930,7 @@
             <w:noProof/>
             <w:webHidden/>
           </w:rPr>
-          <w:instrText xml:space="preserve"> PAGEREF _Toc244136107 \h </w:instrText>
+          <w:instrText xml:space="preserve"> PAGEREF _Toc244138141 \h </w:instrText>
         </w:r>
         <w:r>
           <w:rPr>
@@ -14950,7 +14950,7 @@
             <w:noProof/>
             <w:webHidden/>
           </w:rPr>
-          <w:t>76</w:t>
+          <w:t>77</w:t>
         </w:r>
         <w:r>
           <w:rPr>
@@ -14977,7 +14977,7 @@
           <w14:ligatures w14:val="standardContextual"/>
         </w:rPr>
       </w:pPr>
-      <w:hyperlink w:anchor="_Toc244136108" w:history="1">
+      <w:hyperlink w:anchor="_Toc244138142" w:history="1">
         <w:r>
           <w:rPr>
             <w:rStyle w:val="Collegamentoipertestuale"/>
@@ -15022,7 +15022,7 @@
             <w:noProof/>
             <w:webHidden/>
           </w:rPr>
-          <w:instrText xml:space="preserve"> PAGEREF _Toc244136108 \h </w:instrText>
+          <w:instrText xml:space="preserve"> PAGEREF _Toc244138142 \h </w:instrText>
         </w:r>
         <w:r>
           <w:rPr>
@@ -15042,7 +15042,7 @@
             <w:noProof/>
             <w:webHidden/>
           </w:rPr>
-          <w:t>76</w:t>
+          <w:t>78</w:t>
         </w:r>
         <w:r>
           <w:rPr>
@@ -15068,7 +15068,7 @@
           <w14:ligatures w14:val="standardContextual"/>
         </w:rPr>
       </w:pPr>
-      <w:hyperlink w:anchor="_Toc244136109" w:history="1">
+      <w:hyperlink w:anchor="_Toc244138143" w:history="1">
         <w:r>
           <w:rPr>
             <w:rStyle w:val="Collegamentoipertestuale"/>
@@ -15116,7 +15116,7 @@
             <w:noProof/>
             <w:webHidden/>
           </w:rPr>
-          <w:instrText xml:space="preserve"> PAGEREF _Toc244136109 \h </w:instrText>
+          <w:instrText xml:space="preserve"> PAGEREF _Toc244138143 \h </w:instrText>
         </w:r>
         <w:r>
           <w:rPr>
@@ -15136,7 +15136,7 @@
             <w:noProof/>
             <w:webHidden/>
           </w:rPr>
-          <w:t>77</w:t>
+          <w:t>78</w:t>
         </w:r>
         <w:r>
           <w:rPr>
@@ -15163,7 +15163,7 @@
           <w14:ligatures w14:val="standardContextual"/>
         </w:rPr>
       </w:pPr>
-      <w:hyperlink w:anchor="_Toc244136110" w:history="1">
+      <w:hyperlink w:anchor="_Toc244138144" w:history="1">
         <w:r>
           <w:rPr>
             <w:rStyle w:val="Collegamentoipertestuale"/>
@@ -15208,7 +15208,7 @@
             <w:noProof/>
             <w:webHidden/>
           </w:rPr>
-          <w:instrText xml:space="preserve"> PAGEREF _Toc244136110 \h </w:instrText>
+          <w:instrText xml:space="preserve"> PAGEREF _Toc244138144 \h </w:instrText>
         </w:r>
         <w:r>
           <w:rPr>
@@ -15228,7 +15228,7 @@
             <w:noProof/>
             <w:webHidden/>
           </w:rPr>
-          <w:t>77</w:t>
+          <w:t>78</w:t>
         </w:r>
         <w:r>
           <w:rPr>
@@ -15255,7 +15255,7 @@
           <w14:ligatures w14:val="standardContextual"/>
         </w:rPr>
       </w:pPr>
-      <w:hyperlink w:anchor="_Toc244136111" w:history="1">
+      <w:hyperlink w:anchor="_Toc244138145" w:history="1">
         <w:r>
           <w:rPr>
             <w:rStyle w:val="Collegamentoipertestuale"/>
@@ -15300,7 +15300,7 @@
             <w:noProof/>
             <w:webHidden/>
           </w:rPr>
-          <w:instrText xml:space="preserve"> PAGEREF _Toc244136111 \h </w:instrText>
+          <w:instrText xml:space="preserve"> PAGEREF _Toc244138145 \h </w:instrText>
         </w:r>
         <w:r>
           <w:rPr>
@@ -15320,7 +15320,7 @@
             <w:noProof/>
             <w:webHidden/>
           </w:rPr>
-          <w:t>77</w:t>
+          <w:t>79</w:t>
         </w:r>
         <w:r>
           <w:rPr>
@@ -15347,7 +15347,7 @@
           <w14:ligatures w14:val="standardContextual"/>
         </w:rPr>
       </w:pPr>
-      <w:hyperlink w:anchor="_Toc244136112" w:history="1">
+      <w:hyperlink w:anchor="_Toc244138146" w:history="1">
         <w:r>
           <w:rPr>
             <w:rStyle w:val="Collegamentoipertestuale"/>
@@ -15392,7 +15392,7 @@
             <w:noProof/>
             <w:webHidden/>
           </w:rPr>
-          <w:instrText xml:space="preserve"> PAGEREF _Toc244136112 \h </w:instrText>
+          <w:instrText xml:space="preserve"> PAGEREF _Toc244138146 \h </w:instrText>
         </w:r>
         <w:r>
           <w:rPr>
@@ -15412,7 +15412,7 @@
             <w:noProof/>
             <w:webHidden/>
           </w:rPr>
-          <w:t>77</w:t>
+          <w:t>79</w:t>
         </w:r>
         <w:r>
           <w:rPr>
@@ -15438,7 +15438,7 @@
           <w14:ligatures w14:val="standardContextual"/>
         </w:rPr>
       </w:pPr>
-      <w:hyperlink w:anchor="_Toc244136113" w:history="1">
+      <w:hyperlink w:anchor="_Toc244138147" w:history="1">
         <w:r>
           <w:rPr>
             <w:rStyle w:val="Collegamentoipertestuale"/>
@@ -15486,7 +15486,7 @@
             <w:noProof/>
             <w:webHidden/>
           </w:rPr>
-          <w:instrText xml:space="preserve"> PAGEREF _Toc244136113 \h </w:instrText>
+          <w:instrText xml:space="preserve"> PAGEREF _Toc244138147 \h </w:instrText>
         </w:r>
         <w:r>
           <w:rPr>
@@ -15506,7 +15506,7 @@
             <w:noProof/>
             <w:webHidden/>
           </w:rPr>
-          <w:t>77</w:t>
+          <w:t>79</w:t>
         </w:r>
         <w:r>
           <w:rPr>
@@ -15533,7 +15533,7 @@
           <w14:ligatures w14:val="standardContextual"/>
         </w:rPr>
       </w:pPr>
-      <w:hyperlink w:anchor="_Toc244136114" w:history="1">
+      <w:hyperlink w:anchor="_Toc244138148" w:history="1">
         <w:r>
           <w:rPr>
             <w:rStyle w:val="Collegamentoipertestuale"/>
@@ -15578,7 +15578,7 @@
             <w:noProof/>
             <w:webHidden/>
           </w:rPr>
-          <w:instrText xml:space="preserve"> PAGEREF _Toc244136114 \h </w:instrText>
+          <w:instrText xml:space="preserve"> PAGEREF _Toc244138148 \h </w:instrText>
         </w:r>
         <w:r>
           <w:rPr>
@@ -15598,7 +15598,7 @@
             <w:noProof/>
             <w:webHidden/>
           </w:rPr>
-          <w:t>77</w:t>
+          <w:t>79</w:t>
         </w:r>
         <w:r>
           <w:rPr>
@@ -15625,7 +15625,7 @@
           <w14:ligatures w14:val="standardContextual"/>
         </w:rPr>
       </w:pPr>
-      <w:hyperlink w:anchor="_Toc244136115" w:history="1">
+      <w:hyperlink w:anchor="_Toc244138149" w:history="1">
         <w:r>
           <w:rPr>
             <w:rStyle w:val="Collegamentoipertestuale"/>
@@ -15670,7 +15670,7 @@
             <w:noProof/>
             <w:webHidden/>
           </w:rPr>
-          <w:instrText xml:space="preserve"> PAGEREF _Toc244136115 \h </w:instrText>
+          <w:instrText xml:space="preserve"> PAGEREF _Toc244138149 \h </w:instrText>
         </w:r>
         <w:r>
           <w:rPr>
@@ -15690,7 +15690,7 @@
             <w:noProof/>
             <w:webHidden/>
           </w:rPr>
-          <w:t>77</w:t>
+          <w:t>79</w:t>
         </w:r>
         <w:r>
           <w:rPr>
@@ -15717,7 +15717,7 @@
           <w14:ligatures w14:val="standardContextual"/>
         </w:rPr>
       </w:pPr>
-      <w:hyperlink w:anchor="_Toc244136116" w:history="1">
+      <w:hyperlink w:anchor="_Toc244138150" w:history="1">
         <w:r>
           <w:rPr>
             <w:rStyle w:val="Collegamentoipertestuale"/>
@@ -15762,7 +15762,7 @@
             <w:noProof/>
             <w:webHidden/>
           </w:rPr>
-          <w:instrText xml:space="preserve"> PAGEREF _Toc244136116 \h </w:instrText>
+          <w:instrText xml:space="preserve"> PAGEREF _Toc244138150 \h </w:instrText>
         </w:r>
         <w:r>
           <w:rPr>
@@ -15782,7 +15782,7 @@
             <w:noProof/>
             <w:webHidden/>
           </w:rPr>
-          <w:t>78</w:t>
+          <w:t>79</w:t>
         </w:r>
         <w:r>
           <w:rPr>
@@ -15808,7 +15808,7 @@
           <w14:ligatures w14:val="standardContextual"/>
         </w:rPr>
       </w:pPr>
-      <w:hyperlink w:anchor="_Toc244136117" w:history="1">
+      <w:hyperlink w:anchor="_Toc244138151" w:history="1">
         <w:r>
           <w:rPr>
             <w:rStyle w:val="Collegamentoipertestuale"/>
@@ -15856,7 +15856,7 @@
             <w:noProof/>
             <w:webHidden/>
           </w:rPr>
-          <w:instrText xml:space="preserve"> PAGEREF _Toc244136117 \h </w:instrText>
+          <w:instrText xml:space="preserve"> PAGEREF _Toc244138151 \h </w:instrText>
         </w:r>
         <w:r>
           <w:rPr>
@@ -15876,7 +15876,7 @@
             <w:noProof/>
             <w:webHidden/>
           </w:rPr>
-          <w:t>78</w:t>
+          <w:t>79</w:t>
         </w:r>
         <w:r>
           <w:rPr>
@@ -15903,7 +15903,7 @@
           <w14:ligatures w14:val="standardContextual"/>
         </w:rPr>
       </w:pPr>
-      <w:hyperlink w:anchor="_Toc244136118" w:history="1">
+      <w:hyperlink w:anchor="_Toc244138152" w:history="1">
         <w:r>
           <w:rPr>
             <w:rStyle w:val="Collegamentoipertestuale"/>
@@ -15948,7 +15948,7 @@
             <w:noProof/>
             <w:webHidden/>
           </w:rPr>
-          <w:instrText xml:space="preserve"> PAGEREF _Toc244136118 \h </w:instrText>
+          <w:instrText xml:space="preserve"> PAGEREF _Toc244138152 \h </w:instrText>
         </w:r>
         <w:r>
           <w:rPr>
@@ -15968,7 +15968,7 @@
             <w:noProof/>
             <w:webHidden/>
           </w:rPr>
-          <w:t>78</w:t>
+          <w:t>80</w:t>
         </w:r>
         <w:r>
           <w:rPr>
@@ -15995,7 +15995,7 @@
           <w14:ligatures w14:val="standardContextual"/>
         </w:rPr>
       </w:pPr>
-      <w:hyperlink w:anchor="_Toc244136119" w:history="1">
+      <w:hyperlink w:anchor="_Toc244138153" w:history="1">
         <w:r>
           <w:rPr>
             <w:rStyle w:val="Collegamentoipertestuale"/>
@@ -16040,7 +16040,7 @@
             <w:noProof/>
             <w:webHidden/>
           </w:rPr>
-          <w:instrText xml:space="preserve"> PAGEREF _Toc244136119 \h </w:instrText>
+          <w:instrText xml:space="preserve"> PAGEREF _Toc244138153 \h </w:instrText>
         </w:r>
         <w:r>
           <w:rPr>
@@ -16060,7 +16060,7 @@
             <w:noProof/>
             <w:webHidden/>
           </w:rPr>
-          <w:t>78</w:t>
+          <w:t>80</w:t>
         </w:r>
         <w:r>
           <w:rPr>
@@ -16087,7 +16087,7 @@
           <w14:ligatures w14:val="standardContextual"/>
         </w:rPr>
       </w:pPr>
-      <w:hyperlink w:anchor="_Toc244136120" w:history="1">
+      <w:hyperlink w:anchor="_Toc244138154" w:history="1">
         <w:r>
           <w:rPr>
             <w:rStyle w:val="Collegamentoipertestuale"/>
@@ -16132,7 +16132,7 @@
             <w:noProof/>
             <w:webHidden/>
           </w:rPr>
-          <w:instrText xml:space="preserve"> PAGEREF _Toc244136120 \h </w:instrText>
+          <w:instrText xml:space="preserve"> PAGEREF _Toc244138154 \h </w:instrText>
         </w:r>
         <w:r>
           <w:rPr>
@@ -16152,7 +16152,7 @@
             <w:noProof/>
             <w:webHidden/>
           </w:rPr>
-          <w:t>79</w:t>
+          <w:t>81</w:t>
         </w:r>
         <w:r>
           <w:rPr>
@@ -16179,7 +16179,7 @@
           <w14:ligatures w14:val="standardContextual"/>
         </w:rPr>
       </w:pPr>
-      <w:hyperlink w:anchor="_Toc244136121" w:history="1">
+      <w:hyperlink w:anchor="_Toc244138155" w:history="1">
         <w:r>
           <w:rPr>
             <w:rStyle w:val="Collegamentoipertestuale"/>
@@ -16224,7 +16224,7 @@
             <w:noProof/>
             <w:webHidden/>
           </w:rPr>
-          <w:instrText xml:space="preserve"> PAGEREF _Toc244136121 \h </w:instrText>
+          <w:instrText xml:space="preserve"> PAGEREF _Toc244138155 \h </w:instrText>
         </w:r>
         <w:r>
           <w:rPr>
@@ -16244,7 +16244,7 @@
             <w:noProof/>
             <w:webHidden/>
           </w:rPr>
-          <w:t>80</w:t>
+          <w:t>82</w:t>
         </w:r>
         <w:r>
           <w:rPr>
@@ -16271,7 +16271,7 @@
           <w14:ligatures w14:val="standardContextual"/>
         </w:rPr>
       </w:pPr>
-      <w:hyperlink w:anchor="_Toc244136122" w:history="1">
+      <w:hyperlink w:anchor="_Toc244138156" w:history="1">
         <w:r>
           <w:rPr>
             <w:rStyle w:val="Collegamentoipertestuale"/>
@@ -16316,7 +16316,7 @@
             <w:noProof/>
             <w:webHidden/>
           </w:rPr>
-          <w:instrText xml:space="preserve"> PAGEREF _Toc244136122 \h </w:instrText>
+          <w:instrText xml:space="preserve"> PAGEREF _Toc244138156 \h </w:instrText>
         </w:r>
         <w:r>
           <w:rPr>
@@ -16336,7 +16336,7 @@
             <w:noProof/>
             <w:webHidden/>
           </w:rPr>
-          <w:t>81</w:t>
+          <w:t>82</w:t>
         </w:r>
         <w:r>
           <w:rPr>
@@ -16362,7 +16362,7 @@
           <w14:ligatures w14:val="standardContextual"/>
         </w:rPr>
       </w:pPr>
-      <w:hyperlink w:anchor="_Toc244136123" w:history="1">
+      <w:hyperlink w:anchor="_Toc244138157" w:history="1">
         <w:r>
           <w:rPr>
             <w:rStyle w:val="Collegamentoipertestuale"/>
@@ -16410,7 +16410,7 @@
             <w:noProof/>
             <w:webHidden/>
           </w:rPr>
-          <w:instrText xml:space="preserve"> PAGEREF _Toc244136123 \h </w:instrText>
+          <w:instrText xml:space="preserve"> PAGEREF _Toc244138157 \h </w:instrText>
         </w:r>
         <w:r>
           <w:rPr>
@@ -16430,7 +16430,7 @@
             <w:noProof/>
             <w:webHidden/>
           </w:rPr>
-          <w:t>82</w:t>
+          <w:t>84</w:t>
         </w:r>
         <w:r>
           <w:rPr>
@@ -16457,7 +16457,7 @@
           <w14:ligatures w14:val="standardContextual"/>
         </w:rPr>
       </w:pPr>
-      <w:hyperlink w:anchor="_Toc244136124" w:history="1">
+      <w:hyperlink w:anchor="_Toc244138158" w:history="1">
         <w:r>
           <w:rPr>
             <w:rStyle w:val="Collegamentoipertestuale"/>
@@ -16502,7 +16502,7 @@
             <w:noProof/>
             <w:webHidden/>
           </w:rPr>
-          <w:instrText xml:space="preserve"> PAGEREF _Toc244136124 \h </w:instrText>
+          <w:instrText xml:space="preserve"> PAGEREF _Toc244138158 \h </w:instrText>
         </w:r>
         <w:r>
           <w:rPr>
@@ -16522,7 +16522,7 @@
             <w:noProof/>
             <w:webHidden/>
           </w:rPr>
-          <w:t>82</w:t>
+          <w:t>84</w:t>
         </w:r>
         <w:r>
           <w:rPr>
@@ -16549,7 +16549,7 @@
           <w14:ligatures w14:val="standardContextual"/>
         </w:rPr>
       </w:pPr>
-      <w:hyperlink w:anchor="_Toc244136125" w:history="1">
+      <w:hyperlink w:anchor="_Toc244138159" w:history="1">
         <w:r>
           <w:rPr>
             <w:rStyle w:val="Collegamentoipertestuale"/>
@@ -16594,7 +16594,7 @@
             <w:noProof/>
             <w:webHidden/>
           </w:rPr>
-          <w:instrText xml:space="preserve"> PAGEREF _Toc244136125 \h </w:instrText>
+          <w:instrText xml:space="preserve"> PAGEREF _Toc244138159 \h </w:instrText>
         </w:r>
         <w:r>
           <w:rPr>
@@ -16614,7 +16614,7 @@
             <w:noProof/>
             <w:webHidden/>
           </w:rPr>
-          <w:t>82</w:t>
+          <w:t>84</w:t>
         </w:r>
         <w:r>
           <w:rPr>
@@ -16641,7 +16641,7 @@
           <w14:ligatures w14:val="standardContextual"/>
         </w:rPr>
       </w:pPr>
-      <w:hyperlink w:anchor="_Toc244136126" w:history="1">
+      <w:hyperlink w:anchor="_Toc244138160" w:history="1">
         <w:r>
           <w:rPr>
             <w:rStyle w:val="Collegamentoipertestuale"/>
@@ -16686,7 +16686,7 @@
             <w:noProof/>
             <w:webHidden/>
           </w:rPr>
-          <w:instrText xml:space="preserve"> PAGEREF _Toc244136126 \h </w:instrText>
+          <w:instrText xml:space="preserve"> PAGEREF _Toc244138160 \h </w:instrText>
         </w:r>
         <w:r>
           <w:rPr>
@@ -16706,7 +16706,7 @@
             <w:noProof/>
             <w:webHidden/>
           </w:rPr>
-          <w:t>82</w:t>
+          <w:t>84</w:t>
         </w:r>
         <w:r>
           <w:rPr>
@@ -16733,7 +16733,7 @@
           <w14:ligatures w14:val="standardContextual"/>
         </w:rPr>
       </w:pPr>
-      <w:hyperlink w:anchor="_Toc244136127" w:history="1">
+      <w:hyperlink w:anchor="_Toc244138161" w:history="1">
         <w:r>
           <w:rPr>
             <w:rStyle w:val="Collegamentoipertestuale"/>
@@ -16778,7 +16778,7 @@
             <w:noProof/>
             <w:webHidden/>
           </w:rPr>
-          <w:instrText xml:space="preserve"> PAGEREF _Toc244136127 \h </w:instrText>
+          <w:instrText xml:space="preserve"> PAGEREF _Toc244138161 \h </w:instrText>
         </w:r>
         <w:r>
           <w:rPr>
@@ -16798,7 +16798,7 @@
             <w:noProof/>
             <w:webHidden/>
           </w:rPr>
-          <w:t>83</w:t>
+          <w:t>85</w:t>
         </w:r>
         <w:r>
           <w:rPr>
@@ -16825,7 +16825,7 @@
           <w14:ligatures w14:val="standardContextual"/>
         </w:rPr>
       </w:pPr>
-      <w:hyperlink w:anchor="_Toc244136128" w:history="1">
+      <w:hyperlink w:anchor="_Toc244138162" w:history="1">
         <w:r>
           <w:rPr>
             <w:rStyle w:val="Collegamentoipertestuale"/>
@@ -16870,7 +16870,7 @@
             <w:noProof/>
             <w:webHidden/>
           </w:rPr>
-          <w:instrText xml:space="preserve"> PAGEREF _Toc244136128 \h </w:instrText>
+          <w:instrText xml:space="preserve"> PAGEREF _Toc244138162 \h </w:instrText>
         </w:r>
         <w:r>
           <w:rPr>
@@ -16890,7 +16890,7 @@
             <w:noProof/>
             <w:webHidden/>
           </w:rPr>
-          <w:t>84</w:t>
+          <w:t>86</w:t>
         </w:r>
         <w:r>
           <w:rPr>
@@ -16917,7 +16917,7 @@
           <w14:ligatures w14:val="standardContextual"/>
         </w:rPr>
       </w:pPr>
-      <w:hyperlink w:anchor="_Toc244136129" w:history="1">
+      <w:hyperlink w:anchor="_Toc244138163" w:history="1">
         <w:r>
           <w:rPr>
             <w:rStyle w:val="Collegamentoipertestuale"/>
@@ -16962,7 +16962,7 @@
             <w:noProof/>
             <w:webHidden/>
           </w:rPr>
-          <w:instrText xml:space="preserve"> PAGEREF _Toc244136129 \h </w:instrText>
+          <w:instrText xml:space="preserve"> PAGEREF _Toc244138163 \h </w:instrText>
         </w:r>
         <w:r>
           <w:rPr>
@@ -16982,7 +16982,7 @@
             <w:noProof/>
             <w:webHidden/>
           </w:rPr>
-          <w:t>84</w:t>
+          <w:t>86</w:t>
         </w:r>
         <w:r>
           <w:rPr>
@@ -17009,7 +17009,7 @@
           <w14:ligatures w14:val="standardContextual"/>
         </w:rPr>
       </w:pPr>
-      <w:hyperlink w:anchor="_Toc244136130" w:history="1">
+      <w:hyperlink w:anchor="_Toc244138164" w:history="1">
         <w:r>
           <w:rPr>
             <w:rStyle w:val="Collegamentoipertestuale"/>
@@ -17054,7 +17054,7 @@
             <w:noProof/>
             <w:webHidden/>
           </w:rPr>
-          <w:instrText xml:space="preserve"> PAGEREF _Toc244136130 \h </w:instrText>
+          <w:instrText xml:space="preserve"> PAGEREF _Toc244138164 \h </w:instrText>
         </w:r>
         <w:r>
           <w:rPr>
@@ -17074,7 +17074,7 @@
             <w:noProof/>
             <w:webHidden/>
           </w:rPr>
-          <w:t>85</w:t>
+          <w:t>87</w:t>
         </w:r>
         <w:r>
           <w:rPr>
@@ -17101,7 +17101,7 @@
           <w14:ligatures w14:val="standardContextual"/>
         </w:rPr>
       </w:pPr>
-      <w:hyperlink w:anchor="_Toc244136131" w:history="1">
+      <w:hyperlink w:anchor="_Toc244138165" w:history="1">
         <w:r>
           <w:rPr>
             <w:rStyle w:val="Collegamentoipertestuale"/>
@@ -17146,7 +17146,7 @@
             <w:noProof/>
             <w:webHidden/>
           </w:rPr>
-          <w:instrText xml:space="preserve"> PAGEREF _Toc244136131 \h </w:instrText>
+          <w:instrText xml:space="preserve"> PAGEREF _Toc244138165 \h </w:instrText>
         </w:r>
         <w:r>
           <w:rPr>
@@ -17166,7 +17166,7 @@
             <w:noProof/>
             <w:webHidden/>
           </w:rPr>
-          <w:t>85</w:t>
+          <w:t>87</w:t>
         </w:r>
         <w:r>
           <w:rPr>
@@ -17193,7 +17193,7 @@
           <w14:ligatures w14:val="standardContextual"/>
         </w:rPr>
       </w:pPr>
-      <w:hyperlink w:anchor="_Toc244136132" w:history="1">
+      <w:hyperlink w:anchor="_Toc244138166" w:history="1">
         <w:r>
           <w:rPr>
             <w:rStyle w:val="Collegamentoipertestuale"/>
@@ -17238,7 +17238,7 @@
             <w:noProof/>
             <w:webHidden/>
           </w:rPr>
-          <w:instrText xml:space="preserve"> PAGEREF _Toc244136132 \h </w:instrText>
+          <w:instrText xml:space="preserve"> PAGEREF _Toc244138166 \h </w:instrText>
         </w:r>
         <w:r>
           <w:rPr>
@@ -17258,7 +17258,7 @@
             <w:noProof/>
             <w:webHidden/>
           </w:rPr>
-          <w:t>86</w:t>
+          <w:t>88</w:t>
         </w:r>
         <w:r>
           <w:rPr>
@@ -17285,7 +17285,7 @@
           <w14:ligatures w14:val="standardContextual"/>
         </w:rPr>
       </w:pPr>
-      <w:hyperlink w:anchor="_Toc244136133" w:history="1">
+      <w:hyperlink w:anchor="_Toc244138167" w:history="1">
         <w:r>
           <w:rPr>
             <w:rStyle w:val="Collegamentoipertestuale"/>
@@ -17330,7 +17330,7 @@
             <w:noProof/>
             <w:webHidden/>
           </w:rPr>
-          <w:instrText xml:space="preserve"> PAGEREF _Toc244136133 \h </w:instrText>
+          <w:instrText xml:space="preserve"> PAGEREF _Toc244138167 \h </w:instrText>
         </w:r>
         <w:r>
           <w:rPr>
@@ -17350,7 +17350,7 @@
             <w:noProof/>
             <w:webHidden/>
           </w:rPr>
-          <w:t>87</w:t>
+          <w:t>89</w:t>
         </w:r>
         <w:r>
           <w:rPr>
@@ -17376,7 +17376,7 @@
           <w14:ligatures w14:val="standardContextual"/>
         </w:rPr>
       </w:pPr>
-      <w:hyperlink w:anchor="_Toc244136134" w:history="1">
+      <w:hyperlink w:anchor="_Toc244138168" w:history="1">
         <w:r>
           <w:rPr>
             <w:rStyle w:val="Collegamentoipertestuale"/>
@@ -17424,7 +17424,7 @@
             <w:noProof/>
             <w:webHidden/>
           </w:rPr>
-          <w:instrText xml:space="preserve"> PAGEREF _Toc244136134 \h </w:instrText>
+          <w:instrText xml:space="preserve"> PAGEREF _Toc244138168 \h </w:instrText>
         </w:r>
         <w:r>
           <w:rPr>
@@ -17444,7 +17444,7 @@
             <w:noProof/>
             <w:webHidden/>
           </w:rPr>
-          <w:t>89</w:t>
+          <w:t>91</w:t>
         </w:r>
         <w:r>
           <w:rPr>
@@ -17471,7 +17471,7 @@
           <w14:ligatures w14:val="standardContextual"/>
         </w:rPr>
       </w:pPr>
-      <w:hyperlink w:anchor="_Toc244136135" w:history="1">
+      <w:hyperlink w:anchor="_Toc244138169" w:history="1">
         <w:r>
           <w:rPr>
             <w:rStyle w:val="Collegamentoipertestuale"/>
@@ -17516,7 +17516,7 @@
             <w:noProof/>
             <w:webHidden/>
           </w:rPr>
-          <w:instrText xml:space="preserve"> PAGEREF _Toc244136135 \h </w:instrText>
+          <w:instrText xml:space="preserve"> PAGEREF _Toc244138169 \h </w:instrText>
         </w:r>
         <w:r>
           <w:rPr>
@@ -17536,7 +17536,7 @@
             <w:noProof/>
             <w:webHidden/>
           </w:rPr>
-          <w:t>89</w:t>
+          <w:t>91</w:t>
         </w:r>
         <w:r>
           <w:rPr>
@@ -17563,7 +17563,7 @@
           <w14:ligatures w14:val="standardContextual"/>
         </w:rPr>
       </w:pPr>
-      <w:hyperlink w:anchor="_Toc244136136" w:history="1">
+      <w:hyperlink w:anchor="_Toc244138170" w:history="1">
         <w:r>
           <w:rPr>
             <w:rStyle w:val="Collegamentoipertestuale"/>
@@ -17608,7 +17608,7 @@
             <w:noProof/>
             <w:webHidden/>
           </w:rPr>
-          <w:instrText xml:space="preserve"> PAGEREF _Toc244136136 \h </w:instrText>
+          <w:instrText xml:space="preserve"> PAGEREF _Toc244138170 \h </w:instrText>
         </w:r>
         <w:r>
           <w:rPr>
@@ -17628,7 +17628,7 @@
             <w:noProof/>
             <w:webHidden/>
           </w:rPr>
-          <w:t>89</w:t>
+          <w:t>91</w:t>
         </w:r>
         <w:r>
           <w:rPr>
@@ -17655,7 +17655,7 @@
           <w14:ligatures w14:val="standardContextual"/>
         </w:rPr>
       </w:pPr>
-      <w:hyperlink w:anchor="_Toc244136137" w:history="1">
+      <w:hyperlink w:anchor="_Toc244138171" w:history="1">
         <w:r>
           <w:rPr>
             <w:rStyle w:val="Collegamentoipertestuale"/>
@@ -17700,7 +17700,7 @@
             <w:noProof/>
             <w:webHidden/>
           </w:rPr>
-          <w:instrText xml:space="preserve"> PAGEREF _Toc244136137 \h </w:instrText>
+          <w:instrText xml:space="preserve"> PAGEREF _Toc244138171 \h </w:instrText>
         </w:r>
         <w:r>
           <w:rPr>
@@ -17720,7 +17720,7 @@
             <w:noProof/>
             <w:webHidden/>
           </w:rPr>
-          <w:t>90</w:t>
+          <w:t>92</w:t>
         </w:r>
         <w:r>
           <w:rPr>
@@ -17746,7 +17746,7 @@
           <w14:ligatures w14:val="standardContextual"/>
         </w:rPr>
       </w:pPr>
-      <w:hyperlink w:anchor="_Toc244136138" w:history="1">
+      <w:hyperlink w:anchor="_Toc244138172" w:history="1">
         <w:r>
           <w:rPr>
             <w:rStyle w:val="Collegamentoipertestuale"/>
@@ -17794,7 +17794,7 @@
             <w:noProof/>
             <w:webHidden/>
           </w:rPr>
-          <w:instrText xml:space="preserve"> PAGEREF _Toc244136138 \h </w:instrText>
+          <w:instrText xml:space="preserve"> PAGEREF _Toc244138172 \h </w:instrText>
         </w:r>
         <w:r>
           <w:rPr>
@@ -17814,7 +17814,7 @@
             <w:noProof/>
             <w:webHidden/>
           </w:rPr>
-          <w:t>90</w:t>
+          <w:t>92</w:t>
         </w:r>
         <w:r>
           <w:rPr>
@@ -17841,7 +17841,7 @@
           <w14:ligatures w14:val="standardContextual"/>
         </w:rPr>
       </w:pPr>
-      <w:hyperlink w:anchor="_Toc244136139" w:history="1">
+      <w:hyperlink w:anchor="_Toc244138173" w:history="1">
         <w:r>
           <w:rPr>
             <w:rStyle w:val="Collegamentoipertestuale"/>
@@ -17886,7 +17886,7 @@
             <w:noProof/>
             <w:webHidden/>
           </w:rPr>
-          <w:instrText xml:space="preserve"> PAGEREF _Toc244136139 \h </w:instrText>
+          <w:instrText xml:space="preserve"> PAGEREF _Toc244138173 \h </w:instrText>
         </w:r>
         <w:r>
           <w:rPr>
@@ -17906,7 +17906,7 @@
             <w:noProof/>
             <w:webHidden/>
           </w:rPr>
-          <w:t>91</w:t>
+          <w:t>93</w:t>
         </w:r>
         <w:r>
           <w:rPr>
@@ -17933,7 +17933,7 @@
           <w14:ligatures w14:val="standardContextual"/>
         </w:rPr>
       </w:pPr>
-      <w:hyperlink w:anchor="_Toc244136140" w:history="1">
+      <w:hyperlink w:anchor="_Toc244138174" w:history="1">
         <w:r>
           <w:rPr>
             <w:rStyle w:val="Collegamentoipertestuale"/>
@@ -17978,7 +17978,7 @@
             <w:noProof/>
             <w:webHidden/>
           </w:rPr>
-          <w:instrText xml:space="preserve"> PAGEREF _Toc244136140 \h </w:instrText>
+          <w:instrText xml:space="preserve"> PAGEREF _Toc244138174 \h </w:instrText>
         </w:r>
         <w:r>
           <w:rPr>
@@ -17998,7 +17998,7 @@
             <w:noProof/>
             <w:webHidden/>
           </w:rPr>
-          <w:t>92</w:t>
+          <w:t>94</w:t>
         </w:r>
         <w:r>
           <w:rPr>
@@ -18024,7 +18024,7 @@
           <w14:ligatures w14:val="standardContextual"/>
         </w:rPr>
       </w:pPr>
-      <w:hyperlink w:anchor="_Toc244136141" w:history="1">
+      <w:hyperlink w:anchor="_Toc244138175" w:history="1">
         <w:r>
           <w:rPr>
             <w:rStyle w:val="Collegamentoipertestuale"/>
@@ -18072,7 +18072,7 @@
             <w:noProof/>
             <w:webHidden/>
           </w:rPr>
-          <w:instrText xml:space="preserve"> PAGEREF _Toc244136141 \h </w:instrText>
+          <w:instrText xml:space="preserve"> PAGEREF _Toc244138175 \h </w:instrText>
         </w:r>
         <w:r>
           <w:rPr>
@@ -18092,7 +18092,7 @@
             <w:noProof/>
             <w:webHidden/>
           </w:rPr>
-          <w:t>92</w:t>
+          <w:t>94</w:t>
         </w:r>
         <w:r>
           <w:rPr>
@@ -18119,7 +18119,7 @@
           <w14:ligatures w14:val="standardContextual"/>
         </w:rPr>
       </w:pPr>
-      <w:hyperlink w:anchor="_Toc244136142" w:history="1">
+      <w:hyperlink w:anchor="_Toc244138176" w:history="1">
         <w:r>
           <w:rPr>
             <w:rStyle w:val="Collegamentoipertestuale"/>
@@ -18164,7 +18164,7 @@
             <w:noProof/>
             <w:webHidden/>
           </w:rPr>
-          <w:instrText xml:space="preserve"> PAGEREF _Toc244136142 \h </w:instrText>
+          <w:instrText xml:space="preserve"> PAGEREF _Toc244138176 \h </w:instrText>
         </w:r>
         <w:r>
           <w:rPr>
@@ -18184,7 +18184,7 @@
             <w:noProof/>
             <w:webHidden/>
           </w:rPr>
-          <w:t>92</w:t>
+          <w:t>94</w:t>
         </w:r>
         <w:r>
           <w:rPr>
@@ -18211,7 +18211,7 @@
           <w14:ligatures w14:val="standardContextual"/>
         </w:rPr>
       </w:pPr>
-      <w:hyperlink w:anchor="_Toc244136143" w:history="1">
+      <w:hyperlink w:anchor="_Toc244138177" w:history="1">
         <w:r>
           <w:rPr>
             <w:rStyle w:val="Collegamentoipertestuale"/>
@@ -18256,7 +18256,7 @@
             <w:noProof/>
             <w:webHidden/>
           </w:rPr>
-          <w:instrText xml:space="preserve"> PAGEREF _Toc244136143 \h </w:instrText>
+          <w:instrText xml:space="preserve"> PAGEREF _Toc244138177 \h </w:instrText>
         </w:r>
         <w:r>
           <w:rPr>
@@ -18276,7 +18276,7 @@
             <w:noProof/>
             <w:webHidden/>
           </w:rPr>
-          <w:t>93</w:t>
+          <w:t>95</w:t>
         </w:r>
         <w:r>
           <w:rPr>
@@ -18303,7 +18303,7 @@
           <w14:ligatures w14:val="standardContextual"/>
         </w:rPr>
       </w:pPr>
-      <w:hyperlink w:anchor="_Toc244136144" w:history="1">
+      <w:hyperlink w:anchor="_Toc244138178" w:history="1">
         <w:r>
           <w:rPr>
             <w:rStyle w:val="Collegamentoipertestuale"/>
@@ -18348,7 +18348,7 @@
             <w:noProof/>
             <w:webHidden/>
           </w:rPr>
-          <w:instrText xml:space="preserve"> PAGEREF _Toc244136144 \h </w:instrText>
+          <w:instrText xml:space="preserve"> PAGEREF _Toc244138178 \h </w:instrText>
         </w:r>
         <w:r>
           <w:rPr>
@@ -18368,7 +18368,7 @@
             <w:noProof/>
             <w:webHidden/>
           </w:rPr>
-          <w:t>95</w:t>
+          <w:t>97</w:t>
         </w:r>
         <w:r>
           <w:rPr>
@@ -18395,7 +18395,7 @@
           <w14:ligatures w14:val="standardContextual"/>
         </w:rPr>
       </w:pPr>
-      <w:hyperlink w:anchor="_Toc244136145" w:history="1">
+      <w:hyperlink w:anchor="_Toc244138179" w:history="1">
         <w:r>
           <w:rPr>
             <w:rStyle w:val="Collegamentoipertestuale"/>
@@ -18440,7 +18440,7 @@
             <w:noProof/>
             <w:webHidden/>
           </w:rPr>
-          <w:instrText xml:space="preserve"> PAGEREF _Toc244136145 \h </w:instrText>
+          <w:instrText xml:space="preserve"> PAGEREF _Toc244138179 \h </w:instrText>
         </w:r>
         <w:r>
           <w:rPr>
@@ -18460,7 +18460,7 @@
             <w:noProof/>
             <w:webHidden/>
           </w:rPr>
-          <w:t>95</w:t>
+          <w:t>97</w:t>
         </w:r>
         <w:r>
           <w:rPr>
@@ -18487,7 +18487,7 @@
           <w14:ligatures w14:val="standardContextual"/>
         </w:rPr>
       </w:pPr>
-      <w:hyperlink w:anchor="_Toc244136146" w:history="1">
+      <w:hyperlink w:anchor="_Toc244138180" w:history="1">
         <w:r>
           <w:rPr>
             <w:rStyle w:val="Collegamentoipertestuale"/>
@@ -18532,7 +18532,7 @@
             <w:noProof/>
             <w:webHidden/>
           </w:rPr>
-          <w:instrText xml:space="preserve"> PAGEREF _Toc244136146 \h </w:instrText>
+          <w:instrText xml:space="preserve"> PAGEREF _Toc244138180 \h </w:instrText>
         </w:r>
         <w:r>
           <w:rPr>
@@ -18552,7 +18552,7 @@
             <w:noProof/>
             <w:webHidden/>
           </w:rPr>
-          <w:t>96</w:t>
+          <w:t>98</w:t>
         </w:r>
         <w:r>
           <w:rPr>
@@ -18579,7 +18579,7 @@
           <w14:ligatures w14:val="standardContextual"/>
         </w:rPr>
       </w:pPr>
-      <w:hyperlink w:anchor="_Toc244136147" w:history="1">
+      <w:hyperlink w:anchor="_Toc244138181" w:history="1">
         <w:r>
           <w:rPr>
             <w:rStyle w:val="Collegamentoipertestuale"/>
@@ -18624,7 +18624,7 @@
             <w:noProof/>
             <w:webHidden/>
           </w:rPr>
-          <w:instrText xml:space="preserve"> PAGEREF _Toc244136147 \h </w:instrText>
+          <w:instrText xml:space="preserve"> PAGEREF _Toc244138181 \h </w:instrText>
         </w:r>
         <w:r>
           <w:rPr>
@@ -18644,7 +18644,7 @@
             <w:noProof/>
             <w:webHidden/>
           </w:rPr>
-          <w:t>96</w:t>
+          <w:t>98</w:t>
         </w:r>
         <w:r>
           <w:rPr>
@@ -18671,7 +18671,7 @@
           <w14:ligatures w14:val="standardContextual"/>
         </w:rPr>
       </w:pPr>
-      <w:hyperlink w:anchor="_Toc244136148" w:history="1">
+      <w:hyperlink w:anchor="_Toc244138182" w:history="1">
         <w:r>
           <w:rPr>
             <w:rStyle w:val="Collegamentoipertestuale"/>
@@ -18716,7 +18716,7 @@
             <w:noProof/>
             <w:webHidden/>
           </w:rPr>
-          <w:instrText xml:space="preserve"> PAGEREF _Toc244136148 \h </w:instrText>
+          <w:instrText xml:space="preserve"> PAGEREF _Toc244138182 \h </w:instrText>
         </w:r>
         <w:r>
           <w:rPr>
@@ -18736,7 +18736,7 @@
             <w:noProof/>
             <w:webHidden/>
           </w:rPr>
-          <w:t>97</w:t>
+          <w:t>99</w:t>
         </w:r>
         <w:r>
           <w:rPr>
@@ -18763,7 +18763,7 @@
           <w14:ligatures w14:val="standardContextual"/>
         </w:rPr>
       </w:pPr>
-      <w:hyperlink w:anchor="_Toc244136149" w:history="1">
+      <w:hyperlink w:anchor="_Toc244138183" w:history="1">
         <w:r>
           <w:rPr>
             <w:rStyle w:val="Collegamentoipertestuale"/>
@@ -18808,7 +18808,7 @@
             <w:noProof/>
             <w:webHidden/>
           </w:rPr>
-          <w:instrText xml:space="preserve"> PAGEREF _Toc244136149 \h </w:instrText>
+          <w:instrText xml:space="preserve"> PAGEREF _Toc244138183 \h </w:instrText>
         </w:r>
         <w:r>
           <w:rPr>
@@ -18828,7 +18828,7 @@
             <w:noProof/>
             <w:webHidden/>
           </w:rPr>
-          <w:t>98</w:t>
+          <w:t>100</w:t>
         </w:r>
         <w:r>
           <w:rPr>
@@ -18855,7 +18855,7 @@
           <w14:ligatures w14:val="standardContextual"/>
         </w:rPr>
       </w:pPr>
-      <w:hyperlink w:anchor="_Toc244136150" w:history="1">
+      <w:hyperlink w:anchor="_Toc244138184" w:history="1">
         <w:r>
           <w:rPr>
             <w:rStyle w:val="Collegamentoipertestuale"/>
@@ -18900,7 +18900,7 @@
             <w:noProof/>
             <w:webHidden/>
           </w:rPr>
-          <w:instrText xml:space="preserve"> PAGEREF _Toc244136150 \h </w:instrText>
+          <w:instrText xml:space="preserve"> PAGEREF _Toc244138184 \h </w:instrText>
         </w:r>
         <w:r>
           <w:rPr>
@@ -18920,7 +18920,7 @@
             <w:noProof/>
             <w:webHidden/>
           </w:rPr>
-          <w:t>98</w:t>
+          <w:t>100</w:t>
         </w:r>
         <w:r>
           <w:rPr>
@@ -18947,7 +18947,7 @@
           <w14:ligatures w14:val="standardContextual"/>
         </w:rPr>
       </w:pPr>
-      <w:hyperlink w:anchor="_Toc244136151" w:history="1">
+      <w:hyperlink w:anchor="_Toc244138185" w:history="1">
         <w:r>
           <w:rPr>
             <w:rStyle w:val="Collegamentoipertestuale"/>
@@ -18992,7 +18992,7 @@
             <w:noProof/>
             <w:webHidden/>
           </w:rPr>
-          <w:instrText xml:space="preserve"> PAGEREF _Toc244136151 \h </w:instrText>
+          <w:instrText xml:space="preserve"> PAGEREF _Toc244138185 \h </w:instrText>
         </w:r>
         <w:r>
           <w:rPr>
@@ -19012,7 +19012,7 @@
             <w:noProof/>
             <w:webHidden/>
           </w:rPr>
-          <w:t>100</w:t>
+          <w:t>102</w:t>
         </w:r>
         <w:r>
           <w:rPr>
@@ -19039,7 +19039,7 @@
           <w14:ligatures w14:val="standardContextual"/>
         </w:rPr>
       </w:pPr>
-      <w:hyperlink w:anchor="_Toc244136152" w:history="1">
+      <w:hyperlink w:anchor="_Toc244138186" w:history="1">
         <w:r>
           <w:rPr>
             <w:rStyle w:val="Collegamentoipertestuale"/>
@@ -19084,7 +19084,7 @@
             <w:noProof/>
             <w:webHidden/>
           </w:rPr>
-          <w:instrText xml:space="preserve"> PAGEREF _Toc244136152 \h </w:instrText>
+          <w:instrText xml:space="preserve"> PAGEREF _Toc244138186 \h </w:instrText>
         </w:r>
         <w:r>
           <w:rPr>
@@ -19104,7 +19104,7 @@
             <w:noProof/>
             <w:webHidden/>
           </w:rPr>
-          <w:t>101</w:t>
+          <w:t>103</w:t>
         </w:r>
         <w:r>
           <w:rPr>
@@ -19131,7 +19131,7 @@
           <w14:ligatures w14:val="standardContextual"/>
         </w:rPr>
       </w:pPr>
-      <w:hyperlink w:anchor="_Toc244136153" w:history="1">
+      <w:hyperlink w:anchor="_Toc244138187" w:history="1">
         <w:r>
           <w:rPr>
             <w:rStyle w:val="Collegamentoipertestuale"/>
@@ -19176,7 +19176,7 @@
             <w:noProof/>
             <w:webHidden/>
           </w:rPr>
-          <w:instrText xml:space="preserve"> PAGEREF _Toc244136153 \h </w:instrText>
+          <w:instrText xml:space="preserve"> PAGEREF _Toc244138187 \h </w:instrText>
         </w:r>
         <w:r>
           <w:rPr>
@@ -19196,7 +19196,7 @@
             <w:noProof/>
             <w:webHidden/>
           </w:rPr>
-          <w:t>102</w:t>
+          <w:t>104</w:t>
         </w:r>
         <w:r>
           <w:rPr>
@@ -19257,7 +19257,7 @@
         <w:keepNext/>
         <w:spacing w:after="140"/>
       </w:pPr>
-      <w:bookmarkStart w:id="2" w:name="_Toc244135971"/>
+      <w:bookmarkStart w:id="2" w:name="_Toc244138005"/>
       <w:r>
         <w:t>Spettri NTC e isolamento sismico</w:t>
       </w:r>
@@ -19277,7 +19277,7 @@
         <w:keepNext/>
         <w:spacing w:after="140"/>
       </w:pPr>
-      <w:bookmarkStart w:id="3" w:name="_Toc244135972"/>
+      <w:bookmarkStart w:id="3" w:name="_Toc244138006"/>
       <w:r>
         <w:t>Sito e spettri</w:t>
       </w:r>
@@ -19635,7 +19635,7 @@
         <w:keepNext/>
         <w:spacing w:after="140"/>
       </w:pPr>
-      <w:bookmarkStart w:id="4" w:name="_Toc244135973"/>
+      <w:bookmarkStart w:id="4" w:name="_Toc244138007"/>
       <w:r>
         <w:t>Isolatori e modello equivalente</w:t>
       </w:r>
@@ -19693,7 +19693,7 @@
         <w:keepNext/>
         <w:spacing w:after="140"/>
       </w:pPr>
-      <w:bookmarkStart w:id="5" w:name="_Toc244135974"/>
+      <w:bookmarkStart w:id="5" w:name="_Toc244138008"/>
       <w:r>
         <w:t>Pendolo e parametri assegnati</w:t>
       </w:r>
@@ -19734,7 +19734,7 @@
         <w:keepNext/>
         <w:spacing w:after="140"/>
       </w:pPr>
-      <w:bookmarkStart w:id="6" w:name="_Toc244135975"/>
+      <w:bookmarkStart w:id="6" w:name="_Toc244138009"/>
       <w:r>
         <w:t>Salvataggio e report</w:t>
       </w:r>
@@ -19762,7 +19762,7 @@
         <w:keepNext/>
         <w:spacing w:after="140"/>
       </w:pPr>
-      <w:bookmarkStart w:id="7" w:name="_Toc244135976"/>
+      <w:bookmarkStart w:id="7" w:name="_Toc244138010"/>
       <w:r>
         <w:t>Stratigrafia del terreno</w:t>
       </w:r>
@@ -19862,7 +19862,7 @@
         <w:keepNext/>
         <w:spacing w:after="140"/>
       </w:pPr>
-      <w:bookmarkStart w:id="8" w:name="_Toc244135977"/>
+      <w:bookmarkStart w:id="8" w:name="_Toc244138011"/>
       <w:r>
         <w:t>Famiglie di terreno e retini</w:t>
       </w:r>
@@ -19901,7 +19901,7 @@
         <w:keepNext/>
         <w:spacing w:after="140"/>
       </w:pPr>
-      <w:bookmarkStart w:id="9" w:name="_Toc244135978"/>
+      <w:bookmarkStart w:id="9" w:name="_Toc244138012"/>
       <w:r>
         <w:t>Valori medi e minimi</w:t>
       </w:r>
@@ -19932,7 +19932,7 @@
         <w:keepNext/>
         <w:spacing w:after="140"/>
       </w:pPr>
-      <w:bookmarkStart w:id="10" w:name="_Toc244135979"/>
+      <w:bookmarkStart w:id="10" w:name="_Toc244138013"/>
       <w:r>
         <w:lastRenderedPageBreak/>
         <w:t>Scambio del terreno fra fogli ANTHEA</w:t>
@@ -19983,7 +19983,7 @@
         <w:keepNext/>
         <w:spacing w:after="140"/>
       </w:pPr>
-      <w:bookmarkStart w:id="11" w:name="_Toc244135980"/>
+      <w:bookmarkStart w:id="11" w:name="_Toc244138014"/>
       <w:r>
         <w:t>Importazione assistita della relazione</w:t>
       </w:r>
@@ -20042,7 +20042,7 @@
         <w:keepNext/>
         <w:spacing w:after="140"/>
       </w:pPr>
-      <w:bookmarkStart w:id="12" w:name="_Toc244135981"/>
+      <w:bookmarkStart w:id="12" w:name="_Toc244138015"/>
       <w:r>
         <w:t>Avvio e scelta del modulo</w:t>
       </w:r>
@@ -20054,7 +20054,7 @@
         <w:keepNext/>
         <w:spacing w:after="140"/>
       </w:pPr>
-      <w:bookmarkStart w:id="13" w:name="_Toc244135982"/>
+      <w:bookmarkStart w:id="13" w:name="_Toc244138016"/>
       <w:r>
         <w:t>Avviare la versione aggiornata</w:t>
       </w:r>
@@ -20105,7 +20105,7 @@
         <w:keepNext/>
         <w:spacing w:after="140"/>
       </w:pPr>
-      <w:bookmarkStart w:id="14" w:name="_Toc244135983"/>
+      <w:bookmarkStart w:id="14" w:name="_Toc244138017"/>
       <w:r>
         <w:t>Scegliere l’aspetto</w:t>
       </w:r>
@@ -20144,7 +20144,7 @@
         <w:keepNext/>
         <w:spacing w:after="140"/>
       </w:pPr>
-      <w:bookmarkStart w:id="15" w:name="_Toc244135984"/>
+      <w:bookmarkStart w:id="15" w:name="_Toc244138018"/>
       <w:r>
         <w:t>Scegliere il foglio adatto</w:t>
       </w:r>
@@ -21130,7 +21130,7 @@
         <w:keepNext/>
         <w:spacing w:after="140"/>
       </w:pPr>
-      <w:bookmarkStart w:id="16" w:name="_Toc244135985"/>
+      <w:bookmarkStart w:id="16" w:name="_Toc244138019"/>
       <w:r>
         <w:t>Esempi organizzati per modulo</w:t>
       </w:r>
@@ -21238,7 +21238,7 @@
         <w:keepNext/>
         <w:spacing w:after="140"/>
       </w:pPr>
-      <w:bookmarkStart w:id="17" w:name="_Toc244135986"/>
+      <w:bookmarkStart w:id="17" w:name="_Toc244138020"/>
       <w:r>
         <w:t>Leggere e compilare i campi</w:t>
       </w:r>
@@ -21285,7 +21285,7 @@
         <w:keepNext/>
         <w:spacing w:after="140"/>
       </w:pPr>
-      <w:bookmarkStart w:id="18" w:name="_Toc244135987"/>
+      <w:bookmarkStart w:id="18" w:name="_Toc244138021"/>
       <w:r>
         <w:lastRenderedPageBreak/>
         <w:t>Progetti e gestione del lavoro</w:t>
@@ -21298,7 +21298,7 @@
         <w:keepNext/>
         <w:spacing w:after="140"/>
       </w:pPr>
-      <w:bookmarkStart w:id="19" w:name="_Toc244135988"/>
+      <w:bookmarkStart w:id="19" w:name="_Toc244138022"/>
       <w:r>
         <w:t>Costruire una struttura leggibile</w:t>
       </w:r>
@@ -21337,7 +21337,7 @@
         <w:keepNext/>
         <w:spacing w:after="140"/>
       </w:pPr>
-      <w:bookmarkStart w:id="20" w:name="_Toc244135989"/>
+      <w:bookmarkStart w:id="20" w:name="_Toc244138023"/>
       <w:r>
         <w:t>Comprendere i dati comuni</w:t>
       </w:r>
@@ -21388,7 +21388,7 @@
         <w:keepNext/>
         <w:spacing w:after="140"/>
       </w:pPr>
-      <w:bookmarkStart w:id="21" w:name="_Toc244135990"/>
+      <w:bookmarkStart w:id="21" w:name="_Toc244138024"/>
       <w:r>
         <w:t>Spostare duplicare e annullare</w:t>
       </w:r>
@@ -21427,7 +21427,7 @@
         <w:keepNext/>
         <w:spacing w:after="140"/>
       </w:pPr>
-      <w:bookmarkStart w:id="22" w:name="_Toc244135991"/>
+      <w:bookmarkStart w:id="22" w:name="_Toc244138025"/>
       <w:r>
         <w:t>Usare le revisioni</w:t>
       </w:r>
@@ -21470,7 +21470,7 @@
         <w:keepNext/>
         <w:spacing w:after="140"/>
       </w:pPr>
-      <w:bookmarkStart w:id="23" w:name="_Toc244135992"/>
+      <w:bookmarkStart w:id="23" w:name="_Toc244138026"/>
       <w:r>
         <w:t>Report del ramo e compatibilità degli archivi</w:t>
       </w:r>
@@ -21509,7 +21509,7 @@
         <w:keepNext/>
         <w:spacing w:after="140"/>
       </w:pPr>
-      <w:bookmarkStart w:id="24" w:name="_Toc244135993"/>
+      <w:bookmarkStart w:id="24" w:name="_Toc244138027"/>
       <w:r>
         <w:t>Controllo della condivisione</w:t>
       </w:r>
@@ -21537,7 +21537,7 @@
         <w:keepNext/>
         <w:spacing w:after="140"/>
       </w:pPr>
-      <w:bookmarkStart w:id="25" w:name="_Toc244135994"/>
+      <w:bookmarkStart w:id="25" w:name="_Toc244138028"/>
       <w:r>
         <w:t>Materiali e durabilità</w:t>
       </w:r>
@@ -21549,7 +21549,7 @@
         <w:keepNext/>
         <w:spacing w:after="140"/>
       </w:pPr>
-      <w:bookmarkStart w:id="26" w:name="_Toc244135995"/>
+      <w:bookmarkStart w:id="26" w:name="_Toc244138029"/>
       <w:r>
         <w:t>Preparare il calcestruzzo</w:t>
       </w:r>
@@ -21594,7 +21594,7 @@
         <w:keepNext/>
         <w:spacing w:after="140"/>
       </w:pPr>
-      <w:bookmarkStart w:id="27" w:name="_Toc244135996"/>
+      <w:bookmarkStart w:id="27" w:name="_Toc244138030"/>
       <w:r>
         <w:t>Preparare l'acciaio per armature</w:t>
       </w:r>
@@ -21630,7 +21630,7 @@
         <w:keepNext/>
         <w:spacing w:after="140"/>
       </w:pPr>
-      <w:bookmarkStart w:id="28" w:name="_Toc244135997"/>
+      <w:bookmarkStart w:id="28" w:name="_Toc244138031"/>
       <w:r>
         <w:t>Palo verticale</w:t>
       </w:r>
@@ -21642,7 +21642,7 @@
         <w:keepNext/>
         <w:spacing w:after="140"/>
       </w:pPr>
-      <w:bookmarkStart w:id="29" w:name="_Toc244135998"/>
+      <w:bookmarkStart w:id="29" w:name="_Toc244138032"/>
       <w:r>
         <w:t>Compilazione ordinata</w:t>
       </w:r>
@@ -21739,7 +21739,7 @@
         <w:keepNext/>
         <w:spacing w:after="140"/>
       </w:pPr>
-      <w:bookmarkStart w:id="30" w:name="_Toc244135999"/>
+      <w:bookmarkStart w:id="30" w:name="_Toc244138033"/>
       <w:r>
         <w:t>Coefficienti e gruppo di pali</w:t>
       </w:r>
@@ -21789,7 +21789,7 @@
         <w:keepNext/>
         <w:spacing w:after="140"/>
       </w:pPr>
-      <w:bookmarkStart w:id="31" w:name="_Toc244136000"/>
+      <w:bookmarkStart w:id="31" w:name="_Toc244138034"/>
       <w:r>
         <w:t>Leggere i risultati</w:t>
       </w:r>
@@ -21825,7 +21825,7 @@
         <w:keepNext/>
         <w:spacing w:after="140"/>
       </w:pPr>
-      <w:bookmarkStart w:id="32" w:name="_Toc244136001"/>
+      <w:bookmarkStart w:id="32" w:name="_Toc244138035"/>
       <w:r>
         <w:t>Esempio di controllo manuale</w:t>
       </w:r>
@@ -21916,7 +21916,7 @@
         <w:keepNext/>
         <w:spacing w:after="140"/>
       </w:pPr>
-      <w:bookmarkStart w:id="33" w:name="_Toc244136002"/>
+      <w:bookmarkStart w:id="33" w:name="_Toc244138036"/>
       <w:r>
         <w:t>Micropalo verticale</w:t>
       </w:r>
@@ -21928,7 +21928,7 @@
         <w:keepNext/>
         <w:spacing w:after="140"/>
       </w:pPr>
-      <w:bookmarkStart w:id="34" w:name="_Toc244136003"/>
+      <w:bookmarkStart w:id="34" w:name="_Toc244138037"/>
       <w:r>
         <w:t>Dati del bulbo e dell'iniezione</w:t>
       </w:r>
@@ -21986,7 +21986,7 @@
         <w:keepNext/>
         <w:spacing w:after="140"/>
       </w:pPr>
-      <w:bookmarkStart w:id="35" w:name="_Toc244136004"/>
+      <w:bookmarkStart w:id="35" w:name="_Toc244138038"/>
       <w:r>
         <w:t>Tubo e peso</w:t>
       </w:r>
@@ -22023,7 +22023,7 @@
         <w:keepNext/>
         <w:spacing w:after="140"/>
       </w:pPr>
-      <w:bookmarkStart w:id="36" w:name="_Toc244136005"/>
+      <w:bookmarkStart w:id="36" w:name="_Toc244138039"/>
       <w:r>
         <w:t>Pali e micropali caricati orizzontalmente</w:t>
       </w:r>
@@ -22035,7 +22035,7 @@
         <w:keepNext/>
         <w:spacing w:after="140"/>
       </w:pPr>
-      <w:bookmarkStart w:id="37" w:name="_Toc244136006"/>
+      <w:bookmarkStart w:id="37" w:name="_Toc244138040"/>
       <w:r>
         <w:t>Preparare un modello coerente</w:t>
       </w:r>
@@ -22106,7 +22106,7 @@
         <w:keepNext/>
         <w:spacing w:after="140"/>
       </w:pPr>
-      <w:bookmarkStart w:id="38" w:name="_Toc244136007"/>
+      <w:bookmarkStart w:id="38" w:name="_Toc244138041"/>
       <w:r>
         <w:t>Momento resistente del palo in calcestruzzo</w:t>
       </w:r>
@@ -22145,7 +22145,7 @@
         <w:keepNext/>
         <w:spacing w:after="140"/>
       </w:pPr>
-      <w:bookmarkStart w:id="39" w:name="_Toc244136008"/>
+      <w:bookmarkStart w:id="39" w:name="_Toc244138042"/>
       <w:r>
         <w:lastRenderedPageBreak/>
         <w:t>Sezione CHS del micropalo</w:t>
@@ -22174,7 +22174,7 @@
         <w:keepNext/>
         <w:spacing w:after="140"/>
       </w:pPr>
-      <w:bookmarkStart w:id="40" w:name="_Toc244136009"/>
+      <w:bookmarkStart w:id="40" w:name="_Toc244138043"/>
       <w:r>
         <w:t>Interpretare diagrammi e capacità</w:t>
       </w:r>
@@ -22213,7 +22213,7 @@
         <w:keepNext/>
         <w:spacing w:after="140"/>
       </w:pPr>
-      <w:bookmarkStart w:id="41" w:name="_Toc244136010"/>
+      <w:bookmarkStart w:id="41" w:name="_Toc244138044"/>
       <w:r>
         <w:t>Separare tubo e diametro geotecnico</w:t>
       </w:r>
@@ -22250,7 +22250,7 @@
         <w:keepNext/>
         <w:spacing w:after="140"/>
       </w:pPr>
-      <w:bookmarkStart w:id="42" w:name="_Toc244136011"/>
+      <w:bookmarkStart w:id="42" w:name="_Toc244138045"/>
       <w:r>
         <w:t>Sezione composta da ponte</w:t>
       </w:r>
@@ -22262,7 +22262,7 @@
         <w:keepNext/>
         <w:spacing w:after="140"/>
       </w:pPr>
-      <w:bookmarkStart w:id="43" w:name="_Toc244136012"/>
+      <w:bookmarkStart w:id="43" w:name="_Toc244138046"/>
       <w:r>
         <w:t>Definire la sezione locale</w:t>
       </w:r>
@@ -22309,7 +22309,7 @@
         <w:keepNext/>
         <w:spacing w:after="140"/>
       </w:pPr>
-      <w:bookmarkStart w:id="44" w:name="_Toc244136013"/>
+      <w:bookmarkStart w:id="44" w:name="_Toc244138047"/>
       <w:r>
         <w:t>Compilare la sezione con anima inclinata</w:t>
       </w:r>
@@ -22345,7 +22345,7 @@
           <w:noProof/>
         </w:rPr>
         <w:drawing>
-          <wp:inline distT="0" distB="0" distL="0" distR="0" wp14:anchorId="7A05D75C" wp14:editId="4D23D710">
+          <wp:inline distT="0" distB="0" distL="0" distR="0" wp14:anchorId="44254C03" wp14:editId="65E1E5A1">
             <wp:extent cx="6120000" cy="3677403"/>
             <wp:effectExtent l="0" t="0" r="0" b="0"/>
             <wp:docPr id="1" name="Picture 1" descr="H con anima inclinata e scostamento positivo di 300 mm"/>
@@ -22403,7 +22403,7 @@
         <w:keepNext/>
         <w:spacing w:after="140"/>
       </w:pPr>
-      <w:bookmarkStart w:id="45" w:name="_Toc244136014"/>
+      <w:bookmarkStart w:id="45" w:name="_Toc244138048"/>
       <w:r>
         <w:t>Compilare il cassoncino</w:t>
       </w:r>
@@ -22444,7 +22444,7 @@
           <w:noProof/>
         </w:rPr>
         <w:drawing>
-          <wp:inline distT="0" distB="0" distL="0" distR="0" wp14:anchorId="72FE575A" wp14:editId="226A1008">
+          <wp:inline distT="0" distB="0" distL="0" distR="0" wp14:anchorId="263349D3" wp14:editId="18A3F28E">
             <wp:extent cx="6120000" cy="3677403"/>
             <wp:effectExtent l="0" t="0" r="0" b="0"/>
             <wp:docPr id="2" name="Picture 2" descr="Cassoncino con due anime inclinate e due piattabande superiori"/>
@@ -22505,7 +22505,7 @@
         <w:keepNext/>
         <w:spacing w:after="140"/>
       </w:pPr>
-      <w:bookmarkStart w:id="46" w:name="_Toc244136015"/>
+      <w:bookmarkStart w:id="46" w:name="_Toc244138049"/>
       <w:r>
         <w:t>Leggere le proprietà e riconoscere i limiti</w:t>
       </w:r>
@@ -22989,7 +22989,7 @@
         <w:keepNext/>
         <w:spacing w:after="140"/>
       </w:pPr>
-      <w:bookmarkStart w:id="47" w:name="_Toc244136016"/>
+      <w:bookmarkStart w:id="47" w:name="_Toc244138050"/>
       <w:r>
         <w:lastRenderedPageBreak/>
         <w:t>Scegliere consapevolmente il metodo</w:t>
@@ -23366,7 +23366,7 @@
         <w:keepNext/>
         <w:spacing w:after="140"/>
       </w:pPr>
-      <w:bookmarkStart w:id="48" w:name="_Toc244136017"/>
+      <w:bookmarkStart w:id="48" w:name="_Toc244138051"/>
       <w:r>
         <w:t>Costruire le fasi</w:t>
       </w:r>
@@ -23423,7 +23423,7 @@
         <w:keepNext/>
         <w:spacing w:after="140"/>
       </w:pPr>
-      <w:bookmarkStart w:id="49" w:name="_Toc244136018"/>
+      <w:bookmarkStart w:id="49" w:name="_Toc244138052"/>
       <w:r>
         <w:t>Leggere efficacia tensioni e controlli locali</w:t>
       </w:r>
@@ -23511,7 +23511,7 @@
         <w:keepNext/>
         <w:spacing w:after="140"/>
       </w:pPr>
-      <w:bookmarkStart w:id="50" w:name="_Toc244136019"/>
+      <w:bookmarkStart w:id="50" w:name="_Toc244138053"/>
       <w:r>
         <w:t>Torsione distorsione e diaframmi del cassoncino</w:t>
       </w:r>
@@ -23593,7 +23593,7 @@
           <w:noProof/>
         </w:rPr>
         <w:drawing>
-          <wp:inline distT="0" distB="0" distL="0" distR="0" wp14:anchorId="59F5D1F4" wp14:editId="46846FAE">
+          <wp:inline distT="0" distB="0" distL="0" distR="0" wp14:anchorId="649CEF53" wp14:editId="739636C4">
             <wp:extent cx="6120000" cy="3677403"/>
             <wp:effectExtent l="0" t="0" r="0" b="0"/>
             <wp:docPr id="3" name="Picture 3" descr="Riquadro delle verifiche a torsione del cassoncino"/>
@@ -23665,7 +23665,7 @@
         </w:rPr>
         <w:lastRenderedPageBreak/>
         <w:drawing>
-          <wp:inline distT="0" distB="0" distL="0" distR="0" wp14:anchorId="61BD5195" wp14:editId="36EFA622">
+          <wp:inline distT="0" distB="0" distL="0" distR="0" wp14:anchorId="64BFE175" wp14:editId="303920D8">
             <wp:extent cx="6120000" cy="3677403"/>
             <wp:effectExtent l="0" t="0" r="0" b="0"/>
             <wp:docPr id="4" name="Picture 4" descr="Flussi di torsione per fase nella scheda Verifiche"/>
@@ -23749,7 +23749,7 @@
         <w:keepNext/>
         <w:spacing w:after="140"/>
       </w:pPr>
-      <w:bookmarkStart w:id="51" w:name="_Toc244136020"/>
+      <w:bookmarkStart w:id="51" w:name="_Toc244138054"/>
       <w:r>
         <w:t>Curve di risposta</w:t>
       </w:r>
@@ -23804,7 +23804,7 @@
         <w:keepNext/>
         <w:spacing w:after="140"/>
       </w:pPr>
-      <w:bookmarkStart w:id="52" w:name="_Toc244136021"/>
+      <w:bookmarkStart w:id="52" w:name="_Toc244138055"/>
       <w:r>
         <w:t>Bridge Design</w:t>
       </w:r>
@@ -23832,7 +23832,7 @@
         <w:keepNext/>
         <w:spacing w:after="140"/>
       </w:pPr>
-      <w:bookmarkStart w:id="53" w:name="_Toc244136022"/>
+      <w:bookmarkStart w:id="53" w:name="_Toc244138056"/>
       <w:r>
         <w:t>Preparare i dati prima di aprire la ricerca</w:t>
       </w:r>
@@ -24513,7 +24513,7 @@
         <w:keepNext/>
         <w:spacing w:after="140"/>
       </w:pPr>
-      <w:bookmarkStart w:id="54" w:name="_Toc244136023"/>
+      <w:bookmarkStart w:id="54" w:name="_Toc244138057"/>
       <w:r>
         <w:t>Creare il progetto di riferimento</w:t>
       </w:r>
@@ -24613,7 +24613,7 @@
         <w:keepNext/>
         <w:spacing w:after="140"/>
       </w:pPr>
-      <w:bookmarkStart w:id="55" w:name="_Toc244136024"/>
+      <w:bookmarkStart w:id="55" w:name="_Toc244138058"/>
       <w:r>
         <w:t>Scegliere e cambiare prezzario</w:t>
       </w:r>
@@ -24703,7 +24703,7 @@
         <w:keepNext/>
         <w:spacing w:after="140"/>
       </w:pPr>
-      <w:bookmarkStart w:id="56" w:name="_Toc244136025"/>
+      <w:bookmarkStart w:id="56" w:name="_Toc244138059"/>
       <w:r>
         <w:t>Impostare il traffico del ponte</w:t>
       </w:r>
@@ -24740,7 +24740,7 @@
         <w:keepNext/>
         <w:spacing w:after="140"/>
       </w:pPr>
-      <w:bookmarkStart w:id="57" w:name="_Toc244136026"/>
+      <w:bookmarkStart w:id="57" w:name="_Toc244138060"/>
       <w:r>
         <w:t>Leggere sezioni spessori e lunghezze</w:t>
       </w:r>
@@ -24784,7 +24784,7 @@
         <w:keepNext/>
         <w:spacing w:after="140"/>
       </w:pPr>
-      <w:bookmarkStart w:id="58" w:name="_Toc244136027"/>
+      <w:bookmarkStart w:id="58" w:name="_Toc244138061"/>
       <w:r>
         <w:lastRenderedPageBreak/>
         <w:t>Scegliere obiettivo e costanti</w:t>
@@ -25474,7 +25474,7 @@
         <w:keepNext/>
         <w:spacing w:after="140"/>
       </w:pPr>
-      <w:bookmarkStart w:id="59" w:name="_Toc244136028"/>
+      <w:bookmarkStart w:id="59" w:name="_Toc244138062"/>
       <w:r>
         <w:t>Impostare range utili</w:t>
       </w:r>
@@ -25527,7 +25527,7 @@
         <w:keepNext/>
         <w:spacing w:after="140"/>
       </w:pPr>
-      <w:bookmarkStart w:id="60" w:name="_Toc244136029"/>
+      <w:bookmarkStart w:id="60" w:name="_Toc244138063"/>
       <w:r>
         <w:t>Avviare e leggere l’avanzamento</w:t>
       </w:r>
@@ -25563,7 +25563,7 @@
         <w:keepNext/>
         <w:spacing w:after="140"/>
       </w:pPr>
-      <w:bookmarkStart w:id="61" w:name="_Toc244136030"/>
+      <w:bookmarkStart w:id="61" w:name="_Toc244138064"/>
       <w:r>
         <w:t>Usare i grafici</w:t>
       </w:r>
@@ -25604,7 +25604,7 @@
           <w:noProof/>
         </w:rPr>
         <w:drawing>
-          <wp:inline distT="0" distB="0" distL="0" distR="0" wp14:anchorId="22C53A80" wp14:editId="0361F34E">
+          <wp:inline distT="0" distB="0" distL="0" distR="0" wp14:anchorId="1AADC20F" wp14:editId="16FA66C9">
             <wp:extent cx="6120000" cy="3519000"/>
             <wp:effectExtent l="0" t="0" r="0" b="0"/>
             <wp:docPr id="5" name="Picture 5" descr="Nuvola costo e CO₂ ricavata dai risultati riproducibili dell’esempio"/>
@@ -25667,7 +25667,7 @@
         </w:rPr>
         <w:lastRenderedPageBreak/>
         <w:drawing>
-          <wp:inline distT="0" distB="0" distL="0" distR="0" wp14:anchorId="5FBFB0A8" wp14:editId="57E8F525">
+          <wp:inline distT="0" distB="0" distL="0" distR="0" wp14:anchorId="1F45DC60" wp14:editId="562420EC">
             <wp:extent cx="6120000" cy="3519000"/>
             <wp:effectExtent l="0" t="0" r="0" b="0"/>
             <wp:docPr id="6" name="Picture 6" descr="Variazione di altezza e costo durante l’enumerazione dell’esempio"/>
@@ -25717,7 +25717,7 @@
         <w:keepNext/>
         <w:spacing w:after="140"/>
       </w:pPr>
-      <w:bookmarkStart w:id="62" w:name="_Toc244136031"/>
+      <w:bookmarkStart w:id="62" w:name="_Toc244138065"/>
       <w:r>
         <w:t>Esempio guidato da centoventi metri</w:t>
       </w:r>
@@ -26457,7 +26457,7 @@
           <w:noProof/>
         </w:rPr>
         <w:drawing>
-          <wp:inline distT="0" distB="0" distL="0" distR="0" wp14:anchorId="1F117DA9" wp14:editId="7D0E817A">
+          <wp:inline distT="0" distB="0" distL="0" distR="0" wp14:anchorId="430FD39A" wp14:editId="51359AED">
             <wp:extent cx="6120000" cy="2601000"/>
             <wp:effectExtent l="0" t="0" r="0" b="0"/>
             <wp:docPr id="7" name="Picture 7" descr="Differenze di costo fra il riferimento e alcuni scenari dell’esempio"/>
@@ -26527,7 +26527,7 @@
         <w:keepNext/>
         <w:spacing w:after="140"/>
       </w:pPr>
-      <w:bookmarkStart w:id="63" w:name="_Toc244136032"/>
+      <w:bookmarkStart w:id="63" w:name="_Toc244138066"/>
       <w:r>
         <w:t>Selezionare applicare e conservare le alternative</w:t>
       </w:r>
@@ -26571,7 +26571,7 @@
         <w:keepNext/>
         <w:spacing w:after="140"/>
       </w:pPr>
-      <w:bookmarkStart w:id="64" w:name="_Toc244136033"/>
+      <w:bookmarkStart w:id="64" w:name="_Toc244138067"/>
       <w:r>
         <w:t>Prezzi geotecnica e scenari da confrontare</w:t>
       </w:r>
@@ -26608,7 +26608,7 @@
         <w:keepNext/>
         <w:spacing w:after="140"/>
       </w:pPr>
-      <w:bookmarkStart w:id="65" w:name="_Toc244136034"/>
+      <w:bookmarkStart w:id="65" w:name="_Toc244138068"/>
       <w:r>
         <w:t>Usare le famiglie speciali</w:t>
       </w:r>
@@ -26652,7 +26652,7 @@
         <w:keepNext/>
         <w:spacing w:after="140"/>
       </w:pPr>
-      <w:bookmarkStart w:id="66" w:name="_Toc244136035"/>
+      <w:bookmarkStart w:id="66" w:name="_Toc244138069"/>
       <w:r>
         <w:t>Risolvere i messaggi più comuni</w:t>
       </w:r>
@@ -27560,7 +27560,7 @@
         <w:keepNext/>
         <w:spacing w:after="140"/>
       </w:pPr>
-      <w:bookmarkStart w:id="67" w:name="_Toc244136036"/>
+      <w:bookmarkStart w:id="67" w:name="_Toc244138070"/>
       <w:r>
         <w:t>Esportare un confronto leggibile</w:t>
       </w:r>
@@ -27588,7 +27588,7 @@
         <w:keepNext/>
         <w:spacing w:after="140"/>
       </w:pPr>
-      <w:bookmarkStart w:id="68" w:name="_Toc244136037"/>
+      <w:bookmarkStart w:id="68" w:name="_Toc244138071"/>
       <w:r>
         <w:t>Quanto fidarsi dei risultati</w:t>
       </w:r>
@@ -27625,7 +27625,7 @@
         <w:keepNext/>
         <w:spacing w:after="140"/>
       </w:pPr>
-      <w:bookmarkStart w:id="69" w:name="_Toc244136038"/>
+      <w:bookmarkStart w:id="69" w:name="_Toc244138072"/>
       <w:r>
         <w:t>Salvataggio e report</w:t>
       </w:r>
@@ -27637,7 +27637,7 @@
         <w:keepNext/>
         <w:spacing w:after="140"/>
       </w:pPr>
-      <w:bookmarkStart w:id="70" w:name="_Toc244136039"/>
+      <w:bookmarkStart w:id="70" w:name="_Toc244138073"/>
       <w:r>
         <w:t>Conservare dati modificabili</w:t>
       </w:r>
@@ -27665,7 +27665,7 @@
         <w:keepNext/>
         <w:spacing w:after="140"/>
       </w:pPr>
-      <w:bookmarkStart w:id="71" w:name="_Toc244136040"/>
+      <w:bookmarkStart w:id="71" w:name="_Toc244138074"/>
       <w:r>
         <w:t>Report del singolo foglio e del progetto</w:t>
       </w:r>
@@ -27709,7 +27709,7 @@
         <w:keepNext/>
         <w:spacing w:after="140"/>
       </w:pPr>
-      <w:bookmarkStart w:id="72" w:name="_Toc244136041"/>
+      <w:bookmarkStart w:id="72" w:name="_Toc244138075"/>
       <w:r>
         <w:t>Ricalcolo e proposte da applicare</w:t>
       </w:r>
@@ -27757,7 +27757,7 @@
         <w:keepNext/>
         <w:spacing w:after="140"/>
       </w:pPr>
-      <w:bookmarkStart w:id="73" w:name="_Toc244136042"/>
+      <w:bookmarkStart w:id="73" w:name="_Toc244138076"/>
       <w:r>
         <w:t>Conservare dati e risultati insieme</w:t>
       </w:r>
@@ -27785,7 +27785,7 @@
         <w:keepNext/>
         <w:spacing w:after="140"/>
       </w:pPr>
-      <w:bookmarkStart w:id="74" w:name="_Toc244136043"/>
+      <w:bookmarkStart w:id="74" w:name="_Toc244138077"/>
       <w:r>
         <w:t>Percorso completo per un primo progetto</w:t>
       </w:r>
@@ -27869,7 +27869,7 @@
         <w:keepNext/>
         <w:spacing w:after="140"/>
       </w:pPr>
-      <w:bookmarkStart w:id="75" w:name="_Toc244136044"/>
+      <w:bookmarkStart w:id="75" w:name="_Toc244138078"/>
       <w:r>
         <w:t>Problemi frequenti e controlli finali</w:t>
       </w:r>
@@ -28455,7 +28455,7 @@
         <w:keepNext/>
         <w:spacing w:after="140"/>
       </w:pPr>
-      <w:bookmarkStart w:id="76" w:name="_Toc244136045"/>
+      <w:bookmarkStart w:id="76" w:name="_Toc244138079"/>
       <w:r>
         <w:t>Riferimenti per approfondire</w:t>
       </w:r>
@@ -28479,7 +28479,7 @@
         <w:keepNext/>
         <w:spacing w:after="140"/>
       </w:pPr>
-      <w:bookmarkStart w:id="77" w:name="_Toc244136046"/>
+      <w:bookmarkStart w:id="77" w:name="_Toc244138080"/>
       <w:r>
         <w:t>Muri di sostegno con stratigrafie di monte e valle</w:t>
       </w:r>
@@ -28579,7 +28579,7 @@
         <w:keepNext/>
         <w:spacing w:after="140"/>
       </w:pPr>
-      <w:bookmarkStart w:id="78" w:name="_Toc244136047"/>
+      <w:bookmarkStart w:id="78" w:name="_Toc244138081"/>
       <w:r>
         <w:t>Materiali e copriferro del muro</w:t>
       </w:r>
@@ -28654,7 +28654,7 @@
         <w:keepNext/>
         <w:spacing w:after="140"/>
       </w:pPr>
-      <w:bookmarkStart w:id="79" w:name="_Toc244136048"/>
+      <w:bookmarkStart w:id="79" w:name="_Toc244138082"/>
       <w:r>
         <w:t>Avviare la verifica globale</w:t>
       </w:r>
@@ -28702,7 +28702,7 @@
         <w:keepNext/>
         <w:spacing w:after="140"/>
       </w:pPr>
-      <w:bookmarkStart w:id="80" w:name="_Toc244136049"/>
+      <w:bookmarkStart w:id="80" w:name="_Toc244138083"/>
       <w:r>
         <w:t>Inserire spessori e proprietà dei terreni</w:t>
       </w:r>
@@ -29423,7 +29423,7 @@
         </w:rPr>
         <w:lastRenderedPageBreak/>
         <w:drawing>
-          <wp:inline distT="0" distB="0" distL="0" distR="0" wp14:anchorId="308A114B" wp14:editId="3BC63A58">
+          <wp:inline distT="0" distB="0" distL="0" distR="0" wp14:anchorId="10856A17" wp14:editId="6943AEB9">
             <wp:extent cx="6120000" cy="2570400"/>
             <wp:effectExtent l="0" t="0" r="0" b="0"/>
             <wp:docPr id="8" name="Picture 8" descr="Profilo dell’esempio stratificato con terreno sotto la fondazione e limiti di ricerca evidenziati in blu."/>
@@ -29481,7 +29481,7 @@
         <w:keepNext/>
         <w:spacing w:after="140"/>
       </w:pPr>
-      <w:bookmarkStart w:id="81" w:name="_Toc244136050"/>
+      <w:bookmarkStart w:id="81" w:name="_Toc244138084"/>
       <w:r>
         <w:t>Controllare rilievo falda sisma e ricerca</w:t>
       </w:r>
@@ -29526,7 +29526,7 @@
         <w:keepNext/>
         <w:spacing w:after="140"/>
       </w:pPr>
-      <w:bookmarkStart w:id="82" w:name="_Toc244136051"/>
+      <w:bookmarkStart w:id="82" w:name="_Toc244138085"/>
       <w:r>
         <w:t>Leggere il risultato e riprodurre l’esempio</w:t>
       </w:r>
@@ -29628,7 +29628,7 @@
         <w:keepNext/>
         <w:spacing w:after="140"/>
       </w:pPr>
-      <w:bookmarkStart w:id="83" w:name="_Toc244136052"/>
+      <w:bookmarkStart w:id="83" w:name="_Toc244138086"/>
       <w:r>
         <w:t>Esempio salvato e risultati ripercorribili</w:t>
       </w:r>
@@ -30084,7 +30084,7 @@
         </w:rPr>
         <w:lastRenderedPageBreak/>
         <w:drawing>
-          <wp:inline distT="0" distB="0" distL="0" distR="0" wp14:anchorId="3EB9227A" wp14:editId="5F6C7A5C">
+          <wp:inline distT="0" distB="0" distL="0" distR="0" wp14:anchorId="6492DC27" wp14:editId="7114A20D">
             <wp:extent cx="6120000" cy="2570400"/>
             <wp:effectExtent l="0" t="0" r="0" b="0"/>
             <wp:docPr id="9" name="Picture 9" descr="Superficie della seconda combinazione: il tasso supera 1 e il cerchio è rosso. L’esempio conserva l’esito sfavorevole per mostrare la lettura della verifica."/>
@@ -30151,7 +30151,7 @@
         <w:keepNext/>
         <w:spacing w:after="140"/>
       </w:pPr>
-      <w:bookmarkStart w:id="84" w:name="_Toc244136053"/>
+      <w:bookmarkStart w:id="84" w:name="_Toc244138087"/>
       <w:r>
         <w:t>Portanza, cedimenti e armature dei muri: procedura</w:t>
       </w:r>
@@ -30171,7 +30171,7 @@
         <w:keepNext/>
         <w:spacing w:after="140"/>
       </w:pPr>
-      <w:bookmarkStart w:id="85" w:name="_Toc244136054"/>
+      <w:bookmarkStart w:id="85" w:name="_Toc244138088"/>
       <w:r>
         <w:t>Scegliere il controllo</w:t>
       </w:r>
@@ -30680,7 +30680,7 @@
         <w:keepNext/>
         <w:spacing w:after="140"/>
       </w:pPr>
-      <w:bookmarkStart w:id="86" w:name="_Toc244136055"/>
+      <w:bookmarkStart w:id="86" w:name="_Toc244138089"/>
       <w:r>
         <w:t>Procedura e lettura</w:t>
       </w:r>
@@ -30716,7 +30716,7 @@
         <w:keepNext/>
         <w:spacing w:after="140"/>
       </w:pPr>
-      <w:bookmarkStart w:id="87" w:name="_Toc244136056"/>
+      <w:bookmarkStart w:id="87" w:name="_Toc244138090"/>
       <w:r>
         <w:t>Dati della portanza sismica</w:t>
       </w:r>
@@ -30789,7 +30789,7 @@
         <w:keepNext/>
         <w:spacing w:after="140"/>
       </w:pPr>
-      <w:bookmarkStart w:id="88" w:name="_Toc244136057"/>
+      <w:bookmarkStart w:id="88" w:name="_Toc244138091"/>
       <w:r>
         <w:t>Dati dei cedimenti</w:t>
       </w:r>
@@ -30826,7 +30826,7 @@
         <w:keepNext/>
         <w:spacing w:after="140"/>
       </w:pPr>
-      <w:bookmarkStart w:id="89" w:name="_Toc244136058"/>
+      <w:bookmarkStart w:id="89" w:name="_Toc244138092"/>
       <w:r>
         <w:t>Importare una storia Newmark</w:t>
       </w:r>
@@ -30858,7 +30858,7 @@
         <w:keepNext/>
         <w:spacing w:after="140"/>
       </w:pPr>
-      <w:bookmarkStart w:id="90" w:name="_Toc244136059"/>
+      <w:bookmarkStart w:id="90" w:name="_Toc244138093"/>
       <w:r>
         <w:t>Disporre e proporre le armature</w:t>
       </w:r>
@@ -30908,7 +30908,7 @@
         <w:keepNext/>
         <w:spacing w:after="140"/>
       </w:pPr>
-      <w:bookmarkStart w:id="91" w:name="_Toc244136060"/>
+      <w:bookmarkStart w:id="91" w:name="_Toc244138094"/>
       <w:r>
         <w:t>Tavola delle armature e distinta ferri del muro</w:t>
       </w:r>
@@ -30960,7 +30960,7 @@
           <w:noProof/>
         </w:rPr>
         <w:drawing>
-          <wp:inline distT="0" distB="0" distL="0" distR="0" wp14:anchorId="5F9F05AB" wp14:editId="72A960B0">
+          <wp:inline distT="0" distB="0" distL="0" distR="0" wp14:anchorId="3F99BD6A" wp14:editId="08046C8B">
             <wp:extent cx="6120000" cy="4316786"/>
             <wp:effectExtent l="0" t="0" r="0" b="0"/>
             <wp:docPr id="10" name="Picture 10" descr="Esempio di distinta del muro con due zone di armatura e tratto di quattro metri"/>
@@ -31022,7 +31022,7 @@
         <w:keepNext/>
         <w:spacing w:after="140"/>
       </w:pPr>
-      <w:bookmarkStart w:id="92" w:name="_Toc244136061"/>
+      <w:bookmarkStart w:id="92" w:name="_Toc244138095"/>
       <w:r>
         <w:t>Efficienza orizzontale della palificata</w:t>
       </w:r>
@@ -31042,7 +31042,7 @@
         <w:keepNext/>
         <w:spacing w:after="140"/>
       </w:pPr>
-      <w:bookmarkStart w:id="93" w:name="_Toc244136062"/>
+      <w:bookmarkStart w:id="93" w:name="_Toc244138096"/>
       <w:r>
         <w:t>Apertura e geometria</w:t>
       </w:r>
@@ -31081,7 +31081,7 @@
         <w:keepNext/>
         <w:spacing w:after="140"/>
       </w:pPr>
-      <w:bookmarkStart w:id="94" w:name="_Toc244136063"/>
+      <w:bookmarkStart w:id="94" w:name="_Toc244138097"/>
       <w:r>
         <w:t>Metodo e applicabilità</w:t>
       </w:r>
@@ -31699,7 +31699,7 @@
         <w:keepNext/>
         <w:spacing w:after="140"/>
       </w:pPr>
-      <w:bookmarkStart w:id="95" w:name="_Toc244136064"/>
+      <w:bookmarkStart w:id="95" w:name="_Toc244138098"/>
       <w:r>
         <w:t>Risultati e confronto</w:t>
       </w:r>
@@ -31747,7 +31747,7 @@
         <w:keepNext/>
         <w:spacing w:after="140"/>
       </w:pPr>
-      <w:bookmarkStart w:id="96" w:name="_Toc244136065"/>
+      <w:bookmarkStart w:id="96" w:name="_Toc244138099"/>
       <w:r>
         <w:t>Risposta elastica del palo orizzontale</w:t>
       </w:r>
@@ -31767,7 +31767,7 @@
         <w:keepNext/>
         <w:spacing w:after="140"/>
       </w:pPr>
-      <w:bookmarkStart w:id="97" w:name="_Toc244136066"/>
+      <w:bookmarkStart w:id="97" w:name="_Toc244138100"/>
       <w:r>
         <w:t>Dati iniziali condivisi</w:t>
       </w:r>
@@ -31824,7 +31824,7 @@
         <w:keepNext/>
         <w:spacing w:after="140"/>
       </w:pPr>
-      <w:bookmarkStart w:id="98" w:name="_Toc244136067"/>
+      <w:bookmarkStart w:id="98" w:name="_Toc244138101"/>
       <w:r>
         <w:t>Parametri nella riga dello strato</w:t>
       </w:r>
@@ -31872,7 +31872,7 @@
         <w:keepNext/>
         <w:spacing w:after="140"/>
       </w:pPr>
-      <w:bookmarkStart w:id="99" w:name="_Toc244136068"/>
+      <w:bookmarkStart w:id="99" w:name="_Toc244138102"/>
       <w:r>
         <w:t>Sforzo normale e lettura dei diagrammi</w:t>
       </w:r>
@@ -31913,7 +31913,7 @@
         <w:keepNext/>
         <w:spacing w:after="140"/>
       </w:pPr>
-      <w:bookmarkStart w:id="100" w:name="_Toc244136069"/>
+      <w:bookmarkStart w:id="100" w:name="_Toc244138103"/>
       <w:r>
         <w:t>Materiali e parametri per strato</w:t>
       </w:r>
@@ -31981,7 +31981,7 @@
         <w:keepNext/>
         <w:spacing w:after="140"/>
       </w:pPr>
-      <w:bookmarkStart w:id="101" w:name="_Toc244136070"/>
+      <w:bookmarkStart w:id="101" w:name="_Toc244138104"/>
       <w:r>
         <w:t>Avanzamento e controlli da completare</w:t>
       </w:r>
@@ -32035,7 +32035,7 @@
         <w:keepNext/>
         <w:spacing w:after="140"/>
       </w:pPr>
-      <w:bookmarkStart w:id="102" w:name="_Toc244136071"/>
+      <w:bookmarkStart w:id="102" w:name="_Toc244138105"/>
       <w:r>
         <w:t>Tratti colorati e verificatore della sezione</w:t>
       </w:r>
@@ -32118,7 +32118,7 @@
         <w:keepNext/>
         <w:spacing w:after="140"/>
       </w:pPr>
-      <w:bookmarkStart w:id="103" w:name="_Toc244136072"/>
+      <w:bookmarkStart w:id="103" w:name="_Toc244138106"/>
       <w:r>
         <w:t>Approvazione delle ipotesi ed esito delle armature</w:t>
       </w:r>
@@ -32183,7 +32183,7 @@
         <w:keepNext/>
         <w:spacing w:after="140"/>
       </w:pPr>
-      <w:bookmarkStart w:id="104" w:name="_Toc244136073"/>
+      <w:bookmarkStart w:id="104" w:name="_Toc244138107"/>
       <w:r>
         <w:t>Controlli sismici della testa del palo</w:t>
       </w:r>
@@ -32268,7 +32268,7 @@
         <w:keepNext/>
         <w:spacing w:after="140"/>
       </w:pPr>
-      <w:bookmarkStart w:id="105" w:name="_Toc244136074"/>
+      <w:bookmarkStart w:id="105" w:name="_Toc244138108"/>
       <w:r>
         <w:t>Ricalcolo delle sollecitazioni e delle resistenze</w:t>
       </w:r>
@@ -32291,7 +32291,7 @@
         <w:keepNext/>
         <w:spacing w:after="140"/>
       </w:pPr>
-      <w:bookmarkStart w:id="106" w:name="_Toc244136075"/>
+      <w:bookmarkStart w:id="106" w:name="_Toc244138109"/>
       <w:r>
         <w:t>Tratti e verifica delle sezioni</w:t>
       </w:r>
@@ -32340,7 +32340,7 @@
         <w:keepNext/>
         <w:spacing w:after="140"/>
       </w:pPr>
-      <w:bookmarkStart w:id="107" w:name="_Toc244136076"/>
+      <w:bookmarkStart w:id="107" w:name="_Toc244138110"/>
       <w:r>
         <w:t>Proposte e vista delle armature</w:t>
       </w:r>
@@ -32437,7 +32437,7 @@
         <w:keepNext/>
         <w:spacing w:after="140"/>
       </w:pPr>
-      <w:bookmarkStart w:id="108" w:name="_Toc244136077"/>
+      <w:bookmarkStart w:id="108" w:name="_Toc244138111"/>
       <w:r>
         <w:t>Esempio riproducibile e limiti</w:t>
       </w:r>
@@ -32469,7 +32469,7 @@
         <w:keepNext/>
         <w:spacing w:after="140"/>
       </w:pPr>
-      <w:bookmarkStart w:id="109" w:name="_Toc244136078"/>
+      <w:bookmarkStart w:id="109" w:name="_Toc244138112"/>
       <w:r>
         <w:t>Wiki e centro della conoscenza</w:t>
       </w:r>
@@ -32481,7 +32481,7 @@
         <w:keepNext/>
         <w:spacing w:after="140"/>
       </w:pPr>
-      <w:bookmarkStart w:id="110" w:name="_Toc244136079"/>
+      <w:bookmarkStart w:id="110" w:name="_Toc244138113"/>
       <w:r>
         <w:t>Wiki del modulo e aiuti sui singoli dati</w:t>
       </w:r>
@@ -32509,7 +32509,7 @@
         <w:keepNext/>
         <w:spacing w:after="140"/>
       </w:pPr>
-      <w:bookmarkStart w:id="111" w:name="_Toc244136080"/>
+      <w:bookmarkStart w:id="111" w:name="_Toc244138114"/>
       <w:r>
         <w:t>Consultare la nuova biblioteca tecnica</w:t>
       </w:r>
@@ -32529,7 +32529,7 @@
         <w:keepNext/>
         <w:spacing w:after="140"/>
       </w:pPr>
-      <w:bookmarkStart w:id="112" w:name="_Toc244136081"/>
+      <w:bookmarkStart w:id="112" w:name="_Toc244138115"/>
       <w:r>
         <w:t>Engineering Handbook</w:t>
       </w:r>
@@ -32588,7 +32588,7 @@
         <w:keepNext/>
         <w:spacing w:after="140"/>
       </w:pPr>
-      <w:bookmarkStart w:id="113" w:name="_Toc244136082"/>
+      <w:bookmarkStart w:id="113" w:name="_Toc244138116"/>
       <w:r>
         <w:t>Cercare e scegliere un percorso</w:t>
       </w:r>
@@ -32608,7 +32608,7 @@
         <w:keepNext/>
         <w:spacing w:after="140"/>
       </w:pPr>
-      <w:bookmarkStart w:id="114" w:name="_Toc244136083"/>
+      <w:bookmarkStart w:id="114" w:name="_Toc244138117"/>
       <w:r>
         <w:t>Leggere e riprendere</w:t>
       </w:r>
@@ -32636,7 +32636,7 @@
         <w:keepNext/>
         <w:spacing w:after="140"/>
       </w:pPr>
-      <w:bookmarkStart w:id="115" w:name="_Toc244136084"/>
+      <w:bookmarkStart w:id="115" w:name="_Toc244138118"/>
       <w:r>
         <w:t>Passare dalla teoria al calcolo</w:t>
       </w:r>
@@ -32673,7 +32673,7 @@
         <w:keepNext/>
         <w:spacing w:after="140"/>
       </w:pPr>
-      <w:bookmarkStart w:id="116" w:name="_Toc244136085"/>
+      <w:bookmarkStart w:id="116" w:name="_Toc244138119"/>
       <w:r>
         <w:t>Progetti e problemi frequenti</w:t>
       </w:r>
@@ -32693,7 +32693,7 @@
         <w:keepNext/>
         <w:spacing w:after="140"/>
       </w:pPr>
-      <w:bookmarkStart w:id="117" w:name="_Toc244136086"/>
+      <w:bookmarkStart w:id="117" w:name="_Toc244138120"/>
       <w:r>
         <w:t>Modulo Sezione in c.a.</w:t>
       </w:r>
@@ -32705,7 +32705,7 @@
         <w:keepNext/>
         <w:spacing w:after="140"/>
       </w:pPr>
-      <w:bookmarkStart w:id="118" w:name="_Toc244136087"/>
+      <w:bookmarkStart w:id="118" w:name="_Toc244138121"/>
       <w:r>
         <w:t>Controllare norma e dati ereditati</w:t>
       </w:r>
@@ -32744,7 +32744,7 @@
         <w:keepNext/>
         <w:spacing w:after="140"/>
       </w:pPr>
-      <w:bookmarkStart w:id="119" w:name="_Toc244136088"/>
+      <w:bookmarkStart w:id="119" w:name="_Toc244138122"/>
       <w:r>
         <w:t>A cosa serve e quando usarlo</w:t>
       </w:r>
@@ -32776,7 +32776,7 @@
         <w:keepNext/>
         <w:spacing w:after="140"/>
       </w:pPr>
-      <w:bookmarkStart w:id="120" w:name="_Toc244136089"/>
+      <w:bookmarkStart w:id="120" w:name="_Toc244138123"/>
       <w:r>
         <w:t>Salvataggio e riapertura della sezione</w:t>
       </w:r>
@@ -32804,7 +32804,7 @@
         <w:keepNext/>
         <w:spacing w:after="140"/>
       </w:pPr>
-      <w:bookmarkStart w:id="121" w:name="_Toc244136090"/>
+      <w:bookmarkStart w:id="121" w:name="_Toc244138124"/>
       <w:r>
         <w:t>Wizard delle tipologie e delle armature</w:t>
       </w:r>
@@ -33614,7 +33614,7 @@
         <w:keepNext/>
         <w:spacing w:after="140"/>
       </w:pPr>
-      <w:bookmarkStart w:id="122" w:name="_Toc244136091"/>
+      <w:bookmarkStart w:id="122" w:name="_Toc244138125"/>
       <w:r>
         <w:t>Armature della capsula</w:t>
       </w:r>
@@ -33693,7 +33693,7 @@
         <w:keepNext/>
         <w:spacing w:after="140"/>
       </w:pPr>
-      <w:bookmarkStart w:id="123" w:name="_Toc244136092"/>
+      <w:bookmarkStart w:id="123" w:name="_Toc244138126"/>
       <w:r>
         <w:t>Input geometria e unità</w:t>
       </w:r>
@@ -34288,7 +34288,7 @@
         <w:keepNext/>
         <w:spacing w:after="140"/>
       </w:pPr>
-      <w:bookmarkStart w:id="124" w:name="_Toc244136093"/>
+      <w:bookmarkStart w:id="124" w:name="_Toc244138127"/>
       <w:r>
         <w:t>Input materiali armature e default</w:t>
       </w:r>
@@ -34325,7 +34325,7 @@
         <w:keepNext/>
         <w:spacing w:after="140"/>
       </w:pPr>
-      <w:bookmarkStart w:id="125" w:name="_Toc244136094"/>
+      <w:bookmarkStart w:id="125" w:name="_Toc244138128"/>
       <w:r>
         <w:t>Input azioni e convenzioni</w:t>
       </w:r>
@@ -34353,7 +34353,7 @@
         <w:keepNext/>
         <w:spacing w:after="140"/>
       </w:pPr>
-      <w:bookmarkStart w:id="126" w:name="_Toc244136095"/>
+      <w:bookmarkStart w:id="126" w:name="_Toc244138129"/>
       <w:r>
         <w:t>Descrizione del calcolo</w:t>
       </w:r>
@@ -34381,7 +34381,7 @@
         <w:keepNext/>
         <w:spacing w:after="140"/>
       </w:pPr>
-      <w:bookmarkStart w:id="127" w:name="_Toc244136096"/>
+      <w:bookmarkStart w:id="127" w:name="_Toc244138130"/>
       <w:r>
         <w:t>Output e lettura dei risultati</w:t>
       </w:r>
@@ -34977,7 +34977,7 @@
         <w:keepNext/>
         <w:spacing w:after="140"/>
       </w:pPr>
-      <w:bookmarkStart w:id="128" w:name="_Toc244136097"/>
+      <w:bookmarkStart w:id="128" w:name="_Toc244138131"/>
       <w:r>
         <w:t>Warning e problemi frequenti</w:t>
       </w:r>
@@ -35015,7 +35015,7 @@
         <w:keepNext/>
         <w:spacing w:after="140"/>
       </w:pPr>
-      <w:bookmarkStart w:id="129" w:name="_Toc244136098"/>
+      <w:bookmarkStart w:id="129" w:name="_Toc244138132"/>
       <w:r>
         <w:t>Esempio completo dalla Wiki</w:t>
       </w:r>
@@ -35098,7 +35098,7 @@
         <w:keepNext/>
         <w:spacing w:after="140"/>
       </w:pPr>
-      <w:bookmarkStart w:id="130" w:name="_Toc244136099"/>
+      <w:bookmarkStart w:id="130" w:name="_Toc244138133"/>
       <w:r>
         <w:t>Teoria collegata e riepilogo</w:t>
       </w:r>
@@ -35126,7 +35126,7 @@
         <w:keepNext/>
         <w:spacing w:after="140"/>
       </w:pPr>
-      <w:bookmarkStart w:id="131" w:name="_Toc244136100"/>
+      <w:bookmarkStart w:id="131" w:name="_Toc244138134"/>
       <w:r>
         <w:t>Domini tridimensionali e bidimensionali</w:t>
       </w:r>
@@ -35214,7 +35214,7 @@
         <w:keepNext/>
         <w:spacing w:after="140"/>
       </w:pPr>
-      <w:bookmarkStart w:id="132" w:name="_Toc244136101"/>
+      <w:bookmarkStart w:id="132" w:name="_Toc244138135"/>
       <w:r>
         <w:lastRenderedPageBreak/>
         <w:t>Tensioni e fessurazione</w:t>
@@ -35254,7 +35254,7 @@
         <w:keepNext/>
         <w:spacing w:after="140"/>
       </w:pPr>
-      <w:bookmarkStart w:id="133" w:name="_Toc244136102"/>
+      <w:bookmarkStart w:id="133" w:name="_Toc244138136"/>
       <w:r>
         <w:t>Taglio torsione e dettagli</w:t>
       </w:r>
@@ -35293,7 +35293,7 @@
         <w:keepNext/>
         <w:spacing w:after="140"/>
       </w:pPr>
-      <w:bookmarkStart w:id="134" w:name="_Toc244136103"/>
+      <w:bookmarkStart w:id="134" w:name="_Toc244138137"/>
       <w:r>
         <w:lastRenderedPageBreak/>
         <w:t>Curva momento curvatura e aggiornamento</w:t>
@@ -35368,7 +35368,7 @@
         <w:keepNext/>
         <w:spacing w:after="140"/>
       </w:pPr>
-      <w:bookmarkStart w:id="135" w:name="_Toc244136104"/>
+      <w:bookmarkStart w:id="135" w:name="_Toc244138138"/>
       <w:r>
         <w:t>Colonna modello: dati e calcolo</w:t>
       </w:r>
@@ -35679,11 +35679,162 @@
     </w:p>
     <w:p>
       <w:pPr>
+        <w:spacing w:after="140"/>
+      </w:pPr>
+      <w:r>
+        <w:rPr>
+          <w:b/>
+        </w:rPr>
+        <w:t>Azioni</w:t>
+      </w:r>
+      <w:r>
+        <w:t xml:space="preserve"> sceglie che cosa verificare. «Azione singola (N, M0Ed)» calcola la colonna sui campi N e M0Ed. «Combinazioni SLU» e «Combinazioni SLU e SLV» verificano tutte le combinazioni di quegli insiemi della scheda Combinazioni: ognuna è una colonna modello con il proprio N costante e con il momento del primo ordine nella direzione </w:t>
+      </w:r>
+      <w:r>
+        <w:rPr>
+          <w:rFonts w:ascii="Calibri" w:eastAsia="Calibri" w:hAnsi="Calibri" w:cs="Calibri"/>
+        </w:rPr>
+        <w:t>θ</w:t>
+      </w:r>
+      <w:r>
+        <w:t xml:space="preserve">, </w:t>
+      </w:r>
+      <m:oMath>
+        <m:sSub>
+          <m:e>
+            <m:r>
+              <m:t>M</m:t>
+            </m:r>
+          </m:e>
+          <m:sub>
+            <m:r>
+              <m:t>θ</m:t>
+            </m:r>
+          </m:sub>
+        </m:sSub>
+        <m:r>
+          <m:t>=</m:t>
+        </m:r>
+        <m:sSub>
+          <m:e>
+            <m:r>
+              <m:t>M</m:t>
+            </m:r>
+          </m:e>
+          <m:sub>
+            <m:r>
+              <m:t>x</m:t>
+            </m:r>
+          </m:sub>
+        </m:sSub>
+        <m:r>
+          <m:rPr>
+            <m:sty m:val="p"/>
+          </m:rPr>
+          <m:t>cos</m:t>
+        </m:r>
+        <m:r>
+          <m:t>θ+</m:t>
+        </m:r>
+        <m:sSub>
+          <m:e>
+            <m:r>
+              <m:t>M</m:t>
+            </m:r>
+          </m:e>
+          <m:sub>
+            <m:r>
+              <m:t>y</m:t>
+            </m:r>
+          </m:sub>
+        </m:sSub>
+        <m:r>
+          <m:rPr>
+            <m:sty m:val="p"/>
+          </m:rPr>
+          <m:t>sin</m:t>
+        </m:r>
+        <m:r>
+          <m:t>θ</m:t>
+        </m:r>
+      </m:oMath>
+      <w:r>
+        <w:t xml:space="preserve">; con </w:t>
+      </w:r>
+      <m:oMath>
+        <m:sSub>
+          <m:e>
+            <m:r>
+              <m:t>M</m:t>
+            </m:r>
+          </m:e>
+          <m:sub>
+            <m:r>
+              <m:t>θ</m:t>
+            </m:r>
+          </m:sub>
+        </m:sSub>
+      </m:oMath>
+      <w:r>
+        <w:t xml:space="preserve"> negativo la colonna si verifica nella direzione opposta, </w:t>
+      </w:r>
+      <w:r>
+        <w:rPr>
+          <w:rFonts w:ascii="Calibri" w:eastAsia="Calibri" w:hAnsi="Calibri" w:cs="Calibri"/>
+        </w:rPr>
+        <w:t>θ</w:t>
+      </w:r>
+      <w:r>
+        <w:t xml:space="preserve"> + 180°. Con le combinazioni i campi N e M0Ed si nascondono. Nei fogli con gli insiemi storici SLU è «Plastico» e SLV «Elastico». I progetti salvati con le versioni precedenti si riaprono sull'azione singola, senza modifiche al documento.</w:t>
+      </w:r>
+    </w:p>
+    <w:p>
+      <w:pPr>
+        <w:spacing w:after="140"/>
+      </w:pPr>
+      <w:r>
+        <w:rPr>
+          <w:b/>
+        </w:rPr>
+        <w:t>Intervalli del dominio ridotto</w:t>
+      </w:r>
+      <w:r>
+        <w:t xml:space="preserve">, nel gruppo Calcolo, fissa il numero dei punti del dominio ridotto fra 0 e la resistenza a compressione centrata </w:t>
+      </w:r>
+      <m:oMath>
+        <m:sSub>
+          <m:e>
+            <m:r>
+              <m:t>N</m:t>
+            </m:r>
+          </m:e>
+          <m:sub>
+            <m:r>
+              <m:t>Rd,c</m:t>
+            </m:r>
+          </m:sub>
+        </m:sSub>
+      </m:oMath>
+      <w:r>
+        <w:t xml:space="preserve">: 40 per default, da 4 a 200; gli N delle azioni si aggiungono ai punti. Durante il calcolo il testo mostra la combinazione e il punto del dominio in corso; </w:t>
+      </w:r>
+      <w:r>
+        <w:rPr>
+          <w:b/>
+        </w:rPr>
+        <w:t>Interrompi</w:t>
+      </w:r>
+      <w:r>
+        <w:t xml:space="preserve"> abbandona il calcolo senza risultati parziali.</w:t>
+      </w:r>
+    </w:p>
+    <w:p>
+      <w:pPr>
         <w:pStyle w:val="Titolo2"/>
         <w:keepNext/>
         <w:spacing w:after="140"/>
       </w:pPr>
-      <w:bookmarkStart w:id="136" w:name="_Toc244136105"/>
+      <w:bookmarkStart w:id="136" w:name="_Toc244138139"/>
       <w:r>
         <w:t>Colonna modello: risultati, CSV e relazione</w:t>
       </w:r>
@@ -35832,10 +35983,374 @@
         <w:spacing w:after="140"/>
       </w:pPr>
       <w:r>
-        <w:t>Le opzioni della colonna entrano nel foglio alla prima modifica di un dato della scheda: un foglio che non le ha si apre con i valori iniziali, non risulta modificato e le sue relazioni restano quelle di prima. Per i fogli con le opzioni la relazione Word ha il capitolo Colonna modello dopo il momento–curvatura, con dati, stato, esito, avvisi, passaggi del calcolo, i due grafici quando sono scelti i grafici e la tabella dei punti. Il capitolo dipende dalla scelta Momento–curvatura e colonna modello del repo</w:t>
-      </w:r>
-      <w:r>
-        <w:t>rt. Nel report di progetto la colonna viene ricalcolata su una copia dei dati, senza aprire la scheda; il report del singolo foglio usa il risultato della scheda e, se manca, lo dichiara. La teoria, le formule e gli scostamenti dichiarati sono nella guida teorica della sezione (Wiki: Sezione in calcestruzzo armato).</w:t>
+        <w:t xml:space="preserve">Le opzioni della colonna entrano nel foglio alla prima modifica di un dato della scheda: un foglio che non le ha si apre con i valori iniziali, non risulta modificato e le sue relazioni restano quelle di prima. Per i fogli con le opzioni la relazione Word ha il capitolo Colonna </w:t>
+      </w:r>
+      <w:r>
+        <w:lastRenderedPageBreak/>
+        <w:t>modello dopo il momento–curvatura, con dati, stato, esito, avvisi, passaggi del calcolo, i due grafici quando sono scelti i grafici e la tabella dei punti. Il capitolo dipende dalla scelta Momento–curvatura e colonna modello del report. Nel report di progetto la colonna viene ricalcolata su una copia dei dati, senza aprire la scheda; il report del singolo foglio usa il risultato della scheda e, se manca, lo dichiara. La teoria, le formule e gli scostamenti dichiarati sono nella guida teorica della sezione (</w:t>
+      </w:r>
+      <w:r>
+        <w:t>Wiki: Sezione in calcestruzzo armato).</w:t>
+      </w:r>
+    </w:p>
+    <w:p>
+      <w:pPr>
+        <w:spacing w:after="140"/>
+      </w:pPr>
+      <w:r>
+        <w:t xml:space="preserve">Con le combinazioni il riquadro </w:t>
+      </w:r>
+      <w:r>
+        <w:rPr>
+          <w:b/>
+        </w:rPr>
+        <w:t>Inviluppo delle combinazioni</w:t>
+      </w:r>
+      <w:r>
+        <w:t xml:space="preserve"> dà il rapporto massimo </w:t>
+      </w:r>
+      <m:oMath>
+        <m:r>
+          <m:t>η=</m:t>
+        </m:r>
+        <m:sSub>
+          <m:e>
+            <m:r>
+              <m:t>M</m:t>
+            </m:r>
+          </m:e>
+          <m:sub>
+            <m:r>
+              <m:t>0Ed,tot</m:t>
+            </m:r>
+          </m:sub>
+        </m:sSub>
+        <m:r>
+          <m:t>/</m:t>
+        </m:r>
+        <m:sSub>
+          <m:e>
+            <m:r>
+              <m:t>M</m:t>
+            </m:r>
+          </m:e>
+          <m:sub>
+            <m:r>
+              <m:t>1Rd,max</m:t>
+            </m:r>
+          </m:sub>
+        </m:sSub>
+      </m:oMath>
+      <w:r>
+        <w:t xml:space="preserve"> e la combinazione che governa, con il numero delle combinazioni verificate, non verificate e di trazione. Le combinazioni di trazione non sono pertinenti, perché la sezione si verifica con i domini; quelle con </w:t>
+      </w:r>
+      <m:oMath>
+        <m:d>
+          <m:dPr>
+            <m:begChr m:val="|"/>
+            <m:sepChr m:val=""/>
+            <m:endChr m:val="|"/>
+          </m:dPr>
+          <m:e>
+            <m:r>
+              <m:t>N</m:t>
+            </m:r>
+          </m:e>
+        </m:d>
+      </m:oMath>
+      <w:r>
+        <w:t xml:space="preserve"> oltre </w:t>
+      </w:r>
+      <m:oMath>
+        <m:sSub>
+          <m:e>
+            <m:r>
+              <m:t>N</m:t>
+            </m:r>
+          </m:e>
+          <m:sub>
+            <m:r>
+              <m:t>Rd,c</m:t>
+            </m:r>
+          </m:sub>
+        </m:sSub>
+      </m:oMath>
+      <w:r>
+        <w:t xml:space="preserve"> non sono verificate (</w:t>
+      </w:r>
+      <w:r>
+        <w:rPr>
+          <w:rFonts w:ascii="Calibri" w:eastAsia="Calibri" w:hAnsi="Calibri" w:cs="Calibri"/>
+        </w:rPr>
+        <w:t>η</w:t>
+      </w:r>
+      <w:r>
+        <w:t xml:space="preserve"> infinito). I riquadri seguenti, i grafici M(</w:t>
+      </w:r>
+      <w:r>
+        <w:rPr>
+          <w:rFonts w:ascii="Calibri" w:eastAsia="Calibri" w:hAnsi="Calibri" w:cs="Calibri"/>
+        </w:rPr>
+        <w:t>χ</w:t>
+      </w:r>
+      <w:r>
+        <w:t>) e M − M2 e i passaggi riguardano la combinazione peggiore fra quelle calcolate; il testo elenca tutte le combinazioni con N, M</w:t>
+      </w:r>
+      <w:r>
+        <w:rPr>
+          <w:rFonts w:ascii="Calibri" w:eastAsia="Calibri" w:hAnsi="Calibri" w:cs="Calibri"/>
+        </w:rPr>
+        <w:t>θ</w:t>
+      </w:r>
+      <w:r>
+        <w:t xml:space="preserve">, M⊥, M0Ed,tot, M1Rd,max, </w:t>
+      </w:r>
+      <w:r>
+        <w:rPr>
+          <w:rFonts w:ascii="Calibri" w:eastAsia="Calibri" w:hAnsi="Calibri" w:cs="Calibri"/>
+        </w:rPr>
+        <w:t>η</w:t>
+      </w:r>
+      <w:r>
+        <w:t xml:space="preserve"> ed esito.</w:t>
+      </w:r>
+    </w:p>
+    <w:p>
+      <w:pPr>
+        <w:spacing w:after="140"/>
+      </w:pPr>
+      <w:r>
+        <w:t xml:space="preserve">La componente normale a </w:t>
+      </w:r>
+      <w:r>
+        <w:rPr>
+          <w:rFonts w:ascii="Calibri" w:eastAsia="Calibri" w:hAnsi="Calibri" w:cs="Calibri"/>
+        </w:rPr>
+        <w:t>θ</w:t>
+      </w:r>
+      <w:r>
+        <w:t xml:space="preserve">, </w:t>
+      </w:r>
+      <m:oMath>
+        <m:sSub>
+          <m:e>
+            <m:r>
+              <m:t>M</m:t>
+            </m:r>
+          </m:e>
+          <m:sub>
+            <m:r>
+              <m:t>⟂</m:t>
+            </m:r>
+          </m:sub>
+        </m:sSub>
+        <m:r>
+          <m:t>=−</m:t>
+        </m:r>
+        <m:sSub>
+          <m:e>
+            <m:r>
+              <m:t>M</m:t>
+            </m:r>
+          </m:e>
+          <m:sub>
+            <m:r>
+              <m:t>x</m:t>
+            </m:r>
+          </m:sub>
+        </m:sSub>
+        <m:r>
+          <m:rPr>
+            <m:sty m:val="p"/>
+          </m:rPr>
+          <m:t>sin</m:t>
+        </m:r>
+        <m:r>
+          <m:t>θ+</m:t>
+        </m:r>
+        <m:sSub>
+          <m:e>
+            <m:r>
+              <m:t>M</m:t>
+            </m:r>
+          </m:e>
+          <m:sub>
+            <m:r>
+              <m:t>y</m:t>
+            </m:r>
+          </m:sub>
+        </m:sSub>
+        <m:r>
+          <m:rPr>
+            <m:sty m:val="p"/>
+          </m:rPr>
+          <m:t>cos</m:t>
+        </m:r>
+        <m:r>
+          <m:t>θ</m:t>
+        </m:r>
+      </m:oMath>
+      <w:r>
+        <w:t>, non è verificata: quando supera l'1 % di M</w:t>
+      </w:r>
+      <w:r>
+        <w:rPr>
+          <w:rFonts w:ascii="Calibri" w:eastAsia="Calibri" w:hAnsi="Calibri" w:cs="Calibri"/>
+        </w:rPr>
+        <w:t>θ</w:t>
+      </w:r>
+      <w:r>
+        <w:t xml:space="preserve"> compare un avviso. In flessione deviata ripetere il calcolo con </w:t>
+      </w:r>
+      <w:r>
+        <w:rPr>
+          <w:rFonts w:ascii="Calibri" w:eastAsia="Calibri" w:hAnsi="Calibri" w:cs="Calibri"/>
+        </w:rPr>
+        <w:t>θ</w:t>
+      </w:r>
+      <w:r>
+        <w:t xml:space="preserve"> + 90° e combinare le due direzioni con EN 1992-1-1 5.8.9.</w:t>
+      </w:r>
+    </w:p>
+    <w:p>
+      <w:pPr>
+        <w:spacing w:after="140"/>
+      </w:pPr>
+      <w:r>
+        <w:t xml:space="preserve">Il terzo grafico, </w:t>
+      </w:r>
+      <w:r>
+        <w:rPr>
+          <w:b/>
+        </w:rPr>
+        <w:t>Dominio ridotto N–M1Rd,max</w:t>
+      </w:r>
+      <w:r>
+        <w:t xml:space="preserve">, con Adatta, PNG ed Espandi, mostra in blu la capacità del primo ordine M1Rd,max al variare di N fra 0 e </w:t>
+      </w:r>
+      <m:oMath>
+        <m:sSub>
+          <m:e>
+            <m:r>
+              <m:t>N</m:t>
+            </m:r>
+          </m:e>
+          <m:sub>
+            <m:r>
+              <m:t>Rd,c</m:t>
+            </m:r>
+          </m:sub>
+        </m:sSub>
+      </m:oMath>
+      <w:r>
+        <w:t xml:space="preserve">, in grigio tratteggiato il momento resistente della sezione MRd(N) senza effetti del secondo ordine e in arancio la retta </w:t>
+      </w:r>
+      <m:oMath>
+        <m:sSub>
+          <m:e>
+            <m:r>
+              <m:t>N</m:t>
+            </m:r>
+          </m:e>
+          <m:sub>
+            <m:r>
+              <m:t>Ed</m:t>
+            </m:r>
+          </m:sub>
+        </m:sSub>
+        <m:sSub>
+          <m:e>
+            <m:r>
+              <m:t>e</m:t>
+            </m:r>
+          </m:e>
+          <m:sub>
+            <m:r>
+              <m:t>0</m:t>
+            </m:r>
+          </m:sub>
+        </m:sSub>
+      </m:oMath>
+      <w:r>
+        <w:t xml:space="preserve"> dell'eccentricità minima; i punti sono le azioni (N, M0Ed,tot), verdi se verificate e rossi se no. Con momenti negativi compare anche il dominio di </w:t>
+      </w:r>
+      <w:r>
+        <w:rPr>
+          <w:rFonts w:ascii="Calibri" w:eastAsia="Calibri" w:hAnsi="Calibri" w:cs="Calibri"/>
+        </w:rPr>
+        <w:t>θ</w:t>
+      </w:r>
+      <w:r>
+        <w:t xml:space="preserve"> + 180°, a sinistra. Un'azione è verificata se il suo punto sta dentro la curva blu al suo N.</w:t>
+      </w:r>
+    </w:p>
+    <w:p>
+      <w:pPr>
+        <w:keepNext/>
+        <w:spacing w:after="140"/>
+      </w:pPr>
+      <w:r>
+        <w:rPr>
+          <w:noProof/>
+        </w:rPr>
+        <w:lastRenderedPageBreak/>
+        <w:drawing>
+          <wp:inline distT="0" distB="0" distL="0" distR="0" wp14:anchorId="2CC4CC97" wp14:editId="14E98A42">
+            <wp:extent cx="6120000" cy="4080000"/>
+            <wp:effectExtent l="0" t="0" r="0" b="0"/>
+            <wp:docPr id="11" name="Picture 11" descr="Dominio ridotto N–M1Rd,max della colonna modello: capacità del primo ordine in blu, momento resistente della sezione in grigio, retta dell'eccentricità minima in arancio e punto dell'azione."/>
+            <wp:cNvGraphicFramePr>
+              <a:graphicFrameLocks xmlns:a="http://schemas.openxmlformats.org/drawingml/2006/main" noChangeAspect="1"/>
+            </wp:cNvGraphicFramePr>
+            <a:graphic xmlns:a="http://schemas.openxmlformats.org/drawingml/2006/main">
+              <a:graphicData uri="http://schemas.openxmlformats.org/drawingml/2006/picture">
+                <pic:pic xmlns:pic="http://schemas.openxmlformats.org/drawingml/2006/picture">
+                  <pic:nvPicPr>
+                    <pic:cNvPr id="0" name="colonna-modello-dominio-ridotto.png"/>
+                    <pic:cNvPicPr/>
+                  </pic:nvPicPr>
+                  <pic:blipFill>
+                    <a:blip r:embed="rId33"/>
+                    <a:stretch>
+                      <a:fillRect/>
+                    </a:stretch>
+                  </pic:blipFill>
+                  <pic:spPr>
+                    <a:xfrm>
+                      <a:off x="0" y="0"/>
+                      <a:ext cx="6120000" cy="4080000"/>
+                    </a:xfrm>
+                    <a:prstGeom prst="rect">
+                      <a:avLst/>
+                    </a:prstGeom>
+                  </pic:spPr>
+                </pic:pic>
+              </a:graphicData>
+            </a:graphic>
+          </wp:inline>
+        </w:drawing>
+      </w:r>
+    </w:p>
+    <w:p>
+      <w:pPr>
+        <w:pStyle w:val="Didascalia"/>
+      </w:pPr>
+      <w:r>
+        <w:t>Dominio ridotto N–M1Rd,max della colonna modello: capacità del primo ordine in blu, momento resistente della sezione in grigio, retta dell'eccentricità minima in arancio e punto dell'azione.</w:t>
+      </w:r>
+    </w:p>
+    <w:p>
+      <w:pPr>
+        <w:spacing w:after="140"/>
+      </w:pPr>
+      <w:r>
+        <w:rPr>
+          <w:b/>
+        </w:rPr>
+        <w:t>Esporta CSV…</w:t>
+      </w:r>
+      <w:r>
+        <w:t xml:space="preserve"> scrive i punti della curva, poi, dopo una riga vuota, i punti del dominio ridotto e, con le combinazioni, una riga per combinazione. Nella relazione il capitolo «Colonna modello» comprende la tabella «Combinazioni», con la combinazione che governa, e il paragrafo «Dominio ridotto N–M1Rd,max» con la figura e la tabella dei punti.</w:t>
       </w:r>
     </w:p>
     <w:p>
@@ -35844,7 +36359,7 @@
         <w:keepNext/>
         <w:spacing w:after="140"/>
       </w:pPr>
-      <w:bookmarkStart w:id="137" w:name="_Toc244136106"/>
+      <w:bookmarkStart w:id="137" w:name="_Toc244138140"/>
       <w:r>
         <w:t>Importare ed esportare le azioni</w:t>
       </w:r>
@@ -35863,19 +36378,22 @@
         <w:spacing w:after="140"/>
       </w:pPr>
       <w:r>
+        <w:t>Il comando Template Excel salva una cartella con il foglio Azioni. Le intestazioni sono, nell’ordine: Elemento, Nome combo, Stato limite, N [kN], Vx [kN], Vy [kN], T [kNm], Mx [kNm], My [kNm]. Elemento è facoltativo: vuoto significa il contesto del foglio corrente. Se indicato, conserva il riferimento dell’elemento nelle tabelle e nei report; non cambia automaticamente geometria o sezione. Tutte le righe dell’elenco sono verificate con la sezione del foglio. Combinazioni con lo stesso nome e riferimenti ele</w:t>
+      </w:r>
+      <w:r>
+        <w:t>mento diversi restano righe distinte.</w:t>
+      </w:r>
+    </w:p>
+    <w:p>
+      <w:pPr>
+        <w:spacing w:after="140"/>
+      </w:pPr>
+      <w:r>
+        <w:t xml:space="preserve">Sono ammesse SLU, SLV, Rara, Frequente e Quasi permanente. Ogni riga deve contenere tutte le sei componenti, anche se alcune non sono utilizzate da una specifica verifica. Scrivere 0 per una componente nulla; una cella vuota non è uno zero. N è negativo a </w:t>
+      </w:r>
+      <w:r>
         <w:lastRenderedPageBreak/>
-        <w:t>Il comando Template Excel salva una cartella con il foglio Azioni. Le intestazioni sono, nell’ordine: Elemento, Nome combo, Stato limite, N [kN], Vx [kN], Vy [kN], T [kNm], Mx [kNm], My [kNm]. Elemento è facoltativo: vuoto significa il contesto del foglio corrente. Se indicato, conserva il riferimento dell’elemento nelle tabelle e nei report; non cambia automaticamente geometria o sezione. Tutte le righe dell’elenco sono verificate con la sezione del foglio. Combinazioni con lo stesso nome e riferimenti ele</w:t>
-      </w:r>
-      <w:r>
-        <w:t>mento diversi restano righe distinte.</w:t>
-      </w:r>
-    </w:p>
-    <w:p>
-      <w:pPr>
-        <w:spacing w:after="140"/>
-      </w:pPr>
-      <w:r>
-        <w:t>Sono ammesse SLU, SLV, Rara, Frequente e Quasi permanente. Ogni riga deve contenere tutte le sei componenti, anche se alcune non sono utilizzate da una specifica verifica. Scrivere 0 per una componente nulla; una cella vuota non è uno zero. N è negativo a compressione. Le azioni devono essere già combinate e coefficientate: il programma non riapplica i coefficienti dei carichi.</w:t>
+        <w:t>compressione. Le azioni devono essere già combinate e coefficientate: il programma non riapplica i coefficienti dei carichi.</w:t>
       </w:r>
     </w:p>
     <w:p>
@@ -35924,35 +36442,38 @@
         <w:keepNext/>
         <w:spacing w:after="140"/>
       </w:pPr>
-      <w:bookmarkStart w:id="138" w:name="_Toc244136107"/>
+      <w:bookmarkStart w:id="138" w:name="_Toc244138141"/>
+      <w:r>
+        <w:t>Report short della sezione in calcestruzzo armato</w:t>
+      </w:r>
+      <w:bookmarkEnd w:id="138"/>
+    </w:p>
+    <w:p>
+      <w:pPr>
+        <w:spacing w:after="140"/>
+      </w:pPr>
+      <w:r>
+        <w:t>Accanto a Report Word, il pulsante Report short esporta il foglio corrente in Word e PDF omonimi, entro due pagine. Attendere il completamento del calcolo automatico. ANTHEA impagina e produce il PDF da sé: Microsoft Word non serve. Il report completo rimane disponibile dal pulsante precedente.</w:t>
+      </w:r>
+    </w:p>
+    <w:p>
+      <w:pPr>
+        <w:spacing w:after="140"/>
+      </w:pPr>
+      <w:r>
+        <w:t>La prima pagina raccoglie geometria, coordinate delle armature o definizione degli anelli regolari, staffe, materiali, coefficienti e opzioni di calcolo. La seconda contiene una combinazione governante per ciascuna verifica: SLU N–Mx–My, SLV N–Mx–My, taglio, tensioni rara, fessurazione frequente, tensioni quasi permanente e fessurazione quasi permanente. Azioni, resistenze o limiti, tasso ed esito sono racchiusi in due tabelle.</w:t>
+      </w:r>
+    </w:p>
+    <w:p>
+      <w:pPr>
+        <w:spacing w:after="140"/>
+      </w:pPr>
+      <w:r>
+        <w:t xml:space="preserve">La scelta considera tutte le combinazioni inserite, comprese quelle nascoste nei grafici. Tensioni e fessurazione possono avere combinazioni governanti diverse. Per il taglio </w:t>
+      </w:r>
       <w:r>
         <w:lastRenderedPageBreak/>
-        <w:t>Report short della sezione in calcestruzzo armato</w:t>
-      </w:r>
-      <w:bookmarkEnd w:id="138"/>
-    </w:p>
-    <w:p>
-      <w:pPr>
-        <w:spacing w:after="140"/>
-      </w:pPr>
-      <w:r>
-        <w:t>Accanto a Report Word, il pulsante Report short esporta il foglio corrente in Word e PDF omonimi, entro due pagine. Attendere il completamento del calcolo automatico. ANTHEA impagina e produce il PDF da sé: Microsoft Word non serve. Il report completo rimane disponibile dal pulsante precedente.</w:t>
-      </w:r>
-    </w:p>
-    <w:p>
-      <w:pPr>
-        <w:spacing w:after="140"/>
-      </w:pPr>
-      <w:r>
-        <w:t>La prima pagina raccoglie geometria, coordinate delle armature o definizione degli anelli regolari, staffe, materiali, coefficienti e opzioni di calcolo. La seconda contiene una combinazione governante per ciascuna verifica: SLU N–Mx–My, SLV N–Mx–My, taglio, tensioni rara, fessurazione frequente, tensioni quasi permanente e fessurazione quasi permanente. Azioni, resistenze o limiti, tasso ed esito sono racchiusi in due tabelle.</w:t>
-      </w:r>
-    </w:p>
-    <w:p>
-      <w:pPr>
-        <w:spacing w:after="140"/>
-      </w:pPr>
-      <w:r>
-        <w:t>La scelta considera tutte le combinazioni inserite, comprese quelle nascoste nei grafici. Tensioni e fessurazione possono avere combinazioni governanti diverse. Per il taglio sono riportate entrambe le direzioni della stessa combinazione. Una famiglia senza azioni è indicata come non richiesta; risultati mancanti o privi di tasso numerico producono un esito incompleto. I criteri senza rapporto numerico, come la decompressione, richiedono il report completo.</w:t>
+        <w:t>sono riportate entrambe le direzioni della stessa combinazione. Una famiglia senza azioni è indicata come non richiesta; risultati mancanti o privi di tasso numerico producono un esito incompleto. I criteri senza rapporto numerico, come la decompressione, richiedono il report completo.</w:t>
       </w:r>
     </w:p>
     <w:p>
@@ -35969,7 +36490,7 @@
         <w:keepNext/>
         <w:spacing w:after="140"/>
       </w:pPr>
-      <w:bookmarkStart w:id="139" w:name="_Toc244136108"/>
+      <w:bookmarkStart w:id="139" w:name="_Toc244138142"/>
       <w:r>
         <w:t>Leggere asse neutro, mappe e report</w:t>
       </w:r>
@@ -36022,9 +36543,8 @@
         <w:keepNext/>
         <w:spacing w:after="140"/>
       </w:pPr>
-      <w:bookmarkStart w:id="140" w:name="_Toc244136109"/>
-      <w:r>
-        <w:lastRenderedPageBreak/>
+      <w:bookmarkStart w:id="140" w:name="_Toc244138143"/>
+      <w:r>
         <w:t>Interpretazione dei risultati e controlli indipendenti</w:t>
       </w:r>
       <w:bookmarkEnd w:id="140"/>
@@ -36043,7 +36563,7 @@
         <w:keepNext/>
         <w:spacing w:after="140"/>
       </w:pPr>
-      <w:bookmarkStart w:id="141" w:name="_Toc244136110"/>
+      <w:bookmarkStart w:id="141" w:name="_Toc244138144"/>
       <w:r>
         <w:t>Dalla domanda alla capacità</w:t>
       </w:r>
@@ -36063,8 +36583,9 @@
         <w:keepNext/>
         <w:spacing w:after="140"/>
       </w:pPr>
-      <w:bookmarkStart w:id="142" w:name="_Toc244136111"/>
-      <w:r>
+      <w:bookmarkStart w:id="142" w:name="_Toc244138145"/>
+      <w:r>
+        <w:lastRenderedPageBreak/>
         <w:t>Controllo numerico e fisico</w:t>
       </w:r>
       <w:bookmarkEnd w:id="142"/>
@@ -36083,7 +36604,7 @@
         <w:keepNext/>
         <w:spacing w:after="140"/>
       </w:pPr>
-      <w:bookmarkStart w:id="143" w:name="_Toc244136112"/>
+      <w:bookmarkStart w:id="143" w:name="_Toc244138146"/>
       <w:r>
         <w:t>Archiviazione</w:t>
       </w:r>
@@ -36103,7 +36624,7 @@
         <w:keepNext/>
         <w:spacing w:after="140"/>
       </w:pPr>
-      <w:bookmarkStart w:id="144" w:name="_Toc244136113"/>
+      <w:bookmarkStart w:id="144" w:name="_Toc244138147"/>
       <w:r>
         <w:t>Tutorial dal modello Beam alla verifica di sezione</w:t>
       </w:r>
@@ -36123,7 +36644,7 @@
         <w:keepNext/>
         <w:spacing w:after="140"/>
       </w:pPr>
-      <w:bookmarkStart w:id="145" w:name="_Toc244136114"/>
+      <w:bookmarkStart w:id="145" w:name="_Toc244138148"/>
       <w:r>
         <w:t>Capisci e controlla</w:t>
       </w:r>
@@ -36143,7 +36664,7 @@
         <w:keepNext/>
         <w:spacing w:after="140"/>
       </w:pPr>
-      <w:bookmarkStart w:id="146" w:name="_Toc244136115"/>
+      <w:bookmarkStart w:id="146" w:name="_Toc244138149"/>
       <w:r>
         <w:t>Calcola e modifica</w:t>
       </w:r>
@@ -36163,9 +36684,8 @@
         <w:keepNext/>
         <w:spacing w:after="140"/>
       </w:pPr>
-      <w:bookmarkStart w:id="147" w:name="_Toc244136116"/>
-      <w:r>
-        <w:lastRenderedPageBreak/>
+      <w:bookmarkStart w:id="147" w:name="_Toc244138150"/>
+      <w:r>
         <w:t>Osserva e archivia</w:t>
       </w:r>
       <w:bookmarkEnd w:id="147"/>
@@ -36184,7 +36704,7 @@
         <w:keepNext/>
         <w:spacing w:after="140"/>
       </w:pPr>
-      <w:bookmarkStart w:id="148" w:name="_Toc244136117"/>
+      <w:bookmarkStart w:id="148" w:name="_Toc244138151"/>
       <w:r>
         <w:t>Fondazioni superficiali</w:t>
       </w:r>
@@ -36195,7 +36715,11 @@
         <w:spacing w:after="140"/>
       </w:pPr>
       <w:r>
-        <w:t>Il foglio Geotecnica → Fondazioni superficiali verifica la capacità portante statica di una fondazione su strato portante omogeneo, con piano campagna e base orizzontali. Esamina una combinazione e un sondaggio alla volta: la condizione governante dell'opera deve essere individuata confrontando tutti i casi pertinenti. Non esegue verifiche di scorrimento, cedimento, stabilità globale, sisma o resistenza strutturale.</w:t>
+        <w:t xml:space="preserve">Il foglio Geotecnica → Fondazioni superficiali verifica la capacità portante statica di una fondazione su strato portante omogeneo, con piano campagna e base orizzontali. Esamina una combinazione e un sondaggio alla volta: la condizione governante </w:t>
+      </w:r>
+      <w:r>
+        <w:lastRenderedPageBreak/>
+        <w:t>dell'opera deve essere individuata confrontando tutti i casi pertinenti. Non esegue verifiche di scorrimento, cedimento, stabilità globale, sisma o resistenza strutturale.</w:t>
       </w:r>
     </w:p>
     <w:p>
@@ -36215,7 +36739,7 @@
         <w:keepNext/>
         <w:spacing w:after="140"/>
       </w:pPr>
-      <w:bookmarkStart w:id="149" w:name="_Toc244136118"/>
+      <w:bookmarkStart w:id="149" w:name="_Toc244138152"/>
       <w:r>
         <w:t>Preparazione e scelta del metodo</w:t>
       </w:r>
@@ -36243,7 +36767,7 @@
         <w:keepNext/>
         <w:spacing w:after="140"/>
       </w:pPr>
-      <w:bookmarkStart w:id="150" w:name="_Toc244136119"/>
+      <w:bookmarkStart w:id="150" w:name="_Toc244138153"/>
       <w:r>
         <w:t>Geometria terreno falda e azioni</w:t>
       </w:r>
@@ -36280,82 +36804,82 @@
         <w:spacing w:after="140"/>
       </w:pPr>
       <w:r>
+        <w:t xml:space="preserve">La tabella usa la gestione degli strati del palo a portanza verticale: sondaggi selezionabili, aggiunta e rimozione degli strati, colori, spessore in metri, tipologia Granulare o Coesivo, </w:t>
+      </w:r>
+      <w:r>
+        <w:rPr>
+          <w:rFonts w:ascii="Calibri" w:eastAsia="Calibri" w:hAnsi="Calibri" w:cs="Calibri"/>
+        </w:rPr>
+        <w:t>γ</w:t>
+      </w:r>
+      <w:r>
+        <w:t xml:space="preserve"> e </w:t>
+      </w:r>
+      <w:r>
+        <w:rPr>
+          <w:rFonts w:ascii="Calibri" w:eastAsia="Calibri" w:hAnsi="Calibri" w:cs="Calibri"/>
+        </w:rPr>
+        <w:t>γ</w:t>
+      </w:r>
+      <w:r>
+        <w:t xml:space="preserve">sat in kN/m³, </w:t>
+      </w:r>
+      <w:r>
+        <w:rPr>
+          <w:rFonts w:ascii="Calibri" w:eastAsia="Calibri" w:hAnsi="Calibri" w:cs="Calibri"/>
+        </w:rPr>
+        <w:t>φ′</w:t>
+      </w:r>
+      <w:r>
+        <w:t xml:space="preserve"> in gradi, c</w:t>
+      </w:r>
+      <w:r>
+        <w:rPr>
+          <w:rFonts w:ascii="Calibri" w:eastAsia="Calibri" w:hAnsi="Calibri" w:cs="Calibri"/>
+        </w:rPr>
+        <w:t>′</w:t>
+      </w:r>
+      <w:r>
+        <w:t xml:space="preserve"> e cu in kPa. Lo spessore è verticale dal piano campagna verso il basso. Un </w:t>
+      </w:r>
+      <w:r>
+        <w:rPr>
+          <w:rFonts w:ascii="Calibri" w:eastAsia="Calibri" w:hAnsi="Calibri" w:cs="Calibri"/>
+        </w:rPr>
+        <w:t>γ</w:t>
+      </w:r>
+      <w:r>
+        <w:t xml:space="preserve">sat vuoto segue </w:t>
+      </w:r>
+      <w:r>
+        <w:rPr>
+          <w:rFonts w:ascii="Calibri" w:eastAsia="Calibri" w:hAnsi="Calibri" w:cs="Calibri"/>
+        </w:rPr>
+        <w:t>γ</w:t>
+      </w:r>
+      <w:r>
+        <w:t xml:space="preserve"> dello stesso strato, come nel palo verticale; non equivale a un valore saturo misurato. Assegnarlo quando disponibile. La tipologia non converte automaticamente c</w:t>
+      </w:r>
+      <w:r>
+        <w:rPr>
+          <w:rFonts w:ascii="Calibri" w:eastAsia="Calibri" w:hAnsi="Calibri" w:cs="Calibri"/>
+        </w:rPr>
+        <w:t>′</w:t>
+      </w:r>
+      <w:r>
+        <w:t xml:space="preserve"> in cu: il drenaggio scelto stabilisce quali resistenze usa il calcolo.</w:t>
+      </w:r>
+    </w:p>
+    <w:p>
+      <w:pPr>
+        <w:spacing w:after="140"/>
+      </w:pPr>
+      <w:r>
+        <w:t xml:space="preserve">La falda è idrostatica e la sua profondità è non negativa dal piano campagna. Sopra la base sono ammessi materiali diversi, integrati nel confinamento q. Sotto la base tutti gli strati devono avere proprietà resistenti e pesi omogenei: confermare l'ipotesi di </w:t>
+      </w:r>
+      <w:r>
         <w:lastRenderedPageBreak/>
-        <w:t xml:space="preserve">La tabella usa la gestione degli strati del palo a portanza verticale: sondaggi selezionabili, aggiunta e rimozione degli strati, colori, spessore in metri, tipologia Granulare o Coesivo, </w:t>
-      </w:r>
-      <w:r>
-        <w:rPr>
-          <w:rFonts w:ascii="Calibri" w:eastAsia="Calibri" w:hAnsi="Calibri" w:cs="Calibri"/>
-        </w:rPr>
-        <w:t>γ</w:t>
-      </w:r>
-      <w:r>
-        <w:t xml:space="preserve"> e </w:t>
-      </w:r>
-      <w:r>
-        <w:rPr>
-          <w:rFonts w:ascii="Calibri" w:eastAsia="Calibri" w:hAnsi="Calibri" w:cs="Calibri"/>
-        </w:rPr>
-        <w:t>γ</w:t>
-      </w:r>
-      <w:r>
-        <w:t xml:space="preserve">sat in kN/m³, </w:t>
-      </w:r>
-      <w:r>
-        <w:rPr>
-          <w:rFonts w:ascii="Calibri" w:eastAsia="Calibri" w:hAnsi="Calibri" w:cs="Calibri"/>
-        </w:rPr>
-        <w:t>φ′</w:t>
-      </w:r>
-      <w:r>
-        <w:t xml:space="preserve"> in gradi, c</w:t>
-      </w:r>
-      <w:r>
-        <w:rPr>
-          <w:rFonts w:ascii="Calibri" w:eastAsia="Calibri" w:hAnsi="Calibri" w:cs="Calibri"/>
-        </w:rPr>
-        <w:t>′</w:t>
-      </w:r>
-      <w:r>
-        <w:t xml:space="preserve"> e cu in kPa. Lo spessore è verticale dal piano campagna verso il basso. Un </w:t>
-      </w:r>
-      <w:r>
-        <w:rPr>
-          <w:rFonts w:ascii="Calibri" w:eastAsia="Calibri" w:hAnsi="Calibri" w:cs="Calibri"/>
-        </w:rPr>
-        <w:t>γ</w:t>
-      </w:r>
-      <w:r>
-        <w:t xml:space="preserve">sat vuoto segue </w:t>
-      </w:r>
-      <w:r>
-        <w:rPr>
-          <w:rFonts w:ascii="Calibri" w:eastAsia="Calibri" w:hAnsi="Calibri" w:cs="Calibri"/>
-        </w:rPr>
-        <w:t>γ</w:t>
-      </w:r>
-      <w:r>
-        <w:t xml:space="preserve"> dello stesso strato, come nel palo verticale; non equivale a un valore saturo misurato. Assegnarlo quando disponibile. La tipologia non converte automaticamente c</w:t>
-      </w:r>
-      <w:r>
-        <w:rPr>
-          <w:rFonts w:ascii="Calibri" w:eastAsia="Calibri" w:hAnsi="Calibri" w:cs="Calibri"/>
-        </w:rPr>
-        <w:t>′</w:t>
-      </w:r>
-      <w:r>
-        <w:t xml:space="preserve"> in cu: il drenaggio scelto stabilisce quali resistenze usa il calcolo.</w:t>
-      </w:r>
-    </w:p>
-    <w:p>
-      <w:pPr>
-        <w:spacing w:after="140"/>
-      </w:pPr>
-      <w:r>
-        <w:t xml:space="preserve">La falda è idrostatica e la sua profondità è non negativa dal piano campagna. Sopra la base sono ammessi materiali diversi, integrati nel confinamento q. Sotto la base tutti gli strati devono avere proprietà resistenti e pesi omogenei: confermare l'ipotesi di semispazio, estesa oltre la profondità rappresentata. All'interfaccia il terreno portante è quello inferiore. Un profilo eterogeneo sotto la base viene conservato, ma il calcolo si arresta senza ricorrere a medie. Il profilo deve raggiungere una quota </w:t>
-      </w:r>
-      <w:r>
-        <w:t>inferiore al piano di posa.</w:t>
+        <w:t>semispazio, estesa oltre la profondità rappresentata. All'interfaccia il terreno portante è quello inferiore. Un profilo eterogeneo sotto la base viene conservato, ma il calcolo si arresta senza ricorrere a medie. Il profilo deve raggiungere una quota inferiore al piano di posa.</w:t>
       </w:r>
     </w:p>
     <w:p>
@@ -36403,7 +36927,7 @@
         <w:keepNext/>
         <w:spacing w:after="140"/>
       </w:pPr>
-      <w:bookmarkStart w:id="151" w:name="_Toc244136120"/>
+      <w:bookmarkStart w:id="151" w:name="_Toc244138154"/>
       <w:r>
         <w:t>Lettura delle viste grafiche</w:t>
       </w:r>
@@ -36449,32 +36973,32 @@
         <w:spacing w:after="140"/>
       </w:pPr>
       <w:r>
+        <w:t>Tensioni mostra la mappa in kPa, i valori ai vertici, minimo e massimo; il puntatore legge il campione più vicino. Andamenti presenta due tagli passanti per la risultante. Sono pressioni efficaci nel drenato e totali nel non drenato, coerenti con N assegnato. Il modello convenzionale è affine senza trazione: rappresenta l'equilibrio del contatto, non calcola cedimenti. Il confronto di portanza usa N/A</w:t>
+      </w:r>
+      <w:r>
+        <w:rPr>
+          <w:rFonts w:ascii="Calibri" w:eastAsia="Calibri" w:hAnsi="Calibri" w:cs="Calibri"/>
+        </w:rPr>
+        <w:t>′</w:t>
+      </w:r>
+      <w:r>
+        <w:t>, non il massimo della mappa.</w:t>
+      </w:r>
+    </w:p>
+    <w:p>
+      <w:pPr>
+        <w:spacing w:after="140"/>
+      </w:pPr>
+      <w:r>
+        <w:t>Rottura mostra un riferimento di Prandtl per striscia su terreno privo di peso, con cuneo e ventagli logaritmici nelle sezioni X e Y. È uno schema illustrativo; non è la superficie critica calcolata per il metodo selezionato, non descrive una rottura tridimensionale e non determina profondità o estensione dell'indagine.</w:t>
+      </w:r>
+    </w:p>
+    <w:p>
+      <w:pPr>
+        <w:spacing w:after="140"/>
+      </w:pPr>
+      <w:r>
         <w:lastRenderedPageBreak/>
-        <w:t>Tensioni mostra la mappa in kPa, i valori ai vertici, minimo e massimo; il puntatore legge il campione più vicino. Andamenti presenta due tagli passanti per la risultante. Sono pressioni efficaci nel drenato e totali nel non drenato, coerenti con N assegnato. Il modello convenzionale è affine senza trazione: rappresenta l'equilibrio del contatto, non calcola cedimenti. Il confronto di portanza usa N/A</w:t>
-      </w:r>
-      <w:r>
-        <w:rPr>
-          <w:rFonts w:ascii="Calibri" w:eastAsia="Calibri" w:hAnsi="Calibri" w:cs="Calibri"/>
-        </w:rPr>
-        <w:t>′</w:t>
-      </w:r>
-      <w:r>
-        <w:t>, non il massimo della mappa.</w:t>
-      </w:r>
-    </w:p>
-    <w:p>
-      <w:pPr>
-        <w:spacing w:after="140"/>
-      </w:pPr>
-      <w:r>
-        <w:t>Rottura mostra un riferimento di Prandtl per striscia su terreno privo di peso, con cuneo e ventagli logaritmici nelle sezioni X e Y. È uno schema illustrativo; non è la superficie critica calcolata per il metodo selezionato, non descrive una rottura tridimensionale e non determina profondità o estensione dell'indagine.</w:t>
-      </w:r>
-    </w:p>
-    <w:p>
-      <w:pPr>
-        <w:spacing w:after="140"/>
-      </w:pPr>
-      <w:r>
         <w:t>Come controllo delle pressioni, usare B = 2 m, L = 3 m, N = 600 kN, My = 300 kNm e Mx = 0. L'eccentricità X vale 0,5 m; A</w:t>
       </w:r>
       <w:r>
@@ -36502,7 +37026,7 @@
         <w:keepNext/>
         <w:spacing w:after="140"/>
       </w:pPr>
-      <w:bookmarkStart w:id="152" w:name="_Toc244136121"/>
+      <w:bookmarkStart w:id="152" w:name="_Toc244138155"/>
       <w:r>
         <w:t>Esempio verificato e lettura dei risultati</w:t>
       </w:r>
@@ -37198,30 +37722,33 @@
         <w:keepNext/>
         <w:spacing w:after="140"/>
       </w:pPr>
-      <w:bookmarkStart w:id="153" w:name="_Toc244136122"/>
+      <w:bookmarkStart w:id="153" w:name="_Toc244138156"/>
+      <w:r>
+        <w:t>Salvataggio errori e report</w:t>
+      </w:r>
+      <w:bookmarkEnd w:id="153"/>
+    </w:p>
+    <w:p>
+      <w:pPr>
+        <w:spacing w:after="140"/>
+      </w:pPr>
+      <w:r>
+        <w:t>Il salvataggio del foglio o del progetto conserva scelte, azioni e nome della combinazione. Dopo una modifica i risultati precedenti sono invalidati; alla riapertura premere Calcola. Report Word e PDF produce le due edizioni affiancate, con dati, coefficienti, esito, campo di applicazione e versione della libreria. F1 o Guida apre questa pagina; la teoria della portanza (Wiki: Fondazioni superficiali) descrive le formule.</w:t>
+      </w:r>
+    </w:p>
+    <w:p>
+      <w:pPr>
+        <w:spacing w:after="140"/>
+      </w:pPr>
+      <w:r>
+        <w:t xml:space="preserve">Una risultante esterna alla base o azioni oltre il dominio resistente del metodo producono resistenza nulla e, nel profilo normativo, esito Non verificata. Con area </w:t>
+      </w:r>
       <w:r>
         <w:lastRenderedPageBreak/>
-        <w:t>Salvataggio errori e report</w:t>
-      </w:r>
-      <w:bookmarkEnd w:id="153"/>
-    </w:p>
-    <w:p>
-      <w:pPr>
-        <w:spacing w:after="140"/>
-      </w:pPr>
-      <w:r>
-        <w:t>Il salvataggio del foglio o del progetto conserva scelte, azioni e nome della combinazione. Dopo una modifica i risultati precedenti sono invalidati; alla riapertura premere Calcola. Report Word e PDF produce le due edizioni affiancate, con dati, coefficienti, esito, campo di applicazione e versione della libreria. F1 o Guida apre questa pagina; la teoria della portanza (Wiki: Fondazioni superficiali) descrive le formule.</w:t>
-      </w:r>
-    </w:p>
-    <w:p>
-      <w:pPr>
-        <w:spacing w:after="140"/>
-      </w:pPr>
-      <w:r>
-        <w:t>Una risultante esterna alla base o azioni oltre il dominio resistente del metodo producono resistenza nulla e, nel profilo normativo, esito Non verificata. Con area efficace nulla la pressione agente è indefinita; con resistenza nulla lo è l’indice N/R. Il foglio mostra un trattino e gli avvisi, senza sostituire tali rapporti con zero. Risultante normale non compressiva, numeri non finiti, dati incoerenti e ipotesi non implementate arrestano invece il calcolo. Le mappe non disponibili sono segnalate. Un mes</w:t>
-      </w:r>
-      <w:r>
-        <w:t>saggio sulla libreria mancante indica che occorre installare il rilascio approvato previsto per il foglio: i dati restano salvabili, ma non viene prodotto alcun risultato.</w:t>
+        <w:t>efficace nulla la pressione agente è indefinita; con resistenza nulla lo è l’indice N/R. Il foglio mostra un trattino e gli avvisi, senza sostituire tali rapporti con zero. Risultante normale non compressiva, numeri non finiti, dati incoerenti e ipotesi non implementate arrestano invece il calcolo. Le mappe non disponibili sono segnalate. Un messaggio sulla libreria mancante indica che occorre installare il rilascio approvato previsto per il foglio: i dati restano salvabili, ma non viene prodotto alcun risu</w:t>
+      </w:r>
+      <w:r>
+        <w:t>ltato.</w:t>
       </w:r>
     </w:p>
     <w:p>
@@ -37235,7 +37762,7 @@
         <w:keepNext/>
         <w:spacing w:after="140"/>
       </w:pPr>
-      <w:bookmarkStart w:id="154" w:name="_Toc244136123"/>
+      <w:bookmarkStart w:id="154" w:name="_Toc244138157"/>
       <w:r>
         <w:lastRenderedPageBreak/>
         <w:t>Modelli e importazione da MIDAS</w:t>
@@ -37256,7 +37783,7 @@
         <w:keepNext/>
         <w:spacing w:after="140"/>
       </w:pPr>
-      <w:bookmarkStart w:id="155" w:name="_Toc244136124"/>
+      <w:bookmarkStart w:id="155" w:name="_Toc244138158"/>
       <w:r>
         <w:t>Entrare nel modulo</w:t>
       </w:r>
@@ -37356,7 +37883,7 @@
         <w:keepNext/>
         <w:spacing w:after="140"/>
       </w:pPr>
-      <w:bookmarkStart w:id="156" w:name="_Toc244136125"/>
+      <w:bookmarkStart w:id="156" w:name="_Toc244138159"/>
       <w:r>
         <w:t>Preparare la connessione</w:t>
       </w:r>
@@ -37402,7 +37929,7 @@
         <w:keepNext/>
         <w:spacing w:after="140"/>
       </w:pPr>
-      <w:bookmarkStart w:id="157" w:name="_Toc244136126"/>
+      <w:bookmarkStart w:id="157" w:name="_Toc244138160"/>
       <w:r>
         <w:t>Eseguire la prima importazione</w:t>
       </w:r>
@@ -37684,7 +38211,7 @@
         <w:keepNext/>
         <w:spacing w:after="140"/>
       </w:pPr>
-      <w:bookmarkStart w:id="158" w:name="_Toc244136127"/>
+      <w:bookmarkStart w:id="158" w:name="_Toc244138161"/>
       <w:r>
         <w:t>Scegliere il contenuto da acquisire</w:t>
       </w:r>
@@ -38034,7 +38561,7 @@
         <w:keepNext/>
         <w:spacing w:after="140"/>
       </w:pPr>
-      <w:bookmarkStart w:id="159" w:name="_Toc244136128"/>
+      <w:bookmarkStart w:id="159" w:name="_Toc244138162"/>
       <w:r>
         <w:lastRenderedPageBreak/>
         <w:t>Controllare il modello acquisito</w:t>
@@ -38170,7 +38697,7 @@
         <w:keepNext/>
         <w:spacing w:after="140"/>
       </w:pPr>
-      <w:bookmarkStart w:id="160" w:name="_Toc244136129"/>
+      <w:bookmarkStart w:id="160" w:name="_Toc244138163"/>
       <w:r>
         <w:t>Importare e visualizzare i risultati per fase</w:t>
       </w:r>
@@ -38321,7 +38848,7 @@
         <w:keepNext/>
         <w:spacing w:after="140"/>
       </w:pPr>
-      <w:bookmarkStart w:id="161" w:name="_Toc244136130"/>
+      <w:bookmarkStart w:id="161" w:name="_Toc244138164"/>
       <w:r>
         <w:t>Aggiornare una copia esistente</w:t>
       </w:r>
@@ -38385,7 +38912,7 @@
         <w:keepNext/>
         <w:spacing w:after="140"/>
       </w:pPr>
-      <w:bookmarkStart w:id="162" w:name="_Toc244136131"/>
+      <w:bookmarkStart w:id="162" w:name="_Toc244138165"/>
       <w:r>
         <w:t>Aprire un file di testo MIDAS Civil o Gen</w:t>
       </w:r>
@@ -38576,7 +39103,7 @@
         <w:keepNext/>
         <w:spacing w:after="140"/>
       </w:pPr>
-      <w:bookmarkStart w:id="163" w:name="_Toc244136132"/>
+      <w:bookmarkStart w:id="163" w:name="_Toc244138166"/>
       <w:r>
         <w:t>Importare un modello Straus7</w:t>
       </w:r>
@@ -38957,7 +39484,7 @@
         <w:keepNext/>
         <w:spacing w:after="140"/>
       </w:pPr>
-      <w:bookmarkStart w:id="164" w:name="_Toc244136133"/>
+      <w:bookmarkStart w:id="164" w:name="_Toc244138167"/>
       <w:r>
         <w:t>Risolvere le interruzioni e conoscere i limiti</w:t>
       </w:r>
@@ -39600,7 +40127,7 @@
         <w:keepNext/>
         <w:spacing w:after="140"/>
       </w:pPr>
-      <w:bookmarkStart w:id="165" w:name="_Toc244136134"/>
+      <w:bookmarkStart w:id="165" w:name="_Toc244138168"/>
       <w:r>
         <w:t>Reologia del calcestruzzo</w:t>
       </w:r>
@@ -39629,7 +40156,7 @@
         <w:keepNext/>
         <w:spacing w:after="140"/>
       </w:pPr>
-      <w:bookmarkStart w:id="166" w:name="_Toc244136135"/>
+      <w:bookmarkStart w:id="166" w:name="_Toc244138169"/>
       <w:r>
         <w:t>Impostare materiale ambiente ed età</w:t>
       </w:r>
@@ -39666,7 +40193,7 @@
         <w:keepNext/>
         <w:spacing w:after="140"/>
       </w:pPr>
-      <w:bookmarkStart w:id="167" w:name="_Toc244136136"/>
+      <w:bookmarkStart w:id="167" w:name="_Toc244138170"/>
       <w:r>
         <w:t>Leggere grafico tabella e limite a infinito</w:t>
       </w:r>
@@ -39802,7 +40329,7 @@
         <w:keepNext/>
         <w:spacing w:after="140"/>
       </w:pPr>
-      <w:bookmarkStart w:id="168" w:name="_Toc244136137"/>
+      <w:bookmarkStart w:id="168" w:name="_Toc244138171"/>
       <w:r>
         <w:t>Usare il risultato nel progetto</w:t>
       </w:r>
@@ -39883,7 +40410,7 @@
         <w:keepNext/>
         <w:spacing w:after="140"/>
       </w:pPr>
-      <w:bookmarkStart w:id="169" w:name="_Toc244136138"/>
+      <w:bookmarkStart w:id="169" w:name="_Toc244138172"/>
       <w:r>
         <w:t>Esaminare le sezioni del modello</w:t>
       </w:r>
@@ -39935,10 +40462,10 @@
         </w:rPr>
         <w:lastRenderedPageBreak/>
         <w:drawing>
-          <wp:inline distT="0" distB="0" distL="0" distR="0" wp14:anchorId="66EF2B88" wp14:editId="0065FA52">
+          <wp:inline distT="0" distB="0" distL="0" distR="0" wp14:anchorId="5E69D1CD" wp14:editId="1CA29EC9">
             <wp:extent cx="6120000" cy="4267204"/>
             <wp:effectExtent l="0" t="0" r="0" b="0"/>
-            <wp:docPr id="11" name="Picture 11" descr="Finestra di dettaglio con una sezione composta di esempio"/>
+            <wp:docPr id="12" name="Picture 12" descr="Finestra di dettaglio con una sezione composta di esempio"/>
             <wp:cNvGraphicFramePr>
               <a:graphicFrameLocks xmlns:a="http://schemas.openxmlformats.org/drawingml/2006/main" noChangeAspect="1"/>
             </wp:cNvGraphicFramePr>
@@ -39950,7 +40477,7 @@
                     <pic:cNvPicPr/>
                   </pic:nvPicPr>
                   <pic:blipFill>
-                    <a:blip r:embed="rId33"/>
+                    <a:blip r:embed="rId34"/>
                     <a:stretch>
                       <a:fillRect/>
                     </a:stretch>
@@ -39985,7 +40512,7 @@
         <w:keepNext/>
         <w:spacing w:after="140"/>
       </w:pPr>
-      <w:bookmarkStart w:id="170" w:name="_Toc244136139"/>
+      <w:bookmarkStart w:id="170" w:name="_Toc244138173"/>
       <w:r>
         <w:t>Leggere geometria proprietà e attributi</w:t>
       </w:r>
@@ -40099,7 +40626,7 @@
         <w:keepNext/>
         <w:spacing w:after="140"/>
       </w:pPr>
-      <w:bookmarkStart w:id="171" w:name="_Toc244136140"/>
+      <w:bookmarkStart w:id="171" w:name="_Toc244138174"/>
       <w:r>
         <w:lastRenderedPageBreak/>
         <w:t>Individuare gli elementi e leggere i volumi</w:t>
@@ -40186,7 +40713,7 @@
         <w:keepNext/>
         <w:spacing w:after="140"/>
       </w:pPr>
-      <w:bookmarkStart w:id="172" w:name="_Toc244136141"/>
+      <w:bookmarkStart w:id="172" w:name="_Toc244138175"/>
       <w:r>
         <w:t>Paratie e sostegni flessibili</w:t>
       </w:r>
@@ -40206,7 +40733,7 @@
         <w:keepNext/>
         <w:spacing w:after="140"/>
       </w:pPr>
-      <w:bookmarkStart w:id="173" w:name="_Toc244136142"/>
+      <w:bookmarkStart w:id="173" w:name="_Toc244138176"/>
       <w:r>
         <w:t>Navigare nell’albero di lavoro</w:t>
       </w:r>
@@ -40317,7 +40844,7 @@
         <w:keepNext/>
         <w:spacing w:after="140"/>
       </w:pPr>
-      <w:bookmarkStart w:id="174" w:name="_Toc244136143"/>
+      <w:bookmarkStart w:id="174" w:name="_Toc244138177"/>
       <w:r>
         <w:t>Definire il modello e le unità</w:t>
       </w:r>
@@ -40484,10 +41011,10 @@
         </w:rPr>
         <w:lastRenderedPageBreak/>
         <w:drawing>
-          <wp:inline distT="0" distB="0" distL="0" distR="0" wp14:anchorId="6340BD35" wp14:editId="45A7748B">
+          <wp:inline distT="0" distB="0" distL="0" distR="0" wp14:anchorId="25B23B6B" wp14:editId="419E4CC4">
             <wp:extent cx="6120000" cy="3990564"/>
             <wp:effectExtent l="0" t="0" r="0" b="0"/>
-            <wp:docPr id="12" name="Picture 12" descr="Modifica delle fasi con sezione grafica sempre visibile"/>
+            <wp:docPr id="13" name="Picture 13" descr="Modifica delle fasi con sezione grafica sempre visibile"/>
             <wp:cNvGraphicFramePr>
               <a:graphicFrameLocks xmlns:a="http://schemas.openxmlformats.org/drawingml/2006/main" noChangeAspect="1"/>
             </wp:cNvGraphicFramePr>
@@ -40496,608 +41023,6 @@
                 <pic:pic xmlns:pic="http://schemas.openxmlformats.org/drawingml/2006/picture">
                   <pic:nvPicPr>
                     <pic:cNvPr id="0" name="paratie-modello-fasi.png"/>
-                    <pic:cNvPicPr/>
-                  </pic:nvPicPr>
-                  <pic:blipFill>
-                    <a:blip r:embed="rId34"/>
-                    <a:stretch>
-                      <a:fillRect/>
-                    </a:stretch>
-                  </pic:blipFill>
-                  <pic:spPr>
-                    <a:xfrm>
-                      <a:off x="0" y="0"/>
-                      <a:ext cx="6120000" cy="3990564"/>
-                    </a:xfrm>
-                    <a:prstGeom prst="rect">
-                      <a:avLst/>
-                    </a:prstGeom>
-                  </pic:spPr>
-                </pic:pic>
-              </a:graphicData>
-            </a:graphic>
-          </wp:inline>
-        </w:drawing>
-      </w:r>
-    </w:p>
-    <w:p>
-      <w:pPr>
-        <w:pStyle w:val="Didascalia"/>
-      </w:pPr>
-      <w:r>
-        <w:t>Modifica delle fasi con sezione grafica sempre visibile</w:t>
-      </w:r>
-    </w:p>
-    <w:p>
-      <w:pPr>
-        <w:spacing w:after="140"/>
-      </w:pPr>
-      <w:r>
-        <w:t xml:space="preserve">La sezione è un'anteprima degli </w:t>
-      </w:r>
-      <w:r>
-        <w:rPr>
-          <w:b/>
-        </w:rPr>
-        <w:t>input</w:t>
-      </w:r>
-      <w:r>
-        <w:t xml:space="preserve">, non un risultato numerico. Quote verticali in scala; spessore della parete, lunghezze dei sostegni e frecce sono simbolici. La linea blu tratteggiata indica la falda assegnata oppure, nel modo FEM, il carico idraulico imposto al bordo: non rappresenta la superficie freatica calcolata. Gli input geometrici non validi sono segnalati e non diventano quote zero. Le deformate e le sollecitazioni richiedono </w:t>
-      </w:r>
-      <w:r>
-        <w:rPr>
-          <w:b/>
-        </w:rPr>
-        <w:t>Calcola tutti i casi</w:t>
-      </w:r>
-      <w:r>
-        <w:t>; modificare un input invalida i risultati precedenti.</w:t>
-      </w:r>
-    </w:p>
-    <w:p>
-      <w:pPr>
-        <w:spacing w:after="140"/>
-      </w:pPr>
-      <w:r>
-        <w:t xml:space="preserve">Aprire il foglio Paratie nel catalogo Geotecnica o aggiungerlo al progetto. In </w:t>
-      </w:r>
-      <w:r>
-        <w:rPr>
-          <w:b/>
-        </w:rPr>
-        <w:t>Modello</w:t>
-      </w:r>
-      <w:r>
-        <w:t>, assegnare nome del caso, provenienza delle azioni, quota superiore e inferiore della parete, larghezza della fascia rappresentata e lunghezza massima degli elementi. Le quote sono in metri e crescono verso l'alto. Sinistra e destra si riferiscono alla sezione disegnata. I blocchi di traslazione e rotazione alle estremità sono vincoli fisici assegnati: non usarli per eliminare un meccanismo che il progetto non contrasta.</w:t>
-      </w:r>
-    </w:p>
-    <w:p>
-      <w:pPr>
-        <w:spacing w:after="140"/>
-      </w:pPr>
-      <w:r>
-        <w:t xml:space="preserve">I campi specialistici sono raccolti nei pannelli </w:t>
-      </w:r>
-      <w:r>
-        <w:rPr>
-          <w:b/>
-        </w:rPr>
-        <w:t>Discretizzazione e vincoli</w:t>
-      </w:r>
-      <w:r>
-        <w:t xml:space="preserve"> e </w:t>
-      </w:r>
-      <w:r>
-        <w:rPr>
-          <w:b/>
-        </w:rPr>
-        <w:t>Verifiche e combinazioni</w:t>
-      </w:r>
-      <w:r>
-        <w:t xml:space="preserve">. Per tornare ai dati generali premere </w:t>
-      </w:r>
-      <w:r>
-        <w:rPr>
-          <w:b/>
-        </w:rPr>
-        <w:t>Geometria</w:t>
-      </w:r>
-      <w:r>
-        <w:t>. Il divisore fra disegno ed editor è ridimensionabile; il pannello dei campi scorre senza nascondere la sezione.</w:t>
-      </w:r>
-    </w:p>
-    <w:p>
-      <w:pPr>
-        <w:spacing w:after="140"/>
-      </w:pPr>
-      <w:r>
-        <w:t xml:space="preserve">La tabella </w:t>
-      </w:r>
-      <w:r>
-        <w:rPr>
-          <w:b/>
-        </w:rPr>
-        <w:t>Tratti e rigidezze</w:t>
-      </w:r>
-      <w:r>
-        <w:t xml:space="preserve"> richiede quote contigue, identificativo della sezione, peso lineare e origine della rigidezza. EI assegnata è espressa in kNm² e deve riferirsi all'intera fascia. Per una fila unica di tubi CHS o pali circolari in c.a. si può scegliere EI dalla sezione, dopo avere assegnato materiale, geometria e interasse nelle tabelle corrispondenti. La </w:t>
-      </w:r>
-      <w:r>
-        <w:lastRenderedPageBreak/>
-        <w:t>ripartizione uniforme sul fronte deve essere confermata e motivata; l'equivalenza non rappresenta più file o effetto arco.</w:t>
-      </w:r>
-    </w:p>
-    <w:p>
-      <w:pPr>
-        <w:spacing w:after="140"/>
-      </w:pPr>
-      <w:r>
-        <w:t>Le forze concentrate sono in kN e le coppie in kNm. Il carico distribuito sulla struttura è in kN/m di lunghezza verticale, riferito all'intera fascia; il sovraccarico sul terreno è invece una pressione in kPa. Le azioni N, V e M della parete sono quelle della fascia. Le verifiche dei pali, tubi e sostegni mostrano le azioni del singolo elemento e il fattore di trasferimento adottato.</w:t>
-      </w:r>
-    </w:p>
-    <w:p>
-      <w:pPr>
-        <w:pStyle w:val="Titolo2"/>
-        <w:keepNext/>
-        <w:spacing w:after="140"/>
-      </w:pPr>
-      <w:bookmarkStart w:id="175" w:name="_Toc244136144"/>
-      <w:r>
-        <w:t>Riutilizzare la stratigrafia</w:t>
-      </w:r>
-      <w:bookmarkEnd w:id="175"/>
-    </w:p>
-    <w:p>
-      <w:pPr>
-        <w:spacing w:after="140"/>
-      </w:pPr>
-      <w:r>
-        <w:t xml:space="preserve">In </w:t>
-      </w:r>
-      <w:r>
-        <w:rPr>
-          <w:b/>
-        </w:rPr>
-        <w:t>Modello</w:t>
-      </w:r>
-      <w:r>
-        <w:t xml:space="preserve">, aprire </w:t>
-      </w:r>
-      <w:r>
-        <w:rPr>
-          <w:b/>
-        </w:rPr>
-        <w:t>Importa stratigrafia del progetto</w:t>
-      </w:r>
-      <w:r>
-        <w:t xml:space="preserve"> nel pannello laterale, aggiornare l'elenco dei terreni, scegliere la stratigrafia, il lato e lo scenario, quindi premere </w:t>
-      </w:r>
-      <w:r>
-        <w:rPr>
-          <w:b/>
-        </w:rPr>
-        <w:t>Importa terreno</w:t>
-      </w:r>
-      <w:r>
-        <w:t>. Il trasferimento crea una copia indipendente con provenienza; una successiva modifica della stratigrafia sorgente non aggiorna silenziosamente la paratia.</w:t>
-      </w:r>
-    </w:p>
-    <w:p>
-      <w:pPr>
-        <w:spacing w:after="140"/>
-      </w:pPr>
-      <w:r>
-        <w:t xml:space="preserve">In </w:t>
-      </w:r>
-      <w:r>
-        <w:rPr>
-          <w:b/>
-        </w:rPr>
-        <w:t>Dati e fasi</w:t>
-      </w:r>
-      <w:r>
-        <w:t>, completare le colonne del terreno a sinistra e a destra. Servono pesi naturale e saturo, parametri resistenti, condizioni drenate o non drenate, coefficiente a riposo K0 e modulo di reazione kh con fonte. K0 e kh non vengono dedotti dalla sola litologia. kh è in N/mm³; per l'analisi non drenata occorre cu esplicito. Un dato assente non equivale a zero. La falda è definita separatamente per lato e fase.</w:t>
-      </w:r>
-    </w:p>
-    <w:p>
-      <w:pPr>
-        <w:pStyle w:val="Titolo2"/>
-        <w:keepNext/>
-        <w:spacing w:after="140"/>
-      </w:pPr>
-      <w:bookmarkStart w:id="176" w:name="_Toc244136145"/>
-      <w:r>
-        <w:t>Costruire la storia delle fasi</w:t>
-      </w:r>
-      <w:bookmarkEnd w:id="176"/>
-    </w:p>
-    <w:p>
-      <w:pPr>
-        <w:spacing w:after="140"/>
-      </w:pPr>
-      <w:r>
-        <w:t xml:space="preserve">Ordinare le righe di </w:t>
-      </w:r>
-      <w:r>
-        <w:rPr>
-          <w:b/>
-        </w:rPr>
-        <w:t>Fasi costruttive</w:t>
-      </w:r>
-      <w:r>
-        <w:t xml:space="preserve"> secondo la sequenza reale. Ogni fase definisce piani campagna, falde, sovraccarichi, carico uniforme sulla struttura e moltiplicatore di EI. La prima fase costruisce lo stato iniziale idealizzato. Installazione di un contrasto e scavo devono occupare fasi distinte quando il loro ordine influenza il risultato.</w:t>
-      </w:r>
-    </w:p>
-    <w:p>
-      <w:pPr>
-        <w:spacing w:after="140"/>
-      </w:pPr>
-      <w:r>
-        <w:t xml:space="preserve">Definire geometria e rigidezza dei tiranti e puntoni in </w:t>
-      </w:r>
-      <w:r>
-        <w:rPr>
-          <w:b/>
-        </w:rPr>
-        <w:t>Tiranti e puntoni</w:t>
-      </w:r>
-      <w:r>
-        <w:t xml:space="preserve">. L'inclinazione è positiva verso il basso; interasse e capacità plastica sono riferiti al singolo elemento. </w:t>
-      </w:r>
-      <w:r>
-        <w:rPr>
-          <w:b/>
-        </w:rPr>
-        <w:t>Sostegni presenti nelle fasi</w:t>
-      </w:r>
-      <w:r>
-        <w:t xml:space="preserve"> elenca tutti i sostegni attivi, con pretensione. Un sostegno omesso nella fase successiva viene rimosso; una reinstallazione assume un nuovo riferimento. Il sostegno appena installato si riferisce alla deformata già raggiunta, senza azzerare gli spostamenti della parete.</w:t>
-      </w:r>
-    </w:p>
-    <w:p>
-      <w:pPr>
-        <w:spacing w:after="140"/>
-      </w:pPr>
-      <w:r>
-        <w:t xml:space="preserve">La riga aggiunta con </w:t>
-      </w:r>
-      <w:r>
-        <w:rPr>
-          <w:b/>
-        </w:rPr>
-        <w:t>Aggiungi</w:t>
-      </w:r>
-      <w:r>
-        <w:t xml:space="preserve"> nasce con la pretensione vuota. Per un sostegno già presente nella fase precedente la cella vuota conserva la sua pretensione: per mantenere un tirante tesato basta rielencarlo nella nuova fase senza riscrivere il valore. All'installazione, o alla reinstallazione dopo una rimozione, la cella vuota vale 0. Un numero assegna una nuova pretensione (ritesatura) e 0 la rilascia. Il disegno mostra P₀ in vigore nella fase, anche quando è mantenuta, e l'albero di lavoro indica «pretensione mantenuta». Se la preten</w:t>
-      </w:r>
-      <w:r>
-        <w:t>sione scende rispetto alla fase precedente, il disegno e i risultati lo segnalano, per esempio «T1 da 50 a 0 kN nella fase F3». I documenti salvati prima di questa revisione conservano i valori scritti: uno 0 nelle fasi successive resta un rilascio ed è segnalato.</w:t>
-      </w:r>
-    </w:p>
-    <w:p>
-      <w:pPr>
-        <w:spacing w:after="140"/>
-      </w:pPr>
-      <w:r>
-        <w:rPr>
-          <w:b/>
-        </w:rPr>
-        <w:lastRenderedPageBreak/>
-        <w:t>Carichi concentrati sulla struttura</w:t>
-      </w:r>
-      <w:r>
-        <w:t xml:space="preserve"> contiene quota, forza orizzontale positiva verso destra, coppia e forza verticale positiva verso il basso. </w:t>
-      </w:r>
-      <w:r>
-        <w:rPr>
-          <w:b/>
-        </w:rPr>
-        <w:t>Carichi distribuiti sulla struttura</w:t>
-      </w:r>
-      <w:r>
-        <w:t xml:space="preserve"> contiene fase, identificativo, quota superiore e inferiore, intensità ai due estremi e fonte. L'andamento è lineare nell'intervallo; sono ammessi valori negativi e cambi di segno. Gli intervalli sovrapposti si sommano al carico uniforme della fase. Ogni fase deve elencare l'intero campo presente: gli intervalli omessi vengono rimossi. Scorrere l'elenco verticale per raggiungere tutte le tabelle.</w:t>
-      </w:r>
-    </w:p>
-    <w:p>
-      <w:pPr>
-        <w:pStyle w:val="Titolo2"/>
-        <w:keepNext/>
-        <w:spacing w:after="140"/>
-      </w:pPr>
-      <w:bookmarkStart w:id="177" w:name="_Toc244136146"/>
-      <w:r>
-        <w:t>Impostare falda e filtrazione</w:t>
-      </w:r>
-      <w:bookmarkEnd w:id="177"/>
-    </w:p>
-    <w:p>
-      <w:pPr>
-        <w:spacing w:after="140"/>
-      </w:pPr>
-      <w:r>
-        <w:t xml:space="preserve">Con </w:t>
-      </w:r>
-      <w:r>
-        <w:rPr>
-          <w:b/>
-        </w:rPr>
-        <w:t>Idrostatica</w:t>
-      </w:r>
-      <w:r>
-        <w:t xml:space="preserve">, assegnare i livelli di falda nelle fasi; il campo vuoto indica falda assente nel modello. Con </w:t>
-      </w:r>
-      <w:r>
-        <w:rPr>
-          <w:b/>
-        </w:rPr>
-        <w:t>FEM 2D</w:t>
-      </w:r>
-      <w:r>
-        <w:t>, completare le estensioni laterali, la quota del fondo impermeabile, lo spessore della parete e il passo della mesh. Il dominio deve estendersi sotto il piede; la posizione dei bordi va verificata mediante sensibilità.</w:t>
-      </w:r>
-    </w:p>
-    <w:p>
-      <w:pPr>
-        <w:spacing w:after="140"/>
-      </w:pPr>
-      <w:r>
-        <w:t xml:space="preserve">Le tabelle di permeabilità richiedono Kxx, Kzz e Kxz in m/s e la loro fonte. I parametri non saturi </w:t>
-      </w:r>
-      <w:r>
-        <w:rPr>
-          <w:rFonts w:ascii="Calibri" w:eastAsia="Calibri" w:hAnsi="Calibri" w:cs="Calibri"/>
-        </w:rPr>
-        <w:t>α</w:t>
-      </w:r>
-      <w:r>
-        <w:t xml:space="preserve"> in 1/m e n sono facoltativi, ma vanno forniti insieme quando si adotta quella legge. La scheda </w:t>
-      </w:r>
-      <w:r>
-        <w:rPr>
-          <w:b/>
-        </w:rPr>
-        <w:t>Filtrazione</w:t>
-      </w:r>
-      <w:r>
-        <w:t xml:space="preserve"> mostra pressioni, carichi, bilancio delle portate e diagnostica. Un calcolo idraulico non convergente non fornisce pressioni valide alla fase meccanica.</w:t>
-      </w:r>
-    </w:p>
-    <w:p>
-      <w:pPr>
-        <w:spacing w:after="140"/>
-      </w:pPr>
-      <w:r>
-        <w:t xml:space="preserve">La scelta </w:t>
-      </w:r>
-      <w:r>
-        <w:rPr>
-          <w:b/>
-        </w:rPr>
-        <w:t>Trascurare la suzione</w:t>
-      </w:r>
-      <w:r>
-        <w:t xml:space="preserve"> riguarda il trasferimento meccanico: il risultato idraulico conserva le pressioni negative. Per i pesi del terreno scegliere esplicitamente quota di falda assegnata oppure pressione FEM positiva. Quest'ultima opzione usa una classificazione naturale/satura; non simula una frangia capillare o la consolidazione nel tempo.</w:t>
-      </w:r>
-    </w:p>
-    <w:p>
-      <w:pPr>
-        <w:pStyle w:val="Titolo2"/>
-        <w:keepNext/>
-        <w:spacing w:after="140"/>
-      </w:pPr>
-      <w:bookmarkStart w:id="178" w:name="_Toc244136147"/>
-      <w:r>
-        <w:t>Richiedere le verifiche</w:t>
-      </w:r>
-      <w:bookmarkEnd w:id="178"/>
-    </w:p>
-    <w:p>
-      <w:pPr>
-        <w:spacing w:after="140"/>
-      </w:pPr>
-      <w:r>
-        <w:t>Ogni verifica richiede una norma disponibile, una situazione pertinente e dati con provenienza. Le azioni delle sezioni provengono dalla stessa storia non lineare: non si combinano i massimi N, V e M di casi diversi e non si applicano coefficienti alle reazioni già calcolate per trasformarle in un'altra combinazione.</w:t>
-      </w:r>
-    </w:p>
-    <w:p>
-      <w:pPr>
-        <w:spacing w:after="140"/>
-      </w:pPr>
-      <w:r>
-        <w:t xml:space="preserve">- </w:t>
-      </w:r>
-      <w:r>
-        <w:rPr>
-          <w:b/>
-        </w:rPr>
-        <w:t>UPL / HYD</w:t>
-      </w:r>
-      <w:r>
-        <w:t>: definire corpi, azioni caratteristiche o punti e colonne di controllo. Distinguere sollevamento idraulico e sifonamento. Applicabilità del flusso verticale, frontiera e saturazione devono essere motivate. Queste verifiche non coprono l'instabilità geotecnica del fondo scavo.</w:t>
-      </w:r>
-    </w:p>
-    <w:p>
-      <w:pPr>
-        <w:spacing w:after="140"/>
-      </w:pPr>
-      <w:r>
-        <w:t xml:space="preserve">- </w:t>
-      </w:r>
-      <w:r>
-        <w:rPr>
-          <w:b/>
-        </w:rPr>
-        <w:t>Stabilità globale</w:t>
-      </w:r>
-      <w:r>
-        <w:t xml:space="preserve">: assegnare parete continua, estensioni, dominio di ricerca e classificazione delle azioni caratteristiche. L'adattatore corrente esclude sostegni esterni e superfici che attraversano la parete. Per ogni carico variabile sulla struttura usare l'identificativo </w:t>
-      </w:r>
-      <w:r>
-        <w:rPr>
-          <w:rFonts w:ascii="Consolas" w:hAnsi="Consolas"/>
-        </w:rPr>
-        <w:t>StructureInterval-&lt;Id&gt;</w:t>
-      </w:r>
-      <w:r>
-        <w:t xml:space="preserve"> nella tabella delle combinazioni globali. Il risultato espone cerchio, conci, coefficienti e limiti della ricerca.</w:t>
-      </w:r>
-    </w:p>
-    <w:p>
-      <w:pPr>
-        <w:spacing w:after="140"/>
-      </w:pPr>
-      <w:r>
-        <w:t xml:space="preserve">- </w:t>
-      </w:r>
-      <w:r>
-        <w:rPr>
-          <w:b/>
-        </w:rPr>
-        <w:t>Acciaio sostegni</w:t>
-      </w:r>
-      <w:r>
-        <w:t>: completare materiale, sezione piena o CHS, area netta e lunghezze libere d'inflessione quando pertinenti. Il percorso corrente verifica aste assiali statiche; un parametro mancante resta Non valutato anche con forza nulla.</w:t>
-      </w:r>
-    </w:p>
-    <w:p>
-      <w:pPr>
-        <w:spacing w:after="140"/>
-      </w:pPr>
-      <w:r>
-        <w:lastRenderedPageBreak/>
-        <w:t xml:space="preserve">- </w:t>
-      </w:r>
-      <w:r>
-        <w:rPr>
-          <w:b/>
-        </w:rPr>
-        <w:t>Sfilamento tiranti</w:t>
-      </w:r>
-      <w:r>
-        <w:t>: definire tratto libero e cementato, indagini per profilo oppure prove preliminari, dati d'iniezione e fonti. Pressione limite pressiometrica pl e pressione d'iniezione pi sono distinte. Una predizione analitica sufficiente senza la conferma sperimentale richiesta resta preliminare.</w:t>
-      </w:r>
-    </w:p>
-    <w:p>
-      <w:pPr>
-        <w:spacing w:after="140"/>
-      </w:pPr>
-      <w:r>
-        <w:t xml:space="preserve">- </w:t>
-      </w:r>
-      <w:r>
-        <w:rPr>
-          <w:b/>
-        </w:rPr>
-        <w:t>Sezioni acciaio</w:t>
-      </w:r>
-      <w:r>
-        <w:t>: le verifiche locali CHS riguardano classi 1 e 2 nel campo statico documentato. L'instabilità dell'intera membratura e i collegamenti sono controlli separati.</w:t>
-      </w:r>
-    </w:p>
-    <w:p>
-      <w:pPr>
-        <w:spacing w:after="140"/>
-      </w:pPr>
-      <w:r>
-        <w:t xml:space="preserve">- </w:t>
-      </w:r>
-      <w:r>
-        <w:rPr>
-          <w:b/>
-        </w:rPr>
-        <w:t>Pali in c.a.</w:t>
-      </w:r>
-      <w:r>
-        <w:t>: scegliere SLU statico oppure combinazione SLE; definire corona di barre, staffe e materiali. Il modello circolare di taglio richiede conferma esplicita. Resistenza nominale e dettagli costruttivi hanno esiti separati: un controllo N–M soddisfatto non nasconde staffatura insufficiente. Restano distinti ancoraggi, giunti, instabilità e dettagli sismici.</w:t>
-      </w:r>
-    </w:p>
-    <w:p>
-      <w:pPr>
-        <w:pStyle w:val="Titolo2"/>
-        <w:keepNext/>
-        <w:spacing w:after="140"/>
-      </w:pPr>
-      <w:bookmarkStart w:id="179" w:name="_Toc244136148"/>
-      <w:r>
-        <w:t>Calcolare e leggere gli esiti</w:t>
-      </w:r>
-      <w:bookmarkEnd w:id="179"/>
-    </w:p>
-    <w:p>
-      <w:pPr>
-        <w:spacing w:after="140"/>
-      </w:pPr>
-      <w:r>
-        <w:t xml:space="preserve">Premere </w:t>
-      </w:r>
-      <w:r>
-        <w:rPr>
-          <w:b/>
-        </w:rPr>
-        <w:t>Calcola le fasi</w:t>
-      </w:r>
-      <w:r>
-        <w:t xml:space="preserve">; l'avanzamento indica fase e iterazioni. </w:t>
-      </w:r>
-      <w:r>
-        <w:rPr>
-          <w:b/>
-        </w:rPr>
-        <w:t>Annulla</w:t>
-      </w:r>
-      <w:r>
-        <w:t xml:space="preserve"> interrompe cooperativamente il lavoro e impedisce la pubblicazione di un nuovo risultato incompleto. Una mancata convergenza conserva soltanto le fasi concluse, con diagnostica esplicita; non produce una verifica soddisfatta.</w:t>
-      </w:r>
-    </w:p>
-    <w:p>
-      <w:pPr>
-        <w:spacing w:after="140"/>
-      </w:pPr>
-      <w:r>
-        <w:t xml:space="preserve">In </w:t>
-      </w:r>
-      <w:r>
-        <w:rPr>
-          <w:b/>
-        </w:rPr>
-        <w:t>Diagrammi e risultati</w:t>
-      </w:r>
-      <w:r>
-        <w:t xml:space="preserve">, scegliere fase e grandezza, poi l'eventuale fase di confronto. Il diagramma </w:t>
-      </w:r>
-      <w:r>
-        <w:rPr>
-          <w:b/>
-        </w:rPr>
-        <w:t>Carico netto</w:t>
-      </w:r>
-      <w:r>
-        <w:t xml:space="preserve"> comprende azioni distribuite e reazioni del terreno; non coincide in generale con il solo carico assegnato. I due lati di una discontinuità sono conservati nella tabella. N è positivo a compressione nella parete; nelle verifiche degli elementi il testo indica le convenzioni del verificatore.</w:t>
-      </w:r>
-    </w:p>
-    <w:p>
-      <w:pPr>
-        <w:keepNext/>
-        <w:spacing w:after="140"/>
-      </w:pPr>
-      <w:r>
-        <w:rPr>
-          <w:noProof/>
-        </w:rPr>
-        <w:lastRenderedPageBreak/>
-        <w:drawing>
-          <wp:inline distT="0" distB="0" distL="0" distR="0" wp14:anchorId="442EDC00" wp14:editId="54BACE3B">
-            <wp:extent cx="6120000" cy="3990564"/>
-            <wp:effectExtent l="0" t="0" r="0" b="0"/>
-            <wp:docPr id="13" name="Picture 13" descr="Diagramma del carico trapezoidale e risultati della mensola di prova"/>
-            <wp:cNvGraphicFramePr>
-              <a:graphicFrameLocks xmlns:a="http://schemas.openxmlformats.org/drawingml/2006/main" noChangeAspect="1"/>
-            </wp:cNvGraphicFramePr>
-            <a:graphic xmlns:a="http://schemas.openxmlformats.org/drawingml/2006/main">
-              <a:graphicData uri="http://schemas.openxmlformats.org/drawingml/2006/picture">
-                <pic:pic xmlns:pic="http://schemas.openxmlformats.org/drawingml/2006/picture">
-                  <pic:nvPicPr>
-                    <pic:cNvPr id="0" name="paratie-carichi-distribuiti.png"/>
                     <pic:cNvPicPr/>
                   </pic:nvPicPr>
                   <pic:blipFill>
@@ -41127,15 +41052,114 @@
         <w:pStyle w:val="Didascalia"/>
       </w:pPr>
       <w:r>
-        <w:t>Diagramma del carico trapezoidale e risultati della mensola di prova</w:t>
-      </w:r>
-    </w:p>
-    <w:p>
-      <w:pPr>
-        <w:spacing w:after="140"/>
-      </w:pPr>
-      <w:r>
-        <w:t>Modificare un ingresso rende superati i risultati interessati e disabilita le esportazioni corrispondenti. Il salvataggio conserva input e risultato con la loro impronta; alla riapertura un risultato incompatibile non viene mostrato come corrente. Report Word, PDF e CSV leggono lo stesso risultato dell'interfaccia. Le tabelle sintetiche mantengono le azioni concomitanti; il CSV contiene tutte le sezioni campionate.</w:t>
+        <w:t>Modifica delle fasi con sezione grafica sempre visibile</w:t>
+      </w:r>
+    </w:p>
+    <w:p>
+      <w:pPr>
+        <w:spacing w:after="140"/>
+      </w:pPr>
+      <w:r>
+        <w:t xml:space="preserve">La sezione è un'anteprima degli </w:t>
+      </w:r>
+      <w:r>
+        <w:rPr>
+          <w:b/>
+        </w:rPr>
+        <w:t>input</w:t>
+      </w:r>
+      <w:r>
+        <w:t xml:space="preserve">, non un risultato numerico. Quote verticali in scala; spessore della parete, lunghezze dei sostegni e frecce sono simbolici. La linea blu tratteggiata indica la falda assegnata oppure, nel modo FEM, il carico idraulico imposto al bordo: non rappresenta la superficie freatica calcolata. Gli input geometrici non validi sono segnalati e non diventano quote zero. Le deformate e le sollecitazioni richiedono </w:t>
+      </w:r>
+      <w:r>
+        <w:rPr>
+          <w:b/>
+        </w:rPr>
+        <w:t>Calcola tutti i casi</w:t>
+      </w:r>
+      <w:r>
+        <w:t>; modificare un input invalida i risultati precedenti.</w:t>
+      </w:r>
+    </w:p>
+    <w:p>
+      <w:pPr>
+        <w:spacing w:after="140"/>
+      </w:pPr>
+      <w:r>
+        <w:t xml:space="preserve">Aprire il foglio Paratie nel catalogo Geotecnica o aggiungerlo al progetto. In </w:t>
+      </w:r>
+      <w:r>
+        <w:rPr>
+          <w:b/>
+        </w:rPr>
+        <w:t>Modello</w:t>
+      </w:r>
+      <w:r>
+        <w:t>, assegnare nome del caso, provenienza delle azioni, quota superiore e inferiore della parete, larghezza della fascia rappresentata e lunghezza massima degli elementi. Le quote sono in metri e crescono verso l'alto. Sinistra e destra si riferiscono alla sezione disegnata. I blocchi di traslazione e rotazione alle estremità sono vincoli fisici assegnati: non usarli per eliminare un meccanismo che il progetto non contrasta.</w:t>
+      </w:r>
+    </w:p>
+    <w:p>
+      <w:pPr>
+        <w:spacing w:after="140"/>
+      </w:pPr>
+      <w:r>
+        <w:t xml:space="preserve">I campi specialistici sono raccolti nei pannelli </w:t>
+      </w:r>
+      <w:r>
+        <w:rPr>
+          <w:b/>
+        </w:rPr>
+        <w:t>Discretizzazione e vincoli</w:t>
+      </w:r>
+      <w:r>
+        <w:t xml:space="preserve"> e </w:t>
+      </w:r>
+      <w:r>
+        <w:rPr>
+          <w:b/>
+        </w:rPr>
+        <w:t>Verifiche e combinazioni</w:t>
+      </w:r>
+      <w:r>
+        <w:t xml:space="preserve">. Per tornare ai dati generali premere </w:t>
+      </w:r>
+      <w:r>
+        <w:rPr>
+          <w:b/>
+        </w:rPr>
+        <w:t>Geometria</w:t>
+      </w:r>
+      <w:r>
+        <w:t>. Il divisore fra disegno ed editor è ridimensionabile; il pannello dei campi scorre senza nascondere la sezione.</w:t>
+      </w:r>
+    </w:p>
+    <w:p>
+      <w:pPr>
+        <w:spacing w:after="140"/>
+      </w:pPr>
+      <w:r>
+        <w:t xml:space="preserve">La tabella </w:t>
+      </w:r>
+      <w:r>
+        <w:rPr>
+          <w:b/>
+        </w:rPr>
+        <w:t>Tratti e rigidezze</w:t>
+      </w:r>
+      <w:r>
+        <w:t xml:space="preserve"> richiede quote contigue, identificativo della sezione, peso lineare e origine della rigidezza. EI assegnata è espressa in kNm² e deve riferirsi all'intera fascia. Per una fila unica di tubi CHS o pali circolari in c.a. si può scegliere EI dalla sezione, dopo avere assegnato materiale, geometria e interasse nelle tabelle corrispondenti. La </w:t>
+      </w:r>
+      <w:r>
+        <w:lastRenderedPageBreak/>
+        <w:t>ripartizione uniforme sul fronte deve essere confermata e motivata; l'equivalenza non rappresenta più file o effetto arco.</w:t>
+      </w:r>
+    </w:p>
+    <w:p>
+      <w:pPr>
+        <w:spacing w:after="140"/>
+      </w:pPr>
+      <w:r>
+        <w:t>Le forze concentrate sono in kN e le coppie in kNm. Il carico distribuito sulla struttura è in kN/m di lunghezza verticale, riferito all'intera fascia; il sovraccarico sul terreno è invece una pressione in kPa. Le azioni N, V e M della parete sono quelle della fascia. Le verifiche dei pali, tubi e sostegni mostrano le azioni del singolo elemento e il fattore di trasferimento adottato.</w:t>
       </w:r>
     </w:p>
     <w:p>
@@ -41144,26 +41168,62 @@
         <w:keepNext/>
         <w:spacing w:after="140"/>
       </w:pPr>
-      <w:bookmarkStart w:id="180" w:name="_Toc244136149"/>
-      <w:r>
-        <w:t>Esempio riproducibile del carico trapezoidale</w:t>
-      </w:r>
-      <w:bookmarkEnd w:id="180"/>
-    </w:p>
-    <w:p>
-      <w:pPr>
-        <w:spacing w:after="140"/>
-      </w:pPr>
-      <w:r>
-        <w:t>Assegnare testa a 0 m, piede a −6 m, fascia 2,5 m, EI=200000 kNm² e mesh 0,5 m. Bloccare traslazione e rotazione soltanto al piede; lasciare vuote le due stratigrafie e non assegnare altri carichi o pesi. Nella fase F1 impostare i piani campagna a −6 m e un carico da 1 a 4 kN/m fra −1 e −4,5 m.</w:t>
-      </w:r>
-    </w:p>
-    <w:p>
-      <w:pPr>
-        <w:spacing w:after="140"/>
-      </w:pPr>
-      <w:r>
-        <w:t>Si ottengono spostamento in testa 0,984393229 mm, taglio al piede 8,75 kN e momento al piede 25,375 kNm. La fase F2, senza intervalli di carico, torna elasticamente a zero; F3 con intensità −1 e −4 kN/m dà valori opposti. È una prova analitica del trasferimento delle azioni, non un esempio completo di dimensionamento geotecnico.</w:t>
+      <w:bookmarkStart w:id="175" w:name="_Toc244138178"/>
+      <w:r>
+        <w:t>Riutilizzare la stratigrafia</w:t>
+      </w:r>
+      <w:bookmarkEnd w:id="175"/>
+    </w:p>
+    <w:p>
+      <w:pPr>
+        <w:spacing w:after="140"/>
+      </w:pPr>
+      <w:r>
+        <w:t xml:space="preserve">In </w:t>
+      </w:r>
+      <w:r>
+        <w:rPr>
+          <w:b/>
+        </w:rPr>
+        <w:t>Modello</w:t>
+      </w:r>
+      <w:r>
+        <w:t xml:space="preserve">, aprire </w:t>
+      </w:r>
+      <w:r>
+        <w:rPr>
+          <w:b/>
+        </w:rPr>
+        <w:t>Importa stratigrafia del progetto</w:t>
+      </w:r>
+      <w:r>
+        <w:t xml:space="preserve"> nel pannello laterale, aggiornare l'elenco dei terreni, scegliere la stratigrafia, il lato e lo scenario, quindi premere </w:t>
+      </w:r>
+      <w:r>
+        <w:rPr>
+          <w:b/>
+        </w:rPr>
+        <w:t>Importa terreno</w:t>
+      </w:r>
+      <w:r>
+        <w:t>. Il trasferimento crea una copia indipendente con provenienza; una successiva modifica della stratigrafia sorgente non aggiorna silenziosamente la paratia.</w:t>
+      </w:r>
+    </w:p>
+    <w:p>
+      <w:pPr>
+        <w:spacing w:after="140"/>
+      </w:pPr>
+      <w:r>
+        <w:t xml:space="preserve">In </w:t>
+      </w:r>
+      <w:r>
+        <w:rPr>
+          <w:b/>
+        </w:rPr>
+        <w:t>Dati e fasi</w:t>
+      </w:r>
+      <w:r>
+        <w:t>, completare le colonne del terreno a sinistra e a destra. Servono pesi naturale e saturo, parametri resistenti, condizioni drenate o non drenate, coefficiente a riposo K0 e modulo di reazione kh con fonte. K0 e kh non vengono dedotti dalla sola litologia. kh è in N/mm³; per l'analisi non drenata occorre cu esplicito. Un dato assente non equivale a zero. La falda è definita separatamente per lato e fase.</w:t>
       </w:r>
     </w:p>
     <w:p>
@@ -41172,11 +41232,349 @@
         <w:keepNext/>
         <w:spacing w:after="140"/>
       </w:pPr>
-      <w:bookmarkStart w:id="181" w:name="_Toc244136150"/>
-      <w:r>
-        <w:t>Ricercare l'infissione sulla griglia assegnata</w:t>
-      </w:r>
-      <w:bookmarkEnd w:id="181"/>
+      <w:bookmarkStart w:id="176" w:name="_Toc244138179"/>
+      <w:r>
+        <w:t>Costruire la storia delle fasi</w:t>
+      </w:r>
+      <w:bookmarkEnd w:id="176"/>
+    </w:p>
+    <w:p>
+      <w:pPr>
+        <w:spacing w:after="140"/>
+      </w:pPr>
+      <w:r>
+        <w:t xml:space="preserve">Ordinare le righe di </w:t>
+      </w:r>
+      <w:r>
+        <w:rPr>
+          <w:b/>
+        </w:rPr>
+        <w:t>Fasi costruttive</w:t>
+      </w:r>
+      <w:r>
+        <w:t xml:space="preserve"> secondo la sequenza reale. Ogni fase definisce piani campagna, falde, sovraccarichi, carico uniforme sulla struttura e moltiplicatore di EI. La prima fase costruisce lo stato iniziale idealizzato. Installazione di un contrasto e scavo devono occupare fasi distinte quando il loro ordine influenza il risultato.</w:t>
+      </w:r>
+    </w:p>
+    <w:p>
+      <w:pPr>
+        <w:spacing w:after="140"/>
+      </w:pPr>
+      <w:r>
+        <w:t xml:space="preserve">Definire geometria e rigidezza dei tiranti e puntoni in </w:t>
+      </w:r>
+      <w:r>
+        <w:rPr>
+          <w:b/>
+        </w:rPr>
+        <w:t>Tiranti e puntoni</w:t>
+      </w:r>
+      <w:r>
+        <w:t xml:space="preserve">. L'inclinazione è positiva verso il basso; interasse e capacità plastica sono riferiti al singolo elemento. </w:t>
+      </w:r>
+      <w:r>
+        <w:rPr>
+          <w:b/>
+        </w:rPr>
+        <w:t>Sostegni presenti nelle fasi</w:t>
+      </w:r>
+      <w:r>
+        <w:t xml:space="preserve"> elenca tutti i sostegni attivi, con pretensione. Un sostegno omesso nella fase successiva viene rimosso; una reinstallazione assume un nuovo riferimento. Il sostegno appena installato si riferisce alla deformata già raggiunta, senza azzerare gli spostamenti della parete.</w:t>
+      </w:r>
+    </w:p>
+    <w:p>
+      <w:pPr>
+        <w:spacing w:after="140"/>
+      </w:pPr>
+      <w:r>
+        <w:t xml:space="preserve">La riga aggiunta con </w:t>
+      </w:r>
+      <w:r>
+        <w:rPr>
+          <w:b/>
+        </w:rPr>
+        <w:t>Aggiungi</w:t>
+      </w:r>
+      <w:r>
+        <w:t xml:space="preserve"> nasce con la pretensione vuota. Per un sostegno già presente nella fase precedente la cella vuota conserva la sua pretensione: per mantenere un tirante tesato basta rielencarlo nella nuova fase senza riscrivere il valore. All'installazione, o alla reinstallazione dopo una rimozione, la cella vuota vale 0. Un numero assegna una nuova pretensione (ritesatura) e 0 la rilascia. Il disegno mostra P₀ in vigore nella fase, anche quando è mantenuta, e l'albero di lavoro indica «pretensione mantenuta». Se la preten</w:t>
+      </w:r>
+      <w:r>
+        <w:t>sione scende rispetto alla fase precedente, il disegno e i risultati lo segnalano, per esempio «T1 da 50 a 0 kN nella fase F3». I documenti salvati prima di questa revisione conservano i valori scritti: uno 0 nelle fasi successive resta un rilascio ed è segnalato.</w:t>
+      </w:r>
+    </w:p>
+    <w:p>
+      <w:pPr>
+        <w:spacing w:after="140"/>
+      </w:pPr>
+      <w:r>
+        <w:rPr>
+          <w:b/>
+        </w:rPr>
+        <w:lastRenderedPageBreak/>
+        <w:t>Carichi concentrati sulla struttura</w:t>
+      </w:r>
+      <w:r>
+        <w:t xml:space="preserve"> contiene quota, forza orizzontale positiva verso destra, coppia e forza verticale positiva verso il basso. </w:t>
+      </w:r>
+      <w:r>
+        <w:rPr>
+          <w:b/>
+        </w:rPr>
+        <w:t>Carichi distribuiti sulla struttura</w:t>
+      </w:r>
+      <w:r>
+        <w:t xml:space="preserve"> contiene fase, identificativo, quota superiore e inferiore, intensità ai due estremi e fonte. L'andamento è lineare nell'intervallo; sono ammessi valori negativi e cambi di segno. Gli intervalli sovrapposti si sommano al carico uniforme della fase. Ogni fase deve elencare l'intero campo presente: gli intervalli omessi vengono rimossi. Scorrere l'elenco verticale per raggiungere tutte le tabelle.</w:t>
+      </w:r>
+    </w:p>
+    <w:p>
+      <w:pPr>
+        <w:pStyle w:val="Titolo2"/>
+        <w:keepNext/>
+        <w:spacing w:after="140"/>
+      </w:pPr>
+      <w:bookmarkStart w:id="177" w:name="_Toc244138180"/>
+      <w:r>
+        <w:t>Impostare falda e filtrazione</w:t>
+      </w:r>
+      <w:bookmarkEnd w:id="177"/>
+    </w:p>
+    <w:p>
+      <w:pPr>
+        <w:spacing w:after="140"/>
+      </w:pPr>
+      <w:r>
+        <w:t xml:space="preserve">Con </w:t>
+      </w:r>
+      <w:r>
+        <w:rPr>
+          <w:b/>
+        </w:rPr>
+        <w:t>Idrostatica</w:t>
+      </w:r>
+      <w:r>
+        <w:t xml:space="preserve">, assegnare i livelli di falda nelle fasi; il campo vuoto indica falda assente nel modello. Con </w:t>
+      </w:r>
+      <w:r>
+        <w:rPr>
+          <w:b/>
+        </w:rPr>
+        <w:t>FEM 2D</w:t>
+      </w:r>
+      <w:r>
+        <w:t>, completare le estensioni laterali, la quota del fondo impermeabile, lo spessore della parete e il passo della mesh. Il dominio deve estendersi sotto il piede; la posizione dei bordi va verificata mediante sensibilità.</w:t>
+      </w:r>
+    </w:p>
+    <w:p>
+      <w:pPr>
+        <w:spacing w:after="140"/>
+      </w:pPr>
+      <w:r>
+        <w:t xml:space="preserve">Le tabelle di permeabilità richiedono Kxx, Kzz e Kxz in m/s e la loro fonte. I parametri non saturi </w:t>
+      </w:r>
+      <w:r>
+        <w:rPr>
+          <w:rFonts w:ascii="Calibri" w:eastAsia="Calibri" w:hAnsi="Calibri" w:cs="Calibri"/>
+        </w:rPr>
+        <w:t>α</w:t>
+      </w:r>
+      <w:r>
+        <w:t xml:space="preserve"> in 1/m e n sono facoltativi, ma vanno forniti insieme quando si adotta quella legge. La scheda </w:t>
+      </w:r>
+      <w:r>
+        <w:rPr>
+          <w:b/>
+        </w:rPr>
+        <w:t>Filtrazione</w:t>
+      </w:r>
+      <w:r>
+        <w:t xml:space="preserve"> mostra pressioni, carichi, bilancio delle portate e diagnostica. Un calcolo idraulico non convergente non fornisce pressioni valide alla fase meccanica.</w:t>
+      </w:r>
+    </w:p>
+    <w:p>
+      <w:pPr>
+        <w:spacing w:after="140"/>
+      </w:pPr>
+      <w:r>
+        <w:t xml:space="preserve">La scelta </w:t>
+      </w:r>
+      <w:r>
+        <w:rPr>
+          <w:b/>
+        </w:rPr>
+        <w:t>Trascurare la suzione</w:t>
+      </w:r>
+      <w:r>
+        <w:t xml:space="preserve"> riguarda il trasferimento meccanico: il risultato idraulico conserva le pressioni negative. Per i pesi del terreno scegliere esplicitamente quota di falda assegnata oppure pressione FEM positiva. Quest'ultima opzione usa una classificazione naturale/satura; non simula una frangia capillare o la consolidazione nel tempo.</w:t>
+      </w:r>
+    </w:p>
+    <w:p>
+      <w:pPr>
+        <w:pStyle w:val="Titolo2"/>
+        <w:keepNext/>
+        <w:spacing w:after="140"/>
+      </w:pPr>
+      <w:bookmarkStart w:id="178" w:name="_Toc244138181"/>
+      <w:r>
+        <w:t>Richiedere le verifiche</w:t>
+      </w:r>
+      <w:bookmarkEnd w:id="178"/>
+    </w:p>
+    <w:p>
+      <w:pPr>
+        <w:spacing w:after="140"/>
+      </w:pPr>
+      <w:r>
+        <w:t>Ogni verifica richiede una norma disponibile, una situazione pertinente e dati con provenienza. Le azioni delle sezioni provengono dalla stessa storia non lineare: non si combinano i massimi N, V e M di casi diversi e non si applicano coefficienti alle reazioni già calcolate per trasformarle in un'altra combinazione.</w:t>
+      </w:r>
+    </w:p>
+    <w:p>
+      <w:pPr>
+        <w:spacing w:after="140"/>
+      </w:pPr>
+      <w:r>
+        <w:t xml:space="preserve">- </w:t>
+      </w:r>
+      <w:r>
+        <w:rPr>
+          <w:b/>
+        </w:rPr>
+        <w:t>UPL / HYD</w:t>
+      </w:r>
+      <w:r>
+        <w:t>: definire corpi, azioni caratteristiche o punti e colonne di controllo. Distinguere sollevamento idraulico e sifonamento. Applicabilità del flusso verticale, frontiera e saturazione devono essere motivate. Queste verifiche non coprono l'instabilità geotecnica del fondo scavo.</w:t>
+      </w:r>
+    </w:p>
+    <w:p>
+      <w:pPr>
+        <w:spacing w:after="140"/>
+      </w:pPr>
+      <w:r>
+        <w:t xml:space="preserve">- </w:t>
+      </w:r>
+      <w:r>
+        <w:rPr>
+          <w:b/>
+        </w:rPr>
+        <w:t>Stabilità globale</w:t>
+      </w:r>
+      <w:r>
+        <w:t xml:space="preserve">: assegnare parete continua, estensioni, dominio di ricerca e classificazione delle azioni caratteristiche. L'adattatore corrente esclude sostegni esterni e superfici che attraversano la parete. Per ogni carico variabile sulla struttura usare l'identificativo </w:t>
+      </w:r>
+      <w:r>
+        <w:rPr>
+          <w:rFonts w:ascii="Consolas" w:hAnsi="Consolas"/>
+        </w:rPr>
+        <w:t>StructureInterval-&lt;Id&gt;</w:t>
+      </w:r>
+      <w:r>
+        <w:t xml:space="preserve"> nella tabella delle combinazioni globali. Il risultato espone cerchio, conci, coefficienti e limiti della ricerca.</w:t>
+      </w:r>
+    </w:p>
+    <w:p>
+      <w:pPr>
+        <w:spacing w:after="140"/>
+      </w:pPr>
+      <w:r>
+        <w:t xml:space="preserve">- </w:t>
+      </w:r>
+      <w:r>
+        <w:rPr>
+          <w:b/>
+        </w:rPr>
+        <w:t>Acciaio sostegni</w:t>
+      </w:r>
+      <w:r>
+        <w:t>: completare materiale, sezione piena o CHS, area netta e lunghezze libere d'inflessione quando pertinenti. Il percorso corrente verifica aste assiali statiche; un parametro mancante resta Non valutato anche con forza nulla.</w:t>
+      </w:r>
+    </w:p>
+    <w:p>
+      <w:pPr>
+        <w:spacing w:after="140"/>
+      </w:pPr>
+      <w:r>
+        <w:lastRenderedPageBreak/>
+        <w:t xml:space="preserve">- </w:t>
+      </w:r>
+      <w:r>
+        <w:rPr>
+          <w:b/>
+        </w:rPr>
+        <w:t>Sfilamento tiranti</w:t>
+      </w:r>
+      <w:r>
+        <w:t>: definire tratto libero e cementato, indagini per profilo oppure prove preliminari, dati d'iniezione e fonti. Pressione limite pressiometrica pl e pressione d'iniezione pi sono distinte. Una predizione analitica sufficiente senza la conferma sperimentale richiesta resta preliminare.</w:t>
+      </w:r>
+    </w:p>
+    <w:p>
+      <w:pPr>
+        <w:spacing w:after="140"/>
+      </w:pPr>
+      <w:r>
+        <w:t xml:space="preserve">- </w:t>
+      </w:r>
+      <w:r>
+        <w:rPr>
+          <w:b/>
+        </w:rPr>
+        <w:t>Sezioni acciaio</w:t>
+      </w:r>
+      <w:r>
+        <w:t>: le verifiche locali CHS riguardano classi 1 e 2 nel campo statico documentato. L'instabilità dell'intera membratura e i collegamenti sono controlli separati.</w:t>
+      </w:r>
+    </w:p>
+    <w:p>
+      <w:pPr>
+        <w:spacing w:after="140"/>
+      </w:pPr>
+      <w:r>
+        <w:t xml:space="preserve">- </w:t>
+      </w:r>
+      <w:r>
+        <w:rPr>
+          <w:b/>
+        </w:rPr>
+        <w:t>Pali in c.a.</w:t>
+      </w:r>
+      <w:r>
+        <w:t>: scegliere SLU statico oppure combinazione SLE; definire corona di barre, staffe e materiali. Il modello circolare di taglio richiede conferma esplicita. Resistenza nominale e dettagli costruttivi hanno esiti separati: un controllo N–M soddisfatto non nasconde staffatura insufficiente. Restano distinti ancoraggi, giunti, instabilità e dettagli sismici.</w:t>
+      </w:r>
+    </w:p>
+    <w:p>
+      <w:pPr>
+        <w:pStyle w:val="Titolo2"/>
+        <w:keepNext/>
+        <w:spacing w:after="140"/>
+      </w:pPr>
+      <w:bookmarkStart w:id="179" w:name="_Toc244138182"/>
+      <w:r>
+        <w:t>Calcolare e leggere gli esiti</w:t>
+      </w:r>
+      <w:bookmarkEnd w:id="179"/>
+    </w:p>
+    <w:p>
+      <w:pPr>
+        <w:spacing w:after="140"/>
+      </w:pPr>
+      <w:r>
+        <w:t xml:space="preserve">Premere </w:t>
+      </w:r>
+      <w:r>
+        <w:rPr>
+          <w:b/>
+        </w:rPr>
+        <w:t>Calcola le fasi</w:t>
+      </w:r>
+      <w:r>
+        <w:t xml:space="preserve">; l'avanzamento indica fase e iterazioni. </w:t>
+      </w:r>
+      <w:r>
+        <w:rPr>
+          <w:b/>
+        </w:rPr>
+        <w:t>Annulla</w:t>
+      </w:r>
+      <w:r>
+        <w:t xml:space="preserve"> interrompe cooperativamente il lavoro e impedisce la pubblicazione di un nuovo risultato incompleto. Una mancata convergenza conserva soltanto le fasi concluse, con diagnostica esplicita; non produce una verifica soddisfatta.</w:t>
+      </w:r>
     </w:p>
     <w:p>
       <w:pPr>
@@ -41189,108 +41587,19 @@
         <w:rPr>
           <w:b/>
         </w:rPr>
-        <w:t>Ricerca infissione</w:t>
-      </w:r>
-      <w:r>
-        <w:t xml:space="preserve"> assegnare quota di riferimento, infissioni minima e massima, passo, limite dello spostamento assoluto in testa in mm e fonte. L'infissione è positiva sotto il riferimento. Il limite è assegnato dal progettista, senza prescrizioni normative implicite.</w:t>
-      </w:r>
-    </w:p>
-    <w:p>
-      <w:pPr>
-        <w:spacing w:after="140"/>
-      </w:pPr>
-      <w:r>
-        <w:lastRenderedPageBreak/>
-        <w:t>Il modello deve coprire la parete più lunga. Ogni candidato taglia i tratti, conserva il terreno sottostante e non estrapola proprietà. Carichi o sostegni sotto il nuovo piede impediscono la valutazione; non vengono eliminati. I vincoli al piede sono esclusi per evitare lo spostamento di un vincolo artificiale.</w:t>
-      </w:r>
-    </w:p>
-    <w:p>
-      <w:pPr>
-        <w:spacing w:after="140"/>
-      </w:pPr>
+        <w:t>Diagrammi e risultati</w:t>
+      </w:r>
+      <w:r>
+        <w:t xml:space="preserve">, scegliere fase e grandezza, poi l'eventuale fase di confronto. Il diagramma </w:t>
+      </w:r>
       <w:r>
         <w:rPr>
           <w:b/>
         </w:rPr>
-        <w:t>Cerca infissione</w:t>
-      </w:r>
-      <w:r>
-        <w:t xml:space="preserve"> ricalcola per ciascun candidato tutte le fasi dei casi assegnati, filtrazione FEM e verifiche richieste. Le storie sono indipendenti. Si esplora l'intera griglia senza presumere miglioramenti monotoni; l'estremo superiore è incluso anche quando il passo non divide l'intervallo.</w:t>
-      </w:r>
-    </w:p>
-    <w:p>
-      <w:pPr>
-        <w:spacing w:after="140"/>
-      </w:pPr>
-      <w:r>
-        <w:t xml:space="preserve">Selezionare una riga per leggere criteri e fase governante. Diagrammi e verifiche principali restano riferiti al candidato accettabile meno profondo, dichiarato nello stato. Il </w:t>
-      </w:r>
-      <w:r>
-        <w:rPr>
-          <w:b/>
-        </w:rPr>
-        <w:t>minimo dimostrato sulla griglia</w:t>
-      </w:r>
-      <w:r>
-        <w:t xml:space="preserve"> richiede che tutti i candidati meno profondi abbiano un criterio sicuramente non soddisfatto: una quota inferiore non convergente o non valutabile impedisce questa conclusione. Le verifiche non richieste restano aperte.</w:t>
-      </w:r>
-    </w:p>
-    <w:p>
-      <w:pPr>
-        <w:spacing w:after="140"/>
-      </w:pPr>
-      <w:r>
-        <w:rPr>
-          <w:b/>
-        </w:rPr>
-        <w:t>Annulla</w:t>
-      </w:r>
-      <w:r>
-        <w:t xml:space="preserve"> conserva solo i candidati conclusi, come risultato parziale senza minimo definitivo. Modificare gli input o chiudere il foglio impedisce pubblicazioni tardive. Salvataggio, riapertura e report usano gli stessi snapshot: il CSV contiene criteri e sezioni di ogni candidato; la relazione include griglia, diagnostica, criteri e risultati del candidato selezionato.</w:t>
-      </w:r>
-    </w:p>
-    <w:p>
-      <w:pPr>
-        <w:spacing w:after="140"/>
-      </w:pPr>
-      <w:r>
-        <w:t xml:space="preserve">Per riprodurre il benchmark, assegnare testa 0 m, piede iniziale −10 m, fascia 1 m, EI=200000 kNm², peso nullo e nessun vincolo strutturale. Su entrambi i lati: terreno da 0 a −20 m, </w:t>
-      </w:r>
-      <w:r>
-        <w:rPr>
-          <w:rFonts w:ascii="Calibri" w:eastAsia="Calibri" w:hAnsi="Calibri" w:cs="Calibri"/>
-        </w:rPr>
-        <w:t>γ</w:t>
-      </w:r>
-      <w:r>
-        <w:t xml:space="preserve">=18 e </w:t>
-      </w:r>
-      <w:r>
-        <w:rPr>
-          <w:rFonts w:ascii="Calibri" w:eastAsia="Calibri" w:hAnsi="Calibri" w:cs="Calibri"/>
-        </w:rPr>
-        <w:t>γ</w:t>
-      </w:r>
-      <w:r>
-        <w:t xml:space="preserve">sat=20 kN/m³, </w:t>
-      </w:r>
-      <w:r>
-        <w:rPr>
-          <w:rFonts w:ascii="Calibri" w:eastAsia="Calibri" w:hAnsi="Calibri" w:cs="Calibri"/>
-        </w:rPr>
-        <w:t>φ</w:t>
-      </w:r>
-      <w:r>
-        <w:t>=30°, c</w:t>
-      </w:r>
-      <w:r>
-        <w:rPr>
-          <w:rFonts w:ascii="Calibri" w:eastAsia="Calibri" w:hAnsi="Calibri" w:cs="Calibri"/>
-        </w:rPr>
-        <w:t>′</w:t>
-      </w:r>
-      <w:r>
-        <w:t>=0, K0=0,5 e kh=0,001 N/mm³, con fonti esplicite; piano campagna 0 m, sovraccarico 100 kPa e falda assente. Tre fasi con forza in testa 0, +10 e −5 kN; mesh 0,125 m, due incrementi iniziali per fase. Ricercare da 3,5 a 10 m sotto quota 0, passo 0,5 m, limite 3,25 mm. Governa la fase +10 kN: u=3,433970786 mm a 6 m e 3,203845845 mm a 6,5 m, primo candidato accettabile. È un benchmark elastico con sola verifica dello spostamento in testa, non un progetto completo di paratia.</w:t>
+        <w:t>Carico netto</w:t>
+      </w:r>
+      <w:r>
+        <w:t xml:space="preserve"> comprende azioni distribuite e reazioni del terreno; non coincide in generale con il solo carico assegnato. I due lati di una discontinuità sono conservati nella tabella. N è positivo a compressione nella parete; nelle verifiche degli elementi il testo indica le convenzioni del verificatore.</w:t>
       </w:r>
     </w:p>
     <w:p>
@@ -41304,10 +41613,10 @@
         </w:rPr>
         <w:lastRenderedPageBreak/>
         <w:drawing>
-          <wp:inline distT="0" distB="0" distL="0" distR="0" wp14:anchorId="1D868C4C" wp14:editId="4DC0F170">
+          <wp:inline distT="0" distB="0" distL="0" distR="0" wp14:anchorId="70F3CD52" wp14:editId="5418C5FD">
             <wp:extent cx="6120000" cy="3990564"/>
             <wp:effectExtent l="0" t="0" r="0" b="0"/>
-            <wp:docPr id="14" name="Picture 14" descr="Ricerca dell'infissione e criterio governante nel benchmark elastico"/>
+            <wp:docPr id="14" name="Picture 14" descr="Diagramma del carico trapezoidale e risultati della mensola di prova"/>
             <wp:cNvGraphicFramePr>
               <a:graphicFrameLocks xmlns:a="http://schemas.openxmlformats.org/drawingml/2006/main" noChangeAspect="1"/>
             </wp:cNvGraphicFramePr>
@@ -41315,7 +41624,7 @@
               <a:graphicData uri="http://schemas.openxmlformats.org/drawingml/2006/picture">
                 <pic:pic xmlns:pic="http://schemas.openxmlformats.org/drawingml/2006/picture">
                   <pic:nvPicPr>
-                    <pic:cNvPr id="0" name="paratie-ricerca-infissione.png"/>
+                    <pic:cNvPr id="0" name="paratie-carichi-distribuiti.png"/>
                     <pic:cNvPicPr/>
                   </pic:nvPicPr>
                   <pic:blipFill>
@@ -41345,7 +41654,15 @@
         <w:pStyle w:val="Didascalia"/>
       </w:pPr>
       <w:r>
-        <w:t>Ricerca dell'infissione e criterio governante nel benchmark elastico</w:t>
+        <w:t>Diagramma del carico trapezoidale e risultati della mensola di prova</w:t>
+      </w:r>
+    </w:p>
+    <w:p>
+      <w:pPr>
+        <w:spacing w:after="140"/>
+      </w:pPr>
+      <w:r>
+        <w:t>Modificare un ingresso rende superati i risultati interessati e disabilita le esportazioni corrispondenti. Il salvataggio conserva input e risultato con la loro impronta; alla riapertura un risultato incompatibile non viene mostrato come corrente. Report Word, PDF e CSV leggono lo stesso risultato dell'interfaccia. Le tabelle sintetiche mantengono le azioni concomitanti; il CSV contiene tutte le sezioni campionate.</w:t>
       </w:r>
     </w:p>
     <w:p>
@@ -41354,127 +41671,170 @@
         <w:keepNext/>
         <w:spacing w:after="140"/>
       </w:pPr>
-      <w:bookmarkStart w:id="182" w:name="_Toc244136151"/>
-      <w:r>
-        <w:t>Leggere gli inviluppi delle fasi</w:t>
-      </w:r>
-      <w:bookmarkEnd w:id="182"/>
-    </w:p>
-    <w:p>
-      <w:pPr>
-        <w:spacing w:after="140"/>
-      </w:pPr>
-      <w:r>
-        <w:t xml:space="preserve">Dopo il calcolo aprire </w:t>
+      <w:bookmarkStart w:id="180" w:name="_Toc244138183"/>
+      <w:r>
+        <w:t>Esempio riproducibile del carico trapezoidale</w:t>
+      </w:r>
+      <w:bookmarkEnd w:id="180"/>
+    </w:p>
+    <w:p>
+      <w:pPr>
+        <w:spacing w:after="140"/>
+      </w:pPr>
+      <w:r>
+        <w:t>Assegnare testa a 0 m, piede a −6 m, fascia 2,5 m, EI=200000 kNm² e mesh 0,5 m. Bloccare traslazione e rotazione soltanto al piede; lasciare vuote le due stratigrafie e non assegnare altri carichi o pesi. Nella fase F1 impostare i piani campagna a −6 m e un carico da 1 a 4 kN/m fra −1 e −4,5 m.</w:t>
+      </w:r>
+    </w:p>
+    <w:p>
+      <w:pPr>
+        <w:spacing w:after="140"/>
+      </w:pPr>
+      <w:r>
+        <w:t>Si ottengono spostamento in testa 0,984393229 mm, taglio al piede 8,75 kN e momento al piede 25,375 kNm. La fase F2, senza intervalli di carico, torna elasticamente a zero; F3 con intensità −1 e −4 kN/m dà valori opposti. È una prova analitica del trasferimento delle azioni, non un esempio completo di dimensionamento geotecnico.</w:t>
+      </w:r>
+    </w:p>
+    <w:p>
+      <w:pPr>
+        <w:pStyle w:val="Titolo2"/>
+        <w:keepNext/>
+        <w:spacing w:after="140"/>
+      </w:pPr>
+      <w:bookmarkStart w:id="181" w:name="_Toc244138184"/>
+      <w:r>
+        <w:t>Ricercare l'infissione sulla griglia assegnata</w:t>
+      </w:r>
+      <w:bookmarkEnd w:id="181"/>
+    </w:p>
+    <w:p>
+      <w:pPr>
+        <w:spacing w:after="140"/>
+      </w:pPr>
+      <w:r>
+        <w:t xml:space="preserve">In </w:t>
       </w:r>
       <w:r>
         <w:rPr>
           <w:b/>
         </w:rPr>
-        <w:t>Inviluppi</w:t>
-      </w:r>
-      <w:r>
-        <w:t xml:space="preserve"> e scegliere spostamento, rotazione, N, V, M, pressioni o carico netto. Il foglio confronta tutte le fasi concluse dei casi assegnati. Dopo una ricerca dell'infissione, l'inviluppo principale riguarda il candidato accettabile dichiarato nello stato; non mescola pareti di lunghezza diversa.</w:t>
-      </w:r>
-    </w:p>
-    <w:p>
-      <w:pPr>
-        <w:spacing w:after="140"/>
-      </w:pPr>
-      <w:r>
-        <w:t xml:space="preserve">La curva blu rappresenta il minimo e quella arancio il massimo. La tabella indica quota, lato, valore, caso e fase di ciascun estremo. </w:t>
-      </w:r>
+        <w:t>Ricerca infissione</w:t>
+      </w:r>
+      <w:r>
+        <w:t xml:space="preserve"> assegnare quota di riferimento, infissioni minima e massima, passo, limite dello spostamento assoluto in testa in mm e fonte. L'infissione è positiva sotto il riferimento. Il limite è assegnato dal progettista, senza prescrizioni normative implicite.</w:t>
+      </w:r>
+    </w:p>
+    <w:p>
+      <w:pPr>
+        <w:spacing w:after="140"/>
+      </w:pPr>
+      <w:r>
+        <w:lastRenderedPageBreak/>
+        <w:t>Il modello deve coprire la parete più lunga. Ogni candidato taglia i tratti, conserva il terreno sottostante e non estrapola proprietà. Carichi o sostegni sotto il nuovo piede impediscono la valutazione; non vengono eliminati. I vincoli al piede sono esclusi per evitare lo spostamento di un vincolo artificiale.</w:t>
+      </w:r>
+    </w:p>
+    <w:p>
+      <w:pPr>
+        <w:spacing w:after="140"/>
+      </w:pPr>
       <w:r>
         <w:rPr>
           <w:b/>
         </w:rPr>
-        <w:t>Above</w:t>
-      </w:r>
-      <w:r>
-        <w:t xml:space="preserve"> è il limite sopra la quota, </w:t>
+        <w:t>Cerca infissione</w:t>
+      </w:r>
+      <w:r>
+        <w:t xml:space="preserve"> ricalcola per ciascun candidato tutte le fasi dei casi assegnati, filtrazione FEM e verifiche richieste. Le storie sono indipendenti. Si esplora l'intera griglia senza presumere miglioramenti monotoni; l'estremo superiore è incluso anche quando il passo non divide l'intervallo.</w:t>
+      </w:r>
+    </w:p>
+    <w:p>
+      <w:pPr>
+        <w:spacing w:after="140"/>
+      </w:pPr>
+      <w:r>
+        <w:t xml:space="preserve">Selezionare una riga per leggere criteri e fase governante. Diagrammi e verifiche principali restano riferiti al candidato accettabile meno profondo, dichiarato nello stato. Il </w:t>
       </w:r>
       <w:r>
         <w:rPr>
           <w:b/>
         </w:rPr>
-        <w:t>Below</w:t>
-      </w:r>
-      <w:r>
-        <w:t xml:space="preserve"> quello sotto: i due valori rimangono separati in presenza di forze o coppie concentrate. </w:t>
-      </w:r>
+        <w:t>minimo dimostrato sulla griglia</w:t>
+      </w:r>
+      <w:r>
+        <w:t xml:space="preserve"> richiede che tutti i candidati meno profondi abbiano un criterio sicuramente non soddisfatto: una quota inferiore non convergente o non valutabile impedisce questa conclusione. Le verifiche non richieste restano aperte.</w:t>
+      </w:r>
+    </w:p>
+    <w:p>
+      <w:pPr>
+        <w:spacing w:after="140"/>
+      </w:pPr>
       <w:r>
         <w:rPr>
           <w:b/>
         </w:rPr>
-        <w:t>Interior</w:t>
-      </w:r>
-      <w:r>
-        <w:t xml:space="preserve"> identifica una stazione interna al tratto. La rotazione è espressa in radianti.</w:t>
-      </w:r>
-    </w:p>
-    <w:p>
-      <w:pPr>
-        <w:spacing w:after="140"/>
-      </w:pPr>
-      <w:r>
-        <w:t>Selezionare una riga per leggere le due osservazioni concomitanti. N, V e M della stessa osservazione appartengono alla sua fase, sezione e quota. Il massimo di N può governare in una fase diversa dal massimo di M: non vanno riuniti in una terna artificiale. Le verifiche strutturali restano quelle delle singole fasi. I due estremi globali, con la loro provenienza, sono indicati sopra il grafico.</w:t>
-      </w:r>
-    </w:p>
-    <w:p>
-      <w:pPr>
-        <w:spacing w:after="140"/>
-      </w:pPr>
-      <w:r>
-        <w:t xml:space="preserve">Il grafico interpola le stazioni restituite dal calcolo, comprendendo discontinuità ed estremi interni. Una storia interrotta rende </w:t>
-      </w:r>
-      <w:r>
-        <w:rPr>
-          <w:b/>
-        </w:rPr>
-        <w:t>parziale</w:t>
-      </w:r>
-      <w:r>
-        <w:t xml:space="preserve"> l'inviluppo: le fasi mancanti non sono considerate soddisfatte. Una modifica degli input invalida grafico, tabelle ed esportazione; salvataggio e riapertura conservano lo stesso risultato mostrato. </w:t>
-      </w:r>
-      <w:r>
-        <w:rPr>
-          <w:b/>
-        </w:rPr>
-        <w:t xml:space="preserve">Esporta </w:t>
-      </w:r>
-      <w:r>
-        <w:rPr>
-          <w:b/>
+        <w:t>Annulla</w:t>
+      </w:r>
+      <w:r>
+        <w:t xml:space="preserve"> conserva solo i candidati conclusi, come risultato parziale senza minimo definitivo. Modificare gli input o chiudere il foglio impedisce pubblicazioni tardive. Salvataggio, riapertura e report usano gli stessi snapshot: il CSV contiene criteri e sezioni di ogni candidato; la relazione include griglia, diagnostica, criteri e risultati del candidato selezionato.</w:t>
+      </w:r>
+    </w:p>
+    <w:p>
+      <w:pPr>
+        <w:spacing w:after="140"/>
+      </w:pPr>
+      <w:r>
+        <w:t xml:space="preserve">Per riprodurre il benchmark, assegnare testa 0 m, piede iniziale −10 m, fascia 1 m, EI=200000 kNm², peso nullo e nessun vincolo strutturale. Su entrambi i lati: terreno da 0 a −20 m, </w:t>
+      </w:r>
+      <w:r>
+        <w:rPr>
+          <w:rFonts w:ascii="Calibri" w:eastAsia="Calibri" w:hAnsi="Calibri" w:cs="Calibri"/>
+        </w:rPr>
+        <w:t>γ</w:t>
+      </w:r>
+      <w:r>
+        <w:t xml:space="preserve">=18 e </w:t>
+      </w:r>
+      <w:r>
+        <w:rPr>
+          <w:rFonts w:ascii="Calibri" w:eastAsia="Calibri" w:hAnsi="Calibri" w:cs="Calibri"/>
+        </w:rPr>
+        <w:t>γ</w:t>
+      </w:r>
+      <w:r>
+        <w:t xml:space="preserve">sat=20 kN/m³, </w:t>
+      </w:r>
+      <w:r>
+        <w:rPr>
+          <w:rFonts w:ascii="Calibri" w:eastAsia="Calibri" w:hAnsi="Calibri" w:cs="Calibri"/>
+        </w:rPr>
+        <w:t>φ</w:t>
+      </w:r>
+      <w:r>
+        <w:t>=30°, c</w:t>
+      </w:r>
+      <w:r>
+        <w:rPr>
+          <w:rFonts w:ascii="Calibri" w:eastAsia="Calibri" w:hAnsi="Calibri" w:cs="Calibri"/>
+        </w:rPr>
+        <w:t>′</w:t>
+      </w:r>
+      <w:r>
+        <w:t>=0, K0=0,5 e kh=0,001 N/mm³, con fonti esplicite; piano campagna 0 m, sovraccarico 100 kPa e falda assente. Tre fasi con forza in testa 0, +10 e −5 kN; mesh 0,125 m, due incrementi iniziali per fase. Ricercare da 3,5 a 10 m sotto quota 0, passo 0,5 m, limite 3,25 mm. Governa la fase +10 kN: u=3,433970786 mm a 6 m e 3,203845845 mm a 6,5 m, primo candidato accettabile. È un benchmark elastico con sola verifica dello spostamento in testa, non un progetto completo di paratia.</w:t>
+      </w:r>
+    </w:p>
+    <w:p>
+      <w:pPr>
+        <w:keepNext/>
+        <w:spacing w:after="140"/>
+      </w:pPr>
+      <w:r>
+        <w:rPr>
+          <w:noProof/>
         </w:rPr>
         <w:lastRenderedPageBreak/>
-        <w:t>CSV inviluppi</w:t>
-      </w:r>
-      <w:r>
-        <w:t xml:space="preserve"> include tutte le stazioni e le azioni concomitanti. La relazione riporta gli estremi globali e le fasi incluse, senza ricalcolo.</w:t>
-      </w:r>
-    </w:p>
-    <w:p>
-      <w:pPr>
-        <w:spacing w:after="140"/>
-      </w:pPr>
-      <w:r>
-        <w:t>Per un controllo indipendente usare la mensola di 6 m, EI=200000 kNm², senza terreno, incastrata al piede. La fase A applica H=+10 kN in testa; la fase B sostituisce le azioni con H=−6 kN e coppia +12 kNm, positiva nel verso della rotazione du/d(profondità). Si ottengono spostamenti in testa +3,60 e −3,24 mm; gli estremi globali di M sono +60 kNm in A e −48 kNm in B, entrambi al piede. L'esempio verifica lettura e provenienza degli estremi, senza costituire una paratia progettata.</w:t>
-      </w:r>
-    </w:p>
-    <w:p>
-      <w:pPr>
-        <w:keepNext/>
-        <w:spacing w:after="140"/>
-      </w:pPr>
-      <w:r>
-        <w:rPr>
-          <w:noProof/>
-        </w:rPr>
         <w:drawing>
-          <wp:inline distT="0" distB="0" distL="0" distR="0" wp14:anchorId="7DFB2781" wp14:editId="27278D8E">
+          <wp:inline distT="0" distB="0" distL="0" distR="0" wp14:anchorId="557056D9" wp14:editId="51C097CD">
             <wp:extent cx="6120000" cy="3990564"/>
             <wp:effectExtent l="0" t="0" r="0" b="0"/>
-            <wp:docPr id="15" name="Picture 15" descr="Inviluppi di momento delle fasi nel benchmark su fondazione elastica"/>
+            <wp:docPr id="15" name="Picture 15" descr="Ricerca dell'infissione e criterio governante nel benchmark elastico"/>
             <wp:cNvGraphicFramePr>
               <a:graphicFrameLocks xmlns:a="http://schemas.openxmlformats.org/drawingml/2006/main" noChangeAspect="1"/>
             </wp:cNvGraphicFramePr>
@@ -41482,7 +41842,7 @@
               <a:graphicData uri="http://schemas.openxmlformats.org/drawingml/2006/picture">
                 <pic:pic xmlns:pic="http://schemas.openxmlformats.org/drawingml/2006/picture">
                   <pic:nvPicPr>
-                    <pic:cNvPr id="0" name="paratie-inviluppi.png"/>
+                    <pic:cNvPr id="0" name="paratie-ricerca-infissione.png"/>
                     <pic:cNvPicPr/>
                   </pic:nvPicPr>
                   <pic:blipFill>
@@ -41512,7 +41872,7 @@
         <w:pStyle w:val="Didascalia"/>
       </w:pPr>
       <w:r>
-        <w:t>Inviluppi di momento delle fasi nel benchmark su fondazione elastica</w:t>
+        <w:t>Ricerca dell'infissione e criterio governante nel benchmark elastico</w:t>
       </w:r>
     </w:p>
     <w:p>
@@ -41521,7 +41881,174 @@
         <w:keepNext/>
         <w:spacing w:after="140"/>
       </w:pPr>
-      <w:bookmarkStart w:id="183" w:name="_Toc244136152"/>
+      <w:bookmarkStart w:id="182" w:name="_Toc244138185"/>
+      <w:r>
+        <w:t>Leggere gli inviluppi delle fasi</w:t>
+      </w:r>
+      <w:bookmarkEnd w:id="182"/>
+    </w:p>
+    <w:p>
+      <w:pPr>
+        <w:spacing w:after="140"/>
+      </w:pPr>
+      <w:r>
+        <w:t xml:space="preserve">Dopo il calcolo aprire </w:t>
+      </w:r>
+      <w:r>
+        <w:rPr>
+          <w:b/>
+        </w:rPr>
+        <w:t>Inviluppi</w:t>
+      </w:r>
+      <w:r>
+        <w:t xml:space="preserve"> e scegliere spostamento, rotazione, N, V, M, pressioni o carico netto. Il foglio confronta tutte le fasi concluse dei casi assegnati. Dopo una ricerca dell'infissione, l'inviluppo principale riguarda il candidato accettabile dichiarato nello stato; non mescola pareti di lunghezza diversa.</w:t>
+      </w:r>
+    </w:p>
+    <w:p>
+      <w:pPr>
+        <w:spacing w:after="140"/>
+      </w:pPr>
+      <w:r>
+        <w:t xml:space="preserve">La curva blu rappresenta il minimo e quella arancio il massimo. La tabella indica quota, lato, valore, caso e fase di ciascun estremo. </w:t>
+      </w:r>
+      <w:r>
+        <w:rPr>
+          <w:b/>
+        </w:rPr>
+        <w:t>Above</w:t>
+      </w:r>
+      <w:r>
+        <w:t xml:space="preserve"> è il limite sopra la quota, </w:t>
+      </w:r>
+      <w:r>
+        <w:rPr>
+          <w:b/>
+        </w:rPr>
+        <w:t>Below</w:t>
+      </w:r>
+      <w:r>
+        <w:t xml:space="preserve"> quello sotto: i due valori rimangono separati in presenza di forze o coppie concentrate. </w:t>
+      </w:r>
+      <w:r>
+        <w:rPr>
+          <w:b/>
+        </w:rPr>
+        <w:t>Interior</w:t>
+      </w:r>
+      <w:r>
+        <w:t xml:space="preserve"> identifica una stazione interna al tratto. La rotazione è espressa in radianti.</w:t>
+      </w:r>
+    </w:p>
+    <w:p>
+      <w:pPr>
+        <w:spacing w:after="140"/>
+      </w:pPr>
+      <w:r>
+        <w:t>Selezionare una riga per leggere le due osservazioni concomitanti. N, V e M della stessa osservazione appartengono alla sua fase, sezione e quota. Il massimo di N può governare in una fase diversa dal massimo di M: non vanno riuniti in una terna artificiale. Le verifiche strutturali restano quelle delle singole fasi. I due estremi globali, con la loro provenienza, sono indicati sopra il grafico.</w:t>
+      </w:r>
+    </w:p>
+    <w:p>
+      <w:pPr>
+        <w:spacing w:after="140"/>
+      </w:pPr>
+      <w:r>
+        <w:t xml:space="preserve">Il grafico interpola le stazioni restituite dal calcolo, comprendendo discontinuità ed estremi interni. Una storia interrotta rende </w:t>
+      </w:r>
+      <w:r>
+        <w:rPr>
+          <w:b/>
+        </w:rPr>
+        <w:t>parziale</w:t>
+      </w:r>
+      <w:r>
+        <w:t xml:space="preserve"> l'inviluppo: le fasi mancanti non sono considerate soddisfatte. Una modifica degli input invalida grafico, tabelle ed esportazione; salvataggio e riapertura conservano lo stesso risultato mostrato. </w:t>
+      </w:r>
+      <w:r>
+        <w:rPr>
+          <w:b/>
+        </w:rPr>
+        <w:t xml:space="preserve">Esporta </w:t>
+      </w:r>
+      <w:r>
+        <w:rPr>
+          <w:b/>
+        </w:rPr>
+        <w:lastRenderedPageBreak/>
+        <w:t>CSV inviluppi</w:t>
+      </w:r>
+      <w:r>
+        <w:t xml:space="preserve"> include tutte le stazioni e le azioni concomitanti. La relazione riporta gli estremi globali e le fasi incluse, senza ricalcolo.</w:t>
+      </w:r>
+    </w:p>
+    <w:p>
+      <w:pPr>
+        <w:spacing w:after="140"/>
+      </w:pPr>
+      <w:r>
+        <w:t>Per un controllo indipendente usare la mensola di 6 m, EI=200000 kNm², senza terreno, incastrata al piede. La fase A applica H=+10 kN in testa; la fase B sostituisce le azioni con H=−6 kN e coppia +12 kNm, positiva nel verso della rotazione du/d(profondità). Si ottengono spostamenti in testa +3,60 e −3,24 mm; gli estremi globali di M sono +60 kNm in A e −48 kNm in B, entrambi al piede. L'esempio verifica lettura e provenienza degli estremi, senza costituire una paratia progettata.</w:t>
+      </w:r>
+    </w:p>
+    <w:p>
+      <w:pPr>
+        <w:keepNext/>
+        <w:spacing w:after="140"/>
+      </w:pPr>
+      <w:r>
+        <w:rPr>
+          <w:noProof/>
+        </w:rPr>
+        <w:drawing>
+          <wp:inline distT="0" distB="0" distL="0" distR="0" wp14:anchorId="648C6C8F" wp14:editId="7A2DA906">
+            <wp:extent cx="6120000" cy="3990564"/>
+            <wp:effectExtent l="0" t="0" r="0" b="0"/>
+            <wp:docPr id="16" name="Picture 16" descr="Inviluppi di momento delle fasi nel benchmark su fondazione elastica"/>
+            <wp:cNvGraphicFramePr>
+              <a:graphicFrameLocks xmlns:a="http://schemas.openxmlformats.org/drawingml/2006/main" noChangeAspect="1"/>
+            </wp:cNvGraphicFramePr>
+            <a:graphic xmlns:a="http://schemas.openxmlformats.org/drawingml/2006/main">
+              <a:graphicData uri="http://schemas.openxmlformats.org/drawingml/2006/picture">
+                <pic:pic xmlns:pic="http://schemas.openxmlformats.org/drawingml/2006/picture">
+                  <pic:nvPicPr>
+                    <pic:cNvPr id="0" name="paratie-inviluppi.png"/>
+                    <pic:cNvPicPr/>
+                  </pic:nvPicPr>
+                  <pic:blipFill>
+                    <a:blip r:embed="rId38"/>
+                    <a:stretch>
+                      <a:fillRect/>
+                    </a:stretch>
+                  </pic:blipFill>
+                  <pic:spPr>
+                    <a:xfrm>
+                      <a:off x="0" y="0"/>
+                      <a:ext cx="6120000" cy="3990564"/>
+                    </a:xfrm>
+                    <a:prstGeom prst="rect">
+                      <a:avLst/>
+                    </a:prstGeom>
+                  </pic:spPr>
+                </pic:pic>
+              </a:graphicData>
+            </a:graphic>
+          </wp:inline>
+        </w:drawing>
+      </w:r>
+    </w:p>
+    <w:p>
+      <w:pPr>
+        <w:pStyle w:val="Didascalia"/>
+      </w:pPr>
+      <w:r>
+        <w:t>Inviluppi di momento delle fasi nel benchmark su fondazione elastica</w:t>
+      </w:r>
+    </w:p>
+    <w:p>
+      <w:pPr>
+        <w:pStyle w:val="Titolo2"/>
+        <w:keepNext/>
+        <w:spacing w:after="140"/>
+      </w:pPr>
+      <w:bookmarkStart w:id="183" w:name="_Toc244138186"/>
       <w:r>
         <w:t>Gestire casi e combinazioni assegnate</w:t>
       </w:r>
@@ -41628,7 +42155,7 @@
         <w:keepNext/>
         <w:spacing w:after="140"/>
       </w:pPr>
-      <w:bookmarkStart w:id="184" w:name="_Toc244136153"/>
+      <w:bookmarkStart w:id="184" w:name="_Toc244138187"/>
       <w:r>
         <w:t>Funzioni ancora da completare</w:t>
       </w:r>
@@ -41960,7 +42487,7 @@
         <w:noProof/>
         <w:sz w:val="20"/>
       </w:rPr>
-      <w:t>102</w:t>
+      <w:t>104</w:t>
     </w:r>
     <w:r>
       <w:rPr>

--- a/supporto/documentazione/Guide_ANTHEA/ANTHEA_Guida_pratica_ITEC_Rev62.docx
+++ b/supporto/documentazione/Guide_ANTHEA/ANTHEA_Guida_pratica_ITEC_Rev62.docx
@@ -2334,7 +2334,7 @@
       <w:r>
         <w:fldChar w:fldCharType="separate"/>
       </w:r>
-      <w:hyperlink w:anchor="_Toc244138005" w:history="1">
+      <w:hyperlink w:anchor="_Toc244139599" w:history="1">
         <w:r>
           <w:rPr>
             <w:rStyle w:val="Collegamentoipertestuale"/>
@@ -2382,7 +2382,7 @@
             <w:noProof/>
             <w:webHidden/>
           </w:rPr>
-          <w:instrText xml:space="preserve"> PAGEREF _Toc244138005 \h </w:instrText>
+          <w:instrText xml:space="preserve"> PAGEREF _Toc244139599 \h </w:instrText>
         </w:r>
         <w:r>
           <w:rPr>
@@ -2429,7 +2429,7 @@
           <w14:ligatures w14:val="standardContextual"/>
         </w:rPr>
       </w:pPr>
-      <w:hyperlink w:anchor="_Toc244138006" w:history="1">
+      <w:hyperlink w:anchor="_Toc244139600" w:history="1">
         <w:r>
           <w:rPr>
             <w:rStyle w:val="Collegamentoipertestuale"/>
@@ -2474,7 +2474,7 @@
             <w:noProof/>
             <w:webHidden/>
           </w:rPr>
-          <w:instrText xml:space="preserve"> PAGEREF _Toc244138006 \h </w:instrText>
+          <w:instrText xml:space="preserve"> PAGEREF _Toc244139600 \h </w:instrText>
         </w:r>
         <w:r>
           <w:rPr>
@@ -2521,7 +2521,7 @@
           <w14:ligatures w14:val="standardContextual"/>
         </w:rPr>
       </w:pPr>
-      <w:hyperlink w:anchor="_Toc244138007" w:history="1">
+      <w:hyperlink w:anchor="_Toc244139601" w:history="1">
         <w:r>
           <w:rPr>
             <w:rStyle w:val="Collegamentoipertestuale"/>
@@ -2566,7 +2566,7 @@
             <w:noProof/>
             <w:webHidden/>
           </w:rPr>
-          <w:instrText xml:space="preserve"> PAGEREF _Toc244138007 \h </w:instrText>
+          <w:instrText xml:space="preserve"> PAGEREF _Toc244139601 \h </w:instrText>
         </w:r>
         <w:r>
           <w:rPr>
@@ -2613,7 +2613,7 @@
           <w14:ligatures w14:val="standardContextual"/>
         </w:rPr>
       </w:pPr>
-      <w:hyperlink w:anchor="_Toc244138008" w:history="1">
+      <w:hyperlink w:anchor="_Toc244139602" w:history="1">
         <w:r>
           <w:rPr>
             <w:rStyle w:val="Collegamentoipertestuale"/>
@@ -2658,7 +2658,7 @@
             <w:noProof/>
             <w:webHidden/>
           </w:rPr>
-          <w:instrText xml:space="preserve"> PAGEREF _Toc244138008 \h </w:instrText>
+          <w:instrText xml:space="preserve"> PAGEREF _Toc244139602 \h </w:instrText>
         </w:r>
         <w:r>
           <w:rPr>
@@ -2705,7 +2705,7 @@
           <w14:ligatures w14:val="standardContextual"/>
         </w:rPr>
       </w:pPr>
-      <w:hyperlink w:anchor="_Toc244138009" w:history="1">
+      <w:hyperlink w:anchor="_Toc244139603" w:history="1">
         <w:r>
           <w:rPr>
             <w:rStyle w:val="Collegamentoipertestuale"/>
@@ -2750,7 +2750,7 @@
             <w:noProof/>
             <w:webHidden/>
           </w:rPr>
-          <w:instrText xml:space="preserve"> PAGEREF _Toc244138009 \h </w:instrText>
+          <w:instrText xml:space="preserve"> PAGEREF _Toc244139603 \h </w:instrText>
         </w:r>
         <w:r>
           <w:rPr>
@@ -2796,7 +2796,7 @@
           <w14:ligatures w14:val="standardContextual"/>
         </w:rPr>
       </w:pPr>
-      <w:hyperlink w:anchor="_Toc244138010" w:history="1">
+      <w:hyperlink w:anchor="_Toc244139604" w:history="1">
         <w:r>
           <w:rPr>
             <w:rStyle w:val="Collegamentoipertestuale"/>
@@ -2844,7 +2844,7 @@
             <w:noProof/>
             <w:webHidden/>
           </w:rPr>
-          <w:instrText xml:space="preserve"> PAGEREF _Toc244138010 \h </w:instrText>
+          <w:instrText xml:space="preserve"> PAGEREF _Toc244139604 \h </w:instrText>
         </w:r>
         <w:r>
           <w:rPr>
@@ -2891,7 +2891,7 @@
           <w14:ligatures w14:val="standardContextual"/>
         </w:rPr>
       </w:pPr>
-      <w:hyperlink w:anchor="_Toc244138011" w:history="1">
+      <w:hyperlink w:anchor="_Toc244139605" w:history="1">
         <w:r>
           <w:rPr>
             <w:rStyle w:val="Collegamentoipertestuale"/>
@@ -2936,7 +2936,7 @@
             <w:noProof/>
             <w:webHidden/>
           </w:rPr>
-          <w:instrText xml:space="preserve"> PAGEREF _Toc244138011 \h </w:instrText>
+          <w:instrText xml:space="preserve"> PAGEREF _Toc244139605 \h </w:instrText>
         </w:r>
         <w:r>
           <w:rPr>
@@ -2983,7 +2983,7 @@
           <w14:ligatures w14:val="standardContextual"/>
         </w:rPr>
       </w:pPr>
-      <w:hyperlink w:anchor="_Toc244138012" w:history="1">
+      <w:hyperlink w:anchor="_Toc244139606" w:history="1">
         <w:r>
           <w:rPr>
             <w:rStyle w:val="Collegamentoipertestuale"/>
@@ -3028,7 +3028,7 @@
             <w:noProof/>
             <w:webHidden/>
           </w:rPr>
-          <w:instrText xml:space="preserve"> PAGEREF _Toc244138012 \h </w:instrText>
+          <w:instrText xml:space="preserve"> PAGEREF _Toc244139606 \h </w:instrText>
         </w:r>
         <w:r>
           <w:rPr>
@@ -3075,7 +3075,7 @@
           <w14:ligatures w14:val="standardContextual"/>
         </w:rPr>
       </w:pPr>
-      <w:hyperlink w:anchor="_Toc244138013" w:history="1">
+      <w:hyperlink w:anchor="_Toc244139607" w:history="1">
         <w:r>
           <w:rPr>
             <w:rStyle w:val="Collegamentoipertestuale"/>
@@ -3120,7 +3120,7 @@
             <w:noProof/>
             <w:webHidden/>
           </w:rPr>
-          <w:instrText xml:space="preserve"> PAGEREF _Toc244138013 \h </w:instrText>
+          <w:instrText xml:space="preserve"> PAGEREF _Toc244139607 \h </w:instrText>
         </w:r>
         <w:r>
           <w:rPr>
@@ -3167,7 +3167,7 @@
           <w14:ligatures w14:val="standardContextual"/>
         </w:rPr>
       </w:pPr>
-      <w:hyperlink w:anchor="_Toc244138014" w:history="1">
+      <w:hyperlink w:anchor="_Toc244139608" w:history="1">
         <w:r>
           <w:rPr>
             <w:rStyle w:val="Collegamentoipertestuale"/>
@@ -3212,7 +3212,7 @@
             <w:noProof/>
             <w:webHidden/>
           </w:rPr>
-          <w:instrText xml:space="preserve"> PAGEREF _Toc244138014 \h </w:instrText>
+          <w:instrText xml:space="preserve"> PAGEREF _Toc244139608 \h </w:instrText>
         </w:r>
         <w:r>
           <w:rPr>
@@ -3258,7 +3258,7 @@
           <w14:ligatures w14:val="standardContextual"/>
         </w:rPr>
       </w:pPr>
-      <w:hyperlink w:anchor="_Toc244138015" w:history="1">
+      <w:hyperlink w:anchor="_Toc244139609" w:history="1">
         <w:r>
           <w:rPr>
             <w:rStyle w:val="Collegamentoipertestuale"/>
@@ -3306,7 +3306,7 @@
             <w:noProof/>
             <w:webHidden/>
           </w:rPr>
-          <w:instrText xml:space="preserve"> PAGEREF _Toc244138015 \h </w:instrText>
+          <w:instrText xml:space="preserve"> PAGEREF _Toc244139609 \h </w:instrText>
         </w:r>
         <w:r>
           <w:rPr>
@@ -3353,7 +3353,7 @@
           <w14:ligatures w14:val="standardContextual"/>
         </w:rPr>
       </w:pPr>
-      <w:hyperlink w:anchor="_Toc244138016" w:history="1">
+      <w:hyperlink w:anchor="_Toc244139610" w:history="1">
         <w:r>
           <w:rPr>
             <w:rStyle w:val="Collegamentoipertestuale"/>
@@ -3398,7 +3398,7 @@
             <w:noProof/>
             <w:webHidden/>
           </w:rPr>
-          <w:instrText xml:space="preserve"> PAGEREF _Toc244138016 \h </w:instrText>
+          <w:instrText xml:space="preserve"> PAGEREF _Toc244139610 \h </w:instrText>
         </w:r>
         <w:r>
           <w:rPr>
@@ -3445,7 +3445,7 @@
           <w14:ligatures w14:val="standardContextual"/>
         </w:rPr>
       </w:pPr>
-      <w:hyperlink w:anchor="_Toc244138017" w:history="1">
+      <w:hyperlink w:anchor="_Toc244139611" w:history="1">
         <w:r>
           <w:rPr>
             <w:rStyle w:val="Collegamentoipertestuale"/>
@@ -3490,7 +3490,7 @@
             <w:noProof/>
             <w:webHidden/>
           </w:rPr>
-          <w:instrText xml:space="preserve"> PAGEREF _Toc244138017 \h </w:instrText>
+          <w:instrText xml:space="preserve"> PAGEREF _Toc244139611 \h </w:instrText>
         </w:r>
         <w:r>
           <w:rPr>
@@ -3537,7 +3537,7 @@
           <w14:ligatures w14:val="standardContextual"/>
         </w:rPr>
       </w:pPr>
-      <w:hyperlink w:anchor="_Toc244138018" w:history="1">
+      <w:hyperlink w:anchor="_Toc244139612" w:history="1">
         <w:r>
           <w:rPr>
             <w:rStyle w:val="Collegamentoipertestuale"/>
@@ -3582,7 +3582,7 @@
             <w:noProof/>
             <w:webHidden/>
           </w:rPr>
-          <w:instrText xml:space="preserve"> PAGEREF _Toc244138018 \h </w:instrText>
+          <w:instrText xml:space="preserve"> PAGEREF _Toc244139612 \h </w:instrText>
         </w:r>
         <w:r>
           <w:rPr>
@@ -3629,7 +3629,7 @@
           <w14:ligatures w14:val="standardContextual"/>
         </w:rPr>
       </w:pPr>
-      <w:hyperlink w:anchor="_Toc244138019" w:history="1">
+      <w:hyperlink w:anchor="_Toc244139613" w:history="1">
         <w:r>
           <w:rPr>
             <w:rStyle w:val="Collegamentoipertestuale"/>
@@ -3674,7 +3674,7 @@
             <w:noProof/>
             <w:webHidden/>
           </w:rPr>
-          <w:instrText xml:space="preserve"> PAGEREF _Toc244138019 \h </w:instrText>
+          <w:instrText xml:space="preserve"> PAGEREF _Toc244139613 \h </w:instrText>
         </w:r>
         <w:r>
           <w:rPr>
@@ -3721,7 +3721,7 @@
           <w14:ligatures w14:val="standardContextual"/>
         </w:rPr>
       </w:pPr>
-      <w:hyperlink w:anchor="_Toc244138020" w:history="1">
+      <w:hyperlink w:anchor="_Toc244139614" w:history="1">
         <w:r>
           <w:rPr>
             <w:rStyle w:val="Collegamentoipertestuale"/>
@@ -3766,7 +3766,7 @@
             <w:noProof/>
             <w:webHidden/>
           </w:rPr>
-          <w:instrText xml:space="preserve"> PAGEREF _Toc244138020 \h </w:instrText>
+          <w:instrText xml:space="preserve"> PAGEREF _Toc244139614 \h </w:instrText>
         </w:r>
         <w:r>
           <w:rPr>
@@ -3812,7 +3812,7 @@
           <w14:ligatures w14:val="standardContextual"/>
         </w:rPr>
       </w:pPr>
-      <w:hyperlink w:anchor="_Toc244138021" w:history="1">
+      <w:hyperlink w:anchor="_Toc244139615" w:history="1">
         <w:r>
           <w:rPr>
             <w:rStyle w:val="Collegamentoipertestuale"/>
@@ -3860,7 +3860,7 @@
             <w:noProof/>
             <w:webHidden/>
           </w:rPr>
-          <w:instrText xml:space="preserve"> PAGEREF _Toc244138021 \h </w:instrText>
+          <w:instrText xml:space="preserve"> PAGEREF _Toc244139615 \h </w:instrText>
         </w:r>
         <w:r>
           <w:rPr>
@@ -3907,7 +3907,7 @@
           <w14:ligatures w14:val="standardContextual"/>
         </w:rPr>
       </w:pPr>
-      <w:hyperlink w:anchor="_Toc244138022" w:history="1">
+      <w:hyperlink w:anchor="_Toc244139616" w:history="1">
         <w:r>
           <w:rPr>
             <w:rStyle w:val="Collegamentoipertestuale"/>
@@ -3952,7 +3952,7 @@
             <w:noProof/>
             <w:webHidden/>
           </w:rPr>
-          <w:instrText xml:space="preserve"> PAGEREF _Toc244138022 \h </w:instrText>
+          <w:instrText xml:space="preserve"> PAGEREF _Toc244139616 \h </w:instrText>
         </w:r>
         <w:r>
           <w:rPr>
@@ -3999,7 +3999,7 @@
           <w14:ligatures w14:val="standardContextual"/>
         </w:rPr>
       </w:pPr>
-      <w:hyperlink w:anchor="_Toc244138023" w:history="1">
+      <w:hyperlink w:anchor="_Toc244139617" w:history="1">
         <w:r>
           <w:rPr>
             <w:rStyle w:val="Collegamentoipertestuale"/>
@@ -4044,7 +4044,7 @@
             <w:noProof/>
             <w:webHidden/>
           </w:rPr>
-          <w:instrText xml:space="preserve"> PAGEREF _Toc244138023 \h </w:instrText>
+          <w:instrText xml:space="preserve"> PAGEREF _Toc244139617 \h </w:instrText>
         </w:r>
         <w:r>
           <w:rPr>
@@ -4091,7 +4091,7 @@
           <w14:ligatures w14:val="standardContextual"/>
         </w:rPr>
       </w:pPr>
-      <w:hyperlink w:anchor="_Toc244138024" w:history="1">
+      <w:hyperlink w:anchor="_Toc244139618" w:history="1">
         <w:r>
           <w:rPr>
             <w:rStyle w:val="Collegamentoipertestuale"/>
@@ -4136,7 +4136,7 @@
             <w:noProof/>
             <w:webHidden/>
           </w:rPr>
-          <w:instrText xml:space="preserve"> PAGEREF _Toc244138024 \h </w:instrText>
+          <w:instrText xml:space="preserve"> PAGEREF _Toc244139618 \h </w:instrText>
         </w:r>
         <w:r>
           <w:rPr>
@@ -4183,7 +4183,7 @@
           <w14:ligatures w14:val="standardContextual"/>
         </w:rPr>
       </w:pPr>
-      <w:hyperlink w:anchor="_Toc244138025" w:history="1">
+      <w:hyperlink w:anchor="_Toc244139619" w:history="1">
         <w:r>
           <w:rPr>
             <w:rStyle w:val="Collegamentoipertestuale"/>
@@ -4228,7 +4228,7 @@
             <w:noProof/>
             <w:webHidden/>
           </w:rPr>
-          <w:instrText xml:space="preserve"> PAGEREF _Toc244138025 \h </w:instrText>
+          <w:instrText xml:space="preserve"> PAGEREF _Toc244139619 \h </w:instrText>
         </w:r>
         <w:r>
           <w:rPr>
@@ -4275,7 +4275,7 @@
           <w14:ligatures w14:val="standardContextual"/>
         </w:rPr>
       </w:pPr>
-      <w:hyperlink w:anchor="_Toc244138026" w:history="1">
+      <w:hyperlink w:anchor="_Toc244139620" w:history="1">
         <w:r>
           <w:rPr>
             <w:rStyle w:val="Collegamentoipertestuale"/>
@@ -4320,7 +4320,7 @@
             <w:noProof/>
             <w:webHidden/>
           </w:rPr>
-          <w:instrText xml:space="preserve"> PAGEREF _Toc244138026 \h </w:instrText>
+          <w:instrText xml:space="preserve"> PAGEREF _Toc244139620 \h </w:instrText>
         </w:r>
         <w:r>
           <w:rPr>
@@ -4367,7 +4367,7 @@
           <w14:ligatures w14:val="standardContextual"/>
         </w:rPr>
       </w:pPr>
-      <w:hyperlink w:anchor="_Toc244138027" w:history="1">
+      <w:hyperlink w:anchor="_Toc244139621" w:history="1">
         <w:r>
           <w:rPr>
             <w:rStyle w:val="Collegamentoipertestuale"/>
@@ -4412,7 +4412,7 @@
             <w:noProof/>
             <w:webHidden/>
           </w:rPr>
-          <w:instrText xml:space="preserve"> PAGEREF _Toc244138027 \h </w:instrText>
+          <w:instrText xml:space="preserve"> PAGEREF _Toc244139621 \h </w:instrText>
         </w:r>
         <w:r>
           <w:rPr>
@@ -4458,7 +4458,7 @@
           <w14:ligatures w14:val="standardContextual"/>
         </w:rPr>
       </w:pPr>
-      <w:hyperlink w:anchor="_Toc244138028" w:history="1">
+      <w:hyperlink w:anchor="_Toc244139622" w:history="1">
         <w:r>
           <w:rPr>
             <w:rStyle w:val="Collegamentoipertestuale"/>
@@ -4506,7 +4506,7 @@
             <w:noProof/>
             <w:webHidden/>
           </w:rPr>
-          <w:instrText xml:space="preserve"> PAGEREF _Toc244138028 \h </w:instrText>
+          <w:instrText xml:space="preserve"> PAGEREF _Toc244139622 \h </w:instrText>
         </w:r>
         <w:r>
           <w:rPr>
@@ -4553,7 +4553,7 @@
           <w14:ligatures w14:val="standardContextual"/>
         </w:rPr>
       </w:pPr>
-      <w:hyperlink w:anchor="_Toc244138029" w:history="1">
+      <w:hyperlink w:anchor="_Toc244139623" w:history="1">
         <w:r>
           <w:rPr>
             <w:rStyle w:val="Collegamentoipertestuale"/>
@@ -4598,7 +4598,7 @@
             <w:noProof/>
             <w:webHidden/>
           </w:rPr>
-          <w:instrText xml:space="preserve"> PAGEREF _Toc244138029 \h </w:instrText>
+          <w:instrText xml:space="preserve"> PAGEREF _Toc244139623 \h </w:instrText>
         </w:r>
         <w:r>
           <w:rPr>
@@ -4645,7 +4645,7 @@
           <w14:ligatures w14:val="standardContextual"/>
         </w:rPr>
       </w:pPr>
-      <w:hyperlink w:anchor="_Toc244138030" w:history="1">
+      <w:hyperlink w:anchor="_Toc244139624" w:history="1">
         <w:r>
           <w:rPr>
             <w:rStyle w:val="Collegamentoipertestuale"/>
@@ -4690,7 +4690,7 @@
             <w:noProof/>
             <w:webHidden/>
           </w:rPr>
-          <w:instrText xml:space="preserve"> PAGEREF _Toc244138030 \h </w:instrText>
+          <w:instrText xml:space="preserve"> PAGEREF _Toc244139624 \h </w:instrText>
         </w:r>
         <w:r>
           <w:rPr>
@@ -4736,7 +4736,7 @@
           <w14:ligatures w14:val="standardContextual"/>
         </w:rPr>
       </w:pPr>
-      <w:hyperlink w:anchor="_Toc244138031" w:history="1">
+      <w:hyperlink w:anchor="_Toc244139625" w:history="1">
         <w:r>
           <w:rPr>
             <w:rStyle w:val="Collegamentoipertestuale"/>
@@ -4784,7 +4784,7 @@
             <w:noProof/>
             <w:webHidden/>
           </w:rPr>
-          <w:instrText xml:space="preserve"> PAGEREF _Toc244138031 \h </w:instrText>
+          <w:instrText xml:space="preserve"> PAGEREF _Toc244139625 \h </w:instrText>
         </w:r>
         <w:r>
           <w:rPr>
@@ -4831,7 +4831,7 @@
           <w14:ligatures w14:val="standardContextual"/>
         </w:rPr>
       </w:pPr>
-      <w:hyperlink w:anchor="_Toc244138032" w:history="1">
+      <w:hyperlink w:anchor="_Toc244139626" w:history="1">
         <w:r>
           <w:rPr>
             <w:rStyle w:val="Collegamentoipertestuale"/>
@@ -4876,7 +4876,7 @@
             <w:noProof/>
             <w:webHidden/>
           </w:rPr>
-          <w:instrText xml:space="preserve"> PAGEREF _Toc244138032 \h </w:instrText>
+          <w:instrText xml:space="preserve"> PAGEREF _Toc244139626 \h </w:instrText>
         </w:r>
         <w:r>
           <w:rPr>
@@ -4923,7 +4923,7 @@
           <w14:ligatures w14:val="standardContextual"/>
         </w:rPr>
       </w:pPr>
-      <w:hyperlink w:anchor="_Toc244138033" w:history="1">
+      <w:hyperlink w:anchor="_Toc244139627" w:history="1">
         <w:r>
           <w:rPr>
             <w:rStyle w:val="Collegamentoipertestuale"/>
@@ -4968,7 +4968,7 @@
             <w:noProof/>
             <w:webHidden/>
           </w:rPr>
-          <w:instrText xml:space="preserve"> PAGEREF _Toc244138033 \h </w:instrText>
+          <w:instrText xml:space="preserve"> PAGEREF _Toc244139627 \h </w:instrText>
         </w:r>
         <w:r>
           <w:rPr>
@@ -5015,7 +5015,7 @@
           <w14:ligatures w14:val="standardContextual"/>
         </w:rPr>
       </w:pPr>
-      <w:hyperlink w:anchor="_Toc244138034" w:history="1">
+      <w:hyperlink w:anchor="_Toc244139628" w:history="1">
         <w:r>
           <w:rPr>
             <w:rStyle w:val="Collegamentoipertestuale"/>
@@ -5060,7 +5060,7 @@
             <w:noProof/>
             <w:webHidden/>
           </w:rPr>
-          <w:instrText xml:space="preserve"> PAGEREF _Toc244138034 \h </w:instrText>
+          <w:instrText xml:space="preserve"> PAGEREF _Toc244139628 \h </w:instrText>
         </w:r>
         <w:r>
           <w:rPr>
@@ -5107,7 +5107,7 @@
           <w14:ligatures w14:val="standardContextual"/>
         </w:rPr>
       </w:pPr>
-      <w:hyperlink w:anchor="_Toc244138035" w:history="1">
+      <w:hyperlink w:anchor="_Toc244139629" w:history="1">
         <w:r>
           <w:rPr>
             <w:rStyle w:val="Collegamentoipertestuale"/>
@@ -5152,7 +5152,7 @@
             <w:noProof/>
             <w:webHidden/>
           </w:rPr>
-          <w:instrText xml:space="preserve"> PAGEREF _Toc244138035 \h </w:instrText>
+          <w:instrText xml:space="preserve"> PAGEREF _Toc244139629 \h </w:instrText>
         </w:r>
         <w:r>
           <w:rPr>
@@ -5198,7 +5198,7 @@
           <w14:ligatures w14:val="standardContextual"/>
         </w:rPr>
       </w:pPr>
-      <w:hyperlink w:anchor="_Toc244138036" w:history="1">
+      <w:hyperlink w:anchor="_Toc244139630" w:history="1">
         <w:r>
           <w:rPr>
             <w:rStyle w:val="Collegamentoipertestuale"/>
@@ -5246,7 +5246,7 @@
             <w:noProof/>
             <w:webHidden/>
           </w:rPr>
-          <w:instrText xml:space="preserve"> PAGEREF _Toc244138036 \h </w:instrText>
+          <w:instrText xml:space="preserve"> PAGEREF _Toc244139630 \h </w:instrText>
         </w:r>
         <w:r>
           <w:rPr>
@@ -5293,7 +5293,7 @@
           <w14:ligatures w14:val="standardContextual"/>
         </w:rPr>
       </w:pPr>
-      <w:hyperlink w:anchor="_Toc244138037" w:history="1">
+      <w:hyperlink w:anchor="_Toc244139631" w:history="1">
         <w:r>
           <w:rPr>
             <w:rStyle w:val="Collegamentoipertestuale"/>
@@ -5338,7 +5338,7 @@
             <w:noProof/>
             <w:webHidden/>
           </w:rPr>
-          <w:instrText xml:space="preserve"> PAGEREF _Toc244138037 \h </w:instrText>
+          <w:instrText xml:space="preserve"> PAGEREF _Toc244139631 \h </w:instrText>
         </w:r>
         <w:r>
           <w:rPr>
@@ -5385,7 +5385,7 @@
           <w14:ligatures w14:val="standardContextual"/>
         </w:rPr>
       </w:pPr>
-      <w:hyperlink w:anchor="_Toc244138038" w:history="1">
+      <w:hyperlink w:anchor="_Toc244139632" w:history="1">
         <w:r>
           <w:rPr>
             <w:rStyle w:val="Collegamentoipertestuale"/>
@@ -5430,7 +5430,7 @@
             <w:noProof/>
             <w:webHidden/>
           </w:rPr>
-          <w:instrText xml:space="preserve"> PAGEREF _Toc244138038 \h </w:instrText>
+          <w:instrText xml:space="preserve"> PAGEREF _Toc244139632 \h </w:instrText>
         </w:r>
         <w:r>
           <w:rPr>
@@ -5476,7 +5476,7 @@
           <w14:ligatures w14:val="standardContextual"/>
         </w:rPr>
       </w:pPr>
-      <w:hyperlink w:anchor="_Toc244138039" w:history="1">
+      <w:hyperlink w:anchor="_Toc244139633" w:history="1">
         <w:r>
           <w:rPr>
             <w:rStyle w:val="Collegamentoipertestuale"/>
@@ -5524,7 +5524,7 @@
             <w:noProof/>
             <w:webHidden/>
           </w:rPr>
-          <w:instrText xml:space="preserve"> PAGEREF _Toc244138039 \h </w:instrText>
+          <w:instrText xml:space="preserve"> PAGEREF _Toc244139633 \h </w:instrText>
         </w:r>
         <w:r>
           <w:rPr>
@@ -5571,7 +5571,7 @@
           <w14:ligatures w14:val="standardContextual"/>
         </w:rPr>
       </w:pPr>
-      <w:hyperlink w:anchor="_Toc244138040" w:history="1">
+      <w:hyperlink w:anchor="_Toc244139634" w:history="1">
         <w:r>
           <w:rPr>
             <w:rStyle w:val="Collegamentoipertestuale"/>
@@ -5616,7 +5616,7 @@
             <w:noProof/>
             <w:webHidden/>
           </w:rPr>
-          <w:instrText xml:space="preserve"> PAGEREF _Toc244138040 \h </w:instrText>
+          <w:instrText xml:space="preserve"> PAGEREF _Toc244139634 \h </w:instrText>
         </w:r>
         <w:r>
           <w:rPr>
@@ -5663,7 +5663,7 @@
           <w14:ligatures w14:val="standardContextual"/>
         </w:rPr>
       </w:pPr>
-      <w:hyperlink w:anchor="_Toc244138041" w:history="1">
+      <w:hyperlink w:anchor="_Toc244139635" w:history="1">
         <w:r>
           <w:rPr>
             <w:rStyle w:val="Collegamentoipertestuale"/>
@@ -5708,7 +5708,7 @@
             <w:noProof/>
             <w:webHidden/>
           </w:rPr>
-          <w:instrText xml:space="preserve"> PAGEREF _Toc244138041 \h </w:instrText>
+          <w:instrText xml:space="preserve"> PAGEREF _Toc244139635 \h </w:instrText>
         </w:r>
         <w:r>
           <w:rPr>
@@ -5755,7 +5755,7 @@
           <w14:ligatures w14:val="standardContextual"/>
         </w:rPr>
       </w:pPr>
-      <w:hyperlink w:anchor="_Toc244138042" w:history="1">
+      <w:hyperlink w:anchor="_Toc244139636" w:history="1">
         <w:r>
           <w:rPr>
             <w:rStyle w:val="Collegamentoipertestuale"/>
@@ -5800,7 +5800,7 @@
             <w:noProof/>
             <w:webHidden/>
           </w:rPr>
-          <w:instrText xml:space="preserve"> PAGEREF _Toc244138042 \h </w:instrText>
+          <w:instrText xml:space="preserve"> PAGEREF _Toc244139636 \h </w:instrText>
         </w:r>
         <w:r>
           <w:rPr>
@@ -5847,7 +5847,7 @@
           <w14:ligatures w14:val="standardContextual"/>
         </w:rPr>
       </w:pPr>
-      <w:hyperlink w:anchor="_Toc244138043" w:history="1">
+      <w:hyperlink w:anchor="_Toc244139637" w:history="1">
         <w:r>
           <w:rPr>
             <w:rStyle w:val="Collegamentoipertestuale"/>
@@ -5892,7 +5892,7 @@
             <w:noProof/>
             <w:webHidden/>
           </w:rPr>
-          <w:instrText xml:space="preserve"> PAGEREF _Toc244138043 \h </w:instrText>
+          <w:instrText xml:space="preserve"> PAGEREF _Toc244139637 \h </w:instrText>
         </w:r>
         <w:r>
           <w:rPr>
@@ -5939,7 +5939,7 @@
           <w14:ligatures w14:val="standardContextual"/>
         </w:rPr>
       </w:pPr>
-      <w:hyperlink w:anchor="_Toc244138044" w:history="1">
+      <w:hyperlink w:anchor="_Toc244139638" w:history="1">
         <w:r>
           <w:rPr>
             <w:rStyle w:val="Collegamentoipertestuale"/>
@@ -5984,7 +5984,7 @@
             <w:noProof/>
             <w:webHidden/>
           </w:rPr>
-          <w:instrText xml:space="preserve"> PAGEREF _Toc244138044 \h </w:instrText>
+          <w:instrText xml:space="preserve"> PAGEREF _Toc244139638 \h </w:instrText>
         </w:r>
         <w:r>
           <w:rPr>
@@ -6030,7 +6030,7 @@
           <w14:ligatures w14:val="standardContextual"/>
         </w:rPr>
       </w:pPr>
-      <w:hyperlink w:anchor="_Toc244138045" w:history="1">
+      <w:hyperlink w:anchor="_Toc244139639" w:history="1">
         <w:r>
           <w:rPr>
             <w:rStyle w:val="Collegamentoipertestuale"/>
@@ -6078,7 +6078,7 @@
             <w:noProof/>
             <w:webHidden/>
           </w:rPr>
-          <w:instrText xml:space="preserve"> PAGEREF _Toc244138045 \h </w:instrText>
+          <w:instrText xml:space="preserve"> PAGEREF _Toc244139639 \h </w:instrText>
         </w:r>
         <w:r>
           <w:rPr>
@@ -6125,7 +6125,7 @@
           <w14:ligatures w14:val="standardContextual"/>
         </w:rPr>
       </w:pPr>
-      <w:hyperlink w:anchor="_Toc244138046" w:history="1">
+      <w:hyperlink w:anchor="_Toc244139640" w:history="1">
         <w:r>
           <w:rPr>
             <w:rStyle w:val="Collegamentoipertestuale"/>
@@ -6170,7 +6170,7 @@
             <w:noProof/>
             <w:webHidden/>
           </w:rPr>
-          <w:instrText xml:space="preserve"> PAGEREF _Toc244138046 \h </w:instrText>
+          <w:instrText xml:space="preserve"> PAGEREF _Toc244139640 \h </w:instrText>
         </w:r>
         <w:r>
           <w:rPr>
@@ -6217,7 +6217,7 @@
           <w14:ligatures w14:val="standardContextual"/>
         </w:rPr>
       </w:pPr>
-      <w:hyperlink w:anchor="_Toc244138047" w:history="1">
+      <w:hyperlink w:anchor="_Toc244139641" w:history="1">
         <w:r>
           <w:rPr>
             <w:rStyle w:val="Collegamentoipertestuale"/>
@@ -6262,7 +6262,7 @@
             <w:noProof/>
             <w:webHidden/>
           </w:rPr>
-          <w:instrText xml:space="preserve"> PAGEREF _Toc244138047 \h </w:instrText>
+          <w:instrText xml:space="preserve"> PAGEREF _Toc244139641 \h </w:instrText>
         </w:r>
         <w:r>
           <w:rPr>
@@ -6309,7 +6309,7 @@
           <w14:ligatures w14:val="standardContextual"/>
         </w:rPr>
       </w:pPr>
-      <w:hyperlink w:anchor="_Toc244138048" w:history="1">
+      <w:hyperlink w:anchor="_Toc244139642" w:history="1">
         <w:r>
           <w:rPr>
             <w:rStyle w:val="Collegamentoipertestuale"/>
@@ -6354,7 +6354,7 @@
             <w:noProof/>
             <w:webHidden/>
           </w:rPr>
-          <w:instrText xml:space="preserve"> PAGEREF _Toc244138048 \h </w:instrText>
+          <w:instrText xml:space="preserve"> PAGEREF _Toc244139642 \h </w:instrText>
         </w:r>
         <w:r>
           <w:rPr>
@@ -6401,7 +6401,7 @@
           <w14:ligatures w14:val="standardContextual"/>
         </w:rPr>
       </w:pPr>
-      <w:hyperlink w:anchor="_Toc244138049" w:history="1">
+      <w:hyperlink w:anchor="_Toc244139643" w:history="1">
         <w:r>
           <w:rPr>
             <w:rStyle w:val="Collegamentoipertestuale"/>
@@ -6446,7 +6446,7 @@
             <w:noProof/>
             <w:webHidden/>
           </w:rPr>
-          <w:instrText xml:space="preserve"> PAGEREF _Toc244138049 \h </w:instrText>
+          <w:instrText xml:space="preserve"> PAGEREF _Toc244139643 \h </w:instrText>
         </w:r>
         <w:r>
           <w:rPr>
@@ -6493,7 +6493,7 @@
           <w14:ligatures w14:val="standardContextual"/>
         </w:rPr>
       </w:pPr>
-      <w:hyperlink w:anchor="_Toc244138050" w:history="1">
+      <w:hyperlink w:anchor="_Toc244139644" w:history="1">
         <w:r>
           <w:rPr>
             <w:rStyle w:val="Collegamentoipertestuale"/>
@@ -6538,7 +6538,7 @@
             <w:noProof/>
             <w:webHidden/>
           </w:rPr>
-          <w:instrText xml:space="preserve"> PAGEREF _Toc244138050 \h </w:instrText>
+          <w:instrText xml:space="preserve"> PAGEREF _Toc244139644 \h </w:instrText>
         </w:r>
         <w:r>
           <w:rPr>
@@ -6585,7 +6585,7 @@
           <w14:ligatures w14:val="standardContextual"/>
         </w:rPr>
       </w:pPr>
-      <w:hyperlink w:anchor="_Toc244138051" w:history="1">
+      <w:hyperlink w:anchor="_Toc244139645" w:history="1">
         <w:r>
           <w:rPr>
             <w:rStyle w:val="Collegamentoipertestuale"/>
@@ -6630,7 +6630,7 @@
             <w:noProof/>
             <w:webHidden/>
           </w:rPr>
-          <w:instrText xml:space="preserve"> PAGEREF _Toc244138051 \h </w:instrText>
+          <w:instrText xml:space="preserve"> PAGEREF _Toc244139645 \h </w:instrText>
         </w:r>
         <w:r>
           <w:rPr>
@@ -6677,7 +6677,7 @@
           <w14:ligatures w14:val="standardContextual"/>
         </w:rPr>
       </w:pPr>
-      <w:hyperlink w:anchor="_Toc244138052" w:history="1">
+      <w:hyperlink w:anchor="_Toc244139646" w:history="1">
         <w:r>
           <w:rPr>
             <w:rStyle w:val="Collegamentoipertestuale"/>
@@ -6722,7 +6722,7 @@
             <w:noProof/>
             <w:webHidden/>
           </w:rPr>
-          <w:instrText xml:space="preserve"> PAGEREF _Toc244138052 \h </w:instrText>
+          <w:instrText xml:space="preserve"> PAGEREF _Toc244139646 \h </w:instrText>
         </w:r>
         <w:r>
           <w:rPr>
@@ -6769,7 +6769,7 @@
           <w14:ligatures w14:val="standardContextual"/>
         </w:rPr>
       </w:pPr>
-      <w:hyperlink w:anchor="_Toc244138053" w:history="1">
+      <w:hyperlink w:anchor="_Toc244139647" w:history="1">
         <w:r>
           <w:rPr>
             <w:rStyle w:val="Collegamentoipertestuale"/>
@@ -6814,7 +6814,7 @@
             <w:noProof/>
             <w:webHidden/>
           </w:rPr>
-          <w:instrText xml:space="preserve"> PAGEREF _Toc244138053 \h </w:instrText>
+          <w:instrText xml:space="preserve"> PAGEREF _Toc244139647 \h </w:instrText>
         </w:r>
         <w:r>
           <w:rPr>
@@ -6861,7 +6861,7 @@
           <w14:ligatures w14:val="standardContextual"/>
         </w:rPr>
       </w:pPr>
-      <w:hyperlink w:anchor="_Toc244138054" w:history="1">
+      <w:hyperlink w:anchor="_Toc244139648" w:history="1">
         <w:r>
           <w:rPr>
             <w:rStyle w:val="Collegamentoipertestuale"/>
@@ -6906,7 +6906,7 @@
             <w:noProof/>
             <w:webHidden/>
           </w:rPr>
-          <w:instrText xml:space="preserve"> PAGEREF _Toc244138054 \h </w:instrText>
+          <w:instrText xml:space="preserve"> PAGEREF _Toc244139648 \h </w:instrText>
         </w:r>
         <w:r>
           <w:rPr>
@@ -6952,7 +6952,7 @@
           <w14:ligatures w14:val="standardContextual"/>
         </w:rPr>
       </w:pPr>
-      <w:hyperlink w:anchor="_Toc244138055" w:history="1">
+      <w:hyperlink w:anchor="_Toc244139649" w:history="1">
         <w:r>
           <w:rPr>
             <w:rStyle w:val="Collegamentoipertestuale"/>
@@ -7000,7 +7000,7 @@
             <w:noProof/>
             <w:webHidden/>
           </w:rPr>
-          <w:instrText xml:space="preserve"> PAGEREF _Toc244138055 \h </w:instrText>
+          <w:instrText xml:space="preserve"> PAGEREF _Toc244139649 \h </w:instrText>
         </w:r>
         <w:r>
           <w:rPr>
@@ -7047,7 +7047,7 @@
           <w14:ligatures w14:val="standardContextual"/>
         </w:rPr>
       </w:pPr>
-      <w:hyperlink w:anchor="_Toc244138056" w:history="1">
+      <w:hyperlink w:anchor="_Toc244139650" w:history="1">
         <w:r>
           <w:rPr>
             <w:rStyle w:val="Collegamentoipertestuale"/>
@@ -7092,7 +7092,7 @@
             <w:noProof/>
             <w:webHidden/>
           </w:rPr>
-          <w:instrText xml:space="preserve"> PAGEREF _Toc244138056 \h </w:instrText>
+          <w:instrText xml:space="preserve"> PAGEREF _Toc244139650 \h </w:instrText>
         </w:r>
         <w:r>
           <w:rPr>
@@ -7139,7 +7139,7 @@
           <w14:ligatures w14:val="standardContextual"/>
         </w:rPr>
       </w:pPr>
-      <w:hyperlink w:anchor="_Toc244138057" w:history="1">
+      <w:hyperlink w:anchor="_Toc244139651" w:history="1">
         <w:r>
           <w:rPr>
             <w:rStyle w:val="Collegamentoipertestuale"/>
@@ -7184,7 +7184,7 @@
             <w:noProof/>
             <w:webHidden/>
           </w:rPr>
-          <w:instrText xml:space="preserve"> PAGEREF _Toc244138057 \h </w:instrText>
+          <w:instrText xml:space="preserve"> PAGEREF _Toc244139651 \h </w:instrText>
         </w:r>
         <w:r>
           <w:rPr>
@@ -7231,7 +7231,7 @@
           <w14:ligatures w14:val="standardContextual"/>
         </w:rPr>
       </w:pPr>
-      <w:hyperlink w:anchor="_Toc244138058" w:history="1">
+      <w:hyperlink w:anchor="_Toc244139652" w:history="1">
         <w:r>
           <w:rPr>
             <w:rStyle w:val="Collegamentoipertestuale"/>
@@ -7276,7 +7276,7 @@
             <w:noProof/>
             <w:webHidden/>
           </w:rPr>
-          <w:instrText xml:space="preserve"> PAGEREF _Toc244138058 \h </w:instrText>
+          <w:instrText xml:space="preserve"> PAGEREF _Toc244139652 \h </w:instrText>
         </w:r>
         <w:r>
           <w:rPr>
@@ -7323,7 +7323,7 @@
           <w14:ligatures w14:val="standardContextual"/>
         </w:rPr>
       </w:pPr>
-      <w:hyperlink w:anchor="_Toc244138059" w:history="1">
+      <w:hyperlink w:anchor="_Toc244139653" w:history="1">
         <w:r>
           <w:rPr>
             <w:rStyle w:val="Collegamentoipertestuale"/>
@@ -7368,7 +7368,7 @@
             <w:noProof/>
             <w:webHidden/>
           </w:rPr>
-          <w:instrText xml:space="preserve"> PAGEREF _Toc244138059 \h </w:instrText>
+          <w:instrText xml:space="preserve"> PAGEREF _Toc244139653 \h </w:instrText>
         </w:r>
         <w:r>
           <w:rPr>
@@ -7415,7 +7415,7 @@
           <w14:ligatures w14:val="standardContextual"/>
         </w:rPr>
       </w:pPr>
-      <w:hyperlink w:anchor="_Toc244138060" w:history="1">
+      <w:hyperlink w:anchor="_Toc244139654" w:history="1">
         <w:r>
           <w:rPr>
             <w:rStyle w:val="Collegamentoipertestuale"/>
@@ -7460,7 +7460,7 @@
             <w:noProof/>
             <w:webHidden/>
           </w:rPr>
-          <w:instrText xml:space="preserve"> PAGEREF _Toc244138060 \h </w:instrText>
+          <w:instrText xml:space="preserve"> PAGEREF _Toc244139654 \h </w:instrText>
         </w:r>
         <w:r>
           <w:rPr>
@@ -7507,7 +7507,7 @@
           <w14:ligatures w14:val="standardContextual"/>
         </w:rPr>
       </w:pPr>
-      <w:hyperlink w:anchor="_Toc244138061" w:history="1">
+      <w:hyperlink w:anchor="_Toc244139655" w:history="1">
         <w:r>
           <w:rPr>
             <w:rStyle w:val="Collegamentoipertestuale"/>
@@ -7552,7 +7552,7 @@
             <w:noProof/>
             <w:webHidden/>
           </w:rPr>
-          <w:instrText xml:space="preserve"> PAGEREF _Toc244138061 \h </w:instrText>
+          <w:instrText xml:space="preserve"> PAGEREF _Toc244139655 \h </w:instrText>
         </w:r>
         <w:r>
           <w:rPr>
@@ -7599,7 +7599,7 @@
           <w14:ligatures w14:val="standardContextual"/>
         </w:rPr>
       </w:pPr>
-      <w:hyperlink w:anchor="_Toc244138062" w:history="1">
+      <w:hyperlink w:anchor="_Toc244139656" w:history="1">
         <w:r>
           <w:rPr>
             <w:rStyle w:val="Collegamentoipertestuale"/>
@@ -7644,7 +7644,7 @@
             <w:noProof/>
             <w:webHidden/>
           </w:rPr>
-          <w:instrText xml:space="preserve"> PAGEREF _Toc244138062 \h </w:instrText>
+          <w:instrText xml:space="preserve"> PAGEREF _Toc244139656 \h </w:instrText>
         </w:r>
         <w:r>
           <w:rPr>
@@ -7691,7 +7691,7 @@
           <w14:ligatures w14:val="standardContextual"/>
         </w:rPr>
       </w:pPr>
-      <w:hyperlink w:anchor="_Toc244138063" w:history="1">
+      <w:hyperlink w:anchor="_Toc244139657" w:history="1">
         <w:r>
           <w:rPr>
             <w:rStyle w:val="Collegamentoipertestuale"/>
@@ -7736,7 +7736,7 @@
             <w:noProof/>
             <w:webHidden/>
           </w:rPr>
-          <w:instrText xml:space="preserve"> PAGEREF _Toc244138063 \h </w:instrText>
+          <w:instrText xml:space="preserve"> PAGEREF _Toc244139657 \h </w:instrText>
         </w:r>
         <w:r>
           <w:rPr>
@@ -7783,7 +7783,7 @@
           <w14:ligatures w14:val="standardContextual"/>
         </w:rPr>
       </w:pPr>
-      <w:hyperlink w:anchor="_Toc244138064" w:history="1">
+      <w:hyperlink w:anchor="_Toc244139658" w:history="1">
         <w:r>
           <w:rPr>
             <w:rStyle w:val="Collegamentoipertestuale"/>
@@ -7828,7 +7828,7 @@
             <w:noProof/>
             <w:webHidden/>
           </w:rPr>
-          <w:instrText xml:space="preserve"> PAGEREF _Toc244138064 \h </w:instrText>
+          <w:instrText xml:space="preserve"> PAGEREF _Toc244139658 \h </w:instrText>
         </w:r>
         <w:r>
           <w:rPr>
@@ -7875,7 +7875,7 @@
           <w14:ligatures w14:val="standardContextual"/>
         </w:rPr>
       </w:pPr>
-      <w:hyperlink w:anchor="_Toc244138065" w:history="1">
+      <w:hyperlink w:anchor="_Toc244139659" w:history="1">
         <w:r>
           <w:rPr>
             <w:rStyle w:val="Collegamentoipertestuale"/>
@@ -7920,7 +7920,7 @@
             <w:noProof/>
             <w:webHidden/>
           </w:rPr>
-          <w:instrText xml:space="preserve"> PAGEREF _Toc244138065 \h </w:instrText>
+          <w:instrText xml:space="preserve"> PAGEREF _Toc244139659 \h </w:instrText>
         </w:r>
         <w:r>
           <w:rPr>
@@ -7967,7 +7967,7 @@
           <w14:ligatures w14:val="standardContextual"/>
         </w:rPr>
       </w:pPr>
-      <w:hyperlink w:anchor="_Toc244138066" w:history="1">
+      <w:hyperlink w:anchor="_Toc244139660" w:history="1">
         <w:r>
           <w:rPr>
             <w:rStyle w:val="Collegamentoipertestuale"/>
@@ -8012,7 +8012,7 @@
             <w:noProof/>
             <w:webHidden/>
           </w:rPr>
-          <w:instrText xml:space="preserve"> PAGEREF _Toc244138066 \h </w:instrText>
+          <w:instrText xml:space="preserve"> PAGEREF _Toc244139660 \h </w:instrText>
         </w:r>
         <w:r>
           <w:rPr>
@@ -8059,7 +8059,7 @@
           <w14:ligatures w14:val="standardContextual"/>
         </w:rPr>
       </w:pPr>
-      <w:hyperlink w:anchor="_Toc244138067" w:history="1">
+      <w:hyperlink w:anchor="_Toc244139661" w:history="1">
         <w:r>
           <w:rPr>
             <w:rStyle w:val="Collegamentoipertestuale"/>
@@ -8104,7 +8104,7 @@
             <w:noProof/>
             <w:webHidden/>
           </w:rPr>
-          <w:instrText xml:space="preserve"> PAGEREF _Toc244138067 \h </w:instrText>
+          <w:instrText xml:space="preserve"> PAGEREF _Toc244139661 \h </w:instrText>
         </w:r>
         <w:r>
           <w:rPr>
@@ -8151,7 +8151,7 @@
           <w14:ligatures w14:val="standardContextual"/>
         </w:rPr>
       </w:pPr>
-      <w:hyperlink w:anchor="_Toc244138068" w:history="1">
+      <w:hyperlink w:anchor="_Toc244139662" w:history="1">
         <w:r>
           <w:rPr>
             <w:rStyle w:val="Collegamentoipertestuale"/>
@@ -8196,7 +8196,7 @@
             <w:noProof/>
             <w:webHidden/>
           </w:rPr>
-          <w:instrText xml:space="preserve"> PAGEREF _Toc244138068 \h </w:instrText>
+          <w:instrText xml:space="preserve"> PAGEREF _Toc244139662 \h </w:instrText>
         </w:r>
         <w:r>
           <w:rPr>
@@ -8243,7 +8243,7 @@
           <w14:ligatures w14:val="standardContextual"/>
         </w:rPr>
       </w:pPr>
-      <w:hyperlink w:anchor="_Toc244138069" w:history="1">
+      <w:hyperlink w:anchor="_Toc244139663" w:history="1">
         <w:r>
           <w:rPr>
             <w:rStyle w:val="Collegamentoipertestuale"/>
@@ -8288,7 +8288,7 @@
             <w:noProof/>
             <w:webHidden/>
           </w:rPr>
-          <w:instrText xml:space="preserve"> PAGEREF _Toc244138069 \h </w:instrText>
+          <w:instrText xml:space="preserve"> PAGEREF _Toc244139663 \h </w:instrText>
         </w:r>
         <w:r>
           <w:rPr>
@@ -8335,7 +8335,7 @@
           <w14:ligatures w14:val="standardContextual"/>
         </w:rPr>
       </w:pPr>
-      <w:hyperlink w:anchor="_Toc244138070" w:history="1">
+      <w:hyperlink w:anchor="_Toc244139664" w:history="1">
         <w:r>
           <w:rPr>
             <w:rStyle w:val="Collegamentoipertestuale"/>
@@ -8380,7 +8380,7 @@
             <w:noProof/>
             <w:webHidden/>
           </w:rPr>
-          <w:instrText xml:space="preserve"> PAGEREF _Toc244138070 \h </w:instrText>
+          <w:instrText xml:space="preserve"> PAGEREF _Toc244139664 \h </w:instrText>
         </w:r>
         <w:r>
           <w:rPr>
@@ -8427,7 +8427,7 @@
           <w14:ligatures w14:val="standardContextual"/>
         </w:rPr>
       </w:pPr>
-      <w:hyperlink w:anchor="_Toc244138071" w:history="1">
+      <w:hyperlink w:anchor="_Toc244139665" w:history="1">
         <w:r>
           <w:rPr>
             <w:rStyle w:val="Collegamentoipertestuale"/>
@@ -8472,7 +8472,7 @@
             <w:noProof/>
             <w:webHidden/>
           </w:rPr>
-          <w:instrText xml:space="preserve"> PAGEREF _Toc244138071 \h </w:instrText>
+          <w:instrText xml:space="preserve"> PAGEREF _Toc244139665 \h </w:instrText>
         </w:r>
         <w:r>
           <w:rPr>
@@ -8518,7 +8518,7 @@
           <w14:ligatures w14:val="standardContextual"/>
         </w:rPr>
       </w:pPr>
-      <w:hyperlink w:anchor="_Toc244138072" w:history="1">
+      <w:hyperlink w:anchor="_Toc244139666" w:history="1">
         <w:r>
           <w:rPr>
             <w:rStyle w:val="Collegamentoipertestuale"/>
@@ -8566,7 +8566,7 @@
             <w:noProof/>
             <w:webHidden/>
           </w:rPr>
-          <w:instrText xml:space="preserve"> PAGEREF _Toc244138072 \h </w:instrText>
+          <w:instrText xml:space="preserve"> PAGEREF _Toc244139666 \h </w:instrText>
         </w:r>
         <w:r>
           <w:rPr>
@@ -8613,7 +8613,7 @@
           <w14:ligatures w14:val="standardContextual"/>
         </w:rPr>
       </w:pPr>
-      <w:hyperlink w:anchor="_Toc244138073" w:history="1">
+      <w:hyperlink w:anchor="_Toc244139667" w:history="1">
         <w:r>
           <w:rPr>
             <w:rStyle w:val="Collegamentoipertestuale"/>
@@ -8658,7 +8658,7 @@
             <w:noProof/>
             <w:webHidden/>
           </w:rPr>
-          <w:instrText xml:space="preserve"> PAGEREF _Toc244138073 \h </w:instrText>
+          <w:instrText xml:space="preserve"> PAGEREF _Toc244139667 \h </w:instrText>
         </w:r>
         <w:r>
           <w:rPr>
@@ -8705,7 +8705,7 @@
           <w14:ligatures w14:val="standardContextual"/>
         </w:rPr>
       </w:pPr>
-      <w:hyperlink w:anchor="_Toc244138074" w:history="1">
+      <w:hyperlink w:anchor="_Toc244139668" w:history="1">
         <w:r>
           <w:rPr>
             <w:rStyle w:val="Collegamentoipertestuale"/>
@@ -8750,7 +8750,7 @@
             <w:noProof/>
             <w:webHidden/>
           </w:rPr>
-          <w:instrText xml:space="preserve"> PAGEREF _Toc244138074 \h </w:instrText>
+          <w:instrText xml:space="preserve"> PAGEREF _Toc244139668 \h </w:instrText>
         </w:r>
         <w:r>
           <w:rPr>
@@ -8797,7 +8797,7 @@
           <w14:ligatures w14:val="standardContextual"/>
         </w:rPr>
       </w:pPr>
-      <w:hyperlink w:anchor="_Toc244138075" w:history="1">
+      <w:hyperlink w:anchor="_Toc244139669" w:history="1">
         <w:r>
           <w:rPr>
             <w:rStyle w:val="Collegamentoipertestuale"/>
@@ -8842,7 +8842,7 @@
             <w:noProof/>
             <w:webHidden/>
           </w:rPr>
-          <w:instrText xml:space="preserve"> PAGEREF _Toc244138075 \h </w:instrText>
+          <w:instrText xml:space="preserve"> PAGEREF _Toc244139669 \h </w:instrText>
         </w:r>
         <w:r>
           <w:rPr>
@@ -8889,7 +8889,7 @@
           <w14:ligatures w14:val="standardContextual"/>
         </w:rPr>
       </w:pPr>
-      <w:hyperlink w:anchor="_Toc244138076" w:history="1">
+      <w:hyperlink w:anchor="_Toc244139670" w:history="1">
         <w:r>
           <w:rPr>
             <w:rStyle w:val="Collegamentoipertestuale"/>
@@ -8934,7 +8934,7 @@
             <w:noProof/>
             <w:webHidden/>
           </w:rPr>
-          <w:instrText xml:space="preserve"> PAGEREF _Toc244138076 \h </w:instrText>
+          <w:instrText xml:space="preserve"> PAGEREF _Toc244139670 \h </w:instrText>
         </w:r>
         <w:r>
           <w:rPr>
@@ -8980,7 +8980,7 @@
           <w14:ligatures w14:val="standardContextual"/>
         </w:rPr>
       </w:pPr>
-      <w:hyperlink w:anchor="_Toc244138077" w:history="1">
+      <w:hyperlink w:anchor="_Toc244139671" w:history="1">
         <w:r>
           <w:rPr>
             <w:rStyle w:val="Collegamentoipertestuale"/>
@@ -9028,7 +9028,7 @@
             <w:noProof/>
             <w:webHidden/>
           </w:rPr>
-          <w:instrText xml:space="preserve"> PAGEREF _Toc244138077 \h </w:instrText>
+          <w:instrText xml:space="preserve"> PAGEREF _Toc244139671 \h </w:instrText>
         </w:r>
         <w:r>
           <w:rPr>
@@ -9074,7 +9074,7 @@
           <w14:ligatures w14:val="standardContextual"/>
         </w:rPr>
       </w:pPr>
-      <w:hyperlink w:anchor="_Toc244138078" w:history="1">
+      <w:hyperlink w:anchor="_Toc244139672" w:history="1">
         <w:r>
           <w:rPr>
             <w:rStyle w:val="Collegamentoipertestuale"/>
@@ -9122,7 +9122,7 @@
             <w:noProof/>
             <w:webHidden/>
           </w:rPr>
-          <w:instrText xml:space="preserve"> PAGEREF _Toc244138078 \h </w:instrText>
+          <w:instrText xml:space="preserve"> PAGEREF _Toc244139672 \h </w:instrText>
         </w:r>
         <w:r>
           <w:rPr>
@@ -9169,7 +9169,7 @@
           <w14:ligatures w14:val="standardContextual"/>
         </w:rPr>
       </w:pPr>
-      <w:hyperlink w:anchor="_Toc244138079" w:history="1">
+      <w:hyperlink w:anchor="_Toc244139673" w:history="1">
         <w:r>
           <w:rPr>
             <w:rStyle w:val="Collegamentoipertestuale"/>
@@ -9214,7 +9214,7 @@
             <w:noProof/>
             <w:webHidden/>
           </w:rPr>
-          <w:instrText xml:space="preserve"> PAGEREF _Toc244138079 \h </w:instrText>
+          <w:instrText xml:space="preserve"> PAGEREF _Toc244139673 \h </w:instrText>
         </w:r>
         <w:r>
           <w:rPr>
@@ -9260,7 +9260,7 @@
           <w14:ligatures w14:val="standardContextual"/>
         </w:rPr>
       </w:pPr>
-      <w:hyperlink w:anchor="_Toc244138080" w:history="1">
+      <w:hyperlink w:anchor="_Toc244139674" w:history="1">
         <w:r>
           <w:rPr>
             <w:rStyle w:val="Collegamentoipertestuale"/>
@@ -9308,7 +9308,7 @@
             <w:noProof/>
             <w:webHidden/>
           </w:rPr>
-          <w:instrText xml:space="preserve"> PAGEREF _Toc244138080 \h </w:instrText>
+          <w:instrText xml:space="preserve"> PAGEREF _Toc244139674 \h </w:instrText>
         </w:r>
         <w:r>
           <w:rPr>
@@ -9355,7 +9355,7 @@
           <w14:ligatures w14:val="standardContextual"/>
         </w:rPr>
       </w:pPr>
-      <w:hyperlink w:anchor="_Toc244138081" w:history="1">
+      <w:hyperlink w:anchor="_Toc244139675" w:history="1">
         <w:r>
           <w:rPr>
             <w:rStyle w:val="Collegamentoipertestuale"/>
@@ -9400,7 +9400,7 @@
             <w:noProof/>
             <w:webHidden/>
           </w:rPr>
-          <w:instrText xml:space="preserve"> PAGEREF _Toc244138081 \h </w:instrText>
+          <w:instrText xml:space="preserve"> PAGEREF _Toc244139675 \h </w:instrText>
         </w:r>
         <w:r>
           <w:rPr>
@@ -9447,7 +9447,7 @@
           <w14:ligatures w14:val="standardContextual"/>
         </w:rPr>
       </w:pPr>
-      <w:hyperlink w:anchor="_Toc244138082" w:history="1">
+      <w:hyperlink w:anchor="_Toc244139676" w:history="1">
         <w:r>
           <w:rPr>
             <w:rStyle w:val="Collegamentoipertestuale"/>
@@ -9492,7 +9492,7 @@
             <w:noProof/>
             <w:webHidden/>
           </w:rPr>
-          <w:instrText xml:space="preserve"> PAGEREF _Toc244138082 \h </w:instrText>
+          <w:instrText xml:space="preserve"> PAGEREF _Toc244139676 \h </w:instrText>
         </w:r>
         <w:r>
           <w:rPr>
@@ -9539,7 +9539,7 @@
           <w14:ligatures w14:val="standardContextual"/>
         </w:rPr>
       </w:pPr>
-      <w:hyperlink w:anchor="_Toc244138083" w:history="1">
+      <w:hyperlink w:anchor="_Toc244139677" w:history="1">
         <w:r>
           <w:rPr>
             <w:rStyle w:val="Collegamentoipertestuale"/>
@@ -9584,7 +9584,7 @@
             <w:noProof/>
             <w:webHidden/>
           </w:rPr>
-          <w:instrText xml:space="preserve"> PAGEREF _Toc244138083 \h </w:instrText>
+          <w:instrText xml:space="preserve"> PAGEREF _Toc244139677 \h </w:instrText>
         </w:r>
         <w:r>
           <w:rPr>
@@ -9631,7 +9631,7 @@
           <w14:ligatures w14:val="standardContextual"/>
         </w:rPr>
       </w:pPr>
-      <w:hyperlink w:anchor="_Toc244138084" w:history="1">
+      <w:hyperlink w:anchor="_Toc244139678" w:history="1">
         <w:r>
           <w:rPr>
             <w:rStyle w:val="Collegamentoipertestuale"/>
@@ -9676,7 +9676,7 @@
             <w:noProof/>
             <w:webHidden/>
           </w:rPr>
-          <w:instrText xml:space="preserve"> PAGEREF _Toc244138084 \h </w:instrText>
+          <w:instrText xml:space="preserve"> PAGEREF _Toc244139678 \h </w:instrText>
         </w:r>
         <w:r>
           <w:rPr>
@@ -9723,7 +9723,7 @@
           <w14:ligatures w14:val="standardContextual"/>
         </w:rPr>
       </w:pPr>
-      <w:hyperlink w:anchor="_Toc244138085" w:history="1">
+      <w:hyperlink w:anchor="_Toc244139679" w:history="1">
         <w:r>
           <w:rPr>
             <w:rStyle w:val="Collegamentoipertestuale"/>
@@ -9768,7 +9768,7 @@
             <w:noProof/>
             <w:webHidden/>
           </w:rPr>
-          <w:instrText xml:space="preserve"> PAGEREF _Toc244138085 \h </w:instrText>
+          <w:instrText xml:space="preserve"> PAGEREF _Toc244139679 \h </w:instrText>
         </w:r>
         <w:r>
           <w:rPr>
@@ -9815,7 +9815,7 @@
           <w14:ligatures w14:val="standardContextual"/>
         </w:rPr>
       </w:pPr>
-      <w:hyperlink w:anchor="_Toc244138086" w:history="1">
+      <w:hyperlink w:anchor="_Toc244139680" w:history="1">
         <w:r>
           <w:rPr>
             <w:rStyle w:val="Collegamentoipertestuale"/>
@@ -9860,7 +9860,7 @@
             <w:noProof/>
             <w:webHidden/>
           </w:rPr>
-          <w:instrText xml:space="preserve"> PAGEREF _Toc244138086 \h </w:instrText>
+          <w:instrText xml:space="preserve"> PAGEREF _Toc244139680 \h </w:instrText>
         </w:r>
         <w:r>
           <w:rPr>
@@ -9906,7 +9906,7 @@
           <w14:ligatures w14:val="standardContextual"/>
         </w:rPr>
       </w:pPr>
-      <w:hyperlink w:anchor="_Toc244138087" w:history="1">
+      <w:hyperlink w:anchor="_Toc244139681" w:history="1">
         <w:r>
           <w:rPr>
             <w:rStyle w:val="Collegamentoipertestuale"/>
@@ -9954,7 +9954,7 @@
             <w:noProof/>
             <w:webHidden/>
           </w:rPr>
-          <w:instrText xml:space="preserve"> PAGEREF _Toc244138087 \h </w:instrText>
+          <w:instrText xml:space="preserve"> PAGEREF _Toc244139681 \h </w:instrText>
         </w:r>
         <w:r>
           <w:rPr>
@@ -10001,7 +10001,7 @@
           <w14:ligatures w14:val="standardContextual"/>
         </w:rPr>
       </w:pPr>
-      <w:hyperlink w:anchor="_Toc244138088" w:history="1">
+      <w:hyperlink w:anchor="_Toc244139682" w:history="1">
         <w:r>
           <w:rPr>
             <w:rStyle w:val="Collegamentoipertestuale"/>
@@ -10046,7 +10046,7 @@
             <w:noProof/>
             <w:webHidden/>
           </w:rPr>
-          <w:instrText xml:space="preserve"> PAGEREF _Toc244138088 \h </w:instrText>
+          <w:instrText xml:space="preserve"> PAGEREF _Toc244139682 \h </w:instrText>
         </w:r>
         <w:r>
           <w:rPr>
@@ -10093,7 +10093,7 @@
           <w14:ligatures w14:val="standardContextual"/>
         </w:rPr>
       </w:pPr>
-      <w:hyperlink w:anchor="_Toc244138089" w:history="1">
+      <w:hyperlink w:anchor="_Toc244139683" w:history="1">
         <w:r>
           <w:rPr>
             <w:rStyle w:val="Collegamentoipertestuale"/>
@@ -10138,7 +10138,7 @@
             <w:noProof/>
             <w:webHidden/>
           </w:rPr>
-          <w:instrText xml:space="preserve"> PAGEREF _Toc244138089 \h </w:instrText>
+          <w:instrText xml:space="preserve"> PAGEREF _Toc244139683 \h </w:instrText>
         </w:r>
         <w:r>
           <w:rPr>
@@ -10185,7 +10185,7 @@
           <w14:ligatures w14:val="standardContextual"/>
         </w:rPr>
       </w:pPr>
-      <w:hyperlink w:anchor="_Toc244138090" w:history="1">
+      <w:hyperlink w:anchor="_Toc244139684" w:history="1">
         <w:r>
           <w:rPr>
             <w:rStyle w:val="Collegamentoipertestuale"/>
@@ -10230,7 +10230,7 @@
             <w:noProof/>
             <w:webHidden/>
           </w:rPr>
-          <w:instrText xml:space="preserve"> PAGEREF _Toc244138090 \h </w:instrText>
+          <w:instrText xml:space="preserve"> PAGEREF _Toc244139684 \h </w:instrText>
         </w:r>
         <w:r>
           <w:rPr>
@@ -10277,7 +10277,7 @@
           <w14:ligatures w14:val="standardContextual"/>
         </w:rPr>
       </w:pPr>
-      <w:hyperlink w:anchor="_Toc244138091" w:history="1">
+      <w:hyperlink w:anchor="_Toc244139685" w:history="1">
         <w:r>
           <w:rPr>
             <w:rStyle w:val="Collegamentoipertestuale"/>
@@ -10322,7 +10322,7 @@
             <w:noProof/>
             <w:webHidden/>
           </w:rPr>
-          <w:instrText xml:space="preserve"> PAGEREF _Toc244138091 \h </w:instrText>
+          <w:instrText xml:space="preserve"> PAGEREF _Toc244139685 \h </w:instrText>
         </w:r>
         <w:r>
           <w:rPr>
@@ -10369,7 +10369,7 @@
           <w14:ligatures w14:val="standardContextual"/>
         </w:rPr>
       </w:pPr>
-      <w:hyperlink w:anchor="_Toc244138092" w:history="1">
+      <w:hyperlink w:anchor="_Toc244139686" w:history="1">
         <w:r>
           <w:rPr>
             <w:rStyle w:val="Collegamentoipertestuale"/>
@@ -10414,7 +10414,7 @@
             <w:noProof/>
             <w:webHidden/>
           </w:rPr>
-          <w:instrText xml:space="preserve"> PAGEREF _Toc244138092 \h </w:instrText>
+          <w:instrText xml:space="preserve"> PAGEREF _Toc244139686 \h </w:instrText>
         </w:r>
         <w:r>
           <w:rPr>
@@ -10461,7 +10461,7 @@
           <w14:ligatures w14:val="standardContextual"/>
         </w:rPr>
       </w:pPr>
-      <w:hyperlink w:anchor="_Toc244138093" w:history="1">
+      <w:hyperlink w:anchor="_Toc244139687" w:history="1">
         <w:r>
           <w:rPr>
             <w:rStyle w:val="Collegamentoipertestuale"/>
@@ -10506,7 +10506,7 @@
             <w:noProof/>
             <w:webHidden/>
           </w:rPr>
-          <w:instrText xml:space="preserve"> PAGEREF _Toc244138093 \h </w:instrText>
+          <w:instrText xml:space="preserve"> PAGEREF _Toc244139687 \h </w:instrText>
         </w:r>
         <w:r>
           <w:rPr>
@@ -10553,7 +10553,7 @@
           <w14:ligatures w14:val="standardContextual"/>
         </w:rPr>
       </w:pPr>
-      <w:hyperlink w:anchor="_Toc244138094" w:history="1">
+      <w:hyperlink w:anchor="_Toc244139688" w:history="1">
         <w:r>
           <w:rPr>
             <w:rStyle w:val="Collegamentoipertestuale"/>
@@ -10598,7 +10598,7 @@
             <w:noProof/>
             <w:webHidden/>
           </w:rPr>
-          <w:instrText xml:space="preserve"> PAGEREF _Toc244138094 \h </w:instrText>
+          <w:instrText xml:space="preserve"> PAGEREF _Toc244139688 \h </w:instrText>
         </w:r>
         <w:r>
           <w:rPr>
@@ -10644,7 +10644,7 @@
           <w14:ligatures w14:val="standardContextual"/>
         </w:rPr>
       </w:pPr>
-      <w:hyperlink w:anchor="_Toc244138095" w:history="1">
+      <w:hyperlink w:anchor="_Toc244139689" w:history="1">
         <w:r>
           <w:rPr>
             <w:rStyle w:val="Collegamentoipertestuale"/>
@@ -10692,7 +10692,7 @@
             <w:noProof/>
             <w:webHidden/>
           </w:rPr>
-          <w:instrText xml:space="preserve"> PAGEREF _Toc244138095 \h </w:instrText>
+          <w:instrText xml:space="preserve"> PAGEREF _Toc244139689 \h </w:instrText>
         </w:r>
         <w:r>
           <w:rPr>
@@ -10739,7 +10739,7 @@
           <w14:ligatures w14:val="standardContextual"/>
         </w:rPr>
       </w:pPr>
-      <w:hyperlink w:anchor="_Toc244138096" w:history="1">
+      <w:hyperlink w:anchor="_Toc244139690" w:history="1">
         <w:r>
           <w:rPr>
             <w:rStyle w:val="Collegamentoipertestuale"/>
@@ -10784,7 +10784,7 @@
             <w:noProof/>
             <w:webHidden/>
           </w:rPr>
-          <w:instrText xml:space="preserve"> PAGEREF _Toc244138096 \h </w:instrText>
+          <w:instrText xml:space="preserve"> PAGEREF _Toc244139690 \h </w:instrText>
         </w:r>
         <w:r>
           <w:rPr>
@@ -10831,7 +10831,7 @@
           <w14:ligatures w14:val="standardContextual"/>
         </w:rPr>
       </w:pPr>
-      <w:hyperlink w:anchor="_Toc244138097" w:history="1">
+      <w:hyperlink w:anchor="_Toc244139691" w:history="1">
         <w:r>
           <w:rPr>
             <w:rStyle w:val="Collegamentoipertestuale"/>
@@ -10876,7 +10876,7 @@
             <w:noProof/>
             <w:webHidden/>
           </w:rPr>
-          <w:instrText xml:space="preserve"> PAGEREF _Toc244138097 \h </w:instrText>
+          <w:instrText xml:space="preserve"> PAGEREF _Toc244139691 \h </w:instrText>
         </w:r>
         <w:r>
           <w:rPr>
@@ -10923,7 +10923,7 @@
           <w14:ligatures w14:val="standardContextual"/>
         </w:rPr>
       </w:pPr>
-      <w:hyperlink w:anchor="_Toc244138098" w:history="1">
+      <w:hyperlink w:anchor="_Toc244139692" w:history="1">
         <w:r>
           <w:rPr>
             <w:rStyle w:val="Collegamentoipertestuale"/>
@@ -10968,7 +10968,7 @@
             <w:noProof/>
             <w:webHidden/>
           </w:rPr>
-          <w:instrText xml:space="preserve"> PAGEREF _Toc244138098 \h </w:instrText>
+          <w:instrText xml:space="preserve"> PAGEREF _Toc244139692 \h </w:instrText>
         </w:r>
         <w:r>
           <w:rPr>
@@ -11014,7 +11014,7 @@
           <w14:ligatures w14:val="standardContextual"/>
         </w:rPr>
       </w:pPr>
-      <w:hyperlink w:anchor="_Toc244138099" w:history="1">
+      <w:hyperlink w:anchor="_Toc244139693" w:history="1">
         <w:r>
           <w:rPr>
             <w:rStyle w:val="Collegamentoipertestuale"/>
@@ -11062,7 +11062,7 @@
             <w:noProof/>
             <w:webHidden/>
           </w:rPr>
-          <w:instrText xml:space="preserve"> PAGEREF _Toc244138099 \h </w:instrText>
+          <w:instrText xml:space="preserve"> PAGEREF _Toc244139693 \h </w:instrText>
         </w:r>
         <w:r>
           <w:rPr>
@@ -11109,7 +11109,7 @@
           <w14:ligatures w14:val="standardContextual"/>
         </w:rPr>
       </w:pPr>
-      <w:hyperlink w:anchor="_Toc244138100" w:history="1">
+      <w:hyperlink w:anchor="_Toc244139694" w:history="1">
         <w:r>
           <w:rPr>
             <w:rStyle w:val="Collegamentoipertestuale"/>
@@ -11154,7 +11154,7 @@
             <w:noProof/>
             <w:webHidden/>
           </w:rPr>
-          <w:instrText xml:space="preserve"> PAGEREF _Toc244138100 \h </w:instrText>
+          <w:instrText xml:space="preserve"> PAGEREF _Toc244139694 \h </w:instrText>
         </w:r>
         <w:r>
           <w:rPr>
@@ -11201,7 +11201,7 @@
           <w14:ligatures w14:val="standardContextual"/>
         </w:rPr>
       </w:pPr>
-      <w:hyperlink w:anchor="_Toc244138101" w:history="1">
+      <w:hyperlink w:anchor="_Toc244139695" w:history="1">
         <w:r>
           <w:rPr>
             <w:rStyle w:val="Collegamentoipertestuale"/>
@@ -11246,7 +11246,7 @@
             <w:noProof/>
             <w:webHidden/>
           </w:rPr>
-          <w:instrText xml:space="preserve"> PAGEREF _Toc244138101 \h </w:instrText>
+          <w:instrText xml:space="preserve"> PAGEREF _Toc244139695 \h </w:instrText>
         </w:r>
         <w:r>
           <w:rPr>
@@ -11293,7 +11293,7 @@
           <w14:ligatures w14:val="standardContextual"/>
         </w:rPr>
       </w:pPr>
-      <w:hyperlink w:anchor="_Toc244138102" w:history="1">
+      <w:hyperlink w:anchor="_Toc244139696" w:history="1">
         <w:r>
           <w:rPr>
             <w:rStyle w:val="Collegamentoipertestuale"/>
@@ -11338,7 +11338,7 @@
             <w:noProof/>
             <w:webHidden/>
           </w:rPr>
-          <w:instrText xml:space="preserve"> PAGEREF _Toc244138102 \h </w:instrText>
+          <w:instrText xml:space="preserve"> PAGEREF _Toc244139696 \h </w:instrText>
         </w:r>
         <w:r>
           <w:rPr>
@@ -11385,7 +11385,7 @@
           <w14:ligatures w14:val="standardContextual"/>
         </w:rPr>
       </w:pPr>
-      <w:hyperlink w:anchor="_Toc244138103" w:history="1">
+      <w:hyperlink w:anchor="_Toc244139697" w:history="1">
         <w:r>
           <w:rPr>
             <w:rStyle w:val="Collegamentoipertestuale"/>
@@ -11430,7 +11430,7 @@
             <w:noProof/>
             <w:webHidden/>
           </w:rPr>
-          <w:instrText xml:space="preserve"> PAGEREF _Toc244138103 \h </w:instrText>
+          <w:instrText xml:space="preserve"> PAGEREF _Toc244139697 \h </w:instrText>
         </w:r>
         <w:r>
           <w:rPr>
@@ -11477,7 +11477,7 @@
           <w14:ligatures w14:val="standardContextual"/>
         </w:rPr>
       </w:pPr>
-      <w:hyperlink w:anchor="_Toc244138104" w:history="1">
+      <w:hyperlink w:anchor="_Toc244139698" w:history="1">
         <w:r>
           <w:rPr>
             <w:rStyle w:val="Collegamentoipertestuale"/>
@@ -11522,7 +11522,7 @@
             <w:noProof/>
             <w:webHidden/>
           </w:rPr>
-          <w:instrText xml:space="preserve"> PAGEREF _Toc244138104 \h </w:instrText>
+          <w:instrText xml:space="preserve"> PAGEREF _Toc244139698 \h </w:instrText>
         </w:r>
         <w:r>
           <w:rPr>
@@ -11569,7 +11569,7 @@
           <w14:ligatures w14:val="standardContextual"/>
         </w:rPr>
       </w:pPr>
-      <w:hyperlink w:anchor="_Toc244138105" w:history="1">
+      <w:hyperlink w:anchor="_Toc244139699" w:history="1">
         <w:r>
           <w:rPr>
             <w:rStyle w:val="Collegamentoipertestuale"/>
@@ -11614,7 +11614,7 @@
             <w:noProof/>
             <w:webHidden/>
           </w:rPr>
-          <w:instrText xml:space="preserve"> PAGEREF _Toc244138105 \h </w:instrText>
+          <w:instrText xml:space="preserve"> PAGEREF _Toc244139699 \h </w:instrText>
         </w:r>
         <w:r>
           <w:rPr>
@@ -11661,7 +11661,7 @@
           <w14:ligatures w14:val="standardContextual"/>
         </w:rPr>
       </w:pPr>
-      <w:hyperlink w:anchor="_Toc244138106" w:history="1">
+      <w:hyperlink w:anchor="_Toc244139700" w:history="1">
         <w:r>
           <w:rPr>
             <w:rStyle w:val="Collegamentoipertestuale"/>
@@ -11706,7 +11706,7 @@
             <w:noProof/>
             <w:webHidden/>
           </w:rPr>
-          <w:instrText xml:space="preserve"> PAGEREF _Toc244138106 \h </w:instrText>
+          <w:instrText xml:space="preserve"> PAGEREF _Toc244139700 \h </w:instrText>
         </w:r>
         <w:r>
           <w:rPr>
@@ -11753,7 +11753,7 @@
           <w14:ligatures w14:val="standardContextual"/>
         </w:rPr>
       </w:pPr>
-      <w:hyperlink w:anchor="_Toc244138107" w:history="1">
+      <w:hyperlink w:anchor="_Toc244139701" w:history="1">
         <w:r>
           <w:rPr>
             <w:rStyle w:val="Collegamentoipertestuale"/>
@@ -11798,7 +11798,7 @@
             <w:noProof/>
             <w:webHidden/>
           </w:rPr>
-          <w:instrText xml:space="preserve"> PAGEREF _Toc244138107 \h </w:instrText>
+          <w:instrText xml:space="preserve"> PAGEREF _Toc244139701 \h </w:instrText>
         </w:r>
         <w:r>
           <w:rPr>
@@ -11845,7 +11845,7 @@
           <w14:ligatures w14:val="standardContextual"/>
         </w:rPr>
       </w:pPr>
-      <w:hyperlink w:anchor="_Toc244138108" w:history="1">
+      <w:hyperlink w:anchor="_Toc244139702" w:history="1">
         <w:r>
           <w:rPr>
             <w:rStyle w:val="Collegamentoipertestuale"/>
@@ -11890,7 +11890,7 @@
             <w:noProof/>
             <w:webHidden/>
           </w:rPr>
-          <w:instrText xml:space="preserve"> PAGEREF _Toc244138108 \h </w:instrText>
+          <w:instrText xml:space="preserve"> PAGEREF _Toc244139702 \h </w:instrText>
         </w:r>
         <w:r>
           <w:rPr>
@@ -11937,7 +11937,7 @@
           <w14:ligatures w14:val="standardContextual"/>
         </w:rPr>
       </w:pPr>
-      <w:hyperlink w:anchor="_Toc244138109" w:history="1">
+      <w:hyperlink w:anchor="_Toc244139703" w:history="1">
         <w:r>
           <w:rPr>
             <w:rStyle w:val="Collegamentoipertestuale"/>
@@ -11982,7 +11982,7 @@
             <w:noProof/>
             <w:webHidden/>
           </w:rPr>
-          <w:instrText xml:space="preserve"> PAGEREF _Toc244138109 \h </w:instrText>
+          <w:instrText xml:space="preserve"> PAGEREF _Toc244139703 \h </w:instrText>
         </w:r>
         <w:r>
           <w:rPr>
@@ -12029,7 +12029,7 @@
           <w14:ligatures w14:val="standardContextual"/>
         </w:rPr>
       </w:pPr>
-      <w:hyperlink w:anchor="_Toc244138110" w:history="1">
+      <w:hyperlink w:anchor="_Toc244139704" w:history="1">
         <w:r>
           <w:rPr>
             <w:rStyle w:val="Collegamentoipertestuale"/>
@@ -12074,7 +12074,7 @@
             <w:noProof/>
             <w:webHidden/>
           </w:rPr>
-          <w:instrText xml:space="preserve"> PAGEREF _Toc244138110 \h </w:instrText>
+          <w:instrText xml:space="preserve"> PAGEREF _Toc244139704 \h </w:instrText>
         </w:r>
         <w:r>
           <w:rPr>
@@ -12121,7 +12121,7 @@
           <w14:ligatures w14:val="standardContextual"/>
         </w:rPr>
       </w:pPr>
-      <w:hyperlink w:anchor="_Toc244138111" w:history="1">
+      <w:hyperlink w:anchor="_Toc244139705" w:history="1">
         <w:r>
           <w:rPr>
             <w:rStyle w:val="Collegamentoipertestuale"/>
@@ -12166,7 +12166,7 @@
             <w:noProof/>
             <w:webHidden/>
           </w:rPr>
-          <w:instrText xml:space="preserve"> PAGEREF _Toc244138111 \h </w:instrText>
+          <w:instrText xml:space="preserve"> PAGEREF _Toc244139705 \h </w:instrText>
         </w:r>
         <w:r>
           <w:rPr>
@@ -12212,7 +12212,7 @@
           <w14:ligatures w14:val="standardContextual"/>
         </w:rPr>
       </w:pPr>
-      <w:hyperlink w:anchor="_Toc244138112" w:history="1">
+      <w:hyperlink w:anchor="_Toc244139706" w:history="1">
         <w:r>
           <w:rPr>
             <w:rStyle w:val="Collegamentoipertestuale"/>
@@ -12260,7 +12260,7 @@
             <w:noProof/>
             <w:webHidden/>
           </w:rPr>
-          <w:instrText xml:space="preserve"> PAGEREF _Toc244138112 \h </w:instrText>
+          <w:instrText xml:space="preserve"> PAGEREF _Toc244139706 \h </w:instrText>
         </w:r>
         <w:r>
           <w:rPr>
@@ -12307,7 +12307,7 @@
           <w14:ligatures w14:val="standardContextual"/>
         </w:rPr>
       </w:pPr>
-      <w:hyperlink w:anchor="_Toc244138113" w:history="1">
+      <w:hyperlink w:anchor="_Toc244139707" w:history="1">
         <w:r>
           <w:rPr>
             <w:rStyle w:val="Collegamentoipertestuale"/>
@@ -12352,7 +12352,7 @@
             <w:noProof/>
             <w:webHidden/>
           </w:rPr>
-          <w:instrText xml:space="preserve"> PAGEREF _Toc244138113 \h </w:instrText>
+          <w:instrText xml:space="preserve"> PAGEREF _Toc244139707 \h </w:instrText>
         </w:r>
         <w:r>
           <w:rPr>
@@ -12399,7 +12399,7 @@
           <w14:ligatures w14:val="standardContextual"/>
         </w:rPr>
       </w:pPr>
-      <w:hyperlink w:anchor="_Toc244138114" w:history="1">
+      <w:hyperlink w:anchor="_Toc244139708" w:history="1">
         <w:r>
           <w:rPr>
             <w:rStyle w:val="Collegamentoipertestuale"/>
@@ -12444,7 +12444,7 @@
             <w:noProof/>
             <w:webHidden/>
           </w:rPr>
-          <w:instrText xml:space="preserve"> PAGEREF _Toc244138114 \h </w:instrText>
+          <w:instrText xml:space="preserve"> PAGEREF _Toc244139708 \h </w:instrText>
         </w:r>
         <w:r>
           <w:rPr>
@@ -12491,7 +12491,7 @@
           <w14:ligatures w14:val="standardContextual"/>
         </w:rPr>
       </w:pPr>
-      <w:hyperlink w:anchor="_Toc244138115" w:history="1">
+      <w:hyperlink w:anchor="_Toc244139709" w:history="1">
         <w:r>
           <w:rPr>
             <w:rStyle w:val="Collegamentoipertestuale"/>
@@ -12536,7 +12536,7 @@
             <w:noProof/>
             <w:webHidden/>
           </w:rPr>
-          <w:instrText xml:space="preserve"> PAGEREF _Toc244138115 \h </w:instrText>
+          <w:instrText xml:space="preserve"> PAGEREF _Toc244139709 \h </w:instrText>
         </w:r>
         <w:r>
           <w:rPr>
@@ -12583,7 +12583,7 @@
           <w14:ligatures w14:val="standardContextual"/>
         </w:rPr>
       </w:pPr>
-      <w:hyperlink w:anchor="_Toc244138116" w:history="1">
+      <w:hyperlink w:anchor="_Toc244139710" w:history="1">
         <w:r>
           <w:rPr>
             <w:rStyle w:val="Collegamentoipertestuale"/>
@@ -12628,7 +12628,7 @@
             <w:noProof/>
             <w:webHidden/>
           </w:rPr>
-          <w:instrText xml:space="preserve"> PAGEREF _Toc244138116 \h </w:instrText>
+          <w:instrText xml:space="preserve"> PAGEREF _Toc244139710 \h </w:instrText>
         </w:r>
         <w:r>
           <w:rPr>
@@ -12675,7 +12675,7 @@
           <w14:ligatures w14:val="standardContextual"/>
         </w:rPr>
       </w:pPr>
-      <w:hyperlink w:anchor="_Toc244138117" w:history="1">
+      <w:hyperlink w:anchor="_Toc244139711" w:history="1">
         <w:r>
           <w:rPr>
             <w:rStyle w:val="Collegamentoipertestuale"/>
@@ -12720,7 +12720,7 @@
             <w:noProof/>
             <w:webHidden/>
           </w:rPr>
-          <w:instrText xml:space="preserve"> PAGEREF _Toc244138117 \h </w:instrText>
+          <w:instrText xml:space="preserve"> PAGEREF _Toc244139711 \h </w:instrText>
         </w:r>
         <w:r>
           <w:rPr>
@@ -12767,7 +12767,7 @@
           <w14:ligatures w14:val="standardContextual"/>
         </w:rPr>
       </w:pPr>
-      <w:hyperlink w:anchor="_Toc244138118" w:history="1">
+      <w:hyperlink w:anchor="_Toc244139712" w:history="1">
         <w:r>
           <w:rPr>
             <w:rStyle w:val="Collegamentoipertestuale"/>
@@ -12812,7 +12812,7 @@
             <w:noProof/>
             <w:webHidden/>
           </w:rPr>
-          <w:instrText xml:space="preserve"> PAGEREF _Toc244138118 \h </w:instrText>
+          <w:instrText xml:space="preserve"> PAGEREF _Toc244139712 \h </w:instrText>
         </w:r>
         <w:r>
           <w:rPr>
@@ -12859,7 +12859,7 @@
           <w14:ligatures w14:val="standardContextual"/>
         </w:rPr>
       </w:pPr>
-      <w:hyperlink w:anchor="_Toc244138119" w:history="1">
+      <w:hyperlink w:anchor="_Toc244139713" w:history="1">
         <w:r>
           <w:rPr>
             <w:rStyle w:val="Collegamentoipertestuale"/>
@@ -12904,7 +12904,7 @@
             <w:noProof/>
             <w:webHidden/>
           </w:rPr>
-          <w:instrText xml:space="preserve"> PAGEREF _Toc244138119 \h </w:instrText>
+          <w:instrText xml:space="preserve"> PAGEREF _Toc244139713 \h </w:instrText>
         </w:r>
         <w:r>
           <w:rPr>
@@ -12950,7 +12950,7 @@
           <w14:ligatures w14:val="standardContextual"/>
         </w:rPr>
       </w:pPr>
-      <w:hyperlink w:anchor="_Toc244138120" w:history="1">
+      <w:hyperlink w:anchor="_Toc244139714" w:history="1">
         <w:r>
           <w:rPr>
             <w:rStyle w:val="Collegamentoipertestuale"/>
@@ -12998,7 +12998,7 @@
             <w:noProof/>
             <w:webHidden/>
           </w:rPr>
-          <w:instrText xml:space="preserve"> PAGEREF _Toc244138120 \h </w:instrText>
+          <w:instrText xml:space="preserve"> PAGEREF _Toc244139714 \h </w:instrText>
         </w:r>
         <w:r>
           <w:rPr>
@@ -13045,7 +13045,7 @@
           <w14:ligatures w14:val="standardContextual"/>
         </w:rPr>
       </w:pPr>
-      <w:hyperlink w:anchor="_Toc244138121" w:history="1">
+      <w:hyperlink w:anchor="_Toc244139715" w:history="1">
         <w:r>
           <w:rPr>
             <w:rStyle w:val="Collegamentoipertestuale"/>
@@ -13090,7 +13090,7 @@
             <w:noProof/>
             <w:webHidden/>
           </w:rPr>
-          <w:instrText xml:space="preserve"> PAGEREF _Toc244138121 \h </w:instrText>
+          <w:instrText xml:space="preserve"> PAGEREF _Toc244139715 \h </w:instrText>
         </w:r>
         <w:r>
           <w:rPr>
@@ -13137,7 +13137,7 @@
           <w14:ligatures w14:val="standardContextual"/>
         </w:rPr>
       </w:pPr>
-      <w:hyperlink w:anchor="_Toc244138122" w:history="1">
+      <w:hyperlink w:anchor="_Toc244139716" w:history="1">
         <w:r>
           <w:rPr>
             <w:rStyle w:val="Collegamentoipertestuale"/>
@@ -13182,7 +13182,7 @@
             <w:noProof/>
             <w:webHidden/>
           </w:rPr>
-          <w:instrText xml:space="preserve"> PAGEREF _Toc244138122 \h </w:instrText>
+          <w:instrText xml:space="preserve"> PAGEREF _Toc244139716 \h </w:instrText>
         </w:r>
         <w:r>
           <w:rPr>
@@ -13229,7 +13229,7 @@
           <w14:ligatures w14:val="standardContextual"/>
         </w:rPr>
       </w:pPr>
-      <w:hyperlink w:anchor="_Toc244138123" w:history="1">
+      <w:hyperlink w:anchor="_Toc244139717" w:history="1">
         <w:r>
           <w:rPr>
             <w:rStyle w:val="Collegamentoipertestuale"/>
@@ -13274,7 +13274,7 @@
             <w:noProof/>
             <w:webHidden/>
           </w:rPr>
-          <w:instrText xml:space="preserve"> PAGEREF _Toc244138123 \h </w:instrText>
+          <w:instrText xml:space="preserve"> PAGEREF _Toc244139717 \h </w:instrText>
         </w:r>
         <w:r>
           <w:rPr>
@@ -13321,7 +13321,7 @@
           <w14:ligatures w14:val="standardContextual"/>
         </w:rPr>
       </w:pPr>
-      <w:hyperlink w:anchor="_Toc244138124" w:history="1">
+      <w:hyperlink w:anchor="_Toc244139718" w:history="1">
         <w:r>
           <w:rPr>
             <w:rStyle w:val="Collegamentoipertestuale"/>
@@ -13366,7 +13366,7 @@
             <w:noProof/>
             <w:webHidden/>
           </w:rPr>
-          <w:instrText xml:space="preserve"> PAGEREF _Toc244138124 \h </w:instrText>
+          <w:instrText xml:space="preserve"> PAGEREF _Toc244139718 \h </w:instrText>
         </w:r>
         <w:r>
           <w:rPr>
@@ -13413,7 +13413,7 @@
           <w14:ligatures w14:val="standardContextual"/>
         </w:rPr>
       </w:pPr>
-      <w:hyperlink w:anchor="_Toc244138125" w:history="1">
+      <w:hyperlink w:anchor="_Toc244139719" w:history="1">
         <w:r>
           <w:rPr>
             <w:rStyle w:val="Collegamentoipertestuale"/>
@@ -13458,7 +13458,7 @@
             <w:noProof/>
             <w:webHidden/>
           </w:rPr>
-          <w:instrText xml:space="preserve"> PAGEREF _Toc244138125 \h </w:instrText>
+          <w:instrText xml:space="preserve"> PAGEREF _Toc244139719 \h </w:instrText>
         </w:r>
         <w:r>
           <w:rPr>
@@ -13505,7 +13505,7 @@
           <w14:ligatures w14:val="standardContextual"/>
         </w:rPr>
       </w:pPr>
-      <w:hyperlink w:anchor="_Toc244138126" w:history="1">
+      <w:hyperlink w:anchor="_Toc244139720" w:history="1">
         <w:r>
           <w:rPr>
             <w:rStyle w:val="Collegamentoipertestuale"/>
@@ -13550,7 +13550,7 @@
             <w:noProof/>
             <w:webHidden/>
           </w:rPr>
-          <w:instrText xml:space="preserve"> PAGEREF _Toc244138126 \h </w:instrText>
+          <w:instrText xml:space="preserve"> PAGEREF _Toc244139720 \h </w:instrText>
         </w:r>
         <w:r>
           <w:rPr>
@@ -13597,7 +13597,7 @@
           <w14:ligatures w14:val="standardContextual"/>
         </w:rPr>
       </w:pPr>
-      <w:hyperlink w:anchor="_Toc244138127" w:history="1">
+      <w:hyperlink w:anchor="_Toc244139721" w:history="1">
         <w:r>
           <w:rPr>
             <w:rStyle w:val="Collegamentoipertestuale"/>
@@ -13642,7 +13642,7 @@
             <w:noProof/>
             <w:webHidden/>
           </w:rPr>
-          <w:instrText xml:space="preserve"> PAGEREF _Toc244138127 \h </w:instrText>
+          <w:instrText xml:space="preserve"> PAGEREF _Toc244139721 \h </w:instrText>
         </w:r>
         <w:r>
           <w:rPr>
@@ -13689,7 +13689,7 @@
           <w14:ligatures w14:val="standardContextual"/>
         </w:rPr>
       </w:pPr>
-      <w:hyperlink w:anchor="_Toc244138128" w:history="1">
+      <w:hyperlink w:anchor="_Toc244139722" w:history="1">
         <w:r>
           <w:rPr>
             <w:rStyle w:val="Collegamentoipertestuale"/>
@@ -13734,7 +13734,7 @@
             <w:noProof/>
             <w:webHidden/>
           </w:rPr>
-          <w:instrText xml:space="preserve"> PAGEREF _Toc244138128 \h </w:instrText>
+          <w:instrText xml:space="preserve"> PAGEREF _Toc244139722 \h </w:instrText>
         </w:r>
         <w:r>
           <w:rPr>
@@ -13781,7 +13781,7 @@
           <w14:ligatures w14:val="standardContextual"/>
         </w:rPr>
       </w:pPr>
-      <w:hyperlink w:anchor="_Toc244138129" w:history="1">
+      <w:hyperlink w:anchor="_Toc244139723" w:history="1">
         <w:r>
           <w:rPr>
             <w:rStyle w:val="Collegamentoipertestuale"/>
@@ -13826,7 +13826,7 @@
             <w:noProof/>
             <w:webHidden/>
           </w:rPr>
-          <w:instrText xml:space="preserve"> PAGEREF _Toc244138129 \h </w:instrText>
+          <w:instrText xml:space="preserve"> PAGEREF _Toc244139723 \h </w:instrText>
         </w:r>
         <w:r>
           <w:rPr>
@@ -13873,7 +13873,7 @@
           <w14:ligatures w14:val="standardContextual"/>
         </w:rPr>
       </w:pPr>
-      <w:hyperlink w:anchor="_Toc244138130" w:history="1">
+      <w:hyperlink w:anchor="_Toc244139724" w:history="1">
         <w:r>
           <w:rPr>
             <w:rStyle w:val="Collegamentoipertestuale"/>
@@ -13918,7 +13918,7 @@
             <w:noProof/>
             <w:webHidden/>
           </w:rPr>
-          <w:instrText xml:space="preserve"> PAGEREF _Toc244138130 \h </w:instrText>
+          <w:instrText xml:space="preserve"> PAGEREF _Toc244139724 \h </w:instrText>
         </w:r>
         <w:r>
           <w:rPr>
@@ -13965,7 +13965,7 @@
           <w14:ligatures w14:val="standardContextual"/>
         </w:rPr>
       </w:pPr>
-      <w:hyperlink w:anchor="_Toc244138131" w:history="1">
+      <w:hyperlink w:anchor="_Toc244139725" w:history="1">
         <w:r>
           <w:rPr>
             <w:rStyle w:val="Collegamentoipertestuale"/>
@@ -14010,7 +14010,7 @@
             <w:noProof/>
             <w:webHidden/>
           </w:rPr>
-          <w:instrText xml:space="preserve"> PAGEREF _Toc244138131 \h </w:instrText>
+          <w:instrText xml:space="preserve"> PAGEREF _Toc244139725 \h </w:instrText>
         </w:r>
         <w:r>
           <w:rPr>
@@ -14057,7 +14057,7 @@
           <w14:ligatures w14:val="standardContextual"/>
         </w:rPr>
       </w:pPr>
-      <w:hyperlink w:anchor="_Toc244138132" w:history="1">
+      <w:hyperlink w:anchor="_Toc244139726" w:history="1">
         <w:r>
           <w:rPr>
             <w:rStyle w:val="Collegamentoipertestuale"/>
@@ -14102,7 +14102,7 @@
             <w:noProof/>
             <w:webHidden/>
           </w:rPr>
-          <w:instrText xml:space="preserve"> PAGEREF _Toc244138132 \h </w:instrText>
+          <w:instrText xml:space="preserve"> PAGEREF _Toc244139726 \h </w:instrText>
         </w:r>
         <w:r>
           <w:rPr>
@@ -14149,7 +14149,7 @@
           <w14:ligatures w14:val="standardContextual"/>
         </w:rPr>
       </w:pPr>
-      <w:hyperlink w:anchor="_Toc244138133" w:history="1">
+      <w:hyperlink w:anchor="_Toc244139727" w:history="1">
         <w:r>
           <w:rPr>
             <w:rStyle w:val="Collegamentoipertestuale"/>
@@ -14194,7 +14194,7 @@
             <w:noProof/>
             <w:webHidden/>
           </w:rPr>
-          <w:instrText xml:space="preserve"> PAGEREF _Toc244138133 \h </w:instrText>
+          <w:instrText xml:space="preserve"> PAGEREF _Toc244139727 \h </w:instrText>
         </w:r>
         <w:r>
           <w:rPr>
@@ -14241,7 +14241,7 @@
           <w14:ligatures w14:val="standardContextual"/>
         </w:rPr>
       </w:pPr>
-      <w:hyperlink w:anchor="_Toc244138134" w:history="1">
+      <w:hyperlink w:anchor="_Toc244139728" w:history="1">
         <w:r>
           <w:rPr>
             <w:rStyle w:val="Collegamentoipertestuale"/>
@@ -14286,7 +14286,7 @@
             <w:noProof/>
             <w:webHidden/>
           </w:rPr>
-          <w:instrText xml:space="preserve"> PAGEREF _Toc244138134 \h </w:instrText>
+          <w:instrText xml:space="preserve"> PAGEREF _Toc244139728 \h </w:instrText>
         </w:r>
         <w:r>
           <w:rPr>
@@ -14333,7 +14333,7 @@
           <w14:ligatures w14:val="standardContextual"/>
         </w:rPr>
       </w:pPr>
-      <w:hyperlink w:anchor="_Toc244138135" w:history="1">
+      <w:hyperlink w:anchor="_Toc244139729" w:history="1">
         <w:r>
           <w:rPr>
             <w:rStyle w:val="Collegamentoipertestuale"/>
@@ -14378,7 +14378,7 @@
             <w:noProof/>
             <w:webHidden/>
           </w:rPr>
-          <w:instrText xml:space="preserve"> PAGEREF _Toc244138135 \h </w:instrText>
+          <w:instrText xml:space="preserve"> PAGEREF _Toc244139729 \h </w:instrText>
         </w:r>
         <w:r>
           <w:rPr>
@@ -14425,7 +14425,7 @@
           <w14:ligatures w14:val="standardContextual"/>
         </w:rPr>
       </w:pPr>
-      <w:hyperlink w:anchor="_Toc244138136" w:history="1">
+      <w:hyperlink w:anchor="_Toc244139730" w:history="1">
         <w:r>
           <w:rPr>
             <w:rStyle w:val="Collegamentoipertestuale"/>
@@ -14470,7 +14470,7 @@
             <w:noProof/>
             <w:webHidden/>
           </w:rPr>
-          <w:instrText xml:space="preserve"> PAGEREF _Toc244138136 \h </w:instrText>
+          <w:instrText xml:space="preserve"> PAGEREF _Toc244139730 \h </w:instrText>
         </w:r>
         <w:r>
           <w:rPr>
@@ -14517,7 +14517,7 @@
           <w14:ligatures w14:val="standardContextual"/>
         </w:rPr>
       </w:pPr>
-      <w:hyperlink w:anchor="_Toc244138137" w:history="1">
+      <w:hyperlink w:anchor="_Toc244139731" w:history="1">
         <w:r>
           <w:rPr>
             <w:rStyle w:val="Collegamentoipertestuale"/>
@@ -14562,7 +14562,7 @@
             <w:noProof/>
             <w:webHidden/>
           </w:rPr>
-          <w:instrText xml:space="preserve"> PAGEREF _Toc244138137 \h </w:instrText>
+          <w:instrText xml:space="preserve"> PAGEREF _Toc244139731 \h </w:instrText>
         </w:r>
         <w:r>
           <w:rPr>
@@ -14609,7 +14609,7 @@
           <w14:ligatures w14:val="standardContextual"/>
         </w:rPr>
       </w:pPr>
-      <w:hyperlink w:anchor="_Toc244138138" w:history="1">
+      <w:hyperlink w:anchor="_Toc244139732" w:history="1">
         <w:r>
           <w:rPr>
             <w:rStyle w:val="Collegamentoipertestuale"/>
@@ -14654,7 +14654,7 @@
             <w:noProof/>
             <w:webHidden/>
           </w:rPr>
-          <w:instrText xml:space="preserve"> PAGEREF _Toc244138138 \h </w:instrText>
+          <w:instrText xml:space="preserve"> PAGEREF _Toc244139732 \h </w:instrText>
         </w:r>
         <w:r>
           <w:rPr>
@@ -14701,7 +14701,7 @@
           <w14:ligatures w14:val="standardContextual"/>
         </w:rPr>
       </w:pPr>
-      <w:hyperlink w:anchor="_Toc244138139" w:history="1">
+      <w:hyperlink w:anchor="_Toc244139733" w:history="1">
         <w:r>
           <w:rPr>
             <w:rStyle w:val="Collegamentoipertestuale"/>
@@ -14746,7 +14746,7 @@
             <w:noProof/>
             <w:webHidden/>
           </w:rPr>
-          <w:instrText xml:space="preserve"> PAGEREF _Toc244138139 \h </w:instrText>
+          <w:instrText xml:space="preserve"> PAGEREF _Toc244139733 \h </w:instrText>
         </w:r>
         <w:r>
           <w:rPr>
@@ -14793,7 +14793,7 @@
           <w14:ligatures w14:val="standardContextual"/>
         </w:rPr>
       </w:pPr>
-      <w:hyperlink w:anchor="_Toc244138140" w:history="1">
+      <w:hyperlink w:anchor="_Toc244139734" w:history="1">
         <w:r>
           <w:rPr>
             <w:rStyle w:val="Collegamentoipertestuale"/>
@@ -14838,7 +14838,7 @@
             <w:noProof/>
             <w:webHidden/>
           </w:rPr>
-          <w:instrText xml:space="preserve"> PAGEREF _Toc244138140 \h </w:instrText>
+          <w:instrText xml:space="preserve"> PAGEREF _Toc244139734 \h </w:instrText>
         </w:r>
         <w:r>
           <w:rPr>
@@ -14885,7 +14885,7 @@
           <w14:ligatures w14:val="standardContextual"/>
         </w:rPr>
       </w:pPr>
-      <w:hyperlink w:anchor="_Toc244138141" w:history="1">
+      <w:hyperlink w:anchor="_Toc244139735" w:history="1">
         <w:r>
           <w:rPr>
             <w:rStyle w:val="Collegamentoipertestuale"/>
@@ -14930,7 +14930,7 @@
             <w:noProof/>
             <w:webHidden/>
           </w:rPr>
-          <w:instrText xml:space="preserve"> PAGEREF _Toc244138141 \h </w:instrText>
+          <w:instrText xml:space="preserve"> PAGEREF _Toc244139735 \h </w:instrText>
         </w:r>
         <w:r>
           <w:rPr>
@@ -14977,7 +14977,7 @@
           <w14:ligatures w14:val="standardContextual"/>
         </w:rPr>
       </w:pPr>
-      <w:hyperlink w:anchor="_Toc244138142" w:history="1">
+      <w:hyperlink w:anchor="_Toc244139736" w:history="1">
         <w:r>
           <w:rPr>
             <w:rStyle w:val="Collegamentoipertestuale"/>
@@ -15022,7 +15022,7 @@
             <w:noProof/>
             <w:webHidden/>
           </w:rPr>
-          <w:instrText xml:space="preserve"> PAGEREF _Toc244138142 \h </w:instrText>
+          <w:instrText xml:space="preserve"> PAGEREF _Toc244139736 \h </w:instrText>
         </w:r>
         <w:r>
           <w:rPr>
@@ -15068,7 +15068,7 @@
           <w14:ligatures w14:val="standardContextual"/>
         </w:rPr>
       </w:pPr>
-      <w:hyperlink w:anchor="_Toc244138143" w:history="1">
+      <w:hyperlink w:anchor="_Toc244139737" w:history="1">
         <w:r>
           <w:rPr>
             <w:rStyle w:val="Collegamentoipertestuale"/>
@@ -15116,7 +15116,7 @@
             <w:noProof/>
             <w:webHidden/>
           </w:rPr>
-          <w:instrText xml:space="preserve"> PAGEREF _Toc244138143 \h </w:instrText>
+          <w:instrText xml:space="preserve"> PAGEREF _Toc244139737 \h </w:instrText>
         </w:r>
         <w:r>
           <w:rPr>
@@ -15163,7 +15163,7 @@
           <w14:ligatures w14:val="standardContextual"/>
         </w:rPr>
       </w:pPr>
-      <w:hyperlink w:anchor="_Toc244138144" w:history="1">
+      <w:hyperlink w:anchor="_Toc244139738" w:history="1">
         <w:r>
           <w:rPr>
             <w:rStyle w:val="Collegamentoipertestuale"/>
@@ -15208,7 +15208,7 @@
             <w:noProof/>
             <w:webHidden/>
           </w:rPr>
-          <w:instrText xml:space="preserve"> PAGEREF _Toc244138144 \h </w:instrText>
+          <w:instrText xml:space="preserve"> PAGEREF _Toc244139738 \h </w:instrText>
         </w:r>
         <w:r>
           <w:rPr>
@@ -15255,7 +15255,7 @@
           <w14:ligatures w14:val="standardContextual"/>
         </w:rPr>
       </w:pPr>
-      <w:hyperlink w:anchor="_Toc244138145" w:history="1">
+      <w:hyperlink w:anchor="_Toc244139739" w:history="1">
         <w:r>
           <w:rPr>
             <w:rStyle w:val="Collegamentoipertestuale"/>
@@ -15300,7 +15300,7 @@
             <w:noProof/>
             <w:webHidden/>
           </w:rPr>
-          <w:instrText xml:space="preserve"> PAGEREF _Toc244138145 \h </w:instrText>
+          <w:instrText xml:space="preserve"> PAGEREF _Toc244139739 \h </w:instrText>
         </w:r>
         <w:r>
           <w:rPr>
@@ -15347,7 +15347,7 @@
           <w14:ligatures w14:val="standardContextual"/>
         </w:rPr>
       </w:pPr>
-      <w:hyperlink w:anchor="_Toc244138146" w:history="1">
+      <w:hyperlink w:anchor="_Toc244139740" w:history="1">
         <w:r>
           <w:rPr>
             <w:rStyle w:val="Collegamentoipertestuale"/>
@@ -15392,7 +15392,7 @@
             <w:noProof/>
             <w:webHidden/>
           </w:rPr>
-          <w:instrText xml:space="preserve"> PAGEREF _Toc244138146 \h </w:instrText>
+          <w:instrText xml:space="preserve"> PAGEREF _Toc244139740 \h </w:instrText>
         </w:r>
         <w:r>
           <w:rPr>
@@ -15438,7 +15438,7 @@
           <w14:ligatures w14:val="standardContextual"/>
         </w:rPr>
       </w:pPr>
-      <w:hyperlink w:anchor="_Toc244138147" w:history="1">
+      <w:hyperlink w:anchor="_Toc244139741" w:history="1">
         <w:r>
           <w:rPr>
             <w:rStyle w:val="Collegamentoipertestuale"/>
@@ -15486,7 +15486,7 @@
             <w:noProof/>
             <w:webHidden/>
           </w:rPr>
-          <w:instrText xml:space="preserve"> PAGEREF _Toc244138147 \h </w:instrText>
+          <w:instrText xml:space="preserve"> PAGEREF _Toc244139741 \h </w:instrText>
         </w:r>
         <w:r>
           <w:rPr>
@@ -15533,7 +15533,7 @@
           <w14:ligatures w14:val="standardContextual"/>
         </w:rPr>
       </w:pPr>
-      <w:hyperlink w:anchor="_Toc244138148" w:history="1">
+      <w:hyperlink w:anchor="_Toc244139742" w:history="1">
         <w:r>
           <w:rPr>
             <w:rStyle w:val="Collegamentoipertestuale"/>
@@ -15578,7 +15578,7 @@
             <w:noProof/>
             <w:webHidden/>
           </w:rPr>
-          <w:instrText xml:space="preserve"> PAGEREF _Toc244138148 \h </w:instrText>
+          <w:instrText xml:space="preserve"> PAGEREF _Toc244139742 \h </w:instrText>
         </w:r>
         <w:r>
           <w:rPr>
@@ -15625,7 +15625,7 @@
           <w14:ligatures w14:val="standardContextual"/>
         </w:rPr>
       </w:pPr>
-      <w:hyperlink w:anchor="_Toc244138149" w:history="1">
+      <w:hyperlink w:anchor="_Toc244139743" w:history="1">
         <w:r>
           <w:rPr>
             <w:rStyle w:val="Collegamentoipertestuale"/>
@@ -15670,7 +15670,7 @@
             <w:noProof/>
             <w:webHidden/>
           </w:rPr>
-          <w:instrText xml:space="preserve"> PAGEREF _Toc244138149 \h </w:instrText>
+          <w:instrText xml:space="preserve"> PAGEREF _Toc244139743 \h </w:instrText>
         </w:r>
         <w:r>
           <w:rPr>
@@ -15717,7 +15717,7 @@
           <w14:ligatures w14:val="standardContextual"/>
         </w:rPr>
       </w:pPr>
-      <w:hyperlink w:anchor="_Toc244138150" w:history="1">
+      <w:hyperlink w:anchor="_Toc244139744" w:history="1">
         <w:r>
           <w:rPr>
             <w:rStyle w:val="Collegamentoipertestuale"/>
@@ -15762,7 +15762,7 @@
             <w:noProof/>
             <w:webHidden/>
           </w:rPr>
-          <w:instrText xml:space="preserve"> PAGEREF _Toc244138150 \h </w:instrText>
+          <w:instrText xml:space="preserve"> PAGEREF _Toc244139744 \h </w:instrText>
         </w:r>
         <w:r>
           <w:rPr>
@@ -15808,7 +15808,7 @@
           <w14:ligatures w14:val="standardContextual"/>
         </w:rPr>
       </w:pPr>
-      <w:hyperlink w:anchor="_Toc244138151" w:history="1">
+      <w:hyperlink w:anchor="_Toc244139745" w:history="1">
         <w:r>
           <w:rPr>
             <w:rStyle w:val="Collegamentoipertestuale"/>
@@ -15856,7 +15856,7 @@
             <w:noProof/>
             <w:webHidden/>
           </w:rPr>
-          <w:instrText xml:space="preserve"> PAGEREF _Toc244138151 \h </w:instrText>
+          <w:instrText xml:space="preserve"> PAGEREF _Toc244139745 \h </w:instrText>
         </w:r>
         <w:r>
           <w:rPr>
@@ -15903,7 +15903,7 @@
           <w14:ligatures w14:val="standardContextual"/>
         </w:rPr>
       </w:pPr>
-      <w:hyperlink w:anchor="_Toc244138152" w:history="1">
+      <w:hyperlink w:anchor="_Toc244139746" w:history="1">
         <w:r>
           <w:rPr>
             <w:rStyle w:val="Collegamentoipertestuale"/>
@@ -15948,7 +15948,7 @@
             <w:noProof/>
             <w:webHidden/>
           </w:rPr>
-          <w:instrText xml:space="preserve"> PAGEREF _Toc244138152 \h </w:instrText>
+          <w:instrText xml:space="preserve"> PAGEREF _Toc244139746 \h </w:instrText>
         </w:r>
         <w:r>
           <w:rPr>
@@ -15995,7 +15995,7 @@
           <w14:ligatures w14:val="standardContextual"/>
         </w:rPr>
       </w:pPr>
-      <w:hyperlink w:anchor="_Toc244138153" w:history="1">
+      <w:hyperlink w:anchor="_Toc244139747" w:history="1">
         <w:r>
           <w:rPr>
             <w:rStyle w:val="Collegamentoipertestuale"/>
@@ -16040,7 +16040,7 @@
             <w:noProof/>
             <w:webHidden/>
           </w:rPr>
-          <w:instrText xml:space="preserve"> PAGEREF _Toc244138153 \h </w:instrText>
+          <w:instrText xml:space="preserve"> PAGEREF _Toc244139747 \h </w:instrText>
         </w:r>
         <w:r>
           <w:rPr>
@@ -16087,7 +16087,7 @@
           <w14:ligatures w14:val="standardContextual"/>
         </w:rPr>
       </w:pPr>
-      <w:hyperlink w:anchor="_Toc244138154" w:history="1">
+      <w:hyperlink w:anchor="_Toc244139748" w:history="1">
         <w:r>
           <w:rPr>
             <w:rStyle w:val="Collegamentoipertestuale"/>
@@ -16132,7 +16132,7 @@
             <w:noProof/>
             <w:webHidden/>
           </w:rPr>
-          <w:instrText xml:space="preserve"> PAGEREF _Toc244138154 \h </w:instrText>
+          <w:instrText xml:space="preserve"> PAGEREF _Toc244139748 \h </w:instrText>
         </w:r>
         <w:r>
           <w:rPr>
@@ -16179,7 +16179,7 @@
           <w14:ligatures w14:val="standardContextual"/>
         </w:rPr>
       </w:pPr>
-      <w:hyperlink w:anchor="_Toc244138155" w:history="1">
+      <w:hyperlink w:anchor="_Toc244139749" w:history="1">
         <w:r>
           <w:rPr>
             <w:rStyle w:val="Collegamentoipertestuale"/>
@@ -16224,7 +16224,7 @@
             <w:noProof/>
             <w:webHidden/>
           </w:rPr>
-          <w:instrText xml:space="preserve"> PAGEREF _Toc244138155 \h </w:instrText>
+          <w:instrText xml:space="preserve"> PAGEREF _Toc244139749 \h </w:instrText>
         </w:r>
         <w:r>
           <w:rPr>
@@ -16271,7 +16271,7 @@
           <w14:ligatures w14:val="standardContextual"/>
         </w:rPr>
       </w:pPr>
-      <w:hyperlink w:anchor="_Toc244138156" w:history="1">
+      <w:hyperlink w:anchor="_Toc244139750" w:history="1">
         <w:r>
           <w:rPr>
             <w:rStyle w:val="Collegamentoipertestuale"/>
@@ -16316,7 +16316,7 @@
             <w:noProof/>
             <w:webHidden/>
           </w:rPr>
-          <w:instrText xml:space="preserve"> PAGEREF _Toc244138156 \h </w:instrText>
+          <w:instrText xml:space="preserve"> PAGEREF _Toc244139750 \h </w:instrText>
         </w:r>
         <w:r>
           <w:rPr>
@@ -16336,7 +16336,7 @@
             <w:noProof/>
             <w:webHidden/>
           </w:rPr>
-          <w:t>82</w:t>
+          <w:t>83</w:t>
         </w:r>
         <w:r>
           <w:rPr>
@@ -16362,7 +16362,7 @@
           <w14:ligatures w14:val="standardContextual"/>
         </w:rPr>
       </w:pPr>
-      <w:hyperlink w:anchor="_Toc244138157" w:history="1">
+      <w:hyperlink w:anchor="_Toc244139751" w:history="1">
         <w:r>
           <w:rPr>
             <w:rStyle w:val="Collegamentoipertestuale"/>
@@ -16410,7 +16410,7 @@
             <w:noProof/>
             <w:webHidden/>
           </w:rPr>
-          <w:instrText xml:space="preserve"> PAGEREF _Toc244138157 \h </w:instrText>
+          <w:instrText xml:space="preserve"> PAGEREF _Toc244139751 \h </w:instrText>
         </w:r>
         <w:r>
           <w:rPr>
@@ -16457,7 +16457,7 @@
           <w14:ligatures w14:val="standardContextual"/>
         </w:rPr>
       </w:pPr>
-      <w:hyperlink w:anchor="_Toc244138158" w:history="1">
+      <w:hyperlink w:anchor="_Toc244139752" w:history="1">
         <w:r>
           <w:rPr>
             <w:rStyle w:val="Collegamentoipertestuale"/>
@@ -16502,7 +16502,7 @@
             <w:noProof/>
             <w:webHidden/>
           </w:rPr>
-          <w:instrText xml:space="preserve"> PAGEREF _Toc244138158 \h </w:instrText>
+          <w:instrText xml:space="preserve"> PAGEREF _Toc244139752 \h </w:instrText>
         </w:r>
         <w:r>
           <w:rPr>
@@ -16549,7 +16549,7 @@
           <w14:ligatures w14:val="standardContextual"/>
         </w:rPr>
       </w:pPr>
-      <w:hyperlink w:anchor="_Toc244138159" w:history="1">
+      <w:hyperlink w:anchor="_Toc244139753" w:history="1">
         <w:r>
           <w:rPr>
             <w:rStyle w:val="Collegamentoipertestuale"/>
@@ -16594,7 +16594,7 @@
             <w:noProof/>
             <w:webHidden/>
           </w:rPr>
-          <w:instrText xml:space="preserve"> PAGEREF _Toc244138159 \h </w:instrText>
+          <w:instrText xml:space="preserve"> PAGEREF _Toc244139753 \h </w:instrText>
         </w:r>
         <w:r>
           <w:rPr>
@@ -16641,7 +16641,7 @@
           <w14:ligatures w14:val="standardContextual"/>
         </w:rPr>
       </w:pPr>
-      <w:hyperlink w:anchor="_Toc244138160" w:history="1">
+      <w:hyperlink w:anchor="_Toc244139754" w:history="1">
         <w:r>
           <w:rPr>
             <w:rStyle w:val="Collegamentoipertestuale"/>
@@ -16686,7 +16686,7 @@
             <w:noProof/>
             <w:webHidden/>
           </w:rPr>
-          <w:instrText xml:space="preserve"> PAGEREF _Toc244138160 \h </w:instrText>
+          <w:instrText xml:space="preserve"> PAGEREF _Toc244139754 \h </w:instrText>
         </w:r>
         <w:r>
           <w:rPr>
@@ -16733,7 +16733,7 @@
           <w14:ligatures w14:val="standardContextual"/>
         </w:rPr>
       </w:pPr>
-      <w:hyperlink w:anchor="_Toc244138161" w:history="1">
+      <w:hyperlink w:anchor="_Toc244139755" w:history="1">
         <w:r>
           <w:rPr>
             <w:rStyle w:val="Collegamentoipertestuale"/>
@@ -16778,7 +16778,7 @@
             <w:noProof/>
             <w:webHidden/>
           </w:rPr>
-          <w:instrText xml:space="preserve"> PAGEREF _Toc244138161 \h </w:instrText>
+          <w:instrText xml:space="preserve"> PAGEREF _Toc244139755 \h </w:instrText>
         </w:r>
         <w:r>
           <w:rPr>
@@ -16825,7 +16825,7 @@
           <w14:ligatures w14:val="standardContextual"/>
         </w:rPr>
       </w:pPr>
-      <w:hyperlink w:anchor="_Toc244138162" w:history="1">
+      <w:hyperlink w:anchor="_Toc244139756" w:history="1">
         <w:r>
           <w:rPr>
             <w:rStyle w:val="Collegamentoipertestuale"/>
@@ -16870,7 +16870,7 @@
             <w:noProof/>
             <w:webHidden/>
           </w:rPr>
-          <w:instrText xml:space="preserve"> PAGEREF _Toc244138162 \h </w:instrText>
+          <w:instrText xml:space="preserve"> PAGEREF _Toc244139756 \h </w:instrText>
         </w:r>
         <w:r>
           <w:rPr>
@@ -16917,7 +16917,7 @@
           <w14:ligatures w14:val="standardContextual"/>
         </w:rPr>
       </w:pPr>
-      <w:hyperlink w:anchor="_Toc244138163" w:history="1">
+      <w:hyperlink w:anchor="_Toc244139757" w:history="1">
         <w:r>
           <w:rPr>
             <w:rStyle w:val="Collegamentoipertestuale"/>
@@ -16962,7 +16962,7 @@
             <w:noProof/>
             <w:webHidden/>
           </w:rPr>
-          <w:instrText xml:space="preserve"> PAGEREF _Toc244138163 \h </w:instrText>
+          <w:instrText xml:space="preserve"> PAGEREF _Toc244139757 \h </w:instrText>
         </w:r>
         <w:r>
           <w:rPr>
@@ -17009,7 +17009,7 @@
           <w14:ligatures w14:val="standardContextual"/>
         </w:rPr>
       </w:pPr>
-      <w:hyperlink w:anchor="_Toc244138164" w:history="1">
+      <w:hyperlink w:anchor="_Toc244139758" w:history="1">
         <w:r>
           <w:rPr>
             <w:rStyle w:val="Collegamentoipertestuale"/>
@@ -17054,7 +17054,7 @@
             <w:noProof/>
             <w:webHidden/>
           </w:rPr>
-          <w:instrText xml:space="preserve"> PAGEREF _Toc244138164 \h </w:instrText>
+          <w:instrText xml:space="preserve"> PAGEREF _Toc244139758 \h </w:instrText>
         </w:r>
         <w:r>
           <w:rPr>
@@ -17101,7 +17101,7 @@
           <w14:ligatures w14:val="standardContextual"/>
         </w:rPr>
       </w:pPr>
-      <w:hyperlink w:anchor="_Toc244138165" w:history="1">
+      <w:hyperlink w:anchor="_Toc244139759" w:history="1">
         <w:r>
           <w:rPr>
             <w:rStyle w:val="Collegamentoipertestuale"/>
@@ -17146,7 +17146,7 @@
             <w:noProof/>
             <w:webHidden/>
           </w:rPr>
-          <w:instrText xml:space="preserve"> PAGEREF _Toc244138165 \h </w:instrText>
+          <w:instrText xml:space="preserve"> PAGEREF _Toc244139759 \h </w:instrText>
         </w:r>
         <w:r>
           <w:rPr>
@@ -17193,7 +17193,7 @@
           <w14:ligatures w14:val="standardContextual"/>
         </w:rPr>
       </w:pPr>
-      <w:hyperlink w:anchor="_Toc244138166" w:history="1">
+      <w:hyperlink w:anchor="_Toc244139760" w:history="1">
         <w:r>
           <w:rPr>
             <w:rStyle w:val="Collegamentoipertestuale"/>
@@ -17238,7 +17238,7 @@
             <w:noProof/>
             <w:webHidden/>
           </w:rPr>
-          <w:instrText xml:space="preserve"> PAGEREF _Toc244138166 \h </w:instrText>
+          <w:instrText xml:space="preserve"> PAGEREF _Toc244139760 \h </w:instrText>
         </w:r>
         <w:r>
           <w:rPr>
@@ -17285,7 +17285,7 @@
           <w14:ligatures w14:val="standardContextual"/>
         </w:rPr>
       </w:pPr>
-      <w:hyperlink w:anchor="_Toc244138167" w:history="1">
+      <w:hyperlink w:anchor="_Toc244139761" w:history="1">
         <w:r>
           <w:rPr>
             <w:rStyle w:val="Collegamentoipertestuale"/>
@@ -17330,7 +17330,7 @@
             <w:noProof/>
             <w:webHidden/>
           </w:rPr>
-          <w:instrText xml:space="preserve"> PAGEREF _Toc244138167 \h </w:instrText>
+          <w:instrText xml:space="preserve"> PAGEREF _Toc244139761 \h </w:instrText>
         </w:r>
         <w:r>
           <w:rPr>
@@ -17376,7 +17376,7 @@
           <w14:ligatures w14:val="standardContextual"/>
         </w:rPr>
       </w:pPr>
-      <w:hyperlink w:anchor="_Toc244138168" w:history="1">
+      <w:hyperlink w:anchor="_Toc244139762" w:history="1">
         <w:r>
           <w:rPr>
             <w:rStyle w:val="Collegamentoipertestuale"/>
@@ -17424,7 +17424,7 @@
             <w:noProof/>
             <w:webHidden/>
           </w:rPr>
-          <w:instrText xml:space="preserve"> PAGEREF _Toc244138168 \h </w:instrText>
+          <w:instrText xml:space="preserve"> PAGEREF _Toc244139762 \h </w:instrText>
         </w:r>
         <w:r>
           <w:rPr>
@@ -17471,7 +17471,7 @@
           <w14:ligatures w14:val="standardContextual"/>
         </w:rPr>
       </w:pPr>
-      <w:hyperlink w:anchor="_Toc244138169" w:history="1">
+      <w:hyperlink w:anchor="_Toc244139763" w:history="1">
         <w:r>
           <w:rPr>
             <w:rStyle w:val="Collegamentoipertestuale"/>
@@ -17516,7 +17516,7 @@
             <w:noProof/>
             <w:webHidden/>
           </w:rPr>
-          <w:instrText xml:space="preserve"> PAGEREF _Toc244138169 \h </w:instrText>
+          <w:instrText xml:space="preserve"> PAGEREF _Toc244139763 \h </w:instrText>
         </w:r>
         <w:r>
           <w:rPr>
@@ -17563,7 +17563,7 @@
           <w14:ligatures w14:val="standardContextual"/>
         </w:rPr>
       </w:pPr>
-      <w:hyperlink w:anchor="_Toc244138170" w:history="1">
+      <w:hyperlink w:anchor="_Toc244139764" w:history="1">
         <w:r>
           <w:rPr>
             <w:rStyle w:val="Collegamentoipertestuale"/>
@@ -17608,7 +17608,7 @@
             <w:noProof/>
             <w:webHidden/>
           </w:rPr>
-          <w:instrText xml:space="preserve"> PAGEREF _Toc244138170 \h </w:instrText>
+          <w:instrText xml:space="preserve"> PAGEREF _Toc244139764 \h </w:instrText>
         </w:r>
         <w:r>
           <w:rPr>
@@ -17655,7 +17655,7 @@
           <w14:ligatures w14:val="standardContextual"/>
         </w:rPr>
       </w:pPr>
-      <w:hyperlink w:anchor="_Toc244138171" w:history="1">
+      <w:hyperlink w:anchor="_Toc244139765" w:history="1">
         <w:r>
           <w:rPr>
             <w:rStyle w:val="Collegamentoipertestuale"/>
@@ -17700,7 +17700,7 @@
             <w:noProof/>
             <w:webHidden/>
           </w:rPr>
-          <w:instrText xml:space="preserve"> PAGEREF _Toc244138171 \h </w:instrText>
+          <w:instrText xml:space="preserve"> PAGEREF _Toc244139765 \h </w:instrText>
         </w:r>
         <w:r>
           <w:rPr>
@@ -17746,7 +17746,7 @@
           <w14:ligatures w14:val="standardContextual"/>
         </w:rPr>
       </w:pPr>
-      <w:hyperlink w:anchor="_Toc244138172" w:history="1">
+      <w:hyperlink w:anchor="_Toc244139766" w:history="1">
         <w:r>
           <w:rPr>
             <w:rStyle w:val="Collegamentoipertestuale"/>
@@ -17794,7 +17794,7 @@
             <w:noProof/>
             <w:webHidden/>
           </w:rPr>
-          <w:instrText xml:space="preserve"> PAGEREF _Toc244138172 \h </w:instrText>
+          <w:instrText xml:space="preserve"> PAGEREF _Toc244139766 \h </w:instrText>
         </w:r>
         <w:r>
           <w:rPr>
@@ -17841,7 +17841,7 @@
           <w14:ligatures w14:val="standardContextual"/>
         </w:rPr>
       </w:pPr>
-      <w:hyperlink w:anchor="_Toc244138173" w:history="1">
+      <w:hyperlink w:anchor="_Toc244139767" w:history="1">
         <w:r>
           <w:rPr>
             <w:rStyle w:val="Collegamentoipertestuale"/>
@@ -17886,7 +17886,7 @@
             <w:noProof/>
             <w:webHidden/>
           </w:rPr>
-          <w:instrText xml:space="preserve"> PAGEREF _Toc244138173 \h </w:instrText>
+          <w:instrText xml:space="preserve"> PAGEREF _Toc244139767 \h </w:instrText>
         </w:r>
         <w:r>
           <w:rPr>
@@ -17933,7 +17933,7 @@
           <w14:ligatures w14:val="standardContextual"/>
         </w:rPr>
       </w:pPr>
-      <w:hyperlink w:anchor="_Toc244138174" w:history="1">
+      <w:hyperlink w:anchor="_Toc244139768" w:history="1">
         <w:r>
           <w:rPr>
             <w:rStyle w:val="Collegamentoipertestuale"/>
@@ -17978,7 +17978,7 @@
             <w:noProof/>
             <w:webHidden/>
           </w:rPr>
-          <w:instrText xml:space="preserve"> PAGEREF _Toc244138174 \h </w:instrText>
+          <w:instrText xml:space="preserve"> PAGEREF _Toc244139768 \h </w:instrText>
         </w:r>
         <w:r>
           <w:rPr>
@@ -18024,7 +18024,7 @@
           <w14:ligatures w14:val="standardContextual"/>
         </w:rPr>
       </w:pPr>
-      <w:hyperlink w:anchor="_Toc244138175" w:history="1">
+      <w:hyperlink w:anchor="_Toc244139769" w:history="1">
         <w:r>
           <w:rPr>
             <w:rStyle w:val="Collegamentoipertestuale"/>
@@ -18072,7 +18072,7 @@
             <w:noProof/>
             <w:webHidden/>
           </w:rPr>
-          <w:instrText xml:space="preserve"> PAGEREF _Toc244138175 \h </w:instrText>
+          <w:instrText xml:space="preserve"> PAGEREF _Toc244139769 \h </w:instrText>
         </w:r>
         <w:r>
           <w:rPr>
@@ -18119,7 +18119,7 @@
           <w14:ligatures w14:val="standardContextual"/>
         </w:rPr>
       </w:pPr>
-      <w:hyperlink w:anchor="_Toc244138176" w:history="1">
+      <w:hyperlink w:anchor="_Toc244139770" w:history="1">
         <w:r>
           <w:rPr>
             <w:rStyle w:val="Collegamentoipertestuale"/>
@@ -18164,7 +18164,7 @@
             <w:noProof/>
             <w:webHidden/>
           </w:rPr>
-          <w:instrText xml:space="preserve"> PAGEREF _Toc244138176 \h </w:instrText>
+          <w:instrText xml:space="preserve"> PAGEREF _Toc244139770 \h </w:instrText>
         </w:r>
         <w:r>
           <w:rPr>
@@ -18211,7 +18211,7 @@
           <w14:ligatures w14:val="standardContextual"/>
         </w:rPr>
       </w:pPr>
-      <w:hyperlink w:anchor="_Toc244138177" w:history="1">
+      <w:hyperlink w:anchor="_Toc244139771" w:history="1">
         <w:r>
           <w:rPr>
             <w:rStyle w:val="Collegamentoipertestuale"/>
@@ -18256,7 +18256,7 @@
             <w:noProof/>
             <w:webHidden/>
           </w:rPr>
-          <w:instrText xml:space="preserve"> PAGEREF _Toc244138177 \h </w:instrText>
+          <w:instrText xml:space="preserve"> PAGEREF _Toc244139771 \h </w:instrText>
         </w:r>
         <w:r>
           <w:rPr>
@@ -18303,7 +18303,7 @@
           <w14:ligatures w14:val="standardContextual"/>
         </w:rPr>
       </w:pPr>
-      <w:hyperlink w:anchor="_Toc244138178" w:history="1">
+      <w:hyperlink w:anchor="_Toc244139772" w:history="1">
         <w:r>
           <w:rPr>
             <w:rStyle w:val="Collegamentoipertestuale"/>
@@ -18348,7 +18348,7 @@
             <w:noProof/>
             <w:webHidden/>
           </w:rPr>
-          <w:instrText xml:space="preserve"> PAGEREF _Toc244138178 \h </w:instrText>
+          <w:instrText xml:space="preserve"> PAGEREF _Toc244139772 \h </w:instrText>
         </w:r>
         <w:r>
           <w:rPr>
@@ -18395,7 +18395,7 @@
           <w14:ligatures w14:val="standardContextual"/>
         </w:rPr>
       </w:pPr>
-      <w:hyperlink w:anchor="_Toc244138179" w:history="1">
+      <w:hyperlink w:anchor="_Toc244139773" w:history="1">
         <w:r>
           <w:rPr>
             <w:rStyle w:val="Collegamentoipertestuale"/>
@@ -18440,7 +18440,7 @@
             <w:noProof/>
             <w:webHidden/>
           </w:rPr>
-          <w:instrText xml:space="preserve"> PAGEREF _Toc244138179 \h </w:instrText>
+          <w:instrText xml:space="preserve"> PAGEREF _Toc244139773 \h </w:instrText>
         </w:r>
         <w:r>
           <w:rPr>
@@ -18487,7 +18487,7 @@
           <w14:ligatures w14:val="standardContextual"/>
         </w:rPr>
       </w:pPr>
-      <w:hyperlink w:anchor="_Toc244138180" w:history="1">
+      <w:hyperlink w:anchor="_Toc244139774" w:history="1">
         <w:r>
           <w:rPr>
             <w:rStyle w:val="Collegamentoipertestuale"/>
@@ -18532,7 +18532,7 @@
             <w:noProof/>
             <w:webHidden/>
           </w:rPr>
-          <w:instrText xml:space="preserve"> PAGEREF _Toc244138180 \h </w:instrText>
+          <w:instrText xml:space="preserve"> PAGEREF _Toc244139774 \h </w:instrText>
         </w:r>
         <w:r>
           <w:rPr>
@@ -18579,7 +18579,7 @@
           <w14:ligatures w14:val="standardContextual"/>
         </w:rPr>
       </w:pPr>
-      <w:hyperlink w:anchor="_Toc244138181" w:history="1">
+      <w:hyperlink w:anchor="_Toc244139775" w:history="1">
         <w:r>
           <w:rPr>
             <w:rStyle w:val="Collegamentoipertestuale"/>
@@ -18624,7 +18624,7 @@
             <w:noProof/>
             <w:webHidden/>
           </w:rPr>
-          <w:instrText xml:space="preserve"> PAGEREF _Toc244138181 \h </w:instrText>
+          <w:instrText xml:space="preserve"> PAGEREF _Toc244139775 \h </w:instrText>
         </w:r>
         <w:r>
           <w:rPr>
@@ -18671,7 +18671,7 @@
           <w14:ligatures w14:val="standardContextual"/>
         </w:rPr>
       </w:pPr>
-      <w:hyperlink w:anchor="_Toc244138182" w:history="1">
+      <w:hyperlink w:anchor="_Toc244139776" w:history="1">
         <w:r>
           <w:rPr>
             <w:rStyle w:val="Collegamentoipertestuale"/>
@@ -18716,7 +18716,7 @@
             <w:noProof/>
             <w:webHidden/>
           </w:rPr>
-          <w:instrText xml:space="preserve"> PAGEREF _Toc244138182 \h </w:instrText>
+          <w:instrText xml:space="preserve"> PAGEREF _Toc244139776 \h </w:instrText>
         </w:r>
         <w:r>
           <w:rPr>
@@ -18763,7 +18763,7 @@
           <w14:ligatures w14:val="standardContextual"/>
         </w:rPr>
       </w:pPr>
-      <w:hyperlink w:anchor="_Toc244138183" w:history="1">
+      <w:hyperlink w:anchor="_Toc244139777" w:history="1">
         <w:r>
           <w:rPr>
             <w:rStyle w:val="Collegamentoipertestuale"/>
@@ -18808,7 +18808,7 @@
             <w:noProof/>
             <w:webHidden/>
           </w:rPr>
-          <w:instrText xml:space="preserve"> PAGEREF _Toc244138183 \h </w:instrText>
+          <w:instrText xml:space="preserve"> PAGEREF _Toc244139777 \h </w:instrText>
         </w:r>
         <w:r>
           <w:rPr>
@@ -18855,7 +18855,7 @@
           <w14:ligatures w14:val="standardContextual"/>
         </w:rPr>
       </w:pPr>
-      <w:hyperlink w:anchor="_Toc244138184" w:history="1">
+      <w:hyperlink w:anchor="_Toc244139778" w:history="1">
         <w:r>
           <w:rPr>
             <w:rStyle w:val="Collegamentoipertestuale"/>
@@ -18900,7 +18900,7 @@
             <w:noProof/>
             <w:webHidden/>
           </w:rPr>
-          <w:instrText xml:space="preserve"> PAGEREF _Toc244138184 \h </w:instrText>
+          <w:instrText xml:space="preserve"> PAGEREF _Toc244139778 \h </w:instrText>
         </w:r>
         <w:r>
           <w:rPr>
@@ -18947,7 +18947,7 @@
           <w14:ligatures w14:val="standardContextual"/>
         </w:rPr>
       </w:pPr>
-      <w:hyperlink w:anchor="_Toc244138185" w:history="1">
+      <w:hyperlink w:anchor="_Toc244139779" w:history="1">
         <w:r>
           <w:rPr>
             <w:rStyle w:val="Collegamentoipertestuale"/>
@@ -18992,7 +18992,7 @@
             <w:noProof/>
             <w:webHidden/>
           </w:rPr>
-          <w:instrText xml:space="preserve"> PAGEREF _Toc244138185 \h </w:instrText>
+          <w:instrText xml:space="preserve"> PAGEREF _Toc244139779 \h </w:instrText>
         </w:r>
         <w:r>
           <w:rPr>
@@ -19039,7 +19039,7 @@
           <w14:ligatures w14:val="standardContextual"/>
         </w:rPr>
       </w:pPr>
-      <w:hyperlink w:anchor="_Toc244138186" w:history="1">
+      <w:hyperlink w:anchor="_Toc244139780" w:history="1">
         <w:r>
           <w:rPr>
             <w:rStyle w:val="Collegamentoipertestuale"/>
@@ -19084,7 +19084,7 @@
             <w:noProof/>
             <w:webHidden/>
           </w:rPr>
-          <w:instrText xml:space="preserve"> PAGEREF _Toc244138186 \h </w:instrText>
+          <w:instrText xml:space="preserve"> PAGEREF _Toc244139780 \h </w:instrText>
         </w:r>
         <w:r>
           <w:rPr>
@@ -19131,7 +19131,7 @@
           <w14:ligatures w14:val="standardContextual"/>
         </w:rPr>
       </w:pPr>
-      <w:hyperlink w:anchor="_Toc244138187" w:history="1">
+      <w:hyperlink w:anchor="_Toc244139781" w:history="1">
         <w:r>
           <w:rPr>
             <w:rStyle w:val="Collegamentoipertestuale"/>
@@ -19176,7 +19176,7 @@
             <w:noProof/>
             <w:webHidden/>
           </w:rPr>
-          <w:instrText xml:space="preserve"> PAGEREF _Toc244138187 \h </w:instrText>
+          <w:instrText xml:space="preserve"> PAGEREF _Toc244139781 \h </w:instrText>
         </w:r>
         <w:r>
           <w:rPr>
@@ -19257,7 +19257,7 @@
         <w:keepNext/>
         <w:spacing w:after="140"/>
       </w:pPr>
-      <w:bookmarkStart w:id="2" w:name="_Toc244138005"/>
+      <w:bookmarkStart w:id="2" w:name="_Toc244139599"/>
       <w:r>
         <w:t>Spettri NTC e isolamento sismico</w:t>
       </w:r>
@@ -19277,7 +19277,7 @@
         <w:keepNext/>
         <w:spacing w:after="140"/>
       </w:pPr>
-      <w:bookmarkStart w:id="3" w:name="_Toc244138006"/>
+      <w:bookmarkStart w:id="3" w:name="_Toc244139600"/>
       <w:r>
         <w:t>Sito e spettri</w:t>
       </w:r>
@@ -19635,7 +19635,7 @@
         <w:keepNext/>
         <w:spacing w:after="140"/>
       </w:pPr>
-      <w:bookmarkStart w:id="4" w:name="_Toc244138007"/>
+      <w:bookmarkStart w:id="4" w:name="_Toc244139601"/>
       <w:r>
         <w:t>Isolatori e modello equivalente</w:t>
       </w:r>
@@ -19693,7 +19693,7 @@
         <w:keepNext/>
         <w:spacing w:after="140"/>
       </w:pPr>
-      <w:bookmarkStart w:id="5" w:name="_Toc244138008"/>
+      <w:bookmarkStart w:id="5" w:name="_Toc244139602"/>
       <w:r>
         <w:t>Pendolo e parametri assegnati</w:t>
       </w:r>
@@ -19734,7 +19734,7 @@
         <w:keepNext/>
         <w:spacing w:after="140"/>
       </w:pPr>
-      <w:bookmarkStart w:id="6" w:name="_Toc244138009"/>
+      <w:bookmarkStart w:id="6" w:name="_Toc244139603"/>
       <w:r>
         <w:t>Salvataggio e report</w:t>
       </w:r>
@@ -19762,7 +19762,7 @@
         <w:keepNext/>
         <w:spacing w:after="140"/>
       </w:pPr>
-      <w:bookmarkStart w:id="7" w:name="_Toc244138010"/>
+      <w:bookmarkStart w:id="7" w:name="_Toc244139604"/>
       <w:r>
         <w:t>Stratigrafia del terreno</w:t>
       </w:r>
@@ -19862,7 +19862,7 @@
         <w:keepNext/>
         <w:spacing w:after="140"/>
       </w:pPr>
-      <w:bookmarkStart w:id="8" w:name="_Toc244138011"/>
+      <w:bookmarkStart w:id="8" w:name="_Toc244139605"/>
       <w:r>
         <w:t>Famiglie di terreno e retini</w:t>
       </w:r>
@@ -19901,7 +19901,7 @@
         <w:keepNext/>
         <w:spacing w:after="140"/>
       </w:pPr>
-      <w:bookmarkStart w:id="9" w:name="_Toc244138012"/>
+      <w:bookmarkStart w:id="9" w:name="_Toc244139606"/>
       <w:r>
         <w:t>Valori medi e minimi</w:t>
       </w:r>
@@ -19932,7 +19932,7 @@
         <w:keepNext/>
         <w:spacing w:after="140"/>
       </w:pPr>
-      <w:bookmarkStart w:id="10" w:name="_Toc244138013"/>
+      <w:bookmarkStart w:id="10" w:name="_Toc244139607"/>
       <w:r>
         <w:lastRenderedPageBreak/>
         <w:t>Scambio del terreno fra fogli ANTHEA</w:t>
@@ -19983,7 +19983,7 @@
         <w:keepNext/>
         <w:spacing w:after="140"/>
       </w:pPr>
-      <w:bookmarkStart w:id="11" w:name="_Toc244138014"/>
+      <w:bookmarkStart w:id="11" w:name="_Toc244139608"/>
       <w:r>
         <w:t>Importazione assistita della relazione</w:t>
       </w:r>
@@ -20042,7 +20042,7 @@
         <w:keepNext/>
         <w:spacing w:after="140"/>
       </w:pPr>
-      <w:bookmarkStart w:id="12" w:name="_Toc244138015"/>
+      <w:bookmarkStart w:id="12" w:name="_Toc244139609"/>
       <w:r>
         <w:t>Avvio e scelta del modulo</w:t>
       </w:r>
@@ -20054,7 +20054,7 @@
         <w:keepNext/>
         <w:spacing w:after="140"/>
       </w:pPr>
-      <w:bookmarkStart w:id="13" w:name="_Toc244138016"/>
+      <w:bookmarkStart w:id="13" w:name="_Toc244139610"/>
       <w:r>
         <w:t>Avviare la versione aggiornata</w:t>
       </w:r>
@@ -20105,7 +20105,7 @@
         <w:keepNext/>
         <w:spacing w:after="140"/>
       </w:pPr>
-      <w:bookmarkStart w:id="14" w:name="_Toc244138017"/>
+      <w:bookmarkStart w:id="14" w:name="_Toc244139611"/>
       <w:r>
         <w:t>Scegliere l’aspetto</w:t>
       </w:r>
@@ -20144,7 +20144,7 @@
         <w:keepNext/>
         <w:spacing w:after="140"/>
       </w:pPr>
-      <w:bookmarkStart w:id="15" w:name="_Toc244138018"/>
+      <w:bookmarkStart w:id="15" w:name="_Toc244139612"/>
       <w:r>
         <w:t>Scegliere il foglio adatto</w:t>
       </w:r>
@@ -21130,7 +21130,7 @@
         <w:keepNext/>
         <w:spacing w:after="140"/>
       </w:pPr>
-      <w:bookmarkStart w:id="16" w:name="_Toc244138019"/>
+      <w:bookmarkStart w:id="16" w:name="_Toc244139613"/>
       <w:r>
         <w:t>Esempi organizzati per modulo</w:t>
       </w:r>
@@ -21238,7 +21238,7 @@
         <w:keepNext/>
         <w:spacing w:after="140"/>
       </w:pPr>
-      <w:bookmarkStart w:id="17" w:name="_Toc244138020"/>
+      <w:bookmarkStart w:id="17" w:name="_Toc244139614"/>
       <w:r>
         <w:t>Leggere e compilare i campi</w:t>
       </w:r>
@@ -21285,7 +21285,7 @@
         <w:keepNext/>
         <w:spacing w:after="140"/>
       </w:pPr>
-      <w:bookmarkStart w:id="18" w:name="_Toc244138021"/>
+      <w:bookmarkStart w:id="18" w:name="_Toc244139615"/>
       <w:r>
         <w:lastRenderedPageBreak/>
         <w:t>Progetti e gestione del lavoro</w:t>
@@ -21298,7 +21298,7 @@
         <w:keepNext/>
         <w:spacing w:after="140"/>
       </w:pPr>
-      <w:bookmarkStart w:id="19" w:name="_Toc244138022"/>
+      <w:bookmarkStart w:id="19" w:name="_Toc244139616"/>
       <w:r>
         <w:t>Costruire una struttura leggibile</w:t>
       </w:r>
@@ -21337,7 +21337,7 @@
         <w:keepNext/>
         <w:spacing w:after="140"/>
       </w:pPr>
-      <w:bookmarkStart w:id="20" w:name="_Toc244138023"/>
+      <w:bookmarkStart w:id="20" w:name="_Toc244139617"/>
       <w:r>
         <w:t>Comprendere i dati comuni</w:t>
       </w:r>
@@ -21388,7 +21388,7 @@
         <w:keepNext/>
         <w:spacing w:after="140"/>
       </w:pPr>
-      <w:bookmarkStart w:id="21" w:name="_Toc244138024"/>
+      <w:bookmarkStart w:id="21" w:name="_Toc244139618"/>
       <w:r>
         <w:t>Spostare duplicare e annullare</w:t>
       </w:r>
@@ -21427,7 +21427,7 @@
         <w:keepNext/>
         <w:spacing w:after="140"/>
       </w:pPr>
-      <w:bookmarkStart w:id="22" w:name="_Toc244138025"/>
+      <w:bookmarkStart w:id="22" w:name="_Toc244139619"/>
       <w:r>
         <w:t>Usare le revisioni</w:t>
       </w:r>
@@ -21470,7 +21470,7 @@
         <w:keepNext/>
         <w:spacing w:after="140"/>
       </w:pPr>
-      <w:bookmarkStart w:id="23" w:name="_Toc244138026"/>
+      <w:bookmarkStart w:id="23" w:name="_Toc244139620"/>
       <w:r>
         <w:t>Report del ramo e compatibilità degli archivi</w:t>
       </w:r>
@@ -21509,7 +21509,7 @@
         <w:keepNext/>
         <w:spacing w:after="140"/>
       </w:pPr>
-      <w:bookmarkStart w:id="24" w:name="_Toc244138027"/>
+      <w:bookmarkStart w:id="24" w:name="_Toc244139621"/>
       <w:r>
         <w:t>Controllo della condivisione</w:t>
       </w:r>
@@ -21537,7 +21537,7 @@
         <w:keepNext/>
         <w:spacing w:after="140"/>
       </w:pPr>
-      <w:bookmarkStart w:id="25" w:name="_Toc244138028"/>
+      <w:bookmarkStart w:id="25" w:name="_Toc244139622"/>
       <w:r>
         <w:t>Materiali e durabilità</w:t>
       </w:r>
@@ -21549,7 +21549,7 @@
         <w:keepNext/>
         <w:spacing w:after="140"/>
       </w:pPr>
-      <w:bookmarkStart w:id="26" w:name="_Toc244138029"/>
+      <w:bookmarkStart w:id="26" w:name="_Toc244139623"/>
       <w:r>
         <w:t>Preparare il calcestruzzo</w:t>
       </w:r>
@@ -21594,7 +21594,7 @@
         <w:keepNext/>
         <w:spacing w:after="140"/>
       </w:pPr>
-      <w:bookmarkStart w:id="27" w:name="_Toc244138030"/>
+      <w:bookmarkStart w:id="27" w:name="_Toc244139624"/>
       <w:r>
         <w:t>Preparare l'acciaio per armature</w:t>
       </w:r>
@@ -21630,7 +21630,7 @@
         <w:keepNext/>
         <w:spacing w:after="140"/>
       </w:pPr>
-      <w:bookmarkStart w:id="28" w:name="_Toc244138031"/>
+      <w:bookmarkStart w:id="28" w:name="_Toc244139625"/>
       <w:r>
         <w:t>Palo verticale</w:t>
       </w:r>
@@ -21642,7 +21642,7 @@
         <w:keepNext/>
         <w:spacing w:after="140"/>
       </w:pPr>
-      <w:bookmarkStart w:id="29" w:name="_Toc244138032"/>
+      <w:bookmarkStart w:id="29" w:name="_Toc244139626"/>
       <w:r>
         <w:t>Compilazione ordinata</w:t>
       </w:r>
@@ -21739,7 +21739,7 @@
         <w:keepNext/>
         <w:spacing w:after="140"/>
       </w:pPr>
-      <w:bookmarkStart w:id="30" w:name="_Toc244138033"/>
+      <w:bookmarkStart w:id="30" w:name="_Toc244139627"/>
       <w:r>
         <w:t>Coefficienti e gruppo di pali</w:t>
       </w:r>
@@ -21789,7 +21789,7 @@
         <w:keepNext/>
         <w:spacing w:after="140"/>
       </w:pPr>
-      <w:bookmarkStart w:id="31" w:name="_Toc244138034"/>
+      <w:bookmarkStart w:id="31" w:name="_Toc244139628"/>
       <w:r>
         <w:t>Leggere i risultati</w:t>
       </w:r>
@@ -21825,7 +21825,7 @@
         <w:keepNext/>
         <w:spacing w:after="140"/>
       </w:pPr>
-      <w:bookmarkStart w:id="32" w:name="_Toc244138035"/>
+      <w:bookmarkStart w:id="32" w:name="_Toc244139629"/>
       <w:r>
         <w:t>Esempio di controllo manuale</w:t>
       </w:r>
@@ -21916,7 +21916,7 @@
         <w:keepNext/>
         <w:spacing w:after="140"/>
       </w:pPr>
-      <w:bookmarkStart w:id="33" w:name="_Toc244138036"/>
+      <w:bookmarkStart w:id="33" w:name="_Toc244139630"/>
       <w:r>
         <w:t>Micropalo verticale</w:t>
       </w:r>
@@ -21928,7 +21928,7 @@
         <w:keepNext/>
         <w:spacing w:after="140"/>
       </w:pPr>
-      <w:bookmarkStart w:id="34" w:name="_Toc244138037"/>
+      <w:bookmarkStart w:id="34" w:name="_Toc244139631"/>
       <w:r>
         <w:t>Dati del bulbo e dell'iniezione</w:t>
       </w:r>
@@ -21986,7 +21986,7 @@
         <w:keepNext/>
         <w:spacing w:after="140"/>
       </w:pPr>
-      <w:bookmarkStart w:id="35" w:name="_Toc244138038"/>
+      <w:bookmarkStart w:id="35" w:name="_Toc244139632"/>
       <w:r>
         <w:t>Tubo e peso</w:t>
       </w:r>
@@ -22023,7 +22023,7 @@
         <w:keepNext/>
         <w:spacing w:after="140"/>
       </w:pPr>
-      <w:bookmarkStart w:id="36" w:name="_Toc244138039"/>
+      <w:bookmarkStart w:id="36" w:name="_Toc244139633"/>
       <w:r>
         <w:t>Pali e micropali caricati orizzontalmente</w:t>
       </w:r>
@@ -22035,7 +22035,7 @@
         <w:keepNext/>
         <w:spacing w:after="140"/>
       </w:pPr>
-      <w:bookmarkStart w:id="37" w:name="_Toc244138040"/>
+      <w:bookmarkStart w:id="37" w:name="_Toc244139634"/>
       <w:r>
         <w:t>Preparare un modello coerente</w:t>
       </w:r>
@@ -22106,7 +22106,7 @@
         <w:keepNext/>
         <w:spacing w:after="140"/>
       </w:pPr>
-      <w:bookmarkStart w:id="38" w:name="_Toc244138041"/>
+      <w:bookmarkStart w:id="38" w:name="_Toc244139635"/>
       <w:r>
         <w:t>Momento resistente del palo in calcestruzzo</w:t>
       </w:r>
@@ -22145,7 +22145,7 @@
         <w:keepNext/>
         <w:spacing w:after="140"/>
       </w:pPr>
-      <w:bookmarkStart w:id="39" w:name="_Toc244138042"/>
+      <w:bookmarkStart w:id="39" w:name="_Toc244139636"/>
       <w:r>
         <w:lastRenderedPageBreak/>
         <w:t>Sezione CHS del micropalo</w:t>
@@ -22174,7 +22174,7 @@
         <w:keepNext/>
         <w:spacing w:after="140"/>
       </w:pPr>
-      <w:bookmarkStart w:id="40" w:name="_Toc244138043"/>
+      <w:bookmarkStart w:id="40" w:name="_Toc244139637"/>
       <w:r>
         <w:t>Interpretare diagrammi e capacità</w:t>
       </w:r>
@@ -22213,7 +22213,7 @@
         <w:keepNext/>
         <w:spacing w:after="140"/>
       </w:pPr>
-      <w:bookmarkStart w:id="41" w:name="_Toc244138044"/>
+      <w:bookmarkStart w:id="41" w:name="_Toc244139638"/>
       <w:r>
         <w:t>Separare tubo e diametro geotecnico</w:t>
       </w:r>
@@ -22250,7 +22250,7 @@
         <w:keepNext/>
         <w:spacing w:after="140"/>
       </w:pPr>
-      <w:bookmarkStart w:id="42" w:name="_Toc244138045"/>
+      <w:bookmarkStart w:id="42" w:name="_Toc244139639"/>
       <w:r>
         <w:t>Sezione composta da ponte</w:t>
       </w:r>
@@ -22262,7 +22262,7 @@
         <w:keepNext/>
         <w:spacing w:after="140"/>
       </w:pPr>
-      <w:bookmarkStart w:id="43" w:name="_Toc244138046"/>
+      <w:bookmarkStart w:id="43" w:name="_Toc244139640"/>
       <w:r>
         <w:t>Definire la sezione locale</w:t>
       </w:r>
@@ -22309,7 +22309,7 @@
         <w:keepNext/>
         <w:spacing w:after="140"/>
       </w:pPr>
-      <w:bookmarkStart w:id="44" w:name="_Toc244138047"/>
+      <w:bookmarkStart w:id="44" w:name="_Toc244139641"/>
       <w:r>
         <w:t>Compilare la sezione con anima inclinata</w:t>
       </w:r>
@@ -22345,7 +22345,7 @@
           <w:noProof/>
         </w:rPr>
         <w:drawing>
-          <wp:inline distT="0" distB="0" distL="0" distR="0" wp14:anchorId="44254C03" wp14:editId="65E1E5A1">
+          <wp:inline distT="0" distB="0" distL="0" distR="0" wp14:anchorId="5B2EACC4" wp14:editId="28A6C29B">
             <wp:extent cx="6120000" cy="3677403"/>
             <wp:effectExtent l="0" t="0" r="0" b="0"/>
             <wp:docPr id="1" name="Picture 1" descr="H con anima inclinata e scostamento positivo di 300 mm"/>
@@ -22403,7 +22403,7 @@
         <w:keepNext/>
         <w:spacing w:after="140"/>
       </w:pPr>
-      <w:bookmarkStart w:id="45" w:name="_Toc244138048"/>
+      <w:bookmarkStart w:id="45" w:name="_Toc244139642"/>
       <w:r>
         <w:t>Compilare il cassoncino</w:t>
       </w:r>
@@ -22444,7 +22444,7 @@
           <w:noProof/>
         </w:rPr>
         <w:drawing>
-          <wp:inline distT="0" distB="0" distL="0" distR="0" wp14:anchorId="263349D3" wp14:editId="18A3F28E">
+          <wp:inline distT="0" distB="0" distL="0" distR="0" wp14:anchorId="20848143" wp14:editId="165FAFB9">
             <wp:extent cx="6120000" cy="3677403"/>
             <wp:effectExtent l="0" t="0" r="0" b="0"/>
             <wp:docPr id="2" name="Picture 2" descr="Cassoncino con due anime inclinate e due piattabande superiori"/>
@@ -22505,7 +22505,7 @@
         <w:keepNext/>
         <w:spacing w:after="140"/>
       </w:pPr>
-      <w:bookmarkStart w:id="46" w:name="_Toc244138049"/>
+      <w:bookmarkStart w:id="46" w:name="_Toc244139643"/>
       <w:r>
         <w:t>Leggere le proprietà e riconoscere i limiti</w:t>
       </w:r>
@@ -22989,7 +22989,7 @@
         <w:keepNext/>
         <w:spacing w:after="140"/>
       </w:pPr>
-      <w:bookmarkStart w:id="47" w:name="_Toc244138050"/>
+      <w:bookmarkStart w:id="47" w:name="_Toc244139644"/>
       <w:r>
         <w:lastRenderedPageBreak/>
         <w:t>Scegliere consapevolmente il metodo</w:t>
@@ -23366,7 +23366,7 @@
         <w:keepNext/>
         <w:spacing w:after="140"/>
       </w:pPr>
-      <w:bookmarkStart w:id="48" w:name="_Toc244138051"/>
+      <w:bookmarkStart w:id="48" w:name="_Toc244139645"/>
       <w:r>
         <w:t>Costruire le fasi</w:t>
       </w:r>
@@ -23423,7 +23423,7 @@
         <w:keepNext/>
         <w:spacing w:after="140"/>
       </w:pPr>
-      <w:bookmarkStart w:id="49" w:name="_Toc244138052"/>
+      <w:bookmarkStart w:id="49" w:name="_Toc244139646"/>
       <w:r>
         <w:t>Leggere efficacia tensioni e controlli locali</w:t>
       </w:r>
@@ -23511,7 +23511,7 @@
         <w:keepNext/>
         <w:spacing w:after="140"/>
       </w:pPr>
-      <w:bookmarkStart w:id="50" w:name="_Toc244138053"/>
+      <w:bookmarkStart w:id="50" w:name="_Toc244139647"/>
       <w:r>
         <w:t>Torsione distorsione e diaframmi del cassoncino</w:t>
       </w:r>
@@ -23593,7 +23593,7 @@
           <w:noProof/>
         </w:rPr>
         <w:drawing>
-          <wp:inline distT="0" distB="0" distL="0" distR="0" wp14:anchorId="649CEF53" wp14:editId="739636C4">
+          <wp:inline distT="0" distB="0" distL="0" distR="0" wp14:anchorId="6FE51183" wp14:editId="41DDCF77">
             <wp:extent cx="6120000" cy="3677403"/>
             <wp:effectExtent l="0" t="0" r="0" b="0"/>
             <wp:docPr id="3" name="Picture 3" descr="Riquadro delle verifiche a torsione del cassoncino"/>
@@ -23665,7 +23665,7 @@
         </w:rPr>
         <w:lastRenderedPageBreak/>
         <w:drawing>
-          <wp:inline distT="0" distB="0" distL="0" distR="0" wp14:anchorId="64BFE175" wp14:editId="303920D8">
+          <wp:inline distT="0" distB="0" distL="0" distR="0" wp14:anchorId="756CF240" wp14:editId="6F968246">
             <wp:extent cx="6120000" cy="3677403"/>
             <wp:effectExtent l="0" t="0" r="0" b="0"/>
             <wp:docPr id="4" name="Picture 4" descr="Flussi di torsione per fase nella scheda Verifiche"/>
@@ -23749,7 +23749,7 @@
         <w:keepNext/>
         <w:spacing w:after="140"/>
       </w:pPr>
-      <w:bookmarkStart w:id="51" w:name="_Toc244138054"/>
+      <w:bookmarkStart w:id="51" w:name="_Toc244139648"/>
       <w:r>
         <w:t>Curve di risposta</w:t>
       </w:r>
@@ -23804,7 +23804,7 @@
         <w:keepNext/>
         <w:spacing w:after="140"/>
       </w:pPr>
-      <w:bookmarkStart w:id="52" w:name="_Toc244138055"/>
+      <w:bookmarkStart w:id="52" w:name="_Toc244139649"/>
       <w:r>
         <w:t>Bridge Design</w:t>
       </w:r>
@@ -23832,7 +23832,7 @@
         <w:keepNext/>
         <w:spacing w:after="140"/>
       </w:pPr>
-      <w:bookmarkStart w:id="53" w:name="_Toc244138056"/>
+      <w:bookmarkStart w:id="53" w:name="_Toc244139650"/>
       <w:r>
         <w:t>Preparare i dati prima di aprire la ricerca</w:t>
       </w:r>
@@ -24513,7 +24513,7 @@
         <w:keepNext/>
         <w:spacing w:after="140"/>
       </w:pPr>
-      <w:bookmarkStart w:id="54" w:name="_Toc244138057"/>
+      <w:bookmarkStart w:id="54" w:name="_Toc244139651"/>
       <w:r>
         <w:t>Creare il progetto di riferimento</w:t>
       </w:r>
@@ -24613,7 +24613,7 @@
         <w:keepNext/>
         <w:spacing w:after="140"/>
       </w:pPr>
-      <w:bookmarkStart w:id="55" w:name="_Toc244138058"/>
+      <w:bookmarkStart w:id="55" w:name="_Toc244139652"/>
       <w:r>
         <w:t>Scegliere e cambiare prezzario</w:t>
       </w:r>
@@ -24703,7 +24703,7 @@
         <w:keepNext/>
         <w:spacing w:after="140"/>
       </w:pPr>
-      <w:bookmarkStart w:id="56" w:name="_Toc244138059"/>
+      <w:bookmarkStart w:id="56" w:name="_Toc244139653"/>
       <w:r>
         <w:t>Impostare il traffico del ponte</w:t>
       </w:r>
@@ -24740,7 +24740,7 @@
         <w:keepNext/>
         <w:spacing w:after="140"/>
       </w:pPr>
-      <w:bookmarkStart w:id="57" w:name="_Toc244138060"/>
+      <w:bookmarkStart w:id="57" w:name="_Toc244139654"/>
       <w:r>
         <w:t>Leggere sezioni spessori e lunghezze</w:t>
       </w:r>
@@ -24784,7 +24784,7 @@
         <w:keepNext/>
         <w:spacing w:after="140"/>
       </w:pPr>
-      <w:bookmarkStart w:id="58" w:name="_Toc244138061"/>
+      <w:bookmarkStart w:id="58" w:name="_Toc244139655"/>
       <w:r>
         <w:lastRenderedPageBreak/>
         <w:t>Scegliere obiettivo e costanti</w:t>
@@ -25474,7 +25474,7 @@
         <w:keepNext/>
         <w:spacing w:after="140"/>
       </w:pPr>
-      <w:bookmarkStart w:id="59" w:name="_Toc244138062"/>
+      <w:bookmarkStart w:id="59" w:name="_Toc244139656"/>
       <w:r>
         <w:t>Impostare range utili</w:t>
       </w:r>
@@ -25527,7 +25527,7 @@
         <w:keepNext/>
         <w:spacing w:after="140"/>
       </w:pPr>
-      <w:bookmarkStart w:id="60" w:name="_Toc244138063"/>
+      <w:bookmarkStart w:id="60" w:name="_Toc244139657"/>
       <w:r>
         <w:t>Avviare e leggere l’avanzamento</w:t>
       </w:r>
@@ -25563,7 +25563,7 @@
         <w:keepNext/>
         <w:spacing w:after="140"/>
       </w:pPr>
-      <w:bookmarkStart w:id="61" w:name="_Toc244138064"/>
+      <w:bookmarkStart w:id="61" w:name="_Toc244139658"/>
       <w:r>
         <w:t>Usare i grafici</w:t>
       </w:r>
@@ -25604,7 +25604,7 @@
           <w:noProof/>
         </w:rPr>
         <w:drawing>
-          <wp:inline distT="0" distB="0" distL="0" distR="0" wp14:anchorId="1AADC20F" wp14:editId="16FA66C9">
+          <wp:inline distT="0" distB="0" distL="0" distR="0" wp14:anchorId="7C10AF89" wp14:editId="272B2191">
             <wp:extent cx="6120000" cy="3519000"/>
             <wp:effectExtent l="0" t="0" r="0" b="0"/>
             <wp:docPr id="5" name="Picture 5" descr="Nuvola costo e CO₂ ricavata dai risultati riproducibili dell’esempio"/>
@@ -25667,7 +25667,7 @@
         </w:rPr>
         <w:lastRenderedPageBreak/>
         <w:drawing>
-          <wp:inline distT="0" distB="0" distL="0" distR="0" wp14:anchorId="1F45DC60" wp14:editId="562420EC">
+          <wp:inline distT="0" distB="0" distL="0" distR="0" wp14:anchorId="3CB388D3" wp14:editId="4E94D5A0">
             <wp:extent cx="6120000" cy="3519000"/>
             <wp:effectExtent l="0" t="0" r="0" b="0"/>
             <wp:docPr id="6" name="Picture 6" descr="Variazione di altezza e costo durante l’enumerazione dell’esempio"/>
@@ -25717,7 +25717,7 @@
         <w:keepNext/>
         <w:spacing w:after="140"/>
       </w:pPr>
-      <w:bookmarkStart w:id="62" w:name="_Toc244138065"/>
+      <w:bookmarkStart w:id="62" w:name="_Toc244139659"/>
       <w:r>
         <w:t>Esempio guidato da centoventi metri</w:t>
       </w:r>
@@ -26457,7 +26457,7 @@
           <w:noProof/>
         </w:rPr>
         <w:drawing>
-          <wp:inline distT="0" distB="0" distL="0" distR="0" wp14:anchorId="430FD39A" wp14:editId="51359AED">
+          <wp:inline distT="0" distB="0" distL="0" distR="0" wp14:anchorId="3ED44633" wp14:editId="7095DBA8">
             <wp:extent cx="6120000" cy="2601000"/>
             <wp:effectExtent l="0" t="0" r="0" b="0"/>
             <wp:docPr id="7" name="Picture 7" descr="Differenze di costo fra il riferimento e alcuni scenari dell’esempio"/>
@@ -26527,7 +26527,7 @@
         <w:keepNext/>
         <w:spacing w:after="140"/>
       </w:pPr>
-      <w:bookmarkStart w:id="63" w:name="_Toc244138066"/>
+      <w:bookmarkStart w:id="63" w:name="_Toc244139660"/>
       <w:r>
         <w:t>Selezionare applicare e conservare le alternative</w:t>
       </w:r>
@@ -26571,7 +26571,7 @@
         <w:keepNext/>
         <w:spacing w:after="140"/>
       </w:pPr>
-      <w:bookmarkStart w:id="64" w:name="_Toc244138067"/>
+      <w:bookmarkStart w:id="64" w:name="_Toc244139661"/>
       <w:r>
         <w:t>Prezzi geotecnica e scenari da confrontare</w:t>
       </w:r>
@@ -26608,7 +26608,7 @@
         <w:keepNext/>
         <w:spacing w:after="140"/>
       </w:pPr>
-      <w:bookmarkStart w:id="65" w:name="_Toc244138068"/>
+      <w:bookmarkStart w:id="65" w:name="_Toc244139662"/>
       <w:r>
         <w:t>Usare le famiglie speciali</w:t>
       </w:r>
@@ -26652,7 +26652,7 @@
         <w:keepNext/>
         <w:spacing w:after="140"/>
       </w:pPr>
-      <w:bookmarkStart w:id="66" w:name="_Toc244138069"/>
+      <w:bookmarkStart w:id="66" w:name="_Toc244139663"/>
       <w:r>
         <w:t>Risolvere i messaggi più comuni</w:t>
       </w:r>
@@ -27560,7 +27560,7 @@
         <w:keepNext/>
         <w:spacing w:after="140"/>
       </w:pPr>
-      <w:bookmarkStart w:id="67" w:name="_Toc244138070"/>
+      <w:bookmarkStart w:id="67" w:name="_Toc244139664"/>
       <w:r>
         <w:t>Esportare un confronto leggibile</w:t>
       </w:r>
@@ -27588,7 +27588,7 @@
         <w:keepNext/>
         <w:spacing w:after="140"/>
       </w:pPr>
-      <w:bookmarkStart w:id="68" w:name="_Toc244138071"/>
+      <w:bookmarkStart w:id="68" w:name="_Toc244139665"/>
       <w:r>
         <w:t>Quanto fidarsi dei risultati</w:t>
       </w:r>
@@ -27625,7 +27625,7 @@
         <w:keepNext/>
         <w:spacing w:after="140"/>
       </w:pPr>
-      <w:bookmarkStart w:id="69" w:name="_Toc244138072"/>
+      <w:bookmarkStart w:id="69" w:name="_Toc244139666"/>
       <w:r>
         <w:t>Salvataggio e report</w:t>
       </w:r>
@@ -27637,7 +27637,7 @@
         <w:keepNext/>
         <w:spacing w:after="140"/>
       </w:pPr>
-      <w:bookmarkStart w:id="70" w:name="_Toc244138073"/>
+      <w:bookmarkStart w:id="70" w:name="_Toc244139667"/>
       <w:r>
         <w:t>Conservare dati modificabili</w:t>
       </w:r>
@@ -27665,7 +27665,7 @@
         <w:keepNext/>
         <w:spacing w:after="140"/>
       </w:pPr>
-      <w:bookmarkStart w:id="71" w:name="_Toc244138074"/>
+      <w:bookmarkStart w:id="71" w:name="_Toc244139668"/>
       <w:r>
         <w:t>Report del singolo foglio e del progetto</w:t>
       </w:r>
@@ -27709,7 +27709,7 @@
         <w:keepNext/>
         <w:spacing w:after="140"/>
       </w:pPr>
-      <w:bookmarkStart w:id="72" w:name="_Toc244138075"/>
+      <w:bookmarkStart w:id="72" w:name="_Toc244139669"/>
       <w:r>
         <w:t>Ricalcolo e proposte da applicare</w:t>
       </w:r>
@@ -27757,7 +27757,7 @@
         <w:keepNext/>
         <w:spacing w:after="140"/>
       </w:pPr>
-      <w:bookmarkStart w:id="73" w:name="_Toc244138076"/>
+      <w:bookmarkStart w:id="73" w:name="_Toc244139670"/>
       <w:r>
         <w:t>Conservare dati e risultati insieme</w:t>
       </w:r>
@@ -27785,7 +27785,7 @@
         <w:keepNext/>
         <w:spacing w:after="140"/>
       </w:pPr>
-      <w:bookmarkStart w:id="74" w:name="_Toc244138077"/>
+      <w:bookmarkStart w:id="74" w:name="_Toc244139671"/>
       <w:r>
         <w:t>Percorso completo per un primo progetto</w:t>
       </w:r>
@@ -27869,7 +27869,7 @@
         <w:keepNext/>
         <w:spacing w:after="140"/>
       </w:pPr>
-      <w:bookmarkStart w:id="75" w:name="_Toc244138078"/>
+      <w:bookmarkStart w:id="75" w:name="_Toc244139672"/>
       <w:r>
         <w:t>Problemi frequenti e controlli finali</w:t>
       </w:r>
@@ -28455,7 +28455,7 @@
         <w:keepNext/>
         <w:spacing w:after="140"/>
       </w:pPr>
-      <w:bookmarkStart w:id="76" w:name="_Toc244138079"/>
+      <w:bookmarkStart w:id="76" w:name="_Toc244139673"/>
       <w:r>
         <w:t>Riferimenti per approfondire</w:t>
       </w:r>
@@ -28479,7 +28479,7 @@
         <w:keepNext/>
         <w:spacing w:after="140"/>
       </w:pPr>
-      <w:bookmarkStart w:id="77" w:name="_Toc244138080"/>
+      <w:bookmarkStart w:id="77" w:name="_Toc244139674"/>
       <w:r>
         <w:t>Muri di sostegno con stratigrafie di monte e valle</w:t>
       </w:r>
@@ -28579,7 +28579,7 @@
         <w:keepNext/>
         <w:spacing w:after="140"/>
       </w:pPr>
-      <w:bookmarkStart w:id="78" w:name="_Toc244138081"/>
+      <w:bookmarkStart w:id="78" w:name="_Toc244139675"/>
       <w:r>
         <w:t>Materiali e copriferro del muro</w:t>
       </w:r>
@@ -28654,7 +28654,7 @@
         <w:keepNext/>
         <w:spacing w:after="140"/>
       </w:pPr>
-      <w:bookmarkStart w:id="79" w:name="_Toc244138082"/>
+      <w:bookmarkStart w:id="79" w:name="_Toc244139676"/>
       <w:r>
         <w:t>Avviare la verifica globale</w:t>
       </w:r>
@@ -28702,7 +28702,7 @@
         <w:keepNext/>
         <w:spacing w:after="140"/>
       </w:pPr>
-      <w:bookmarkStart w:id="80" w:name="_Toc244138083"/>
+      <w:bookmarkStart w:id="80" w:name="_Toc244139677"/>
       <w:r>
         <w:t>Inserire spessori e proprietà dei terreni</w:t>
       </w:r>
@@ -29423,7 +29423,7 @@
         </w:rPr>
         <w:lastRenderedPageBreak/>
         <w:drawing>
-          <wp:inline distT="0" distB="0" distL="0" distR="0" wp14:anchorId="10856A17" wp14:editId="6943AEB9">
+          <wp:inline distT="0" distB="0" distL="0" distR="0" wp14:anchorId="4018A0A9" wp14:editId="0BD84B24">
             <wp:extent cx="6120000" cy="2570400"/>
             <wp:effectExtent l="0" t="0" r="0" b="0"/>
             <wp:docPr id="8" name="Picture 8" descr="Profilo dell’esempio stratificato con terreno sotto la fondazione e limiti di ricerca evidenziati in blu."/>
@@ -29481,7 +29481,7 @@
         <w:keepNext/>
         <w:spacing w:after="140"/>
       </w:pPr>
-      <w:bookmarkStart w:id="81" w:name="_Toc244138084"/>
+      <w:bookmarkStart w:id="81" w:name="_Toc244139678"/>
       <w:r>
         <w:t>Controllare rilievo falda sisma e ricerca</w:t>
       </w:r>
@@ -29526,7 +29526,7 @@
         <w:keepNext/>
         <w:spacing w:after="140"/>
       </w:pPr>
-      <w:bookmarkStart w:id="82" w:name="_Toc244138085"/>
+      <w:bookmarkStart w:id="82" w:name="_Toc244139679"/>
       <w:r>
         <w:t>Leggere il risultato e riprodurre l’esempio</w:t>
       </w:r>
@@ -29628,7 +29628,7 @@
         <w:keepNext/>
         <w:spacing w:after="140"/>
       </w:pPr>
-      <w:bookmarkStart w:id="83" w:name="_Toc244138086"/>
+      <w:bookmarkStart w:id="83" w:name="_Toc244139680"/>
       <w:r>
         <w:t>Esempio salvato e risultati ripercorribili</w:t>
       </w:r>
@@ -30084,7 +30084,7 @@
         </w:rPr>
         <w:lastRenderedPageBreak/>
         <w:drawing>
-          <wp:inline distT="0" distB="0" distL="0" distR="0" wp14:anchorId="6492DC27" wp14:editId="7114A20D">
+          <wp:inline distT="0" distB="0" distL="0" distR="0" wp14:anchorId="03C74C18" wp14:editId="0FBEE80C">
             <wp:extent cx="6120000" cy="2570400"/>
             <wp:effectExtent l="0" t="0" r="0" b="0"/>
             <wp:docPr id="9" name="Picture 9" descr="Superficie della seconda combinazione: il tasso supera 1 e il cerchio è rosso. L’esempio conserva l’esito sfavorevole per mostrare la lettura della verifica."/>
@@ -30151,7 +30151,7 @@
         <w:keepNext/>
         <w:spacing w:after="140"/>
       </w:pPr>
-      <w:bookmarkStart w:id="84" w:name="_Toc244138087"/>
+      <w:bookmarkStart w:id="84" w:name="_Toc244139681"/>
       <w:r>
         <w:t>Portanza, cedimenti e armature dei muri: procedura</w:t>
       </w:r>
@@ -30171,7 +30171,7 @@
         <w:keepNext/>
         <w:spacing w:after="140"/>
       </w:pPr>
-      <w:bookmarkStart w:id="85" w:name="_Toc244138088"/>
+      <w:bookmarkStart w:id="85" w:name="_Toc244139682"/>
       <w:r>
         <w:t>Scegliere il controllo</w:t>
       </w:r>
@@ -30680,7 +30680,7 @@
         <w:keepNext/>
         <w:spacing w:after="140"/>
       </w:pPr>
-      <w:bookmarkStart w:id="86" w:name="_Toc244138089"/>
+      <w:bookmarkStart w:id="86" w:name="_Toc244139683"/>
       <w:r>
         <w:t>Procedura e lettura</w:t>
       </w:r>
@@ -30716,7 +30716,7 @@
         <w:keepNext/>
         <w:spacing w:after="140"/>
       </w:pPr>
-      <w:bookmarkStart w:id="87" w:name="_Toc244138090"/>
+      <w:bookmarkStart w:id="87" w:name="_Toc244139684"/>
       <w:r>
         <w:t>Dati della portanza sismica</w:t>
       </w:r>
@@ -30789,7 +30789,7 @@
         <w:keepNext/>
         <w:spacing w:after="140"/>
       </w:pPr>
-      <w:bookmarkStart w:id="88" w:name="_Toc244138091"/>
+      <w:bookmarkStart w:id="88" w:name="_Toc244139685"/>
       <w:r>
         <w:t>Dati dei cedimenti</w:t>
       </w:r>
@@ -30826,7 +30826,7 @@
         <w:keepNext/>
         <w:spacing w:after="140"/>
       </w:pPr>
-      <w:bookmarkStart w:id="89" w:name="_Toc244138092"/>
+      <w:bookmarkStart w:id="89" w:name="_Toc244139686"/>
       <w:r>
         <w:t>Importare una storia Newmark</w:t>
       </w:r>
@@ -30858,7 +30858,7 @@
         <w:keepNext/>
         <w:spacing w:after="140"/>
       </w:pPr>
-      <w:bookmarkStart w:id="90" w:name="_Toc244138093"/>
+      <w:bookmarkStart w:id="90" w:name="_Toc244139687"/>
       <w:r>
         <w:t>Disporre e proporre le armature</w:t>
       </w:r>
@@ -30908,7 +30908,7 @@
         <w:keepNext/>
         <w:spacing w:after="140"/>
       </w:pPr>
-      <w:bookmarkStart w:id="91" w:name="_Toc244138094"/>
+      <w:bookmarkStart w:id="91" w:name="_Toc244139688"/>
       <w:r>
         <w:t>Tavola delle armature e distinta ferri del muro</w:t>
       </w:r>
@@ -30960,7 +30960,7 @@
           <w:noProof/>
         </w:rPr>
         <w:drawing>
-          <wp:inline distT="0" distB="0" distL="0" distR="0" wp14:anchorId="3F99BD6A" wp14:editId="08046C8B">
+          <wp:inline distT="0" distB="0" distL="0" distR="0" wp14:anchorId="29D8D819" wp14:editId="7EE6F259">
             <wp:extent cx="6120000" cy="4316786"/>
             <wp:effectExtent l="0" t="0" r="0" b="0"/>
             <wp:docPr id="10" name="Picture 10" descr="Esempio di distinta del muro con due zone di armatura e tratto di quattro metri"/>
@@ -31022,7 +31022,7 @@
         <w:keepNext/>
         <w:spacing w:after="140"/>
       </w:pPr>
-      <w:bookmarkStart w:id="92" w:name="_Toc244138095"/>
+      <w:bookmarkStart w:id="92" w:name="_Toc244139689"/>
       <w:r>
         <w:t>Efficienza orizzontale della palificata</w:t>
       </w:r>
@@ -31042,7 +31042,7 @@
         <w:keepNext/>
         <w:spacing w:after="140"/>
       </w:pPr>
-      <w:bookmarkStart w:id="93" w:name="_Toc244138096"/>
+      <w:bookmarkStart w:id="93" w:name="_Toc244139690"/>
       <w:r>
         <w:t>Apertura e geometria</w:t>
       </w:r>
@@ -31081,7 +31081,7 @@
         <w:keepNext/>
         <w:spacing w:after="140"/>
       </w:pPr>
-      <w:bookmarkStart w:id="94" w:name="_Toc244138097"/>
+      <w:bookmarkStart w:id="94" w:name="_Toc244139691"/>
       <w:r>
         <w:t>Metodo e applicabilità</w:t>
       </w:r>
@@ -31699,7 +31699,7 @@
         <w:keepNext/>
         <w:spacing w:after="140"/>
       </w:pPr>
-      <w:bookmarkStart w:id="95" w:name="_Toc244138098"/>
+      <w:bookmarkStart w:id="95" w:name="_Toc244139692"/>
       <w:r>
         <w:t>Risultati e confronto</w:t>
       </w:r>
@@ -31747,7 +31747,7 @@
         <w:keepNext/>
         <w:spacing w:after="140"/>
       </w:pPr>
-      <w:bookmarkStart w:id="96" w:name="_Toc244138099"/>
+      <w:bookmarkStart w:id="96" w:name="_Toc244139693"/>
       <w:r>
         <w:t>Risposta elastica del palo orizzontale</w:t>
       </w:r>
@@ -31767,7 +31767,7 @@
         <w:keepNext/>
         <w:spacing w:after="140"/>
       </w:pPr>
-      <w:bookmarkStart w:id="97" w:name="_Toc244138100"/>
+      <w:bookmarkStart w:id="97" w:name="_Toc244139694"/>
       <w:r>
         <w:t>Dati iniziali condivisi</w:t>
       </w:r>
@@ -31824,7 +31824,7 @@
         <w:keepNext/>
         <w:spacing w:after="140"/>
       </w:pPr>
-      <w:bookmarkStart w:id="98" w:name="_Toc244138101"/>
+      <w:bookmarkStart w:id="98" w:name="_Toc244139695"/>
       <w:r>
         <w:t>Parametri nella riga dello strato</w:t>
       </w:r>
@@ -31872,7 +31872,7 @@
         <w:keepNext/>
         <w:spacing w:after="140"/>
       </w:pPr>
-      <w:bookmarkStart w:id="99" w:name="_Toc244138102"/>
+      <w:bookmarkStart w:id="99" w:name="_Toc244139696"/>
       <w:r>
         <w:t>Sforzo normale e lettura dei diagrammi</w:t>
       </w:r>
@@ -31913,7 +31913,7 @@
         <w:keepNext/>
         <w:spacing w:after="140"/>
       </w:pPr>
-      <w:bookmarkStart w:id="100" w:name="_Toc244138103"/>
+      <w:bookmarkStart w:id="100" w:name="_Toc244139697"/>
       <w:r>
         <w:t>Materiali e parametri per strato</w:t>
       </w:r>
@@ -31981,7 +31981,7 @@
         <w:keepNext/>
         <w:spacing w:after="140"/>
       </w:pPr>
-      <w:bookmarkStart w:id="101" w:name="_Toc244138104"/>
+      <w:bookmarkStart w:id="101" w:name="_Toc244139698"/>
       <w:r>
         <w:t>Avanzamento e controlli da completare</w:t>
       </w:r>
@@ -32035,7 +32035,7 @@
         <w:keepNext/>
         <w:spacing w:after="140"/>
       </w:pPr>
-      <w:bookmarkStart w:id="102" w:name="_Toc244138105"/>
+      <w:bookmarkStart w:id="102" w:name="_Toc244139699"/>
       <w:r>
         <w:t>Tratti colorati e verificatore della sezione</w:t>
       </w:r>
@@ -32118,7 +32118,7 @@
         <w:keepNext/>
         <w:spacing w:after="140"/>
       </w:pPr>
-      <w:bookmarkStart w:id="103" w:name="_Toc244138106"/>
+      <w:bookmarkStart w:id="103" w:name="_Toc244139700"/>
       <w:r>
         <w:t>Approvazione delle ipotesi ed esito delle armature</w:t>
       </w:r>
@@ -32183,7 +32183,7 @@
         <w:keepNext/>
         <w:spacing w:after="140"/>
       </w:pPr>
-      <w:bookmarkStart w:id="104" w:name="_Toc244138107"/>
+      <w:bookmarkStart w:id="104" w:name="_Toc244139701"/>
       <w:r>
         <w:t>Controlli sismici della testa del palo</w:t>
       </w:r>
@@ -32268,7 +32268,7 @@
         <w:keepNext/>
         <w:spacing w:after="140"/>
       </w:pPr>
-      <w:bookmarkStart w:id="105" w:name="_Toc244138108"/>
+      <w:bookmarkStart w:id="105" w:name="_Toc244139702"/>
       <w:r>
         <w:t>Ricalcolo delle sollecitazioni e delle resistenze</w:t>
       </w:r>
@@ -32291,7 +32291,7 @@
         <w:keepNext/>
         <w:spacing w:after="140"/>
       </w:pPr>
-      <w:bookmarkStart w:id="106" w:name="_Toc244138109"/>
+      <w:bookmarkStart w:id="106" w:name="_Toc244139703"/>
       <w:r>
         <w:t>Tratti e verifica delle sezioni</w:t>
       </w:r>
@@ -32340,7 +32340,7 @@
         <w:keepNext/>
         <w:spacing w:after="140"/>
       </w:pPr>
-      <w:bookmarkStart w:id="107" w:name="_Toc244138110"/>
+      <w:bookmarkStart w:id="107" w:name="_Toc244139704"/>
       <w:r>
         <w:t>Proposte e vista delle armature</w:t>
       </w:r>
@@ -32437,7 +32437,7 @@
         <w:keepNext/>
         <w:spacing w:after="140"/>
       </w:pPr>
-      <w:bookmarkStart w:id="108" w:name="_Toc244138111"/>
+      <w:bookmarkStart w:id="108" w:name="_Toc244139705"/>
       <w:r>
         <w:t>Esempio riproducibile e limiti</w:t>
       </w:r>
@@ -32469,7 +32469,7 @@
         <w:keepNext/>
         <w:spacing w:after="140"/>
       </w:pPr>
-      <w:bookmarkStart w:id="109" w:name="_Toc244138112"/>
+      <w:bookmarkStart w:id="109" w:name="_Toc244139706"/>
       <w:r>
         <w:t>Wiki e centro della conoscenza</w:t>
       </w:r>
@@ -32481,7 +32481,7 @@
         <w:keepNext/>
         <w:spacing w:after="140"/>
       </w:pPr>
-      <w:bookmarkStart w:id="110" w:name="_Toc244138113"/>
+      <w:bookmarkStart w:id="110" w:name="_Toc244139707"/>
       <w:r>
         <w:t>Wiki del modulo e aiuti sui singoli dati</w:t>
       </w:r>
@@ -32509,7 +32509,7 @@
         <w:keepNext/>
         <w:spacing w:after="140"/>
       </w:pPr>
-      <w:bookmarkStart w:id="111" w:name="_Toc244138114"/>
+      <w:bookmarkStart w:id="111" w:name="_Toc244139708"/>
       <w:r>
         <w:t>Consultare la nuova biblioteca tecnica</w:t>
       </w:r>
@@ -32529,7 +32529,7 @@
         <w:keepNext/>
         <w:spacing w:after="140"/>
       </w:pPr>
-      <w:bookmarkStart w:id="112" w:name="_Toc244138115"/>
+      <w:bookmarkStart w:id="112" w:name="_Toc244139709"/>
       <w:r>
         <w:t>Engineering Handbook</w:t>
       </w:r>
@@ -32588,7 +32588,7 @@
         <w:keepNext/>
         <w:spacing w:after="140"/>
       </w:pPr>
-      <w:bookmarkStart w:id="113" w:name="_Toc244138116"/>
+      <w:bookmarkStart w:id="113" w:name="_Toc244139710"/>
       <w:r>
         <w:t>Cercare e scegliere un percorso</w:t>
       </w:r>
@@ -32608,7 +32608,7 @@
         <w:keepNext/>
         <w:spacing w:after="140"/>
       </w:pPr>
-      <w:bookmarkStart w:id="114" w:name="_Toc244138117"/>
+      <w:bookmarkStart w:id="114" w:name="_Toc244139711"/>
       <w:r>
         <w:t>Leggere e riprendere</w:t>
       </w:r>
@@ -32636,7 +32636,7 @@
         <w:keepNext/>
         <w:spacing w:after="140"/>
       </w:pPr>
-      <w:bookmarkStart w:id="115" w:name="_Toc244138118"/>
+      <w:bookmarkStart w:id="115" w:name="_Toc244139712"/>
       <w:r>
         <w:t>Passare dalla teoria al calcolo</w:t>
       </w:r>
@@ -32673,7 +32673,7 @@
         <w:keepNext/>
         <w:spacing w:after="140"/>
       </w:pPr>
-      <w:bookmarkStart w:id="116" w:name="_Toc244138119"/>
+      <w:bookmarkStart w:id="116" w:name="_Toc244139713"/>
       <w:r>
         <w:t>Progetti e problemi frequenti</w:t>
       </w:r>
@@ -32693,7 +32693,7 @@
         <w:keepNext/>
         <w:spacing w:after="140"/>
       </w:pPr>
-      <w:bookmarkStart w:id="117" w:name="_Toc244138120"/>
+      <w:bookmarkStart w:id="117" w:name="_Toc244139714"/>
       <w:r>
         <w:t>Modulo Sezione in c.a.</w:t>
       </w:r>
@@ -32705,7 +32705,7 @@
         <w:keepNext/>
         <w:spacing w:after="140"/>
       </w:pPr>
-      <w:bookmarkStart w:id="118" w:name="_Toc244138121"/>
+      <w:bookmarkStart w:id="118" w:name="_Toc244139715"/>
       <w:r>
         <w:t>Controllare norma e dati ereditati</w:t>
       </w:r>
@@ -32744,7 +32744,7 @@
         <w:keepNext/>
         <w:spacing w:after="140"/>
       </w:pPr>
-      <w:bookmarkStart w:id="119" w:name="_Toc244138122"/>
+      <w:bookmarkStart w:id="119" w:name="_Toc244139716"/>
       <w:r>
         <w:t>A cosa serve e quando usarlo</w:t>
       </w:r>
@@ -32776,7 +32776,7 @@
         <w:keepNext/>
         <w:spacing w:after="140"/>
       </w:pPr>
-      <w:bookmarkStart w:id="120" w:name="_Toc244138123"/>
+      <w:bookmarkStart w:id="120" w:name="_Toc244139717"/>
       <w:r>
         <w:t>Salvataggio e riapertura della sezione</w:t>
       </w:r>
@@ -32804,7 +32804,7 @@
         <w:keepNext/>
         <w:spacing w:after="140"/>
       </w:pPr>
-      <w:bookmarkStart w:id="121" w:name="_Toc244138124"/>
+      <w:bookmarkStart w:id="121" w:name="_Toc244139718"/>
       <w:r>
         <w:t>Wizard delle tipologie e delle armature</w:t>
       </w:r>
@@ -33614,7 +33614,7 @@
         <w:keepNext/>
         <w:spacing w:after="140"/>
       </w:pPr>
-      <w:bookmarkStart w:id="122" w:name="_Toc244138125"/>
+      <w:bookmarkStart w:id="122" w:name="_Toc244139719"/>
       <w:r>
         <w:t>Armature della capsula</w:t>
       </w:r>
@@ -33693,7 +33693,7 @@
         <w:keepNext/>
         <w:spacing w:after="140"/>
       </w:pPr>
-      <w:bookmarkStart w:id="123" w:name="_Toc244138126"/>
+      <w:bookmarkStart w:id="123" w:name="_Toc244139720"/>
       <w:r>
         <w:t>Input geometria e unità</w:t>
       </w:r>
@@ -34288,7 +34288,7 @@
         <w:keepNext/>
         <w:spacing w:after="140"/>
       </w:pPr>
-      <w:bookmarkStart w:id="124" w:name="_Toc244138127"/>
+      <w:bookmarkStart w:id="124" w:name="_Toc244139721"/>
       <w:r>
         <w:t>Input materiali armature e default</w:t>
       </w:r>
@@ -34325,7 +34325,7 @@
         <w:keepNext/>
         <w:spacing w:after="140"/>
       </w:pPr>
-      <w:bookmarkStart w:id="125" w:name="_Toc244138128"/>
+      <w:bookmarkStart w:id="125" w:name="_Toc244139722"/>
       <w:r>
         <w:t>Input azioni e convenzioni</w:t>
       </w:r>
@@ -34353,7 +34353,7 @@
         <w:keepNext/>
         <w:spacing w:after="140"/>
       </w:pPr>
-      <w:bookmarkStart w:id="126" w:name="_Toc244138129"/>
+      <w:bookmarkStart w:id="126" w:name="_Toc244139723"/>
       <w:r>
         <w:t>Descrizione del calcolo</w:t>
       </w:r>
@@ -34381,7 +34381,7 @@
         <w:keepNext/>
         <w:spacing w:after="140"/>
       </w:pPr>
-      <w:bookmarkStart w:id="127" w:name="_Toc244138130"/>
+      <w:bookmarkStart w:id="127" w:name="_Toc244139724"/>
       <w:r>
         <w:t>Output e lettura dei risultati</w:t>
       </w:r>
@@ -34977,7 +34977,7 @@
         <w:keepNext/>
         <w:spacing w:after="140"/>
       </w:pPr>
-      <w:bookmarkStart w:id="128" w:name="_Toc244138131"/>
+      <w:bookmarkStart w:id="128" w:name="_Toc244139725"/>
       <w:r>
         <w:t>Warning e problemi frequenti</w:t>
       </w:r>
@@ -35015,7 +35015,7 @@
         <w:keepNext/>
         <w:spacing w:after="140"/>
       </w:pPr>
-      <w:bookmarkStart w:id="129" w:name="_Toc244138132"/>
+      <w:bookmarkStart w:id="129" w:name="_Toc244139726"/>
       <w:r>
         <w:t>Esempio completo dalla Wiki</w:t>
       </w:r>
@@ -35098,7 +35098,7 @@
         <w:keepNext/>
         <w:spacing w:after="140"/>
       </w:pPr>
-      <w:bookmarkStart w:id="130" w:name="_Toc244138133"/>
+      <w:bookmarkStart w:id="130" w:name="_Toc244139727"/>
       <w:r>
         <w:t>Teoria collegata e riepilogo</w:t>
       </w:r>
@@ -35126,7 +35126,7 @@
         <w:keepNext/>
         <w:spacing w:after="140"/>
       </w:pPr>
-      <w:bookmarkStart w:id="131" w:name="_Toc244138134"/>
+      <w:bookmarkStart w:id="131" w:name="_Toc244139728"/>
       <w:r>
         <w:t>Domini tridimensionali e bidimensionali</w:t>
       </w:r>
@@ -35214,7 +35214,7 @@
         <w:keepNext/>
         <w:spacing w:after="140"/>
       </w:pPr>
-      <w:bookmarkStart w:id="132" w:name="_Toc244138135"/>
+      <w:bookmarkStart w:id="132" w:name="_Toc244139729"/>
       <w:r>
         <w:lastRenderedPageBreak/>
         <w:t>Tensioni e fessurazione</w:t>
@@ -35254,7 +35254,7 @@
         <w:keepNext/>
         <w:spacing w:after="140"/>
       </w:pPr>
-      <w:bookmarkStart w:id="133" w:name="_Toc244138136"/>
+      <w:bookmarkStart w:id="133" w:name="_Toc244139730"/>
       <w:r>
         <w:t>Taglio torsione e dettagli</w:t>
       </w:r>
@@ -35293,7 +35293,7 @@
         <w:keepNext/>
         <w:spacing w:after="140"/>
       </w:pPr>
-      <w:bookmarkStart w:id="134" w:name="_Toc244138137"/>
+      <w:bookmarkStart w:id="134" w:name="_Toc244139731"/>
       <w:r>
         <w:lastRenderedPageBreak/>
         <w:t>Curva momento curvatura e aggiornamento</w:t>
@@ -35368,7 +35368,7 @@
         <w:keepNext/>
         <w:spacing w:after="140"/>
       </w:pPr>
-      <w:bookmarkStart w:id="135" w:name="_Toc244138138"/>
+      <w:bookmarkStart w:id="135" w:name="_Toc244139732"/>
       <w:r>
         <w:t>Colonna modello: dati e calcolo</w:t>
       </w:r>
@@ -35834,7 +35834,7 @@
         <w:keepNext/>
         <w:spacing w:after="140"/>
       </w:pPr>
-      <w:bookmarkStart w:id="136" w:name="_Toc244138139"/>
+      <w:bookmarkStart w:id="136" w:name="_Toc244139733"/>
       <w:r>
         <w:t>Colonna modello: risultati, CSV e relazione</w:t>
       </w:r>
@@ -36295,7 +36295,7 @@
         </w:rPr>
         <w:lastRenderedPageBreak/>
         <w:drawing>
-          <wp:inline distT="0" distB="0" distL="0" distR="0" wp14:anchorId="2CC4CC97" wp14:editId="14E98A42">
+          <wp:inline distT="0" distB="0" distL="0" distR="0" wp14:anchorId="7CEC342B" wp14:editId="0C9A4EEF">
             <wp:extent cx="6120000" cy="4080000"/>
             <wp:effectExtent l="0" t="0" r="0" b="0"/>
             <wp:docPr id="11" name="Picture 11" descr="Dominio ridotto N–M1Rd,max della colonna modello: capacità del primo ordine in blu, momento resistente della sezione in grigio, retta dell'eccentricità minima in arancio e punto dell'azione."/>
@@ -36359,7 +36359,7 @@
         <w:keepNext/>
         <w:spacing w:after="140"/>
       </w:pPr>
-      <w:bookmarkStart w:id="137" w:name="_Toc244138140"/>
+      <w:bookmarkStart w:id="137" w:name="_Toc244139734"/>
       <w:r>
         <w:t>Importare ed esportare le azioni</w:t>
       </w:r>
@@ -36442,7 +36442,7 @@
         <w:keepNext/>
         <w:spacing w:after="140"/>
       </w:pPr>
-      <w:bookmarkStart w:id="138" w:name="_Toc244138141"/>
+      <w:bookmarkStart w:id="138" w:name="_Toc244139735"/>
       <w:r>
         <w:t>Report short della sezione in calcestruzzo armato</w:t>
       </w:r>
@@ -36490,7 +36490,7 @@
         <w:keepNext/>
         <w:spacing w:after="140"/>
       </w:pPr>
-      <w:bookmarkStart w:id="139" w:name="_Toc244138142"/>
+      <w:bookmarkStart w:id="139" w:name="_Toc244139736"/>
       <w:r>
         <w:t>Leggere asse neutro, mappe e report</w:t>
       </w:r>
@@ -36543,7 +36543,7 @@
         <w:keepNext/>
         <w:spacing w:after="140"/>
       </w:pPr>
-      <w:bookmarkStart w:id="140" w:name="_Toc244138143"/>
+      <w:bookmarkStart w:id="140" w:name="_Toc244139737"/>
       <w:r>
         <w:t>Interpretazione dei risultati e controlli indipendenti</w:t>
       </w:r>
@@ -36563,7 +36563,7 @@
         <w:keepNext/>
         <w:spacing w:after="140"/>
       </w:pPr>
-      <w:bookmarkStart w:id="141" w:name="_Toc244138144"/>
+      <w:bookmarkStart w:id="141" w:name="_Toc244139738"/>
       <w:r>
         <w:t>Dalla domanda alla capacità</w:t>
       </w:r>
@@ -36583,7 +36583,7 @@
         <w:keepNext/>
         <w:spacing w:after="140"/>
       </w:pPr>
-      <w:bookmarkStart w:id="142" w:name="_Toc244138145"/>
+      <w:bookmarkStart w:id="142" w:name="_Toc244139739"/>
       <w:r>
         <w:lastRenderedPageBreak/>
         <w:t>Controllo numerico e fisico</w:t>
@@ -36604,7 +36604,7 @@
         <w:keepNext/>
         <w:spacing w:after="140"/>
       </w:pPr>
-      <w:bookmarkStart w:id="143" w:name="_Toc244138146"/>
+      <w:bookmarkStart w:id="143" w:name="_Toc244139740"/>
       <w:r>
         <w:t>Archiviazione</w:t>
       </w:r>
@@ -36624,7 +36624,7 @@
         <w:keepNext/>
         <w:spacing w:after="140"/>
       </w:pPr>
-      <w:bookmarkStart w:id="144" w:name="_Toc244138147"/>
+      <w:bookmarkStart w:id="144" w:name="_Toc244139741"/>
       <w:r>
         <w:t>Tutorial dal modello Beam alla verifica di sezione</w:t>
       </w:r>
@@ -36644,7 +36644,7 @@
         <w:keepNext/>
         <w:spacing w:after="140"/>
       </w:pPr>
-      <w:bookmarkStart w:id="145" w:name="_Toc244138148"/>
+      <w:bookmarkStart w:id="145" w:name="_Toc244139742"/>
       <w:r>
         <w:t>Capisci e controlla</w:t>
       </w:r>
@@ -36664,7 +36664,7 @@
         <w:keepNext/>
         <w:spacing w:after="140"/>
       </w:pPr>
-      <w:bookmarkStart w:id="146" w:name="_Toc244138149"/>
+      <w:bookmarkStart w:id="146" w:name="_Toc244139743"/>
       <w:r>
         <w:t>Calcola e modifica</w:t>
       </w:r>
@@ -36684,7 +36684,7 @@
         <w:keepNext/>
         <w:spacing w:after="140"/>
       </w:pPr>
-      <w:bookmarkStart w:id="147" w:name="_Toc244138150"/>
+      <w:bookmarkStart w:id="147" w:name="_Toc244139744"/>
       <w:r>
         <w:t>Osserva e archivia</w:t>
       </w:r>
@@ -36704,7 +36704,7 @@
         <w:keepNext/>
         <w:spacing w:after="140"/>
       </w:pPr>
-      <w:bookmarkStart w:id="148" w:name="_Toc244138151"/>
+      <w:bookmarkStart w:id="148" w:name="_Toc244139745"/>
       <w:r>
         <w:t>Fondazioni superficiali</w:t>
       </w:r>
@@ -36739,7 +36739,7 @@
         <w:keepNext/>
         <w:spacing w:after="140"/>
       </w:pPr>
-      <w:bookmarkStart w:id="149" w:name="_Toc244138152"/>
+      <w:bookmarkStart w:id="149" w:name="_Toc244139746"/>
       <w:r>
         <w:t>Preparazione e scelta del metodo</w:t>
       </w:r>
@@ -36758,7 +36758,92 @@
         <w:spacing w:after="140"/>
       </w:pPr>
       <w:r>
-        <w:t>Le formulazioni disponibili hanno campi differenti. Terzaghi accetta carichi verticali centrati e una striscia, un quadrato o un cerchio con D/B non maggiore di 1. Brinch Hansen accetta soltanto carichi normali. Meyerhof accetta carichi inclinati soltanto sulla striscia. Eurocodice 7 e Vesić trattano l'inclinazione delle azioni nei due assi. Il cerchio deve essere centrato; la sua larghezza è il diametro. Queste restrizioni sono controllate dal calcolo.</w:t>
+        <w:t>Le formulazioni disponibili hanno campi differenti. Terzaghi accetta carichi verticali centrati e una striscia, un quadrato o un cerchio con D/B non maggiore di 1. Brinch Hansen accetta anche azioni orizzontali, con il calcolo nelle due direzioni descritto sotto. Meyerhof accetta carichi inclinati soltanto sulla striscia. Eurocodice 7 e Vesić trattano l'inclinazione delle azioni nei due assi. Il cerchio deve essere centrato; la sua larghezza è il diametro. Queste restrizioni sono controllate dal calcolo.</w:t>
+      </w:r>
+    </w:p>
+    <w:p>
+      <w:pPr>
+        <w:spacing w:after="140"/>
+      </w:pPr>
+      <w:r>
+        <w:rPr>
+          <w:b/>
+        </w:rPr>
+        <w:t>Brinch Hansen con azioni orizzontali.</w:t>
+      </w:r>
+      <w:r>
+        <w:t xml:space="preserve"> Il metodo «Brinch Hansen» accetta anche Hx, parallela a B, e Hy, parallela a L. Con un'azione orizzontale la verifica calcola la pressione limite per rottura nella direzione di B</w:t>
+      </w:r>
+      <w:r>
+        <w:rPr>
+          <w:rFonts w:ascii="Calibri" w:eastAsia="Calibri" w:hAnsi="Calibri" w:cs="Calibri"/>
+        </w:rPr>
+        <w:t>′</w:t>
+      </w:r>
+      <w:r>
+        <w:t xml:space="preserve"> e in quella di L</w:t>
+      </w:r>
+      <w:r>
+        <w:rPr>
+          <w:rFonts w:ascii="Calibri" w:eastAsia="Calibri" w:hAnsi="Calibri" w:cs="Calibri"/>
+        </w:rPr>
+        <w:t>′</w:t>
+      </w:r>
+      <w:r>
+        <w:t xml:space="preserve"> e adotta la minore; nella fondazione nastriforme c'è solo la direzione di B</w:t>
+      </w:r>
+      <w:r>
+        <w:rPr>
+          <w:rFonts w:ascii="Calibri" w:eastAsia="Calibri" w:hAnsi="Calibri" w:cs="Calibri"/>
+        </w:rPr>
+        <w:t>′</w:t>
+      </w:r>
+      <w:r>
+        <w:t>, nel cerchio l'azione orizzontale si considera diretta come B</w:t>
+      </w:r>
+      <w:r>
+        <w:rPr>
+          <w:rFonts w:ascii="Calibri" w:eastAsia="Calibri" w:hAnsi="Calibri" w:cs="Calibri"/>
+        </w:rPr>
+        <w:t>′</w:t>
+      </w:r>
+      <w:r>
+        <w:t>. Gli avvisi della verifica riportano le due pressioni, la direzione che governa e la pressione limite che si avrebbe con H = 0. Nel non drenato la tabella «Hansen non drenato · correzioni additive» mostra s</w:t>
+      </w:r>
+      <w:r>
+        <w:rPr>
+          <w:rFonts w:ascii="Calibri" w:eastAsia="Calibri" w:hAnsi="Calibri" w:cs="Calibri"/>
+        </w:rPr>
+        <w:t>′</w:t>
+      </w:r>
+      <w:r>
+        <w:t>, d</w:t>
+      </w:r>
+      <w:r>
+        <w:rPr>
+          <w:rFonts w:ascii="Calibri" w:eastAsia="Calibri" w:hAnsi="Calibri" w:cs="Calibri"/>
+        </w:rPr>
+        <w:t>′</w:t>
+      </w:r>
+      <w:r>
+        <w:t xml:space="preserve"> e i</w:t>
+      </w:r>
+      <w:r>
+        <w:rPr>
+          <w:rFonts w:ascii="Calibri" w:eastAsia="Calibri" w:hAnsi="Calibri" w:cs="Calibri"/>
+        </w:rPr>
+        <w:t>′</w:t>
+      </w:r>
+      <w:r>
+        <w:t xml:space="preserve"> della direzione che governa.</w:t>
+      </w:r>
+    </w:p>
+    <w:p>
+      <w:pPr>
+        <w:spacing w:after="140"/>
+      </w:pPr>
+      <w:r>
+        <w:t>Anche un'azione orizzontale molto piccola può ridurre la pressione limite rispetto al solo carico verticale: nel non drenato fino a circa il 15 % per una pianta 2 × 3 m, nel drenato soprattutto per fondazioni poco profonde su terreni granulari. È un effetto del metodo, a favore di sicurezza, descritto nella guida teorica. Se l'azione orizzontale è trascurabile per il progetto, conviene valutarlo esplicitamente invece di inserire valori minimi.</w:t>
       </w:r>
     </w:p>
     <w:p>
@@ -36767,7 +36852,7 @@
         <w:keepNext/>
         <w:spacing w:after="140"/>
       </w:pPr>
-      <w:bookmarkStart w:id="150" w:name="_Toc244138153"/>
+      <w:bookmarkStart w:id="150" w:name="_Toc244139747"/>
       <w:r>
         <w:t>Geometria terreno falda e azioni</w:t>
       </w:r>
@@ -36778,7 +36863,11 @@
         <w:spacing w:after="140"/>
       </w:pPr>
       <w:r>
-        <w:t>Inserire B e L in metri e D come profondità positiva dal piano campagna. X è parallelo a B e Y a L. My produce eccentricità lungo B; Mx lungo L. La compressione N è positiva; le azioni trasversali e i momenti possono avere entrambi i segni. Per la striscia tutti i valori si riferiscono a un metro di sviluppo: Hy e Mx devono essere nulli. B</w:t>
+        <w:t xml:space="preserve">Inserire B e L in metri e D come profondità positiva dal piano campagna. X è parallelo a B e Y a L. My produce eccentricità lungo B; Mx lungo L. La compressione N è positiva; le azioni trasversali e i momenti possono avere entrambi i segni. Per la striscia tutti i valori </w:t>
+      </w:r>
+      <w:r>
+        <w:lastRenderedPageBreak/>
+        <w:t>si riferiscono a un metro di sviluppo: Hy e Mx devono essere nulli. B</w:t>
       </w:r>
       <w:r>
         <w:rPr>
@@ -36875,11 +36964,10 @@
         <w:spacing w:after="140"/>
       </w:pPr>
       <w:r>
-        <w:t xml:space="preserve">La falda è idrostatica e la sua profondità è non negativa dal piano campagna. Sopra la base sono ammessi materiali diversi, integrati nel confinamento q. Sotto la base tutti gli strati devono avere proprietà resistenti e pesi omogenei: confermare l'ipotesi di </w:t>
-      </w:r>
-      <w:r>
-        <w:lastRenderedPageBreak/>
-        <w:t>semispazio, estesa oltre la profondità rappresentata. All'interfaccia il terreno portante è quello inferiore. Un profilo eterogeneo sotto la base viene conservato, ma il calcolo si arresta senza ricorrere a medie. Il profilo deve raggiungere una quota inferiore al piano di posa.</w:t>
+        <w:t xml:space="preserve">La falda è idrostatica e la sua profondità è non negativa dal piano campagna. Sopra la base sono ammessi materiali diversi, integrati nel confinamento q. Sotto la base tutti gli strati devono avere proprietà resistenti e pesi omogenei: confermare l'ipotesi di semispazio, estesa oltre la profondità rappresentata. All'interfaccia il terreno portante è quello inferiore. Un profilo eterogeneo sotto la base viene conservato, ma il calcolo si arresta senza ricorrere a medie. Il profilo deve raggiungere una quota </w:t>
+      </w:r>
+      <w:r>
+        <w:t>inferiore al piano di posa.</w:t>
       </w:r>
     </w:p>
     <w:p>
@@ -36927,7 +37015,7 @@
         <w:keepNext/>
         <w:spacing w:after="140"/>
       </w:pPr>
-      <w:bookmarkStart w:id="151" w:name="_Toc244138154"/>
+      <w:bookmarkStart w:id="151" w:name="_Toc244139748"/>
       <w:r>
         <w:t>Lettura delle viste grafiche</w:t>
       </w:r>
@@ -36956,7 +37044,11 @@
         <w:t>′</w:t>
       </w:r>
       <w:r>
-        <w:t>Y mantengono gli assi della pianta, anche quando i lati vengono riordinati nel calcolo dei coefficienti. L'area efficace A</w:t>
+        <w:t xml:space="preserve">Y mantengono gli assi della pianta, anche quando i lati vengono riordinati nel calcolo dei </w:t>
+      </w:r>
+      <w:r>
+        <w:lastRenderedPageBreak/>
+        <w:t>coefficienti. L'area efficace A</w:t>
       </w:r>
       <w:r>
         <w:rPr>
@@ -36998,7 +37090,6 @@
         <w:spacing w:after="140"/>
       </w:pPr>
       <w:r>
-        <w:lastRenderedPageBreak/>
         <w:t>Come controllo delle pressioni, usare B = 2 m, L = 3 m, N = 600 kN, My = 300 kNm e Mx = 0. L'eccentricità X vale 0,5 m; A</w:t>
       </w:r>
       <w:r>
@@ -37026,7 +37117,7 @@
         <w:keepNext/>
         <w:spacing w:after="140"/>
       </w:pPr>
-      <w:bookmarkStart w:id="152" w:name="_Toc244138155"/>
+      <w:bookmarkStart w:id="152" w:name="_Toc244139749"/>
       <w:r>
         <w:t>Esempio verificato e lettura dei risultati</w:t>
       </w:r>
@@ -37659,7 +37750,11 @@
         <w:spacing w:after="140"/>
       </w:pPr>
       <w:r>
-        <w:t>Il caso risulta verificato per la sola capacità portante. La tabella dei contributi separa coesione, confinamento e peso del terreno. Nei casi Hansen non drenati la tabella dedicata espone gli incrementi s</w:t>
+        <w:t xml:space="preserve">Il caso risulta verificato per la sola capacità portante. La tabella dei contributi separa coesione, confinamento e peso del terreno. Nei casi Hansen non drenati la tabella </w:t>
+      </w:r>
+      <w:r>
+        <w:lastRenderedPageBreak/>
+        <w:t>dedicata espone gli incrementi s</w:t>
       </w:r>
       <w:r>
         <w:rPr>
@@ -37722,7 +37817,7 @@
         <w:keepNext/>
         <w:spacing w:after="140"/>
       </w:pPr>
-      <w:bookmarkStart w:id="153" w:name="_Toc244138156"/>
+      <w:bookmarkStart w:id="153" w:name="_Toc244139750"/>
       <w:r>
         <w:t>Salvataggio errori e report</w:t>
       </w:r>
@@ -37741,14 +37836,10 @@
         <w:spacing w:after="140"/>
       </w:pPr>
       <w:r>
-        <w:t xml:space="preserve">Una risultante esterna alla base o azioni oltre il dominio resistente del metodo producono resistenza nulla e, nel profilo normativo, esito Non verificata. Con area </w:t>
-      </w:r>
-      <w:r>
-        <w:lastRenderedPageBreak/>
-        <w:t>efficace nulla la pressione agente è indefinita; con resistenza nulla lo è l’indice N/R. Il foglio mostra un trattino e gli avvisi, senza sostituire tali rapporti con zero. Risultante normale non compressiva, numeri non finiti, dati incoerenti e ipotesi non implementate arrestano invece il calcolo. Le mappe non disponibili sono segnalate. Un messaggio sulla libreria mancante indica che occorre installare il rilascio approvato previsto per il foglio: i dati restano salvabili, ma non viene prodotto alcun risu</w:t>
-      </w:r>
-      <w:r>
-        <w:t>ltato.</w:t>
+        <w:t>Una risultante esterna alla base o azioni oltre il dominio resistente del metodo producono resistenza nulla e, nel profilo normativo, esito Non verificata. Con area efficace nulla la pressione agente è indefinita; con resistenza nulla lo è l’indice N/R. Il foglio mostra un trattino e gli avvisi, senza sostituire tali rapporti con zero. Risultante normale non compressiva, numeri non finiti, dati incoerenti e ipotesi non implementate arrestano invece il calcolo. Le mappe non disponibili sono segnalate. Un mes</w:t>
+      </w:r>
+      <w:r>
+        <w:t>saggio sulla libreria mancante indica che occorre installare il rilascio approvato previsto per il foglio: i dati restano salvabili, ma non viene prodotto alcun risultato.</w:t>
       </w:r>
     </w:p>
     <w:p>
@@ -37762,7 +37853,7 @@
         <w:keepNext/>
         <w:spacing w:after="140"/>
       </w:pPr>
-      <w:bookmarkStart w:id="154" w:name="_Toc244138157"/>
+      <w:bookmarkStart w:id="154" w:name="_Toc244139751"/>
       <w:r>
         <w:lastRenderedPageBreak/>
         <w:t>Modelli e importazione da MIDAS</w:t>
@@ -37783,7 +37874,7 @@
         <w:keepNext/>
         <w:spacing w:after="140"/>
       </w:pPr>
-      <w:bookmarkStart w:id="155" w:name="_Toc244138158"/>
+      <w:bookmarkStart w:id="155" w:name="_Toc244139752"/>
       <w:r>
         <w:t>Entrare nel modulo</w:t>
       </w:r>
@@ -37883,7 +37974,7 @@
         <w:keepNext/>
         <w:spacing w:after="140"/>
       </w:pPr>
-      <w:bookmarkStart w:id="156" w:name="_Toc244138159"/>
+      <w:bookmarkStart w:id="156" w:name="_Toc244139753"/>
       <w:r>
         <w:t>Preparare la connessione</w:t>
       </w:r>
@@ -37929,7 +38020,7 @@
         <w:keepNext/>
         <w:spacing w:after="140"/>
       </w:pPr>
-      <w:bookmarkStart w:id="157" w:name="_Toc244138160"/>
+      <w:bookmarkStart w:id="157" w:name="_Toc244139754"/>
       <w:r>
         <w:t>Eseguire la prima importazione</w:t>
       </w:r>
@@ -38211,7 +38302,7 @@
         <w:keepNext/>
         <w:spacing w:after="140"/>
       </w:pPr>
-      <w:bookmarkStart w:id="158" w:name="_Toc244138161"/>
+      <w:bookmarkStart w:id="158" w:name="_Toc244139755"/>
       <w:r>
         <w:t>Scegliere il contenuto da acquisire</w:t>
       </w:r>
@@ -38561,7 +38652,7 @@
         <w:keepNext/>
         <w:spacing w:after="140"/>
       </w:pPr>
-      <w:bookmarkStart w:id="159" w:name="_Toc244138162"/>
+      <w:bookmarkStart w:id="159" w:name="_Toc244139756"/>
       <w:r>
         <w:lastRenderedPageBreak/>
         <w:t>Controllare il modello acquisito</w:t>
@@ -38697,7 +38788,7 @@
         <w:keepNext/>
         <w:spacing w:after="140"/>
       </w:pPr>
-      <w:bookmarkStart w:id="160" w:name="_Toc244138163"/>
+      <w:bookmarkStart w:id="160" w:name="_Toc244139757"/>
       <w:r>
         <w:t>Importare e visualizzare i risultati per fase</w:t>
       </w:r>
@@ -38848,7 +38939,7 @@
         <w:keepNext/>
         <w:spacing w:after="140"/>
       </w:pPr>
-      <w:bookmarkStart w:id="161" w:name="_Toc244138164"/>
+      <w:bookmarkStart w:id="161" w:name="_Toc244139758"/>
       <w:r>
         <w:t>Aggiornare una copia esistente</w:t>
       </w:r>
@@ -38912,7 +39003,7 @@
         <w:keepNext/>
         <w:spacing w:after="140"/>
       </w:pPr>
-      <w:bookmarkStart w:id="162" w:name="_Toc244138165"/>
+      <w:bookmarkStart w:id="162" w:name="_Toc244139759"/>
       <w:r>
         <w:t>Aprire un file di testo MIDAS Civil o Gen</w:t>
       </w:r>
@@ -39103,7 +39194,7 @@
         <w:keepNext/>
         <w:spacing w:after="140"/>
       </w:pPr>
-      <w:bookmarkStart w:id="163" w:name="_Toc244138166"/>
+      <w:bookmarkStart w:id="163" w:name="_Toc244139760"/>
       <w:r>
         <w:t>Importare un modello Straus7</w:t>
       </w:r>
@@ -39484,7 +39575,7 @@
         <w:keepNext/>
         <w:spacing w:after="140"/>
       </w:pPr>
-      <w:bookmarkStart w:id="164" w:name="_Toc244138167"/>
+      <w:bookmarkStart w:id="164" w:name="_Toc244139761"/>
       <w:r>
         <w:t>Risolvere le interruzioni e conoscere i limiti</w:t>
       </w:r>
@@ -40127,7 +40218,7 @@
         <w:keepNext/>
         <w:spacing w:after="140"/>
       </w:pPr>
-      <w:bookmarkStart w:id="165" w:name="_Toc244138168"/>
+      <w:bookmarkStart w:id="165" w:name="_Toc244139762"/>
       <w:r>
         <w:t>Reologia del calcestruzzo</w:t>
       </w:r>
@@ -40156,7 +40247,7 @@
         <w:keepNext/>
         <w:spacing w:after="140"/>
       </w:pPr>
-      <w:bookmarkStart w:id="166" w:name="_Toc244138169"/>
+      <w:bookmarkStart w:id="166" w:name="_Toc244139763"/>
       <w:r>
         <w:t>Impostare materiale ambiente ed età</w:t>
       </w:r>
@@ -40193,7 +40284,7 @@
         <w:keepNext/>
         <w:spacing w:after="140"/>
       </w:pPr>
-      <w:bookmarkStart w:id="167" w:name="_Toc244138170"/>
+      <w:bookmarkStart w:id="167" w:name="_Toc244139764"/>
       <w:r>
         <w:t>Leggere grafico tabella e limite a infinito</w:t>
       </w:r>
@@ -40329,7 +40420,7 @@
         <w:keepNext/>
         <w:spacing w:after="140"/>
       </w:pPr>
-      <w:bookmarkStart w:id="168" w:name="_Toc244138171"/>
+      <w:bookmarkStart w:id="168" w:name="_Toc244139765"/>
       <w:r>
         <w:t>Usare il risultato nel progetto</w:t>
       </w:r>
@@ -40410,7 +40501,7 @@
         <w:keepNext/>
         <w:spacing w:after="140"/>
       </w:pPr>
-      <w:bookmarkStart w:id="169" w:name="_Toc244138172"/>
+      <w:bookmarkStart w:id="169" w:name="_Toc244139766"/>
       <w:r>
         <w:t>Esaminare le sezioni del modello</w:t>
       </w:r>
@@ -40462,7 +40553,7 @@
         </w:rPr>
         <w:lastRenderedPageBreak/>
         <w:drawing>
-          <wp:inline distT="0" distB="0" distL="0" distR="0" wp14:anchorId="5E69D1CD" wp14:editId="1CA29EC9">
+          <wp:inline distT="0" distB="0" distL="0" distR="0" wp14:anchorId="16D2DD4D" wp14:editId="32808879">
             <wp:extent cx="6120000" cy="4267204"/>
             <wp:effectExtent l="0" t="0" r="0" b="0"/>
             <wp:docPr id="12" name="Picture 12" descr="Finestra di dettaglio con una sezione composta di esempio"/>
@@ -40512,7 +40603,7 @@
         <w:keepNext/>
         <w:spacing w:after="140"/>
       </w:pPr>
-      <w:bookmarkStart w:id="170" w:name="_Toc244138173"/>
+      <w:bookmarkStart w:id="170" w:name="_Toc244139767"/>
       <w:r>
         <w:t>Leggere geometria proprietà e attributi</w:t>
       </w:r>
@@ -40626,7 +40717,7 @@
         <w:keepNext/>
         <w:spacing w:after="140"/>
       </w:pPr>
-      <w:bookmarkStart w:id="171" w:name="_Toc244138174"/>
+      <w:bookmarkStart w:id="171" w:name="_Toc244139768"/>
       <w:r>
         <w:lastRenderedPageBreak/>
         <w:t>Individuare gli elementi e leggere i volumi</w:t>
@@ -40713,7 +40804,7 @@
         <w:keepNext/>
         <w:spacing w:after="140"/>
       </w:pPr>
-      <w:bookmarkStart w:id="172" w:name="_Toc244138175"/>
+      <w:bookmarkStart w:id="172" w:name="_Toc244139769"/>
       <w:r>
         <w:t>Paratie e sostegni flessibili</w:t>
       </w:r>
@@ -40733,7 +40824,7 @@
         <w:keepNext/>
         <w:spacing w:after="140"/>
       </w:pPr>
-      <w:bookmarkStart w:id="173" w:name="_Toc244138176"/>
+      <w:bookmarkStart w:id="173" w:name="_Toc244139770"/>
       <w:r>
         <w:t>Navigare nell’albero di lavoro</w:t>
       </w:r>
@@ -40844,7 +40935,7 @@
         <w:keepNext/>
         <w:spacing w:after="140"/>
       </w:pPr>
-      <w:bookmarkStart w:id="174" w:name="_Toc244138177"/>
+      <w:bookmarkStart w:id="174" w:name="_Toc244139771"/>
       <w:r>
         <w:t>Definire il modello e le unità</w:t>
       </w:r>
@@ -41011,7 +41102,7 @@
         </w:rPr>
         <w:lastRenderedPageBreak/>
         <w:drawing>
-          <wp:inline distT="0" distB="0" distL="0" distR="0" wp14:anchorId="25B23B6B" wp14:editId="419E4CC4">
+          <wp:inline distT="0" distB="0" distL="0" distR="0" wp14:anchorId="080057F6" wp14:editId="103B2F38">
             <wp:extent cx="6120000" cy="3990564"/>
             <wp:effectExtent l="0" t="0" r="0" b="0"/>
             <wp:docPr id="13" name="Picture 13" descr="Modifica delle fasi con sezione grafica sempre visibile"/>
@@ -41168,7 +41259,7 @@
         <w:keepNext/>
         <w:spacing w:after="140"/>
       </w:pPr>
-      <w:bookmarkStart w:id="175" w:name="_Toc244138178"/>
+      <w:bookmarkStart w:id="175" w:name="_Toc244139772"/>
       <w:r>
         <w:t>Riutilizzare la stratigrafia</w:t>
       </w:r>
@@ -41232,7 +41323,7 @@
         <w:keepNext/>
         <w:spacing w:after="140"/>
       </w:pPr>
-      <w:bookmarkStart w:id="176" w:name="_Toc244138179"/>
+      <w:bookmarkStart w:id="176" w:name="_Toc244139773"/>
       <w:r>
         <w:t>Costruire la storia delle fasi</w:t>
       </w:r>
@@ -41331,7 +41422,7 @@
         <w:keepNext/>
         <w:spacing w:after="140"/>
       </w:pPr>
-      <w:bookmarkStart w:id="177" w:name="_Toc244138180"/>
+      <w:bookmarkStart w:id="177" w:name="_Toc244139774"/>
       <w:r>
         <w:t>Impostare falda e filtrazione</w:t>
       </w:r>
@@ -41412,7 +41503,7 @@
         <w:keepNext/>
         <w:spacing w:after="140"/>
       </w:pPr>
-      <w:bookmarkStart w:id="178" w:name="_Toc244138181"/>
+      <w:bookmarkStart w:id="178" w:name="_Toc244139775"/>
       <w:r>
         <w:t>Richiedere le verifiche</w:t>
       </w:r>
@@ -41544,7 +41635,7 @@
         <w:keepNext/>
         <w:spacing w:after="140"/>
       </w:pPr>
-      <w:bookmarkStart w:id="179" w:name="_Toc244138182"/>
+      <w:bookmarkStart w:id="179" w:name="_Toc244139776"/>
       <w:r>
         <w:t>Calcolare e leggere gli esiti</w:t>
       </w:r>
@@ -41613,7 +41704,7 @@
         </w:rPr>
         <w:lastRenderedPageBreak/>
         <w:drawing>
-          <wp:inline distT="0" distB="0" distL="0" distR="0" wp14:anchorId="70F3CD52" wp14:editId="5418C5FD">
+          <wp:inline distT="0" distB="0" distL="0" distR="0" wp14:anchorId="498F2952" wp14:editId="14310E8D">
             <wp:extent cx="6120000" cy="3990564"/>
             <wp:effectExtent l="0" t="0" r="0" b="0"/>
             <wp:docPr id="14" name="Picture 14" descr="Diagramma del carico trapezoidale e risultati della mensola di prova"/>
@@ -41671,7 +41762,7 @@
         <w:keepNext/>
         <w:spacing w:after="140"/>
       </w:pPr>
-      <w:bookmarkStart w:id="180" w:name="_Toc244138183"/>
+      <w:bookmarkStart w:id="180" w:name="_Toc244139777"/>
       <w:r>
         <w:t>Esempio riproducibile del carico trapezoidale</w:t>
       </w:r>
@@ -41699,7 +41790,7 @@
         <w:keepNext/>
         <w:spacing w:after="140"/>
       </w:pPr>
-      <w:bookmarkStart w:id="181" w:name="_Toc244138184"/>
+      <w:bookmarkStart w:id="181" w:name="_Toc244139778"/>
       <w:r>
         <w:t>Ricercare l'infissione sulla griglia assegnata</w:t>
       </w:r>
@@ -41831,7 +41922,7 @@
         </w:rPr>
         <w:lastRenderedPageBreak/>
         <w:drawing>
-          <wp:inline distT="0" distB="0" distL="0" distR="0" wp14:anchorId="557056D9" wp14:editId="51C097CD">
+          <wp:inline distT="0" distB="0" distL="0" distR="0" wp14:anchorId="3907EFF2" wp14:editId="008CDDA7">
             <wp:extent cx="6120000" cy="3990564"/>
             <wp:effectExtent l="0" t="0" r="0" b="0"/>
             <wp:docPr id="15" name="Picture 15" descr="Ricerca dell'infissione e criterio governante nel benchmark elastico"/>
@@ -41881,7 +41972,7 @@
         <w:keepNext/>
         <w:spacing w:after="140"/>
       </w:pPr>
-      <w:bookmarkStart w:id="182" w:name="_Toc244138185"/>
+      <w:bookmarkStart w:id="182" w:name="_Toc244139779"/>
       <w:r>
         <w:t>Leggere gli inviluppi delle fasi</w:t>
       </w:r>
@@ -41998,7 +42089,7 @@
           <w:noProof/>
         </w:rPr>
         <w:drawing>
-          <wp:inline distT="0" distB="0" distL="0" distR="0" wp14:anchorId="648C6C8F" wp14:editId="7A2DA906">
+          <wp:inline distT="0" distB="0" distL="0" distR="0" wp14:anchorId="371FEEC4" wp14:editId="5F17974A">
             <wp:extent cx="6120000" cy="3990564"/>
             <wp:effectExtent l="0" t="0" r="0" b="0"/>
             <wp:docPr id="16" name="Picture 16" descr="Inviluppi di momento delle fasi nel benchmark su fondazione elastica"/>
@@ -42048,7 +42139,7 @@
         <w:keepNext/>
         <w:spacing w:after="140"/>
       </w:pPr>
-      <w:bookmarkStart w:id="183" w:name="_Toc244138186"/>
+      <w:bookmarkStart w:id="183" w:name="_Toc244139780"/>
       <w:r>
         <w:t>Gestire casi e combinazioni assegnate</w:t>
       </w:r>
@@ -42155,7 +42246,7 @@
         <w:keepNext/>
         <w:spacing w:after="140"/>
       </w:pPr>
-      <w:bookmarkStart w:id="184" w:name="_Toc244138187"/>
+      <w:bookmarkStart w:id="184" w:name="_Toc244139781"/>
       <w:r>
         <w:t>Funzioni ancora da completare</w:t>
       </w:r>

--- a/supporto/documentazione/Guide_ANTHEA/ANTHEA_Guida_pratica_ITEC_Rev62.docx
+++ b/supporto/documentazione/Guide_ANTHEA/ANTHEA_Guida_pratica_ITEC_Rev62.docx
@@ -2334,7 +2334,7 @@
       <w:r>
         <w:fldChar w:fldCharType="separate"/>
       </w:r>
-      <w:hyperlink w:anchor="_Toc244139599" w:history="1">
+      <w:hyperlink w:anchor="_Toc244141064" w:history="1">
         <w:r>
           <w:rPr>
             <w:rStyle w:val="Collegamentoipertestuale"/>
@@ -2382,7 +2382,7 @@
             <w:noProof/>
             <w:webHidden/>
           </w:rPr>
-          <w:instrText xml:space="preserve"> PAGEREF _Toc244139599 \h </w:instrText>
+          <w:instrText xml:space="preserve"> PAGEREF _Toc244141064 \h </w:instrText>
         </w:r>
         <w:r>
           <w:rPr>
@@ -2429,7 +2429,7 @@
           <w14:ligatures w14:val="standardContextual"/>
         </w:rPr>
       </w:pPr>
-      <w:hyperlink w:anchor="_Toc244139600" w:history="1">
+      <w:hyperlink w:anchor="_Toc244141065" w:history="1">
         <w:r>
           <w:rPr>
             <w:rStyle w:val="Collegamentoipertestuale"/>
@@ -2474,7 +2474,7 @@
             <w:noProof/>
             <w:webHidden/>
           </w:rPr>
-          <w:instrText xml:space="preserve"> PAGEREF _Toc244139600 \h </w:instrText>
+          <w:instrText xml:space="preserve"> PAGEREF _Toc244141065 \h </w:instrText>
         </w:r>
         <w:r>
           <w:rPr>
@@ -2521,7 +2521,7 @@
           <w14:ligatures w14:val="standardContextual"/>
         </w:rPr>
       </w:pPr>
-      <w:hyperlink w:anchor="_Toc244139601" w:history="1">
+      <w:hyperlink w:anchor="_Toc244141066" w:history="1">
         <w:r>
           <w:rPr>
             <w:rStyle w:val="Collegamentoipertestuale"/>
@@ -2566,7 +2566,7 @@
             <w:noProof/>
             <w:webHidden/>
           </w:rPr>
-          <w:instrText xml:space="preserve"> PAGEREF _Toc244139601 \h </w:instrText>
+          <w:instrText xml:space="preserve"> PAGEREF _Toc244141066 \h </w:instrText>
         </w:r>
         <w:r>
           <w:rPr>
@@ -2613,7 +2613,7 @@
           <w14:ligatures w14:val="standardContextual"/>
         </w:rPr>
       </w:pPr>
-      <w:hyperlink w:anchor="_Toc244139602" w:history="1">
+      <w:hyperlink w:anchor="_Toc244141067" w:history="1">
         <w:r>
           <w:rPr>
             <w:rStyle w:val="Collegamentoipertestuale"/>
@@ -2658,7 +2658,7 @@
             <w:noProof/>
             <w:webHidden/>
           </w:rPr>
-          <w:instrText xml:space="preserve"> PAGEREF _Toc244139602 \h </w:instrText>
+          <w:instrText xml:space="preserve"> PAGEREF _Toc244141067 \h </w:instrText>
         </w:r>
         <w:r>
           <w:rPr>
@@ -2705,7 +2705,7 @@
           <w14:ligatures w14:val="standardContextual"/>
         </w:rPr>
       </w:pPr>
-      <w:hyperlink w:anchor="_Toc244139603" w:history="1">
+      <w:hyperlink w:anchor="_Toc244141068" w:history="1">
         <w:r>
           <w:rPr>
             <w:rStyle w:val="Collegamentoipertestuale"/>
@@ -2750,7 +2750,7 @@
             <w:noProof/>
             <w:webHidden/>
           </w:rPr>
-          <w:instrText xml:space="preserve"> PAGEREF _Toc244139603 \h </w:instrText>
+          <w:instrText xml:space="preserve"> PAGEREF _Toc244141068 \h </w:instrText>
         </w:r>
         <w:r>
           <w:rPr>
@@ -2796,7 +2796,7 @@
           <w14:ligatures w14:val="standardContextual"/>
         </w:rPr>
       </w:pPr>
-      <w:hyperlink w:anchor="_Toc244139604" w:history="1">
+      <w:hyperlink w:anchor="_Toc244141069" w:history="1">
         <w:r>
           <w:rPr>
             <w:rStyle w:val="Collegamentoipertestuale"/>
@@ -2844,7 +2844,7 @@
             <w:noProof/>
             <w:webHidden/>
           </w:rPr>
-          <w:instrText xml:space="preserve"> PAGEREF _Toc244139604 \h </w:instrText>
+          <w:instrText xml:space="preserve"> PAGEREF _Toc244141069 \h </w:instrText>
         </w:r>
         <w:r>
           <w:rPr>
@@ -2891,7 +2891,7 @@
           <w14:ligatures w14:val="standardContextual"/>
         </w:rPr>
       </w:pPr>
-      <w:hyperlink w:anchor="_Toc244139605" w:history="1">
+      <w:hyperlink w:anchor="_Toc244141070" w:history="1">
         <w:r>
           <w:rPr>
             <w:rStyle w:val="Collegamentoipertestuale"/>
@@ -2936,7 +2936,7 @@
             <w:noProof/>
             <w:webHidden/>
           </w:rPr>
-          <w:instrText xml:space="preserve"> PAGEREF _Toc244139605 \h </w:instrText>
+          <w:instrText xml:space="preserve"> PAGEREF _Toc244141070 \h </w:instrText>
         </w:r>
         <w:r>
           <w:rPr>
@@ -2983,7 +2983,7 @@
           <w14:ligatures w14:val="standardContextual"/>
         </w:rPr>
       </w:pPr>
-      <w:hyperlink w:anchor="_Toc244139606" w:history="1">
+      <w:hyperlink w:anchor="_Toc244141071" w:history="1">
         <w:r>
           <w:rPr>
             <w:rStyle w:val="Collegamentoipertestuale"/>
@@ -3028,7 +3028,7 @@
             <w:noProof/>
             <w:webHidden/>
           </w:rPr>
-          <w:instrText xml:space="preserve"> PAGEREF _Toc244139606 \h </w:instrText>
+          <w:instrText xml:space="preserve"> PAGEREF _Toc244141071 \h </w:instrText>
         </w:r>
         <w:r>
           <w:rPr>
@@ -3075,7 +3075,7 @@
           <w14:ligatures w14:val="standardContextual"/>
         </w:rPr>
       </w:pPr>
-      <w:hyperlink w:anchor="_Toc244139607" w:history="1">
+      <w:hyperlink w:anchor="_Toc244141072" w:history="1">
         <w:r>
           <w:rPr>
             <w:rStyle w:val="Collegamentoipertestuale"/>
@@ -3120,7 +3120,7 @@
             <w:noProof/>
             <w:webHidden/>
           </w:rPr>
-          <w:instrText xml:space="preserve"> PAGEREF _Toc244139607 \h </w:instrText>
+          <w:instrText xml:space="preserve"> PAGEREF _Toc244141072 \h </w:instrText>
         </w:r>
         <w:r>
           <w:rPr>
@@ -3167,7 +3167,7 @@
           <w14:ligatures w14:val="standardContextual"/>
         </w:rPr>
       </w:pPr>
-      <w:hyperlink w:anchor="_Toc244139608" w:history="1">
+      <w:hyperlink w:anchor="_Toc244141073" w:history="1">
         <w:r>
           <w:rPr>
             <w:rStyle w:val="Collegamentoipertestuale"/>
@@ -3212,7 +3212,7 @@
             <w:noProof/>
             <w:webHidden/>
           </w:rPr>
-          <w:instrText xml:space="preserve"> PAGEREF _Toc244139608 \h </w:instrText>
+          <w:instrText xml:space="preserve"> PAGEREF _Toc244141073 \h </w:instrText>
         </w:r>
         <w:r>
           <w:rPr>
@@ -3258,7 +3258,7 @@
           <w14:ligatures w14:val="standardContextual"/>
         </w:rPr>
       </w:pPr>
-      <w:hyperlink w:anchor="_Toc244139609" w:history="1">
+      <w:hyperlink w:anchor="_Toc244141074" w:history="1">
         <w:r>
           <w:rPr>
             <w:rStyle w:val="Collegamentoipertestuale"/>
@@ -3306,7 +3306,7 @@
             <w:noProof/>
             <w:webHidden/>
           </w:rPr>
-          <w:instrText xml:space="preserve"> PAGEREF _Toc244139609 \h </w:instrText>
+          <w:instrText xml:space="preserve"> PAGEREF _Toc244141074 \h </w:instrText>
         </w:r>
         <w:r>
           <w:rPr>
@@ -3353,7 +3353,7 @@
           <w14:ligatures w14:val="standardContextual"/>
         </w:rPr>
       </w:pPr>
-      <w:hyperlink w:anchor="_Toc244139610" w:history="1">
+      <w:hyperlink w:anchor="_Toc244141075" w:history="1">
         <w:r>
           <w:rPr>
             <w:rStyle w:val="Collegamentoipertestuale"/>
@@ -3398,7 +3398,7 @@
             <w:noProof/>
             <w:webHidden/>
           </w:rPr>
-          <w:instrText xml:space="preserve"> PAGEREF _Toc244139610 \h </w:instrText>
+          <w:instrText xml:space="preserve"> PAGEREF _Toc244141075 \h </w:instrText>
         </w:r>
         <w:r>
           <w:rPr>
@@ -3445,7 +3445,7 @@
           <w14:ligatures w14:val="standardContextual"/>
         </w:rPr>
       </w:pPr>
-      <w:hyperlink w:anchor="_Toc244139611" w:history="1">
+      <w:hyperlink w:anchor="_Toc244141076" w:history="1">
         <w:r>
           <w:rPr>
             <w:rStyle w:val="Collegamentoipertestuale"/>
@@ -3490,7 +3490,7 @@
             <w:noProof/>
             <w:webHidden/>
           </w:rPr>
-          <w:instrText xml:space="preserve"> PAGEREF _Toc244139611 \h </w:instrText>
+          <w:instrText xml:space="preserve"> PAGEREF _Toc244141076 \h </w:instrText>
         </w:r>
         <w:r>
           <w:rPr>
@@ -3537,7 +3537,7 @@
           <w14:ligatures w14:val="standardContextual"/>
         </w:rPr>
       </w:pPr>
-      <w:hyperlink w:anchor="_Toc244139612" w:history="1">
+      <w:hyperlink w:anchor="_Toc244141077" w:history="1">
         <w:r>
           <w:rPr>
             <w:rStyle w:val="Collegamentoipertestuale"/>
@@ -3582,7 +3582,7 @@
             <w:noProof/>
             <w:webHidden/>
           </w:rPr>
-          <w:instrText xml:space="preserve"> PAGEREF _Toc244139612 \h </w:instrText>
+          <w:instrText xml:space="preserve"> PAGEREF _Toc244141077 \h </w:instrText>
         </w:r>
         <w:r>
           <w:rPr>
@@ -3629,7 +3629,7 @@
           <w14:ligatures w14:val="standardContextual"/>
         </w:rPr>
       </w:pPr>
-      <w:hyperlink w:anchor="_Toc244139613" w:history="1">
+      <w:hyperlink w:anchor="_Toc244141078" w:history="1">
         <w:r>
           <w:rPr>
             <w:rStyle w:val="Collegamentoipertestuale"/>
@@ -3674,7 +3674,7 @@
             <w:noProof/>
             <w:webHidden/>
           </w:rPr>
-          <w:instrText xml:space="preserve"> PAGEREF _Toc244139613 \h </w:instrText>
+          <w:instrText xml:space="preserve"> PAGEREF _Toc244141078 \h </w:instrText>
         </w:r>
         <w:r>
           <w:rPr>
@@ -3721,7 +3721,7 @@
           <w14:ligatures w14:val="standardContextual"/>
         </w:rPr>
       </w:pPr>
-      <w:hyperlink w:anchor="_Toc244139614" w:history="1">
+      <w:hyperlink w:anchor="_Toc244141079" w:history="1">
         <w:r>
           <w:rPr>
             <w:rStyle w:val="Collegamentoipertestuale"/>
@@ -3766,7 +3766,7 @@
             <w:noProof/>
             <w:webHidden/>
           </w:rPr>
-          <w:instrText xml:space="preserve"> PAGEREF _Toc244139614 \h </w:instrText>
+          <w:instrText xml:space="preserve"> PAGEREF _Toc244141079 \h </w:instrText>
         </w:r>
         <w:r>
           <w:rPr>
@@ -3812,7 +3812,7 @@
           <w14:ligatures w14:val="standardContextual"/>
         </w:rPr>
       </w:pPr>
-      <w:hyperlink w:anchor="_Toc244139615" w:history="1">
+      <w:hyperlink w:anchor="_Toc244141080" w:history="1">
         <w:r>
           <w:rPr>
             <w:rStyle w:val="Collegamentoipertestuale"/>
@@ -3860,7 +3860,7 @@
             <w:noProof/>
             <w:webHidden/>
           </w:rPr>
-          <w:instrText xml:space="preserve"> PAGEREF _Toc244139615 \h </w:instrText>
+          <w:instrText xml:space="preserve"> PAGEREF _Toc244141080 \h </w:instrText>
         </w:r>
         <w:r>
           <w:rPr>
@@ -3907,7 +3907,7 @@
           <w14:ligatures w14:val="standardContextual"/>
         </w:rPr>
       </w:pPr>
-      <w:hyperlink w:anchor="_Toc244139616" w:history="1">
+      <w:hyperlink w:anchor="_Toc244141081" w:history="1">
         <w:r>
           <w:rPr>
             <w:rStyle w:val="Collegamentoipertestuale"/>
@@ -3952,7 +3952,7 @@
             <w:noProof/>
             <w:webHidden/>
           </w:rPr>
-          <w:instrText xml:space="preserve"> PAGEREF _Toc244139616 \h </w:instrText>
+          <w:instrText xml:space="preserve"> PAGEREF _Toc244141081 \h </w:instrText>
         </w:r>
         <w:r>
           <w:rPr>
@@ -3999,7 +3999,7 @@
           <w14:ligatures w14:val="standardContextual"/>
         </w:rPr>
       </w:pPr>
-      <w:hyperlink w:anchor="_Toc244139617" w:history="1">
+      <w:hyperlink w:anchor="_Toc244141082" w:history="1">
         <w:r>
           <w:rPr>
             <w:rStyle w:val="Collegamentoipertestuale"/>
@@ -4044,7 +4044,7 @@
             <w:noProof/>
             <w:webHidden/>
           </w:rPr>
-          <w:instrText xml:space="preserve"> PAGEREF _Toc244139617 \h </w:instrText>
+          <w:instrText xml:space="preserve"> PAGEREF _Toc244141082 \h </w:instrText>
         </w:r>
         <w:r>
           <w:rPr>
@@ -4091,7 +4091,7 @@
           <w14:ligatures w14:val="standardContextual"/>
         </w:rPr>
       </w:pPr>
-      <w:hyperlink w:anchor="_Toc244139618" w:history="1">
+      <w:hyperlink w:anchor="_Toc244141083" w:history="1">
         <w:r>
           <w:rPr>
             <w:rStyle w:val="Collegamentoipertestuale"/>
@@ -4136,7 +4136,7 @@
             <w:noProof/>
             <w:webHidden/>
           </w:rPr>
-          <w:instrText xml:space="preserve"> PAGEREF _Toc244139618 \h </w:instrText>
+          <w:instrText xml:space="preserve"> PAGEREF _Toc244141083 \h </w:instrText>
         </w:r>
         <w:r>
           <w:rPr>
@@ -4183,7 +4183,7 @@
           <w14:ligatures w14:val="standardContextual"/>
         </w:rPr>
       </w:pPr>
-      <w:hyperlink w:anchor="_Toc244139619" w:history="1">
+      <w:hyperlink w:anchor="_Toc244141084" w:history="1">
         <w:r>
           <w:rPr>
             <w:rStyle w:val="Collegamentoipertestuale"/>
@@ -4228,7 +4228,7 @@
             <w:noProof/>
             <w:webHidden/>
           </w:rPr>
-          <w:instrText xml:space="preserve"> PAGEREF _Toc244139619 \h </w:instrText>
+          <w:instrText xml:space="preserve"> PAGEREF _Toc244141084 \h </w:instrText>
         </w:r>
         <w:r>
           <w:rPr>
@@ -4275,7 +4275,7 @@
           <w14:ligatures w14:val="standardContextual"/>
         </w:rPr>
       </w:pPr>
-      <w:hyperlink w:anchor="_Toc244139620" w:history="1">
+      <w:hyperlink w:anchor="_Toc244141085" w:history="1">
         <w:r>
           <w:rPr>
             <w:rStyle w:val="Collegamentoipertestuale"/>
@@ -4320,7 +4320,7 @@
             <w:noProof/>
             <w:webHidden/>
           </w:rPr>
-          <w:instrText xml:space="preserve"> PAGEREF _Toc244139620 \h </w:instrText>
+          <w:instrText xml:space="preserve"> PAGEREF _Toc244141085 \h </w:instrText>
         </w:r>
         <w:r>
           <w:rPr>
@@ -4367,7 +4367,7 @@
           <w14:ligatures w14:val="standardContextual"/>
         </w:rPr>
       </w:pPr>
-      <w:hyperlink w:anchor="_Toc244139621" w:history="1">
+      <w:hyperlink w:anchor="_Toc244141086" w:history="1">
         <w:r>
           <w:rPr>
             <w:rStyle w:val="Collegamentoipertestuale"/>
@@ -4412,7 +4412,7 @@
             <w:noProof/>
             <w:webHidden/>
           </w:rPr>
-          <w:instrText xml:space="preserve"> PAGEREF _Toc244139621 \h </w:instrText>
+          <w:instrText xml:space="preserve"> PAGEREF _Toc244141086 \h </w:instrText>
         </w:r>
         <w:r>
           <w:rPr>
@@ -4458,7 +4458,7 @@
           <w14:ligatures w14:val="standardContextual"/>
         </w:rPr>
       </w:pPr>
-      <w:hyperlink w:anchor="_Toc244139622" w:history="1">
+      <w:hyperlink w:anchor="_Toc244141087" w:history="1">
         <w:r>
           <w:rPr>
             <w:rStyle w:val="Collegamentoipertestuale"/>
@@ -4506,7 +4506,7 @@
             <w:noProof/>
             <w:webHidden/>
           </w:rPr>
-          <w:instrText xml:space="preserve"> PAGEREF _Toc244139622 \h </w:instrText>
+          <w:instrText xml:space="preserve"> PAGEREF _Toc244141087 \h </w:instrText>
         </w:r>
         <w:r>
           <w:rPr>
@@ -4553,7 +4553,7 @@
           <w14:ligatures w14:val="standardContextual"/>
         </w:rPr>
       </w:pPr>
-      <w:hyperlink w:anchor="_Toc244139623" w:history="1">
+      <w:hyperlink w:anchor="_Toc244141088" w:history="1">
         <w:r>
           <w:rPr>
             <w:rStyle w:val="Collegamentoipertestuale"/>
@@ -4598,7 +4598,7 @@
             <w:noProof/>
             <w:webHidden/>
           </w:rPr>
-          <w:instrText xml:space="preserve"> PAGEREF _Toc244139623 \h </w:instrText>
+          <w:instrText xml:space="preserve"> PAGEREF _Toc244141088 \h </w:instrText>
         </w:r>
         <w:r>
           <w:rPr>
@@ -4645,7 +4645,7 @@
           <w14:ligatures w14:val="standardContextual"/>
         </w:rPr>
       </w:pPr>
-      <w:hyperlink w:anchor="_Toc244139624" w:history="1">
+      <w:hyperlink w:anchor="_Toc244141089" w:history="1">
         <w:r>
           <w:rPr>
             <w:rStyle w:val="Collegamentoipertestuale"/>
@@ -4690,7 +4690,7 @@
             <w:noProof/>
             <w:webHidden/>
           </w:rPr>
-          <w:instrText xml:space="preserve"> PAGEREF _Toc244139624 \h </w:instrText>
+          <w:instrText xml:space="preserve"> PAGEREF _Toc244141089 \h </w:instrText>
         </w:r>
         <w:r>
           <w:rPr>
@@ -4736,7 +4736,7 @@
           <w14:ligatures w14:val="standardContextual"/>
         </w:rPr>
       </w:pPr>
-      <w:hyperlink w:anchor="_Toc244139625" w:history="1">
+      <w:hyperlink w:anchor="_Toc244141090" w:history="1">
         <w:r>
           <w:rPr>
             <w:rStyle w:val="Collegamentoipertestuale"/>
@@ -4784,7 +4784,7 @@
             <w:noProof/>
             <w:webHidden/>
           </w:rPr>
-          <w:instrText xml:space="preserve"> PAGEREF _Toc244139625 \h </w:instrText>
+          <w:instrText xml:space="preserve"> PAGEREF _Toc244141090 \h </w:instrText>
         </w:r>
         <w:r>
           <w:rPr>
@@ -4831,7 +4831,7 @@
           <w14:ligatures w14:val="standardContextual"/>
         </w:rPr>
       </w:pPr>
-      <w:hyperlink w:anchor="_Toc244139626" w:history="1">
+      <w:hyperlink w:anchor="_Toc244141091" w:history="1">
         <w:r>
           <w:rPr>
             <w:rStyle w:val="Collegamentoipertestuale"/>
@@ -4876,7 +4876,7 @@
             <w:noProof/>
             <w:webHidden/>
           </w:rPr>
-          <w:instrText xml:space="preserve"> PAGEREF _Toc244139626 \h </w:instrText>
+          <w:instrText xml:space="preserve"> PAGEREF _Toc244141091 \h </w:instrText>
         </w:r>
         <w:r>
           <w:rPr>
@@ -4923,7 +4923,7 @@
           <w14:ligatures w14:val="standardContextual"/>
         </w:rPr>
       </w:pPr>
-      <w:hyperlink w:anchor="_Toc244139627" w:history="1">
+      <w:hyperlink w:anchor="_Toc244141092" w:history="1">
         <w:r>
           <w:rPr>
             <w:rStyle w:val="Collegamentoipertestuale"/>
@@ -4968,7 +4968,7 @@
             <w:noProof/>
             <w:webHidden/>
           </w:rPr>
-          <w:instrText xml:space="preserve"> PAGEREF _Toc244139627 \h </w:instrText>
+          <w:instrText xml:space="preserve"> PAGEREF _Toc244141092 \h </w:instrText>
         </w:r>
         <w:r>
           <w:rPr>
@@ -5015,7 +5015,7 @@
           <w14:ligatures w14:val="standardContextual"/>
         </w:rPr>
       </w:pPr>
-      <w:hyperlink w:anchor="_Toc244139628" w:history="1">
+      <w:hyperlink w:anchor="_Toc244141093" w:history="1">
         <w:r>
           <w:rPr>
             <w:rStyle w:val="Collegamentoipertestuale"/>
@@ -5060,7 +5060,7 @@
             <w:noProof/>
             <w:webHidden/>
           </w:rPr>
-          <w:instrText xml:space="preserve"> PAGEREF _Toc244139628 \h </w:instrText>
+          <w:instrText xml:space="preserve"> PAGEREF _Toc244141093 \h </w:instrText>
         </w:r>
         <w:r>
           <w:rPr>
@@ -5107,7 +5107,7 @@
           <w14:ligatures w14:val="standardContextual"/>
         </w:rPr>
       </w:pPr>
-      <w:hyperlink w:anchor="_Toc244139629" w:history="1">
+      <w:hyperlink w:anchor="_Toc244141094" w:history="1">
         <w:r>
           <w:rPr>
             <w:rStyle w:val="Collegamentoipertestuale"/>
@@ -5152,7 +5152,7 @@
             <w:noProof/>
             <w:webHidden/>
           </w:rPr>
-          <w:instrText xml:space="preserve"> PAGEREF _Toc244139629 \h </w:instrText>
+          <w:instrText xml:space="preserve"> PAGEREF _Toc244141094 \h </w:instrText>
         </w:r>
         <w:r>
           <w:rPr>
@@ -5198,7 +5198,7 @@
           <w14:ligatures w14:val="standardContextual"/>
         </w:rPr>
       </w:pPr>
-      <w:hyperlink w:anchor="_Toc244139630" w:history="1">
+      <w:hyperlink w:anchor="_Toc244141095" w:history="1">
         <w:r>
           <w:rPr>
             <w:rStyle w:val="Collegamentoipertestuale"/>
@@ -5246,7 +5246,7 @@
             <w:noProof/>
             <w:webHidden/>
           </w:rPr>
-          <w:instrText xml:space="preserve"> PAGEREF _Toc244139630 \h </w:instrText>
+          <w:instrText xml:space="preserve"> PAGEREF _Toc244141095 \h </w:instrText>
         </w:r>
         <w:r>
           <w:rPr>
@@ -5293,7 +5293,7 @@
           <w14:ligatures w14:val="standardContextual"/>
         </w:rPr>
       </w:pPr>
-      <w:hyperlink w:anchor="_Toc244139631" w:history="1">
+      <w:hyperlink w:anchor="_Toc244141096" w:history="1">
         <w:r>
           <w:rPr>
             <w:rStyle w:val="Collegamentoipertestuale"/>
@@ -5338,7 +5338,7 @@
             <w:noProof/>
             <w:webHidden/>
           </w:rPr>
-          <w:instrText xml:space="preserve"> PAGEREF _Toc244139631 \h </w:instrText>
+          <w:instrText xml:space="preserve"> PAGEREF _Toc244141096 \h </w:instrText>
         </w:r>
         <w:r>
           <w:rPr>
@@ -5385,7 +5385,7 @@
           <w14:ligatures w14:val="standardContextual"/>
         </w:rPr>
       </w:pPr>
-      <w:hyperlink w:anchor="_Toc244139632" w:history="1">
+      <w:hyperlink w:anchor="_Toc244141097" w:history="1">
         <w:r>
           <w:rPr>
             <w:rStyle w:val="Collegamentoipertestuale"/>
@@ -5430,7 +5430,7 @@
             <w:noProof/>
             <w:webHidden/>
           </w:rPr>
-          <w:instrText xml:space="preserve"> PAGEREF _Toc244139632 \h </w:instrText>
+          <w:instrText xml:space="preserve"> PAGEREF _Toc244141097 \h </w:instrText>
         </w:r>
         <w:r>
           <w:rPr>
@@ -5476,7 +5476,7 @@
           <w14:ligatures w14:val="standardContextual"/>
         </w:rPr>
       </w:pPr>
-      <w:hyperlink w:anchor="_Toc244139633" w:history="1">
+      <w:hyperlink w:anchor="_Toc244141098" w:history="1">
         <w:r>
           <w:rPr>
             <w:rStyle w:val="Collegamentoipertestuale"/>
@@ -5524,7 +5524,7 @@
             <w:noProof/>
             <w:webHidden/>
           </w:rPr>
-          <w:instrText xml:space="preserve"> PAGEREF _Toc244139633 \h </w:instrText>
+          <w:instrText xml:space="preserve"> PAGEREF _Toc244141098 \h </w:instrText>
         </w:r>
         <w:r>
           <w:rPr>
@@ -5571,7 +5571,7 @@
           <w14:ligatures w14:val="standardContextual"/>
         </w:rPr>
       </w:pPr>
-      <w:hyperlink w:anchor="_Toc244139634" w:history="1">
+      <w:hyperlink w:anchor="_Toc244141099" w:history="1">
         <w:r>
           <w:rPr>
             <w:rStyle w:val="Collegamentoipertestuale"/>
@@ -5616,7 +5616,7 @@
             <w:noProof/>
             <w:webHidden/>
           </w:rPr>
-          <w:instrText xml:space="preserve"> PAGEREF _Toc244139634 \h </w:instrText>
+          <w:instrText xml:space="preserve"> PAGEREF _Toc244141099 \h </w:instrText>
         </w:r>
         <w:r>
           <w:rPr>
@@ -5663,7 +5663,7 @@
           <w14:ligatures w14:val="standardContextual"/>
         </w:rPr>
       </w:pPr>
-      <w:hyperlink w:anchor="_Toc244139635" w:history="1">
+      <w:hyperlink w:anchor="_Toc244141100" w:history="1">
         <w:r>
           <w:rPr>
             <w:rStyle w:val="Collegamentoipertestuale"/>
@@ -5708,7 +5708,7 @@
             <w:noProof/>
             <w:webHidden/>
           </w:rPr>
-          <w:instrText xml:space="preserve"> PAGEREF _Toc244139635 \h </w:instrText>
+          <w:instrText xml:space="preserve"> PAGEREF _Toc244141100 \h </w:instrText>
         </w:r>
         <w:r>
           <w:rPr>
@@ -5755,7 +5755,7 @@
           <w14:ligatures w14:val="standardContextual"/>
         </w:rPr>
       </w:pPr>
-      <w:hyperlink w:anchor="_Toc244139636" w:history="1">
+      <w:hyperlink w:anchor="_Toc244141101" w:history="1">
         <w:r>
           <w:rPr>
             <w:rStyle w:val="Collegamentoipertestuale"/>
@@ -5800,7 +5800,7 @@
             <w:noProof/>
             <w:webHidden/>
           </w:rPr>
-          <w:instrText xml:space="preserve"> PAGEREF _Toc244139636 \h </w:instrText>
+          <w:instrText xml:space="preserve"> PAGEREF _Toc244141101 \h </w:instrText>
         </w:r>
         <w:r>
           <w:rPr>
@@ -5847,7 +5847,7 @@
           <w14:ligatures w14:val="standardContextual"/>
         </w:rPr>
       </w:pPr>
-      <w:hyperlink w:anchor="_Toc244139637" w:history="1">
+      <w:hyperlink w:anchor="_Toc244141102" w:history="1">
         <w:r>
           <w:rPr>
             <w:rStyle w:val="Collegamentoipertestuale"/>
@@ -5892,7 +5892,7 @@
             <w:noProof/>
             <w:webHidden/>
           </w:rPr>
-          <w:instrText xml:space="preserve"> PAGEREF _Toc244139637 \h </w:instrText>
+          <w:instrText xml:space="preserve"> PAGEREF _Toc244141102 \h </w:instrText>
         </w:r>
         <w:r>
           <w:rPr>
@@ -5939,7 +5939,7 @@
           <w14:ligatures w14:val="standardContextual"/>
         </w:rPr>
       </w:pPr>
-      <w:hyperlink w:anchor="_Toc244139638" w:history="1">
+      <w:hyperlink w:anchor="_Toc244141103" w:history="1">
         <w:r>
           <w:rPr>
             <w:rStyle w:val="Collegamentoipertestuale"/>
@@ -5984,7 +5984,7 @@
             <w:noProof/>
             <w:webHidden/>
           </w:rPr>
-          <w:instrText xml:space="preserve"> PAGEREF _Toc244139638 \h </w:instrText>
+          <w:instrText xml:space="preserve"> PAGEREF _Toc244141103 \h </w:instrText>
         </w:r>
         <w:r>
           <w:rPr>
@@ -6030,7 +6030,7 @@
           <w14:ligatures w14:val="standardContextual"/>
         </w:rPr>
       </w:pPr>
-      <w:hyperlink w:anchor="_Toc244139639" w:history="1">
+      <w:hyperlink w:anchor="_Toc244141104" w:history="1">
         <w:r>
           <w:rPr>
             <w:rStyle w:val="Collegamentoipertestuale"/>
@@ -6078,7 +6078,7 @@
             <w:noProof/>
             <w:webHidden/>
           </w:rPr>
-          <w:instrText xml:space="preserve"> PAGEREF _Toc244139639 \h </w:instrText>
+          <w:instrText xml:space="preserve"> PAGEREF _Toc244141104 \h </w:instrText>
         </w:r>
         <w:r>
           <w:rPr>
@@ -6125,7 +6125,7 @@
           <w14:ligatures w14:val="standardContextual"/>
         </w:rPr>
       </w:pPr>
-      <w:hyperlink w:anchor="_Toc244139640" w:history="1">
+      <w:hyperlink w:anchor="_Toc244141105" w:history="1">
         <w:r>
           <w:rPr>
             <w:rStyle w:val="Collegamentoipertestuale"/>
@@ -6170,7 +6170,7 @@
             <w:noProof/>
             <w:webHidden/>
           </w:rPr>
-          <w:instrText xml:space="preserve"> PAGEREF _Toc244139640 \h </w:instrText>
+          <w:instrText xml:space="preserve"> PAGEREF _Toc244141105 \h </w:instrText>
         </w:r>
         <w:r>
           <w:rPr>
@@ -6217,7 +6217,7 @@
           <w14:ligatures w14:val="standardContextual"/>
         </w:rPr>
       </w:pPr>
-      <w:hyperlink w:anchor="_Toc244139641" w:history="1">
+      <w:hyperlink w:anchor="_Toc244141106" w:history="1">
         <w:r>
           <w:rPr>
             <w:rStyle w:val="Collegamentoipertestuale"/>
@@ -6262,7 +6262,7 @@
             <w:noProof/>
             <w:webHidden/>
           </w:rPr>
-          <w:instrText xml:space="preserve"> PAGEREF _Toc244139641 \h </w:instrText>
+          <w:instrText xml:space="preserve"> PAGEREF _Toc244141106 \h </w:instrText>
         </w:r>
         <w:r>
           <w:rPr>
@@ -6309,7 +6309,7 @@
           <w14:ligatures w14:val="standardContextual"/>
         </w:rPr>
       </w:pPr>
-      <w:hyperlink w:anchor="_Toc244139642" w:history="1">
+      <w:hyperlink w:anchor="_Toc244141107" w:history="1">
         <w:r>
           <w:rPr>
             <w:rStyle w:val="Collegamentoipertestuale"/>
@@ -6354,7 +6354,7 @@
             <w:noProof/>
             <w:webHidden/>
           </w:rPr>
-          <w:instrText xml:space="preserve"> PAGEREF _Toc244139642 \h </w:instrText>
+          <w:instrText xml:space="preserve"> PAGEREF _Toc244141107 \h </w:instrText>
         </w:r>
         <w:r>
           <w:rPr>
@@ -6401,7 +6401,7 @@
           <w14:ligatures w14:val="standardContextual"/>
         </w:rPr>
       </w:pPr>
-      <w:hyperlink w:anchor="_Toc244139643" w:history="1">
+      <w:hyperlink w:anchor="_Toc244141108" w:history="1">
         <w:r>
           <w:rPr>
             <w:rStyle w:val="Collegamentoipertestuale"/>
@@ -6446,7 +6446,7 @@
             <w:noProof/>
             <w:webHidden/>
           </w:rPr>
-          <w:instrText xml:space="preserve"> PAGEREF _Toc244139643 \h </w:instrText>
+          <w:instrText xml:space="preserve"> PAGEREF _Toc244141108 \h </w:instrText>
         </w:r>
         <w:r>
           <w:rPr>
@@ -6493,7 +6493,7 @@
           <w14:ligatures w14:val="standardContextual"/>
         </w:rPr>
       </w:pPr>
-      <w:hyperlink w:anchor="_Toc244139644" w:history="1">
+      <w:hyperlink w:anchor="_Toc244141109" w:history="1">
         <w:r>
           <w:rPr>
             <w:rStyle w:val="Collegamentoipertestuale"/>
@@ -6538,7 +6538,7 @@
             <w:noProof/>
             <w:webHidden/>
           </w:rPr>
-          <w:instrText xml:space="preserve"> PAGEREF _Toc244139644 \h </w:instrText>
+          <w:instrText xml:space="preserve"> PAGEREF _Toc244141109 \h </w:instrText>
         </w:r>
         <w:r>
           <w:rPr>
@@ -6585,7 +6585,7 @@
           <w14:ligatures w14:val="standardContextual"/>
         </w:rPr>
       </w:pPr>
-      <w:hyperlink w:anchor="_Toc244139645" w:history="1">
+      <w:hyperlink w:anchor="_Toc244141110" w:history="1">
         <w:r>
           <w:rPr>
             <w:rStyle w:val="Collegamentoipertestuale"/>
@@ -6630,7 +6630,7 @@
             <w:noProof/>
             <w:webHidden/>
           </w:rPr>
-          <w:instrText xml:space="preserve"> PAGEREF _Toc244139645 \h </w:instrText>
+          <w:instrText xml:space="preserve"> PAGEREF _Toc244141110 \h </w:instrText>
         </w:r>
         <w:r>
           <w:rPr>
@@ -6677,7 +6677,7 @@
           <w14:ligatures w14:val="standardContextual"/>
         </w:rPr>
       </w:pPr>
-      <w:hyperlink w:anchor="_Toc244139646" w:history="1">
+      <w:hyperlink w:anchor="_Toc244141111" w:history="1">
         <w:r>
           <w:rPr>
             <w:rStyle w:val="Collegamentoipertestuale"/>
@@ -6722,7 +6722,7 @@
             <w:noProof/>
             <w:webHidden/>
           </w:rPr>
-          <w:instrText xml:space="preserve"> PAGEREF _Toc244139646 \h </w:instrText>
+          <w:instrText xml:space="preserve"> PAGEREF _Toc244141111 \h </w:instrText>
         </w:r>
         <w:r>
           <w:rPr>
@@ -6769,7 +6769,7 @@
           <w14:ligatures w14:val="standardContextual"/>
         </w:rPr>
       </w:pPr>
-      <w:hyperlink w:anchor="_Toc244139647" w:history="1">
+      <w:hyperlink w:anchor="_Toc244141112" w:history="1">
         <w:r>
           <w:rPr>
             <w:rStyle w:val="Collegamentoipertestuale"/>
@@ -6814,7 +6814,7 @@
             <w:noProof/>
             <w:webHidden/>
           </w:rPr>
-          <w:instrText xml:space="preserve"> PAGEREF _Toc244139647 \h </w:instrText>
+          <w:instrText xml:space="preserve"> PAGEREF _Toc244141112 \h </w:instrText>
         </w:r>
         <w:r>
           <w:rPr>
@@ -6861,7 +6861,7 @@
           <w14:ligatures w14:val="standardContextual"/>
         </w:rPr>
       </w:pPr>
-      <w:hyperlink w:anchor="_Toc244139648" w:history="1">
+      <w:hyperlink w:anchor="_Toc244141113" w:history="1">
         <w:r>
           <w:rPr>
             <w:rStyle w:val="Collegamentoipertestuale"/>
@@ -6906,7 +6906,7 @@
             <w:noProof/>
             <w:webHidden/>
           </w:rPr>
-          <w:instrText xml:space="preserve"> PAGEREF _Toc244139648 \h </w:instrText>
+          <w:instrText xml:space="preserve"> PAGEREF _Toc244141113 \h </w:instrText>
         </w:r>
         <w:r>
           <w:rPr>
@@ -6952,7 +6952,7 @@
           <w14:ligatures w14:val="standardContextual"/>
         </w:rPr>
       </w:pPr>
-      <w:hyperlink w:anchor="_Toc244139649" w:history="1">
+      <w:hyperlink w:anchor="_Toc244141114" w:history="1">
         <w:r>
           <w:rPr>
             <w:rStyle w:val="Collegamentoipertestuale"/>
@@ -7000,7 +7000,7 @@
             <w:noProof/>
             <w:webHidden/>
           </w:rPr>
-          <w:instrText xml:space="preserve"> PAGEREF _Toc244139649 \h </w:instrText>
+          <w:instrText xml:space="preserve"> PAGEREF _Toc244141114 \h </w:instrText>
         </w:r>
         <w:r>
           <w:rPr>
@@ -7047,7 +7047,7 @@
           <w14:ligatures w14:val="standardContextual"/>
         </w:rPr>
       </w:pPr>
-      <w:hyperlink w:anchor="_Toc244139650" w:history="1">
+      <w:hyperlink w:anchor="_Toc244141115" w:history="1">
         <w:r>
           <w:rPr>
             <w:rStyle w:val="Collegamentoipertestuale"/>
@@ -7092,7 +7092,7 @@
             <w:noProof/>
             <w:webHidden/>
           </w:rPr>
-          <w:instrText xml:space="preserve"> PAGEREF _Toc244139650 \h </w:instrText>
+          <w:instrText xml:space="preserve"> PAGEREF _Toc244141115 \h </w:instrText>
         </w:r>
         <w:r>
           <w:rPr>
@@ -7139,7 +7139,7 @@
           <w14:ligatures w14:val="standardContextual"/>
         </w:rPr>
       </w:pPr>
-      <w:hyperlink w:anchor="_Toc244139651" w:history="1">
+      <w:hyperlink w:anchor="_Toc244141116" w:history="1">
         <w:r>
           <w:rPr>
             <w:rStyle w:val="Collegamentoipertestuale"/>
@@ -7184,7 +7184,7 @@
             <w:noProof/>
             <w:webHidden/>
           </w:rPr>
-          <w:instrText xml:space="preserve"> PAGEREF _Toc244139651 \h </w:instrText>
+          <w:instrText xml:space="preserve"> PAGEREF _Toc244141116 \h </w:instrText>
         </w:r>
         <w:r>
           <w:rPr>
@@ -7231,7 +7231,7 @@
           <w14:ligatures w14:val="standardContextual"/>
         </w:rPr>
       </w:pPr>
-      <w:hyperlink w:anchor="_Toc244139652" w:history="1">
+      <w:hyperlink w:anchor="_Toc244141117" w:history="1">
         <w:r>
           <w:rPr>
             <w:rStyle w:val="Collegamentoipertestuale"/>
@@ -7276,7 +7276,7 @@
             <w:noProof/>
             <w:webHidden/>
           </w:rPr>
-          <w:instrText xml:space="preserve"> PAGEREF _Toc244139652 \h </w:instrText>
+          <w:instrText xml:space="preserve"> PAGEREF _Toc244141117 \h </w:instrText>
         </w:r>
         <w:r>
           <w:rPr>
@@ -7323,7 +7323,7 @@
           <w14:ligatures w14:val="standardContextual"/>
         </w:rPr>
       </w:pPr>
-      <w:hyperlink w:anchor="_Toc244139653" w:history="1">
+      <w:hyperlink w:anchor="_Toc244141118" w:history="1">
         <w:r>
           <w:rPr>
             <w:rStyle w:val="Collegamentoipertestuale"/>
@@ -7368,7 +7368,7 @@
             <w:noProof/>
             <w:webHidden/>
           </w:rPr>
-          <w:instrText xml:space="preserve"> PAGEREF _Toc244139653 \h </w:instrText>
+          <w:instrText xml:space="preserve"> PAGEREF _Toc244141118 \h </w:instrText>
         </w:r>
         <w:r>
           <w:rPr>
@@ -7415,7 +7415,7 @@
           <w14:ligatures w14:val="standardContextual"/>
         </w:rPr>
       </w:pPr>
-      <w:hyperlink w:anchor="_Toc244139654" w:history="1">
+      <w:hyperlink w:anchor="_Toc244141119" w:history="1">
         <w:r>
           <w:rPr>
             <w:rStyle w:val="Collegamentoipertestuale"/>
@@ -7460,7 +7460,7 @@
             <w:noProof/>
             <w:webHidden/>
           </w:rPr>
-          <w:instrText xml:space="preserve"> PAGEREF _Toc244139654 \h </w:instrText>
+          <w:instrText xml:space="preserve"> PAGEREF _Toc244141119 \h </w:instrText>
         </w:r>
         <w:r>
           <w:rPr>
@@ -7507,7 +7507,7 @@
           <w14:ligatures w14:val="standardContextual"/>
         </w:rPr>
       </w:pPr>
-      <w:hyperlink w:anchor="_Toc244139655" w:history="1">
+      <w:hyperlink w:anchor="_Toc244141120" w:history="1">
         <w:r>
           <w:rPr>
             <w:rStyle w:val="Collegamentoipertestuale"/>
@@ -7552,7 +7552,7 @@
             <w:noProof/>
             <w:webHidden/>
           </w:rPr>
-          <w:instrText xml:space="preserve"> PAGEREF _Toc244139655 \h </w:instrText>
+          <w:instrText xml:space="preserve"> PAGEREF _Toc244141120 \h </w:instrText>
         </w:r>
         <w:r>
           <w:rPr>
@@ -7599,7 +7599,7 @@
           <w14:ligatures w14:val="standardContextual"/>
         </w:rPr>
       </w:pPr>
-      <w:hyperlink w:anchor="_Toc244139656" w:history="1">
+      <w:hyperlink w:anchor="_Toc244141121" w:history="1">
         <w:r>
           <w:rPr>
             <w:rStyle w:val="Collegamentoipertestuale"/>
@@ -7644,7 +7644,7 @@
             <w:noProof/>
             <w:webHidden/>
           </w:rPr>
-          <w:instrText xml:space="preserve"> PAGEREF _Toc244139656 \h </w:instrText>
+          <w:instrText xml:space="preserve"> PAGEREF _Toc244141121 \h </w:instrText>
         </w:r>
         <w:r>
           <w:rPr>
@@ -7691,7 +7691,7 @@
           <w14:ligatures w14:val="standardContextual"/>
         </w:rPr>
       </w:pPr>
-      <w:hyperlink w:anchor="_Toc244139657" w:history="1">
+      <w:hyperlink w:anchor="_Toc244141122" w:history="1">
         <w:r>
           <w:rPr>
             <w:rStyle w:val="Collegamentoipertestuale"/>
@@ -7736,7 +7736,7 @@
             <w:noProof/>
             <w:webHidden/>
           </w:rPr>
-          <w:instrText xml:space="preserve"> PAGEREF _Toc244139657 \h </w:instrText>
+          <w:instrText xml:space="preserve"> PAGEREF _Toc244141122 \h </w:instrText>
         </w:r>
         <w:r>
           <w:rPr>
@@ -7783,7 +7783,7 @@
           <w14:ligatures w14:val="standardContextual"/>
         </w:rPr>
       </w:pPr>
-      <w:hyperlink w:anchor="_Toc244139658" w:history="1">
+      <w:hyperlink w:anchor="_Toc244141123" w:history="1">
         <w:r>
           <w:rPr>
             <w:rStyle w:val="Collegamentoipertestuale"/>
@@ -7828,7 +7828,7 @@
             <w:noProof/>
             <w:webHidden/>
           </w:rPr>
-          <w:instrText xml:space="preserve"> PAGEREF _Toc244139658 \h </w:instrText>
+          <w:instrText xml:space="preserve"> PAGEREF _Toc244141123 \h </w:instrText>
         </w:r>
         <w:r>
           <w:rPr>
@@ -7875,7 +7875,7 @@
           <w14:ligatures w14:val="standardContextual"/>
         </w:rPr>
       </w:pPr>
-      <w:hyperlink w:anchor="_Toc244139659" w:history="1">
+      <w:hyperlink w:anchor="_Toc244141124" w:history="1">
         <w:r>
           <w:rPr>
             <w:rStyle w:val="Collegamentoipertestuale"/>
@@ -7920,7 +7920,7 @@
             <w:noProof/>
             <w:webHidden/>
           </w:rPr>
-          <w:instrText xml:space="preserve"> PAGEREF _Toc244139659 \h </w:instrText>
+          <w:instrText xml:space="preserve"> PAGEREF _Toc244141124 \h </w:instrText>
         </w:r>
         <w:r>
           <w:rPr>
@@ -7967,7 +7967,7 @@
           <w14:ligatures w14:val="standardContextual"/>
         </w:rPr>
       </w:pPr>
-      <w:hyperlink w:anchor="_Toc244139660" w:history="1">
+      <w:hyperlink w:anchor="_Toc244141125" w:history="1">
         <w:r>
           <w:rPr>
             <w:rStyle w:val="Collegamentoipertestuale"/>
@@ -8012,7 +8012,7 @@
             <w:noProof/>
             <w:webHidden/>
           </w:rPr>
-          <w:instrText xml:space="preserve"> PAGEREF _Toc244139660 \h </w:instrText>
+          <w:instrText xml:space="preserve"> PAGEREF _Toc244141125 \h </w:instrText>
         </w:r>
         <w:r>
           <w:rPr>
@@ -8059,7 +8059,7 @@
           <w14:ligatures w14:val="standardContextual"/>
         </w:rPr>
       </w:pPr>
-      <w:hyperlink w:anchor="_Toc244139661" w:history="1">
+      <w:hyperlink w:anchor="_Toc244141126" w:history="1">
         <w:r>
           <w:rPr>
             <w:rStyle w:val="Collegamentoipertestuale"/>
@@ -8104,7 +8104,7 @@
             <w:noProof/>
             <w:webHidden/>
           </w:rPr>
-          <w:instrText xml:space="preserve"> PAGEREF _Toc244139661 \h </w:instrText>
+          <w:instrText xml:space="preserve"> PAGEREF _Toc244141126 \h </w:instrText>
         </w:r>
         <w:r>
           <w:rPr>
@@ -8151,7 +8151,7 @@
           <w14:ligatures w14:val="standardContextual"/>
         </w:rPr>
       </w:pPr>
-      <w:hyperlink w:anchor="_Toc244139662" w:history="1">
+      <w:hyperlink w:anchor="_Toc244141127" w:history="1">
         <w:r>
           <w:rPr>
             <w:rStyle w:val="Collegamentoipertestuale"/>
@@ -8196,7 +8196,7 @@
             <w:noProof/>
             <w:webHidden/>
           </w:rPr>
-          <w:instrText xml:space="preserve"> PAGEREF _Toc244139662 \h </w:instrText>
+          <w:instrText xml:space="preserve"> PAGEREF _Toc244141127 \h </w:instrText>
         </w:r>
         <w:r>
           <w:rPr>
@@ -8243,7 +8243,7 @@
           <w14:ligatures w14:val="standardContextual"/>
         </w:rPr>
       </w:pPr>
-      <w:hyperlink w:anchor="_Toc244139663" w:history="1">
+      <w:hyperlink w:anchor="_Toc244141128" w:history="1">
         <w:r>
           <w:rPr>
             <w:rStyle w:val="Collegamentoipertestuale"/>
@@ -8288,7 +8288,7 @@
             <w:noProof/>
             <w:webHidden/>
           </w:rPr>
-          <w:instrText xml:space="preserve"> PAGEREF _Toc244139663 \h </w:instrText>
+          <w:instrText xml:space="preserve"> PAGEREF _Toc244141128 \h </w:instrText>
         </w:r>
         <w:r>
           <w:rPr>
@@ -8335,7 +8335,7 @@
           <w14:ligatures w14:val="standardContextual"/>
         </w:rPr>
       </w:pPr>
-      <w:hyperlink w:anchor="_Toc244139664" w:history="1">
+      <w:hyperlink w:anchor="_Toc244141129" w:history="1">
         <w:r>
           <w:rPr>
             <w:rStyle w:val="Collegamentoipertestuale"/>
@@ -8380,7 +8380,7 @@
             <w:noProof/>
             <w:webHidden/>
           </w:rPr>
-          <w:instrText xml:space="preserve"> PAGEREF _Toc244139664 \h </w:instrText>
+          <w:instrText xml:space="preserve"> PAGEREF _Toc244141129 \h </w:instrText>
         </w:r>
         <w:r>
           <w:rPr>
@@ -8427,7 +8427,7 @@
           <w14:ligatures w14:val="standardContextual"/>
         </w:rPr>
       </w:pPr>
-      <w:hyperlink w:anchor="_Toc244139665" w:history="1">
+      <w:hyperlink w:anchor="_Toc244141130" w:history="1">
         <w:r>
           <w:rPr>
             <w:rStyle w:val="Collegamentoipertestuale"/>
@@ -8472,7 +8472,7 @@
             <w:noProof/>
             <w:webHidden/>
           </w:rPr>
-          <w:instrText xml:space="preserve"> PAGEREF _Toc244139665 \h </w:instrText>
+          <w:instrText xml:space="preserve"> PAGEREF _Toc244141130 \h </w:instrText>
         </w:r>
         <w:r>
           <w:rPr>
@@ -8518,7 +8518,7 @@
           <w14:ligatures w14:val="standardContextual"/>
         </w:rPr>
       </w:pPr>
-      <w:hyperlink w:anchor="_Toc244139666" w:history="1">
+      <w:hyperlink w:anchor="_Toc244141131" w:history="1">
         <w:r>
           <w:rPr>
             <w:rStyle w:val="Collegamentoipertestuale"/>
@@ -8566,7 +8566,7 @@
             <w:noProof/>
             <w:webHidden/>
           </w:rPr>
-          <w:instrText xml:space="preserve"> PAGEREF _Toc244139666 \h </w:instrText>
+          <w:instrText xml:space="preserve"> PAGEREF _Toc244141131 \h </w:instrText>
         </w:r>
         <w:r>
           <w:rPr>
@@ -8613,7 +8613,7 @@
           <w14:ligatures w14:val="standardContextual"/>
         </w:rPr>
       </w:pPr>
-      <w:hyperlink w:anchor="_Toc244139667" w:history="1">
+      <w:hyperlink w:anchor="_Toc244141132" w:history="1">
         <w:r>
           <w:rPr>
             <w:rStyle w:val="Collegamentoipertestuale"/>
@@ -8658,7 +8658,7 @@
             <w:noProof/>
             <w:webHidden/>
           </w:rPr>
-          <w:instrText xml:space="preserve"> PAGEREF _Toc244139667 \h </w:instrText>
+          <w:instrText xml:space="preserve"> PAGEREF _Toc244141132 \h </w:instrText>
         </w:r>
         <w:r>
           <w:rPr>
@@ -8705,7 +8705,7 @@
           <w14:ligatures w14:val="standardContextual"/>
         </w:rPr>
       </w:pPr>
-      <w:hyperlink w:anchor="_Toc244139668" w:history="1">
+      <w:hyperlink w:anchor="_Toc244141133" w:history="1">
         <w:r>
           <w:rPr>
             <w:rStyle w:val="Collegamentoipertestuale"/>
@@ -8750,7 +8750,7 @@
             <w:noProof/>
             <w:webHidden/>
           </w:rPr>
-          <w:instrText xml:space="preserve"> PAGEREF _Toc244139668 \h </w:instrText>
+          <w:instrText xml:space="preserve"> PAGEREF _Toc244141133 \h </w:instrText>
         </w:r>
         <w:r>
           <w:rPr>
@@ -8797,7 +8797,7 @@
           <w14:ligatures w14:val="standardContextual"/>
         </w:rPr>
       </w:pPr>
-      <w:hyperlink w:anchor="_Toc244139669" w:history="1">
+      <w:hyperlink w:anchor="_Toc244141134" w:history="1">
         <w:r>
           <w:rPr>
             <w:rStyle w:val="Collegamentoipertestuale"/>
@@ -8842,7 +8842,7 @@
             <w:noProof/>
             <w:webHidden/>
           </w:rPr>
-          <w:instrText xml:space="preserve"> PAGEREF _Toc244139669 \h </w:instrText>
+          <w:instrText xml:space="preserve"> PAGEREF _Toc244141134 \h </w:instrText>
         </w:r>
         <w:r>
           <w:rPr>
@@ -8889,7 +8889,7 @@
           <w14:ligatures w14:val="standardContextual"/>
         </w:rPr>
       </w:pPr>
-      <w:hyperlink w:anchor="_Toc244139670" w:history="1">
+      <w:hyperlink w:anchor="_Toc244141135" w:history="1">
         <w:r>
           <w:rPr>
             <w:rStyle w:val="Collegamentoipertestuale"/>
@@ -8934,7 +8934,7 @@
             <w:noProof/>
             <w:webHidden/>
           </w:rPr>
-          <w:instrText xml:space="preserve"> PAGEREF _Toc244139670 \h </w:instrText>
+          <w:instrText xml:space="preserve"> PAGEREF _Toc244141135 \h </w:instrText>
         </w:r>
         <w:r>
           <w:rPr>
@@ -8980,7 +8980,7 @@
           <w14:ligatures w14:val="standardContextual"/>
         </w:rPr>
       </w:pPr>
-      <w:hyperlink w:anchor="_Toc244139671" w:history="1">
+      <w:hyperlink w:anchor="_Toc244141136" w:history="1">
         <w:r>
           <w:rPr>
             <w:rStyle w:val="Collegamentoipertestuale"/>
@@ -9028,7 +9028,7 @@
             <w:noProof/>
             <w:webHidden/>
           </w:rPr>
-          <w:instrText xml:space="preserve"> PAGEREF _Toc244139671 \h </w:instrText>
+          <w:instrText xml:space="preserve"> PAGEREF _Toc244141136 \h </w:instrText>
         </w:r>
         <w:r>
           <w:rPr>
@@ -9074,7 +9074,7 @@
           <w14:ligatures w14:val="standardContextual"/>
         </w:rPr>
       </w:pPr>
-      <w:hyperlink w:anchor="_Toc244139672" w:history="1">
+      <w:hyperlink w:anchor="_Toc244141137" w:history="1">
         <w:r>
           <w:rPr>
             <w:rStyle w:val="Collegamentoipertestuale"/>
@@ -9122,7 +9122,7 @@
             <w:noProof/>
             <w:webHidden/>
           </w:rPr>
-          <w:instrText xml:space="preserve"> PAGEREF _Toc244139672 \h </w:instrText>
+          <w:instrText xml:space="preserve"> PAGEREF _Toc244141137 \h </w:instrText>
         </w:r>
         <w:r>
           <w:rPr>
@@ -9169,7 +9169,7 @@
           <w14:ligatures w14:val="standardContextual"/>
         </w:rPr>
       </w:pPr>
-      <w:hyperlink w:anchor="_Toc244139673" w:history="1">
+      <w:hyperlink w:anchor="_Toc244141138" w:history="1">
         <w:r>
           <w:rPr>
             <w:rStyle w:val="Collegamentoipertestuale"/>
@@ -9214,7 +9214,7 @@
             <w:noProof/>
             <w:webHidden/>
           </w:rPr>
-          <w:instrText xml:space="preserve"> PAGEREF _Toc244139673 \h </w:instrText>
+          <w:instrText xml:space="preserve"> PAGEREF _Toc244141138 \h </w:instrText>
         </w:r>
         <w:r>
           <w:rPr>
@@ -9234,7 +9234,7 @@
             <w:noProof/>
             <w:webHidden/>
           </w:rPr>
-          <w:t>41</w:t>
+          <w:t>42</w:t>
         </w:r>
         <w:r>
           <w:rPr>
@@ -9260,7 +9260,7 @@
           <w14:ligatures w14:val="standardContextual"/>
         </w:rPr>
       </w:pPr>
-      <w:hyperlink w:anchor="_Toc244139674" w:history="1">
+      <w:hyperlink w:anchor="_Toc244141139" w:history="1">
         <w:r>
           <w:rPr>
             <w:rStyle w:val="Collegamentoipertestuale"/>
@@ -9308,7 +9308,7 @@
             <w:noProof/>
             <w:webHidden/>
           </w:rPr>
-          <w:instrText xml:space="preserve"> PAGEREF _Toc244139674 \h </w:instrText>
+          <w:instrText xml:space="preserve"> PAGEREF _Toc244141139 \h </w:instrText>
         </w:r>
         <w:r>
           <w:rPr>
@@ -9355,7 +9355,7 @@
           <w14:ligatures w14:val="standardContextual"/>
         </w:rPr>
       </w:pPr>
-      <w:hyperlink w:anchor="_Toc244139675" w:history="1">
+      <w:hyperlink w:anchor="_Toc244141140" w:history="1">
         <w:r>
           <w:rPr>
             <w:rStyle w:val="Collegamentoipertestuale"/>
@@ -9400,7 +9400,7 @@
             <w:noProof/>
             <w:webHidden/>
           </w:rPr>
-          <w:instrText xml:space="preserve"> PAGEREF _Toc244139675 \h </w:instrText>
+          <w:instrText xml:space="preserve"> PAGEREF _Toc244141140 \h </w:instrText>
         </w:r>
         <w:r>
           <w:rPr>
@@ -9447,7 +9447,7 @@
           <w14:ligatures w14:val="standardContextual"/>
         </w:rPr>
       </w:pPr>
-      <w:hyperlink w:anchor="_Toc244139676" w:history="1">
+      <w:hyperlink w:anchor="_Toc244141141" w:history="1">
         <w:r>
           <w:rPr>
             <w:rStyle w:val="Collegamentoipertestuale"/>
@@ -9492,7 +9492,7 @@
             <w:noProof/>
             <w:webHidden/>
           </w:rPr>
-          <w:instrText xml:space="preserve"> PAGEREF _Toc244139676 \h </w:instrText>
+          <w:instrText xml:space="preserve"> PAGEREF _Toc244141141 \h </w:instrText>
         </w:r>
         <w:r>
           <w:rPr>
@@ -9512,7 +9512,7 @@
             <w:noProof/>
             <w:webHidden/>
           </w:rPr>
-          <w:t>43</w:t>
+          <w:t>44</w:t>
         </w:r>
         <w:r>
           <w:rPr>
@@ -9539,7 +9539,7 @@
           <w14:ligatures w14:val="standardContextual"/>
         </w:rPr>
       </w:pPr>
-      <w:hyperlink w:anchor="_Toc244139677" w:history="1">
+      <w:hyperlink w:anchor="_Toc244141142" w:history="1">
         <w:r>
           <w:rPr>
             <w:rStyle w:val="Collegamentoipertestuale"/>
@@ -9584,7 +9584,7 @@
             <w:noProof/>
             <w:webHidden/>
           </w:rPr>
-          <w:instrText xml:space="preserve"> PAGEREF _Toc244139677 \h </w:instrText>
+          <w:instrText xml:space="preserve"> PAGEREF _Toc244141142 \h </w:instrText>
         </w:r>
         <w:r>
           <w:rPr>
@@ -9631,7 +9631,7 @@
           <w14:ligatures w14:val="standardContextual"/>
         </w:rPr>
       </w:pPr>
-      <w:hyperlink w:anchor="_Toc244139678" w:history="1">
+      <w:hyperlink w:anchor="_Toc244141143" w:history="1">
         <w:r>
           <w:rPr>
             <w:rStyle w:val="Collegamentoipertestuale"/>
@@ -9676,7 +9676,7 @@
             <w:noProof/>
             <w:webHidden/>
           </w:rPr>
-          <w:instrText xml:space="preserve"> PAGEREF _Toc244139678 \h </w:instrText>
+          <w:instrText xml:space="preserve"> PAGEREF _Toc244141143 \h </w:instrText>
         </w:r>
         <w:r>
           <w:rPr>
@@ -9723,7 +9723,7 @@
           <w14:ligatures w14:val="standardContextual"/>
         </w:rPr>
       </w:pPr>
-      <w:hyperlink w:anchor="_Toc244139679" w:history="1">
+      <w:hyperlink w:anchor="_Toc244141144" w:history="1">
         <w:r>
           <w:rPr>
             <w:rStyle w:val="Collegamentoipertestuale"/>
@@ -9768,7 +9768,7 @@
             <w:noProof/>
             <w:webHidden/>
           </w:rPr>
-          <w:instrText xml:space="preserve"> PAGEREF _Toc244139679 \h </w:instrText>
+          <w:instrText xml:space="preserve"> PAGEREF _Toc244141144 \h </w:instrText>
         </w:r>
         <w:r>
           <w:rPr>
@@ -9788,7 +9788,7 @@
             <w:noProof/>
             <w:webHidden/>
           </w:rPr>
-          <w:t>45</w:t>
+          <w:t>46</w:t>
         </w:r>
         <w:r>
           <w:rPr>
@@ -9815,7 +9815,7 @@
           <w14:ligatures w14:val="standardContextual"/>
         </w:rPr>
       </w:pPr>
-      <w:hyperlink w:anchor="_Toc244139680" w:history="1">
+      <w:hyperlink w:anchor="_Toc244141145" w:history="1">
         <w:r>
           <w:rPr>
             <w:rStyle w:val="Collegamentoipertestuale"/>
@@ -9860,7 +9860,7 @@
             <w:noProof/>
             <w:webHidden/>
           </w:rPr>
-          <w:instrText xml:space="preserve"> PAGEREF _Toc244139680 \h </w:instrText>
+          <w:instrText xml:space="preserve"> PAGEREF _Toc244141145 \h </w:instrText>
         </w:r>
         <w:r>
           <w:rPr>
@@ -9906,7 +9906,7 @@
           <w14:ligatures w14:val="standardContextual"/>
         </w:rPr>
       </w:pPr>
-      <w:hyperlink w:anchor="_Toc244139681" w:history="1">
+      <w:hyperlink w:anchor="_Toc244141146" w:history="1">
         <w:r>
           <w:rPr>
             <w:rStyle w:val="Collegamentoipertestuale"/>
@@ -9954,7 +9954,7 @@
             <w:noProof/>
             <w:webHidden/>
           </w:rPr>
-          <w:instrText xml:space="preserve"> PAGEREF _Toc244139681 \h </w:instrText>
+          <w:instrText xml:space="preserve"> PAGEREF _Toc244141146 \h </w:instrText>
         </w:r>
         <w:r>
           <w:rPr>
@@ -10001,7 +10001,7 @@
           <w14:ligatures w14:val="standardContextual"/>
         </w:rPr>
       </w:pPr>
-      <w:hyperlink w:anchor="_Toc244139682" w:history="1">
+      <w:hyperlink w:anchor="_Toc244141147" w:history="1">
         <w:r>
           <w:rPr>
             <w:rStyle w:val="Collegamentoipertestuale"/>
@@ -10046,7 +10046,7 @@
             <w:noProof/>
             <w:webHidden/>
           </w:rPr>
-          <w:instrText xml:space="preserve"> PAGEREF _Toc244139682 \h </w:instrText>
+          <w:instrText xml:space="preserve"> PAGEREF _Toc244141147 \h </w:instrText>
         </w:r>
         <w:r>
           <w:rPr>
@@ -10093,7 +10093,7 @@
           <w14:ligatures w14:val="standardContextual"/>
         </w:rPr>
       </w:pPr>
-      <w:hyperlink w:anchor="_Toc244139683" w:history="1">
+      <w:hyperlink w:anchor="_Toc244141148" w:history="1">
         <w:r>
           <w:rPr>
             <w:rStyle w:val="Collegamentoipertestuale"/>
@@ -10138,7 +10138,7 @@
             <w:noProof/>
             <w:webHidden/>
           </w:rPr>
-          <w:instrText xml:space="preserve"> PAGEREF _Toc244139683 \h </w:instrText>
+          <w:instrText xml:space="preserve"> PAGEREF _Toc244141148 \h </w:instrText>
         </w:r>
         <w:r>
           <w:rPr>
@@ -10185,7 +10185,7 @@
           <w14:ligatures w14:val="standardContextual"/>
         </w:rPr>
       </w:pPr>
-      <w:hyperlink w:anchor="_Toc244139684" w:history="1">
+      <w:hyperlink w:anchor="_Toc244141149" w:history="1">
         <w:r>
           <w:rPr>
             <w:rStyle w:val="Collegamentoipertestuale"/>
@@ -10230,7 +10230,7 @@
             <w:noProof/>
             <w:webHidden/>
           </w:rPr>
-          <w:instrText xml:space="preserve"> PAGEREF _Toc244139684 \h </w:instrText>
+          <w:instrText xml:space="preserve"> PAGEREF _Toc244141149 \h </w:instrText>
         </w:r>
         <w:r>
           <w:rPr>
@@ -10277,7 +10277,7 @@
           <w14:ligatures w14:val="standardContextual"/>
         </w:rPr>
       </w:pPr>
-      <w:hyperlink w:anchor="_Toc244139685" w:history="1">
+      <w:hyperlink w:anchor="_Toc244141150" w:history="1">
         <w:r>
           <w:rPr>
             <w:rStyle w:val="Collegamentoipertestuale"/>
@@ -10322,7 +10322,7 @@
             <w:noProof/>
             <w:webHidden/>
           </w:rPr>
-          <w:instrText xml:space="preserve"> PAGEREF _Toc244139685 \h </w:instrText>
+          <w:instrText xml:space="preserve"> PAGEREF _Toc244141150 \h </w:instrText>
         </w:r>
         <w:r>
           <w:rPr>
@@ -10369,7 +10369,7 @@
           <w14:ligatures w14:val="standardContextual"/>
         </w:rPr>
       </w:pPr>
-      <w:hyperlink w:anchor="_Toc244139686" w:history="1">
+      <w:hyperlink w:anchor="_Toc244141151" w:history="1">
         <w:r>
           <w:rPr>
             <w:rStyle w:val="Collegamentoipertestuale"/>
@@ -10414,7 +10414,7 @@
             <w:noProof/>
             <w:webHidden/>
           </w:rPr>
-          <w:instrText xml:space="preserve"> PAGEREF _Toc244139686 \h </w:instrText>
+          <w:instrText xml:space="preserve"> PAGEREF _Toc244141151 \h </w:instrText>
         </w:r>
         <w:r>
           <w:rPr>
@@ -10434,7 +10434,7 @@
             <w:noProof/>
             <w:webHidden/>
           </w:rPr>
-          <w:t>48</w:t>
+          <w:t>49</w:t>
         </w:r>
         <w:r>
           <w:rPr>
@@ -10461,7 +10461,7 @@
           <w14:ligatures w14:val="standardContextual"/>
         </w:rPr>
       </w:pPr>
-      <w:hyperlink w:anchor="_Toc244139687" w:history="1">
+      <w:hyperlink w:anchor="_Toc244141152" w:history="1">
         <w:r>
           <w:rPr>
             <w:rStyle w:val="Collegamentoipertestuale"/>
@@ -10506,7 +10506,7 @@
             <w:noProof/>
             <w:webHidden/>
           </w:rPr>
-          <w:instrText xml:space="preserve"> PAGEREF _Toc244139687 \h </w:instrText>
+          <w:instrText xml:space="preserve"> PAGEREF _Toc244141152 \h </w:instrText>
         </w:r>
         <w:r>
           <w:rPr>
@@ -10553,7 +10553,7 @@
           <w14:ligatures w14:val="standardContextual"/>
         </w:rPr>
       </w:pPr>
-      <w:hyperlink w:anchor="_Toc244139688" w:history="1">
+      <w:hyperlink w:anchor="_Toc244141153" w:history="1">
         <w:r>
           <w:rPr>
             <w:rStyle w:val="Collegamentoipertestuale"/>
@@ -10598,7 +10598,7 @@
             <w:noProof/>
             <w:webHidden/>
           </w:rPr>
-          <w:instrText xml:space="preserve"> PAGEREF _Toc244139688 \h </w:instrText>
+          <w:instrText xml:space="preserve"> PAGEREF _Toc244141153 \h </w:instrText>
         </w:r>
         <w:r>
           <w:rPr>
@@ -10644,7 +10644,7 @@
           <w14:ligatures w14:val="standardContextual"/>
         </w:rPr>
       </w:pPr>
-      <w:hyperlink w:anchor="_Toc244139689" w:history="1">
+      <w:hyperlink w:anchor="_Toc244141154" w:history="1">
         <w:r>
           <w:rPr>
             <w:rStyle w:val="Collegamentoipertestuale"/>
@@ -10692,7 +10692,7 @@
             <w:noProof/>
             <w:webHidden/>
           </w:rPr>
-          <w:instrText xml:space="preserve"> PAGEREF _Toc244139689 \h </w:instrText>
+          <w:instrText xml:space="preserve"> PAGEREF _Toc244141154 \h </w:instrText>
         </w:r>
         <w:r>
           <w:rPr>
@@ -10739,7 +10739,7 @@
           <w14:ligatures w14:val="standardContextual"/>
         </w:rPr>
       </w:pPr>
-      <w:hyperlink w:anchor="_Toc244139690" w:history="1">
+      <w:hyperlink w:anchor="_Toc244141155" w:history="1">
         <w:r>
           <w:rPr>
             <w:rStyle w:val="Collegamentoipertestuale"/>
@@ -10784,7 +10784,7 @@
             <w:noProof/>
             <w:webHidden/>
           </w:rPr>
-          <w:instrText xml:space="preserve"> PAGEREF _Toc244139690 \h </w:instrText>
+          <w:instrText xml:space="preserve"> PAGEREF _Toc244141155 \h </w:instrText>
         </w:r>
         <w:r>
           <w:rPr>
@@ -10831,7 +10831,7 @@
           <w14:ligatures w14:val="standardContextual"/>
         </w:rPr>
       </w:pPr>
-      <w:hyperlink w:anchor="_Toc244139691" w:history="1">
+      <w:hyperlink w:anchor="_Toc244141156" w:history="1">
         <w:r>
           <w:rPr>
             <w:rStyle w:val="Collegamentoipertestuale"/>
@@ -10876,7 +10876,7 @@
             <w:noProof/>
             <w:webHidden/>
           </w:rPr>
-          <w:instrText xml:space="preserve"> PAGEREF _Toc244139691 \h </w:instrText>
+          <w:instrText xml:space="preserve"> PAGEREF _Toc244141156 \h </w:instrText>
         </w:r>
         <w:r>
           <w:rPr>
@@ -10923,7 +10923,7 @@
           <w14:ligatures w14:val="standardContextual"/>
         </w:rPr>
       </w:pPr>
-      <w:hyperlink w:anchor="_Toc244139692" w:history="1">
+      <w:hyperlink w:anchor="_Toc244141157" w:history="1">
         <w:r>
           <w:rPr>
             <w:rStyle w:val="Collegamentoipertestuale"/>
@@ -10968,7 +10968,7 @@
             <w:noProof/>
             <w:webHidden/>
           </w:rPr>
-          <w:instrText xml:space="preserve"> PAGEREF _Toc244139692 \h </w:instrText>
+          <w:instrText xml:space="preserve"> PAGEREF _Toc244141157 \h </w:instrText>
         </w:r>
         <w:r>
           <w:rPr>
@@ -11014,7 +11014,7 @@
           <w14:ligatures w14:val="standardContextual"/>
         </w:rPr>
       </w:pPr>
-      <w:hyperlink w:anchor="_Toc244139693" w:history="1">
+      <w:hyperlink w:anchor="_Toc244141158" w:history="1">
         <w:r>
           <w:rPr>
             <w:rStyle w:val="Collegamentoipertestuale"/>
@@ -11062,7 +11062,7 @@
             <w:noProof/>
             <w:webHidden/>
           </w:rPr>
-          <w:instrText xml:space="preserve"> PAGEREF _Toc244139693 \h </w:instrText>
+          <w:instrText xml:space="preserve"> PAGEREF _Toc244141158 \h </w:instrText>
         </w:r>
         <w:r>
           <w:rPr>
@@ -11109,7 +11109,7 @@
           <w14:ligatures w14:val="standardContextual"/>
         </w:rPr>
       </w:pPr>
-      <w:hyperlink w:anchor="_Toc244139694" w:history="1">
+      <w:hyperlink w:anchor="_Toc244141159" w:history="1">
         <w:r>
           <w:rPr>
             <w:rStyle w:val="Collegamentoipertestuale"/>
@@ -11154,7 +11154,7 @@
             <w:noProof/>
             <w:webHidden/>
           </w:rPr>
-          <w:instrText xml:space="preserve"> PAGEREF _Toc244139694 \h </w:instrText>
+          <w:instrText xml:space="preserve"> PAGEREF _Toc244141159 \h </w:instrText>
         </w:r>
         <w:r>
           <w:rPr>
@@ -11201,7 +11201,7 @@
           <w14:ligatures w14:val="standardContextual"/>
         </w:rPr>
       </w:pPr>
-      <w:hyperlink w:anchor="_Toc244139695" w:history="1">
+      <w:hyperlink w:anchor="_Toc244141160" w:history="1">
         <w:r>
           <w:rPr>
             <w:rStyle w:val="Collegamentoipertestuale"/>
@@ -11246,7 +11246,7 @@
             <w:noProof/>
             <w:webHidden/>
           </w:rPr>
-          <w:instrText xml:space="preserve"> PAGEREF _Toc244139695 \h </w:instrText>
+          <w:instrText xml:space="preserve"> PAGEREF _Toc244141160 \h </w:instrText>
         </w:r>
         <w:r>
           <w:rPr>
@@ -11293,7 +11293,7 @@
           <w14:ligatures w14:val="standardContextual"/>
         </w:rPr>
       </w:pPr>
-      <w:hyperlink w:anchor="_Toc244139696" w:history="1">
+      <w:hyperlink w:anchor="_Toc244141161" w:history="1">
         <w:r>
           <w:rPr>
             <w:rStyle w:val="Collegamentoipertestuale"/>
@@ -11338,7 +11338,7 @@
             <w:noProof/>
             <w:webHidden/>
           </w:rPr>
-          <w:instrText xml:space="preserve"> PAGEREF _Toc244139696 \h </w:instrText>
+          <w:instrText xml:space="preserve"> PAGEREF _Toc244141161 \h </w:instrText>
         </w:r>
         <w:r>
           <w:rPr>
@@ -11385,7 +11385,7 @@
           <w14:ligatures w14:val="standardContextual"/>
         </w:rPr>
       </w:pPr>
-      <w:hyperlink w:anchor="_Toc244139697" w:history="1">
+      <w:hyperlink w:anchor="_Toc244141162" w:history="1">
         <w:r>
           <w:rPr>
             <w:rStyle w:val="Collegamentoipertestuale"/>
@@ -11430,7 +11430,7 @@
             <w:noProof/>
             <w:webHidden/>
           </w:rPr>
-          <w:instrText xml:space="preserve"> PAGEREF _Toc244139697 \h </w:instrText>
+          <w:instrText xml:space="preserve"> PAGEREF _Toc244141162 \h </w:instrText>
         </w:r>
         <w:r>
           <w:rPr>
@@ -11477,7 +11477,7 @@
           <w14:ligatures w14:val="standardContextual"/>
         </w:rPr>
       </w:pPr>
-      <w:hyperlink w:anchor="_Toc244139698" w:history="1">
+      <w:hyperlink w:anchor="_Toc244141163" w:history="1">
         <w:r>
           <w:rPr>
             <w:rStyle w:val="Collegamentoipertestuale"/>
@@ -11522,7 +11522,7 @@
             <w:noProof/>
             <w:webHidden/>
           </w:rPr>
-          <w:instrText xml:space="preserve"> PAGEREF _Toc244139698 \h </w:instrText>
+          <w:instrText xml:space="preserve"> PAGEREF _Toc244141163 \h </w:instrText>
         </w:r>
         <w:r>
           <w:rPr>
@@ -11569,7 +11569,7 @@
           <w14:ligatures w14:val="standardContextual"/>
         </w:rPr>
       </w:pPr>
-      <w:hyperlink w:anchor="_Toc244139699" w:history="1">
+      <w:hyperlink w:anchor="_Toc244141164" w:history="1">
         <w:r>
           <w:rPr>
             <w:rStyle w:val="Collegamentoipertestuale"/>
@@ -11614,7 +11614,7 @@
             <w:noProof/>
             <w:webHidden/>
           </w:rPr>
-          <w:instrText xml:space="preserve"> PAGEREF _Toc244139699 \h </w:instrText>
+          <w:instrText xml:space="preserve"> PAGEREF _Toc244141164 \h </w:instrText>
         </w:r>
         <w:r>
           <w:rPr>
@@ -11661,7 +11661,7 @@
           <w14:ligatures w14:val="standardContextual"/>
         </w:rPr>
       </w:pPr>
-      <w:hyperlink w:anchor="_Toc244139700" w:history="1">
+      <w:hyperlink w:anchor="_Toc244141165" w:history="1">
         <w:r>
           <w:rPr>
             <w:rStyle w:val="Collegamentoipertestuale"/>
@@ -11706,7 +11706,7 @@
             <w:noProof/>
             <w:webHidden/>
           </w:rPr>
-          <w:instrText xml:space="preserve"> PAGEREF _Toc244139700 \h </w:instrText>
+          <w:instrText xml:space="preserve"> PAGEREF _Toc244141165 \h </w:instrText>
         </w:r>
         <w:r>
           <w:rPr>
@@ -11753,7 +11753,7 @@
           <w14:ligatures w14:val="standardContextual"/>
         </w:rPr>
       </w:pPr>
-      <w:hyperlink w:anchor="_Toc244139701" w:history="1">
+      <w:hyperlink w:anchor="_Toc244141166" w:history="1">
         <w:r>
           <w:rPr>
             <w:rStyle w:val="Collegamentoipertestuale"/>
@@ -11798,7 +11798,7 @@
             <w:noProof/>
             <w:webHidden/>
           </w:rPr>
-          <w:instrText xml:space="preserve"> PAGEREF _Toc244139701 \h </w:instrText>
+          <w:instrText xml:space="preserve"> PAGEREF _Toc244141166 \h </w:instrText>
         </w:r>
         <w:r>
           <w:rPr>
@@ -11845,7 +11845,7 @@
           <w14:ligatures w14:val="standardContextual"/>
         </w:rPr>
       </w:pPr>
-      <w:hyperlink w:anchor="_Toc244139702" w:history="1">
+      <w:hyperlink w:anchor="_Toc244141167" w:history="1">
         <w:r>
           <w:rPr>
             <w:rStyle w:val="Collegamentoipertestuale"/>
@@ -11890,7 +11890,7 @@
             <w:noProof/>
             <w:webHidden/>
           </w:rPr>
-          <w:instrText xml:space="preserve"> PAGEREF _Toc244139702 \h </w:instrText>
+          <w:instrText xml:space="preserve"> PAGEREF _Toc244141167 \h </w:instrText>
         </w:r>
         <w:r>
           <w:rPr>
@@ -11937,7 +11937,7 @@
           <w14:ligatures w14:val="standardContextual"/>
         </w:rPr>
       </w:pPr>
-      <w:hyperlink w:anchor="_Toc244139703" w:history="1">
+      <w:hyperlink w:anchor="_Toc244141168" w:history="1">
         <w:r>
           <w:rPr>
             <w:rStyle w:val="Collegamentoipertestuale"/>
@@ -11982,7 +11982,7 @@
             <w:noProof/>
             <w:webHidden/>
           </w:rPr>
-          <w:instrText xml:space="preserve"> PAGEREF _Toc244139703 \h </w:instrText>
+          <w:instrText xml:space="preserve"> PAGEREF _Toc244141168 \h </w:instrText>
         </w:r>
         <w:r>
           <w:rPr>
@@ -12002,7 +12002,7 @@
             <w:noProof/>
             <w:webHidden/>
           </w:rPr>
-          <w:t>59</w:t>
+          <w:t>60</w:t>
         </w:r>
         <w:r>
           <w:rPr>
@@ -12029,7 +12029,7 @@
           <w14:ligatures w14:val="standardContextual"/>
         </w:rPr>
       </w:pPr>
-      <w:hyperlink w:anchor="_Toc244139704" w:history="1">
+      <w:hyperlink w:anchor="_Toc244141169" w:history="1">
         <w:r>
           <w:rPr>
             <w:rStyle w:val="Collegamentoipertestuale"/>
@@ -12074,7 +12074,7 @@
             <w:noProof/>
             <w:webHidden/>
           </w:rPr>
-          <w:instrText xml:space="preserve"> PAGEREF _Toc244139704 \h </w:instrText>
+          <w:instrText xml:space="preserve"> PAGEREF _Toc244141169 \h </w:instrText>
         </w:r>
         <w:r>
           <w:rPr>
@@ -12121,7 +12121,7 @@
           <w14:ligatures w14:val="standardContextual"/>
         </w:rPr>
       </w:pPr>
-      <w:hyperlink w:anchor="_Toc244139705" w:history="1">
+      <w:hyperlink w:anchor="_Toc244141170" w:history="1">
         <w:r>
           <w:rPr>
             <w:rStyle w:val="Collegamentoipertestuale"/>
@@ -12166,7 +12166,7 @@
             <w:noProof/>
             <w:webHidden/>
           </w:rPr>
-          <w:instrText xml:space="preserve"> PAGEREF _Toc244139705 \h </w:instrText>
+          <w:instrText xml:space="preserve"> PAGEREF _Toc244141170 \h </w:instrText>
         </w:r>
         <w:r>
           <w:rPr>
@@ -12186,7 +12186,7 @@
             <w:noProof/>
             <w:webHidden/>
           </w:rPr>
-          <w:t>61</w:t>
+          <w:t>62</w:t>
         </w:r>
         <w:r>
           <w:rPr>
@@ -12212,7 +12212,7 @@
           <w14:ligatures w14:val="standardContextual"/>
         </w:rPr>
       </w:pPr>
-      <w:hyperlink w:anchor="_Toc244139706" w:history="1">
+      <w:hyperlink w:anchor="_Toc244141171" w:history="1">
         <w:r>
           <w:rPr>
             <w:rStyle w:val="Collegamentoipertestuale"/>
@@ -12260,7 +12260,7 @@
             <w:noProof/>
             <w:webHidden/>
           </w:rPr>
-          <w:instrText xml:space="preserve"> PAGEREF _Toc244139706 \h </w:instrText>
+          <w:instrText xml:space="preserve"> PAGEREF _Toc244141171 \h </w:instrText>
         </w:r>
         <w:r>
           <w:rPr>
@@ -12307,7 +12307,7 @@
           <w14:ligatures w14:val="standardContextual"/>
         </w:rPr>
       </w:pPr>
-      <w:hyperlink w:anchor="_Toc244139707" w:history="1">
+      <w:hyperlink w:anchor="_Toc244141172" w:history="1">
         <w:r>
           <w:rPr>
             <w:rStyle w:val="Collegamentoipertestuale"/>
@@ -12352,7 +12352,7 @@
             <w:noProof/>
             <w:webHidden/>
           </w:rPr>
-          <w:instrText xml:space="preserve"> PAGEREF _Toc244139707 \h </w:instrText>
+          <w:instrText xml:space="preserve"> PAGEREF _Toc244141172 \h </w:instrText>
         </w:r>
         <w:r>
           <w:rPr>
@@ -12399,7 +12399,7 @@
           <w14:ligatures w14:val="standardContextual"/>
         </w:rPr>
       </w:pPr>
-      <w:hyperlink w:anchor="_Toc244139708" w:history="1">
+      <w:hyperlink w:anchor="_Toc244141173" w:history="1">
         <w:r>
           <w:rPr>
             <w:rStyle w:val="Collegamentoipertestuale"/>
@@ -12444,7 +12444,7 @@
             <w:noProof/>
             <w:webHidden/>
           </w:rPr>
-          <w:instrText xml:space="preserve"> PAGEREF _Toc244139708 \h </w:instrText>
+          <w:instrText xml:space="preserve"> PAGEREF _Toc244141173 \h </w:instrText>
         </w:r>
         <w:r>
           <w:rPr>
@@ -12491,7 +12491,7 @@
           <w14:ligatures w14:val="standardContextual"/>
         </w:rPr>
       </w:pPr>
-      <w:hyperlink w:anchor="_Toc244139709" w:history="1">
+      <w:hyperlink w:anchor="_Toc244141174" w:history="1">
         <w:r>
           <w:rPr>
             <w:rStyle w:val="Collegamentoipertestuale"/>
@@ -12536,7 +12536,7 @@
             <w:noProof/>
             <w:webHidden/>
           </w:rPr>
-          <w:instrText xml:space="preserve"> PAGEREF _Toc244139709 \h </w:instrText>
+          <w:instrText xml:space="preserve"> PAGEREF _Toc244141174 \h </w:instrText>
         </w:r>
         <w:r>
           <w:rPr>
@@ -12583,7 +12583,7 @@
           <w14:ligatures w14:val="standardContextual"/>
         </w:rPr>
       </w:pPr>
-      <w:hyperlink w:anchor="_Toc244139710" w:history="1">
+      <w:hyperlink w:anchor="_Toc244141175" w:history="1">
         <w:r>
           <w:rPr>
             <w:rStyle w:val="Collegamentoipertestuale"/>
@@ -12628,7 +12628,7 @@
             <w:noProof/>
             <w:webHidden/>
           </w:rPr>
-          <w:instrText xml:space="preserve"> PAGEREF _Toc244139710 \h </w:instrText>
+          <w:instrText xml:space="preserve"> PAGEREF _Toc244141175 \h </w:instrText>
         </w:r>
         <w:r>
           <w:rPr>
@@ -12675,7 +12675,7 @@
           <w14:ligatures w14:val="standardContextual"/>
         </w:rPr>
       </w:pPr>
-      <w:hyperlink w:anchor="_Toc244139711" w:history="1">
+      <w:hyperlink w:anchor="_Toc244141176" w:history="1">
         <w:r>
           <w:rPr>
             <w:rStyle w:val="Collegamentoipertestuale"/>
@@ -12720,7 +12720,7 @@
             <w:noProof/>
             <w:webHidden/>
           </w:rPr>
-          <w:instrText xml:space="preserve"> PAGEREF _Toc244139711 \h </w:instrText>
+          <w:instrText xml:space="preserve"> PAGEREF _Toc244141176 \h </w:instrText>
         </w:r>
         <w:r>
           <w:rPr>
@@ -12767,7 +12767,7 @@
           <w14:ligatures w14:val="standardContextual"/>
         </w:rPr>
       </w:pPr>
-      <w:hyperlink w:anchor="_Toc244139712" w:history="1">
+      <w:hyperlink w:anchor="_Toc244141177" w:history="1">
         <w:r>
           <w:rPr>
             <w:rStyle w:val="Collegamentoipertestuale"/>
@@ -12812,7 +12812,7 @@
             <w:noProof/>
             <w:webHidden/>
           </w:rPr>
-          <w:instrText xml:space="preserve"> PAGEREF _Toc244139712 \h </w:instrText>
+          <w:instrText xml:space="preserve"> PAGEREF _Toc244141177 \h </w:instrText>
         </w:r>
         <w:r>
           <w:rPr>
@@ -12832,7 +12832,7 @@
             <w:noProof/>
             <w:webHidden/>
           </w:rPr>
-          <w:t>63</w:t>
+          <w:t>64</w:t>
         </w:r>
         <w:r>
           <w:rPr>
@@ -12859,7 +12859,7 @@
           <w14:ligatures w14:val="standardContextual"/>
         </w:rPr>
       </w:pPr>
-      <w:hyperlink w:anchor="_Toc244139713" w:history="1">
+      <w:hyperlink w:anchor="_Toc244141178" w:history="1">
         <w:r>
           <w:rPr>
             <w:rStyle w:val="Collegamentoipertestuale"/>
@@ -12904,7 +12904,7 @@
             <w:noProof/>
             <w:webHidden/>
           </w:rPr>
-          <w:instrText xml:space="preserve"> PAGEREF _Toc244139713 \h </w:instrText>
+          <w:instrText xml:space="preserve"> PAGEREF _Toc244141178 \h </w:instrText>
         </w:r>
         <w:r>
           <w:rPr>
@@ -12950,7 +12950,7 @@
           <w14:ligatures w14:val="standardContextual"/>
         </w:rPr>
       </w:pPr>
-      <w:hyperlink w:anchor="_Toc244139714" w:history="1">
+      <w:hyperlink w:anchor="_Toc244141179" w:history="1">
         <w:r>
           <w:rPr>
             <w:rStyle w:val="Collegamentoipertestuale"/>
@@ -12998,7 +12998,7 @@
             <w:noProof/>
             <w:webHidden/>
           </w:rPr>
-          <w:instrText xml:space="preserve"> PAGEREF _Toc244139714 \h </w:instrText>
+          <w:instrText xml:space="preserve"> PAGEREF _Toc244141179 \h </w:instrText>
         </w:r>
         <w:r>
           <w:rPr>
@@ -13045,7 +13045,7 @@
           <w14:ligatures w14:val="standardContextual"/>
         </w:rPr>
       </w:pPr>
-      <w:hyperlink w:anchor="_Toc244139715" w:history="1">
+      <w:hyperlink w:anchor="_Toc244141180" w:history="1">
         <w:r>
           <w:rPr>
             <w:rStyle w:val="Collegamentoipertestuale"/>
@@ -13090,7 +13090,7 @@
             <w:noProof/>
             <w:webHidden/>
           </w:rPr>
-          <w:instrText xml:space="preserve"> PAGEREF _Toc244139715 \h </w:instrText>
+          <w:instrText xml:space="preserve"> PAGEREF _Toc244141180 \h </w:instrText>
         </w:r>
         <w:r>
           <w:rPr>
@@ -13137,7 +13137,7 @@
           <w14:ligatures w14:val="standardContextual"/>
         </w:rPr>
       </w:pPr>
-      <w:hyperlink w:anchor="_Toc244139716" w:history="1">
+      <w:hyperlink w:anchor="_Toc244141181" w:history="1">
         <w:r>
           <w:rPr>
             <w:rStyle w:val="Collegamentoipertestuale"/>
@@ -13182,7 +13182,7 @@
             <w:noProof/>
             <w:webHidden/>
           </w:rPr>
-          <w:instrText xml:space="preserve"> PAGEREF _Toc244139716 \h </w:instrText>
+          <w:instrText xml:space="preserve"> PAGEREF _Toc244141181 \h </w:instrText>
         </w:r>
         <w:r>
           <w:rPr>
@@ -13202,7 +13202,7 @@
             <w:noProof/>
             <w:webHidden/>
           </w:rPr>
-          <w:t>64</w:t>
+          <w:t>65</w:t>
         </w:r>
         <w:r>
           <w:rPr>
@@ -13229,7 +13229,7 @@
           <w14:ligatures w14:val="standardContextual"/>
         </w:rPr>
       </w:pPr>
-      <w:hyperlink w:anchor="_Toc244139717" w:history="1">
+      <w:hyperlink w:anchor="_Toc244141182" w:history="1">
         <w:r>
           <w:rPr>
             <w:rStyle w:val="Collegamentoipertestuale"/>
@@ -13274,7 +13274,7 @@
             <w:noProof/>
             <w:webHidden/>
           </w:rPr>
-          <w:instrText xml:space="preserve"> PAGEREF _Toc244139717 \h </w:instrText>
+          <w:instrText xml:space="preserve"> PAGEREF _Toc244141182 \h </w:instrText>
         </w:r>
         <w:r>
           <w:rPr>
@@ -13321,7 +13321,7 @@
           <w14:ligatures w14:val="standardContextual"/>
         </w:rPr>
       </w:pPr>
-      <w:hyperlink w:anchor="_Toc244139718" w:history="1">
+      <w:hyperlink w:anchor="_Toc244141183" w:history="1">
         <w:r>
           <w:rPr>
             <w:rStyle w:val="Collegamentoipertestuale"/>
@@ -13366,7 +13366,7 @@
             <w:noProof/>
             <w:webHidden/>
           </w:rPr>
-          <w:instrText xml:space="preserve"> PAGEREF _Toc244139718 \h </w:instrText>
+          <w:instrText xml:space="preserve"> PAGEREF _Toc244141183 \h </w:instrText>
         </w:r>
         <w:r>
           <w:rPr>
@@ -13413,7 +13413,7 @@
           <w14:ligatures w14:val="standardContextual"/>
         </w:rPr>
       </w:pPr>
-      <w:hyperlink w:anchor="_Toc244139719" w:history="1">
+      <w:hyperlink w:anchor="_Toc244141184" w:history="1">
         <w:r>
           <w:rPr>
             <w:rStyle w:val="Collegamentoipertestuale"/>
@@ -13458,7 +13458,7 @@
             <w:noProof/>
             <w:webHidden/>
           </w:rPr>
-          <w:instrText xml:space="preserve"> PAGEREF _Toc244139719 \h </w:instrText>
+          <w:instrText xml:space="preserve"> PAGEREF _Toc244141184 \h </w:instrText>
         </w:r>
         <w:r>
           <w:rPr>
@@ -13505,7 +13505,7 @@
           <w14:ligatures w14:val="standardContextual"/>
         </w:rPr>
       </w:pPr>
-      <w:hyperlink w:anchor="_Toc244139720" w:history="1">
+      <w:hyperlink w:anchor="_Toc244141185" w:history="1">
         <w:r>
           <w:rPr>
             <w:rStyle w:val="Collegamentoipertestuale"/>
@@ -13550,7 +13550,7 @@
             <w:noProof/>
             <w:webHidden/>
           </w:rPr>
-          <w:instrText xml:space="preserve"> PAGEREF _Toc244139720 \h </w:instrText>
+          <w:instrText xml:space="preserve"> PAGEREF _Toc244141185 \h </w:instrText>
         </w:r>
         <w:r>
           <w:rPr>
@@ -13597,7 +13597,7 @@
           <w14:ligatures w14:val="standardContextual"/>
         </w:rPr>
       </w:pPr>
-      <w:hyperlink w:anchor="_Toc244139721" w:history="1">
+      <w:hyperlink w:anchor="_Toc244141186" w:history="1">
         <w:r>
           <w:rPr>
             <w:rStyle w:val="Collegamentoipertestuale"/>
@@ -13642,7 +13642,7 @@
             <w:noProof/>
             <w:webHidden/>
           </w:rPr>
-          <w:instrText xml:space="preserve"> PAGEREF _Toc244139721 \h </w:instrText>
+          <w:instrText xml:space="preserve"> PAGEREF _Toc244141186 \h </w:instrText>
         </w:r>
         <w:r>
           <w:rPr>
@@ -13689,7 +13689,7 @@
           <w14:ligatures w14:val="standardContextual"/>
         </w:rPr>
       </w:pPr>
-      <w:hyperlink w:anchor="_Toc244139722" w:history="1">
+      <w:hyperlink w:anchor="_Toc244141187" w:history="1">
         <w:r>
           <w:rPr>
             <w:rStyle w:val="Collegamentoipertestuale"/>
@@ -13734,7 +13734,7 @@
             <w:noProof/>
             <w:webHidden/>
           </w:rPr>
-          <w:instrText xml:space="preserve"> PAGEREF _Toc244139722 \h </w:instrText>
+          <w:instrText xml:space="preserve"> PAGEREF _Toc244141187 \h </w:instrText>
         </w:r>
         <w:r>
           <w:rPr>
@@ -13781,7 +13781,7 @@
           <w14:ligatures w14:val="standardContextual"/>
         </w:rPr>
       </w:pPr>
-      <w:hyperlink w:anchor="_Toc244139723" w:history="1">
+      <w:hyperlink w:anchor="_Toc244141188" w:history="1">
         <w:r>
           <w:rPr>
             <w:rStyle w:val="Collegamentoipertestuale"/>
@@ -13826,7 +13826,7 @@
             <w:noProof/>
             <w:webHidden/>
           </w:rPr>
-          <w:instrText xml:space="preserve"> PAGEREF _Toc244139723 \h </w:instrText>
+          <w:instrText xml:space="preserve"> PAGEREF _Toc244141188 \h </w:instrText>
         </w:r>
         <w:r>
           <w:rPr>
@@ -13873,7 +13873,7 @@
           <w14:ligatures w14:val="standardContextual"/>
         </w:rPr>
       </w:pPr>
-      <w:hyperlink w:anchor="_Toc244139724" w:history="1">
+      <w:hyperlink w:anchor="_Toc244141189" w:history="1">
         <w:r>
           <w:rPr>
             <w:rStyle w:val="Collegamentoipertestuale"/>
@@ -13918,7 +13918,7 @@
             <w:noProof/>
             <w:webHidden/>
           </w:rPr>
-          <w:instrText xml:space="preserve"> PAGEREF _Toc244139724 \h </w:instrText>
+          <w:instrText xml:space="preserve"> PAGEREF _Toc244141189 \h </w:instrText>
         </w:r>
         <w:r>
           <w:rPr>
@@ -13965,7 +13965,7 @@
           <w14:ligatures w14:val="standardContextual"/>
         </w:rPr>
       </w:pPr>
-      <w:hyperlink w:anchor="_Toc244139725" w:history="1">
+      <w:hyperlink w:anchor="_Toc244141190" w:history="1">
         <w:r>
           <w:rPr>
             <w:rStyle w:val="Collegamentoipertestuale"/>
@@ -14010,7 +14010,7 @@
             <w:noProof/>
             <w:webHidden/>
           </w:rPr>
-          <w:instrText xml:space="preserve"> PAGEREF _Toc244139725 \h </w:instrText>
+          <w:instrText xml:space="preserve"> PAGEREF _Toc244141190 \h </w:instrText>
         </w:r>
         <w:r>
           <w:rPr>
@@ -14057,7 +14057,7 @@
           <w14:ligatures w14:val="standardContextual"/>
         </w:rPr>
       </w:pPr>
-      <w:hyperlink w:anchor="_Toc244139726" w:history="1">
+      <w:hyperlink w:anchor="_Toc244141191" w:history="1">
         <w:r>
           <w:rPr>
             <w:rStyle w:val="Collegamentoipertestuale"/>
@@ -14102,7 +14102,7 @@
             <w:noProof/>
             <w:webHidden/>
           </w:rPr>
-          <w:instrText xml:space="preserve"> PAGEREF _Toc244139726 \h </w:instrText>
+          <w:instrText xml:space="preserve"> PAGEREF _Toc244141191 \h </w:instrText>
         </w:r>
         <w:r>
           <w:rPr>
@@ -14149,7 +14149,7 @@
           <w14:ligatures w14:val="standardContextual"/>
         </w:rPr>
       </w:pPr>
-      <w:hyperlink w:anchor="_Toc244139727" w:history="1">
+      <w:hyperlink w:anchor="_Toc244141192" w:history="1">
         <w:r>
           <w:rPr>
             <w:rStyle w:val="Collegamentoipertestuale"/>
@@ -14194,7 +14194,7 @@
             <w:noProof/>
             <w:webHidden/>
           </w:rPr>
-          <w:instrText xml:space="preserve"> PAGEREF _Toc244139727 \h </w:instrText>
+          <w:instrText xml:space="preserve"> PAGEREF _Toc244141192 \h </w:instrText>
         </w:r>
         <w:r>
           <w:rPr>
@@ -14241,7 +14241,7 @@
           <w14:ligatures w14:val="standardContextual"/>
         </w:rPr>
       </w:pPr>
-      <w:hyperlink w:anchor="_Toc244139728" w:history="1">
+      <w:hyperlink w:anchor="_Toc244141193" w:history="1">
         <w:r>
           <w:rPr>
             <w:rStyle w:val="Collegamentoipertestuale"/>
@@ -14286,7 +14286,7 @@
             <w:noProof/>
             <w:webHidden/>
           </w:rPr>
-          <w:instrText xml:space="preserve"> PAGEREF _Toc244139728 \h </w:instrText>
+          <w:instrText xml:space="preserve"> PAGEREF _Toc244141193 \h </w:instrText>
         </w:r>
         <w:r>
           <w:rPr>
@@ -14333,7 +14333,7 @@
           <w14:ligatures w14:val="standardContextual"/>
         </w:rPr>
       </w:pPr>
-      <w:hyperlink w:anchor="_Toc244139729" w:history="1">
+      <w:hyperlink w:anchor="_Toc244141194" w:history="1">
         <w:r>
           <w:rPr>
             <w:rStyle w:val="Collegamentoipertestuale"/>
@@ -14378,7 +14378,7 @@
             <w:noProof/>
             <w:webHidden/>
           </w:rPr>
-          <w:instrText xml:space="preserve"> PAGEREF _Toc244139729 \h </w:instrText>
+          <w:instrText xml:space="preserve"> PAGEREF _Toc244141194 \h </w:instrText>
         </w:r>
         <w:r>
           <w:rPr>
@@ -14425,7 +14425,7 @@
           <w14:ligatures w14:val="standardContextual"/>
         </w:rPr>
       </w:pPr>
-      <w:hyperlink w:anchor="_Toc244139730" w:history="1">
+      <w:hyperlink w:anchor="_Toc244141195" w:history="1">
         <w:r>
           <w:rPr>
             <w:rStyle w:val="Collegamentoipertestuale"/>
@@ -14470,7 +14470,7 @@
             <w:noProof/>
             <w:webHidden/>
           </w:rPr>
-          <w:instrText xml:space="preserve"> PAGEREF _Toc244139730 \h </w:instrText>
+          <w:instrText xml:space="preserve"> PAGEREF _Toc244141195 \h </w:instrText>
         </w:r>
         <w:r>
           <w:rPr>
@@ -14517,7 +14517,7 @@
           <w14:ligatures w14:val="standardContextual"/>
         </w:rPr>
       </w:pPr>
-      <w:hyperlink w:anchor="_Toc244139731" w:history="1">
+      <w:hyperlink w:anchor="_Toc244141196" w:history="1">
         <w:r>
           <w:rPr>
             <w:rStyle w:val="Collegamentoipertestuale"/>
@@ -14562,7 +14562,7 @@
             <w:noProof/>
             <w:webHidden/>
           </w:rPr>
-          <w:instrText xml:space="preserve"> PAGEREF _Toc244139731 \h </w:instrText>
+          <w:instrText xml:space="preserve"> PAGEREF _Toc244141196 \h </w:instrText>
         </w:r>
         <w:r>
           <w:rPr>
@@ -14609,7 +14609,7 @@
           <w14:ligatures w14:val="standardContextual"/>
         </w:rPr>
       </w:pPr>
-      <w:hyperlink w:anchor="_Toc244139732" w:history="1">
+      <w:hyperlink w:anchor="_Toc244141197" w:history="1">
         <w:r>
           <w:rPr>
             <w:rStyle w:val="Collegamentoipertestuale"/>
@@ -14654,7 +14654,7 @@
             <w:noProof/>
             <w:webHidden/>
           </w:rPr>
-          <w:instrText xml:space="preserve"> PAGEREF _Toc244139732 \h </w:instrText>
+          <w:instrText xml:space="preserve"> PAGEREF _Toc244141197 \h </w:instrText>
         </w:r>
         <w:r>
           <w:rPr>
@@ -14674,7 +14674,7 @@
             <w:noProof/>
             <w:webHidden/>
           </w:rPr>
-          <w:t>72</w:t>
+          <w:t>73</w:t>
         </w:r>
         <w:r>
           <w:rPr>
@@ -14701,7 +14701,7 @@
           <w14:ligatures w14:val="standardContextual"/>
         </w:rPr>
       </w:pPr>
-      <w:hyperlink w:anchor="_Toc244139733" w:history="1">
+      <w:hyperlink w:anchor="_Toc244141198" w:history="1">
         <w:r>
           <w:rPr>
             <w:rStyle w:val="Collegamentoipertestuale"/>
@@ -14746,7 +14746,7 @@
             <w:noProof/>
             <w:webHidden/>
           </w:rPr>
-          <w:instrText xml:space="preserve"> PAGEREF _Toc244139733 \h </w:instrText>
+          <w:instrText xml:space="preserve"> PAGEREF _Toc244141198 \h </w:instrText>
         </w:r>
         <w:r>
           <w:rPr>
@@ -14793,7 +14793,7 @@
           <w14:ligatures w14:val="standardContextual"/>
         </w:rPr>
       </w:pPr>
-      <w:hyperlink w:anchor="_Toc244139734" w:history="1">
+      <w:hyperlink w:anchor="_Toc244141199" w:history="1">
         <w:r>
           <w:rPr>
             <w:rStyle w:val="Collegamentoipertestuale"/>
@@ -14838,7 +14838,7 @@
             <w:noProof/>
             <w:webHidden/>
           </w:rPr>
-          <w:instrText xml:space="preserve"> PAGEREF _Toc244139734 \h </w:instrText>
+          <w:instrText xml:space="preserve"> PAGEREF _Toc244141199 \h </w:instrText>
         </w:r>
         <w:r>
           <w:rPr>
@@ -14885,7 +14885,7 @@
           <w14:ligatures w14:val="standardContextual"/>
         </w:rPr>
       </w:pPr>
-      <w:hyperlink w:anchor="_Toc244139735" w:history="1">
+      <w:hyperlink w:anchor="_Toc244141200" w:history="1">
         <w:r>
           <w:rPr>
             <w:rStyle w:val="Collegamentoipertestuale"/>
@@ -14930,7 +14930,7 @@
             <w:noProof/>
             <w:webHidden/>
           </w:rPr>
-          <w:instrText xml:space="preserve"> PAGEREF _Toc244139735 \h </w:instrText>
+          <w:instrText xml:space="preserve"> PAGEREF _Toc244141200 \h </w:instrText>
         </w:r>
         <w:r>
           <w:rPr>
@@ -14977,7 +14977,7 @@
           <w14:ligatures w14:val="standardContextual"/>
         </w:rPr>
       </w:pPr>
-      <w:hyperlink w:anchor="_Toc244139736" w:history="1">
+      <w:hyperlink w:anchor="_Toc244141201" w:history="1">
         <w:r>
           <w:rPr>
             <w:rStyle w:val="Collegamentoipertestuale"/>
@@ -15022,7 +15022,7 @@
             <w:noProof/>
             <w:webHidden/>
           </w:rPr>
-          <w:instrText xml:space="preserve"> PAGEREF _Toc244139736 \h </w:instrText>
+          <w:instrText xml:space="preserve"> PAGEREF _Toc244141201 \h </w:instrText>
         </w:r>
         <w:r>
           <w:rPr>
@@ -15068,7 +15068,7 @@
           <w14:ligatures w14:val="standardContextual"/>
         </w:rPr>
       </w:pPr>
-      <w:hyperlink w:anchor="_Toc244139737" w:history="1">
+      <w:hyperlink w:anchor="_Toc244141202" w:history="1">
         <w:r>
           <w:rPr>
             <w:rStyle w:val="Collegamentoipertestuale"/>
@@ -15116,7 +15116,7 @@
             <w:noProof/>
             <w:webHidden/>
           </w:rPr>
-          <w:instrText xml:space="preserve"> PAGEREF _Toc244139737 \h </w:instrText>
+          <w:instrText xml:space="preserve"> PAGEREF _Toc244141202 \h </w:instrText>
         </w:r>
         <w:r>
           <w:rPr>
@@ -15163,7 +15163,7 @@
           <w14:ligatures w14:val="standardContextual"/>
         </w:rPr>
       </w:pPr>
-      <w:hyperlink w:anchor="_Toc244139738" w:history="1">
+      <w:hyperlink w:anchor="_Toc244141203" w:history="1">
         <w:r>
           <w:rPr>
             <w:rStyle w:val="Collegamentoipertestuale"/>
@@ -15208,7 +15208,7 @@
             <w:noProof/>
             <w:webHidden/>
           </w:rPr>
-          <w:instrText xml:space="preserve"> PAGEREF _Toc244139738 \h </w:instrText>
+          <w:instrText xml:space="preserve"> PAGEREF _Toc244141203 \h </w:instrText>
         </w:r>
         <w:r>
           <w:rPr>
@@ -15255,7 +15255,7 @@
           <w14:ligatures w14:val="standardContextual"/>
         </w:rPr>
       </w:pPr>
-      <w:hyperlink w:anchor="_Toc244139739" w:history="1">
+      <w:hyperlink w:anchor="_Toc244141204" w:history="1">
         <w:r>
           <w:rPr>
             <w:rStyle w:val="Collegamentoipertestuale"/>
@@ -15300,7 +15300,7 @@
             <w:noProof/>
             <w:webHidden/>
           </w:rPr>
-          <w:instrText xml:space="preserve"> PAGEREF _Toc244139739 \h </w:instrText>
+          <w:instrText xml:space="preserve"> PAGEREF _Toc244141204 \h </w:instrText>
         </w:r>
         <w:r>
           <w:rPr>
@@ -15347,7 +15347,7 @@
           <w14:ligatures w14:val="standardContextual"/>
         </w:rPr>
       </w:pPr>
-      <w:hyperlink w:anchor="_Toc244139740" w:history="1">
+      <w:hyperlink w:anchor="_Toc244141205" w:history="1">
         <w:r>
           <w:rPr>
             <w:rStyle w:val="Collegamentoipertestuale"/>
@@ -15392,7 +15392,7 @@
             <w:noProof/>
             <w:webHidden/>
           </w:rPr>
-          <w:instrText xml:space="preserve"> PAGEREF _Toc244139740 \h </w:instrText>
+          <w:instrText xml:space="preserve"> PAGEREF _Toc244141205 \h </w:instrText>
         </w:r>
         <w:r>
           <w:rPr>
@@ -15438,7 +15438,7 @@
           <w14:ligatures w14:val="standardContextual"/>
         </w:rPr>
       </w:pPr>
-      <w:hyperlink w:anchor="_Toc244139741" w:history="1">
+      <w:hyperlink w:anchor="_Toc244141206" w:history="1">
         <w:r>
           <w:rPr>
             <w:rStyle w:val="Collegamentoipertestuale"/>
@@ -15486,7 +15486,7 @@
             <w:noProof/>
             <w:webHidden/>
           </w:rPr>
-          <w:instrText xml:space="preserve"> PAGEREF _Toc244139741 \h </w:instrText>
+          <w:instrText xml:space="preserve"> PAGEREF _Toc244141206 \h </w:instrText>
         </w:r>
         <w:r>
           <w:rPr>
@@ -15533,7 +15533,7 @@
           <w14:ligatures w14:val="standardContextual"/>
         </w:rPr>
       </w:pPr>
-      <w:hyperlink w:anchor="_Toc244139742" w:history="1">
+      <w:hyperlink w:anchor="_Toc244141207" w:history="1">
         <w:r>
           <w:rPr>
             <w:rStyle w:val="Collegamentoipertestuale"/>
@@ -15578,7 +15578,7 @@
             <w:noProof/>
             <w:webHidden/>
           </w:rPr>
-          <w:instrText xml:space="preserve"> PAGEREF _Toc244139742 \h </w:instrText>
+          <w:instrText xml:space="preserve"> PAGEREF _Toc244141207 \h </w:instrText>
         </w:r>
         <w:r>
           <w:rPr>
@@ -15625,7 +15625,7 @@
           <w14:ligatures w14:val="standardContextual"/>
         </w:rPr>
       </w:pPr>
-      <w:hyperlink w:anchor="_Toc244139743" w:history="1">
+      <w:hyperlink w:anchor="_Toc244141208" w:history="1">
         <w:r>
           <w:rPr>
             <w:rStyle w:val="Collegamentoipertestuale"/>
@@ -15670,7 +15670,7 @@
             <w:noProof/>
             <w:webHidden/>
           </w:rPr>
-          <w:instrText xml:space="preserve"> PAGEREF _Toc244139743 \h </w:instrText>
+          <w:instrText xml:space="preserve"> PAGEREF _Toc244141208 \h </w:instrText>
         </w:r>
         <w:r>
           <w:rPr>
@@ -15717,7 +15717,7 @@
           <w14:ligatures w14:val="standardContextual"/>
         </w:rPr>
       </w:pPr>
-      <w:hyperlink w:anchor="_Toc244139744" w:history="1">
+      <w:hyperlink w:anchor="_Toc244141209" w:history="1">
         <w:r>
           <w:rPr>
             <w:rStyle w:val="Collegamentoipertestuale"/>
@@ -15762,7 +15762,7 @@
             <w:noProof/>
             <w:webHidden/>
           </w:rPr>
-          <w:instrText xml:space="preserve"> PAGEREF _Toc244139744 \h </w:instrText>
+          <w:instrText xml:space="preserve"> PAGEREF _Toc244141209 \h </w:instrText>
         </w:r>
         <w:r>
           <w:rPr>
@@ -15808,7 +15808,7 @@
           <w14:ligatures w14:val="standardContextual"/>
         </w:rPr>
       </w:pPr>
-      <w:hyperlink w:anchor="_Toc244139745" w:history="1">
+      <w:hyperlink w:anchor="_Toc244141210" w:history="1">
         <w:r>
           <w:rPr>
             <w:rStyle w:val="Collegamentoipertestuale"/>
@@ -15856,7 +15856,7 @@
             <w:noProof/>
             <w:webHidden/>
           </w:rPr>
-          <w:instrText xml:space="preserve"> PAGEREF _Toc244139745 \h </w:instrText>
+          <w:instrText xml:space="preserve"> PAGEREF _Toc244141210 \h </w:instrText>
         </w:r>
         <w:r>
           <w:rPr>
@@ -15903,7 +15903,7 @@
           <w14:ligatures w14:val="standardContextual"/>
         </w:rPr>
       </w:pPr>
-      <w:hyperlink w:anchor="_Toc244139746" w:history="1">
+      <w:hyperlink w:anchor="_Toc244141211" w:history="1">
         <w:r>
           <w:rPr>
             <w:rStyle w:val="Collegamentoipertestuale"/>
@@ -15948,7 +15948,7 @@
             <w:noProof/>
             <w:webHidden/>
           </w:rPr>
-          <w:instrText xml:space="preserve"> PAGEREF _Toc244139746 \h </w:instrText>
+          <w:instrText xml:space="preserve"> PAGEREF _Toc244141211 \h </w:instrText>
         </w:r>
         <w:r>
           <w:rPr>
@@ -15995,7 +15995,7 @@
           <w14:ligatures w14:val="standardContextual"/>
         </w:rPr>
       </w:pPr>
-      <w:hyperlink w:anchor="_Toc244139747" w:history="1">
+      <w:hyperlink w:anchor="_Toc244141212" w:history="1">
         <w:r>
           <w:rPr>
             <w:rStyle w:val="Collegamentoipertestuale"/>
@@ -16040,7 +16040,7 @@
             <w:noProof/>
             <w:webHidden/>
           </w:rPr>
-          <w:instrText xml:space="preserve"> PAGEREF _Toc244139747 \h </w:instrText>
+          <w:instrText xml:space="preserve"> PAGEREF _Toc244141212 \h </w:instrText>
         </w:r>
         <w:r>
           <w:rPr>
@@ -16087,7 +16087,7 @@
           <w14:ligatures w14:val="standardContextual"/>
         </w:rPr>
       </w:pPr>
-      <w:hyperlink w:anchor="_Toc244139748" w:history="1">
+      <w:hyperlink w:anchor="_Toc244141213" w:history="1">
         <w:r>
           <w:rPr>
             <w:rStyle w:val="Collegamentoipertestuale"/>
@@ -16132,7 +16132,7 @@
             <w:noProof/>
             <w:webHidden/>
           </w:rPr>
-          <w:instrText xml:space="preserve"> PAGEREF _Toc244139748 \h </w:instrText>
+          <w:instrText xml:space="preserve"> PAGEREF _Toc244141213 \h </w:instrText>
         </w:r>
         <w:r>
           <w:rPr>
@@ -16179,7 +16179,7 @@
           <w14:ligatures w14:val="standardContextual"/>
         </w:rPr>
       </w:pPr>
-      <w:hyperlink w:anchor="_Toc244139749" w:history="1">
+      <w:hyperlink w:anchor="_Toc244141214" w:history="1">
         <w:r>
           <w:rPr>
             <w:rStyle w:val="Collegamentoipertestuale"/>
@@ -16224,7 +16224,7 @@
             <w:noProof/>
             <w:webHidden/>
           </w:rPr>
-          <w:instrText xml:space="preserve"> PAGEREF _Toc244139749 \h </w:instrText>
+          <w:instrText xml:space="preserve"> PAGEREF _Toc244141214 \h </w:instrText>
         </w:r>
         <w:r>
           <w:rPr>
@@ -16271,7 +16271,7 @@
           <w14:ligatures w14:val="standardContextual"/>
         </w:rPr>
       </w:pPr>
-      <w:hyperlink w:anchor="_Toc244139750" w:history="1">
+      <w:hyperlink w:anchor="_Toc244141215" w:history="1">
         <w:r>
           <w:rPr>
             <w:rStyle w:val="Collegamentoipertestuale"/>
@@ -16316,7 +16316,7 @@
             <w:noProof/>
             <w:webHidden/>
           </w:rPr>
-          <w:instrText xml:space="preserve"> PAGEREF _Toc244139750 \h </w:instrText>
+          <w:instrText xml:space="preserve"> PAGEREF _Toc244141215 \h </w:instrText>
         </w:r>
         <w:r>
           <w:rPr>
@@ -16362,7 +16362,7 @@
           <w14:ligatures w14:val="standardContextual"/>
         </w:rPr>
       </w:pPr>
-      <w:hyperlink w:anchor="_Toc244139751" w:history="1">
+      <w:hyperlink w:anchor="_Toc244141216" w:history="1">
         <w:r>
           <w:rPr>
             <w:rStyle w:val="Collegamentoipertestuale"/>
@@ -16410,7 +16410,7 @@
             <w:noProof/>
             <w:webHidden/>
           </w:rPr>
-          <w:instrText xml:space="preserve"> PAGEREF _Toc244139751 \h </w:instrText>
+          <w:instrText xml:space="preserve"> PAGEREF _Toc244141216 \h </w:instrText>
         </w:r>
         <w:r>
           <w:rPr>
@@ -16457,7 +16457,7 @@
           <w14:ligatures w14:val="standardContextual"/>
         </w:rPr>
       </w:pPr>
-      <w:hyperlink w:anchor="_Toc244139752" w:history="1">
+      <w:hyperlink w:anchor="_Toc244141217" w:history="1">
         <w:r>
           <w:rPr>
             <w:rStyle w:val="Collegamentoipertestuale"/>
@@ -16502,7 +16502,7 @@
             <w:noProof/>
             <w:webHidden/>
           </w:rPr>
-          <w:instrText xml:space="preserve"> PAGEREF _Toc244139752 \h </w:instrText>
+          <w:instrText xml:space="preserve"> PAGEREF _Toc244141217 \h </w:instrText>
         </w:r>
         <w:r>
           <w:rPr>
@@ -16549,7 +16549,7 @@
           <w14:ligatures w14:val="standardContextual"/>
         </w:rPr>
       </w:pPr>
-      <w:hyperlink w:anchor="_Toc244139753" w:history="1">
+      <w:hyperlink w:anchor="_Toc244141218" w:history="1">
         <w:r>
           <w:rPr>
             <w:rStyle w:val="Collegamentoipertestuale"/>
@@ -16594,7 +16594,7 @@
             <w:noProof/>
             <w:webHidden/>
           </w:rPr>
-          <w:instrText xml:space="preserve"> PAGEREF _Toc244139753 \h </w:instrText>
+          <w:instrText xml:space="preserve"> PAGEREF _Toc244141218 \h </w:instrText>
         </w:r>
         <w:r>
           <w:rPr>
@@ -16641,7 +16641,7 @@
           <w14:ligatures w14:val="standardContextual"/>
         </w:rPr>
       </w:pPr>
-      <w:hyperlink w:anchor="_Toc244139754" w:history="1">
+      <w:hyperlink w:anchor="_Toc244141219" w:history="1">
         <w:r>
           <w:rPr>
             <w:rStyle w:val="Collegamentoipertestuale"/>
@@ -16686,7 +16686,7 @@
             <w:noProof/>
             <w:webHidden/>
           </w:rPr>
-          <w:instrText xml:space="preserve"> PAGEREF _Toc244139754 \h </w:instrText>
+          <w:instrText xml:space="preserve"> PAGEREF _Toc244141219 \h </w:instrText>
         </w:r>
         <w:r>
           <w:rPr>
@@ -16733,7 +16733,7 @@
           <w14:ligatures w14:val="standardContextual"/>
         </w:rPr>
       </w:pPr>
-      <w:hyperlink w:anchor="_Toc244139755" w:history="1">
+      <w:hyperlink w:anchor="_Toc244141220" w:history="1">
         <w:r>
           <w:rPr>
             <w:rStyle w:val="Collegamentoipertestuale"/>
@@ -16778,7 +16778,7 @@
             <w:noProof/>
             <w:webHidden/>
           </w:rPr>
-          <w:instrText xml:space="preserve"> PAGEREF _Toc244139755 \h </w:instrText>
+          <w:instrText xml:space="preserve"> PAGEREF _Toc244141220 \h </w:instrText>
         </w:r>
         <w:r>
           <w:rPr>
@@ -16825,7 +16825,7 @@
           <w14:ligatures w14:val="standardContextual"/>
         </w:rPr>
       </w:pPr>
-      <w:hyperlink w:anchor="_Toc244139756" w:history="1">
+      <w:hyperlink w:anchor="_Toc244141221" w:history="1">
         <w:r>
           <w:rPr>
             <w:rStyle w:val="Collegamentoipertestuale"/>
@@ -16870,7 +16870,7 @@
             <w:noProof/>
             <w:webHidden/>
           </w:rPr>
-          <w:instrText xml:space="preserve"> PAGEREF _Toc244139756 \h </w:instrText>
+          <w:instrText xml:space="preserve"> PAGEREF _Toc244141221 \h </w:instrText>
         </w:r>
         <w:r>
           <w:rPr>
@@ -16917,7 +16917,7 @@
           <w14:ligatures w14:val="standardContextual"/>
         </w:rPr>
       </w:pPr>
-      <w:hyperlink w:anchor="_Toc244139757" w:history="1">
+      <w:hyperlink w:anchor="_Toc244141222" w:history="1">
         <w:r>
           <w:rPr>
             <w:rStyle w:val="Collegamentoipertestuale"/>
@@ -16962,7 +16962,7 @@
             <w:noProof/>
             <w:webHidden/>
           </w:rPr>
-          <w:instrText xml:space="preserve"> PAGEREF _Toc244139757 \h </w:instrText>
+          <w:instrText xml:space="preserve"> PAGEREF _Toc244141222 \h </w:instrText>
         </w:r>
         <w:r>
           <w:rPr>
@@ -17009,7 +17009,7 @@
           <w14:ligatures w14:val="standardContextual"/>
         </w:rPr>
       </w:pPr>
-      <w:hyperlink w:anchor="_Toc244139758" w:history="1">
+      <w:hyperlink w:anchor="_Toc244141223" w:history="1">
         <w:r>
           <w:rPr>
             <w:rStyle w:val="Collegamentoipertestuale"/>
@@ -17054,7 +17054,7 @@
             <w:noProof/>
             <w:webHidden/>
           </w:rPr>
-          <w:instrText xml:space="preserve"> PAGEREF _Toc244139758 \h </w:instrText>
+          <w:instrText xml:space="preserve"> PAGEREF _Toc244141223 \h </w:instrText>
         </w:r>
         <w:r>
           <w:rPr>
@@ -17101,7 +17101,7 @@
           <w14:ligatures w14:val="standardContextual"/>
         </w:rPr>
       </w:pPr>
-      <w:hyperlink w:anchor="_Toc244139759" w:history="1">
+      <w:hyperlink w:anchor="_Toc244141224" w:history="1">
         <w:r>
           <w:rPr>
             <w:rStyle w:val="Collegamentoipertestuale"/>
@@ -17146,7 +17146,7 @@
             <w:noProof/>
             <w:webHidden/>
           </w:rPr>
-          <w:instrText xml:space="preserve"> PAGEREF _Toc244139759 \h </w:instrText>
+          <w:instrText xml:space="preserve"> PAGEREF _Toc244141224 \h </w:instrText>
         </w:r>
         <w:r>
           <w:rPr>
@@ -17193,7 +17193,7 @@
           <w14:ligatures w14:val="standardContextual"/>
         </w:rPr>
       </w:pPr>
-      <w:hyperlink w:anchor="_Toc244139760" w:history="1">
+      <w:hyperlink w:anchor="_Toc244141225" w:history="1">
         <w:r>
           <w:rPr>
             <w:rStyle w:val="Collegamentoipertestuale"/>
@@ -17238,7 +17238,7 @@
             <w:noProof/>
             <w:webHidden/>
           </w:rPr>
-          <w:instrText xml:space="preserve"> PAGEREF _Toc244139760 \h </w:instrText>
+          <w:instrText xml:space="preserve"> PAGEREF _Toc244141225 \h </w:instrText>
         </w:r>
         <w:r>
           <w:rPr>
@@ -17285,7 +17285,7 @@
           <w14:ligatures w14:val="standardContextual"/>
         </w:rPr>
       </w:pPr>
-      <w:hyperlink w:anchor="_Toc244139761" w:history="1">
+      <w:hyperlink w:anchor="_Toc244141226" w:history="1">
         <w:r>
           <w:rPr>
             <w:rStyle w:val="Collegamentoipertestuale"/>
@@ -17330,7 +17330,7 @@
             <w:noProof/>
             <w:webHidden/>
           </w:rPr>
-          <w:instrText xml:space="preserve"> PAGEREF _Toc244139761 \h </w:instrText>
+          <w:instrText xml:space="preserve"> PAGEREF _Toc244141226 \h </w:instrText>
         </w:r>
         <w:r>
           <w:rPr>
@@ -17376,7 +17376,7 @@
           <w14:ligatures w14:val="standardContextual"/>
         </w:rPr>
       </w:pPr>
-      <w:hyperlink w:anchor="_Toc244139762" w:history="1">
+      <w:hyperlink w:anchor="_Toc244141227" w:history="1">
         <w:r>
           <w:rPr>
             <w:rStyle w:val="Collegamentoipertestuale"/>
@@ -17424,7 +17424,7 @@
             <w:noProof/>
             <w:webHidden/>
           </w:rPr>
-          <w:instrText xml:space="preserve"> PAGEREF _Toc244139762 \h </w:instrText>
+          <w:instrText xml:space="preserve"> PAGEREF _Toc244141227 \h </w:instrText>
         </w:r>
         <w:r>
           <w:rPr>
@@ -17471,7 +17471,7 @@
           <w14:ligatures w14:val="standardContextual"/>
         </w:rPr>
       </w:pPr>
-      <w:hyperlink w:anchor="_Toc244139763" w:history="1">
+      <w:hyperlink w:anchor="_Toc244141228" w:history="1">
         <w:r>
           <w:rPr>
             <w:rStyle w:val="Collegamentoipertestuale"/>
@@ -17516,7 +17516,7 @@
             <w:noProof/>
             <w:webHidden/>
           </w:rPr>
-          <w:instrText xml:space="preserve"> PAGEREF _Toc244139763 \h </w:instrText>
+          <w:instrText xml:space="preserve"> PAGEREF _Toc244141228 \h </w:instrText>
         </w:r>
         <w:r>
           <w:rPr>
@@ -17563,7 +17563,7 @@
           <w14:ligatures w14:val="standardContextual"/>
         </w:rPr>
       </w:pPr>
-      <w:hyperlink w:anchor="_Toc244139764" w:history="1">
+      <w:hyperlink w:anchor="_Toc244141229" w:history="1">
         <w:r>
           <w:rPr>
             <w:rStyle w:val="Collegamentoipertestuale"/>
@@ -17608,7 +17608,7 @@
             <w:noProof/>
             <w:webHidden/>
           </w:rPr>
-          <w:instrText xml:space="preserve"> PAGEREF _Toc244139764 \h </w:instrText>
+          <w:instrText xml:space="preserve"> PAGEREF _Toc244141229 \h </w:instrText>
         </w:r>
         <w:r>
           <w:rPr>
@@ -17655,7 +17655,7 @@
           <w14:ligatures w14:val="standardContextual"/>
         </w:rPr>
       </w:pPr>
-      <w:hyperlink w:anchor="_Toc244139765" w:history="1">
+      <w:hyperlink w:anchor="_Toc244141230" w:history="1">
         <w:r>
           <w:rPr>
             <w:rStyle w:val="Collegamentoipertestuale"/>
@@ -17700,7 +17700,7 @@
             <w:noProof/>
             <w:webHidden/>
           </w:rPr>
-          <w:instrText xml:space="preserve"> PAGEREF _Toc244139765 \h </w:instrText>
+          <w:instrText xml:space="preserve"> PAGEREF _Toc244141230 \h </w:instrText>
         </w:r>
         <w:r>
           <w:rPr>
@@ -17746,7 +17746,7 @@
           <w14:ligatures w14:val="standardContextual"/>
         </w:rPr>
       </w:pPr>
-      <w:hyperlink w:anchor="_Toc244139766" w:history="1">
+      <w:hyperlink w:anchor="_Toc244141231" w:history="1">
         <w:r>
           <w:rPr>
             <w:rStyle w:val="Collegamentoipertestuale"/>
@@ -17794,7 +17794,7 @@
             <w:noProof/>
             <w:webHidden/>
           </w:rPr>
-          <w:instrText xml:space="preserve"> PAGEREF _Toc244139766 \h </w:instrText>
+          <w:instrText xml:space="preserve"> PAGEREF _Toc244141231 \h </w:instrText>
         </w:r>
         <w:r>
           <w:rPr>
@@ -17841,7 +17841,7 @@
           <w14:ligatures w14:val="standardContextual"/>
         </w:rPr>
       </w:pPr>
-      <w:hyperlink w:anchor="_Toc244139767" w:history="1">
+      <w:hyperlink w:anchor="_Toc244141232" w:history="1">
         <w:r>
           <w:rPr>
             <w:rStyle w:val="Collegamentoipertestuale"/>
@@ -17886,7 +17886,7 @@
             <w:noProof/>
             <w:webHidden/>
           </w:rPr>
-          <w:instrText xml:space="preserve"> PAGEREF _Toc244139767 \h </w:instrText>
+          <w:instrText xml:space="preserve"> PAGEREF _Toc244141232 \h </w:instrText>
         </w:r>
         <w:r>
           <w:rPr>
@@ -17933,7 +17933,7 @@
           <w14:ligatures w14:val="standardContextual"/>
         </w:rPr>
       </w:pPr>
-      <w:hyperlink w:anchor="_Toc244139768" w:history="1">
+      <w:hyperlink w:anchor="_Toc244141233" w:history="1">
         <w:r>
           <w:rPr>
             <w:rStyle w:val="Collegamentoipertestuale"/>
@@ -17978,7 +17978,7 @@
             <w:noProof/>
             <w:webHidden/>
           </w:rPr>
-          <w:instrText xml:space="preserve"> PAGEREF _Toc244139768 \h </w:instrText>
+          <w:instrText xml:space="preserve"> PAGEREF _Toc244141233 \h </w:instrText>
         </w:r>
         <w:r>
           <w:rPr>
@@ -18024,7 +18024,7 @@
           <w14:ligatures w14:val="standardContextual"/>
         </w:rPr>
       </w:pPr>
-      <w:hyperlink w:anchor="_Toc244139769" w:history="1">
+      <w:hyperlink w:anchor="_Toc244141234" w:history="1">
         <w:r>
           <w:rPr>
             <w:rStyle w:val="Collegamentoipertestuale"/>
@@ -18072,7 +18072,7 @@
             <w:noProof/>
             <w:webHidden/>
           </w:rPr>
-          <w:instrText xml:space="preserve"> PAGEREF _Toc244139769 \h </w:instrText>
+          <w:instrText xml:space="preserve"> PAGEREF _Toc244141234 \h </w:instrText>
         </w:r>
         <w:r>
           <w:rPr>
@@ -18119,7 +18119,7 @@
           <w14:ligatures w14:val="standardContextual"/>
         </w:rPr>
       </w:pPr>
-      <w:hyperlink w:anchor="_Toc244139770" w:history="1">
+      <w:hyperlink w:anchor="_Toc244141235" w:history="1">
         <w:r>
           <w:rPr>
             <w:rStyle w:val="Collegamentoipertestuale"/>
@@ -18164,7 +18164,7 @@
             <w:noProof/>
             <w:webHidden/>
           </w:rPr>
-          <w:instrText xml:space="preserve"> PAGEREF _Toc244139770 \h </w:instrText>
+          <w:instrText xml:space="preserve"> PAGEREF _Toc244141235 \h </w:instrText>
         </w:r>
         <w:r>
           <w:rPr>
@@ -18211,7 +18211,7 @@
           <w14:ligatures w14:val="standardContextual"/>
         </w:rPr>
       </w:pPr>
-      <w:hyperlink w:anchor="_Toc244139771" w:history="1">
+      <w:hyperlink w:anchor="_Toc244141236" w:history="1">
         <w:r>
           <w:rPr>
             <w:rStyle w:val="Collegamentoipertestuale"/>
@@ -18256,7 +18256,7 @@
             <w:noProof/>
             <w:webHidden/>
           </w:rPr>
-          <w:instrText xml:space="preserve"> PAGEREF _Toc244139771 \h </w:instrText>
+          <w:instrText xml:space="preserve"> PAGEREF _Toc244141236 \h </w:instrText>
         </w:r>
         <w:r>
           <w:rPr>
@@ -18303,7 +18303,7 @@
           <w14:ligatures w14:val="standardContextual"/>
         </w:rPr>
       </w:pPr>
-      <w:hyperlink w:anchor="_Toc244139772" w:history="1">
+      <w:hyperlink w:anchor="_Toc244141237" w:history="1">
         <w:r>
           <w:rPr>
             <w:rStyle w:val="Collegamentoipertestuale"/>
@@ -18348,7 +18348,7 @@
             <w:noProof/>
             <w:webHidden/>
           </w:rPr>
-          <w:instrText xml:space="preserve"> PAGEREF _Toc244139772 \h </w:instrText>
+          <w:instrText xml:space="preserve"> PAGEREF _Toc244141237 \h </w:instrText>
         </w:r>
         <w:r>
           <w:rPr>
@@ -18395,7 +18395,7 @@
           <w14:ligatures w14:val="standardContextual"/>
         </w:rPr>
       </w:pPr>
-      <w:hyperlink w:anchor="_Toc244139773" w:history="1">
+      <w:hyperlink w:anchor="_Toc244141238" w:history="1">
         <w:r>
           <w:rPr>
             <w:rStyle w:val="Collegamentoipertestuale"/>
@@ -18440,7 +18440,7 @@
             <w:noProof/>
             <w:webHidden/>
           </w:rPr>
-          <w:instrText xml:space="preserve"> PAGEREF _Toc244139773 \h </w:instrText>
+          <w:instrText xml:space="preserve"> PAGEREF _Toc244141238 \h </w:instrText>
         </w:r>
         <w:r>
           <w:rPr>
@@ -18487,7 +18487,7 @@
           <w14:ligatures w14:val="standardContextual"/>
         </w:rPr>
       </w:pPr>
-      <w:hyperlink w:anchor="_Toc244139774" w:history="1">
+      <w:hyperlink w:anchor="_Toc244141239" w:history="1">
         <w:r>
           <w:rPr>
             <w:rStyle w:val="Collegamentoipertestuale"/>
@@ -18532,7 +18532,7 @@
             <w:noProof/>
             <w:webHidden/>
           </w:rPr>
-          <w:instrText xml:space="preserve"> PAGEREF _Toc244139774 \h </w:instrText>
+          <w:instrText xml:space="preserve"> PAGEREF _Toc244141239 \h </w:instrText>
         </w:r>
         <w:r>
           <w:rPr>
@@ -18579,7 +18579,7 @@
           <w14:ligatures w14:val="standardContextual"/>
         </w:rPr>
       </w:pPr>
-      <w:hyperlink w:anchor="_Toc244139775" w:history="1">
+      <w:hyperlink w:anchor="_Toc244141240" w:history="1">
         <w:r>
           <w:rPr>
             <w:rStyle w:val="Collegamentoipertestuale"/>
@@ -18624,7 +18624,7 @@
             <w:noProof/>
             <w:webHidden/>
           </w:rPr>
-          <w:instrText xml:space="preserve"> PAGEREF _Toc244139775 \h </w:instrText>
+          <w:instrText xml:space="preserve"> PAGEREF _Toc244141240 \h </w:instrText>
         </w:r>
         <w:r>
           <w:rPr>
@@ -18671,7 +18671,7 @@
           <w14:ligatures w14:val="standardContextual"/>
         </w:rPr>
       </w:pPr>
-      <w:hyperlink w:anchor="_Toc244139776" w:history="1">
+      <w:hyperlink w:anchor="_Toc244141241" w:history="1">
         <w:r>
           <w:rPr>
             <w:rStyle w:val="Collegamentoipertestuale"/>
@@ -18716,7 +18716,7 @@
             <w:noProof/>
             <w:webHidden/>
           </w:rPr>
-          <w:instrText xml:space="preserve"> PAGEREF _Toc244139776 \h </w:instrText>
+          <w:instrText xml:space="preserve"> PAGEREF _Toc244141241 \h </w:instrText>
         </w:r>
         <w:r>
           <w:rPr>
@@ -18763,7 +18763,7 @@
           <w14:ligatures w14:val="standardContextual"/>
         </w:rPr>
       </w:pPr>
-      <w:hyperlink w:anchor="_Toc244139777" w:history="1">
+      <w:hyperlink w:anchor="_Toc244141242" w:history="1">
         <w:r>
           <w:rPr>
             <w:rStyle w:val="Collegamentoipertestuale"/>
@@ -18808,7 +18808,7 @@
             <w:noProof/>
             <w:webHidden/>
           </w:rPr>
-          <w:instrText xml:space="preserve"> PAGEREF _Toc244139777 \h </w:instrText>
+          <w:instrText xml:space="preserve"> PAGEREF _Toc244141242 \h </w:instrText>
         </w:r>
         <w:r>
           <w:rPr>
@@ -18855,7 +18855,7 @@
           <w14:ligatures w14:val="standardContextual"/>
         </w:rPr>
       </w:pPr>
-      <w:hyperlink w:anchor="_Toc244139778" w:history="1">
+      <w:hyperlink w:anchor="_Toc244141243" w:history="1">
         <w:r>
           <w:rPr>
             <w:rStyle w:val="Collegamentoipertestuale"/>
@@ -18900,7 +18900,7 @@
             <w:noProof/>
             <w:webHidden/>
           </w:rPr>
-          <w:instrText xml:space="preserve"> PAGEREF _Toc244139778 \h </w:instrText>
+          <w:instrText xml:space="preserve"> PAGEREF _Toc244141243 \h </w:instrText>
         </w:r>
         <w:r>
           <w:rPr>
@@ -18947,7 +18947,7 @@
           <w14:ligatures w14:val="standardContextual"/>
         </w:rPr>
       </w:pPr>
-      <w:hyperlink w:anchor="_Toc244139779" w:history="1">
+      <w:hyperlink w:anchor="_Toc244141244" w:history="1">
         <w:r>
           <w:rPr>
             <w:rStyle w:val="Collegamentoipertestuale"/>
@@ -18992,7 +18992,7 @@
             <w:noProof/>
             <w:webHidden/>
           </w:rPr>
-          <w:instrText xml:space="preserve"> PAGEREF _Toc244139779 \h </w:instrText>
+          <w:instrText xml:space="preserve"> PAGEREF _Toc244141244 \h </w:instrText>
         </w:r>
         <w:r>
           <w:rPr>
@@ -19039,7 +19039,7 @@
           <w14:ligatures w14:val="standardContextual"/>
         </w:rPr>
       </w:pPr>
-      <w:hyperlink w:anchor="_Toc244139780" w:history="1">
+      <w:hyperlink w:anchor="_Toc244141245" w:history="1">
         <w:r>
           <w:rPr>
             <w:rStyle w:val="Collegamentoipertestuale"/>
@@ -19084,7 +19084,7 @@
             <w:noProof/>
             <w:webHidden/>
           </w:rPr>
-          <w:instrText xml:space="preserve"> PAGEREF _Toc244139780 \h </w:instrText>
+          <w:instrText xml:space="preserve"> PAGEREF _Toc244141245 \h </w:instrText>
         </w:r>
         <w:r>
           <w:rPr>
@@ -19131,7 +19131,7 @@
           <w14:ligatures w14:val="standardContextual"/>
         </w:rPr>
       </w:pPr>
-      <w:hyperlink w:anchor="_Toc244139781" w:history="1">
+      <w:hyperlink w:anchor="_Toc244141246" w:history="1">
         <w:r>
           <w:rPr>
             <w:rStyle w:val="Collegamentoipertestuale"/>
@@ -19176,7 +19176,7 @@
             <w:noProof/>
             <w:webHidden/>
           </w:rPr>
-          <w:instrText xml:space="preserve"> PAGEREF _Toc244139781 \h </w:instrText>
+          <w:instrText xml:space="preserve"> PAGEREF _Toc244141246 \h </w:instrText>
         </w:r>
         <w:r>
           <w:rPr>
@@ -19257,7 +19257,7 @@
         <w:keepNext/>
         <w:spacing w:after="140"/>
       </w:pPr>
-      <w:bookmarkStart w:id="2" w:name="_Toc244139599"/>
+      <w:bookmarkStart w:id="2" w:name="_Toc244141064"/>
       <w:r>
         <w:t>Spettri NTC e isolamento sismico</w:t>
       </w:r>
@@ -19277,7 +19277,7 @@
         <w:keepNext/>
         <w:spacing w:after="140"/>
       </w:pPr>
-      <w:bookmarkStart w:id="3" w:name="_Toc244139600"/>
+      <w:bookmarkStart w:id="3" w:name="_Toc244141065"/>
       <w:r>
         <w:t>Sito e spettri</w:t>
       </w:r>
@@ -19635,7 +19635,7 @@
         <w:keepNext/>
         <w:spacing w:after="140"/>
       </w:pPr>
-      <w:bookmarkStart w:id="4" w:name="_Toc244139601"/>
+      <w:bookmarkStart w:id="4" w:name="_Toc244141066"/>
       <w:r>
         <w:t>Isolatori e modello equivalente</w:t>
       </w:r>
@@ -19693,7 +19693,7 @@
         <w:keepNext/>
         <w:spacing w:after="140"/>
       </w:pPr>
-      <w:bookmarkStart w:id="5" w:name="_Toc244139602"/>
+      <w:bookmarkStart w:id="5" w:name="_Toc244141067"/>
       <w:r>
         <w:t>Pendolo e parametri assegnati</w:t>
       </w:r>
@@ -19734,7 +19734,7 @@
         <w:keepNext/>
         <w:spacing w:after="140"/>
       </w:pPr>
-      <w:bookmarkStart w:id="6" w:name="_Toc244139603"/>
+      <w:bookmarkStart w:id="6" w:name="_Toc244141068"/>
       <w:r>
         <w:t>Salvataggio e report</w:t>
       </w:r>
@@ -19762,7 +19762,7 @@
         <w:keepNext/>
         <w:spacing w:after="140"/>
       </w:pPr>
-      <w:bookmarkStart w:id="7" w:name="_Toc244139604"/>
+      <w:bookmarkStart w:id="7" w:name="_Toc244141069"/>
       <w:r>
         <w:t>Stratigrafia del terreno</w:t>
       </w:r>
@@ -19862,7 +19862,7 @@
         <w:keepNext/>
         <w:spacing w:after="140"/>
       </w:pPr>
-      <w:bookmarkStart w:id="8" w:name="_Toc244139605"/>
+      <w:bookmarkStart w:id="8" w:name="_Toc244141070"/>
       <w:r>
         <w:t>Famiglie di terreno e retini</w:t>
       </w:r>
@@ -19901,7 +19901,7 @@
         <w:keepNext/>
         <w:spacing w:after="140"/>
       </w:pPr>
-      <w:bookmarkStart w:id="9" w:name="_Toc244139606"/>
+      <w:bookmarkStart w:id="9" w:name="_Toc244141071"/>
       <w:r>
         <w:t>Valori medi e minimi</w:t>
       </w:r>
@@ -19932,7 +19932,7 @@
         <w:keepNext/>
         <w:spacing w:after="140"/>
       </w:pPr>
-      <w:bookmarkStart w:id="10" w:name="_Toc244139607"/>
+      <w:bookmarkStart w:id="10" w:name="_Toc244141072"/>
       <w:r>
         <w:lastRenderedPageBreak/>
         <w:t>Scambio del terreno fra fogli ANTHEA</w:t>
@@ -19983,7 +19983,7 @@
         <w:keepNext/>
         <w:spacing w:after="140"/>
       </w:pPr>
-      <w:bookmarkStart w:id="11" w:name="_Toc244139608"/>
+      <w:bookmarkStart w:id="11" w:name="_Toc244141073"/>
       <w:r>
         <w:t>Importazione assistita della relazione</w:t>
       </w:r>
@@ -20042,7 +20042,7 @@
         <w:keepNext/>
         <w:spacing w:after="140"/>
       </w:pPr>
-      <w:bookmarkStart w:id="12" w:name="_Toc244139609"/>
+      <w:bookmarkStart w:id="12" w:name="_Toc244141074"/>
       <w:r>
         <w:t>Avvio e scelta del modulo</w:t>
       </w:r>
@@ -20054,7 +20054,7 @@
         <w:keepNext/>
         <w:spacing w:after="140"/>
       </w:pPr>
-      <w:bookmarkStart w:id="13" w:name="_Toc244139610"/>
+      <w:bookmarkStart w:id="13" w:name="_Toc244141075"/>
       <w:r>
         <w:t>Avviare la versione aggiornata</w:t>
       </w:r>
@@ -20105,7 +20105,7 @@
         <w:keepNext/>
         <w:spacing w:after="140"/>
       </w:pPr>
-      <w:bookmarkStart w:id="14" w:name="_Toc244139611"/>
+      <w:bookmarkStart w:id="14" w:name="_Toc244141076"/>
       <w:r>
         <w:t>Scegliere l’aspetto</w:t>
       </w:r>
@@ -20144,7 +20144,7 @@
         <w:keepNext/>
         <w:spacing w:after="140"/>
       </w:pPr>
-      <w:bookmarkStart w:id="15" w:name="_Toc244139612"/>
+      <w:bookmarkStart w:id="15" w:name="_Toc244141077"/>
       <w:r>
         <w:t>Scegliere il foglio adatto</w:t>
       </w:r>
@@ -21130,7 +21130,7 @@
         <w:keepNext/>
         <w:spacing w:after="140"/>
       </w:pPr>
-      <w:bookmarkStart w:id="16" w:name="_Toc244139613"/>
+      <w:bookmarkStart w:id="16" w:name="_Toc244141078"/>
       <w:r>
         <w:t>Esempi organizzati per modulo</w:t>
       </w:r>
@@ -21238,7 +21238,7 @@
         <w:keepNext/>
         <w:spacing w:after="140"/>
       </w:pPr>
-      <w:bookmarkStart w:id="17" w:name="_Toc244139614"/>
+      <w:bookmarkStart w:id="17" w:name="_Toc244141079"/>
       <w:r>
         <w:t>Leggere e compilare i campi</w:t>
       </w:r>
@@ -21285,7 +21285,7 @@
         <w:keepNext/>
         <w:spacing w:after="140"/>
       </w:pPr>
-      <w:bookmarkStart w:id="18" w:name="_Toc244139615"/>
+      <w:bookmarkStart w:id="18" w:name="_Toc244141080"/>
       <w:r>
         <w:lastRenderedPageBreak/>
         <w:t>Progetti e gestione del lavoro</w:t>
@@ -21298,7 +21298,7 @@
         <w:keepNext/>
         <w:spacing w:after="140"/>
       </w:pPr>
-      <w:bookmarkStart w:id="19" w:name="_Toc244139616"/>
+      <w:bookmarkStart w:id="19" w:name="_Toc244141081"/>
       <w:r>
         <w:t>Costruire una struttura leggibile</w:t>
       </w:r>
@@ -21337,7 +21337,7 @@
         <w:keepNext/>
         <w:spacing w:after="140"/>
       </w:pPr>
-      <w:bookmarkStart w:id="20" w:name="_Toc244139617"/>
+      <w:bookmarkStart w:id="20" w:name="_Toc244141082"/>
       <w:r>
         <w:t>Comprendere i dati comuni</w:t>
       </w:r>
@@ -21388,7 +21388,7 @@
         <w:keepNext/>
         <w:spacing w:after="140"/>
       </w:pPr>
-      <w:bookmarkStart w:id="21" w:name="_Toc244139618"/>
+      <w:bookmarkStart w:id="21" w:name="_Toc244141083"/>
       <w:r>
         <w:t>Spostare duplicare e annullare</w:t>
       </w:r>
@@ -21427,7 +21427,7 @@
         <w:keepNext/>
         <w:spacing w:after="140"/>
       </w:pPr>
-      <w:bookmarkStart w:id="22" w:name="_Toc244139619"/>
+      <w:bookmarkStart w:id="22" w:name="_Toc244141084"/>
       <w:r>
         <w:t>Usare le revisioni</w:t>
       </w:r>
@@ -21470,7 +21470,7 @@
         <w:keepNext/>
         <w:spacing w:after="140"/>
       </w:pPr>
-      <w:bookmarkStart w:id="23" w:name="_Toc244139620"/>
+      <w:bookmarkStart w:id="23" w:name="_Toc244141085"/>
       <w:r>
         <w:t>Report del ramo e compatibilità degli archivi</w:t>
       </w:r>
@@ -21509,7 +21509,7 @@
         <w:keepNext/>
         <w:spacing w:after="140"/>
       </w:pPr>
-      <w:bookmarkStart w:id="24" w:name="_Toc244139621"/>
+      <w:bookmarkStart w:id="24" w:name="_Toc244141086"/>
       <w:r>
         <w:t>Controllo della condivisione</w:t>
       </w:r>
@@ -21537,7 +21537,7 @@
         <w:keepNext/>
         <w:spacing w:after="140"/>
       </w:pPr>
-      <w:bookmarkStart w:id="25" w:name="_Toc244139622"/>
+      <w:bookmarkStart w:id="25" w:name="_Toc244141087"/>
       <w:r>
         <w:t>Materiali e durabilità</w:t>
       </w:r>
@@ -21549,7 +21549,7 @@
         <w:keepNext/>
         <w:spacing w:after="140"/>
       </w:pPr>
-      <w:bookmarkStart w:id="26" w:name="_Toc244139623"/>
+      <w:bookmarkStart w:id="26" w:name="_Toc244141088"/>
       <w:r>
         <w:t>Preparare il calcestruzzo</w:t>
       </w:r>
@@ -21594,7 +21594,7 @@
         <w:keepNext/>
         <w:spacing w:after="140"/>
       </w:pPr>
-      <w:bookmarkStart w:id="27" w:name="_Toc244139624"/>
+      <w:bookmarkStart w:id="27" w:name="_Toc244141089"/>
       <w:r>
         <w:t>Preparare l'acciaio per armature</w:t>
       </w:r>
@@ -21630,7 +21630,7 @@
         <w:keepNext/>
         <w:spacing w:after="140"/>
       </w:pPr>
-      <w:bookmarkStart w:id="28" w:name="_Toc244139625"/>
+      <w:bookmarkStart w:id="28" w:name="_Toc244141090"/>
       <w:r>
         <w:t>Palo verticale</w:t>
       </w:r>
@@ -21642,7 +21642,7 @@
         <w:keepNext/>
         <w:spacing w:after="140"/>
       </w:pPr>
-      <w:bookmarkStart w:id="29" w:name="_Toc244139626"/>
+      <w:bookmarkStart w:id="29" w:name="_Toc244141091"/>
       <w:r>
         <w:t>Compilazione ordinata</w:t>
       </w:r>
@@ -21739,7 +21739,7 @@
         <w:keepNext/>
         <w:spacing w:after="140"/>
       </w:pPr>
-      <w:bookmarkStart w:id="30" w:name="_Toc244139627"/>
+      <w:bookmarkStart w:id="30" w:name="_Toc244141092"/>
       <w:r>
         <w:t>Coefficienti e gruppo di pali</w:t>
       </w:r>
@@ -21789,7 +21789,7 @@
         <w:keepNext/>
         <w:spacing w:after="140"/>
       </w:pPr>
-      <w:bookmarkStart w:id="31" w:name="_Toc244139628"/>
+      <w:bookmarkStart w:id="31" w:name="_Toc244141093"/>
       <w:r>
         <w:t>Leggere i risultati</w:t>
       </w:r>
@@ -21825,7 +21825,7 @@
         <w:keepNext/>
         <w:spacing w:after="140"/>
       </w:pPr>
-      <w:bookmarkStart w:id="32" w:name="_Toc244139629"/>
+      <w:bookmarkStart w:id="32" w:name="_Toc244141094"/>
       <w:r>
         <w:t>Esempio di controllo manuale</w:t>
       </w:r>
@@ -21916,7 +21916,7 @@
         <w:keepNext/>
         <w:spacing w:after="140"/>
       </w:pPr>
-      <w:bookmarkStart w:id="33" w:name="_Toc244139630"/>
+      <w:bookmarkStart w:id="33" w:name="_Toc244141095"/>
       <w:r>
         <w:t>Micropalo verticale</w:t>
       </w:r>
@@ -21928,7 +21928,7 @@
         <w:keepNext/>
         <w:spacing w:after="140"/>
       </w:pPr>
-      <w:bookmarkStart w:id="34" w:name="_Toc244139631"/>
+      <w:bookmarkStart w:id="34" w:name="_Toc244141096"/>
       <w:r>
         <w:t>Dati del bulbo e dell'iniezione</w:t>
       </w:r>
@@ -21986,7 +21986,7 @@
         <w:keepNext/>
         <w:spacing w:after="140"/>
       </w:pPr>
-      <w:bookmarkStart w:id="35" w:name="_Toc244139632"/>
+      <w:bookmarkStart w:id="35" w:name="_Toc244141097"/>
       <w:r>
         <w:t>Tubo e peso</w:t>
       </w:r>
@@ -22023,7 +22023,7 @@
         <w:keepNext/>
         <w:spacing w:after="140"/>
       </w:pPr>
-      <w:bookmarkStart w:id="36" w:name="_Toc244139633"/>
+      <w:bookmarkStart w:id="36" w:name="_Toc244141098"/>
       <w:r>
         <w:t>Pali e micropali caricati orizzontalmente</w:t>
       </w:r>
@@ -22035,7 +22035,7 @@
         <w:keepNext/>
         <w:spacing w:after="140"/>
       </w:pPr>
-      <w:bookmarkStart w:id="37" w:name="_Toc244139634"/>
+      <w:bookmarkStart w:id="37" w:name="_Toc244141099"/>
       <w:r>
         <w:t>Preparare un modello coerente</w:t>
       </w:r>
@@ -22106,7 +22106,7 @@
         <w:keepNext/>
         <w:spacing w:after="140"/>
       </w:pPr>
-      <w:bookmarkStart w:id="38" w:name="_Toc244139635"/>
+      <w:bookmarkStart w:id="38" w:name="_Toc244141100"/>
       <w:r>
         <w:t>Momento resistente del palo in calcestruzzo</w:t>
       </w:r>
@@ -22145,7 +22145,7 @@
         <w:keepNext/>
         <w:spacing w:after="140"/>
       </w:pPr>
-      <w:bookmarkStart w:id="39" w:name="_Toc244139636"/>
+      <w:bookmarkStart w:id="39" w:name="_Toc244141101"/>
       <w:r>
         <w:lastRenderedPageBreak/>
         <w:t>Sezione CHS del micropalo</w:t>
@@ -22174,7 +22174,7 @@
         <w:keepNext/>
         <w:spacing w:after="140"/>
       </w:pPr>
-      <w:bookmarkStart w:id="40" w:name="_Toc244139637"/>
+      <w:bookmarkStart w:id="40" w:name="_Toc244141102"/>
       <w:r>
         <w:t>Interpretare diagrammi e capacità</w:t>
       </w:r>
@@ -22213,7 +22213,7 @@
         <w:keepNext/>
         <w:spacing w:after="140"/>
       </w:pPr>
-      <w:bookmarkStart w:id="41" w:name="_Toc244139638"/>
+      <w:bookmarkStart w:id="41" w:name="_Toc244141103"/>
       <w:r>
         <w:t>Separare tubo e diametro geotecnico</w:t>
       </w:r>
@@ -22250,7 +22250,7 @@
         <w:keepNext/>
         <w:spacing w:after="140"/>
       </w:pPr>
-      <w:bookmarkStart w:id="42" w:name="_Toc244139639"/>
+      <w:bookmarkStart w:id="42" w:name="_Toc244141104"/>
       <w:r>
         <w:t>Sezione composta da ponte</w:t>
       </w:r>
@@ -22262,7 +22262,7 @@
         <w:keepNext/>
         <w:spacing w:after="140"/>
       </w:pPr>
-      <w:bookmarkStart w:id="43" w:name="_Toc244139640"/>
+      <w:bookmarkStart w:id="43" w:name="_Toc244141105"/>
       <w:r>
         <w:t>Definire la sezione locale</w:t>
       </w:r>
@@ -22309,7 +22309,7 @@
         <w:keepNext/>
         <w:spacing w:after="140"/>
       </w:pPr>
-      <w:bookmarkStart w:id="44" w:name="_Toc244139641"/>
+      <w:bookmarkStart w:id="44" w:name="_Toc244141106"/>
       <w:r>
         <w:t>Compilare la sezione con anima inclinata</w:t>
       </w:r>
@@ -22345,7 +22345,7 @@
           <w:noProof/>
         </w:rPr>
         <w:drawing>
-          <wp:inline distT="0" distB="0" distL="0" distR="0" wp14:anchorId="5B2EACC4" wp14:editId="28A6C29B">
+          <wp:inline distT="0" distB="0" distL="0" distR="0" wp14:anchorId="64DE4D76" wp14:editId="3F4E9DE1">
             <wp:extent cx="6120000" cy="3677403"/>
             <wp:effectExtent l="0" t="0" r="0" b="0"/>
             <wp:docPr id="1" name="Picture 1" descr="H con anima inclinata e scostamento positivo di 300 mm"/>
@@ -22403,7 +22403,7 @@
         <w:keepNext/>
         <w:spacing w:after="140"/>
       </w:pPr>
-      <w:bookmarkStart w:id="45" w:name="_Toc244139642"/>
+      <w:bookmarkStart w:id="45" w:name="_Toc244141107"/>
       <w:r>
         <w:t>Compilare il cassoncino</w:t>
       </w:r>
@@ -22444,7 +22444,7 @@
           <w:noProof/>
         </w:rPr>
         <w:drawing>
-          <wp:inline distT="0" distB="0" distL="0" distR="0" wp14:anchorId="20848143" wp14:editId="165FAFB9">
+          <wp:inline distT="0" distB="0" distL="0" distR="0" wp14:anchorId="460B9DCD" wp14:editId="46B18BE0">
             <wp:extent cx="6120000" cy="3677403"/>
             <wp:effectExtent l="0" t="0" r="0" b="0"/>
             <wp:docPr id="2" name="Picture 2" descr="Cassoncino con due anime inclinate e due piattabande superiori"/>
@@ -22505,7 +22505,7 @@
         <w:keepNext/>
         <w:spacing w:after="140"/>
       </w:pPr>
-      <w:bookmarkStart w:id="46" w:name="_Toc244139643"/>
+      <w:bookmarkStart w:id="46" w:name="_Toc244141108"/>
       <w:r>
         <w:t>Leggere le proprietà e riconoscere i limiti</w:t>
       </w:r>
@@ -22989,7 +22989,7 @@
         <w:keepNext/>
         <w:spacing w:after="140"/>
       </w:pPr>
-      <w:bookmarkStart w:id="47" w:name="_Toc244139644"/>
+      <w:bookmarkStart w:id="47" w:name="_Toc244141109"/>
       <w:r>
         <w:lastRenderedPageBreak/>
         <w:t>Scegliere consapevolmente il metodo</w:t>
@@ -23366,7 +23366,7 @@
         <w:keepNext/>
         <w:spacing w:after="140"/>
       </w:pPr>
-      <w:bookmarkStart w:id="48" w:name="_Toc244139645"/>
+      <w:bookmarkStart w:id="48" w:name="_Toc244141110"/>
       <w:r>
         <w:t>Costruire le fasi</w:t>
       </w:r>
@@ -23423,7 +23423,7 @@
         <w:keepNext/>
         <w:spacing w:after="140"/>
       </w:pPr>
-      <w:bookmarkStart w:id="49" w:name="_Toc244139646"/>
+      <w:bookmarkStart w:id="49" w:name="_Toc244141111"/>
       <w:r>
         <w:t>Leggere efficacia tensioni e controlli locali</w:t>
       </w:r>
@@ -23511,7 +23511,7 @@
         <w:keepNext/>
         <w:spacing w:after="140"/>
       </w:pPr>
-      <w:bookmarkStart w:id="50" w:name="_Toc244139647"/>
+      <w:bookmarkStart w:id="50" w:name="_Toc244141112"/>
       <w:r>
         <w:t>Torsione distorsione e diaframmi del cassoncino</w:t>
       </w:r>
@@ -23593,7 +23593,7 @@
           <w:noProof/>
         </w:rPr>
         <w:drawing>
-          <wp:inline distT="0" distB="0" distL="0" distR="0" wp14:anchorId="6FE51183" wp14:editId="41DDCF77">
+          <wp:inline distT="0" distB="0" distL="0" distR="0" wp14:anchorId="244FF861" wp14:editId="2AF85936">
             <wp:extent cx="6120000" cy="3677403"/>
             <wp:effectExtent l="0" t="0" r="0" b="0"/>
             <wp:docPr id="3" name="Picture 3" descr="Riquadro delle verifiche a torsione del cassoncino"/>
@@ -23665,7 +23665,7 @@
         </w:rPr>
         <w:lastRenderedPageBreak/>
         <w:drawing>
-          <wp:inline distT="0" distB="0" distL="0" distR="0" wp14:anchorId="756CF240" wp14:editId="6F968246">
+          <wp:inline distT="0" distB="0" distL="0" distR="0" wp14:anchorId="14833A65" wp14:editId="0963FD00">
             <wp:extent cx="6120000" cy="3677403"/>
             <wp:effectExtent l="0" t="0" r="0" b="0"/>
             <wp:docPr id="4" name="Picture 4" descr="Flussi di torsione per fase nella scheda Verifiche"/>
@@ -23749,7 +23749,7 @@
         <w:keepNext/>
         <w:spacing w:after="140"/>
       </w:pPr>
-      <w:bookmarkStart w:id="51" w:name="_Toc244139648"/>
+      <w:bookmarkStart w:id="51" w:name="_Toc244141113"/>
       <w:r>
         <w:t>Curve di risposta</w:t>
       </w:r>
@@ -23804,7 +23804,7 @@
         <w:keepNext/>
         <w:spacing w:after="140"/>
       </w:pPr>
-      <w:bookmarkStart w:id="52" w:name="_Toc244139649"/>
+      <w:bookmarkStart w:id="52" w:name="_Toc244141114"/>
       <w:r>
         <w:t>Bridge Design</w:t>
       </w:r>
@@ -23832,7 +23832,7 @@
         <w:keepNext/>
         <w:spacing w:after="140"/>
       </w:pPr>
-      <w:bookmarkStart w:id="53" w:name="_Toc244139650"/>
+      <w:bookmarkStart w:id="53" w:name="_Toc244141115"/>
       <w:r>
         <w:t>Preparare i dati prima di aprire la ricerca</w:t>
       </w:r>
@@ -24513,7 +24513,7 @@
         <w:keepNext/>
         <w:spacing w:after="140"/>
       </w:pPr>
-      <w:bookmarkStart w:id="54" w:name="_Toc244139651"/>
+      <w:bookmarkStart w:id="54" w:name="_Toc244141116"/>
       <w:r>
         <w:t>Creare il progetto di riferimento</w:t>
       </w:r>
@@ -24613,7 +24613,7 @@
         <w:keepNext/>
         <w:spacing w:after="140"/>
       </w:pPr>
-      <w:bookmarkStart w:id="55" w:name="_Toc244139652"/>
+      <w:bookmarkStart w:id="55" w:name="_Toc244141117"/>
       <w:r>
         <w:t>Scegliere e cambiare prezzario</w:t>
       </w:r>
@@ -24703,7 +24703,7 @@
         <w:keepNext/>
         <w:spacing w:after="140"/>
       </w:pPr>
-      <w:bookmarkStart w:id="56" w:name="_Toc244139653"/>
+      <w:bookmarkStart w:id="56" w:name="_Toc244141118"/>
       <w:r>
         <w:t>Impostare il traffico del ponte</w:t>
       </w:r>
@@ -24740,7 +24740,7 @@
         <w:keepNext/>
         <w:spacing w:after="140"/>
       </w:pPr>
-      <w:bookmarkStart w:id="57" w:name="_Toc244139654"/>
+      <w:bookmarkStart w:id="57" w:name="_Toc244141119"/>
       <w:r>
         <w:t>Leggere sezioni spessori e lunghezze</w:t>
       </w:r>
@@ -24784,7 +24784,7 @@
         <w:keepNext/>
         <w:spacing w:after="140"/>
       </w:pPr>
-      <w:bookmarkStart w:id="58" w:name="_Toc244139655"/>
+      <w:bookmarkStart w:id="58" w:name="_Toc244141120"/>
       <w:r>
         <w:lastRenderedPageBreak/>
         <w:t>Scegliere obiettivo e costanti</w:t>
@@ -25474,7 +25474,7 @@
         <w:keepNext/>
         <w:spacing w:after="140"/>
       </w:pPr>
-      <w:bookmarkStart w:id="59" w:name="_Toc244139656"/>
+      <w:bookmarkStart w:id="59" w:name="_Toc244141121"/>
       <w:r>
         <w:t>Impostare range utili</w:t>
       </w:r>
@@ -25527,7 +25527,7 @@
         <w:keepNext/>
         <w:spacing w:after="140"/>
       </w:pPr>
-      <w:bookmarkStart w:id="60" w:name="_Toc244139657"/>
+      <w:bookmarkStart w:id="60" w:name="_Toc244141122"/>
       <w:r>
         <w:t>Avviare e leggere l’avanzamento</w:t>
       </w:r>
@@ -25563,7 +25563,7 @@
         <w:keepNext/>
         <w:spacing w:after="140"/>
       </w:pPr>
-      <w:bookmarkStart w:id="61" w:name="_Toc244139658"/>
+      <w:bookmarkStart w:id="61" w:name="_Toc244141123"/>
       <w:r>
         <w:t>Usare i grafici</w:t>
       </w:r>
@@ -25604,7 +25604,7 @@
           <w:noProof/>
         </w:rPr>
         <w:drawing>
-          <wp:inline distT="0" distB="0" distL="0" distR="0" wp14:anchorId="7C10AF89" wp14:editId="272B2191">
+          <wp:inline distT="0" distB="0" distL="0" distR="0" wp14:anchorId="5BEDA757" wp14:editId="4739933D">
             <wp:extent cx="6120000" cy="3519000"/>
             <wp:effectExtent l="0" t="0" r="0" b="0"/>
             <wp:docPr id="5" name="Picture 5" descr="Nuvola costo e CO₂ ricavata dai risultati riproducibili dell’esempio"/>
@@ -25667,7 +25667,7 @@
         </w:rPr>
         <w:lastRenderedPageBreak/>
         <w:drawing>
-          <wp:inline distT="0" distB="0" distL="0" distR="0" wp14:anchorId="3CB388D3" wp14:editId="4E94D5A0">
+          <wp:inline distT="0" distB="0" distL="0" distR="0" wp14:anchorId="06D274D0" wp14:editId="52D80762">
             <wp:extent cx="6120000" cy="3519000"/>
             <wp:effectExtent l="0" t="0" r="0" b="0"/>
             <wp:docPr id="6" name="Picture 6" descr="Variazione di altezza e costo durante l’enumerazione dell’esempio"/>
@@ -25717,7 +25717,7 @@
         <w:keepNext/>
         <w:spacing w:after="140"/>
       </w:pPr>
-      <w:bookmarkStart w:id="62" w:name="_Toc244139659"/>
+      <w:bookmarkStart w:id="62" w:name="_Toc244141124"/>
       <w:r>
         <w:t>Esempio guidato da centoventi metri</w:t>
       </w:r>
@@ -26457,7 +26457,7 @@
           <w:noProof/>
         </w:rPr>
         <w:drawing>
-          <wp:inline distT="0" distB="0" distL="0" distR="0" wp14:anchorId="3ED44633" wp14:editId="7095DBA8">
+          <wp:inline distT="0" distB="0" distL="0" distR="0" wp14:anchorId="44A020CE" wp14:editId="4E174F62">
             <wp:extent cx="6120000" cy="2601000"/>
             <wp:effectExtent l="0" t="0" r="0" b="0"/>
             <wp:docPr id="7" name="Picture 7" descr="Differenze di costo fra il riferimento e alcuni scenari dell’esempio"/>
@@ -26527,7 +26527,7 @@
         <w:keepNext/>
         <w:spacing w:after="140"/>
       </w:pPr>
-      <w:bookmarkStart w:id="63" w:name="_Toc244139660"/>
+      <w:bookmarkStart w:id="63" w:name="_Toc244141125"/>
       <w:r>
         <w:t>Selezionare applicare e conservare le alternative</w:t>
       </w:r>
@@ -26571,7 +26571,7 @@
         <w:keepNext/>
         <w:spacing w:after="140"/>
       </w:pPr>
-      <w:bookmarkStart w:id="64" w:name="_Toc244139661"/>
+      <w:bookmarkStart w:id="64" w:name="_Toc244141126"/>
       <w:r>
         <w:t>Prezzi geotecnica e scenari da confrontare</w:t>
       </w:r>
@@ -26608,7 +26608,7 @@
         <w:keepNext/>
         <w:spacing w:after="140"/>
       </w:pPr>
-      <w:bookmarkStart w:id="65" w:name="_Toc244139662"/>
+      <w:bookmarkStart w:id="65" w:name="_Toc244141127"/>
       <w:r>
         <w:t>Usare le famiglie speciali</w:t>
       </w:r>
@@ -26652,7 +26652,7 @@
         <w:keepNext/>
         <w:spacing w:after="140"/>
       </w:pPr>
-      <w:bookmarkStart w:id="66" w:name="_Toc244139663"/>
+      <w:bookmarkStart w:id="66" w:name="_Toc244141128"/>
       <w:r>
         <w:t>Risolvere i messaggi più comuni</w:t>
       </w:r>
@@ -27560,7 +27560,7 @@
         <w:keepNext/>
         <w:spacing w:after="140"/>
       </w:pPr>
-      <w:bookmarkStart w:id="67" w:name="_Toc244139664"/>
+      <w:bookmarkStart w:id="67" w:name="_Toc244141129"/>
       <w:r>
         <w:t>Esportare un confronto leggibile</w:t>
       </w:r>
@@ -27588,7 +27588,7 @@
         <w:keepNext/>
         <w:spacing w:after="140"/>
       </w:pPr>
-      <w:bookmarkStart w:id="68" w:name="_Toc244139665"/>
+      <w:bookmarkStart w:id="68" w:name="_Toc244141130"/>
       <w:r>
         <w:t>Quanto fidarsi dei risultati</w:t>
       </w:r>
@@ -27625,7 +27625,7 @@
         <w:keepNext/>
         <w:spacing w:after="140"/>
       </w:pPr>
-      <w:bookmarkStart w:id="69" w:name="_Toc244139666"/>
+      <w:bookmarkStart w:id="69" w:name="_Toc244141131"/>
       <w:r>
         <w:t>Salvataggio e report</w:t>
       </w:r>
@@ -27637,7 +27637,7 @@
         <w:keepNext/>
         <w:spacing w:after="140"/>
       </w:pPr>
-      <w:bookmarkStart w:id="70" w:name="_Toc244139667"/>
+      <w:bookmarkStart w:id="70" w:name="_Toc244141132"/>
       <w:r>
         <w:t>Conservare dati modificabili</w:t>
       </w:r>
@@ -27665,7 +27665,7 @@
         <w:keepNext/>
         <w:spacing w:after="140"/>
       </w:pPr>
-      <w:bookmarkStart w:id="71" w:name="_Toc244139668"/>
+      <w:bookmarkStart w:id="71" w:name="_Toc244141133"/>
       <w:r>
         <w:t>Report del singolo foglio e del progetto</w:t>
       </w:r>
@@ -27709,7 +27709,7 @@
         <w:keepNext/>
         <w:spacing w:after="140"/>
       </w:pPr>
-      <w:bookmarkStart w:id="72" w:name="_Toc244139669"/>
+      <w:bookmarkStart w:id="72" w:name="_Toc244141134"/>
       <w:r>
         <w:t>Ricalcolo e proposte da applicare</w:t>
       </w:r>
@@ -27753,11 +27753,46 @@
     </w:p>
     <w:p>
       <w:pPr>
+        <w:spacing w:after="140"/>
+      </w:pPr>
+      <w:r>
+        <w:t xml:space="preserve">ANTHEA esegue insieme al più tanti calcoli quanti sono i processori del computer meno uno; gli altri aspettano il proprio turno, e intanto la finestra resta utilizzabile. Seguono questa regola anche la sezione in c.a., cioè verifiche, taglio, resistenze rapide, sezione </w:t>
+      </w:r>
+      <w:r>
+        <w:rPr>
+          <w:rFonts w:ascii="Calibri" w:eastAsia="Calibri" w:hAnsi="Calibri" w:cs="Calibri"/>
+        </w:rPr>
+        <w:t>σ</w:t>
+      </w:r>
+      <w:r>
+        <w:t>/</w:t>
+      </w:r>
+      <w:r>
+        <w:rPr>
+          <w:rFonts w:ascii="Calibri" w:eastAsia="Calibri" w:hAnsi="Calibri" w:cs="Calibri"/>
+        </w:rPr>
+        <w:t>ε</w:t>
+      </w:r>
+      <w:r>
+        <w:t>, curva M–</w:t>
+      </w:r>
+      <w:r>
+        <w:rPr>
+          <w:rFonts w:ascii="Calibri" w:eastAsia="Calibri" w:hAnsi="Calibri" w:cs="Calibri"/>
+        </w:rPr>
+        <w:t>χ</w:t>
+      </w:r>
+      <w:r>
+        <w:t>, colonna modello e ricerca delle armature, e la risposta elastica del palo orizzontale. Con molte schede aperte un foglio può quindi restare per qualche istante «in attesa» o «in coda»: modificare i dati o chiudere la scheda annulla anche l'attesa. I risultati non dipendono dall'ordine in cui i calcoli partono.</w:t>
+      </w:r>
+    </w:p>
+    <w:p>
+      <w:pPr>
         <w:pStyle w:val="Titolo2"/>
         <w:keepNext/>
         <w:spacing w:after="140"/>
       </w:pPr>
-      <w:bookmarkStart w:id="73" w:name="_Toc244139670"/>
+      <w:bookmarkStart w:id="73" w:name="_Toc244141135"/>
       <w:r>
         <w:t>Conservare dati e risultati insieme</w:t>
       </w:r>
@@ -27785,7 +27820,7 @@
         <w:keepNext/>
         <w:spacing w:after="140"/>
       </w:pPr>
-      <w:bookmarkStart w:id="74" w:name="_Toc244139671"/>
+      <w:bookmarkStart w:id="74" w:name="_Toc244141136"/>
       <w:r>
         <w:t>Percorso completo per un primo progetto</w:t>
       </w:r>
@@ -27824,6 +27859,7 @@
         <w:ind w:left="283" w:hanging="283"/>
       </w:pPr>
       <w:r>
+        <w:lastRenderedPageBreak/>
         <w:t>4. Leggere gli avvisi, le campate effettive e il dettaglio delle quantità. Salvare la soluzione prescelta con una nota che descriva le ipotesi ancora da consolidare.</w:t>
       </w:r>
     </w:p>
@@ -27851,7 +27887,6 @@
         <w:ind w:left="283" w:hanging="283"/>
       </w:pPr>
       <w:r>
-        <w:lastRenderedPageBreak/>
         <w:t>7. Risolvere i conflitti dei dati comuni, creare una revisione e generare il report del ramo o del progetto. Conservare insieme archivio, report e identificazione della versione.</w:t>
       </w:r>
     </w:p>
@@ -27869,7 +27904,7 @@
         <w:keepNext/>
         <w:spacing w:after="140"/>
       </w:pPr>
-      <w:bookmarkStart w:id="75" w:name="_Toc244139672"/>
+      <w:bookmarkStart w:id="75" w:name="_Toc244141137"/>
       <w:r>
         <w:t>Problemi frequenti e controlli finali</w:t>
       </w:r>
@@ -28446,7 +28481,11 @@
         <w:spacing w:after="140"/>
       </w:pPr>
       <w:r>
-        <w:t>Prima di usare un risultato, verificare che il nome del foglio e la revisione siano corretti, che il disegno corrisponda ai dati, che azioni e segni siano coerenti, che i coefficienti siano quelli voluti e che gli avvisi siano stati letti. Prima di consegnare un report, riaprirlo e controllare titoli, unità, immagini e presenza delle conclusioni realmente supportate dal modello.</w:t>
+        <w:t xml:space="preserve">Prima di usare un risultato, verificare che il nome del foglio e la revisione siano corretti, che il disegno corrisponda ai dati, che azioni e segni siano coerenti, che i coefficienti </w:t>
+      </w:r>
+      <w:r>
+        <w:lastRenderedPageBreak/>
+        <w:t>siano quelli voluti e che gli avvisi siano stati letti. Prima di consegnare un report, riaprirlo e controllare titoli, unità, immagini e presenza delle conclusioni realmente supportate dal modello.</w:t>
       </w:r>
     </w:p>
     <w:p>
@@ -28455,7 +28494,7 @@
         <w:keepNext/>
         <w:spacing w:after="140"/>
       </w:pPr>
-      <w:bookmarkStart w:id="76" w:name="_Toc244139673"/>
+      <w:bookmarkStart w:id="76" w:name="_Toc244141138"/>
       <w:r>
         <w:t>Riferimenti per approfondire</w:t>
       </w:r>
@@ -28466,11 +28505,10 @@
         <w:spacing w:after="140"/>
       </w:pPr>
       <w:r>
-        <w:t xml:space="preserve">La guida teorica (Wiki: Architettura del calcolo e convenzioni) descrive i calcoli della stessa edizione. Prosegui con Sezione in c.a. (Wiki: Sezione in calcestruzzo armato), Sezione composta (Wiki: Sezione composta da ponte), Bridge Design (Wiki) o Broms </w:t>
-      </w:r>
-      <w:r>
-        <w:lastRenderedPageBreak/>
-        <w:t>(Wiki: Capacità orizzontale con Broms). Fonti e criteri di tracciabilità sono descritti in Fonti e archivio (Wiki: Tracciabilità, fonti e archivio). I riferimenti normativi vanno letti nelle edizioni identificate dal modulo, insieme alle relative condizioni di applicabilità.</w:t>
+        <w:t>La guida teorica (Wiki: Architettura del calcolo e convenzioni) descrive i calcoli della stessa edizione. Prosegui con Sezione in c.a. (Wiki: Sezione in calcestruzzo armato), Sezione composta (Wiki: Sezione composta da ponte), Bridge Design (Wiki) o Broms (Wiki: Capacità orizzontale con Broms). Fonti e criteri di tracciabilità sono descritti in Fonti e archivio (Wiki: Tracciabilità, fonti e archivio). I riferimenti normativi vanno letti nelle edizioni identificate dal modulo, insieme alle relative condizion</w:t>
+      </w:r>
+      <w:r>
+        <w:t>i di applicabilità.</w:t>
       </w:r>
     </w:p>
     <w:p>
@@ -28479,7 +28517,7 @@
         <w:keepNext/>
         <w:spacing w:after="140"/>
       </w:pPr>
-      <w:bookmarkStart w:id="77" w:name="_Toc244139674"/>
+      <w:bookmarkStart w:id="77" w:name="_Toc244141139"/>
       <w:r>
         <w:t>Muri di sostegno con stratigrafie di monte e valle</w:t>
       </w:r>
@@ -28541,7 +28579,11 @@
         <w:spacing w:after="140"/>
       </w:pPr>
       <w:r>
-        <w:t xml:space="preserve">Le combinazioni generate per il muro comprendono righe sismiche ed eccezionali a gruppi: una con le azioni variabili e le altre senza uno o più gruppi variabili, perché nel sisma e nelle eccezionali le variabili entrano con </w:t>
+        <w:t xml:space="preserve">Le combinazioni generate per il muro comprendono righe sismiche ed eccezionali a gruppi: una con le azioni variabili e le altre senza uno o più gruppi variabili, perché nel </w:t>
+      </w:r>
+      <w:r>
+        <w:lastRenderedPageBreak/>
+        <w:t xml:space="preserve">sisma e nelle eccezionali le variabili entrano con </w:t>
       </w:r>
       <w:r>
         <w:rPr>
@@ -28558,11 +28600,10 @@
         <w:spacing w:after="140"/>
       </w:pPr>
       <w:r>
-        <w:t xml:space="preserve">La stabilità globale Bishop ha un motore separato e un proprio profilo esteso, anche con due colonne profonde e confine verticale assegnato. Il pulsante Stabilità globale apre il percorso; al primo accesso a un profilo vuoto ne prepara i dati e attiva la verifica. In una revisione in sola lettura apre la pagina e le schede senza preparare il profilo. Gli strati si </w:t>
-      </w:r>
-      <w:r>
-        <w:lastRenderedPageBreak/>
-        <w:t>inseriscono per spessore, con quota del fondo calcolata automaticamente. La precompilazione non prolunga le indagini: rilievo, terreni profondi e falda del sito vanno controllati e confermati. Il disegno rappresenta anche il terreno sotto il piano di posa. Parametri, dominio e combinazioni restano interrogabili e modificabili.</w:t>
+        <w:t>La stabilità globale Bishop ha un motore separato e un proprio profilo esteso, anche con due colonne profonde e confine verticale assegnato. Il pulsante Stabilità globale apre il percorso; al primo accesso a un profilo vuoto ne prepara i dati e attiva la verifica. In una revisione in sola lettura apre la pagina e le schede senza preparare il profilo. Gli strati si inseriscono per spessore, con quota del fondo calcolata automaticamente. La precompilazione non prolunga le indagini: rilievo, terreni profondi e</w:t>
+      </w:r>
+      <w:r>
+        <w:t xml:space="preserve"> falda del sito vanno controllati e confermati. Il disegno rappresenta anche il terreno sotto il piano di posa. Parametri, dominio e combinazioni restano interrogabili e modificabili.</w:t>
       </w:r>
     </w:p>
     <w:p>
@@ -28579,7 +28620,7 @@
         <w:keepNext/>
         <w:spacing w:after="140"/>
       </w:pPr>
-      <w:bookmarkStart w:id="78" w:name="_Toc244139675"/>
+      <w:bookmarkStart w:id="78" w:name="_Toc244141140"/>
       <w:r>
         <w:t>Materiali e copriferro del muro</w:t>
       </w:r>
@@ -28654,8 +28695,9 @@
         <w:keepNext/>
         <w:spacing w:after="140"/>
       </w:pPr>
-      <w:bookmarkStart w:id="79" w:name="_Toc244139676"/>
-      <w:r>
+      <w:bookmarkStart w:id="79" w:name="_Toc244141141"/>
+      <w:r>
+        <w:lastRenderedPageBreak/>
         <w:t>Avviare la verifica globale</w:t>
       </w:r>
       <w:bookmarkEnd w:id="79"/>
@@ -28683,7 +28725,6 @@
         <w:ind w:left="283" w:hanging="283"/>
       </w:pPr>
       <w:r>
-        <w:lastRenderedPageBreak/>
         <w:t>2. Controllare gli strati di monte e valle, anche sotto la fondazione. Selezionare una riga per completare le proprietà; correggere il rilievo e la linea di falda se diversi dalla proposta. Controllare anche la condizione Drenata o Non drenata e l’opzione Includi il sisma SLV. Il messaggio in alto indica il primo dato mancante; il suggerimento sul messaggio elenca gli altri.</w:t>
       </w:r>
     </w:p>
@@ -28702,7 +28743,7 @@
         <w:keepNext/>
         <w:spacing w:after="140"/>
       </w:pPr>
-      <w:bookmarkStart w:id="80" w:name="_Toc244139677"/>
+      <w:bookmarkStart w:id="80" w:name="_Toc244141142"/>
       <w:r>
         <w:t>Inserire spessori e proprietà dei terreni</w:t>
       </w:r>
@@ -29373,6 +29414,7 @@
         <w:spacing w:after="140"/>
       </w:pPr>
       <w:r>
+        <w:lastRenderedPageBreak/>
         <w:t xml:space="preserve">Selezionando una riga compaiono </w:t>
       </w:r>
       <w:r>
@@ -29421,9 +29463,8 @@
         <w:rPr>
           <w:noProof/>
         </w:rPr>
-        <w:lastRenderedPageBreak/>
         <w:drawing>
-          <wp:inline distT="0" distB="0" distL="0" distR="0" wp14:anchorId="4018A0A9" wp14:editId="0BD84B24">
+          <wp:inline distT="0" distB="0" distL="0" distR="0" wp14:anchorId="6F4D468E" wp14:editId="02989B45">
             <wp:extent cx="6120000" cy="2570400"/>
             <wp:effectExtent l="0" t="0" r="0" b="0"/>
             <wp:docPr id="8" name="Picture 8" descr="Profilo dell’esempio stratificato con terreno sotto la fondazione e limiti di ricerca evidenziati in blu."/>
@@ -29481,7 +29522,7 @@
         <w:keepNext/>
         <w:spacing w:after="140"/>
       </w:pPr>
-      <w:bookmarkStart w:id="81" w:name="_Toc244139678"/>
+      <w:bookmarkStart w:id="81" w:name="_Toc244141143"/>
       <w:r>
         <w:t>Controllare rilievo falda sisma e ricerca</w:t>
       </w:r>
@@ -29526,8 +29567,9 @@
         <w:keepNext/>
         <w:spacing w:after="140"/>
       </w:pPr>
-      <w:bookmarkStart w:id="82" w:name="_Toc244139679"/>
-      <w:r>
+      <w:bookmarkStart w:id="82" w:name="_Toc244141144"/>
+      <w:r>
+        <w:lastRenderedPageBreak/>
         <w:t>Leggere il risultato e riprodurre l’esempio</w:t>
       </w:r>
       <w:bookmarkEnd w:id="82"/>
@@ -29555,11 +29597,7 @@
         <w:t>γ</w:t>
       </w:r>
       <w:r>
-        <w:t xml:space="preserve">R/F. Il caso iniziale è quello con tasso maggiore, non </w:t>
-      </w:r>
-      <w:r>
-        <w:lastRenderedPageBreak/>
-        <w:t xml:space="preserve">necessariamente quello con F minore se </w:t>
+        <w:t xml:space="preserve">R/F. Il caso iniziale è quello con tasso maggiore, non necessariamente quello con F minore se </w:t>
       </w:r>
       <w:r>
         <w:rPr>
@@ -29628,7 +29666,7 @@
         <w:keepNext/>
         <w:spacing w:after="140"/>
       </w:pPr>
-      <w:bookmarkStart w:id="83" w:name="_Toc244139680"/>
+      <w:bookmarkStart w:id="83" w:name="_Toc244141145"/>
       <w:r>
         <w:t>Esempio salvato e risultati ripercorribili</w:t>
       </w:r>
@@ -30082,9 +30120,8 @@
         <w:rPr>
           <w:noProof/>
         </w:rPr>
-        <w:lastRenderedPageBreak/>
         <w:drawing>
-          <wp:inline distT="0" distB="0" distL="0" distR="0" wp14:anchorId="03C74C18" wp14:editId="0FBEE80C">
+          <wp:inline distT="0" distB="0" distL="0" distR="0" wp14:anchorId="338945E9" wp14:editId="344BDD0E">
             <wp:extent cx="6120000" cy="2570400"/>
             <wp:effectExtent l="0" t="0" r="0" b="0"/>
             <wp:docPr id="9" name="Picture 9" descr="Superficie della seconda combinazione: il tasso supera 1 e il cerchio è rosso. L’esempio conserva l’esito sfavorevole per mostrare la lettura della verifica."/>
@@ -30151,7 +30188,7 @@
         <w:keepNext/>
         <w:spacing w:after="140"/>
       </w:pPr>
-      <w:bookmarkStart w:id="84" w:name="_Toc244139681"/>
+      <w:bookmarkStart w:id="84" w:name="_Toc244141146"/>
       <w:r>
         <w:t>Portanza, cedimenti e armature dei muri: procedura</w:t>
       </w:r>
@@ -30171,7 +30208,7 @@
         <w:keepNext/>
         <w:spacing w:after="140"/>
       </w:pPr>
-      <w:bookmarkStart w:id="85" w:name="_Toc244139682"/>
+      <w:bookmarkStart w:id="85" w:name="_Toc244141147"/>
       <w:r>
         <w:t>Scegliere il controllo</w:t>
       </w:r>
@@ -30619,6 +30656,7 @@
               <w:rPr>
                 <w:sz w:val="21"/>
               </w:rPr>
+              <w:lastRenderedPageBreak/>
               <w:t>Muro a gravità</w:t>
             </w:r>
           </w:p>
@@ -30680,7 +30718,7 @@
         <w:keepNext/>
         <w:spacing w:after="140"/>
       </w:pPr>
-      <w:bookmarkStart w:id="86" w:name="_Toc244139683"/>
+      <w:bookmarkStart w:id="86" w:name="_Toc244141148"/>
       <w:r>
         <w:t>Procedura e lettura</w:t>
       </w:r>
@@ -30716,7 +30754,7 @@
         <w:keepNext/>
         <w:spacing w:after="140"/>
       </w:pPr>
-      <w:bookmarkStart w:id="87" w:name="_Toc244139684"/>
+      <w:bookmarkStart w:id="87" w:name="_Toc244141149"/>
       <w:r>
         <w:t>Dati della portanza sismica</w:t>
       </w:r>
@@ -30789,7 +30827,7 @@
         <w:keepNext/>
         <w:spacing w:after="140"/>
       </w:pPr>
-      <w:bookmarkStart w:id="88" w:name="_Toc244139685"/>
+      <w:bookmarkStart w:id="88" w:name="_Toc244141150"/>
       <w:r>
         <w:t>Dati dei cedimenti</w:t>
       </w:r>
@@ -30826,8 +30864,9 @@
         <w:keepNext/>
         <w:spacing w:after="140"/>
       </w:pPr>
-      <w:bookmarkStart w:id="89" w:name="_Toc244139686"/>
-      <w:r>
+      <w:bookmarkStart w:id="89" w:name="_Toc244141151"/>
+      <w:r>
+        <w:lastRenderedPageBreak/>
         <w:t>Importare una storia Newmark</w:t>
       </w:r>
       <w:bookmarkEnd w:id="89"/>
@@ -30837,11 +30876,7 @@
         <w:spacing w:after="140"/>
       </w:pPr>
       <w:r>
-        <w:t xml:space="preserve">In Azioni aprire Spostamenti permanenti e aggiungere una storia. Scegliere SLD o SLV, inserire ky/g, fattore di scala e limite di spostamento. ky/g è la soglia di inizio scorrimento </w:t>
-      </w:r>
-      <w:r>
-        <w:lastRenderedPageBreak/>
-        <w:t>del muro, da ricavare da un’analisi di equilibrio: non coincide con ag/g e non viene dedotta automaticamente dal coefficiente kh.</w:t>
+        <w:t>In Azioni aprire Spostamenti permanenti e aggiungere una storia. Scegliere SLD o SLV, inserire ky/g, fattore di scala e limite di spostamento. ky/g è la soglia di inizio scorrimento del muro, da ricavare da un’analisi di equilibrio: non coincide con ag/g e non viene dedotta automaticamente dal coefficiente kh.</w:t>
       </w:r>
     </w:p>
     <w:p>
@@ -30858,7 +30893,7 @@
         <w:keepNext/>
         <w:spacing w:after="140"/>
       </w:pPr>
-      <w:bookmarkStart w:id="90" w:name="_Toc244139687"/>
+      <w:bookmarkStart w:id="90" w:name="_Toc244141152"/>
       <w:r>
         <w:t>Disporre e proporre le armature</w:t>
       </w:r>
@@ -30908,7 +30943,7 @@
         <w:keepNext/>
         <w:spacing w:after="140"/>
       </w:pPr>
-      <w:bookmarkStart w:id="91" w:name="_Toc244139688"/>
+      <w:bookmarkStart w:id="91" w:name="_Toc244141153"/>
       <w:r>
         <w:t>Tavola delle armature e distinta ferri del muro</w:t>
       </w:r>
@@ -30919,19 +30954,22 @@
         <w:spacing w:after="140"/>
       </w:pPr>
       <w:r>
-        <w:t>In Input, sotto le armature, aprire Distinta ferri del tratto di muro. Inserire la lunghezza reale del tratto, il copriferro alle sue estremità e la lunghezza commerciale delle barre. La lunghezza del tratto cambia soltanto il computo: le verifiche strutturali rimangono riferite a una striscia di 1 m. Con due zone, indicare anche i collegamenti per fila e per metro. Lo sviluppo di un collegamento comprende tutti i tratti e i ganci della sagoma scelta; zero significa da definire e produce un peso parziale.</w:t>
-      </w:r>
-    </w:p>
-    <w:p>
-      <w:pPr>
-        <w:spacing w:after="140"/>
-      </w:pPr>
-      <w:r>
-        <w:t xml:space="preserve">Dopo il ricalcolo, premere Tavola armature e distinta ferri nel riquadro di input oppure Distinta ferri in Verifiche. La finestra ha selezione della pagina e zoom. La prima tavola </w:t>
+        <w:t xml:space="preserve">In Input, sotto le armature, aprire Distinta ferri del tratto di muro. Inserire la lunghezza reale del tratto, il copriferro alle sue estremità e la lunghezza commerciale delle barre. La lunghezza del tratto cambia soltanto il computo: le verifiche strutturali rimangono riferite a una striscia di 1 m. Con due zone, indicare anche i collegamenti per fila e per </w:t>
       </w:r>
       <w:r>
         <w:lastRenderedPageBreak/>
-        <w:t>presenta la sezione quotata con le marche delle principali e la tabella dei pezzi del tratto. Le pagine successive separano le sagome e riportano diametro, faccia, tratti A/B/C, arco, mandrino, sviluppo totale, passo e sovrapposizione. P identifica le principali, S le secondarie lungo muro e C i collegamenti. Le due zone del fusto mantengono marche distinte.</w:t>
+        <w:t>metro. Lo sviluppo di un collegamento comprende tutti i tratti e i ganci della sagoma scelta; zero significa da definire e produce un peso parziale.</w:t>
+      </w:r>
+    </w:p>
+    <w:p>
+      <w:pPr>
+        <w:spacing w:after="140"/>
+      </w:pPr>
+      <w:r>
+        <w:t>Dopo il ricalcolo, premere Tavola armature e distinta ferri nel riquadro di input oppure Distinta ferri in Verifiche. La finestra ha selezione della pagina e zoom. La prima tavola presenta la sezione quotata con le marche delle principali e la tabella dei pezzi del tratto. Le pagine successive separano le sagome e riportano diametro, faccia, tratti A/B/C, arco, mandrino, sviluppo totale, passo e sovrapposizione. P identifica le principali, S le secondarie lungo muro e C i collegamenti. Le due zone del fusto</w:t>
+      </w:r>
+      <w:r>
+        <w:t xml:space="preserve"> mantengono marche distinte.</w:t>
       </w:r>
     </w:p>
     <w:p>
@@ -30960,7 +30998,7 @@
           <w:noProof/>
         </w:rPr>
         <w:drawing>
-          <wp:inline distT="0" distB="0" distL="0" distR="0" wp14:anchorId="29D8D819" wp14:editId="7EE6F259">
+          <wp:inline distT="0" distB="0" distL="0" distR="0" wp14:anchorId="5D6C31A9" wp14:editId="1AB9F67D">
             <wp:extent cx="6120000" cy="4316786"/>
             <wp:effectExtent l="0" t="0" r="0" b="0"/>
             <wp:docPr id="10" name="Picture 10" descr="Esempio di distinta del muro con due zone di armatura e tratto di quattro metri"/>
@@ -31009,11 +31047,8 @@
         <w:spacing w:after="140"/>
       </w:pPr>
       <w:r>
-        <w:t xml:space="preserve">Esempio riapribile: supporto/artefatti/muri-materiali-distinta-20261005/interfaccia/distinta-due-zone.anthea. Il muro ha H=3 m, due zone con cambio a 1,5 m e un tratto lungo 4 m. La distinta mostra 23 pezzi per ciascuna marca principale e segnala lo sviluppo mancante dei collegamenti C1. I PDF e i Word della stessa </w:t>
-      </w:r>
-      <w:r>
         <w:lastRenderedPageBreak/>
-        <w:t>cartella consentono di ripercorrere la lettura. L'esempio illustra input e computo, non costituisce un muro esecutivo verificato.</w:t>
+        <w:t>Esempio riapribile: supporto/artefatti/muri-materiali-distinta-20261005/interfaccia/distinta-due-zone.anthea. Il muro ha H=3 m, due zone con cambio a 1,5 m e un tratto lungo 4 m. La distinta mostra 23 pezzi per ciascuna marca principale e segnala lo sviluppo mancante dei collegamenti C1. I PDF e i Word della stessa cartella consentono di ripercorrere la lettura. L'esempio illustra input e computo, non costituisce un muro esecutivo verificato.</w:t>
       </w:r>
     </w:p>
     <w:p>
@@ -31022,7 +31057,7 @@
         <w:keepNext/>
         <w:spacing w:after="140"/>
       </w:pPr>
-      <w:bookmarkStart w:id="92" w:name="_Toc244139689"/>
+      <w:bookmarkStart w:id="92" w:name="_Toc244141154"/>
       <w:r>
         <w:t>Efficienza orizzontale della palificata</w:t>
       </w:r>
@@ -31042,7 +31077,7 @@
         <w:keepNext/>
         <w:spacing w:after="140"/>
       </w:pPr>
-      <w:bookmarkStart w:id="93" w:name="_Toc244139690"/>
+      <w:bookmarkStart w:id="93" w:name="_Toc244141155"/>
       <w:r>
         <w:t>Apertura e geometria</w:t>
       </w:r>
@@ -31081,7 +31116,7 @@
         <w:keepNext/>
         <w:spacing w:after="140"/>
       </w:pPr>
-      <w:bookmarkStart w:id="94" w:name="_Toc244139691"/>
+      <w:bookmarkStart w:id="94" w:name="_Toc244141156"/>
       <w:r>
         <w:t>Metodo e applicabilità</w:t>
       </w:r>
@@ -31295,6 +31330,7 @@
               <w:rPr>
                 <w:sz w:val="21"/>
               </w:rPr>
+              <w:lastRenderedPageBreak/>
               <w:t>AASHTO 2014</w:t>
             </w:r>
           </w:p>
@@ -31373,7 +31409,6 @@
               <w:rPr>
                 <w:sz w:val="21"/>
               </w:rPr>
-              <w:lastRenderedPageBreak/>
               <w:t>FHWA 2018</w:t>
             </w:r>
           </w:p>
@@ -31699,7 +31734,7 @@
         <w:keepNext/>
         <w:spacing w:after="140"/>
       </w:pPr>
-      <w:bookmarkStart w:id="95" w:name="_Toc244139692"/>
+      <w:bookmarkStart w:id="95" w:name="_Toc244141157"/>
       <w:r>
         <w:t>Risultati e confronto</w:t>
       </w:r>
@@ -31710,18 +31745,18 @@
         <w:spacing w:after="140"/>
       </w:pPr>
       <w:r>
-        <w:t>Il ricalcolo è automatico per tutti i sei metodi e tutte le direzioni attive. Selezionare una riga del confronto per vedere sulla pianta il metodo e la direzione corrispondenti. Il riepilogo mostra minimo, media, massimo e riduzione media. La legenda va da 0 rosso, riduzione 100%, a 1 verde, nessuna riduzione. Il basamento è il contorno convesso esterno oppure un rettangolo; il margine asse–bordo è espresso in multipli di D, inizialmente 1D, equivalente a 0,5D libero dal palo. Il basamento è solo rappresent</w:t>
-      </w:r>
-      <w:r>
-        <w:t>ativo e non modifica i coefficienti. Un trattino significa grandezza non definita, non valore nullo.</w:t>
-      </w:r>
-    </w:p>
-    <w:p>
-      <w:pPr>
-        <w:spacing w:after="140"/>
-      </w:pPr>
+        <w:t xml:space="preserve">Il ricalcolo è automatico per tutti i sei metodi e tutte le direzioni attive. Selezionare una riga del confronto per vedere sulla pianta il metodo e la direzione corrispondenti. Il riepilogo mostra minimo, media, massimo e riduzione media. La legenda va da 0 rosso, riduzione 100%, a 1 verde, nessuna riduzione. Il basamento è il contorno convesso </w:t>
+      </w:r>
       <w:r>
         <w:lastRenderedPageBreak/>
+        <w:t>esterno oppure un rettangolo; il margine asse–bordo è espresso in multipli di D, inizialmente 1D, equivalente a 0,5D libero dal palo. Il basamento è solo rappresentativo e non modifica i coefficienti. Un trattino significa grandezza non definita, non valore nullo.</w:t>
+      </w:r>
+    </w:p>
+    <w:p>
+      <w:pPr>
+        <w:spacing w:after="140"/>
+      </w:pPr>
+      <w:r>
         <w:t>La tabella di confronto indica separatamente grandezza, valore e indisponibilità. Selezionare ciascun metodo per leggere fonte, avvisi e dettaglio dei pali. Il dettaglio riporta fila, coordinate proiettate, beta, alfa e coefficiente finale. Alfa riguarda la modifica Caltrans; per gli altri p-multiplier vale uno. I coefficienti di Davisson non devono essere letti come p-multiplier.</w:t>
       </w:r>
     </w:p>
@@ -31747,7 +31782,7 @@
         <w:keepNext/>
         <w:spacing w:after="140"/>
       </w:pPr>
-      <w:bookmarkStart w:id="96" w:name="_Toc244139693"/>
+      <w:bookmarkStart w:id="96" w:name="_Toc244141158"/>
       <w:r>
         <w:t>Risposta elastica del palo orizzontale</w:t>
       </w:r>
@@ -31767,7 +31802,7 @@
         <w:keepNext/>
         <w:spacing w:after="140"/>
       </w:pPr>
-      <w:bookmarkStart w:id="97" w:name="_Toc244139694"/>
+      <w:bookmarkStart w:id="97" w:name="_Toc244141159"/>
       <w:r>
         <w:t>Dati iniziali condivisi</w:t>
       </w:r>
@@ -31795,15 +31830,18 @@
         <w:t>θ</w:t>
       </w:r>
       <w:r>
-        <w:t xml:space="preserve"> = dy/dx: il braccio del tratto libero non viene contato due volte. Con tratto libero nullo ed eccentricità positiva il momento interno al piano campagna è H e. Non è presente un secondo campo modificabile C nella scheda elastica. Con la testa sotto il piano campagna, d dei dati iniziali, il tratto libero è nullo: gli strati sopra la testa non entrano nel modello, x parte dalla testa e z = d + x dal piano campagna, anche nelle leggi di kh che crescono con la profondità.</w:t>
-      </w:r>
-    </w:p>
-    <w:p>
-      <w:pPr>
-        <w:spacing w:after="140"/>
-      </w:pPr>
+        <w:t xml:space="preserve"> = dy/dx: il braccio del tratto libero non viene contato due volte. Con tratto libero nullo ed eccentricità positiva il momento interno al piano campagna è H e. Non è presente un secondo campo modificabile C nella scheda elastica. Con la testa sotto il piano campagna, d dei dati iniziali, il tratto libero è nullo: gli strati sopra la testa </w:t>
+      </w:r>
       <w:r>
         <w:lastRenderedPageBreak/>
+        <w:t>non entrano nel modello, x parte dalla testa e z = d + x dal piano campagna, anche nelle leggi di kh che crescono con la profondità.</w:t>
+      </w:r>
+    </w:p>
+    <w:p>
+      <w:pPr>
+        <w:spacing w:after="140"/>
+      </w:pPr>
+      <w:r>
         <w:t xml:space="preserve">EJ viene mostrato in sola lettura con E, J, unità e origine. Per il palo in calcestruzzo si usa la sezione circolare integra lorda, con Ecm del materiale: sono esclusi il contributo aggiuntivo delle armature, fessurazione e viscosità. Per il micropalo CHS si usa il solo tubo di acciaio; il contributo della malta non è incluso. Il modulo elastico del tubo è nei dati iniziali di sezione. L'opzione avanzata Override EJ, nello stesso editor, richiede valore e motivazione; conserva anche il valore geometrico di </w:t>
       </w:r>
       <w:r>
@@ -31824,7 +31862,7 @@
         <w:keepNext/>
         <w:spacing w:after="140"/>
       </w:pPr>
-      <w:bookmarkStart w:id="98" w:name="_Toc244139695"/>
+      <w:bookmarkStart w:id="98" w:name="_Toc244141160"/>
       <w:r>
         <w:t>Parametri nella riga dello strato</w:t>
       </w:r>
@@ -31872,7 +31910,7 @@
         <w:keepNext/>
         <w:spacing w:after="140"/>
       </w:pPr>
-      <w:bookmarkStart w:id="99" w:name="_Toc244139696"/>
+      <w:bookmarkStart w:id="99" w:name="_Toc244141161"/>
       <w:r>
         <w:t>Sforzo normale e lettura dei diagrammi</w:t>
       </w:r>
@@ -31891,6 +31929,7 @@
         <w:spacing w:after="140"/>
       </w:pPr>
       <w:r>
+        <w:lastRenderedPageBreak/>
         <w:t xml:space="preserve">I pannelli sono ordinati: profilo, k, y, </w:t>
       </w:r>
       <w:r>
@@ -31900,11 +31939,7 @@
         <w:t>θ</w:t>
       </w:r>
       <w:r>
-        <w:t xml:space="preserve">, q, N, V, M, tratti. La scala verticale e la selezione della quota sono comuni. N è positivo a compressione e cresce del peso tra testa e quota </w:t>
-      </w:r>
-      <w:r>
-        <w:lastRenderedPageBreak/>
-        <w:t>considerata. Non sono modellati trasferimento assiale al terreno, galleggiamento o secondo ordine. I passi degli assi seguono valori 1, 2, 5 per potenze di dieci; i valori selezionati conservano la precisione numerica. Alle interfacce il clic ripetuto legge i due lati.</w:t>
+        <w:t>, q, N, V, M, tratti. La scala verticale e la selezione della quota sono comuni. N è positivo a compressione e cresce del peso tra testa e quota considerata. Non sono modellati trasferimento assiale al terreno, galleggiamento o secondo ordine. I passi degli assi seguono valori 1, 2, 5 per potenze di dieci; i valori selezionati conservano la precisione numerica. Alle interfacce il clic ripetuto legge i due lati.</w:t>
       </w:r>
     </w:p>
     <w:p>
@@ -31913,7 +31948,7 @@
         <w:keepNext/>
         <w:spacing w:after="140"/>
       </w:pPr>
-      <w:bookmarkStart w:id="100" w:name="_Toc244139697"/>
+      <w:bookmarkStart w:id="100" w:name="_Toc244141162"/>
       <w:r>
         <w:t>Materiali e parametri per strato</w:t>
       </w:r>
@@ -31981,7 +32016,7 @@
         <w:keepNext/>
         <w:spacing w:after="140"/>
       </w:pPr>
-      <w:bookmarkStart w:id="101" w:name="_Toc244139698"/>
+      <w:bookmarkStart w:id="101" w:name="_Toc244141163"/>
       <w:r>
         <w:t>Avanzamento e controlli da completare</w:t>
       </w:r>
@@ -31992,11 +32027,11 @@
         <w:spacing w:after="140"/>
       </w:pPr>
       <w:r>
-        <w:t xml:space="preserve">La barra indica analisi FEM e convergenza, quindi sezione in elaborazione e coppie MRd positivo/negativo completate rispetto agli N distinti locali. I valori già disponibili nella cache sono conteggiati. Proponi e Dimensiona sono disponibili soltanto con verifiche aggiornate. Anche Dimensiona mostra disposizione in esame e avanzamento della </w:t>
+        <w:t xml:space="preserve">La barra indica analisi FEM e convergenza, quindi sezione in elaborazione e coppie MRd positivo/negativo completate rispetto agli N distinti locali. I valori già disponibili nella </w:t>
       </w:r>
       <w:r>
         <w:lastRenderedPageBreak/>
-        <w:t>relativa ricerca MRd. Un errore indica la causa e interrompe la barra, senza esportare risultati obsoleti.</w:t>
+        <w:t>cache sono conteggiati. Proponi e Dimensiona sono disponibili soltanto con verifiche aggiornate. Anche Dimensiona mostra disposizione in esame e avanzamento della relativa ricerca MRd. Un errore indica la causa e interrompe la barra, senza esportare risultati obsoleti.</w:t>
       </w:r>
     </w:p>
     <w:p>
@@ -32035,7 +32070,7 @@
         <w:keepNext/>
         <w:spacing w:after="140"/>
       </w:pPr>
-      <w:bookmarkStart w:id="102" w:name="_Toc244139699"/>
+      <w:bookmarkStart w:id="102" w:name="_Toc244141164"/>
       <w:r>
         <w:t>Tratti colorati e verificatore della sezione</w:t>
       </w:r>
@@ -32068,11 +32103,8 @@
         <w:spacing w:after="140"/>
       </w:pPr>
       <w:r>
-        <w:t xml:space="preserve">Dimensiona espone quattro cataloghi modificabili: quantità di barre, diametri longitudinali, diametri delle staffe e passi. Checker ordina per area longitudinale crescente, quindi per quantità di staffe per metro; la prima disposizione accettabile è </w:t>
-      </w:r>
-      <w:r>
         <w:lastRenderedPageBreak/>
-        <w:t>verificata con N–V–M concomitanti a tutte le ascisse. Interferro e minimi applicabili partecipano alla scelta. Il copriferro usa cmin,dur calcolato dalla durabilità condivisa o un override esplicito; con dati mancanti rimane da completare.</w:t>
+        <w:t>Dimensiona espone quattro cataloghi modificabili: quantità di barre, diametri longitudinali, diametri delle staffe e passi. Checker ordina per area longitudinale crescente, quindi per quantità di staffe per metro; la prima disposizione accettabile è verificata con N–V–M concomitanti a tutte le ascisse. Interferro e minimi applicabili partecipano alla scelta. Il copriferro usa cmin,dur calcolato dalla durabilità condivisa o un override esplicito; con dati mancanti rimane da completare.</w:t>
       </w:r>
     </w:p>
     <w:p>
@@ -32118,7 +32150,7 @@
         <w:keepNext/>
         <w:spacing w:after="140"/>
       </w:pPr>
-      <w:bookmarkStart w:id="103" w:name="_Toc244139700"/>
+      <w:bookmarkStart w:id="103" w:name="_Toc244141165"/>
       <w:r>
         <w:t>Approvazione delle ipotesi ed esito delle armature</w:t>
       </w:r>
@@ -32140,14 +32172,11 @@
         <w:spacing w:after="140"/>
       </w:pPr>
       <w:r>
-        <w:t xml:space="preserve">Il riepilogo a destra indica quanti tratti sono non verificati, incompleti o hanno tutti i controlli eseguiti soddisfatti. Selezionando un tratto, il riquadro rosso segnala controlli non soddisfatti; quello ambra indica dati o verifiche da completare; quello verde vale esclusivamente per i controlli eseguiti. Le verifiche fuori dal perimetro sono elencate separatamente. Ancoraggi insufficienti, giunti non utilizzabili, resistenze mancanti e controlli sismici non soddisfatti restano riconoscibili anche dopo </w:t>
-      </w:r>
-      <w:r>
-        <w:t xml:space="preserve">Approva tutto. </w:t>
+        <w:t xml:space="preserve">Il riepilogo a destra indica quanti tratti sono non verificati, incompleti o hanno tutti i controlli eseguiti soddisfatti. Selezionando un tratto, il riquadro rosso segnala controlli non soddisfatti; quello ambra indica dati o verifiche da completare; quello verde vale </w:t>
       </w:r>
       <w:r>
         <w:lastRenderedPageBreak/>
-        <w:t>Cambiare un input invalida subito gli esiti; la risposta FEM viene riutilizzata quando i dati fisici non cambiano.</w:t>
+        <w:t>esclusivamente per i controlli eseguiti. Le verifiche fuori dal perimetro sono elencate separatamente. Ancoraggi insufficienti, giunti non utilizzabili, resistenze mancanti e controlli sismici non soddisfatti restano riconoscibili anche dopo Approva tutto. Cambiare un input invalida subito gli esiti; la risposta FEM viene riutilizzata quando i dati fisici non cambiano.</w:t>
       </w:r>
     </w:p>
     <w:p>
@@ -32183,7 +32212,7 @@
         <w:keepNext/>
         <w:spacing w:after="140"/>
       </w:pPr>
-      <w:bookmarkStart w:id="104" w:name="_Toc244139701"/>
+      <w:bookmarkStart w:id="104" w:name="_Toc244141166"/>
       <w:r>
         <w:t>Controlli sismici della testa del palo</w:t>
       </w:r>
@@ -32213,15 +32242,18 @@
         <w:spacing w:after="140"/>
       </w:pPr>
       <w:r>
-        <w:t>Scegliere Da definire, Staffe singole oppure Spirale. In zona dissipativa una spirale non soddisfa la prescrizione delle staffe singole. Le conferme della combinazione sismica per N e V e del momento elastico non ridotto, con N concomitante, sono separate. Un modello FEM elastico non dimostra da solo che i carichi derivino da un'analisi sismica con q=1. Senza tali conferme restano disponibili i controlli geometrici, mentre quelli sulle azioni sono indicati come da completare.</w:t>
-      </w:r>
-    </w:p>
-    <w:p>
-      <w:pPr>
-        <w:spacing w:after="140"/>
-      </w:pPr>
+        <w:t xml:space="preserve">Scegliere Da definire, Staffe singole oppure Spirale. In zona dissipativa una spirale non soddisfa la prescrizione delle staffe singole. Le conferme della combinazione sismica per N e V e del momento elastico non ridotto, con N concomitante, sono separate. Un modello FEM elastico non dimostra da solo che i carichi derivino da un'analisi sismica con </w:t>
+      </w:r>
       <w:r>
         <w:lastRenderedPageBreak/>
+        <w:t>q=1. Senza tali conferme restano disponibili i controlli geometrici, mentre quelli sulle azioni sono indicati come da completare.</w:t>
+      </w:r>
+    </w:p>
+    <w:p>
+      <w:pPr>
+        <w:spacing w:after="140"/>
+      </w:pPr>
+      <w:r>
         <w:t>Nel riepilogo a destra selezionare Sisma · testa palo. Sono mostrati estensione, minimo longitudinale, diametro e passo delle staffe, tipologia trasversale, margine a taglio, compressione media e momento elastico, con valore, limite, quota critica e criterio. Dentro la zona valgono As almeno 1% Ac e passo massimo 6</w:t>
       </w:r>
       <w:r>
@@ -32268,7 +32300,7 @@
         <w:keepNext/>
         <w:spacing w:after="140"/>
       </w:pPr>
-      <w:bookmarkStart w:id="105" w:name="_Toc244139702"/>
+      <w:bookmarkStart w:id="105" w:name="_Toc244141167"/>
       <w:r>
         <w:t>Ricalcolo delle sollecitazioni e delle resistenze</w:t>
       </w:r>
@@ -32283,6 +32315,14 @@
       </w:r>
       <w:r>
         <w:t xml:space="preserve"> già disponibili per la stessa sezione e gli stessi valori esatti di N.</w:t>
+      </w:r>
+    </w:p>
+    <w:p>
+      <w:pPr>
+        <w:spacing w:after="140"/>
+      </w:pPr>
+      <w:r>
+        <w:t>Con molte schede aperte il ricalcolo resta «in coda» finché non termina uno dei calcoli in corso, come il calcolo della capacità.</w:t>
       </w:r>
     </w:p>
     <w:p>
@@ -32291,8 +32331,9 @@
         <w:keepNext/>
         <w:spacing w:after="140"/>
       </w:pPr>
-      <w:bookmarkStart w:id="106" w:name="_Toc244139703"/>
-      <w:r>
+      <w:bookmarkStart w:id="106" w:name="_Toc244141168"/>
+      <w:r>
+        <w:lastRenderedPageBreak/>
         <w:t>Tratti e verifica delle sezioni</w:t>
       </w:r>
       <w:bookmarkEnd w:id="106"/>
@@ -32305,11 +32346,7 @@
         <w:t>Il primo utilizzo e gli archivi senza tratti hanno un solo tratto collegato alla sezione principale di Broms. Le quote sono misurate dalla testa; una fine vuota indica la punta. Fine tratto / barre è la quota fisica finale del gruppo: il primo inizia a zero, ogni successivo risale dal proprio inizio della sovrapposizione adottata. Dividi aggiunge un confine interno, Unisci conserva l'armatura del tratto precedente. La partizione deve coprire il palo senza vuoti. I tratti successivi possono restare collegati</w:t>
       </w:r>
       <w:r>
-        <w:t xml:space="preserve"> oppure avere quantità e </w:t>
-      </w:r>
-      <w:r>
-        <w:lastRenderedPageBreak/>
-        <w:t>diametri delle barre, diametro e passo delle staffe personalizzati. Geometria e materiali restano comuni. La modifica della sezione principale aggiorna soltanto i tratti collegati.</w:t>
+        <w:t xml:space="preserve"> oppure avere quantità e diametri delle barre, diametro e passo delle staffe personalizzati. Geometria e materiali restano comuni. La modifica della sezione principale aggiorna soltanto i tratti collegati.</w:t>
       </w:r>
     </w:p>
     <w:p>
@@ -32340,7 +32377,7 @@
         <w:keepNext/>
         <w:spacing w:after="140"/>
       </w:pPr>
-      <w:bookmarkStart w:id="107" w:name="_Toc244139704"/>
+      <w:bookmarkStart w:id="107" w:name="_Toc244141169"/>
       <w:r>
         <w:t>Proposte e vista delle armature</w:t>
       </w:r>
@@ -32367,22 +32404,19 @@
         <w:spacing w:after="140"/>
       </w:pPr>
       <w:r>
-        <w:t>Tavola armature e distinta ferri presenta un solo palo in elevazione a sinistra, le singole barre sviluppate lateralmente con marche B01, B02 e successive al centro e le sezioni trasversali dei tratti a destra. Tutte le quote si riferiscono alla testa e condividono la scala verticale; le quote fisiche dei gruppi sono leggibili accanto alle barre. I richiami S01, S02 e successivi identificano le zone di staffatura e le righe della distinta. La tabella inferiore collega marche, tratti, quantità, diametri, quo</w:t>
-      </w:r>
-      <w:r>
-        <w:t>te, lunghezze di taglio, barre commerciali e giunti. I gruppi dei tratti e i relativi tagli sono riportati una sola volta. Apri tavola armature apre la vista ingrandita con zoom ed esportazione PNG.</w:t>
-      </w:r>
-    </w:p>
-    <w:p>
-      <w:pPr>
-        <w:spacing w:after="140"/>
-      </w:pPr>
-      <w:r>
-        <w:t xml:space="preserve">La fine del tratto è la fine fisica delle barre. Con un palo di 20 m, tratti 0–12, 12–18 e 18–20 m e sovrapposizione adottata di 1,20 m, i gruppi risultano 0–12, 10,80–18 e 16,80–20 m: lunghezze 12,00, 7,20 e 3,20 m. Il primo gruppo parte dalla testa; ogni gruppo seguente risale di l0 rispetto al proprio inizio. Anche due tratti con identica armatura rimangono </w:t>
+        <w:t xml:space="preserve">Tavola armature e distinta ferri presenta un solo palo in elevazione a sinistra, le singole barre sviluppate lateralmente con marche B01, B02 e successive al centro e le sezioni trasversali dei tratti a destra. Tutte le quote si riferiscono alla testa e condividono la scala verticale; le quote fisiche dei gruppi sono leggibili accanto alle barre. I richiami S01, S02 e successivi identificano le zone di staffatura e le righe della distinta. La tabella inferiore </w:t>
       </w:r>
       <w:r>
         <w:lastRenderedPageBreak/>
-        <w:t>gruppi separati. Il calcolo non sposta le estremità per soddisfare ancoraggi o sviluppo: segnala gli eventuali controlli da completare.</w:t>
+        <w:t>collega marche, tratti, quantità, diametri, quote, lunghezze di taglio, barre commerciali e giunti. I gruppi dei tratti e i relativi tagli sono riportati una sola volta. Apri tavola armature apre la vista ingrandita con zoom ed esportazione PNG.</w:t>
+      </w:r>
+    </w:p>
+    <w:p>
+      <w:pPr>
+        <w:spacing w:after="140"/>
+      </w:pPr>
+      <w:r>
+        <w:t>La fine del tratto è la fine fisica delle barre. Con un palo di 20 m, tratti 0–12, 12–18 e 18–20 m e sovrapposizione adottata di 1,20 m, i gruppi risultano 0–12, 10,80–18 e 16,80–20 m: lunghezze 12,00, 7,20 e 3,20 m. Il primo gruppo parte dalla testa; ogni gruppo seguente risale di l0 rispetto al proprio inizio. Anche due tratti con identica armatura rimangono gruppi separati. Il calcolo non sposta le estremità per soddisfare ancoraggi o sviluppo: segnala gli eventuali controlli da completare.</w:t>
       </w:r>
     </w:p>
     <w:p>
@@ -32437,8 +32471,9 @@
         <w:keepNext/>
         <w:spacing w:after="140"/>
       </w:pPr>
-      <w:bookmarkStart w:id="108" w:name="_Toc244139705"/>
-      <w:r>
+      <w:bookmarkStart w:id="108" w:name="_Toc244141170"/>
+      <w:r>
+        <w:lastRenderedPageBreak/>
         <w:t>Esempio riproducibile e limiti</w:t>
       </w:r>
       <w:bookmarkEnd w:id="108"/>
@@ -32459,7 +32494,6 @@
         <w:spacing w:after="140"/>
       </w:pPr>
       <w:r>
-        <w:lastRenderedPageBreak/>
         <w:t>Il modello esclude plasticità, distacco, curve p-y, trasferimento assiale al terreno, secondo ordine, ciclicità e interazione di gruppo. Le molle reagiscono nei due versi. EJ integra non descrive automaticamente la fessurazione. Nessun fattore di efficienza della palificata è applicato al palo singolo. La convergenza non attesta resistenza strutturale o capacità del terreno.</w:t>
       </w:r>
     </w:p>
@@ -32469,7 +32503,7 @@
         <w:keepNext/>
         <w:spacing w:after="140"/>
       </w:pPr>
-      <w:bookmarkStart w:id="109" w:name="_Toc244139706"/>
+      <w:bookmarkStart w:id="109" w:name="_Toc244141171"/>
       <w:r>
         <w:t>Wiki e centro della conoscenza</w:t>
       </w:r>
@@ -32481,7 +32515,7 @@
         <w:keepNext/>
         <w:spacing w:after="140"/>
       </w:pPr>
-      <w:bookmarkStart w:id="110" w:name="_Toc244139707"/>
+      <w:bookmarkStart w:id="110" w:name="_Toc244141172"/>
       <w:r>
         <w:t>Wiki del modulo e aiuti sui singoli dati</w:t>
       </w:r>
@@ -32509,7 +32543,7 @@
         <w:keepNext/>
         <w:spacing w:after="140"/>
       </w:pPr>
-      <w:bookmarkStart w:id="111" w:name="_Toc244139708"/>
+      <w:bookmarkStart w:id="111" w:name="_Toc244141173"/>
       <w:r>
         <w:t>Consultare la nuova biblioteca tecnica</w:t>
       </w:r>
@@ -32529,7 +32563,7 @@
         <w:keepNext/>
         <w:spacing w:after="140"/>
       </w:pPr>
-      <w:bookmarkStart w:id="112" w:name="_Toc244139709"/>
+      <w:bookmarkStart w:id="112" w:name="_Toc244141174"/>
       <w:r>
         <w:t>Engineering Handbook</w:t>
       </w:r>
@@ -32543,7 +32577,11 @@
         <w:t>La copertina presenta dodici capitoli numerati: Fondamenti, Scienza e tecnica delle costruzioni, Materiali, Calcestruzzo armato, Acciaio, Geotecnica, Ponti e infrastrutture, Ingegneria sismica, FEM, BIM, Computational Design e Anthea. Le schede mostrano anteprime degli articoli e il collegamento Esplora il capitolo; si dispongono su una, due o tre colonne secondo lo spazio. Inizia dai fondamenti apre il primo percorso. Ogni capitolo presenta introduzione e articoli numerati con livello e tempo di lettura. L</w:t>
       </w:r>
       <w:r>
-        <w:t>e pagine distinguono introduzione, metodo e approfondimento tecnico; i sei piloti revisionati sono Cos'è un ponte, Instabilità di Euler, Fessurazione, Capacità portante, Elementi Beam e guida della Sezione in c.a.</w:t>
+        <w:t xml:space="preserve">e pagine </w:t>
+      </w:r>
+      <w:r>
+        <w:lastRenderedPageBreak/>
+        <w:t>distinguono introduzione, metodo e approfondimento tecnico; i sei piloti revisionati sono Cos'è un ponte, Instabilità di Euler, Fessurazione, Capacità portante, Elementi Beam e guida della Sezione in c.a.</w:t>
       </w:r>
     </w:p>
     <w:p>
@@ -32559,7 +32597,6 @@
         <w:spacing w:after="140"/>
       </w:pPr>
       <w:r>
-        <w:lastRenderedPageBreak/>
         <w:t>Usa la tendina Chiaro, Scuro o Molto scuro per cambiare l’aspetto globale di Anthea, condiviso con il menu Aspetto. Formule e nuovi schemi vettoriali seguono il tema; le immagini storiche conservano la propria tavola chiara. A finestra stretta Indice e In questa pagina sono pannelli alternativi; formule e tabelle larghe scorrono orizzontalmente. Il glossario raccoglie anche SLU, SLE, FEM, DOF, MPC, SRSS, CQC, LTB, p-y e M-N. Gli acronimi alimentano la ricerca; una definizione può rimandare a una sezione che</w:t>
       </w:r>
       <w:r>
@@ -32588,7 +32625,7 @@
         <w:keepNext/>
         <w:spacing w:after="140"/>
       </w:pPr>
-      <w:bookmarkStart w:id="113" w:name="_Toc244139710"/>
+      <w:bookmarkStart w:id="113" w:name="_Toc244141175"/>
       <w:r>
         <w:t>Cercare e scegliere un percorso</w:t>
       </w:r>
@@ -32608,7 +32645,7 @@
         <w:keepNext/>
         <w:spacing w:after="140"/>
       </w:pPr>
-      <w:bookmarkStart w:id="114" w:name="_Toc244139711"/>
+      <w:bookmarkStart w:id="114" w:name="_Toc244141176"/>
       <w:r>
         <w:t>Leggere e riprendere</w:t>
       </w:r>
@@ -32627,7 +32664,11 @@
         <w:spacing w:after="140"/>
       </w:pPr>
       <w:r>
-        <w:t>Riprendi la lettura mostra le ultime tre pagine; riaprendo una pagina viene ripristinata la sezione visitata. Il progresso è memorizzato localmente nel profilo Windows, separato dai documenti di calcolo. Su finestre strette i pulsanti Indice e In questa pagina mostrano i menu laterali. Non occorre una connessione per consultare i contenuti incorporati; i riferimenti web aprono il browser.</w:t>
+        <w:t xml:space="preserve">Riprendi la lettura mostra le ultime tre pagine; riaprendo una pagina viene ripristinata la sezione visitata. Il progresso è memorizzato localmente nel profilo Windows, separato dai documenti di calcolo. Su finestre strette i pulsanti Indice e In questa pagina mostrano </w:t>
+      </w:r>
+      <w:r>
+        <w:lastRenderedPageBreak/>
+        <w:t>i menu laterali. Non occorre una connessione per consultare i contenuti incorporati; i riferimenti web aprono il browser.</w:t>
       </w:r>
     </w:p>
     <w:p>
@@ -32636,7 +32677,7 @@
         <w:keepNext/>
         <w:spacing w:after="140"/>
       </w:pPr>
-      <w:bookmarkStart w:id="115" w:name="_Toc244139712"/>
+      <w:bookmarkStart w:id="115" w:name="_Toc244141177"/>
       <w:r>
         <w:t>Passare dalla teoria al calcolo</w:t>
       </w:r>
@@ -32655,7 +32696,6 @@
         <w:spacing w:after="140"/>
       </w:pPr>
       <w:r>
-        <w:lastRenderedPageBreak/>
         <w:t>I pulsanti ? accanto a copriferro e azioni della sezione offrono una definizione breve e aprono la sezione specifica della Wiki. Le procedure della gestione del lavoro sono nell'articolo Progetti e gestione del lavoro delle Guide Anthea. Il comando Modello e dati comuni raggiunge la teoria pertinente nella stessa Wiki.</w:t>
       </w:r>
     </w:p>
@@ -32673,7 +32713,7 @@
         <w:keepNext/>
         <w:spacing w:after="140"/>
       </w:pPr>
-      <w:bookmarkStart w:id="116" w:name="_Toc244139713"/>
+      <w:bookmarkStart w:id="116" w:name="_Toc244141178"/>
       <w:r>
         <w:t>Progetti e problemi frequenti</w:t>
       </w:r>
@@ -32693,7 +32733,7 @@
         <w:keepNext/>
         <w:spacing w:after="140"/>
       </w:pPr>
-      <w:bookmarkStart w:id="117" w:name="_Toc244139714"/>
+      <w:bookmarkStart w:id="117" w:name="_Toc244141179"/>
       <w:r>
         <w:t>Modulo Sezione in c.a.</w:t>
       </w:r>
@@ -32705,7 +32745,7 @@
         <w:keepNext/>
         <w:spacing w:after="140"/>
       </w:pPr>
-      <w:bookmarkStart w:id="118" w:name="_Toc244139715"/>
+      <w:bookmarkStart w:id="118" w:name="_Toc244141180"/>
       <w:r>
         <w:t>Controllare norma e dati ereditati</w:t>
       </w:r>
@@ -32735,7 +32775,11 @@
         <w:spacing w:after="140"/>
       </w:pPr>
       <w:r>
-        <w:t>Questo modulo verifica una sezione in calcestruzzo armato a partire da geometria, materiali, armature e azioni assegnate. Permette di esplorare domini resistenti, stati tensionali e deformativi, taglio, torsione e dettagli nei limiti indicati dalle rispettive schede. Non determina le azioni di un telaio completo e non sostituisce l'analisi globale della struttura.</w:t>
+        <w:t xml:space="preserve">Questo modulo verifica una sezione in calcestruzzo armato a partire da geometria, materiali, armature e azioni assegnate. Permette di esplorare domini resistenti, stati </w:t>
+      </w:r>
+      <w:r>
+        <w:lastRenderedPageBreak/>
+        <w:t>tensionali e deformativi, taglio, torsione e dettagli nei limiti indicati dalle rispettive schede. Non determina le azioni di un telaio completo e non sostituisce l'analisi globale della struttura.</w:t>
       </w:r>
     </w:p>
     <w:p>
@@ -32744,7 +32788,7 @@
         <w:keepNext/>
         <w:spacing w:after="140"/>
       </w:pPr>
-      <w:bookmarkStart w:id="119" w:name="_Toc244139716"/>
+      <w:bookmarkStart w:id="119" w:name="_Toc244141181"/>
       <w:r>
         <w:t>A cosa serve e quando usarlo</w:t>
       </w:r>
@@ -32755,11 +32799,10 @@
         <w:spacing w:after="140"/>
       </w:pPr>
       <w:r>
-        <w:t xml:space="preserve">Usalo quando disponi delle terne N, Mx e My per le combinazioni rilevanti e vuoi confrontarle con la risposta della sezione. È adatto anche al controllo di sensibilità: mantenendo le azioni, modifica una dimensione o l'armatura e osserva il dominio. Per un elemento lungo e compresso la verifica della sezione non esaurisce l'eventuale </w:t>
-      </w:r>
-      <w:r>
-        <w:lastRenderedPageBreak/>
-        <w:t>problema di instabilità del sistema: la scheda Colonna modello aggiunge gli effetti del secondo ordine di un pilastro isolato, mentre telai e strutture non riconducibili a elementi isolati richiedono un'analisi globale.</w:t>
+        <w:t>Usalo quando disponi delle terne N, Mx e My per le combinazioni rilevanti e vuoi confrontarle con la risposta della sezione. È adatto anche al controllo di sensibilità: mantenendo le azioni, modifica una dimensione o l'armatura e osserva il dominio. Per un elemento lungo e compresso la verifica della sezione non esaurisce l'eventuale problema di instabilità del sistema: la scheda Colonna modello aggiunge gli effetti del secondo ordine di un pilastro isolato, mentre telai e strutture non riconducibili a elem</w:t>
+      </w:r>
+      <w:r>
+        <w:t>enti isolati richiedono un'analisi globale.</w:t>
       </w:r>
     </w:p>
     <w:p>
@@ -32776,7 +32819,7 @@
         <w:keepNext/>
         <w:spacing w:after="140"/>
       </w:pPr>
-      <w:bookmarkStart w:id="120" w:name="_Toc244139717"/>
+      <w:bookmarkStart w:id="120" w:name="_Toc244141182"/>
       <w:r>
         <w:t>Salvataggio e riapertura della sezione</w:t>
       </w:r>
@@ -32804,7 +32847,7 @@
         <w:keepNext/>
         <w:spacing w:after="140"/>
       </w:pPr>
-      <w:bookmarkStart w:id="121" w:name="_Toc244139718"/>
+      <w:bookmarkStart w:id="121" w:name="_Toc244141183"/>
       <w:r>
         <w:t>Wizard delle tipologie e delle armature</w:t>
       </w:r>
@@ -33164,6 +33207,7 @@
               <w:rPr>
                 <w:sz w:val="21"/>
               </w:rPr>
+              <w:lastRenderedPageBreak/>
               <w:t>A T</w:t>
             </w:r>
           </w:p>
@@ -33380,7 +33424,6 @@
               <w:rPr>
                 <w:sz w:val="21"/>
               </w:rPr>
-              <w:lastRenderedPageBreak/>
               <w:t>A L</w:t>
             </w:r>
           </w:p>
@@ -33614,7 +33657,7 @@
         <w:keepNext/>
         <w:spacing w:after="140"/>
       </w:pPr>
-      <w:bookmarkStart w:id="122" w:name="_Toc244139719"/>
+      <w:bookmarkStart w:id="122" w:name="_Toc244141184"/>
       <w:r>
         <w:t>Armature della capsula</w:t>
       </w:r>
@@ -33642,6 +33685,7 @@
         <w:spacing w:after="140"/>
       </w:pPr>
       <w:r>
+        <w:lastRenderedPageBreak/>
         <w:t xml:space="preserve">La dimensione maggiore orienta la capsula: b = 5000 mm e h = 2500 mm danno due semicirconferenze laterali e due rettilinei orizzontali. Per b = h usare la sezione circolare. Le capsule già salvate conservano </w:t>
       </w:r>
       <w:r>
@@ -33677,11 +33721,7 @@
         <w:t>Pilastro</w:t>
       </w:r>
       <w:r>
-        <w:t xml:space="preserve">. Sono disponibili i controlli generali su armatura longitudinale, interassi, copriferro e staffe; una barra spostata manualmente fuori dal percorso lascia l'interasse da verificare, mantenendo gli altri controlli. La staffa </w:t>
-      </w:r>
-      <w:r>
-        <w:lastRenderedPageBreak/>
-        <w:t>perimetrale disegnata non conferma il trattenimento delle barre: progettare e controllare anche le legature. Il confinamento sismico specifico della pila non è verificato da questi controlli generali. Le grandezze resistenti e i bracci delle staffe per il taglio restano da assegnare nel</w:t>
+        <w:t>. Sono disponibili i controlli generali su armatura longitudinale, interassi, copriferro e staffe; una barra spostata manualmente fuori dal percorso lascia l'interasse da verificare, mantenendo gli altri controlli. La staffa perimetrale disegnata non conferma il trattenimento delle barre: progettare e controllare anche le legature. Il confinamento sismico specifico della pila non è verificato da questi controlli generali. Le grandezze resistenti e i bracci delle staffe per il taglio restano da assegnare nel</w:t>
       </w:r>
       <w:r>
         <w:t>le due direzioni.</w:t>
@@ -33693,7 +33733,7 @@
         <w:keepNext/>
         <w:spacing w:after="140"/>
       </w:pPr>
-      <w:bookmarkStart w:id="123" w:name="_Toc244139720"/>
+      <w:bookmarkStart w:id="123" w:name="_Toc244141185"/>
       <w:r>
         <w:t>Input geometria e unità</w:t>
       </w:r>
@@ -34288,7 +34328,7 @@
         <w:keepNext/>
         <w:spacing w:after="140"/>
       </w:pPr>
-      <w:bookmarkStart w:id="124" w:name="_Toc244139721"/>
+      <w:bookmarkStart w:id="124" w:name="_Toc244141186"/>
       <w:r>
         <w:t>Input materiali armature e default</w:t>
       </w:r>
@@ -34299,7 +34339,11 @@
         <w:spacing w:after="140"/>
       </w:pPr>
       <w:r>
-        <w:t>Il nuovo foglio rettangolare parte da b = 600 mm, h = 800 mm, copriferro netto 70 mm, calcestruzzo C35/45 e acciaio B450C. L'armatura iniziale è 4Ø20 superiori, 6Ø24 inferiori e 2Ø16 per lato; le staffe sono Ø10 a passo 200 mm. Sono valori iniziali modificabili, non dimensioni minime normative né una proposta esecutiva.</w:t>
+        <w:t xml:space="preserve">Il nuovo foglio rettangolare parte da b = 600 mm, h = 800 mm, copriferro netto 70 mm, calcestruzzo C35/45 e acciaio B450C. L'armatura iniziale è 4Ø20 superiori, 6Ø24 inferiori </w:t>
+      </w:r>
+      <w:r>
+        <w:lastRenderedPageBreak/>
+        <w:t>e 2Ø16 per lato; le staffe sono Ø10 a passo 200 mm. Sono valori iniziali modificabili, non dimensioni minime normative né una proposta esecutiva.</w:t>
       </w:r>
     </w:p>
     <w:p>
@@ -34315,7 +34359,6 @@
         <w:spacing w:after="140"/>
       </w:pPr>
       <w:r>
-        <w:lastRenderedPageBreak/>
         <w:t>Scegli la normativa prima di personalizzare i coefficienti. Cambiarla ripristina i coefficienti della nuova classe normativa: ricontrolla eventuali modifiche manuali. I default non attestano l'applicabilità della norma al caso concreto. Le funzionalità predisposte nei coefficienti non implicano che ogni meccanismo sia implementato.</w:t>
       </w:r>
     </w:p>
@@ -34325,7 +34368,7 @@
         <w:keepNext/>
         <w:spacing w:after="140"/>
       </w:pPr>
-      <w:bookmarkStart w:id="125" w:name="_Toc244139722"/>
+      <w:bookmarkStart w:id="125" w:name="_Toc244141187"/>
       <w:r>
         <w:t>Input azioni e convenzioni</w:t>
       </w:r>
@@ -34353,7 +34396,7 @@
         <w:keepNext/>
         <w:spacing w:after="140"/>
       </w:pPr>
-      <w:bookmarkStart w:id="126" w:name="_Toc244139723"/>
+      <w:bookmarkStart w:id="126" w:name="_Toc244141188"/>
       <w:r>
         <w:t>Descrizione del calcolo</w:t>
       </w:r>
@@ -34381,7 +34424,7 @@
         <w:keepNext/>
         <w:spacing w:after="140"/>
       </w:pPr>
-      <w:bookmarkStart w:id="127" w:name="_Toc244139724"/>
+      <w:bookmarkStart w:id="127" w:name="_Toc244141189"/>
       <w:r>
         <w:t>Output e lettura dei risultati</w:t>
       </w:r>
@@ -34595,6 +34638,7 @@
               <w:rPr>
                 <w:sz w:val="21"/>
               </w:rPr>
+              <w:lastRenderedPageBreak/>
               <w:t>Dominio 2D</w:t>
             </w:r>
           </w:p>
@@ -34829,7 +34873,6 @@
               <w:rPr>
                 <w:sz w:val="21"/>
               </w:rPr>
-              <w:lastRenderedPageBreak/>
               <w:t>Taglio e torsione</w:t>
             </w:r>
           </w:p>
@@ -34977,7 +35020,7 @@
         <w:keepNext/>
         <w:spacing w:after="140"/>
       </w:pPr>
-      <w:bookmarkStart w:id="128" w:name="_Toc244139725"/>
+      <w:bookmarkStart w:id="128" w:name="_Toc244141190"/>
       <w:r>
         <w:t>Warning e problemi frequenti</w:t>
       </w:r>
@@ -35015,7 +35058,7 @@
         <w:keepNext/>
         <w:spacing w:after="140"/>
       </w:pPr>
-      <w:bookmarkStart w:id="129" w:name="_Toc244139726"/>
+      <w:bookmarkStart w:id="129" w:name="_Toc244141191"/>
       <w:r>
         <w:t>Esempio completo dalla Wiki</w:t>
       </w:r>
@@ -35053,6 +35096,7 @@
         <w:ind w:left="283" w:hanging="283"/>
       </w:pPr>
       <w:r>
+        <w:lastRenderedPageBreak/>
         <w:t>3. Esegui l'analisi del dominio prevista dalla scheda e leggi il punto di domanda rispetto alla capacità.</w:t>
       </w:r>
     </w:p>
@@ -35088,7 +35132,6 @@
         <w:spacing w:after="140"/>
       </w:pPr>
       <w:r>
-        <w:lastRenderedPageBreak/>
         <w:t>Il taglio di appoggio è 100 kN ma non è il taglio della stessa sezione di mezzeria a momento massimo. La Wiki non inserisce una terna simultanea artificiale di massimi provenienti da sezioni diverse. Per il controllo di taglio usa una sezione e una combinazione coerenti, inserendo i dati nella scheda dedicata.</w:t>
       </w:r>
     </w:p>
@@ -35098,7 +35141,7 @@
         <w:keepNext/>
         <w:spacing w:after="140"/>
       </w:pPr>
-      <w:bookmarkStart w:id="130" w:name="_Toc244139727"/>
+      <w:bookmarkStart w:id="130" w:name="_Toc244141192"/>
       <w:r>
         <w:t>Teoria collegata e riepilogo</w:t>
       </w:r>
@@ -35126,7 +35169,7 @@
         <w:keepNext/>
         <w:spacing w:after="140"/>
       </w:pPr>
-      <w:bookmarkStart w:id="131" w:name="_Toc244139728"/>
+      <w:bookmarkStart w:id="131" w:name="_Toc244141193"/>
       <w:r>
         <w:t>Domini tridimensionali e bidimensionali</w:t>
       </w:r>
@@ -35188,6 +35231,7 @@
         <w:spacing w:after="140"/>
       </w:pPr>
       <w:r>
+        <w:lastRenderedPageBreak/>
         <w:t>I documenti precedenti mantengono i gruppi Plastico ed Elastico fino alla conversione esplicita delle sollecitazioni. In quei documenti le chiavi interne SLU e SLV indicavano tali gruppi: non assegnavano automaticamente uno stato limite sismico.</w:t>
       </w:r>
     </w:p>
@@ -35214,9 +35258,8 @@
         <w:keepNext/>
         <w:spacing w:after="140"/>
       </w:pPr>
-      <w:bookmarkStart w:id="132" w:name="_Toc244139729"/>
-      <w:r>
-        <w:lastRenderedPageBreak/>
+      <w:bookmarkStart w:id="132" w:name="_Toc244141194"/>
+      <w:r>
         <w:t>Tensioni e fessurazione</w:t>
       </w:r>
       <w:bookmarkEnd w:id="132"/>
@@ -35254,7 +35297,7 @@
         <w:keepNext/>
         <w:spacing w:after="140"/>
       </w:pPr>
-      <w:bookmarkStart w:id="133" w:name="_Toc244139730"/>
+      <w:bookmarkStart w:id="133" w:name="_Toc244141195"/>
       <w:r>
         <w:t>Taglio torsione e dettagli</w:t>
       </w:r>
@@ -35265,7 +35308,10 @@
         <w:spacing w:after="140"/>
       </w:pPr>
       <w:r>
-        <w:t>Nella scheda taglio e torsione impostare staffe, passo, inclinazione e armatura longitudinale pertinente. Le azioni dei nuovi fogli provengono dalle stesse righe SLU e SLV usate nei domini; modificarle con Gestisci sollecitazioni. Controllare bw, d e braccio interno ricavati. Per sezioni circolari il ramo adottato è quello specifico per pali descritto nella guida teorica; non coincide automaticamente con una formula generica per travi rettangolari.</w:t>
+        <w:t>Nella scheda taglio e torsione impostare staffe, passo, inclinazione e armatura longitudinale pertinente. Le azioni dei nuovi fogli provengono dalle stesse righe SLU e SLV usate nei domini; modificarle con Gestisci sollecitazioni. Controllare bw, d e braccio interno ricavati. Per sezioni circolari il ramo adottato è quello specifico per pali descritto nella guida teorica; non coincide automaticamente con una formula generica per travi rettangolari. Le verifiche a taglio e torsione si calcolano dopo le verif</w:t>
+      </w:r>
+      <w:r>
+        <w:t>iche SLU e SLE, sullo sfondo: mentre la riga di stato mostra «GPC Engine · in corso: Taglio» le righe della tabella del taglio restano a «—» e la finestra resta utilizzabile.</w:t>
       </w:r>
     </w:p>
     <w:p>
@@ -35281,6 +35327,7 @@
         <w:spacing w:after="140"/>
       </w:pPr>
       <w:r>
+        <w:lastRenderedPageBreak/>
         <w:t>Nella scheda dettagli costruttivi scegliere il tipo di elemento e completare le informazioni su diametri, passi, sovrapposizioni, ancoraggi e copriferro. Gli ancoraggi seguono il campo Barre della sezione: con Liscia restano da completare, anche nelle proposte della ricerca delle armature. Per i minimi di armatura dei pilastri la scheda usa la compressione più gravosa fra tutte le combinazioni del foglio e indica quella che governa. Se governa una combinazione SLE, il valore è segnalato come di esercizio: c</w:t>
       </w:r>
       <w:r>
@@ -35293,9 +35340,8 @@
         <w:keepNext/>
         <w:spacing w:after="140"/>
       </w:pPr>
-      <w:bookmarkStart w:id="134" w:name="_Toc244139731"/>
-      <w:r>
-        <w:lastRenderedPageBreak/>
+      <w:bookmarkStart w:id="134" w:name="_Toc244141196"/>
+      <w:r>
         <w:t>Curva momento curvatura e aggiornamento</w:t>
       </w:r>
       <w:bookmarkEnd w:id="134"/>
@@ -35368,8 +35414,9 @@
         <w:keepNext/>
         <w:spacing w:after="140"/>
       </w:pPr>
-      <w:bookmarkStart w:id="135" w:name="_Toc244139732"/>
-      <w:r>
+      <w:bookmarkStart w:id="135" w:name="_Toc244141197"/>
+      <w:r>
+        <w:lastRenderedPageBreak/>
         <w:t>Colonna modello: dati e calcolo</w:t>
       </w:r>
       <w:bookmarkEnd w:id="135"/>
@@ -35387,7 +35434,6 @@
         <w:spacing w:after="140"/>
       </w:pPr>
       <w:r>
-        <w:lastRenderedPageBreak/>
         <w:t xml:space="preserve">Nel riquadro Dati della colonna assegnare </w:t>
       </w:r>
       <w:r>
@@ -35667,14 +35713,14 @@
         <w:t>Interrompi</w:t>
       </w:r>
       <w:r>
-        <w:t xml:space="preserve"> abbandona il calcolo in corso senza pubblicare risultati parziali. Ogni modifica dei dati del foglio o della scheda cancella il risultato e chiede di ricalcolare la colonna. La scheda usa sempre il dominio plastico con il calcestruzzo teso trascurato, qualunque sia il criterio scelto nelle verifiche, e non tratta i trefoli. È disponibile con NTC 2018, CNR-DT 200, EN 1992-1-1 con i valori raccomandati e UNI EN 1992-1-1 con l'appendice nazionale del DM 31/07/2012, per sezioni di calcestruzzo ordinario con ba</w:t>
-      </w:r>
-      <w:r>
-        <w:t xml:space="preserve">rre. Sono rifiutati N di trazione, una compressione oltre la resistenza a compressione centrata NRd,c e un momento trasversale oltre il limite ammesso, che compare quando la sezione non è simmetrica rispetto al piano di flessione: scegliere </w:t>
+        <w:t xml:space="preserve"> abbandona il calcolo in corso senza pubblicare risultati parziali. Ogni modifica dei dati del foglio o della scheda cancella </w:t>
       </w:r>
       <w:r>
         <w:lastRenderedPageBreak/>
-        <w:t>allora una direzione principale. Nelle revisioni in sola lettura i dati si consultano, ma il calcolo non è disponibile.</w:t>
+        <w:t>il risultato e chiede di ricalcolare la colonna. La scheda usa sempre il dominio plastico con il calcestruzzo teso trascurato, qualunque sia il criterio scelto nelle verifiche, e non tratta i trefoli. È disponibile con NTC 2018, CNR-DT 200, EN 1992-1-1 con i valori raccomandati e UNI EN 1992-1-1 con l'appendice nazionale del DM 31/07/2012, per sezioni di calcestruzzo ordinario con ba</w:t>
+      </w:r>
+      <w:r>
+        <w:t>rre. Sono rifiutati N di trazione, una compressione oltre la resistenza a compressione centrata NRd,c e un momento trasversale oltre il limite ammesso, che compare quando la sezione non è simmetrica rispetto al piano di flessione: scegliere allora una direzione principale. Nelle revisioni in sola lettura i dati si consultano, ma il calcolo non è disponibile.</w:t>
       </w:r>
     </w:p>
     <w:p>
@@ -35834,7 +35880,7 @@
         <w:keepNext/>
         <w:spacing w:after="140"/>
       </w:pPr>
-      <w:bookmarkStart w:id="136" w:name="_Toc244139733"/>
+      <w:bookmarkStart w:id="136" w:name="_Toc244141198"/>
       <w:r>
         <w:t>Colonna modello: risultati, CSV e relazione</w:t>
       </w:r>
@@ -35948,7 +35994,11 @@
         <w:t>Esporta CSV…</w:t>
       </w:r>
       <w:r>
-        <w:t xml:space="preserve"> salva i punti del risultato pubblicato, con il nome proposto ANTHEA_Colonna_modello.csv: un punto per riga, colonne separate da punto e virgola, numeri con il punto decimale e fino a diciassette cifre significative, qualunque sia il separatore scelto nel menu Aspetto. Le colonne sono curvatura in 1/m, M, M2, M − M2 e momento trasversale in kNm, deformazioni </w:t>
+        <w:t xml:space="preserve"> salva i punti del risultato pubblicato, con il nome proposto ANTHEA_Colonna_modello.csv: un punto per riga, colonne separate da punto e virgola, </w:t>
+      </w:r>
+      <w:r>
+        <w:lastRenderedPageBreak/>
+        <w:t xml:space="preserve">numeri con il punto decimale e fino a diciassette cifre significative, qualunque sia il separatore scelto nel menu Aspetto. Le colonne sono curvatura in 1/m, M, M2, M − M2 e momento trasversale in kNm, deformazioni </w:t>
       </w:r>
       <w:r>
         <w:rPr>
@@ -35983,14 +36033,10 @@
         <w:spacing w:after="140"/>
       </w:pPr>
       <w:r>
-        <w:t xml:space="preserve">Le opzioni della colonna entrano nel foglio alla prima modifica di un dato della scheda: un foglio che non le ha si apre con i valori iniziali, non risulta modificato e le sue relazioni restano quelle di prima. Per i fogli con le opzioni la relazione Word ha il capitolo Colonna </w:t>
-      </w:r>
-      <w:r>
-        <w:lastRenderedPageBreak/>
-        <w:t>modello dopo il momento–curvatura, con dati, stato, esito, avvisi, passaggi del calcolo, i due grafici quando sono scelti i grafici e la tabella dei punti. Il capitolo dipende dalla scelta Momento–curvatura e colonna modello del report. Nel report di progetto la colonna viene ricalcolata su una copia dei dati, senza aprire la scheda; il report del singolo foglio usa il risultato della scheda e, se manca, lo dichiara. La teoria, le formule e gli scostamenti dichiarati sono nella guida teorica della sezione (</w:t>
-      </w:r>
-      <w:r>
-        <w:t>Wiki: Sezione in calcestruzzo armato).</w:t>
+        <w:t>Le opzioni della colonna entrano nel foglio alla prima modifica di un dato della scheda: un foglio che non le ha si apre con i valori iniziali, non risulta modificato e le sue relazioni restano quelle di prima. Per i fogli con le opzioni la relazione Word ha il capitolo Colonna modello dopo il momento–curvatura, con dati, stato, esito, avvisi, passaggi del calcolo, i due grafici quando sono scelti i grafici e la tabella dei punti. Il capitolo dipende dalla scelta Momento–curvatura e colonna modello del repo</w:t>
+      </w:r>
+      <w:r>
+        <w:t>rt. Nel report di progetto la colonna viene ricalcolata su una copia dei dati, senza aprire la scheda; il report del singolo foglio usa il risultato della scheda e, se manca, lo dichiara. La teoria, le formule e gli scostamenti dichiarati sono nella guida teorica della sezione (Wiki: Sezione in calcestruzzo armato).</w:t>
       </w:r>
     </w:p>
     <w:p>
@@ -36295,7 +36341,7 @@
         </w:rPr>
         <w:lastRenderedPageBreak/>
         <w:drawing>
-          <wp:inline distT="0" distB="0" distL="0" distR="0" wp14:anchorId="7CEC342B" wp14:editId="0C9A4EEF">
+          <wp:inline distT="0" distB="0" distL="0" distR="0" wp14:anchorId="6B31E7EF" wp14:editId="749BA372">
             <wp:extent cx="6120000" cy="4080000"/>
             <wp:effectExtent l="0" t="0" r="0" b="0"/>
             <wp:docPr id="11" name="Picture 11" descr="Dominio ridotto N–M1Rd,max della colonna modello: capacità del primo ordine in blu, momento resistente della sezione in grigio, retta dell'eccentricità minima in arancio e punto dell'azione."/>
@@ -36359,7 +36405,7 @@
         <w:keepNext/>
         <w:spacing w:after="140"/>
       </w:pPr>
-      <w:bookmarkStart w:id="137" w:name="_Toc244139734"/>
+      <w:bookmarkStart w:id="137" w:name="_Toc244141199"/>
       <w:r>
         <w:t>Importare ed esportare le azioni</w:t>
       </w:r>
@@ -36442,7 +36488,7 @@
         <w:keepNext/>
         <w:spacing w:after="140"/>
       </w:pPr>
-      <w:bookmarkStart w:id="138" w:name="_Toc244139735"/>
+      <w:bookmarkStart w:id="138" w:name="_Toc244141200"/>
       <w:r>
         <w:t>Report short della sezione in calcestruzzo armato</w:t>
       </w:r>
@@ -36490,7 +36536,7 @@
         <w:keepNext/>
         <w:spacing w:after="140"/>
       </w:pPr>
-      <w:bookmarkStart w:id="139" w:name="_Toc244139736"/>
+      <w:bookmarkStart w:id="139" w:name="_Toc244141201"/>
       <w:r>
         <w:t>Leggere asse neutro, mappe e report</w:t>
       </w:r>
@@ -36543,7 +36589,7 @@
         <w:keepNext/>
         <w:spacing w:after="140"/>
       </w:pPr>
-      <w:bookmarkStart w:id="140" w:name="_Toc244139737"/>
+      <w:bookmarkStart w:id="140" w:name="_Toc244141202"/>
       <w:r>
         <w:t>Interpretazione dei risultati e controlli indipendenti</w:t>
       </w:r>
@@ -36563,7 +36609,7 @@
         <w:keepNext/>
         <w:spacing w:after="140"/>
       </w:pPr>
-      <w:bookmarkStart w:id="141" w:name="_Toc244139738"/>
+      <w:bookmarkStart w:id="141" w:name="_Toc244141203"/>
       <w:r>
         <w:t>Dalla domanda alla capacità</w:t>
       </w:r>
@@ -36583,7 +36629,7 @@
         <w:keepNext/>
         <w:spacing w:after="140"/>
       </w:pPr>
-      <w:bookmarkStart w:id="142" w:name="_Toc244139739"/>
+      <w:bookmarkStart w:id="142" w:name="_Toc244141204"/>
       <w:r>
         <w:lastRenderedPageBreak/>
         <w:t>Controllo numerico e fisico</w:t>
@@ -36604,7 +36650,7 @@
         <w:keepNext/>
         <w:spacing w:after="140"/>
       </w:pPr>
-      <w:bookmarkStart w:id="143" w:name="_Toc244139740"/>
+      <w:bookmarkStart w:id="143" w:name="_Toc244141205"/>
       <w:r>
         <w:t>Archiviazione</w:t>
       </w:r>
@@ -36624,7 +36670,7 @@
         <w:keepNext/>
         <w:spacing w:after="140"/>
       </w:pPr>
-      <w:bookmarkStart w:id="144" w:name="_Toc244139741"/>
+      <w:bookmarkStart w:id="144" w:name="_Toc244141206"/>
       <w:r>
         <w:t>Tutorial dal modello Beam alla verifica di sezione</w:t>
       </w:r>
@@ -36644,7 +36690,7 @@
         <w:keepNext/>
         <w:spacing w:after="140"/>
       </w:pPr>
-      <w:bookmarkStart w:id="145" w:name="_Toc244139742"/>
+      <w:bookmarkStart w:id="145" w:name="_Toc244141207"/>
       <w:r>
         <w:t>Capisci e controlla</w:t>
       </w:r>
@@ -36664,7 +36710,7 @@
         <w:keepNext/>
         <w:spacing w:after="140"/>
       </w:pPr>
-      <w:bookmarkStart w:id="146" w:name="_Toc244139743"/>
+      <w:bookmarkStart w:id="146" w:name="_Toc244141208"/>
       <w:r>
         <w:t>Calcola e modifica</w:t>
       </w:r>
@@ -36684,7 +36730,7 @@
         <w:keepNext/>
         <w:spacing w:after="140"/>
       </w:pPr>
-      <w:bookmarkStart w:id="147" w:name="_Toc244139744"/>
+      <w:bookmarkStart w:id="147" w:name="_Toc244141209"/>
       <w:r>
         <w:t>Osserva e archivia</w:t>
       </w:r>
@@ -36704,7 +36750,7 @@
         <w:keepNext/>
         <w:spacing w:after="140"/>
       </w:pPr>
-      <w:bookmarkStart w:id="148" w:name="_Toc244139745"/>
+      <w:bookmarkStart w:id="148" w:name="_Toc244141210"/>
       <w:r>
         <w:t>Fondazioni superficiali</w:t>
       </w:r>
@@ -36739,7 +36785,7 @@
         <w:keepNext/>
         <w:spacing w:after="140"/>
       </w:pPr>
-      <w:bookmarkStart w:id="149" w:name="_Toc244139746"/>
+      <w:bookmarkStart w:id="149" w:name="_Toc244141211"/>
       <w:r>
         <w:t>Preparazione e scelta del metodo</w:t>
       </w:r>
@@ -36852,7 +36898,7 @@
         <w:keepNext/>
         <w:spacing w:after="140"/>
       </w:pPr>
-      <w:bookmarkStart w:id="150" w:name="_Toc244139747"/>
+      <w:bookmarkStart w:id="150" w:name="_Toc244141212"/>
       <w:r>
         <w:t>Geometria terreno falda e azioni</w:t>
       </w:r>
@@ -37015,7 +37061,7 @@
         <w:keepNext/>
         <w:spacing w:after="140"/>
       </w:pPr>
-      <w:bookmarkStart w:id="151" w:name="_Toc244139748"/>
+      <w:bookmarkStart w:id="151" w:name="_Toc244141213"/>
       <w:r>
         <w:t>Lettura delle viste grafiche</w:t>
       </w:r>
@@ -37117,7 +37163,7 @@
         <w:keepNext/>
         <w:spacing w:after="140"/>
       </w:pPr>
-      <w:bookmarkStart w:id="152" w:name="_Toc244139749"/>
+      <w:bookmarkStart w:id="152" w:name="_Toc244141214"/>
       <w:r>
         <w:t>Esempio verificato e lettura dei risultati</w:t>
       </w:r>
@@ -37817,7 +37863,7 @@
         <w:keepNext/>
         <w:spacing w:after="140"/>
       </w:pPr>
-      <w:bookmarkStart w:id="153" w:name="_Toc244139750"/>
+      <w:bookmarkStart w:id="153" w:name="_Toc244141215"/>
       <w:r>
         <w:t>Salvataggio errori e report</w:t>
       </w:r>
@@ -37853,7 +37899,7 @@
         <w:keepNext/>
         <w:spacing w:after="140"/>
       </w:pPr>
-      <w:bookmarkStart w:id="154" w:name="_Toc244139751"/>
+      <w:bookmarkStart w:id="154" w:name="_Toc244141216"/>
       <w:r>
         <w:lastRenderedPageBreak/>
         <w:t>Modelli e importazione da MIDAS</w:t>
@@ -37874,7 +37920,7 @@
         <w:keepNext/>
         <w:spacing w:after="140"/>
       </w:pPr>
-      <w:bookmarkStart w:id="155" w:name="_Toc244139752"/>
+      <w:bookmarkStart w:id="155" w:name="_Toc244141217"/>
       <w:r>
         <w:t>Entrare nel modulo</w:t>
       </w:r>
@@ -37974,7 +38020,7 @@
         <w:keepNext/>
         <w:spacing w:after="140"/>
       </w:pPr>
-      <w:bookmarkStart w:id="156" w:name="_Toc244139753"/>
+      <w:bookmarkStart w:id="156" w:name="_Toc244141218"/>
       <w:r>
         <w:t>Preparare la connessione</w:t>
       </w:r>
@@ -38020,7 +38066,7 @@
         <w:keepNext/>
         <w:spacing w:after="140"/>
       </w:pPr>
-      <w:bookmarkStart w:id="157" w:name="_Toc244139754"/>
+      <w:bookmarkStart w:id="157" w:name="_Toc244141219"/>
       <w:r>
         <w:t>Eseguire la prima importazione</w:t>
       </w:r>
@@ -38302,7 +38348,7 @@
         <w:keepNext/>
         <w:spacing w:after="140"/>
       </w:pPr>
-      <w:bookmarkStart w:id="158" w:name="_Toc244139755"/>
+      <w:bookmarkStart w:id="158" w:name="_Toc244141220"/>
       <w:r>
         <w:t>Scegliere il contenuto da acquisire</w:t>
       </w:r>
@@ -38652,7 +38698,7 @@
         <w:keepNext/>
         <w:spacing w:after="140"/>
       </w:pPr>
-      <w:bookmarkStart w:id="159" w:name="_Toc244139756"/>
+      <w:bookmarkStart w:id="159" w:name="_Toc244141221"/>
       <w:r>
         <w:lastRenderedPageBreak/>
         <w:t>Controllare il modello acquisito</w:t>
@@ -38788,7 +38834,7 @@
         <w:keepNext/>
         <w:spacing w:after="140"/>
       </w:pPr>
-      <w:bookmarkStart w:id="160" w:name="_Toc244139757"/>
+      <w:bookmarkStart w:id="160" w:name="_Toc244141222"/>
       <w:r>
         <w:t>Importare e visualizzare i risultati per fase</w:t>
       </w:r>
@@ -38939,7 +38985,7 @@
         <w:keepNext/>
         <w:spacing w:after="140"/>
       </w:pPr>
-      <w:bookmarkStart w:id="161" w:name="_Toc244139758"/>
+      <w:bookmarkStart w:id="161" w:name="_Toc244141223"/>
       <w:r>
         <w:t>Aggiornare una copia esistente</w:t>
       </w:r>
@@ -39003,7 +39049,7 @@
         <w:keepNext/>
         <w:spacing w:after="140"/>
       </w:pPr>
-      <w:bookmarkStart w:id="162" w:name="_Toc244139759"/>
+      <w:bookmarkStart w:id="162" w:name="_Toc244141224"/>
       <w:r>
         <w:t>Aprire un file di testo MIDAS Civil o Gen</w:t>
       </w:r>
@@ -39194,7 +39240,7 @@
         <w:keepNext/>
         <w:spacing w:after="140"/>
       </w:pPr>
-      <w:bookmarkStart w:id="163" w:name="_Toc244139760"/>
+      <w:bookmarkStart w:id="163" w:name="_Toc244141225"/>
       <w:r>
         <w:t>Importare un modello Straus7</w:t>
       </w:r>
@@ -39575,7 +39621,7 @@
         <w:keepNext/>
         <w:spacing w:after="140"/>
       </w:pPr>
-      <w:bookmarkStart w:id="164" w:name="_Toc244139761"/>
+      <w:bookmarkStart w:id="164" w:name="_Toc244141226"/>
       <w:r>
         <w:t>Risolvere le interruzioni e conoscere i limiti</w:t>
       </w:r>
@@ -40218,7 +40264,7 @@
         <w:keepNext/>
         <w:spacing w:after="140"/>
       </w:pPr>
-      <w:bookmarkStart w:id="165" w:name="_Toc244139762"/>
+      <w:bookmarkStart w:id="165" w:name="_Toc244141227"/>
       <w:r>
         <w:t>Reologia del calcestruzzo</w:t>
       </w:r>
@@ -40247,7 +40293,7 @@
         <w:keepNext/>
         <w:spacing w:after="140"/>
       </w:pPr>
-      <w:bookmarkStart w:id="166" w:name="_Toc244139763"/>
+      <w:bookmarkStart w:id="166" w:name="_Toc244141228"/>
       <w:r>
         <w:t>Impostare materiale ambiente ed età</w:t>
       </w:r>
@@ -40284,7 +40330,7 @@
         <w:keepNext/>
         <w:spacing w:after="140"/>
       </w:pPr>
-      <w:bookmarkStart w:id="167" w:name="_Toc244139764"/>
+      <w:bookmarkStart w:id="167" w:name="_Toc244141229"/>
       <w:r>
         <w:t>Leggere grafico tabella e limite a infinito</w:t>
       </w:r>
@@ -40420,7 +40466,7 @@
         <w:keepNext/>
         <w:spacing w:after="140"/>
       </w:pPr>
-      <w:bookmarkStart w:id="168" w:name="_Toc244139765"/>
+      <w:bookmarkStart w:id="168" w:name="_Toc244141230"/>
       <w:r>
         <w:t>Usare il risultato nel progetto</w:t>
       </w:r>
@@ -40501,7 +40547,7 @@
         <w:keepNext/>
         <w:spacing w:after="140"/>
       </w:pPr>
-      <w:bookmarkStart w:id="169" w:name="_Toc244139766"/>
+      <w:bookmarkStart w:id="169" w:name="_Toc244141231"/>
       <w:r>
         <w:t>Esaminare le sezioni del modello</w:t>
       </w:r>
@@ -40553,7 +40599,7 @@
         </w:rPr>
         <w:lastRenderedPageBreak/>
         <w:drawing>
-          <wp:inline distT="0" distB="0" distL="0" distR="0" wp14:anchorId="16D2DD4D" wp14:editId="32808879">
+          <wp:inline distT="0" distB="0" distL="0" distR="0" wp14:anchorId="11DA54B6" wp14:editId="7FF08D2D">
             <wp:extent cx="6120000" cy="4267204"/>
             <wp:effectExtent l="0" t="0" r="0" b="0"/>
             <wp:docPr id="12" name="Picture 12" descr="Finestra di dettaglio con una sezione composta di esempio"/>
@@ -40603,7 +40649,7 @@
         <w:keepNext/>
         <w:spacing w:after="140"/>
       </w:pPr>
-      <w:bookmarkStart w:id="170" w:name="_Toc244139767"/>
+      <w:bookmarkStart w:id="170" w:name="_Toc244141232"/>
       <w:r>
         <w:t>Leggere geometria proprietà e attributi</w:t>
       </w:r>
@@ -40717,7 +40763,7 @@
         <w:keepNext/>
         <w:spacing w:after="140"/>
       </w:pPr>
-      <w:bookmarkStart w:id="171" w:name="_Toc244139768"/>
+      <w:bookmarkStart w:id="171" w:name="_Toc244141233"/>
       <w:r>
         <w:lastRenderedPageBreak/>
         <w:t>Individuare gli elementi e leggere i volumi</w:t>
@@ -40804,7 +40850,7 @@
         <w:keepNext/>
         <w:spacing w:after="140"/>
       </w:pPr>
-      <w:bookmarkStart w:id="172" w:name="_Toc244139769"/>
+      <w:bookmarkStart w:id="172" w:name="_Toc244141234"/>
       <w:r>
         <w:t>Paratie e sostegni flessibili</w:t>
       </w:r>
@@ -40824,7 +40870,7 @@
         <w:keepNext/>
         <w:spacing w:after="140"/>
       </w:pPr>
-      <w:bookmarkStart w:id="173" w:name="_Toc244139770"/>
+      <w:bookmarkStart w:id="173" w:name="_Toc244141235"/>
       <w:r>
         <w:t>Navigare nell’albero di lavoro</w:t>
       </w:r>
@@ -40935,7 +40981,7 @@
         <w:keepNext/>
         <w:spacing w:after="140"/>
       </w:pPr>
-      <w:bookmarkStart w:id="174" w:name="_Toc244139771"/>
+      <w:bookmarkStart w:id="174" w:name="_Toc244141236"/>
       <w:r>
         <w:t>Definire il modello e le unità</w:t>
       </w:r>
@@ -41102,7 +41148,7 @@
         </w:rPr>
         <w:lastRenderedPageBreak/>
         <w:drawing>
-          <wp:inline distT="0" distB="0" distL="0" distR="0" wp14:anchorId="080057F6" wp14:editId="103B2F38">
+          <wp:inline distT="0" distB="0" distL="0" distR="0" wp14:anchorId="4A64E6FE" wp14:editId="1BFE6AA1">
             <wp:extent cx="6120000" cy="3990564"/>
             <wp:effectExtent l="0" t="0" r="0" b="0"/>
             <wp:docPr id="13" name="Picture 13" descr="Modifica delle fasi con sezione grafica sempre visibile"/>
@@ -41259,7 +41305,7 @@
         <w:keepNext/>
         <w:spacing w:after="140"/>
       </w:pPr>
-      <w:bookmarkStart w:id="175" w:name="_Toc244139772"/>
+      <w:bookmarkStart w:id="175" w:name="_Toc244141237"/>
       <w:r>
         <w:t>Riutilizzare la stratigrafia</w:t>
       </w:r>
@@ -41323,7 +41369,7 @@
         <w:keepNext/>
         <w:spacing w:after="140"/>
       </w:pPr>
-      <w:bookmarkStart w:id="176" w:name="_Toc244139773"/>
+      <w:bookmarkStart w:id="176" w:name="_Toc244141238"/>
       <w:r>
         <w:t>Costruire la storia delle fasi</w:t>
       </w:r>
@@ -41422,7 +41468,7 @@
         <w:keepNext/>
         <w:spacing w:after="140"/>
       </w:pPr>
-      <w:bookmarkStart w:id="177" w:name="_Toc244139774"/>
+      <w:bookmarkStart w:id="177" w:name="_Toc244141239"/>
       <w:r>
         <w:t>Impostare falda e filtrazione</w:t>
       </w:r>
@@ -41503,7 +41549,7 @@
         <w:keepNext/>
         <w:spacing w:after="140"/>
       </w:pPr>
-      <w:bookmarkStart w:id="178" w:name="_Toc244139775"/>
+      <w:bookmarkStart w:id="178" w:name="_Toc244141240"/>
       <w:r>
         <w:t>Richiedere le verifiche</w:t>
       </w:r>
@@ -41635,7 +41681,7 @@
         <w:keepNext/>
         <w:spacing w:after="140"/>
       </w:pPr>
-      <w:bookmarkStart w:id="179" w:name="_Toc244139776"/>
+      <w:bookmarkStart w:id="179" w:name="_Toc244141241"/>
       <w:r>
         <w:t>Calcolare e leggere gli esiti</w:t>
       </w:r>
@@ -41704,7 +41750,7 @@
         </w:rPr>
         <w:lastRenderedPageBreak/>
         <w:drawing>
-          <wp:inline distT="0" distB="0" distL="0" distR="0" wp14:anchorId="498F2952" wp14:editId="14310E8D">
+          <wp:inline distT="0" distB="0" distL="0" distR="0" wp14:anchorId="0A4D597D" wp14:editId="546ED053">
             <wp:extent cx="6120000" cy="3990564"/>
             <wp:effectExtent l="0" t="0" r="0" b="0"/>
             <wp:docPr id="14" name="Picture 14" descr="Diagramma del carico trapezoidale e risultati della mensola di prova"/>
@@ -41762,7 +41808,7 @@
         <w:keepNext/>
         <w:spacing w:after="140"/>
       </w:pPr>
-      <w:bookmarkStart w:id="180" w:name="_Toc244139777"/>
+      <w:bookmarkStart w:id="180" w:name="_Toc244141242"/>
       <w:r>
         <w:t>Esempio riproducibile del carico trapezoidale</w:t>
       </w:r>
@@ -41790,7 +41836,7 @@
         <w:keepNext/>
         <w:spacing w:after="140"/>
       </w:pPr>
-      <w:bookmarkStart w:id="181" w:name="_Toc244139778"/>
+      <w:bookmarkStart w:id="181" w:name="_Toc244141243"/>
       <w:r>
         <w:t>Ricercare l'infissione sulla griglia assegnata</w:t>
       </w:r>
@@ -41922,7 +41968,7 @@
         </w:rPr>
         <w:lastRenderedPageBreak/>
         <w:drawing>
-          <wp:inline distT="0" distB="0" distL="0" distR="0" wp14:anchorId="3907EFF2" wp14:editId="008CDDA7">
+          <wp:inline distT="0" distB="0" distL="0" distR="0" wp14:anchorId="3A3AD7AB" wp14:editId="7E709AF3">
             <wp:extent cx="6120000" cy="3990564"/>
             <wp:effectExtent l="0" t="0" r="0" b="0"/>
             <wp:docPr id="15" name="Picture 15" descr="Ricerca dell'infissione e criterio governante nel benchmark elastico"/>
@@ -41972,7 +42018,7 @@
         <w:keepNext/>
         <w:spacing w:after="140"/>
       </w:pPr>
-      <w:bookmarkStart w:id="182" w:name="_Toc244139779"/>
+      <w:bookmarkStart w:id="182" w:name="_Toc244141244"/>
       <w:r>
         <w:t>Leggere gli inviluppi delle fasi</w:t>
       </w:r>
@@ -42089,7 +42135,7 @@
           <w:noProof/>
         </w:rPr>
         <w:drawing>
-          <wp:inline distT="0" distB="0" distL="0" distR="0" wp14:anchorId="371FEEC4" wp14:editId="5F17974A">
+          <wp:inline distT="0" distB="0" distL="0" distR="0" wp14:anchorId="40F568B1" wp14:editId="21BE376D">
             <wp:extent cx="6120000" cy="3990564"/>
             <wp:effectExtent l="0" t="0" r="0" b="0"/>
             <wp:docPr id="16" name="Picture 16" descr="Inviluppi di momento delle fasi nel benchmark su fondazione elastica"/>
@@ -42139,7 +42185,7 @@
         <w:keepNext/>
         <w:spacing w:after="140"/>
       </w:pPr>
-      <w:bookmarkStart w:id="183" w:name="_Toc244139780"/>
+      <w:bookmarkStart w:id="183" w:name="_Toc244141245"/>
       <w:r>
         <w:t>Gestire casi e combinazioni assegnate</w:t>
       </w:r>
@@ -42246,7 +42292,7 @@
         <w:keepNext/>
         <w:spacing w:after="140"/>
       </w:pPr>
-      <w:bookmarkStart w:id="184" w:name="_Toc244139781"/>
+      <w:bookmarkStart w:id="184" w:name="_Toc244141246"/>
       <w:r>
         <w:t>Funzioni ancora da completare</w:t>
       </w:r>

--- a/supporto/documentazione/Guide_ANTHEA/ANTHEA_Guida_pratica_ITEC_Rev62.docx
+++ b/supporto/documentazione/Guide_ANTHEA/ANTHEA_Guida_pratica_ITEC_Rev62.docx
@@ -2334,7 +2334,7 @@
       <w:r>
         <w:fldChar w:fldCharType="separate"/>
       </w:r>
-      <w:hyperlink w:anchor="_Toc244141064" w:history="1">
+      <w:hyperlink w:anchor="_Toc244142451" w:history="1">
         <w:r>
           <w:rPr>
             <w:rStyle w:val="Collegamentoipertestuale"/>
@@ -2382,7 +2382,7 @@
             <w:noProof/>
             <w:webHidden/>
           </w:rPr>
-          <w:instrText xml:space="preserve"> PAGEREF _Toc244141064 \h </w:instrText>
+          <w:instrText xml:space="preserve"> PAGEREF _Toc244142451 \h </w:instrText>
         </w:r>
         <w:r>
           <w:rPr>
@@ -2429,7 +2429,7 @@
           <w14:ligatures w14:val="standardContextual"/>
         </w:rPr>
       </w:pPr>
-      <w:hyperlink w:anchor="_Toc244141065" w:history="1">
+      <w:hyperlink w:anchor="_Toc244142452" w:history="1">
         <w:r>
           <w:rPr>
             <w:rStyle w:val="Collegamentoipertestuale"/>
@@ -2474,7 +2474,7 @@
             <w:noProof/>
             <w:webHidden/>
           </w:rPr>
-          <w:instrText xml:space="preserve"> PAGEREF _Toc244141065 \h </w:instrText>
+          <w:instrText xml:space="preserve"> PAGEREF _Toc244142452 \h </w:instrText>
         </w:r>
         <w:r>
           <w:rPr>
@@ -2521,7 +2521,7 @@
           <w14:ligatures w14:val="standardContextual"/>
         </w:rPr>
       </w:pPr>
-      <w:hyperlink w:anchor="_Toc244141066" w:history="1">
+      <w:hyperlink w:anchor="_Toc244142453" w:history="1">
         <w:r>
           <w:rPr>
             <w:rStyle w:val="Collegamentoipertestuale"/>
@@ -2566,7 +2566,7 @@
             <w:noProof/>
             <w:webHidden/>
           </w:rPr>
-          <w:instrText xml:space="preserve"> PAGEREF _Toc244141066 \h </w:instrText>
+          <w:instrText xml:space="preserve"> PAGEREF _Toc244142453 \h </w:instrText>
         </w:r>
         <w:r>
           <w:rPr>
@@ -2613,7 +2613,7 @@
           <w14:ligatures w14:val="standardContextual"/>
         </w:rPr>
       </w:pPr>
-      <w:hyperlink w:anchor="_Toc244141067" w:history="1">
+      <w:hyperlink w:anchor="_Toc244142454" w:history="1">
         <w:r>
           <w:rPr>
             <w:rStyle w:val="Collegamentoipertestuale"/>
@@ -2658,7 +2658,7 @@
             <w:noProof/>
             <w:webHidden/>
           </w:rPr>
-          <w:instrText xml:space="preserve"> PAGEREF _Toc244141067 \h </w:instrText>
+          <w:instrText xml:space="preserve"> PAGEREF _Toc244142454 \h </w:instrText>
         </w:r>
         <w:r>
           <w:rPr>
@@ -2705,7 +2705,7 @@
           <w14:ligatures w14:val="standardContextual"/>
         </w:rPr>
       </w:pPr>
-      <w:hyperlink w:anchor="_Toc244141068" w:history="1">
+      <w:hyperlink w:anchor="_Toc244142455" w:history="1">
         <w:r>
           <w:rPr>
             <w:rStyle w:val="Collegamentoipertestuale"/>
@@ -2750,7 +2750,7 @@
             <w:noProof/>
             <w:webHidden/>
           </w:rPr>
-          <w:instrText xml:space="preserve"> PAGEREF _Toc244141068 \h </w:instrText>
+          <w:instrText xml:space="preserve"> PAGEREF _Toc244142455 \h </w:instrText>
         </w:r>
         <w:r>
           <w:rPr>
@@ -2796,7 +2796,7 @@
           <w14:ligatures w14:val="standardContextual"/>
         </w:rPr>
       </w:pPr>
-      <w:hyperlink w:anchor="_Toc244141069" w:history="1">
+      <w:hyperlink w:anchor="_Toc244142456" w:history="1">
         <w:r>
           <w:rPr>
             <w:rStyle w:val="Collegamentoipertestuale"/>
@@ -2844,7 +2844,7 @@
             <w:noProof/>
             <w:webHidden/>
           </w:rPr>
-          <w:instrText xml:space="preserve"> PAGEREF _Toc244141069 \h </w:instrText>
+          <w:instrText xml:space="preserve"> PAGEREF _Toc244142456 \h </w:instrText>
         </w:r>
         <w:r>
           <w:rPr>
@@ -2891,7 +2891,7 @@
           <w14:ligatures w14:val="standardContextual"/>
         </w:rPr>
       </w:pPr>
-      <w:hyperlink w:anchor="_Toc244141070" w:history="1">
+      <w:hyperlink w:anchor="_Toc244142457" w:history="1">
         <w:r>
           <w:rPr>
             <w:rStyle w:val="Collegamentoipertestuale"/>
@@ -2936,7 +2936,7 @@
             <w:noProof/>
             <w:webHidden/>
           </w:rPr>
-          <w:instrText xml:space="preserve"> PAGEREF _Toc244141070 \h </w:instrText>
+          <w:instrText xml:space="preserve"> PAGEREF _Toc244142457 \h </w:instrText>
         </w:r>
         <w:r>
           <w:rPr>
@@ -2983,7 +2983,7 @@
           <w14:ligatures w14:val="standardContextual"/>
         </w:rPr>
       </w:pPr>
-      <w:hyperlink w:anchor="_Toc244141071" w:history="1">
+      <w:hyperlink w:anchor="_Toc244142458" w:history="1">
         <w:r>
           <w:rPr>
             <w:rStyle w:val="Collegamentoipertestuale"/>
@@ -3028,7 +3028,7 @@
             <w:noProof/>
             <w:webHidden/>
           </w:rPr>
-          <w:instrText xml:space="preserve"> PAGEREF _Toc244141071 \h </w:instrText>
+          <w:instrText xml:space="preserve"> PAGEREF _Toc244142458 \h </w:instrText>
         </w:r>
         <w:r>
           <w:rPr>
@@ -3075,7 +3075,7 @@
           <w14:ligatures w14:val="standardContextual"/>
         </w:rPr>
       </w:pPr>
-      <w:hyperlink w:anchor="_Toc244141072" w:history="1">
+      <w:hyperlink w:anchor="_Toc244142459" w:history="1">
         <w:r>
           <w:rPr>
             <w:rStyle w:val="Collegamentoipertestuale"/>
@@ -3120,7 +3120,7 @@
             <w:noProof/>
             <w:webHidden/>
           </w:rPr>
-          <w:instrText xml:space="preserve"> PAGEREF _Toc244141072 \h </w:instrText>
+          <w:instrText xml:space="preserve"> PAGEREF _Toc244142459 \h </w:instrText>
         </w:r>
         <w:r>
           <w:rPr>
@@ -3167,7 +3167,7 @@
           <w14:ligatures w14:val="standardContextual"/>
         </w:rPr>
       </w:pPr>
-      <w:hyperlink w:anchor="_Toc244141073" w:history="1">
+      <w:hyperlink w:anchor="_Toc244142460" w:history="1">
         <w:r>
           <w:rPr>
             <w:rStyle w:val="Collegamentoipertestuale"/>
@@ -3212,7 +3212,7 @@
             <w:noProof/>
             <w:webHidden/>
           </w:rPr>
-          <w:instrText xml:space="preserve"> PAGEREF _Toc244141073 \h </w:instrText>
+          <w:instrText xml:space="preserve"> PAGEREF _Toc244142460 \h </w:instrText>
         </w:r>
         <w:r>
           <w:rPr>
@@ -3258,7 +3258,7 @@
           <w14:ligatures w14:val="standardContextual"/>
         </w:rPr>
       </w:pPr>
-      <w:hyperlink w:anchor="_Toc244141074" w:history="1">
+      <w:hyperlink w:anchor="_Toc244142461" w:history="1">
         <w:r>
           <w:rPr>
             <w:rStyle w:val="Collegamentoipertestuale"/>
@@ -3306,7 +3306,7 @@
             <w:noProof/>
             <w:webHidden/>
           </w:rPr>
-          <w:instrText xml:space="preserve"> PAGEREF _Toc244141074 \h </w:instrText>
+          <w:instrText xml:space="preserve"> PAGEREF _Toc244142461 \h </w:instrText>
         </w:r>
         <w:r>
           <w:rPr>
@@ -3353,7 +3353,7 @@
           <w14:ligatures w14:val="standardContextual"/>
         </w:rPr>
       </w:pPr>
-      <w:hyperlink w:anchor="_Toc244141075" w:history="1">
+      <w:hyperlink w:anchor="_Toc244142462" w:history="1">
         <w:r>
           <w:rPr>
             <w:rStyle w:val="Collegamentoipertestuale"/>
@@ -3398,7 +3398,7 @@
             <w:noProof/>
             <w:webHidden/>
           </w:rPr>
-          <w:instrText xml:space="preserve"> PAGEREF _Toc244141075 \h </w:instrText>
+          <w:instrText xml:space="preserve"> PAGEREF _Toc244142462 \h </w:instrText>
         </w:r>
         <w:r>
           <w:rPr>
@@ -3445,7 +3445,7 @@
           <w14:ligatures w14:val="standardContextual"/>
         </w:rPr>
       </w:pPr>
-      <w:hyperlink w:anchor="_Toc244141076" w:history="1">
+      <w:hyperlink w:anchor="_Toc244142463" w:history="1">
         <w:r>
           <w:rPr>
             <w:rStyle w:val="Collegamentoipertestuale"/>
@@ -3490,7 +3490,7 @@
             <w:noProof/>
             <w:webHidden/>
           </w:rPr>
-          <w:instrText xml:space="preserve"> PAGEREF _Toc244141076 \h </w:instrText>
+          <w:instrText xml:space="preserve"> PAGEREF _Toc244142463 \h </w:instrText>
         </w:r>
         <w:r>
           <w:rPr>
@@ -3537,7 +3537,7 @@
           <w14:ligatures w14:val="standardContextual"/>
         </w:rPr>
       </w:pPr>
-      <w:hyperlink w:anchor="_Toc244141077" w:history="1">
+      <w:hyperlink w:anchor="_Toc244142464" w:history="1">
         <w:r>
           <w:rPr>
             <w:rStyle w:val="Collegamentoipertestuale"/>
@@ -3582,7 +3582,7 @@
             <w:noProof/>
             <w:webHidden/>
           </w:rPr>
-          <w:instrText xml:space="preserve"> PAGEREF _Toc244141077 \h </w:instrText>
+          <w:instrText xml:space="preserve"> PAGEREF _Toc244142464 \h </w:instrText>
         </w:r>
         <w:r>
           <w:rPr>
@@ -3629,7 +3629,7 @@
           <w14:ligatures w14:val="standardContextual"/>
         </w:rPr>
       </w:pPr>
-      <w:hyperlink w:anchor="_Toc244141078" w:history="1">
+      <w:hyperlink w:anchor="_Toc244142465" w:history="1">
         <w:r>
           <w:rPr>
             <w:rStyle w:val="Collegamentoipertestuale"/>
@@ -3674,7 +3674,7 @@
             <w:noProof/>
             <w:webHidden/>
           </w:rPr>
-          <w:instrText xml:space="preserve"> PAGEREF _Toc244141078 \h </w:instrText>
+          <w:instrText xml:space="preserve"> PAGEREF _Toc244142465 \h </w:instrText>
         </w:r>
         <w:r>
           <w:rPr>
@@ -3721,7 +3721,7 @@
           <w14:ligatures w14:val="standardContextual"/>
         </w:rPr>
       </w:pPr>
-      <w:hyperlink w:anchor="_Toc244141079" w:history="1">
+      <w:hyperlink w:anchor="_Toc244142466" w:history="1">
         <w:r>
           <w:rPr>
             <w:rStyle w:val="Collegamentoipertestuale"/>
@@ -3766,7 +3766,7 @@
             <w:noProof/>
             <w:webHidden/>
           </w:rPr>
-          <w:instrText xml:space="preserve"> PAGEREF _Toc244141079 \h </w:instrText>
+          <w:instrText xml:space="preserve"> PAGEREF _Toc244142466 \h </w:instrText>
         </w:r>
         <w:r>
           <w:rPr>
@@ -3812,7 +3812,7 @@
           <w14:ligatures w14:val="standardContextual"/>
         </w:rPr>
       </w:pPr>
-      <w:hyperlink w:anchor="_Toc244141080" w:history="1">
+      <w:hyperlink w:anchor="_Toc244142467" w:history="1">
         <w:r>
           <w:rPr>
             <w:rStyle w:val="Collegamentoipertestuale"/>
@@ -3860,7 +3860,7 @@
             <w:noProof/>
             <w:webHidden/>
           </w:rPr>
-          <w:instrText xml:space="preserve"> PAGEREF _Toc244141080 \h </w:instrText>
+          <w:instrText xml:space="preserve"> PAGEREF _Toc244142467 \h </w:instrText>
         </w:r>
         <w:r>
           <w:rPr>
@@ -3907,7 +3907,7 @@
           <w14:ligatures w14:val="standardContextual"/>
         </w:rPr>
       </w:pPr>
-      <w:hyperlink w:anchor="_Toc244141081" w:history="1">
+      <w:hyperlink w:anchor="_Toc244142468" w:history="1">
         <w:r>
           <w:rPr>
             <w:rStyle w:val="Collegamentoipertestuale"/>
@@ -3952,7 +3952,7 @@
             <w:noProof/>
             <w:webHidden/>
           </w:rPr>
-          <w:instrText xml:space="preserve"> PAGEREF _Toc244141081 \h </w:instrText>
+          <w:instrText xml:space="preserve"> PAGEREF _Toc244142468 \h </w:instrText>
         </w:r>
         <w:r>
           <w:rPr>
@@ -3999,7 +3999,7 @@
           <w14:ligatures w14:val="standardContextual"/>
         </w:rPr>
       </w:pPr>
-      <w:hyperlink w:anchor="_Toc244141082" w:history="1">
+      <w:hyperlink w:anchor="_Toc244142469" w:history="1">
         <w:r>
           <w:rPr>
             <w:rStyle w:val="Collegamentoipertestuale"/>
@@ -4044,7 +4044,7 @@
             <w:noProof/>
             <w:webHidden/>
           </w:rPr>
-          <w:instrText xml:space="preserve"> PAGEREF _Toc244141082 \h </w:instrText>
+          <w:instrText xml:space="preserve"> PAGEREF _Toc244142469 \h </w:instrText>
         </w:r>
         <w:r>
           <w:rPr>
@@ -4091,7 +4091,7 @@
           <w14:ligatures w14:val="standardContextual"/>
         </w:rPr>
       </w:pPr>
-      <w:hyperlink w:anchor="_Toc244141083" w:history="1">
+      <w:hyperlink w:anchor="_Toc244142470" w:history="1">
         <w:r>
           <w:rPr>
             <w:rStyle w:val="Collegamentoipertestuale"/>
@@ -4136,7 +4136,7 @@
             <w:noProof/>
             <w:webHidden/>
           </w:rPr>
-          <w:instrText xml:space="preserve"> PAGEREF _Toc244141083 \h </w:instrText>
+          <w:instrText xml:space="preserve"> PAGEREF _Toc244142470 \h </w:instrText>
         </w:r>
         <w:r>
           <w:rPr>
@@ -4183,7 +4183,7 @@
           <w14:ligatures w14:val="standardContextual"/>
         </w:rPr>
       </w:pPr>
-      <w:hyperlink w:anchor="_Toc244141084" w:history="1">
+      <w:hyperlink w:anchor="_Toc244142471" w:history="1">
         <w:r>
           <w:rPr>
             <w:rStyle w:val="Collegamentoipertestuale"/>
@@ -4228,7 +4228,7 @@
             <w:noProof/>
             <w:webHidden/>
           </w:rPr>
-          <w:instrText xml:space="preserve"> PAGEREF _Toc244141084 \h </w:instrText>
+          <w:instrText xml:space="preserve"> PAGEREF _Toc244142471 \h </w:instrText>
         </w:r>
         <w:r>
           <w:rPr>
@@ -4275,7 +4275,7 @@
           <w14:ligatures w14:val="standardContextual"/>
         </w:rPr>
       </w:pPr>
-      <w:hyperlink w:anchor="_Toc244141085" w:history="1">
+      <w:hyperlink w:anchor="_Toc244142472" w:history="1">
         <w:r>
           <w:rPr>
             <w:rStyle w:val="Collegamentoipertestuale"/>
@@ -4320,7 +4320,7 @@
             <w:noProof/>
             <w:webHidden/>
           </w:rPr>
-          <w:instrText xml:space="preserve"> PAGEREF _Toc244141085 \h </w:instrText>
+          <w:instrText xml:space="preserve"> PAGEREF _Toc244142472 \h </w:instrText>
         </w:r>
         <w:r>
           <w:rPr>
@@ -4367,7 +4367,7 @@
           <w14:ligatures w14:val="standardContextual"/>
         </w:rPr>
       </w:pPr>
-      <w:hyperlink w:anchor="_Toc244141086" w:history="1">
+      <w:hyperlink w:anchor="_Toc244142473" w:history="1">
         <w:r>
           <w:rPr>
             <w:rStyle w:val="Collegamentoipertestuale"/>
@@ -4412,7 +4412,7 @@
             <w:noProof/>
             <w:webHidden/>
           </w:rPr>
-          <w:instrText xml:space="preserve"> PAGEREF _Toc244141086 \h </w:instrText>
+          <w:instrText xml:space="preserve"> PAGEREF _Toc244142473 \h </w:instrText>
         </w:r>
         <w:r>
           <w:rPr>
@@ -4458,7 +4458,7 @@
           <w14:ligatures w14:val="standardContextual"/>
         </w:rPr>
       </w:pPr>
-      <w:hyperlink w:anchor="_Toc244141087" w:history="1">
+      <w:hyperlink w:anchor="_Toc244142474" w:history="1">
         <w:r>
           <w:rPr>
             <w:rStyle w:val="Collegamentoipertestuale"/>
@@ -4506,7 +4506,7 @@
             <w:noProof/>
             <w:webHidden/>
           </w:rPr>
-          <w:instrText xml:space="preserve"> PAGEREF _Toc244141087 \h </w:instrText>
+          <w:instrText xml:space="preserve"> PAGEREF _Toc244142474 \h </w:instrText>
         </w:r>
         <w:r>
           <w:rPr>
@@ -4553,7 +4553,7 @@
           <w14:ligatures w14:val="standardContextual"/>
         </w:rPr>
       </w:pPr>
-      <w:hyperlink w:anchor="_Toc244141088" w:history="1">
+      <w:hyperlink w:anchor="_Toc244142475" w:history="1">
         <w:r>
           <w:rPr>
             <w:rStyle w:val="Collegamentoipertestuale"/>
@@ -4598,7 +4598,7 @@
             <w:noProof/>
             <w:webHidden/>
           </w:rPr>
-          <w:instrText xml:space="preserve"> PAGEREF _Toc244141088 \h </w:instrText>
+          <w:instrText xml:space="preserve"> PAGEREF _Toc244142475 \h </w:instrText>
         </w:r>
         <w:r>
           <w:rPr>
@@ -4645,7 +4645,7 @@
           <w14:ligatures w14:val="standardContextual"/>
         </w:rPr>
       </w:pPr>
-      <w:hyperlink w:anchor="_Toc244141089" w:history="1">
+      <w:hyperlink w:anchor="_Toc244142476" w:history="1">
         <w:r>
           <w:rPr>
             <w:rStyle w:val="Collegamentoipertestuale"/>
@@ -4690,7 +4690,7 @@
             <w:noProof/>
             <w:webHidden/>
           </w:rPr>
-          <w:instrText xml:space="preserve"> PAGEREF _Toc244141089 \h </w:instrText>
+          <w:instrText xml:space="preserve"> PAGEREF _Toc244142476 \h </w:instrText>
         </w:r>
         <w:r>
           <w:rPr>
@@ -4736,7 +4736,7 @@
           <w14:ligatures w14:val="standardContextual"/>
         </w:rPr>
       </w:pPr>
-      <w:hyperlink w:anchor="_Toc244141090" w:history="1">
+      <w:hyperlink w:anchor="_Toc244142477" w:history="1">
         <w:r>
           <w:rPr>
             <w:rStyle w:val="Collegamentoipertestuale"/>
@@ -4784,7 +4784,7 @@
             <w:noProof/>
             <w:webHidden/>
           </w:rPr>
-          <w:instrText xml:space="preserve"> PAGEREF _Toc244141090 \h </w:instrText>
+          <w:instrText xml:space="preserve"> PAGEREF _Toc244142477 \h </w:instrText>
         </w:r>
         <w:r>
           <w:rPr>
@@ -4831,7 +4831,7 @@
           <w14:ligatures w14:val="standardContextual"/>
         </w:rPr>
       </w:pPr>
-      <w:hyperlink w:anchor="_Toc244141091" w:history="1">
+      <w:hyperlink w:anchor="_Toc244142478" w:history="1">
         <w:r>
           <w:rPr>
             <w:rStyle w:val="Collegamentoipertestuale"/>
@@ -4876,7 +4876,7 @@
             <w:noProof/>
             <w:webHidden/>
           </w:rPr>
-          <w:instrText xml:space="preserve"> PAGEREF _Toc244141091 \h </w:instrText>
+          <w:instrText xml:space="preserve"> PAGEREF _Toc244142478 \h </w:instrText>
         </w:r>
         <w:r>
           <w:rPr>
@@ -4923,7 +4923,7 @@
           <w14:ligatures w14:val="standardContextual"/>
         </w:rPr>
       </w:pPr>
-      <w:hyperlink w:anchor="_Toc244141092" w:history="1">
+      <w:hyperlink w:anchor="_Toc244142479" w:history="1">
         <w:r>
           <w:rPr>
             <w:rStyle w:val="Collegamentoipertestuale"/>
@@ -4968,7 +4968,7 @@
             <w:noProof/>
             <w:webHidden/>
           </w:rPr>
-          <w:instrText xml:space="preserve"> PAGEREF _Toc244141092 \h </w:instrText>
+          <w:instrText xml:space="preserve"> PAGEREF _Toc244142479 \h </w:instrText>
         </w:r>
         <w:r>
           <w:rPr>
@@ -5015,7 +5015,7 @@
           <w14:ligatures w14:val="standardContextual"/>
         </w:rPr>
       </w:pPr>
-      <w:hyperlink w:anchor="_Toc244141093" w:history="1">
+      <w:hyperlink w:anchor="_Toc244142480" w:history="1">
         <w:r>
           <w:rPr>
             <w:rStyle w:val="Collegamentoipertestuale"/>
@@ -5060,7 +5060,7 @@
             <w:noProof/>
             <w:webHidden/>
           </w:rPr>
-          <w:instrText xml:space="preserve"> PAGEREF _Toc244141093 \h </w:instrText>
+          <w:instrText xml:space="preserve"> PAGEREF _Toc244142480 \h </w:instrText>
         </w:r>
         <w:r>
           <w:rPr>
@@ -5107,7 +5107,7 @@
           <w14:ligatures w14:val="standardContextual"/>
         </w:rPr>
       </w:pPr>
-      <w:hyperlink w:anchor="_Toc244141094" w:history="1">
+      <w:hyperlink w:anchor="_Toc244142481" w:history="1">
         <w:r>
           <w:rPr>
             <w:rStyle w:val="Collegamentoipertestuale"/>
@@ -5152,7 +5152,7 @@
             <w:noProof/>
             <w:webHidden/>
           </w:rPr>
-          <w:instrText xml:space="preserve"> PAGEREF _Toc244141094 \h </w:instrText>
+          <w:instrText xml:space="preserve"> PAGEREF _Toc244142481 \h </w:instrText>
         </w:r>
         <w:r>
           <w:rPr>
@@ -5198,7 +5198,7 @@
           <w14:ligatures w14:val="standardContextual"/>
         </w:rPr>
       </w:pPr>
-      <w:hyperlink w:anchor="_Toc244141095" w:history="1">
+      <w:hyperlink w:anchor="_Toc244142482" w:history="1">
         <w:r>
           <w:rPr>
             <w:rStyle w:val="Collegamentoipertestuale"/>
@@ -5246,7 +5246,7 @@
             <w:noProof/>
             <w:webHidden/>
           </w:rPr>
-          <w:instrText xml:space="preserve"> PAGEREF _Toc244141095 \h </w:instrText>
+          <w:instrText xml:space="preserve"> PAGEREF _Toc244142482 \h </w:instrText>
         </w:r>
         <w:r>
           <w:rPr>
@@ -5293,7 +5293,7 @@
           <w14:ligatures w14:val="standardContextual"/>
         </w:rPr>
       </w:pPr>
-      <w:hyperlink w:anchor="_Toc244141096" w:history="1">
+      <w:hyperlink w:anchor="_Toc244142483" w:history="1">
         <w:r>
           <w:rPr>
             <w:rStyle w:val="Collegamentoipertestuale"/>
@@ -5338,7 +5338,7 @@
             <w:noProof/>
             <w:webHidden/>
           </w:rPr>
-          <w:instrText xml:space="preserve"> PAGEREF _Toc244141096 \h </w:instrText>
+          <w:instrText xml:space="preserve"> PAGEREF _Toc244142483 \h </w:instrText>
         </w:r>
         <w:r>
           <w:rPr>
@@ -5385,7 +5385,7 @@
           <w14:ligatures w14:val="standardContextual"/>
         </w:rPr>
       </w:pPr>
-      <w:hyperlink w:anchor="_Toc244141097" w:history="1">
+      <w:hyperlink w:anchor="_Toc244142484" w:history="1">
         <w:r>
           <w:rPr>
             <w:rStyle w:val="Collegamentoipertestuale"/>
@@ -5430,7 +5430,7 @@
             <w:noProof/>
             <w:webHidden/>
           </w:rPr>
-          <w:instrText xml:space="preserve"> PAGEREF _Toc244141097 \h </w:instrText>
+          <w:instrText xml:space="preserve"> PAGEREF _Toc244142484 \h </w:instrText>
         </w:r>
         <w:r>
           <w:rPr>
@@ -5476,7 +5476,7 @@
           <w14:ligatures w14:val="standardContextual"/>
         </w:rPr>
       </w:pPr>
-      <w:hyperlink w:anchor="_Toc244141098" w:history="1">
+      <w:hyperlink w:anchor="_Toc244142485" w:history="1">
         <w:r>
           <w:rPr>
             <w:rStyle w:val="Collegamentoipertestuale"/>
@@ -5524,7 +5524,7 @@
             <w:noProof/>
             <w:webHidden/>
           </w:rPr>
-          <w:instrText xml:space="preserve"> PAGEREF _Toc244141098 \h </w:instrText>
+          <w:instrText xml:space="preserve"> PAGEREF _Toc244142485 \h </w:instrText>
         </w:r>
         <w:r>
           <w:rPr>
@@ -5571,7 +5571,7 @@
           <w14:ligatures w14:val="standardContextual"/>
         </w:rPr>
       </w:pPr>
-      <w:hyperlink w:anchor="_Toc244141099" w:history="1">
+      <w:hyperlink w:anchor="_Toc244142486" w:history="1">
         <w:r>
           <w:rPr>
             <w:rStyle w:val="Collegamentoipertestuale"/>
@@ -5616,7 +5616,7 @@
             <w:noProof/>
             <w:webHidden/>
           </w:rPr>
-          <w:instrText xml:space="preserve"> PAGEREF _Toc244141099 \h </w:instrText>
+          <w:instrText xml:space="preserve"> PAGEREF _Toc244142486 \h </w:instrText>
         </w:r>
         <w:r>
           <w:rPr>
@@ -5663,7 +5663,7 @@
           <w14:ligatures w14:val="standardContextual"/>
         </w:rPr>
       </w:pPr>
-      <w:hyperlink w:anchor="_Toc244141100" w:history="1">
+      <w:hyperlink w:anchor="_Toc244142487" w:history="1">
         <w:r>
           <w:rPr>
             <w:rStyle w:val="Collegamentoipertestuale"/>
@@ -5708,7 +5708,7 @@
             <w:noProof/>
             <w:webHidden/>
           </w:rPr>
-          <w:instrText xml:space="preserve"> PAGEREF _Toc244141100 \h </w:instrText>
+          <w:instrText xml:space="preserve"> PAGEREF _Toc244142487 \h </w:instrText>
         </w:r>
         <w:r>
           <w:rPr>
@@ -5755,7 +5755,7 @@
           <w14:ligatures w14:val="standardContextual"/>
         </w:rPr>
       </w:pPr>
-      <w:hyperlink w:anchor="_Toc244141101" w:history="1">
+      <w:hyperlink w:anchor="_Toc244142488" w:history="1">
         <w:r>
           <w:rPr>
             <w:rStyle w:val="Collegamentoipertestuale"/>
@@ -5800,7 +5800,7 @@
             <w:noProof/>
             <w:webHidden/>
           </w:rPr>
-          <w:instrText xml:space="preserve"> PAGEREF _Toc244141101 \h </w:instrText>
+          <w:instrText xml:space="preserve"> PAGEREF _Toc244142488 \h </w:instrText>
         </w:r>
         <w:r>
           <w:rPr>
@@ -5847,7 +5847,7 @@
           <w14:ligatures w14:val="standardContextual"/>
         </w:rPr>
       </w:pPr>
-      <w:hyperlink w:anchor="_Toc244141102" w:history="1">
+      <w:hyperlink w:anchor="_Toc244142489" w:history="1">
         <w:r>
           <w:rPr>
             <w:rStyle w:val="Collegamentoipertestuale"/>
@@ -5892,7 +5892,7 @@
             <w:noProof/>
             <w:webHidden/>
           </w:rPr>
-          <w:instrText xml:space="preserve"> PAGEREF _Toc244141102 \h </w:instrText>
+          <w:instrText xml:space="preserve"> PAGEREF _Toc244142489 \h </w:instrText>
         </w:r>
         <w:r>
           <w:rPr>
@@ -5939,7 +5939,7 @@
           <w14:ligatures w14:val="standardContextual"/>
         </w:rPr>
       </w:pPr>
-      <w:hyperlink w:anchor="_Toc244141103" w:history="1">
+      <w:hyperlink w:anchor="_Toc244142490" w:history="1">
         <w:r>
           <w:rPr>
             <w:rStyle w:val="Collegamentoipertestuale"/>
@@ -5984,7 +5984,7 @@
             <w:noProof/>
             <w:webHidden/>
           </w:rPr>
-          <w:instrText xml:space="preserve"> PAGEREF _Toc244141103 \h </w:instrText>
+          <w:instrText xml:space="preserve"> PAGEREF _Toc244142490 \h </w:instrText>
         </w:r>
         <w:r>
           <w:rPr>
@@ -6030,7 +6030,7 @@
           <w14:ligatures w14:val="standardContextual"/>
         </w:rPr>
       </w:pPr>
-      <w:hyperlink w:anchor="_Toc244141104" w:history="1">
+      <w:hyperlink w:anchor="_Toc244142491" w:history="1">
         <w:r>
           <w:rPr>
             <w:rStyle w:val="Collegamentoipertestuale"/>
@@ -6078,7 +6078,7 @@
             <w:noProof/>
             <w:webHidden/>
           </w:rPr>
-          <w:instrText xml:space="preserve"> PAGEREF _Toc244141104 \h </w:instrText>
+          <w:instrText xml:space="preserve"> PAGEREF _Toc244142491 \h </w:instrText>
         </w:r>
         <w:r>
           <w:rPr>
@@ -6125,7 +6125,7 @@
           <w14:ligatures w14:val="standardContextual"/>
         </w:rPr>
       </w:pPr>
-      <w:hyperlink w:anchor="_Toc244141105" w:history="1">
+      <w:hyperlink w:anchor="_Toc244142492" w:history="1">
         <w:r>
           <w:rPr>
             <w:rStyle w:val="Collegamentoipertestuale"/>
@@ -6170,7 +6170,7 @@
             <w:noProof/>
             <w:webHidden/>
           </w:rPr>
-          <w:instrText xml:space="preserve"> PAGEREF _Toc244141105 \h </w:instrText>
+          <w:instrText xml:space="preserve"> PAGEREF _Toc244142492 \h </w:instrText>
         </w:r>
         <w:r>
           <w:rPr>
@@ -6217,7 +6217,7 @@
           <w14:ligatures w14:val="standardContextual"/>
         </w:rPr>
       </w:pPr>
-      <w:hyperlink w:anchor="_Toc244141106" w:history="1">
+      <w:hyperlink w:anchor="_Toc244142493" w:history="1">
         <w:r>
           <w:rPr>
             <w:rStyle w:val="Collegamentoipertestuale"/>
@@ -6262,7 +6262,7 @@
             <w:noProof/>
             <w:webHidden/>
           </w:rPr>
-          <w:instrText xml:space="preserve"> PAGEREF _Toc244141106 \h </w:instrText>
+          <w:instrText xml:space="preserve"> PAGEREF _Toc244142493 \h </w:instrText>
         </w:r>
         <w:r>
           <w:rPr>
@@ -6309,7 +6309,7 @@
           <w14:ligatures w14:val="standardContextual"/>
         </w:rPr>
       </w:pPr>
-      <w:hyperlink w:anchor="_Toc244141107" w:history="1">
+      <w:hyperlink w:anchor="_Toc244142494" w:history="1">
         <w:r>
           <w:rPr>
             <w:rStyle w:val="Collegamentoipertestuale"/>
@@ -6354,7 +6354,7 @@
             <w:noProof/>
             <w:webHidden/>
           </w:rPr>
-          <w:instrText xml:space="preserve"> PAGEREF _Toc244141107 \h </w:instrText>
+          <w:instrText xml:space="preserve"> PAGEREF _Toc244142494 \h </w:instrText>
         </w:r>
         <w:r>
           <w:rPr>
@@ -6401,7 +6401,7 @@
           <w14:ligatures w14:val="standardContextual"/>
         </w:rPr>
       </w:pPr>
-      <w:hyperlink w:anchor="_Toc244141108" w:history="1">
+      <w:hyperlink w:anchor="_Toc244142495" w:history="1">
         <w:r>
           <w:rPr>
             <w:rStyle w:val="Collegamentoipertestuale"/>
@@ -6446,7 +6446,7 @@
             <w:noProof/>
             <w:webHidden/>
           </w:rPr>
-          <w:instrText xml:space="preserve"> PAGEREF _Toc244141108 \h </w:instrText>
+          <w:instrText xml:space="preserve"> PAGEREF _Toc244142495 \h </w:instrText>
         </w:r>
         <w:r>
           <w:rPr>
@@ -6493,7 +6493,7 @@
           <w14:ligatures w14:val="standardContextual"/>
         </w:rPr>
       </w:pPr>
-      <w:hyperlink w:anchor="_Toc244141109" w:history="1">
+      <w:hyperlink w:anchor="_Toc244142496" w:history="1">
         <w:r>
           <w:rPr>
             <w:rStyle w:val="Collegamentoipertestuale"/>
@@ -6538,7 +6538,7 @@
             <w:noProof/>
             <w:webHidden/>
           </w:rPr>
-          <w:instrText xml:space="preserve"> PAGEREF _Toc244141109 \h </w:instrText>
+          <w:instrText xml:space="preserve"> PAGEREF _Toc244142496 \h </w:instrText>
         </w:r>
         <w:r>
           <w:rPr>
@@ -6585,7 +6585,7 @@
           <w14:ligatures w14:val="standardContextual"/>
         </w:rPr>
       </w:pPr>
-      <w:hyperlink w:anchor="_Toc244141110" w:history="1">
+      <w:hyperlink w:anchor="_Toc244142497" w:history="1">
         <w:r>
           <w:rPr>
             <w:rStyle w:val="Collegamentoipertestuale"/>
@@ -6630,7 +6630,7 @@
             <w:noProof/>
             <w:webHidden/>
           </w:rPr>
-          <w:instrText xml:space="preserve"> PAGEREF _Toc244141110 \h </w:instrText>
+          <w:instrText xml:space="preserve"> PAGEREF _Toc244142497 \h </w:instrText>
         </w:r>
         <w:r>
           <w:rPr>
@@ -6677,7 +6677,7 @@
           <w14:ligatures w14:val="standardContextual"/>
         </w:rPr>
       </w:pPr>
-      <w:hyperlink w:anchor="_Toc244141111" w:history="1">
+      <w:hyperlink w:anchor="_Toc244142498" w:history="1">
         <w:r>
           <w:rPr>
             <w:rStyle w:val="Collegamentoipertestuale"/>
@@ -6722,7 +6722,7 @@
             <w:noProof/>
             <w:webHidden/>
           </w:rPr>
-          <w:instrText xml:space="preserve"> PAGEREF _Toc244141111 \h </w:instrText>
+          <w:instrText xml:space="preserve"> PAGEREF _Toc244142498 \h </w:instrText>
         </w:r>
         <w:r>
           <w:rPr>
@@ -6769,7 +6769,7 @@
           <w14:ligatures w14:val="standardContextual"/>
         </w:rPr>
       </w:pPr>
-      <w:hyperlink w:anchor="_Toc244141112" w:history="1">
+      <w:hyperlink w:anchor="_Toc244142499" w:history="1">
         <w:r>
           <w:rPr>
             <w:rStyle w:val="Collegamentoipertestuale"/>
@@ -6814,7 +6814,7 @@
             <w:noProof/>
             <w:webHidden/>
           </w:rPr>
-          <w:instrText xml:space="preserve"> PAGEREF _Toc244141112 \h </w:instrText>
+          <w:instrText xml:space="preserve"> PAGEREF _Toc244142499 \h </w:instrText>
         </w:r>
         <w:r>
           <w:rPr>
@@ -6861,7 +6861,7 @@
           <w14:ligatures w14:val="standardContextual"/>
         </w:rPr>
       </w:pPr>
-      <w:hyperlink w:anchor="_Toc244141113" w:history="1">
+      <w:hyperlink w:anchor="_Toc244142500" w:history="1">
         <w:r>
           <w:rPr>
             <w:rStyle w:val="Collegamentoipertestuale"/>
@@ -6906,7 +6906,7 @@
             <w:noProof/>
             <w:webHidden/>
           </w:rPr>
-          <w:instrText xml:space="preserve"> PAGEREF _Toc244141113 \h </w:instrText>
+          <w:instrText xml:space="preserve"> PAGEREF _Toc244142500 \h </w:instrText>
         </w:r>
         <w:r>
           <w:rPr>
@@ -6952,7 +6952,7 @@
           <w14:ligatures w14:val="standardContextual"/>
         </w:rPr>
       </w:pPr>
-      <w:hyperlink w:anchor="_Toc244141114" w:history="1">
+      <w:hyperlink w:anchor="_Toc244142501" w:history="1">
         <w:r>
           <w:rPr>
             <w:rStyle w:val="Collegamentoipertestuale"/>
@@ -7000,7 +7000,7 @@
             <w:noProof/>
             <w:webHidden/>
           </w:rPr>
-          <w:instrText xml:space="preserve"> PAGEREF _Toc244141114 \h </w:instrText>
+          <w:instrText xml:space="preserve"> PAGEREF _Toc244142501 \h </w:instrText>
         </w:r>
         <w:r>
           <w:rPr>
@@ -7047,7 +7047,7 @@
           <w14:ligatures w14:val="standardContextual"/>
         </w:rPr>
       </w:pPr>
-      <w:hyperlink w:anchor="_Toc244141115" w:history="1">
+      <w:hyperlink w:anchor="_Toc244142502" w:history="1">
         <w:r>
           <w:rPr>
             <w:rStyle w:val="Collegamentoipertestuale"/>
@@ -7092,7 +7092,7 @@
             <w:noProof/>
             <w:webHidden/>
           </w:rPr>
-          <w:instrText xml:space="preserve"> PAGEREF _Toc244141115 \h </w:instrText>
+          <w:instrText xml:space="preserve"> PAGEREF _Toc244142502 \h </w:instrText>
         </w:r>
         <w:r>
           <w:rPr>
@@ -7139,7 +7139,7 @@
           <w14:ligatures w14:val="standardContextual"/>
         </w:rPr>
       </w:pPr>
-      <w:hyperlink w:anchor="_Toc244141116" w:history="1">
+      <w:hyperlink w:anchor="_Toc244142503" w:history="1">
         <w:r>
           <w:rPr>
             <w:rStyle w:val="Collegamentoipertestuale"/>
@@ -7184,7 +7184,7 @@
             <w:noProof/>
             <w:webHidden/>
           </w:rPr>
-          <w:instrText xml:space="preserve"> PAGEREF _Toc244141116 \h </w:instrText>
+          <w:instrText xml:space="preserve"> PAGEREF _Toc244142503 \h </w:instrText>
         </w:r>
         <w:r>
           <w:rPr>
@@ -7231,7 +7231,7 @@
           <w14:ligatures w14:val="standardContextual"/>
         </w:rPr>
       </w:pPr>
-      <w:hyperlink w:anchor="_Toc244141117" w:history="1">
+      <w:hyperlink w:anchor="_Toc244142504" w:history="1">
         <w:r>
           <w:rPr>
             <w:rStyle w:val="Collegamentoipertestuale"/>
@@ -7276,7 +7276,7 @@
             <w:noProof/>
             <w:webHidden/>
           </w:rPr>
-          <w:instrText xml:space="preserve"> PAGEREF _Toc244141117 \h </w:instrText>
+          <w:instrText xml:space="preserve"> PAGEREF _Toc244142504 \h </w:instrText>
         </w:r>
         <w:r>
           <w:rPr>
@@ -7323,7 +7323,7 @@
           <w14:ligatures w14:val="standardContextual"/>
         </w:rPr>
       </w:pPr>
-      <w:hyperlink w:anchor="_Toc244141118" w:history="1">
+      <w:hyperlink w:anchor="_Toc244142505" w:history="1">
         <w:r>
           <w:rPr>
             <w:rStyle w:val="Collegamentoipertestuale"/>
@@ -7368,7 +7368,7 @@
             <w:noProof/>
             <w:webHidden/>
           </w:rPr>
-          <w:instrText xml:space="preserve"> PAGEREF _Toc244141118 \h </w:instrText>
+          <w:instrText xml:space="preserve"> PAGEREF _Toc244142505 \h </w:instrText>
         </w:r>
         <w:r>
           <w:rPr>
@@ -7415,7 +7415,7 @@
           <w14:ligatures w14:val="standardContextual"/>
         </w:rPr>
       </w:pPr>
-      <w:hyperlink w:anchor="_Toc244141119" w:history="1">
+      <w:hyperlink w:anchor="_Toc244142506" w:history="1">
         <w:r>
           <w:rPr>
             <w:rStyle w:val="Collegamentoipertestuale"/>
@@ -7460,7 +7460,7 @@
             <w:noProof/>
             <w:webHidden/>
           </w:rPr>
-          <w:instrText xml:space="preserve"> PAGEREF _Toc244141119 \h </w:instrText>
+          <w:instrText xml:space="preserve"> PAGEREF _Toc244142506 \h </w:instrText>
         </w:r>
         <w:r>
           <w:rPr>
@@ -7507,7 +7507,7 @@
           <w14:ligatures w14:val="standardContextual"/>
         </w:rPr>
       </w:pPr>
-      <w:hyperlink w:anchor="_Toc244141120" w:history="1">
+      <w:hyperlink w:anchor="_Toc244142507" w:history="1">
         <w:r>
           <w:rPr>
             <w:rStyle w:val="Collegamentoipertestuale"/>
@@ -7552,7 +7552,7 @@
             <w:noProof/>
             <w:webHidden/>
           </w:rPr>
-          <w:instrText xml:space="preserve"> PAGEREF _Toc244141120 \h </w:instrText>
+          <w:instrText xml:space="preserve"> PAGEREF _Toc244142507 \h </w:instrText>
         </w:r>
         <w:r>
           <w:rPr>
@@ -7599,7 +7599,7 @@
           <w14:ligatures w14:val="standardContextual"/>
         </w:rPr>
       </w:pPr>
-      <w:hyperlink w:anchor="_Toc244141121" w:history="1">
+      <w:hyperlink w:anchor="_Toc244142508" w:history="1">
         <w:r>
           <w:rPr>
             <w:rStyle w:val="Collegamentoipertestuale"/>
@@ -7644,7 +7644,7 @@
             <w:noProof/>
             <w:webHidden/>
           </w:rPr>
-          <w:instrText xml:space="preserve"> PAGEREF _Toc244141121 \h </w:instrText>
+          <w:instrText xml:space="preserve"> PAGEREF _Toc244142508 \h </w:instrText>
         </w:r>
         <w:r>
           <w:rPr>
@@ -7691,7 +7691,7 @@
           <w14:ligatures w14:val="standardContextual"/>
         </w:rPr>
       </w:pPr>
-      <w:hyperlink w:anchor="_Toc244141122" w:history="1">
+      <w:hyperlink w:anchor="_Toc244142509" w:history="1">
         <w:r>
           <w:rPr>
             <w:rStyle w:val="Collegamentoipertestuale"/>
@@ -7736,7 +7736,7 @@
             <w:noProof/>
             <w:webHidden/>
           </w:rPr>
-          <w:instrText xml:space="preserve"> PAGEREF _Toc244141122 \h </w:instrText>
+          <w:instrText xml:space="preserve"> PAGEREF _Toc244142509 \h </w:instrText>
         </w:r>
         <w:r>
           <w:rPr>
@@ -7783,7 +7783,7 @@
           <w14:ligatures w14:val="standardContextual"/>
         </w:rPr>
       </w:pPr>
-      <w:hyperlink w:anchor="_Toc244141123" w:history="1">
+      <w:hyperlink w:anchor="_Toc244142510" w:history="1">
         <w:r>
           <w:rPr>
             <w:rStyle w:val="Collegamentoipertestuale"/>
@@ -7828,7 +7828,7 @@
             <w:noProof/>
             <w:webHidden/>
           </w:rPr>
-          <w:instrText xml:space="preserve"> PAGEREF _Toc244141123 \h </w:instrText>
+          <w:instrText xml:space="preserve"> PAGEREF _Toc244142510 \h </w:instrText>
         </w:r>
         <w:r>
           <w:rPr>
@@ -7875,7 +7875,7 @@
           <w14:ligatures w14:val="standardContextual"/>
         </w:rPr>
       </w:pPr>
-      <w:hyperlink w:anchor="_Toc244141124" w:history="1">
+      <w:hyperlink w:anchor="_Toc244142511" w:history="1">
         <w:r>
           <w:rPr>
             <w:rStyle w:val="Collegamentoipertestuale"/>
@@ -7920,7 +7920,7 @@
             <w:noProof/>
             <w:webHidden/>
           </w:rPr>
-          <w:instrText xml:space="preserve"> PAGEREF _Toc244141124 \h </w:instrText>
+          <w:instrText xml:space="preserve"> PAGEREF _Toc244142511 \h </w:instrText>
         </w:r>
         <w:r>
           <w:rPr>
@@ -7967,7 +7967,7 @@
           <w14:ligatures w14:val="standardContextual"/>
         </w:rPr>
       </w:pPr>
-      <w:hyperlink w:anchor="_Toc244141125" w:history="1">
+      <w:hyperlink w:anchor="_Toc244142512" w:history="1">
         <w:r>
           <w:rPr>
             <w:rStyle w:val="Collegamentoipertestuale"/>
@@ -8012,7 +8012,7 @@
             <w:noProof/>
             <w:webHidden/>
           </w:rPr>
-          <w:instrText xml:space="preserve"> PAGEREF _Toc244141125 \h </w:instrText>
+          <w:instrText xml:space="preserve"> PAGEREF _Toc244142512 \h </w:instrText>
         </w:r>
         <w:r>
           <w:rPr>
@@ -8059,7 +8059,7 @@
           <w14:ligatures w14:val="standardContextual"/>
         </w:rPr>
       </w:pPr>
-      <w:hyperlink w:anchor="_Toc244141126" w:history="1">
+      <w:hyperlink w:anchor="_Toc244142513" w:history="1">
         <w:r>
           <w:rPr>
             <w:rStyle w:val="Collegamentoipertestuale"/>
@@ -8104,7 +8104,7 @@
             <w:noProof/>
             <w:webHidden/>
           </w:rPr>
-          <w:instrText xml:space="preserve"> PAGEREF _Toc244141126 \h </w:instrText>
+          <w:instrText xml:space="preserve"> PAGEREF _Toc244142513 \h </w:instrText>
         </w:r>
         <w:r>
           <w:rPr>
@@ -8151,7 +8151,7 @@
           <w14:ligatures w14:val="standardContextual"/>
         </w:rPr>
       </w:pPr>
-      <w:hyperlink w:anchor="_Toc244141127" w:history="1">
+      <w:hyperlink w:anchor="_Toc244142514" w:history="1">
         <w:r>
           <w:rPr>
             <w:rStyle w:val="Collegamentoipertestuale"/>
@@ -8196,7 +8196,7 @@
             <w:noProof/>
             <w:webHidden/>
           </w:rPr>
-          <w:instrText xml:space="preserve"> PAGEREF _Toc244141127 \h </w:instrText>
+          <w:instrText xml:space="preserve"> PAGEREF _Toc244142514 \h </w:instrText>
         </w:r>
         <w:r>
           <w:rPr>
@@ -8243,7 +8243,7 @@
           <w14:ligatures w14:val="standardContextual"/>
         </w:rPr>
       </w:pPr>
-      <w:hyperlink w:anchor="_Toc244141128" w:history="1">
+      <w:hyperlink w:anchor="_Toc244142515" w:history="1">
         <w:r>
           <w:rPr>
             <w:rStyle w:val="Collegamentoipertestuale"/>
@@ -8288,7 +8288,7 @@
             <w:noProof/>
             <w:webHidden/>
           </w:rPr>
-          <w:instrText xml:space="preserve"> PAGEREF _Toc244141128 \h </w:instrText>
+          <w:instrText xml:space="preserve"> PAGEREF _Toc244142515 \h </w:instrText>
         </w:r>
         <w:r>
           <w:rPr>
@@ -8335,7 +8335,7 @@
           <w14:ligatures w14:val="standardContextual"/>
         </w:rPr>
       </w:pPr>
-      <w:hyperlink w:anchor="_Toc244141129" w:history="1">
+      <w:hyperlink w:anchor="_Toc244142516" w:history="1">
         <w:r>
           <w:rPr>
             <w:rStyle w:val="Collegamentoipertestuale"/>
@@ -8380,7 +8380,7 @@
             <w:noProof/>
             <w:webHidden/>
           </w:rPr>
-          <w:instrText xml:space="preserve"> PAGEREF _Toc244141129 \h </w:instrText>
+          <w:instrText xml:space="preserve"> PAGEREF _Toc244142516 \h </w:instrText>
         </w:r>
         <w:r>
           <w:rPr>
@@ -8427,7 +8427,7 @@
           <w14:ligatures w14:val="standardContextual"/>
         </w:rPr>
       </w:pPr>
-      <w:hyperlink w:anchor="_Toc244141130" w:history="1">
+      <w:hyperlink w:anchor="_Toc244142517" w:history="1">
         <w:r>
           <w:rPr>
             <w:rStyle w:val="Collegamentoipertestuale"/>
@@ -8472,7 +8472,7 @@
             <w:noProof/>
             <w:webHidden/>
           </w:rPr>
-          <w:instrText xml:space="preserve"> PAGEREF _Toc244141130 \h </w:instrText>
+          <w:instrText xml:space="preserve"> PAGEREF _Toc244142517 \h </w:instrText>
         </w:r>
         <w:r>
           <w:rPr>
@@ -8518,7 +8518,7 @@
           <w14:ligatures w14:val="standardContextual"/>
         </w:rPr>
       </w:pPr>
-      <w:hyperlink w:anchor="_Toc244141131" w:history="1">
+      <w:hyperlink w:anchor="_Toc244142518" w:history="1">
         <w:r>
           <w:rPr>
             <w:rStyle w:val="Collegamentoipertestuale"/>
@@ -8566,7 +8566,7 @@
             <w:noProof/>
             <w:webHidden/>
           </w:rPr>
-          <w:instrText xml:space="preserve"> PAGEREF _Toc244141131 \h </w:instrText>
+          <w:instrText xml:space="preserve"> PAGEREF _Toc244142518 \h </w:instrText>
         </w:r>
         <w:r>
           <w:rPr>
@@ -8613,7 +8613,7 @@
           <w14:ligatures w14:val="standardContextual"/>
         </w:rPr>
       </w:pPr>
-      <w:hyperlink w:anchor="_Toc244141132" w:history="1">
+      <w:hyperlink w:anchor="_Toc244142519" w:history="1">
         <w:r>
           <w:rPr>
             <w:rStyle w:val="Collegamentoipertestuale"/>
@@ -8658,7 +8658,7 @@
             <w:noProof/>
             <w:webHidden/>
           </w:rPr>
-          <w:instrText xml:space="preserve"> PAGEREF _Toc244141132 \h </w:instrText>
+          <w:instrText xml:space="preserve"> PAGEREF _Toc244142519 \h </w:instrText>
         </w:r>
         <w:r>
           <w:rPr>
@@ -8705,7 +8705,7 @@
           <w14:ligatures w14:val="standardContextual"/>
         </w:rPr>
       </w:pPr>
-      <w:hyperlink w:anchor="_Toc244141133" w:history="1">
+      <w:hyperlink w:anchor="_Toc244142520" w:history="1">
         <w:r>
           <w:rPr>
             <w:rStyle w:val="Collegamentoipertestuale"/>
@@ -8750,7 +8750,7 @@
             <w:noProof/>
             <w:webHidden/>
           </w:rPr>
-          <w:instrText xml:space="preserve"> PAGEREF _Toc244141133 \h </w:instrText>
+          <w:instrText xml:space="preserve"> PAGEREF _Toc244142520 \h </w:instrText>
         </w:r>
         <w:r>
           <w:rPr>
@@ -8797,7 +8797,7 @@
           <w14:ligatures w14:val="standardContextual"/>
         </w:rPr>
       </w:pPr>
-      <w:hyperlink w:anchor="_Toc244141134" w:history="1">
+      <w:hyperlink w:anchor="_Toc244142521" w:history="1">
         <w:r>
           <w:rPr>
             <w:rStyle w:val="Collegamentoipertestuale"/>
@@ -8842,7 +8842,7 @@
             <w:noProof/>
             <w:webHidden/>
           </w:rPr>
-          <w:instrText xml:space="preserve"> PAGEREF _Toc244141134 \h </w:instrText>
+          <w:instrText xml:space="preserve"> PAGEREF _Toc244142521 \h </w:instrText>
         </w:r>
         <w:r>
           <w:rPr>
@@ -8889,7 +8889,7 @@
           <w14:ligatures w14:val="standardContextual"/>
         </w:rPr>
       </w:pPr>
-      <w:hyperlink w:anchor="_Toc244141135" w:history="1">
+      <w:hyperlink w:anchor="_Toc244142522" w:history="1">
         <w:r>
           <w:rPr>
             <w:rStyle w:val="Collegamentoipertestuale"/>
@@ -8934,7 +8934,7 @@
             <w:noProof/>
             <w:webHidden/>
           </w:rPr>
-          <w:instrText xml:space="preserve"> PAGEREF _Toc244141135 \h </w:instrText>
+          <w:instrText xml:space="preserve"> PAGEREF _Toc244142522 \h </w:instrText>
         </w:r>
         <w:r>
           <w:rPr>
@@ -8980,7 +8980,7 @@
           <w14:ligatures w14:val="standardContextual"/>
         </w:rPr>
       </w:pPr>
-      <w:hyperlink w:anchor="_Toc244141136" w:history="1">
+      <w:hyperlink w:anchor="_Toc244142523" w:history="1">
         <w:r>
           <w:rPr>
             <w:rStyle w:val="Collegamentoipertestuale"/>
@@ -9028,7 +9028,7 @@
             <w:noProof/>
             <w:webHidden/>
           </w:rPr>
-          <w:instrText xml:space="preserve"> PAGEREF _Toc244141136 \h </w:instrText>
+          <w:instrText xml:space="preserve"> PAGEREF _Toc244142523 \h </w:instrText>
         </w:r>
         <w:r>
           <w:rPr>
@@ -9074,7 +9074,7 @@
           <w14:ligatures w14:val="standardContextual"/>
         </w:rPr>
       </w:pPr>
-      <w:hyperlink w:anchor="_Toc244141137" w:history="1">
+      <w:hyperlink w:anchor="_Toc244142524" w:history="1">
         <w:r>
           <w:rPr>
             <w:rStyle w:val="Collegamentoipertestuale"/>
@@ -9122,7 +9122,7 @@
             <w:noProof/>
             <w:webHidden/>
           </w:rPr>
-          <w:instrText xml:space="preserve"> PAGEREF _Toc244141137 \h </w:instrText>
+          <w:instrText xml:space="preserve"> PAGEREF _Toc244142524 \h </w:instrText>
         </w:r>
         <w:r>
           <w:rPr>
@@ -9169,7 +9169,7 @@
           <w14:ligatures w14:val="standardContextual"/>
         </w:rPr>
       </w:pPr>
-      <w:hyperlink w:anchor="_Toc244141138" w:history="1">
+      <w:hyperlink w:anchor="_Toc244142525" w:history="1">
         <w:r>
           <w:rPr>
             <w:rStyle w:val="Collegamentoipertestuale"/>
@@ -9214,7 +9214,7 @@
             <w:noProof/>
             <w:webHidden/>
           </w:rPr>
-          <w:instrText xml:space="preserve"> PAGEREF _Toc244141138 \h </w:instrText>
+          <w:instrText xml:space="preserve"> PAGEREF _Toc244142525 \h </w:instrText>
         </w:r>
         <w:r>
           <w:rPr>
@@ -9260,7 +9260,7 @@
           <w14:ligatures w14:val="standardContextual"/>
         </w:rPr>
       </w:pPr>
-      <w:hyperlink w:anchor="_Toc244141139" w:history="1">
+      <w:hyperlink w:anchor="_Toc244142526" w:history="1">
         <w:r>
           <w:rPr>
             <w:rStyle w:val="Collegamentoipertestuale"/>
@@ -9308,7 +9308,7 @@
             <w:noProof/>
             <w:webHidden/>
           </w:rPr>
-          <w:instrText xml:space="preserve"> PAGEREF _Toc244141139 \h </w:instrText>
+          <w:instrText xml:space="preserve"> PAGEREF _Toc244142526 \h </w:instrText>
         </w:r>
         <w:r>
           <w:rPr>
@@ -9355,7 +9355,7 @@
           <w14:ligatures w14:val="standardContextual"/>
         </w:rPr>
       </w:pPr>
-      <w:hyperlink w:anchor="_Toc244141140" w:history="1">
+      <w:hyperlink w:anchor="_Toc244142527" w:history="1">
         <w:r>
           <w:rPr>
             <w:rStyle w:val="Collegamentoipertestuale"/>
@@ -9400,7 +9400,7 @@
             <w:noProof/>
             <w:webHidden/>
           </w:rPr>
-          <w:instrText xml:space="preserve"> PAGEREF _Toc244141140 \h </w:instrText>
+          <w:instrText xml:space="preserve"> PAGEREF _Toc244142527 \h </w:instrText>
         </w:r>
         <w:r>
           <w:rPr>
@@ -9447,7 +9447,7 @@
           <w14:ligatures w14:val="standardContextual"/>
         </w:rPr>
       </w:pPr>
-      <w:hyperlink w:anchor="_Toc244141141" w:history="1">
+      <w:hyperlink w:anchor="_Toc244142528" w:history="1">
         <w:r>
           <w:rPr>
             <w:rStyle w:val="Collegamentoipertestuale"/>
@@ -9492,7 +9492,7 @@
             <w:noProof/>
             <w:webHidden/>
           </w:rPr>
-          <w:instrText xml:space="preserve"> PAGEREF _Toc244141141 \h </w:instrText>
+          <w:instrText xml:space="preserve"> PAGEREF _Toc244142528 \h </w:instrText>
         </w:r>
         <w:r>
           <w:rPr>
@@ -9539,7 +9539,7 @@
           <w14:ligatures w14:val="standardContextual"/>
         </w:rPr>
       </w:pPr>
-      <w:hyperlink w:anchor="_Toc244141142" w:history="1">
+      <w:hyperlink w:anchor="_Toc244142529" w:history="1">
         <w:r>
           <w:rPr>
             <w:rStyle w:val="Collegamentoipertestuale"/>
@@ -9584,7 +9584,7 @@
             <w:noProof/>
             <w:webHidden/>
           </w:rPr>
-          <w:instrText xml:space="preserve"> PAGEREF _Toc244141142 \h </w:instrText>
+          <w:instrText xml:space="preserve"> PAGEREF _Toc244142529 \h </w:instrText>
         </w:r>
         <w:r>
           <w:rPr>
@@ -9631,7 +9631,7 @@
           <w14:ligatures w14:val="standardContextual"/>
         </w:rPr>
       </w:pPr>
-      <w:hyperlink w:anchor="_Toc244141143" w:history="1">
+      <w:hyperlink w:anchor="_Toc244142530" w:history="1">
         <w:r>
           <w:rPr>
             <w:rStyle w:val="Collegamentoipertestuale"/>
@@ -9676,7 +9676,7 @@
             <w:noProof/>
             <w:webHidden/>
           </w:rPr>
-          <w:instrText xml:space="preserve"> PAGEREF _Toc244141143 \h </w:instrText>
+          <w:instrText xml:space="preserve"> PAGEREF _Toc244142530 \h </w:instrText>
         </w:r>
         <w:r>
           <w:rPr>
@@ -9723,7 +9723,7 @@
           <w14:ligatures w14:val="standardContextual"/>
         </w:rPr>
       </w:pPr>
-      <w:hyperlink w:anchor="_Toc244141144" w:history="1">
+      <w:hyperlink w:anchor="_Toc244142531" w:history="1">
         <w:r>
           <w:rPr>
             <w:rStyle w:val="Collegamentoipertestuale"/>
@@ -9768,7 +9768,7 @@
             <w:noProof/>
             <w:webHidden/>
           </w:rPr>
-          <w:instrText xml:space="preserve"> PAGEREF _Toc244141144 \h </w:instrText>
+          <w:instrText xml:space="preserve"> PAGEREF _Toc244142531 \h </w:instrText>
         </w:r>
         <w:r>
           <w:rPr>
@@ -9815,7 +9815,7 @@
           <w14:ligatures w14:val="standardContextual"/>
         </w:rPr>
       </w:pPr>
-      <w:hyperlink w:anchor="_Toc244141145" w:history="1">
+      <w:hyperlink w:anchor="_Toc244142532" w:history="1">
         <w:r>
           <w:rPr>
             <w:rStyle w:val="Collegamentoipertestuale"/>
@@ -9860,7 +9860,7 @@
             <w:noProof/>
             <w:webHidden/>
           </w:rPr>
-          <w:instrText xml:space="preserve"> PAGEREF _Toc244141145 \h </w:instrText>
+          <w:instrText xml:space="preserve"> PAGEREF _Toc244142532 \h </w:instrText>
         </w:r>
         <w:r>
           <w:rPr>
@@ -9906,7 +9906,7 @@
           <w14:ligatures w14:val="standardContextual"/>
         </w:rPr>
       </w:pPr>
-      <w:hyperlink w:anchor="_Toc244141146" w:history="1">
+      <w:hyperlink w:anchor="_Toc244142533" w:history="1">
         <w:r>
           <w:rPr>
             <w:rStyle w:val="Collegamentoipertestuale"/>
@@ -9954,7 +9954,7 @@
             <w:noProof/>
             <w:webHidden/>
           </w:rPr>
-          <w:instrText xml:space="preserve"> PAGEREF _Toc244141146 \h </w:instrText>
+          <w:instrText xml:space="preserve"> PAGEREF _Toc244142533 \h </w:instrText>
         </w:r>
         <w:r>
           <w:rPr>
@@ -10001,7 +10001,7 @@
           <w14:ligatures w14:val="standardContextual"/>
         </w:rPr>
       </w:pPr>
-      <w:hyperlink w:anchor="_Toc244141147" w:history="1">
+      <w:hyperlink w:anchor="_Toc244142534" w:history="1">
         <w:r>
           <w:rPr>
             <w:rStyle w:val="Collegamentoipertestuale"/>
@@ -10046,7 +10046,7 @@
             <w:noProof/>
             <w:webHidden/>
           </w:rPr>
-          <w:instrText xml:space="preserve"> PAGEREF _Toc244141147 \h </w:instrText>
+          <w:instrText xml:space="preserve"> PAGEREF _Toc244142534 \h </w:instrText>
         </w:r>
         <w:r>
           <w:rPr>
@@ -10093,7 +10093,7 @@
           <w14:ligatures w14:val="standardContextual"/>
         </w:rPr>
       </w:pPr>
-      <w:hyperlink w:anchor="_Toc244141148" w:history="1">
+      <w:hyperlink w:anchor="_Toc244142535" w:history="1">
         <w:r>
           <w:rPr>
             <w:rStyle w:val="Collegamentoipertestuale"/>
@@ -10138,7 +10138,7 @@
             <w:noProof/>
             <w:webHidden/>
           </w:rPr>
-          <w:instrText xml:space="preserve"> PAGEREF _Toc244141148 \h </w:instrText>
+          <w:instrText xml:space="preserve"> PAGEREF _Toc244142535 \h </w:instrText>
         </w:r>
         <w:r>
           <w:rPr>
@@ -10185,7 +10185,7 @@
           <w14:ligatures w14:val="standardContextual"/>
         </w:rPr>
       </w:pPr>
-      <w:hyperlink w:anchor="_Toc244141149" w:history="1">
+      <w:hyperlink w:anchor="_Toc244142536" w:history="1">
         <w:r>
           <w:rPr>
             <w:rStyle w:val="Collegamentoipertestuale"/>
@@ -10230,7 +10230,7 @@
             <w:noProof/>
             <w:webHidden/>
           </w:rPr>
-          <w:instrText xml:space="preserve"> PAGEREF _Toc244141149 \h </w:instrText>
+          <w:instrText xml:space="preserve"> PAGEREF _Toc244142536 \h </w:instrText>
         </w:r>
         <w:r>
           <w:rPr>
@@ -10277,7 +10277,7 @@
           <w14:ligatures w14:val="standardContextual"/>
         </w:rPr>
       </w:pPr>
-      <w:hyperlink w:anchor="_Toc244141150" w:history="1">
+      <w:hyperlink w:anchor="_Toc244142537" w:history="1">
         <w:r>
           <w:rPr>
             <w:rStyle w:val="Collegamentoipertestuale"/>
@@ -10322,7 +10322,7 @@
             <w:noProof/>
             <w:webHidden/>
           </w:rPr>
-          <w:instrText xml:space="preserve"> PAGEREF _Toc244141150 \h </w:instrText>
+          <w:instrText xml:space="preserve"> PAGEREF _Toc244142537 \h </w:instrText>
         </w:r>
         <w:r>
           <w:rPr>
@@ -10342,7 +10342,7 @@
             <w:noProof/>
             <w:webHidden/>
           </w:rPr>
-          <w:t>48</w:t>
+          <w:t>49</w:t>
         </w:r>
         <w:r>
           <w:rPr>
@@ -10369,7 +10369,7 @@
           <w14:ligatures w14:val="standardContextual"/>
         </w:rPr>
       </w:pPr>
-      <w:hyperlink w:anchor="_Toc244141151" w:history="1">
+      <w:hyperlink w:anchor="_Toc244142538" w:history="1">
         <w:r>
           <w:rPr>
             <w:rStyle w:val="Collegamentoipertestuale"/>
@@ -10414,7 +10414,7 @@
             <w:noProof/>
             <w:webHidden/>
           </w:rPr>
-          <w:instrText xml:space="preserve"> PAGEREF _Toc244141151 \h </w:instrText>
+          <w:instrText xml:space="preserve"> PAGEREF _Toc244142538 \h </w:instrText>
         </w:r>
         <w:r>
           <w:rPr>
@@ -10461,7 +10461,7 @@
           <w14:ligatures w14:val="standardContextual"/>
         </w:rPr>
       </w:pPr>
-      <w:hyperlink w:anchor="_Toc244141152" w:history="1">
+      <w:hyperlink w:anchor="_Toc244142539" w:history="1">
         <w:r>
           <w:rPr>
             <w:rStyle w:val="Collegamentoipertestuale"/>
@@ -10506,7 +10506,7 @@
             <w:noProof/>
             <w:webHidden/>
           </w:rPr>
-          <w:instrText xml:space="preserve"> PAGEREF _Toc244141152 \h </w:instrText>
+          <w:instrText xml:space="preserve"> PAGEREF _Toc244142539 \h </w:instrText>
         </w:r>
         <w:r>
           <w:rPr>
@@ -10553,7 +10553,7 @@
           <w14:ligatures w14:val="standardContextual"/>
         </w:rPr>
       </w:pPr>
-      <w:hyperlink w:anchor="_Toc244141153" w:history="1">
+      <w:hyperlink w:anchor="_Toc244142540" w:history="1">
         <w:r>
           <w:rPr>
             <w:rStyle w:val="Collegamentoipertestuale"/>
@@ -10598,7 +10598,7 @@
             <w:noProof/>
             <w:webHidden/>
           </w:rPr>
-          <w:instrText xml:space="preserve"> PAGEREF _Toc244141153 \h </w:instrText>
+          <w:instrText xml:space="preserve"> PAGEREF _Toc244142540 \h </w:instrText>
         </w:r>
         <w:r>
           <w:rPr>
@@ -10618,7 +10618,7 @@
             <w:noProof/>
             <w:webHidden/>
           </w:rPr>
-          <w:t>49</w:t>
+          <w:t>50</w:t>
         </w:r>
         <w:r>
           <w:rPr>
@@ -10644,7 +10644,7 @@
           <w14:ligatures w14:val="standardContextual"/>
         </w:rPr>
       </w:pPr>
-      <w:hyperlink w:anchor="_Toc244141154" w:history="1">
+      <w:hyperlink w:anchor="_Toc244142541" w:history="1">
         <w:r>
           <w:rPr>
             <w:rStyle w:val="Collegamentoipertestuale"/>
@@ -10692,7 +10692,7 @@
             <w:noProof/>
             <w:webHidden/>
           </w:rPr>
-          <w:instrText xml:space="preserve"> PAGEREF _Toc244141154 \h </w:instrText>
+          <w:instrText xml:space="preserve"> PAGEREF _Toc244142541 \h </w:instrText>
         </w:r>
         <w:r>
           <w:rPr>
@@ -10739,7 +10739,7 @@
           <w14:ligatures w14:val="standardContextual"/>
         </w:rPr>
       </w:pPr>
-      <w:hyperlink w:anchor="_Toc244141155" w:history="1">
+      <w:hyperlink w:anchor="_Toc244142542" w:history="1">
         <w:r>
           <w:rPr>
             <w:rStyle w:val="Collegamentoipertestuale"/>
@@ -10784,7 +10784,7 @@
             <w:noProof/>
             <w:webHidden/>
           </w:rPr>
-          <w:instrText xml:space="preserve"> PAGEREF _Toc244141155 \h </w:instrText>
+          <w:instrText xml:space="preserve"> PAGEREF _Toc244142542 \h </w:instrText>
         </w:r>
         <w:r>
           <w:rPr>
@@ -10831,7 +10831,7 @@
           <w14:ligatures w14:val="standardContextual"/>
         </w:rPr>
       </w:pPr>
-      <w:hyperlink w:anchor="_Toc244141156" w:history="1">
+      <w:hyperlink w:anchor="_Toc244142543" w:history="1">
         <w:r>
           <w:rPr>
             <w:rStyle w:val="Collegamentoipertestuale"/>
@@ -10876,7 +10876,7 @@
             <w:noProof/>
             <w:webHidden/>
           </w:rPr>
-          <w:instrText xml:space="preserve"> PAGEREF _Toc244141156 \h </w:instrText>
+          <w:instrText xml:space="preserve"> PAGEREF _Toc244142543 \h </w:instrText>
         </w:r>
         <w:r>
           <w:rPr>
@@ -10896,7 +10896,7 @@
             <w:noProof/>
             <w:webHidden/>
           </w:rPr>
-          <w:t>51</w:t>
+          <w:t>52</w:t>
         </w:r>
         <w:r>
           <w:rPr>
@@ -10923,7 +10923,7 @@
           <w14:ligatures w14:val="standardContextual"/>
         </w:rPr>
       </w:pPr>
-      <w:hyperlink w:anchor="_Toc244141157" w:history="1">
+      <w:hyperlink w:anchor="_Toc244142544" w:history="1">
         <w:r>
           <w:rPr>
             <w:rStyle w:val="Collegamentoipertestuale"/>
@@ -10968,7 +10968,7 @@
             <w:noProof/>
             <w:webHidden/>
           </w:rPr>
-          <w:instrText xml:space="preserve"> PAGEREF _Toc244141157 \h </w:instrText>
+          <w:instrText xml:space="preserve"> PAGEREF _Toc244142544 \h </w:instrText>
         </w:r>
         <w:r>
           <w:rPr>
@@ -10988,7 +10988,7 @@
             <w:noProof/>
             <w:webHidden/>
           </w:rPr>
-          <w:t>52</w:t>
+          <w:t>53</w:t>
         </w:r>
         <w:r>
           <w:rPr>
@@ -11014,7 +11014,7 @@
           <w14:ligatures w14:val="standardContextual"/>
         </w:rPr>
       </w:pPr>
-      <w:hyperlink w:anchor="_Toc244141158" w:history="1">
+      <w:hyperlink w:anchor="_Toc244142545" w:history="1">
         <w:r>
           <w:rPr>
             <w:rStyle w:val="Collegamentoipertestuale"/>
@@ -11062,7 +11062,7 @@
             <w:noProof/>
             <w:webHidden/>
           </w:rPr>
-          <w:instrText xml:space="preserve"> PAGEREF _Toc244141158 \h </w:instrText>
+          <w:instrText xml:space="preserve"> PAGEREF _Toc244142545 \h </w:instrText>
         </w:r>
         <w:r>
           <w:rPr>
@@ -11082,7 +11082,7 @@
             <w:noProof/>
             <w:webHidden/>
           </w:rPr>
-          <w:t>53</w:t>
+          <w:t>54</w:t>
         </w:r>
         <w:r>
           <w:rPr>
@@ -11109,7 +11109,7 @@
           <w14:ligatures w14:val="standardContextual"/>
         </w:rPr>
       </w:pPr>
-      <w:hyperlink w:anchor="_Toc244141159" w:history="1">
+      <w:hyperlink w:anchor="_Toc244142546" w:history="1">
         <w:r>
           <w:rPr>
             <w:rStyle w:val="Collegamentoipertestuale"/>
@@ -11154,7 +11154,7 @@
             <w:noProof/>
             <w:webHidden/>
           </w:rPr>
-          <w:instrText xml:space="preserve"> PAGEREF _Toc244141159 \h </w:instrText>
+          <w:instrText xml:space="preserve"> PAGEREF _Toc244142546 \h </w:instrText>
         </w:r>
         <w:r>
           <w:rPr>
@@ -11174,7 +11174,7 @@
             <w:noProof/>
             <w:webHidden/>
           </w:rPr>
-          <w:t>53</w:t>
+          <w:t>54</w:t>
         </w:r>
         <w:r>
           <w:rPr>
@@ -11201,7 +11201,7 @@
           <w14:ligatures w14:val="standardContextual"/>
         </w:rPr>
       </w:pPr>
-      <w:hyperlink w:anchor="_Toc244141160" w:history="1">
+      <w:hyperlink w:anchor="_Toc244142547" w:history="1">
         <w:r>
           <w:rPr>
             <w:rStyle w:val="Collegamentoipertestuale"/>
@@ -11246,7 +11246,7 @@
             <w:noProof/>
             <w:webHidden/>
           </w:rPr>
-          <w:instrText xml:space="preserve"> PAGEREF _Toc244141160 \h </w:instrText>
+          <w:instrText xml:space="preserve"> PAGEREF _Toc244142547 \h </w:instrText>
         </w:r>
         <w:r>
           <w:rPr>
@@ -11293,7 +11293,7 @@
           <w14:ligatures w14:val="standardContextual"/>
         </w:rPr>
       </w:pPr>
-      <w:hyperlink w:anchor="_Toc244141161" w:history="1">
+      <w:hyperlink w:anchor="_Toc244142548" w:history="1">
         <w:r>
           <w:rPr>
             <w:rStyle w:val="Collegamentoipertestuale"/>
@@ -11338,7 +11338,7 @@
             <w:noProof/>
             <w:webHidden/>
           </w:rPr>
-          <w:instrText xml:space="preserve"> PAGEREF _Toc244141161 \h </w:instrText>
+          <w:instrText xml:space="preserve"> PAGEREF _Toc244142548 \h </w:instrText>
         </w:r>
         <w:r>
           <w:rPr>
@@ -11358,7 +11358,7 @@
             <w:noProof/>
             <w:webHidden/>
           </w:rPr>
-          <w:t>54</w:t>
+          <w:t>55</w:t>
         </w:r>
         <w:r>
           <w:rPr>
@@ -11385,7 +11385,7 @@
           <w14:ligatures w14:val="standardContextual"/>
         </w:rPr>
       </w:pPr>
-      <w:hyperlink w:anchor="_Toc244141162" w:history="1">
+      <w:hyperlink w:anchor="_Toc244142549" w:history="1">
         <w:r>
           <w:rPr>
             <w:rStyle w:val="Collegamentoipertestuale"/>
@@ -11430,7 +11430,7 @@
             <w:noProof/>
             <w:webHidden/>
           </w:rPr>
-          <w:instrText xml:space="preserve"> PAGEREF _Toc244141162 \h </w:instrText>
+          <w:instrText xml:space="preserve"> PAGEREF _Toc244142549 \h </w:instrText>
         </w:r>
         <w:r>
           <w:rPr>
@@ -11477,7 +11477,7 @@
           <w14:ligatures w14:val="standardContextual"/>
         </w:rPr>
       </w:pPr>
-      <w:hyperlink w:anchor="_Toc244141163" w:history="1">
+      <w:hyperlink w:anchor="_Toc244142550" w:history="1">
         <w:r>
           <w:rPr>
             <w:rStyle w:val="Collegamentoipertestuale"/>
@@ -11522,7 +11522,7 @@
             <w:noProof/>
             <w:webHidden/>
           </w:rPr>
-          <w:instrText xml:space="preserve"> PAGEREF _Toc244141163 \h </w:instrText>
+          <w:instrText xml:space="preserve"> PAGEREF _Toc244142550 \h </w:instrText>
         </w:r>
         <w:r>
           <w:rPr>
@@ -11542,7 +11542,7 @@
             <w:noProof/>
             <w:webHidden/>
           </w:rPr>
-          <w:t>55</w:t>
+          <w:t>56</w:t>
         </w:r>
         <w:r>
           <w:rPr>
@@ -11569,7 +11569,7 @@
           <w14:ligatures w14:val="standardContextual"/>
         </w:rPr>
       </w:pPr>
-      <w:hyperlink w:anchor="_Toc244141164" w:history="1">
+      <w:hyperlink w:anchor="_Toc244142551" w:history="1">
         <w:r>
           <w:rPr>
             <w:rStyle w:val="Collegamentoipertestuale"/>
@@ -11614,7 +11614,7 @@
             <w:noProof/>
             <w:webHidden/>
           </w:rPr>
-          <w:instrText xml:space="preserve"> PAGEREF _Toc244141164 \h </w:instrText>
+          <w:instrText xml:space="preserve"> PAGEREF _Toc244142551 \h </w:instrText>
         </w:r>
         <w:r>
           <w:rPr>
@@ -11634,7 +11634,7 @@
             <w:noProof/>
             <w:webHidden/>
           </w:rPr>
-          <w:t>56</w:t>
+          <w:t>57</w:t>
         </w:r>
         <w:r>
           <w:rPr>
@@ -11661,7 +11661,7 @@
           <w14:ligatures w14:val="standardContextual"/>
         </w:rPr>
       </w:pPr>
-      <w:hyperlink w:anchor="_Toc244141165" w:history="1">
+      <w:hyperlink w:anchor="_Toc244142552" w:history="1">
         <w:r>
           <w:rPr>
             <w:rStyle w:val="Collegamentoipertestuale"/>
@@ -11706,7 +11706,7 @@
             <w:noProof/>
             <w:webHidden/>
           </w:rPr>
-          <w:instrText xml:space="preserve"> PAGEREF _Toc244141165 \h </w:instrText>
+          <w:instrText xml:space="preserve"> PAGEREF _Toc244142552 \h </w:instrText>
         </w:r>
         <w:r>
           <w:rPr>
@@ -11726,7 +11726,7 @@
             <w:noProof/>
             <w:webHidden/>
           </w:rPr>
-          <w:t>57</w:t>
+          <w:t>58</w:t>
         </w:r>
         <w:r>
           <w:rPr>
@@ -11753,7 +11753,7 @@
           <w14:ligatures w14:val="standardContextual"/>
         </w:rPr>
       </w:pPr>
-      <w:hyperlink w:anchor="_Toc244141166" w:history="1">
+      <w:hyperlink w:anchor="_Toc244142553" w:history="1">
         <w:r>
           <w:rPr>
             <w:rStyle w:val="Collegamentoipertestuale"/>
@@ -11798,7 +11798,7 @@
             <w:noProof/>
             <w:webHidden/>
           </w:rPr>
-          <w:instrText xml:space="preserve"> PAGEREF _Toc244141166 \h </w:instrText>
+          <w:instrText xml:space="preserve"> PAGEREF _Toc244142553 \h </w:instrText>
         </w:r>
         <w:r>
           <w:rPr>
@@ -11818,7 +11818,7 @@
             <w:noProof/>
             <w:webHidden/>
           </w:rPr>
-          <w:t>58</w:t>
+          <w:t>59</w:t>
         </w:r>
         <w:r>
           <w:rPr>
@@ -11845,7 +11845,7 @@
           <w14:ligatures w14:val="standardContextual"/>
         </w:rPr>
       </w:pPr>
-      <w:hyperlink w:anchor="_Toc244141167" w:history="1">
+      <w:hyperlink w:anchor="_Toc244142554" w:history="1">
         <w:r>
           <w:rPr>
             <w:rStyle w:val="Collegamentoipertestuale"/>
@@ -11890,7 +11890,7 @@
             <w:noProof/>
             <w:webHidden/>
           </w:rPr>
-          <w:instrText xml:space="preserve"> PAGEREF _Toc244141167 \h </w:instrText>
+          <w:instrText xml:space="preserve"> PAGEREF _Toc244142554 \h </w:instrText>
         </w:r>
         <w:r>
           <w:rPr>
@@ -11910,7 +11910,7 @@
             <w:noProof/>
             <w:webHidden/>
           </w:rPr>
-          <w:t>59</w:t>
+          <w:t>60</w:t>
         </w:r>
         <w:r>
           <w:rPr>
@@ -11937,7 +11937,7 @@
           <w14:ligatures w14:val="standardContextual"/>
         </w:rPr>
       </w:pPr>
-      <w:hyperlink w:anchor="_Toc244141168" w:history="1">
+      <w:hyperlink w:anchor="_Toc244142555" w:history="1">
         <w:r>
           <w:rPr>
             <w:rStyle w:val="Collegamentoipertestuale"/>
@@ -11982,7 +11982,7 @@
             <w:noProof/>
             <w:webHidden/>
           </w:rPr>
-          <w:instrText xml:space="preserve"> PAGEREF _Toc244141168 \h </w:instrText>
+          <w:instrText xml:space="preserve"> PAGEREF _Toc244142555 \h </w:instrText>
         </w:r>
         <w:r>
           <w:rPr>
@@ -12029,7 +12029,7 @@
           <w14:ligatures w14:val="standardContextual"/>
         </w:rPr>
       </w:pPr>
-      <w:hyperlink w:anchor="_Toc244141169" w:history="1">
+      <w:hyperlink w:anchor="_Toc244142556" w:history="1">
         <w:r>
           <w:rPr>
             <w:rStyle w:val="Collegamentoipertestuale"/>
@@ -12074,7 +12074,7 @@
             <w:noProof/>
             <w:webHidden/>
           </w:rPr>
-          <w:instrText xml:space="preserve"> PAGEREF _Toc244141169 \h </w:instrText>
+          <w:instrText xml:space="preserve"> PAGEREF _Toc244142556 \h </w:instrText>
         </w:r>
         <w:r>
           <w:rPr>
@@ -12094,7 +12094,7 @@
             <w:noProof/>
             <w:webHidden/>
           </w:rPr>
-          <w:t>60</w:t>
+          <w:t>61</w:t>
         </w:r>
         <w:r>
           <w:rPr>
@@ -12121,7 +12121,7 @@
           <w14:ligatures w14:val="standardContextual"/>
         </w:rPr>
       </w:pPr>
-      <w:hyperlink w:anchor="_Toc244141170" w:history="1">
+      <w:hyperlink w:anchor="_Toc244142557" w:history="1">
         <w:r>
           <w:rPr>
             <w:rStyle w:val="Collegamentoipertestuale"/>
@@ -12166,7 +12166,7 @@
             <w:noProof/>
             <w:webHidden/>
           </w:rPr>
-          <w:instrText xml:space="preserve"> PAGEREF _Toc244141170 \h </w:instrText>
+          <w:instrText xml:space="preserve"> PAGEREF _Toc244142557 \h </w:instrText>
         </w:r>
         <w:r>
           <w:rPr>
@@ -12212,7 +12212,7 @@
           <w14:ligatures w14:val="standardContextual"/>
         </w:rPr>
       </w:pPr>
-      <w:hyperlink w:anchor="_Toc244141171" w:history="1">
+      <w:hyperlink w:anchor="_Toc244142558" w:history="1">
         <w:r>
           <w:rPr>
             <w:rStyle w:val="Collegamentoipertestuale"/>
@@ -12260,7 +12260,7 @@
             <w:noProof/>
             <w:webHidden/>
           </w:rPr>
-          <w:instrText xml:space="preserve"> PAGEREF _Toc244141171 \h </w:instrText>
+          <w:instrText xml:space="preserve"> PAGEREF _Toc244142558 \h </w:instrText>
         </w:r>
         <w:r>
           <w:rPr>
@@ -12307,7 +12307,7 @@
           <w14:ligatures w14:val="standardContextual"/>
         </w:rPr>
       </w:pPr>
-      <w:hyperlink w:anchor="_Toc244141172" w:history="1">
+      <w:hyperlink w:anchor="_Toc244142559" w:history="1">
         <w:r>
           <w:rPr>
             <w:rStyle w:val="Collegamentoipertestuale"/>
@@ -12352,7 +12352,7 @@
             <w:noProof/>
             <w:webHidden/>
           </w:rPr>
-          <w:instrText xml:space="preserve"> PAGEREF _Toc244141172 \h </w:instrText>
+          <w:instrText xml:space="preserve"> PAGEREF _Toc244142559 \h </w:instrText>
         </w:r>
         <w:r>
           <w:rPr>
@@ -12399,7 +12399,7 @@
           <w14:ligatures w14:val="standardContextual"/>
         </w:rPr>
       </w:pPr>
-      <w:hyperlink w:anchor="_Toc244141173" w:history="1">
+      <w:hyperlink w:anchor="_Toc244142560" w:history="1">
         <w:r>
           <w:rPr>
             <w:rStyle w:val="Collegamentoipertestuale"/>
@@ -12444,7 +12444,7 @@
             <w:noProof/>
             <w:webHidden/>
           </w:rPr>
-          <w:instrText xml:space="preserve"> PAGEREF _Toc244141173 \h </w:instrText>
+          <w:instrText xml:space="preserve"> PAGEREF _Toc244142560 \h </w:instrText>
         </w:r>
         <w:r>
           <w:rPr>
@@ -12464,7 +12464,7 @@
             <w:noProof/>
             <w:webHidden/>
           </w:rPr>
-          <w:t>62</w:t>
+          <w:t>63</w:t>
         </w:r>
         <w:r>
           <w:rPr>
@@ -12491,7 +12491,7 @@
           <w14:ligatures w14:val="standardContextual"/>
         </w:rPr>
       </w:pPr>
-      <w:hyperlink w:anchor="_Toc244141174" w:history="1">
+      <w:hyperlink w:anchor="_Toc244142561" w:history="1">
         <w:r>
           <w:rPr>
             <w:rStyle w:val="Collegamentoipertestuale"/>
@@ -12536,7 +12536,7 @@
             <w:noProof/>
             <w:webHidden/>
           </w:rPr>
-          <w:instrText xml:space="preserve"> PAGEREF _Toc244141174 \h </w:instrText>
+          <w:instrText xml:space="preserve"> PAGEREF _Toc244142561 \h </w:instrText>
         </w:r>
         <w:r>
           <w:rPr>
@@ -12556,7 +12556,7 @@
             <w:noProof/>
             <w:webHidden/>
           </w:rPr>
-          <w:t>62</w:t>
+          <w:t>63</w:t>
         </w:r>
         <w:r>
           <w:rPr>
@@ -12583,7 +12583,7 @@
           <w14:ligatures w14:val="standardContextual"/>
         </w:rPr>
       </w:pPr>
-      <w:hyperlink w:anchor="_Toc244141175" w:history="1">
+      <w:hyperlink w:anchor="_Toc244142562" w:history="1">
         <w:r>
           <w:rPr>
             <w:rStyle w:val="Collegamentoipertestuale"/>
@@ -12628,7 +12628,7 @@
             <w:noProof/>
             <w:webHidden/>
           </w:rPr>
-          <w:instrText xml:space="preserve"> PAGEREF _Toc244141175 \h </w:instrText>
+          <w:instrText xml:space="preserve"> PAGEREF _Toc244142562 \h </w:instrText>
         </w:r>
         <w:r>
           <w:rPr>
@@ -12648,7 +12648,7 @@
             <w:noProof/>
             <w:webHidden/>
           </w:rPr>
-          <w:t>63</w:t>
+          <w:t>64</w:t>
         </w:r>
         <w:r>
           <w:rPr>
@@ -12675,7 +12675,7 @@
           <w14:ligatures w14:val="standardContextual"/>
         </w:rPr>
       </w:pPr>
-      <w:hyperlink w:anchor="_Toc244141176" w:history="1">
+      <w:hyperlink w:anchor="_Toc244142563" w:history="1">
         <w:r>
           <w:rPr>
             <w:rStyle w:val="Collegamentoipertestuale"/>
@@ -12720,7 +12720,7 @@
             <w:noProof/>
             <w:webHidden/>
           </w:rPr>
-          <w:instrText xml:space="preserve"> PAGEREF _Toc244141176 \h </w:instrText>
+          <w:instrText xml:space="preserve"> PAGEREF _Toc244142563 \h </w:instrText>
         </w:r>
         <w:r>
           <w:rPr>
@@ -12740,7 +12740,7 @@
             <w:noProof/>
             <w:webHidden/>
           </w:rPr>
-          <w:t>63</w:t>
+          <w:t>64</w:t>
         </w:r>
         <w:r>
           <w:rPr>
@@ -12767,7 +12767,7 @@
           <w14:ligatures w14:val="standardContextual"/>
         </w:rPr>
       </w:pPr>
-      <w:hyperlink w:anchor="_Toc244141177" w:history="1">
+      <w:hyperlink w:anchor="_Toc244142564" w:history="1">
         <w:r>
           <w:rPr>
             <w:rStyle w:val="Collegamentoipertestuale"/>
@@ -12812,7 +12812,7 @@
             <w:noProof/>
             <w:webHidden/>
           </w:rPr>
-          <w:instrText xml:space="preserve"> PAGEREF _Toc244141177 \h </w:instrText>
+          <w:instrText xml:space="preserve"> PAGEREF _Toc244142564 \h </w:instrText>
         </w:r>
         <w:r>
           <w:rPr>
@@ -12859,7 +12859,7 @@
           <w14:ligatures w14:val="standardContextual"/>
         </w:rPr>
       </w:pPr>
-      <w:hyperlink w:anchor="_Toc244141178" w:history="1">
+      <w:hyperlink w:anchor="_Toc244142565" w:history="1">
         <w:r>
           <w:rPr>
             <w:rStyle w:val="Collegamentoipertestuale"/>
@@ -12904,7 +12904,7 @@
             <w:noProof/>
             <w:webHidden/>
           </w:rPr>
-          <w:instrText xml:space="preserve"> PAGEREF _Toc244141178 \h </w:instrText>
+          <w:instrText xml:space="preserve"> PAGEREF _Toc244142565 \h </w:instrText>
         </w:r>
         <w:r>
           <w:rPr>
@@ -12950,7 +12950,7 @@
           <w14:ligatures w14:val="standardContextual"/>
         </w:rPr>
       </w:pPr>
-      <w:hyperlink w:anchor="_Toc244141179" w:history="1">
+      <w:hyperlink w:anchor="_Toc244142566" w:history="1">
         <w:r>
           <w:rPr>
             <w:rStyle w:val="Collegamentoipertestuale"/>
@@ -12998,7 +12998,7 @@
             <w:noProof/>
             <w:webHidden/>
           </w:rPr>
-          <w:instrText xml:space="preserve"> PAGEREF _Toc244141179 \h </w:instrText>
+          <w:instrText xml:space="preserve"> PAGEREF _Toc244142566 \h </w:instrText>
         </w:r>
         <w:r>
           <w:rPr>
@@ -13018,7 +13018,7 @@
             <w:noProof/>
             <w:webHidden/>
           </w:rPr>
-          <w:t>64</w:t>
+          <w:t>65</w:t>
         </w:r>
         <w:r>
           <w:rPr>
@@ -13045,7 +13045,7 @@
           <w14:ligatures w14:val="standardContextual"/>
         </w:rPr>
       </w:pPr>
-      <w:hyperlink w:anchor="_Toc244141180" w:history="1">
+      <w:hyperlink w:anchor="_Toc244142567" w:history="1">
         <w:r>
           <w:rPr>
             <w:rStyle w:val="Collegamentoipertestuale"/>
@@ -13090,7 +13090,7 @@
             <w:noProof/>
             <w:webHidden/>
           </w:rPr>
-          <w:instrText xml:space="preserve"> PAGEREF _Toc244141180 \h </w:instrText>
+          <w:instrText xml:space="preserve"> PAGEREF _Toc244142567 \h </w:instrText>
         </w:r>
         <w:r>
           <w:rPr>
@@ -13110,7 +13110,7 @@
             <w:noProof/>
             <w:webHidden/>
           </w:rPr>
-          <w:t>64</w:t>
+          <w:t>65</w:t>
         </w:r>
         <w:r>
           <w:rPr>
@@ -13137,7 +13137,7 @@
           <w14:ligatures w14:val="standardContextual"/>
         </w:rPr>
       </w:pPr>
-      <w:hyperlink w:anchor="_Toc244141181" w:history="1">
+      <w:hyperlink w:anchor="_Toc244142568" w:history="1">
         <w:r>
           <w:rPr>
             <w:rStyle w:val="Collegamentoipertestuale"/>
@@ -13182,7 +13182,7 @@
             <w:noProof/>
             <w:webHidden/>
           </w:rPr>
-          <w:instrText xml:space="preserve"> PAGEREF _Toc244141181 \h </w:instrText>
+          <w:instrText xml:space="preserve"> PAGEREF _Toc244142568 \h </w:instrText>
         </w:r>
         <w:r>
           <w:rPr>
@@ -13229,7 +13229,7 @@
           <w14:ligatures w14:val="standardContextual"/>
         </w:rPr>
       </w:pPr>
-      <w:hyperlink w:anchor="_Toc244141182" w:history="1">
+      <w:hyperlink w:anchor="_Toc244142569" w:history="1">
         <w:r>
           <w:rPr>
             <w:rStyle w:val="Collegamentoipertestuale"/>
@@ -13274,7 +13274,7 @@
             <w:noProof/>
             <w:webHidden/>
           </w:rPr>
-          <w:instrText xml:space="preserve"> PAGEREF _Toc244141182 \h </w:instrText>
+          <w:instrText xml:space="preserve"> PAGEREF _Toc244142569 \h </w:instrText>
         </w:r>
         <w:r>
           <w:rPr>
@@ -13321,7 +13321,7 @@
           <w14:ligatures w14:val="standardContextual"/>
         </w:rPr>
       </w:pPr>
-      <w:hyperlink w:anchor="_Toc244141183" w:history="1">
+      <w:hyperlink w:anchor="_Toc244142570" w:history="1">
         <w:r>
           <w:rPr>
             <w:rStyle w:val="Collegamentoipertestuale"/>
@@ -13366,7 +13366,7 @@
             <w:noProof/>
             <w:webHidden/>
           </w:rPr>
-          <w:instrText xml:space="preserve"> PAGEREF _Toc244141183 \h </w:instrText>
+          <w:instrText xml:space="preserve"> PAGEREF _Toc244142570 \h </w:instrText>
         </w:r>
         <w:r>
           <w:rPr>
@@ -13386,7 +13386,7 @@
             <w:noProof/>
             <w:webHidden/>
           </w:rPr>
-          <w:t>65</w:t>
+          <w:t>66</w:t>
         </w:r>
         <w:r>
           <w:rPr>
@@ -13413,7 +13413,7 @@
           <w14:ligatures w14:val="standardContextual"/>
         </w:rPr>
       </w:pPr>
-      <w:hyperlink w:anchor="_Toc244141184" w:history="1">
+      <w:hyperlink w:anchor="_Toc244142571" w:history="1">
         <w:r>
           <w:rPr>
             <w:rStyle w:val="Collegamentoipertestuale"/>
@@ -13458,7 +13458,7 @@
             <w:noProof/>
             <w:webHidden/>
           </w:rPr>
-          <w:instrText xml:space="preserve"> PAGEREF _Toc244141184 \h </w:instrText>
+          <w:instrText xml:space="preserve"> PAGEREF _Toc244142571 \h </w:instrText>
         </w:r>
         <w:r>
           <w:rPr>
@@ -13478,7 +13478,7 @@
             <w:noProof/>
             <w:webHidden/>
           </w:rPr>
-          <w:t>66</w:t>
+          <w:t>67</w:t>
         </w:r>
         <w:r>
           <w:rPr>
@@ -13505,7 +13505,7 @@
           <w14:ligatures w14:val="standardContextual"/>
         </w:rPr>
       </w:pPr>
-      <w:hyperlink w:anchor="_Toc244141185" w:history="1">
+      <w:hyperlink w:anchor="_Toc244142572" w:history="1">
         <w:r>
           <w:rPr>
             <w:rStyle w:val="Collegamentoipertestuale"/>
@@ -13550,7 +13550,7 @@
             <w:noProof/>
             <w:webHidden/>
           </w:rPr>
-          <w:instrText xml:space="preserve"> PAGEREF _Toc244141185 \h </w:instrText>
+          <w:instrText xml:space="preserve"> PAGEREF _Toc244142572 \h </w:instrText>
         </w:r>
         <w:r>
           <w:rPr>
@@ -13597,7 +13597,7 @@
           <w14:ligatures w14:val="standardContextual"/>
         </w:rPr>
       </w:pPr>
-      <w:hyperlink w:anchor="_Toc244141186" w:history="1">
+      <w:hyperlink w:anchor="_Toc244142573" w:history="1">
         <w:r>
           <w:rPr>
             <w:rStyle w:val="Collegamentoipertestuale"/>
@@ -13642,7 +13642,7 @@
             <w:noProof/>
             <w:webHidden/>
           </w:rPr>
-          <w:instrText xml:space="preserve"> PAGEREF _Toc244141186 \h </w:instrText>
+          <w:instrText xml:space="preserve"> PAGEREF _Toc244142573 \h </w:instrText>
         </w:r>
         <w:r>
           <w:rPr>
@@ -13662,7 +13662,7 @@
             <w:noProof/>
             <w:webHidden/>
           </w:rPr>
-          <w:t>67</w:t>
+          <w:t>68</w:t>
         </w:r>
         <w:r>
           <w:rPr>
@@ -13689,7 +13689,7 @@
           <w14:ligatures w14:val="standardContextual"/>
         </w:rPr>
       </w:pPr>
-      <w:hyperlink w:anchor="_Toc244141187" w:history="1">
+      <w:hyperlink w:anchor="_Toc244142574" w:history="1">
         <w:r>
           <w:rPr>
             <w:rStyle w:val="Collegamentoipertestuale"/>
@@ -13734,7 +13734,7 @@
             <w:noProof/>
             <w:webHidden/>
           </w:rPr>
-          <w:instrText xml:space="preserve"> PAGEREF _Toc244141187 \h </w:instrText>
+          <w:instrText xml:space="preserve"> PAGEREF _Toc244142574 \h </w:instrText>
         </w:r>
         <w:r>
           <w:rPr>
@@ -13781,7 +13781,7 @@
           <w14:ligatures w14:val="standardContextual"/>
         </w:rPr>
       </w:pPr>
-      <w:hyperlink w:anchor="_Toc244141188" w:history="1">
+      <w:hyperlink w:anchor="_Toc244142575" w:history="1">
         <w:r>
           <w:rPr>
             <w:rStyle w:val="Collegamentoipertestuale"/>
@@ -13826,7 +13826,7 @@
             <w:noProof/>
             <w:webHidden/>
           </w:rPr>
-          <w:instrText xml:space="preserve"> PAGEREF _Toc244141188 \h </w:instrText>
+          <w:instrText xml:space="preserve"> PAGEREF _Toc244142575 \h </w:instrText>
         </w:r>
         <w:r>
           <w:rPr>
@@ -13846,7 +13846,7 @@
             <w:noProof/>
             <w:webHidden/>
           </w:rPr>
-          <w:t>68</w:t>
+          <w:t>69</w:t>
         </w:r>
         <w:r>
           <w:rPr>
@@ -13873,7 +13873,7 @@
           <w14:ligatures w14:val="standardContextual"/>
         </w:rPr>
       </w:pPr>
-      <w:hyperlink w:anchor="_Toc244141189" w:history="1">
+      <w:hyperlink w:anchor="_Toc244142576" w:history="1">
         <w:r>
           <w:rPr>
             <w:rStyle w:val="Collegamentoipertestuale"/>
@@ -13918,7 +13918,7 @@
             <w:noProof/>
             <w:webHidden/>
           </w:rPr>
-          <w:instrText xml:space="preserve"> PAGEREF _Toc244141189 \h </w:instrText>
+          <w:instrText xml:space="preserve"> PAGEREF _Toc244142576 \h </w:instrText>
         </w:r>
         <w:r>
           <w:rPr>
@@ -13938,7 +13938,7 @@
             <w:noProof/>
             <w:webHidden/>
           </w:rPr>
-          <w:t>68</w:t>
+          <w:t>69</w:t>
         </w:r>
         <w:r>
           <w:rPr>
@@ -13965,7 +13965,7 @@
           <w14:ligatures w14:val="standardContextual"/>
         </w:rPr>
       </w:pPr>
-      <w:hyperlink w:anchor="_Toc244141190" w:history="1">
+      <w:hyperlink w:anchor="_Toc244142577" w:history="1">
         <w:r>
           <w:rPr>
             <w:rStyle w:val="Collegamentoipertestuale"/>
@@ -14010,7 +14010,7 @@
             <w:noProof/>
             <w:webHidden/>
           </w:rPr>
-          <w:instrText xml:space="preserve"> PAGEREF _Toc244141190 \h </w:instrText>
+          <w:instrText xml:space="preserve"> PAGEREF _Toc244142577 \h </w:instrText>
         </w:r>
         <w:r>
           <w:rPr>
@@ -14030,7 +14030,7 @@
             <w:noProof/>
             <w:webHidden/>
           </w:rPr>
-          <w:t>69</w:t>
+          <w:t>70</w:t>
         </w:r>
         <w:r>
           <w:rPr>
@@ -14057,7 +14057,7 @@
           <w14:ligatures w14:val="standardContextual"/>
         </w:rPr>
       </w:pPr>
-      <w:hyperlink w:anchor="_Toc244141191" w:history="1">
+      <w:hyperlink w:anchor="_Toc244142578" w:history="1">
         <w:r>
           <w:rPr>
             <w:rStyle w:val="Collegamentoipertestuale"/>
@@ -14102,7 +14102,7 @@
             <w:noProof/>
             <w:webHidden/>
           </w:rPr>
-          <w:instrText xml:space="preserve"> PAGEREF _Toc244141191 \h </w:instrText>
+          <w:instrText xml:space="preserve"> PAGEREF _Toc244142578 \h </w:instrText>
         </w:r>
         <w:r>
           <w:rPr>
@@ -14122,7 +14122,7 @@
             <w:noProof/>
             <w:webHidden/>
           </w:rPr>
-          <w:t>69</w:t>
+          <w:t>70</w:t>
         </w:r>
         <w:r>
           <w:rPr>
@@ -14149,7 +14149,7 @@
           <w14:ligatures w14:val="standardContextual"/>
         </w:rPr>
       </w:pPr>
-      <w:hyperlink w:anchor="_Toc244141192" w:history="1">
+      <w:hyperlink w:anchor="_Toc244142579" w:history="1">
         <w:r>
           <w:rPr>
             <w:rStyle w:val="Collegamentoipertestuale"/>
@@ -14194,7 +14194,7 @@
             <w:noProof/>
             <w:webHidden/>
           </w:rPr>
-          <w:instrText xml:space="preserve"> PAGEREF _Toc244141192 \h </w:instrText>
+          <w:instrText xml:space="preserve"> PAGEREF _Toc244142579 \h </w:instrText>
         </w:r>
         <w:r>
           <w:rPr>
@@ -14241,7 +14241,7 @@
           <w14:ligatures w14:val="standardContextual"/>
         </w:rPr>
       </w:pPr>
-      <w:hyperlink w:anchor="_Toc244141193" w:history="1">
+      <w:hyperlink w:anchor="_Toc244142580" w:history="1">
         <w:r>
           <w:rPr>
             <w:rStyle w:val="Collegamentoipertestuale"/>
@@ -14286,7 +14286,7 @@
             <w:noProof/>
             <w:webHidden/>
           </w:rPr>
-          <w:instrText xml:space="preserve"> PAGEREF _Toc244141193 \h </w:instrText>
+          <w:instrText xml:space="preserve"> PAGEREF _Toc244142580 \h </w:instrText>
         </w:r>
         <w:r>
           <w:rPr>
@@ -14306,7 +14306,7 @@
             <w:noProof/>
             <w:webHidden/>
           </w:rPr>
-          <w:t>70</w:t>
+          <w:t>71</w:t>
         </w:r>
         <w:r>
           <w:rPr>
@@ -14333,7 +14333,7 @@
           <w14:ligatures w14:val="standardContextual"/>
         </w:rPr>
       </w:pPr>
-      <w:hyperlink w:anchor="_Toc244141194" w:history="1">
+      <w:hyperlink w:anchor="_Toc244142581" w:history="1">
         <w:r>
           <w:rPr>
             <w:rStyle w:val="Collegamentoipertestuale"/>
@@ -14378,7 +14378,7 @@
             <w:noProof/>
             <w:webHidden/>
           </w:rPr>
-          <w:instrText xml:space="preserve"> PAGEREF _Toc244141194 \h </w:instrText>
+          <w:instrText xml:space="preserve"> PAGEREF _Toc244142581 \h </w:instrText>
         </w:r>
         <w:r>
           <w:rPr>
@@ -14425,7 +14425,7 @@
           <w14:ligatures w14:val="standardContextual"/>
         </w:rPr>
       </w:pPr>
-      <w:hyperlink w:anchor="_Toc244141195" w:history="1">
+      <w:hyperlink w:anchor="_Toc244142582" w:history="1">
         <w:r>
           <w:rPr>
             <w:rStyle w:val="Collegamentoipertestuale"/>
@@ -14470,7 +14470,7 @@
             <w:noProof/>
             <w:webHidden/>
           </w:rPr>
-          <w:instrText xml:space="preserve"> PAGEREF _Toc244141195 \h </w:instrText>
+          <w:instrText xml:space="preserve"> PAGEREF _Toc244142582 \h </w:instrText>
         </w:r>
         <w:r>
           <w:rPr>
@@ -14490,7 +14490,7 @@
             <w:noProof/>
             <w:webHidden/>
           </w:rPr>
-          <w:t>71</w:t>
+          <w:t>72</w:t>
         </w:r>
         <w:r>
           <w:rPr>
@@ -14517,7 +14517,7 @@
           <w14:ligatures w14:val="standardContextual"/>
         </w:rPr>
       </w:pPr>
-      <w:hyperlink w:anchor="_Toc244141196" w:history="1">
+      <w:hyperlink w:anchor="_Toc244142583" w:history="1">
         <w:r>
           <w:rPr>
             <w:rStyle w:val="Collegamentoipertestuale"/>
@@ -14562,7 +14562,7 @@
             <w:noProof/>
             <w:webHidden/>
           </w:rPr>
-          <w:instrText xml:space="preserve"> PAGEREF _Toc244141196 \h </w:instrText>
+          <w:instrText xml:space="preserve"> PAGEREF _Toc244142583 \h </w:instrText>
         </w:r>
         <w:r>
           <w:rPr>
@@ -14609,7 +14609,7 @@
           <w14:ligatures w14:val="standardContextual"/>
         </w:rPr>
       </w:pPr>
-      <w:hyperlink w:anchor="_Toc244141197" w:history="1">
+      <w:hyperlink w:anchor="_Toc244142584" w:history="1">
         <w:r>
           <w:rPr>
             <w:rStyle w:val="Collegamentoipertestuale"/>
@@ -14654,7 +14654,7 @@
             <w:noProof/>
             <w:webHidden/>
           </w:rPr>
-          <w:instrText xml:space="preserve"> PAGEREF _Toc244141197 \h </w:instrText>
+          <w:instrText xml:space="preserve"> PAGEREF _Toc244142584 \h </w:instrText>
         </w:r>
         <w:r>
           <w:rPr>
@@ -14701,7 +14701,7 @@
           <w14:ligatures w14:val="standardContextual"/>
         </w:rPr>
       </w:pPr>
-      <w:hyperlink w:anchor="_Toc244141198" w:history="1">
+      <w:hyperlink w:anchor="_Toc244142585" w:history="1">
         <w:r>
           <w:rPr>
             <w:rStyle w:val="Collegamentoipertestuale"/>
@@ -14746,7 +14746,7 @@
             <w:noProof/>
             <w:webHidden/>
           </w:rPr>
-          <w:instrText xml:space="preserve"> PAGEREF _Toc244141198 \h </w:instrText>
+          <w:instrText xml:space="preserve"> PAGEREF _Toc244142585 \h </w:instrText>
         </w:r>
         <w:r>
           <w:rPr>
@@ -14766,7 +14766,7 @@
             <w:noProof/>
             <w:webHidden/>
           </w:rPr>
-          <w:t>74</w:t>
+          <w:t>75</w:t>
         </w:r>
         <w:r>
           <w:rPr>
@@ -14793,7 +14793,7 @@
           <w14:ligatures w14:val="standardContextual"/>
         </w:rPr>
       </w:pPr>
-      <w:hyperlink w:anchor="_Toc244141199" w:history="1">
+      <w:hyperlink w:anchor="_Toc244142586" w:history="1">
         <w:r>
           <w:rPr>
             <w:rStyle w:val="Collegamentoipertestuale"/>
@@ -14838,7 +14838,7 @@
             <w:noProof/>
             <w:webHidden/>
           </w:rPr>
-          <w:instrText xml:space="preserve"> PAGEREF _Toc244141199 \h </w:instrText>
+          <w:instrText xml:space="preserve"> PAGEREF _Toc244142586 \h </w:instrText>
         </w:r>
         <w:r>
           <w:rPr>
@@ -14858,7 +14858,7 @@
             <w:noProof/>
             <w:webHidden/>
           </w:rPr>
-          <w:t>76</w:t>
+          <w:t>77</w:t>
         </w:r>
         <w:r>
           <w:rPr>
@@ -14885,7 +14885,7 @@
           <w14:ligatures w14:val="standardContextual"/>
         </w:rPr>
       </w:pPr>
-      <w:hyperlink w:anchor="_Toc244141200" w:history="1">
+      <w:hyperlink w:anchor="_Toc244142587" w:history="1">
         <w:r>
           <w:rPr>
             <w:rStyle w:val="Collegamentoipertestuale"/>
@@ -14930,7 +14930,7 @@
             <w:noProof/>
             <w:webHidden/>
           </w:rPr>
-          <w:instrText xml:space="preserve"> PAGEREF _Toc244141200 \h </w:instrText>
+          <w:instrText xml:space="preserve"> PAGEREF _Toc244142587 \h </w:instrText>
         </w:r>
         <w:r>
           <w:rPr>
@@ -14950,7 +14950,7 @@
             <w:noProof/>
             <w:webHidden/>
           </w:rPr>
-          <w:t>77</w:t>
+          <w:t>78</w:t>
         </w:r>
         <w:r>
           <w:rPr>
@@ -14977,7 +14977,7 @@
           <w14:ligatures w14:val="standardContextual"/>
         </w:rPr>
       </w:pPr>
-      <w:hyperlink w:anchor="_Toc244141201" w:history="1">
+      <w:hyperlink w:anchor="_Toc244142588" w:history="1">
         <w:r>
           <w:rPr>
             <w:rStyle w:val="Collegamentoipertestuale"/>
@@ -15022,7 +15022,7 @@
             <w:noProof/>
             <w:webHidden/>
           </w:rPr>
-          <w:instrText xml:space="preserve"> PAGEREF _Toc244141201 \h </w:instrText>
+          <w:instrText xml:space="preserve"> PAGEREF _Toc244142588 \h </w:instrText>
         </w:r>
         <w:r>
           <w:rPr>
@@ -15068,7 +15068,7 @@
           <w14:ligatures w14:val="standardContextual"/>
         </w:rPr>
       </w:pPr>
-      <w:hyperlink w:anchor="_Toc244141202" w:history="1">
+      <w:hyperlink w:anchor="_Toc244142589" w:history="1">
         <w:r>
           <w:rPr>
             <w:rStyle w:val="Collegamentoipertestuale"/>
@@ -15116,7 +15116,7 @@
             <w:noProof/>
             <w:webHidden/>
           </w:rPr>
-          <w:instrText xml:space="preserve"> PAGEREF _Toc244141202 \h </w:instrText>
+          <w:instrText xml:space="preserve"> PAGEREF _Toc244142589 \h </w:instrText>
         </w:r>
         <w:r>
           <w:rPr>
@@ -15136,7 +15136,7 @@
             <w:noProof/>
             <w:webHidden/>
           </w:rPr>
-          <w:t>78</w:t>
+          <w:t>79</w:t>
         </w:r>
         <w:r>
           <w:rPr>
@@ -15163,7 +15163,7 @@
           <w14:ligatures w14:val="standardContextual"/>
         </w:rPr>
       </w:pPr>
-      <w:hyperlink w:anchor="_Toc244141203" w:history="1">
+      <w:hyperlink w:anchor="_Toc244142590" w:history="1">
         <w:r>
           <w:rPr>
             <w:rStyle w:val="Collegamentoipertestuale"/>
@@ -15208,7 +15208,7 @@
             <w:noProof/>
             <w:webHidden/>
           </w:rPr>
-          <w:instrText xml:space="preserve"> PAGEREF _Toc244141203 \h </w:instrText>
+          <w:instrText xml:space="preserve"> PAGEREF _Toc244142590 \h </w:instrText>
         </w:r>
         <w:r>
           <w:rPr>
@@ -15228,7 +15228,7 @@
             <w:noProof/>
             <w:webHidden/>
           </w:rPr>
-          <w:t>78</w:t>
+          <w:t>79</w:t>
         </w:r>
         <w:r>
           <w:rPr>
@@ -15255,7 +15255,7 @@
           <w14:ligatures w14:val="standardContextual"/>
         </w:rPr>
       </w:pPr>
-      <w:hyperlink w:anchor="_Toc244141204" w:history="1">
+      <w:hyperlink w:anchor="_Toc244142591" w:history="1">
         <w:r>
           <w:rPr>
             <w:rStyle w:val="Collegamentoipertestuale"/>
@@ -15300,7 +15300,7 @@
             <w:noProof/>
             <w:webHidden/>
           </w:rPr>
-          <w:instrText xml:space="preserve"> PAGEREF _Toc244141204 \h </w:instrText>
+          <w:instrText xml:space="preserve"> PAGEREF _Toc244142591 \h </w:instrText>
         </w:r>
         <w:r>
           <w:rPr>
@@ -15347,7 +15347,7 @@
           <w14:ligatures w14:val="standardContextual"/>
         </w:rPr>
       </w:pPr>
-      <w:hyperlink w:anchor="_Toc244141205" w:history="1">
+      <w:hyperlink w:anchor="_Toc244142592" w:history="1">
         <w:r>
           <w:rPr>
             <w:rStyle w:val="Collegamentoipertestuale"/>
@@ -15392,7 +15392,7 @@
             <w:noProof/>
             <w:webHidden/>
           </w:rPr>
-          <w:instrText xml:space="preserve"> PAGEREF _Toc244141205 \h </w:instrText>
+          <w:instrText xml:space="preserve"> PAGEREF _Toc244142592 \h </w:instrText>
         </w:r>
         <w:r>
           <w:rPr>
@@ -15438,7 +15438,7 @@
           <w14:ligatures w14:val="standardContextual"/>
         </w:rPr>
       </w:pPr>
-      <w:hyperlink w:anchor="_Toc244141206" w:history="1">
+      <w:hyperlink w:anchor="_Toc244142593" w:history="1">
         <w:r>
           <w:rPr>
             <w:rStyle w:val="Collegamentoipertestuale"/>
@@ -15486,7 +15486,7 @@
             <w:noProof/>
             <w:webHidden/>
           </w:rPr>
-          <w:instrText xml:space="preserve"> PAGEREF _Toc244141206 \h </w:instrText>
+          <w:instrText xml:space="preserve"> PAGEREF _Toc244142593 \h </w:instrText>
         </w:r>
         <w:r>
           <w:rPr>
@@ -15533,7 +15533,7 @@
           <w14:ligatures w14:val="standardContextual"/>
         </w:rPr>
       </w:pPr>
-      <w:hyperlink w:anchor="_Toc244141207" w:history="1">
+      <w:hyperlink w:anchor="_Toc244142594" w:history="1">
         <w:r>
           <w:rPr>
             <w:rStyle w:val="Collegamentoipertestuale"/>
@@ -15578,7 +15578,7 @@
             <w:noProof/>
             <w:webHidden/>
           </w:rPr>
-          <w:instrText xml:space="preserve"> PAGEREF _Toc244141207 \h </w:instrText>
+          <w:instrText xml:space="preserve"> PAGEREF _Toc244142594 \h </w:instrText>
         </w:r>
         <w:r>
           <w:rPr>
@@ -15625,7 +15625,7 @@
           <w14:ligatures w14:val="standardContextual"/>
         </w:rPr>
       </w:pPr>
-      <w:hyperlink w:anchor="_Toc244141208" w:history="1">
+      <w:hyperlink w:anchor="_Toc244142595" w:history="1">
         <w:r>
           <w:rPr>
             <w:rStyle w:val="Collegamentoipertestuale"/>
@@ -15670,7 +15670,7 @@
             <w:noProof/>
             <w:webHidden/>
           </w:rPr>
-          <w:instrText xml:space="preserve"> PAGEREF _Toc244141208 \h </w:instrText>
+          <w:instrText xml:space="preserve"> PAGEREF _Toc244142595 \h </w:instrText>
         </w:r>
         <w:r>
           <w:rPr>
@@ -15717,7 +15717,7 @@
           <w14:ligatures w14:val="standardContextual"/>
         </w:rPr>
       </w:pPr>
-      <w:hyperlink w:anchor="_Toc244141209" w:history="1">
+      <w:hyperlink w:anchor="_Toc244142596" w:history="1">
         <w:r>
           <w:rPr>
             <w:rStyle w:val="Collegamentoipertestuale"/>
@@ -15762,7 +15762,7 @@
             <w:noProof/>
             <w:webHidden/>
           </w:rPr>
-          <w:instrText xml:space="preserve"> PAGEREF _Toc244141209 \h </w:instrText>
+          <w:instrText xml:space="preserve"> PAGEREF _Toc244142596 \h </w:instrText>
         </w:r>
         <w:r>
           <w:rPr>
@@ -15782,7 +15782,7 @@
             <w:noProof/>
             <w:webHidden/>
           </w:rPr>
-          <w:t>79</w:t>
+          <w:t>80</w:t>
         </w:r>
         <w:r>
           <w:rPr>
@@ -15808,7 +15808,7 @@
           <w14:ligatures w14:val="standardContextual"/>
         </w:rPr>
       </w:pPr>
-      <w:hyperlink w:anchor="_Toc244141210" w:history="1">
+      <w:hyperlink w:anchor="_Toc244142597" w:history="1">
         <w:r>
           <w:rPr>
             <w:rStyle w:val="Collegamentoipertestuale"/>
@@ -15856,7 +15856,7 @@
             <w:noProof/>
             <w:webHidden/>
           </w:rPr>
-          <w:instrText xml:space="preserve"> PAGEREF _Toc244141210 \h </w:instrText>
+          <w:instrText xml:space="preserve"> PAGEREF _Toc244142597 \h </w:instrText>
         </w:r>
         <w:r>
           <w:rPr>
@@ -15876,7 +15876,7 @@
             <w:noProof/>
             <w:webHidden/>
           </w:rPr>
-          <w:t>79</w:t>
+          <w:t>80</w:t>
         </w:r>
         <w:r>
           <w:rPr>
@@ -15903,7 +15903,7 @@
           <w14:ligatures w14:val="standardContextual"/>
         </w:rPr>
       </w:pPr>
-      <w:hyperlink w:anchor="_Toc244141211" w:history="1">
+      <w:hyperlink w:anchor="_Toc244142598" w:history="1">
         <w:r>
           <w:rPr>
             <w:rStyle w:val="Collegamentoipertestuale"/>
@@ -15948,7 +15948,7 @@
             <w:noProof/>
             <w:webHidden/>
           </w:rPr>
-          <w:instrText xml:space="preserve"> PAGEREF _Toc244141211 \h </w:instrText>
+          <w:instrText xml:space="preserve"> PAGEREF _Toc244142598 \h </w:instrText>
         </w:r>
         <w:r>
           <w:rPr>
@@ -15995,7 +15995,7 @@
           <w14:ligatures w14:val="standardContextual"/>
         </w:rPr>
       </w:pPr>
-      <w:hyperlink w:anchor="_Toc244141212" w:history="1">
+      <w:hyperlink w:anchor="_Toc244142599" w:history="1">
         <w:r>
           <w:rPr>
             <w:rStyle w:val="Collegamentoipertestuale"/>
@@ -16040,7 +16040,7 @@
             <w:noProof/>
             <w:webHidden/>
           </w:rPr>
-          <w:instrText xml:space="preserve"> PAGEREF _Toc244141212 \h </w:instrText>
+          <w:instrText xml:space="preserve"> PAGEREF _Toc244142599 \h </w:instrText>
         </w:r>
         <w:r>
           <w:rPr>
@@ -16060,7 +16060,7 @@
             <w:noProof/>
             <w:webHidden/>
           </w:rPr>
-          <w:t>80</w:t>
+          <w:t>81</w:t>
         </w:r>
         <w:r>
           <w:rPr>
@@ -16087,7 +16087,7 @@
           <w14:ligatures w14:val="standardContextual"/>
         </w:rPr>
       </w:pPr>
-      <w:hyperlink w:anchor="_Toc244141213" w:history="1">
+      <w:hyperlink w:anchor="_Toc244142600" w:history="1">
         <w:r>
           <w:rPr>
             <w:rStyle w:val="Collegamentoipertestuale"/>
@@ -16132,7 +16132,7 @@
             <w:noProof/>
             <w:webHidden/>
           </w:rPr>
-          <w:instrText xml:space="preserve"> PAGEREF _Toc244141213 \h </w:instrText>
+          <w:instrText xml:space="preserve"> PAGEREF _Toc244142600 \h </w:instrText>
         </w:r>
         <w:r>
           <w:rPr>
@@ -16152,7 +16152,7 @@
             <w:noProof/>
             <w:webHidden/>
           </w:rPr>
-          <w:t>81</w:t>
+          <w:t>82</w:t>
         </w:r>
         <w:r>
           <w:rPr>
@@ -16179,7 +16179,7 @@
           <w14:ligatures w14:val="standardContextual"/>
         </w:rPr>
       </w:pPr>
-      <w:hyperlink w:anchor="_Toc244141214" w:history="1">
+      <w:hyperlink w:anchor="_Toc244142601" w:history="1">
         <w:r>
           <w:rPr>
             <w:rStyle w:val="Collegamentoipertestuale"/>
@@ -16224,7 +16224,7 @@
             <w:noProof/>
             <w:webHidden/>
           </w:rPr>
-          <w:instrText xml:space="preserve"> PAGEREF _Toc244141214 \h </w:instrText>
+          <w:instrText xml:space="preserve"> PAGEREF _Toc244142601 \h </w:instrText>
         </w:r>
         <w:r>
           <w:rPr>
@@ -16271,7 +16271,7 @@
           <w14:ligatures w14:val="standardContextual"/>
         </w:rPr>
       </w:pPr>
-      <w:hyperlink w:anchor="_Toc244141215" w:history="1">
+      <w:hyperlink w:anchor="_Toc244142602" w:history="1">
         <w:r>
           <w:rPr>
             <w:rStyle w:val="Collegamentoipertestuale"/>
@@ -16316,7 +16316,7 @@
             <w:noProof/>
             <w:webHidden/>
           </w:rPr>
-          <w:instrText xml:space="preserve"> PAGEREF _Toc244141215 \h </w:instrText>
+          <w:instrText xml:space="preserve"> PAGEREF _Toc244142602 \h </w:instrText>
         </w:r>
         <w:r>
           <w:rPr>
@@ -16362,7 +16362,7 @@
           <w14:ligatures w14:val="standardContextual"/>
         </w:rPr>
       </w:pPr>
-      <w:hyperlink w:anchor="_Toc244141216" w:history="1">
+      <w:hyperlink w:anchor="_Toc244142603" w:history="1">
         <w:r>
           <w:rPr>
             <w:rStyle w:val="Collegamentoipertestuale"/>
@@ -16410,7 +16410,7 @@
             <w:noProof/>
             <w:webHidden/>
           </w:rPr>
-          <w:instrText xml:space="preserve"> PAGEREF _Toc244141216 \h </w:instrText>
+          <w:instrText xml:space="preserve"> PAGEREF _Toc244142603 \h </w:instrText>
         </w:r>
         <w:r>
           <w:rPr>
@@ -16457,7 +16457,7 @@
           <w14:ligatures w14:val="standardContextual"/>
         </w:rPr>
       </w:pPr>
-      <w:hyperlink w:anchor="_Toc244141217" w:history="1">
+      <w:hyperlink w:anchor="_Toc244142604" w:history="1">
         <w:r>
           <w:rPr>
             <w:rStyle w:val="Collegamentoipertestuale"/>
@@ -16502,7 +16502,7 @@
             <w:noProof/>
             <w:webHidden/>
           </w:rPr>
-          <w:instrText xml:space="preserve"> PAGEREF _Toc244141217 \h </w:instrText>
+          <w:instrText xml:space="preserve"> PAGEREF _Toc244142604 \h </w:instrText>
         </w:r>
         <w:r>
           <w:rPr>
@@ -16549,7 +16549,7 @@
           <w14:ligatures w14:val="standardContextual"/>
         </w:rPr>
       </w:pPr>
-      <w:hyperlink w:anchor="_Toc244141218" w:history="1">
+      <w:hyperlink w:anchor="_Toc244142605" w:history="1">
         <w:r>
           <w:rPr>
             <w:rStyle w:val="Collegamentoipertestuale"/>
@@ -16594,7 +16594,7 @@
             <w:noProof/>
             <w:webHidden/>
           </w:rPr>
-          <w:instrText xml:space="preserve"> PAGEREF _Toc244141218 \h </w:instrText>
+          <w:instrText xml:space="preserve"> PAGEREF _Toc244142605 \h </w:instrText>
         </w:r>
         <w:r>
           <w:rPr>
@@ -16641,7 +16641,7 @@
           <w14:ligatures w14:val="standardContextual"/>
         </w:rPr>
       </w:pPr>
-      <w:hyperlink w:anchor="_Toc244141219" w:history="1">
+      <w:hyperlink w:anchor="_Toc244142606" w:history="1">
         <w:r>
           <w:rPr>
             <w:rStyle w:val="Collegamentoipertestuale"/>
@@ -16686,7 +16686,7 @@
             <w:noProof/>
             <w:webHidden/>
           </w:rPr>
-          <w:instrText xml:space="preserve"> PAGEREF _Toc244141219 \h </w:instrText>
+          <w:instrText xml:space="preserve"> PAGEREF _Toc244142606 \h </w:instrText>
         </w:r>
         <w:r>
           <w:rPr>
@@ -16733,7 +16733,7 @@
           <w14:ligatures w14:val="standardContextual"/>
         </w:rPr>
       </w:pPr>
-      <w:hyperlink w:anchor="_Toc244141220" w:history="1">
+      <w:hyperlink w:anchor="_Toc244142607" w:history="1">
         <w:r>
           <w:rPr>
             <w:rStyle w:val="Collegamentoipertestuale"/>
@@ -16778,7 +16778,7 @@
             <w:noProof/>
             <w:webHidden/>
           </w:rPr>
-          <w:instrText xml:space="preserve"> PAGEREF _Toc244141220 \h </w:instrText>
+          <w:instrText xml:space="preserve"> PAGEREF _Toc244142607 \h </w:instrText>
         </w:r>
         <w:r>
           <w:rPr>
@@ -16825,7 +16825,7 @@
           <w14:ligatures w14:val="standardContextual"/>
         </w:rPr>
       </w:pPr>
-      <w:hyperlink w:anchor="_Toc244141221" w:history="1">
+      <w:hyperlink w:anchor="_Toc244142608" w:history="1">
         <w:r>
           <w:rPr>
             <w:rStyle w:val="Collegamentoipertestuale"/>
@@ -16870,7 +16870,7 @@
             <w:noProof/>
             <w:webHidden/>
           </w:rPr>
-          <w:instrText xml:space="preserve"> PAGEREF _Toc244141221 \h </w:instrText>
+          <w:instrText xml:space="preserve"> PAGEREF _Toc244142608 \h </w:instrText>
         </w:r>
         <w:r>
           <w:rPr>
@@ -16917,7 +16917,7 @@
           <w14:ligatures w14:val="standardContextual"/>
         </w:rPr>
       </w:pPr>
-      <w:hyperlink w:anchor="_Toc244141222" w:history="1">
+      <w:hyperlink w:anchor="_Toc244142609" w:history="1">
         <w:r>
           <w:rPr>
             <w:rStyle w:val="Collegamentoipertestuale"/>
@@ -16962,7 +16962,7 @@
             <w:noProof/>
             <w:webHidden/>
           </w:rPr>
-          <w:instrText xml:space="preserve"> PAGEREF _Toc244141222 \h </w:instrText>
+          <w:instrText xml:space="preserve"> PAGEREF _Toc244142609 \h </w:instrText>
         </w:r>
         <w:r>
           <w:rPr>
@@ -17009,7 +17009,7 @@
           <w14:ligatures w14:val="standardContextual"/>
         </w:rPr>
       </w:pPr>
-      <w:hyperlink w:anchor="_Toc244141223" w:history="1">
+      <w:hyperlink w:anchor="_Toc244142610" w:history="1">
         <w:r>
           <w:rPr>
             <w:rStyle w:val="Collegamentoipertestuale"/>
@@ -17054,7 +17054,7 @@
             <w:noProof/>
             <w:webHidden/>
           </w:rPr>
-          <w:instrText xml:space="preserve"> PAGEREF _Toc244141223 \h </w:instrText>
+          <w:instrText xml:space="preserve"> PAGEREF _Toc244142610 \h </w:instrText>
         </w:r>
         <w:r>
           <w:rPr>
@@ -17101,7 +17101,7 @@
           <w14:ligatures w14:val="standardContextual"/>
         </w:rPr>
       </w:pPr>
-      <w:hyperlink w:anchor="_Toc244141224" w:history="1">
+      <w:hyperlink w:anchor="_Toc244142611" w:history="1">
         <w:r>
           <w:rPr>
             <w:rStyle w:val="Collegamentoipertestuale"/>
@@ -17146,7 +17146,7 @@
             <w:noProof/>
             <w:webHidden/>
           </w:rPr>
-          <w:instrText xml:space="preserve"> PAGEREF _Toc244141224 \h </w:instrText>
+          <w:instrText xml:space="preserve"> PAGEREF _Toc244142611 \h </w:instrText>
         </w:r>
         <w:r>
           <w:rPr>
@@ -17193,7 +17193,7 @@
           <w14:ligatures w14:val="standardContextual"/>
         </w:rPr>
       </w:pPr>
-      <w:hyperlink w:anchor="_Toc244141225" w:history="1">
+      <w:hyperlink w:anchor="_Toc244142612" w:history="1">
         <w:r>
           <w:rPr>
             <w:rStyle w:val="Collegamentoipertestuale"/>
@@ -17238,7 +17238,7 @@
             <w:noProof/>
             <w:webHidden/>
           </w:rPr>
-          <w:instrText xml:space="preserve"> PAGEREF _Toc244141225 \h </w:instrText>
+          <w:instrText xml:space="preserve"> PAGEREF _Toc244142612 \h </w:instrText>
         </w:r>
         <w:r>
           <w:rPr>
@@ -17285,7 +17285,7 @@
           <w14:ligatures w14:val="standardContextual"/>
         </w:rPr>
       </w:pPr>
-      <w:hyperlink w:anchor="_Toc244141226" w:history="1">
+      <w:hyperlink w:anchor="_Toc244142613" w:history="1">
         <w:r>
           <w:rPr>
             <w:rStyle w:val="Collegamentoipertestuale"/>
@@ -17330,7 +17330,7 @@
             <w:noProof/>
             <w:webHidden/>
           </w:rPr>
-          <w:instrText xml:space="preserve"> PAGEREF _Toc244141226 \h </w:instrText>
+          <w:instrText xml:space="preserve"> PAGEREF _Toc244142613 \h </w:instrText>
         </w:r>
         <w:r>
           <w:rPr>
@@ -17376,7 +17376,7 @@
           <w14:ligatures w14:val="standardContextual"/>
         </w:rPr>
       </w:pPr>
-      <w:hyperlink w:anchor="_Toc244141227" w:history="1">
+      <w:hyperlink w:anchor="_Toc244142614" w:history="1">
         <w:r>
           <w:rPr>
             <w:rStyle w:val="Collegamentoipertestuale"/>
@@ -17424,7 +17424,7 @@
             <w:noProof/>
             <w:webHidden/>
           </w:rPr>
-          <w:instrText xml:space="preserve"> PAGEREF _Toc244141227 \h </w:instrText>
+          <w:instrText xml:space="preserve"> PAGEREF _Toc244142614 \h </w:instrText>
         </w:r>
         <w:r>
           <w:rPr>
@@ -17471,7 +17471,7 @@
           <w14:ligatures w14:val="standardContextual"/>
         </w:rPr>
       </w:pPr>
-      <w:hyperlink w:anchor="_Toc244141228" w:history="1">
+      <w:hyperlink w:anchor="_Toc244142615" w:history="1">
         <w:r>
           <w:rPr>
             <w:rStyle w:val="Collegamentoipertestuale"/>
@@ -17516,7 +17516,7 @@
             <w:noProof/>
             <w:webHidden/>
           </w:rPr>
-          <w:instrText xml:space="preserve"> PAGEREF _Toc244141228 \h </w:instrText>
+          <w:instrText xml:space="preserve"> PAGEREF _Toc244142615 \h </w:instrText>
         </w:r>
         <w:r>
           <w:rPr>
@@ -17563,7 +17563,7 @@
           <w14:ligatures w14:val="standardContextual"/>
         </w:rPr>
       </w:pPr>
-      <w:hyperlink w:anchor="_Toc244141229" w:history="1">
+      <w:hyperlink w:anchor="_Toc244142616" w:history="1">
         <w:r>
           <w:rPr>
             <w:rStyle w:val="Collegamentoipertestuale"/>
@@ -17608,7 +17608,7 @@
             <w:noProof/>
             <w:webHidden/>
           </w:rPr>
-          <w:instrText xml:space="preserve"> PAGEREF _Toc244141229 \h </w:instrText>
+          <w:instrText xml:space="preserve"> PAGEREF _Toc244142616 \h </w:instrText>
         </w:r>
         <w:r>
           <w:rPr>
@@ -17655,7 +17655,7 @@
           <w14:ligatures w14:val="standardContextual"/>
         </w:rPr>
       </w:pPr>
-      <w:hyperlink w:anchor="_Toc244141230" w:history="1">
+      <w:hyperlink w:anchor="_Toc244142617" w:history="1">
         <w:r>
           <w:rPr>
             <w:rStyle w:val="Collegamentoipertestuale"/>
@@ -17700,7 +17700,7 @@
             <w:noProof/>
             <w:webHidden/>
           </w:rPr>
-          <w:instrText xml:space="preserve"> PAGEREF _Toc244141230 \h </w:instrText>
+          <w:instrText xml:space="preserve"> PAGEREF _Toc244142617 \h </w:instrText>
         </w:r>
         <w:r>
           <w:rPr>
@@ -17746,7 +17746,7 @@
           <w14:ligatures w14:val="standardContextual"/>
         </w:rPr>
       </w:pPr>
-      <w:hyperlink w:anchor="_Toc244141231" w:history="1">
+      <w:hyperlink w:anchor="_Toc244142618" w:history="1">
         <w:r>
           <w:rPr>
             <w:rStyle w:val="Collegamentoipertestuale"/>
@@ -17794,7 +17794,7 @@
             <w:noProof/>
             <w:webHidden/>
           </w:rPr>
-          <w:instrText xml:space="preserve"> PAGEREF _Toc244141231 \h </w:instrText>
+          <w:instrText xml:space="preserve"> PAGEREF _Toc244142618 \h </w:instrText>
         </w:r>
         <w:r>
           <w:rPr>
@@ -17841,7 +17841,7 @@
           <w14:ligatures w14:val="standardContextual"/>
         </w:rPr>
       </w:pPr>
-      <w:hyperlink w:anchor="_Toc244141232" w:history="1">
+      <w:hyperlink w:anchor="_Toc244142619" w:history="1">
         <w:r>
           <w:rPr>
             <w:rStyle w:val="Collegamentoipertestuale"/>
@@ -17886,7 +17886,7 @@
             <w:noProof/>
             <w:webHidden/>
           </w:rPr>
-          <w:instrText xml:space="preserve"> PAGEREF _Toc244141232 \h </w:instrText>
+          <w:instrText xml:space="preserve"> PAGEREF _Toc244142619 \h </w:instrText>
         </w:r>
         <w:r>
           <w:rPr>
@@ -17933,7 +17933,7 @@
           <w14:ligatures w14:val="standardContextual"/>
         </w:rPr>
       </w:pPr>
-      <w:hyperlink w:anchor="_Toc244141233" w:history="1">
+      <w:hyperlink w:anchor="_Toc244142620" w:history="1">
         <w:r>
           <w:rPr>
             <w:rStyle w:val="Collegamentoipertestuale"/>
@@ -17978,7 +17978,7 @@
             <w:noProof/>
             <w:webHidden/>
           </w:rPr>
-          <w:instrText xml:space="preserve"> PAGEREF _Toc244141233 \h </w:instrText>
+          <w:instrText xml:space="preserve"> PAGEREF _Toc244142620 \h </w:instrText>
         </w:r>
         <w:r>
           <w:rPr>
@@ -18024,7 +18024,7 @@
           <w14:ligatures w14:val="standardContextual"/>
         </w:rPr>
       </w:pPr>
-      <w:hyperlink w:anchor="_Toc244141234" w:history="1">
+      <w:hyperlink w:anchor="_Toc244142621" w:history="1">
         <w:r>
           <w:rPr>
             <w:rStyle w:val="Collegamentoipertestuale"/>
@@ -18072,7 +18072,7 @@
             <w:noProof/>
             <w:webHidden/>
           </w:rPr>
-          <w:instrText xml:space="preserve"> PAGEREF _Toc244141234 \h </w:instrText>
+          <w:instrText xml:space="preserve"> PAGEREF _Toc244142621 \h </w:instrText>
         </w:r>
         <w:r>
           <w:rPr>
@@ -18119,7 +18119,7 @@
           <w14:ligatures w14:val="standardContextual"/>
         </w:rPr>
       </w:pPr>
-      <w:hyperlink w:anchor="_Toc244141235" w:history="1">
+      <w:hyperlink w:anchor="_Toc244142622" w:history="1">
         <w:r>
           <w:rPr>
             <w:rStyle w:val="Collegamentoipertestuale"/>
@@ -18164,7 +18164,7 @@
             <w:noProof/>
             <w:webHidden/>
           </w:rPr>
-          <w:instrText xml:space="preserve"> PAGEREF _Toc244141235 \h </w:instrText>
+          <w:instrText xml:space="preserve"> PAGEREF _Toc244142622 \h </w:instrText>
         </w:r>
         <w:r>
           <w:rPr>
@@ -18211,7 +18211,7 @@
           <w14:ligatures w14:val="standardContextual"/>
         </w:rPr>
       </w:pPr>
-      <w:hyperlink w:anchor="_Toc244141236" w:history="1">
+      <w:hyperlink w:anchor="_Toc244142623" w:history="1">
         <w:r>
           <w:rPr>
             <w:rStyle w:val="Collegamentoipertestuale"/>
@@ -18256,7 +18256,7 @@
             <w:noProof/>
             <w:webHidden/>
           </w:rPr>
-          <w:instrText xml:space="preserve"> PAGEREF _Toc244141236 \h </w:instrText>
+          <w:instrText xml:space="preserve"> PAGEREF _Toc244142623 \h </w:instrText>
         </w:r>
         <w:r>
           <w:rPr>
@@ -18303,7 +18303,7 @@
           <w14:ligatures w14:val="standardContextual"/>
         </w:rPr>
       </w:pPr>
-      <w:hyperlink w:anchor="_Toc244141237" w:history="1">
+      <w:hyperlink w:anchor="_Toc244142624" w:history="1">
         <w:r>
           <w:rPr>
             <w:rStyle w:val="Collegamentoipertestuale"/>
@@ -18348,7 +18348,7 @@
             <w:noProof/>
             <w:webHidden/>
           </w:rPr>
-          <w:instrText xml:space="preserve"> PAGEREF _Toc244141237 \h </w:instrText>
+          <w:instrText xml:space="preserve"> PAGEREF _Toc244142624 \h </w:instrText>
         </w:r>
         <w:r>
           <w:rPr>
@@ -18395,7 +18395,7 @@
           <w14:ligatures w14:val="standardContextual"/>
         </w:rPr>
       </w:pPr>
-      <w:hyperlink w:anchor="_Toc244141238" w:history="1">
+      <w:hyperlink w:anchor="_Toc244142625" w:history="1">
         <w:r>
           <w:rPr>
             <w:rStyle w:val="Collegamentoipertestuale"/>
@@ -18440,7 +18440,7 @@
             <w:noProof/>
             <w:webHidden/>
           </w:rPr>
-          <w:instrText xml:space="preserve"> PAGEREF _Toc244141238 \h </w:instrText>
+          <w:instrText xml:space="preserve"> PAGEREF _Toc244142625 \h </w:instrText>
         </w:r>
         <w:r>
           <w:rPr>
@@ -18487,7 +18487,7 @@
           <w14:ligatures w14:val="standardContextual"/>
         </w:rPr>
       </w:pPr>
-      <w:hyperlink w:anchor="_Toc244141239" w:history="1">
+      <w:hyperlink w:anchor="_Toc244142626" w:history="1">
         <w:r>
           <w:rPr>
             <w:rStyle w:val="Collegamentoipertestuale"/>
@@ -18532,7 +18532,7 @@
             <w:noProof/>
             <w:webHidden/>
           </w:rPr>
-          <w:instrText xml:space="preserve"> PAGEREF _Toc244141239 \h </w:instrText>
+          <w:instrText xml:space="preserve"> PAGEREF _Toc244142626 \h </w:instrText>
         </w:r>
         <w:r>
           <w:rPr>
@@ -18579,7 +18579,7 @@
           <w14:ligatures w14:val="standardContextual"/>
         </w:rPr>
       </w:pPr>
-      <w:hyperlink w:anchor="_Toc244141240" w:history="1">
+      <w:hyperlink w:anchor="_Toc244142627" w:history="1">
         <w:r>
           <w:rPr>
             <w:rStyle w:val="Collegamentoipertestuale"/>
@@ -18624,7 +18624,7 @@
             <w:noProof/>
             <w:webHidden/>
           </w:rPr>
-          <w:instrText xml:space="preserve"> PAGEREF _Toc244141240 \h </w:instrText>
+          <w:instrText xml:space="preserve"> PAGEREF _Toc244142627 \h </w:instrText>
         </w:r>
         <w:r>
           <w:rPr>
@@ -18671,7 +18671,7 @@
           <w14:ligatures w14:val="standardContextual"/>
         </w:rPr>
       </w:pPr>
-      <w:hyperlink w:anchor="_Toc244141241" w:history="1">
+      <w:hyperlink w:anchor="_Toc244142628" w:history="1">
         <w:r>
           <w:rPr>
             <w:rStyle w:val="Collegamentoipertestuale"/>
@@ -18716,7 +18716,7 @@
             <w:noProof/>
             <w:webHidden/>
           </w:rPr>
-          <w:instrText xml:space="preserve"> PAGEREF _Toc244141241 \h </w:instrText>
+          <w:instrText xml:space="preserve"> PAGEREF _Toc244142628 \h </w:instrText>
         </w:r>
         <w:r>
           <w:rPr>
@@ -18763,7 +18763,7 @@
           <w14:ligatures w14:val="standardContextual"/>
         </w:rPr>
       </w:pPr>
-      <w:hyperlink w:anchor="_Toc244141242" w:history="1">
+      <w:hyperlink w:anchor="_Toc244142629" w:history="1">
         <w:r>
           <w:rPr>
             <w:rStyle w:val="Collegamentoipertestuale"/>
@@ -18808,7 +18808,7 @@
             <w:noProof/>
             <w:webHidden/>
           </w:rPr>
-          <w:instrText xml:space="preserve"> PAGEREF _Toc244141242 \h </w:instrText>
+          <w:instrText xml:space="preserve"> PAGEREF _Toc244142629 \h </w:instrText>
         </w:r>
         <w:r>
           <w:rPr>
@@ -18855,7 +18855,7 @@
           <w14:ligatures w14:val="standardContextual"/>
         </w:rPr>
       </w:pPr>
-      <w:hyperlink w:anchor="_Toc244141243" w:history="1">
+      <w:hyperlink w:anchor="_Toc244142630" w:history="1">
         <w:r>
           <w:rPr>
             <w:rStyle w:val="Collegamentoipertestuale"/>
@@ -18900,7 +18900,7 @@
             <w:noProof/>
             <w:webHidden/>
           </w:rPr>
-          <w:instrText xml:space="preserve"> PAGEREF _Toc244141243 \h </w:instrText>
+          <w:instrText xml:space="preserve"> PAGEREF _Toc244142630 \h </w:instrText>
         </w:r>
         <w:r>
           <w:rPr>
@@ -18947,7 +18947,7 @@
           <w14:ligatures w14:val="standardContextual"/>
         </w:rPr>
       </w:pPr>
-      <w:hyperlink w:anchor="_Toc244141244" w:history="1">
+      <w:hyperlink w:anchor="_Toc244142631" w:history="1">
         <w:r>
           <w:rPr>
             <w:rStyle w:val="Collegamentoipertestuale"/>
@@ -18992,7 +18992,7 @@
             <w:noProof/>
             <w:webHidden/>
           </w:rPr>
-          <w:instrText xml:space="preserve"> PAGEREF _Toc244141244 \h </w:instrText>
+          <w:instrText xml:space="preserve"> PAGEREF _Toc244142631 \h </w:instrText>
         </w:r>
         <w:r>
           <w:rPr>
@@ -19039,7 +19039,7 @@
           <w14:ligatures w14:val="standardContextual"/>
         </w:rPr>
       </w:pPr>
-      <w:hyperlink w:anchor="_Toc244141245" w:history="1">
+      <w:hyperlink w:anchor="_Toc244142632" w:history="1">
         <w:r>
           <w:rPr>
             <w:rStyle w:val="Collegamentoipertestuale"/>
@@ -19084,7 +19084,7 @@
             <w:noProof/>
             <w:webHidden/>
           </w:rPr>
-          <w:instrText xml:space="preserve"> PAGEREF _Toc244141245 \h </w:instrText>
+          <w:instrText xml:space="preserve"> PAGEREF _Toc244142632 \h </w:instrText>
         </w:r>
         <w:r>
           <w:rPr>
@@ -19131,7 +19131,7 @@
           <w14:ligatures w14:val="standardContextual"/>
         </w:rPr>
       </w:pPr>
-      <w:hyperlink w:anchor="_Toc244141246" w:history="1">
+      <w:hyperlink w:anchor="_Toc244142633" w:history="1">
         <w:r>
           <w:rPr>
             <w:rStyle w:val="Collegamentoipertestuale"/>
@@ -19176,7 +19176,7 @@
             <w:noProof/>
             <w:webHidden/>
           </w:rPr>
-          <w:instrText xml:space="preserve"> PAGEREF _Toc244141246 \h </w:instrText>
+          <w:instrText xml:space="preserve"> PAGEREF _Toc244142633 \h </w:instrText>
         </w:r>
         <w:r>
           <w:rPr>
@@ -19257,7 +19257,7 @@
         <w:keepNext/>
         <w:spacing w:after="140"/>
       </w:pPr>
-      <w:bookmarkStart w:id="2" w:name="_Toc244141064"/>
+      <w:bookmarkStart w:id="2" w:name="_Toc244142451"/>
       <w:r>
         <w:t>Spettri NTC e isolamento sismico</w:t>
       </w:r>
@@ -19277,7 +19277,7 @@
         <w:keepNext/>
         <w:spacing w:after="140"/>
       </w:pPr>
-      <w:bookmarkStart w:id="3" w:name="_Toc244141065"/>
+      <w:bookmarkStart w:id="3" w:name="_Toc244142452"/>
       <w:r>
         <w:t>Sito e spettri</w:t>
       </w:r>
@@ -19635,7 +19635,7 @@
         <w:keepNext/>
         <w:spacing w:after="140"/>
       </w:pPr>
-      <w:bookmarkStart w:id="4" w:name="_Toc244141066"/>
+      <w:bookmarkStart w:id="4" w:name="_Toc244142453"/>
       <w:r>
         <w:t>Isolatori e modello equivalente</w:t>
       </w:r>
@@ -19693,7 +19693,7 @@
         <w:keepNext/>
         <w:spacing w:after="140"/>
       </w:pPr>
-      <w:bookmarkStart w:id="5" w:name="_Toc244141067"/>
+      <w:bookmarkStart w:id="5" w:name="_Toc244142454"/>
       <w:r>
         <w:t>Pendolo e parametri assegnati</w:t>
       </w:r>
@@ -19734,7 +19734,7 @@
         <w:keepNext/>
         <w:spacing w:after="140"/>
       </w:pPr>
-      <w:bookmarkStart w:id="6" w:name="_Toc244141068"/>
+      <w:bookmarkStart w:id="6" w:name="_Toc244142455"/>
       <w:r>
         <w:t>Salvataggio e report</w:t>
       </w:r>
@@ -19762,7 +19762,7 @@
         <w:keepNext/>
         <w:spacing w:after="140"/>
       </w:pPr>
-      <w:bookmarkStart w:id="7" w:name="_Toc244141069"/>
+      <w:bookmarkStart w:id="7" w:name="_Toc244142456"/>
       <w:r>
         <w:t>Stratigrafia del terreno</w:t>
       </w:r>
@@ -19862,7 +19862,7 @@
         <w:keepNext/>
         <w:spacing w:after="140"/>
       </w:pPr>
-      <w:bookmarkStart w:id="8" w:name="_Toc244141070"/>
+      <w:bookmarkStart w:id="8" w:name="_Toc244142457"/>
       <w:r>
         <w:t>Famiglie di terreno e retini</w:t>
       </w:r>
@@ -19901,7 +19901,7 @@
         <w:keepNext/>
         <w:spacing w:after="140"/>
       </w:pPr>
-      <w:bookmarkStart w:id="9" w:name="_Toc244141071"/>
+      <w:bookmarkStart w:id="9" w:name="_Toc244142458"/>
       <w:r>
         <w:t>Valori medi e minimi</w:t>
       </w:r>
@@ -19932,7 +19932,7 @@
         <w:keepNext/>
         <w:spacing w:after="140"/>
       </w:pPr>
-      <w:bookmarkStart w:id="10" w:name="_Toc244141072"/>
+      <w:bookmarkStart w:id="10" w:name="_Toc244142459"/>
       <w:r>
         <w:lastRenderedPageBreak/>
         <w:t>Scambio del terreno fra fogli ANTHEA</w:t>
@@ -19983,7 +19983,7 @@
         <w:keepNext/>
         <w:spacing w:after="140"/>
       </w:pPr>
-      <w:bookmarkStart w:id="11" w:name="_Toc244141073"/>
+      <w:bookmarkStart w:id="11" w:name="_Toc244142460"/>
       <w:r>
         <w:t>Importazione assistita della relazione</w:t>
       </w:r>
@@ -20042,7 +20042,7 @@
         <w:keepNext/>
         <w:spacing w:after="140"/>
       </w:pPr>
-      <w:bookmarkStart w:id="12" w:name="_Toc244141074"/>
+      <w:bookmarkStart w:id="12" w:name="_Toc244142461"/>
       <w:r>
         <w:t>Avvio e scelta del modulo</w:t>
       </w:r>
@@ -20054,7 +20054,7 @@
         <w:keepNext/>
         <w:spacing w:after="140"/>
       </w:pPr>
-      <w:bookmarkStart w:id="13" w:name="_Toc244141075"/>
+      <w:bookmarkStart w:id="13" w:name="_Toc244142462"/>
       <w:r>
         <w:t>Avviare la versione aggiornata</w:t>
       </w:r>
@@ -20105,7 +20105,7 @@
         <w:keepNext/>
         <w:spacing w:after="140"/>
       </w:pPr>
-      <w:bookmarkStart w:id="14" w:name="_Toc244141076"/>
+      <w:bookmarkStart w:id="14" w:name="_Toc244142463"/>
       <w:r>
         <w:t>Scegliere l’aspetto</w:t>
       </w:r>
@@ -20144,7 +20144,7 @@
         <w:keepNext/>
         <w:spacing w:after="140"/>
       </w:pPr>
-      <w:bookmarkStart w:id="15" w:name="_Toc244141077"/>
+      <w:bookmarkStart w:id="15" w:name="_Toc244142464"/>
       <w:r>
         <w:t>Scegliere il foglio adatto</w:t>
       </w:r>
@@ -21130,7 +21130,7 @@
         <w:keepNext/>
         <w:spacing w:after="140"/>
       </w:pPr>
-      <w:bookmarkStart w:id="16" w:name="_Toc244141078"/>
+      <w:bookmarkStart w:id="16" w:name="_Toc244142465"/>
       <w:r>
         <w:t>Esempi organizzati per modulo</w:t>
       </w:r>
@@ -21238,7 +21238,7 @@
         <w:keepNext/>
         <w:spacing w:after="140"/>
       </w:pPr>
-      <w:bookmarkStart w:id="17" w:name="_Toc244141079"/>
+      <w:bookmarkStart w:id="17" w:name="_Toc244142466"/>
       <w:r>
         <w:t>Leggere e compilare i campi</w:t>
       </w:r>
@@ -21285,7 +21285,7 @@
         <w:keepNext/>
         <w:spacing w:after="140"/>
       </w:pPr>
-      <w:bookmarkStart w:id="18" w:name="_Toc244141080"/>
+      <w:bookmarkStart w:id="18" w:name="_Toc244142467"/>
       <w:r>
         <w:lastRenderedPageBreak/>
         <w:t>Progetti e gestione del lavoro</w:t>
@@ -21298,7 +21298,7 @@
         <w:keepNext/>
         <w:spacing w:after="140"/>
       </w:pPr>
-      <w:bookmarkStart w:id="19" w:name="_Toc244141081"/>
+      <w:bookmarkStart w:id="19" w:name="_Toc244142468"/>
       <w:r>
         <w:t>Costruire una struttura leggibile</w:t>
       </w:r>
@@ -21337,7 +21337,7 @@
         <w:keepNext/>
         <w:spacing w:after="140"/>
       </w:pPr>
-      <w:bookmarkStart w:id="20" w:name="_Toc244141082"/>
+      <w:bookmarkStart w:id="20" w:name="_Toc244142469"/>
       <w:r>
         <w:t>Comprendere i dati comuni</w:t>
       </w:r>
@@ -21388,7 +21388,7 @@
         <w:keepNext/>
         <w:spacing w:after="140"/>
       </w:pPr>
-      <w:bookmarkStart w:id="21" w:name="_Toc244141083"/>
+      <w:bookmarkStart w:id="21" w:name="_Toc244142470"/>
       <w:r>
         <w:t>Spostare duplicare e annullare</w:t>
       </w:r>
@@ -21427,7 +21427,7 @@
         <w:keepNext/>
         <w:spacing w:after="140"/>
       </w:pPr>
-      <w:bookmarkStart w:id="22" w:name="_Toc244141084"/>
+      <w:bookmarkStart w:id="22" w:name="_Toc244142471"/>
       <w:r>
         <w:t>Usare le revisioni</w:t>
       </w:r>
@@ -21470,7 +21470,7 @@
         <w:keepNext/>
         <w:spacing w:after="140"/>
       </w:pPr>
-      <w:bookmarkStart w:id="23" w:name="_Toc244141085"/>
+      <w:bookmarkStart w:id="23" w:name="_Toc244142472"/>
       <w:r>
         <w:t>Report del ramo e compatibilità degli archivi</w:t>
       </w:r>
@@ -21509,7 +21509,7 @@
         <w:keepNext/>
         <w:spacing w:after="140"/>
       </w:pPr>
-      <w:bookmarkStart w:id="24" w:name="_Toc244141086"/>
+      <w:bookmarkStart w:id="24" w:name="_Toc244142473"/>
       <w:r>
         <w:t>Controllo della condivisione</w:t>
       </w:r>
@@ -21537,7 +21537,7 @@
         <w:keepNext/>
         <w:spacing w:after="140"/>
       </w:pPr>
-      <w:bookmarkStart w:id="25" w:name="_Toc244141087"/>
+      <w:bookmarkStart w:id="25" w:name="_Toc244142474"/>
       <w:r>
         <w:t>Materiali e durabilità</w:t>
       </w:r>
@@ -21549,7 +21549,7 @@
         <w:keepNext/>
         <w:spacing w:after="140"/>
       </w:pPr>
-      <w:bookmarkStart w:id="26" w:name="_Toc244141088"/>
+      <w:bookmarkStart w:id="26" w:name="_Toc244142475"/>
       <w:r>
         <w:t>Preparare il calcestruzzo</w:t>
       </w:r>
@@ -21594,7 +21594,7 @@
         <w:keepNext/>
         <w:spacing w:after="140"/>
       </w:pPr>
-      <w:bookmarkStart w:id="27" w:name="_Toc244141089"/>
+      <w:bookmarkStart w:id="27" w:name="_Toc244142476"/>
       <w:r>
         <w:t>Preparare l'acciaio per armature</w:t>
       </w:r>
@@ -21630,7 +21630,7 @@
         <w:keepNext/>
         <w:spacing w:after="140"/>
       </w:pPr>
-      <w:bookmarkStart w:id="28" w:name="_Toc244141090"/>
+      <w:bookmarkStart w:id="28" w:name="_Toc244142477"/>
       <w:r>
         <w:t>Palo verticale</w:t>
       </w:r>
@@ -21642,7 +21642,7 @@
         <w:keepNext/>
         <w:spacing w:after="140"/>
       </w:pPr>
-      <w:bookmarkStart w:id="29" w:name="_Toc244141091"/>
+      <w:bookmarkStart w:id="29" w:name="_Toc244142478"/>
       <w:r>
         <w:t>Compilazione ordinata</w:t>
       </w:r>
@@ -21739,7 +21739,7 @@
         <w:keepNext/>
         <w:spacing w:after="140"/>
       </w:pPr>
-      <w:bookmarkStart w:id="30" w:name="_Toc244141092"/>
+      <w:bookmarkStart w:id="30" w:name="_Toc244142479"/>
       <w:r>
         <w:t>Coefficienti e gruppo di pali</w:t>
       </w:r>
@@ -21789,7 +21789,7 @@
         <w:keepNext/>
         <w:spacing w:after="140"/>
       </w:pPr>
-      <w:bookmarkStart w:id="31" w:name="_Toc244141093"/>
+      <w:bookmarkStart w:id="31" w:name="_Toc244142480"/>
       <w:r>
         <w:t>Leggere i risultati</w:t>
       </w:r>
@@ -21825,7 +21825,7 @@
         <w:keepNext/>
         <w:spacing w:after="140"/>
       </w:pPr>
-      <w:bookmarkStart w:id="32" w:name="_Toc244141094"/>
+      <w:bookmarkStart w:id="32" w:name="_Toc244142481"/>
       <w:r>
         <w:t>Esempio di controllo manuale</w:t>
       </w:r>
@@ -21916,7 +21916,7 @@
         <w:keepNext/>
         <w:spacing w:after="140"/>
       </w:pPr>
-      <w:bookmarkStart w:id="33" w:name="_Toc244141095"/>
+      <w:bookmarkStart w:id="33" w:name="_Toc244142482"/>
       <w:r>
         <w:t>Micropalo verticale</w:t>
       </w:r>
@@ -21928,7 +21928,7 @@
         <w:keepNext/>
         <w:spacing w:after="140"/>
       </w:pPr>
-      <w:bookmarkStart w:id="34" w:name="_Toc244141096"/>
+      <w:bookmarkStart w:id="34" w:name="_Toc244142483"/>
       <w:r>
         <w:t>Dati del bulbo e dell'iniezione</w:t>
       </w:r>
@@ -21986,7 +21986,7 @@
         <w:keepNext/>
         <w:spacing w:after="140"/>
       </w:pPr>
-      <w:bookmarkStart w:id="35" w:name="_Toc244141097"/>
+      <w:bookmarkStart w:id="35" w:name="_Toc244142484"/>
       <w:r>
         <w:t>Tubo e peso</w:t>
       </w:r>
@@ -22023,7 +22023,7 @@
         <w:keepNext/>
         <w:spacing w:after="140"/>
       </w:pPr>
-      <w:bookmarkStart w:id="36" w:name="_Toc244141098"/>
+      <w:bookmarkStart w:id="36" w:name="_Toc244142485"/>
       <w:r>
         <w:t>Pali e micropali caricati orizzontalmente</w:t>
       </w:r>
@@ -22035,7 +22035,7 @@
         <w:keepNext/>
         <w:spacing w:after="140"/>
       </w:pPr>
-      <w:bookmarkStart w:id="37" w:name="_Toc244141099"/>
+      <w:bookmarkStart w:id="37" w:name="_Toc244142486"/>
       <w:r>
         <w:t>Preparare un modello coerente</w:t>
       </w:r>
@@ -22106,7 +22106,7 @@
         <w:keepNext/>
         <w:spacing w:after="140"/>
       </w:pPr>
-      <w:bookmarkStart w:id="38" w:name="_Toc244141100"/>
+      <w:bookmarkStart w:id="38" w:name="_Toc244142487"/>
       <w:r>
         <w:t>Momento resistente del palo in calcestruzzo</w:t>
       </w:r>
@@ -22145,7 +22145,7 @@
         <w:keepNext/>
         <w:spacing w:after="140"/>
       </w:pPr>
-      <w:bookmarkStart w:id="39" w:name="_Toc244141101"/>
+      <w:bookmarkStart w:id="39" w:name="_Toc244142488"/>
       <w:r>
         <w:lastRenderedPageBreak/>
         <w:t>Sezione CHS del micropalo</w:t>
@@ -22174,7 +22174,7 @@
         <w:keepNext/>
         <w:spacing w:after="140"/>
       </w:pPr>
-      <w:bookmarkStart w:id="40" w:name="_Toc244141102"/>
+      <w:bookmarkStart w:id="40" w:name="_Toc244142489"/>
       <w:r>
         <w:t>Interpretare diagrammi e capacità</w:t>
       </w:r>
@@ -22213,7 +22213,7 @@
         <w:keepNext/>
         <w:spacing w:after="140"/>
       </w:pPr>
-      <w:bookmarkStart w:id="41" w:name="_Toc244141103"/>
+      <w:bookmarkStart w:id="41" w:name="_Toc244142490"/>
       <w:r>
         <w:t>Separare tubo e diametro geotecnico</w:t>
       </w:r>
@@ -22250,7 +22250,7 @@
         <w:keepNext/>
         <w:spacing w:after="140"/>
       </w:pPr>
-      <w:bookmarkStart w:id="42" w:name="_Toc244141104"/>
+      <w:bookmarkStart w:id="42" w:name="_Toc244142491"/>
       <w:r>
         <w:t>Sezione composta da ponte</w:t>
       </w:r>
@@ -22262,7 +22262,7 @@
         <w:keepNext/>
         <w:spacing w:after="140"/>
       </w:pPr>
-      <w:bookmarkStart w:id="43" w:name="_Toc244141105"/>
+      <w:bookmarkStart w:id="43" w:name="_Toc244142492"/>
       <w:r>
         <w:t>Definire la sezione locale</w:t>
       </w:r>
@@ -22309,7 +22309,7 @@
         <w:keepNext/>
         <w:spacing w:after="140"/>
       </w:pPr>
-      <w:bookmarkStart w:id="44" w:name="_Toc244141106"/>
+      <w:bookmarkStart w:id="44" w:name="_Toc244142493"/>
       <w:r>
         <w:t>Compilare la sezione con anima inclinata</w:t>
       </w:r>
@@ -22345,7 +22345,7 @@
           <w:noProof/>
         </w:rPr>
         <w:drawing>
-          <wp:inline distT="0" distB="0" distL="0" distR="0" wp14:anchorId="64DE4D76" wp14:editId="3F4E9DE1">
+          <wp:inline distT="0" distB="0" distL="0" distR="0" wp14:anchorId="2D51F89D" wp14:editId="3CBB5775">
             <wp:extent cx="6120000" cy="3677403"/>
             <wp:effectExtent l="0" t="0" r="0" b="0"/>
             <wp:docPr id="1" name="Picture 1" descr="H con anima inclinata e scostamento positivo di 300 mm"/>
@@ -22403,7 +22403,7 @@
         <w:keepNext/>
         <w:spacing w:after="140"/>
       </w:pPr>
-      <w:bookmarkStart w:id="45" w:name="_Toc244141107"/>
+      <w:bookmarkStart w:id="45" w:name="_Toc244142494"/>
       <w:r>
         <w:t>Compilare il cassoncino</w:t>
       </w:r>
@@ -22444,7 +22444,7 @@
           <w:noProof/>
         </w:rPr>
         <w:drawing>
-          <wp:inline distT="0" distB="0" distL="0" distR="0" wp14:anchorId="460B9DCD" wp14:editId="46B18BE0">
+          <wp:inline distT="0" distB="0" distL="0" distR="0" wp14:anchorId="7A16F4B9" wp14:editId="5DB75983">
             <wp:extent cx="6120000" cy="3677403"/>
             <wp:effectExtent l="0" t="0" r="0" b="0"/>
             <wp:docPr id="2" name="Picture 2" descr="Cassoncino con due anime inclinate e due piattabande superiori"/>
@@ -22505,7 +22505,7 @@
         <w:keepNext/>
         <w:spacing w:after="140"/>
       </w:pPr>
-      <w:bookmarkStart w:id="46" w:name="_Toc244141108"/>
+      <w:bookmarkStart w:id="46" w:name="_Toc244142495"/>
       <w:r>
         <w:t>Leggere le proprietà e riconoscere i limiti</w:t>
       </w:r>
@@ -22989,7 +22989,7 @@
         <w:keepNext/>
         <w:spacing w:after="140"/>
       </w:pPr>
-      <w:bookmarkStart w:id="47" w:name="_Toc244141109"/>
+      <w:bookmarkStart w:id="47" w:name="_Toc244142496"/>
       <w:r>
         <w:lastRenderedPageBreak/>
         <w:t>Scegliere consapevolmente il metodo</w:t>
@@ -23366,7 +23366,7 @@
         <w:keepNext/>
         <w:spacing w:after="140"/>
       </w:pPr>
-      <w:bookmarkStart w:id="48" w:name="_Toc244141110"/>
+      <w:bookmarkStart w:id="48" w:name="_Toc244142497"/>
       <w:r>
         <w:t>Costruire le fasi</w:t>
       </w:r>
@@ -23423,7 +23423,7 @@
         <w:keepNext/>
         <w:spacing w:after="140"/>
       </w:pPr>
-      <w:bookmarkStart w:id="49" w:name="_Toc244141111"/>
+      <w:bookmarkStart w:id="49" w:name="_Toc244142498"/>
       <w:r>
         <w:t>Leggere efficacia tensioni e controlli locali</w:t>
       </w:r>
@@ -23511,7 +23511,7 @@
         <w:keepNext/>
         <w:spacing w:after="140"/>
       </w:pPr>
-      <w:bookmarkStart w:id="50" w:name="_Toc244141112"/>
+      <w:bookmarkStart w:id="50" w:name="_Toc244142499"/>
       <w:r>
         <w:t>Torsione distorsione e diaframmi del cassoncino</w:t>
       </w:r>
@@ -23593,7 +23593,7 @@
           <w:noProof/>
         </w:rPr>
         <w:drawing>
-          <wp:inline distT="0" distB="0" distL="0" distR="0" wp14:anchorId="244FF861" wp14:editId="2AF85936">
+          <wp:inline distT="0" distB="0" distL="0" distR="0" wp14:anchorId="5DF1DD9D" wp14:editId="22CFC6E0">
             <wp:extent cx="6120000" cy="3677403"/>
             <wp:effectExtent l="0" t="0" r="0" b="0"/>
             <wp:docPr id="3" name="Picture 3" descr="Riquadro delle verifiche a torsione del cassoncino"/>
@@ -23665,7 +23665,7 @@
         </w:rPr>
         <w:lastRenderedPageBreak/>
         <w:drawing>
-          <wp:inline distT="0" distB="0" distL="0" distR="0" wp14:anchorId="14833A65" wp14:editId="0963FD00">
+          <wp:inline distT="0" distB="0" distL="0" distR="0" wp14:anchorId="180D3600" wp14:editId="4DDD616F">
             <wp:extent cx="6120000" cy="3677403"/>
             <wp:effectExtent l="0" t="0" r="0" b="0"/>
             <wp:docPr id="4" name="Picture 4" descr="Flussi di torsione per fase nella scheda Verifiche"/>
@@ -23749,7 +23749,7 @@
         <w:keepNext/>
         <w:spacing w:after="140"/>
       </w:pPr>
-      <w:bookmarkStart w:id="51" w:name="_Toc244141113"/>
+      <w:bookmarkStart w:id="51" w:name="_Toc244142500"/>
       <w:r>
         <w:t>Curve di risposta</w:t>
       </w:r>
@@ -23804,7 +23804,7 @@
         <w:keepNext/>
         <w:spacing w:after="140"/>
       </w:pPr>
-      <w:bookmarkStart w:id="52" w:name="_Toc244141114"/>
+      <w:bookmarkStart w:id="52" w:name="_Toc244142501"/>
       <w:r>
         <w:t>Bridge Design</w:t>
       </w:r>
@@ -23832,7 +23832,7 @@
         <w:keepNext/>
         <w:spacing w:after="140"/>
       </w:pPr>
-      <w:bookmarkStart w:id="53" w:name="_Toc244141115"/>
+      <w:bookmarkStart w:id="53" w:name="_Toc244142502"/>
       <w:r>
         <w:t>Preparare i dati prima di aprire la ricerca</w:t>
       </w:r>
@@ -24513,7 +24513,7 @@
         <w:keepNext/>
         <w:spacing w:after="140"/>
       </w:pPr>
-      <w:bookmarkStart w:id="54" w:name="_Toc244141116"/>
+      <w:bookmarkStart w:id="54" w:name="_Toc244142503"/>
       <w:r>
         <w:t>Creare il progetto di riferimento</w:t>
       </w:r>
@@ -24613,7 +24613,7 @@
         <w:keepNext/>
         <w:spacing w:after="140"/>
       </w:pPr>
-      <w:bookmarkStart w:id="55" w:name="_Toc244141117"/>
+      <w:bookmarkStart w:id="55" w:name="_Toc244142504"/>
       <w:r>
         <w:t>Scegliere e cambiare prezzario</w:t>
       </w:r>
@@ -24703,7 +24703,7 @@
         <w:keepNext/>
         <w:spacing w:after="140"/>
       </w:pPr>
-      <w:bookmarkStart w:id="56" w:name="_Toc244141118"/>
+      <w:bookmarkStart w:id="56" w:name="_Toc244142505"/>
       <w:r>
         <w:t>Impostare il traffico del ponte</w:t>
       </w:r>
@@ -24740,7 +24740,7 @@
         <w:keepNext/>
         <w:spacing w:after="140"/>
       </w:pPr>
-      <w:bookmarkStart w:id="57" w:name="_Toc244141119"/>
+      <w:bookmarkStart w:id="57" w:name="_Toc244142506"/>
       <w:r>
         <w:t>Leggere sezioni spessori e lunghezze</w:t>
       </w:r>
@@ -24784,7 +24784,7 @@
         <w:keepNext/>
         <w:spacing w:after="140"/>
       </w:pPr>
-      <w:bookmarkStart w:id="58" w:name="_Toc244141120"/>
+      <w:bookmarkStart w:id="58" w:name="_Toc244142507"/>
       <w:r>
         <w:lastRenderedPageBreak/>
         <w:t>Scegliere obiettivo e costanti</w:t>
@@ -25474,7 +25474,7 @@
         <w:keepNext/>
         <w:spacing w:after="140"/>
       </w:pPr>
-      <w:bookmarkStart w:id="59" w:name="_Toc244141121"/>
+      <w:bookmarkStart w:id="59" w:name="_Toc244142508"/>
       <w:r>
         <w:t>Impostare range utili</w:t>
       </w:r>
@@ -25527,7 +25527,7 @@
         <w:keepNext/>
         <w:spacing w:after="140"/>
       </w:pPr>
-      <w:bookmarkStart w:id="60" w:name="_Toc244141122"/>
+      <w:bookmarkStart w:id="60" w:name="_Toc244142509"/>
       <w:r>
         <w:t>Avviare e leggere l’avanzamento</w:t>
       </w:r>
@@ -25563,7 +25563,7 @@
         <w:keepNext/>
         <w:spacing w:after="140"/>
       </w:pPr>
-      <w:bookmarkStart w:id="61" w:name="_Toc244141123"/>
+      <w:bookmarkStart w:id="61" w:name="_Toc244142510"/>
       <w:r>
         <w:t>Usare i grafici</w:t>
       </w:r>
@@ -25604,7 +25604,7 @@
           <w:noProof/>
         </w:rPr>
         <w:drawing>
-          <wp:inline distT="0" distB="0" distL="0" distR="0" wp14:anchorId="5BEDA757" wp14:editId="4739933D">
+          <wp:inline distT="0" distB="0" distL="0" distR="0" wp14:anchorId="40EFCB72" wp14:editId="4A5CB260">
             <wp:extent cx="6120000" cy="3519000"/>
             <wp:effectExtent l="0" t="0" r="0" b="0"/>
             <wp:docPr id="5" name="Picture 5" descr="Nuvola costo e CO₂ ricavata dai risultati riproducibili dell’esempio"/>
@@ -25667,7 +25667,7 @@
         </w:rPr>
         <w:lastRenderedPageBreak/>
         <w:drawing>
-          <wp:inline distT="0" distB="0" distL="0" distR="0" wp14:anchorId="06D274D0" wp14:editId="52D80762">
+          <wp:inline distT="0" distB="0" distL="0" distR="0" wp14:anchorId="6133DE2C" wp14:editId="1DDF1AE6">
             <wp:extent cx="6120000" cy="3519000"/>
             <wp:effectExtent l="0" t="0" r="0" b="0"/>
             <wp:docPr id="6" name="Picture 6" descr="Variazione di altezza e costo durante l’enumerazione dell’esempio"/>
@@ -25717,7 +25717,7 @@
         <w:keepNext/>
         <w:spacing w:after="140"/>
       </w:pPr>
-      <w:bookmarkStart w:id="62" w:name="_Toc244141124"/>
+      <w:bookmarkStart w:id="62" w:name="_Toc244142511"/>
       <w:r>
         <w:t>Esempio guidato da centoventi metri</w:t>
       </w:r>
@@ -26457,7 +26457,7 @@
           <w:noProof/>
         </w:rPr>
         <w:drawing>
-          <wp:inline distT="0" distB="0" distL="0" distR="0" wp14:anchorId="44A020CE" wp14:editId="4E174F62">
+          <wp:inline distT="0" distB="0" distL="0" distR="0" wp14:anchorId="1317A606" wp14:editId="0D48FE10">
             <wp:extent cx="6120000" cy="2601000"/>
             <wp:effectExtent l="0" t="0" r="0" b="0"/>
             <wp:docPr id="7" name="Picture 7" descr="Differenze di costo fra il riferimento e alcuni scenari dell’esempio"/>
@@ -26527,7 +26527,7 @@
         <w:keepNext/>
         <w:spacing w:after="140"/>
       </w:pPr>
-      <w:bookmarkStart w:id="63" w:name="_Toc244141125"/>
+      <w:bookmarkStart w:id="63" w:name="_Toc244142512"/>
       <w:r>
         <w:t>Selezionare applicare e conservare le alternative</w:t>
       </w:r>
@@ -26571,7 +26571,7 @@
         <w:keepNext/>
         <w:spacing w:after="140"/>
       </w:pPr>
-      <w:bookmarkStart w:id="64" w:name="_Toc244141126"/>
+      <w:bookmarkStart w:id="64" w:name="_Toc244142513"/>
       <w:r>
         <w:t>Prezzi geotecnica e scenari da confrontare</w:t>
       </w:r>
@@ -26608,7 +26608,7 @@
         <w:keepNext/>
         <w:spacing w:after="140"/>
       </w:pPr>
-      <w:bookmarkStart w:id="65" w:name="_Toc244141127"/>
+      <w:bookmarkStart w:id="65" w:name="_Toc244142514"/>
       <w:r>
         <w:t>Usare le famiglie speciali</w:t>
       </w:r>
@@ -26652,7 +26652,7 @@
         <w:keepNext/>
         <w:spacing w:after="140"/>
       </w:pPr>
-      <w:bookmarkStart w:id="66" w:name="_Toc244141128"/>
+      <w:bookmarkStart w:id="66" w:name="_Toc244142515"/>
       <w:r>
         <w:t>Risolvere i messaggi più comuni</w:t>
       </w:r>
@@ -27560,7 +27560,7 @@
         <w:keepNext/>
         <w:spacing w:after="140"/>
       </w:pPr>
-      <w:bookmarkStart w:id="67" w:name="_Toc244141129"/>
+      <w:bookmarkStart w:id="67" w:name="_Toc244142516"/>
       <w:r>
         <w:t>Esportare un confronto leggibile</w:t>
       </w:r>
@@ -27588,7 +27588,7 @@
         <w:keepNext/>
         <w:spacing w:after="140"/>
       </w:pPr>
-      <w:bookmarkStart w:id="68" w:name="_Toc244141130"/>
+      <w:bookmarkStart w:id="68" w:name="_Toc244142517"/>
       <w:r>
         <w:t>Quanto fidarsi dei risultati</w:t>
       </w:r>
@@ -27625,7 +27625,7 @@
         <w:keepNext/>
         <w:spacing w:after="140"/>
       </w:pPr>
-      <w:bookmarkStart w:id="69" w:name="_Toc244141131"/>
+      <w:bookmarkStart w:id="69" w:name="_Toc244142518"/>
       <w:r>
         <w:t>Salvataggio e report</w:t>
       </w:r>
@@ -27637,7 +27637,7 @@
         <w:keepNext/>
         <w:spacing w:after="140"/>
       </w:pPr>
-      <w:bookmarkStart w:id="70" w:name="_Toc244141132"/>
+      <w:bookmarkStart w:id="70" w:name="_Toc244142519"/>
       <w:r>
         <w:t>Conservare dati modificabili</w:t>
       </w:r>
@@ -27665,7 +27665,7 @@
         <w:keepNext/>
         <w:spacing w:after="140"/>
       </w:pPr>
-      <w:bookmarkStart w:id="71" w:name="_Toc244141133"/>
+      <w:bookmarkStart w:id="71" w:name="_Toc244142520"/>
       <w:r>
         <w:t>Report del singolo foglio e del progetto</w:t>
       </w:r>
@@ -27709,7 +27709,7 @@
         <w:keepNext/>
         <w:spacing w:after="140"/>
       </w:pPr>
-      <w:bookmarkStart w:id="72" w:name="_Toc244141134"/>
+      <w:bookmarkStart w:id="72" w:name="_Toc244142521"/>
       <w:r>
         <w:t>Ricalcolo e proposte da applicare</w:t>
       </w:r>
@@ -27792,7 +27792,7 @@
         <w:keepNext/>
         <w:spacing w:after="140"/>
       </w:pPr>
-      <w:bookmarkStart w:id="73" w:name="_Toc244141135"/>
+      <w:bookmarkStart w:id="73" w:name="_Toc244142522"/>
       <w:r>
         <w:t>Conservare dati e risultati insieme</w:t>
       </w:r>
@@ -27820,7 +27820,7 @@
         <w:keepNext/>
         <w:spacing w:after="140"/>
       </w:pPr>
-      <w:bookmarkStart w:id="74" w:name="_Toc244141136"/>
+      <w:bookmarkStart w:id="74" w:name="_Toc244142523"/>
       <w:r>
         <w:t>Percorso completo per un primo progetto</w:t>
       </w:r>
@@ -27904,7 +27904,7 @@
         <w:keepNext/>
         <w:spacing w:after="140"/>
       </w:pPr>
-      <w:bookmarkStart w:id="75" w:name="_Toc244141137"/>
+      <w:bookmarkStart w:id="75" w:name="_Toc244142524"/>
       <w:r>
         <w:t>Problemi frequenti e controlli finali</w:t>
       </w:r>
@@ -28494,7 +28494,7 @@
         <w:keepNext/>
         <w:spacing w:after="140"/>
       </w:pPr>
-      <w:bookmarkStart w:id="76" w:name="_Toc244141138"/>
+      <w:bookmarkStart w:id="76" w:name="_Toc244142525"/>
       <w:r>
         <w:t>Riferimenti per approfondire</w:t>
       </w:r>
@@ -28517,7 +28517,7 @@
         <w:keepNext/>
         <w:spacing w:after="140"/>
       </w:pPr>
-      <w:bookmarkStart w:id="77" w:name="_Toc244141139"/>
+      <w:bookmarkStart w:id="77" w:name="_Toc244142526"/>
       <w:r>
         <w:t>Muri di sostegno con stratigrafie di monte e valle</w:t>
       </w:r>
@@ -28600,6 +28600,77 @@
         <w:spacing w:after="140"/>
       </w:pPr>
       <w:r>
+        <w:t xml:space="preserve">Un documento dei muri della prima versione, aperto, si aggiorna alla seconda versione con le combinazioni automatiche: i tre carichi diventano un gruppo correlato con </w:t>
+      </w:r>
+      <w:r>
+        <w:rPr>
+          <w:rFonts w:ascii="Calibri" w:eastAsia="Calibri" w:hAnsi="Calibri" w:cs="Calibri"/>
+        </w:rPr>
+        <w:t>ψ</w:t>
+      </w:r>
+      <w:r>
+        <w:t xml:space="preserve">1 e </w:t>
+      </w:r>
+      <w:r>
+        <w:rPr>
+          <w:rFonts w:ascii="Calibri" w:eastAsia="Calibri" w:hAnsi="Calibri" w:cs="Calibri"/>
+        </w:rPr>
+        <w:t>ψ</w:t>
+      </w:r>
+      <w:r>
+        <w:t xml:space="preserve">2 del documento e </w:t>
+      </w:r>
+      <w:r>
+        <w:rPr>
+          <w:rFonts w:ascii="Calibri" w:eastAsia="Calibri" w:hAnsi="Calibri" w:cs="Calibri"/>
+        </w:rPr>
+        <w:t>ψ</w:t>
+      </w:r>
+      <w:r>
+        <w:t xml:space="preserve">0 = 0,7, oppure </w:t>
+      </w:r>
+      <w:r>
+        <w:rPr>
+          <w:rFonts w:ascii="Calibri" w:eastAsia="Calibri" w:hAnsi="Calibri" w:cs="Calibri"/>
+        </w:rPr>
+        <w:t>ψ</w:t>
+      </w:r>
+      <w:r>
+        <w:t xml:space="preserve">0 = 1 se </w:t>
+      </w:r>
+      <w:r>
+        <w:rPr>
+          <w:rFonts w:ascii="Calibri" w:eastAsia="Calibri" w:hAnsi="Calibri" w:cs="Calibri"/>
+        </w:rPr>
+        <w:t>ψ</w:t>
+      </w:r>
+      <w:r>
+        <w:t xml:space="preserve">1 supera 0,7, come nella categoria E della tabella 2.5.I delle NTC 2018. Con un solo gruppo </w:t>
+      </w:r>
+      <w:r>
+        <w:rPr>
+          <w:rFonts w:ascii="Calibri" w:eastAsia="Calibri" w:hAnsi="Calibri" w:cs="Calibri"/>
+        </w:rPr>
+        <w:t>ψ</w:t>
+      </w:r>
+      <w:r>
+        <w:t xml:space="preserve">0 non entra nelle combinazioni; conta solo se si aggiungono altre azioni variabili. I documenti con </w:t>
+      </w:r>
+      <w:r>
+        <w:rPr>
+          <w:rFonts w:ascii="Calibri" w:eastAsia="Calibri" w:hAnsi="Calibri" w:cs="Calibri"/>
+        </w:rPr>
+        <w:t>ψ</w:t>
+      </w:r>
+      <w:r>
+        <w:t>1 maggiore di 0,7, che le versioni precedenti aprivano come non validi, ora si aprono. Calcolati senza aprirli, per esempio nel calcolo del progetto, i documenti della prima versione danno gli stessi risultati di prima.</w:t>
+      </w:r>
+    </w:p>
+    <w:p>
+      <w:pPr>
+        <w:spacing w:after="140"/>
+      </w:pPr>
+      <w:r>
         <w:t>La stabilità globale Bishop ha un motore separato e un proprio profilo esteso, anche con due colonne profonde e confine verticale assegnato. Il pulsante Stabilità globale apre il percorso; al primo accesso a un profilo vuoto ne prepara i dati e attiva la verifica. In una revisione in sola lettura apre la pagina e le schede senza preparare il profilo. Gli strati si inseriscono per spessore, con quota del fondo calcolata automaticamente. La precompilazione non prolunga le indagini: rilievo, terreni profondi e</w:t>
       </w:r>
       <w:r>
@@ -28620,7 +28691,7 @@
         <w:keepNext/>
         <w:spacing w:after="140"/>
       </w:pPr>
-      <w:bookmarkStart w:id="78" w:name="_Toc244141140"/>
+      <w:bookmarkStart w:id="78" w:name="_Toc244142527"/>
       <w:r>
         <w:t>Materiali e copriferro del muro</w:t>
       </w:r>
@@ -28677,7 +28748,11 @@
         <w:spacing w:after="140"/>
       </w:pPr>
       <w:r>
-        <w:t xml:space="preserve">Gli archivi precedenti mantengono le resistenze e il legame dell'acciaio con cui erano stati calcolati; l'apertura non li riclassifica automaticamente come B450C. Se l'acciaio salvato ha il nome di un materiale del catalogo ma valori diversi, per esempio B450A con </w:t>
+        <w:t xml:space="preserve">Gli archivi precedenti mantengono le resistenze e il legame dell'acciaio con cui erano stati calcolati; l'apertura non li riclassifica automaticamente come B450C. Se l'acciaio </w:t>
+      </w:r>
+      <w:r>
+        <w:lastRenderedPageBreak/>
+        <w:t xml:space="preserve">salvato ha il nome di un materiale del catalogo ma valori diversi, per esempio B450A con </w:t>
       </w:r>
       <w:r>
         <w:rPr>
@@ -28695,9 +28770,8 @@
         <w:keepNext/>
         <w:spacing w:after="140"/>
       </w:pPr>
-      <w:bookmarkStart w:id="79" w:name="_Toc244141141"/>
-      <w:r>
-        <w:lastRenderedPageBreak/>
+      <w:bookmarkStart w:id="79" w:name="_Toc244142528"/>
+      <w:r>
         <w:t>Avviare la verifica globale</w:t>
       </w:r>
       <w:bookmarkEnd w:id="79"/>
@@ -28743,7 +28817,7 @@
         <w:keepNext/>
         <w:spacing w:after="140"/>
       </w:pPr>
-      <w:bookmarkStart w:id="80" w:name="_Toc244141142"/>
+      <w:bookmarkStart w:id="80" w:name="_Toc244142529"/>
       <w:r>
         <w:t>Inserire spessori e proprietà dei terreni</w:t>
       </w:r>
@@ -29024,6 +29098,7 @@
               <w:rPr>
                 <w:sz w:val="21"/>
               </w:rPr>
+              <w:lastRenderedPageBreak/>
               <w:t>Monte</w:t>
             </w:r>
           </w:p>
@@ -29414,7 +29489,6 @@
         <w:spacing w:after="140"/>
       </w:pPr>
       <w:r>
-        <w:lastRenderedPageBreak/>
         <w:t xml:space="preserve">Selezionando una riga compaiono </w:t>
       </w:r>
       <w:r>
@@ -29464,7 +29538,7 @@
           <w:noProof/>
         </w:rPr>
         <w:drawing>
-          <wp:inline distT="0" distB="0" distL="0" distR="0" wp14:anchorId="6F4D468E" wp14:editId="02989B45">
+          <wp:inline distT="0" distB="0" distL="0" distR="0" wp14:anchorId="44476309" wp14:editId="01AF2518">
             <wp:extent cx="6120000" cy="2570400"/>
             <wp:effectExtent l="0" t="0" r="0" b="0"/>
             <wp:docPr id="8" name="Picture 8" descr="Profilo dell’esempio stratificato con terreno sotto la fondazione e limiti di ricerca evidenziati in blu."/>
@@ -29522,7 +29596,7 @@
         <w:keepNext/>
         <w:spacing w:after="140"/>
       </w:pPr>
-      <w:bookmarkStart w:id="81" w:name="_Toc244141143"/>
+      <w:bookmarkStart w:id="81" w:name="_Toc244142530"/>
       <w:r>
         <w:t>Controllare rilievo falda sisma e ricerca</w:t>
       </w:r>
@@ -29541,7 +29615,11 @@
         <w:spacing w:after="140"/>
       </w:pPr>
       <w:r>
-        <w:t xml:space="preserve">L’attivazione del sisma globale viene ripresa dal muro durante la precompilazione. Il gruppo Falda e sisma espone l’opzione e la sorgente dei coefficienti. Da sito usa i dati del progetto con </w:t>
+        <w:t xml:space="preserve">L’attivazione del sisma globale viene ripresa dal muro durante la precompilazione. Il gruppo Falda e sisma espone l’opzione e la sorgente dei coefficienti. Da sito usa i dati del </w:t>
+      </w:r>
+      <w:r>
+        <w:lastRenderedPageBreak/>
+        <w:t xml:space="preserve">progetto con </w:t>
       </w:r>
       <w:r>
         <w:rPr>
@@ -29567,9 +29645,8 @@
         <w:keepNext/>
         <w:spacing w:after="140"/>
       </w:pPr>
-      <w:bookmarkStart w:id="82" w:name="_Toc244141144"/>
-      <w:r>
-        <w:lastRenderedPageBreak/>
+      <w:bookmarkStart w:id="82" w:name="_Toc244142531"/>
+      <w:r>
         <w:t>Leggere il risultato e riprodurre l’esempio</w:t>
       </w:r>
       <w:bookmarkEnd w:id="82"/>
@@ -29666,7 +29743,7 @@
         <w:keepNext/>
         <w:spacing w:after="140"/>
       </w:pPr>
-      <w:bookmarkStart w:id="83" w:name="_Toc244141145"/>
+      <w:bookmarkStart w:id="83" w:name="_Toc244142532"/>
       <w:r>
         <w:t>Esempio salvato e risultati ripercorribili</w:t>
       </w:r>
@@ -29738,6 +29815,7 @@
         <w:spacing w:after="140"/>
       </w:pPr>
       <w:r>
+        <w:lastRenderedPageBreak/>
         <w:t xml:space="preserve">Ricerca: uscite x=−13,80/−0,10 m, ingressi x=3,10/16,80 m, profondità 0,10/6,90 m; 9 nodi per direzione, 60 conci iniziali, 4 raffinamenti. Preset statico A2–M2–R2, </w:t>
       </w:r>
       <w:r>
@@ -30121,7 +30199,7 @@
           <w:noProof/>
         </w:rPr>
         <w:drawing>
-          <wp:inline distT="0" distB="0" distL="0" distR="0" wp14:anchorId="338945E9" wp14:editId="344BDD0E">
+          <wp:inline distT="0" distB="0" distL="0" distR="0" wp14:anchorId="372EAE82" wp14:editId="14E99230">
             <wp:extent cx="6120000" cy="2570400"/>
             <wp:effectExtent l="0" t="0" r="0" b="0"/>
             <wp:docPr id="9" name="Picture 9" descr="Superficie della seconda combinazione: il tasso supera 1 e il cerchio è rosso. L’esempio conserva l’esito sfavorevole per mostrare la lettura della verifica."/>
@@ -30188,7 +30266,7 @@
         <w:keepNext/>
         <w:spacing w:after="140"/>
       </w:pPr>
-      <w:bookmarkStart w:id="84" w:name="_Toc244141146"/>
+      <w:bookmarkStart w:id="84" w:name="_Toc244142533"/>
       <w:r>
         <w:t>Portanza, cedimenti e armature dei muri: procedura</w:t>
       </w:r>
@@ -30208,7 +30286,7 @@
         <w:keepNext/>
         <w:spacing w:after="140"/>
       </w:pPr>
-      <w:bookmarkStart w:id="85" w:name="_Toc244141147"/>
+      <w:bookmarkStart w:id="85" w:name="_Toc244142534"/>
       <w:r>
         <w:t>Scegliere il controllo</w:t>
       </w:r>
@@ -30422,6 +30500,7 @@
               <w:rPr>
                 <w:sz w:val="21"/>
               </w:rPr>
+              <w:lastRenderedPageBreak/>
               <w:t>Cedimento</w:t>
             </w:r>
           </w:p>
@@ -30656,7 +30735,6 @@
               <w:rPr>
                 <w:sz w:val="21"/>
               </w:rPr>
-              <w:lastRenderedPageBreak/>
               <w:t>Muro a gravità</w:t>
             </w:r>
           </w:p>
@@ -30718,7 +30796,7 @@
         <w:keepNext/>
         <w:spacing w:after="140"/>
       </w:pPr>
-      <w:bookmarkStart w:id="86" w:name="_Toc244141148"/>
+      <w:bookmarkStart w:id="86" w:name="_Toc244142535"/>
       <w:r>
         <w:t>Procedura e lettura</w:t>
       </w:r>
@@ -30754,7 +30832,7 @@
         <w:keepNext/>
         <w:spacing w:after="140"/>
       </w:pPr>
-      <w:bookmarkStart w:id="87" w:name="_Toc244141149"/>
+      <w:bookmarkStart w:id="87" w:name="_Toc244142536"/>
       <w:r>
         <w:t>Dati della portanza sismica</w:t>
       </w:r>
@@ -30827,8 +30905,9 @@
         <w:keepNext/>
         <w:spacing w:after="140"/>
       </w:pPr>
-      <w:bookmarkStart w:id="88" w:name="_Toc244141150"/>
-      <w:r>
+      <w:bookmarkStart w:id="88" w:name="_Toc244142537"/>
+      <w:r>
+        <w:lastRenderedPageBreak/>
         <w:t>Dati dei cedimenti</w:t>
       </w:r>
       <w:bookmarkEnd w:id="88"/>
@@ -30864,9 +30943,8 @@
         <w:keepNext/>
         <w:spacing w:after="140"/>
       </w:pPr>
-      <w:bookmarkStart w:id="89" w:name="_Toc244141151"/>
-      <w:r>
-        <w:lastRenderedPageBreak/>
+      <w:bookmarkStart w:id="89" w:name="_Toc244142538"/>
+      <w:r>
         <w:t>Importare una storia Newmark</w:t>
       </w:r>
       <w:bookmarkEnd w:id="89"/>
@@ -30893,7 +30971,7 @@
         <w:keepNext/>
         <w:spacing w:after="140"/>
       </w:pPr>
-      <w:bookmarkStart w:id="90" w:name="_Toc244141152"/>
+      <w:bookmarkStart w:id="90" w:name="_Toc244142539"/>
       <w:r>
         <w:t>Disporre e proporre le armature</w:t>
       </w:r>
@@ -30931,10 +31009,11 @@
         <w:spacing w:after="140"/>
       </w:pPr>
       <w:r>
-        <w:t>In Vista dei risultati scegliere Armature: si vedono i percorsi delle barre, le pieghe, la fascia di sovrapposizione e le marche. Le barre giuntate sono affiancate lungo lo sviluppo del muro; le proiezioni sono leggermente distanziate sul disegno per leggibilità. Dettagli armature riporta la distinta, fbd, lunghezze richieste e usate, mandrini, quantità e tutti i controlli. I pesi sono stime per metro comprensive di ancoraggi, giunzioni e secondarie. Restano da definire il disegno esecutivo, i giunti di cos</w:t>
-      </w:r>
-      <w:r>
-        <w:t>truzione, i bordi lungo il muro, le interferenze tridimensionali e gli sfridi: la vista non è una distinta di officina.</w:t>
+        <w:t xml:space="preserve">In Vista dei risultati scegliere Armature: si vedono i percorsi delle barre, le pieghe, la fascia di sovrapposizione e le marche. Le barre giuntate sono affiancate lungo lo sviluppo </w:t>
+      </w:r>
+      <w:r>
+        <w:lastRenderedPageBreak/>
+        <w:t>del muro; le proiezioni sono leggermente distanziate sul disegno per leggibilità. Dettagli armature riporta la distinta, fbd, lunghezze richieste e usate, mandrini, quantità e tutti i controlli. I pesi sono stime per metro comprensive di ancoraggi, giunzioni e secondarie. Restano da definire il disegno esecutivo, i giunti di costruzione, i bordi lungo il muro, le interferenze tridimensionali e gli sfridi: la vista non è una distinta di officina.</w:t>
       </w:r>
     </w:p>
     <w:p>
@@ -30943,7 +31022,7 @@
         <w:keepNext/>
         <w:spacing w:after="140"/>
       </w:pPr>
-      <w:bookmarkStart w:id="91" w:name="_Toc244141153"/>
+      <w:bookmarkStart w:id="91" w:name="_Toc244142540"/>
       <w:r>
         <w:t>Tavola delle armature e distinta ferri del muro</w:t>
       </w:r>
@@ -30954,51 +31033,48 @@
         <w:spacing w:after="140"/>
       </w:pPr>
       <w:r>
-        <w:t xml:space="preserve">In Input, sotto le armature, aprire Distinta ferri del tratto di muro. Inserire la lunghezza reale del tratto, il copriferro alle sue estremità e la lunghezza commerciale delle barre. La lunghezza del tratto cambia soltanto il computo: le verifiche strutturali rimangono riferite a una striscia di 1 m. Con due zone, indicare anche i collegamenti per fila e per </w:t>
-      </w:r>
-      <w:r>
+        <w:t>In Input, sotto le armature, aprire Distinta ferri del tratto di muro. Inserire la lunghezza reale del tratto, il copriferro alle sue estremità e la lunghezza commerciale delle barre. La lunghezza del tratto cambia soltanto il computo: le verifiche strutturali rimangono riferite a una striscia di 1 m. Con due zone, indicare anche i collegamenti per fila e per metro. Lo sviluppo di un collegamento comprende tutti i tratti e i ganci della sagoma scelta; zero significa da definire e produce un peso parziale.</w:t>
+      </w:r>
+    </w:p>
+    <w:p>
+      <w:pPr>
+        <w:spacing w:after="140"/>
+      </w:pPr>
+      <w:r>
+        <w:t>Dopo il ricalcolo, premere Tavola armature e distinta ferri nel riquadro di input oppure Distinta ferri in Verifiche. La finestra ha selezione della pagina e zoom. La prima tavola presenta la sezione quotata con le marche delle principali e la tabella dei pezzi del tratto. Le pagine successive separano le sagome e riportano diametro, faccia, tratti A/B/C, arco, mandrino, sviluppo totale, passo e sovrapposizione. P identifica le principali, S le secondarie lungo muro e C i collegamenti. Le due zone del fusto</w:t>
+      </w:r>
+      <w:r>
+        <w:t xml:space="preserve"> mantengono marche distinte.</w:t>
+      </w:r>
+    </w:p>
+    <w:p>
+      <w:pPr>
+        <w:spacing w:after="140"/>
+      </w:pPr>
+      <w:r>
+        <w:t>PDF completo esporta tutte le tavole in A3 orizzontale. Word completo aggiunge tabelle modificabili; CSV distinta conserva quantità, impostazioni e note; PNG pagina esporta la pagina visualizzata. Anche la relazione Word del muro contiene la distinta del tratto e le tavole. Se si modificano i dati occorre attendere il nuovo calcolo prima di esportare.</w:t>
+      </w:r>
+    </w:p>
+    <w:p>
+      <w:pPr>
+        <w:spacing w:after="140"/>
+      </w:pPr>
+      <w:r>
+        <w:t>Le barre oltre la lunghezza commerciale sono segnalate: il programma non introduce giunti automatici. Le secondarie sono conteggiate come barre rettilinee lungo muro; estremità, raccordi, ganci e disposizione degli strati richiedono il dettaglio esecutivo. Un computo completo non equivale a verifiche soddisfatte: gli esiti mancanti o sfavorevoli restano indicati nella tavola delle note.</w:t>
+      </w:r>
+    </w:p>
+    <w:p>
+      <w:pPr>
+        <w:keepNext/>
+        <w:spacing w:after="140"/>
+      </w:pPr>
+      <w:r>
+        <w:rPr>
+          <w:noProof/>
+        </w:rPr>
         <w:lastRenderedPageBreak/>
-        <w:t>metro. Lo sviluppo di un collegamento comprende tutti i tratti e i ganci della sagoma scelta; zero significa da definire e produce un peso parziale.</w:t>
-      </w:r>
-    </w:p>
-    <w:p>
-      <w:pPr>
-        <w:spacing w:after="140"/>
-      </w:pPr>
-      <w:r>
-        <w:t>Dopo il ricalcolo, premere Tavola armature e distinta ferri nel riquadro di input oppure Distinta ferri in Verifiche. La finestra ha selezione della pagina e zoom. La prima tavola presenta la sezione quotata con le marche delle principali e la tabella dei pezzi del tratto. Le pagine successive separano le sagome e riportano diametro, faccia, tratti A/B/C, arco, mandrino, sviluppo totale, passo e sovrapposizione. P identifica le principali, S le secondarie lungo muro e C i collegamenti. Le due zone del fusto</w:t>
-      </w:r>
-      <w:r>
-        <w:t xml:space="preserve"> mantengono marche distinte.</w:t>
-      </w:r>
-    </w:p>
-    <w:p>
-      <w:pPr>
-        <w:spacing w:after="140"/>
-      </w:pPr>
-      <w:r>
-        <w:t>PDF completo esporta tutte le tavole in A3 orizzontale. Word completo aggiunge tabelle modificabili; CSV distinta conserva quantità, impostazioni e note; PNG pagina esporta la pagina visualizzata. Anche la relazione Word del muro contiene la distinta del tratto e le tavole. Se si modificano i dati occorre attendere il nuovo calcolo prima di esportare.</w:t>
-      </w:r>
-    </w:p>
-    <w:p>
-      <w:pPr>
-        <w:spacing w:after="140"/>
-      </w:pPr>
-      <w:r>
-        <w:t>Le barre oltre la lunghezza commerciale sono segnalate: il programma non introduce giunti automatici. Le secondarie sono conteggiate come barre rettilinee lungo muro; estremità, raccordi, ganci e disposizione degli strati richiedono il dettaglio esecutivo. Un computo completo non equivale a verifiche soddisfatte: gli esiti mancanti o sfavorevoli restano indicati nella tavola delle note.</w:t>
-      </w:r>
-    </w:p>
-    <w:p>
-      <w:pPr>
-        <w:keepNext/>
-        <w:spacing w:after="140"/>
-      </w:pPr>
-      <w:r>
-        <w:rPr>
-          <w:noProof/>
-        </w:rPr>
         <w:drawing>
-          <wp:inline distT="0" distB="0" distL="0" distR="0" wp14:anchorId="5D6C31A9" wp14:editId="1AB9F67D">
+          <wp:inline distT="0" distB="0" distL="0" distR="0" wp14:anchorId="5F9A0790" wp14:editId="33210E22">
             <wp:extent cx="6120000" cy="4316786"/>
             <wp:effectExtent l="0" t="0" r="0" b="0"/>
             <wp:docPr id="10" name="Picture 10" descr="Esempio di distinta del muro con due zone di armatura e tratto di quattro metri"/>
@@ -31047,7 +31123,6 @@
         <w:spacing w:after="140"/>
       </w:pPr>
       <w:r>
-        <w:lastRenderedPageBreak/>
         <w:t>Esempio riapribile: supporto/artefatti/muri-materiali-distinta-20261005/interfaccia/distinta-due-zone.anthea. Il muro ha H=3 m, due zone con cambio a 1,5 m e un tratto lungo 4 m. La distinta mostra 23 pezzi per ciascuna marca principale e segnala lo sviluppo mancante dei collegamenti C1. I PDF e i Word della stessa cartella consentono di ripercorrere la lettura. L'esempio illustra input e computo, non costituisce un muro esecutivo verificato.</w:t>
       </w:r>
     </w:p>
@@ -31057,7 +31132,7 @@
         <w:keepNext/>
         <w:spacing w:after="140"/>
       </w:pPr>
-      <w:bookmarkStart w:id="92" w:name="_Toc244141154"/>
+      <w:bookmarkStart w:id="92" w:name="_Toc244142541"/>
       <w:r>
         <w:t>Efficienza orizzontale della palificata</w:t>
       </w:r>
@@ -31077,7 +31152,7 @@
         <w:keepNext/>
         <w:spacing w:after="140"/>
       </w:pPr>
-      <w:bookmarkStart w:id="93" w:name="_Toc244141155"/>
+      <w:bookmarkStart w:id="93" w:name="_Toc244142542"/>
       <w:r>
         <w:t>Apertura e geometria</w:t>
       </w:r>
@@ -31096,6 +31171,7 @@
         <w:spacing w:after="140"/>
       </w:pPr>
       <w:r>
+        <w:lastRenderedPageBreak/>
         <w:t xml:space="preserve">Scegliere in alto a sinistra Rettangolare, Quinconce, Triangolare, Pentagonale, Esagonale oppure Generica. Gli input sottostanti generano automaticamente la disposizione: Nx/Ny e Sx/D/Sy/D per le file; numero di pali sul lato e S/D per il triangolo; anelli, suddivisioni, centro e S/D per i poligoni. Quinconce alterna file di N e N−1 pali con sfalsamento di mezzo interasse. Il triangolo è pieno; i poligoni usano anelli concentrici con suddivisioni crescenti. Le coordinate sono modificabili solo in Generica. </w:t>
       </w:r>
       <w:r>
@@ -31116,7 +31192,7 @@
         <w:keepNext/>
         <w:spacing w:after="140"/>
       </w:pPr>
-      <w:bookmarkStart w:id="94" w:name="_Toc244141156"/>
+      <w:bookmarkStart w:id="94" w:name="_Toc244142543"/>
       <w:r>
         <w:t>Metodo e applicabilità</w:t>
       </w:r>
@@ -31330,7 +31406,6 @@
               <w:rPr>
                 <w:sz w:val="21"/>
               </w:rPr>
-              <w:lastRenderedPageBreak/>
               <w:t>AASHTO 2014</w:t>
             </w:r>
           </w:p>
@@ -31703,10 +31778,11 @@
         <w:spacing w:after="140"/>
       </w:pPr>
       <w:r>
-        <w:t xml:space="preserve">Il riconoscimento automatico accetta una griglia cartesiana completa e uniforme nel riferimento del carico, anche se ruotata rispetto agli assi globali. Le file vengono distinte con tolleranza D per 10 alla meno 6. Per geometrie irregolari o H obliqua, i metodi per file non vengono applicati automaticamente. Aprire Applicabilità e interassi rappresentativi e, solo dopo una valutazione ingegneristica, accettare l'estensione per file proiettate e assegnare S parallelo e S trasversale. Per Caltrans, accettata </w:t>
-      </w:r>
-      <w:r>
-        <w:t>l'estensione, la media degli interassi fra file proiettate è disponibile automaticamente; si può assegnare un interasse rappresentativo diverso. L'estensione resta identificata negli avvisi.</w:t>
+        <w:t xml:space="preserve">Il riconoscimento automatico accetta una griglia cartesiana completa e uniforme nel riferimento del carico, anche se ruotata rispetto agli assi globali. Le file vengono distinte con tolleranza D per 10 alla meno 6. Per geometrie irregolari o H obliqua, i metodi per file non vengono applicati automaticamente. Aprire Applicabilità e interassi rappresentativi e, solo dopo una valutazione ingegneristica, accettare l'estensione per file proiettate e </w:t>
+      </w:r>
+      <w:r>
+        <w:lastRenderedPageBreak/>
+        <w:t>assegnare S parallelo e S trasversale. Per Caltrans, accettata l'estensione, la media degli interassi fra file proiettate è disponibile automaticamente; si può assegnare un interasse rappresentativo diverso. L'estensione resta identificata negli avvisi.</w:t>
       </w:r>
     </w:p>
     <w:p>
@@ -31734,7 +31810,7 @@
         <w:keepNext/>
         <w:spacing w:after="140"/>
       </w:pPr>
-      <w:bookmarkStart w:id="95" w:name="_Toc244141157"/>
+      <w:bookmarkStart w:id="95" w:name="_Toc244142544"/>
       <w:r>
         <w:t>Risultati e confronto</w:t>
       </w:r>
@@ -31745,11 +31821,10 @@
         <w:spacing w:after="140"/>
       </w:pPr>
       <w:r>
-        <w:t xml:space="preserve">Il ricalcolo è automatico per tutti i sei metodi e tutte le direzioni attive. Selezionare una riga del confronto per vedere sulla pianta il metodo e la direzione corrispondenti. Il riepilogo mostra minimo, media, massimo e riduzione media. La legenda va da 0 rosso, riduzione 100%, a 1 verde, nessuna riduzione. Il basamento è il contorno convesso </w:t>
-      </w:r>
-      <w:r>
-        <w:lastRenderedPageBreak/>
-        <w:t>esterno oppure un rettangolo; il margine asse–bordo è espresso in multipli di D, inizialmente 1D, equivalente a 0,5D libero dal palo. Il basamento è solo rappresentativo e non modifica i coefficienti. Un trattino significa grandezza non definita, non valore nullo.</w:t>
+        <w:t>Il ricalcolo è automatico per tutti i sei metodi e tutte le direzioni attive. Selezionare una riga del confronto per vedere sulla pianta il metodo e la direzione corrispondenti. Il riepilogo mostra minimo, media, massimo e riduzione media. La legenda va da 0 rosso, riduzione 100%, a 1 verde, nessuna riduzione. Il basamento è il contorno convesso esterno oppure un rettangolo; il margine asse–bordo è espresso in multipli di D, inizialmente 1D, equivalente a 0,5D libero dal palo. Il basamento è solo rappresent</w:t>
+      </w:r>
+      <w:r>
+        <w:t>ativo e non modifica i coefficienti. Un trattino significa grandezza non definita, non valore nullo.</w:t>
       </w:r>
     </w:p>
     <w:p>
@@ -31782,8 +31857,9 @@
         <w:keepNext/>
         <w:spacing w:after="140"/>
       </w:pPr>
-      <w:bookmarkStart w:id="96" w:name="_Toc244141158"/>
-      <w:r>
+      <w:bookmarkStart w:id="96" w:name="_Toc244142545"/>
+      <w:r>
+        <w:lastRenderedPageBreak/>
         <w:t>Risposta elastica del palo orizzontale</w:t>
       </w:r>
       <w:bookmarkEnd w:id="96"/>
@@ -31802,7 +31878,7 @@
         <w:keepNext/>
         <w:spacing w:after="140"/>
       </w:pPr>
-      <w:bookmarkStart w:id="97" w:name="_Toc244141159"/>
+      <w:bookmarkStart w:id="97" w:name="_Toc244142546"/>
       <w:r>
         <w:t>Dati iniziali condivisi</w:t>
       </w:r>
@@ -31830,11 +31906,7 @@
         <w:t>θ</w:t>
       </w:r>
       <w:r>
-        <w:t xml:space="preserve"> = dy/dx: il braccio del tratto libero non viene contato due volte. Con tratto libero nullo ed eccentricità positiva il momento interno al piano campagna è H e. Non è presente un secondo campo modificabile C nella scheda elastica. Con la testa sotto il piano campagna, d dei dati iniziali, il tratto libero è nullo: gli strati sopra la testa </w:t>
-      </w:r>
-      <w:r>
-        <w:lastRenderedPageBreak/>
-        <w:t>non entrano nel modello, x parte dalla testa e z = d + x dal piano campagna, anche nelle leggi di kh che crescono con la profondità.</w:t>
+        <w:t xml:space="preserve"> = dy/dx: il braccio del tratto libero non viene contato due volte. Con tratto libero nullo ed eccentricità positiva il momento interno al piano campagna è H e. Non è presente un secondo campo modificabile C nella scheda elastica. Con la testa sotto il piano campagna, d dei dati iniziali, il tratto libero è nullo: gli strati sopra la testa non entrano nel modello, x parte dalla testa e z = d + x dal piano campagna, anche nelle leggi di kh che crescono con la profondità.</w:t>
       </w:r>
     </w:p>
     <w:p>
@@ -31862,7 +31934,7 @@
         <w:keepNext/>
         <w:spacing w:after="140"/>
       </w:pPr>
-      <w:bookmarkStart w:id="98" w:name="_Toc244141160"/>
+      <w:bookmarkStart w:id="98" w:name="_Toc244142547"/>
       <w:r>
         <w:t>Parametri nella riga dello strato</w:t>
       </w:r>
@@ -31873,7 +31945,11 @@
         <w:spacing w:after="140"/>
       </w:pPr>
       <w:r>
-        <w:t>La tabella iniziale contiene anche i parametri della risposta orizzontale. Strato e terreno rimangono riconoscibili durante lo scorrimento orizzontale interno. Nella stessa riga si scelgono addensamento o categoria, determinazione e autore; minimo e massimo della fonte sono in sola lettura, il valore adottato è modificabile. Info della riga riporta origine, condizioni, bibliografia e motivazione dell'eventuale override.</w:t>
+        <w:t xml:space="preserve">La tabella iniziale contiene anche i parametri della risposta orizzontale. Strato e terreno rimangono riconoscibili durante lo scorrimento orizzontale interno. Nella stessa riga si scelgono addensamento o categoria, determinazione e autore; minimo e massimo della </w:t>
+      </w:r>
+      <w:r>
+        <w:lastRenderedPageBreak/>
+        <w:t>fonte sono in sola lettura, il valore adottato è modificabile. Info della riga riporta origine, condizioni, bibliografia e motivazione dell'eventuale override.</w:t>
       </w:r>
     </w:p>
     <w:p>
@@ -31910,7 +31986,7 @@
         <w:keepNext/>
         <w:spacing w:after="140"/>
       </w:pPr>
-      <w:bookmarkStart w:id="99" w:name="_Toc244141161"/>
+      <w:bookmarkStart w:id="99" w:name="_Toc244142548"/>
       <w:r>
         <w:t>Sforzo normale e lettura dei diagrammi</w:t>
       </w:r>
@@ -31929,7 +32005,6 @@
         <w:spacing w:after="140"/>
       </w:pPr>
       <w:r>
-        <w:lastRenderedPageBreak/>
         <w:t xml:space="preserve">I pannelli sono ordinati: profilo, k, y, </w:t>
       </w:r>
       <w:r>
@@ -31948,7 +32023,7 @@
         <w:keepNext/>
         <w:spacing w:after="140"/>
       </w:pPr>
-      <w:bookmarkStart w:id="100" w:name="_Toc244141162"/>
+      <w:bookmarkStart w:id="100" w:name="_Toc244142549"/>
       <w:r>
         <w:t>Materiali e parametri per strato</w:t>
       </w:r>
@@ -31970,7 +32045,11 @@
         <w:t>Nel pannello Momento plastico resistente scegliere i materiali dalle tendine Calcestruzzo e Acciaio. Nei nuovi fogli del palo è preselezionato B450C con tutte le proprietà del catalogo, come nel modulo della sezione in c.a.; i materiali personalizzati degli archivi esistenti rimangono conservati. Il riferimento Motore di calcolo: GPC Engine è in alto a destra del modulo, come nella scheda della sezione in c.a., ed è visibile per entrambe le analisi. Le proprietà numeriche sono raccolte nei dati opzionali, c</w:t>
       </w:r>
       <w:r>
-        <w:t>hiusi inizialmente, insieme a esposizione, vita utile, qualità del copriferro e legami. Gli archivi personalizzati conservano i valori precedenti. N e MRd sono sotto il disegno della sezione. Le opzioni di resistenza manuale ed EJ rimangono accessibili in un pannello chiuso.</w:t>
+        <w:t xml:space="preserve">hiusi </w:t>
+      </w:r>
+      <w:r>
+        <w:lastRenderedPageBreak/>
+        <w:t>inizialmente, insieme a esposizione, vita utile, qualità del copriferro e legami. Gli archivi personalizzati conservano i valori precedenti. N e MRd sono sotto il disegno della sezione. Le opzioni di resistenza manuale ed EJ rimangono accessibili in un pannello chiuso.</w:t>
       </w:r>
     </w:p>
     <w:p>
@@ -32016,7 +32095,7 @@
         <w:keepNext/>
         <w:spacing w:after="140"/>
       </w:pPr>
-      <w:bookmarkStart w:id="101" w:name="_Toc244141163"/>
+      <w:bookmarkStart w:id="101" w:name="_Toc244142550"/>
       <w:r>
         <w:t>Avanzamento e controlli da completare</w:t>
       </w:r>
@@ -32027,37 +32106,34 @@
         <w:spacing w:after="140"/>
       </w:pPr>
       <w:r>
-        <w:t xml:space="preserve">La barra indica analisi FEM e convergenza, quindi sezione in elaborazione e coppie MRd positivo/negativo completate rispetto agli N distinti locali. I valori già disponibili nella </w:t>
-      </w:r>
+        <w:t>La barra indica analisi FEM e convergenza, quindi sezione in elaborazione e coppie MRd positivo/negativo completate rispetto agli N distinti locali. I valori già disponibili nella cache sono conteggiati. Proponi e Dimensiona sono disponibili soltanto con verifiche aggiornate. Anche Dimensiona mostra disposizione in esame e avanzamento della relativa ricerca MRd. Un errore indica la causa e interrompe la barra, senza esportare risultati obsoleti.</w:t>
+      </w:r>
+    </w:p>
+    <w:p>
+      <w:pPr>
+        <w:spacing w:after="140"/>
+      </w:pPr>
+      <w:r>
+        <w:t xml:space="preserve">Il riepilogo di ogni tratto elenca sempre i controlli non soddisfatti, quelli da completare e quelli esclusi. Il comportamento iniziale è Pilastro, modificabile in Trave oppure Solo controlli comuni nelle ipotesi. È una scelta esplicita dei dettagli da controllare. I minimi specifici dei pali rimangono separati. Esposizione, resistenza del calcestruzzo, vita utile e qualità del copriferro provengono dalla sezione principale; il cmin,dur è calcolato con Checker. Un valore manuale precedente viene conservato </w:t>
+      </w:r>
+      <w:r>
+        <w:t>come override esplicito. Il foglio c.a. aperto dal tratto riceve esposizione e comportamento impostati.</w:t>
+      </w:r>
+    </w:p>
+    <w:p>
+      <w:pPr>
+        <w:spacing w:after="140"/>
+      </w:pPr>
+      <w:r>
+        <w:t>Fare clic a una quota sul profilo o sui diagrammi: una linea arancione identifica il taglio. La sezione trasversale mostra x dalla testa, z dal piano campagna e il lato dell'interfaccia; la selezione resta invariata dopo il ricalcolo delle armature. Senza clic non viene mostrata una quota implicita. Nel disegno la staffa è verde con richiamo del diametro e assi u/v; ganci e chiusure non sono dettagli esecutivi verificati.</w:t>
+      </w:r>
+    </w:p>
+    <w:p>
+      <w:pPr>
+        <w:spacing w:after="140"/>
+      </w:pPr>
       <w:r>
         <w:lastRenderedPageBreak/>
-        <w:t>cache sono conteggiati. Proponi e Dimensiona sono disponibili soltanto con verifiche aggiornate. Anche Dimensiona mostra disposizione in esame e avanzamento della relativa ricerca MRd. Un errore indica la causa e interrompe la barra, senza esportare risultati obsoleti.</w:t>
-      </w:r>
-    </w:p>
-    <w:p>
-      <w:pPr>
-        <w:spacing w:after="140"/>
-      </w:pPr>
-      <w:r>
-        <w:t xml:space="preserve">Il riepilogo di ogni tratto elenca sempre i controlli non soddisfatti, quelli da completare e quelli esclusi. Il comportamento iniziale è Pilastro, modificabile in Trave oppure Solo controlli comuni nelle ipotesi. È una scelta esplicita dei dettagli da controllare. I minimi specifici dei pali rimangono separati. Esposizione, resistenza del calcestruzzo, vita utile e qualità del copriferro provengono dalla sezione principale; il cmin,dur è calcolato con Checker. Un valore manuale precedente viene conservato </w:t>
-      </w:r>
-      <w:r>
-        <w:t>come override esplicito. Il foglio c.a. aperto dal tratto riceve esposizione e comportamento impostati.</w:t>
-      </w:r>
-    </w:p>
-    <w:p>
-      <w:pPr>
-        <w:spacing w:after="140"/>
-      </w:pPr>
-      <w:r>
-        <w:t>Fare clic a una quota sul profilo o sui diagrammi: una linea arancione identifica il taglio. La sezione trasversale mostra x dalla testa, z dal piano campagna e il lato dell'interfaccia; la selezione resta invariata dopo il ricalcolo delle armature. Senza clic non viene mostrata una quota implicita. Nel disegno la staffa è verde con richiamo del diametro e assi u/v; ganci e chiusure non sono dettagli esecutivi verificati.</w:t>
-      </w:r>
-    </w:p>
-    <w:p>
-      <w:pPr>
-        <w:spacing w:after="140"/>
-      </w:pPr>
-      <w:r>
         <w:t>La proposta cerca il primo attraversamento discendente di metà del massimo assoluto del momento, dopo l'ultimo massimo. La quota effettiva è quella realizzabile più vicina su griglia di 0,5 m, con tratti almeno di 3 m e sviluppo entro le barre commerciali assegnate. Oltre il cambio è predisposta una sezione personalizzabile con armatura iniziale copiata dalla principale: usare Dimensiona o modificarla e controllare gli esiti. In assenza di attraversamento realizzabile resta una proposta costruttiva senza ri</w:t>
       </w:r>
       <w:r>
@@ -32070,7 +32146,7 @@
         <w:keepNext/>
         <w:spacing w:after="140"/>
       </w:pPr>
-      <w:bookmarkStart w:id="102" w:name="_Toc244141164"/>
+      <w:bookmarkStart w:id="102" w:name="_Toc244142551"/>
       <w:r>
         <w:t>Tratti colorati e verificatore della sezione</w:t>
       </w:r>
@@ -32103,42 +32179,45 @@
         <w:spacing w:after="140"/>
       </w:pPr>
       <w:r>
+        <w:t>Dimensiona espone quattro cataloghi modificabili: quantità di barre, diametri longitudinali, diametri delle staffe e passi. Checker ordina per area longitudinale crescente, quindi per quantità di staffe per metro; la prima disposizione accettabile è verificata con N–V–M concomitanti a tutte le ascisse. Interferro e minimi applicabili partecipano alla scelta. Il copriferro usa cmin,dur calcolato dalla durabilità condivisa o un override esplicito; con dati mancanti rimane da completare.</w:t>
+      </w:r>
+    </w:p>
+    <w:p>
+      <w:pPr>
+        <w:spacing w:after="140"/>
+      </w:pPr>
+      <w:r>
+        <w:t>Proponi suddivisione usa quote su griglia di 0,5 m, mantenendo esatta la punta, e non genera tratti inferiori a 3 m. Considera domanda, sviluppo delle barre e lunghezze commerciali preferite 6/8/10/12 m, comprensive della sovrapposizione. Se i vincoli sono incompatibili presenta una spiegazione, senza introdurre tratti corti. La proposta deve essere applicata esplicitamente e conserva nell'archivio i tratti sostituiti. Le quote e il numero dei tratti restano modificabili.</w:t>
+      </w:r>
+    </w:p>
+    <w:p>
+      <w:pPr>
+        <w:spacing w:after="140"/>
+      </w:pPr>
+      <w:r>
+        <w:t>La sovrapposizione iniziale è 60</w:t>
+      </w:r>
+      <w:r>
+        <w:rPr>
+          <w:rFonts w:ascii="Calibri" w:eastAsia="Calibri" w:hAnsi="Calibri" w:cs="Calibri"/>
+        </w:rPr>
+        <w:t>φ</w:t>
+      </w:r>
+      <w:r>
+        <w:t xml:space="preserve">, arrotondata per eccesso al decimetro, per convenzione di ANTHEA; non è attribuita a una norma. Il riquadro distingue lunghezza iniziale, richiesta dal verificatore, adottata ed effettiva. Per ogni giunto si adotta il massimo fra lunghezze iniziali e richieste delle armature collegate. La barra entrante risale di questa lunghezza; la barra superiore termina alla fine del suo tratto. </w:t>
+      </w:r>
+      <w:r>
+        <w:rPr>
+          <w:rFonts w:ascii="Calibri" w:eastAsia="Calibri" w:hAnsi="Calibri" w:cs="Calibri"/>
+        </w:rPr>
+        <w:t>φ</w:t>
+      </w:r>
+      <w:r>
+        <w:t xml:space="preserve">24 dà 1,44 </w:t>
+      </w:r>
+      <w:r>
         <w:lastRenderedPageBreak/>
-        <w:t>Dimensiona espone quattro cataloghi modificabili: quantità di barre, diametri longitudinali, diametri delle staffe e passi. Checker ordina per area longitudinale crescente, quindi per quantità di staffe per metro; la prima disposizione accettabile è verificata con N–V–M concomitanti a tutte le ascisse. Interferro e minimi applicabili partecipano alla scelta. Il copriferro usa cmin,dur calcolato dalla durabilità condivisa o un override esplicito; con dati mancanti rimane da completare.</w:t>
-      </w:r>
-    </w:p>
-    <w:p>
-      <w:pPr>
-        <w:spacing w:after="140"/>
-      </w:pPr>
-      <w:r>
-        <w:t>Proponi suddivisione usa quote su griglia di 0,5 m, mantenendo esatta la punta, e non genera tratti inferiori a 3 m. Considera domanda, sviluppo delle barre e lunghezze commerciali preferite 6/8/10/12 m, comprensive della sovrapposizione. Se i vincoli sono incompatibili presenta una spiegazione, senza introdurre tratti corti. La proposta deve essere applicata esplicitamente e conserva nell'archivio i tratti sostituiti. Le quote e il numero dei tratti restano modificabili.</w:t>
-      </w:r>
-    </w:p>
-    <w:p>
-      <w:pPr>
-        <w:spacing w:after="140"/>
-      </w:pPr>
-      <w:r>
-        <w:t>La sovrapposizione iniziale è 60</w:t>
-      </w:r>
-      <w:r>
-        <w:rPr>
-          <w:rFonts w:ascii="Calibri" w:eastAsia="Calibri" w:hAnsi="Calibri" w:cs="Calibri"/>
-        </w:rPr>
-        <w:t>φ</w:t>
-      </w:r>
-      <w:r>
-        <w:t xml:space="preserve">, arrotondata per eccesso al decimetro, per convenzione di ANTHEA; non è attribuita a una norma. Il riquadro distingue lunghezza iniziale, richiesta dal verificatore, adottata ed effettiva. Per ogni giunto si adotta il massimo fra lunghezze iniziali e richieste delle armature collegate. La barra entrante risale di questa lunghezza; la barra superiore termina alla fine del suo tratto. </w:t>
-      </w:r>
-      <w:r>
-        <w:rPr>
-          <w:rFonts w:ascii="Calibri" w:eastAsia="Calibri" w:hAnsi="Calibri" w:cs="Calibri"/>
-        </w:rPr>
-        <w:t>φ</w:t>
-      </w:r>
-      <w:r>
-        <w:t>24 dà 1,44 m, arrotondati a 1,50 m. Il pulsante Distinta ferri di ogni tratto apre la distinta e la seleziona nel riepilogo a destra. Barre e staffe sono visibili inizialmente; la scelta di richiudere il pannello viene conservata durante il ricalcolo. I testi si aggiornano anche mantenendo il cursore in un campo. Quando la distinta non può essere prodotta, la vista delle armature e il tratto mostrano il motivo specifico, senza un riquadro bianco o un’attesa permanente. La distinta di ciascun tratto indica i</w:t>
+        <w:t>m, arrotondati a 1,50 m. Il pulsante Distinta ferri di ogni tratto apre la distinta e la seleziona nel riepilogo a destra. Barre e staffe sono visibili inizialmente; la scelta di richiudere il pannello viene conservata durante il ricalcolo. I testi si aggiornano anche mantenendo il cursore in un campo. Quando la distinta non può essere prodotta, la vista delle armature e il tratto mostrano il motivo specifico, senza un riquadro bianco o un’attesa permanente. La distinta di ciascun tratto indica i</w:t>
       </w:r>
       <w:r>
         <w:t>l proprio gruppo, quantità, diametro, quote fisiche, lunghezza di taglio, barra commerciale e sovrapposizione. Ogni pezzo è conteggiato una sola volta; i giunti richiamano i pezzi collegati senza aggiungere altre quantità. Le staffe riportano diametro, passo massimo, quantità e quote nominali, assegnando il confine al tratto successivo senza doppi conteggi; forma di chiusura, sviluppo e distinta esecutiva delle staffe restano da definire.</w:t>
@@ -32150,7 +32229,7 @@
         <w:keepNext/>
         <w:spacing w:after="140"/>
       </w:pPr>
-      <w:bookmarkStart w:id="103" w:name="_Toc244141165"/>
+      <w:bookmarkStart w:id="103" w:name="_Toc244142552"/>
       <w:r>
         <w:t>Approvazione delle ipotesi ed esito delle armature</w:t>
       </w:r>
@@ -32172,37 +32251,37 @@
         <w:spacing w:after="140"/>
       </w:pPr>
       <w:r>
-        <w:t xml:space="preserve">Il riepilogo a destra indica quanti tratti sono non verificati, incompleti o hanno tutti i controlli eseguiti soddisfatti. Selezionando un tratto, il riquadro rosso segnala controlli non soddisfatti; quello ambra indica dati o verifiche da completare; quello verde vale </w:t>
-      </w:r>
+        <w:t xml:space="preserve">Il riepilogo a destra indica quanti tratti sono non verificati, incompleti o hanno tutti i controlli eseguiti soddisfatti. Selezionando un tratto, il riquadro rosso segnala controlli non soddisfatti; quello ambra indica dati o verifiche da completare; quello verde vale esclusivamente per i controlli eseguiti. Le verifiche fuori dal perimetro sono elencate separatamente. Ancoraggi insufficienti, giunti non utilizzabili, resistenze mancanti e controlli sismici non soddisfatti restano riconoscibili anche dopo </w:t>
+      </w:r>
+      <w:r>
+        <w:t>Approva tutto. Cambiare un input invalida subito gli esiti; la risposta FEM viene riutilizzata quando i dati fisici non cambiano.</w:t>
+      </w:r>
+    </w:p>
+    <w:p>
+      <w:pPr>
+        <w:spacing w:after="140"/>
+      </w:pPr>
+      <w:r>
+        <w:t>NTC §7.2.5 apre una finestra interna ad ANTHEA con la sintesi dei criteri e una seconda scheda contenente la pagina originale consultata, PDF 217 / stampata 213. Zoom e scorrimento consentono di leggerla anche senza Internet. Non viene aperto un browser.</w:t>
+      </w:r>
+    </w:p>
+    <w:p>
+      <w:pPr>
+        <w:spacing w:after="140"/>
+      </w:pPr>
+      <w:r>
+        <w:t xml:space="preserve">L'Armatura trasversale principale può essere Staffe singole, Spirale oppure Da definire. I tratti collegati ereditano la scelta; i tratti personalizzati possono scegliere una tipologia diversa nella propria riga. Gli archivi conservano le scelte precedenti; per nuovi dati il tipo iniziale è Staffe singole. Diametro e passo rimangono quelli della sezione o del tratto. La spirale è rappresentata in elevazione e nella vista laterale; la distinta riporta la marca SP, il numero di spire, il passo effettivo e la </w:t>
+      </w:r>
+      <w:r>
+        <w:t>lunghezza geometrica. Le staffe hanno marca S e quantità di anelli. Le note riportano anche i diametri, il passo massimo e le quote.</w:t>
+      </w:r>
+    </w:p>
+    <w:p>
+      <w:pPr>
+        <w:spacing w:after="140"/>
+      </w:pPr>
       <w:r>
         <w:lastRenderedPageBreak/>
-        <w:t>esclusivamente per i controlli eseguiti. Le verifiche fuori dal perimetro sono elencate separatamente. Ancoraggi insufficienti, giunti non utilizzabili, resistenze mancanti e controlli sismici non soddisfatti restano riconoscibili anche dopo Approva tutto. Cambiare un input invalida subito gli esiti; la risposta FEM viene riutilizzata quando i dati fisici non cambiano.</w:t>
-      </w:r>
-    </w:p>
-    <w:p>
-      <w:pPr>
-        <w:spacing w:after="140"/>
-      </w:pPr>
-      <w:r>
-        <w:t>NTC §7.2.5 apre una finestra interna ad ANTHEA con la sintesi dei criteri e una seconda scheda contenente la pagina originale consultata, PDF 217 / stampata 213. Zoom e scorrimento consentono di leggerla anche senza Internet. Non viene aperto un browser.</w:t>
-      </w:r>
-    </w:p>
-    <w:p>
-      <w:pPr>
-        <w:spacing w:after="140"/>
-      </w:pPr>
-      <w:r>
-        <w:t xml:space="preserve">L'Armatura trasversale principale può essere Staffe singole, Spirale oppure Da definire. I tratti collegati ereditano la scelta; i tratti personalizzati possono scegliere una tipologia diversa nella propria riga. Gli archivi conservano le scelte precedenti; per nuovi dati il tipo iniziale è Staffe singole. Diametro e passo rimangono quelli della sezione o del tratto. La spirale è rappresentata in elevazione e nella vista laterale; la distinta riporta la marca SP, il numero di spire, il passo effettivo e la </w:t>
-      </w:r>
-      <w:r>
-        <w:t>lunghezza geometrica. Le staffe hanno marca S e quantità di anelli. Le note riportano anche i diametri, il passo massimo e le quote.</w:t>
-      </w:r>
-    </w:p>
-    <w:p>
-      <w:pPr>
-        <w:spacing w:after="140"/>
-      </w:pPr>
-      <w:r>
         <w:t>La lunghezza geometrica non comprende ganci, chiusure, ancoraggi, giunti o sfridi e non è una lunghezza di taglio esecutiva. Il verificatore attuale del taglio usa staffe singole: selezionando Spirale il taglio resta non verificato e il dimensionamento resistente automatico non viene eseguito. Nella zona dissipativa di testa il controllo NTC delle staffe singole non è soddisfatto da una spirale. Disegno, verifica e dettagli costruttivi rimangono distinti.</w:t>
       </w:r>
     </w:p>
@@ -32212,7 +32291,7 @@
         <w:keepNext/>
         <w:spacing w:after="140"/>
       </w:pPr>
-      <w:bookmarkStart w:id="104" w:name="_Toc244141166"/>
+      <w:bookmarkStart w:id="104" w:name="_Toc244142553"/>
       <w:r>
         <w:t>Controlli sismici della testa del palo</w:t>
       </w:r>
@@ -32242,48 +32321,48 @@
         <w:spacing w:after="140"/>
       </w:pPr>
       <w:r>
-        <w:t xml:space="preserve">Scegliere Da definire, Staffe singole oppure Spirale. In zona dissipativa una spirale non soddisfa la prescrizione delle staffe singole. Le conferme della combinazione sismica per N e V e del momento elastico non ridotto, con N concomitante, sono separate. Un modello FEM elastico non dimostra da solo che i carichi derivino da un'analisi sismica con </w:t>
+        <w:t>Scegliere Da definire, Staffe singole oppure Spirale. In zona dissipativa una spirale non soddisfa la prescrizione delle staffe singole. Le conferme della combinazione sismica per N e V e del momento elastico non ridotto, con N concomitante, sono separate. Un modello FEM elastico non dimostra da solo che i carichi derivino da un'analisi sismica con q=1. Senza tali conferme restano disponibili i controlli geometrici, mentre quelli sulle azioni sono indicati come da completare.</w:t>
+      </w:r>
+    </w:p>
+    <w:p>
+      <w:pPr>
+        <w:spacing w:after="140"/>
+      </w:pPr>
+      <w:r>
+        <w:t>Nel riepilogo a destra selezionare Sisma · testa palo. Sono mostrati estensione, minimo longitudinale, diametro e passo delle staffe, tipologia trasversale, margine a taglio, compressione media e momento elastico, con valore, limite, quota critica e criterio. Dentro la zona valgono As almeno 1% Ac e passo massimo 6</w:t>
+      </w:r>
+      <w:r>
+        <w:rPr>
+          <w:rFonts w:ascii="Calibri" w:eastAsia="Calibri" w:hAnsi="Calibri" w:cs="Calibri"/>
+        </w:rPr>
+        <w:t>φ</w:t>
+      </w:r>
+      <w:r>
+        <w:t>L; fuori valgono 0,3% e 8</w:t>
+      </w:r>
+      <w:r>
+        <w:rPr>
+          <w:rFonts w:ascii="Calibri" w:eastAsia="Calibri" w:hAnsi="Calibri" w:cs="Calibri"/>
+        </w:rPr>
+        <w:t>φ</w:t>
+      </w:r>
+      <w:r>
+        <w:t>L. Il diametro trasversale minimo è 8 mm. La modalità sismica applica questi minimi anche se il controllo ordinario dei minimi pali è disattivato. I coefficienti unitari/custom non possono dare un esito di conformità NTC.</w:t>
+      </w:r>
+    </w:p>
+    <w:p>
+      <w:pPr>
+        <w:spacing w:after="140"/>
+      </w:pPr>
+      <w:r>
+        <w:t>Dimensiona usa anche i controlli sismici attivi per selezionare i candidati; richiede le conferme necessarie. Barre, ancoraggi e giunti rimangono da verificare nella disposizione reale. Modificare armature o conferme riutilizza la risposta FEM quando gli input fisici restano invariati; modificare il confine della zona aggiorna la discretizzazione. Sul profilo palo-terreno e su tutti i diagrammi la zona è evidenziata con una fascia viola, il contorno presso il palo e una linea orizzontale alla quota minima 1</w:t>
+      </w:r>
+      <w:r>
+        <w:t xml:space="preserve">0D. La legenda superiore indica 10D in metri. Se la zona assegnata è più lunga, sono distinti il limite </w:t>
       </w:r>
       <w:r>
         <w:lastRenderedPageBreak/>
-        <w:t>q=1. Senza tali conferme restano disponibili i controlli geometrici, mentre quelli sulle azioni sono indicati come da completare.</w:t>
-      </w:r>
-    </w:p>
-    <w:p>
-      <w:pPr>
-        <w:spacing w:after="140"/>
-      </w:pPr>
-      <w:r>
-        <w:t>Nel riepilogo a destra selezionare Sisma · testa palo. Sono mostrati estensione, minimo longitudinale, diametro e passo delle staffe, tipologia trasversale, margine a taglio, compressione media e momento elastico, con valore, limite, quota critica e criterio. Dentro la zona valgono As almeno 1% Ac e passo massimo 6</w:t>
-      </w:r>
-      <w:r>
-        <w:rPr>
-          <w:rFonts w:ascii="Calibri" w:eastAsia="Calibri" w:hAnsi="Calibri" w:cs="Calibri"/>
-        </w:rPr>
-        <w:t>φ</w:t>
-      </w:r>
-      <w:r>
-        <w:t>L; fuori valgono 0,3% e 8</w:t>
-      </w:r>
-      <w:r>
-        <w:rPr>
-          <w:rFonts w:ascii="Calibri" w:eastAsia="Calibri" w:hAnsi="Calibri" w:cs="Calibri"/>
-        </w:rPr>
-        <w:t>φ</w:t>
-      </w:r>
-      <w:r>
-        <w:t>L. Il diametro trasversale minimo è 8 mm. La modalità sismica applica questi minimi anche se il controllo ordinario dei minimi pali è disattivato. I coefficienti unitari/custom non possono dare un esito di conformità NTC.</w:t>
-      </w:r>
-    </w:p>
-    <w:p>
-      <w:pPr>
-        <w:spacing w:after="140"/>
-      </w:pPr>
-      <w:r>
-        <w:t>Dimensiona usa anche i controlli sismici attivi per selezionare i candidati; richiede le conferme necessarie. Barre, ancoraggi e giunti rimangono da verificare nella disposizione reale. Modificare armature o conferme riutilizza la risposta FEM quando gli input fisici restano invariati; modificare il confine della zona aggiorna la discretizzazione. Sul profilo palo-terreno e su tutti i diagrammi la zona è evidenziata con una fascia viola, il contorno presso il palo e una linea orizzontale alla quota minima 1</w:t>
-      </w:r>
-      <w:r>
-        <w:t>0D. La legenda superiore indica 10D in metri. Se la zona assegnata è più lunga, sono distinti il limite minimo e la fine assegnata; le quote vicine hanno richiami separati per evitare sovrapposizioni. Il controllo Zona sismica 10D permette di nascondere solo la rappresentazione. La fascia è disponibile già con i risultati FEM, prima del completamento di MRd. La tavola armature conserva il contorno arancione della zona. Archivio, JSON, CSV e report conservano impostazioni, fonte ed esiti.</w:t>
+        <w:t>minimo e la fine assegnata; le quote vicine hanno richiami separati per evitare sovrapposizioni. Il controllo Zona sismica 10D permette di nascondere solo la rappresentazione. La fascia è disponibile già con i risultati FEM, prima del completamento di MRd. La tavola armature conserva il contorno arancione della zona. Archivio, JSON, CSV e report conservano impostazioni, fonte ed esiti.</w:t>
       </w:r>
     </w:p>
     <w:p>
@@ -32300,7 +32379,7 @@
         <w:keepNext/>
         <w:spacing w:after="140"/>
       </w:pPr>
-      <w:bookmarkStart w:id="105" w:name="_Toc244141167"/>
+      <w:bookmarkStart w:id="105" w:name="_Toc244142554"/>
       <w:r>
         <w:t>Ricalcolo delle sollecitazioni e delle resistenze</w:t>
       </w:r>
@@ -32331,44 +32410,47 @@
         <w:keepNext/>
         <w:spacing w:after="140"/>
       </w:pPr>
-      <w:bookmarkStart w:id="106" w:name="_Toc244141168"/>
+      <w:bookmarkStart w:id="106" w:name="_Toc244142555"/>
+      <w:r>
+        <w:t>Tratti e verifica delle sezioni</w:t>
+      </w:r>
+      <w:bookmarkEnd w:id="106"/>
+    </w:p>
+    <w:p>
+      <w:pPr>
+        <w:spacing w:after="140"/>
+      </w:pPr>
+      <w:r>
+        <w:t>Il primo utilizzo e gli archivi senza tratti hanno un solo tratto collegato alla sezione principale di Broms. Le quote sono misurate dalla testa; una fine vuota indica la punta. Fine tratto / barre è la quota fisica finale del gruppo: il primo inizia a zero, ogni successivo risale dal proprio inizio della sovrapposizione adottata. Dividi aggiunge un confine interno, Unisci conserva l'armatura del tratto precedente. La partizione deve coprire il palo senza vuoti. I tratti successivi possono restare collegati</w:t>
+      </w:r>
+      <w:r>
+        <w:t xml:space="preserve"> oppure avere quantità e diametri delle barre, diametro e passo delle staffe personalizzati. Geometria e materiali restano comuni. La modifica della sezione principale aggiorna soltanto i tratti collegati.</w:t>
+      </w:r>
+    </w:p>
+    <w:p>
+      <w:pPr>
+        <w:spacing w:after="140"/>
+      </w:pPr>
+      <w:r>
+        <w:t>Confermare nelle ipotesi la natura delle azioni di progetto e il modello di taglio circolare equivalente, con z/d assegnato. Le verifiche impiegano N, V e M alla stessa quota, includendo interfacce, confini dei tratti, campioni interni ed estremi dei polinomi FEM. Il riepilogo mostra la sezione critica e la sezione trasversale segue la quota selezionata. Gli esiti distinguono non verificabile, non soddisfatto, parziale e soddisfatto N–M–V con dettagli ancora da completare. Il verificatore c.a. non si applic</w:t>
+      </w:r>
+      <w:r>
+        <w:t>a ai CHS.</w:t>
+      </w:r>
+    </w:p>
+    <w:p>
+      <w:pPr>
+        <w:spacing w:after="140"/>
+      </w:pPr>
+      <w:r>
+        <w:t xml:space="preserve">MRd positivo e negativo sono calcolati al valore locale di N e sovrapposti a MEd con linea tratteggiata. Le zone prive dello sviluppo completo delle barre, vicino alle loro estremità, sono evidenziate in colore chiaro. Dove la lunghezza ancorata oltre a_l è minore di lbd, </w:t>
+      </w:r>
       <w:r>
         <w:lastRenderedPageBreak/>
-        <w:t>Tratti e verifica delle sezioni</w:t>
-      </w:r>
-      <w:bookmarkEnd w:id="106"/>
-    </w:p>
-    <w:p>
-      <w:pPr>
-        <w:spacing w:after="140"/>
-      </w:pPr>
-      <w:r>
-        <w:t>Il primo utilizzo e gli archivi senza tratti hanno un solo tratto collegato alla sezione principale di Broms. Le quote sono misurate dalla testa; una fine vuota indica la punta. Fine tratto / barre è la quota fisica finale del gruppo: il primo inizia a zero, ogni successivo risale dal proprio inizio della sovrapposizione adottata. Dividi aggiunge un confine interno, Unisci conserva l'armatura del tratto precedente. La partizione deve coprire il palo senza vuoti. I tratti successivi possono restare collegati</w:t>
-      </w:r>
-      <w:r>
-        <w:t xml:space="preserve"> oppure avere quantità e diametri delle barre, diametro e passo delle staffe personalizzati. Geometria e materiali restano comuni. La modifica della sezione principale aggiorna soltanto i tratti collegati.</w:t>
-      </w:r>
-    </w:p>
-    <w:p>
-      <w:pPr>
-        <w:spacing w:after="140"/>
-      </w:pPr>
-      <w:r>
-        <w:t>Confermare nelle ipotesi la natura delle azioni di progetto e il modello di taglio circolare equivalente, con z/d assegnato. Le verifiche impiegano N, V e M alla stessa quota, includendo interfacce, confini dei tratti, campioni interni ed estremi dei polinomi FEM. Il riepilogo mostra la sezione critica e la sezione trasversale segue la quota selezionata. Gli esiti distinguono non verificabile, non soddisfatto, parziale e soddisfatto N–M–V con dettagli ancora da completare. Il verificatore c.a. non si applic</w:t>
-      </w:r>
-      <w:r>
-        <w:t>a ai CHS.</w:t>
-      </w:r>
-    </w:p>
-    <w:p>
-      <w:pPr>
-        <w:spacing w:after="140"/>
-      </w:pPr>
-      <w:r>
-        <w:t>MRd positivo e negativo sono calcolati al valore locale di N e sovrapposti a MEd con linea tratteggiata. Le zone prive dello sviluppo completo delle barre, vicino alle loro estremità, sono evidenziate in colore chiaro. Dove la lunghezza ancorata oltre a_l è minore di lbd, MRd usa fyd·r, con r la lunghezza ancorata oltre a_l divisa per lbd e arrotondata per difetto a 0,05: la sezione critica e il report scrivono «MRd con fyd·r» invece di «MRd nominale», e un tratto che così diventa non soddisfatto lo dice ne</w:t>
-      </w:r>
-      <w:r>
-        <w:t>llo stato. La curva si interrompe e la verifica resta parziale solo dove r è minore di 0,05 o un giunto non è utilizzabile. Il valore nominale rimane consultabile separatamente e non certifica il confinamento dei giunti. Fuori dal dominio resistente non viene disegnata una resistenza valida. La capacità ultima di Broms non è utilizzata come azione del FEM o delle sezioni.</w:t>
+        <w:t>MRd usa fyd·r, con r la lunghezza ancorata oltre a_l divisa per lbd e arrotondata per difetto a 0,05: la sezione critica e il report scrivono «MRd con fyd·r» invece di «MRd nominale», e un tratto che così diventa non soddisfatto lo dice nello stato. La curva si interrompe e la verifica resta parziale solo dove r è minore di 0,05 o un giunto non è utilizzabile. Il valore nominale rimane consultabile separatamente e non certifica il confinamento dei giunti. Fuori dal dominio resistente non viene disegnata una</w:t>
+      </w:r>
+      <w:r>
+        <w:t xml:space="preserve"> resistenza valida. La capacità ultima di Broms non è utilizzata come azione del FEM o delle sezioni.</w:t>
       </w:r>
     </w:p>
     <w:p>
@@ -32377,7 +32459,7 @@
         <w:keepNext/>
         <w:spacing w:after="140"/>
       </w:pPr>
-      <w:bookmarkStart w:id="107" w:name="_Toc244141169"/>
+      <w:bookmarkStart w:id="107" w:name="_Toc244142556"/>
       <w:r>
         <w:t>Proposte e vista delle armature</w:t>
       </w:r>
@@ -32404,38 +32486,38 @@
         <w:spacing w:after="140"/>
       </w:pPr>
       <w:r>
-        <w:t xml:space="preserve">Tavola armature e distinta ferri presenta un solo palo in elevazione a sinistra, le singole barre sviluppate lateralmente con marche B01, B02 e successive al centro e le sezioni trasversali dei tratti a destra. Tutte le quote si riferiscono alla testa e condividono la scala verticale; le quote fisiche dei gruppi sono leggibili accanto alle barre. I richiami S01, S02 e successivi identificano le zone di staffatura e le righe della distinta. La tabella inferiore </w:t>
+        <w:t>Tavola armature e distinta ferri presenta un solo palo in elevazione a sinistra, le singole barre sviluppate lateralmente con marche B01, B02 e successive al centro e le sezioni trasversali dei tratti a destra. Tutte le quote si riferiscono alla testa e condividono la scala verticale; le quote fisiche dei gruppi sono leggibili accanto alle barre. I richiami S01, S02 e successivi identificano le zone di staffatura e le righe della distinta. La tabella inferiore collega marche, tratti, quantità, diametri, quo</w:t>
+      </w:r>
+      <w:r>
+        <w:t>te, lunghezze di taglio, barre commerciali e giunti. I gruppi dei tratti e i relativi tagli sono riportati una sola volta. Apri tavola armature apre la vista ingrandita con zoom ed esportazione PNG.</w:t>
+      </w:r>
+    </w:p>
+    <w:p>
+      <w:pPr>
+        <w:spacing w:after="140"/>
+      </w:pPr>
+      <w:r>
+        <w:t>La fine del tratto è la fine fisica delle barre. Con un palo di 20 m, tratti 0–12, 12–18 e 18–20 m e sovrapposizione adottata di 1,20 m, i gruppi risultano 0–12, 10,80–18 e 16,80–20 m: lunghezze 12,00, 7,20 e 3,20 m. Il primo gruppo parte dalla testa; ogni gruppo seguente risale di l0 rispetto al proprio inizio. Anche due tratti con identica armatura rimangono gruppi separati. Il calcolo non sposta le estremità per soddisfare ancoraggi o sviluppo: segnala gli eventuali controlli da completare.</w:t>
+      </w:r>
+    </w:p>
+    <w:p>
+      <w:pPr>
+        <w:spacing w:after="140"/>
+      </w:pPr>
+      <w:r>
+        <w:t>Un gruppo è spezzato internamente soltanto se non entra nelle lunghezze commerciali ammesse; i tagli conservano il primo inizio e l'ultima fine, con sovrapposizioni intermedie comprese nelle quantità. Un tratto netto di 12 m dopo il primo richiede più di 12 m di barra per il giunto entrante: con limite commerciale 12 m viene quindi spezzato. Le barre commerciali più lunghe vengono tagliate alla lunghezza richiesta, senza allungare il gruppo.</w:t>
+      </w:r>
+    </w:p>
+    <w:p>
+      <w:pPr>
+        <w:spacing w:after="140"/>
+      </w:pPr>
+      <w:r>
+        <w:t xml:space="preserve">I giunti J mostrano coppie effettivamente allineate rispetto a quelle previste, quote, lunghezze iniziale, richiesta, adottata ed effettiva. Passando da 20 barre equidistanti a 12, non tutte le direzioni coincidono: il programma conserva quantità e tagli ma segnala </w:t>
       </w:r>
       <w:r>
         <w:lastRenderedPageBreak/>
-        <w:t>collega marche, tratti, quantità, diametri, quote, lunghezze di taglio, barre commerciali e giunti. I gruppi dei tratti e i relativi tagli sono riportati una sola volta. Apri tavola armature apre la vista ingrandita con zoom ed esportazione PNG.</w:t>
-      </w:r>
-    </w:p>
-    <w:p>
-      <w:pPr>
-        <w:spacing w:after="140"/>
-      </w:pPr>
-      <w:r>
-        <w:t>La fine del tratto è la fine fisica delle barre. Con un palo di 20 m, tratti 0–12, 12–18 e 18–20 m e sovrapposizione adottata di 1,20 m, i gruppi risultano 0–12, 10,80–18 e 16,80–20 m: lunghezze 12,00, 7,20 e 3,20 m. Il primo gruppo parte dalla testa; ogni gruppo seguente risale di l0 rispetto al proprio inizio. Anche due tratti con identica armatura rimangono gruppi separati. Il calcolo non sposta le estremità per soddisfare ancoraggi o sviluppo: segnala gli eventuali controlli da completare.</w:t>
-      </w:r>
-    </w:p>
-    <w:p>
-      <w:pPr>
-        <w:spacing w:after="140"/>
-      </w:pPr>
-      <w:r>
-        <w:t>Un gruppo è spezzato internamente soltanto se non entra nelle lunghezze commerciali ammesse; i tagli conservano il primo inizio e l'ultima fine, con sovrapposizioni intermedie comprese nelle quantità. Un tratto netto di 12 m dopo il primo richiede più di 12 m di barra per il giunto entrante: con limite commerciale 12 m viene quindi spezzato. Le barre commerciali più lunghe vengono tagliate alla lunghezza richiesta, senza allungare il gruppo.</w:t>
-      </w:r>
-    </w:p>
-    <w:p>
-      <w:pPr>
-        <w:spacing w:after="140"/>
-      </w:pPr>
-      <w:r>
-        <w:t>I giunti J mostrano coppie effettivamente allineate rispetto a quelle previste, quote, lunghezze iniziale, richiesta, adottata ed effettiva. Passando da 20 barre equidistanti a 12, non tutte le direzioni coincidono: il programma conserva quantità e tagli ma segnala la disposizione trasversale da definire. Finestra troppo corta, giunti interferenti e distanza non ammessa impediscono di considerare il dettaglio soddisfatto. Le sezioni sono nominali; accostamento, confinamento, sfalsamento e chiusure delle sta</w:t>
-      </w:r>
-      <w:r>
-        <w:t>ffe restano da completare. I vecchi valori archiviati di sviluppo esterno sono conservati ma non modificano i tagli di questa modalità.</w:t>
+        <w:t>la disposizione trasversale da definire. Finestra troppo corta, giunti interferenti e distanza non ammessa impediscono di considerare il dettaglio soddisfatto. Le sezioni sono nominali; accostamento, confinamento, sfalsamento e chiusure delle staffe restano da completare. I vecchi valori archiviati di sviluppo esterno sono conservati ma non modificano i tagli di questa modalità.</w:t>
       </w:r>
     </w:p>
     <w:p>
@@ -32471,9 +32553,8 @@
         <w:keepNext/>
         <w:spacing w:after="140"/>
       </w:pPr>
-      <w:bookmarkStart w:id="108" w:name="_Toc244141170"/>
-      <w:r>
-        <w:lastRenderedPageBreak/>
+      <w:bookmarkStart w:id="108" w:name="_Toc244142557"/>
+      <w:r>
         <w:t>Esempio riproducibile e limiti</w:t>
       </w:r>
       <w:bookmarkEnd w:id="108"/>
@@ -32503,7 +32584,7 @@
         <w:keepNext/>
         <w:spacing w:after="140"/>
       </w:pPr>
-      <w:bookmarkStart w:id="109" w:name="_Toc244141171"/>
+      <w:bookmarkStart w:id="109" w:name="_Toc244142558"/>
       <w:r>
         <w:t>Wiki e centro della conoscenza</w:t>
       </w:r>
@@ -32515,7 +32596,7 @@
         <w:keepNext/>
         <w:spacing w:after="140"/>
       </w:pPr>
-      <w:bookmarkStart w:id="110" w:name="_Toc244141172"/>
+      <w:bookmarkStart w:id="110" w:name="_Toc244142559"/>
       <w:r>
         <w:t>Wiki del modulo e aiuti sui singoli dati</w:t>
       </w:r>
@@ -32526,7 +32607,11 @@
         <w:spacing w:after="140"/>
       </w:pPr>
       <w:r>
-        <w:t>Ogni modulo dispone del pulsante Wiki del modulo. Il comando Approfondimenti apre una scelta di argomenti e sezioni pertinenti. Accanto ai dati per cui esiste una spiegazione specifica, il pulsante ? raggiunge il punto della Wiki: per esempio copriferro nominale, copriferro per fessurazione, materiali, rigidezza del palo, armature e sisma. F1 nell’editor apre l’aiuto del dato, quando disponibile, oppure la guida del modulo.</w:t>
+        <w:t xml:space="preserve">Ogni modulo dispone del pulsante Wiki del modulo. Il comando Approfondimenti apre una scelta di argomenti e sezioni pertinenti. Accanto ai dati per cui esiste una spiegazione specifica, il pulsante ? raggiunge il punto della Wiki: per esempio copriferro nominale, </w:t>
+      </w:r>
+      <w:r>
+        <w:lastRenderedPageBreak/>
+        <w:t>copriferro per fessurazione, materiali, rigidezza del palo, armature e sisma. F1 nell’editor apre l’aiuto del dato, quando disponibile, oppure la guida del modulo.</w:t>
       </w:r>
     </w:p>
     <w:p>
@@ -32543,7 +32628,7 @@
         <w:keepNext/>
         <w:spacing w:after="140"/>
       </w:pPr>
-      <w:bookmarkStart w:id="111" w:name="_Toc244141173"/>
+      <w:bookmarkStart w:id="111" w:name="_Toc244142560"/>
       <w:r>
         <w:t>Consultare la nuova biblioteca tecnica</w:t>
       </w:r>
@@ -32563,7 +32648,7 @@
         <w:keepNext/>
         <w:spacing w:after="140"/>
       </w:pPr>
-      <w:bookmarkStart w:id="112" w:name="_Toc244141174"/>
+      <w:bookmarkStart w:id="112" w:name="_Toc244142561"/>
       <w:r>
         <w:t>Engineering Handbook</w:t>
       </w:r>
@@ -32577,45 +32662,42 @@
         <w:t>La copertina presenta dodici capitoli numerati: Fondamenti, Scienza e tecnica delle costruzioni, Materiali, Calcestruzzo armato, Acciaio, Geotecnica, Ponti e infrastrutture, Ingegneria sismica, FEM, BIM, Computational Design e Anthea. Le schede mostrano anteprime degli articoli e il collegamento Esplora il capitolo; si dispongono su una, due o tre colonne secondo lo spazio. Inizia dai fondamenti apre il primo percorso. Ogni capitolo presenta introduzione e articoli numerati con livello e tempo di lettura. L</w:t>
       </w:r>
       <w:r>
-        <w:t xml:space="preserve">e pagine </w:t>
-      </w:r>
+        <w:t>e pagine distinguono introduzione, metodo e approfondimento tecnico; i sei piloti revisionati sono Cos'è un ponte, Instabilità di Euler, Fessurazione, Capacità portante, Elementi Beam e guida della Sezione in c.a.</w:t>
+      </w:r>
+    </w:p>
+    <w:p>
+      <w:pPr>
+        <w:spacing w:after="140"/>
+      </w:pPr>
+      <w:r>
+        <w:t>Le pagine correnti consolidano istruzioni e teoria; Fonti e archivio spiega la provenienza. I vecchi collegamenti aprono la destinazione corrente pertinente. Contenuto integrato indica una revisione editoriale; Riscontri sulle fonti da completare segnala attribuzioni normative o bibliografiche non ancora confermate sui testi primari.</w:t>
+      </w:r>
+    </w:p>
+    <w:p>
+      <w:pPr>
+        <w:spacing w:after="140"/>
+      </w:pPr>
+      <w:r>
+        <w:t>Usa la tendina Chiaro, Scuro o Molto scuro per cambiare l’aspetto globale di Anthea, condiviso con il menu Aspetto. Formule e nuovi schemi vettoriali seguono il tema; le immagini storiche conservano la propria tavola chiara. A finestra stretta Indice e In questa pagina sono pannelli alternativi; formule e tabelle larghe scorrono orizzontalmente. Il glossario raccoglie anche SLU, SLE, FEM, DOF, MPC, SRSS, CQC, LTB, p-y e M-N. Gli acronimi alimentano la ricerca; una definizione può rimandare a una sezione che</w:t>
+      </w:r>
+      <w:r>
+        <w:t xml:space="preserve"> ne spiega i limiti, senza simulare un modulo di calcolo assente.</w:t>
+      </w:r>
+    </w:p>
+    <w:p>
+      <w:pPr>
+        <w:spacing w:after="140"/>
+      </w:pPr>
+      <w:r>
+        <w:t>I prerequisiti precedono il testo; fonti, correlati e navigazione precedente/indice/successivo chiudono la lettura. I collegamenti usano identificativi centrali: titolo e destinazione vengono risolti dal catalogo. La validazione controlla identità, categorie, capitoli, sezioni, figure e riferimenti; le prove WPF verificano formule e pagine in entrambi i temi.</w:t>
+      </w:r>
+    </w:p>
+    <w:p>
+      <w:pPr>
+        <w:spacing w:after="140"/>
+      </w:pPr>
       <w:r>
         <w:lastRenderedPageBreak/>
-        <w:t>distinguono introduzione, metodo e approfondimento tecnico; i sei piloti revisionati sono Cos'è un ponte, Instabilità di Euler, Fessurazione, Capacità portante, Elementi Beam e guida della Sezione in c.a.</w:t>
-      </w:r>
-    </w:p>
-    <w:p>
-      <w:pPr>
-        <w:spacing w:after="140"/>
-      </w:pPr>
-      <w:r>
-        <w:t>Le pagine correnti consolidano istruzioni e teoria; Fonti e archivio spiega la provenienza. I vecchi collegamenti aprono la destinazione corrente pertinente. Contenuto integrato indica una revisione editoriale; Riscontri sulle fonti da completare segnala attribuzioni normative o bibliografiche non ancora confermate sui testi primari.</w:t>
-      </w:r>
-    </w:p>
-    <w:p>
-      <w:pPr>
-        <w:spacing w:after="140"/>
-      </w:pPr>
-      <w:r>
-        <w:t>Usa la tendina Chiaro, Scuro o Molto scuro per cambiare l’aspetto globale di Anthea, condiviso con il menu Aspetto. Formule e nuovi schemi vettoriali seguono il tema; le immagini storiche conservano la propria tavola chiara. A finestra stretta Indice e In questa pagina sono pannelli alternativi; formule e tabelle larghe scorrono orizzontalmente. Il glossario raccoglie anche SLU, SLE, FEM, DOF, MPC, SRSS, CQC, LTB, p-y e M-N. Gli acronimi alimentano la ricerca; una definizione può rimandare a una sezione che</w:t>
-      </w:r>
-      <w:r>
-        <w:t xml:space="preserve"> ne spiega i limiti, senza simulare un modulo di calcolo assente.</w:t>
-      </w:r>
-    </w:p>
-    <w:p>
-      <w:pPr>
-        <w:spacing w:after="140"/>
-      </w:pPr>
-      <w:r>
-        <w:t>I prerequisiti precedono il testo; fonti, correlati e navigazione precedente/indice/successivo chiudono la lettura. I collegamenti usano identificativi centrali: titolo e destinazione vengono risolti dal catalogo. La validazione controlla identità, categorie, capitoli, sezioni, figure e riferimenti; le prove WPF verificano formule e pagine in entrambi i temi.</w:t>
-      </w:r>
-    </w:p>
-    <w:p>
-      <w:pPr>
-        <w:spacing w:after="140"/>
-      </w:pPr>
-      <w:r>
         <w:t>Wiki è il terzo ambiente di Anthea insieme a Progetti e Moduli singoli. Raccoglie il Manuale di ingegneria e le Guide Anthea in una navigazione e una ricerca comuni. I contenuti sono ricavati dalle due guide globali, evitando una seconda documentazione indipendente.</w:t>
       </w:r>
     </w:p>
@@ -32625,7 +32707,7 @@
         <w:keepNext/>
         <w:spacing w:after="140"/>
       </w:pPr>
-      <w:bookmarkStart w:id="113" w:name="_Toc244141175"/>
+      <w:bookmarkStart w:id="113" w:name="_Toc244142562"/>
       <w:r>
         <w:t>Cercare e scegliere un percorso</w:t>
       </w:r>
@@ -32645,7 +32727,7 @@
         <w:keepNext/>
         <w:spacing w:after="140"/>
       </w:pPr>
-      <w:bookmarkStart w:id="114" w:name="_Toc244141176"/>
+      <w:bookmarkStart w:id="114" w:name="_Toc244142563"/>
       <w:r>
         <w:t>Leggere e riprendere</w:t>
       </w:r>
@@ -32664,11 +32746,7 @@
         <w:spacing w:after="140"/>
       </w:pPr>
       <w:r>
-        <w:t xml:space="preserve">Riprendi la lettura mostra le ultime tre pagine; riaprendo una pagina viene ripristinata la sezione visitata. Il progresso è memorizzato localmente nel profilo Windows, separato dai documenti di calcolo. Su finestre strette i pulsanti Indice e In questa pagina mostrano </w:t>
-      </w:r>
-      <w:r>
-        <w:lastRenderedPageBreak/>
-        <w:t>i menu laterali. Non occorre una connessione per consultare i contenuti incorporati; i riferimenti web aprono il browser.</w:t>
+        <w:t>Riprendi la lettura mostra le ultime tre pagine; riaprendo una pagina viene ripristinata la sezione visitata. Il progresso è memorizzato localmente nel profilo Windows, separato dai documenti di calcolo. Su finestre strette i pulsanti Indice e In questa pagina mostrano i menu laterali. Non occorre una connessione per consultare i contenuti incorporati; i riferimenti web aprono il browser.</w:t>
       </w:r>
     </w:p>
     <w:p>
@@ -32677,7 +32755,7 @@
         <w:keepNext/>
         <w:spacing w:after="140"/>
       </w:pPr>
-      <w:bookmarkStart w:id="115" w:name="_Toc244141177"/>
+      <w:bookmarkStart w:id="115" w:name="_Toc244142564"/>
       <w:r>
         <w:t>Passare dalla teoria al calcolo</w:t>
       </w:r>
@@ -32713,7 +32791,7 @@
         <w:keepNext/>
         <w:spacing w:after="140"/>
       </w:pPr>
-      <w:bookmarkStart w:id="116" w:name="_Toc244141178"/>
+      <w:bookmarkStart w:id="116" w:name="_Toc244142565"/>
       <w:r>
         <w:t>Progetti e problemi frequenti</w:t>
       </w:r>
@@ -32724,7 +32802,11 @@
         <w:spacing w:after="140"/>
       </w:pPr>
       <w:r>
-        <w:t>Le procedure di creazione, rinomina, duplicazione e revisioni restano nei capitoli Progetti della stessa guida globale e sono indicizzate nella Wiki. Per un calcolo usa sempre Salva o Salva con nome: il progresso della Wiki non salva i dati del modulo. Se una ricerca non trova il termine, prova un sinonimo o una parte della parola; il campo di validità è dichiarato nelle pagine correnti.</w:t>
+        <w:t xml:space="preserve">Le procedure di creazione, rinomina, duplicazione e revisioni restano nei capitoli Progetti della stessa guida globale e sono indicizzate nella Wiki. Per un calcolo usa sempre Salva </w:t>
+      </w:r>
+      <w:r>
+        <w:lastRenderedPageBreak/>
+        <w:t>o Salva con nome: il progresso della Wiki non salva i dati del modulo. Se una ricerca non trova il termine, prova un sinonimo o una parte della parola; il campo di validità è dichiarato nelle pagine correnti.</w:t>
       </w:r>
     </w:p>
     <w:p>
@@ -32733,7 +32815,7 @@
         <w:keepNext/>
         <w:spacing w:after="140"/>
       </w:pPr>
-      <w:bookmarkStart w:id="117" w:name="_Toc244141179"/>
+      <w:bookmarkStart w:id="117" w:name="_Toc244142566"/>
       <w:r>
         <w:t>Modulo Sezione in c.a.</w:t>
       </w:r>
@@ -32745,7 +32827,7 @@
         <w:keepNext/>
         <w:spacing w:after="140"/>
       </w:pPr>
-      <w:bookmarkStart w:id="118" w:name="_Toc244141180"/>
+      <w:bookmarkStart w:id="118" w:name="_Toc244142567"/>
       <w:r>
         <w:t>Controllare norma e dati ereditati</w:t>
       </w:r>
@@ -32775,11 +32857,7 @@
         <w:spacing w:after="140"/>
       </w:pPr>
       <w:r>
-        <w:t xml:space="preserve">Questo modulo verifica una sezione in calcestruzzo armato a partire da geometria, materiali, armature e azioni assegnate. Permette di esplorare domini resistenti, stati </w:t>
-      </w:r>
-      <w:r>
-        <w:lastRenderedPageBreak/>
-        <w:t>tensionali e deformativi, taglio, torsione e dettagli nei limiti indicati dalle rispettive schede. Non determina le azioni di un telaio completo e non sostituisce l'analisi globale della struttura.</w:t>
+        <w:t>Questo modulo verifica una sezione in calcestruzzo armato a partire da geometria, materiali, armature e azioni assegnate. Permette di esplorare domini resistenti, stati tensionali e deformativi, taglio, torsione e dettagli nei limiti indicati dalle rispettive schede. Non determina le azioni di un telaio completo e non sostituisce l'analisi globale della struttura.</w:t>
       </w:r>
     </w:p>
     <w:p>
@@ -32788,7 +32866,7 @@
         <w:keepNext/>
         <w:spacing w:after="140"/>
       </w:pPr>
-      <w:bookmarkStart w:id="119" w:name="_Toc244141181"/>
+      <w:bookmarkStart w:id="119" w:name="_Toc244142568"/>
       <w:r>
         <w:t>A cosa serve e quando usarlo</w:t>
       </w:r>
@@ -32819,7 +32897,7 @@
         <w:keepNext/>
         <w:spacing w:after="140"/>
       </w:pPr>
-      <w:bookmarkStart w:id="120" w:name="_Toc244141182"/>
+      <w:bookmarkStart w:id="120" w:name="_Toc244142569"/>
       <w:r>
         <w:t>Salvataggio e riapertura della sezione</w:t>
       </w:r>
@@ -32838,7 +32916,11 @@
         <w:spacing w:after="140"/>
       </w:pPr>
       <w:r>
-        <w:t>I documenti precedenti restano apribili e vengono convertiti al nuovo formato al salvataggio. Conserva una copia se devi riaprirli con una versione precedente di ANTHEA. I dati incompleti si salvano come bozza: il foglio mantiene i valori digitati e il motivo per cui non può ancora costruire una sezione valida. Anche le revisioni storiche conservano la propria sezione.</w:t>
+        <w:t xml:space="preserve">I documenti precedenti restano apribili e vengono convertiti al nuovo formato al salvataggio. Conserva una copia se devi riaprirli con una versione precedente di ANTHEA. </w:t>
+      </w:r>
+      <w:r>
+        <w:lastRenderedPageBreak/>
+        <w:t>I dati incompleti si salvano come bozza: il foglio mantiene i valori digitati e il motivo per cui non può ancora costruire una sezione valida. Anche le revisioni storiche conservano la propria sezione.</w:t>
       </w:r>
     </w:p>
     <w:p>
@@ -32847,7 +32929,7 @@
         <w:keepNext/>
         <w:spacing w:after="140"/>
       </w:pPr>
-      <w:bookmarkStart w:id="121" w:name="_Toc244141183"/>
+      <w:bookmarkStart w:id="121" w:name="_Toc244142570"/>
       <w:r>
         <w:t>Wizard delle tipologie e delle armature</w:t>
       </w:r>
@@ -33207,7 +33289,6 @@
               <w:rPr>
                 <w:sz w:val="21"/>
               </w:rPr>
-              <w:lastRenderedPageBreak/>
               <w:t>A T</w:t>
             </w:r>
           </w:p>
@@ -33630,6 +33711,7 @@
         <w:spacing w:after="140"/>
       </w:pPr>
       <w:r>
+        <w:lastRenderedPageBreak/>
         <w:t xml:space="preserve">Le nuove tipologie e le disposizioni cave a doppio contorno richiedono </w:t>
       </w:r>
       <w:r>
@@ -33657,7 +33739,7 @@
         <w:keepNext/>
         <w:spacing w:after="140"/>
       </w:pPr>
-      <w:bookmarkStart w:id="122" w:name="_Toc244141184"/>
+      <w:bookmarkStart w:id="122" w:name="_Toc244142571"/>
       <w:r>
         <w:t>Armature della capsula</w:t>
       </w:r>
@@ -33685,7 +33767,6 @@
         <w:spacing w:after="140"/>
       </w:pPr>
       <w:r>
-        <w:lastRenderedPageBreak/>
         <w:t xml:space="preserve">La dimensione maggiore orienta la capsula: b = 5000 mm e h = 2500 mm danno due semicirconferenze laterali e due rettilinei orizzontali. Per b = h usare la sezione circolare. Le capsule già salvate conservano </w:t>
       </w:r>
       <w:r>
@@ -33733,7 +33814,7 @@
         <w:keepNext/>
         <w:spacing w:after="140"/>
       </w:pPr>
-      <w:bookmarkStart w:id="123" w:name="_Toc244141185"/>
+      <w:bookmarkStart w:id="123" w:name="_Toc244142572"/>
       <w:r>
         <w:t>Input geometria e unità</w:t>
       </w:r>
@@ -34103,6 +34184,7 @@
               <w:rPr>
                 <w:sz w:val="21"/>
               </w:rPr>
+              <w:lastRenderedPageBreak/>
               <w:t>bf, bw, hf</w:t>
             </w:r>
           </w:p>
@@ -34328,7 +34410,7 @@
         <w:keepNext/>
         <w:spacing w:after="140"/>
       </w:pPr>
-      <w:bookmarkStart w:id="124" w:name="_Toc244141186"/>
+      <w:bookmarkStart w:id="124" w:name="_Toc244142573"/>
       <w:r>
         <w:t>Input materiali armature e default</w:t>
       </w:r>
@@ -34339,11 +34421,7 @@
         <w:spacing w:after="140"/>
       </w:pPr>
       <w:r>
-        <w:t xml:space="preserve">Il nuovo foglio rettangolare parte da b = 600 mm, h = 800 mm, copriferro netto 70 mm, calcestruzzo C35/45 e acciaio B450C. L'armatura iniziale è 4Ø20 superiori, 6Ø24 inferiori </w:t>
-      </w:r>
-      <w:r>
-        <w:lastRenderedPageBreak/>
-        <w:t>e 2Ø16 per lato; le staffe sono Ø10 a passo 200 mm. Sono valori iniziali modificabili, non dimensioni minime normative né una proposta esecutiva.</w:t>
+        <w:t>Il nuovo foglio rettangolare parte da b = 600 mm, h = 800 mm, copriferro netto 70 mm, calcestruzzo C35/45 e acciaio B450C. L'armatura iniziale è 4Ø20 superiori, 6Ø24 inferiori e 2Ø16 per lato; le staffe sono Ø10 a passo 200 mm. Sono valori iniziali modificabili, non dimensioni minime normative né una proposta esecutiva.</w:t>
       </w:r>
     </w:p>
     <w:p>
@@ -34368,7 +34446,7 @@
         <w:keepNext/>
         <w:spacing w:after="140"/>
       </w:pPr>
-      <w:bookmarkStart w:id="125" w:name="_Toc244141187"/>
+      <w:bookmarkStart w:id="125" w:name="_Toc244142574"/>
       <w:r>
         <w:t>Input azioni e convenzioni</w:t>
       </w:r>
@@ -34387,7 +34465,11 @@
         <w:spacing w:after="140"/>
       </w:pPr>
       <w:r>
-        <w:t>Il foglio ordinario iniziale mostra N = -2500 kN, Mx = 500 kNm e My = 250 kNm nelle famiglie iniziali, dopo la preparazione del workspace. Il pulsante Apri esempio della Wiki sostituisce questi valori con la combinazione didattica descritta sotto e lascia vuote le altre famiglie. Non interpretare una tabella vuota come una verifica superata.</w:t>
+        <w:t xml:space="preserve">Il foglio ordinario iniziale mostra N = -2500 kN, Mx = 500 kNm e My = 250 kNm nelle famiglie iniziali, dopo la preparazione del workspace. Il pulsante Apri esempio della Wiki </w:t>
+      </w:r>
+      <w:r>
+        <w:lastRenderedPageBreak/>
+        <w:t>sostituisce questi valori con la combinazione didattica descritta sotto e lascia vuote le altre famiglie. Non interpretare una tabella vuota come una verifica superata.</w:t>
       </w:r>
     </w:p>
     <w:p>
@@ -34396,7 +34478,7 @@
         <w:keepNext/>
         <w:spacing w:after="140"/>
       </w:pPr>
-      <w:bookmarkStart w:id="126" w:name="_Toc244141188"/>
+      <w:bookmarkStart w:id="126" w:name="_Toc244142575"/>
       <w:r>
         <w:t>Descrizione del calcolo</w:t>
       </w:r>
@@ -34424,7 +34506,7 @@
         <w:keepNext/>
         <w:spacing w:after="140"/>
       </w:pPr>
-      <w:bookmarkStart w:id="127" w:name="_Toc244141189"/>
+      <w:bookmarkStart w:id="127" w:name="_Toc244142576"/>
       <w:r>
         <w:t>Output e lettura dei risultati</w:t>
       </w:r>
@@ -34638,7 +34720,6 @@
               <w:rPr>
                 <w:sz w:val="21"/>
               </w:rPr>
-              <w:lastRenderedPageBreak/>
               <w:t>Dominio 2D</w:t>
             </w:r>
           </w:p>
@@ -35020,8 +35101,9 @@
         <w:keepNext/>
         <w:spacing w:after="140"/>
       </w:pPr>
-      <w:bookmarkStart w:id="128" w:name="_Toc244141190"/>
-      <w:r>
+      <w:bookmarkStart w:id="128" w:name="_Toc244142577"/>
+      <w:r>
+        <w:lastRenderedPageBreak/>
         <w:t>Warning e problemi frequenti</w:t>
       </w:r>
       <w:bookmarkEnd w:id="128"/>
@@ -35058,7 +35140,7 @@
         <w:keepNext/>
         <w:spacing w:after="140"/>
       </w:pPr>
-      <w:bookmarkStart w:id="129" w:name="_Toc244141191"/>
+      <w:bookmarkStart w:id="129" w:name="_Toc244142578"/>
       <w:r>
         <w:t>Esempio completo dalla Wiki</w:t>
       </w:r>
@@ -35096,7 +35178,6 @@
         <w:ind w:left="283" w:hanging="283"/>
       </w:pPr>
       <w:r>
-        <w:lastRenderedPageBreak/>
         <w:t>3. Esegui l'analisi del dominio prevista dalla scheda e leggi il punto di domanda rispetto alla capacità.</w:t>
       </w:r>
     </w:p>
@@ -35141,7 +35222,7 @@
         <w:keepNext/>
         <w:spacing w:after="140"/>
       </w:pPr>
-      <w:bookmarkStart w:id="130" w:name="_Toc244141192"/>
+      <w:bookmarkStart w:id="130" w:name="_Toc244142579"/>
       <w:r>
         <w:t>Teoria collegata e riepilogo</w:t>
       </w:r>
@@ -35160,7 +35241,11 @@
         <w:spacing w:after="140"/>
       </w:pPr>
       <w:r>
-        <w:t>Il percorso completo richiede un modello globale plausibile, azioni coerenti, una sezione fisicamente realizzabile e verifiche appropriate ai diversi stati limite. Un esempio numerico aiuta a imparare il metodo; la verifica del progetto richiede i dati reali e tutti i meccanismi rilevanti.</w:t>
+        <w:t xml:space="preserve">Il percorso completo richiede un modello globale plausibile, azioni coerenti, una sezione fisicamente realizzabile e verifiche appropriate ai diversi stati limite. Un esempio </w:t>
+      </w:r>
+      <w:r>
+        <w:lastRenderedPageBreak/>
+        <w:t>numerico aiuta a imparare il metodo; la verifica del progetto richiede i dati reali e tutti i meccanismi rilevanti.</w:t>
       </w:r>
     </w:p>
     <w:p>
@@ -35169,7 +35254,7 @@
         <w:keepNext/>
         <w:spacing w:after="140"/>
       </w:pPr>
-      <w:bookmarkStart w:id="131" w:name="_Toc244141193"/>
+      <w:bookmarkStart w:id="131" w:name="_Toc244142580"/>
       <w:r>
         <w:t>Domini tridimensionali e bidimensionali</w:t>
       </w:r>
@@ -35231,7 +35316,6 @@
         <w:spacing w:after="140"/>
       </w:pPr>
       <w:r>
-        <w:lastRenderedPageBreak/>
         <w:t>I documenti precedenti mantengono i gruppi Plastico ed Elastico fino alla conversione esplicita delle sollecitazioni. In quei documenti le chiavi interne SLU e SLV indicavano tali gruppi: non assegnavano automaticamente uno stato limite sismico.</w:t>
       </w:r>
     </w:p>
@@ -35258,7 +35342,7 @@
         <w:keepNext/>
         <w:spacing w:after="140"/>
       </w:pPr>
-      <w:bookmarkStart w:id="132" w:name="_Toc244141194"/>
+      <w:bookmarkStart w:id="132" w:name="_Toc244142581"/>
       <w:r>
         <w:t>Tensioni e fessurazione</w:t>
       </w:r>
@@ -35285,6 +35369,7 @@
         <w:spacing w:after="140"/>
       </w:pPr>
       <w:r>
+        <w:lastRenderedPageBreak/>
         <w:t>La trazione dell'intera sezione segue un ramo specifico con regioni di bordo. Le superfici interne dei fori compatibili hanno controlli dedicati; una superficie tesa priva di armatura efficace rende la verifica non soddisfatta, una priva di interasse definito la lascia incompleta. Il disegno completo non dimostra la completezza dei controlli. Analogamente, una soluzione tensionale non lineare o una sezione con tendini può avere disponibilità diversa per il controllo di fessurazione. Leggere lo stato della s</w:t>
       </w:r>
       <w:r>
@@ -35297,7 +35382,7 @@
         <w:keepNext/>
         <w:spacing w:after="140"/>
       </w:pPr>
-      <w:bookmarkStart w:id="133" w:name="_Toc244141195"/>
+      <w:bookmarkStart w:id="133" w:name="_Toc244142582"/>
       <w:r>
         <w:t>Taglio torsione e dettagli</w:t>
       </w:r>
@@ -35327,7 +35412,6 @@
         <w:spacing w:after="140"/>
       </w:pPr>
       <w:r>
-        <w:lastRenderedPageBreak/>
         <w:t>Nella scheda dettagli costruttivi scegliere il tipo di elemento e completare le informazioni su diametri, passi, sovrapposizioni, ancoraggi e copriferro. Gli ancoraggi seguono il campo Barre della sezione: con Liscia restano da completare, anche nelle proposte della ricerca delle armature. Per i minimi di armatura dei pilastri la scheda usa la compressione più gravosa fra tutte le combinazioni del foglio e indica quella che governa. Se governa una combinazione SLE, il valore è segnalato come di esercizio: c</w:t>
       </w:r>
       <w:r>
@@ -35340,7 +35424,7 @@
         <w:keepNext/>
         <w:spacing w:after="140"/>
       </w:pPr>
-      <w:bookmarkStart w:id="134" w:name="_Toc244141196"/>
+      <w:bookmarkStart w:id="134" w:name="_Toc244142583"/>
       <w:r>
         <w:t>Curva momento curvatura e aggiornamento</w:t>
       </w:r>
@@ -35378,7 +35462,11 @@
         <w:t>ε</w:t>
       </w:r>
       <w:r>
-        <w:t>s|max sono quelli della barra nella fessura, e lo stato della curva lo dichiara. Fino alla 1.14.3 l'opzione applicava una legge media del calcestruzzo teso a tutta la zona tesa: ricalcolate, le curve di quei fogli risultano più cedevoli dopo la fessurazione e snervano prima. Esaminare la progressione della risposta e le deformazioni terminali. La curva arriva al limite trattato dal motore e non descrive automaticamente un ramo post picco di degradazione della struttura.</w:t>
+        <w:t xml:space="preserve">s|max sono quelli della barra nella fessura, e lo stato della curva lo dichiara. Fino alla 1.14.3 l'opzione applicava una legge media del calcestruzzo teso a tutta </w:t>
+      </w:r>
+      <w:r>
+        <w:lastRenderedPageBreak/>
+        <w:t>la zona tesa: ricalcolate, le curve di quei fogli risultano più cedevoli dopo la fessurazione e snervano prima. Esaminare la progressione della risposta e le deformazioni terminali. La curva arriva al limite trattato dal motore e non descrive automaticamente un ramo post picco di degradazione della struttura.</w:t>
       </w:r>
     </w:p>
     <w:p>
@@ -35414,9 +35502,8 @@
         <w:keepNext/>
         <w:spacing w:after="140"/>
       </w:pPr>
-      <w:bookmarkStart w:id="135" w:name="_Toc244141197"/>
-      <w:r>
-        <w:lastRenderedPageBreak/>
+      <w:bookmarkStart w:id="135" w:name="_Toc244142584"/>
+      <w:r>
         <w:t>Colonna modello: dati e calcolo</w:t>
       </w:r>
       <w:bookmarkEnd w:id="135"/>
@@ -35522,7 +35609,11 @@
         <w:t>α</w:t>
       </w:r>
       <w:r>
-        <w:t xml:space="preserve">h dell'imperfezione e per l/300. </w:t>
+        <w:t xml:space="preserve">h dell'imperfezione e </w:t>
+      </w:r>
+      <w:r>
+        <w:lastRenderedPageBreak/>
+        <w:t xml:space="preserve">per l/300. </w:t>
       </w:r>
       <w:r>
         <w:rPr>
@@ -35713,11 +35804,7 @@
         <w:t>Interrompi</w:t>
       </w:r>
       <w:r>
-        <w:t xml:space="preserve"> abbandona il calcolo in corso senza pubblicare risultati parziali. Ogni modifica dei dati del foglio o della scheda cancella </w:t>
-      </w:r>
-      <w:r>
-        <w:lastRenderedPageBreak/>
-        <w:t>il risultato e chiede di ricalcolare la colonna. La scheda usa sempre il dominio plastico con il calcestruzzo teso trascurato, qualunque sia il criterio scelto nelle verifiche, e non tratta i trefoli. È disponibile con NTC 2018, CNR-DT 200, EN 1992-1-1 con i valori raccomandati e UNI EN 1992-1-1 con l'appendice nazionale del DM 31/07/2012, per sezioni di calcestruzzo ordinario con ba</w:t>
+        <w:t xml:space="preserve"> abbandona il calcolo in corso senza pubblicare risultati parziali. Ogni modifica dei dati del foglio o della scheda cancella il risultato e chiede di ricalcolare la colonna. La scheda usa sempre il dominio plastico con il calcestruzzo teso trascurato, qualunque sia il criterio scelto nelle verifiche, e non tratta i trefoli. È disponibile con NTC 2018, CNR-DT 200, EN 1992-1-1 con i valori raccomandati e UNI EN 1992-1-1 con l'appendice nazionale del DM 31/07/2012, per sezioni di calcestruzzo ordinario con ba</w:t>
       </w:r>
       <w:r>
         <w:t>rre. Sono rifiutati N di trazione, una compressione oltre la resistenza a compressione centrata NRd,c e un momento trasversale oltre il limite ammesso, che compare quando la sezione non è simmetrica rispetto al piano di flessione: scegliere allora una direzione principale. Nelle revisioni in sola lettura i dati si consultano, ma il calcolo non è disponibile.</w:t>
@@ -35842,6 +35929,7 @@
         <w:rPr>
           <w:b/>
         </w:rPr>
+        <w:lastRenderedPageBreak/>
         <w:t>Intervalli del dominio ridotto</w:t>
       </w:r>
       <w:r>
@@ -35880,7 +35968,7 @@
         <w:keepNext/>
         <w:spacing w:after="140"/>
       </w:pPr>
-      <w:bookmarkStart w:id="136" w:name="_Toc244141198"/>
+      <w:bookmarkStart w:id="136" w:name="_Toc244142585"/>
       <w:r>
         <w:t>Colonna modello: risultati, CSV e relazione</w:t>
       </w:r>
@@ -35994,11 +36082,7 @@
         <w:t>Esporta CSV…</w:t>
       </w:r>
       <w:r>
-        <w:t xml:space="preserve"> salva i punti del risultato pubblicato, con il nome proposto ANTHEA_Colonna_modello.csv: un punto per riga, colonne separate da punto e virgola, </w:t>
-      </w:r>
-      <w:r>
-        <w:lastRenderedPageBreak/>
-        <w:t xml:space="preserve">numeri con il punto decimale e fino a diciassette cifre significative, qualunque sia il separatore scelto nel menu Aspetto. Le colonne sono curvatura in 1/m, M, M2, M − M2 e momento trasversale in kNm, deformazioni </w:t>
+        <w:t xml:space="preserve"> salva i punti del risultato pubblicato, con il nome proposto ANTHEA_Colonna_modello.csv: un punto per riga, colonne separate da punto e virgola, numeri con il punto decimale e fino a diciassette cifre significative, qualunque sia il separatore scelto nel menu Aspetto. Le colonne sono curvatura in 1/m, M, M2, M − M2 e momento trasversale in kNm, deformazioni </w:t>
       </w:r>
       <w:r>
         <w:rPr>
@@ -36131,7 +36215,11 @@
         <w:t>η</w:t>
       </w:r>
       <w:r>
-        <w:t xml:space="preserve"> infinito). I riquadri seguenti, i grafici M(</w:t>
+        <w:t xml:space="preserve"> </w:t>
+      </w:r>
+      <w:r>
+        <w:lastRenderedPageBreak/>
+        <w:t>infinito). I riquadri seguenti, i grafici M(</w:t>
       </w:r>
       <w:r>
         <w:rPr>
@@ -36339,9 +36427,8 @@
         <w:rPr>
           <w:noProof/>
         </w:rPr>
-        <w:lastRenderedPageBreak/>
         <w:drawing>
-          <wp:inline distT="0" distB="0" distL="0" distR="0" wp14:anchorId="6B31E7EF" wp14:editId="749BA372">
+          <wp:inline distT="0" distB="0" distL="0" distR="0" wp14:anchorId="1627FAA2" wp14:editId="16C6C8E2">
             <wp:extent cx="6120000" cy="4080000"/>
             <wp:effectExtent l="0" t="0" r="0" b="0"/>
             <wp:docPr id="11" name="Picture 11" descr="Dominio ridotto N–M1Rd,max della colonna modello: capacità del primo ordine in blu, momento resistente della sezione in grigio, retta dell'eccentricità minima in arancio e punto dell'azione."/>
@@ -36405,8 +36492,9 @@
         <w:keepNext/>
         <w:spacing w:after="140"/>
       </w:pPr>
-      <w:bookmarkStart w:id="137" w:name="_Toc244141199"/>
-      <w:r>
+      <w:bookmarkStart w:id="137" w:name="_Toc244142586"/>
+      <w:r>
+        <w:lastRenderedPageBreak/>
         <w:t>Importare ed esportare le azioni</w:t>
       </w:r>
       <w:bookmarkEnd w:id="137"/>
@@ -36435,51 +36523,51 @@
         <w:spacing w:after="140"/>
       </w:pPr>
       <w:r>
-        <w:t xml:space="preserve">Sono ammesse SLU, SLV, Rara, Frequente e Quasi permanente. Ogni riga deve contenere tutte le sei componenti, anche se alcune non sono utilizzate da una specifica verifica. Scrivere 0 per una componente nulla; una cella vuota non è uno zero. N è negativo a </w:t>
+        <w:t>Sono ammesse SLU, SLV, Rara, Frequente e Quasi permanente. Ogni riga deve contenere tutte le sei componenti, anche se alcune non sono utilizzate da una specifica verifica. Scrivere 0 per una componente nulla; una cella vuota non è uno zero. N è negativo a compressione. Le azioni devono essere già combinate e coefficientate: il programma non riapplica i coefficienti dei carichi.</w:t>
+      </w:r>
+    </w:p>
+    <w:p>
+      <w:pPr>
+        <w:spacing w:after="140"/>
+      </w:pPr>
+      <w:r>
+        <w:t>SLU e SLV alimentano i domini 2D e 3D e le verifiche di taglio e torsione. Le tre combinazioni SLE alimentano i rispettivi controlli tensionali e di fessurazione previsti dalle impostazioni. La famiglia di input Taglio non esiste nel nuovo schema; la scheda Taglio e torsione resta disponibile per impostazioni ed esiti.</w:t>
+      </w:r>
+    </w:p>
+    <w:p>
+      <w:pPr>
+        <w:spacing w:after="140"/>
+      </w:pPr>
+      <w:r>
+        <w:t>Importa e sostituisci sostituisce l’intero elenco della finestra; Importa e aggiungi conserva le righe già presenti. Aggiungi, Duplica ed Elimina permettono l’editing manuale. Le modifiche restano nella finestra fino ad Applica; Annulla conserva il foglio. Dopo Applica le verifiche vengono aggiornate. Esporta Excel salva tutte le righe del nuovo elenco.</w:t>
+      </w:r>
+    </w:p>
+    <w:p>
+      <w:pPr>
+        <w:spacing w:after="140"/>
+      </w:pPr>
+      <w:r>
+        <w:t>I vecchi file Excel con Famiglia e i vecchi documenti restano leggibili. Nell’editor la colonna Origine precedente identifica Plastico, Elastico o Taglio: assegnare esplicitamente SLU o SLV alle rispettive righe e completare le componenti mancanti. Per la riga selezionata, Vuoti a zero è un’assegnazione esplicita da usare soltanto quando le componenti sono effettivamente nulle. Le righe storiche non vengono fuse dal nome e il criterio resistente rimane selezionabile nella verifica.</w:t>
+      </w:r>
+    </w:p>
+    <w:p>
+      <w:pPr>
+        <w:spacing w:after="140"/>
+      </w:pPr>
+      <w:r>
+        <w:t>L’importazione controlla tutte le righe prima di modificare l’elenco. Sono ammessi fino a 10.000 combinazioni e file fino a 20 MB. Le formule Excel non vengono eseguite: vengono segnalati e letti i valori memorizzati nel file. Ricalcolare e salvare il file in Excel prima dell’importazione. Errori di cella e formule senza risultato memorizzato impediscono l’importazione.</w:t>
+      </w:r>
+    </w:p>
+    <w:p>
+      <w:pPr>
+        <w:spacing w:after="140"/>
+      </w:pPr>
+      <w:r>
+        <w:t xml:space="preserve">Filtri e ordinamenti delle tabelle di verifica cambiano la vista, non eliminano azioni dal calcolo. Controllare numero di righe, stato limite, unità, segni e riferimenti elemento. Non </w:t>
       </w:r>
       <w:r>
         <w:lastRenderedPageBreak/>
-        <w:t>compressione. Le azioni devono essere già combinate e coefficientate: il programma non riapplica i coefficienti dei carichi.</w:t>
-      </w:r>
-    </w:p>
-    <w:p>
-      <w:pPr>
-        <w:spacing w:after="140"/>
-      </w:pPr>
-      <w:r>
-        <w:t>SLU e SLV alimentano i domini 2D e 3D e le verifiche di taglio e torsione. Le tre combinazioni SLE alimentano i rispettivi controlli tensionali e di fessurazione previsti dalle impostazioni. La famiglia di input Taglio non esiste nel nuovo schema; la scheda Taglio e torsione resta disponibile per impostazioni ed esiti.</w:t>
-      </w:r>
-    </w:p>
-    <w:p>
-      <w:pPr>
-        <w:spacing w:after="140"/>
-      </w:pPr>
-      <w:r>
-        <w:t>Importa e sostituisci sostituisce l’intero elenco della finestra; Importa e aggiungi conserva le righe già presenti. Aggiungi, Duplica ed Elimina permettono l’editing manuale. Le modifiche restano nella finestra fino ad Applica; Annulla conserva il foglio. Dopo Applica le verifiche vengono aggiornate. Esporta Excel salva tutte le righe del nuovo elenco.</w:t>
-      </w:r>
-    </w:p>
-    <w:p>
-      <w:pPr>
-        <w:spacing w:after="140"/>
-      </w:pPr>
-      <w:r>
-        <w:t>I vecchi file Excel con Famiglia e i vecchi documenti restano leggibili. Nell’editor la colonna Origine precedente identifica Plastico, Elastico o Taglio: assegnare esplicitamente SLU o SLV alle rispettive righe e completare le componenti mancanti. Per la riga selezionata, Vuoti a zero è un’assegnazione esplicita da usare soltanto quando le componenti sono effettivamente nulle. Le righe storiche non vengono fuse dal nome e il criterio resistente rimane selezionabile nella verifica.</w:t>
-      </w:r>
-    </w:p>
-    <w:p>
-      <w:pPr>
-        <w:spacing w:after="140"/>
-      </w:pPr>
-      <w:r>
-        <w:t>L’importazione controlla tutte le righe prima di modificare l’elenco. Sono ammessi fino a 10.000 combinazioni e file fino a 20 MB. Le formule Excel non vengono eseguite: vengono segnalati e letti i valori memorizzati nel file. Ricalcolare e salvare il file in Excel prima dell’importazione. Errori di cella e formule senza risultato memorizzato impediscono l’importazione.</w:t>
-      </w:r>
-    </w:p>
-    <w:p>
-      <w:pPr>
-        <w:spacing w:after="140"/>
-      </w:pPr>
-      <w:r>
-        <w:t>Filtri e ordinamenti delle tabelle di verifica cambiano la vista, non eliminano azioni dal calcolo. Controllare numero di righe, stato limite, unità, segni e riferimenti elemento. Non importare un inviluppo di massimi indipendenti come se fosse un insieme simultaneo di sei componenti.</w:t>
+        <w:t>importare un inviluppo di massimi indipendenti come se fosse un insieme simultaneo di sei componenti.</w:t>
       </w:r>
     </w:p>
     <w:p>
@@ -36488,7 +36576,7 @@
         <w:keepNext/>
         <w:spacing w:after="140"/>
       </w:pPr>
-      <w:bookmarkStart w:id="138" w:name="_Toc244141200"/>
+      <w:bookmarkStart w:id="138" w:name="_Toc244142587"/>
       <w:r>
         <w:t>Report short della sezione in calcestruzzo armato</w:t>
       </w:r>
@@ -36515,11 +36603,7 @@
         <w:spacing w:after="140"/>
       </w:pPr>
       <w:r>
-        <w:t xml:space="preserve">La scelta considera tutte le combinazioni inserite, comprese quelle nascoste nei grafici. Tensioni e fessurazione possono avere combinazioni governanti diverse. Per il taglio </w:t>
-      </w:r>
-      <w:r>
-        <w:lastRenderedPageBreak/>
-        <w:t>sono riportate entrambe le direzioni della stessa combinazione. Una famiglia senza azioni è indicata come non richiesta; risultati mancanti o privi di tasso numerico producono un esito incompleto. I criteri senza rapporto numerico, come la decompressione, richiedono il report completo.</w:t>
+        <w:t>La scelta considera tutte le combinazioni inserite, comprese quelle nascoste nei grafici. Tensioni e fessurazione possono avere combinazioni governanti diverse. Per il taglio sono riportate entrambe le direzioni della stessa combinazione. Una famiglia senza azioni è indicata come non richiesta; risultati mancanti o privi di tasso numerico producono un esito incompleto. I criteri senza rapporto numerico, come la decompressione, richiedono il report completo.</w:t>
       </w:r>
     </w:p>
     <w:p>
@@ -36536,7 +36620,7 @@
         <w:keepNext/>
         <w:spacing w:after="140"/>
       </w:pPr>
-      <w:bookmarkStart w:id="139" w:name="_Toc244141201"/>
+      <w:bookmarkStart w:id="139" w:name="_Toc244142588"/>
       <w:r>
         <w:t>Leggere asse neutro, mappe e report</w:t>
       </w:r>
@@ -36580,6 +36664,7 @@
         <w:spacing w:after="140"/>
       </w:pPr>
       <w:r>
+        <w:lastRenderedPageBreak/>
         <w:t>Prima di scegliere una norma consulta Profili di calcolo del calcestruzzo (Wiki): il selettore non attesta la copertura di tutte le verifiche della norma.</w:t>
       </w:r>
     </w:p>
@@ -36589,7 +36674,7 @@
         <w:keepNext/>
         <w:spacing w:after="140"/>
       </w:pPr>
-      <w:bookmarkStart w:id="140" w:name="_Toc244141202"/>
+      <w:bookmarkStart w:id="140" w:name="_Toc244142589"/>
       <w:r>
         <w:t>Interpretazione dei risultati e controlli indipendenti</w:t>
       </w:r>
@@ -36609,7 +36694,7 @@
         <w:keepNext/>
         <w:spacing w:after="140"/>
       </w:pPr>
-      <w:bookmarkStart w:id="141" w:name="_Toc244141203"/>
+      <w:bookmarkStart w:id="141" w:name="_Toc244142590"/>
       <w:r>
         <w:t>Dalla domanda alla capacità</w:t>
       </w:r>
@@ -36629,9 +36714,8 @@
         <w:keepNext/>
         <w:spacing w:after="140"/>
       </w:pPr>
-      <w:bookmarkStart w:id="142" w:name="_Toc244141204"/>
-      <w:r>
-        <w:lastRenderedPageBreak/>
+      <w:bookmarkStart w:id="142" w:name="_Toc244142591"/>
+      <w:r>
         <w:t>Controllo numerico e fisico</w:t>
       </w:r>
       <w:bookmarkEnd w:id="142"/>
@@ -36650,7 +36734,7 @@
         <w:keepNext/>
         <w:spacing w:after="140"/>
       </w:pPr>
-      <w:bookmarkStart w:id="143" w:name="_Toc244141205"/>
+      <w:bookmarkStart w:id="143" w:name="_Toc244142592"/>
       <w:r>
         <w:t>Archiviazione</w:t>
       </w:r>
@@ -36670,7 +36754,7 @@
         <w:keepNext/>
         <w:spacing w:after="140"/>
       </w:pPr>
-      <w:bookmarkStart w:id="144" w:name="_Toc244141206"/>
+      <w:bookmarkStart w:id="144" w:name="_Toc244142593"/>
       <w:r>
         <w:t>Tutorial dal modello Beam alla verifica di sezione</w:t>
       </w:r>
@@ -36690,7 +36774,7 @@
         <w:keepNext/>
         <w:spacing w:after="140"/>
       </w:pPr>
-      <w:bookmarkStart w:id="145" w:name="_Toc244141207"/>
+      <w:bookmarkStart w:id="145" w:name="_Toc244142594"/>
       <w:r>
         <w:t>Capisci e controlla</w:t>
       </w:r>
@@ -36710,7 +36794,7 @@
         <w:keepNext/>
         <w:spacing w:after="140"/>
       </w:pPr>
-      <w:bookmarkStart w:id="146" w:name="_Toc244141208"/>
+      <w:bookmarkStart w:id="146" w:name="_Toc244142595"/>
       <w:r>
         <w:t>Calcola e modifica</w:t>
       </w:r>
@@ -36721,7 +36805,11 @@
         <w:spacing w:after="140"/>
       </w:pPr>
       <w:r>
-        <w:t>Usa Apri esempio in Anthea. Nella Sezione in c.a. verifica la terna 0, 200, 0 e le dimensioni 600 × 800 mm. Leggi il dominio della combinazione attiva, poi modifica l'altezza e ripeti l'analisi. Conserva le azioni per isolare l'effetto della geometria. Inverti il segno del momento per osservare il ruolo delle armature superiori e inferiori.</w:t>
+        <w:t xml:space="preserve">Usa Apri esempio in Anthea. Nella Sezione in c.a. verifica la terna 0, 200, 0 e le dimensioni 600 × 800 mm. Leggi il dominio della combinazione attiva, poi modifica l'altezza e ripeti </w:t>
+      </w:r>
+      <w:r>
+        <w:lastRenderedPageBreak/>
+        <w:t>l'analisi. Conserva le azioni per isolare l'effetto della geometria. Inverti il segno del momento per osservare il ruolo delle armature superiori e inferiori.</w:t>
       </w:r>
     </w:p>
     <w:p>
@@ -36730,7 +36818,7 @@
         <w:keepNext/>
         <w:spacing w:after="140"/>
       </w:pPr>
-      <w:bookmarkStart w:id="147" w:name="_Toc244141209"/>
+      <w:bookmarkStart w:id="147" w:name="_Toc244142596"/>
       <w:r>
         <w:t>Osserva e archivia</w:t>
       </w:r>
@@ -36750,7 +36838,7 @@
         <w:keepNext/>
         <w:spacing w:after="140"/>
       </w:pPr>
-      <w:bookmarkStart w:id="148" w:name="_Toc244141210"/>
+      <w:bookmarkStart w:id="148" w:name="_Toc244142597"/>
       <w:r>
         <w:t>Fondazioni superficiali</w:t>
       </w:r>
@@ -36761,11 +36849,7 @@
         <w:spacing w:after="140"/>
       </w:pPr>
       <w:r>
-        <w:t xml:space="preserve">Il foglio Geotecnica → Fondazioni superficiali verifica la capacità portante statica di una fondazione su strato portante omogeneo, con piano campagna e base orizzontali. Esamina una combinazione e un sondaggio alla volta: la condizione governante </w:t>
-      </w:r>
-      <w:r>
-        <w:lastRenderedPageBreak/>
-        <w:t>dell'opera deve essere individuata confrontando tutti i casi pertinenti. Non esegue verifiche di scorrimento, cedimento, stabilità globale, sisma o resistenza strutturale.</w:t>
+        <w:t>Il foglio Geotecnica → Fondazioni superficiali verifica la capacità portante statica di una fondazione su strato portante omogeneo, con piano campagna e base orizzontali. Esamina una combinazione e un sondaggio alla volta: la condizione governante dell'opera deve essere individuata confrontando tutti i casi pertinenti. Non esegue verifiche di scorrimento, cedimento, stabilità globale, sisma o resistenza strutturale.</w:t>
       </w:r>
     </w:p>
     <w:p>
@@ -36785,7 +36869,7 @@
         <w:keepNext/>
         <w:spacing w:after="140"/>
       </w:pPr>
-      <w:bookmarkStart w:id="149" w:name="_Toc244141211"/>
+      <w:bookmarkStart w:id="149" w:name="_Toc244142598"/>
       <w:r>
         <w:t>Preparazione e scelta del metodo</w:t>
       </w:r>
@@ -36845,7 +36929,11 @@
         <w:t>′</w:t>
       </w:r>
       <w:r>
-        <w:t>, nel cerchio l'azione orizzontale si considera diretta come B</w:t>
+        <w:t xml:space="preserve">, nel cerchio l'azione orizzontale si considera diretta </w:t>
+      </w:r>
+      <w:r>
+        <w:lastRenderedPageBreak/>
+        <w:t>come B</w:t>
       </w:r>
       <w:r>
         <w:rPr>
@@ -36898,7 +36986,7 @@
         <w:keepNext/>
         <w:spacing w:after="140"/>
       </w:pPr>
-      <w:bookmarkStart w:id="150" w:name="_Toc244141212"/>
+      <w:bookmarkStart w:id="150" w:name="_Toc244142599"/>
       <w:r>
         <w:t>Geometria terreno falda e azioni</w:t>
       </w:r>
@@ -36909,133 +36997,130 @@
         <w:spacing w:after="140"/>
       </w:pPr>
       <w:r>
-        <w:t xml:space="preserve">Inserire B e L in metri e D come profondità positiva dal piano campagna. X è parallelo a B e Y a L. My produce eccentricità lungo B; Mx lungo L. La compressione N è positiva; le azioni trasversali e i momenti possono avere entrambi i segni. Per la striscia tutti i valori </w:t>
+        <w:t>Inserire B e L in metri e D come profondità positiva dal piano campagna. X è parallelo a B e Y a L. My produce eccentricità lungo B; Mx lungo L. La compressione N è positiva; le azioni trasversali e i momenti possono avere entrambi i segni. Per la striscia tutti i valori si riferiscono a un metro di sviluppo: Hy e Mx devono essere nulli. B</w:t>
+      </w:r>
+      <w:r>
+        <w:rPr>
+          <w:rFonts w:ascii="Calibri" w:eastAsia="Calibri" w:hAnsi="Calibri" w:cs="Calibri"/>
+        </w:rPr>
+        <w:t>′</w:t>
+      </w:r>
+      <w:r>
+        <w:t xml:space="preserve"> e L</w:t>
+      </w:r>
+      <w:r>
+        <w:rPr>
+          <w:rFonts w:ascii="Calibri" w:eastAsia="Calibri" w:hAnsi="Calibri" w:cs="Calibri"/>
+        </w:rPr>
+        <w:t>′</w:t>
+      </w:r>
+      <w:r>
+        <w:t xml:space="preserve"> nei risultati sono ordinati dal lato efficace minore al maggiore; ex ed ey mantengono gli assi originali.</w:t>
+      </w:r>
+    </w:p>
+    <w:p>
+      <w:pPr>
+        <w:spacing w:after="140"/>
+      </w:pPr>
+      <w:r>
+        <w:t xml:space="preserve">La tabella usa la gestione degli strati del palo a portanza verticale: sondaggi selezionabili, aggiunta e rimozione degli strati, colori, spessore in metri, tipologia Granulare o Coesivo, </w:t>
+      </w:r>
+      <w:r>
+        <w:rPr>
+          <w:rFonts w:ascii="Calibri" w:eastAsia="Calibri" w:hAnsi="Calibri" w:cs="Calibri"/>
+        </w:rPr>
+        <w:t>γ</w:t>
+      </w:r>
+      <w:r>
+        <w:t xml:space="preserve"> e </w:t>
+      </w:r>
+      <w:r>
+        <w:rPr>
+          <w:rFonts w:ascii="Calibri" w:eastAsia="Calibri" w:hAnsi="Calibri" w:cs="Calibri"/>
+        </w:rPr>
+        <w:t>γ</w:t>
+      </w:r>
+      <w:r>
+        <w:t xml:space="preserve">sat in kN/m³, </w:t>
+      </w:r>
+      <w:r>
+        <w:rPr>
+          <w:rFonts w:ascii="Calibri" w:eastAsia="Calibri" w:hAnsi="Calibri" w:cs="Calibri"/>
+        </w:rPr>
+        <w:t>φ′</w:t>
+      </w:r>
+      <w:r>
+        <w:t xml:space="preserve"> in gradi, c</w:t>
+      </w:r>
+      <w:r>
+        <w:rPr>
+          <w:rFonts w:ascii="Calibri" w:eastAsia="Calibri" w:hAnsi="Calibri" w:cs="Calibri"/>
+        </w:rPr>
+        <w:t>′</w:t>
+      </w:r>
+      <w:r>
+        <w:t xml:space="preserve"> e cu in kPa. Lo spessore è verticale dal piano campagna verso il basso. Un </w:t>
+      </w:r>
+      <w:r>
+        <w:rPr>
+          <w:rFonts w:ascii="Calibri" w:eastAsia="Calibri" w:hAnsi="Calibri" w:cs="Calibri"/>
+        </w:rPr>
+        <w:t>γ</w:t>
+      </w:r>
+      <w:r>
+        <w:t xml:space="preserve">sat vuoto segue </w:t>
+      </w:r>
+      <w:r>
+        <w:rPr>
+          <w:rFonts w:ascii="Calibri" w:eastAsia="Calibri" w:hAnsi="Calibri" w:cs="Calibri"/>
+        </w:rPr>
+        <w:t>γ</w:t>
+      </w:r>
+      <w:r>
+        <w:t xml:space="preserve"> dello stesso strato, come nel palo verticale; non equivale a un valore saturo misurato. Assegnarlo quando disponibile. La tipologia non converte automaticamente c</w:t>
+      </w:r>
+      <w:r>
+        <w:rPr>
+          <w:rFonts w:ascii="Calibri" w:eastAsia="Calibri" w:hAnsi="Calibri" w:cs="Calibri"/>
+        </w:rPr>
+        <w:t>′</w:t>
+      </w:r>
+      <w:r>
+        <w:t xml:space="preserve"> in cu: il drenaggio scelto stabilisce quali resistenze usa il calcolo.</w:t>
+      </w:r>
+    </w:p>
+    <w:p>
+      <w:pPr>
+        <w:spacing w:after="140"/>
+      </w:pPr>
+      <w:r>
+        <w:t xml:space="preserve">La falda è idrostatica e la sua profondità è non negativa dal piano campagna. Sopra la base sono ammessi materiali diversi, integrati nel confinamento q. Sotto la base tutti gli strati devono avere proprietà resistenti e pesi omogenei: confermare l'ipotesi di semispazio, estesa oltre la profondità rappresentata. All'interfaccia il terreno portante è quello inferiore. Un profilo eterogeneo sotto la base viene conservato, ma il calcolo si arresta senza ricorrere a medie. Il profilo deve raggiungere una quota </w:t>
+      </w:r>
+      <w:r>
+        <w:t>inferiore al piano di posa.</w:t>
+      </w:r>
+    </w:p>
+    <w:p>
+      <w:pPr>
+        <w:spacing w:after="140"/>
+      </w:pPr>
+      <w:r>
+        <w:t>Invia / carica terreno trasferisce una copia del sondaggio verso gli altri fogli compatibili, mantenendo parametri, falda e quota di riferimento. Nei Progetti gli stessi campi partecipano al confronto e all'applicazione dei dati comuni; spessori e numero degli strati devono essere coerenti. Non vengono trasferite azioni o formule specifiche del palo. La classe del calcestruzzo, fck e il diagramma usano catalogo e denominazioni comuni. Restano dati descrittivi del progetto: non modificano la capacità portant</w:t>
+      </w:r>
+      <w:r>
+        <w:t>e e non introducono una verifica strutturale o un peso proprio automatico.</w:t>
+      </w:r>
+    </w:p>
+    <w:p>
+      <w:pPr>
+        <w:spacing w:after="140"/>
+      </w:pPr>
+      <w:r>
+        <w:t xml:space="preserve">N, Hx, Hy in kN e Mx, My in kNm sono risultanti al piano di posa già combinate, comprensive dei pesi della fondazione e del ricoprimento. Nel drenato N è efficace al netto della sottospinta; nel non drenato è totale, senza sottrarre la pressione interstiziale al piano di posa. Il foglio non genera le combinazioni né aggiunge </w:t>
       </w:r>
       <w:r>
         <w:lastRenderedPageBreak/>
-        <w:t>si riferiscono a un metro di sviluppo: Hy e Mx devono essere nulli. B</w:t>
-      </w:r>
-      <w:r>
-        <w:rPr>
-          <w:rFonts w:ascii="Calibri" w:eastAsia="Calibri" w:hAnsi="Calibri" w:cs="Calibri"/>
-        </w:rPr>
-        <w:t>′</w:t>
-      </w:r>
-      <w:r>
-        <w:t xml:space="preserve"> e L</w:t>
-      </w:r>
-      <w:r>
-        <w:rPr>
-          <w:rFonts w:ascii="Calibri" w:eastAsia="Calibri" w:hAnsi="Calibri" w:cs="Calibri"/>
-        </w:rPr>
-        <w:t>′</w:t>
-      </w:r>
-      <w:r>
-        <w:t xml:space="preserve"> nei risultati sono ordinati dal lato efficace minore al maggiore; ex ed ey mantengono gli assi originali.</w:t>
-      </w:r>
-    </w:p>
-    <w:p>
-      <w:pPr>
-        <w:spacing w:after="140"/>
-      </w:pPr>
-      <w:r>
-        <w:t xml:space="preserve">La tabella usa la gestione degli strati del palo a portanza verticale: sondaggi selezionabili, aggiunta e rimozione degli strati, colori, spessore in metri, tipologia Granulare o Coesivo, </w:t>
-      </w:r>
-      <w:r>
-        <w:rPr>
-          <w:rFonts w:ascii="Calibri" w:eastAsia="Calibri" w:hAnsi="Calibri" w:cs="Calibri"/>
-        </w:rPr>
-        <w:t>γ</w:t>
-      </w:r>
-      <w:r>
-        <w:t xml:space="preserve"> e </w:t>
-      </w:r>
-      <w:r>
-        <w:rPr>
-          <w:rFonts w:ascii="Calibri" w:eastAsia="Calibri" w:hAnsi="Calibri" w:cs="Calibri"/>
-        </w:rPr>
-        <w:t>γ</w:t>
-      </w:r>
-      <w:r>
-        <w:t xml:space="preserve">sat in kN/m³, </w:t>
-      </w:r>
-      <w:r>
-        <w:rPr>
-          <w:rFonts w:ascii="Calibri" w:eastAsia="Calibri" w:hAnsi="Calibri" w:cs="Calibri"/>
-        </w:rPr>
-        <w:t>φ′</w:t>
-      </w:r>
-      <w:r>
-        <w:t xml:space="preserve"> in gradi, c</w:t>
-      </w:r>
-      <w:r>
-        <w:rPr>
-          <w:rFonts w:ascii="Calibri" w:eastAsia="Calibri" w:hAnsi="Calibri" w:cs="Calibri"/>
-        </w:rPr>
-        <w:t>′</w:t>
-      </w:r>
-      <w:r>
-        <w:t xml:space="preserve"> e cu in kPa. Lo spessore è verticale dal piano campagna verso il basso. Un </w:t>
-      </w:r>
-      <w:r>
-        <w:rPr>
-          <w:rFonts w:ascii="Calibri" w:eastAsia="Calibri" w:hAnsi="Calibri" w:cs="Calibri"/>
-        </w:rPr>
-        <w:t>γ</w:t>
-      </w:r>
-      <w:r>
-        <w:t xml:space="preserve">sat vuoto segue </w:t>
-      </w:r>
-      <w:r>
-        <w:rPr>
-          <w:rFonts w:ascii="Calibri" w:eastAsia="Calibri" w:hAnsi="Calibri" w:cs="Calibri"/>
-        </w:rPr>
-        <w:t>γ</w:t>
-      </w:r>
-      <w:r>
-        <w:t xml:space="preserve"> dello stesso strato, come nel palo verticale; non equivale a un valore saturo misurato. Assegnarlo quando disponibile. La tipologia non converte automaticamente c</w:t>
-      </w:r>
-      <w:r>
-        <w:rPr>
-          <w:rFonts w:ascii="Calibri" w:eastAsia="Calibri" w:hAnsi="Calibri" w:cs="Calibri"/>
-        </w:rPr>
-        <w:t>′</w:t>
-      </w:r>
-      <w:r>
-        <w:t xml:space="preserve"> in cu: il drenaggio scelto stabilisce quali resistenze usa il calcolo.</w:t>
-      </w:r>
-    </w:p>
-    <w:p>
-      <w:pPr>
-        <w:spacing w:after="140"/>
-      </w:pPr>
-      <w:r>
-        <w:t xml:space="preserve">La falda è idrostatica e la sua profondità è non negativa dal piano campagna. Sopra la base sono ammessi materiali diversi, integrati nel confinamento q. Sotto la base tutti gli strati devono avere proprietà resistenti e pesi omogenei: confermare l'ipotesi di semispazio, estesa oltre la profondità rappresentata. All'interfaccia il terreno portante è quello inferiore. Un profilo eterogeneo sotto la base viene conservato, ma il calcolo si arresta senza ricorrere a medie. Il profilo deve raggiungere una quota </w:t>
-      </w:r>
-      <w:r>
-        <w:t>inferiore al piano di posa.</w:t>
-      </w:r>
-    </w:p>
-    <w:p>
-      <w:pPr>
-        <w:spacing w:after="140"/>
-      </w:pPr>
-      <w:r>
-        <w:t>Invia / carica terreno trasferisce una copia del sondaggio verso gli altri fogli compatibili, mantenendo parametri, falda e quota di riferimento. Nei Progetti gli stessi campi partecipano al confronto e all'applicazione dei dati comuni; spessori e numero degli strati devono essere coerenti. Non vengono trasferite azioni o formule specifiche del palo. La classe del calcestruzzo, fck e il diagramma usano catalogo e denominazioni comuni. Restano dati descrittivi del progetto: non modificano la capacità portant</w:t>
-      </w:r>
-      <w:r>
-        <w:t>e e non introducono una verifica strutturale o un peso proprio automatico.</w:t>
-      </w:r>
-    </w:p>
-    <w:p>
-      <w:pPr>
-        <w:spacing w:after="140"/>
-      </w:pPr>
-      <w:r>
-        <w:t>N, Hx, Hy in kN e Mx, My in kNm sono risultanti al piano di posa già combinate, comprensive dei pesi della fondazione e del ricoprimento. Nel drenato N è efficace al netto della sottospinta; nel non drenato è totale, senza sottrarre la pressione interstiziale al piano di posa. Il foglio non genera le combinazioni né aggiunge automaticamente questi pesi. Il sovraccarico esterno inserito in kPa contribuisce al confinamento laterale q: non viene aggiunto a N. Per NTC 2018 confermare esplicitamente la preparazi</w:t>
-      </w:r>
-      <w:r>
-        <w:t>one delle azioni A1.</w:t>
+        <w:t>automaticamente questi pesi. Il sovraccarico esterno inserito in kPa contribuisce al confinamento laterale q: non viene aggiunto a N. Per NTC 2018 confermare esplicitamente la preparazione delle azioni A1.</w:t>
       </w:r>
     </w:p>
     <w:p>
@@ -37061,7 +37146,7 @@
         <w:keepNext/>
         <w:spacing w:after="140"/>
       </w:pPr>
-      <w:bookmarkStart w:id="151" w:name="_Toc244141213"/>
+      <w:bookmarkStart w:id="151" w:name="_Toc244142600"/>
       <w:r>
         <w:t>Lettura delle viste grafiche</w:t>
       </w:r>
@@ -37090,11 +37175,7 @@
         <w:t>′</w:t>
       </w:r>
       <w:r>
-        <w:t xml:space="preserve">Y mantengono gli assi della pianta, anche quando i lati vengono riordinati nel calcolo dei </w:t>
-      </w:r>
-      <w:r>
-        <w:lastRenderedPageBreak/>
-        <w:t>coefficienti. L'area efficace A</w:t>
+        <w:t>Y mantengono gli assi della pianta, anche quando i lati vengono riordinati nel calcolo dei coefficienti. L'area efficace A</w:t>
       </w:r>
       <w:r>
         <w:rPr>
@@ -37163,7 +37244,7 @@
         <w:keepNext/>
         <w:spacing w:after="140"/>
       </w:pPr>
-      <w:bookmarkStart w:id="152" w:name="_Toc244141214"/>
+      <w:bookmarkStart w:id="152" w:name="_Toc244142601"/>
       <w:r>
         <w:t>Esempio verificato e lettura dei risultati</w:t>
       </w:r>
@@ -37422,6 +37503,7 @@
               <w:rPr>
                 <w:sz w:val="21"/>
               </w:rPr>
+              <w:lastRenderedPageBreak/>
               <w:t>sq / s</w:t>
             </w:r>
             <w:r>
@@ -37796,11 +37878,7 @@
         <w:spacing w:after="140"/>
       </w:pPr>
       <w:r>
-        <w:t xml:space="preserve">Il caso risulta verificato per la sola capacità portante. La tabella dei contributi separa coesione, confinamento e peso del terreno. Nei casi Hansen non drenati la tabella </w:t>
-      </w:r>
-      <w:r>
-        <w:lastRenderedPageBreak/>
-        <w:t>dedicata espone gli incrementi s</w:t>
+        <w:t>Il caso risulta verificato per la sola capacità portante. La tabella dei contributi separa coesione, confinamento e peso del terreno. Nei casi Hansen non drenati la tabella dedicata espone gli incrementi s</w:t>
       </w:r>
       <w:r>
         <w:rPr>
@@ -37863,7 +37941,7 @@
         <w:keepNext/>
         <w:spacing w:after="140"/>
       </w:pPr>
-      <w:bookmarkStart w:id="153" w:name="_Toc244141215"/>
+      <w:bookmarkStart w:id="153" w:name="_Toc244142602"/>
       <w:r>
         <w:t>Salvataggio errori e report</w:t>
       </w:r>
@@ -37899,7 +37977,7 @@
         <w:keepNext/>
         <w:spacing w:after="140"/>
       </w:pPr>
-      <w:bookmarkStart w:id="154" w:name="_Toc244141216"/>
+      <w:bookmarkStart w:id="154" w:name="_Toc244142603"/>
       <w:r>
         <w:lastRenderedPageBreak/>
         <w:t>Modelli e importazione da MIDAS</w:t>
@@ -37920,7 +37998,7 @@
         <w:keepNext/>
         <w:spacing w:after="140"/>
       </w:pPr>
-      <w:bookmarkStart w:id="155" w:name="_Toc244141217"/>
+      <w:bookmarkStart w:id="155" w:name="_Toc244142604"/>
       <w:r>
         <w:t>Entrare nel modulo</w:t>
       </w:r>
@@ -38020,7 +38098,7 @@
         <w:keepNext/>
         <w:spacing w:after="140"/>
       </w:pPr>
-      <w:bookmarkStart w:id="156" w:name="_Toc244141218"/>
+      <w:bookmarkStart w:id="156" w:name="_Toc244142605"/>
       <w:r>
         <w:t>Preparare la connessione</w:t>
       </w:r>
@@ -38066,7 +38144,7 @@
         <w:keepNext/>
         <w:spacing w:after="140"/>
       </w:pPr>
-      <w:bookmarkStart w:id="157" w:name="_Toc244141219"/>
+      <w:bookmarkStart w:id="157" w:name="_Toc244142606"/>
       <w:r>
         <w:t>Eseguire la prima importazione</w:t>
       </w:r>
@@ -38348,7 +38426,7 @@
         <w:keepNext/>
         <w:spacing w:after="140"/>
       </w:pPr>
-      <w:bookmarkStart w:id="158" w:name="_Toc244141220"/>
+      <w:bookmarkStart w:id="158" w:name="_Toc244142607"/>
       <w:r>
         <w:t>Scegliere il contenuto da acquisire</w:t>
       </w:r>
@@ -38698,7 +38776,7 @@
         <w:keepNext/>
         <w:spacing w:after="140"/>
       </w:pPr>
-      <w:bookmarkStart w:id="159" w:name="_Toc244141221"/>
+      <w:bookmarkStart w:id="159" w:name="_Toc244142608"/>
       <w:r>
         <w:lastRenderedPageBreak/>
         <w:t>Controllare il modello acquisito</w:t>
@@ -38834,7 +38912,7 @@
         <w:keepNext/>
         <w:spacing w:after="140"/>
       </w:pPr>
-      <w:bookmarkStart w:id="160" w:name="_Toc244141222"/>
+      <w:bookmarkStart w:id="160" w:name="_Toc244142609"/>
       <w:r>
         <w:t>Importare e visualizzare i risultati per fase</w:t>
       </w:r>
@@ -38985,7 +39063,7 @@
         <w:keepNext/>
         <w:spacing w:after="140"/>
       </w:pPr>
-      <w:bookmarkStart w:id="161" w:name="_Toc244141223"/>
+      <w:bookmarkStart w:id="161" w:name="_Toc244142610"/>
       <w:r>
         <w:t>Aggiornare una copia esistente</w:t>
       </w:r>
@@ -39049,7 +39127,7 @@
         <w:keepNext/>
         <w:spacing w:after="140"/>
       </w:pPr>
-      <w:bookmarkStart w:id="162" w:name="_Toc244141224"/>
+      <w:bookmarkStart w:id="162" w:name="_Toc244142611"/>
       <w:r>
         <w:t>Aprire un file di testo MIDAS Civil o Gen</w:t>
       </w:r>
@@ -39240,7 +39318,7 @@
         <w:keepNext/>
         <w:spacing w:after="140"/>
       </w:pPr>
-      <w:bookmarkStart w:id="163" w:name="_Toc244141225"/>
+      <w:bookmarkStart w:id="163" w:name="_Toc244142612"/>
       <w:r>
         <w:t>Importare un modello Straus7</w:t>
       </w:r>
@@ -39621,7 +39699,7 @@
         <w:keepNext/>
         <w:spacing w:after="140"/>
       </w:pPr>
-      <w:bookmarkStart w:id="164" w:name="_Toc244141226"/>
+      <w:bookmarkStart w:id="164" w:name="_Toc244142613"/>
       <w:r>
         <w:t>Risolvere le interruzioni e conoscere i limiti</w:t>
       </w:r>
@@ -40264,7 +40342,7 @@
         <w:keepNext/>
         <w:spacing w:after="140"/>
       </w:pPr>
-      <w:bookmarkStart w:id="165" w:name="_Toc244141227"/>
+      <w:bookmarkStart w:id="165" w:name="_Toc244142614"/>
       <w:r>
         <w:t>Reologia del calcestruzzo</w:t>
       </w:r>
@@ -40293,7 +40371,7 @@
         <w:keepNext/>
         <w:spacing w:after="140"/>
       </w:pPr>
-      <w:bookmarkStart w:id="166" w:name="_Toc244141228"/>
+      <w:bookmarkStart w:id="166" w:name="_Toc244142615"/>
       <w:r>
         <w:t>Impostare materiale ambiente ed età</w:t>
       </w:r>
@@ -40330,7 +40408,7 @@
         <w:keepNext/>
         <w:spacing w:after="140"/>
       </w:pPr>
-      <w:bookmarkStart w:id="167" w:name="_Toc244141229"/>
+      <w:bookmarkStart w:id="167" w:name="_Toc244142616"/>
       <w:r>
         <w:t>Leggere grafico tabella e limite a infinito</w:t>
       </w:r>
@@ -40466,7 +40544,7 @@
         <w:keepNext/>
         <w:spacing w:after="140"/>
       </w:pPr>
-      <w:bookmarkStart w:id="168" w:name="_Toc244141230"/>
+      <w:bookmarkStart w:id="168" w:name="_Toc244142617"/>
       <w:r>
         <w:t>Usare il risultato nel progetto</w:t>
       </w:r>
@@ -40547,7 +40625,7 @@
         <w:keepNext/>
         <w:spacing w:after="140"/>
       </w:pPr>
-      <w:bookmarkStart w:id="169" w:name="_Toc244141231"/>
+      <w:bookmarkStart w:id="169" w:name="_Toc244142618"/>
       <w:r>
         <w:t>Esaminare le sezioni del modello</w:t>
       </w:r>
@@ -40599,7 +40677,7 @@
         </w:rPr>
         <w:lastRenderedPageBreak/>
         <w:drawing>
-          <wp:inline distT="0" distB="0" distL="0" distR="0" wp14:anchorId="11DA54B6" wp14:editId="7FF08D2D">
+          <wp:inline distT="0" distB="0" distL="0" distR="0" wp14:anchorId="63154A22" wp14:editId="42C9F7DB">
             <wp:extent cx="6120000" cy="4267204"/>
             <wp:effectExtent l="0" t="0" r="0" b="0"/>
             <wp:docPr id="12" name="Picture 12" descr="Finestra di dettaglio con una sezione composta di esempio"/>
@@ -40649,7 +40727,7 @@
         <w:keepNext/>
         <w:spacing w:after="140"/>
       </w:pPr>
-      <w:bookmarkStart w:id="170" w:name="_Toc244141232"/>
+      <w:bookmarkStart w:id="170" w:name="_Toc244142619"/>
       <w:r>
         <w:t>Leggere geometria proprietà e attributi</w:t>
       </w:r>
@@ -40763,7 +40841,7 @@
         <w:keepNext/>
         <w:spacing w:after="140"/>
       </w:pPr>
-      <w:bookmarkStart w:id="171" w:name="_Toc244141233"/>
+      <w:bookmarkStart w:id="171" w:name="_Toc244142620"/>
       <w:r>
         <w:lastRenderedPageBreak/>
         <w:t>Individuare gli elementi e leggere i volumi</w:t>
@@ -40850,7 +40928,7 @@
         <w:keepNext/>
         <w:spacing w:after="140"/>
       </w:pPr>
-      <w:bookmarkStart w:id="172" w:name="_Toc244141234"/>
+      <w:bookmarkStart w:id="172" w:name="_Toc244142621"/>
       <w:r>
         <w:t>Paratie e sostegni flessibili</w:t>
       </w:r>
@@ -40870,7 +40948,7 @@
         <w:keepNext/>
         <w:spacing w:after="140"/>
       </w:pPr>
-      <w:bookmarkStart w:id="173" w:name="_Toc244141235"/>
+      <w:bookmarkStart w:id="173" w:name="_Toc244142622"/>
       <w:r>
         <w:t>Navigare nell’albero di lavoro</w:t>
       </w:r>
@@ -40981,7 +41059,7 @@
         <w:keepNext/>
         <w:spacing w:after="140"/>
       </w:pPr>
-      <w:bookmarkStart w:id="174" w:name="_Toc244141236"/>
+      <w:bookmarkStart w:id="174" w:name="_Toc244142623"/>
       <w:r>
         <w:t>Definire il modello e le unità</w:t>
       </w:r>
@@ -41148,7 +41226,7 @@
         </w:rPr>
         <w:lastRenderedPageBreak/>
         <w:drawing>
-          <wp:inline distT="0" distB="0" distL="0" distR="0" wp14:anchorId="4A64E6FE" wp14:editId="1BFE6AA1">
+          <wp:inline distT="0" distB="0" distL="0" distR="0" wp14:anchorId="59366FEA" wp14:editId="1870384E">
             <wp:extent cx="6120000" cy="3990564"/>
             <wp:effectExtent l="0" t="0" r="0" b="0"/>
             <wp:docPr id="13" name="Picture 13" descr="Modifica delle fasi con sezione grafica sempre visibile"/>
@@ -41305,7 +41383,7 @@
         <w:keepNext/>
         <w:spacing w:after="140"/>
       </w:pPr>
-      <w:bookmarkStart w:id="175" w:name="_Toc244141237"/>
+      <w:bookmarkStart w:id="175" w:name="_Toc244142624"/>
       <w:r>
         <w:t>Riutilizzare la stratigrafia</w:t>
       </w:r>
@@ -41369,7 +41447,7 @@
         <w:keepNext/>
         <w:spacing w:after="140"/>
       </w:pPr>
-      <w:bookmarkStart w:id="176" w:name="_Toc244141238"/>
+      <w:bookmarkStart w:id="176" w:name="_Toc244142625"/>
       <w:r>
         <w:t>Costruire la storia delle fasi</w:t>
       </w:r>
@@ -41468,7 +41546,7 @@
         <w:keepNext/>
         <w:spacing w:after="140"/>
       </w:pPr>
-      <w:bookmarkStart w:id="177" w:name="_Toc244141239"/>
+      <w:bookmarkStart w:id="177" w:name="_Toc244142626"/>
       <w:r>
         <w:t>Impostare falda e filtrazione</w:t>
       </w:r>
@@ -41549,7 +41627,7 @@
         <w:keepNext/>
         <w:spacing w:after="140"/>
       </w:pPr>
-      <w:bookmarkStart w:id="178" w:name="_Toc244141240"/>
+      <w:bookmarkStart w:id="178" w:name="_Toc244142627"/>
       <w:r>
         <w:t>Richiedere le verifiche</w:t>
       </w:r>
@@ -41681,7 +41759,7 @@
         <w:keepNext/>
         <w:spacing w:after="140"/>
       </w:pPr>
-      <w:bookmarkStart w:id="179" w:name="_Toc244141241"/>
+      <w:bookmarkStart w:id="179" w:name="_Toc244142628"/>
       <w:r>
         <w:t>Calcolare e leggere gli esiti</w:t>
       </w:r>
@@ -41750,7 +41828,7 @@
         </w:rPr>
         <w:lastRenderedPageBreak/>
         <w:drawing>
-          <wp:inline distT="0" distB="0" distL="0" distR="0" wp14:anchorId="0A4D597D" wp14:editId="546ED053">
+          <wp:inline distT="0" distB="0" distL="0" distR="0" wp14:anchorId="242CC913" wp14:editId="652AB557">
             <wp:extent cx="6120000" cy="3990564"/>
             <wp:effectExtent l="0" t="0" r="0" b="0"/>
             <wp:docPr id="14" name="Picture 14" descr="Diagramma del carico trapezoidale e risultati della mensola di prova"/>
@@ -41808,7 +41886,7 @@
         <w:keepNext/>
         <w:spacing w:after="140"/>
       </w:pPr>
-      <w:bookmarkStart w:id="180" w:name="_Toc244141242"/>
+      <w:bookmarkStart w:id="180" w:name="_Toc244142629"/>
       <w:r>
         <w:t>Esempio riproducibile del carico trapezoidale</w:t>
       </w:r>
@@ -41836,7 +41914,7 @@
         <w:keepNext/>
         <w:spacing w:after="140"/>
       </w:pPr>
-      <w:bookmarkStart w:id="181" w:name="_Toc244141243"/>
+      <w:bookmarkStart w:id="181" w:name="_Toc244142630"/>
       <w:r>
         <w:t>Ricercare l'infissione sulla griglia assegnata</w:t>
       </w:r>
@@ -41968,7 +42046,7 @@
         </w:rPr>
         <w:lastRenderedPageBreak/>
         <w:drawing>
-          <wp:inline distT="0" distB="0" distL="0" distR="0" wp14:anchorId="3A3AD7AB" wp14:editId="7E709AF3">
+          <wp:inline distT="0" distB="0" distL="0" distR="0" wp14:anchorId="327BC9D6" wp14:editId="51FADA8D">
             <wp:extent cx="6120000" cy="3990564"/>
             <wp:effectExtent l="0" t="0" r="0" b="0"/>
             <wp:docPr id="15" name="Picture 15" descr="Ricerca dell'infissione e criterio governante nel benchmark elastico"/>
@@ -42018,7 +42096,7 @@
         <w:keepNext/>
         <w:spacing w:after="140"/>
       </w:pPr>
-      <w:bookmarkStart w:id="182" w:name="_Toc244141244"/>
+      <w:bookmarkStart w:id="182" w:name="_Toc244142631"/>
       <w:r>
         <w:t>Leggere gli inviluppi delle fasi</w:t>
       </w:r>
@@ -42135,7 +42213,7 @@
           <w:noProof/>
         </w:rPr>
         <w:drawing>
-          <wp:inline distT="0" distB="0" distL="0" distR="0" wp14:anchorId="40F568B1" wp14:editId="21BE376D">
+          <wp:inline distT="0" distB="0" distL="0" distR="0" wp14:anchorId="1F9F3BD3" wp14:editId="3AC6D702">
             <wp:extent cx="6120000" cy="3990564"/>
             <wp:effectExtent l="0" t="0" r="0" b="0"/>
             <wp:docPr id="16" name="Picture 16" descr="Inviluppi di momento delle fasi nel benchmark su fondazione elastica"/>
@@ -42185,7 +42263,7 @@
         <w:keepNext/>
         <w:spacing w:after="140"/>
       </w:pPr>
-      <w:bookmarkStart w:id="183" w:name="_Toc244141245"/>
+      <w:bookmarkStart w:id="183" w:name="_Toc244142632"/>
       <w:r>
         <w:t>Gestire casi e combinazioni assegnate</w:t>
       </w:r>
@@ -42292,7 +42370,7 @@
         <w:keepNext/>
         <w:spacing w:after="140"/>
       </w:pPr>
-      <w:bookmarkStart w:id="184" w:name="_Toc244141246"/>
+      <w:bookmarkStart w:id="184" w:name="_Toc244142633"/>
       <w:r>
         <w:t>Funzioni ancora da completare</w:t>
       </w:r>

--- a/supporto/documentazione/Guide_ANTHEA/ANTHEA_Guida_pratica_ITEC_Rev62.docx
+++ b/supporto/documentazione/Guide_ANTHEA/ANTHEA_Guida_pratica_ITEC_Rev62.docx
@@ -2334,7 +2334,7 @@
       <w:r>
         <w:fldChar w:fldCharType="separate"/>
       </w:r>
-      <w:hyperlink w:anchor="_Toc244142451" w:history="1">
+      <w:hyperlink w:anchor="_Toc244160443" w:history="1">
         <w:r>
           <w:rPr>
             <w:rStyle w:val="Collegamentoipertestuale"/>
@@ -2382,7 +2382,7 @@
             <w:noProof/>
             <w:webHidden/>
           </w:rPr>
-          <w:instrText xml:space="preserve"> PAGEREF _Toc244142451 \h </w:instrText>
+          <w:instrText xml:space="preserve"> PAGEREF _Toc244160443 \h </w:instrText>
         </w:r>
         <w:r>
           <w:rPr>
@@ -2429,7 +2429,7 @@
           <w14:ligatures w14:val="standardContextual"/>
         </w:rPr>
       </w:pPr>
-      <w:hyperlink w:anchor="_Toc244142452" w:history="1">
+      <w:hyperlink w:anchor="_Toc244160444" w:history="1">
         <w:r>
           <w:rPr>
             <w:rStyle w:val="Collegamentoipertestuale"/>
@@ -2474,7 +2474,7 @@
             <w:noProof/>
             <w:webHidden/>
           </w:rPr>
-          <w:instrText xml:space="preserve"> PAGEREF _Toc244142452 \h </w:instrText>
+          <w:instrText xml:space="preserve"> PAGEREF _Toc244160444 \h </w:instrText>
         </w:r>
         <w:r>
           <w:rPr>
@@ -2521,7 +2521,7 @@
           <w14:ligatures w14:val="standardContextual"/>
         </w:rPr>
       </w:pPr>
-      <w:hyperlink w:anchor="_Toc244142453" w:history="1">
+      <w:hyperlink w:anchor="_Toc244160445" w:history="1">
         <w:r>
           <w:rPr>
             <w:rStyle w:val="Collegamentoipertestuale"/>
@@ -2566,7 +2566,7 @@
             <w:noProof/>
             <w:webHidden/>
           </w:rPr>
-          <w:instrText xml:space="preserve"> PAGEREF _Toc244142453 \h </w:instrText>
+          <w:instrText xml:space="preserve"> PAGEREF _Toc244160445 \h </w:instrText>
         </w:r>
         <w:r>
           <w:rPr>
@@ -2613,7 +2613,7 @@
           <w14:ligatures w14:val="standardContextual"/>
         </w:rPr>
       </w:pPr>
-      <w:hyperlink w:anchor="_Toc244142454" w:history="1">
+      <w:hyperlink w:anchor="_Toc244160446" w:history="1">
         <w:r>
           <w:rPr>
             <w:rStyle w:val="Collegamentoipertestuale"/>
@@ -2658,7 +2658,7 @@
             <w:noProof/>
             <w:webHidden/>
           </w:rPr>
-          <w:instrText xml:space="preserve"> PAGEREF _Toc244142454 \h </w:instrText>
+          <w:instrText xml:space="preserve"> PAGEREF _Toc244160446 \h </w:instrText>
         </w:r>
         <w:r>
           <w:rPr>
@@ -2705,7 +2705,7 @@
           <w14:ligatures w14:val="standardContextual"/>
         </w:rPr>
       </w:pPr>
-      <w:hyperlink w:anchor="_Toc244142455" w:history="1">
+      <w:hyperlink w:anchor="_Toc244160447" w:history="1">
         <w:r>
           <w:rPr>
             <w:rStyle w:val="Collegamentoipertestuale"/>
@@ -2750,7 +2750,7 @@
             <w:noProof/>
             <w:webHidden/>
           </w:rPr>
-          <w:instrText xml:space="preserve"> PAGEREF _Toc244142455 \h </w:instrText>
+          <w:instrText xml:space="preserve"> PAGEREF _Toc244160447 \h </w:instrText>
         </w:r>
         <w:r>
           <w:rPr>
@@ -2796,7 +2796,7 @@
           <w14:ligatures w14:val="standardContextual"/>
         </w:rPr>
       </w:pPr>
-      <w:hyperlink w:anchor="_Toc244142456" w:history="1">
+      <w:hyperlink w:anchor="_Toc244160448" w:history="1">
         <w:r>
           <w:rPr>
             <w:rStyle w:val="Collegamentoipertestuale"/>
@@ -2844,7 +2844,7 @@
             <w:noProof/>
             <w:webHidden/>
           </w:rPr>
-          <w:instrText xml:space="preserve"> PAGEREF _Toc244142456 \h </w:instrText>
+          <w:instrText xml:space="preserve"> PAGEREF _Toc244160448 \h </w:instrText>
         </w:r>
         <w:r>
           <w:rPr>
@@ -2891,7 +2891,7 @@
           <w14:ligatures w14:val="standardContextual"/>
         </w:rPr>
       </w:pPr>
-      <w:hyperlink w:anchor="_Toc244142457" w:history="1">
+      <w:hyperlink w:anchor="_Toc244160449" w:history="1">
         <w:r>
           <w:rPr>
             <w:rStyle w:val="Collegamentoipertestuale"/>
@@ -2936,7 +2936,7 @@
             <w:noProof/>
             <w:webHidden/>
           </w:rPr>
-          <w:instrText xml:space="preserve"> PAGEREF _Toc244142457 \h </w:instrText>
+          <w:instrText xml:space="preserve"> PAGEREF _Toc244160449 \h </w:instrText>
         </w:r>
         <w:r>
           <w:rPr>
@@ -2983,7 +2983,7 @@
           <w14:ligatures w14:val="standardContextual"/>
         </w:rPr>
       </w:pPr>
-      <w:hyperlink w:anchor="_Toc244142458" w:history="1">
+      <w:hyperlink w:anchor="_Toc244160450" w:history="1">
         <w:r>
           <w:rPr>
             <w:rStyle w:val="Collegamentoipertestuale"/>
@@ -3028,7 +3028,7 @@
             <w:noProof/>
             <w:webHidden/>
           </w:rPr>
-          <w:instrText xml:space="preserve"> PAGEREF _Toc244142458 \h </w:instrText>
+          <w:instrText xml:space="preserve"> PAGEREF _Toc244160450 \h </w:instrText>
         </w:r>
         <w:r>
           <w:rPr>
@@ -3075,7 +3075,7 @@
           <w14:ligatures w14:val="standardContextual"/>
         </w:rPr>
       </w:pPr>
-      <w:hyperlink w:anchor="_Toc244142459" w:history="1">
+      <w:hyperlink w:anchor="_Toc244160451" w:history="1">
         <w:r>
           <w:rPr>
             <w:rStyle w:val="Collegamentoipertestuale"/>
@@ -3120,7 +3120,7 @@
             <w:noProof/>
             <w:webHidden/>
           </w:rPr>
-          <w:instrText xml:space="preserve"> PAGEREF _Toc244142459 \h </w:instrText>
+          <w:instrText xml:space="preserve"> PAGEREF _Toc244160451 \h </w:instrText>
         </w:r>
         <w:r>
           <w:rPr>
@@ -3167,7 +3167,7 @@
           <w14:ligatures w14:val="standardContextual"/>
         </w:rPr>
       </w:pPr>
-      <w:hyperlink w:anchor="_Toc244142460" w:history="1">
+      <w:hyperlink w:anchor="_Toc244160452" w:history="1">
         <w:r>
           <w:rPr>
             <w:rStyle w:val="Collegamentoipertestuale"/>
@@ -3212,7 +3212,7 @@
             <w:noProof/>
             <w:webHidden/>
           </w:rPr>
-          <w:instrText xml:space="preserve"> PAGEREF _Toc244142460 \h </w:instrText>
+          <w:instrText xml:space="preserve"> PAGEREF _Toc244160452 \h </w:instrText>
         </w:r>
         <w:r>
           <w:rPr>
@@ -3258,7 +3258,7 @@
           <w14:ligatures w14:val="standardContextual"/>
         </w:rPr>
       </w:pPr>
-      <w:hyperlink w:anchor="_Toc244142461" w:history="1">
+      <w:hyperlink w:anchor="_Toc244160453" w:history="1">
         <w:r>
           <w:rPr>
             <w:rStyle w:val="Collegamentoipertestuale"/>
@@ -3306,7 +3306,7 @@
             <w:noProof/>
             <w:webHidden/>
           </w:rPr>
-          <w:instrText xml:space="preserve"> PAGEREF _Toc244142461 \h </w:instrText>
+          <w:instrText xml:space="preserve"> PAGEREF _Toc244160453 \h </w:instrText>
         </w:r>
         <w:r>
           <w:rPr>
@@ -3353,7 +3353,7 @@
           <w14:ligatures w14:val="standardContextual"/>
         </w:rPr>
       </w:pPr>
-      <w:hyperlink w:anchor="_Toc244142462" w:history="1">
+      <w:hyperlink w:anchor="_Toc244160454" w:history="1">
         <w:r>
           <w:rPr>
             <w:rStyle w:val="Collegamentoipertestuale"/>
@@ -3398,7 +3398,7 @@
             <w:noProof/>
             <w:webHidden/>
           </w:rPr>
-          <w:instrText xml:space="preserve"> PAGEREF _Toc244142462 \h </w:instrText>
+          <w:instrText xml:space="preserve"> PAGEREF _Toc244160454 \h </w:instrText>
         </w:r>
         <w:r>
           <w:rPr>
@@ -3445,7 +3445,7 @@
           <w14:ligatures w14:val="standardContextual"/>
         </w:rPr>
       </w:pPr>
-      <w:hyperlink w:anchor="_Toc244142463" w:history="1">
+      <w:hyperlink w:anchor="_Toc244160455" w:history="1">
         <w:r>
           <w:rPr>
             <w:rStyle w:val="Collegamentoipertestuale"/>
@@ -3490,7 +3490,7 @@
             <w:noProof/>
             <w:webHidden/>
           </w:rPr>
-          <w:instrText xml:space="preserve"> PAGEREF _Toc244142463 \h </w:instrText>
+          <w:instrText xml:space="preserve"> PAGEREF _Toc244160455 \h </w:instrText>
         </w:r>
         <w:r>
           <w:rPr>
@@ -3537,7 +3537,7 @@
           <w14:ligatures w14:val="standardContextual"/>
         </w:rPr>
       </w:pPr>
-      <w:hyperlink w:anchor="_Toc244142464" w:history="1">
+      <w:hyperlink w:anchor="_Toc244160456" w:history="1">
         <w:r>
           <w:rPr>
             <w:rStyle w:val="Collegamentoipertestuale"/>
@@ -3582,7 +3582,7 @@
             <w:noProof/>
             <w:webHidden/>
           </w:rPr>
-          <w:instrText xml:space="preserve"> PAGEREF _Toc244142464 \h </w:instrText>
+          <w:instrText xml:space="preserve"> PAGEREF _Toc244160456 \h </w:instrText>
         </w:r>
         <w:r>
           <w:rPr>
@@ -3629,7 +3629,7 @@
           <w14:ligatures w14:val="standardContextual"/>
         </w:rPr>
       </w:pPr>
-      <w:hyperlink w:anchor="_Toc244142465" w:history="1">
+      <w:hyperlink w:anchor="_Toc244160457" w:history="1">
         <w:r>
           <w:rPr>
             <w:rStyle w:val="Collegamentoipertestuale"/>
@@ -3674,7 +3674,7 @@
             <w:noProof/>
             <w:webHidden/>
           </w:rPr>
-          <w:instrText xml:space="preserve"> PAGEREF _Toc244142465 \h </w:instrText>
+          <w:instrText xml:space="preserve"> PAGEREF _Toc244160457 \h </w:instrText>
         </w:r>
         <w:r>
           <w:rPr>
@@ -3721,7 +3721,7 @@
           <w14:ligatures w14:val="standardContextual"/>
         </w:rPr>
       </w:pPr>
-      <w:hyperlink w:anchor="_Toc244142466" w:history="1">
+      <w:hyperlink w:anchor="_Toc244160458" w:history="1">
         <w:r>
           <w:rPr>
             <w:rStyle w:val="Collegamentoipertestuale"/>
@@ -3766,7 +3766,7 @@
             <w:noProof/>
             <w:webHidden/>
           </w:rPr>
-          <w:instrText xml:space="preserve"> PAGEREF _Toc244142466 \h </w:instrText>
+          <w:instrText xml:space="preserve"> PAGEREF _Toc244160458 \h </w:instrText>
         </w:r>
         <w:r>
           <w:rPr>
@@ -3812,7 +3812,7 @@
           <w14:ligatures w14:val="standardContextual"/>
         </w:rPr>
       </w:pPr>
-      <w:hyperlink w:anchor="_Toc244142467" w:history="1">
+      <w:hyperlink w:anchor="_Toc244160459" w:history="1">
         <w:r>
           <w:rPr>
             <w:rStyle w:val="Collegamentoipertestuale"/>
@@ -3860,7 +3860,7 @@
             <w:noProof/>
             <w:webHidden/>
           </w:rPr>
-          <w:instrText xml:space="preserve"> PAGEREF _Toc244142467 \h </w:instrText>
+          <w:instrText xml:space="preserve"> PAGEREF _Toc244160459 \h </w:instrText>
         </w:r>
         <w:r>
           <w:rPr>
@@ -3907,7 +3907,7 @@
           <w14:ligatures w14:val="standardContextual"/>
         </w:rPr>
       </w:pPr>
-      <w:hyperlink w:anchor="_Toc244142468" w:history="1">
+      <w:hyperlink w:anchor="_Toc244160460" w:history="1">
         <w:r>
           <w:rPr>
             <w:rStyle w:val="Collegamentoipertestuale"/>
@@ -3952,7 +3952,7 @@
             <w:noProof/>
             <w:webHidden/>
           </w:rPr>
-          <w:instrText xml:space="preserve"> PAGEREF _Toc244142468 \h </w:instrText>
+          <w:instrText xml:space="preserve"> PAGEREF _Toc244160460 \h </w:instrText>
         </w:r>
         <w:r>
           <w:rPr>
@@ -3999,7 +3999,7 @@
           <w14:ligatures w14:val="standardContextual"/>
         </w:rPr>
       </w:pPr>
-      <w:hyperlink w:anchor="_Toc244142469" w:history="1">
+      <w:hyperlink w:anchor="_Toc244160461" w:history="1">
         <w:r>
           <w:rPr>
             <w:rStyle w:val="Collegamentoipertestuale"/>
@@ -4044,7 +4044,7 @@
             <w:noProof/>
             <w:webHidden/>
           </w:rPr>
-          <w:instrText xml:space="preserve"> PAGEREF _Toc244142469 \h </w:instrText>
+          <w:instrText xml:space="preserve"> PAGEREF _Toc244160461 \h </w:instrText>
         </w:r>
         <w:r>
           <w:rPr>
@@ -4091,7 +4091,7 @@
           <w14:ligatures w14:val="standardContextual"/>
         </w:rPr>
       </w:pPr>
-      <w:hyperlink w:anchor="_Toc244142470" w:history="1">
+      <w:hyperlink w:anchor="_Toc244160462" w:history="1">
         <w:r>
           <w:rPr>
             <w:rStyle w:val="Collegamentoipertestuale"/>
@@ -4136,7 +4136,7 @@
             <w:noProof/>
             <w:webHidden/>
           </w:rPr>
-          <w:instrText xml:space="preserve"> PAGEREF _Toc244142470 \h </w:instrText>
+          <w:instrText xml:space="preserve"> PAGEREF _Toc244160462 \h </w:instrText>
         </w:r>
         <w:r>
           <w:rPr>
@@ -4183,7 +4183,7 @@
           <w14:ligatures w14:val="standardContextual"/>
         </w:rPr>
       </w:pPr>
-      <w:hyperlink w:anchor="_Toc244142471" w:history="1">
+      <w:hyperlink w:anchor="_Toc244160463" w:history="1">
         <w:r>
           <w:rPr>
             <w:rStyle w:val="Collegamentoipertestuale"/>
@@ -4228,7 +4228,7 @@
             <w:noProof/>
             <w:webHidden/>
           </w:rPr>
-          <w:instrText xml:space="preserve"> PAGEREF _Toc244142471 \h </w:instrText>
+          <w:instrText xml:space="preserve"> PAGEREF _Toc244160463 \h </w:instrText>
         </w:r>
         <w:r>
           <w:rPr>
@@ -4275,7 +4275,7 @@
           <w14:ligatures w14:val="standardContextual"/>
         </w:rPr>
       </w:pPr>
-      <w:hyperlink w:anchor="_Toc244142472" w:history="1">
+      <w:hyperlink w:anchor="_Toc244160464" w:history="1">
         <w:r>
           <w:rPr>
             <w:rStyle w:val="Collegamentoipertestuale"/>
@@ -4320,7 +4320,7 @@
             <w:noProof/>
             <w:webHidden/>
           </w:rPr>
-          <w:instrText xml:space="preserve"> PAGEREF _Toc244142472 \h </w:instrText>
+          <w:instrText xml:space="preserve"> PAGEREF _Toc244160464 \h </w:instrText>
         </w:r>
         <w:r>
           <w:rPr>
@@ -4367,7 +4367,7 @@
           <w14:ligatures w14:val="standardContextual"/>
         </w:rPr>
       </w:pPr>
-      <w:hyperlink w:anchor="_Toc244142473" w:history="1">
+      <w:hyperlink w:anchor="_Toc244160465" w:history="1">
         <w:r>
           <w:rPr>
             <w:rStyle w:val="Collegamentoipertestuale"/>
@@ -4412,7 +4412,7 @@
             <w:noProof/>
             <w:webHidden/>
           </w:rPr>
-          <w:instrText xml:space="preserve"> PAGEREF _Toc244142473 \h </w:instrText>
+          <w:instrText xml:space="preserve"> PAGEREF _Toc244160465 \h </w:instrText>
         </w:r>
         <w:r>
           <w:rPr>
@@ -4458,7 +4458,7 @@
           <w14:ligatures w14:val="standardContextual"/>
         </w:rPr>
       </w:pPr>
-      <w:hyperlink w:anchor="_Toc244142474" w:history="1">
+      <w:hyperlink w:anchor="_Toc244160466" w:history="1">
         <w:r>
           <w:rPr>
             <w:rStyle w:val="Collegamentoipertestuale"/>
@@ -4506,7 +4506,7 @@
             <w:noProof/>
             <w:webHidden/>
           </w:rPr>
-          <w:instrText xml:space="preserve"> PAGEREF _Toc244142474 \h </w:instrText>
+          <w:instrText xml:space="preserve"> PAGEREF _Toc244160466 \h </w:instrText>
         </w:r>
         <w:r>
           <w:rPr>
@@ -4553,7 +4553,7 @@
           <w14:ligatures w14:val="standardContextual"/>
         </w:rPr>
       </w:pPr>
-      <w:hyperlink w:anchor="_Toc244142475" w:history="1">
+      <w:hyperlink w:anchor="_Toc244160467" w:history="1">
         <w:r>
           <w:rPr>
             <w:rStyle w:val="Collegamentoipertestuale"/>
@@ -4598,7 +4598,7 @@
             <w:noProof/>
             <w:webHidden/>
           </w:rPr>
-          <w:instrText xml:space="preserve"> PAGEREF _Toc244142475 \h </w:instrText>
+          <w:instrText xml:space="preserve"> PAGEREF _Toc244160467 \h </w:instrText>
         </w:r>
         <w:r>
           <w:rPr>
@@ -4645,7 +4645,7 @@
           <w14:ligatures w14:val="standardContextual"/>
         </w:rPr>
       </w:pPr>
-      <w:hyperlink w:anchor="_Toc244142476" w:history="1">
+      <w:hyperlink w:anchor="_Toc244160468" w:history="1">
         <w:r>
           <w:rPr>
             <w:rStyle w:val="Collegamentoipertestuale"/>
@@ -4690,7 +4690,7 @@
             <w:noProof/>
             <w:webHidden/>
           </w:rPr>
-          <w:instrText xml:space="preserve"> PAGEREF _Toc244142476 \h </w:instrText>
+          <w:instrText xml:space="preserve"> PAGEREF _Toc244160468 \h </w:instrText>
         </w:r>
         <w:r>
           <w:rPr>
@@ -4736,7 +4736,7 @@
           <w14:ligatures w14:val="standardContextual"/>
         </w:rPr>
       </w:pPr>
-      <w:hyperlink w:anchor="_Toc244142477" w:history="1">
+      <w:hyperlink w:anchor="_Toc244160469" w:history="1">
         <w:r>
           <w:rPr>
             <w:rStyle w:val="Collegamentoipertestuale"/>
@@ -4784,7 +4784,7 @@
             <w:noProof/>
             <w:webHidden/>
           </w:rPr>
-          <w:instrText xml:space="preserve"> PAGEREF _Toc244142477 \h </w:instrText>
+          <w:instrText xml:space="preserve"> PAGEREF _Toc244160469 \h </w:instrText>
         </w:r>
         <w:r>
           <w:rPr>
@@ -4831,7 +4831,7 @@
           <w14:ligatures w14:val="standardContextual"/>
         </w:rPr>
       </w:pPr>
-      <w:hyperlink w:anchor="_Toc244142478" w:history="1">
+      <w:hyperlink w:anchor="_Toc244160470" w:history="1">
         <w:r>
           <w:rPr>
             <w:rStyle w:val="Collegamentoipertestuale"/>
@@ -4876,7 +4876,7 @@
             <w:noProof/>
             <w:webHidden/>
           </w:rPr>
-          <w:instrText xml:space="preserve"> PAGEREF _Toc244142478 \h </w:instrText>
+          <w:instrText xml:space="preserve"> PAGEREF _Toc244160470 \h </w:instrText>
         </w:r>
         <w:r>
           <w:rPr>
@@ -4923,7 +4923,7 @@
           <w14:ligatures w14:val="standardContextual"/>
         </w:rPr>
       </w:pPr>
-      <w:hyperlink w:anchor="_Toc244142479" w:history="1">
+      <w:hyperlink w:anchor="_Toc244160471" w:history="1">
         <w:r>
           <w:rPr>
             <w:rStyle w:val="Collegamentoipertestuale"/>
@@ -4968,7 +4968,7 @@
             <w:noProof/>
             <w:webHidden/>
           </w:rPr>
-          <w:instrText xml:space="preserve"> PAGEREF _Toc244142479 \h </w:instrText>
+          <w:instrText xml:space="preserve"> PAGEREF _Toc244160471 \h </w:instrText>
         </w:r>
         <w:r>
           <w:rPr>
@@ -5015,7 +5015,7 @@
           <w14:ligatures w14:val="standardContextual"/>
         </w:rPr>
       </w:pPr>
-      <w:hyperlink w:anchor="_Toc244142480" w:history="1">
+      <w:hyperlink w:anchor="_Toc244160472" w:history="1">
         <w:r>
           <w:rPr>
             <w:rStyle w:val="Collegamentoipertestuale"/>
@@ -5060,7 +5060,7 @@
             <w:noProof/>
             <w:webHidden/>
           </w:rPr>
-          <w:instrText xml:space="preserve"> PAGEREF _Toc244142480 \h </w:instrText>
+          <w:instrText xml:space="preserve"> PAGEREF _Toc244160472 \h </w:instrText>
         </w:r>
         <w:r>
           <w:rPr>
@@ -5107,7 +5107,7 @@
           <w14:ligatures w14:val="standardContextual"/>
         </w:rPr>
       </w:pPr>
-      <w:hyperlink w:anchor="_Toc244142481" w:history="1">
+      <w:hyperlink w:anchor="_Toc244160473" w:history="1">
         <w:r>
           <w:rPr>
             <w:rStyle w:val="Collegamentoipertestuale"/>
@@ -5152,7 +5152,7 @@
             <w:noProof/>
             <w:webHidden/>
           </w:rPr>
-          <w:instrText xml:space="preserve"> PAGEREF _Toc244142481 \h </w:instrText>
+          <w:instrText xml:space="preserve"> PAGEREF _Toc244160473 \h </w:instrText>
         </w:r>
         <w:r>
           <w:rPr>
@@ -5198,7 +5198,7 @@
           <w14:ligatures w14:val="standardContextual"/>
         </w:rPr>
       </w:pPr>
-      <w:hyperlink w:anchor="_Toc244142482" w:history="1">
+      <w:hyperlink w:anchor="_Toc244160474" w:history="1">
         <w:r>
           <w:rPr>
             <w:rStyle w:val="Collegamentoipertestuale"/>
@@ -5246,7 +5246,7 @@
             <w:noProof/>
             <w:webHidden/>
           </w:rPr>
-          <w:instrText xml:space="preserve"> PAGEREF _Toc244142482 \h </w:instrText>
+          <w:instrText xml:space="preserve"> PAGEREF _Toc244160474 \h </w:instrText>
         </w:r>
         <w:r>
           <w:rPr>
@@ -5293,7 +5293,7 @@
           <w14:ligatures w14:val="standardContextual"/>
         </w:rPr>
       </w:pPr>
-      <w:hyperlink w:anchor="_Toc244142483" w:history="1">
+      <w:hyperlink w:anchor="_Toc244160475" w:history="1">
         <w:r>
           <w:rPr>
             <w:rStyle w:val="Collegamentoipertestuale"/>
@@ -5338,7 +5338,7 @@
             <w:noProof/>
             <w:webHidden/>
           </w:rPr>
-          <w:instrText xml:space="preserve"> PAGEREF _Toc244142483 \h </w:instrText>
+          <w:instrText xml:space="preserve"> PAGEREF _Toc244160475 \h </w:instrText>
         </w:r>
         <w:r>
           <w:rPr>
@@ -5385,7 +5385,7 @@
           <w14:ligatures w14:val="standardContextual"/>
         </w:rPr>
       </w:pPr>
-      <w:hyperlink w:anchor="_Toc244142484" w:history="1">
+      <w:hyperlink w:anchor="_Toc244160476" w:history="1">
         <w:r>
           <w:rPr>
             <w:rStyle w:val="Collegamentoipertestuale"/>
@@ -5430,7 +5430,7 @@
             <w:noProof/>
             <w:webHidden/>
           </w:rPr>
-          <w:instrText xml:space="preserve"> PAGEREF _Toc244142484 \h </w:instrText>
+          <w:instrText xml:space="preserve"> PAGEREF _Toc244160476 \h </w:instrText>
         </w:r>
         <w:r>
           <w:rPr>
@@ -5476,7 +5476,7 @@
           <w14:ligatures w14:val="standardContextual"/>
         </w:rPr>
       </w:pPr>
-      <w:hyperlink w:anchor="_Toc244142485" w:history="1">
+      <w:hyperlink w:anchor="_Toc244160477" w:history="1">
         <w:r>
           <w:rPr>
             <w:rStyle w:val="Collegamentoipertestuale"/>
@@ -5524,7 +5524,7 @@
             <w:noProof/>
             <w:webHidden/>
           </w:rPr>
-          <w:instrText xml:space="preserve"> PAGEREF _Toc244142485 \h </w:instrText>
+          <w:instrText xml:space="preserve"> PAGEREF _Toc244160477 \h </w:instrText>
         </w:r>
         <w:r>
           <w:rPr>
@@ -5571,7 +5571,7 @@
           <w14:ligatures w14:val="standardContextual"/>
         </w:rPr>
       </w:pPr>
-      <w:hyperlink w:anchor="_Toc244142486" w:history="1">
+      <w:hyperlink w:anchor="_Toc244160478" w:history="1">
         <w:r>
           <w:rPr>
             <w:rStyle w:val="Collegamentoipertestuale"/>
@@ -5616,7 +5616,7 @@
             <w:noProof/>
             <w:webHidden/>
           </w:rPr>
-          <w:instrText xml:space="preserve"> PAGEREF _Toc244142486 \h </w:instrText>
+          <w:instrText xml:space="preserve"> PAGEREF _Toc244160478 \h </w:instrText>
         </w:r>
         <w:r>
           <w:rPr>
@@ -5663,7 +5663,7 @@
           <w14:ligatures w14:val="standardContextual"/>
         </w:rPr>
       </w:pPr>
-      <w:hyperlink w:anchor="_Toc244142487" w:history="1">
+      <w:hyperlink w:anchor="_Toc244160479" w:history="1">
         <w:r>
           <w:rPr>
             <w:rStyle w:val="Collegamentoipertestuale"/>
@@ -5708,7 +5708,7 @@
             <w:noProof/>
             <w:webHidden/>
           </w:rPr>
-          <w:instrText xml:space="preserve"> PAGEREF _Toc244142487 \h </w:instrText>
+          <w:instrText xml:space="preserve"> PAGEREF _Toc244160479 \h </w:instrText>
         </w:r>
         <w:r>
           <w:rPr>
@@ -5755,7 +5755,7 @@
           <w14:ligatures w14:val="standardContextual"/>
         </w:rPr>
       </w:pPr>
-      <w:hyperlink w:anchor="_Toc244142488" w:history="1">
+      <w:hyperlink w:anchor="_Toc244160480" w:history="1">
         <w:r>
           <w:rPr>
             <w:rStyle w:val="Collegamentoipertestuale"/>
@@ -5800,7 +5800,7 @@
             <w:noProof/>
             <w:webHidden/>
           </w:rPr>
-          <w:instrText xml:space="preserve"> PAGEREF _Toc244142488 \h </w:instrText>
+          <w:instrText xml:space="preserve"> PAGEREF _Toc244160480 \h </w:instrText>
         </w:r>
         <w:r>
           <w:rPr>
@@ -5847,7 +5847,7 @@
           <w14:ligatures w14:val="standardContextual"/>
         </w:rPr>
       </w:pPr>
-      <w:hyperlink w:anchor="_Toc244142489" w:history="1">
+      <w:hyperlink w:anchor="_Toc244160481" w:history="1">
         <w:r>
           <w:rPr>
             <w:rStyle w:val="Collegamentoipertestuale"/>
@@ -5892,7 +5892,7 @@
             <w:noProof/>
             <w:webHidden/>
           </w:rPr>
-          <w:instrText xml:space="preserve"> PAGEREF _Toc244142489 \h </w:instrText>
+          <w:instrText xml:space="preserve"> PAGEREF _Toc244160481 \h </w:instrText>
         </w:r>
         <w:r>
           <w:rPr>
@@ -5939,7 +5939,7 @@
           <w14:ligatures w14:val="standardContextual"/>
         </w:rPr>
       </w:pPr>
-      <w:hyperlink w:anchor="_Toc244142490" w:history="1">
+      <w:hyperlink w:anchor="_Toc244160482" w:history="1">
         <w:r>
           <w:rPr>
             <w:rStyle w:val="Collegamentoipertestuale"/>
@@ -5984,7 +5984,7 @@
             <w:noProof/>
             <w:webHidden/>
           </w:rPr>
-          <w:instrText xml:space="preserve"> PAGEREF _Toc244142490 \h </w:instrText>
+          <w:instrText xml:space="preserve"> PAGEREF _Toc244160482 \h </w:instrText>
         </w:r>
         <w:r>
           <w:rPr>
@@ -6030,7 +6030,7 @@
           <w14:ligatures w14:val="standardContextual"/>
         </w:rPr>
       </w:pPr>
-      <w:hyperlink w:anchor="_Toc244142491" w:history="1">
+      <w:hyperlink w:anchor="_Toc244160483" w:history="1">
         <w:r>
           <w:rPr>
             <w:rStyle w:val="Collegamentoipertestuale"/>
@@ -6078,7 +6078,7 @@
             <w:noProof/>
             <w:webHidden/>
           </w:rPr>
-          <w:instrText xml:space="preserve"> PAGEREF _Toc244142491 \h </w:instrText>
+          <w:instrText xml:space="preserve"> PAGEREF _Toc244160483 \h </w:instrText>
         </w:r>
         <w:r>
           <w:rPr>
@@ -6125,7 +6125,7 @@
           <w14:ligatures w14:val="standardContextual"/>
         </w:rPr>
       </w:pPr>
-      <w:hyperlink w:anchor="_Toc244142492" w:history="1">
+      <w:hyperlink w:anchor="_Toc244160484" w:history="1">
         <w:r>
           <w:rPr>
             <w:rStyle w:val="Collegamentoipertestuale"/>
@@ -6170,7 +6170,7 @@
             <w:noProof/>
             <w:webHidden/>
           </w:rPr>
-          <w:instrText xml:space="preserve"> PAGEREF _Toc244142492 \h </w:instrText>
+          <w:instrText xml:space="preserve"> PAGEREF _Toc244160484 \h </w:instrText>
         </w:r>
         <w:r>
           <w:rPr>
@@ -6217,7 +6217,7 @@
           <w14:ligatures w14:val="standardContextual"/>
         </w:rPr>
       </w:pPr>
-      <w:hyperlink w:anchor="_Toc244142493" w:history="1">
+      <w:hyperlink w:anchor="_Toc244160485" w:history="1">
         <w:r>
           <w:rPr>
             <w:rStyle w:val="Collegamentoipertestuale"/>
@@ -6262,7 +6262,7 @@
             <w:noProof/>
             <w:webHidden/>
           </w:rPr>
-          <w:instrText xml:space="preserve"> PAGEREF _Toc244142493 \h </w:instrText>
+          <w:instrText xml:space="preserve"> PAGEREF _Toc244160485 \h </w:instrText>
         </w:r>
         <w:r>
           <w:rPr>
@@ -6309,7 +6309,7 @@
           <w14:ligatures w14:val="standardContextual"/>
         </w:rPr>
       </w:pPr>
-      <w:hyperlink w:anchor="_Toc244142494" w:history="1">
+      <w:hyperlink w:anchor="_Toc244160486" w:history="1">
         <w:r>
           <w:rPr>
             <w:rStyle w:val="Collegamentoipertestuale"/>
@@ -6354,7 +6354,7 @@
             <w:noProof/>
             <w:webHidden/>
           </w:rPr>
-          <w:instrText xml:space="preserve"> PAGEREF _Toc244142494 \h </w:instrText>
+          <w:instrText xml:space="preserve"> PAGEREF _Toc244160486 \h </w:instrText>
         </w:r>
         <w:r>
           <w:rPr>
@@ -6401,7 +6401,7 @@
           <w14:ligatures w14:val="standardContextual"/>
         </w:rPr>
       </w:pPr>
-      <w:hyperlink w:anchor="_Toc244142495" w:history="1">
+      <w:hyperlink w:anchor="_Toc244160487" w:history="1">
         <w:r>
           <w:rPr>
             <w:rStyle w:val="Collegamentoipertestuale"/>
@@ -6446,7 +6446,7 @@
             <w:noProof/>
             <w:webHidden/>
           </w:rPr>
-          <w:instrText xml:space="preserve"> PAGEREF _Toc244142495 \h </w:instrText>
+          <w:instrText xml:space="preserve"> PAGEREF _Toc244160487 \h </w:instrText>
         </w:r>
         <w:r>
           <w:rPr>
@@ -6493,7 +6493,7 @@
           <w14:ligatures w14:val="standardContextual"/>
         </w:rPr>
       </w:pPr>
-      <w:hyperlink w:anchor="_Toc244142496" w:history="1">
+      <w:hyperlink w:anchor="_Toc244160488" w:history="1">
         <w:r>
           <w:rPr>
             <w:rStyle w:val="Collegamentoipertestuale"/>
@@ -6538,7 +6538,7 @@
             <w:noProof/>
             <w:webHidden/>
           </w:rPr>
-          <w:instrText xml:space="preserve"> PAGEREF _Toc244142496 \h </w:instrText>
+          <w:instrText xml:space="preserve"> PAGEREF _Toc244160488 \h </w:instrText>
         </w:r>
         <w:r>
           <w:rPr>
@@ -6585,7 +6585,7 @@
           <w14:ligatures w14:val="standardContextual"/>
         </w:rPr>
       </w:pPr>
-      <w:hyperlink w:anchor="_Toc244142497" w:history="1">
+      <w:hyperlink w:anchor="_Toc244160489" w:history="1">
         <w:r>
           <w:rPr>
             <w:rStyle w:val="Collegamentoipertestuale"/>
@@ -6630,7 +6630,7 @@
             <w:noProof/>
             <w:webHidden/>
           </w:rPr>
-          <w:instrText xml:space="preserve"> PAGEREF _Toc244142497 \h </w:instrText>
+          <w:instrText xml:space="preserve"> PAGEREF _Toc244160489 \h </w:instrText>
         </w:r>
         <w:r>
           <w:rPr>
@@ -6677,7 +6677,7 @@
           <w14:ligatures w14:val="standardContextual"/>
         </w:rPr>
       </w:pPr>
-      <w:hyperlink w:anchor="_Toc244142498" w:history="1">
+      <w:hyperlink w:anchor="_Toc244160490" w:history="1">
         <w:r>
           <w:rPr>
             <w:rStyle w:val="Collegamentoipertestuale"/>
@@ -6722,7 +6722,7 @@
             <w:noProof/>
             <w:webHidden/>
           </w:rPr>
-          <w:instrText xml:space="preserve"> PAGEREF _Toc244142498 \h </w:instrText>
+          <w:instrText xml:space="preserve"> PAGEREF _Toc244160490 \h </w:instrText>
         </w:r>
         <w:r>
           <w:rPr>
@@ -6769,7 +6769,7 @@
           <w14:ligatures w14:val="standardContextual"/>
         </w:rPr>
       </w:pPr>
-      <w:hyperlink w:anchor="_Toc244142499" w:history="1">
+      <w:hyperlink w:anchor="_Toc244160491" w:history="1">
         <w:r>
           <w:rPr>
             <w:rStyle w:val="Collegamentoipertestuale"/>
@@ -6814,7 +6814,7 @@
             <w:noProof/>
             <w:webHidden/>
           </w:rPr>
-          <w:instrText xml:space="preserve"> PAGEREF _Toc244142499 \h </w:instrText>
+          <w:instrText xml:space="preserve"> PAGEREF _Toc244160491 \h </w:instrText>
         </w:r>
         <w:r>
           <w:rPr>
@@ -6861,7 +6861,7 @@
           <w14:ligatures w14:val="standardContextual"/>
         </w:rPr>
       </w:pPr>
-      <w:hyperlink w:anchor="_Toc244142500" w:history="1">
+      <w:hyperlink w:anchor="_Toc244160492" w:history="1">
         <w:r>
           <w:rPr>
             <w:rStyle w:val="Collegamentoipertestuale"/>
@@ -6906,7 +6906,7 @@
             <w:noProof/>
             <w:webHidden/>
           </w:rPr>
-          <w:instrText xml:space="preserve"> PAGEREF _Toc244142500 \h </w:instrText>
+          <w:instrText xml:space="preserve"> PAGEREF _Toc244160492 \h </w:instrText>
         </w:r>
         <w:r>
           <w:rPr>
@@ -6952,7 +6952,7 @@
           <w14:ligatures w14:val="standardContextual"/>
         </w:rPr>
       </w:pPr>
-      <w:hyperlink w:anchor="_Toc244142501" w:history="1">
+      <w:hyperlink w:anchor="_Toc244160493" w:history="1">
         <w:r>
           <w:rPr>
             <w:rStyle w:val="Collegamentoipertestuale"/>
@@ -7000,7 +7000,7 @@
             <w:noProof/>
             <w:webHidden/>
           </w:rPr>
-          <w:instrText xml:space="preserve"> PAGEREF _Toc244142501 \h </w:instrText>
+          <w:instrText xml:space="preserve"> PAGEREF _Toc244160493 \h </w:instrText>
         </w:r>
         <w:r>
           <w:rPr>
@@ -7047,7 +7047,7 @@
           <w14:ligatures w14:val="standardContextual"/>
         </w:rPr>
       </w:pPr>
-      <w:hyperlink w:anchor="_Toc244142502" w:history="1">
+      <w:hyperlink w:anchor="_Toc244160494" w:history="1">
         <w:r>
           <w:rPr>
             <w:rStyle w:val="Collegamentoipertestuale"/>
@@ -7092,7 +7092,7 @@
             <w:noProof/>
             <w:webHidden/>
           </w:rPr>
-          <w:instrText xml:space="preserve"> PAGEREF _Toc244142502 \h </w:instrText>
+          <w:instrText xml:space="preserve"> PAGEREF _Toc244160494 \h </w:instrText>
         </w:r>
         <w:r>
           <w:rPr>
@@ -7139,7 +7139,7 @@
           <w14:ligatures w14:val="standardContextual"/>
         </w:rPr>
       </w:pPr>
-      <w:hyperlink w:anchor="_Toc244142503" w:history="1">
+      <w:hyperlink w:anchor="_Toc244160495" w:history="1">
         <w:r>
           <w:rPr>
             <w:rStyle w:val="Collegamentoipertestuale"/>
@@ -7184,7 +7184,7 @@
             <w:noProof/>
             <w:webHidden/>
           </w:rPr>
-          <w:instrText xml:space="preserve"> PAGEREF _Toc244142503 \h </w:instrText>
+          <w:instrText xml:space="preserve"> PAGEREF _Toc244160495 \h </w:instrText>
         </w:r>
         <w:r>
           <w:rPr>
@@ -7231,7 +7231,7 @@
           <w14:ligatures w14:val="standardContextual"/>
         </w:rPr>
       </w:pPr>
-      <w:hyperlink w:anchor="_Toc244142504" w:history="1">
+      <w:hyperlink w:anchor="_Toc244160496" w:history="1">
         <w:r>
           <w:rPr>
             <w:rStyle w:val="Collegamentoipertestuale"/>
@@ -7276,7 +7276,7 @@
             <w:noProof/>
             <w:webHidden/>
           </w:rPr>
-          <w:instrText xml:space="preserve"> PAGEREF _Toc244142504 \h </w:instrText>
+          <w:instrText xml:space="preserve"> PAGEREF _Toc244160496 \h </w:instrText>
         </w:r>
         <w:r>
           <w:rPr>
@@ -7323,7 +7323,7 @@
           <w14:ligatures w14:val="standardContextual"/>
         </w:rPr>
       </w:pPr>
-      <w:hyperlink w:anchor="_Toc244142505" w:history="1">
+      <w:hyperlink w:anchor="_Toc244160497" w:history="1">
         <w:r>
           <w:rPr>
             <w:rStyle w:val="Collegamentoipertestuale"/>
@@ -7368,7 +7368,7 @@
             <w:noProof/>
             <w:webHidden/>
           </w:rPr>
-          <w:instrText xml:space="preserve"> PAGEREF _Toc244142505 \h </w:instrText>
+          <w:instrText xml:space="preserve"> PAGEREF _Toc244160497 \h </w:instrText>
         </w:r>
         <w:r>
           <w:rPr>
@@ -7415,7 +7415,7 @@
           <w14:ligatures w14:val="standardContextual"/>
         </w:rPr>
       </w:pPr>
-      <w:hyperlink w:anchor="_Toc244142506" w:history="1">
+      <w:hyperlink w:anchor="_Toc244160498" w:history="1">
         <w:r>
           <w:rPr>
             <w:rStyle w:val="Collegamentoipertestuale"/>
@@ -7460,7 +7460,7 @@
             <w:noProof/>
             <w:webHidden/>
           </w:rPr>
-          <w:instrText xml:space="preserve"> PAGEREF _Toc244142506 \h </w:instrText>
+          <w:instrText xml:space="preserve"> PAGEREF _Toc244160498 \h </w:instrText>
         </w:r>
         <w:r>
           <w:rPr>
@@ -7507,7 +7507,7 @@
           <w14:ligatures w14:val="standardContextual"/>
         </w:rPr>
       </w:pPr>
-      <w:hyperlink w:anchor="_Toc244142507" w:history="1">
+      <w:hyperlink w:anchor="_Toc244160499" w:history="1">
         <w:r>
           <w:rPr>
             <w:rStyle w:val="Collegamentoipertestuale"/>
@@ -7552,7 +7552,7 @@
             <w:noProof/>
             <w:webHidden/>
           </w:rPr>
-          <w:instrText xml:space="preserve"> PAGEREF _Toc244142507 \h </w:instrText>
+          <w:instrText xml:space="preserve"> PAGEREF _Toc244160499 \h </w:instrText>
         </w:r>
         <w:r>
           <w:rPr>
@@ -7599,7 +7599,7 @@
           <w14:ligatures w14:val="standardContextual"/>
         </w:rPr>
       </w:pPr>
-      <w:hyperlink w:anchor="_Toc244142508" w:history="1">
+      <w:hyperlink w:anchor="_Toc244160500" w:history="1">
         <w:r>
           <w:rPr>
             <w:rStyle w:val="Collegamentoipertestuale"/>
@@ -7644,7 +7644,7 @@
             <w:noProof/>
             <w:webHidden/>
           </w:rPr>
-          <w:instrText xml:space="preserve"> PAGEREF _Toc244142508 \h </w:instrText>
+          <w:instrText xml:space="preserve"> PAGEREF _Toc244160500 \h </w:instrText>
         </w:r>
         <w:r>
           <w:rPr>
@@ -7664,7 +7664,7 @@
             <w:noProof/>
             <w:webHidden/>
           </w:rPr>
-          <w:t>31</w:t>
+          <w:t>32</w:t>
         </w:r>
         <w:r>
           <w:rPr>
@@ -7691,7 +7691,7 @@
           <w14:ligatures w14:val="standardContextual"/>
         </w:rPr>
       </w:pPr>
-      <w:hyperlink w:anchor="_Toc244142509" w:history="1">
+      <w:hyperlink w:anchor="_Toc244160501" w:history="1">
         <w:r>
           <w:rPr>
             <w:rStyle w:val="Collegamentoipertestuale"/>
@@ -7736,7 +7736,7 @@
             <w:noProof/>
             <w:webHidden/>
           </w:rPr>
-          <w:instrText xml:space="preserve"> PAGEREF _Toc244142509 \h </w:instrText>
+          <w:instrText xml:space="preserve"> PAGEREF _Toc244160501 \h </w:instrText>
         </w:r>
         <w:r>
           <w:rPr>
@@ -7783,7 +7783,7 @@
           <w14:ligatures w14:val="standardContextual"/>
         </w:rPr>
       </w:pPr>
-      <w:hyperlink w:anchor="_Toc244142510" w:history="1">
+      <w:hyperlink w:anchor="_Toc244160502" w:history="1">
         <w:r>
           <w:rPr>
             <w:rStyle w:val="Collegamentoipertestuale"/>
@@ -7828,7 +7828,7 @@
             <w:noProof/>
             <w:webHidden/>
           </w:rPr>
-          <w:instrText xml:space="preserve"> PAGEREF _Toc244142510 \h </w:instrText>
+          <w:instrText xml:space="preserve"> PAGEREF _Toc244160502 \h </w:instrText>
         </w:r>
         <w:r>
           <w:rPr>
@@ -7848,7 +7848,7 @@
             <w:noProof/>
             <w:webHidden/>
           </w:rPr>
-          <w:t>32</w:t>
+          <w:t>33</w:t>
         </w:r>
         <w:r>
           <w:rPr>
@@ -7875,7 +7875,7 @@
           <w14:ligatures w14:val="standardContextual"/>
         </w:rPr>
       </w:pPr>
-      <w:hyperlink w:anchor="_Toc244142511" w:history="1">
+      <w:hyperlink w:anchor="_Toc244160503" w:history="1">
         <w:r>
           <w:rPr>
             <w:rStyle w:val="Collegamentoipertestuale"/>
@@ -7920,7 +7920,7 @@
             <w:noProof/>
             <w:webHidden/>
           </w:rPr>
-          <w:instrText xml:space="preserve"> PAGEREF _Toc244142511 \h </w:instrText>
+          <w:instrText xml:space="preserve"> PAGEREF _Toc244160503 \h </w:instrText>
         </w:r>
         <w:r>
           <w:rPr>
@@ -7967,7 +7967,7 @@
           <w14:ligatures w14:val="standardContextual"/>
         </w:rPr>
       </w:pPr>
-      <w:hyperlink w:anchor="_Toc244142512" w:history="1">
+      <w:hyperlink w:anchor="_Toc244160504" w:history="1">
         <w:r>
           <w:rPr>
             <w:rStyle w:val="Collegamentoipertestuale"/>
@@ -8012,7 +8012,7 @@
             <w:noProof/>
             <w:webHidden/>
           </w:rPr>
-          <w:instrText xml:space="preserve"> PAGEREF _Toc244142512 \h </w:instrText>
+          <w:instrText xml:space="preserve"> PAGEREF _Toc244160504 \h </w:instrText>
         </w:r>
         <w:r>
           <w:rPr>
@@ -8059,7 +8059,7 @@
           <w14:ligatures w14:val="standardContextual"/>
         </w:rPr>
       </w:pPr>
-      <w:hyperlink w:anchor="_Toc244142513" w:history="1">
+      <w:hyperlink w:anchor="_Toc244160505" w:history="1">
         <w:r>
           <w:rPr>
             <w:rStyle w:val="Collegamentoipertestuale"/>
@@ -8104,7 +8104,7 @@
             <w:noProof/>
             <w:webHidden/>
           </w:rPr>
-          <w:instrText xml:space="preserve"> PAGEREF _Toc244142513 \h </w:instrText>
+          <w:instrText xml:space="preserve"> PAGEREF _Toc244160505 \h </w:instrText>
         </w:r>
         <w:r>
           <w:rPr>
@@ -8151,7 +8151,7 @@
           <w14:ligatures w14:val="standardContextual"/>
         </w:rPr>
       </w:pPr>
-      <w:hyperlink w:anchor="_Toc244142514" w:history="1">
+      <w:hyperlink w:anchor="_Toc244160506" w:history="1">
         <w:r>
           <w:rPr>
             <w:rStyle w:val="Collegamentoipertestuale"/>
@@ -8196,7 +8196,7 @@
             <w:noProof/>
             <w:webHidden/>
           </w:rPr>
-          <w:instrText xml:space="preserve"> PAGEREF _Toc244142514 \h </w:instrText>
+          <w:instrText xml:space="preserve"> PAGEREF _Toc244160506 \h </w:instrText>
         </w:r>
         <w:r>
           <w:rPr>
@@ -8243,7 +8243,7 @@
           <w14:ligatures w14:val="standardContextual"/>
         </w:rPr>
       </w:pPr>
-      <w:hyperlink w:anchor="_Toc244142515" w:history="1">
+      <w:hyperlink w:anchor="_Toc244160507" w:history="1">
         <w:r>
           <w:rPr>
             <w:rStyle w:val="Collegamentoipertestuale"/>
@@ -8288,7 +8288,7 @@
             <w:noProof/>
             <w:webHidden/>
           </w:rPr>
-          <w:instrText xml:space="preserve"> PAGEREF _Toc244142515 \h </w:instrText>
+          <w:instrText xml:space="preserve"> PAGEREF _Toc244160507 \h </w:instrText>
         </w:r>
         <w:r>
           <w:rPr>
@@ -8335,7 +8335,7 @@
           <w14:ligatures w14:val="standardContextual"/>
         </w:rPr>
       </w:pPr>
-      <w:hyperlink w:anchor="_Toc244142516" w:history="1">
+      <w:hyperlink w:anchor="_Toc244160508" w:history="1">
         <w:r>
           <w:rPr>
             <w:rStyle w:val="Collegamentoipertestuale"/>
@@ -8380,7 +8380,7 @@
             <w:noProof/>
             <w:webHidden/>
           </w:rPr>
-          <w:instrText xml:space="preserve"> PAGEREF _Toc244142516 \h </w:instrText>
+          <w:instrText xml:space="preserve"> PAGEREF _Toc244160508 \h </w:instrText>
         </w:r>
         <w:r>
           <w:rPr>
@@ -8427,7 +8427,7 @@
           <w14:ligatures w14:val="standardContextual"/>
         </w:rPr>
       </w:pPr>
-      <w:hyperlink w:anchor="_Toc244142517" w:history="1">
+      <w:hyperlink w:anchor="_Toc244160509" w:history="1">
         <w:r>
           <w:rPr>
             <w:rStyle w:val="Collegamentoipertestuale"/>
@@ -8472,7 +8472,7 @@
             <w:noProof/>
             <w:webHidden/>
           </w:rPr>
-          <w:instrText xml:space="preserve"> PAGEREF _Toc244142517 \h </w:instrText>
+          <w:instrText xml:space="preserve"> PAGEREF _Toc244160509 \h </w:instrText>
         </w:r>
         <w:r>
           <w:rPr>
@@ -8518,7 +8518,7 @@
           <w14:ligatures w14:val="standardContextual"/>
         </w:rPr>
       </w:pPr>
-      <w:hyperlink w:anchor="_Toc244142518" w:history="1">
+      <w:hyperlink w:anchor="_Toc244160510" w:history="1">
         <w:r>
           <w:rPr>
             <w:rStyle w:val="Collegamentoipertestuale"/>
@@ -8566,7 +8566,7 @@
             <w:noProof/>
             <w:webHidden/>
           </w:rPr>
-          <w:instrText xml:space="preserve"> PAGEREF _Toc244142518 \h </w:instrText>
+          <w:instrText xml:space="preserve"> PAGEREF _Toc244160510 \h </w:instrText>
         </w:r>
         <w:r>
           <w:rPr>
@@ -8613,7 +8613,7 @@
           <w14:ligatures w14:val="standardContextual"/>
         </w:rPr>
       </w:pPr>
-      <w:hyperlink w:anchor="_Toc244142519" w:history="1">
+      <w:hyperlink w:anchor="_Toc244160511" w:history="1">
         <w:r>
           <w:rPr>
             <w:rStyle w:val="Collegamentoipertestuale"/>
@@ -8658,7 +8658,7 @@
             <w:noProof/>
             <w:webHidden/>
           </w:rPr>
-          <w:instrText xml:space="preserve"> PAGEREF _Toc244142519 \h </w:instrText>
+          <w:instrText xml:space="preserve"> PAGEREF _Toc244160511 \h </w:instrText>
         </w:r>
         <w:r>
           <w:rPr>
@@ -8705,7 +8705,7 @@
           <w14:ligatures w14:val="standardContextual"/>
         </w:rPr>
       </w:pPr>
-      <w:hyperlink w:anchor="_Toc244142520" w:history="1">
+      <w:hyperlink w:anchor="_Toc244160512" w:history="1">
         <w:r>
           <w:rPr>
             <w:rStyle w:val="Collegamentoipertestuale"/>
@@ -8750,7 +8750,7 @@
             <w:noProof/>
             <w:webHidden/>
           </w:rPr>
-          <w:instrText xml:space="preserve"> PAGEREF _Toc244142520 \h </w:instrText>
+          <w:instrText xml:space="preserve"> PAGEREF _Toc244160512 \h </w:instrText>
         </w:r>
         <w:r>
           <w:rPr>
@@ -8797,7 +8797,7 @@
           <w14:ligatures w14:val="standardContextual"/>
         </w:rPr>
       </w:pPr>
-      <w:hyperlink w:anchor="_Toc244142521" w:history="1">
+      <w:hyperlink w:anchor="_Toc244160513" w:history="1">
         <w:r>
           <w:rPr>
             <w:rStyle w:val="Collegamentoipertestuale"/>
@@ -8842,7 +8842,7 @@
             <w:noProof/>
             <w:webHidden/>
           </w:rPr>
-          <w:instrText xml:space="preserve"> PAGEREF _Toc244142521 \h </w:instrText>
+          <w:instrText xml:space="preserve"> PAGEREF _Toc244160513 \h </w:instrText>
         </w:r>
         <w:r>
           <w:rPr>
@@ -8889,7 +8889,7 @@
           <w14:ligatures w14:val="standardContextual"/>
         </w:rPr>
       </w:pPr>
-      <w:hyperlink w:anchor="_Toc244142522" w:history="1">
+      <w:hyperlink w:anchor="_Toc244160514" w:history="1">
         <w:r>
           <w:rPr>
             <w:rStyle w:val="Collegamentoipertestuale"/>
@@ -8934,7 +8934,7 @@
             <w:noProof/>
             <w:webHidden/>
           </w:rPr>
-          <w:instrText xml:space="preserve"> PAGEREF _Toc244142522 \h </w:instrText>
+          <w:instrText xml:space="preserve"> PAGEREF _Toc244160514 \h </w:instrText>
         </w:r>
         <w:r>
           <w:rPr>
@@ -8980,7 +8980,7 @@
           <w14:ligatures w14:val="standardContextual"/>
         </w:rPr>
       </w:pPr>
-      <w:hyperlink w:anchor="_Toc244142523" w:history="1">
+      <w:hyperlink w:anchor="_Toc244160515" w:history="1">
         <w:r>
           <w:rPr>
             <w:rStyle w:val="Collegamentoipertestuale"/>
@@ -9028,7 +9028,7 @@
             <w:noProof/>
             <w:webHidden/>
           </w:rPr>
-          <w:instrText xml:space="preserve"> PAGEREF _Toc244142523 \h </w:instrText>
+          <w:instrText xml:space="preserve"> PAGEREF _Toc244160515 \h </w:instrText>
         </w:r>
         <w:r>
           <w:rPr>
@@ -9074,7 +9074,7 @@
           <w14:ligatures w14:val="standardContextual"/>
         </w:rPr>
       </w:pPr>
-      <w:hyperlink w:anchor="_Toc244142524" w:history="1">
+      <w:hyperlink w:anchor="_Toc244160516" w:history="1">
         <w:r>
           <w:rPr>
             <w:rStyle w:val="Collegamentoipertestuale"/>
@@ -9122,7 +9122,7 @@
             <w:noProof/>
             <w:webHidden/>
           </w:rPr>
-          <w:instrText xml:space="preserve"> PAGEREF _Toc244142524 \h </w:instrText>
+          <w:instrText xml:space="preserve"> PAGEREF _Toc244160516 \h </w:instrText>
         </w:r>
         <w:r>
           <w:rPr>
@@ -9169,7 +9169,7 @@
           <w14:ligatures w14:val="standardContextual"/>
         </w:rPr>
       </w:pPr>
-      <w:hyperlink w:anchor="_Toc244142525" w:history="1">
+      <w:hyperlink w:anchor="_Toc244160517" w:history="1">
         <w:r>
           <w:rPr>
             <w:rStyle w:val="Collegamentoipertestuale"/>
@@ -9214,7 +9214,7 @@
             <w:noProof/>
             <w:webHidden/>
           </w:rPr>
-          <w:instrText xml:space="preserve"> PAGEREF _Toc244142525 \h </w:instrText>
+          <w:instrText xml:space="preserve"> PAGEREF _Toc244160517 \h </w:instrText>
         </w:r>
         <w:r>
           <w:rPr>
@@ -9260,7 +9260,7 @@
           <w14:ligatures w14:val="standardContextual"/>
         </w:rPr>
       </w:pPr>
-      <w:hyperlink w:anchor="_Toc244142526" w:history="1">
+      <w:hyperlink w:anchor="_Toc244160518" w:history="1">
         <w:r>
           <w:rPr>
             <w:rStyle w:val="Collegamentoipertestuale"/>
@@ -9308,7 +9308,7 @@
             <w:noProof/>
             <w:webHidden/>
           </w:rPr>
-          <w:instrText xml:space="preserve"> PAGEREF _Toc244142526 \h </w:instrText>
+          <w:instrText xml:space="preserve"> PAGEREF _Toc244160518 \h </w:instrText>
         </w:r>
         <w:r>
           <w:rPr>
@@ -9355,7 +9355,7 @@
           <w14:ligatures w14:val="standardContextual"/>
         </w:rPr>
       </w:pPr>
-      <w:hyperlink w:anchor="_Toc244142527" w:history="1">
+      <w:hyperlink w:anchor="_Toc244160519" w:history="1">
         <w:r>
           <w:rPr>
             <w:rStyle w:val="Collegamentoipertestuale"/>
@@ -9400,7 +9400,7 @@
             <w:noProof/>
             <w:webHidden/>
           </w:rPr>
-          <w:instrText xml:space="preserve"> PAGEREF _Toc244142527 \h </w:instrText>
+          <w:instrText xml:space="preserve"> PAGEREF _Toc244160519 \h </w:instrText>
         </w:r>
         <w:r>
           <w:rPr>
@@ -9447,7 +9447,7 @@
           <w14:ligatures w14:val="standardContextual"/>
         </w:rPr>
       </w:pPr>
-      <w:hyperlink w:anchor="_Toc244142528" w:history="1">
+      <w:hyperlink w:anchor="_Toc244160520" w:history="1">
         <w:r>
           <w:rPr>
             <w:rStyle w:val="Collegamentoipertestuale"/>
@@ -9492,7 +9492,7 @@
             <w:noProof/>
             <w:webHidden/>
           </w:rPr>
-          <w:instrText xml:space="preserve"> PAGEREF _Toc244142528 \h </w:instrText>
+          <w:instrText xml:space="preserve"> PAGEREF _Toc244160520 \h </w:instrText>
         </w:r>
         <w:r>
           <w:rPr>
@@ -9539,7 +9539,7 @@
           <w14:ligatures w14:val="standardContextual"/>
         </w:rPr>
       </w:pPr>
-      <w:hyperlink w:anchor="_Toc244142529" w:history="1">
+      <w:hyperlink w:anchor="_Toc244160521" w:history="1">
         <w:r>
           <w:rPr>
             <w:rStyle w:val="Collegamentoipertestuale"/>
@@ -9584,7 +9584,7 @@
             <w:noProof/>
             <w:webHidden/>
           </w:rPr>
-          <w:instrText xml:space="preserve"> PAGEREF _Toc244142529 \h </w:instrText>
+          <w:instrText xml:space="preserve"> PAGEREF _Toc244160521 \h </w:instrText>
         </w:r>
         <w:r>
           <w:rPr>
@@ -9631,7 +9631,7 @@
           <w14:ligatures w14:val="standardContextual"/>
         </w:rPr>
       </w:pPr>
-      <w:hyperlink w:anchor="_Toc244142530" w:history="1">
+      <w:hyperlink w:anchor="_Toc244160522" w:history="1">
         <w:r>
           <w:rPr>
             <w:rStyle w:val="Collegamentoipertestuale"/>
@@ -9676,7 +9676,7 @@
             <w:noProof/>
             <w:webHidden/>
           </w:rPr>
-          <w:instrText xml:space="preserve"> PAGEREF _Toc244142530 \h </w:instrText>
+          <w:instrText xml:space="preserve"> PAGEREF _Toc244160522 \h </w:instrText>
         </w:r>
         <w:r>
           <w:rPr>
@@ -9723,7 +9723,7 @@
           <w14:ligatures w14:val="standardContextual"/>
         </w:rPr>
       </w:pPr>
-      <w:hyperlink w:anchor="_Toc244142531" w:history="1">
+      <w:hyperlink w:anchor="_Toc244160523" w:history="1">
         <w:r>
           <w:rPr>
             <w:rStyle w:val="Collegamentoipertestuale"/>
@@ -9768,7 +9768,7 @@
             <w:noProof/>
             <w:webHidden/>
           </w:rPr>
-          <w:instrText xml:space="preserve"> PAGEREF _Toc244142531 \h </w:instrText>
+          <w:instrText xml:space="preserve"> PAGEREF _Toc244160523 \h </w:instrText>
         </w:r>
         <w:r>
           <w:rPr>
@@ -9815,7 +9815,7 @@
           <w14:ligatures w14:val="standardContextual"/>
         </w:rPr>
       </w:pPr>
-      <w:hyperlink w:anchor="_Toc244142532" w:history="1">
+      <w:hyperlink w:anchor="_Toc244160524" w:history="1">
         <w:r>
           <w:rPr>
             <w:rStyle w:val="Collegamentoipertestuale"/>
@@ -9860,7 +9860,7 @@
             <w:noProof/>
             <w:webHidden/>
           </w:rPr>
-          <w:instrText xml:space="preserve"> PAGEREF _Toc244142532 \h </w:instrText>
+          <w:instrText xml:space="preserve"> PAGEREF _Toc244160524 \h </w:instrText>
         </w:r>
         <w:r>
           <w:rPr>
@@ -9906,7 +9906,7 @@
           <w14:ligatures w14:val="standardContextual"/>
         </w:rPr>
       </w:pPr>
-      <w:hyperlink w:anchor="_Toc244142533" w:history="1">
+      <w:hyperlink w:anchor="_Toc244160525" w:history="1">
         <w:r>
           <w:rPr>
             <w:rStyle w:val="Collegamentoipertestuale"/>
@@ -9954,7 +9954,7 @@
             <w:noProof/>
             <w:webHidden/>
           </w:rPr>
-          <w:instrText xml:space="preserve"> PAGEREF _Toc244142533 \h </w:instrText>
+          <w:instrText xml:space="preserve"> PAGEREF _Toc244160525 \h </w:instrText>
         </w:r>
         <w:r>
           <w:rPr>
@@ -10001,7 +10001,7 @@
           <w14:ligatures w14:val="standardContextual"/>
         </w:rPr>
       </w:pPr>
-      <w:hyperlink w:anchor="_Toc244142534" w:history="1">
+      <w:hyperlink w:anchor="_Toc244160526" w:history="1">
         <w:r>
           <w:rPr>
             <w:rStyle w:val="Collegamentoipertestuale"/>
@@ -10046,7 +10046,7 @@
             <w:noProof/>
             <w:webHidden/>
           </w:rPr>
-          <w:instrText xml:space="preserve"> PAGEREF _Toc244142534 \h </w:instrText>
+          <w:instrText xml:space="preserve"> PAGEREF _Toc244160526 \h </w:instrText>
         </w:r>
         <w:r>
           <w:rPr>
@@ -10093,7 +10093,7 @@
           <w14:ligatures w14:val="standardContextual"/>
         </w:rPr>
       </w:pPr>
-      <w:hyperlink w:anchor="_Toc244142535" w:history="1">
+      <w:hyperlink w:anchor="_Toc244160527" w:history="1">
         <w:r>
           <w:rPr>
             <w:rStyle w:val="Collegamentoipertestuale"/>
@@ -10138,7 +10138,7 @@
             <w:noProof/>
             <w:webHidden/>
           </w:rPr>
-          <w:instrText xml:space="preserve"> PAGEREF _Toc244142535 \h </w:instrText>
+          <w:instrText xml:space="preserve"> PAGEREF _Toc244160527 \h </w:instrText>
         </w:r>
         <w:r>
           <w:rPr>
@@ -10185,7 +10185,7 @@
           <w14:ligatures w14:val="standardContextual"/>
         </w:rPr>
       </w:pPr>
-      <w:hyperlink w:anchor="_Toc244142536" w:history="1">
+      <w:hyperlink w:anchor="_Toc244160528" w:history="1">
         <w:r>
           <w:rPr>
             <w:rStyle w:val="Collegamentoipertestuale"/>
@@ -10230,7 +10230,7 @@
             <w:noProof/>
             <w:webHidden/>
           </w:rPr>
-          <w:instrText xml:space="preserve"> PAGEREF _Toc244142536 \h </w:instrText>
+          <w:instrText xml:space="preserve"> PAGEREF _Toc244160528 \h </w:instrText>
         </w:r>
         <w:r>
           <w:rPr>
@@ -10277,7 +10277,7 @@
           <w14:ligatures w14:val="standardContextual"/>
         </w:rPr>
       </w:pPr>
-      <w:hyperlink w:anchor="_Toc244142537" w:history="1">
+      <w:hyperlink w:anchor="_Toc244160529" w:history="1">
         <w:r>
           <w:rPr>
             <w:rStyle w:val="Collegamentoipertestuale"/>
@@ -10322,7 +10322,7 @@
             <w:noProof/>
             <w:webHidden/>
           </w:rPr>
-          <w:instrText xml:space="preserve"> PAGEREF _Toc244142537 \h </w:instrText>
+          <w:instrText xml:space="preserve"> PAGEREF _Toc244160529 \h </w:instrText>
         </w:r>
         <w:r>
           <w:rPr>
@@ -10369,7 +10369,7 @@
           <w14:ligatures w14:val="standardContextual"/>
         </w:rPr>
       </w:pPr>
-      <w:hyperlink w:anchor="_Toc244142538" w:history="1">
+      <w:hyperlink w:anchor="_Toc244160530" w:history="1">
         <w:r>
           <w:rPr>
             <w:rStyle w:val="Collegamentoipertestuale"/>
@@ -10414,7 +10414,7 @@
             <w:noProof/>
             <w:webHidden/>
           </w:rPr>
-          <w:instrText xml:space="preserve"> PAGEREF _Toc244142538 \h </w:instrText>
+          <w:instrText xml:space="preserve"> PAGEREF _Toc244160530 \h </w:instrText>
         </w:r>
         <w:r>
           <w:rPr>
@@ -10461,7 +10461,7 @@
           <w14:ligatures w14:val="standardContextual"/>
         </w:rPr>
       </w:pPr>
-      <w:hyperlink w:anchor="_Toc244142539" w:history="1">
+      <w:hyperlink w:anchor="_Toc244160531" w:history="1">
         <w:r>
           <w:rPr>
             <w:rStyle w:val="Collegamentoipertestuale"/>
@@ -10506,7 +10506,7 @@
             <w:noProof/>
             <w:webHidden/>
           </w:rPr>
-          <w:instrText xml:space="preserve"> PAGEREF _Toc244142539 \h </w:instrText>
+          <w:instrText xml:space="preserve"> PAGEREF _Toc244160531 \h </w:instrText>
         </w:r>
         <w:r>
           <w:rPr>
@@ -10553,7 +10553,7 @@
           <w14:ligatures w14:val="standardContextual"/>
         </w:rPr>
       </w:pPr>
-      <w:hyperlink w:anchor="_Toc244142540" w:history="1">
+      <w:hyperlink w:anchor="_Toc244160532" w:history="1">
         <w:r>
           <w:rPr>
             <w:rStyle w:val="Collegamentoipertestuale"/>
@@ -10598,7 +10598,7 @@
             <w:noProof/>
             <w:webHidden/>
           </w:rPr>
-          <w:instrText xml:space="preserve"> PAGEREF _Toc244142540 \h </w:instrText>
+          <w:instrText xml:space="preserve"> PAGEREF _Toc244160532 \h </w:instrText>
         </w:r>
         <w:r>
           <w:rPr>
@@ -10644,7 +10644,7 @@
           <w14:ligatures w14:val="standardContextual"/>
         </w:rPr>
       </w:pPr>
-      <w:hyperlink w:anchor="_Toc244142541" w:history="1">
+      <w:hyperlink w:anchor="_Toc244160533" w:history="1">
         <w:r>
           <w:rPr>
             <w:rStyle w:val="Collegamentoipertestuale"/>
@@ -10692,7 +10692,7 @@
             <w:noProof/>
             <w:webHidden/>
           </w:rPr>
-          <w:instrText xml:space="preserve"> PAGEREF _Toc244142541 \h </w:instrText>
+          <w:instrText xml:space="preserve"> PAGEREF _Toc244160533 \h </w:instrText>
         </w:r>
         <w:r>
           <w:rPr>
@@ -10712,7 +10712,7 @@
             <w:noProof/>
             <w:webHidden/>
           </w:rPr>
-          <w:t>51</w:t>
+          <w:t>52</w:t>
         </w:r>
         <w:r>
           <w:rPr>
@@ -10739,7 +10739,7 @@
           <w14:ligatures w14:val="standardContextual"/>
         </w:rPr>
       </w:pPr>
-      <w:hyperlink w:anchor="_Toc244142542" w:history="1">
+      <w:hyperlink w:anchor="_Toc244160534" w:history="1">
         <w:r>
           <w:rPr>
             <w:rStyle w:val="Collegamentoipertestuale"/>
@@ -10784,7 +10784,7 @@
             <w:noProof/>
             <w:webHidden/>
           </w:rPr>
-          <w:instrText xml:space="preserve"> PAGEREF _Toc244142542 \h </w:instrText>
+          <w:instrText xml:space="preserve"> PAGEREF _Toc244160534 \h </w:instrText>
         </w:r>
         <w:r>
           <w:rPr>
@@ -10804,7 +10804,7 @@
             <w:noProof/>
             <w:webHidden/>
           </w:rPr>
-          <w:t>51</w:t>
+          <w:t>52</w:t>
         </w:r>
         <w:r>
           <w:rPr>
@@ -10831,7 +10831,7 @@
           <w14:ligatures w14:val="standardContextual"/>
         </w:rPr>
       </w:pPr>
-      <w:hyperlink w:anchor="_Toc244142543" w:history="1">
+      <w:hyperlink w:anchor="_Toc244160535" w:history="1">
         <w:r>
           <w:rPr>
             <w:rStyle w:val="Collegamentoipertestuale"/>
@@ -10876,7 +10876,7 @@
             <w:noProof/>
             <w:webHidden/>
           </w:rPr>
-          <w:instrText xml:space="preserve"> PAGEREF _Toc244142543 \h </w:instrText>
+          <w:instrText xml:space="preserve"> PAGEREF _Toc244160535 \h </w:instrText>
         </w:r>
         <w:r>
           <w:rPr>
@@ -10923,7 +10923,7 @@
           <w14:ligatures w14:val="standardContextual"/>
         </w:rPr>
       </w:pPr>
-      <w:hyperlink w:anchor="_Toc244142544" w:history="1">
+      <w:hyperlink w:anchor="_Toc244160536" w:history="1">
         <w:r>
           <w:rPr>
             <w:rStyle w:val="Collegamentoipertestuale"/>
@@ -10968,7 +10968,7 @@
             <w:noProof/>
             <w:webHidden/>
           </w:rPr>
-          <w:instrText xml:space="preserve"> PAGEREF _Toc244142544 \h </w:instrText>
+          <w:instrText xml:space="preserve"> PAGEREF _Toc244160536 \h </w:instrText>
         </w:r>
         <w:r>
           <w:rPr>
@@ -11014,7 +11014,7 @@
           <w14:ligatures w14:val="standardContextual"/>
         </w:rPr>
       </w:pPr>
-      <w:hyperlink w:anchor="_Toc244142545" w:history="1">
+      <w:hyperlink w:anchor="_Toc244160537" w:history="1">
         <w:r>
           <w:rPr>
             <w:rStyle w:val="Collegamentoipertestuale"/>
@@ -11062,7 +11062,7 @@
             <w:noProof/>
             <w:webHidden/>
           </w:rPr>
-          <w:instrText xml:space="preserve"> PAGEREF _Toc244142545 \h </w:instrText>
+          <w:instrText xml:space="preserve"> PAGEREF _Toc244160537 \h </w:instrText>
         </w:r>
         <w:r>
           <w:rPr>
@@ -11109,7 +11109,7 @@
           <w14:ligatures w14:val="standardContextual"/>
         </w:rPr>
       </w:pPr>
-      <w:hyperlink w:anchor="_Toc244142546" w:history="1">
+      <w:hyperlink w:anchor="_Toc244160538" w:history="1">
         <w:r>
           <w:rPr>
             <w:rStyle w:val="Collegamentoipertestuale"/>
@@ -11154,7 +11154,7 @@
             <w:noProof/>
             <w:webHidden/>
           </w:rPr>
-          <w:instrText xml:space="preserve"> PAGEREF _Toc244142546 \h </w:instrText>
+          <w:instrText xml:space="preserve"> PAGEREF _Toc244160538 \h </w:instrText>
         </w:r>
         <w:r>
           <w:rPr>
@@ -11201,7 +11201,7 @@
           <w14:ligatures w14:val="standardContextual"/>
         </w:rPr>
       </w:pPr>
-      <w:hyperlink w:anchor="_Toc244142547" w:history="1">
+      <w:hyperlink w:anchor="_Toc244160539" w:history="1">
         <w:r>
           <w:rPr>
             <w:rStyle w:val="Collegamentoipertestuale"/>
@@ -11246,7 +11246,7 @@
             <w:noProof/>
             <w:webHidden/>
           </w:rPr>
-          <w:instrText xml:space="preserve"> PAGEREF _Toc244142547 \h </w:instrText>
+          <w:instrText xml:space="preserve"> PAGEREF _Toc244160539 \h </w:instrText>
         </w:r>
         <w:r>
           <w:rPr>
@@ -11266,7 +11266,7 @@
             <w:noProof/>
             <w:webHidden/>
           </w:rPr>
-          <w:t>54</w:t>
+          <w:t>55</w:t>
         </w:r>
         <w:r>
           <w:rPr>
@@ -11293,7 +11293,7 @@
           <w14:ligatures w14:val="standardContextual"/>
         </w:rPr>
       </w:pPr>
-      <w:hyperlink w:anchor="_Toc244142548" w:history="1">
+      <w:hyperlink w:anchor="_Toc244160540" w:history="1">
         <w:r>
           <w:rPr>
             <w:rStyle w:val="Collegamentoipertestuale"/>
@@ -11338,7 +11338,7 @@
             <w:noProof/>
             <w:webHidden/>
           </w:rPr>
-          <w:instrText xml:space="preserve"> PAGEREF _Toc244142548 \h </w:instrText>
+          <w:instrText xml:space="preserve"> PAGEREF _Toc244160540 \h </w:instrText>
         </w:r>
         <w:r>
           <w:rPr>
@@ -11385,7 +11385,7 @@
           <w14:ligatures w14:val="standardContextual"/>
         </w:rPr>
       </w:pPr>
-      <w:hyperlink w:anchor="_Toc244142549" w:history="1">
+      <w:hyperlink w:anchor="_Toc244160541" w:history="1">
         <w:r>
           <w:rPr>
             <w:rStyle w:val="Collegamentoipertestuale"/>
@@ -11430,7 +11430,7 @@
             <w:noProof/>
             <w:webHidden/>
           </w:rPr>
-          <w:instrText xml:space="preserve"> PAGEREF _Toc244142549 \h </w:instrText>
+          <w:instrText xml:space="preserve"> PAGEREF _Toc244160541 \h </w:instrText>
         </w:r>
         <w:r>
           <w:rPr>
@@ -11450,7 +11450,7 @@
             <w:noProof/>
             <w:webHidden/>
           </w:rPr>
-          <w:t>55</w:t>
+          <w:t>56</w:t>
         </w:r>
         <w:r>
           <w:rPr>
@@ -11477,7 +11477,7 @@
           <w14:ligatures w14:val="standardContextual"/>
         </w:rPr>
       </w:pPr>
-      <w:hyperlink w:anchor="_Toc244142550" w:history="1">
+      <w:hyperlink w:anchor="_Toc244160542" w:history="1">
         <w:r>
           <w:rPr>
             <w:rStyle w:val="Collegamentoipertestuale"/>
@@ -11522,7 +11522,7 @@
             <w:noProof/>
             <w:webHidden/>
           </w:rPr>
-          <w:instrText xml:space="preserve"> PAGEREF _Toc244142550 \h </w:instrText>
+          <w:instrText xml:space="preserve"> PAGEREF _Toc244160542 \h </w:instrText>
         </w:r>
         <w:r>
           <w:rPr>
@@ -11569,7 +11569,7 @@
           <w14:ligatures w14:val="standardContextual"/>
         </w:rPr>
       </w:pPr>
-      <w:hyperlink w:anchor="_Toc244142551" w:history="1">
+      <w:hyperlink w:anchor="_Toc244160543" w:history="1">
         <w:r>
           <w:rPr>
             <w:rStyle w:val="Collegamentoipertestuale"/>
@@ -11614,7 +11614,7 @@
             <w:noProof/>
             <w:webHidden/>
           </w:rPr>
-          <w:instrText xml:space="preserve"> PAGEREF _Toc244142551 \h </w:instrText>
+          <w:instrText xml:space="preserve"> PAGEREF _Toc244160543 \h </w:instrText>
         </w:r>
         <w:r>
           <w:rPr>
@@ -11661,7 +11661,7 @@
           <w14:ligatures w14:val="standardContextual"/>
         </w:rPr>
       </w:pPr>
-      <w:hyperlink w:anchor="_Toc244142552" w:history="1">
+      <w:hyperlink w:anchor="_Toc244160544" w:history="1">
         <w:r>
           <w:rPr>
             <w:rStyle w:val="Collegamentoipertestuale"/>
@@ -11706,7 +11706,7 @@
             <w:noProof/>
             <w:webHidden/>
           </w:rPr>
-          <w:instrText xml:space="preserve"> PAGEREF _Toc244142552 \h </w:instrText>
+          <w:instrText xml:space="preserve"> PAGEREF _Toc244160544 \h </w:instrText>
         </w:r>
         <w:r>
           <w:rPr>
@@ -11753,7 +11753,7 @@
           <w14:ligatures w14:val="standardContextual"/>
         </w:rPr>
       </w:pPr>
-      <w:hyperlink w:anchor="_Toc244142553" w:history="1">
+      <w:hyperlink w:anchor="_Toc244160545" w:history="1">
         <w:r>
           <w:rPr>
             <w:rStyle w:val="Collegamentoipertestuale"/>
@@ -11798,7 +11798,7 @@
             <w:noProof/>
             <w:webHidden/>
           </w:rPr>
-          <w:instrText xml:space="preserve"> PAGEREF _Toc244142553 \h </w:instrText>
+          <w:instrText xml:space="preserve"> PAGEREF _Toc244160545 \h </w:instrText>
         </w:r>
         <w:r>
           <w:rPr>
@@ -11845,7 +11845,7 @@
           <w14:ligatures w14:val="standardContextual"/>
         </w:rPr>
       </w:pPr>
-      <w:hyperlink w:anchor="_Toc244142554" w:history="1">
+      <w:hyperlink w:anchor="_Toc244160546" w:history="1">
         <w:r>
           <w:rPr>
             <w:rStyle w:val="Collegamentoipertestuale"/>
@@ -11890,7 +11890,7 @@
             <w:noProof/>
             <w:webHidden/>
           </w:rPr>
-          <w:instrText xml:space="preserve"> PAGEREF _Toc244142554 \h </w:instrText>
+          <w:instrText xml:space="preserve"> PAGEREF _Toc244160546 \h </w:instrText>
         </w:r>
         <w:r>
           <w:rPr>
@@ -11937,7 +11937,7 @@
           <w14:ligatures w14:val="standardContextual"/>
         </w:rPr>
       </w:pPr>
-      <w:hyperlink w:anchor="_Toc244142555" w:history="1">
+      <w:hyperlink w:anchor="_Toc244160547" w:history="1">
         <w:r>
           <w:rPr>
             <w:rStyle w:val="Collegamentoipertestuale"/>
@@ -11982,7 +11982,7 @@
             <w:noProof/>
             <w:webHidden/>
           </w:rPr>
-          <w:instrText xml:space="preserve"> PAGEREF _Toc244142555 \h </w:instrText>
+          <w:instrText xml:space="preserve"> PAGEREF _Toc244160547 \h </w:instrText>
         </w:r>
         <w:r>
           <w:rPr>
@@ -12029,7 +12029,7 @@
           <w14:ligatures w14:val="standardContextual"/>
         </w:rPr>
       </w:pPr>
-      <w:hyperlink w:anchor="_Toc244142556" w:history="1">
+      <w:hyperlink w:anchor="_Toc244160548" w:history="1">
         <w:r>
           <w:rPr>
             <w:rStyle w:val="Collegamentoipertestuale"/>
@@ -12074,7 +12074,7 @@
             <w:noProof/>
             <w:webHidden/>
           </w:rPr>
-          <w:instrText xml:space="preserve"> PAGEREF _Toc244142556 \h </w:instrText>
+          <w:instrText xml:space="preserve"> PAGEREF _Toc244160548 \h </w:instrText>
         </w:r>
         <w:r>
           <w:rPr>
@@ -12121,7 +12121,7 @@
           <w14:ligatures w14:val="standardContextual"/>
         </w:rPr>
       </w:pPr>
-      <w:hyperlink w:anchor="_Toc244142557" w:history="1">
+      <w:hyperlink w:anchor="_Toc244160549" w:history="1">
         <w:r>
           <w:rPr>
             <w:rStyle w:val="Collegamentoipertestuale"/>
@@ -12166,7 +12166,7 @@
             <w:noProof/>
             <w:webHidden/>
           </w:rPr>
-          <w:instrText xml:space="preserve"> PAGEREF _Toc244142557 \h </w:instrText>
+          <w:instrText xml:space="preserve"> PAGEREF _Toc244160549 \h </w:instrText>
         </w:r>
         <w:r>
           <w:rPr>
@@ -12212,7 +12212,7 @@
           <w14:ligatures w14:val="standardContextual"/>
         </w:rPr>
       </w:pPr>
-      <w:hyperlink w:anchor="_Toc244142558" w:history="1">
+      <w:hyperlink w:anchor="_Toc244160550" w:history="1">
         <w:r>
           <w:rPr>
             <w:rStyle w:val="Collegamentoipertestuale"/>
@@ -12260,7 +12260,7 @@
             <w:noProof/>
             <w:webHidden/>
           </w:rPr>
-          <w:instrText xml:space="preserve"> PAGEREF _Toc244142558 \h </w:instrText>
+          <w:instrText xml:space="preserve"> PAGEREF _Toc244160550 \h </w:instrText>
         </w:r>
         <w:r>
           <w:rPr>
@@ -12280,7 +12280,7 @@
             <w:noProof/>
             <w:webHidden/>
           </w:rPr>
-          <w:t>62</w:t>
+          <w:t>63</w:t>
         </w:r>
         <w:r>
           <w:rPr>
@@ -12307,7 +12307,7 @@
           <w14:ligatures w14:val="standardContextual"/>
         </w:rPr>
       </w:pPr>
-      <w:hyperlink w:anchor="_Toc244142559" w:history="1">
+      <w:hyperlink w:anchor="_Toc244160551" w:history="1">
         <w:r>
           <w:rPr>
             <w:rStyle w:val="Collegamentoipertestuale"/>
@@ -12352,7 +12352,7 @@
             <w:noProof/>
             <w:webHidden/>
           </w:rPr>
-          <w:instrText xml:space="preserve"> PAGEREF _Toc244142559 \h </w:instrText>
+          <w:instrText xml:space="preserve"> PAGEREF _Toc244160551 \h </w:instrText>
         </w:r>
         <w:r>
           <w:rPr>
@@ -12372,7 +12372,7 @@
             <w:noProof/>
             <w:webHidden/>
           </w:rPr>
-          <w:t>62</w:t>
+          <w:t>63</w:t>
         </w:r>
         <w:r>
           <w:rPr>
@@ -12399,7 +12399,7 @@
           <w14:ligatures w14:val="standardContextual"/>
         </w:rPr>
       </w:pPr>
-      <w:hyperlink w:anchor="_Toc244142560" w:history="1">
+      <w:hyperlink w:anchor="_Toc244160552" w:history="1">
         <w:r>
           <w:rPr>
             <w:rStyle w:val="Collegamentoipertestuale"/>
@@ -12444,7 +12444,7 @@
             <w:noProof/>
             <w:webHidden/>
           </w:rPr>
-          <w:instrText xml:space="preserve"> PAGEREF _Toc244142560 \h </w:instrText>
+          <w:instrText xml:space="preserve"> PAGEREF _Toc244160552 \h </w:instrText>
         </w:r>
         <w:r>
           <w:rPr>
@@ -12491,7 +12491,7 @@
           <w14:ligatures w14:val="standardContextual"/>
         </w:rPr>
       </w:pPr>
-      <w:hyperlink w:anchor="_Toc244142561" w:history="1">
+      <w:hyperlink w:anchor="_Toc244160553" w:history="1">
         <w:r>
           <w:rPr>
             <w:rStyle w:val="Collegamentoipertestuale"/>
@@ -12536,7 +12536,7 @@
             <w:noProof/>
             <w:webHidden/>
           </w:rPr>
-          <w:instrText xml:space="preserve"> PAGEREF _Toc244142561 \h </w:instrText>
+          <w:instrText xml:space="preserve"> PAGEREF _Toc244160553 \h </w:instrText>
         </w:r>
         <w:r>
           <w:rPr>
@@ -12583,7 +12583,7 @@
           <w14:ligatures w14:val="standardContextual"/>
         </w:rPr>
       </w:pPr>
-      <w:hyperlink w:anchor="_Toc244142562" w:history="1">
+      <w:hyperlink w:anchor="_Toc244160554" w:history="1">
         <w:r>
           <w:rPr>
             <w:rStyle w:val="Collegamentoipertestuale"/>
@@ -12628,7 +12628,7 @@
             <w:noProof/>
             <w:webHidden/>
           </w:rPr>
-          <w:instrText xml:space="preserve"> PAGEREF _Toc244142562 \h </w:instrText>
+          <w:instrText xml:space="preserve"> PAGEREF _Toc244160554 \h </w:instrText>
         </w:r>
         <w:r>
           <w:rPr>
@@ -12675,7 +12675,7 @@
           <w14:ligatures w14:val="standardContextual"/>
         </w:rPr>
       </w:pPr>
-      <w:hyperlink w:anchor="_Toc244142563" w:history="1">
+      <w:hyperlink w:anchor="_Toc244160555" w:history="1">
         <w:r>
           <w:rPr>
             <w:rStyle w:val="Collegamentoipertestuale"/>
@@ -12720,7 +12720,7 @@
             <w:noProof/>
             <w:webHidden/>
           </w:rPr>
-          <w:instrText xml:space="preserve"> PAGEREF _Toc244142563 \h </w:instrText>
+          <w:instrText xml:space="preserve"> PAGEREF _Toc244160555 \h </w:instrText>
         </w:r>
         <w:r>
           <w:rPr>
@@ -12767,7 +12767,7 @@
           <w14:ligatures w14:val="standardContextual"/>
         </w:rPr>
       </w:pPr>
-      <w:hyperlink w:anchor="_Toc244142564" w:history="1">
+      <w:hyperlink w:anchor="_Toc244160556" w:history="1">
         <w:r>
           <w:rPr>
             <w:rStyle w:val="Collegamentoipertestuale"/>
@@ -12812,7 +12812,7 @@
             <w:noProof/>
             <w:webHidden/>
           </w:rPr>
-          <w:instrText xml:space="preserve"> PAGEREF _Toc244142564 \h </w:instrText>
+          <w:instrText xml:space="preserve"> PAGEREF _Toc244160556 \h </w:instrText>
         </w:r>
         <w:r>
           <w:rPr>
@@ -12859,7 +12859,7 @@
           <w14:ligatures w14:val="standardContextual"/>
         </w:rPr>
       </w:pPr>
-      <w:hyperlink w:anchor="_Toc244142565" w:history="1">
+      <w:hyperlink w:anchor="_Toc244160557" w:history="1">
         <w:r>
           <w:rPr>
             <w:rStyle w:val="Collegamentoipertestuale"/>
@@ -12904,7 +12904,7 @@
             <w:noProof/>
             <w:webHidden/>
           </w:rPr>
-          <w:instrText xml:space="preserve"> PAGEREF _Toc244142565 \h </w:instrText>
+          <w:instrText xml:space="preserve"> PAGEREF _Toc244160557 \h </w:instrText>
         </w:r>
         <w:r>
           <w:rPr>
@@ -12924,7 +12924,7 @@
             <w:noProof/>
             <w:webHidden/>
           </w:rPr>
-          <w:t>64</w:t>
+          <w:t>65</w:t>
         </w:r>
         <w:r>
           <w:rPr>
@@ -12950,7 +12950,7 @@
           <w14:ligatures w14:val="standardContextual"/>
         </w:rPr>
       </w:pPr>
-      <w:hyperlink w:anchor="_Toc244142566" w:history="1">
+      <w:hyperlink w:anchor="_Toc244160558" w:history="1">
         <w:r>
           <w:rPr>
             <w:rStyle w:val="Collegamentoipertestuale"/>
@@ -12998,7 +12998,7 @@
             <w:noProof/>
             <w:webHidden/>
           </w:rPr>
-          <w:instrText xml:space="preserve"> PAGEREF _Toc244142566 \h </w:instrText>
+          <w:instrText xml:space="preserve"> PAGEREF _Toc244160558 \h </w:instrText>
         </w:r>
         <w:r>
           <w:rPr>
@@ -13045,7 +13045,7 @@
           <w14:ligatures w14:val="standardContextual"/>
         </w:rPr>
       </w:pPr>
-      <w:hyperlink w:anchor="_Toc244142567" w:history="1">
+      <w:hyperlink w:anchor="_Toc244160559" w:history="1">
         <w:r>
           <w:rPr>
             <w:rStyle w:val="Collegamentoipertestuale"/>
@@ -13090,7 +13090,7 @@
             <w:noProof/>
             <w:webHidden/>
           </w:rPr>
-          <w:instrText xml:space="preserve"> PAGEREF _Toc244142567 \h </w:instrText>
+          <w:instrText xml:space="preserve"> PAGEREF _Toc244160559 \h </w:instrText>
         </w:r>
         <w:r>
           <w:rPr>
@@ -13137,7 +13137,7 @@
           <w14:ligatures w14:val="standardContextual"/>
         </w:rPr>
       </w:pPr>
-      <w:hyperlink w:anchor="_Toc244142568" w:history="1">
+      <w:hyperlink w:anchor="_Toc244160560" w:history="1">
         <w:r>
           <w:rPr>
             <w:rStyle w:val="Collegamentoipertestuale"/>
@@ -13182,7 +13182,7 @@
             <w:noProof/>
             <w:webHidden/>
           </w:rPr>
-          <w:instrText xml:space="preserve"> PAGEREF _Toc244142568 \h </w:instrText>
+          <w:instrText xml:space="preserve"> PAGEREF _Toc244160560 \h </w:instrText>
         </w:r>
         <w:r>
           <w:rPr>
@@ -13229,7 +13229,7 @@
           <w14:ligatures w14:val="standardContextual"/>
         </w:rPr>
       </w:pPr>
-      <w:hyperlink w:anchor="_Toc244142569" w:history="1">
+      <w:hyperlink w:anchor="_Toc244160561" w:history="1">
         <w:r>
           <w:rPr>
             <w:rStyle w:val="Collegamentoipertestuale"/>
@@ -13274,7 +13274,7 @@
             <w:noProof/>
             <w:webHidden/>
           </w:rPr>
-          <w:instrText xml:space="preserve"> PAGEREF _Toc244142569 \h </w:instrText>
+          <w:instrText xml:space="preserve"> PAGEREF _Toc244160561 \h </w:instrText>
         </w:r>
         <w:r>
           <w:rPr>
@@ -13294,7 +13294,7 @@
             <w:noProof/>
             <w:webHidden/>
           </w:rPr>
-          <w:t>65</w:t>
+          <w:t>66</w:t>
         </w:r>
         <w:r>
           <w:rPr>
@@ -13321,7 +13321,7 @@
           <w14:ligatures w14:val="standardContextual"/>
         </w:rPr>
       </w:pPr>
-      <w:hyperlink w:anchor="_Toc244142570" w:history="1">
+      <w:hyperlink w:anchor="_Toc244160562" w:history="1">
         <w:r>
           <w:rPr>
             <w:rStyle w:val="Collegamentoipertestuale"/>
@@ -13366,7 +13366,7 @@
             <w:noProof/>
             <w:webHidden/>
           </w:rPr>
-          <w:instrText xml:space="preserve"> PAGEREF _Toc244142570 \h </w:instrText>
+          <w:instrText xml:space="preserve"> PAGEREF _Toc244160562 \h </w:instrText>
         </w:r>
         <w:r>
           <w:rPr>
@@ -13413,7 +13413,7 @@
           <w14:ligatures w14:val="standardContextual"/>
         </w:rPr>
       </w:pPr>
-      <w:hyperlink w:anchor="_Toc244142571" w:history="1">
+      <w:hyperlink w:anchor="_Toc244160563" w:history="1">
         <w:r>
           <w:rPr>
             <w:rStyle w:val="Collegamentoipertestuale"/>
@@ -13458,7 +13458,7 @@
             <w:noProof/>
             <w:webHidden/>
           </w:rPr>
-          <w:instrText xml:space="preserve"> PAGEREF _Toc244142571 \h </w:instrText>
+          <w:instrText xml:space="preserve"> PAGEREF _Toc244160563 \h </w:instrText>
         </w:r>
         <w:r>
           <w:rPr>
@@ -13505,7 +13505,7 @@
           <w14:ligatures w14:val="standardContextual"/>
         </w:rPr>
       </w:pPr>
-      <w:hyperlink w:anchor="_Toc244142572" w:history="1">
+      <w:hyperlink w:anchor="_Toc244160564" w:history="1">
         <w:r>
           <w:rPr>
             <w:rStyle w:val="Collegamentoipertestuale"/>
@@ -13550,7 +13550,7 @@
             <w:noProof/>
             <w:webHidden/>
           </w:rPr>
-          <w:instrText xml:space="preserve"> PAGEREF _Toc244142572 \h </w:instrText>
+          <w:instrText xml:space="preserve"> PAGEREF _Toc244160564 \h </w:instrText>
         </w:r>
         <w:r>
           <w:rPr>
@@ -13570,7 +13570,7 @@
             <w:noProof/>
             <w:webHidden/>
           </w:rPr>
-          <w:t>67</w:t>
+          <w:t>68</w:t>
         </w:r>
         <w:r>
           <w:rPr>
@@ -13597,7 +13597,7 @@
           <w14:ligatures w14:val="standardContextual"/>
         </w:rPr>
       </w:pPr>
-      <w:hyperlink w:anchor="_Toc244142573" w:history="1">
+      <w:hyperlink w:anchor="_Toc244160565" w:history="1">
         <w:r>
           <w:rPr>
             <w:rStyle w:val="Collegamentoipertestuale"/>
@@ -13642,7 +13642,7 @@
             <w:noProof/>
             <w:webHidden/>
           </w:rPr>
-          <w:instrText xml:space="preserve"> PAGEREF _Toc244142573 \h </w:instrText>
+          <w:instrText xml:space="preserve"> PAGEREF _Toc244160565 \h </w:instrText>
         </w:r>
         <w:r>
           <w:rPr>
@@ -13689,7 +13689,7 @@
           <w14:ligatures w14:val="standardContextual"/>
         </w:rPr>
       </w:pPr>
-      <w:hyperlink w:anchor="_Toc244142574" w:history="1">
+      <w:hyperlink w:anchor="_Toc244160566" w:history="1">
         <w:r>
           <w:rPr>
             <w:rStyle w:val="Collegamentoipertestuale"/>
@@ -13734,7 +13734,7 @@
             <w:noProof/>
             <w:webHidden/>
           </w:rPr>
-          <w:instrText xml:space="preserve"> PAGEREF _Toc244142574 \h </w:instrText>
+          <w:instrText xml:space="preserve"> PAGEREF _Toc244160566 \h </w:instrText>
         </w:r>
         <w:r>
           <w:rPr>
@@ -13754,7 +13754,7 @@
             <w:noProof/>
             <w:webHidden/>
           </w:rPr>
-          <w:t>68</w:t>
+          <w:t>69</w:t>
         </w:r>
         <w:r>
           <w:rPr>
@@ -13781,7 +13781,7 @@
           <w14:ligatures w14:val="standardContextual"/>
         </w:rPr>
       </w:pPr>
-      <w:hyperlink w:anchor="_Toc244142575" w:history="1">
+      <w:hyperlink w:anchor="_Toc244160567" w:history="1">
         <w:r>
           <w:rPr>
             <w:rStyle w:val="Collegamentoipertestuale"/>
@@ -13826,7 +13826,7 @@
             <w:noProof/>
             <w:webHidden/>
           </w:rPr>
-          <w:instrText xml:space="preserve"> PAGEREF _Toc244142575 \h </w:instrText>
+          <w:instrText xml:space="preserve"> PAGEREF _Toc244160567 \h </w:instrText>
         </w:r>
         <w:r>
           <w:rPr>
@@ -13873,7 +13873,7 @@
           <w14:ligatures w14:val="standardContextual"/>
         </w:rPr>
       </w:pPr>
-      <w:hyperlink w:anchor="_Toc244142576" w:history="1">
+      <w:hyperlink w:anchor="_Toc244160568" w:history="1">
         <w:r>
           <w:rPr>
             <w:rStyle w:val="Collegamentoipertestuale"/>
@@ -13918,7 +13918,7 @@
             <w:noProof/>
             <w:webHidden/>
           </w:rPr>
-          <w:instrText xml:space="preserve"> PAGEREF _Toc244142576 \h </w:instrText>
+          <w:instrText xml:space="preserve"> PAGEREF _Toc244160568 \h </w:instrText>
         </w:r>
         <w:r>
           <w:rPr>
@@ -13965,7 +13965,7 @@
           <w14:ligatures w14:val="standardContextual"/>
         </w:rPr>
       </w:pPr>
-      <w:hyperlink w:anchor="_Toc244142577" w:history="1">
+      <w:hyperlink w:anchor="_Toc244160569" w:history="1">
         <w:r>
           <w:rPr>
             <w:rStyle w:val="Collegamentoipertestuale"/>
@@ -14010,7 +14010,7 @@
             <w:noProof/>
             <w:webHidden/>
           </w:rPr>
-          <w:instrText xml:space="preserve"> PAGEREF _Toc244142577 \h </w:instrText>
+          <w:instrText xml:space="preserve"> PAGEREF _Toc244160569 \h </w:instrText>
         </w:r>
         <w:r>
           <w:rPr>
@@ -14057,7 +14057,7 @@
           <w14:ligatures w14:val="standardContextual"/>
         </w:rPr>
       </w:pPr>
-      <w:hyperlink w:anchor="_Toc244142578" w:history="1">
+      <w:hyperlink w:anchor="_Toc244160570" w:history="1">
         <w:r>
           <w:rPr>
             <w:rStyle w:val="Collegamentoipertestuale"/>
@@ -14102,7 +14102,7 @@
             <w:noProof/>
             <w:webHidden/>
           </w:rPr>
-          <w:instrText xml:space="preserve"> PAGEREF _Toc244142578 \h </w:instrText>
+          <w:instrText xml:space="preserve"> PAGEREF _Toc244160570 \h </w:instrText>
         </w:r>
         <w:r>
           <w:rPr>
@@ -14149,7 +14149,7 @@
           <w14:ligatures w14:val="standardContextual"/>
         </w:rPr>
       </w:pPr>
-      <w:hyperlink w:anchor="_Toc244142579" w:history="1">
+      <w:hyperlink w:anchor="_Toc244160571" w:history="1">
         <w:r>
           <w:rPr>
             <w:rStyle w:val="Collegamentoipertestuale"/>
@@ -14194,7 +14194,7 @@
             <w:noProof/>
             <w:webHidden/>
           </w:rPr>
-          <w:instrText xml:space="preserve"> PAGEREF _Toc244142579 \h </w:instrText>
+          <w:instrText xml:space="preserve"> PAGEREF _Toc244160571 \h </w:instrText>
         </w:r>
         <w:r>
           <w:rPr>
@@ -14214,7 +14214,7 @@
             <w:noProof/>
             <w:webHidden/>
           </w:rPr>
-          <w:t>70</w:t>
+          <w:t>71</w:t>
         </w:r>
         <w:r>
           <w:rPr>
@@ -14241,7 +14241,7 @@
           <w14:ligatures w14:val="standardContextual"/>
         </w:rPr>
       </w:pPr>
-      <w:hyperlink w:anchor="_Toc244142580" w:history="1">
+      <w:hyperlink w:anchor="_Toc244160572" w:history="1">
         <w:r>
           <w:rPr>
             <w:rStyle w:val="Collegamentoipertestuale"/>
@@ -14286,7 +14286,7 @@
             <w:noProof/>
             <w:webHidden/>
           </w:rPr>
-          <w:instrText xml:space="preserve"> PAGEREF _Toc244142580 \h </w:instrText>
+          <w:instrText xml:space="preserve"> PAGEREF _Toc244160572 \h </w:instrText>
         </w:r>
         <w:r>
           <w:rPr>
@@ -14333,7 +14333,7 @@
           <w14:ligatures w14:val="standardContextual"/>
         </w:rPr>
       </w:pPr>
-      <w:hyperlink w:anchor="_Toc244142581" w:history="1">
+      <w:hyperlink w:anchor="_Toc244160573" w:history="1">
         <w:r>
           <w:rPr>
             <w:rStyle w:val="Collegamentoipertestuale"/>
@@ -14378,7 +14378,7 @@
             <w:noProof/>
             <w:webHidden/>
           </w:rPr>
-          <w:instrText xml:space="preserve"> PAGEREF _Toc244142581 \h </w:instrText>
+          <w:instrText xml:space="preserve"> PAGEREF _Toc244160573 \h </w:instrText>
         </w:r>
         <w:r>
           <w:rPr>
@@ -14425,7 +14425,7 @@
           <w14:ligatures w14:val="standardContextual"/>
         </w:rPr>
       </w:pPr>
-      <w:hyperlink w:anchor="_Toc244142582" w:history="1">
+      <w:hyperlink w:anchor="_Toc244160574" w:history="1">
         <w:r>
           <w:rPr>
             <w:rStyle w:val="Collegamentoipertestuale"/>
@@ -14470,7 +14470,7 @@
             <w:noProof/>
             <w:webHidden/>
           </w:rPr>
-          <w:instrText xml:space="preserve"> PAGEREF _Toc244142582 \h </w:instrText>
+          <w:instrText xml:space="preserve"> PAGEREF _Toc244160574 \h </w:instrText>
         </w:r>
         <w:r>
           <w:rPr>
@@ -14517,7 +14517,7 @@
           <w14:ligatures w14:val="standardContextual"/>
         </w:rPr>
       </w:pPr>
-      <w:hyperlink w:anchor="_Toc244142583" w:history="1">
+      <w:hyperlink w:anchor="_Toc244160575" w:history="1">
         <w:r>
           <w:rPr>
             <w:rStyle w:val="Collegamentoipertestuale"/>
@@ -14562,7 +14562,7 @@
             <w:noProof/>
             <w:webHidden/>
           </w:rPr>
-          <w:instrText xml:space="preserve"> PAGEREF _Toc244142583 \h </w:instrText>
+          <w:instrText xml:space="preserve"> PAGEREF _Toc244160575 \h </w:instrText>
         </w:r>
         <w:r>
           <w:rPr>
@@ -14582,7 +14582,7 @@
             <w:noProof/>
             <w:webHidden/>
           </w:rPr>
-          <w:t>72</w:t>
+          <w:t>73</w:t>
         </w:r>
         <w:r>
           <w:rPr>
@@ -14609,7 +14609,7 @@
           <w14:ligatures w14:val="standardContextual"/>
         </w:rPr>
       </w:pPr>
-      <w:hyperlink w:anchor="_Toc244142584" w:history="1">
+      <w:hyperlink w:anchor="_Toc244160576" w:history="1">
         <w:r>
           <w:rPr>
             <w:rStyle w:val="Collegamentoipertestuale"/>
@@ -14654,7 +14654,7 @@
             <w:noProof/>
             <w:webHidden/>
           </w:rPr>
-          <w:instrText xml:space="preserve"> PAGEREF _Toc244142584 \h </w:instrText>
+          <w:instrText xml:space="preserve"> PAGEREF _Toc244160576 \h </w:instrText>
         </w:r>
         <w:r>
           <w:rPr>
@@ -14701,7 +14701,7 @@
           <w14:ligatures w14:val="standardContextual"/>
         </w:rPr>
       </w:pPr>
-      <w:hyperlink w:anchor="_Toc244142585" w:history="1">
+      <w:hyperlink w:anchor="_Toc244160577" w:history="1">
         <w:r>
           <w:rPr>
             <w:rStyle w:val="Collegamentoipertestuale"/>
@@ -14746,7 +14746,7 @@
             <w:noProof/>
             <w:webHidden/>
           </w:rPr>
-          <w:instrText xml:space="preserve"> PAGEREF _Toc244142585 \h </w:instrText>
+          <w:instrText xml:space="preserve"> PAGEREF _Toc244160577 \h </w:instrText>
         </w:r>
         <w:r>
           <w:rPr>
@@ -14793,7 +14793,7 @@
           <w14:ligatures w14:val="standardContextual"/>
         </w:rPr>
       </w:pPr>
-      <w:hyperlink w:anchor="_Toc244142586" w:history="1">
+      <w:hyperlink w:anchor="_Toc244160578" w:history="1">
         <w:r>
           <w:rPr>
             <w:rStyle w:val="Collegamentoipertestuale"/>
@@ -14838,7 +14838,7 @@
             <w:noProof/>
             <w:webHidden/>
           </w:rPr>
-          <w:instrText xml:space="preserve"> PAGEREF _Toc244142586 \h </w:instrText>
+          <w:instrText xml:space="preserve"> PAGEREF _Toc244160578 \h </w:instrText>
         </w:r>
         <w:r>
           <w:rPr>
@@ -14885,7 +14885,7 @@
           <w14:ligatures w14:val="standardContextual"/>
         </w:rPr>
       </w:pPr>
-      <w:hyperlink w:anchor="_Toc244142587" w:history="1">
+      <w:hyperlink w:anchor="_Toc244160579" w:history="1">
         <w:r>
           <w:rPr>
             <w:rStyle w:val="Collegamentoipertestuale"/>
@@ -14930,7 +14930,7 @@
             <w:noProof/>
             <w:webHidden/>
           </w:rPr>
-          <w:instrText xml:space="preserve"> PAGEREF _Toc244142587 \h </w:instrText>
+          <w:instrText xml:space="preserve"> PAGEREF _Toc244160579 \h </w:instrText>
         </w:r>
         <w:r>
           <w:rPr>
@@ -14977,7 +14977,7 @@
           <w14:ligatures w14:val="standardContextual"/>
         </w:rPr>
       </w:pPr>
-      <w:hyperlink w:anchor="_Toc244142588" w:history="1">
+      <w:hyperlink w:anchor="_Toc244160580" w:history="1">
         <w:r>
           <w:rPr>
             <w:rStyle w:val="Collegamentoipertestuale"/>
@@ -15022,7 +15022,7 @@
             <w:noProof/>
             <w:webHidden/>
           </w:rPr>
-          <w:instrText xml:space="preserve"> PAGEREF _Toc244142588 \h </w:instrText>
+          <w:instrText xml:space="preserve"> PAGEREF _Toc244160580 \h </w:instrText>
         </w:r>
         <w:r>
           <w:rPr>
@@ -15042,7 +15042,7 @@
             <w:noProof/>
             <w:webHidden/>
           </w:rPr>
-          <w:t>78</w:t>
+          <w:t>79</w:t>
         </w:r>
         <w:r>
           <w:rPr>
@@ -15068,7 +15068,7 @@
           <w14:ligatures w14:val="standardContextual"/>
         </w:rPr>
       </w:pPr>
-      <w:hyperlink w:anchor="_Toc244142589" w:history="1">
+      <w:hyperlink w:anchor="_Toc244160581" w:history="1">
         <w:r>
           <w:rPr>
             <w:rStyle w:val="Collegamentoipertestuale"/>
@@ -15116,7 +15116,7 @@
             <w:noProof/>
             <w:webHidden/>
           </w:rPr>
-          <w:instrText xml:space="preserve"> PAGEREF _Toc244142589 \h </w:instrText>
+          <w:instrText xml:space="preserve"> PAGEREF _Toc244160581 \h </w:instrText>
         </w:r>
         <w:r>
           <w:rPr>
@@ -15163,7 +15163,7 @@
           <w14:ligatures w14:val="standardContextual"/>
         </w:rPr>
       </w:pPr>
-      <w:hyperlink w:anchor="_Toc244142590" w:history="1">
+      <w:hyperlink w:anchor="_Toc244160582" w:history="1">
         <w:r>
           <w:rPr>
             <w:rStyle w:val="Collegamentoipertestuale"/>
@@ -15208,7 +15208,7 @@
             <w:noProof/>
             <w:webHidden/>
           </w:rPr>
-          <w:instrText xml:space="preserve"> PAGEREF _Toc244142590 \h </w:instrText>
+          <w:instrText xml:space="preserve"> PAGEREF _Toc244160582 \h </w:instrText>
         </w:r>
         <w:r>
           <w:rPr>
@@ -15255,7 +15255,7 @@
           <w14:ligatures w14:val="standardContextual"/>
         </w:rPr>
       </w:pPr>
-      <w:hyperlink w:anchor="_Toc244142591" w:history="1">
+      <w:hyperlink w:anchor="_Toc244160583" w:history="1">
         <w:r>
           <w:rPr>
             <w:rStyle w:val="Collegamentoipertestuale"/>
@@ -15300,7 +15300,7 @@
             <w:noProof/>
             <w:webHidden/>
           </w:rPr>
-          <w:instrText xml:space="preserve"> PAGEREF _Toc244142591 \h </w:instrText>
+          <w:instrText xml:space="preserve"> PAGEREF _Toc244160583 \h </w:instrText>
         </w:r>
         <w:r>
           <w:rPr>
@@ -15320,7 +15320,7 @@
             <w:noProof/>
             <w:webHidden/>
           </w:rPr>
-          <w:t>79</w:t>
+          <w:t>80</w:t>
         </w:r>
         <w:r>
           <w:rPr>
@@ -15347,7 +15347,7 @@
           <w14:ligatures w14:val="standardContextual"/>
         </w:rPr>
       </w:pPr>
-      <w:hyperlink w:anchor="_Toc244142592" w:history="1">
+      <w:hyperlink w:anchor="_Toc244160584" w:history="1">
         <w:r>
           <w:rPr>
             <w:rStyle w:val="Collegamentoipertestuale"/>
@@ -15392,7 +15392,7 @@
             <w:noProof/>
             <w:webHidden/>
           </w:rPr>
-          <w:instrText xml:space="preserve"> PAGEREF _Toc244142592 \h </w:instrText>
+          <w:instrText xml:space="preserve"> PAGEREF _Toc244160584 \h </w:instrText>
         </w:r>
         <w:r>
           <w:rPr>
@@ -15412,7 +15412,7 @@
             <w:noProof/>
             <w:webHidden/>
           </w:rPr>
-          <w:t>79</w:t>
+          <w:t>80</w:t>
         </w:r>
         <w:r>
           <w:rPr>
@@ -15438,7 +15438,7 @@
           <w14:ligatures w14:val="standardContextual"/>
         </w:rPr>
       </w:pPr>
-      <w:hyperlink w:anchor="_Toc244142593" w:history="1">
+      <w:hyperlink w:anchor="_Toc244160585" w:history="1">
         <w:r>
           <w:rPr>
             <w:rStyle w:val="Collegamentoipertestuale"/>
@@ -15486,7 +15486,7 @@
             <w:noProof/>
             <w:webHidden/>
           </w:rPr>
-          <w:instrText xml:space="preserve"> PAGEREF _Toc244142593 \h </w:instrText>
+          <w:instrText xml:space="preserve"> PAGEREF _Toc244160585 \h </w:instrText>
         </w:r>
         <w:r>
           <w:rPr>
@@ -15506,7 +15506,7 @@
             <w:noProof/>
             <w:webHidden/>
           </w:rPr>
-          <w:t>79</w:t>
+          <w:t>80</w:t>
         </w:r>
         <w:r>
           <w:rPr>
@@ -15533,7 +15533,7 @@
           <w14:ligatures w14:val="standardContextual"/>
         </w:rPr>
       </w:pPr>
-      <w:hyperlink w:anchor="_Toc244142594" w:history="1">
+      <w:hyperlink w:anchor="_Toc244160586" w:history="1">
         <w:r>
           <w:rPr>
             <w:rStyle w:val="Collegamentoipertestuale"/>
@@ -15578,7 +15578,7 @@
             <w:noProof/>
             <w:webHidden/>
           </w:rPr>
-          <w:instrText xml:space="preserve"> PAGEREF _Toc244142594 \h </w:instrText>
+          <w:instrText xml:space="preserve"> PAGEREF _Toc244160586 \h </w:instrText>
         </w:r>
         <w:r>
           <w:rPr>
@@ -15598,7 +15598,7 @@
             <w:noProof/>
             <w:webHidden/>
           </w:rPr>
-          <w:t>79</w:t>
+          <w:t>80</w:t>
         </w:r>
         <w:r>
           <w:rPr>
@@ -15625,7 +15625,7 @@
           <w14:ligatures w14:val="standardContextual"/>
         </w:rPr>
       </w:pPr>
-      <w:hyperlink w:anchor="_Toc244142595" w:history="1">
+      <w:hyperlink w:anchor="_Toc244160587" w:history="1">
         <w:r>
           <w:rPr>
             <w:rStyle w:val="Collegamentoipertestuale"/>
@@ -15670,7 +15670,7 @@
             <w:noProof/>
             <w:webHidden/>
           </w:rPr>
-          <w:instrText xml:space="preserve"> PAGEREF _Toc244142595 \h </w:instrText>
+          <w:instrText xml:space="preserve"> PAGEREF _Toc244160587 \h </w:instrText>
         </w:r>
         <w:r>
           <w:rPr>
@@ -15690,7 +15690,7 @@
             <w:noProof/>
             <w:webHidden/>
           </w:rPr>
-          <w:t>79</w:t>
+          <w:t>80</w:t>
         </w:r>
         <w:r>
           <w:rPr>
@@ -15717,7 +15717,7 @@
           <w14:ligatures w14:val="standardContextual"/>
         </w:rPr>
       </w:pPr>
-      <w:hyperlink w:anchor="_Toc244142596" w:history="1">
+      <w:hyperlink w:anchor="_Toc244160588" w:history="1">
         <w:r>
           <w:rPr>
             <w:rStyle w:val="Collegamentoipertestuale"/>
@@ -15762,7 +15762,7 @@
             <w:noProof/>
             <w:webHidden/>
           </w:rPr>
-          <w:instrText xml:space="preserve"> PAGEREF _Toc244142596 \h </w:instrText>
+          <w:instrText xml:space="preserve"> PAGEREF _Toc244160588 \h </w:instrText>
         </w:r>
         <w:r>
           <w:rPr>
@@ -15808,7 +15808,7 @@
           <w14:ligatures w14:val="standardContextual"/>
         </w:rPr>
       </w:pPr>
-      <w:hyperlink w:anchor="_Toc244142597" w:history="1">
+      <w:hyperlink w:anchor="_Toc244160589" w:history="1">
         <w:r>
           <w:rPr>
             <w:rStyle w:val="Collegamentoipertestuale"/>
@@ -15856,7 +15856,7 @@
             <w:noProof/>
             <w:webHidden/>
           </w:rPr>
-          <w:instrText xml:space="preserve"> PAGEREF _Toc244142597 \h </w:instrText>
+          <w:instrText xml:space="preserve"> PAGEREF _Toc244160589 \h </w:instrText>
         </w:r>
         <w:r>
           <w:rPr>
@@ -15903,7 +15903,7 @@
           <w14:ligatures w14:val="standardContextual"/>
         </w:rPr>
       </w:pPr>
-      <w:hyperlink w:anchor="_Toc244142598" w:history="1">
+      <w:hyperlink w:anchor="_Toc244160590" w:history="1">
         <w:r>
           <w:rPr>
             <w:rStyle w:val="Collegamentoipertestuale"/>
@@ -15948,7 +15948,7 @@
             <w:noProof/>
             <w:webHidden/>
           </w:rPr>
-          <w:instrText xml:space="preserve"> PAGEREF _Toc244142598 \h </w:instrText>
+          <w:instrText xml:space="preserve"> PAGEREF _Toc244160590 \h </w:instrText>
         </w:r>
         <w:r>
           <w:rPr>
@@ -15968,7 +15968,7 @@
             <w:noProof/>
             <w:webHidden/>
           </w:rPr>
-          <w:t>80</w:t>
+          <w:t>81</w:t>
         </w:r>
         <w:r>
           <w:rPr>
@@ -15995,7 +15995,7 @@
           <w14:ligatures w14:val="standardContextual"/>
         </w:rPr>
       </w:pPr>
-      <w:hyperlink w:anchor="_Toc244142599" w:history="1">
+      <w:hyperlink w:anchor="_Toc244160591" w:history="1">
         <w:r>
           <w:rPr>
             <w:rStyle w:val="Collegamentoipertestuale"/>
@@ -16040,7 +16040,7 @@
             <w:noProof/>
             <w:webHidden/>
           </w:rPr>
-          <w:instrText xml:space="preserve"> PAGEREF _Toc244142599 \h </w:instrText>
+          <w:instrText xml:space="preserve"> PAGEREF _Toc244160591 \h </w:instrText>
         </w:r>
         <w:r>
           <w:rPr>
@@ -16087,7 +16087,7 @@
           <w14:ligatures w14:val="standardContextual"/>
         </w:rPr>
       </w:pPr>
-      <w:hyperlink w:anchor="_Toc244142600" w:history="1">
+      <w:hyperlink w:anchor="_Toc244160592" w:history="1">
         <w:r>
           <w:rPr>
             <w:rStyle w:val="Collegamentoipertestuale"/>
@@ -16132,7 +16132,7 @@
             <w:noProof/>
             <w:webHidden/>
           </w:rPr>
-          <w:instrText xml:space="preserve"> PAGEREF _Toc244142600 \h </w:instrText>
+          <w:instrText xml:space="preserve"> PAGEREF _Toc244160592 \h </w:instrText>
         </w:r>
         <w:r>
           <w:rPr>
@@ -16179,7 +16179,7 @@
           <w14:ligatures w14:val="standardContextual"/>
         </w:rPr>
       </w:pPr>
-      <w:hyperlink w:anchor="_Toc244142601" w:history="1">
+      <w:hyperlink w:anchor="_Toc244160593" w:history="1">
         <w:r>
           <w:rPr>
             <w:rStyle w:val="Collegamentoipertestuale"/>
@@ -16224,7 +16224,7 @@
             <w:noProof/>
             <w:webHidden/>
           </w:rPr>
-          <w:instrText xml:space="preserve"> PAGEREF _Toc244142601 \h </w:instrText>
+          <w:instrText xml:space="preserve"> PAGEREF _Toc244160593 \h </w:instrText>
         </w:r>
         <w:r>
           <w:rPr>
@@ -16244,7 +16244,7 @@
             <w:noProof/>
             <w:webHidden/>
           </w:rPr>
-          <w:t>82</w:t>
+          <w:t>83</w:t>
         </w:r>
         <w:r>
           <w:rPr>
@@ -16271,7 +16271,7 @@
           <w14:ligatures w14:val="standardContextual"/>
         </w:rPr>
       </w:pPr>
-      <w:hyperlink w:anchor="_Toc244142602" w:history="1">
+      <w:hyperlink w:anchor="_Toc244160594" w:history="1">
         <w:r>
           <w:rPr>
             <w:rStyle w:val="Collegamentoipertestuale"/>
@@ -16316,7 +16316,7 @@
             <w:noProof/>
             <w:webHidden/>
           </w:rPr>
-          <w:instrText xml:space="preserve"> PAGEREF _Toc244142602 \h </w:instrText>
+          <w:instrText xml:space="preserve"> PAGEREF _Toc244160594 \h </w:instrText>
         </w:r>
         <w:r>
           <w:rPr>
@@ -16336,7 +16336,7 @@
             <w:noProof/>
             <w:webHidden/>
           </w:rPr>
-          <w:t>83</w:t>
+          <w:t>84</w:t>
         </w:r>
         <w:r>
           <w:rPr>
@@ -16362,7 +16362,7 @@
           <w14:ligatures w14:val="standardContextual"/>
         </w:rPr>
       </w:pPr>
-      <w:hyperlink w:anchor="_Toc244142603" w:history="1">
+      <w:hyperlink w:anchor="_Toc244160595" w:history="1">
         <w:r>
           <w:rPr>
             <w:rStyle w:val="Collegamentoipertestuale"/>
@@ -16410,7 +16410,7 @@
             <w:noProof/>
             <w:webHidden/>
           </w:rPr>
-          <w:instrText xml:space="preserve"> PAGEREF _Toc244142603 \h </w:instrText>
+          <w:instrText xml:space="preserve"> PAGEREF _Toc244160595 \h </w:instrText>
         </w:r>
         <w:r>
           <w:rPr>
@@ -16430,7 +16430,7 @@
             <w:noProof/>
             <w:webHidden/>
           </w:rPr>
-          <w:t>84</w:t>
+          <w:t>85</w:t>
         </w:r>
         <w:r>
           <w:rPr>
@@ -16457,7 +16457,7 @@
           <w14:ligatures w14:val="standardContextual"/>
         </w:rPr>
       </w:pPr>
-      <w:hyperlink w:anchor="_Toc244142604" w:history="1">
+      <w:hyperlink w:anchor="_Toc244160596" w:history="1">
         <w:r>
           <w:rPr>
             <w:rStyle w:val="Collegamentoipertestuale"/>
@@ -16502,7 +16502,7 @@
             <w:noProof/>
             <w:webHidden/>
           </w:rPr>
-          <w:instrText xml:space="preserve"> PAGEREF _Toc244142604 \h </w:instrText>
+          <w:instrText xml:space="preserve"> PAGEREF _Toc244160596 \h </w:instrText>
         </w:r>
         <w:r>
           <w:rPr>
@@ -16522,7 +16522,7 @@
             <w:noProof/>
             <w:webHidden/>
           </w:rPr>
-          <w:t>84</w:t>
+          <w:t>85</w:t>
         </w:r>
         <w:r>
           <w:rPr>
@@ -16549,7 +16549,7 @@
           <w14:ligatures w14:val="standardContextual"/>
         </w:rPr>
       </w:pPr>
-      <w:hyperlink w:anchor="_Toc244142605" w:history="1">
+      <w:hyperlink w:anchor="_Toc244160597" w:history="1">
         <w:r>
           <w:rPr>
             <w:rStyle w:val="Collegamentoipertestuale"/>
@@ -16594,7 +16594,7 @@
             <w:noProof/>
             <w:webHidden/>
           </w:rPr>
-          <w:instrText xml:space="preserve"> PAGEREF _Toc244142605 \h </w:instrText>
+          <w:instrText xml:space="preserve"> PAGEREF _Toc244160597 \h </w:instrText>
         </w:r>
         <w:r>
           <w:rPr>
@@ -16614,7 +16614,7 @@
             <w:noProof/>
             <w:webHidden/>
           </w:rPr>
-          <w:t>84</w:t>
+          <w:t>85</w:t>
         </w:r>
         <w:r>
           <w:rPr>
@@ -16641,7 +16641,7 @@
           <w14:ligatures w14:val="standardContextual"/>
         </w:rPr>
       </w:pPr>
-      <w:hyperlink w:anchor="_Toc244142606" w:history="1">
+      <w:hyperlink w:anchor="_Toc244160598" w:history="1">
         <w:r>
           <w:rPr>
             <w:rStyle w:val="Collegamentoipertestuale"/>
@@ -16686,7 +16686,7 @@
             <w:noProof/>
             <w:webHidden/>
           </w:rPr>
-          <w:instrText xml:space="preserve"> PAGEREF _Toc244142606 \h </w:instrText>
+          <w:instrText xml:space="preserve"> PAGEREF _Toc244160598 \h </w:instrText>
         </w:r>
         <w:r>
           <w:rPr>
@@ -16706,7 +16706,7 @@
             <w:noProof/>
             <w:webHidden/>
           </w:rPr>
-          <w:t>84</w:t>
+          <w:t>85</w:t>
         </w:r>
         <w:r>
           <w:rPr>
@@ -16733,7 +16733,7 @@
           <w14:ligatures w14:val="standardContextual"/>
         </w:rPr>
       </w:pPr>
-      <w:hyperlink w:anchor="_Toc244142607" w:history="1">
+      <w:hyperlink w:anchor="_Toc244160599" w:history="1">
         <w:r>
           <w:rPr>
             <w:rStyle w:val="Collegamentoipertestuale"/>
@@ -16778,7 +16778,7 @@
             <w:noProof/>
             <w:webHidden/>
           </w:rPr>
-          <w:instrText xml:space="preserve"> PAGEREF _Toc244142607 \h </w:instrText>
+          <w:instrText xml:space="preserve"> PAGEREF _Toc244160599 \h </w:instrText>
         </w:r>
         <w:r>
           <w:rPr>
@@ -16798,7 +16798,7 @@
             <w:noProof/>
             <w:webHidden/>
           </w:rPr>
-          <w:t>85</w:t>
+          <w:t>86</w:t>
         </w:r>
         <w:r>
           <w:rPr>
@@ -16825,7 +16825,7 @@
           <w14:ligatures w14:val="standardContextual"/>
         </w:rPr>
       </w:pPr>
-      <w:hyperlink w:anchor="_Toc244142608" w:history="1">
+      <w:hyperlink w:anchor="_Toc244160600" w:history="1">
         <w:r>
           <w:rPr>
             <w:rStyle w:val="Collegamentoipertestuale"/>
@@ -16870,7 +16870,7 @@
             <w:noProof/>
             <w:webHidden/>
           </w:rPr>
-          <w:instrText xml:space="preserve"> PAGEREF _Toc244142608 \h </w:instrText>
+          <w:instrText xml:space="preserve"> PAGEREF _Toc244160600 \h </w:instrText>
         </w:r>
         <w:r>
           <w:rPr>
@@ -16890,7 +16890,7 @@
             <w:noProof/>
             <w:webHidden/>
           </w:rPr>
-          <w:t>86</w:t>
+          <w:t>87</w:t>
         </w:r>
         <w:r>
           <w:rPr>
@@ -16917,7 +16917,7 @@
           <w14:ligatures w14:val="standardContextual"/>
         </w:rPr>
       </w:pPr>
-      <w:hyperlink w:anchor="_Toc244142609" w:history="1">
+      <w:hyperlink w:anchor="_Toc244160601" w:history="1">
         <w:r>
           <w:rPr>
             <w:rStyle w:val="Collegamentoipertestuale"/>
@@ -16962,7 +16962,7 @@
             <w:noProof/>
             <w:webHidden/>
           </w:rPr>
-          <w:instrText xml:space="preserve"> PAGEREF _Toc244142609 \h </w:instrText>
+          <w:instrText xml:space="preserve"> PAGEREF _Toc244160601 \h </w:instrText>
         </w:r>
         <w:r>
           <w:rPr>
@@ -16982,7 +16982,7 @@
             <w:noProof/>
             <w:webHidden/>
           </w:rPr>
-          <w:t>86</w:t>
+          <w:t>87</w:t>
         </w:r>
         <w:r>
           <w:rPr>
@@ -17009,7 +17009,7 @@
           <w14:ligatures w14:val="standardContextual"/>
         </w:rPr>
       </w:pPr>
-      <w:hyperlink w:anchor="_Toc244142610" w:history="1">
+      <w:hyperlink w:anchor="_Toc244160602" w:history="1">
         <w:r>
           <w:rPr>
             <w:rStyle w:val="Collegamentoipertestuale"/>
@@ -17054,7 +17054,7 @@
             <w:noProof/>
             <w:webHidden/>
           </w:rPr>
-          <w:instrText xml:space="preserve"> PAGEREF _Toc244142610 \h </w:instrText>
+          <w:instrText xml:space="preserve"> PAGEREF _Toc244160602 \h </w:instrText>
         </w:r>
         <w:r>
           <w:rPr>
@@ -17074,7 +17074,7 @@
             <w:noProof/>
             <w:webHidden/>
           </w:rPr>
-          <w:t>87</w:t>
+          <w:t>88</w:t>
         </w:r>
         <w:r>
           <w:rPr>
@@ -17101,7 +17101,7 @@
           <w14:ligatures w14:val="standardContextual"/>
         </w:rPr>
       </w:pPr>
-      <w:hyperlink w:anchor="_Toc244142611" w:history="1">
+      <w:hyperlink w:anchor="_Toc244160603" w:history="1">
         <w:r>
           <w:rPr>
             <w:rStyle w:val="Collegamentoipertestuale"/>
@@ -17146,7 +17146,7 @@
             <w:noProof/>
             <w:webHidden/>
           </w:rPr>
-          <w:instrText xml:space="preserve"> PAGEREF _Toc244142611 \h </w:instrText>
+          <w:instrText xml:space="preserve"> PAGEREF _Toc244160603 \h </w:instrText>
         </w:r>
         <w:r>
           <w:rPr>
@@ -17166,7 +17166,7 @@
             <w:noProof/>
             <w:webHidden/>
           </w:rPr>
-          <w:t>87</w:t>
+          <w:t>88</w:t>
         </w:r>
         <w:r>
           <w:rPr>
@@ -17193,7 +17193,7 @@
           <w14:ligatures w14:val="standardContextual"/>
         </w:rPr>
       </w:pPr>
-      <w:hyperlink w:anchor="_Toc244142612" w:history="1">
+      <w:hyperlink w:anchor="_Toc244160604" w:history="1">
         <w:r>
           <w:rPr>
             <w:rStyle w:val="Collegamentoipertestuale"/>
@@ -17238,7 +17238,7 @@
             <w:noProof/>
             <w:webHidden/>
           </w:rPr>
-          <w:instrText xml:space="preserve"> PAGEREF _Toc244142612 \h </w:instrText>
+          <w:instrText xml:space="preserve"> PAGEREF _Toc244160604 \h </w:instrText>
         </w:r>
         <w:r>
           <w:rPr>
@@ -17258,7 +17258,7 @@
             <w:noProof/>
             <w:webHidden/>
           </w:rPr>
-          <w:t>88</w:t>
+          <w:t>89</w:t>
         </w:r>
         <w:r>
           <w:rPr>
@@ -17285,7 +17285,7 @@
           <w14:ligatures w14:val="standardContextual"/>
         </w:rPr>
       </w:pPr>
-      <w:hyperlink w:anchor="_Toc244142613" w:history="1">
+      <w:hyperlink w:anchor="_Toc244160605" w:history="1">
         <w:r>
           <w:rPr>
             <w:rStyle w:val="Collegamentoipertestuale"/>
@@ -17330,7 +17330,7 @@
             <w:noProof/>
             <w:webHidden/>
           </w:rPr>
-          <w:instrText xml:space="preserve"> PAGEREF _Toc244142613 \h </w:instrText>
+          <w:instrText xml:space="preserve"> PAGEREF _Toc244160605 \h </w:instrText>
         </w:r>
         <w:r>
           <w:rPr>
@@ -17350,7 +17350,7 @@
             <w:noProof/>
             <w:webHidden/>
           </w:rPr>
-          <w:t>89</w:t>
+          <w:t>90</w:t>
         </w:r>
         <w:r>
           <w:rPr>
@@ -17376,7 +17376,7 @@
           <w14:ligatures w14:val="standardContextual"/>
         </w:rPr>
       </w:pPr>
-      <w:hyperlink w:anchor="_Toc244142614" w:history="1">
+      <w:hyperlink w:anchor="_Toc244160606" w:history="1">
         <w:r>
           <w:rPr>
             <w:rStyle w:val="Collegamentoipertestuale"/>
@@ -17424,7 +17424,7 @@
             <w:noProof/>
             <w:webHidden/>
           </w:rPr>
-          <w:instrText xml:space="preserve"> PAGEREF _Toc244142614 \h </w:instrText>
+          <w:instrText xml:space="preserve"> PAGEREF _Toc244160606 \h </w:instrText>
         </w:r>
         <w:r>
           <w:rPr>
@@ -17444,7 +17444,7 @@
             <w:noProof/>
             <w:webHidden/>
           </w:rPr>
-          <w:t>91</w:t>
+          <w:t>92</w:t>
         </w:r>
         <w:r>
           <w:rPr>
@@ -17471,7 +17471,7 @@
           <w14:ligatures w14:val="standardContextual"/>
         </w:rPr>
       </w:pPr>
-      <w:hyperlink w:anchor="_Toc244142615" w:history="1">
+      <w:hyperlink w:anchor="_Toc244160607" w:history="1">
         <w:r>
           <w:rPr>
             <w:rStyle w:val="Collegamentoipertestuale"/>
@@ -17516,7 +17516,7 @@
             <w:noProof/>
             <w:webHidden/>
           </w:rPr>
-          <w:instrText xml:space="preserve"> PAGEREF _Toc244142615 \h </w:instrText>
+          <w:instrText xml:space="preserve"> PAGEREF _Toc244160607 \h </w:instrText>
         </w:r>
         <w:r>
           <w:rPr>
@@ -17536,7 +17536,7 @@
             <w:noProof/>
             <w:webHidden/>
           </w:rPr>
-          <w:t>91</w:t>
+          <w:t>92</w:t>
         </w:r>
         <w:r>
           <w:rPr>
@@ -17563,7 +17563,7 @@
           <w14:ligatures w14:val="standardContextual"/>
         </w:rPr>
       </w:pPr>
-      <w:hyperlink w:anchor="_Toc244142616" w:history="1">
+      <w:hyperlink w:anchor="_Toc244160608" w:history="1">
         <w:r>
           <w:rPr>
             <w:rStyle w:val="Collegamentoipertestuale"/>
@@ -17608,7 +17608,7 @@
             <w:noProof/>
             <w:webHidden/>
           </w:rPr>
-          <w:instrText xml:space="preserve"> PAGEREF _Toc244142616 \h </w:instrText>
+          <w:instrText xml:space="preserve"> PAGEREF _Toc244160608 \h </w:instrText>
         </w:r>
         <w:r>
           <w:rPr>
@@ -17628,7 +17628,7 @@
             <w:noProof/>
             <w:webHidden/>
           </w:rPr>
-          <w:t>91</w:t>
+          <w:t>92</w:t>
         </w:r>
         <w:r>
           <w:rPr>
@@ -17655,7 +17655,7 @@
           <w14:ligatures w14:val="standardContextual"/>
         </w:rPr>
       </w:pPr>
-      <w:hyperlink w:anchor="_Toc244142617" w:history="1">
+      <w:hyperlink w:anchor="_Toc244160609" w:history="1">
         <w:r>
           <w:rPr>
             <w:rStyle w:val="Collegamentoipertestuale"/>
@@ -17700,7 +17700,7 @@
             <w:noProof/>
             <w:webHidden/>
           </w:rPr>
-          <w:instrText xml:space="preserve"> PAGEREF _Toc244142617 \h </w:instrText>
+          <w:instrText xml:space="preserve"> PAGEREF _Toc244160609 \h </w:instrText>
         </w:r>
         <w:r>
           <w:rPr>
@@ -17720,7 +17720,7 @@
             <w:noProof/>
             <w:webHidden/>
           </w:rPr>
-          <w:t>92</w:t>
+          <w:t>93</w:t>
         </w:r>
         <w:r>
           <w:rPr>
@@ -17746,7 +17746,7 @@
           <w14:ligatures w14:val="standardContextual"/>
         </w:rPr>
       </w:pPr>
-      <w:hyperlink w:anchor="_Toc244142618" w:history="1">
+      <w:hyperlink w:anchor="_Toc244160610" w:history="1">
         <w:r>
           <w:rPr>
             <w:rStyle w:val="Collegamentoipertestuale"/>
@@ -17794,7 +17794,7 @@
             <w:noProof/>
             <w:webHidden/>
           </w:rPr>
-          <w:instrText xml:space="preserve"> PAGEREF _Toc244142618 \h </w:instrText>
+          <w:instrText xml:space="preserve"> PAGEREF _Toc244160610 \h </w:instrText>
         </w:r>
         <w:r>
           <w:rPr>
@@ -17814,7 +17814,7 @@
             <w:noProof/>
             <w:webHidden/>
           </w:rPr>
-          <w:t>92</w:t>
+          <w:t>93</w:t>
         </w:r>
         <w:r>
           <w:rPr>
@@ -17841,7 +17841,7 @@
           <w14:ligatures w14:val="standardContextual"/>
         </w:rPr>
       </w:pPr>
-      <w:hyperlink w:anchor="_Toc244142619" w:history="1">
+      <w:hyperlink w:anchor="_Toc244160611" w:history="1">
         <w:r>
           <w:rPr>
             <w:rStyle w:val="Collegamentoipertestuale"/>
@@ -17886,7 +17886,7 @@
             <w:noProof/>
             <w:webHidden/>
           </w:rPr>
-          <w:instrText xml:space="preserve"> PAGEREF _Toc244142619 \h </w:instrText>
+          <w:instrText xml:space="preserve"> PAGEREF _Toc244160611 \h </w:instrText>
         </w:r>
         <w:r>
           <w:rPr>
@@ -17906,7 +17906,7 @@
             <w:noProof/>
             <w:webHidden/>
           </w:rPr>
-          <w:t>93</w:t>
+          <w:t>94</w:t>
         </w:r>
         <w:r>
           <w:rPr>
@@ -17933,7 +17933,7 @@
           <w14:ligatures w14:val="standardContextual"/>
         </w:rPr>
       </w:pPr>
-      <w:hyperlink w:anchor="_Toc244142620" w:history="1">
+      <w:hyperlink w:anchor="_Toc244160612" w:history="1">
         <w:r>
           <w:rPr>
             <w:rStyle w:val="Collegamentoipertestuale"/>
@@ -17978,7 +17978,7 @@
             <w:noProof/>
             <w:webHidden/>
           </w:rPr>
-          <w:instrText xml:space="preserve"> PAGEREF _Toc244142620 \h </w:instrText>
+          <w:instrText xml:space="preserve"> PAGEREF _Toc244160612 \h </w:instrText>
         </w:r>
         <w:r>
           <w:rPr>
@@ -17998,7 +17998,7 @@
             <w:noProof/>
             <w:webHidden/>
           </w:rPr>
-          <w:t>94</w:t>
+          <w:t>95</w:t>
         </w:r>
         <w:r>
           <w:rPr>
@@ -18024,7 +18024,7 @@
           <w14:ligatures w14:val="standardContextual"/>
         </w:rPr>
       </w:pPr>
-      <w:hyperlink w:anchor="_Toc244142621" w:history="1">
+      <w:hyperlink w:anchor="_Toc244160613" w:history="1">
         <w:r>
           <w:rPr>
             <w:rStyle w:val="Collegamentoipertestuale"/>
@@ -18072,7 +18072,7 @@
             <w:noProof/>
             <w:webHidden/>
           </w:rPr>
-          <w:instrText xml:space="preserve"> PAGEREF _Toc244142621 \h </w:instrText>
+          <w:instrText xml:space="preserve"> PAGEREF _Toc244160613 \h </w:instrText>
         </w:r>
         <w:r>
           <w:rPr>
@@ -18092,7 +18092,7 @@
             <w:noProof/>
             <w:webHidden/>
           </w:rPr>
-          <w:t>94</w:t>
+          <w:t>95</w:t>
         </w:r>
         <w:r>
           <w:rPr>
@@ -18119,7 +18119,7 @@
           <w14:ligatures w14:val="standardContextual"/>
         </w:rPr>
       </w:pPr>
-      <w:hyperlink w:anchor="_Toc244142622" w:history="1">
+      <w:hyperlink w:anchor="_Toc244160614" w:history="1">
         <w:r>
           <w:rPr>
             <w:rStyle w:val="Collegamentoipertestuale"/>
@@ -18164,7 +18164,7 @@
             <w:noProof/>
             <w:webHidden/>
           </w:rPr>
-          <w:instrText xml:space="preserve"> PAGEREF _Toc244142622 \h </w:instrText>
+          <w:instrText xml:space="preserve"> PAGEREF _Toc244160614 \h </w:instrText>
         </w:r>
         <w:r>
           <w:rPr>
@@ -18184,7 +18184,7 @@
             <w:noProof/>
             <w:webHidden/>
           </w:rPr>
-          <w:t>94</w:t>
+          <w:t>95</w:t>
         </w:r>
         <w:r>
           <w:rPr>
@@ -18211,7 +18211,7 @@
           <w14:ligatures w14:val="standardContextual"/>
         </w:rPr>
       </w:pPr>
-      <w:hyperlink w:anchor="_Toc244142623" w:history="1">
+      <w:hyperlink w:anchor="_Toc244160615" w:history="1">
         <w:r>
           <w:rPr>
             <w:rStyle w:val="Collegamentoipertestuale"/>
@@ -18256,7 +18256,7 @@
             <w:noProof/>
             <w:webHidden/>
           </w:rPr>
-          <w:instrText xml:space="preserve"> PAGEREF _Toc244142623 \h </w:instrText>
+          <w:instrText xml:space="preserve"> PAGEREF _Toc244160615 \h </w:instrText>
         </w:r>
         <w:r>
           <w:rPr>
@@ -18276,7 +18276,7 @@
             <w:noProof/>
             <w:webHidden/>
           </w:rPr>
-          <w:t>95</w:t>
+          <w:t>96</w:t>
         </w:r>
         <w:r>
           <w:rPr>
@@ -18303,7 +18303,7 @@
           <w14:ligatures w14:val="standardContextual"/>
         </w:rPr>
       </w:pPr>
-      <w:hyperlink w:anchor="_Toc244142624" w:history="1">
+      <w:hyperlink w:anchor="_Toc244160616" w:history="1">
         <w:r>
           <w:rPr>
             <w:rStyle w:val="Collegamentoipertestuale"/>
@@ -18348,7 +18348,7 @@
             <w:noProof/>
             <w:webHidden/>
           </w:rPr>
-          <w:instrText xml:space="preserve"> PAGEREF _Toc244142624 \h </w:instrText>
+          <w:instrText xml:space="preserve"> PAGEREF _Toc244160616 \h </w:instrText>
         </w:r>
         <w:r>
           <w:rPr>
@@ -18368,7 +18368,7 @@
             <w:noProof/>
             <w:webHidden/>
           </w:rPr>
-          <w:t>97</w:t>
+          <w:t>98</w:t>
         </w:r>
         <w:r>
           <w:rPr>
@@ -18395,7 +18395,7 @@
           <w14:ligatures w14:val="standardContextual"/>
         </w:rPr>
       </w:pPr>
-      <w:hyperlink w:anchor="_Toc244142625" w:history="1">
+      <w:hyperlink w:anchor="_Toc244160617" w:history="1">
         <w:r>
           <w:rPr>
             <w:rStyle w:val="Collegamentoipertestuale"/>
@@ -18440,7 +18440,7 @@
             <w:noProof/>
             <w:webHidden/>
           </w:rPr>
-          <w:instrText xml:space="preserve"> PAGEREF _Toc244142625 \h </w:instrText>
+          <w:instrText xml:space="preserve"> PAGEREF _Toc244160617 \h </w:instrText>
         </w:r>
         <w:r>
           <w:rPr>
@@ -18460,7 +18460,7 @@
             <w:noProof/>
             <w:webHidden/>
           </w:rPr>
-          <w:t>97</w:t>
+          <w:t>98</w:t>
         </w:r>
         <w:r>
           <w:rPr>
@@ -18487,7 +18487,7 @@
           <w14:ligatures w14:val="standardContextual"/>
         </w:rPr>
       </w:pPr>
-      <w:hyperlink w:anchor="_Toc244142626" w:history="1">
+      <w:hyperlink w:anchor="_Toc244160618" w:history="1">
         <w:r>
           <w:rPr>
             <w:rStyle w:val="Collegamentoipertestuale"/>
@@ -18532,7 +18532,7 @@
             <w:noProof/>
             <w:webHidden/>
           </w:rPr>
-          <w:instrText xml:space="preserve"> PAGEREF _Toc244142626 \h </w:instrText>
+          <w:instrText xml:space="preserve"> PAGEREF _Toc244160618 \h </w:instrText>
         </w:r>
         <w:r>
           <w:rPr>
@@ -18552,7 +18552,7 @@
             <w:noProof/>
             <w:webHidden/>
           </w:rPr>
-          <w:t>98</w:t>
+          <w:t>99</w:t>
         </w:r>
         <w:r>
           <w:rPr>
@@ -18579,7 +18579,7 @@
           <w14:ligatures w14:val="standardContextual"/>
         </w:rPr>
       </w:pPr>
-      <w:hyperlink w:anchor="_Toc244142627" w:history="1">
+      <w:hyperlink w:anchor="_Toc244160619" w:history="1">
         <w:r>
           <w:rPr>
             <w:rStyle w:val="Collegamentoipertestuale"/>
@@ -18624,7 +18624,7 @@
             <w:noProof/>
             <w:webHidden/>
           </w:rPr>
-          <w:instrText xml:space="preserve"> PAGEREF _Toc244142627 \h </w:instrText>
+          <w:instrText xml:space="preserve"> PAGEREF _Toc244160619 \h </w:instrText>
         </w:r>
         <w:r>
           <w:rPr>
@@ -18644,7 +18644,7 @@
             <w:noProof/>
             <w:webHidden/>
           </w:rPr>
-          <w:t>98</w:t>
+          <w:t>99</w:t>
         </w:r>
         <w:r>
           <w:rPr>
@@ -18671,7 +18671,7 @@
           <w14:ligatures w14:val="standardContextual"/>
         </w:rPr>
       </w:pPr>
-      <w:hyperlink w:anchor="_Toc244142628" w:history="1">
+      <w:hyperlink w:anchor="_Toc244160620" w:history="1">
         <w:r>
           <w:rPr>
             <w:rStyle w:val="Collegamentoipertestuale"/>
@@ -18716,7 +18716,7 @@
             <w:noProof/>
             <w:webHidden/>
           </w:rPr>
-          <w:instrText xml:space="preserve"> PAGEREF _Toc244142628 \h </w:instrText>
+          <w:instrText xml:space="preserve"> PAGEREF _Toc244160620 \h </w:instrText>
         </w:r>
         <w:r>
           <w:rPr>
@@ -18736,7 +18736,7 @@
             <w:noProof/>
             <w:webHidden/>
           </w:rPr>
-          <w:t>99</w:t>
+          <w:t>100</w:t>
         </w:r>
         <w:r>
           <w:rPr>
@@ -18763,7 +18763,7 @@
           <w14:ligatures w14:val="standardContextual"/>
         </w:rPr>
       </w:pPr>
-      <w:hyperlink w:anchor="_Toc244142629" w:history="1">
+      <w:hyperlink w:anchor="_Toc244160621" w:history="1">
         <w:r>
           <w:rPr>
             <w:rStyle w:val="Collegamentoipertestuale"/>
@@ -18808,7 +18808,7 @@
             <w:noProof/>
             <w:webHidden/>
           </w:rPr>
-          <w:instrText xml:space="preserve"> PAGEREF _Toc244142629 \h </w:instrText>
+          <w:instrText xml:space="preserve"> PAGEREF _Toc244160621 \h </w:instrText>
         </w:r>
         <w:r>
           <w:rPr>
@@ -18828,7 +18828,7 @@
             <w:noProof/>
             <w:webHidden/>
           </w:rPr>
-          <w:t>100</w:t>
+          <w:t>101</w:t>
         </w:r>
         <w:r>
           <w:rPr>
@@ -18855,7 +18855,7 @@
           <w14:ligatures w14:val="standardContextual"/>
         </w:rPr>
       </w:pPr>
-      <w:hyperlink w:anchor="_Toc244142630" w:history="1">
+      <w:hyperlink w:anchor="_Toc244160622" w:history="1">
         <w:r>
           <w:rPr>
             <w:rStyle w:val="Collegamentoipertestuale"/>
@@ -18900,7 +18900,7 @@
             <w:noProof/>
             <w:webHidden/>
           </w:rPr>
-          <w:instrText xml:space="preserve"> PAGEREF _Toc244142630 \h </w:instrText>
+          <w:instrText xml:space="preserve"> PAGEREF _Toc244160622 \h </w:instrText>
         </w:r>
         <w:r>
           <w:rPr>
@@ -18920,7 +18920,7 @@
             <w:noProof/>
             <w:webHidden/>
           </w:rPr>
-          <w:t>100</w:t>
+          <w:t>101</w:t>
         </w:r>
         <w:r>
           <w:rPr>
@@ -18947,7 +18947,7 @@
           <w14:ligatures w14:val="standardContextual"/>
         </w:rPr>
       </w:pPr>
-      <w:hyperlink w:anchor="_Toc244142631" w:history="1">
+      <w:hyperlink w:anchor="_Toc244160623" w:history="1">
         <w:r>
           <w:rPr>
             <w:rStyle w:val="Collegamentoipertestuale"/>
@@ -18992,7 +18992,7 @@
             <w:noProof/>
             <w:webHidden/>
           </w:rPr>
-          <w:instrText xml:space="preserve"> PAGEREF _Toc244142631 \h </w:instrText>
+          <w:instrText xml:space="preserve"> PAGEREF _Toc244160623 \h </w:instrText>
         </w:r>
         <w:r>
           <w:rPr>
@@ -19012,7 +19012,7 @@
             <w:noProof/>
             <w:webHidden/>
           </w:rPr>
-          <w:t>102</w:t>
+          <w:t>103</w:t>
         </w:r>
         <w:r>
           <w:rPr>
@@ -19039,7 +19039,7 @@
           <w14:ligatures w14:val="standardContextual"/>
         </w:rPr>
       </w:pPr>
-      <w:hyperlink w:anchor="_Toc244142632" w:history="1">
+      <w:hyperlink w:anchor="_Toc244160624" w:history="1">
         <w:r>
           <w:rPr>
             <w:rStyle w:val="Collegamentoipertestuale"/>
@@ -19084,7 +19084,7 @@
             <w:noProof/>
             <w:webHidden/>
           </w:rPr>
-          <w:instrText xml:space="preserve"> PAGEREF _Toc244142632 \h </w:instrText>
+          <w:instrText xml:space="preserve"> PAGEREF _Toc244160624 \h </w:instrText>
         </w:r>
         <w:r>
           <w:rPr>
@@ -19104,7 +19104,7 @@
             <w:noProof/>
             <w:webHidden/>
           </w:rPr>
-          <w:t>103</w:t>
+          <w:t>104</w:t>
         </w:r>
         <w:r>
           <w:rPr>
@@ -19131,7 +19131,7 @@
           <w14:ligatures w14:val="standardContextual"/>
         </w:rPr>
       </w:pPr>
-      <w:hyperlink w:anchor="_Toc244142633" w:history="1">
+      <w:hyperlink w:anchor="_Toc244160625" w:history="1">
         <w:r>
           <w:rPr>
             <w:rStyle w:val="Collegamentoipertestuale"/>
@@ -19176,7 +19176,7 @@
             <w:noProof/>
             <w:webHidden/>
           </w:rPr>
-          <w:instrText xml:space="preserve"> PAGEREF _Toc244142633 \h </w:instrText>
+          <w:instrText xml:space="preserve"> PAGEREF _Toc244160625 \h </w:instrText>
         </w:r>
         <w:r>
           <w:rPr>
@@ -19196,7 +19196,7 @@
             <w:noProof/>
             <w:webHidden/>
           </w:rPr>
-          <w:t>104</w:t>
+          <w:t>105</w:t>
         </w:r>
         <w:r>
           <w:rPr>
@@ -19257,7 +19257,7 @@
         <w:keepNext/>
         <w:spacing w:after="140"/>
       </w:pPr>
-      <w:bookmarkStart w:id="2" w:name="_Toc244142451"/>
+      <w:bookmarkStart w:id="2" w:name="_Toc244160443"/>
       <w:r>
         <w:t>Spettri NTC e isolamento sismico</w:t>
       </w:r>
@@ -19277,7 +19277,7 @@
         <w:keepNext/>
         <w:spacing w:after="140"/>
       </w:pPr>
-      <w:bookmarkStart w:id="3" w:name="_Toc244142452"/>
+      <w:bookmarkStart w:id="3" w:name="_Toc244160444"/>
       <w:r>
         <w:t>Sito e spettri</w:t>
       </w:r>
@@ -19635,7 +19635,7 @@
         <w:keepNext/>
         <w:spacing w:after="140"/>
       </w:pPr>
-      <w:bookmarkStart w:id="4" w:name="_Toc244142453"/>
+      <w:bookmarkStart w:id="4" w:name="_Toc244160445"/>
       <w:r>
         <w:t>Isolatori e modello equivalente</w:t>
       </w:r>
@@ -19693,7 +19693,7 @@
         <w:keepNext/>
         <w:spacing w:after="140"/>
       </w:pPr>
-      <w:bookmarkStart w:id="5" w:name="_Toc244142454"/>
+      <w:bookmarkStart w:id="5" w:name="_Toc244160446"/>
       <w:r>
         <w:t>Pendolo e parametri assegnati</w:t>
       </w:r>
@@ -19734,7 +19734,7 @@
         <w:keepNext/>
         <w:spacing w:after="140"/>
       </w:pPr>
-      <w:bookmarkStart w:id="6" w:name="_Toc244142455"/>
+      <w:bookmarkStart w:id="6" w:name="_Toc244160447"/>
       <w:r>
         <w:t>Salvataggio e report</w:t>
       </w:r>
@@ -19762,7 +19762,7 @@
         <w:keepNext/>
         <w:spacing w:after="140"/>
       </w:pPr>
-      <w:bookmarkStart w:id="7" w:name="_Toc244142456"/>
+      <w:bookmarkStart w:id="7" w:name="_Toc244160448"/>
       <w:r>
         <w:t>Stratigrafia del terreno</w:t>
       </w:r>
@@ -19862,7 +19862,7 @@
         <w:keepNext/>
         <w:spacing w:after="140"/>
       </w:pPr>
-      <w:bookmarkStart w:id="8" w:name="_Toc244142457"/>
+      <w:bookmarkStart w:id="8" w:name="_Toc244160449"/>
       <w:r>
         <w:t>Famiglie di terreno e retini</w:t>
       </w:r>
@@ -19901,7 +19901,7 @@
         <w:keepNext/>
         <w:spacing w:after="140"/>
       </w:pPr>
-      <w:bookmarkStart w:id="9" w:name="_Toc244142458"/>
+      <w:bookmarkStart w:id="9" w:name="_Toc244160450"/>
       <w:r>
         <w:t>Valori medi e minimi</w:t>
       </w:r>
@@ -19932,7 +19932,7 @@
         <w:keepNext/>
         <w:spacing w:after="140"/>
       </w:pPr>
-      <w:bookmarkStart w:id="10" w:name="_Toc244142459"/>
+      <w:bookmarkStart w:id="10" w:name="_Toc244160451"/>
       <w:r>
         <w:lastRenderedPageBreak/>
         <w:t>Scambio del terreno fra fogli ANTHEA</w:t>
@@ -19983,7 +19983,7 @@
         <w:keepNext/>
         <w:spacing w:after="140"/>
       </w:pPr>
-      <w:bookmarkStart w:id="11" w:name="_Toc244142460"/>
+      <w:bookmarkStart w:id="11" w:name="_Toc244160452"/>
       <w:r>
         <w:t>Importazione assistita della relazione</w:t>
       </w:r>
@@ -20042,7 +20042,7 @@
         <w:keepNext/>
         <w:spacing w:after="140"/>
       </w:pPr>
-      <w:bookmarkStart w:id="12" w:name="_Toc244142461"/>
+      <w:bookmarkStart w:id="12" w:name="_Toc244160453"/>
       <w:r>
         <w:t>Avvio e scelta del modulo</w:t>
       </w:r>
@@ -20054,7 +20054,7 @@
         <w:keepNext/>
         <w:spacing w:after="140"/>
       </w:pPr>
-      <w:bookmarkStart w:id="13" w:name="_Toc244142462"/>
+      <w:bookmarkStart w:id="13" w:name="_Toc244160454"/>
       <w:r>
         <w:t>Avviare la versione aggiornata</w:t>
       </w:r>
@@ -20105,7 +20105,7 @@
         <w:keepNext/>
         <w:spacing w:after="140"/>
       </w:pPr>
-      <w:bookmarkStart w:id="14" w:name="_Toc244142463"/>
+      <w:bookmarkStart w:id="14" w:name="_Toc244160455"/>
       <w:r>
         <w:t>Scegliere l’aspetto</w:t>
       </w:r>
@@ -20144,7 +20144,7 @@
         <w:keepNext/>
         <w:spacing w:after="140"/>
       </w:pPr>
-      <w:bookmarkStart w:id="15" w:name="_Toc244142464"/>
+      <w:bookmarkStart w:id="15" w:name="_Toc244160456"/>
       <w:r>
         <w:t>Scegliere il foglio adatto</w:t>
       </w:r>
@@ -21130,7 +21130,7 @@
         <w:keepNext/>
         <w:spacing w:after="140"/>
       </w:pPr>
-      <w:bookmarkStart w:id="16" w:name="_Toc244142465"/>
+      <w:bookmarkStart w:id="16" w:name="_Toc244160457"/>
       <w:r>
         <w:t>Esempi organizzati per modulo</w:t>
       </w:r>
@@ -21238,7 +21238,7 @@
         <w:keepNext/>
         <w:spacing w:after="140"/>
       </w:pPr>
-      <w:bookmarkStart w:id="17" w:name="_Toc244142466"/>
+      <w:bookmarkStart w:id="17" w:name="_Toc244160458"/>
       <w:r>
         <w:t>Leggere e compilare i campi</w:t>
       </w:r>
@@ -21285,7 +21285,7 @@
         <w:keepNext/>
         <w:spacing w:after="140"/>
       </w:pPr>
-      <w:bookmarkStart w:id="18" w:name="_Toc244142467"/>
+      <w:bookmarkStart w:id="18" w:name="_Toc244160459"/>
       <w:r>
         <w:lastRenderedPageBreak/>
         <w:t>Progetti e gestione del lavoro</w:t>
@@ -21298,7 +21298,7 @@
         <w:keepNext/>
         <w:spacing w:after="140"/>
       </w:pPr>
-      <w:bookmarkStart w:id="19" w:name="_Toc244142468"/>
+      <w:bookmarkStart w:id="19" w:name="_Toc244160460"/>
       <w:r>
         <w:t>Costruire una struttura leggibile</w:t>
       </w:r>
@@ -21337,7 +21337,7 @@
         <w:keepNext/>
         <w:spacing w:after="140"/>
       </w:pPr>
-      <w:bookmarkStart w:id="20" w:name="_Toc244142469"/>
+      <w:bookmarkStart w:id="20" w:name="_Toc244160461"/>
       <w:r>
         <w:t>Comprendere i dati comuni</w:t>
       </w:r>
@@ -21388,7 +21388,7 @@
         <w:keepNext/>
         <w:spacing w:after="140"/>
       </w:pPr>
-      <w:bookmarkStart w:id="21" w:name="_Toc244142470"/>
+      <w:bookmarkStart w:id="21" w:name="_Toc244160462"/>
       <w:r>
         <w:t>Spostare duplicare e annullare</w:t>
       </w:r>
@@ -21427,7 +21427,7 @@
         <w:keepNext/>
         <w:spacing w:after="140"/>
       </w:pPr>
-      <w:bookmarkStart w:id="22" w:name="_Toc244142471"/>
+      <w:bookmarkStart w:id="22" w:name="_Toc244160463"/>
       <w:r>
         <w:t>Usare le revisioni</w:t>
       </w:r>
@@ -21470,7 +21470,7 @@
         <w:keepNext/>
         <w:spacing w:after="140"/>
       </w:pPr>
-      <w:bookmarkStart w:id="23" w:name="_Toc244142472"/>
+      <w:bookmarkStart w:id="23" w:name="_Toc244160464"/>
       <w:r>
         <w:t>Report del ramo e compatibilità degli archivi</w:t>
       </w:r>
@@ -21509,7 +21509,7 @@
         <w:keepNext/>
         <w:spacing w:after="140"/>
       </w:pPr>
-      <w:bookmarkStart w:id="24" w:name="_Toc244142473"/>
+      <w:bookmarkStart w:id="24" w:name="_Toc244160465"/>
       <w:r>
         <w:t>Controllo della condivisione</w:t>
       </w:r>
@@ -21537,7 +21537,7 @@
         <w:keepNext/>
         <w:spacing w:after="140"/>
       </w:pPr>
-      <w:bookmarkStart w:id="25" w:name="_Toc244142474"/>
+      <w:bookmarkStart w:id="25" w:name="_Toc244160466"/>
       <w:r>
         <w:t>Materiali e durabilità</w:t>
       </w:r>
@@ -21549,7 +21549,7 @@
         <w:keepNext/>
         <w:spacing w:after="140"/>
       </w:pPr>
-      <w:bookmarkStart w:id="26" w:name="_Toc244142475"/>
+      <w:bookmarkStart w:id="26" w:name="_Toc244160467"/>
       <w:r>
         <w:t>Preparare il calcestruzzo</w:t>
       </w:r>
@@ -21594,7 +21594,7 @@
         <w:keepNext/>
         <w:spacing w:after="140"/>
       </w:pPr>
-      <w:bookmarkStart w:id="27" w:name="_Toc244142476"/>
+      <w:bookmarkStart w:id="27" w:name="_Toc244160468"/>
       <w:r>
         <w:t>Preparare l'acciaio per armature</w:t>
       </w:r>
@@ -21630,7 +21630,7 @@
         <w:keepNext/>
         <w:spacing w:after="140"/>
       </w:pPr>
-      <w:bookmarkStart w:id="28" w:name="_Toc244142477"/>
+      <w:bookmarkStart w:id="28" w:name="_Toc244160469"/>
       <w:r>
         <w:t>Palo verticale</w:t>
       </w:r>
@@ -21642,7 +21642,7 @@
         <w:keepNext/>
         <w:spacing w:after="140"/>
       </w:pPr>
-      <w:bookmarkStart w:id="29" w:name="_Toc244142478"/>
+      <w:bookmarkStart w:id="29" w:name="_Toc244160470"/>
       <w:r>
         <w:t>Compilazione ordinata</w:t>
       </w:r>
@@ -21739,7 +21739,7 @@
         <w:keepNext/>
         <w:spacing w:after="140"/>
       </w:pPr>
-      <w:bookmarkStart w:id="30" w:name="_Toc244142479"/>
+      <w:bookmarkStart w:id="30" w:name="_Toc244160471"/>
       <w:r>
         <w:t>Coefficienti e gruppo di pali</w:t>
       </w:r>
@@ -21789,7 +21789,7 @@
         <w:keepNext/>
         <w:spacing w:after="140"/>
       </w:pPr>
-      <w:bookmarkStart w:id="31" w:name="_Toc244142480"/>
+      <w:bookmarkStart w:id="31" w:name="_Toc244160472"/>
       <w:r>
         <w:t>Leggere i risultati</w:t>
       </w:r>
@@ -21825,7 +21825,7 @@
         <w:keepNext/>
         <w:spacing w:after="140"/>
       </w:pPr>
-      <w:bookmarkStart w:id="32" w:name="_Toc244142481"/>
+      <w:bookmarkStart w:id="32" w:name="_Toc244160473"/>
       <w:r>
         <w:t>Esempio di controllo manuale</w:t>
       </w:r>
@@ -21916,7 +21916,7 @@
         <w:keepNext/>
         <w:spacing w:after="140"/>
       </w:pPr>
-      <w:bookmarkStart w:id="33" w:name="_Toc244142482"/>
+      <w:bookmarkStart w:id="33" w:name="_Toc244160474"/>
       <w:r>
         <w:t>Micropalo verticale</w:t>
       </w:r>
@@ -21928,7 +21928,7 @@
         <w:keepNext/>
         <w:spacing w:after="140"/>
       </w:pPr>
-      <w:bookmarkStart w:id="34" w:name="_Toc244142483"/>
+      <w:bookmarkStart w:id="34" w:name="_Toc244160475"/>
       <w:r>
         <w:t>Dati del bulbo e dell'iniezione</w:t>
       </w:r>
@@ -21986,7 +21986,7 @@
         <w:keepNext/>
         <w:spacing w:after="140"/>
       </w:pPr>
-      <w:bookmarkStart w:id="35" w:name="_Toc244142484"/>
+      <w:bookmarkStart w:id="35" w:name="_Toc244160476"/>
       <w:r>
         <w:t>Tubo e peso</w:t>
       </w:r>
@@ -22023,7 +22023,7 @@
         <w:keepNext/>
         <w:spacing w:after="140"/>
       </w:pPr>
-      <w:bookmarkStart w:id="36" w:name="_Toc244142485"/>
+      <w:bookmarkStart w:id="36" w:name="_Toc244160477"/>
       <w:r>
         <w:t>Pali e micropali caricati orizzontalmente</w:t>
       </w:r>
@@ -22035,7 +22035,7 @@
         <w:keepNext/>
         <w:spacing w:after="140"/>
       </w:pPr>
-      <w:bookmarkStart w:id="37" w:name="_Toc244142486"/>
+      <w:bookmarkStart w:id="37" w:name="_Toc244160478"/>
       <w:r>
         <w:t>Preparare un modello coerente</w:t>
       </w:r>
@@ -22106,7 +22106,7 @@
         <w:keepNext/>
         <w:spacing w:after="140"/>
       </w:pPr>
-      <w:bookmarkStart w:id="38" w:name="_Toc244142487"/>
+      <w:bookmarkStart w:id="38" w:name="_Toc244160479"/>
       <w:r>
         <w:t>Momento resistente del palo in calcestruzzo</w:t>
       </w:r>
@@ -22145,7 +22145,7 @@
         <w:keepNext/>
         <w:spacing w:after="140"/>
       </w:pPr>
-      <w:bookmarkStart w:id="39" w:name="_Toc244142488"/>
+      <w:bookmarkStart w:id="39" w:name="_Toc244160480"/>
       <w:r>
         <w:lastRenderedPageBreak/>
         <w:t>Sezione CHS del micropalo</w:t>
@@ -22174,7 +22174,7 @@
         <w:keepNext/>
         <w:spacing w:after="140"/>
       </w:pPr>
-      <w:bookmarkStart w:id="40" w:name="_Toc244142489"/>
+      <w:bookmarkStart w:id="40" w:name="_Toc244160481"/>
       <w:r>
         <w:t>Interpretare diagrammi e capacità</w:t>
       </w:r>
@@ -22213,7 +22213,7 @@
         <w:keepNext/>
         <w:spacing w:after="140"/>
       </w:pPr>
-      <w:bookmarkStart w:id="41" w:name="_Toc244142490"/>
+      <w:bookmarkStart w:id="41" w:name="_Toc244160482"/>
       <w:r>
         <w:t>Separare tubo e diametro geotecnico</w:t>
       </w:r>
@@ -22250,7 +22250,7 @@
         <w:keepNext/>
         <w:spacing w:after="140"/>
       </w:pPr>
-      <w:bookmarkStart w:id="42" w:name="_Toc244142491"/>
+      <w:bookmarkStart w:id="42" w:name="_Toc244160483"/>
       <w:r>
         <w:t>Sezione composta da ponte</w:t>
       </w:r>
@@ -22262,7 +22262,7 @@
         <w:keepNext/>
         <w:spacing w:after="140"/>
       </w:pPr>
-      <w:bookmarkStart w:id="43" w:name="_Toc244142492"/>
+      <w:bookmarkStart w:id="43" w:name="_Toc244160484"/>
       <w:r>
         <w:t>Definire la sezione locale</w:t>
       </w:r>
@@ -22309,7 +22309,7 @@
         <w:keepNext/>
         <w:spacing w:after="140"/>
       </w:pPr>
-      <w:bookmarkStart w:id="44" w:name="_Toc244142493"/>
+      <w:bookmarkStart w:id="44" w:name="_Toc244160485"/>
       <w:r>
         <w:t>Compilare la sezione con anima inclinata</w:t>
       </w:r>
@@ -22345,7 +22345,7 @@
           <w:noProof/>
         </w:rPr>
         <w:drawing>
-          <wp:inline distT="0" distB="0" distL="0" distR="0" wp14:anchorId="2D51F89D" wp14:editId="3CBB5775">
+          <wp:inline distT="0" distB="0" distL="0" distR="0" wp14:anchorId="5E7F6D68" wp14:editId="59950D44">
             <wp:extent cx="6120000" cy="3677403"/>
             <wp:effectExtent l="0" t="0" r="0" b="0"/>
             <wp:docPr id="1" name="Picture 1" descr="H con anima inclinata e scostamento positivo di 300 mm"/>
@@ -22403,7 +22403,7 @@
         <w:keepNext/>
         <w:spacing w:after="140"/>
       </w:pPr>
-      <w:bookmarkStart w:id="45" w:name="_Toc244142494"/>
+      <w:bookmarkStart w:id="45" w:name="_Toc244160486"/>
       <w:r>
         <w:t>Compilare il cassoncino</w:t>
       </w:r>
@@ -22444,7 +22444,7 @@
           <w:noProof/>
         </w:rPr>
         <w:drawing>
-          <wp:inline distT="0" distB="0" distL="0" distR="0" wp14:anchorId="7A16F4B9" wp14:editId="5DB75983">
+          <wp:inline distT="0" distB="0" distL="0" distR="0" wp14:anchorId="462AC56A" wp14:editId="71E459EF">
             <wp:extent cx="6120000" cy="3677403"/>
             <wp:effectExtent l="0" t="0" r="0" b="0"/>
             <wp:docPr id="2" name="Picture 2" descr="Cassoncino con due anime inclinate e due piattabande superiori"/>
@@ -22505,7 +22505,7 @@
         <w:keepNext/>
         <w:spacing w:after="140"/>
       </w:pPr>
-      <w:bookmarkStart w:id="46" w:name="_Toc244142495"/>
+      <w:bookmarkStart w:id="46" w:name="_Toc244160487"/>
       <w:r>
         <w:t>Leggere le proprietà e riconoscere i limiti</w:t>
       </w:r>
@@ -22989,7 +22989,7 @@
         <w:keepNext/>
         <w:spacing w:after="140"/>
       </w:pPr>
-      <w:bookmarkStart w:id="47" w:name="_Toc244142496"/>
+      <w:bookmarkStart w:id="47" w:name="_Toc244160488"/>
       <w:r>
         <w:lastRenderedPageBreak/>
         <w:t>Scegliere consapevolmente il metodo</w:t>
@@ -23366,7 +23366,7 @@
         <w:keepNext/>
         <w:spacing w:after="140"/>
       </w:pPr>
-      <w:bookmarkStart w:id="48" w:name="_Toc244142497"/>
+      <w:bookmarkStart w:id="48" w:name="_Toc244160489"/>
       <w:r>
         <w:t>Costruire le fasi</w:t>
       </w:r>
@@ -23423,7 +23423,7 @@
         <w:keepNext/>
         <w:spacing w:after="140"/>
       </w:pPr>
-      <w:bookmarkStart w:id="49" w:name="_Toc244142498"/>
+      <w:bookmarkStart w:id="49" w:name="_Toc244160490"/>
       <w:r>
         <w:t>Leggere efficacia tensioni e controlli locali</w:t>
       </w:r>
@@ -23511,7 +23511,7 @@
         <w:keepNext/>
         <w:spacing w:after="140"/>
       </w:pPr>
-      <w:bookmarkStart w:id="50" w:name="_Toc244142499"/>
+      <w:bookmarkStart w:id="50" w:name="_Toc244160491"/>
       <w:r>
         <w:t>Torsione distorsione e diaframmi del cassoncino</w:t>
       </w:r>
@@ -23593,7 +23593,7 @@
           <w:noProof/>
         </w:rPr>
         <w:drawing>
-          <wp:inline distT="0" distB="0" distL="0" distR="0" wp14:anchorId="5DF1DD9D" wp14:editId="22CFC6E0">
+          <wp:inline distT="0" distB="0" distL="0" distR="0" wp14:anchorId="605B0B47" wp14:editId="1FCC7A89">
             <wp:extent cx="6120000" cy="3677403"/>
             <wp:effectExtent l="0" t="0" r="0" b="0"/>
             <wp:docPr id="3" name="Picture 3" descr="Riquadro delle verifiche a torsione del cassoncino"/>
@@ -23665,7 +23665,7 @@
         </w:rPr>
         <w:lastRenderedPageBreak/>
         <w:drawing>
-          <wp:inline distT="0" distB="0" distL="0" distR="0" wp14:anchorId="180D3600" wp14:editId="4DDD616F">
+          <wp:inline distT="0" distB="0" distL="0" distR="0" wp14:anchorId="0285A826" wp14:editId="5C906D21">
             <wp:extent cx="6120000" cy="3677403"/>
             <wp:effectExtent l="0" t="0" r="0" b="0"/>
             <wp:docPr id="4" name="Picture 4" descr="Flussi di torsione per fase nella scheda Verifiche"/>
@@ -23749,7 +23749,7 @@
         <w:keepNext/>
         <w:spacing w:after="140"/>
       </w:pPr>
-      <w:bookmarkStart w:id="51" w:name="_Toc244142500"/>
+      <w:bookmarkStart w:id="51" w:name="_Toc244160492"/>
       <w:r>
         <w:t>Curve di risposta</w:t>
       </w:r>
@@ -23804,7 +23804,7 @@
         <w:keepNext/>
         <w:spacing w:after="140"/>
       </w:pPr>
-      <w:bookmarkStart w:id="52" w:name="_Toc244142501"/>
+      <w:bookmarkStart w:id="52" w:name="_Toc244160493"/>
       <w:r>
         <w:t>Bridge Design</w:t>
       </w:r>
@@ -23832,7 +23832,7 @@
         <w:keepNext/>
         <w:spacing w:after="140"/>
       </w:pPr>
-      <w:bookmarkStart w:id="53" w:name="_Toc244142502"/>
+      <w:bookmarkStart w:id="53" w:name="_Toc244160494"/>
       <w:r>
         <w:t>Preparare i dati prima di aprire la ricerca</w:t>
       </w:r>
@@ -24513,7 +24513,7 @@
         <w:keepNext/>
         <w:spacing w:after="140"/>
       </w:pPr>
-      <w:bookmarkStart w:id="54" w:name="_Toc244142503"/>
+      <w:bookmarkStart w:id="54" w:name="_Toc244160495"/>
       <w:r>
         <w:t>Creare il progetto di riferimento</w:t>
       </w:r>
@@ -24578,16 +24578,7 @@
         <w:ind w:left="283" w:hanging="283"/>
       </w:pPr>
       <w:r>
-        <w:t xml:space="preserve">6. In Traffico scegli il modello e controlla il coefficiente </w:t>
-      </w:r>
-      <w:r>
-        <w:rPr>
-          <w:rFonts w:ascii="Calibri" w:eastAsia="Calibri" w:hAnsi="Calibri" w:cs="Calibri"/>
-        </w:rPr>
-        <w:t>γ</w:t>
-      </w:r>
-      <w:r>
-        <w:t>Q. Apri Prezzario e Ipotesi e coefficienti per tariffe, resistenze geotecniche di riferimento e fattori ambientali.</w:t>
+        <w:t>6. In Traffico scegli il modello e, in fondo alla scheda, i Coefficienti parziali SLU. Apri Prezzario e Ipotesi e coefficienti per tariffe, resistenze geotecniche di riferimento e fattori ambientali.</w:t>
       </w:r>
     </w:p>
     <w:p>
@@ -24613,7 +24604,7 @@
         <w:keepNext/>
         <w:spacing w:after="140"/>
       </w:pPr>
-      <w:bookmarkStart w:id="55" w:name="_Toc244142504"/>
+      <w:bookmarkStart w:id="55" w:name="_Toc244160496"/>
       <w:r>
         <w:t>Scegliere e cambiare prezzario</w:t>
       </w:r>
@@ -24624,15 +24615,18 @@
         <w:spacing w:after="140"/>
       </w:pPr>
       <w:r>
-        <w:t>Da Progetto apri Prezzario e premi Gestisci prezzario. La finestra conserva una bozza: il documento cambia soltanto con Applica prezzario. Assegna nome ed edizione al catalogo; gli importi sono in EUR, IVA esclusa. Nella scheda Voci del prezzario puoi aggiungere, modificare ed eliminare voci, oppure importare CSV, XLSX o un catalogo JSON esportato da ANTHEA.</w:t>
-      </w:r>
-    </w:p>
-    <w:p>
-      <w:pPr>
-        <w:spacing w:after="140"/>
-      </w:pPr>
+        <w:t xml:space="preserve">Da Progetto apri Prezzario e premi Gestisci prezzario. La finestra conserva una bozza: il documento cambia soltanto con Applica prezzario. Assegna nome ed edizione al catalogo; gli importi sono in EUR, IVA esclusa. Nella scheda Voci del prezzario puoi </w:t>
+      </w:r>
       <w:r>
         <w:lastRenderedPageBreak/>
+        <w:t>aggiungere, modificare ed eliminare voci, oppure importare CSV, XLSX o un catalogo JSON esportato da ANTHEA.</w:t>
+      </w:r>
+    </w:p>
+    <w:p>
+      <w:pPr>
+        <w:spacing w:after="140"/>
+      </w:pPr>
+      <w:r>
         <w:t>Per Excel usa il foglio Prezzario e cinque colonne, in quest’ordine: Codice, Descrizione, Unita, Prezzo, Inclusioni. Le medesime intestazioni valgono per CSV; Modello CSV prepara il tracciato. Il codice deve essere univoco, la descrizione compilata e il prezzo non negativo. Sono ammesse m, m², m³, kg, t, cad e h (ore, per manodopera e noli delle analisi composte). Scrivi i numeri senza separatori delle migliaia: 1660 oppure 1660,50. Una cella prezzo vuota significa dato mancante; zero è un importo assegnato</w:t>
       </w:r>
       <w:r>
@@ -24682,18 +24676,18 @@
         <w:spacing w:after="140"/>
       </w:pPr>
       <w:r>
-        <w:t>L’anteprima verifica prezzi, unità e completezza per la geometria corrente. Un’associazione non risolta può non intervenire sul ponte corrente ma escludere una diversa alternativa: controlla anche l’avviso sul catalogo complessivo. Applica prezzario registra una revisione e rivaluta il costo a quantità costanti. La precedente ricerca deve essere rieseguita, perché può cambiare la graduatoria. Puoi scegliere Rivaluta anche l’alternativa A con questo prezzario; altrimenti A conserva la propria base economica,</w:t>
-      </w:r>
-      <w:r>
-        <w:t xml:space="preserve"> da leggere prima del confronto.</w:t>
-      </w:r>
-    </w:p>
-    <w:p>
-      <w:pPr>
-        <w:spacing w:after="140"/>
-      </w:pPr>
+        <w:t xml:space="preserve">L’anteprima verifica prezzi, unità e completezza per la geometria corrente. Un’associazione non risolta può non intervenire sul ponte corrente ma escludere una diversa alternativa: controlla anche l’avviso sul catalogo complessivo. Applica prezzario registra una revisione e rivaluta il costo a quantità costanti. La precedente ricerca deve essere rieseguita, perché può cambiare la graduatoria. Puoi scegliere Rivaluta anche </w:t>
+      </w:r>
       <w:r>
         <w:lastRenderedPageBreak/>
+        <w:t>l’alternativa A con questo prezzario; altrimenti A conserva la propria base economica, da leggere prima del confronto.</w:t>
+      </w:r>
+    </w:p>
+    <w:p>
+      <w:pPr>
+        <w:spacing w:after="140"/>
+      </w:pPr>
+      <w:r>
         <w:t>La scheda Revisioni conserva le copie precedenti. Prepara ripristino carica una nuova bozza da controllare e applicare, senza cancellare la cronologia. Esporta catalogo JSON permette il riuso in un altro progetto. Le modifiche ai fattori CO₂ hanno una revisione distinta: cambiare prezzario non aggiorna automaticamente l’indicatore ambientale. Report e CSV identificano i dati effettivamente usati dal risultato.</w:t>
       </w:r>
     </w:p>
@@ -24703,7 +24697,7 @@
         <w:keepNext/>
         <w:spacing w:after="140"/>
       </w:pPr>
-      <w:bookmarkStart w:id="56" w:name="_Toc244142505"/>
+      <w:bookmarkStart w:id="56" w:name="_Toc244160497"/>
       <w:r>
         <w:t>Impostare il traffico del ponte</w:t>
       </w:r>
@@ -24714,7 +24708,7 @@
         <w:spacing w:after="140"/>
       </w:pPr>
       <w:r>
-        <w:t xml:space="preserve">I nuovi progetti adottano Schema 1 NTC 2018. Nella scheda Traffico controlla le carreggiate, il modello e </w:t>
+        <w:t xml:space="preserve">I nuovi progetti adottano Schema 1 NTC 2018. Nella scheda Traffico controlla le carreggiate e il modello. «Coefficienti parziali SLU» chiude la scheda Traffico. Con «NTC 2018 Tab. 5.1.V (Model)», la scelta dei documenti nuovi, gli inviluppi SLU sono gli estremi delle combinazioni A1 dei ponti stradali generate dalla libreria Model: </w:t>
       </w:r>
       <w:r>
         <w:rPr>
@@ -24723,15 +24717,63 @@
         <w:t>γ</w:t>
       </w:r>
       <w:r>
-        <w:t>Q. Il comando per il coefficiente consigliato propone 1,35; un valore assegnato rimane una scelta esplicita dell’utente. Il diagramma mostra estremi positivi e negativi; la reazione minima aiuta a riconoscere possibili sollevamenti.</w:t>
-      </w:r>
-    </w:p>
-    <w:p>
-      <w:pPr>
-        <w:spacing w:after="140"/>
-      </w:pPr>
-      <w:r>
-        <w:t>I documenti precedenti mantengono Uniforme equivalente (legacy) e il proprio coefficiente. Il passaggio a Schema 1 è volontario e richiede un nuovo calcolo e una nuova ricerca. Gli estremi di momento, taglio, freccia e reazione possono provenire da posizioni differenti del traffico: non sono un unico stato simultaneo. Per arco, reticolare, strallato e sospeso leggi l’ambito parametrico dichiarato dal risultato; il predimensionamento non sostituisce un’analisi spaziale del ponte.</w:t>
+        <w:t xml:space="preserve">G1 1,35/1,00 su impalcato e strutture, </w:t>
+      </w:r>
+      <w:r>
+        <w:rPr>
+          <w:rFonts w:ascii="Calibri" w:eastAsia="Calibri" w:hAnsi="Calibri" w:cs="Calibri"/>
+        </w:rPr>
+        <w:t>γ</w:t>
+      </w:r>
+      <w:r>
+        <w:t xml:space="preserve">G2 1,50/0 su finiture e barriere, </w:t>
+      </w:r>
+      <w:r>
+        <w:rPr>
+          <w:rFonts w:ascii="Calibri" w:eastAsia="Calibri" w:hAnsi="Calibri" w:cs="Calibri"/>
+        </w:rPr>
+        <w:t>γ</w:t>
+      </w:r>
+      <w:r>
+        <w:t xml:space="preserve">Q 1,35/0 sul traffico; nei minimi i permanenti sono favorevoli. Con «Moltiplicatori del progetto», la scelta dei documenti salvati prima della 1.16.0, valgono </w:t>
+      </w:r>
+      <w:r>
+        <w:rPr>
+          <w:rFonts w:ascii="Calibri" w:eastAsia="Calibri" w:hAnsi="Calibri" w:cs="Calibri"/>
+        </w:rPr>
+        <w:t>γ</w:t>
+      </w:r>
+      <w:r>
+        <w:t xml:space="preserve">G e </w:t>
+      </w:r>
+      <w:r>
+        <w:rPr>
+          <w:rFonts w:ascii="Calibri" w:eastAsia="Calibri" w:hAnsi="Calibri" w:cs="Calibri"/>
+        </w:rPr>
+        <w:t>γ</w:t>
+      </w:r>
+      <w:r>
+        <w:t xml:space="preserve">Q del progetto, gli stessi nei massimi e nei minimi, come prima: solo con questa scelta la scheda mostra </w:t>
+      </w:r>
+      <w:r>
+        <w:rPr>
+          <w:rFonts w:ascii="Calibri" w:eastAsia="Calibri" w:hAnsi="Calibri" w:cs="Calibri"/>
+        </w:rPr>
+        <w:t>γ</w:t>
+      </w:r>
+      <w:r>
+        <w:t>Q e il comando per il coefficiente consigliato, che propone 1,35; un valore assegnato rimane una scelta esplicita dell’utente. La nota (2) della Tab. 5.1.V (permanenti non strutturali ben definiti) si applica con i moltiplicatori. Il diagramma mostra estremi positivi e negativi; la reazione minima aiuta a riconoscere possibili sollevamenti.</w:t>
+      </w:r>
+    </w:p>
+    <w:p>
+      <w:pPr>
+        <w:spacing w:after="140"/>
+      </w:pPr>
+      <w:r>
+        <w:t>I documenti precedenti mantengono Uniforme equivalente (legacy), i Moltiplicatori del progetto e il proprio coefficiente, quindi i loro risultati non cambiano. Il passaggio a Schema 1 è volontario e richiede un nuovo calcolo e una nuova ricerca. Gli estremi di momento, taglio, freccia e reazione possono provenire da posizioni differenti del traffico: non sono un unico stato simultaneo. Per arco, reticolare, strallato e sospeso leggi l’ambito parametrico dichiarato dal risultato; il predimensionamento non so</w:t>
+      </w:r>
+      <w:r>
+        <w:t>stituisce un’analisi spaziale del ponte.</w:t>
       </w:r>
     </w:p>
     <w:p>
@@ -24740,7 +24782,7 @@
         <w:keepNext/>
         <w:spacing w:after="140"/>
       </w:pPr>
-      <w:bookmarkStart w:id="57" w:name="_Toc244142506"/>
+      <w:bookmarkStart w:id="57" w:name="_Toc244160498"/>
       <w:r>
         <w:t>Leggere sezioni spessori e lunghezze</w:t>
       </w:r>
@@ -24767,6 +24809,7 @@
         <w:spacing w:after="140"/>
       </w:pPr>
       <w:r>
+        <w:lastRenderedPageBreak/>
         <w:t>Per esempio, H per 4V uguale a 1 indica uno scarto orizzontale pari a un quarto dell’altezza verticale dell’anima; non indica una pendenza di 45 gradi. Il computo usa lo sviluppo inclinato per l’area e la proiezione verticale per l’inerzia. Per le travi a U controlla che la somma delle larghezze superiori non provochi sovrapposizioni.</w:t>
       </w:r>
     </w:p>
@@ -24784,9 +24827,8 @@
         <w:keepNext/>
         <w:spacing w:after="140"/>
       </w:pPr>
-      <w:bookmarkStart w:id="58" w:name="_Toc244142507"/>
-      <w:r>
-        <w:lastRenderedPageBreak/>
+      <w:bookmarkStart w:id="58" w:name="_Toc244160499"/>
+      <w:r>
         <w:t>Scegliere obiettivo e costanti</w:t>
       </w:r>
       <w:bookmarkEnd w:id="58"/>
@@ -25465,7 +25507,11 @@
         <w:spacing w:after="140"/>
       </w:pPr>
       <w:r>
-        <w:t>La lunghezza totale e la larghezza non vengono ridotte dall’ottimizzatore per ottenere un costo inferiore. Carichi, prezzi, coefficienti e materiali restano quelli del progetto. Liberare la sezione richiama dimensioni standard; non avvia una ricerca sistematica su tutti gli spessori possibili. I parametri avanzati di archi, cavi e ortotropi rimangono quelli impostati nel progetto.</w:t>
+        <w:t xml:space="preserve">La lunghezza totale e la larghezza non vengono ridotte dall’ottimizzatore per ottenere un costo inferiore. Carichi, prezzi, coefficienti e materiali restano quelli del progetto. </w:t>
+      </w:r>
+      <w:r>
+        <w:lastRenderedPageBreak/>
+        <w:t>Liberare la sezione richiama dimensioni standard; non avvia una ricerca sistematica su tutti gli spessori possibili. I parametri avanzati di archi, cavi e ortotropi rimangono quelli impostati nel progetto.</w:t>
       </w:r>
     </w:p>
     <w:p>
@@ -25474,7 +25520,7 @@
         <w:keepNext/>
         <w:spacing w:after="140"/>
       </w:pPr>
-      <w:bookmarkStart w:id="59" w:name="_Toc244142508"/>
+      <w:bookmarkStart w:id="59" w:name="_Toc244160500"/>
       <w:r>
         <w:t>Impostare range utili</w:t>
       </w:r>
@@ -25493,7 +25539,6 @@
         <w:spacing w:after="140"/>
       </w:pPr>
       <w:r>
-        <w:lastRenderedPageBreak/>
         <w:t>Il minimo di altezza si riferisce alla campata; il massimo si applica anche all’altezza dell’impalcato sopra le pile. Zero significa nessun limite aggiuntivo, non una sezione di altezza nulla. Per un cassone variabile un limite massimo può quindi escludere una geometria la cui altezza in mezzeria sembra compatibile.</w:t>
       </w:r>
     </w:p>
@@ -25527,7 +25572,7 @@
         <w:keepNext/>
         <w:spacing w:after="140"/>
       </w:pPr>
-      <w:bookmarkStart w:id="60" w:name="_Toc244142509"/>
+      <w:bookmarkStart w:id="60" w:name="_Toc244160501"/>
       <w:r>
         <w:t>Avviare e leggere l’avanzamento</w:t>
       </w:r>
@@ -25554,7 +25599,11 @@
         <w:spacing w:after="140"/>
       </w:pPr>
       <w:r>
-        <w:t>Interrompi annulla la ricerca senza applicare una soluzione. Una modifica agli input, al listino o ai vincoli rende obsoleta la ricerca: ANTHEA richiede di ripeterla. Non usare una graduatoria calcolata con prezzi vecchi per interpretare il costo di un progetto modificato.</w:t>
+        <w:t xml:space="preserve">Interrompi annulla la ricerca senza applicare una soluzione. Una modifica agli input, al listino o ai vincoli rende obsoleta la ricerca: ANTHEA richiede di ripeterla. Non usare una </w:t>
+      </w:r>
+      <w:r>
+        <w:lastRenderedPageBreak/>
+        <w:t>graduatoria calcolata con prezzi vecchi per interpretare il costo di un progetto modificato.</w:t>
       </w:r>
     </w:p>
     <w:p>
@@ -25563,7 +25612,7 @@
         <w:keepNext/>
         <w:spacing w:after="140"/>
       </w:pPr>
-      <w:bookmarkStart w:id="61" w:name="_Toc244142510"/>
+      <w:bookmarkStart w:id="61" w:name="_Toc244160502"/>
       <w:r>
         <w:t>Usare i grafici</w:t>
       </w:r>
@@ -25582,7 +25631,6 @@
         <w:spacing w:after="140"/>
       </w:pPr>
       <w:r>
-        <w:lastRenderedPageBreak/>
         <w:t>L’ordine dei tentativi deriva dall’enumerazione del programma. Non interpretare una successione di punti come un percorso continuo di trasformazione del ponte, né come una misura della sensibilità di una sola variabile se ne cambiano più di una. Per studiare una variabile, blocca le altre e ripeti una ricerca dedicata.</w:t>
       </w:r>
     </w:p>
@@ -25604,7 +25652,7 @@
           <w:noProof/>
         </w:rPr>
         <w:drawing>
-          <wp:inline distT="0" distB="0" distL="0" distR="0" wp14:anchorId="40EFCB72" wp14:editId="4A5CB260">
+          <wp:inline distT="0" distB="0" distL="0" distR="0" wp14:anchorId="2BB77517" wp14:editId="3813C5A1">
             <wp:extent cx="6120000" cy="3519000"/>
             <wp:effectExtent l="0" t="0" r="0" b="0"/>
             <wp:docPr id="5" name="Picture 5" descr="Nuvola costo e CO₂ ricavata dai risultati riproducibili dell’esempio"/>
@@ -25667,7 +25715,7 @@
         </w:rPr>
         <w:lastRenderedPageBreak/>
         <w:drawing>
-          <wp:inline distT="0" distB="0" distL="0" distR="0" wp14:anchorId="6133DE2C" wp14:editId="1DDF1AE6">
+          <wp:inline distT="0" distB="0" distL="0" distR="0" wp14:anchorId="699175E5" wp14:editId="0C64CC2E">
             <wp:extent cx="6120000" cy="3519000"/>
             <wp:effectExtent l="0" t="0" r="0" b="0"/>
             <wp:docPr id="6" name="Picture 6" descr="Variazione di altezza e costo durante l’enumerazione dell’esempio"/>
@@ -25717,7 +25765,7 @@
         <w:keepNext/>
         <w:spacing w:after="140"/>
       </w:pPr>
-      <w:bookmarkStart w:id="62" w:name="_Toc244142511"/>
+      <w:bookmarkStart w:id="62" w:name="_Toc244160503"/>
       <w:r>
         <w:t>Esempio guidato da centoventi metri</w:t>
       </w:r>
@@ -25728,7 +25776,7 @@
         <w:spacing w:after="140"/>
       </w:pPr>
       <w:r>
-        <w:t xml:space="preserve">Questo esempio conserva i risultati della revisione storica con traffico uniforme. Se parti da un nuovo documento, seleziona Uniforme equivalente (legacy), imposta </w:t>
+        <w:t xml:space="preserve">Questo esempio conserva i risultati della revisione storica con traffico uniforme. Se parti da un nuovo documento, seleziona Uniforme equivalente (legacy) e «Moltiplicatori del progetto» in Coefficienti parziali SLU, poi imposta </w:t>
       </w:r>
       <w:r>
         <w:rPr>
@@ -26457,7 +26505,7 @@
           <w:noProof/>
         </w:rPr>
         <w:drawing>
-          <wp:inline distT="0" distB="0" distL="0" distR="0" wp14:anchorId="1317A606" wp14:editId="0D48FE10">
+          <wp:inline distT="0" distB="0" distL="0" distR="0" wp14:anchorId="11F9A91A" wp14:editId="31D8FA40">
             <wp:extent cx="6120000" cy="2601000"/>
             <wp:effectExtent l="0" t="0" r="0" b="0"/>
             <wp:docPr id="7" name="Picture 7" descr="Differenze di costo fra il riferimento e alcuni scenari dell’esempio"/>
@@ -26527,7 +26575,7 @@
         <w:keepNext/>
         <w:spacing w:after="140"/>
       </w:pPr>
-      <w:bookmarkStart w:id="63" w:name="_Toc244142512"/>
+      <w:bookmarkStart w:id="63" w:name="_Toc244160504"/>
       <w:r>
         <w:t>Selezionare applicare e conservare le alternative</w:t>
       </w:r>
@@ -26571,7 +26619,7 @@
         <w:keepNext/>
         <w:spacing w:after="140"/>
       </w:pPr>
-      <w:bookmarkStart w:id="64" w:name="_Toc244142513"/>
+      <w:bookmarkStart w:id="64" w:name="_Toc244160505"/>
       <w:r>
         <w:t>Prezzi geotecnica e scenari da confrontare</w:t>
       </w:r>
@@ -26608,7 +26656,7 @@
         <w:keepNext/>
         <w:spacing w:after="140"/>
       </w:pPr>
-      <w:bookmarkStart w:id="65" w:name="_Toc244142514"/>
+      <w:bookmarkStart w:id="65" w:name="_Toc244160506"/>
       <w:r>
         <w:t>Usare le famiglie speciali</w:t>
       </w:r>
@@ -26652,7 +26700,7 @@
         <w:keepNext/>
         <w:spacing w:after="140"/>
       </w:pPr>
-      <w:bookmarkStart w:id="66" w:name="_Toc244142515"/>
+      <w:bookmarkStart w:id="66" w:name="_Toc244160507"/>
       <w:r>
         <w:t>Risolvere i messaggi più comuni</w:t>
       </w:r>
@@ -27560,7 +27608,7 @@
         <w:keepNext/>
         <w:spacing w:after="140"/>
       </w:pPr>
-      <w:bookmarkStart w:id="67" w:name="_Toc244142516"/>
+      <w:bookmarkStart w:id="67" w:name="_Toc244160508"/>
       <w:r>
         <w:t>Esportare un confronto leggibile</w:t>
       </w:r>
@@ -27588,7 +27636,7 @@
         <w:keepNext/>
         <w:spacing w:after="140"/>
       </w:pPr>
-      <w:bookmarkStart w:id="68" w:name="_Toc244142517"/>
+      <w:bookmarkStart w:id="68" w:name="_Toc244160509"/>
       <w:r>
         <w:t>Quanto fidarsi dei risultati</w:t>
       </w:r>
@@ -27625,7 +27673,7 @@
         <w:keepNext/>
         <w:spacing w:after="140"/>
       </w:pPr>
-      <w:bookmarkStart w:id="69" w:name="_Toc244142518"/>
+      <w:bookmarkStart w:id="69" w:name="_Toc244160510"/>
       <w:r>
         <w:t>Salvataggio e report</w:t>
       </w:r>
@@ -27637,7 +27685,7 @@
         <w:keepNext/>
         <w:spacing w:after="140"/>
       </w:pPr>
-      <w:bookmarkStart w:id="70" w:name="_Toc244142519"/>
+      <w:bookmarkStart w:id="70" w:name="_Toc244160511"/>
       <w:r>
         <w:t>Conservare dati modificabili</w:t>
       </w:r>
@@ -27665,7 +27713,7 @@
         <w:keepNext/>
         <w:spacing w:after="140"/>
       </w:pPr>
-      <w:bookmarkStart w:id="71" w:name="_Toc244142520"/>
+      <w:bookmarkStart w:id="71" w:name="_Toc244160512"/>
       <w:r>
         <w:t>Report del singolo foglio e del progetto</w:t>
       </w:r>
@@ -27709,7 +27757,7 @@
         <w:keepNext/>
         <w:spacing w:after="140"/>
       </w:pPr>
-      <w:bookmarkStart w:id="72" w:name="_Toc244142521"/>
+      <w:bookmarkStart w:id="72" w:name="_Toc244160513"/>
       <w:r>
         <w:t>Ricalcolo e proposte da applicare</w:t>
       </w:r>
@@ -27792,7 +27840,7 @@
         <w:keepNext/>
         <w:spacing w:after="140"/>
       </w:pPr>
-      <w:bookmarkStart w:id="73" w:name="_Toc244142522"/>
+      <w:bookmarkStart w:id="73" w:name="_Toc244160514"/>
       <w:r>
         <w:t>Conservare dati e risultati insieme</w:t>
       </w:r>
@@ -27820,7 +27868,7 @@
         <w:keepNext/>
         <w:spacing w:after="140"/>
       </w:pPr>
-      <w:bookmarkStart w:id="74" w:name="_Toc244142523"/>
+      <w:bookmarkStart w:id="74" w:name="_Toc244160515"/>
       <w:r>
         <w:t>Percorso completo per un primo progetto</w:t>
       </w:r>
@@ -27904,7 +27952,7 @@
         <w:keepNext/>
         <w:spacing w:after="140"/>
       </w:pPr>
-      <w:bookmarkStart w:id="75" w:name="_Toc244142524"/>
+      <w:bookmarkStart w:id="75" w:name="_Toc244160516"/>
       <w:r>
         <w:t>Problemi frequenti e controlli finali</w:t>
       </w:r>
@@ -28494,7 +28542,7 @@
         <w:keepNext/>
         <w:spacing w:after="140"/>
       </w:pPr>
-      <w:bookmarkStart w:id="76" w:name="_Toc244142525"/>
+      <w:bookmarkStart w:id="76" w:name="_Toc244160517"/>
       <w:r>
         <w:t>Riferimenti per approfondire</w:t>
       </w:r>
@@ -28517,7 +28565,7 @@
         <w:keepNext/>
         <w:spacing w:after="140"/>
       </w:pPr>
-      <w:bookmarkStart w:id="77" w:name="_Toc244142526"/>
+      <w:bookmarkStart w:id="77" w:name="_Toc244160518"/>
       <w:r>
         <w:t>Muri di sostegno con stratigrafie di monte e valle</w:t>
       </w:r>
@@ -28600,7 +28648,7 @@
         <w:spacing w:after="140"/>
       </w:pPr>
       <w:r>
-        <w:t xml:space="preserve">Un documento dei muri della prima versione, aperto, si aggiorna alla seconda versione con le combinazioni automatiche: i tre carichi diventano un gruppo correlato con </w:t>
+        <w:t xml:space="preserve">Un documento dei muri della prima versione si aggiorna alla seconda versione con le combinazioni automatiche sia quando si apre sia quando si calcola senza aprirlo, per esempio nel calcolo del progetto: i tre carichi diventano un gruppo correlato con </w:t>
       </w:r>
       <w:r>
         <w:rPr>
@@ -28654,16 +28702,25 @@
         <w:t>ψ</w:t>
       </w:r>
       <w:r>
-        <w:t xml:space="preserve">0 non entra nelle combinazioni; conta solo se si aggiungono altre azioni variabili. I documenti con </w:t>
+        <w:t xml:space="preserve">0 non entra nelle combinazioni; conta solo se si aggiungono altre azioni variabili. Le combinazioni hanno i nomi della seconda versione («SLE 1», «SLU 4», «Sisma kv− 12», …). Senza sisma i rapporti governanti sono quelli di prima; con il sisma le righe sono di più e usano i </w:t>
       </w:r>
       <w:r>
         <w:rPr>
           <w:rFonts w:ascii="Calibri" w:eastAsia="Calibri" w:hAnsi="Calibri" w:cs="Calibri"/>
         </w:rPr>
+        <w:t>γ</w:t>
+      </w:r>
+      <w:r>
+        <w:t xml:space="preserve">R della tabella 7.11.III, quindi dove governa una riga sismica i rapporti di scorrimento e di ribaltamento scendono, fino al 9 % e al 13 %. I documenti con </w:t>
+      </w:r>
+      <w:r>
+        <w:rPr>
+          <w:rFonts w:ascii="Calibri" w:eastAsia="Calibri" w:hAnsi="Calibri" w:cs="Calibri"/>
+        </w:rPr>
         <w:t>ψ</w:t>
       </w:r>
       <w:r>
-        <w:t>1 maggiore di 0,7, che le versioni precedenti aprivano come non validi, ora si aprono. Calcolati senza aprirli, per esempio nel calcolo del progetto, i documenti della prima versione danno gli stessi risultati di prima.</w:t>
+        <w:t>1 maggiore di 0,7, che le versioni precedenti aprivano come non validi, ora si aprono.</w:t>
       </w:r>
     </w:p>
     <w:p>
@@ -28691,7 +28748,7 @@
         <w:keepNext/>
         <w:spacing w:after="140"/>
       </w:pPr>
-      <w:bookmarkStart w:id="78" w:name="_Toc244142527"/>
+      <w:bookmarkStart w:id="78" w:name="_Toc244160519"/>
       <w:r>
         <w:t>Materiali e copriferro del muro</w:t>
       </w:r>
@@ -28737,22 +28794,19 @@
         <w:spacing w:after="140"/>
       </w:pPr>
       <w:r>
-        <w:t>Nei progetti, le schede Calcestruzzo e Acciaio del ramo forniscono i materiali al muro secondo le normali regole di ereditarietà. Il confronto dei dati comuni include esposizione, aggregato, vita utile, tolleranza e scelte di durabilità. Il copriferro adottato è condivisibile con le sezioni e viene confrontato con il minimo della scheda Materiali, usando il diametro massimo effettivamente presente nel muro. Adotta copriferro minimo applica esplicitamente la proposta. Il controllo non aumenta silenziosamente</w:t>
-      </w:r>
-      <w:r>
-        <w:t xml:space="preserve"> il copriferro e non modifica geometria, carichi o quantità di barre.</w:t>
-      </w:r>
-    </w:p>
-    <w:p>
-      <w:pPr>
-        <w:spacing w:after="140"/>
-      </w:pPr>
-      <w:r>
-        <w:t xml:space="preserve">Gli archivi precedenti mantengono le resistenze e il legame dell'acciaio con cui erano stati calcolati; l'apertura non li riclassifica automaticamente come B450C. Se l'acciaio </w:t>
+        <w:t xml:space="preserve">Nei progetti, le schede Calcestruzzo e Acciaio del ramo forniscono i materiali al muro secondo le normali regole di ereditarietà. Il confronto dei dati comuni include esposizione, aggregato, vita utile, tolleranza e scelte di durabilità. Il copriferro adottato è condivisibile con le sezioni e viene confrontato con il minimo della scheda Materiali, usando il diametro massimo effettivamente presente nel muro. Adotta copriferro minimo </w:t>
       </w:r>
       <w:r>
         <w:lastRenderedPageBreak/>
-        <w:t xml:space="preserve">salvato ha il nome di un materiale del catalogo ma valori diversi, per esempio B450A con </w:t>
+        <w:t>applica esplicitamente la proposta. Il controllo non aumenta silenziosamente il copriferro e non modifica geometria, carichi o quantità di barre.</w:t>
+      </w:r>
+    </w:p>
+    <w:p>
+      <w:pPr>
+        <w:spacing w:after="140"/>
+      </w:pPr>
+      <w:r>
+        <w:t xml:space="preserve">Gli archivi precedenti mantengono le resistenze e il legame dell'acciaio con cui erano stati calcolati; l'apertura non li riclassifica automaticamente come B450C. Se l'acciaio salvato ha il nome di un materiale del catalogo ma valori diversi, per esempio B450A con </w:t>
       </w:r>
       <w:r>
         <w:rPr>
@@ -28770,7 +28824,7 @@
         <w:keepNext/>
         <w:spacing w:after="140"/>
       </w:pPr>
-      <w:bookmarkStart w:id="79" w:name="_Toc244142528"/>
+      <w:bookmarkStart w:id="79" w:name="_Toc244160520"/>
       <w:r>
         <w:t>Avviare la verifica globale</w:t>
       </w:r>
@@ -28817,7 +28871,7 @@
         <w:keepNext/>
         <w:spacing w:after="140"/>
       </w:pPr>
-      <w:bookmarkStart w:id="80" w:name="_Toc244142529"/>
+      <w:bookmarkStart w:id="80" w:name="_Toc244160521"/>
       <w:r>
         <w:t>Inserire spessori e proprietà dei terreni</w:t>
       </w:r>
@@ -28888,6 +28942,7 @@
                 <w:b/>
                 <w:sz w:val="21"/>
               </w:rPr>
+              <w:lastRenderedPageBreak/>
               <w:t>Colonna</w:t>
             </w:r>
           </w:p>
@@ -29098,7 +29153,6 @@
               <w:rPr>
                 <w:sz w:val="21"/>
               </w:rPr>
-              <w:lastRenderedPageBreak/>
               <w:t>Monte</w:t>
             </w:r>
           </w:p>
@@ -29538,7 +29592,7 @@
           <w:noProof/>
         </w:rPr>
         <w:drawing>
-          <wp:inline distT="0" distB="0" distL="0" distR="0" wp14:anchorId="44476309" wp14:editId="01AF2518">
+          <wp:inline distT="0" distB="0" distL="0" distR="0" wp14:anchorId="6C053EBE" wp14:editId="2044E288">
             <wp:extent cx="6120000" cy="2570400"/>
             <wp:effectExtent l="0" t="0" r="0" b="0"/>
             <wp:docPr id="8" name="Picture 8" descr="Profilo dell’esempio stratificato con terreno sotto la fondazione e limiti di ricerca evidenziati in blu."/>
@@ -29596,7 +29650,7 @@
         <w:keepNext/>
         <w:spacing w:after="140"/>
       </w:pPr>
-      <w:bookmarkStart w:id="81" w:name="_Toc244142530"/>
+      <w:bookmarkStart w:id="81" w:name="_Toc244160522"/>
       <w:r>
         <w:t>Controllare rilievo falda sisma e ricerca</w:t>
       </w:r>
@@ -29615,11 +29669,8 @@
         <w:spacing w:after="140"/>
       </w:pPr>
       <w:r>
-        <w:t xml:space="preserve">L’attivazione del sisma globale viene ripresa dal muro durante la precompilazione. Il gruppo Falda e sisma espone l’opzione e la sorgente dei coefficienti. Da sito usa i dati del </w:t>
-      </w:r>
-      <w:r>
         <w:lastRenderedPageBreak/>
-        <w:t xml:space="preserve">progetto con </w:t>
+        <w:t xml:space="preserve">L’attivazione del sisma globale viene ripresa dal muro durante la precompilazione. Il gruppo Falda e sisma espone l’opzione e la sorgente dei coefficienti. Da sito usa i dati del progetto con </w:t>
       </w:r>
       <w:r>
         <w:rPr>
@@ -29645,7 +29696,7 @@
         <w:keepNext/>
         <w:spacing w:after="140"/>
       </w:pPr>
-      <w:bookmarkStart w:id="82" w:name="_Toc244142531"/>
+      <w:bookmarkStart w:id="82" w:name="_Toc244160523"/>
       <w:r>
         <w:t>Leggere il risultato e riprodurre l’esempio</w:t>
       </w:r>
@@ -29743,7 +29794,7 @@
         <w:keepNext/>
         <w:spacing w:after="140"/>
       </w:pPr>
-      <w:bookmarkStart w:id="83" w:name="_Toc244142532"/>
+      <w:bookmarkStart w:id="83" w:name="_Toc244160524"/>
       <w:r>
         <w:t>Esempio salvato e risultati ripercorribili</w:t>
       </w:r>
@@ -29771,7 +29822,11 @@
         <w:spacing w:after="140"/>
       </w:pPr>
       <w:r>
-        <w:t xml:space="preserve">Muro a mensola: H=3 m, t=0,45 m, fusto 0,40/0,25 m, mensola di valle 0,80 m e di monte 1,80 m; peso del muro 25 kN/m³. Terreno di valle fino al piano di posa, qk=10 kPa uniforme a monte. Profilo da x=−13,80 m a valle a x=16,80 m a monte; confine delle colonne x=1,20 m. I pesi </w:t>
+        <w:t xml:space="preserve">Muro a mensola: H=3 m, t=0,45 m, fusto 0,40/0,25 m, mensola di valle 0,80 m e di monte 1,80 m; peso del muro 25 kN/m³. Terreno di valle fino al piano di posa, qk=10 kPa uniforme a monte. Profilo da x=−13,80 m a valle a x=16,80 m a monte; confine delle colonne x=1,20 </w:t>
+      </w:r>
+      <w:r>
+        <w:lastRenderedPageBreak/>
+        <w:t xml:space="preserve">m. I pesi </w:t>
       </w:r>
       <w:r>
         <w:rPr>
@@ -29815,7 +29870,6 @@
         <w:spacing w:after="140"/>
       </w:pPr>
       <w:r>
-        <w:lastRenderedPageBreak/>
         <w:t xml:space="preserve">Ricerca: uscite x=−13,80/−0,10 m, ingressi x=3,10/16,80 m, profondità 0,10/6,90 m; 9 nodi per direzione, 60 conci iniziali, 4 raffinamenti. Preset statico A2–M2–R2, </w:t>
       </w:r>
       <w:r>
@@ -30199,7 +30253,7 @@
           <w:noProof/>
         </w:rPr>
         <w:drawing>
-          <wp:inline distT="0" distB="0" distL="0" distR="0" wp14:anchorId="372EAE82" wp14:editId="14E99230">
+          <wp:inline distT="0" distB="0" distL="0" distR="0" wp14:anchorId="0DB33747" wp14:editId="2F5C574A">
             <wp:extent cx="6120000" cy="2570400"/>
             <wp:effectExtent l="0" t="0" r="0" b="0"/>
             <wp:docPr id="9" name="Picture 9" descr="Superficie della seconda combinazione: il tasso supera 1 e il cerchio è rosso. L’esempio conserva l’esito sfavorevole per mostrare la lettura della verifica."/>
@@ -30266,7 +30320,7 @@
         <w:keepNext/>
         <w:spacing w:after="140"/>
       </w:pPr>
-      <w:bookmarkStart w:id="84" w:name="_Toc244142533"/>
+      <w:bookmarkStart w:id="84" w:name="_Toc244160525"/>
       <w:r>
         <w:t>Portanza, cedimenti e armature dei muri: procedura</w:t>
       </w:r>
@@ -30286,7 +30340,7 @@
         <w:keepNext/>
         <w:spacing w:after="140"/>
       </w:pPr>
-      <w:bookmarkStart w:id="85" w:name="_Toc244142534"/>
+      <w:bookmarkStart w:id="85" w:name="_Toc244160526"/>
       <w:r>
         <w:t>Scegliere il controllo</w:t>
       </w:r>
@@ -30796,7 +30850,7 @@
         <w:keepNext/>
         <w:spacing w:after="140"/>
       </w:pPr>
-      <w:bookmarkStart w:id="86" w:name="_Toc244142535"/>
+      <w:bookmarkStart w:id="86" w:name="_Toc244160527"/>
       <w:r>
         <w:t>Procedura e lettura</w:t>
       </w:r>
@@ -30832,7 +30886,7 @@
         <w:keepNext/>
         <w:spacing w:after="140"/>
       </w:pPr>
-      <w:bookmarkStart w:id="87" w:name="_Toc244142536"/>
+      <w:bookmarkStart w:id="87" w:name="_Toc244160528"/>
       <w:r>
         <w:t>Dati della portanza sismica</w:t>
       </w:r>
@@ -30905,7 +30959,7 @@
         <w:keepNext/>
         <w:spacing w:after="140"/>
       </w:pPr>
-      <w:bookmarkStart w:id="88" w:name="_Toc244142537"/>
+      <w:bookmarkStart w:id="88" w:name="_Toc244160529"/>
       <w:r>
         <w:lastRenderedPageBreak/>
         <w:t>Dati dei cedimenti</w:t>
@@ -30943,7 +30997,7 @@
         <w:keepNext/>
         <w:spacing w:after="140"/>
       </w:pPr>
-      <w:bookmarkStart w:id="89" w:name="_Toc244142538"/>
+      <w:bookmarkStart w:id="89" w:name="_Toc244160530"/>
       <w:r>
         <w:t>Importare una storia Newmark</w:t>
       </w:r>
@@ -30971,7 +31025,7 @@
         <w:keepNext/>
         <w:spacing w:after="140"/>
       </w:pPr>
-      <w:bookmarkStart w:id="90" w:name="_Toc244142539"/>
+      <w:bookmarkStart w:id="90" w:name="_Toc244160531"/>
       <w:r>
         <w:t>Disporre e proporre le armature</w:t>
       </w:r>
@@ -31009,11 +31063,11 @@
         <w:spacing w:after="140"/>
       </w:pPr>
       <w:r>
-        <w:t xml:space="preserve">In Vista dei risultati scegliere Armature: si vedono i percorsi delle barre, le pieghe, la fascia di sovrapposizione e le marche. Le barre giuntate sono affiancate lungo lo sviluppo </w:t>
+        <w:t xml:space="preserve">In Vista dei risultati scegliere Armature: si vedono i percorsi delle barre, le pieghe, la fascia di sovrapposizione e i numeri delle posizioni della tavola. Le barre giuntate sono </w:t>
       </w:r>
       <w:r>
         <w:lastRenderedPageBreak/>
-        <w:t>del muro; le proiezioni sono leggermente distanziate sul disegno per leggibilità. Dettagli armature riporta la distinta, fbd, lunghezze richieste e usate, mandrini, quantità e tutti i controlli. I pesi sono stime per metro comprensive di ancoraggi, giunzioni e secondarie. Restano da definire il disegno esecutivo, i giunti di costruzione, i bordi lungo il muro, le interferenze tridimensionali e gli sfridi: la vista non è una distinta di officina.</w:t>
+        <w:t>affiancate lungo lo sviluppo del muro; le proiezioni sono leggermente distanziate sul disegno per leggibilità. Dettagli armature riporta per posizione e zona la faccia, le barre, l'area, la lunghezza, lbd e l0 richiesti e usati, il mandrino, fbd e tutti i controlli. I pesi sono stime per metro comprensive di ancoraggi, giunzioni e secondarie; sagome e quantità del tratto sono nella tavola delle armature. Restano da definire i giunti di costruzione, le interferenze tridimensionali e gli sfridi.</w:t>
       </w:r>
     </w:p>
     <w:p>
@@ -31022,7 +31076,7 @@
         <w:keepNext/>
         <w:spacing w:after="140"/>
       </w:pPr>
-      <w:bookmarkStart w:id="91" w:name="_Toc244142540"/>
+      <w:bookmarkStart w:id="91" w:name="_Toc244160532"/>
       <w:r>
         <w:t>Tavola delle armature e distinta ferri del muro</w:t>
       </w:r>
@@ -31033,34 +31087,52 @@
         <w:spacing w:after="140"/>
       </w:pPr>
       <w:r>
-        <w:t>In Input, sotto le armature, aprire Distinta ferri del tratto di muro. Inserire la lunghezza reale del tratto, il copriferro alle sue estremità e la lunghezza commerciale delle barre. La lunghezza del tratto cambia soltanto il computo: le verifiche strutturali rimangono riferite a una striscia di 1 m. Con due zone, indicare anche i collegamenti per fila e per metro. Lo sviluppo di un collegamento comprende tutti i tratti e i ganci della sagoma scelta; zero significa da definire e produce un peso parziale.</w:t>
-      </w:r>
-    </w:p>
-    <w:p>
-      <w:pPr>
-        <w:spacing w:after="140"/>
-      </w:pPr>
-      <w:r>
-        <w:t>Dopo il ricalcolo, premere Tavola armature e distinta ferri nel riquadro di input oppure Distinta ferri in Verifiche. La finestra ha selezione della pagina e zoom. La prima tavola presenta la sezione quotata con le marche delle principali e la tabella dei pezzi del tratto. Le pagine successive separano le sagome e riportano diametro, faccia, tratti A/B/C, arco, mandrino, sviluppo totale, passo e sovrapposizione. P identifica le principali, S le secondarie lungo muro e C i collegamenti. Le due zone del fusto</w:t>
-      </w:r>
-      <w:r>
-        <w:t xml:space="preserve"> mantengono marche distinte.</w:t>
-      </w:r>
-    </w:p>
-    <w:p>
-      <w:pPr>
-        <w:spacing w:after="140"/>
-      </w:pPr>
-      <w:r>
-        <w:t>PDF completo esporta tutte le tavole in A3 orizzontale. Word completo aggiunge tabelle modificabili; CSV distinta conserva quantità, impostazioni e note; PNG pagina esporta la pagina visualizzata. Anche la relazione Word del muro contiene la distinta del tratto e le tavole. Se si modificano i dati occorre attendere il nuovo calcolo prima di esportare.</w:t>
-      </w:r>
-    </w:p>
-    <w:p>
-      <w:pPr>
-        <w:spacing w:after="140"/>
-      </w:pPr>
-      <w:r>
-        <w:t>Le barre oltre la lunghezza commerciale sono segnalate: il programma non introduce giunti automatici. Le secondarie sono conteggiate come barre rettilinee lungo muro; estremità, raccordi, ganci e disposizione degli strati richiedono il dettaglio esecutivo. Un computo completo non equivale a verifiche soddisfatte: gli esiti mancanti o sfavorevoli restano indicati nella tavola delle note.</w:t>
+        <w:t>In Input, sotto le armature, aprire Distinta ferri del tratto di muro. Inserire la lunghezza reale del tratto in «Lunghezza del tratto da armare», il copriferro alle sue estremità e la lunghezza commerciale delle barre. La lunghezza del tratto cambia soltanto il computo: le verifiche strutturali rimangono riferite a una striscia di 1 m. Con due zone, indicare anche gli spilli per fila e per metro di muro.</w:t>
+      </w:r>
+    </w:p>
+    <w:p>
+      <w:pPr>
+        <w:spacing w:after="140"/>
+      </w:pPr>
+      <w:r>
+        <w:t>Dopo il ricalcolo, «Tavola armature e distinta ferri…» nel riquadro di input oppure «Distinta ferri…» in Verifiche apre la tavola delle armature del tratto di muro lungo quanto «Lunghezza del tratto da armare»; la finestra ha selezione della pagina e zoom. La prima pagina è la sezione trasversale con tutte le posizioni, numerate nell'ordine del disegno (pos. 1, 2, …): le verticali del fusto (blu a monte, rosse a valle), le barre di fondazione con i risvolti ai bordi liberi, la forcella in testa al fusto, gl</w:t>
+      </w:r>
+      <w:r>
+        <w:t>i spilli della giunzione e i ferri longitudinali, disegnati come punti neri nella loro posizione. Ogni posizione ha un richiamo: «pos. 1 Ø16/16,7» è una barra Ø16 a passo 16,7 cm; «pos. 9 21 Ø10» sono 21 ferri longitudinali Ø10. A destra il riepilogo per diametro (lunghezza totale, kg/m e peso), il peso totale, il volume di calcestruzzo del tratto e l'incidenza in kg/m³.</w:t>
+      </w:r>
+    </w:p>
+    <w:p>
+      <w:pPr>
+        <w:spacing w:after="140"/>
+      </w:pPr>
+      <w:r>
+        <w:t xml:space="preserve">Le pagine seguenti sono la distinta ferri, sei posizioni a pagina: Pos., sagoma con le lunghezze dei tratti in cm, Ø, numero dei pezzi nel tratto, lunghezza unitaria in cm, lunghezza totale in m e peso in kg. Le sagome non sono in scala: le barre alte del fusto sono disegnate coricate e i tratti corti ingranditi. Le quote sono all'asse della barra; gli archi delle pieghe sono sviluppati e compresi nella lunghezza unitaria, che è la somma dei tratti arrotondati al cm. Accanto al tratto inclinato della barra </w:t>
+      </w:r>
+      <w:r>
+        <w:t>di valle compare l'angolo della piega della scarpa. Per i ferri longitudinali più lunghi della barra commerciale la sagoma riporta il numero di pezzi per filo e la sovrapposizione l₀. L'ultima pagina riporta i criteri e gli avvisi; resta l'avviso quando le verifiche del muro non sono tutte soddisfatte.</w:t>
+      </w:r>
+    </w:p>
+    <w:p>
+      <w:pPr>
+        <w:spacing w:after="140"/>
+      </w:pPr>
+      <w:r>
+        <w:t>Il peso è netto, senza sfridi. «Sviluppo spillo (0 = calcolato)»: con 0 la sagoma e lo sviluppo degli spilli sono calcolati; un valore diverso da zero è una forzatura. Le stesse informazioni sono nel Word, nel PDF, nei PNG e nel CSV (con le righe RIEPILOGO, TOTALE, CALCESTRUZZO e INCIDENZA): PDF completo esporta tutte le pagine in A3 orizzontale, Word completo aggiunge tabelle modificabili, CSV distinta conserva posizioni, impostazioni e note, PNG pagina esporta la pagina visualizzata. Anche la relazione Wo</w:t>
+      </w:r>
+      <w:r>
+        <w:t>rd del muro contiene la distinta del tratto e la tavola. Se si modificano i dati occorre attendere il nuovo calcolo prima di esportare.</w:t>
+      </w:r>
+    </w:p>
+    <w:p>
+      <w:pPr>
+        <w:spacing w:after="140"/>
+      </w:pPr>
+      <w:r>
+        <w:lastRenderedPageBreak/>
+        <w:t>I ferri longitudinali più lunghi della barra commerciale si dividono in pezzi uguali con la sovrapposizione l₀; le barre di fondazione che non stanno in una barra commerciale diventano due, una per mensola, prolungate oltre la radice per l'ancoraggio. Una posizione che resta più lunga della barra commerciale, per esempio una verticale alta del fusto, è segnalata: il programma non introduce giunti nelle barre trasversali. Se la mensola dalla parte opposta non contiene il piede di una verticale, la barra pieg</w:t>
+      </w:r>
+      <w:r>
+        <w:t>a dalla sua parte e la distinta lo segnala. Un computo completo non equivale a verifiche soddisfatte: gli esiti mancanti o sfavorevoli restano indicati nell'ultima pagina.</w:t>
       </w:r>
     </w:p>
     <w:p>
@@ -31072,12 +31144,11 @@
         <w:rPr>
           <w:noProof/>
         </w:rPr>
-        <w:lastRenderedPageBreak/>
         <w:drawing>
-          <wp:inline distT="0" distB="0" distL="0" distR="0" wp14:anchorId="5F9A0790" wp14:editId="33210E22">
+          <wp:inline distT="0" distB="0" distL="0" distR="0" wp14:anchorId="048D8A14" wp14:editId="44F6CCB9">
             <wp:extent cx="6120000" cy="4316786"/>
             <wp:effectExtent l="0" t="0" r="0" b="0"/>
-            <wp:docPr id="10" name="Picture 10" descr="Esempio di distinta del muro con due zone di armatura e tratto di quattro metri"/>
+            <wp:docPr id="10" name="Picture 10" descr="Prima pagina della tavola delle armature del muro con due zone e tratto di quattro metri: sezione trasversale con le posizioni, riepilogo per diametro e incidenza"/>
             <wp:cNvGraphicFramePr>
               <a:graphicFrameLocks xmlns:a="http://schemas.openxmlformats.org/drawingml/2006/main" noChangeAspect="1"/>
             </wp:cNvGraphicFramePr>
@@ -31085,7 +31156,7 @@
               <a:graphicData uri="http://schemas.openxmlformats.org/drawingml/2006/picture">
                 <pic:pic xmlns:pic="http://schemas.openxmlformats.org/drawingml/2006/picture">
                   <pic:nvPicPr>
-                    <pic:cNvPr id="0" name="distinta-due-zone-1.png"/>
+                    <pic:cNvPr id="0" name="muri-tavola-armature.png"/>
                     <pic:cNvPicPr/>
                   </pic:nvPicPr>
                   <pic:blipFill>
@@ -31115,15 +31186,18 @@
         <w:pStyle w:val="Didascalia"/>
       </w:pPr>
       <w:r>
-        <w:t>Esempio di distinta del muro con due zone di armatura e tratto di quattro metri</w:t>
-      </w:r>
-    </w:p>
-    <w:p>
-      <w:pPr>
-        <w:spacing w:after="140"/>
-      </w:pPr>
-      <w:r>
-        <w:t>Esempio riapribile: supporto/artefatti/muri-materiali-distinta-20261005/interfaccia/distinta-due-zone.anthea. Il muro ha H=3 m, due zone con cambio a 1,5 m e un tratto lungo 4 m. La distinta mostra 23 pezzi per ciascuna marca principale e segnala lo sviluppo mancante dei collegamenti C1. I PDF e i Word della stessa cartella consentono di ripercorrere la lettura. L'esempio illustra input e computo, non costituisce un muro esecutivo verificato.</w:t>
+        <w:t>Prima pagina della tavola delle armature del muro con due zone e tratto di quattro metri: sezione trasversale con le posizioni, riepilogo per diametro e incidenza</w:t>
+      </w:r>
+    </w:p>
+    <w:p>
+      <w:pPr>
+        <w:spacing w:after="140"/>
+      </w:pPr>
+      <w:r>
+        <w:t>Esempio riapribile: supporto/artefatti/muri-materiali-distinta-20261005/interfaccia/distinta-due-zone.anthea. Il muro ha H=3 m, due zone con cambio a 1,5 m e un tratto lungo 4 m. La tavola ha 14 posizioni: le quattro verticali del fusto, le barre inferiori e superiori della fondazione, la forcella, gli spilli della giunzione con la sagoma calcolata e sei file di ferri longitudinali; peso totale 847,1 kg, 9,30 m³ di calcestruzzo, incidenza 91 kg/m³. L'esempio illustra input e computo, non costituisce un muro</w:t>
+      </w:r>
+      <w:r>
+        <w:t xml:space="preserve"> esecutivo verificato.</w:t>
       </w:r>
     </w:p>
     <w:p>
@@ -31132,8 +31206,9 @@
         <w:keepNext/>
         <w:spacing w:after="140"/>
       </w:pPr>
-      <w:bookmarkStart w:id="92" w:name="_Toc244142541"/>
-      <w:r>
+      <w:bookmarkStart w:id="92" w:name="_Toc244160533"/>
+      <w:r>
+        <w:lastRenderedPageBreak/>
         <w:t>Efficienza orizzontale della palificata</w:t>
       </w:r>
       <w:bookmarkEnd w:id="92"/>
@@ -31152,7 +31227,7 @@
         <w:keepNext/>
         <w:spacing w:after="140"/>
       </w:pPr>
-      <w:bookmarkStart w:id="93" w:name="_Toc244142542"/>
+      <w:bookmarkStart w:id="93" w:name="_Toc244160534"/>
       <w:r>
         <w:t>Apertura e geometria</w:t>
       </w:r>
@@ -31171,7 +31246,6 @@
         <w:spacing w:after="140"/>
       </w:pPr>
       <w:r>
-        <w:lastRenderedPageBreak/>
         <w:t xml:space="preserve">Scegliere in alto a sinistra Rettangolare, Quinconce, Triangolare, Pentagonale, Esagonale oppure Generica. Gli input sottostanti generano automaticamente la disposizione: Nx/Ny e Sx/D/Sy/D per le file; numero di pali sul lato e S/D per il triangolo; anelli, suddivisioni, centro e S/D per i poligoni. Quinconce alterna file di N e N−1 pali con sfalsamento di mezzo interasse. Il triangolo è pieno; i poligoni usano anelli concentrici con suddivisioni crescenti. Le coordinate sono modificabili solo in Generica. </w:t>
       </w:r>
       <w:r>
@@ -31192,7 +31266,7 @@
         <w:keepNext/>
         <w:spacing w:after="140"/>
       </w:pPr>
-      <w:bookmarkStart w:id="94" w:name="_Toc244142543"/>
+      <w:bookmarkStart w:id="94" w:name="_Toc244160535"/>
       <w:r>
         <w:t>Metodo e applicabilità</w:t>
       </w:r>
@@ -31562,6 +31636,7 @@
               <w:rPr>
                 <w:sz w:val="21"/>
               </w:rPr>
+              <w:lastRenderedPageBreak/>
               <w:t>Rollins e FEMA</w:t>
             </w:r>
           </w:p>
@@ -31778,11 +31853,10 @@
         <w:spacing w:after="140"/>
       </w:pPr>
       <w:r>
-        <w:t xml:space="preserve">Il riconoscimento automatico accetta una griglia cartesiana completa e uniforme nel riferimento del carico, anche se ruotata rispetto agli assi globali. Le file vengono distinte con tolleranza D per 10 alla meno 6. Per geometrie irregolari o H obliqua, i metodi per file non vengono applicati automaticamente. Aprire Applicabilità e interassi rappresentativi e, solo dopo una valutazione ingegneristica, accettare l'estensione per file proiettate e </w:t>
-      </w:r>
-      <w:r>
-        <w:lastRenderedPageBreak/>
-        <w:t>assegnare S parallelo e S trasversale. Per Caltrans, accettata l'estensione, la media degli interassi fra file proiettate è disponibile automaticamente; si può assegnare un interasse rappresentativo diverso. L'estensione resta identificata negli avvisi.</w:t>
+        <w:t xml:space="preserve">Il riconoscimento automatico accetta una griglia cartesiana completa e uniforme nel riferimento del carico, anche se ruotata rispetto agli assi globali. Le file vengono distinte con tolleranza D per 10 alla meno 6. Per geometrie irregolari o H obliqua, i metodi per file non vengono applicati automaticamente. Aprire Applicabilità e interassi rappresentativi e, solo dopo una valutazione ingegneristica, accettare l'estensione per file proiettate e assegnare S parallelo e S trasversale. Per Caltrans, accettata </w:t>
+      </w:r>
+      <w:r>
+        <w:t>l'estensione, la media degli interassi fra file proiettate è disponibile automaticamente; si può assegnare un interasse rappresentativo diverso. L'estensione resta identificata negli avvisi.</w:t>
       </w:r>
     </w:p>
     <w:p>
@@ -31810,7 +31884,7 @@
         <w:keepNext/>
         <w:spacing w:after="140"/>
       </w:pPr>
-      <w:bookmarkStart w:id="95" w:name="_Toc244142544"/>
+      <w:bookmarkStart w:id="95" w:name="_Toc244160536"/>
       <w:r>
         <w:t>Risultati e confronto</w:t>
       </w:r>
@@ -31832,7 +31906,11 @@
         <w:spacing w:after="140"/>
       </w:pPr>
       <w:r>
-        <w:t>La tabella di confronto indica separatamente grandezza, valore e indisponibilità. Selezionare ciascun metodo per leggere fonte, avvisi e dettaglio dei pali. Il dettaglio riporta fila, coordinate proiettate, beta, alfa e coefficiente finale. Alfa riguarda la modifica Caltrans; per gli altri p-multiplier vale uno. I coefficienti di Davisson non devono essere letti come p-multiplier.</w:t>
+        <w:t xml:space="preserve">La tabella di confronto indica separatamente grandezza, valore e indisponibilità. Selezionare ciascun metodo per leggere fonte, avvisi e dettaglio dei pali. Il dettaglio riporta fila, coordinate proiettate, beta, alfa e coefficiente finale. Alfa riguarda la modifica </w:t>
+      </w:r>
+      <w:r>
+        <w:lastRenderedPageBreak/>
+        <w:t>Caltrans; per gli altri p-multiplier vale uno. I coefficienti di Davisson non devono essere letti come p-multiplier.</w:t>
       </w:r>
     </w:p>
     <w:p>
@@ -31857,9 +31935,8 @@
         <w:keepNext/>
         <w:spacing w:after="140"/>
       </w:pPr>
-      <w:bookmarkStart w:id="96" w:name="_Toc244142545"/>
-      <w:r>
-        <w:lastRenderedPageBreak/>
+      <w:bookmarkStart w:id="96" w:name="_Toc244160537"/>
+      <w:r>
         <w:t>Risposta elastica del palo orizzontale</w:t>
       </w:r>
       <w:bookmarkEnd w:id="96"/>
@@ -31878,7 +31955,7 @@
         <w:keepNext/>
         <w:spacing w:after="140"/>
       </w:pPr>
-      <w:bookmarkStart w:id="97" w:name="_Toc244142546"/>
+      <w:bookmarkStart w:id="97" w:name="_Toc244160538"/>
       <w:r>
         <w:t>Dati iniziali condivisi</w:t>
       </w:r>
@@ -31914,10 +31991,11 @@
         <w:spacing w:after="140"/>
       </w:pPr>
       <w:r>
-        <w:t xml:space="preserve">EJ viene mostrato in sola lettura con E, J, unità e origine. Per il palo in calcestruzzo si usa la sezione circolare integra lorda, con Ecm del materiale: sono esclusi il contributo aggiuntivo delle armature, fessurazione e viscosità. Per il micropalo CHS si usa il solo tubo di acciaio; il contributo della malta non è incluso. Il modulo elastico del tubo è nei dati iniziali di sezione. L'opzione avanzata Override EJ, nello stesso editor, richiede valore e motivazione; conserva anche il valore geometrico di </w:t>
-      </w:r>
-      <w:r>
-        <w:t>base. Il momento resistente My della verifica Broms non sostituisce EJ.</w:t>
+        <w:t xml:space="preserve">EJ viene mostrato in sola lettura con E, J, unità e origine. Per il palo in calcestruzzo si usa la sezione circolare integra lorda, con Ecm del materiale: sono esclusi il contributo aggiuntivo delle armature, fessurazione e viscosità. Per il micropalo CHS si usa il solo tubo di acciaio; il contributo della malta non è incluso. Il modulo elastico del tubo è nei </w:t>
+      </w:r>
+      <w:r>
+        <w:lastRenderedPageBreak/>
+        <w:t>dati iniziali di sezione. L'opzione avanzata Override EJ, nello stesso editor, richiede valore e motivazione; conserva anche il valore geometrico di base. Il momento resistente My della verifica Broms non sostituisce EJ.</w:t>
       </w:r>
     </w:p>
     <w:p>
@@ -31934,7 +32012,7 @@
         <w:keepNext/>
         <w:spacing w:after="140"/>
       </w:pPr>
-      <w:bookmarkStart w:id="98" w:name="_Toc244142547"/>
+      <w:bookmarkStart w:id="98" w:name="_Toc244160539"/>
       <w:r>
         <w:t>Parametri nella riga dello strato</w:t>
       </w:r>
@@ -31945,11 +32023,7 @@
         <w:spacing w:after="140"/>
       </w:pPr>
       <w:r>
-        <w:t xml:space="preserve">La tabella iniziale contiene anche i parametri della risposta orizzontale. Strato e terreno rimangono riconoscibili durante lo scorrimento orizzontale interno. Nella stessa riga si scelgono addensamento o categoria, determinazione e autore; minimo e massimo della </w:t>
-      </w:r>
-      <w:r>
-        <w:lastRenderedPageBreak/>
-        <w:t>fonte sono in sola lettura, il valore adottato è modificabile. Info della riga riporta origine, condizioni, bibliografia e motivazione dell'eventuale override.</w:t>
+        <w:t>La tabella iniziale contiene anche i parametri della risposta orizzontale. Strato e terreno rimangono riconoscibili durante lo scorrimento orizzontale interno. Nella stessa riga si scelgono addensamento o categoria, determinazione e autore; minimo e massimo della fonte sono in sola lettura, il valore adottato è modificabile. Info della riga riporta origine, condizioni, bibliografia e motivazione dell'eventuale override.</w:t>
       </w:r>
     </w:p>
     <w:p>
@@ -31986,7 +32060,7 @@
         <w:keepNext/>
         <w:spacing w:after="140"/>
       </w:pPr>
-      <w:bookmarkStart w:id="99" w:name="_Toc244142548"/>
+      <w:bookmarkStart w:id="99" w:name="_Toc244160540"/>
       <w:r>
         <w:t>Sforzo normale e lettura dei diagrammi</w:t>
       </w:r>
@@ -32023,8 +32097,9 @@
         <w:keepNext/>
         <w:spacing w:after="140"/>
       </w:pPr>
-      <w:bookmarkStart w:id="100" w:name="_Toc244142549"/>
-      <w:r>
+      <w:bookmarkStart w:id="100" w:name="_Toc244160541"/>
+      <w:r>
+        <w:lastRenderedPageBreak/>
         <w:t>Materiali e parametri per strato</w:t>
       </w:r>
       <w:bookmarkEnd w:id="100"/>
@@ -32045,11 +32120,7 @@
         <w:t>Nel pannello Momento plastico resistente scegliere i materiali dalle tendine Calcestruzzo e Acciaio. Nei nuovi fogli del palo è preselezionato B450C con tutte le proprietà del catalogo, come nel modulo della sezione in c.a.; i materiali personalizzati degli archivi esistenti rimangono conservati. Il riferimento Motore di calcolo: GPC Engine è in alto a destra del modulo, come nella scheda della sezione in c.a., ed è visibile per entrambe le analisi. Le proprietà numeriche sono raccolte nei dati opzionali, c</w:t>
       </w:r>
       <w:r>
-        <w:t xml:space="preserve">hiusi </w:t>
-      </w:r>
-      <w:r>
-        <w:lastRenderedPageBreak/>
-        <w:t>inizialmente, insieme a esposizione, vita utile, qualità del copriferro e legami. Gli archivi personalizzati conservano i valori precedenti. N e MRd sono sotto il disegno della sezione. Le opzioni di resistenza manuale ed EJ rimangono accessibili in un pannello chiuso.</w:t>
+        <w:t>hiusi inizialmente, insieme a esposizione, vita utile, qualità del copriferro e legami. Gli archivi personalizzati conservano i valori precedenti. N e MRd sono sotto il disegno della sezione. Le opzioni di resistenza manuale ed EJ rimangono accessibili in un pannello chiuso.</w:t>
       </w:r>
     </w:p>
     <w:p>
@@ -32095,7 +32166,7 @@
         <w:keepNext/>
         <w:spacing w:after="140"/>
       </w:pPr>
-      <w:bookmarkStart w:id="101" w:name="_Toc244142550"/>
+      <w:bookmarkStart w:id="101" w:name="_Toc244160542"/>
       <w:r>
         <w:t>Avanzamento e controlli da completare</w:t>
       </w:r>
@@ -32114,10 +32185,11 @@
         <w:spacing w:after="140"/>
       </w:pPr>
       <w:r>
-        <w:t xml:space="preserve">Il riepilogo di ogni tratto elenca sempre i controlli non soddisfatti, quelli da completare e quelli esclusi. Il comportamento iniziale è Pilastro, modificabile in Trave oppure Solo controlli comuni nelle ipotesi. È una scelta esplicita dei dettagli da controllare. I minimi specifici dei pali rimangono separati. Esposizione, resistenza del calcestruzzo, vita utile e qualità del copriferro provengono dalla sezione principale; il cmin,dur è calcolato con Checker. Un valore manuale precedente viene conservato </w:t>
-      </w:r>
-      <w:r>
-        <w:t>come override esplicito. Il foglio c.a. aperto dal tratto riceve esposizione e comportamento impostati.</w:t>
+        <w:t xml:space="preserve">Il riepilogo di ogni tratto elenca sempre i controlli non soddisfatti, quelli da completare e quelli esclusi. Il comportamento iniziale è Pilastro, modificabile in Trave oppure Solo </w:t>
+      </w:r>
+      <w:r>
+        <w:lastRenderedPageBreak/>
+        <w:t>controlli comuni nelle ipotesi. È una scelta esplicita dei dettagli da controllare. I minimi specifici dei pali rimangono separati. Esposizione, resistenza del calcestruzzo, vita utile e qualità del copriferro provengono dalla sezione principale; il cmin,dur è calcolato con Checker. Un valore manuale precedente viene conservato come override esplicito. Il foglio c.a. aperto dal tratto riceve esposizione e comportamento impostati.</w:t>
       </w:r>
     </w:p>
     <w:p>
@@ -32133,7 +32205,6 @@
         <w:spacing w:after="140"/>
       </w:pPr>
       <w:r>
-        <w:lastRenderedPageBreak/>
         <w:t>La proposta cerca il primo attraversamento discendente di metà del massimo assoluto del momento, dopo l'ultimo massimo. La quota effettiva è quella realizzabile più vicina su griglia di 0,5 m, con tratti almeno di 3 m e sviluppo entro le barre commerciali assegnate. Oltre il cambio è predisposta una sezione personalizzabile con armatura iniziale copiata dalla principale: usare Dimensiona o modificarla e controllare gli esiti. In assenza di attraversamento realizzabile resta una proposta costruttiva senza ri</w:t>
       </w:r>
       <w:r>
@@ -32146,7 +32217,7 @@
         <w:keepNext/>
         <w:spacing w:after="140"/>
       </w:pPr>
-      <w:bookmarkStart w:id="102" w:name="_Toc244142551"/>
+      <w:bookmarkStart w:id="102" w:name="_Toc244160543"/>
       <w:r>
         <w:t>Tratti colorati e verificatore della sezione</w:t>
       </w:r>
@@ -32187,6 +32258,7 @@
         <w:spacing w:after="140"/>
       </w:pPr>
       <w:r>
+        <w:lastRenderedPageBreak/>
         <w:t>Proponi suddivisione usa quote su griglia di 0,5 m, mantenendo esatta la punta, e non genera tratti inferiori a 3 m. Considera domanda, sviluppo delle barre e lunghezze commerciali preferite 6/8/10/12 m, comprensive della sovrapposizione. Se i vincoli sono incompatibili presenta una spiegazione, senza introdurre tratti corti. La proposta deve essere applicata esplicitamente e conserva nell'archivio i tratti sostituiti. Le quote e il numero dei tratti restano modificabili.</w:t>
       </w:r>
     </w:p>
@@ -32213,11 +32285,7 @@
         <w:t>φ</w:t>
       </w:r>
       <w:r>
-        <w:t xml:space="preserve">24 dà 1,44 </w:t>
-      </w:r>
-      <w:r>
-        <w:lastRenderedPageBreak/>
-        <w:t>m, arrotondati a 1,50 m. Il pulsante Distinta ferri di ogni tratto apre la distinta e la seleziona nel riepilogo a destra. Barre e staffe sono visibili inizialmente; la scelta di richiudere il pannello viene conservata durante il ricalcolo. I testi si aggiornano anche mantenendo il cursore in un campo. Quando la distinta non può essere prodotta, la vista delle armature e il tratto mostrano il motivo specifico, senza un riquadro bianco o un’attesa permanente. La distinta di ciascun tratto indica i</w:t>
+        <w:t>24 dà 1,44 m, arrotondati a 1,50 m. Il pulsante Distinta ferri di ogni tratto apre la distinta e la seleziona nel riepilogo a destra. Barre e staffe sono visibili inizialmente; la scelta di richiudere il pannello viene conservata durante il ricalcolo. I testi si aggiornano anche mantenendo il cursore in un campo. Quando la distinta non può essere prodotta, la vista delle armature e il tratto mostrano il motivo specifico, senza un riquadro bianco o un’attesa permanente. La distinta di ciascun tratto indica i</w:t>
       </w:r>
       <w:r>
         <w:t>l proprio gruppo, quantità, diametro, quote fisiche, lunghezza di taglio, barra commerciale e sovrapposizione. Ogni pezzo è conteggiato una sola volta; i giunti richiamano i pezzi collegati senza aggiungere altre quantità. Le staffe riportano diametro, passo massimo, quantità e quote nominali, assegnando il confine al tratto successivo senza doppi conteggi; forma di chiusura, sviluppo e distinta esecutiva delle staffe restano da definire.</w:t>
@@ -32229,7 +32297,7 @@
         <w:keepNext/>
         <w:spacing w:after="140"/>
       </w:pPr>
-      <w:bookmarkStart w:id="103" w:name="_Toc244142552"/>
+      <w:bookmarkStart w:id="103" w:name="_Toc244160544"/>
       <w:r>
         <w:t>Approvazione delle ipotesi ed esito delle armature</w:t>
       </w:r>
@@ -32262,6 +32330,7 @@
         <w:spacing w:after="140"/>
       </w:pPr>
       <w:r>
+        <w:lastRenderedPageBreak/>
         <w:t>NTC §7.2.5 apre una finestra interna ad ANTHEA con la sintesi dei criteri e una seconda scheda contenente la pagina originale consultata, PDF 217 / stampata 213. Zoom e scorrimento consentono di leggerla anche senza Internet. Non viene aperto un browser.</w:t>
       </w:r>
     </w:p>
@@ -32281,7 +32350,6 @@
         <w:spacing w:after="140"/>
       </w:pPr>
       <w:r>
-        <w:lastRenderedPageBreak/>
         <w:t>La lunghezza geometrica non comprende ganci, chiusure, ancoraggi, giunti o sfridi e non è una lunghezza di taglio esecutiva. Il verificatore attuale del taglio usa staffe singole: selezionando Spirale il taglio resta non verificato e il dimensionamento resistente automatico non viene eseguito. Nella zona dissipativa di testa il controllo NTC delle staffe singole non è soddisfatto da una spirale. Disegno, verifica e dettagli costruttivi rimangono distinti.</w:t>
       </w:r>
     </w:p>
@@ -32291,7 +32359,7 @@
         <w:keepNext/>
         <w:spacing w:after="140"/>
       </w:pPr>
-      <w:bookmarkStart w:id="104" w:name="_Toc244142553"/>
+      <w:bookmarkStart w:id="104" w:name="_Toc244160545"/>
       <w:r>
         <w:t>Controlli sismici della testa del palo</w:t>
       </w:r>
@@ -32347,7 +32415,11 @@
         <w:t>φ</w:t>
       </w:r>
       <w:r>
-        <w:t>L. Il diametro trasversale minimo è 8 mm. La modalità sismica applica questi minimi anche se il controllo ordinario dei minimi pali è disattivato. I coefficienti unitari/custom non possono dare un esito di conformità NTC.</w:t>
+        <w:t xml:space="preserve">L. </w:t>
+      </w:r>
+      <w:r>
+        <w:lastRenderedPageBreak/>
+        <w:t>Il diametro trasversale minimo è 8 mm. La modalità sismica applica questi minimi anche se il controllo ordinario dei minimi pali è disattivato. I coefficienti unitari/custom non possono dare un esito di conformità NTC.</w:t>
       </w:r>
     </w:p>
     <w:p>
@@ -32358,11 +32430,7 @@
         <w:t>Dimensiona usa anche i controlli sismici attivi per selezionare i candidati; richiede le conferme necessarie. Barre, ancoraggi e giunti rimangono da verificare nella disposizione reale. Modificare armature o conferme riutilizza la risposta FEM quando gli input fisici restano invariati; modificare il confine della zona aggiorna la discretizzazione. Sul profilo palo-terreno e su tutti i diagrammi la zona è evidenziata con una fascia viola, il contorno presso il palo e una linea orizzontale alla quota minima 1</w:t>
       </w:r>
       <w:r>
-        <w:t xml:space="preserve">0D. La legenda superiore indica 10D in metri. Se la zona assegnata è più lunga, sono distinti il limite </w:t>
-      </w:r>
-      <w:r>
-        <w:lastRenderedPageBreak/>
-        <w:t>minimo e la fine assegnata; le quote vicine hanno richiami separati per evitare sovrapposizioni. Il controllo Zona sismica 10D permette di nascondere solo la rappresentazione. La fascia è disponibile già con i risultati FEM, prima del completamento di MRd. La tavola armature conserva il contorno arancione della zona. Archivio, JSON, CSV e report conservano impostazioni, fonte ed esiti.</w:t>
+        <w:t>0D. La legenda superiore indica 10D in metri. Se la zona assegnata è più lunga, sono distinti il limite minimo e la fine assegnata; le quote vicine hanno richiami separati per evitare sovrapposizioni. Il controllo Zona sismica 10D permette di nascondere solo la rappresentazione. La fascia è disponibile già con i risultati FEM, prima del completamento di MRd. La tavola armature conserva il contorno arancione della zona. Archivio, JSON, CSV e report conservano impostazioni, fonte ed esiti.</w:t>
       </w:r>
     </w:p>
     <w:p>
@@ -32379,7 +32447,7 @@
         <w:keepNext/>
         <w:spacing w:after="140"/>
       </w:pPr>
-      <w:bookmarkStart w:id="105" w:name="_Toc244142554"/>
+      <w:bookmarkStart w:id="105" w:name="_Toc244160546"/>
       <w:r>
         <w:t>Ricalcolo delle sollecitazioni e delle resistenze</w:t>
       </w:r>
@@ -32410,7 +32478,7 @@
         <w:keepNext/>
         <w:spacing w:after="140"/>
       </w:pPr>
-      <w:bookmarkStart w:id="106" w:name="_Toc244142555"/>
+      <w:bookmarkStart w:id="106" w:name="_Toc244160547"/>
       <w:r>
         <w:t>Tratti e verifica delle sezioni</w:t>
       </w:r>
@@ -32432,6 +32500,7 @@
         <w:spacing w:after="140"/>
       </w:pPr>
       <w:r>
+        <w:lastRenderedPageBreak/>
         <w:t>Confermare nelle ipotesi la natura delle azioni di progetto e il modello di taglio circolare equivalente, con z/d assegnato. Le verifiche impiegano N, V e M alla stessa quota, includendo interfacce, confini dei tratti, campioni interni ed estremi dei polinomi FEM. Il riepilogo mostra la sezione critica e la sezione trasversale segue la quota selezionata. Gli esiti distinguono non verificabile, non soddisfatto, parziale e soddisfatto N–M–V con dettagli ancora da completare. Il verificatore c.a. non si applic</w:t>
       </w:r>
       <w:r>
@@ -32443,14 +32512,10 @@
         <w:spacing w:after="140"/>
       </w:pPr>
       <w:r>
-        <w:t xml:space="preserve">MRd positivo e negativo sono calcolati al valore locale di N e sovrapposti a MEd con linea tratteggiata. Le zone prive dello sviluppo completo delle barre, vicino alle loro estremità, sono evidenziate in colore chiaro. Dove la lunghezza ancorata oltre a_l è minore di lbd, </w:t>
-      </w:r>
-      <w:r>
-        <w:lastRenderedPageBreak/>
-        <w:t>MRd usa fyd·r, con r la lunghezza ancorata oltre a_l divisa per lbd e arrotondata per difetto a 0,05: la sezione critica e il report scrivono «MRd con fyd·r» invece di «MRd nominale», e un tratto che così diventa non soddisfatto lo dice nello stato. La curva si interrompe e la verifica resta parziale solo dove r è minore di 0,05 o un giunto non è utilizzabile. Il valore nominale rimane consultabile separatamente e non certifica il confinamento dei giunti. Fuori dal dominio resistente non viene disegnata una</w:t>
-      </w:r>
-      <w:r>
-        <w:t xml:space="preserve"> resistenza valida. La capacità ultima di Broms non è utilizzata come azione del FEM o delle sezioni.</w:t>
+        <w:t>MRd positivo e negativo sono calcolati al valore locale di N e sovrapposti a MEd con linea tratteggiata. Le zone prive dello sviluppo completo delle barre, vicino alle loro estremità, sono evidenziate in colore chiaro. Dove la lunghezza ancorata oltre a_l è minore di lbd, MRd usa fyd·r, con r la lunghezza ancorata oltre a_l divisa per lbd e arrotondata per difetto a 0,05: la sezione critica e il report scrivono «MRd con fyd·r» invece di «MRd nominale», e un tratto che così diventa non soddisfatto lo dice ne</w:t>
+      </w:r>
+      <w:r>
+        <w:t>llo stato. La curva si interrompe e la verifica resta parziale solo dove r è minore di 0,05 o un giunto non è utilizzabile. Il valore nominale rimane consultabile separatamente e non certifica il confinamento dei giunti. Fuori dal dominio resistente non viene disegnata una resistenza valida. La capacità ultima di Broms non è utilizzata come azione del FEM o delle sezioni.</w:t>
       </w:r>
     </w:p>
     <w:p>
@@ -32459,7 +32524,7 @@
         <w:keepNext/>
         <w:spacing w:after="140"/>
       </w:pPr>
-      <w:bookmarkStart w:id="107" w:name="_Toc244142556"/>
+      <w:bookmarkStart w:id="107" w:name="_Toc244160548"/>
       <w:r>
         <w:t>Proposte e vista delle armature</w:t>
       </w:r>
@@ -32505,6 +32570,7 @@
         <w:spacing w:after="140"/>
       </w:pPr>
       <w:r>
+        <w:lastRenderedPageBreak/>
         <w:t>Un gruppo è spezzato internamente soltanto se non entra nelle lunghezze commerciali ammesse; i tagli conservano il primo inizio e l'ultima fine, con sovrapposizioni intermedie comprese nelle quantità. Un tratto netto di 12 m dopo il primo richiede più di 12 m di barra per il giunto entrante: con limite commerciale 12 m viene quindi spezzato. Le barre commerciali più lunghe vengono tagliate alla lunghezza richiesta, senza allungare il gruppo.</w:t>
       </w:r>
     </w:p>
@@ -32513,11 +32579,10 @@
         <w:spacing w:after="140"/>
       </w:pPr>
       <w:r>
-        <w:t xml:space="preserve">I giunti J mostrano coppie effettivamente allineate rispetto a quelle previste, quote, lunghezze iniziale, richiesta, adottata ed effettiva. Passando da 20 barre equidistanti a 12, non tutte le direzioni coincidono: il programma conserva quantità e tagli ma segnala </w:t>
-      </w:r>
-      <w:r>
-        <w:lastRenderedPageBreak/>
-        <w:t>la disposizione trasversale da definire. Finestra troppo corta, giunti interferenti e distanza non ammessa impediscono di considerare il dettaglio soddisfatto. Le sezioni sono nominali; accostamento, confinamento, sfalsamento e chiusure delle staffe restano da completare. I vecchi valori archiviati di sviluppo esterno sono conservati ma non modificano i tagli di questa modalità.</w:t>
+        <w:t>I giunti J mostrano coppie effettivamente allineate rispetto a quelle previste, quote, lunghezze iniziale, richiesta, adottata ed effettiva. Passando da 20 barre equidistanti a 12, non tutte le direzioni coincidono: il programma conserva quantità e tagli ma segnala la disposizione trasversale da definire. Finestra troppo corta, giunti interferenti e distanza non ammessa impediscono di considerare il dettaglio soddisfatto. Le sezioni sono nominali; accostamento, confinamento, sfalsamento e chiusure delle sta</w:t>
+      </w:r>
+      <w:r>
+        <w:t>ffe restano da completare. I vecchi valori archiviati di sviluppo esterno sono conservati ma non modificano i tagli di questa modalità.</w:t>
       </w:r>
     </w:p>
     <w:p>
@@ -32553,7 +32618,7 @@
         <w:keepNext/>
         <w:spacing w:after="140"/>
       </w:pPr>
-      <w:bookmarkStart w:id="108" w:name="_Toc244142557"/>
+      <w:bookmarkStart w:id="108" w:name="_Toc244160549"/>
       <w:r>
         <w:t>Esempio riproducibile e limiti</w:t>
       </w:r>
@@ -32575,7 +32640,11 @@
         <w:spacing w:after="140"/>
       </w:pPr>
       <w:r>
-        <w:t>Il modello esclude plasticità, distacco, curve p-y, trasferimento assiale al terreno, secondo ordine, ciclicità e interazione di gruppo. Le molle reagiscono nei due versi. EJ integra non descrive automaticamente la fessurazione. Nessun fattore di efficienza della palificata è applicato al palo singolo. La convergenza non attesta resistenza strutturale o capacità del terreno.</w:t>
+        <w:t xml:space="preserve">Il modello esclude plasticità, distacco, curve p-y, trasferimento assiale al terreno, secondo ordine, ciclicità e interazione di gruppo. Le molle reagiscono nei due versi. EJ </w:t>
+      </w:r>
+      <w:r>
+        <w:lastRenderedPageBreak/>
+        <w:t>integra non descrive automaticamente la fessurazione. Nessun fattore di efficienza della palificata è applicato al palo singolo. La convergenza non attesta resistenza strutturale o capacità del terreno.</w:t>
       </w:r>
     </w:p>
     <w:p>
@@ -32584,7 +32653,7 @@
         <w:keepNext/>
         <w:spacing w:after="140"/>
       </w:pPr>
-      <w:bookmarkStart w:id="109" w:name="_Toc244142558"/>
+      <w:bookmarkStart w:id="109" w:name="_Toc244160550"/>
       <w:r>
         <w:t>Wiki e centro della conoscenza</w:t>
       </w:r>
@@ -32596,7 +32665,7 @@
         <w:keepNext/>
         <w:spacing w:after="140"/>
       </w:pPr>
-      <w:bookmarkStart w:id="110" w:name="_Toc244142559"/>
+      <w:bookmarkStart w:id="110" w:name="_Toc244160551"/>
       <w:r>
         <w:t>Wiki del modulo e aiuti sui singoli dati</w:t>
       </w:r>
@@ -32607,11 +32676,7 @@
         <w:spacing w:after="140"/>
       </w:pPr>
       <w:r>
-        <w:t xml:space="preserve">Ogni modulo dispone del pulsante Wiki del modulo. Il comando Approfondimenti apre una scelta di argomenti e sezioni pertinenti. Accanto ai dati per cui esiste una spiegazione specifica, il pulsante ? raggiunge il punto della Wiki: per esempio copriferro nominale, </w:t>
-      </w:r>
-      <w:r>
-        <w:lastRenderedPageBreak/>
-        <w:t>copriferro per fessurazione, materiali, rigidezza del palo, armature e sisma. F1 nell’editor apre l’aiuto del dato, quando disponibile, oppure la guida del modulo.</w:t>
+        <w:t>Ogni modulo dispone del pulsante Wiki del modulo. Il comando Approfondimenti apre una scelta di argomenti e sezioni pertinenti. Accanto ai dati per cui esiste una spiegazione specifica, il pulsante ? raggiunge il punto della Wiki: per esempio copriferro nominale, copriferro per fessurazione, materiali, rigidezza del palo, armature e sisma. F1 nell’editor apre l’aiuto del dato, quando disponibile, oppure la guida del modulo.</w:t>
       </w:r>
     </w:p>
     <w:p>
@@ -32628,7 +32693,7 @@
         <w:keepNext/>
         <w:spacing w:after="140"/>
       </w:pPr>
-      <w:bookmarkStart w:id="111" w:name="_Toc244142560"/>
+      <w:bookmarkStart w:id="111" w:name="_Toc244160552"/>
       <w:r>
         <w:t>Consultare la nuova biblioteca tecnica</w:t>
       </w:r>
@@ -32648,7 +32713,7 @@
         <w:keepNext/>
         <w:spacing w:after="140"/>
       </w:pPr>
-      <w:bookmarkStart w:id="112" w:name="_Toc244142561"/>
+      <w:bookmarkStart w:id="112" w:name="_Toc244160553"/>
       <w:r>
         <w:t>Engineering Handbook</w:t>
       </w:r>
@@ -32678,10 +32743,11 @@
         <w:spacing w:after="140"/>
       </w:pPr>
       <w:r>
-        <w:t>Usa la tendina Chiaro, Scuro o Molto scuro per cambiare l’aspetto globale di Anthea, condiviso con il menu Aspetto. Formule e nuovi schemi vettoriali seguono il tema; le immagini storiche conservano la propria tavola chiara. A finestra stretta Indice e In questa pagina sono pannelli alternativi; formule e tabelle larghe scorrono orizzontalmente. Il glossario raccoglie anche SLU, SLE, FEM, DOF, MPC, SRSS, CQC, LTB, p-y e M-N. Gli acronimi alimentano la ricerca; una definizione può rimandare a una sezione che</w:t>
-      </w:r>
-      <w:r>
-        <w:t xml:space="preserve"> ne spiega i limiti, senza simulare un modulo di calcolo assente.</w:t>
+        <w:t xml:space="preserve">Usa la tendina Chiaro, Scuro o Molto scuro per cambiare l’aspetto globale di Anthea, condiviso con il menu Aspetto. Formule e nuovi schemi vettoriali seguono il tema; le immagini storiche conservano la propria tavola chiara. A finestra stretta Indice e In </w:t>
+      </w:r>
+      <w:r>
+        <w:lastRenderedPageBreak/>
+        <w:t>questa pagina sono pannelli alternativi; formule e tabelle larghe scorrono orizzontalmente. Il glossario raccoglie anche SLU, SLE, FEM, DOF, MPC, SRSS, CQC, LTB, p-y e M-N. Gli acronimi alimentano la ricerca; una definizione può rimandare a una sezione che ne spiega i limiti, senza simulare un modulo di calcolo assente.</w:t>
       </w:r>
     </w:p>
     <w:p>
@@ -32697,7 +32763,6 @@
         <w:spacing w:after="140"/>
       </w:pPr>
       <w:r>
-        <w:lastRenderedPageBreak/>
         <w:t>Wiki è il terzo ambiente di Anthea insieme a Progetti e Moduli singoli. Raccoglie il Manuale di ingegneria e le Guide Anthea in una navigazione e una ricerca comuni. I contenuti sono ricavati dalle due guide globali, evitando una seconda documentazione indipendente.</w:t>
       </w:r>
     </w:p>
@@ -32707,7 +32772,7 @@
         <w:keepNext/>
         <w:spacing w:after="140"/>
       </w:pPr>
-      <w:bookmarkStart w:id="113" w:name="_Toc244142562"/>
+      <w:bookmarkStart w:id="113" w:name="_Toc244160554"/>
       <w:r>
         <w:t>Cercare e scegliere un percorso</w:t>
       </w:r>
@@ -32727,7 +32792,7 @@
         <w:keepNext/>
         <w:spacing w:after="140"/>
       </w:pPr>
-      <w:bookmarkStart w:id="114" w:name="_Toc244142563"/>
+      <w:bookmarkStart w:id="114" w:name="_Toc244160555"/>
       <w:r>
         <w:t>Leggere e riprendere</w:t>
       </w:r>
@@ -32755,7 +32820,7 @@
         <w:keepNext/>
         <w:spacing w:after="140"/>
       </w:pPr>
-      <w:bookmarkStart w:id="115" w:name="_Toc244142564"/>
+      <w:bookmarkStart w:id="115" w:name="_Toc244160556"/>
       <w:r>
         <w:t>Passare dalla teoria al calcolo</w:t>
       </w:r>
@@ -32774,7 +32839,11 @@
         <w:spacing w:after="140"/>
       </w:pPr>
       <w:r>
-        <w:t>I pulsanti ? accanto a copriferro e azioni della sezione offrono una definizione breve e aprono la sezione specifica della Wiki. Le procedure della gestione del lavoro sono nell'articolo Progetti e gestione del lavoro delle Guide Anthea. Il comando Modello e dati comuni raggiunge la teoria pertinente nella stessa Wiki.</w:t>
+        <w:t xml:space="preserve">I pulsanti ? accanto a copriferro e azioni della sezione offrono una definizione breve e aprono la sezione specifica della Wiki. Le procedure della gestione del lavoro sono </w:t>
+      </w:r>
+      <w:r>
+        <w:lastRenderedPageBreak/>
+        <w:t>nell'articolo Progetti e gestione del lavoro delle Guide Anthea. Il comando Modello e dati comuni raggiunge la teoria pertinente nella stessa Wiki.</w:t>
       </w:r>
     </w:p>
     <w:p>
@@ -32791,7 +32860,7 @@
         <w:keepNext/>
         <w:spacing w:after="140"/>
       </w:pPr>
-      <w:bookmarkStart w:id="116" w:name="_Toc244142565"/>
+      <w:bookmarkStart w:id="116" w:name="_Toc244160557"/>
       <w:r>
         <w:t>Progetti e problemi frequenti</w:t>
       </w:r>
@@ -32802,11 +32871,7 @@
         <w:spacing w:after="140"/>
       </w:pPr>
       <w:r>
-        <w:t xml:space="preserve">Le procedure di creazione, rinomina, duplicazione e revisioni restano nei capitoli Progetti della stessa guida globale e sono indicizzate nella Wiki. Per un calcolo usa sempre Salva </w:t>
-      </w:r>
-      <w:r>
-        <w:lastRenderedPageBreak/>
-        <w:t>o Salva con nome: il progresso della Wiki non salva i dati del modulo. Se una ricerca non trova il termine, prova un sinonimo o una parte della parola; il campo di validità è dichiarato nelle pagine correnti.</w:t>
+        <w:t>Le procedure di creazione, rinomina, duplicazione e revisioni restano nei capitoli Progetti della stessa guida globale e sono indicizzate nella Wiki. Per un calcolo usa sempre Salva o Salva con nome: il progresso della Wiki non salva i dati del modulo. Se una ricerca non trova il termine, prova un sinonimo o una parte della parola; il campo di validità è dichiarato nelle pagine correnti.</w:t>
       </w:r>
     </w:p>
     <w:p>
@@ -32815,7 +32880,7 @@
         <w:keepNext/>
         <w:spacing w:after="140"/>
       </w:pPr>
-      <w:bookmarkStart w:id="117" w:name="_Toc244142566"/>
+      <w:bookmarkStart w:id="117" w:name="_Toc244160558"/>
       <w:r>
         <w:t>Modulo Sezione in c.a.</w:t>
       </w:r>
@@ -32827,7 +32892,7 @@
         <w:keepNext/>
         <w:spacing w:after="140"/>
       </w:pPr>
-      <w:bookmarkStart w:id="118" w:name="_Toc244142567"/>
+      <w:bookmarkStart w:id="118" w:name="_Toc244160559"/>
       <w:r>
         <w:t>Controllare norma e dati ereditati</w:t>
       </w:r>
@@ -32866,7 +32931,7 @@
         <w:keepNext/>
         <w:spacing w:after="140"/>
       </w:pPr>
-      <w:bookmarkStart w:id="119" w:name="_Toc244142568"/>
+      <w:bookmarkStart w:id="119" w:name="_Toc244160560"/>
       <w:r>
         <w:t>A cosa serve e quando usarlo</w:t>
       </w:r>
@@ -32877,10 +32942,11 @@
         <w:spacing w:after="140"/>
       </w:pPr>
       <w:r>
-        <w:t>Usalo quando disponi delle terne N, Mx e My per le combinazioni rilevanti e vuoi confrontarle con la risposta della sezione. È adatto anche al controllo di sensibilità: mantenendo le azioni, modifica una dimensione o l'armatura e osserva il dominio. Per un elemento lungo e compresso la verifica della sezione non esaurisce l'eventuale problema di instabilità del sistema: la scheda Colonna modello aggiunge gli effetti del secondo ordine di un pilastro isolato, mentre telai e strutture non riconducibili a elem</w:t>
-      </w:r>
-      <w:r>
-        <w:t>enti isolati richiedono un'analisi globale.</w:t>
+        <w:t xml:space="preserve">Usalo quando disponi delle terne N, Mx e My per le combinazioni rilevanti e vuoi confrontarle con la risposta della sezione. È adatto anche al controllo di sensibilità: mantenendo le azioni, modifica una dimensione o l'armatura e osserva il dominio. Per un elemento lungo e compresso la verifica della sezione non esaurisce l'eventuale problema di instabilità del sistema: la scheda Colonna modello aggiunge gli effetti del </w:t>
+      </w:r>
+      <w:r>
+        <w:lastRenderedPageBreak/>
+        <w:t>secondo ordine di un pilastro isolato, mentre telai e strutture non riconducibili a elementi isolati richiedono un'analisi globale.</w:t>
       </w:r>
     </w:p>
     <w:p>
@@ -32897,7 +32963,7 @@
         <w:keepNext/>
         <w:spacing w:after="140"/>
       </w:pPr>
-      <w:bookmarkStart w:id="120" w:name="_Toc244142569"/>
+      <w:bookmarkStart w:id="120" w:name="_Toc244160561"/>
       <w:r>
         <w:t>Salvataggio e riapertura della sezione</w:t>
       </w:r>
@@ -32916,11 +32982,7 @@
         <w:spacing w:after="140"/>
       </w:pPr>
       <w:r>
-        <w:t xml:space="preserve">I documenti precedenti restano apribili e vengono convertiti al nuovo formato al salvataggio. Conserva una copia se devi riaprirli con una versione precedente di ANTHEA. </w:t>
-      </w:r>
-      <w:r>
-        <w:lastRenderedPageBreak/>
-        <w:t>I dati incompleti si salvano come bozza: il foglio mantiene i valori digitati e il motivo per cui non può ancora costruire una sezione valida. Anche le revisioni storiche conservano la propria sezione.</w:t>
+        <w:t>I documenti precedenti restano apribili e vengono convertiti al nuovo formato al salvataggio. Conserva una copia se devi riaprirli con una versione precedente di ANTHEA. I dati incompleti si salvano come bozza: il foglio mantiene i valori digitati e il motivo per cui non può ancora costruire una sezione valida. Anche le revisioni storiche conservano la propria sezione.</w:t>
       </w:r>
     </w:p>
     <w:p>
@@ -32929,7 +32991,7 @@
         <w:keepNext/>
         <w:spacing w:after="140"/>
       </w:pPr>
-      <w:bookmarkStart w:id="121" w:name="_Toc244142570"/>
+      <w:bookmarkStart w:id="121" w:name="_Toc244160562"/>
       <w:r>
         <w:t>Wizard delle tipologie e delle armature</w:t>
       </w:r>
@@ -33559,6 +33621,7 @@
               <w:rPr>
                 <w:sz w:val="21"/>
               </w:rPr>
+              <w:lastRenderedPageBreak/>
               <w:t>A C</w:t>
             </w:r>
           </w:p>
@@ -33711,7 +33774,6 @@
         <w:spacing w:after="140"/>
       </w:pPr>
       <w:r>
-        <w:lastRenderedPageBreak/>
         <w:t xml:space="preserve">Le nuove tipologie e le disposizioni cave a doppio contorno richiedono </w:t>
       </w:r>
       <w:r>
@@ -33739,7 +33801,7 @@
         <w:keepNext/>
         <w:spacing w:after="140"/>
       </w:pPr>
-      <w:bookmarkStart w:id="122" w:name="_Toc244142571"/>
+      <w:bookmarkStart w:id="122" w:name="_Toc244160563"/>
       <w:r>
         <w:t>Armature della capsula</w:t>
       </w:r>
@@ -33802,7 +33864,11 @@
         <w:t>Pilastro</w:t>
       </w:r>
       <w:r>
-        <w:t>. Sono disponibili i controlli generali su armatura longitudinale, interassi, copriferro e staffe; una barra spostata manualmente fuori dal percorso lascia l'interasse da verificare, mantenendo gli altri controlli. La staffa perimetrale disegnata non conferma il trattenimento delle barre: progettare e controllare anche le legature. Il confinamento sismico specifico della pila non è verificato da questi controlli generali. Le grandezze resistenti e i bracci delle staffe per il taglio restano da assegnare nel</w:t>
+        <w:t xml:space="preserve">. Sono disponibili i controlli generali su armatura longitudinale, interassi, copriferro e staffe; una barra spostata manualmente fuori dal percorso lascia l'interasse da verificare, mantenendo gli altri controlli. La staffa perimetrale disegnata non conferma il trattenimento delle barre: progettare e controllare anche le legature. Il confinamento sismico specifico della pila non è verificato </w:t>
+      </w:r>
+      <w:r>
+        <w:lastRenderedPageBreak/>
+        <w:t>da questi controlli generali. Le grandezze resistenti e i bracci delle staffe per il taglio restano da assegnare nel</w:t>
       </w:r>
       <w:r>
         <w:t>le due direzioni.</w:t>
@@ -33814,7 +33880,7 @@
         <w:keepNext/>
         <w:spacing w:after="140"/>
       </w:pPr>
-      <w:bookmarkStart w:id="123" w:name="_Toc244142572"/>
+      <w:bookmarkStart w:id="123" w:name="_Toc244160564"/>
       <w:r>
         <w:t>Input geometria e unità</w:t>
       </w:r>
@@ -34184,7 +34250,6 @@
               <w:rPr>
                 <w:sz w:val="21"/>
               </w:rPr>
-              <w:lastRenderedPageBreak/>
               <w:t>bf, bw, hf</w:t>
             </w:r>
           </w:p>
@@ -34410,7 +34475,7 @@
         <w:keepNext/>
         <w:spacing w:after="140"/>
       </w:pPr>
-      <w:bookmarkStart w:id="124" w:name="_Toc244142573"/>
+      <w:bookmarkStart w:id="124" w:name="_Toc244160565"/>
       <w:r>
         <w:t>Input materiali armature e default</w:t>
       </w:r>
@@ -34437,7 +34502,11 @@
         <w:spacing w:after="140"/>
       </w:pPr>
       <w:r>
-        <w:t>Scegli la normativa prima di personalizzare i coefficienti. Cambiarla ripristina i coefficienti della nuova classe normativa: ricontrolla eventuali modifiche manuali. I default non attestano l'applicabilità della norma al caso concreto. Le funzionalità predisposte nei coefficienti non implicano che ogni meccanismo sia implementato.</w:t>
+        <w:t xml:space="preserve">Scegli la normativa prima di personalizzare i coefficienti. Cambiarla ripristina i coefficienti della nuova classe normativa: ricontrolla eventuali modifiche manuali. I default non </w:t>
+      </w:r>
+      <w:r>
+        <w:lastRenderedPageBreak/>
+        <w:t>attestano l'applicabilità della norma al caso concreto. Le funzionalità predisposte nei coefficienti non implicano che ogni meccanismo sia implementato.</w:t>
       </w:r>
     </w:p>
     <w:p>
@@ -34446,7 +34515,7 @@
         <w:keepNext/>
         <w:spacing w:after="140"/>
       </w:pPr>
-      <w:bookmarkStart w:id="125" w:name="_Toc244142574"/>
+      <w:bookmarkStart w:id="125" w:name="_Toc244160566"/>
       <w:r>
         <w:t>Input azioni e convenzioni</w:t>
       </w:r>
@@ -34465,11 +34534,7 @@
         <w:spacing w:after="140"/>
       </w:pPr>
       <w:r>
-        <w:t xml:space="preserve">Il foglio ordinario iniziale mostra N = -2500 kN, Mx = 500 kNm e My = 250 kNm nelle famiglie iniziali, dopo la preparazione del workspace. Il pulsante Apri esempio della Wiki </w:t>
-      </w:r>
-      <w:r>
-        <w:lastRenderedPageBreak/>
-        <w:t>sostituisce questi valori con la combinazione didattica descritta sotto e lascia vuote le altre famiglie. Non interpretare una tabella vuota come una verifica superata.</w:t>
+        <w:t>Il foglio ordinario iniziale mostra N = -2500 kN, Mx = 500 kNm e My = 250 kNm nelle famiglie iniziali, dopo la preparazione del workspace. Il pulsante Apri esempio della Wiki sostituisce questi valori con la combinazione didattica descritta sotto e lascia vuote le altre famiglie. Non interpretare una tabella vuota come una verifica superata.</w:t>
       </w:r>
     </w:p>
     <w:p>
@@ -34478,7 +34543,7 @@
         <w:keepNext/>
         <w:spacing w:after="140"/>
       </w:pPr>
-      <w:bookmarkStart w:id="126" w:name="_Toc244142575"/>
+      <w:bookmarkStart w:id="126" w:name="_Toc244160567"/>
       <w:r>
         <w:t>Descrizione del calcolo</w:t>
       </w:r>
@@ -34506,7 +34571,7 @@
         <w:keepNext/>
         <w:spacing w:after="140"/>
       </w:pPr>
-      <w:bookmarkStart w:id="127" w:name="_Toc244142576"/>
+      <w:bookmarkStart w:id="127" w:name="_Toc244160568"/>
       <w:r>
         <w:t>Output e lettura dei risultati</w:t>
       </w:r>
@@ -35032,6 +35097,7 @@
               <w:rPr>
                 <w:sz w:val="21"/>
               </w:rPr>
+              <w:lastRenderedPageBreak/>
               <w:t>Colonna modello</w:t>
             </w:r>
           </w:p>
@@ -35101,9 +35167,8 @@
         <w:keepNext/>
         <w:spacing w:after="140"/>
       </w:pPr>
-      <w:bookmarkStart w:id="128" w:name="_Toc244142577"/>
-      <w:r>
-        <w:lastRenderedPageBreak/>
+      <w:bookmarkStart w:id="128" w:name="_Toc244160569"/>
+      <w:r>
         <w:t>Warning e problemi frequenti</w:t>
       </w:r>
       <w:bookmarkEnd w:id="128"/>
@@ -35140,7 +35205,7 @@
         <w:keepNext/>
         <w:spacing w:after="140"/>
       </w:pPr>
-      <w:bookmarkStart w:id="129" w:name="_Toc244142578"/>
+      <w:bookmarkStart w:id="129" w:name="_Toc244160570"/>
       <w:r>
         <w:t>Esempio completo dalla Wiki</w:t>
       </w:r>
@@ -35213,7 +35278,11 @@
         <w:spacing w:after="140"/>
       </w:pPr>
       <w:r>
-        <w:t>Il taglio di appoggio è 100 kN ma non è il taglio della stessa sezione di mezzeria a momento massimo. La Wiki non inserisce una terna simultanea artificiale di massimi provenienti da sezioni diverse. Per il controllo di taglio usa una sezione e una combinazione coerenti, inserendo i dati nella scheda dedicata.</w:t>
+        <w:t xml:space="preserve">Il taglio di appoggio è 100 kN ma non è il taglio della stessa sezione di mezzeria a momento massimo. La Wiki non inserisce una terna simultanea artificiale di massimi </w:t>
+      </w:r>
+      <w:r>
+        <w:lastRenderedPageBreak/>
+        <w:t>provenienti da sezioni diverse. Per il controllo di taglio usa una sezione e una combinazione coerenti, inserendo i dati nella scheda dedicata.</w:t>
       </w:r>
     </w:p>
     <w:p>
@@ -35222,7 +35291,7 @@
         <w:keepNext/>
         <w:spacing w:after="140"/>
       </w:pPr>
-      <w:bookmarkStart w:id="130" w:name="_Toc244142579"/>
+      <w:bookmarkStart w:id="130" w:name="_Toc244160571"/>
       <w:r>
         <w:t>Teoria collegata e riepilogo</w:t>
       </w:r>
@@ -35241,11 +35310,7 @@
         <w:spacing w:after="140"/>
       </w:pPr>
       <w:r>
-        <w:t xml:space="preserve">Il percorso completo richiede un modello globale plausibile, azioni coerenti, una sezione fisicamente realizzabile e verifiche appropriate ai diversi stati limite. Un esempio </w:t>
-      </w:r>
-      <w:r>
-        <w:lastRenderedPageBreak/>
-        <w:t>numerico aiuta a imparare il metodo; la verifica del progetto richiede i dati reali e tutti i meccanismi rilevanti.</w:t>
+        <w:t>Il percorso completo richiede un modello globale plausibile, azioni coerenti, una sezione fisicamente realizzabile e verifiche appropriate ai diversi stati limite. Un esempio numerico aiuta a imparare il metodo; la verifica del progetto richiede i dati reali e tutti i meccanismi rilevanti.</w:t>
       </w:r>
     </w:p>
     <w:p>
@@ -35254,7 +35319,7 @@
         <w:keepNext/>
         <w:spacing w:after="140"/>
       </w:pPr>
-      <w:bookmarkStart w:id="131" w:name="_Toc244142580"/>
+      <w:bookmarkStart w:id="131" w:name="_Toc244160572"/>
       <w:r>
         <w:t>Domini tridimensionali e bidimensionali</w:t>
       </w:r>
@@ -35342,7 +35407,7 @@
         <w:keepNext/>
         <w:spacing w:after="140"/>
       </w:pPr>
-      <w:bookmarkStart w:id="132" w:name="_Toc244142581"/>
+      <w:bookmarkStart w:id="132" w:name="_Toc244160573"/>
       <w:r>
         <w:t>Tensioni e fessurazione</w:t>
       </w:r>
@@ -35353,7 +35418,11 @@
         <w:spacing w:after="140"/>
       </w:pPr>
       <w:r>
-        <w:t>Aprire la scheda dedicata, scegliere la combinazione e leggere prima lo stato tensionale: zona compressa, barre tese, tensione massima, asse neutro e deformazioni. Le deformazioni a video possono essere in per mille; i coefficienti di curvatura hanno un'altra dimensione. Non confrontare i due numeri senza conversione.</w:t>
+        <w:t xml:space="preserve">Aprire la scheda dedicata, scegliere la combinazione e leggere prima lo stato tensionale: zona compressa, barre tese, tensione massima, asse neutro e deformazioni. Le </w:t>
+      </w:r>
+      <w:r>
+        <w:lastRenderedPageBreak/>
+        <w:t>deformazioni a video possono essere in per mille; i coefficienti di curvatura hanno un'altra dimensione. Non confrontare i due numeri senza conversione.</w:t>
       </w:r>
     </w:p>
     <w:p>
@@ -35369,7 +35438,6 @@
         <w:spacing w:after="140"/>
       </w:pPr>
       <w:r>
-        <w:lastRenderedPageBreak/>
         <w:t>La trazione dell'intera sezione segue un ramo specifico con regioni di bordo. Le superfici interne dei fori compatibili hanno controlli dedicati; una superficie tesa priva di armatura efficace rende la verifica non soddisfatta, una priva di interasse definito la lascia incompleta. Il disegno completo non dimostra la completezza dei controlli. Analogamente, una soluzione tensionale non lineare o una sezione con tendini può avere disponibilità diversa per il controllo di fessurazione. Leggere lo stato della s</w:t>
       </w:r>
       <w:r>
@@ -35382,7 +35450,7 @@
         <w:keepNext/>
         <w:spacing w:after="140"/>
       </w:pPr>
-      <w:bookmarkStart w:id="133" w:name="_Toc244142582"/>
+      <w:bookmarkStart w:id="133" w:name="_Toc244160574"/>
       <w:r>
         <w:t>Taglio torsione e dettagli</w:t>
       </w:r>
@@ -35424,8 +35492,9 @@
         <w:keepNext/>
         <w:spacing w:after="140"/>
       </w:pPr>
-      <w:bookmarkStart w:id="134" w:name="_Toc244142583"/>
-      <w:r>
+      <w:bookmarkStart w:id="134" w:name="_Toc244160575"/>
+      <w:r>
+        <w:lastRenderedPageBreak/>
         <w:t>Curva momento curvatura e aggiornamento</w:t>
       </w:r>
       <w:bookmarkEnd w:id="134"/>
@@ -35462,11 +35531,7 @@
         <w:t>ε</w:t>
       </w:r>
       <w:r>
-        <w:t xml:space="preserve">s|max sono quelli della barra nella fessura, e lo stato della curva lo dichiara. Fino alla 1.14.3 l'opzione applicava una legge media del calcestruzzo teso a tutta </w:t>
-      </w:r>
-      <w:r>
-        <w:lastRenderedPageBreak/>
-        <w:t>la zona tesa: ricalcolate, le curve di quei fogli risultano più cedevoli dopo la fessurazione e snervano prima. Esaminare la progressione della risposta e le deformazioni terminali. La curva arriva al limite trattato dal motore e non descrive automaticamente un ramo post picco di degradazione della struttura.</w:t>
+        <w:t>s|max sono quelli della barra nella fessura, e lo stato della curva lo dichiara. Fino alla 1.14.3 l'opzione applicava una legge media del calcestruzzo teso a tutta la zona tesa: ricalcolate, le curve di quei fogli risultano più cedevoli dopo la fessurazione e snervano prima. Esaminare la progressione della risposta e le deformazioni terminali. La curva arriva al limite trattato dal motore e non descrive automaticamente un ramo post picco di degradazione della struttura.</w:t>
       </w:r>
     </w:p>
     <w:p>
@@ -35502,7 +35567,7 @@
         <w:keepNext/>
         <w:spacing w:after="140"/>
       </w:pPr>
-      <w:bookmarkStart w:id="135" w:name="_Toc244142584"/>
+      <w:bookmarkStart w:id="135" w:name="_Toc244160576"/>
       <w:r>
         <w:t>Colonna modello: dati e calcolo</w:t>
       </w:r>
@@ -35521,6 +35586,7 @@
         <w:spacing w:after="140"/>
       </w:pPr>
       <w:r>
+        <w:lastRenderedPageBreak/>
         <w:t xml:space="preserve">Nel riquadro Dati della colonna assegnare </w:t>
       </w:r>
       <w:r>
@@ -35609,11 +35675,7 @@
         <w:t>α</w:t>
       </w:r>
       <w:r>
-        <w:t xml:space="preserve">h dell'imperfezione e </w:t>
-      </w:r>
-      <w:r>
-        <w:lastRenderedPageBreak/>
-        <w:t xml:space="preserve">per l/300. </w:t>
+        <w:t xml:space="preserve">h dell'imperfezione e per l/300. </w:t>
       </w:r>
       <w:r>
         <w:rPr>
@@ -35807,7 +35869,11 @@
         <w:t xml:space="preserve"> abbandona il calcolo in corso senza pubblicare risultati parziali. Ogni modifica dei dati del foglio o della scheda cancella il risultato e chiede di ricalcolare la colonna. La scheda usa sempre il dominio plastico con il calcestruzzo teso trascurato, qualunque sia il criterio scelto nelle verifiche, e non tratta i trefoli. È disponibile con NTC 2018, CNR-DT 200, EN 1992-1-1 con i valori raccomandati e UNI EN 1992-1-1 con l'appendice nazionale del DM 31/07/2012, per sezioni di calcestruzzo ordinario con ba</w:t>
       </w:r>
       <w:r>
-        <w:t>rre. Sono rifiutati N di trazione, una compressione oltre la resistenza a compressione centrata NRd,c e un momento trasversale oltre il limite ammesso, che compare quando la sezione non è simmetrica rispetto al piano di flessione: scegliere allora una direzione principale. Nelle revisioni in sola lettura i dati si consultano, ma il calcolo non è disponibile.</w:t>
+        <w:t xml:space="preserve">rre. Sono rifiutati N di trazione, una compressione oltre la resistenza a compressione centrata NRd,c e un momento trasversale oltre il limite ammesso, che compare quando la sezione non è simmetrica rispetto al piano di flessione: scegliere </w:t>
+      </w:r>
+      <w:r>
+        <w:lastRenderedPageBreak/>
+        <w:t>allora una direzione principale. Nelle revisioni in sola lettura i dati si consultano, ma il calcolo non è disponibile.</w:t>
       </w:r>
     </w:p>
     <w:p>
@@ -35929,7 +35995,6 @@
         <w:rPr>
           <w:b/>
         </w:rPr>
-        <w:lastRenderedPageBreak/>
         <w:t>Intervalli del dominio ridotto</w:t>
       </w:r>
       <w:r>
@@ -35968,7 +36033,7 @@
         <w:keepNext/>
         <w:spacing w:after="140"/>
       </w:pPr>
-      <w:bookmarkStart w:id="136" w:name="_Toc244142585"/>
+      <w:bookmarkStart w:id="136" w:name="_Toc244160577"/>
       <w:r>
         <w:t>Colonna modello: risultati, CSV e relazione</w:t>
       </w:r>
@@ -36117,10 +36182,14 @@
         <w:spacing w:after="140"/>
       </w:pPr>
       <w:r>
-        <w:t>Le opzioni della colonna entrano nel foglio alla prima modifica di un dato della scheda: un foglio che non le ha si apre con i valori iniziali, non risulta modificato e le sue relazioni restano quelle di prima. Per i fogli con le opzioni la relazione Word ha il capitolo Colonna modello dopo il momento–curvatura, con dati, stato, esito, avvisi, passaggi del calcolo, i due grafici quando sono scelti i grafici e la tabella dei punti. Il capitolo dipende dalla scelta Momento–curvatura e colonna modello del repo</w:t>
-      </w:r>
-      <w:r>
-        <w:t>rt. Nel report di progetto la colonna viene ricalcolata su una copia dei dati, senza aprire la scheda; il report del singolo foglio usa il risultato della scheda e, se manca, lo dichiara. La teoria, le formule e gli scostamenti dichiarati sono nella guida teorica della sezione (Wiki: Sezione in calcestruzzo armato).</w:t>
+        <w:t xml:space="preserve">Le opzioni della colonna entrano nel foglio alla prima modifica di un dato della scheda: un foglio che non le ha si apre con i valori iniziali, non risulta modificato e le sue relazioni restano quelle di prima. Per i fogli con le opzioni la relazione Word ha il capitolo Colonna </w:t>
+      </w:r>
+      <w:r>
+        <w:lastRenderedPageBreak/>
+        <w:t>modello dopo il momento–curvatura, con dati, stato, esito, avvisi, passaggi del calcolo, i due grafici quando sono scelti i grafici e la tabella dei punti. Il capitolo dipende dalla scelta Momento–curvatura e colonna modello del report. Nel report di progetto la colonna viene ricalcolata su una copia dei dati, senza aprire la scheda; il report del singolo foglio usa il risultato della scheda e, se manca, lo dichiara. La teoria, le formule e gli scostamenti dichiarati sono nella guida teorica della sezione (</w:t>
+      </w:r>
+      <w:r>
+        <w:t>Wiki: Sezione in calcestruzzo armato).</w:t>
       </w:r>
     </w:p>
     <w:p>
@@ -36215,11 +36284,7 @@
         <w:t>η</w:t>
       </w:r>
       <w:r>
-        <w:t xml:space="preserve"> </w:t>
-      </w:r>
-      <w:r>
-        <w:lastRenderedPageBreak/>
-        <w:t>infinito). I riquadri seguenti, i grafici M(</w:t>
+        <w:t xml:space="preserve"> infinito). I riquadri seguenti, i grafici M(</w:t>
       </w:r>
       <w:r>
         <w:rPr>
@@ -36427,8 +36492,9 @@
         <w:rPr>
           <w:noProof/>
         </w:rPr>
+        <w:lastRenderedPageBreak/>
         <w:drawing>
-          <wp:inline distT="0" distB="0" distL="0" distR="0" wp14:anchorId="1627FAA2" wp14:editId="16C6C8E2">
+          <wp:inline distT="0" distB="0" distL="0" distR="0" wp14:anchorId="4B18BC88" wp14:editId="0F0599C2">
             <wp:extent cx="6120000" cy="4080000"/>
             <wp:effectExtent l="0" t="0" r="0" b="0"/>
             <wp:docPr id="11" name="Picture 11" descr="Dominio ridotto N–M1Rd,max della colonna modello: capacità del primo ordine in blu, momento resistente della sezione in grigio, retta dell'eccentricità minima in arancio e punto dell'azione."/>
@@ -36492,38 +36558,41 @@
         <w:keepNext/>
         <w:spacing w:after="140"/>
       </w:pPr>
-      <w:bookmarkStart w:id="137" w:name="_Toc244142586"/>
+      <w:bookmarkStart w:id="137" w:name="_Toc244160578"/>
+      <w:r>
+        <w:t>Importare ed esportare le azioni</w:t>
+      </w:r>
+      <w:bookmarkEnd w:id="137"/>
+    </w:p>
+    <w:p>
+      <w:pPr>
+        <w:spacing w:after="140"/>
+      </w:pPr>
+      <w:r>
+        <w:t>Aprire Sollecitazioni nella barra inferiore del foglio, oppure Gestisci sollecitazioni nelle schede di verifica. La finestra contiene un unico elenco per tutti gli stati limite. I nuovi fogli partono senza combinazioni precompilate.</w:t>
+      </w:r>
+    </w:p>
+    <w:p>
+      <w:pPr>
+        <w:spacing w:after="140"/>
+      </w:pPr>
+      <w:r>
+        <w:t>Il comando Template Excel salva una cartella con il foglio Azioni. Le intestazioni sono, nell’ordine: Elemento, Nome combo, Stato limite, N [kN], Vx [kN], Vy [kN], T [kNm], Mx [kNm], My [kNm]. Elemento è facoltativo: vuoto significa il contesto del foglio corrente. Se indicato, conserva il riferimento dell’elemento nelle tabelle e nei report; non cambia automaticamente geometria o sezione. Tutte le righe dell’elenco sono verificate con la sezione del foglio. Combinazioni con lo stesso nome e riferimenti ele</w:t>
+      </w:r>
+      <w:r>
+        <w:t>mento diversi restano righe distinte.</w:t>
+      </w:r>
+    </w:p>
+    <w:p>
+      <w:pPr>
+        <w:spacing w:after="140"/>
+      </w:pPr>
+      <w:r>
+        <w:t xml:space="preserve">Sono ammesse SLU, SLV, Rara, Frequente e Quasi permanente. Ogni riga deve contenere tutte le sei componenti, anche se alcune non sono utilizzate da una specifica verifica. Scrivere 0 per una componente nulla; una cella vuota non è uno zero. N è negativo a </w:t>
+      </w:r>
       <w:r>
         <w:lastRenderedPageBreak/>
-        <w:t>Importare ed esportare le azioni</w:t>
-      </w:r>
-      <w:bookmarkEnd w:id="137"/>
-    </w:p>
-    <w:p>
-      <w:pPr>
-        <w:spacing w:after="140"/>
-      </w:pPr>
-      <w:r>
-        <w:t>Aprire Sollecitazioni nella barra inferiore del foglio, oppure Gestisci sollecitazioni nelle schede di verifica. La finestra contiene un unico elenco per tutti gli stati limite. I nuovi fogli partono senza combinazioni precompilate.</w:t>
-      </w:r>
-    </w:p>
-    <w:p>
-      <w:pPr>
-        <w:spacing w:after="140"/>
-      </w:pPr>
-      <w:r>
-        <w:t>Il comando Template Excel salva una cartella con il foglio Azioni. Le intestazioni sono, nell’ordine: Elemento, Nome combo, Stato limite, N [kN], Vx [kN], Vy [kN], T [kNm], Mx [kNm], My [kNm]. Elemento è facoltativo: vuoto significa il contesto del foglio corrente. Se indicato, conserva il riferimento dell’elemento nelle tabelle e nei report; non cambia automaticamente geometria o sezione. Tutte le righe dell’elenco sono verificate con la sezione del foglio. Combinazioni con lo stesso nome e riferimenti ele</w:t>
-      </w:r>
-      <w:r>
-        <w:t>mento diversi restano righe distinte.</w:t>
-      </w:r>
-    </w:p>
-    <w:p>
-      <w:pPr>
-        <w:spacing w:after="140"/>
-      </w:pPr>
-      <w:r>
-        <w:t>Sono ammesse SLU, SLV, Rara, Frequente e Quasi permanente. Ogni riga deve contenere tutte le sei componenti, anche se alcune non sono utilizzate da una specifica verifica. Scrivere 0 per una componente nulla; una cella vuota non è uno zero. N è negativo a compressione. Le azioni devono essere già combinate e coefficientate: il programma non riapplica i coefficienti dei carichi.</w:t>
+        <w:t>compressione. Le azioni devono essere già combinate e coefficientate: il programma non riapplica i coefficienti dei carichi.</w:t>
       </w:r>
     </w:p>
     <w:p>
@@ -36563,11 +36632,7 @@
         <w:spacing w:after="140"/>
       </w:pPr>
       <w:r>
-        <w:t xml:space="preserve">Filtri e ordinamenti delle tabelle di verifica cambiano la vista, non eliminano azioni dal calcolo. Controllare numero di righe, stato limite, unità, segni e riferimenti elemento. Non </w:t>
-      </w:r>
-      <w:r>
-        <w:lastRenderedPageBreak/>
-        <w:t>importare un inviluppo di massimi indipendenti come se fosse un insieme simultaneo di sei componenti.</w:t>
+        <w:t>Filtri e ordinamenti delle tabelle di verifica cambiano la vista, non eliminano azioni dal calcolo. Controllare numero di righe, stato limite, unità, segni e riferimenti elemento. Non importare un inviluppo di massimi indipendenti come se fosse un insieme simultaneo di sei componenti.</w:t>
       </w:r>
     </w:p>
     <w:p>
@@ -36576,7 +36641,7 @@
         <w:keepNext/>
         <w:spacing w:after="140"/>
       </w:pPr>
-      <w:bookmarkStart w:id="138" w:name="_Toc244142587"/>
+      <w:bookmarkStart w:id="138" w:name="_Toc244160579"/>
       <w:r>
         <w:t>Report short della sezione in calcestruzzo armato</w:t>
       </w:r>
@@ -36603,7 +36668,11 @@
         <w:spacing w:after="140"/>
       </w:pPr>
       <w:r>
-        <w:t>La scelta considera tutte le combinazioni inserite, comprese quelle nascoste nei grafici. Tensioni e fessurazione possono avere combinazioni governanti diverse. Per il taglio sono riportate entrambe le direzioni della stessa combinazione. Una famiglia senza azioni è indicata come non richiesta; risultati mancanti o privi di tasso numerico producono un esito incompleto. I criteri senza rapporto numerico, come la decompressione, richiedono il report completo.</w:t>
+        <w:t xml:space="preserve">La scelta considera tutte le combinazioni inserite, comprese quelle nascoste nei grafici. Tensioni e fessurazione possono avere combinazioni governanti diverse. Per il taglio </w:t>
+      </w:r>
+      <w:r>
+        <w:lastRenderedPageBreak/>
+        <w:t>sono riportate entrambe le direzioni della stessa combinazione. Una famiglia senza azioni è indicata come non richiesta; risultati mancanti o privi di tasso numerico producono un esito incompleto. I criteri senza rapporto numerico, come la decompressione, richiedono il report completo.</w:t>
       </w:r>
     </w:p>
     <w:p>
@@ -36620,7 +36689,7 @@
         <w:keepNext/>
         <w:spacing w:after="140"/>
       </w:pPr>
-      <w:bookmarkStart w:id="139" w:name="_Toc244142588"/>
+      <w:bookmarkStart w:id="139" w:name="_Toc244160580"/>
       <w:r>
         <w:t>Leggere asse neutro, mappe e report</w:t>
       </w:r>
@@ -36664,7 +36733,6 @@
         <w:spacing w:after="140"/>
       </w:pPr>
       <w:r>
-        <w:lastRenderedPageBreak/>
         <w:t>Prima di scegliere una norma consulta Profili di calcolo del calcestruzzo (Wiki): il selettore non attesta la copertura di tutte le verifiche della norma.</w:t>
       </w:r>
     </w:p>
@@ -36674,7 +36742,7 @@
         <w:keepNext/>
         <w:spacing w:after="140"/>
       </w:pPr>
-      <w:bookmarkStart w:id="140" w:name="_Toc244142589"/>
+      <w:bookmarkStart w:id="140" w:name="_Toc244160581"/>
       <w:r>
         <w:t>Interpretazione dei risultati e controlli indipendenti</w:t>
       </w:r>
@@ -36694,7 +36762,7 @@
         <w:keepNext/>
         <w:spacing w:after="140"/>
       </w:pPr>
-      <w:bookmarkStart w:id="141" w:name="_Toc244142590"/>
+      <w:bookmarkStart w:id="141" w:name="_Toc244160582"/>
       <w:r>
         <w:t>Dalla domanda alla capacità</w:t>
       </w:r>
@@ -36714,8 +36782,9 @@
         <w:keepNext/>
         <w:spacing w:after="140"/>
       </w:pPr>
-      <w:bookmarkStart w:id="142" w:name="_Toc244142591"/>
-      <w:r>
+      <w:bookmarkStart w:id="142" w:name="_Toc244160583"/>
+      <w:r>
+        <w:lastRenderedPageBreak/>
         <w:t>Controllo numerico e fisico</w:t>
       </w:r>
       <w:bookmarkEnd w:id="142"/>
@@ -36734,7 +36803,7 @@
         <w:keepNext/>
         <w:spacing w:after="140"/>
       </w:pPr>
-      <w:bookmarkStart w:id="143" w:name="_Toc244142592"/>
+      <w:bookmarkStart w:id="143" w:name="_Toc244160584"/>
       <w:r>
         <w:t>Archiviazione</w:t>
       </w:r>
@@ -36754,7 +36823,7 @@
         <w:keepNext/>
         <w:spacing w:after="140"/>
       </w:pPr>
-      <w:bookmarkStart w:id="144" w:name="_Toc244142593"/>
+      <w:bookmarkStart w:id="144" w:name="_Toc244160585"/>
       <w:r>
         <w:t>Tutorial dal modello Beam alla verifica di sezione</w:t>
       </w:r>
@@ -36774,7 +36843,7 @@
         <w:keepNext/>
         <w:spacing w:after="140"/>
       </w:pPr>
-      <w:bookmarkStart w:id="145" w:name="_Toc244142594"/>
+      <w:bookmarkStart w:id="145" w:name="_Toc244160586"/>
       <w:r>
         <w:t>Capisci e controlla</w:t>
       </w:r>
@@ -36794,7 +36863,7 @@
         <w:keepNext/>
         <w:spacing w:after="140"/>
       </w:pPr>
-      <w:bookmarkStart w:id="146" w:name="_Toc244142595"/>
+      <w:bookmarkStart w:id="146" w:name="_Toc244160587"/>
       <w:r>
         <w:t>Calcola e modifica</w:t>
       </w:r>
@@ -36805,11 +36874,7 @@
         <w:spacing w:after="140"/>
       </w:pPr>
       <w:r>
-        <w:t xml:space="preserve">Usa Apri esempio in Anthea. Nella Sezione in c.a. verifica la terna 0, 200, 0 e le dimensioni 600 × 800 mm. Leggi il dominio della combinazione attiva, poi modifica l'altezza e ripeti </w:t>
-      </w:r>
-      <w:r>
-        <w:lastRenderedPageBreak/>
-        <w:t>l'analisi. Conserva le azioni per isolare l'effetto della geometria. Inverti il segno del momento per osservare il ruolo delle armature superiori e inferiori.</w:t>
+        <w:t>Usa Apri esempio in Anthea. Nella Sezione in c.a. verifica la terna 0, 200, 0 e le dimensioni 600 × 800 mm. Leggi il dominio della combinazione attiva, poi modifica l'altezza e ripeti l'analisi. Conserva le azioni per isolare l'effetto della geometria. Inverti il segno del momento per osservare il ruolo delle armature superiori e inferiori.</w:t>
       </w:r>
     </w:p>
     <w:p>
@@ -36818,7 +36883,7 @@
         <w:keepNext/>
         <w:spacing w:after="140"/>
       </w:pPr>
-      <w:bookmarkStart w:id="147" w:name="_Toc244142596"/>
+      <w:bookmarkStart w:id="147" w:name="_Toc244160588"/>
       <w:r>
         <w:t>Osserva e archivia</w:t>
       </w:r>
@@ -36838,7 +36903,7 @@
         <w:keepNext/>
         <w:spacing w:after="140"/>
       </w:pPr>
-      <w:bookmarkStart w:id="148" w:name="_Toc244142597"/>
+      <w:bookmarkStart w:id="148" w:name="_Toc244160589"/>
       <w:r>
         <w:t>Fondazioni superficiali</w:t>
       </w:r>
@@ -36849,7 +36914,11 @@
         <w:spacing w:after="140"/>
       </w:pPr>
       <w:r>
-        <w:t>Il foglio Geotecnica → Fondazioni superficiali verifica la capacità portante statica di una fondazione su strato portante omogeneo, con piano campagna e base orizzontali. Esamina una combinazione e un sondaggio alla volta: la condizione governante dell'opera deve essere individuata confrontando tutti i casi pertinenti. Non esegue verifiche di scorrimento, cedimento, stabilità globale, sisma o resistenza strutturale.</w:t>
+        <w:t xml:space="preserve">Il foglio Geotecnica → Fondazioni superficiali verifica la capacità portante statica di una fondazione su strato portante omogeneo, con piano campagna e base orizzontali. Esamina una combinazione e un sondaggio alla volta: la condizione governante </w:t>
+      </w:r>
+      <w:r>
+        <w:lastRenderedPageBreak/>
+        <w:t>dell'opera deve essere individuata confrontando tutti i casi pertinenti. Non esegue verifiche di scorrimento, cedimento, stabilità globale, sisma o resistenza strutturale.</w:t>
       </w:r>
     </w:p>
     <w:p>
@@ -36869,7 +36938,7 @@
         <w:keepNext/>
         <w:spacing w:after="140"/>
       </w:pPr>
-      <w:bookmarkStart w:id="149" w:name="_Toc244142598"/>
+      <w:bookmarkStart w:id="149" w:name="_Toc244160590"/>
       <w:r>
         <w:t>Preparazione e scelta del metodo</w:t>
       </w:r>
@@ -36929,11 +36998,7 @@
         <w:t>′</w:t>
       </w:r>
       <w:r>
-        <w:t xml:space="preserve">, nel cerchio l'azione orizzontale si considera diretta </w:t>
-      </w:r>
-      <w:r>
-        <w:lastRenderedPageBreak/>
-        <w:t>come B</w:t>
+        <w:t>, nel cerchio l'azione orizzontale si considera diretta come B</w:t>
       </w:r>
       <w:r>
         <w:rPr>
@@ -36986,7 +37051,7 @@
         <w:keepNext/>
         <w:spacing w:after="140"/>
       </w:pPr>
-      <w:bookmarkStart w:id="150" w:name="_Toc244142599"/>
+      <w:bookmarkStart w:id="150" w:name="_Toc244160591"/>
       <w:r>
         <w:t>Geometria terreno falda e azioni</w:t>
       </w:r>
@@ -36997,7 +37062,11 @@
         <w:spacing w:after="140"/>
       </w:pPr>
       <w:r>
-        <w:t>Inserire B e L in metri e D come profondità positiva dal piano campagna. X è parallelo a B e Y a L. My produce eccentricità lungo B; Mx lungo L. La compressione N è positiva; le azioni trasversali e i momenti possono avere entrambi i segni. Per la striscia tutti i valori si riferiscono a un metro di sviluppo: Hy e Mx devono essere nulli. B</w:t>
+        <w:t xml:space="preserve">Inserire B e L in metri e D come profondità positiva dal piano campagna. X è parallelo a B e Y a L. My produce eccentricità lungo B; Mx lungo L. La compressione N è positiva; le azioni trasversali e i momenti possono avere entrambi i segni. Per la striscia tutti i valori </w:t>
+      </w:r>
+      <w:r>
+        <w:lastRenderedPageBreak/>
+        <w:t>si riferiscono a un metro di sviluppo: Hy e Mx devono essere nulli. B</w:t>
       </w:r>
       <w:r>
         <w:rPr>
@@ -37116,11 +37185,10 @@
         <w:spacing w:after="140"/>
       </w:pPr>
       <w:r>
-        <w:t xml:space="preserve">N, Hx, Hy in kN e Mx, My in kNm sono risultanti al piano di posa già combinate, comprensive dei pesi della fondazione e del ricoprimento. Nel drenato N è efficace al netto della sottospinta; nel non drenato è totale, senza sottrarre la pressione interstiziale al piano di posa. Il foglio non genera le combinazioni né aggiunge </w:t>
-      </w:r>
-      <w:r>
-        <w:lastRenderedPageBreak/>
-        <w:t>automaticamente questi pesi. Il sovraccarico esterno inserito in kPa contribuisce al confinamento laterale q: non viene aggiunto a N. Per NTC 2018 confermare esplicitamente la preparazione delle azioni A1.</w:t>
+        <w:t>N, Hx, Hy in kN e Mx, My in kNm sono risultanti al piano di posa già combinate, comprensive dei pesi della fondazione e del ricoprimento. Nel drenato N è efficace al netto della sottospinta; nel non drenato è totale, senza sottrarre la pressione interstiziale al piano di posa. Il foglio non genera le combinazioni né aggiunge automaticamente questi pesi. Il sovraccarico esterno inserito in kPa contribuisce al confinamento laterale q: non viene aggiunto a N. Per NTC 2018 confermare esplicitamente la preparazi</w:t>
+      </w:r>
+      <w:r>
+        <w:t>one delle azioni A1.</w:t>
       </w:r>
     </w:p>
     <w:p>
@@ -37146,7 +37214,7 @@
         <w:keepNext/>
         <w:spacing w:after="140"/>
       </w:pPr>
-      <w:bookmarkStart w:id="151" w:name="_Toc244142600"/>
+      <w:bookmarkStart w:id="151" w:name="_Toc244160592"/>
       <w:r>
         <w:t>Lettura delle viste grafiche</w:t>
       </w:r>
@@ -37175,7 +37243,11 @@
         <w:t>′</w:t>
       </w:r>
       <w:r>
-        <w:t>Y mantengono gli assi della pianta, anche quando i lati vengono riordinati nel calcolo dei coefficienti. L'area efficace A</w:t>
+        <w:t xml:space="preserve">Y mantengono gli assi della pianta, anche quando i lati vengono riordinati nel calcolo dei </w:t>
+      </w:r>
+      <w:r>
+        <w:lastRenderedPageBreak/>
+        <w:t>coefficienti. L'area efficace A</w:t>
       </w:r>
       <w:r>
         <w:rPr>
@@ -37244,7 +37316,7 @@
         <w:keepNext/>
         <w:spacing w:after="140"/>
       </w:pPr>
-      <w:bookmarkStart w:id="152" w:name="_Toc244142601"/>
+      <w:bookmarkStart w:id="152" w:name="_Toc244160593"/>
       <w:r>
         <w:t>Esempio verificato e lettura dei risultati</w:t>
       </w:r>
@@ -37503,7 +37575,6 @@
               <w:rPr>
                 <w:sz w:val="21"/>
               </w:rPr>
-              <w:lastRenderedPageBreak/>
               <w:t>sq / s</w:t>
             </w:r>
             <w:r>
@@ -37878,7 +37949,11 @@
         <w:spacing w:after="140"/>
       </w:pPr>
       <w:r>
-        <w:t>Il caso risulta verificato per la sola capacità portante. La tabella dei contributi separa coesione, confinamento e peso del terreno. Nei casi Hansen non drenati la tabella dedicata espone gli incrementi s</w:t>
+        <w:t xml:space="preserve">Il caso risulta verificato per la sola capacità portante. La tabella dei contributi separa coesione, confinamento e peso del terreno. Nei casi Hansen non drenati la tabella </w:t>
+      </w:r>
+      <w:r>
+        <w:lastRenderedPageBreak/>
+        <w:t>dedicata espone gli incrementi s</w:t>
       </w:r>
       <w:r>
         <w:rPr>
@@ -37941,7 +38016,7 @@
         <w:keepNext/>
         <w:spacing w:after="140"/>
       </w:pPr>
-      <w:bookmarkStart w:id="153" w:name="_Toc244142602"/>
+      <w:bookmarkStart w:id="153" w:name="_Toc244160594"/>
       <w:r>
         <w:t>Salvataggio errori e report</w:t>
       </w:r>
@@ -37977,7 +38052,7 @@
         <w:keepNext/>
         <w:spacing w:after="140"/>
       </w:pPr>
-      <w:bookmarkStart w:id="154" w:name="_Toc244142603"/>
+      <w:bookmarkStart w:id="154" w:name="_Toc244160595"/>
       <w:r>
         <w:lastRenderedPageBreak/>
         <w:t>Modelli e importazione da MIDAS</w:t>
@@ -37998,7 +38073,7 @@
         <w:keepNext/>
         <w:spacing w:after="140"/>
       </w:pPr>
-      <w:bookmarkStart w:id="155" w:name="_Toc244142604"/>
+      <w:bookmarkStart w:id="155" w:name="_Toc244160596"/>
       <w:r>
         <w:t>Entrare nel modulo</w:t>
       </w:r>
@@ -38098,7 +38173,7 @@
         <w:keepNext/>
         <w:spacing w:after="140"/>
       </w:pPr>
-      <w:bookmarkStart w:id="156" w:name="_Toc244142605"/>
+      <w:bookmarkStart w:id="156" w:name="_Toc244160597"/>
       <w:r>
         <w:t>Preparare la connessione</w:t>
       </w:r>
@@ -38144,7 +38219,7 @@
         <w:keepNext/>
         <w:spacing w:after="140"/>
       </w:pPr>
-      <w:bookmarkStart w:id="157" w:name="_Toc244142606"/>
+      <w:bookmarkStart w:id="157" w:name="_Toc244160598"/>
       <w:r>
         <w:t>Eseguire la prima importazione</w:t>
       </w:r>
@@ -38426,7 +38501,7 @@
         <w:keepNext/>
         <w:spacing w:after="140"/>
       </w:pPr>
-      <w:bookmarkStart w:id="158" w:name="_Toc244142607"/>
+      <w:bookmarkStart w:id="158" w:name="_Toc244160599"/>
       <w:r>
         <w:t>Scegliere il contenuto da acquisire</w:t>
       </w:r>
@@ -38776,7 +38851,7 @@
         <w:keepNext/>
         <w:spacing w:after="140"/>
       </w:pPr>
-      <w:bookmarkStart w:id="159" w:name="_Toc244142608"/>
+      <w:bookmarkStart w:id="159" w:name="_Toc244160600"/>
       <w:r>
         <w:lastRenderedPageBreak/>
         <w:t>Controllare il modello acquisito</w:t>
@@ -38912,7 +38987,7 @@
         <w:keepNext/>
         <w:spacing w:after="140"/>
       </w:pPr>
-      <w:bookmarkStart w:id="160" w:name="_Toc244142609"/>
+      <w:bookmarkStart w:id="160" w:name="_Toc244160601"/>
       <w:r>
         <w:t>Importare e visualizzare i risultati per fase</w:t>
       </w:r>
@@ -39063,7 +39138,7 @@
         <w:keepNext/>
         <w:spacing w:after="140"/>
       </w:pPr>
-      <w:bookmarkStart w:id="161" w:name="_Toc244142610"/>
+      <w:bookmarkStart w:id="161" w:name="_Toc244160602"/>
       <w:r>
         <w:t>Aggiornare una copia esistente</w:t>
       </w:r>
@@ -39127,7 +39202,7 @@
         <w:keepNext/>
         <w:spacing w:after="140"/>
       </w:pPr>
-      <w:bookmarkStart w:id="162" w:name="_Toc244142611"/>
+      <w:bookmarkStart w:id="162" w:name="_Toc244160603"/>
       <w:r>
         <w:t>Aprire un file di testo MIDAS Civil o Gen</w:t>
       </w:r>
@@ -39318,7 +39393,7 @@
         <w:keepNext/>
         <w:spacing w:after="140"/>
       </w:pPr>
-      <w:bookmarkStart w:id="163" w:name="_Toc244142612"/>
+      <w:bookmarkStart w:id="163" w:name="_Toc244160604"/>
       <w:r>
         <w:t>Importare un modello Straus7</w:t>
       </w:r>
@@ -39699,7 +39774,7 @@
         <w:keepNext/>
         <w:spacing w:after="140"/>
       </w:pPr>
-      <w:bookmarkStart w:id="164" w:name="_Toc244142613"/>
+      <w:bookmarkStart w:id="164" w:name="_Toc244160605"/>
       <w:r>
         <w:t>Risolvere le interruzioni e conoscere i limiti</w:t>
       </w:r>
@@ -40342,7 +40417,7 @@
         <w:keepNext/>
         <w:spacing w:after="140"/>
       </w:pPr>
-      <w:bookmarkStart w:id="165" w:name="_Toc244142614"/>
+      <w:bookmarkStart w:id="165" w:name="_Toc244160606"/>
       <w:r>
         <w:t>Reologia del calcestruzzo</w:t>
       </w:r>
@@ -40371,7 +40446,7 @@
         <w:keepNext/>
         <w:spacing w:after="140"/>
       </w:pPr>
-      <w:bookmarkStart w:id="166" w:name="_Toc244142615"/>
+      <w:bookmarkStart w:id="166" w:name="_Toc244160607"/>
       <w:r>
         <w:t>Impostare materiale ambiente ed età</w:t>
       </w:r>
@@ -40408,7 +40483,7 @@
         <w:keepNext/>
         <w:spacing w:after="140"/>
       </w:pPr>
-      <w:bookmarkStart w:id="167" w:name="_Toc244142616"/>
+      <w:bookmarkStart w:id="167" w:name="_Toc244160608"/>
       <w:r>
         <w:t>Leggere grafico tabella e limite a infinito</w:t>
       </w:r>
@@ -40544,7 +40619,7 @@
         <w:keepNext/>
         <w:spacing w:after="140"/>
       </w:pPr>
-      <w:bookmarkStart w:id="168" w:name="_Toc244142617"/>
+      <w:bookmarkStart w:id="168" w:name="_Toc244160609"/>
       <w:r>
         <w:t>Usare il risultato nel progetto</w:t>
       </w:r>
@@ -40625,7 +40700,7 @@
         <w:keepNext/>
         <w:spacing w:after="140"/>
       </w:pPr>
-      <w:bookmarkStart w:id="169" w:name="_Toc244142618"/>
+      <w:bookmarkStart w:id="169" w:name="_Toc244160610"/>
       <w:r>
         <w:t>Esaminare le sezioni del modello</w:t>
       </w:r>
@@ -40677,7 +40752,7 @@
         </w:rPr>
         <w:lastRenderedPageBreak/>
         <w:drawing>
-          <wp:inline distT="0" distB="0" distL="0" distR="0" wp14:anchorId="63154A22" wp14:editId="42C9F7DB">
+          <wp:inline distT="0" distB="0" distL="0" distR="0" wp14:anchorId="64E84D9D" wp14:editId="3EF66B55">
             <wp:extent cx="6120000" cy="4267204"/>
             <wp:effectExtent l="0" t="0" r="0" b="0"/>
             <wp:docPr id="12" name="Picture 12" descr="Finestra di dettaglio con una sezione composta di esempio"/>
@@ -40727,7 +40802,7 @@
         <w:keepNext/>
         <w:spacing w:after="140"/>
       </w:pPr>
-      <w:bookmarkStart w:id="170" w:name="_Toc244142619"/>
+      <w:bookmarkStart w:id="170" w:name="_Toc244160611"/>
       <w:r>
         <w:t>Leggere geometria proprietà e attributi</w:t>
       </w:r>
@@ -40841,7 +40916,7 @@
         <w:keepNext/>
         <w:spacing w:after="140"/>
       </w:pPr>
-      <w:bookmarkStart w:id="171" w:name="_Toc244142620"/>
+      <w:bookmarkStart w:id="171" w:name="_Toc244160612"/>
       <w:r>
         <w:lastRenderedPageBreak/>
         <w:t>Individuare gli elementi e leggere i volumi</w:t>
@@ -40928,7 +41003,7 @@
         <w:keepNext/>
         <w:spacing w:after="140"/>
       </w:pPr>
-      <w:bookmarkStart w:id="172" w:name="_Toc244142621"/>
+      <w:bookmarkStart w:id="172" w:name="_Toc244160613"/>
       <w:r>
         <w:t>Paratie e sostegni flessibili</w:t>
       </w:r>
@@ -40948,7 +41023,7 @@
         <w:keepNext/>
         <w:spacing w:after="140"/>
       </w:pPr>
-      <w:bookmarkStart w:id="173" w:name="_Toc244142622"/>
+      <w:bookmarkStart w:id="173" w:name="_Toc244160614"/>
       <w:r>
         <w:t>Navigare nell’albero di lavoro</w:t>
       </w:r>
@@ -41059,7 +41134,7 @@
         <w:keepNext/>
         <w:spacing w:after="140"/>
       </w:pPr>
-      <w:bookmarkStart w:id="174" w:name="_Toc244142623"/>
+      <w:bookmarkStart w:id="174" w:name="_Toc244160615"/>
       <w:r>
         <w:t>Definire il modello e le unità</w:t>
       </w:r>
@@ -41226,7 +41301,7 @@
         </w:rPr>
         <w:lastRenderedPageBreak/>
         <w:drawing>
-          <wp:inline distT="0" distB="0" distL="0" distR="0" wp14:anchorId="59366FEA" wp14:editId="1870384E">
+          <wp:inline distT="0" distB="0" distL="0" distR="0" wp14:anchorId="0E8079EB" wp14:editId="71D1DE45">
             <wp:extent cx="6120000" cy="3990564"/>
             <wp:effectExtent l="0" t="0" r="0" b="0"/>
             <wp:docPr id="13" name="Picture 13" descr="Modifica delle fasi con sezione grafica sempre visibile"/>
@@ -41383,7 +41458,7 @@
         <w:keepNext/>
         <w:spacing w:after="140"/>
       </w:pPr>
-      <w:bookmarkStart w:id="175" w:name="_Toc244142624"/>
+      <w:bookmarkStart w:id="175" w:name="_Toc244160616"/>
       <w:r>
         <w:t>Riutilizzare la stratigrafia</w:t>
       </w:r>
@@ -41447,7 +41522,7 @@
         <w:keepNext/>
         <w:spacing w:after="140"/>
       </w:pPr>
-      <w:bookmarkStart w:id="176" w:name="_Toc244142625"/>
+      <w:bookmarkStart w:id="176" w:name="_Toc244160617"/>
       <w:r>
         <w:t>Costruire la storia delle fasi</w:t>
       </w:r>
@@ -41546,7 +41621,7 @@
         <w:keepNext/>
         <w:spacing w:after="140"/>
       </w:pPr>
-      <w:bookmarkStart w:id="177" w:name="_Toc244142626"/>
+      <w:bookmarkStart w:id="177" w:name="_Toc244160618"/>
       <w:r>
         <w:t>Impostare falda e filtrazione</w:t>
       </w:r>
@@ -41575,7 +41650,46 @@
         <w:t>FEM 2D</w:t>
       </w:r>
       <w:r>
-        <w:t>, completare le estensioni laterali, la quota del fondo impermeabile, lo spessore della parete e il passo della mesh. Il dominio deve estendersi sotto il piede; la posizione dei bordi va verificata mediante sensibilità.</w:t>
+        <w:t xml:space="preserve">, completare le estensioni laterali, la quota del fondo impermeabile, lo spessore della parete e il passo della mesh. Per ciascun bordo laterale, in </w:t>
+      </w:r>
+      <w:r>
+        <w:rPr>
+          <w:b/>
+        </w:rPr>
+        <w:t>Bordo sinistro del dominio</w:t>
+      </w:r>
+      <w:r>
+        <w:t xml:space="preserve"> e </w:t>
+      </w:r>
+      <w:r>
+        <w:rPr>
+          <w:b/>
+        </w:rPr>
+        <w:t>Bordo destro del dominio</w:t>
+      </w:r>
+      <w:r>
+        <w:t xml:space="preserve">, scegliere </w:t>
+      </w:r>
+      <w:r>
+        <w:rPr>
+          <w:b/>
+        </w:rPr>
+        <w:t>Carico imposto</w:t>
+      </w:r>
+      <w:r>
+        <w:t xml:space="preserve">, la scelta predefinita anche per i file precedenti, o </w:t>
+      </w:r>
+      <w:r>
+        <w:rPr>
+          <w:b/>
+        </w:rPr>
+        <w:t>Flusso nullo</w:t>
+      </w:r>
+      <w:r>
+        <w:t>. Con il carico imposto il bordo verticale ha il carico idraulico della fase di quel lato; con il flusso nullo il bordo è impermeabile. Per uno scavo simmetrico largo 2B si modella metà sezione: dal lato dello scavo l'estensione vale B e il bordo è a flusso nullo, perché rappresenta l'asse di simmetria. Con il carico imposto l'asse farebbe da dreno e il gradiente lungo la parete risulterebbe sottostimato. Il carico idraulico della fase va assegnato anche sul lato a flusso nullo: decide se il terreno di quel</w:t>
+      </w:r>
+      <w:r>
+        <w:t xml:space="preserve"> lato è sommerso o è una superficie di efflusso. Il dominio deve estendersi sotto il piede; la posizione dei bordi va verificata mediante sensibilità.</w:t>
       </w:r>
     </w:p>
     <w:p>
@@ -41627,7 +41741,7 @@
         <w:keepNext/>
         <w:spacing w:after="140"/>
       </w:pPr>
-      <w:bookmarkStart w:id="178" w:name="_Toc244142627"/>
+      <w:bookmarkStart w:id="178" w:name="_Toc244160619"/>
       <w:r>
         <w:t>Richiedere le verifiche</w:t>
       </w:r>
@@ -41656,49 +41770,6 @@
       </w:r>
       <w:r>
         <w:t>: definire corpi, azioni caratteristiche o punti e colonne di controllo. Distinguere sollevamento idraulico e sifonamento. Applicabilità del flusso verticale, frontiera e saturazione devono essere motivate. Queste verifiche non coprono l'instabilità geotecnica del fondo scavo.</w:t>
-      </w:r>
-    </w:p>
-    <w:p>
-      <w:pPr>
-        <w:spacing w:after="140"/>
-      </w:pPr>
-      <w:r>
-        <w:t xml:space="preserve">- </w:t>
-      </w:r>
-      <w:r>
-        <w:rPr>
-          <w:b/>
-        </w:rPr>
-        <w:t>Stabilità globale</w:t>
-      </w:r>
-      <w:r>
-        <w:t xml:space="preserve">: assegnare parete continua, estensioni, dominio di ricerca e classificazione delle azioni caratteristiche. L'adattatore corrente esclude sostegni esterni e superfici che attraversano la parete. Per ogni carico variabile sulla struttura usare l'identificativo </w:t>
-      </w:r>
-      <w:r>
-        <w:rPr>
-          <w:rFonts w:ascii="Consolas" w:hAnsi="Consolas"/>
-        </w:rPr>
-        <w:t>StructureInterval-&lt;Id&gt;</w:t>
-      </w:r>
-      <w:r>
-        <w:t xml:space="preserve"> nella tabella delle combinazioni globali. Il risultato espone cerchio, conci, coefficienti e limiti della ricerca.</w:t>
-      </w:r>
-    </w:p>
-    <w:p>
-      <w:pPr>
-        <w:spacing w:after="140"/>
-      </w:pPr>
-      <w:r>
-        <w:t xml:space="preserve">- </w:t>
-      </w:r>
-      <w:r>
-        <w:rPr>
-          <w:b/>
-        </w:rPr>
-        <w:t>Acciaio sostegni</w:t>
-      </w:r>
-      <w:r>
-        <w:t>: completare materiale, sezione piena o CHS, area netta e lunghezze libere d'inflessione quando pertinenti. Il percorso corrente verifica aste assiali statiche; un parametro mancante resta Non valutato anche con forza nulla.</w:t>
       </w:r>
     </w:p>
     <w:p>
@@ -41713,6 +41784,49 @@
         <w:rPr>
           <w:b/>
         </w:rPr>
+        <w:t>Stabilità globale</w:t>
+      </w:r>
+      <w:r>
+        <w:t xml:space="preserve">: assegnare parete continua, estensioni, dominio di ricerca e classificazione delle azioni caratteristiche. L'adattatore corrente esclude sostegni esterni e superfici che attraversano la parete. Per ogni carico variabile sulla struttura usare l'identificativo </w:t>
+      </w:r>
+      <w:r>
+        <w:rPr>
+          <w:rFonts w:ascii="Consolas" w:hAnsi="Consolas"/>
+        </w:rPr>
+        <w:t>StructureInterval-&lt;Id&gt;</w:t>
+      </w:r>
+      <w:r>
+        <w:t xml:space="preserve"> nella tabella delle combinazioni globali. Il risultato espone cerchio, conci, coefficienti e limiti della ricerca.</w:t>
+      </w:r>
+    </w:p>
+    <w:p>
+      <w:pPr>
+        <w:spacing w:after="140"/>
+      </w:pPr>
+      <w:r>
+        <w:t xml:space="preserve">- </w:t>
+      </w:r>
+      <w:r>
+        <w:rPr>
+          <w:b/>
+        </w:rPr>
+        <w:t>Acciaio sostegni</w:t>
+      </w:r>
+      <w:r>
+        <w:t>: completare materiale, sezione piena o CHS, area netta e lunghezze libere d'inflessione quando pertinenti. Il percorso corrente verifica aste assiali statiche; un parametro mancante resta Non valutato anche con forza nulla.</w:t>
+      </w:r>
+    </w:p>
+    <w:p>
+      <w:pPr>
+        <w:spacing w:after="140"/>
+      </w:pPr>
+      <w:r>
+        <w:t xml:space="preserve">- </w:t>
+      </w:r>
+      <w:r>
+        <w:rPr>
+          <w:b/>
+        </w:rPr>
         <w:t>Sfilamento tiranti</w:t>
       </w:r>
       <w:r>
@@ -41759,7 +41873,7 @@
         <w:keepNext/>
         <w:spacing w:after="140"/>
       </w:pPr>
-      <w:bookmarkStart w:id="179" w:name="_Toc244142628"/>
+      <w:bookmarkStart w:id="179" w:name="_Toc244160620"/>
       <w:r>
         <w:t>Calcolare e leggere gli esiti</w:t>
       </w:r>
@@ -41828,7 +41942,7 @@
         </w:rPr>
         <w:lastRenderedPageBreak/>
         <w:drawing>
-          <wp:inline distT="0" distB="0" distL="0" distR="0" wp14:anchorId="242CC913" wp14:editId="652AB557">
+          <wp:inline distT="0" distB="0" distL="0" distR="0" wp14:anchorId="1B48FC39" wp14:editId="5A00D39F">
             <wp:extent cx="6120000" cy="3990564"/>
             <wp:effectExtent l="0" t="0" r="0" b="0"/>
             <wp:docPr id="14" name="Picture 14" descr="Diagramma del carico trapezoidale e risultati della mensola di prova"/>
@@ -41886,7 +42000,7 @@
         <w:keepNext/>
         <w:spacing w:after="140"/>
       </w:pPr>
-      <w:bookmarkStart w:id="180" w:name="_Toc244142629"/>
+      <w:bookmarkStart w:id="180" w:name="_Toc244160621"/>
       <w:r>
         <w:t>Esempio riproducibile del carico trapezoidale</w:t>
       </w:r>
@@ -41914,7 +42028,7 @@
         <w:keepNext/>
         <w:spacing w:after="140"/>
       </w:pPr>
-      <w:bookmarkStart w:id="181" w:name="_Toc244142630"/>
+      <w:bookmarkStart w:id="181" w:name="_Toc244160622"/>
       <w:r>
         <w:t>Ricercare l'infissione sulla griglia assegnata</w:t>
       </w:r>
@@ -42046,7 +42160,7 @@
         </w:rPr>
         <w:lastRenderedPageBreak/>
         <w:drawing>
-          <wp:inline distT="0" distB="0" distL="0" distR="0" wp14:anchorId="327BC9D6" wp14:editId="51FADA8D">
+          <wp:inline distT="0" distB="0" distL="0" distR="0" wp14:anchorId="6CC36E73" wp14:editId="20711D01">
             <wp:extent cx="6120000" cy="3990564"/>
             <wp:effectExtent l="0" t="0" r="0" b="0"/>
             <wp:docPr id="15" name="Picture 15" descr="Ricerca dell'infissione e criterio governante nel benchmark elastico"/>
@@ -42096,7 +42210,7 @@
         <w:keepNext/>
         <w:spacing w:after="140"/>
       </w:pPr>
-      <w:bookmarkStart w:id="182" w:name="_Toc244142631"/>
+      <w:bookmarkStart w:id="182" w:name="_Toc244160623"/>
       <w:r>
         <w:t>Leggere gli inviluppi delle fasi</w:t>
       </w:r>
@@ -42213,7 +42327,7 @@
           <w:noProof/>
         </w:rPr>
         <w:drawing>
-          <wp:inline distT="0" distB="0" distL="0" distR="0" wp14:anchorId="1F9F3BD3" wp14:editId="3AC6D702">
+          <wp:inline distT="0" distB="0" distL="0" distR="0" wp14:anchorId="2E726025" wp14:editId="74DF286E">
             <wp:extent cx="6120000" cy="3990564"/>
             <wp:effectExtent l="0" t="0" r="0" b="0"/>
             <wp:docPr id="16" name="Picture 16" descr="Inviluppi di momento delle fasi nel benchmark su fondazione elastica"/>
@@ -42263,7 +42377,7 @@
         <w:keepNext/>
         <w:spacing w:after="140"/>
       </w:pPr>
-      <w:bookmarkStart w:id="183" w:name="_Toc244142632"/>
+      <w:bookmarkStart w:id="183" w:name="_Toc244160624"/>
       <w:r>
         <w:t>Gestire casi e combinazioni assegnate</w:t>
       </w:r>
@@ -42370,7 +42484,7 @@
         <w:keepNext/>
         <w:spacing w:after="140"/>
       </w:pPr>
-      <w:bookmarkStart w:id="184" w:name="_Toc244142633"/>
+      <w:bookmarkStart w:id="184" w:name="_Toc244160625"/>
       <w:r>
         <w:t>Funzioni ancora da completare</w:t>
       </w:r>
@@ -42702,7 +42816,7 @@
         <w:noProof/>
         <w:sz w:val="20"/>
       </w:rPr>
-      <w:t>104</w:t>
+      <w:t>105</w:t>
     </w:r>
     <w:r>
       <w:rPr>
